--- a/Downloads/ProjektIO/Projekt IO.docx
+++ b/Downloads/ProjektIO/Projekt IO.docx
@@ -1,169 +1,137 @@
 
 <file path=word/document.xml><?xml version="1.0" encoding="utf-8"?>
-<w:document xmlns:mc="http://schemas.openxmlformats.org/markup-compatibility/2006" xmlns:o="urn:schemas-microsoft-com:office:office" xmlns:r="http://schemas.openxmlformats.org/officeDocument/2006/relationships" xmlns:m="http://schemas.openxmlformats.org/officeDocument/2006/math" xmlns:v="urn:schemas-microsoft-com:vml" xmlns:wp="http://schemas.openxmlformats.org/drawingml/2006/wordprocessingDrawing" xmlns:w10="urn:schemas-microsoft-com:office:word" xmlns:w="http://schemas.openxmlformats.org/wordprocessingml/2006/main" xmlns:wne="http://schemas.microsoft.com/office/word/2006/wordml" xmlns:sl="http://schemas.openxmlformats.org/schemaLibrary/2006/main" xmlns:a="http://schemas.openxmlformats.org/drawingml/2006/main" xmlns:pic="http://schemas.openxmlformats.org/drawingml/2006/picture" xmlns:c="http://schemas.openxmlformats.org/drawingml/2006/chart" xmlns:lc="http://schemas.openxmlformats.org/drawingml/2006/lockedCanvas" xmlns:dgm="http://schemas.openxmlformats.org/drawingml/2006/diagram" xmlns:wps="http://schemas.microsoft.com/office/word/2010/wordprocessingShape" xmlns:wpg="http://schemas.microsoft.com/office/word/2010/wordprocessingGroup" xmlns:w14="http://schemas.microsoft.com/office/word/2010/wordml" xmlns:w15="http://schemas.microsoft.com/office/word/2012/wordml" xmlns:w16="http://schemas.microsoft.com/office/word/2018/wordml" xmlns:w16cex="http://schemas.microsoft.com/office/word/2018/wordml/cex" xmlns:w16cid="http://schemas.microsoft.com/office/word/2016/wordml/cid" xmlns="http://schemas.microsoft.com/office/tasks/2019/documenttasks" xmlns:cr="http://schemas.microsoft.com/office/comments/2020/reactions">
+<w:document xmlns:wpc="http://schemas.microsoft.com/office/word/2010/wordprocessingCanvas" xmlns:cx="http://schemas.microsoft.com/office/drawing/2014/chartex" xmlns:cx1="http://schemas.microsoft.com/office/drawing/2015/9/8/chartex" xmlns:cx2="http://schemas.microsoft.com/office/drawing/2015/10/21/chartex" xmlns:cx3="http://schemas.microsoft.com/office/drawing/2016/5/9/chartex" xmlns:cx4="http://schemas.microsoft.com/office/drawing/2016/5/10/chartex" xmlns:cx5="http://schemas.microsoft.com/office/drawing/2016/5/11/chartex" xmlns:cx6="http://schemas.microsoft.com/office/drawing/2016/5/12/chartex" xmlns:cx7="http://schemas.microsoft.com/office/drawing/2016/5/13/chartex" xmlns:cx8="http://schemas.microsoft.com/office/drawing/2016/5/14/chartex" xmlns:mc="http://schemas.openxmlformats.org/markup-compatibility/2006" xmlns:aink="http://schemas.microsoft.com/office/drawing/2016/ink" xmlns:am3d="http://schemas.microsoft.com/office/drawing/2017/model3d" xmlns:o="urn:schemas-microsoft-com:office:office" xmlns:oel="http://schemas.microsoft.com/office/2019/extlst" xmlns:r="http://schemas.openxmlformats.org/officeDocument/2006/relationships" xmlns:m="http://schemas.openxmlformats.org/officeDocument/2006/math" xmlns:v="urn:schemas-microsoft-com:vml" xmlns:wp14="http://schemas.microsoft.com/office/word/2010/wordprocessingDrawing" xmlns:wp="http://schemas.openxmlformats.org/drawingml/2006/wordprocessingDrawing" xmlns:w10="urn:schemas-microsoft-com:office:word" xmlns:w="http://schemas.openxmlformats.org/wordprocessingml/2006/main" xmlns:w14="http://schemas.microsoft.com/office/word/2010/wordml" xmlns:w15="http://schemas.microsoft.com/office/word/2012/wordml" xmlns:w16cex="http://schemas.microsoft.com/office/word/2018/wordml/cex" xmlns:w16cid="http://schemas.microsoft.com/office/word/2016/wordml/cid" xmlns:w16="http://schemas.microsoft.com/office/word/2018/wordml" xmlns:w16du="http://schemas.microsoft.com/office/word/2023/wordml/word16du" xmlns:w16sdtdh="http://schemas.microsoft.com/office/word/2020/wordml/sdtdatahash" xmlns:w16sdtfl="http://schemas.microsoft.com/office/word/2024/wordml/sdtformatlock" xmlns:w16se="http://schemas.microsoft.com/office/word/2015/wordml/symex" xmlns:wpg="http://schemas.microsoft.com/office/word/2010/wordprocessingGroup" xmlns:wpi="http://schemas.microsoft.com/office/word/2010/wordprocessingInk" xmlns:wne="http://schemas.microsoft.com/office/word/2006/wordml" xmlns:wps="http://schemas.microsoft.com/office/word/2010/wordprocessingShape" mc:Ignorable="w14 w15 w16se w16cid w16 w16cex w16sdtdh w16sdtfl w16du wp14">
   <w:body>
     <w:p>
       <w:pPr>
         <w:jc w:val="center"/>
-        <w:rPr/>
-      </w:pPr>
-      <w:r>
-        <w:rPr>
-          <w:rtl w:val="0"/>
-        </w:rPr>
-        <w:t xml:space="preserve">Projekt IO</w:t>
-      </w:r>
-    </w:p>
-    <w:p>
-      <w:pPr>
-        <w:pStyle w:val="Heading2"/>
+      </w:pPr>
+      <w:r>
+        <w:t>Projekt IO</w:t>
+      </w:r>
+    </w:p>
+    <w:p>
+      <w:pPr>
+        <w:pStyle w:val="Nagwek2"/>
         <w:keepNext w:val="0"/>
         <w:keepLines w:val="0"/>
-        <w:spacing w:after="80" w:lineRule="auto"/>
-        <w:rPr>
-          <w:b w:val="1"/>
-          <w:bCs w:val="1"/>
+        <w:spacing w:after="80"/>
+        <w:rPr>
+          <w:b/>
+          <w:bCs/>
           <w:color w:val="000000"/>
           <w:sz w:val="26"/>
           <w:szCs w:val="26"/>
         </w:rPr>
       </w:pPr>
-      <w:bookmarkStart w:colFirst="0" w:colLast="0" w:name="_2qddhcz8vdgh" w:id="0"/>
+      <w:bookmarkStart w:id="0" w:name="_2qddhcz8vdgh" w:colFirst="0" w:colLast="0"/>
       <w:bookmarkEnd w:id="0"/>
       <w:r>
         <w:rPr>
-          <w:b w:val="1"/>
-          <w:bCs w:val="1"/>
+          <w:b/>
+          <w:bCs/>
           <w:sz w:val="34"/>
           <w:szCs w:val="34"/>
-          <w:rtl w:val="0"/>
-        </w:rPr>
-        <w:t xml:space="preserve">1. Cel, zakres i kontekst systemu</w:t>
-      </w:r>
-      <w:r>
-        <w:rPr>
-          <w:rtl w:val="0"/>
-        </w:rPr>
-      </w:r>
-    </w:p>
-    <w:p>
-      <w:pPr>
-        <w:spacing w:after="240" w:before="240" w:lineRule="auto"/>
-        <w:rPr/>
-      </w:pPr>
-      <w:r>
-        <w:rPr>
-          <w:rtl w:val="0"/>
-        </w:rPr>
+        </w:rPr>
+        <w:t>1. Cel, zakres i kontekst systemu</w:t>
+      </w:r>
+    </w:p>
+    <w:p>
+      <w:pPr>
+        <w:spacing w:before="240" w:after="240"/>
+      </w:pPr>
+      <w:r>
         <w:t xml:space="preserve">Głównym celem jest </w:t>
       </w:r>
       <w:r>
         <w:rPr>
-          <w:b w:val="1"/>
-          <w:bCs w:val="1"/>
-          <w:rtl w:val="0"/>
-        </w:rPr>
-        <w:t xml:space="preserve">cyfryzacja i automatyzacja procesów operacyjnych strzelnicy</w:t>
-      </w:r>
-      <w:r>
-        <w:rPr>
-          <w:rtl w:val="0"/>
-        </w:rPr>
-        <w:t xml:space="preserve">, co ma prowadzić do skrócenia czasu obsługi klienta, optymalizacji zarządzania zasobami (broń, amunicja) oraz zwiększenia zaangażowania użytkowników poprzez udostępnienie im ich statystyk treningowych.</w:t>
-      </w:r>
-    </w:p>
-    <w:p>
-      <w:pPr>
-        <w:pStyle w:val="Heading3"/>
+          <w:b/>
+          <w:bCs/>
+        </w:rPr>
+        <w:t>cyfryzacja i automatyzacja procesów operacyjnych strzelnicy</w:t>
+      </w:r>
+      <w:r>
+        <w:t>, co ma prowadzić do skrócenia czasu obsługi klienta, optymalizacji zarządzania zasobami (broń, amunicja) oraz zwiększenia zaangażowania użytkowników poprzez udostępnienie im ich statystyk treningowych.</w:t>
+      </w:r>
+    </w:p>
+    <w:p>
+      <w:pPr>
+        <w:pStyle w:val="Nagwek3"/>
         <w:keepNext w:val="0"/>
         <w:keepLines w:val="0"/>
-        <w:spacing w:before="280" w:lineRule="auto"/>
-        <w:rPr>
-          <w:b w:val="1"/>
-          <w:bCs w:val="1"/>
+        <w:spacing w:before="280"/>
+        <w:rPr>
+          <w:b/>
+          <w:bCs/>
           <w:color w:val="000000"/>
           <w:sz w:val="26"/>
           <w:szCs w:val="26"/>
         </w:rPr>
       </w:pPr>
-      <w:bookmarkStart w:colFirst="0" w:colLast="0" w:name="_pi2c812ikv4c" w:id="1"/>
+      <w:bookmarkStart w:id="1" w:name="_pi2c812ikv4c" w:colFirst="0" w:colLast="0"/>
       <w:bookmarkEnd w:id="1"/>
       <w:r>
         <w:rPr>
-          <w:b w:val="1"/>
-          <w:bCs w:val="1"/>
+          <w:b/>
+          <w:bCs/>
           <w:color w:val="000000"/>
           <w:sz w:val="26"/>
           <w:szCs w:val="26"/>
-          <w:rtl w:val="0"/>
-        </w:rPr>
-        <w:t xml:space="preserve">Cel projektu</w:t>
-      </w:r>
-    </w:p>
-    <w:p>
-      <w:pPr>
-        <w:spacing w:after="240" w:before="240" w:lineRule="auto"/>
-        <w:rPr/>
-      </w:pPr>
-      <w:r>
-        <w:rPr>
-          <w:rtl w:val="0"/>
-        </w:rPr>
+        </w:rPr>
+        <w:t>Cel projektu</w:t>
+      </w:r>
+    </w:p>
+    <w:p>
+      <w:pPr>
+        <w:spacing w:before="240" w:after="240"/>
+      </w:pPr>
+      <w:r>
         <w:t xml:space="preserve">Głównym celem jest </w:t>
       </w:r>
       <w:r>
         <w:rPr>
-          <w:b w:val="1"/>
-          <w:bCs w:val="1"/>
-          <w:rtl w:val="0"/>
-        </w:rPr>
-        <w:t xml:space="preserve">cyfryzacja i automatyzacja procesów operacyjnych strzelnicy</w:t>
-      </w:r>
-      <w:r>
-        <w:rPr>
-          <w:rtl w:val="0"/>
-        </w:rPr>
-        <w:t xml:space="preserve">, co ma prowadzić do skrócenia czasu obsługi klienta, optymalizacji zarządzania zasobami (broń, amunicja) oraz zwiększenia zaangażowania użytkowników poprzez udostępnienie im ich statystyk treningowych.</w:t>
-      </w:r>
-    </w:p>
-    <w:p>
-      <w:pPr>
-        <w:pStyle w:val="Heading3"/>
+          <w:b/>
+          <w:bCs/>
+        </w:rPr>
+        <w:t>cyfryzacja i automatyzacja procesów operacyjnych strzelnicy</w:t>
+      </w:r>
+      <w:r>
+        <w:t>, co ma prowadzić do skrócenia czasu obsługi klienta, optymalizacji zarządzania zasobami (broń, amunicja) oraz zwiększenia zaangażowania użytkowników poprzez udostępnienie im ich statystyk treningowych.</w:t>
+      </w:r>
+    </w:p>
+    <w:p>
+      <w:pPr>
+        <w:pStyle w:val="Nagwek3"/>
         <w:keepNext w:val="0"/>
         <w:keepLines w:val="0"/>
-        <w:spacing w:before="280" w:lineRule="auto"/>
-        <w:rPr>
-          <w:b w:val="1"/>
-          <w:bCs w:val="1"/>
+        <w:spacing w:before="280"/>
+        <w:rPr>
+          <w:b/>
+          <w:bCs/>
           <w:color w:val="000000"/>
           <w:sz w:val="26"/>
           <w:szCs w:val="26"/>
         </w:rPr>
       </w:pPr>
-      <w:bookmarkStart w:colFirst="0" w:colLast="0" w:name="_xn7v3pcdbd1p" w:id="2"/>
+      <w:bookmarkStart w:id="2" w:name="_xn7v3pcdbd1p" w:colFirst="0" w:colLast="0"/>
       <w:bookmarkEnd w:id="2"/>
       <w:r>
         <w:rPr>
-          <w:b w:val="1"/>
-          <w:bCs w:val="1"/>
+          <w:b/>
+          <w:bCs/>
           <w:color w:val="000000"/>
           <w:sz w:val="26"/>
           <w:szCs w:val="26"/>
-          <w:rtl w:val="0"/>
-        </w:rPr>
-        <w:t xml:space="preserve">Zakres systemu</w:t>
-      </w:r>
-    </w:p>
-    <w:p>
-      <w:pPr>
-        <w:spacing w:after="240" w:before="240" w:lineRule="auto"/>
-        <w:rPr/>
-      </w:pPr>
-      <w:r>
-        <w:rPr>
-          <w:rtl w:val="0"/>
-        </w:rPr>
-        <w:t xml:space="preserve">System obejmuje trzy kluczowe obszary:</w:t>
+        </w:rPr>
+        <w:t>Zakres systemu</w:t>
+      </w:r>
+    </w:p>
+    <w:p>
+      <w:pPr>
+        <w:spacing w:before="240" w:after="240"/>
+      </w:pPr>
+      <w:r>
+        <w:t>System obejmuje trzy kluczowe obszary:</w:t>
       </w:r>
     </w:p>
     <w:p>
@@ -172,21 +140,16 @@
           <w:ilvl w:val="0"/>
           <w:numId w:val="2"/>
         </w:numPr>
-        <w:spacing w:after="0" w:afterAutospacing="0" w:before="240" w:lineRule="auto"/>
-        <w:ind w:left="720" w:hanging="360"/>
-      </w:pPr>
-      <w:r>
-        <w:rPr>
-          <w:b w:val="1"/>
-          <w:bCs w:val="1"/>
-          <w:rtl w:val="0"/>
-        </w:rPr>
-        <w:t xml:space="preserve">Zarządzanie zasobami (ERP):</w:t>
-      </w:r>
-      <w:r>
-        <w:rPr>
-          <w:rtl w:val="0"/>
-        </w:rPr>
+        <w:spacing w:before="240"/>
+      </w:pPr>
+      <w:r>
+        <w:rPr>
+          <w:b/>
+          <w:bCs/>
+        </w:rPr>
+        <w:t>Zarządzanie zasobami (ERP):</w:t>
+      </w:r>
+      <w:r>
         <w:t xml:space="preserve"> Ewidencja jednostek broni, monitorowanie stanów amunicji i automatyczne powiadomienia o serwisowaniu.</w:t>
       </w:r>
     </w:p>
@@ -196,21 +159,31 @@
           <w:ilvl w:val="0"/>
           <w:numId w:val="2"/>
         </w:numPr>
-        <w:spacing w:after="0" w:afterAutospacing="0" w:before="0" w:beforeAutospacing="0" w:lineRule="auto"/>
-        <w:ind w:left="720" w:hanging="360"/>
-      </w:pPr>
-      <w:r>
-        <w:rPr>
-          <w:b w:val="1"/>
-          <w:bCs w:val="1"/>
-          <w:rtl w:val="0"/>
-        </w:rPr>
-        <w:t xml:space="preserve">Obsługa klienta (CRM/Booking):</w:t>
-      </w:r>
-      <w:r>
-        <w:rPr>
-          <w:rtl w:val="0"/>
-        </w:rPr>
+      </w:pPr>
+      <w:r>
+        <w:rPr>
+          <w:b/>
+          <w:bCs/>
+        </w:rPr>
+        <w:t>Obsługa klienta (CRM/</w:t>
+      </w:r>
+      <w:proofErr w:type="spellStart"/>
+      <w:r>
+        <w:rPr>
+          <w:b/>
+          <w:bCs/>
+        </w:rPr>
+        <w:t>Booking</w:t>
+      </w:r>
+      <w:proofErr w:type="spellEnd"/>
+      <w:r>
+        <w:rPr>
+          <w:b/>
+          <w:bCs/>
+        </w:rPr>
+        <w:t>):</w:t>
+      </w:r>
+      <w:r>
         <w:t xml:space="preserve"> System rezerwacji online, weryfikacja tożsamości na miejscu oraz panel osobisty strzelca.</w:t>
       </w:r>
     </w:p>
@@ -220,144 +193,124 @@
           <w:ilvl w:val="0"/>
           <w:numId w:val="2"/>
         </w:numPr>
-        <w:spacing w:after="240" w:before="0" w:beforeAutospacing="0" w:lineRule="auto"/>
-        <w:ind w:left="720" w:hanging="360"/>
-      </w:pPr>
-      <w:r>
-        <w:rPr>
-          <w:b w:val="1"/>
-          <w:bCs w:val="1"/>
-          <w:rtl w:val="0"/>
-        </w:rPr>
-        <w:t xml:space="preserve">Analityka i bezpieczeństwo:</w:t>
-      </w:r>
-      <w:r>
-        <w:rPr>
-          <w:rtl w:val="0"/>
-        </w:rPr>
+        <w:spacing w:after="240"/>
+      </w:pPr>
+      <w:r>
+        <w:rPr>
+          <w:b/>
+          <w:bCs/>
+        </w:rPr>
+        <w:t>Analityka i bezpieczeństwo:</w:t>
+      </w:r>
+      <w:r>
         <w:t xml:space="preserve"> Generowanie obowiązkowych rejestrów strzelań oraz zbieranie danych o postępach (celność, historia wizyt).</w:t>
       </w:r>
     </w:p>
     <w:p>
       <w:pPr>
-        <w:pStyle w:val="Heading3"/>
+        <w:pStyle w:val="Nagwek3"/>
         <w:keepNext w:val="0"/>
         <w:keepLines w:val="0"/>
-        <w:spacing w:before="280" w:lineRule="auto"/>
-        <w:rPr>
-          <w:b w:val="1"/>
-          <w:bCs w:val="1"/>
+        <w:spacing w:before="280"/>
+        <w:rPr>
+          <w:b/>
+          <w:bCs/>
           <w:color w:val="000000"/>
           <w:sz w:val="26"/>
           <w:szCs w:val="26"/>
         </w:rPr>
       </w:pPr>
-      <w:bookmarkStart w:colFirst="0" w:colLast="0" w:name="_kw3qfs4blvtt" w:id="3"/>
+      <w:bookmarkStart w:id="3" w:name="_kw3qfs4blvtt" w:colFirst="0" w:colLast="0"/>
       <w:bookmarkEnd w:id="3"/>
       <w:r>
         <w:rPr>
-          <w:b w:val="1"/>
-          <w:bCs w:val="1"/>
+          <w:b/>
+          <w:bCs/>
           <w:color w:val="000000"/>
           <w:sz w:val="26"/>
           <w:szCs w:val="26"/>
-          <w:rtl w:val="0"/>
-        </w:rPr>
-        <w:t xml:space="preserve">Kontekst</w:t>
-      </w:r>
-    </w:p>
-    <w:p>
-      <w:pPr>
-        <w:spacing w:after="240" w:before="240" w:lineRule="auto"/>
-        <w:rPr/>
-      </w:pPr>
-      <w:r>
-        <w:rPr>
-          <w:rtl w:val="0"/>
-        </w:rPr>
+        </w:rPr>
+        <w:t>Kontekst</w:t>
+      </w:r>
+    </w:p>
+    <w:p>
+      <w:pPr>
+        <w:spacing w:before="240" w:after="240"/>
+      </w:pPr>
+      <w:r>
         <w:t xml:space="preserve">System funkcjonuje w środowisku o zaostrzonych rygorach prawnych (wymóg ewidencji osób i zużycia amunicji). (mobile/web), </w:t>
       </w:r>
       <w:r>
         <w:rPr>
-          <w:b w:val="1"/>
-          <w:bCs w:val="1"/>
-          <w:rtl w:val="0"/>
-        </w:rPr>
-        <w:t xml:space="preserve">Instruktora</w:t>
-      </w:r>
-      <w:r>
-        <w:rPr>
-          <w:rtl w:val="0"/>
-        </w:rPr>
+          <w:b/>
+          <w:bCs/>
+        </w:rPr>
+        <w:t>Instruktora</w:t>
+      </w:r>
+      <w:r>
         <w:t xml:space="preserve"> (tablet/terminal na osi) oraz </w:t>
       </w:r>
       <w:r>
         <w:rPr>
-          <w:b w:val="1"/>
-          <w:bCs w:val="1"/>
-          <w:rtl w:val="0"/>
-        </w:rPr>
-        <w:t xml:space="preserve">Właściciela/Admina</w:t>
-      </w:r>
-      <w:r>
-        <w:rPr>
-          <w:rtl w:val="0"/>
-        </w:rPr>
+          <w:b/>
+          <w:bCs/>
+        </w:rPr>
+        <w:t>Właściciela/Admina</w:t>
+      </w:r>
+      <w:r>
         <w:t xml:space="preserve"> (zarządzanie biznesem). </w:t>
       </w:r>
     </w:p>
     <w:p>
       <w:pPr>
-        <w:pStyle w:val="Heading2"/>
+        <w:pStyle w:val="Nagwek2"/>
         <w:keepNext w:val="0"/>
         <w:keepLines w:val="0"/>
-        <w:spacing w:after="80" w:lineRule="auto"/>
-        <w:rPr>
-          <w:b w:val="1"/>
-          <w:bCs w:val="1"/>
+        <w:spacing w:after="80"/>
+        <w:rPr>
+          <w:b/>
+          <w:bCs/>
           <w:sz w:val="34"/>
           <w:szCs w:val="34"/>
         </w:rPr>
       </w:pPr>
-      <w:bookmarkStart w:colFirst="0" w:colLast="0" w:name="_fanm5vcgg4zd" w:id="4"/>
+      <w:bookmarkStart w:id="4" w:name="_fanm5vcgg4zd" w:colFirst="0" w:colLast="0"/>
       <w:bookmarkEnd w:id="4"/>
       <w:r>
         <w:rPr>
-          <w:b w:val="1"/>
-          <w:bCs w:val="1"/>
+          <w:b/>
+          <w:bCs/>
           <w:sz w:val="34"/>
           <w:szCs w:val="34"/>
-          <w:rtl w:val="0"/>
-        </w:rPr>
-        <w:t xml:space="preserve">2. Przewidywane korzyści z wdrożenia</w:t>
-      </w:r>
-    </w:p>
-    <w:p>
-      <w:pPr>
-        <w:pStyle w:val="Heading3"/>
+        </w:rPr>
+        <w:t>2. Przewidywane korzyści z wdrożenia</w:t>
+      </w:r>
+    </w:p>
+    <w:p>
+      <w:pPr>
+        <w:pStyle w:val="Nagwek3"/>
         <w:keepNext w:val="0"/>
         <w:keepLines w:val="0"/>
-        <w:spacing w:before="280" w:lineRule="auto"/>
-        <w:rPr>
-          <w:b w:val="1"/>
-          <w:bCs w:val="1"/>
+        <w:spacing w:before="280"/>
+        <w:rPr>
+          <w:b/>
+          <w:bCs/>
           <w:color w:val="000000"/>
           <w:sz w:val="26"/>
           <w:szCs w:val="26"/>
         </w:rPr>
       </w:pPr>
-      <w:bookmarkStart w:colFirst="0" w:colLast="0" w:name="_25uwo9o5o2fq" w:id="5"/>
+      <w:bookmarkStart w:id="5" w:name="_25uwo9o5o2fq" w:colFirst="0" w:colLast="0"/>
       <w:bookmarkEnd w:id="5"/>
       <w:r>
         <w:rPr>
-          <w:b w:val="1"/>
-          <w:bCs w:val="1"/>
+          <w:b/>
+          <w:bCs/>
           <w:color w:val="000000"/>
           <w:sz w:val="26"/>
           <w:szCs w:val="26"/>
-          <w:rtl w:val="0"/>
-        </w:rPr>
-        <w:t xml:space="preserve">Mierzalne (Ilościowe)</w:t>
+        </w:rPr>
+        <w:t>Mierzalne (Ilościowe)</w:t>
       </w:r>
     </w:p>
     <w:p>
@@ -366,22 +319,25 @@
           <w:ilvl w:val="0"/>
           <w:numId w:val="3"/>
         </w:numPr>
-        <w:spacing w:after="0" w:afterAutospacing="0" w:before="240" w:lineRule="auto"/>
-        <w:ind w:left="720" w:hanging="360"/>
-      </w:pPr>
-      <w:r>
-        <w:rPr>
-          <w:b w:val="1"/>
-          <w:bCs w:val="1"/>
-          <w:rtl w:val="0"/>
-        </w:rPr>
-        <w:t xml:space="preserve">Zwiększenie przepustowości:</w:t>
-      </w:r>
-      <w:r>
-        <w:rPr>
-          <w:rtl w:val="0"/>
-        </w:rPr>
-        <w:t xml:space="preserve"> Skrócenie czasu odprawy klienta (check-in) o np. 40% dzięki wcześniejszej rezerwacji danych w systemie.</w:t>
+        <w:spacing w:before="240"/>
+      </w:pPr>
+      <w:r>
+        <w:rPr>
+          <w:b/>
+          <w:bCs/>
+        </w:rPr>
+        <w:t>Zwiększenie przepustowości:</w:t>
+      </w:r>
+      <w:r>
+        <w:t xml:space="preserve"> Skrócenie czasu odprawy klienta (</w:t>
+      </w:r>
+      <w:proofErr w:type="spellStart"/>
+      <w:r>
+        <w:t>check</w:t>
+      </w:r>
+      <w:proofErr w:type="spellEnd"/>
+      <w:r>
+        <w:t>-in) o np. 40% dzięki wcześniejszej rezerwacji danych w systemie.</w:t>
       </w:r>
     </w:p>
     <w:p>
@@ -390,21 +346,15 @@
           <w:ilvl w:val="0"/>
           <w:numId w:val="3"/>
         </w:numPr>
-        <w:spacing w:after="0" w:afterAutospacing="0" w:before="0" w:beforeAutospacing="0" w:lineRule="auto"/>
-        <w:ind w:left="720" w:hanging="360"/>
-      </w:pPr>
-      <w:r>
-        <w:rPr>
-          <w:b w:val="1"/>
-          <w:bCs w:val="1"/>
-          <w:rtl w:val="0"/>
-        </w:rPr>
-        <w:t xml:space="preserve">Optymalizacja kosztów serwisu:</w:t>
-      </w:r>
-      <w:r>
-        <w:rPr>
-          <w:rtl w:val="0"/>
-        </w:rPr>
+      </w:pPr>
+      <w:r>
+        <w:rPr>
+          <w:b/>
+          <w:bCs/>
+        </w:rPr>
+        <w:t>Optymalizacja kosztów serwisu:</w:t>
+      </w:r>
+      <w:r>
         <w:t xml:space="preserve"> Wydłużenie żywotności broni dzięki regularnej konserwacji opartej na rzeczywistym przebiegu (liczba wystrzelonych naboi), a nie na "wyczuciu".</w:t>
       </w:r>
     </w:p>
@@ -414,50 +364,44 @@
           <w:ilvl w:val="0"/>
           <w:numId w:val="3"/>
         </w:numPr>
-        <w:spacing w:after="240" w:before="0" w:beforeAutospacing="0" w:lineRule="auto"/>
-        <w:ind w:left="720" w:hanging="360"/>
-      </w:pPr>
-      <w:r>
-        <w:rPr>
-          <w:b w:val="1"/>
-          <w:bCs w:val="1"/>
-          <w:rtl w:val="0"/>
-        </w:rPr>
-        <w:t xml:space="preserve">Precyzyjna kontrola stanów:</w:t>
-      </w:r>
-      <w:r>
-        <w:rPr>
-          <w:rtl w:val="0"/>
-        </w:rPr>
+        <w:spacing w:after="240"/>
+      </w:pPr>
+      <w:r>
+        <w:rPr>
+          <w:b/>
+          <w:bCs/>
+        </w:rPr>
+        <w:t>Precyzyjna kontrola stanów:</w:t>
+      </w:r>
+      <w:r>
         <w:t xml:space="preserve"> Redukcja różnic inwentaryzacyjnych amunicji do 0% dzięki ścisłemu powiązaniu wydania magazynowego z logiem wizyty.</w:t>
       </w:r>
     </w:p>
     <w:p>
       <w:pPr>
-        <w:pStyle w:val="Heading3"/>
+        <w:pStyle w:val="Nagwek3"/>
         <w:keepNext w:val="0"/>
         <w:keepLines w:val="0"/>
-        <w:spacing w:before="280" w:lineRule="auto"/>
-        <w:rPr>
-          <w:b w:val="1"/>
-          <w:bCs w:val="1"/>
+        <w:spacing w:before="280"/>
+        <w:rPr>
+          <w:b/>
+          <w:bCs/>
           <w:color w:val="000000"/>
           <w:sz w:val="26"/>
           <w:szCs w:val="26"/>
         </w:rPr>
       </w:pPr>
-      <w:bookmarkStart w:colFirst="0" w:colLast="0" w:name="_chphprtmquhu" w:id="6"/>
+      <w:bookmarkStart w:id="6" w:name="_chphprtmquhu" w:colFirst="0" w:colLast="0"/>
       <w:bookmarkEnd w:id="6"/>
       <w:r>
         <w:rPr>
-          <w:b w:val="1"/>
-          <w:bCs w:val="1"/>
+          <w:b/>
+          <w:bCs/>
           <w:color w:val="000000"/>
           <w:sz w:val="26"/>
           <w:szCs w:val="26"/>
-          <w:rtl w:val="0"/>
-        </w:rPr>
-        <w:t xml:space="preserve">Niemierzalne (Jakościowe)</w:t>
+        </w:rPr>
+        <w:t>Niemierzalne (Jakościowe)</w:t>
       </w:r>
     </w:p>
     <w:p>
@@ -466,21 +410,17 @@
           <w:ilvl w:val="0"/>
           <w:numId w:val="1"/>
         </w:numPr>
-        <w:spacing w:after="0" w:afterAutospacing="0" w:before="240" w:lineRule="auto"/>
-        <w:ind w:left="720" w:hanging="360"/>
-      </w:pPr>
-      <w:r>
-        <w:rPr>
-          <w:b w:val="1"/>
-          <w:bCs w:val="1"/>
-          <w:rtl w:val="0"/>
-        </w:rPr>
-        <w:t xml:space="preserve">Poprawa bezpieczeństwa:</w:t>
-      </w:r>
-      <w:r>
-        <w:rPr>
-          <w:rtl w:val="0"/>
-        </w:rPr>
+        <w:spacing w:before="240"/>
+      </w:pPr>
+      <w:r>
+        <w:rPr>
+          <w:b/>
+          <w:bCs/>
+        </w:rPr>
+        <w:lastRenderedPageBreak/>
+        <w:t>Poprawa bezpieczeństwa:</w:t>
+      </w:r>
+      <w:r>
         <w:t xml:space="preserve"> Pewność, że każda broń w rękach klienta jest sprawna i po przeglądzie.</w:t>
       </w:r>
     </w:p>
@@ -490,21 +430,15 @@
           <w:ilvl w:val="0"/>
           <w:numId w:val="1"/>
         </w:numPr>
-        <w:spacing w:after="0" w:afterAutospacing="0" w:before="0" w:beforeAutospacing="0" w:lineRule="auto"/>
-        <w:ind w:left="720" w:hanging="360"/>
-      </w:pPr>
-      <w:r>
-        <w:rPr>
-          <w:b w:val="1"/>
-          <w:bCs w:val="1"/>
-          <w:rtl w:val="0"/>
-        </w:rPr>
-        <w:t xml:space="preserve">Lojalność klienta:</w:t>
-      </w:r>
-      <w:r>
-        <w:rPr>
-          <w:rtl w:val="0"/>
-        </w:rPr>
+      </w:pPr>
+      <w:r>
+        <w:rPr>
+          <w:b/>
+          <w:bCs/>
+        </w:rPr>
+        <w:t>Lojalność klienta:</w:t>
+      </w:r>
+      <w:r>
         <w:t xml:space="preserve"> System statystyk (grywalizacja) motywuje strzelców do częstszych wizyt, aby poprawiać swoje "procenty" trafień.</w:t>
       </w:r>
     </w:p>
@@ -514,694 +448,639 @@
           <w:ilvl w:val="0"/>
           <w:numId w:val="1"/>
         </w:numPr>
-        <w:spacing w:after="240" w:before="0" w:beforeAutospacing="0" w:lineRule="auto"/>
-        <w:ind w:left="720" w:hanging="360"/>
-      </w:pPr>
-      <w:r>
-        <w:rPr>
-          <w:b w:val="1"/>
-          <w:bCs w:val="1"/>
-          <w:rtl w:val="0"/>
-        </w:rPr>
-        <w:t xml:space="preserve">Wygoda pracy:</w:t>
-      </w:r>
-      <w:r>
-        <w:rPr>
-          <w:rtl w:val="0"/>
-        </w:rPr>
+        <w:spacing w:after="240"/>
+      </w:pPr>
+      <w:r>
+        <w:rPr>
+          <w:b/>
+          <w:bCs/>
+        </w:rPr>
+        <w:t>Wygoda pracy:</w:t>
+      </w:r>
+      <w:r>
         <w:t xml:space="preserve"> Instruktorzy mogą skupić się na szkoleniu, zamiast na ręcznym wypełnianiu papierowych książek rejestrowych.</w:t>
       </w:r>
     </w:p>
     <w:p>
       <w:pPr>
-        <w:pStyle w:val="Heading2"/>
-        <w:spacing w:after="240" w:before="240" w:lineRule="auto"/>
-        <w:rPr/>
-      </w:pPr>
-      <w:bookmarkStart w:colFirst="0" w:colLast="0" w:name="_hev6j5i0hsa8" w:id="7"/>
+        <w:pStyle w:val="Nagwek2"/>
+        <w:spacing w:before="240" w:after="240"/>
+      </w:pPr>
+      <w:bookmarkStart w:id="7" w:name="_hev6j5i0hsa8" w:colFirst="0" w:colLast="0"/>
       <w:bookmarkEnd w:id="7"/>
       <w:r>
-        <w:rPr>
-          <w:rtl w:val="0"/>
-        </w:rPr>
-        <w:t xml:space="preserve">3. Słownik terminów (Business Glossary) </w:t>
+        <w:t xml:space="preserve">3. Słownik terminów (Business </w:t>
+      </w:r>
+      <w:proofErr w:type="spellStart"/>
+      <w:r>
+        <w:t>Glossary</w:t>
+      </w:r>
+      <w:proofErr w:type="spellEnd"/>
+      <w:r>
+        <w:t xml:space="preserve">) </w:t>
       </w:r>
     </w:p>
     <w:tbl>
       <w:tblPr>
-        <w:tblStyle w:val="Table1"/>
-        <w:tblW w:w="8820.0" w:type="dxa"/>
-        <w:jc w:val="left"/>
+        <w:tblStyle w:val="a"/>
+        <w:tblW w:w="8820" w:type="dxa"/>
+        <w:tblInd w:w="0" w:type="dxa"/>
         <w:tblBorders>
-          <w:top w:color="000000" w:space="0" w:sz="0" w:val="nil"/>
-          <w:left w:color="000000" w:space="0" w:sz="0" w:val="nil"/>
-          <w:bottom w:color="000000" w:space="0" w:sz="0" w:val="nil"/>
-          <w:right w:color="000000" w:space="0" w:sz="0" w:val="nil"/>
-          <w:insideH w:color="000000" w:space="0" w:sz="0" w:val="nil"/>
-          <w:insideV w:color="000000" w:space="0" w:sz="0" w:val="nil"/>
+          <w:top w:val="nil"/>
+          <w:left w:val="nil"/>
+          <w:bottom w:val="nil"/>
+          <w:right w:val="nil"/>
+          <w:insideH w:val="nil"/>
+          <w:insideV w:val="nil"/>
         </w:tblBorders>
         <w:tblLayout w:type="fixed"/>
-        <w:tblLook w:val="0600"/>
+        <w:tblLook w:val="0600" w:firstRow="0" w:lastRow="0" w:firstColumn="0" w:lastColumn="0" w:noHBand="1" w:noVBand="1"/>
       </w:tblPr>
       <w:tblGrid>
         <w:gridCol w:w="2175"/>
         <w:gridCol w:w="6645"/>
-        <w:tblGridChange w:id="0">
-          <w:tblGrid>
-            <w:gridCol w:w="2175"/>
-            <w:gridCol w:w="6645"/>
-          </w:tblGrid>
-        </w:tblGridChange>
       </w:tblGrid>
       <w:tr>
         <w:trPr>
-          <w:cantSplit w:val="0"/>
-          <w:trHeight w:val="780" w:hRule="atLeast"/>
-          <w:tblHeader w:val="0"/>
+          <w:trHeight w:val="780"/>
         </w:trPr>
         <w:tc>
           <w:tcPr>
+            <w:tcW w:w="2175" w:type="dxa"/>
             <w:tcBorders>
-              <w:top w:color="1f1f1f" w:space="0" w:sz="6" w:val="single"/>
-              <w:left w:color="1f1f1f" w:space="0" w:sz="6" w:val="single"/>
-              <w:bottom w:color="1f1f1f" w:space="0" w:sz="6" w:val="single"/>
-              <w:right w:color="1f1f1f" w:space="0" w:sz="6" w:val="single"/>
+              <w:top w:val="single" w:sz="6" w:space="0" w:color="1F1F1F"/>
+              <w:left w:val="single" w:sz="6" w:space="0" w:color="1F1F1F"/>
+              <w:bottom w:val="single" w:sz="6" w:space="0" w:color="1F1F1F"/>
+              <w:right w:val="single" w:sz="6" w:space="0" w:color="1F1F1F"/>
             </w:tcBorders>
-            <w:shd w:fill="efefef" w:val="clear"/>
+            <w:shd w:val="clear" w:color="auto" w:fill="EFEFEF"/>
             <w:tcMar>
-              <w:top w:w="240.0" w:type="dxa"/>
-              <w:left w:w="0.0" w:type="dxa"/>
-              <w:bottom w:w="240.0" w:type="dxa"/>
-              <w:right w:w="180.0" w:type="dxa"/>
+              <w:top w:w="240" w:type="dxa"/>
+              <w:left w:w="0" w:type="dxa"/>
+              <w:bottom w:w="240" w:type="dxa"/>
+              <w:right w:w="180" w:type="dxa"/>
             </w:tcMar>
-            <w:vAlign w:val="top"/>
           </w:tcPr>
           <w:p>
             <w:pPr>
-              <w:spacing w:after="480" w:lineRule="auto"/>
+              <w:spacing w:after="480"/>
               <w:rPr>
-                <w:color w:val="1f1f1f"/>
+                <w:color w:val="1F1F1F"/>
               </w:rPr>
             </w:pPr>
             <w:r>
               <w:rPr>
-                <w:b w:val="1"/>
-                <w:bCs w:val="1"/>
-                <w:color w:val="1f1f1f"/>
-                <w:rtl w:val="0"/>
+                <w:b/>
+                <w:bCs/>
+                <w:color w:val="1F1F1F"/>
               </w:rPr>
-              <w:t xml:space="preserve">Termin</w:t>
-            </w:r>
-            <w:r>
-              <w:rPr>
-                <w:rtl w:val="0"/>
-              </w:rPr>
+              <w:t>Termin</w:t>
             </w:r>
           </w:p>
         </w:tc>
         <w:tc>
           <w:tcPr>
+            <w:tcW w:w="6645" w:type="dxa"/>
             <w:tcBorders>
-              <w:top w:color="1f1f1f" w:space="0" w:sz="6" w:val="single"/>
-              <w:left w:color="1f1f1f" w:space="0" w:sz="6" w:val="single"/>
-              <w:bottom w:color="1f1f1f" w:space="0" w:sz="6" w:val="single"/>
-              <w:right w:color="1f1f1f" w:space="0" w:sz="6" w:val="single"/>
+              <w:top w:val="single" w:sz="6" w:space="0" w:color="1F1F1F"/>
+              <w:left w:val="single" w:sz="6" w:space="0" w:color="1F1F1F"/>
+              <w:bottom w:val="single" w:sz="6" w:space="0" w:color="1F1F1F"/>
+              <w:right w:val="single" w:sz="6" w:space="0" w:color="1F1F1F"/>
             </w:tcBorders>
-            <w:shd w:fill="efefef" w:val="clear"/>
+            <w:shd w:val="clear" w:color="auto" w:fill="EFEFEF"/>
             <w:tcMar>
-              <w:top w:w="240.0" w:type="dxa"/>
-              <w:left w:w="0.0" w:type="dxa"/>
-              <w:bottom w:w="240.0" w:type="dxa"/>
-              <w:right w:w="0.0" w:type="dxa"/>
+              <w:top w:w="240" w:type="dxa"/>
+              <w:left w:w="0" w:type="dxa"/>
+              <w:bottom w:w="240" w:type="dxa"/>
+              <w:right w:w="0" w:type="dxa"/>
             </w:tcMar>
-            <w:vAlign w:val="top"/>
           </w:tcPr>
           <w:p>
             <w:pPr>
-              <w:spacing w:after="480" w:lineRule="auto"/>
+              <w:spacing w:after="480"/>
               <w:rPr>
-                <w:color w:val="1f1f1f"/>
+                <w:color w:val="1F1F1F"/>
               </w:rPr>
             </w:pPr>
             <w:r>
               <w:rPr>
-                <w:b w:val="1"/>
-                <w:bCs w:val="1"/>
-                <w:color w:val="1f1f1f"/>
-                <w:rtl w:val="0"/>
+                <w:b/>
+                <w:bCs/>
+                <w:color w:val="1F1F1F"/>
               </w:rPr>
-              <w:t xml:space="preserve">Definicja w kontekście systemu</w:t>
-            </w:r>
-            <w:r>
-              <w:rPr>
-                <w:rtl w:val="0"/>
-              </w:rPr>
+              <w:t>Definicja w kontekście systemu</w:t>
             </w:r>
           </w:p>
         </w:tc>
       </w:tr>
       <w:tr>
         <w:trPr>
-          <w:cantSplit w:val="0"/>
-          <w:trHeight w:val="1065" w:hRule="atLeast"/>
-          <w:tblHeader w:val="0"/>
+          <w:trHeight w:val="1065"/>
         </w:trPr>
         <w:tc>
           <w:tcPr>
+            <w:tcW w:w="2175" w:type="dxa"/>
             <w:tcBorders>
-              <w:top w:color="1f1f1f" w:space="0" w:sz="6" w:val="single"/>
-              <w:left w:color="1f1f1f" w:space="0" w:sz="6" w:val="single"/>
-              <w:bottom w:color="1f1f1f" w:space="0" w:sz="6" w:val="single"/>
-              <w:right w:color="1f1f1f" w:space="0" w:sz="6" w:val="single"/>
+              <w:top w:val="single" w:sz="6" w:space="0" w:color="1F1F1F"/>
+              <w:left w:val="single" w:sz="6" w:space="0" w:color="1F1F1F"/>
+              <w:bottom w:val="single" w:sz="6" w:space="0" w:color="1F1F1F"/>
+              <w:right w:val="single" w:sz="6" w:space="0" w:color="1F1F1F"/>
             </w:tcBorders>
             <w:tcMar>
-              <w:top w:w="240.0" w:type="dxa"/>
-              <w:left w:w="0.0" w:type="dxa"/>
-              <w:bottom w:w="240.0" w:type="dxa"/>
-              <w:right w:w="180.0" w:type="dxa"/>
+              <w:top w:w="240" w:type="dxa"/>
+              <w:left w:w="0" w:type="dxa"/>
+              <w:bottom w:w="240" w:type="dxa"/>
+              <w:right w:w="180" w:type="dxa"/>
             </w:tcMar>
-            <w:vAlign w:val="top"/>
           </w:tcPr>
           <w:p>
             <w:pPr>
-              <w:spacing w:after="480" w:lineRule="auto"/>
+              <w:spacing w:after="480"/>
               <w:rPr>
-                <w:color w:val="1f1f1f"/>
+                <w:color w:val="1F1F1F"/>
               </w:rPr>
             </w:pPr>
             <w:r>
               <w:rPr>
-                <w:b w:val="1"/>
-                <w:bCs w:val="1"/>
-                <w:color w:val="1f1f1f"/>
-                <w:rtl w:val="0"/>
+                <w:b/>
+                <w:bCs/>
+                <w:color w:val="1F1F1F"/>
               </w:rPr>
-              <w:t xml:space="preserve">Oś strzelecka</w:t>
-            </w:r>
-            <w:r>
-              <w:rPr>
-                <w:rtl w:val="0"/>
-              </w:rPr>
+              <w:t>Oś strzelecka</w:t>
             </w:r>
           </w:p>
         </w:tc>
         <w:tc>
           <w:tcPr>
+            <w:tcW w:w="6645" w:type="dxa"/>
             <w:tcBorders>
-              <w:top w:color="1f1f1f" w:space="0" w:sz="6" w:val="single"/>
-              <w:left w:color="1f1f1f" w:space="0" w:sz="6" w:val="single"/>
-              <w:bottom w:color="1f1f1f" w:space="0" w:sz="6" w:val="single"/>
-              <w:right w:color="1f1f1f" w:space="0" w:sz="6" w:val="single"/>
+              <w:top w:val="single" w:sz="6" w:space="0" w:color="1F1F1F"/>
+              <w:left w:val="single" w:sz="6" w:space="0" w:color="1F1F1F"/>
+              <w:bottom w:val="single" w:sz="6" w:space="0" w:color="1F1F1F"/>
+              <w:right w:val="single" w:sz="6" w:space="0" w:color="1F1F1F"/>
             </w:tcBorders>
             <w:tcMar>
-              <w:top w:w="240.0" w:type="dxa"/>
-              <w:left w:w="0.0" w:type="dxa"/>
-              <w:bottom w:w="240.0" w:type="dxa"/>
-              <w:right w:w="0.0" w:type="dxa"/>
+              <w:top w:w="240" w:type="dxa"/>
+              <w:left w:w="0" w:type="dxa"/>
+              <w:bottom w:w="240" w:type="dxa"/>
+              <w:right w:w="0" w:type="dxa"/>
             </w:tcMar>
-            <w:vAlign w:val="top"/>
           </w:tcPr>
           <w:p>
             <w:pPr>
-              <w:spacing w:after="480" w:lineRule="auto"/>
+              <w:spacing w:after="480"/>
               <w:rPr>
-                <w:color w:val="1f1f1f"/>
+                <w:color w:val="1F1F1F"/>
               </w:rPr>
             </w:pPr>
             <w:r>
               <w:rPr>
-                <w:color w:val="1f1f1f"/>
-                <w:rtl w:val="0"/>
+                <w:color w:val="1F1F1F"/>
               </w:rPr>
-              <w:t xml:space="preserve">Wydzielone stanowisko lub tor, na którym odbywa się strzelanie. Obiekt rezerwacji w systemie.</w:t>
+              <w:t>Wydzielone stanowisko lub tor, na którym odbywa się strzelanie. Obiekt rezerwacji w systemie.</w:t>
             </w:r>
           </w:p>
         </w:tc>
       </w:tr>
       <w:tr>
         <w:trPr>
-          <w:cantSplit w:val="0"/>
-          <w:trHeight w:val="1065" w:hRule="atLeast"/>
-          <w:tblHeader w:val="0"/>
+          <w:trHeight w:val="1065"/>
         </w:trPr>
         <w:tc>
           <w:tcPr>
+            <w:tcW w:w="2175" w:type="dxa"/>
             <w:tcBorders>
-              <w:top w:color="1f1f1f" w:space="0" w:sz="6" w:val="single"/>
-              <w:left w:color="1f1f1f" w:space="0" w:sz="6" w:val="single"/>
-              <w:bottom w:color="1f1f1f" w:space="0" w:sz="6" w:val="single"/>
-              <w:right w:color="1f1f1f" w:space="0" w:sz="6" w:val="single"/>
+              <w:top w:val="single" w:sz="6" w:space="0" w:color="1F1F1F"/>
+              <w:left w:val="single" w:sz="6" w:space="0" w:color="1F1F1F"/>
+              <w:bottom w:val="single" w:sz="6" w:space="0" w:color="1F1F1F"/>
+              <w:right w:val="single" w:sz="6" w:space="0" w:color="1F1F1F"/>
             </w:tcBorders>
             <w:tcMar>
-              <w:top w:w="240.0" w:type="dxa"/>
-              <w:left w:w="0.0" w:type="dxa"/>
-              <w:bottom w:w="240.0" w:type="dxa"/>
-              <w:right w:w="180.0" w:type="dxa"/>
+              <w:top w:w="240" w:type="dxa"/>
+              <w:left w:w="0" w:type="dxa"/>
+              <w:bottom w:w="240" w:type="dxa"/>
+              <w:right w:w="180" w:type="dxa"/>
             </w:tcMar>
-            <w:vAlign w:val="top"/>
           </w:tcPr>
           <w:p>
             <w:pPr>
-              <w:spacing w:after="480" w:lineRule="auto"/>
+              <w:spacing w:after="480"/>
               <w:rPr>
-                <w:color w:val="1f1f1f"/>
+                <w:color w:val="1F1F1F"/>
               </w:rPr>
             </w:pPr>
             <w:r>
               <w:rPr>
-                <w:b w:val="1"/>
-                <w:bCs w:val="1"/>
-                <w:color w:val="1f1f1f"/>
-                <w:rtl w:val="0"/>
+                <w:b/>
+                <w:bCs/>
+                <w:color w:val="1F1F1F"/>
               </w:rPr>
-              <w:t xml:space="preserve">Przebieg broni</w:t>
-            </w:r>
-            <w:r>
-              <w:rPr>
-                <w:rtl w:val="0"/>
-              </w:rPr>
+              <w:t>Przebieg broni</w:t>
             </w:r>
           </w:p>
         </w:tc>
         <w:tc>
           <w:tcPr>
+            <w:tcW w:w="6645" w:type="dxa"/>
             <w:tcBorders>
-              <w:top w:color="1f1f1f" w:space="0" w:sz="6" w:val="single"/>
-              <w:left w:color="1f1f1f" w:space="0" w:sz="6" w:val="single"/>
-              <w:bottom w:color="1f1f1f" w:space="0" w:sz="6" w:val="single"/>
-              <w:right w:color="1f1f1f" w:space="0" w:sz="6" w:val="single"/>
+              <w:top w:val="single" w:sz="6" w:space="0" w:color="1F1F1F"/>
+              <w:left w:val="single" w:sz="6" w:space="0" w:color="1F1F1F"/>
+              <w:bottom w:val="single" w:sz="6" w:space="0" w:color="1F1F1F"/>
+              <w:right w:val="single" w:sz="6" w:space="0" w:color="1F1F1F"/>
             </w:tcBorders>
             <w:tcMar>
-              <w:top w:w="240.0" w:type="dxa"/>
-              <w:left w:w="0.0" w:type="dxa"/>
-              <w:bottom w:w="240.0" w:type="dxa"/>
-              <w:right w:w="0.0" w:type="dxa"/>
+              <w:top w:w="240" w:type="dxa"/>
+              <w:left w:w="0" w:type="dxa"/>
+              <w:bottom w:w="240" w:type="dxa"/>
+              <w:right w:w="0" w:type="dxa"/>
             </w:tcMar>
-            <w:vAlign w:val="top"/>
           </w:tcPr>
           <w:p>
             <w:pPr>
-              <w:spacing w:after="480" w:lineRule="auto"/>
+              <w:spacing w:after="480"/>
               <w:rPr>
-                <w:color w:val="1f1f1f"/>
+                <w:color w:val="1F1F1F"/>
               </w:rPr>
             </w:pPr>
             <w:r>
               <w:rPr>
-                <w:color w:val="1f1f1f"/>
-                <w:rtl w:val="0"/>
+                <w:color w:val="1F1F1F"/>
               </w:rPr>
-              <w:t xml:space="preserve">Całkowita liczba nabojów wystrzelonych z danej jednostki. Kluczowy parametr dla modułu serwisu.</w:t>
+              <w:t>Całkowita liczba nabojów wystrzelonych z danej jednostki. Kluczowy parametr dla modułu serwisu.</w:t>
             </w:r>
           </w:p>
         </w:tc>
       </w:tr>
       <w:tr>
         <w:trPr>
-          <w:cantSplit w:val="0"/>
-          <w:trHeight w:val="1335" w:hRule="atLeast"/>
-          <w:tblHeader w:val="0"/>
+          <w:trHeight w:val="1335"/>
         </w:trPr>
         <w:tc>
           <w:tcPr>
+            <w:tcW w:w="2175" w:type="dxa"/>
             <w:tcBorders>
-              <w:top w:color="1f1f1f" w:space="0" w:sz="6" w:val="single"/>
-              <w:left w:color="1f1f1f" w:space="0" w:sz="6" w:val="single"/>
-              <w:bottom w:color="1f1f1f" w:space="0" w:sz="6" w:val="single"/>
-              <w:right w:color="1f1f1f" w:space="0" w:sz="6" w:val="single"/>
+              <w:top w:val="single" w:sz="6" w:space="0" w:color="1F1F1F"/>
+              <w:left w:val="single" w:sz="6" w:space="0" w:color="1F1F1F"/>
+              <w:bottom w:val="single" w:sz="6" w:space="0" w:color="1F1F1F"/>
+              <w:right w:val="single" w:sz="6" w:space="0" w:color="1F1F1F"/>
             </w:tcBorders>
             <w:tcMar>
-              <w:top w:w="240.0" w:type="dxa"/>
-              <w:left w:w="0.0" w:type="dxa"/>
-              <w:bottom w:w="240.0" w:type="dxa"/>
-              <w:right w:w="180.0" w:type="dxa"/>
+              <w:top w:w="240" w:type="dxa"/>
+              <w:left w:w="0" w:type="dxa"/>
+              <w:bottom w:w="240" w:type="dxa"/>
+              <w:right w:w="180" w:type="dxa"/>
             </w:tcMar>
-            <w:vAlign w:val="top"/>
           </w:tcPr>
           <w:p>
             <w:pPr>
-              <w:spacing w:after="480" w:lineRule="auto"/>
+              <w:spacing w:after="480"/>
               <w:rPr>
-                <w:color w:val="1f1f1f"/>
+                <w:color w:val="1F1F1F"/>
               </w:rPr>
             </w:pPr>
             <w:r>
               <w:rPr>
-                <w:b w:val="1"/>
-                <w:bCs w:val="1"/>
-                <w:color w:val="1f1f1f"/>
-                <w:rtl w:val="0"/>
+                <w:b/>
+                <w:bCs/>
+                <w:color w:val="1F1F1F"/>
               </w:rPr>
-              <w:t xml:space="preserve">Konserwacja (Interwał)</w:t>
-            </w:r>
-            <w:r>
-              <w:rPr>
-                <w:rtl w:val="0"/>
-              </w:rPr>
+              <w:t>Konserwacja (Interwał)</w:t>
             </w:r>
           </w:p>
         </w:tc>
         <w:tc>
           <w:tcPr>
+            <w:tcW w:w="6645" w:type="dxa"/>
             <w:tcBorders>
-              <w:top w:color="1f1f1f" w:space="0" w:sz="6" w:val="single"/>
-              <w:left w:color="1f1f1f" w:space="0" w:sz="6" w:val="single"/>
-              <w:bottom w:color="1f1f1f" w:space="0" w:sz="6" w:val="single"/>
-              <w:right w:color="1f1f1f" w:space="0" w:sz="6" w:val="single"/>
+              <w:top w:val="single" w:sz="6" w:space="0" w:color="1F1F1F"/>
+              <w:left w:val="single" w:sz="6" w:space="0" w:color="1F1F1F"/>
+              <w:bottom w:val="single" w:sz="6" w:space="0" w:color="1F1F1F"/>
+              <w:right w:val="single" w:sz="6" w:space="0" w:color="1F1F1F"/>
             </w:tcBorders>
             <w:tcMar>
-              <w:top w:w="240.0" w:type="dxa"/>
-              <w:left w:w="0.0" w:type="dxa"/>
-              <w:bottom w:w="240.0" w:type="dxa"/>
-              <w:right w:w="0.0" w:type="dxa"/>
+              <w:top w:w="240" w:type="dxa"/>
+              <w:left w:w="0" w:type="dxa"/>
+              <w:bottom w:w="240" w:type="dxa"/>
+              <w:right w:w="0" w:type="dxa"/>
             </w:tcMar>
-            <w:vAlign w:val="top"/>
           </w:tcPr>
           <w:p>
             <w:pPr>
-              <w:spacing w:after="480" w:lineRule="auto"/>
+              <w:spacing w:after="480"/>
               <w:rPr>
-                <w:color w:val="1f1f1f"/>
+                <w:color w:val="1F1F1F"/>
               </w:rPr>
             </w:pPr>
             <w:r>
               <w:rPr>
-                <w:color w:val="1f1f1f"/>
-                <w:rtl w:val="0"/>
+                <w:color w:val="1F1F1F"/>
               </w:rPr>
-              <w:t xml:space="preserve">Próg przebiegu (np. co 500 strzałów), po którym system blokuje broń do czasu potwierdzenia serwisu przez instruktora.</w:t>
+              <w:t>Próg przebiegu (np. co 500 strzałów), po którym system blokuje broń do czasu potwierdzenia serwisu przez instruktora.</w:t>
             </w:r>
           </w:p>
         </w:tc>
       </w:tr>
       <w:tr>
         <w:trPr>
-          <w:cantSplit w:val="0"/>
-          <w:trHeight w:val="1065" w:hRule="atLeast"/>
-          <w:tblHeader w:val="0"/>
+          <w:trHeight w:val="1065"/>
         </w:trPr>
         <w:tc>
           <w:tcPr>
+            <w:tcW w:w="2175" w:type="dxa"/>
             <w:tcBorders>
-              <w:top w:color="1f1f1f" w:space="0" w:sz="6" w:val="single"/>
-              <w:left w:color="1f1f1f" w:space="0" w:sz="6" w:val="single"/>
-              <w:bottom w:color="1f1f1f" w:space="0" w:sz="6" w:val="single"/>
-              <w:right w:color="1f1f1f" w:space="0" w:sz="6" w:val="single"/>
+              <w:top w:val="single" w:sz="6" w:space="0" w:color="1F1F1F"/>
+              <w:left w:val="single" w:sz="6" w:space="0" w:color="1F1F1F"/>
+              <w:bottom w:val="single" w:sz="6" w:space="0" w:color="1F1F1F"/>
+              <w:right w:val="single" w:sz="6" w:space="0" w:color="1F1F1F"/>
             </w:tcBorders>
             <w:tcMar>
-              <w:top w:w="240.0" w:type="dxa"/>
-              <w:left w:w="0.0" w:type="dxa"/>
-              <w:bottom w:w="240.0" w:type="dxa"/>
-              <w:right w:w="180.0" w:type="dxa"/>
+              <w:top w:w="240" w:type="dxa"/>
+              <w:left w:w="0" w:type="dxa"/>
+              <w:bottom w:w="240" w:type="dxa"/>
+              <w:right w:w="180" w:type="dxa"/>
             </w:tcMar>
-            <w:vAlign w:val="top"/>
           </w:tcPr>
           <w:p>
             <w:pPr>
-              <w:spacing w:after="480" w:lineRule="auto"/>
+              <w:spacing w:after="480"/>
               <w:rPr>
-                <w:color w:val="1f1f1f"/>
+                <w:color w:val="1F1F1F"/>
               </w:rPr>
             </w:pPr>
             <w:r>
               <w:rPr>
-                <w:b w:val="1"/>
-                <w:bCs w:val="1"/>
-                <w:color w:val="1f1f1f"/>
-                <w:rtl w:val="0"/>
+                <w:b/>
+                <w:bCs/>
+                <w:color w:val="1F1F1F"/>
               </w:rPr>
-              <w:t xml:space="preserve">Książka Rejestru</w:t>
-            </w:r>
-            <w:r>
-              <w:rPr>
-                <w:rtl w:val="0"/>
-              </w:rPr>
+              <w:t>Książka Rejestru</w:t>
             </w:r>
           </w:p>
         </w:tc>
         <w:tc>
           <w:tcPr>
+            <w:tcW w:w="6645" w:type="dxa"/>
             <w:tcBorders>
-              <w:top w:color="1f1f1f" w:space="0" w:sz="6" w:val="single"/>
-              <w:left w:color="1f1f1f" w:space="0" w:sz="6" w:val="single"/>
-              <w:bottom w:color="1f1f1f" w:space="0" w:sz="6" w:val="single"/>
-              <w:right w:color="1f1f1f" w:space="0" w:sz="6" w:val="single"/>
+              <w:top w:val="single" w:sz="6" w:space="0" w:color="1F1F1F"/>
+              <w:left w:val="single" w:sz="6" w:space="0" w:color="1F1F1F"/>
+              <w:bottom w:val="single" w:sz="6" w:space="0" w:color="1F1F1F"/>
+              <w:right w:val="single" w:sz="6" w:space="0" w:color="1F1F1F"/>
             </w:tcBorders>
             <w:tcMar>
-              <w:top w:w="240.0" w:type="dxa"/>
-              <w:left w:w="0.0" w:type="dxa"/>
-              <w:bottom w:w="240.0" w:type="dxa"/>
-              <w:right w:w="0.0" w:type="dxa"/>
+              <w:top w:w="240" w:type="dxa"/>
+              <w:left w:w="0" w:type="dxa"/>
+              <w:bottom w:w="240" w:type="dxa"/>
+              <w:right w:w="0" w:type="dxa"/>
             </w:tcMar>
-            <w:vAlign w:val="top"/>
           </w:tcPr>
           <w:p>
             <w:pPr>
-              <w:spacing w:after="480" w:lineRule="auto"/>
+              <w:spacing w:after="480"/>
               <w:rPr>
-                <w:color w:val="1f1f1f"/>
+                <w:color w:val="1F1F1F"/>
               </w:rPr>
             </w:pPr>
             <w:r>
               <w:rPr>
-                <w:color w:val="1f1f1f"/>
-                <w:rtl w:val="0"/>
+                <w:color w:val="1F1F1F"/>
               </w:rPr>
-              <w:t xml:space="preserve">Prawnie wymagany spis osób korzystających ze strzelnicy. System generuje go automatycznie z wizyt.</w:t>
+              <w:t>Prawnie wymagany spis osób korzystających ze strzelnicy. System generuje go automatycznie z wizyt.</w:t>
             </w:r>
           </w:p>
         </w:tc>
       </w:tr>
       <w:tr>
         <w:trPr>
-          <w:cantSplit w:val="0"/>
-          <w:trHeight w:val="1065" w:hRule="atLeast"/>
-          <w:tblHeader w:val="0"/>
+          <w:trHeight w:val="1065"/>
         </w:trPr>
         <w:tc>
           <w:tcPr>
+            <w:tcW w:w="2175" w:type="dxa"/>
             <w:tcBorders>
-              <w:top w:color="1f1f1f" w:space="0" w:sz="6" w:val="single"/>
-              <w:left w:color="1f1f1f" w:space="0" w:sz="6" w:val="single"/>
-              <w:bottom w:color="1f1f1f" w:space="0" w:sz="6" w:val="single"/>
-              <w:right w:color="1f1f1f" w:space="0" w:sz="6" w:val="single"/>
+              <w:top w:val="single" w:sz="6" w:space="0" w:color="1F1F1F"/>
+              <w:left w:val="single" w:sz="6" w:space="0" w:color="1F1F1F"/>
+              <w:bottom w:val="single" w:sz="6" w:space="0" w:color="1F1F1F"/>
+              <w:right w:val="single" w:sz="6" w:space="0" w:color="1F1F1F"/>
             </w:tcBorders>
             <w:tcMar>
-              <w:top w:w="240.0" w:type="dxa"/>
-              <w:left w:w="0.0" w:type="dxa"/>
-              <w:bottom w:w="240.0" w:type="dxa"/>
-              <w:right w:w="180.0" w:type="dxa"/>
+              <w:top w:w="240" w:type="dxa"/>
+              <w:left w:w="0" w:type="dxa"/>
+              <w:bottom w:w="240" w:type="dxa"/>
+              <w:right w:w="180" w:type="dxa"/>
             </w:tcMar>
-            <w:vAlign w:val="top"/>
           </w:tcPr>
           <w:p>
             <w:pPr>
-              <w:spacing w:after="480" w:lineRule="auto"/>
+              <w:spacing w:after="480"/>
               <w:rPr>
-                <w:color w:val="1f1f1f"/>
+                <w:color w:val="1F1F1F"/>
               </w:rPr>
             </w:pPr>
             <w:r>
               <w:rPr>
-                <w:b w:val="1"/>
-                <w:bCs w:val="1"/>
-                <w:color w:val="1f1f1f"/>
-                <w:rtl w:val="0"/>
+                <w:b/>
+                <w:bCs/>
+                <w:color w:val="1F1F1F"/>
               </w:rPr>
-              <w:t xml:space="preserve">Jednostka amunicji</w:t>
-            </w:r>
-            <w:r>
-              <w:rPr>
-                <w:rtl w:val="0"/>
-              </w:rPr>
+              <w:t>Jednostka amunicji</w:t>
             </w:r>
           </w:p>
         </w:tc>
         <w:tc>
           <w:tcPr>
+            <w:tcW w:w="6645" w:type="dxa"/>
             <w:tcBorders>
-              <w:top w:color="1f1f1f" w:space="0" w:sz="6" w:val="single"/>
-              <w:left w:color="1f1f1f" w:space="0" w:sz="6" w:val="single"/>
-              <w:bottom w:color="1f1f1f" w:space="0" w:sz="6" w:val="single"/>
-              <w:right w:color="1f1f1f" w:space="0" w:sz="6" w:val="single"/>
+              <w:top w:val="single" w:sz="6" w:space="0" w:color="1F1F1F"/>
+              <w:left w:val="single" w:sz="6" w:space="0" w:color="1F1F1F"/>
+              <w:bottom w:val="single" w:sz="6" w:space="0" w:color="1F1F1F"/>
+              <w:right w:val="single" w:sz="6" w:space="0" w:color="1F1F1F"/>
             </w:tcBorders>
             <w:tcMar>
-              <w:top w:w="240.0" w:type="dxa"/>
-              <w:left w:w="0.0" w:type="dxa"/>
-              <w:bottom w:w="240.0" w:type="dxa"/>
-              <w:right w:w="0.0" w:type="dxa"/>
+              <w:top w:w="240" w:type="dxa"/>
+              <w:left w:w="0" w:type="dxa"/>
+              <w:bottom w:w="240" w:type="dxa"/>
+              <w:right w:w="0" w:type="dxa"/>
             </w:tcMar>
-            <w:vAlign w:val="top"/>
           </w:tcPr>
           <w:p>
             <w:pPr>
-              <w:spacing w:after="480" w:lineRule="auto"/>
+              <w:spacing w:after="480"/>
               <w:rPr>
-                <w:color w:val="1f1f1f"/>
+                <w:color w:val="1F1F1F"/>
               </w:rPr>
             </w:pPr>
             <w:r>
               <w:rPr>
-                <w:color w:val="1f1f1f"/>
-                <w:rtl w:val="0"/>
+                <w:color w:val="1F1F1F"/>
               </w:rPr>
-              <w:t xml:space="preserve">Najmniejsza mierzalna część zapasu (sztuka). System operuje na opakowaniach, ale rozlicza sztuki.</w:t>
+              <w:t>Najmniejsza mierzalna część zapasu (sztuka). System operuje na opakowaniach, ale rozlicza sztuki.</w:t>
             </w:r>
           </w:p>
         </w:tc>
       </w:tr>
       <w:tr>
         <w:trPr>
-          <w:cantSplit w:val="0"/>
-          <w:trHeight w:val="1065" w:hRule="atLeast"/>
-          <w:tblHeader w:val="0"/>
+          <w:trHeight w:val="1065"/>
         </w:trPr>
         <w:tc>
           <w:tcPr>
+            <w:tcW w:w="2175" w:type="dxa"/>
             <w:tcBorders>
-              <w:top w:color="1f1f1f" w:space="0" w:sz="6" w:val="single"/>
-              <w:left w:color="1f1f1f" w:space="0" w:sz="6" w:val="single"/>
-              <w:bottom w:color="1f1f1f" w:space="0" w:sz="6" w:val="single"/>
-              <w:right w:color="1f1f1f" w:space="0" w:sz="6" w:val="single"/>
+              <w:top w:val="single" w:sz="6" w:space="0" w:color="1F1F1F"/>
+              <w:left w:val="single" w:sz="6" w:space="0" w:color="1F1F1F"/>
+              <w:bottom w:val="single" w:sz="6" w:space="0" w:color="1F1F1F"/>
+              <w:right w:val="single" w:sz="6" w:space="0" w:color="1F1F1F"/>
             </w:tcBorders>
             <w:tcMar>
-              <w:top w:w="240.0" w:type="dxa"/>
-              <w:left w:w="0.0" w:type="dxa"/>
-              <w:bottom w:w="240.0" w:type="dxa"/>
-              <w:right w:w="180.0" w:type="dxa"/>
+              <w:top w:w="240" w:type="dxa"/>
+              <w:left w:w="0" w:type="dxa"/>
+              <w:bottom w:w="240" w:type="dxa"/>
+              <w:right w:w="180" w:type="dxa"/>
             </w:tcMar>
-            <w:vAlign w:val="top"/>
           </w:tcPr>
           <w:p>
             <w:pPr>
-              <w:spacing w:after="480" w:lineRule="auto"/>
+              <w:spacing w:after="480"/>
               <w:rPr>
-                <w:color w:val="1f1f1f"/>
+                <w:color w:val="1F1F1F"/>
               </w:rPr>
             </w:pPr>
             <w:r>
               <w:rPr>
-                <w:b w:val="1"/>
-                <w:bCs w:val="1"/>
-                <w:color w:val="1f1f1f"/>
-                <w:rtl w:val="0"/>
+                <w:b/>
+                <w:bCs/>
+                <w:color w:val="1F1F1F"/>
               </w:rPr>
-              <w:t xml:space="preserve">Metryka celności</w:t>
-            </w:r>
-            <w:r>
-              <w:rPr>
-                <w:rtl w:val="0"/>
-              </w:rPr>
+              <w:t>Metryka celności</w:t>
             </w:r>
           </w:p>
         </w:tc>
         <w:tc>
           <w:tcPr>
+            <w:tcW w:w="6645" w:type="dxa"/>
             <w:tcBorders>
-              <w:top w:color="1f1f1f" w:space="0" w:sz="6" w:val="single"/>
-              <w:left w:color="1f1f1f" w:space="0" w:sz="6" w:val="single"/>
-              <w:bottom w:color="1f1f1f" w:space="0" w:sz="6" w:val="single"/>
-              <w:right w:color="1f1f1f" w:space="0" w:sz="6" w:val="single"/>
+              <w:top w:val="single" w:sz="6" w:space="0" w:color="1F1F1F"/>
+              <w:left w:val="single" w:sz="6" w:space="0" w:color="1F1F1F"/>
+              <w:bottom w:val="single" w:sz="6" w:space="0" w:color="1F1F1F"/>
+              <w:right w:val="single" w:sz="6" w:space="0" w:color="1F1F1F"/>
             </w:tcBorders>
             <w:tcMar>
-              <w:top w:w="240.0" w:type="dxa"/>
-              <w:left w:w="0.0" w:type="dxa"/>
-              <w:bottom w:w="240.0" w:type="dxa"/>
-              <w:right w:w="0.0" w:type="dxa"/>
+              <w:top w:w="240" w:type="dxa"/>
+              <w:left w:w="0" w:type="dxa"/>
+              <w:bottom w:w="240" w:type="dxa"/>
+              <w:right w:w="0" w:type="dxa"/>
             </w:tcMar>
-            <w:vAlign w:val="top"/>
           </w:tcPr>
           <w:p>
             <w:pPr>
-              <w:spacing w:after="480" w:lineRule="auto"/>
+              <w:spacing w:after="480"/>
               <w:rPr>
-                <w:color w:val="1f1f1f"/>
+                <w:color w:val="1F1F1F"/>
               </w:rPr>
             </w:pPr>
             <w:r>
               <w:rPr>
-                <w:color w:val="1f1f1f"/>
-                <w:rtl w:val="0"/>
+                <w:color w:val="1F1F1F"/>
               </w:rPr>
-              <w:t xml:space="preserve">Wyliczana wartość (stosunek punktów do liczby strzałów lub procent trafień w czarne pole), prezentowana w profilu klienta.</w:t>
+              <w:t>Wyliczana wartość (stosunek punktów do liczby strzałów lub procent trafień w czarne pole), prezentowana w profilu klienta.</w:t>
             </w:r>
           </w:p>
         </w:tc>
       </w:tr>
       <w:tr>
         <w:trPr>
-          <w:cantSplit w:val="0"/>
-          <w:trHeight w:val="1335" w:hRule="atLeast"/>
-          <w:tblHeader w:val="0"/>
+          <w:trHeight w:val="1335"/>
         </w:trPr>
         <w:tc>
           <w:tcPr>
+            <w:tcW w:w="2175" w:type="dxa"/>
             <w:tcBorders>
-              <w:top w:color="1f1f1f" w:space="0" w:sz="6" w:val="single"/>
-              <w:left w:color="1f1f1f" w:space="0" w:sz="6" w:val="single"/>
-              <w:bottom w:color="1f1f1f" w:space="0" w:sz="6" w:val="single"/>
-              <w:right w:color="1f1f1f" w:space="0" w:sz="6" w:val="single"/>
+              <w:top w:val="single" w:sz="6" w:space="0" w:color="1F1F1F"/>
+              <w:left w:val="single" w:sz="6" w:space="0" w:color="1F1F1F"/>
+              <w:bottom w:val="single" w:sz="6" w:space="0" w:color="1F1F1F"/>
+              <w:right w:val="single" w:sz="6" w:space="0" w:color="1F1F1F"/>
             </w:tcBorders>
             <w:tcMar>
-              <w:top w:w="240.0" w:type="dxa"/>
-              <w:left w:w="0.0" w:type="dxa"/>
-              <w:bottom w:w="240.0" w:type="dxa"/>
-              <w:right w:w="180.0" w:type="dxa"/>
+              <w:top w:w="240" w:type="dxa"/>
+              <w:left w:w="0" w:type="dxa"/>
+              <w:bottom w:w="240" w:type="dxa"/>
+              <w:right w:w="180" w:type="dxa"/>
             </w:tcMar>
-            <w:vAlign w:val="top"/>
           </w:tcPr>
           <w:p>
             <w:pPr>
-              <w:spacing w:after="480" w:lineRule="auto"/>
+              <w:spacing w:after="480"/>
               <w:rPr>
-                <w:color w:val="1f1f1f"/>
+                <w:color w:val="1F1F1F"/>
               </w:rPr>
             </w:pPr>
+            <w:proofErr w:type="spellStart"/>
             <w:r>
               <w:rPr>
-                <w:b w:val="1"/>
-                <w:bCs w:val="1"/>
-                <w:color w:val="1f1f1f"/>
-                <w:rtl w:val="0"/>
+                <w:b/>
+                <w:bCs/>
+                <w:color w:val="1F1F1F"/>
               </w:rPr>
-              <w:t xml:space="preserve">Check-in / Check-out</w:t>
+              <w:lastRenderedPageBreak/>
+              <w:t>Check</w:t>
             </w:r>
+            <w:proofErr w:type="spellEnd"/>
             <w:r>
               <w:rPr>
-                <w:rtl w:val="0"/>
+                <w:b/>
+                <w:bCs/>
+                <w:color w:val="1F1F1F"/>
               </w:rPr>
+              <w:t xml:space="preserve">-in / </w:t>
+            </w:r>
+            <w:proofErr w:type="spellStart"/>
+            <w:r>
+              <w:rPr>
+                <w:b/>
+                <w:bCs/>
+                <w:color w:val="1F1F1F"/>
+              </w:rPr>
+              <w:t>Check</w:t>
+            </w:r>
+            <w:proofErr w:type="spellEnd"/>
+            <w:r>
+              <w:rPr>
+                <w:b/>
+                <w:bCs/>
+                <w:color w:val="1F1F1F"/>
+              </w:rPr>
+              <w:t>-out</w:t>
             </w:r>
           </w:p>
         </w:tc>
         <w:tc>
           <w:tcPr>
+            <w:tcW w:w="6645" w:type="dxa"/>
             <w:tcBorders>
-              <w:top w:color="1f1f1f" w:space="0" w:sz="6" w:val="single"/>
-              <w:left w:color="1f1f1f" w:space="0" w:sz="6" w:val="single"/>
-              <w:bottom w:color="1f1f1f" w:space="0" w:sz="6" w:val="single"/>
-              <w:right w:color="1f1f1f" w:space="0" w:sz="6" w:val="single"/>
+              <w:top w:val="single" w:sz="6" w:space="0" w:color="1F1F1F"/>
+              <w:left w:val="single" w:sz="6" w:space="0" w:color="1F1F1F"/>
+              <w:bottom w:val="single" w:sz="6" w:space="0" w:color="1F1F1F"/>
+              <w:right w:val="single" w:sz="6" w:space="0" w:color="1F1F1F"/>
             </w:tcBorders>
             <w:tcMar>
-              <w:top w:w="240.0" w:type="dxa"/>
-              <w:left w:w="0.0" w:type="dxa"/>
-              <w:bottom w:w="240.0" w:type="dxa"/>
-              <w:right w:w="0.0" w:type="dxa"/>
+              <w:top w:w="240" w:type="dxa"/>
+              <w:left w:w="0" w:type="dxa"/>
+              <w:bottom w:w="240" w:type="dxa"/>
+              <w:right w:w="0" w:type="dxa"/>
             </w:tcMar>
-            <w:vAlign w:val="top"/>
           </w:tcPr>
           <w:p>
             <w:pPr>
-              <w:spacing w:after="480" w:lineRule="auto"/>
+              <w:spacing w:after="480"/>
               <w:rPr>
-                <w:color w:val="1f1f1f"/>
+                <w:color w:val="1F1F1F"/>
               </w:rPr>
             </w:pPr>
             <w:r>
               <w:rPr>
-                <w:color w:val="1f1f1f"/>
-                <w:rtl w:val="0"/>
+                <w:color w:val="1F1F1F"/>
               </w:rPr>
-              <w:t xml:space="preserve">Procesy rozpoczęcia i zakończenia wizyty, podczas których następuje weryfikacja dokumentów i rozliczenie zużytych zasobów.</w:t>
+              <w:t>Procesy rozpoczęcia i zakończenia wizyty, podczas których następuje weryfikacja dokumentów i rozliczenie zużytych zasobów.</w:t>
             </w:r>
           </w:p>
         </w:tc>
@@ -1209,68 +1088,44 @@
     </w:tbl>
     <w:p>
       <w:pPr>
-        <w:pStyle w:val="Heading2"/>
-        <w:spacing w:after="240" w:before="240" w:lineRule="auto"/>
-        <w:rPr/>
-      </w:pPr>
-      <w:bookmarkStart w:colFirst="0" w:colLast="0" w:name="_cts42h3dtku0" w:id="8"/>
+        <w:pStyle w:val="Nagwek2"/>
+        <w:spacing w:before="240" w:after="240"/>
+      </w:pPr>
+      <w:bookmarkStart w:id="8" w:name="_cts42h3dtku0" w:colFirst="0" w:colLast="0"/>
       <w:bookmarkEnd w:id="8"/>
-      <w:r>
-        <w:rPr>
-          <w:rtl w:val="0"/>
-        </w:rPr>
-      </w:r>
-    </w:p>
-    <w:p>
-      <w:pPr>
-        <w:pStyle w:val="Heading2"/>
-        <w:rPr/>
-      </w:pPr>
-      <w:bookmarkStart w:colFirst="0" w:colLast="0" w:name="_1cz1enrmpf6u" w:id="9"/>
+    </w:p>
+    <w:p>
+      <w:pPr>
+        <w:pStyle w:val="Nagwek2"/>
+      </w:pPr>
+      <w:bookmarkStart w:id="9" w:name="_1cz1enrmpf6u" w:colFirst="0" w:colLast="0"/>
       <w:bookmarkEnd w:id="9"/>
       <w:r>
-        <w:rPr>
-          <w:rtl w:val="0"/>
-        </w:rPr>
-        <w:t xml:space="preserve">4.Interfejs użytkownika</w:t>
-      </w:r>
-      <w:r>
-        <w:rPr>
-          <w:rtl w:val="0"/>
-        </w:rPr>
-      </w:r>
-    </w:p>
-    <w:p>
-      <w:pPr>
-        <w:rPr/>
-      </w:pPr>
-      <w:r>
-        <w:rPr>
-          <w:rtl w:val="0"/>
-        </w:rPr>
-      </w:r>
-    </w:p>
-    <w:p>
-      <w:pPr>
-        <w:rPr/>
-      </w:pPr>
-      <w:r>
-        <w:rPr/>
+        <w:t>4.Interfejs użytkownika</w:t>
+      </w:r>
+    </w:p>
+    <w:p/>
+    <w:p>
+      <w:r>
+        <w:rPr>
+          <w:noProof/>
+        </w:rPr>
         <w:drawing>
-          <wp:inline distB="114300" distT="114300" distL="114300" distR="114300">
+          <wp:inline distT="114300" distB="114300" distL="114300" distR="114300" wp14:anchorId="54386489" wp14:editId="1275AE32">
             <wp:extent cx="5731200" cy="3517900"/>
-            <wp:effectExtent b="0" l="0" r="0" t="0"/>
+            <wp:effectExtent l="0" t="0" r="0" b="0"/>
             <wp:docPr id="3" name="image9.png"/>
-            <a:graphic>
+            <wp:cNvGraphicFramePr/>
+            <a:graphic xmlns:a="http://schemas.openxmlformats.org/drawingml/2006/main">
               <a:graphicData uri="http://schemas.openxmlformats.org/drawingml/2006/picture">
-                <pic:pic>
+                <pic:pic xmlns:pic="http://schemas.openxmlformats.org/drawingml/2006/picture">
                   <pic:nvPicPr>
                     <pic:cNvPr id="0" name="image9.png"/>
                     <pic:cNvPicPr preferRelativeResize="0"/>
                   </pic:nvPicPr>
                   <pic:blipFill>
-                    <a:blip r:embed="rId6"/>
-                    <a:srcRect b="0" l="0" r="0" t="0"/>
+                    <a:blip r:embed="rId5"/>
+                    <a:srcRect/>
                     <a:stretch>
                       <a:fillRect/>
                     </a:stretch>
@@ -1280,7 +1135,9 @@
                       <a:off x="0" y="0"/>
                       <a:ext cx="5731200" cy="3517900"/>
                     </a:xfrm>
-                    <a:prstGeom prst="rect"/>
+                    <a:prstGeom prst="rect">
+                      <a:avLst/>
+                    </a:prstGeom>
                     <a:ln/>
                   </pic:spPr>
                 </pic:pic>
@@ -1289,33 +1146,29 @@
           </wp:inline>
         </w:drawing>
       </w:r>
-      <w:r>
-        <w:rPr>
-          <w:rtl w:val="0"/>
-        </w:rPr>
-      </w:r>
-    </w:p>
-    <w:p>
-      <w:pPr>
-        <w:rPr/>
-      </w:pPr>
-      <w:r>
-        <w:rPr/>
+    </w:p>
+    <w:p>
+      <w:r>
+        <w:rPr>
+          <w:noProof/>
+        </w:rPr>
+        <w:lastRenderedPageBreak/>
         <w:drawing>
-          <wp:inline distB="114300" distT="114300" distL="114300" distR="114300">
+          <wp:inline distT="114300" distB="114300" distL="114300" distR="114300" wp14:anchorId="47A86026" wp14:editId="217D5D2F">
             <wp:extent cx="5731200" cy="3467100"/>
-            <wp:effectExtent b="0" l="0" r="0" t="0"/>
+            <wp:effectExtent l="0" t="0" r="0" b="0"/>
             <wp:docPr id="11" name="image11.png"/>
-            <a:graphic>
+            <wp:cNvGraphicFramePr/>
+            <a:graphic xmlns:a="http://schemas.openxmlformats.org/drawingml/2006/main">
               <a:graphicData uri="http://schemas.openxmlformats.org/drawingml/2006/picture">
-                <pic:pic>
+                <pic:pic xmlns:pic="http://schemas.openxmlformats.org/drawingml/2006/picture">
                   <pic:nvPicPr>
                     <pic:cNvPr id="0" name="image11.png"/>
                     <pic:cNvPicPr preferRelativeResize="0"/>
                   </pic:nvPicPr>
                   <pic:blipFill>
-                    <a:blip r:embed="rId7"/>
-                    <a:srcRect b="0" l="0" r="0" t="0"/>
+                    <a:blip r:embed="rId6"/>
+                    <a:srcRect/>
                     <a:stretch>
                       <a:fillRect/>
                     </a:stretch>
@@ -1325,7 +1178,9 @@
                       <a:off x="0" y="0"/>
                       <a:ext cx="5731200" cy="3467100"/>
                     </a:xfrm>
-                    <a:prstGeom prst="rect"/>
+                    <a:prstGeom prst="rect">
+                      <a:avLst/>
+                    </a:prstGeom>
                     <a:ln/>
                   </pic:spPr>
                 </pic:pic>
@@ -1334,33 +1189,28 @@
           </wp:inline>
         </w:drawing>
       </w:r>
-      <w:r>
-        <w:rPr>
-          <w:rtl w:val="0"/>
-        </w:rPr>
-      </w:r>
-    </w:p>
-    <w:p>
-      <w:pPr>
-        <w:rPr/>
-      </w:pPr>
-      <w:r>
-        <w:rPr/>
+    </w:p>
+    <w:p>
+      <w:r>
+        <w:rPr>
+          <w:noProof/>
+        </w:rPr>
         <w:drawing>
-          <wp:inline distB="114300" distT="114300" distL="114300" distR="114300">
+          <wp:inline distT="114300" distB="114300" distL="114300" distR="114300" wp14:anchorId="616CA392" wp14:editId="1FCC0D87">
             <wp:extent cx="5731200" cy="3479800"/>
-            <wp:effectExtent b="0" l="0" r="0" t="0"/>
+            <wp:effectExtent l="0" t="0" r="0" b="0"/>
             <wp:docPr id="8" name="image2.png"/>
-            <a:graphic>
+            <wp:cNvGraphicFramePr/>
+            <a:graphic xmlns:a="http://schemas.openxmlformats.org/drawingml/2006/main">
               <a:graphicData uri="http://schemas.openxmlformats.org/drawingml/2006/picture">
-                <pic:pic>
+                <pic:pic xmlns:pic="http://schemas.openxmlformats.org/drawingml/2006/picture">
                   <pic:nvPicPr>
                     <pic:cNvPr id="0" name="image2.png"/>
                     <pic:cNvPicPr preferRelativeResize="0"/>
                   </pic:nvPicPr>
                   <pic:blipFill>
-                    <a:blip r:embed="rId8"/>
-                    <a:srcRect b="0" l="0" r="0" t="0"/>
+                    <a:blip r:embed="rId7"/>
+                    <a:srcRect/>
                     <a:stretch>
                       <a:fillRect/>
                     </a:stretch>
@@ -1370,7 +1220,9 @@
                       <a:off x="0" y="0"/>
                       <a:ext cx="5731200" cy="3479800"/>
                     </a:xfrm>
-                    <a:prstGeom prst="rect"/>
+                    <a:prstGeom prst="rect">
+                      <a:avLst/>
+                    </a:prstGeom>
                     <a:ln/>
                   </pic:spPr>
                 </pic:pic>
@@ -1379,33 +1231,29 @@
           </wp:inline>
         </w:drawing>
       </w:r>
-      <w:r>
-        <w:rPr>
-          <w:rtl w:val="0"/>
-        </w:rPr>
-      </w:r>
-    </w:p>
-    <w:p>
-      <w:pPr>
-        <w:rPr/>
-      </w:pPr>
-      <w:r>
-        <w:rPr/>
+    </w:p>
+    <w:p>
+      <w:r>
+        <w:rPr>
+          <w:noProof/>
+        </w:rPr>
+        <w:lastRenderedPageBreak/>
         <w:drawing>
-          <wp:inline distB="114300" distT="114300" distL="114300" distR="114300">
+          <wp:inline distT="114300" distB="114300" distL="114300" distR="114300" wp14:anchorId="722FC6B0" wp14:editId="2DE63531">
             <wp:extent cx="5731200" cy="3467100"/>
-            <wp:effectExtent b="0" l="0" r="0" t="0"/>
+            <wp:effectExtent l="0" t="0" r="0" b="0"/>
             <wp:docPr id="4" name="image7.png"/>
-            <a:graphic>
+            <wp:cNvGraphicFramePr/>
+            <a:graphic xmlns:a="http://schemas.openxmlformats.org/drawingml/2006/main">
               <a:graphicData uri="http://schemas.openxmlformats.org/drawingml/2006/picture">
-                <pic:pic>
+                <pic:pic xmlns:pic="http://schemas.openxmlformats.org/drawingml/2006/picture">
                   <pic:nvPicPr>
                     <pic:cNvPr id="0" name="image7.png"/>
                     <pic:cNvPicPr preferRelativeResize="0"/>
                   </pic:nvPicPr>
                   <pic:blipFill>
-                    <a:blip r:embed="rId9"/>
-                    <a:srcRect b="0" l="0" r="0" t="0"/>
+                    <a:blip r:embed="rId8"/>
+                    <a:srcRect/>
                     <a:stretch>
                       <a:fillRect/>
                     </a:stretch>
@@ -1415,7 +1263,9 @@
                       <a:off x="0" y="0"/>
                       <a:ext cx="5731200" cy="3467100"/>
                     </a:xfrm>
-                    <a:prstGeom prst="rect"/>
+                    <a:prstGeom prst="rect">
+                      <a:avLst/>
+                    </a:prstGeom>
                     <a:ln/>
                   </pic:spPr>
                 </pic:pic>
@@ -1424,33 +1274,28 @@
           </wp:inline>
         </w:drawing>
       </w:r>
-      <w:r>
-        <w:rPr>
-          <w:rtl w:val="0"/>
-        </w:rPr>
-      </w:r>
-    </w:p>
-    <w:p>
-      <w:pPr>
-        <w:rPr/>
-      </w:pPr>
-      <w:r>
-        <w:rPr/>
+    </w:p>
+    <w:p>
+      <w:r>
+        <w:rPr>
+          <w:noProof/>
+        </w:rPr>
         <w:drawing>
-          <wp:inline distB="114300" distT="114300" distL="114300" distR="114300">
+          <wp:inline distT="114300" distB="114300" distL="114300" distR="114300" wp14:anchorId="739357F6" wp14:editId="76A27D49">
             <wp:extent cx="5731200" cy="3454400"/>
-            <wp:effectExtent b="0" l="0" r="0" t="0"/>
+            <wp:effectExtent l="0" t="0" r="0" b="0"/>
             <wp:docPr id="5" name="image5.png"/>
-            <a:graphic>
+            <wp:cNvGraphicFramePr/>
+            <a:graphic xmlns:a="http://schemas.openxmlformats.org/drawingml/2006/main">
               <a:graphicData uri="http://schemas.openxmlformats.org/drawingml/2006/picture">
-                <pic:pic>
+                <pic:pic xmlns:pic="http://schemas.openxmlformats.org/drawingml/2006/picture">
                   <pic:nvPicPr>
                     <pic:cNvPr id="0" name="image5.png"/>
                     <pic:cNvPicPr preferRelativeResize="0"/>
                   </pic:nvPicPr>
                   <pic:blipFill>
-                    <a:blip r:embed="rId10"/>
-                    <a:srcRect b="0" l="0" r="0" t="0"/>
+                    <a:blip r:embed="rId9"/>
+                    <a:srcRect/>
                     <a:stretch>
                       <a:fillRect/>
                     </a:stretch>
@@ -1460,7 +1305,9 @@
                       <a:off x="0" y="0"/>
                       <a:ext cx="5731200" cy="3454400"/>
                     </a:xfrm>
-                    <a:prstGeom prst="rect"/>
+                    <a:prstGeom prst="rect">
+                      <a:avLst/>
+                    </a:prstGeom>
                     <a:ln/>
                   </pic:spPr>
                 </pic:pic>
@@ -1469,33 +1316,29 @@
           </wp:inline>
         </w:drawing>
       </w:r>
-      <w:r>
-        <w:rPr>
-          <w:rtl w:val="0"/>
-        </w:rPr>
-      </w:r>
-    </w:p>
-    <w:p>
-      <w:pPr>
-        <w:rPr/>
-      </w:pPr>
-      <w:r>
-        <w:rPr/>
+    </w:p>
+    <w:p>
+      <w:r>
+        <w:rPr>
+          <w:noProof/>
+        </w:rPr>
+        <w:lastRenderedPageBreak/>
         <w:drawing>
-          <wp:inline distB="114300" distT="114300" distL="114300" distR="114300">
+          <wp:inline distT="114300" distB="114300" distL="114300" distR="114300" wp14:anchorId="52AD62B6" wp14:editId="60B0D06F">
             <wp:extent cx="5731200" cy="3479800"/>
-            <wp:effectExtent b="0" l="0" r="0" t="0"/>
+            <wp:effectExtent l="0" t="0" r="0" b="0"/>
             <wp:docPr id="6" name="image3.png"/>
-            <a:graphic>
+            <wp:cNvGraphicFramePr/>
+            <a:graphic xmlns:a="http://schemas.openxmlformats.org/drawingml/2006/main">
               <a:graphicData uri="http://schemas.openxmlformats.org/drawingml/2006/picture">
-                <pic:pic>
+                <pic:pic xmlns:pic="http://schemas.openxmlformats.org/drawingml/2006/picture">
                   <pic:nvPicPr>
                     <pic:cNvPr id="0" name="image3.png"/>
                     <pic:cNvPicPr preferRelativeResize="0"/>
                   </pic:nvPicPr>
                   <pic:blipFill>
-                    <a:blip r:embed="rId11"/>
-                    <a:srcRect b="0" l="0" r="0" t="0"/>
+                    <a:blip r:embed="rId10"/>
+                    <a:srcRect/>
                     <a:stretch>
                       <a:fillRect/>
                     </a:stretch>
@@ -1505,7 +1348,9 @@
                       <a:off x="0" y="0"/>
                       <a:ext cx="5731200" cy="3479800"/>
                     </a:xfrm>
-                    <a:prstGeom prst="rect"/>
+                    <a:prstGeom prst="rect">
+                      <a:avLst/>
+                    </a:prstGeom>
                     <a:ln/>
                   </pic:spPr>
                 </pic:pic>
@@ -1514,33 +1359,28 @@
           </wp:inline>
         </w:drawing>
       </w:r>
-      <w:r>
-        <w:rPr>
-          <w:rtl w:val="0"/>
-        </w:rPr>
-      </w:r>
-    </w:p>
-    <w:p>
-      <w:pPr>
-        <w:rPr/>
-      </w:pPr>
-      <w:r>
-        <w:rPr/>
+    </w:p>
+    <w:p>
+      <w:r>
+        <w:rPr>
+          <w:noProof/>
+        </w:rPr>
         <w:drawing>
-          <wp:inline distB="114300" distT="114300" distL="114300" distR="114300">
+          <wp:inline distT="114300" distB="114300" distL="114300" distR="114300" wp14:anchorId="7A3916E0" wp14:editId="7B2F866F">
             <wp:extent cx="5731200" cy="3543300"/>
-            <wp:effectExtent b="0" l="0" r="0" t="0"/>
+            <wp:effectExtent l="0" t="0" r="0" b="0"/>
             <wp:docPr id="7" name="image10.png"/>
-            <a:graphic>
+            <wp:cNvGraphicFramePr/>
+            <a:graphic xmlns:a="http://schemas.openxmlformats.org/drawingml/2006/main">
               <a:graphicData uri="http://schemas.openxmlformats.org/drawingml/2006/picture">
-                <pic:pic>
+                <pic:pic xmlns:pic="http://schemas.openxmlformats.org/drawingml/2006/picture">
                   <pic:nvPicPr>
                     <pic:cNvPr id="0" name="image10.png"/>
                     <pic:cNvPicPr preferRelativeResize="0"/>
                   </pic:nvPicPr>
                   <pic:blipFill>
-                    <a:blip r:embed="rId12"/>
-                    <a:srcRect b="0" l="0" r="0" t="0"/>
+                    <a:blip r:embed="rId11"/>
+                    <a:srcRect/>
                     <a:stretch>
                       <a:fillRect/>
                     </a:stretch>
@@ -1550,7 +1390,9 @@
                       <a:off x="0" y="0"/>
                       <a:ext cx="5731200" cy="3543300"/>
                     </a:xfrm>
-                    <a:prstGeom prst="rect"/>
+                    <a:prstGeom prst="rect">
+                      <a:avLst/>
+                    </a:prstGeom>
                     <a:ln/>
                   </pic:spPr>
                 </pic:pic>
@@ -1559,33 +1401,29 @@
           </wp:inline>
         </w:drawing>
       </w:r>
-      <w:r>
-        <w:rPr>
-          <w:rtl w:val="0"/>
-        </w:rPr>
-      </w:r>
-    </w:p>
-    <w:p>
-      <w:pPr>
-        <w:rPr/>
-      </w:pPr>
-      <w:r>
-        <w:rPr/>
+    </w:p>
+    <w:p>
+      <w:r>
+        <w:rPr>
+          <w:noProof/>
+        </w:rPr>
+        <w:lastRenderedPageBreak/>
         <w:drawing>
-          <wp:inline distB="114300" distT="114300" distL="114300" distR="114300">
+          <wp:inline distT="114300" distB="114300" distL="114300" distR="114300" wp14:anchorId="6945424A" wp14:editId="210CF55D">
             <wp:extent cx="5731200" cy="3517900"/>
-            <wp:effectExtent b="0" l="0" r="0" t="0"/>
+            <wp:effectExtent l="0" t="0" r="0" b="0"/>
             <wp:docPr id="10" name="image1.png"/>
-            <a:graphic>
+            <wp:cNvGraphicFramePr/>
+            <a:graphic xmlns:a="http://schemas.openxmlformats.org/drawingml/2006/main">
               <a:graphicData uri="http://schemas.openxmlformats.org/drawingml/2006/picture">
-                <pic:pic>
+                <pic:pic xmlns:pic="http://schemas.openxmlformats.org/drawingml/2006/picture">
                   <pic:nvPicPr>
                     <pic:cNvPr id="0" name="image1.png"/>
                     <pic:cNvPicPr preferRelativeResize="0"/>
                   </pic:nvPicPr>
                   <pic:blipFill>
-                    <a:blip r:embed="rId13"/>
-                    <a:srcRect b="0" l="0" r="0" t="0"/>
+                    <a:blip r:embed="rId12"/>
+                    <a:srcRect/>
                     <a:stretch>
                       <a:fillRect/>
                     </a:stretch>
@@ -1595,7 +1433,9 @@
                       <a:off x="0" y="0"/>
                       <a:ext cx="5731200" cy="3517900"/>
                     </a:xfrm>
-                    <a:prstGeom prst="rect"/>
+                    <a:prstGeom prst="rect">
+                      <a:avLst/>
+                    </a:prstGeom>
                     <a:ln/>
                   </pic:spPr>
                 </pic:pic>
@@ -1604,33 +1444,28 @@
           </wp:inline>
         </w:drawing>
       </w:r>
-      <w:r>
-        <w:rPr>
-          <w:rtl w:val="0"/>
-        </w:rPr>
-      </w:r>
-    </w:p>
-    <w:p>
-      <w:pPr>
-        <w:rPr/>
-      </w:pPr>
-      <w:r>
-        <w:rPr/>
+    </w:p>
+    <w:p>
+      <w:r>
+        <w:rPr>
+          <w:noProof/>
+        </w:rPr>
         <w:drawing>
-          <wp:inline distB="114300" distT="114300" distL="114300" distR="114300">
+          <wp:inline distT="114300" distB="114300" distL="114300" distR="114300" wp14:anchorId="092DBA85" wp14:editId="3A59299A">
             <wp:extent cx="5731200" cy="3467100"/>
-            <wp:effectExtent b="0" l="0" r="0" t="0"/>
+            <wp:effectExtent l="0" t="0" r="0" b="0"/>
             <wp:docPr id="1" name="image8.png"/>
-            <a:graphic>
+            <wp:cNvGraphicFramePr/>
+            <a:graphic xmlns:a="http://schemas.openxmlformats.org/drawingml/2006/main">
               <a:graphicData uri="http://schemas.openxmlformats.org/drawingml/2006/picture">
-                <pic:pic>
+                <pic:pic xmlns:pic="http://schemas.openxmlformats.org/drawingml/2006/picture">
                   <pic:nvPicPr>
                     <pic:cNvPr id="0" name="image8.png"/>
                     <pic:cNvPicPr preferRelativeResize="0"/>
                   </pic:nvPicPr>
                   <pic:blipFill>
-                    <a:blip r:embed="rId14"/>
-                    <a:srcRect b="0" l="0" r="0" t="0"/>
+                    <a:blip r:embed="rId13"/>
+                    <a:srcRect/>
                     <a:stretch>
                       <a:fillRect/>
                     </a:stretch>
@@ -1640,7 +1475,9 @@
                       <a:off x="0" y="0"/>
                       <a:ext cx="5731200" cy="3467100"/>
                     </a:xfrm>
-                    <a:prstGeom prst="rect"/>
+                    <a:prstGeom prst="rect">
+                      <a:avLst/>
+                    </a:prstGeom>
                     <a:ln/>
                   </pic:spPr>
                 </pic:pic>
@@ -1649,33 +1486,29 @@
           </wp:inline>
         </w:drawing>
       </w:r>
-      <w:r>
-        <w:rPr>
-          <w:rtl w:val="0"/>
-        </w:rPr>
-      </w:r>
-    </w:p>
-    <w:p>
-      <w:pPr>
-        <w:rPr/>
-      </w:pPr>
-      <w:r>
-        <w:rPr/>
+    </w:p>
+    <w:p>
+      <w:r>
+        <w:rPr>
+          <w:noProof/>
+        </w:rPr>
+        <w:lastRenderedPageBreak/>
         <w:drawing>
-          <wp:inline distB="114300" distT="114300" distL="114300" distR="114300">
+          <wp:inline distT="114300" distB="114300" distL="114300" distR="114300" wp14:anchorId="099DD603" wp14:editId="0727D522">
             <wp:extent cx="5731200" cy="3492500"/>
-            <wp:effectExtent b="0" l="0" r="0" t="0"/>
+            <wp:effectExtent l="0" t="0" r="0" b="0"/>
             <wp:docPr id="9" name="image4.png"/>
-            <a:graphic>
+            <wp:cNvGraphicFramePr/>
+            <a:graphic xmlns:a="http://schemas.openxmlformats.org/drawingml/2006/main">
               <a:graphicData uri="http://schemas.openxmlformats.org/drawingml/2006/picture">
-                <pic:pic>
+                <pic:pic xmlns:pic="http://schemas.openxmlformats.org/drawingml/2006/picture">
                   <pic:nvPicPr>
                     <pic:cNvPr id="0" name="image4.png"/>
                     <pic:cNvPicPr preferRelativeResize="0"/>
                   </pic:nvPicPr>
                   <pic:blipFill>
-                    <a:blip r:embed="rId15"/>
-                    <a:srcRect b="0" l="0" r="0" t="0"/>
+                    <a:blip r:embed="rId14"/>
+                    <a:srcRect/>
                     <a:stretch>
                       <a:fillRect/>
                     </a:stretch>
@@ -1685,7 +1518,9 @@
                       <a:off x="0" y="0"/>
                       <a:ext cx="5731200" cy="3492500"/>
                     </a:xfrm>
-                    <a:prstGeom prst="rect"/>
+                    <a:prstGeom prst="rect">
+                      <a:avLst/>
+                    </a:prstGeom>
                     <a:ln/>
                   </pic:spPr>
                 </pic:pic>
@@ -1694,52 +1529,37 @@
           </wp:inline>
         </w:drawing>
       </w:r>
-      <w:r>
-        <w:rPr>
-          <w:rtl w:val="0"/>
-        </w:rPr>
-      </w:r>
-    </w:p>
-    <w:p>
-      <w:pPr>
-        <w:rPr/>
-      </w:pPr>
-      <w:r>
-        <w:rPr>
-          <w:rtl w:val="0"/>
-        </w:rPr>
-      </w:r>
-    </w:p>
-    <w:p>
-      <w:pPr>
-        <w:pStyle w:val="Heading2"/>
-        <w:rPr/>
-      </w:pPr>
-      <w:bookmarkStart w:colFirst="0" w:colLast="0" w:name="_u6uw153jg72q" w:id="10"/>
+    </w:p>
+    <w:p/>
+    <w:p>
+      <w:pPr>
+        <w:pStyle w:val="Nagwek2"/>
+      </w:pPr>
+      <w:bookmarkStart w:id="10" w:name="_u6uw153jg72q" w:colFirst="0" w:colLast="0"/>
       <w:bookmarkEnd w:id="10"/>
       <w:r>
-        <w:rPr>
-          <w:rtl w:val="0"/>
-        </w:rPr>
-        <w:t xml:space="preserve">4.Diagram Przypadków użycia</w:t>
-      </w:r>
-      <w:r>
-        <w:rPr/>
+        <w:t>4.Diagram Przypadków użycia</w:t>
+      </w:r>
+      <w:r>
+        <w:rPr>
+          <w:noProof/>
+        </w:rPr>
         <w:drawing>
-          <wp:inline distB="114300" distT="114300" distL="114300" distR="114300">
+          <wp:inline distT="114300" distB="114300" distL="114300" distR="114300" wp14:anchorId="1E283AFE" wp14:editId="086BDA40">
             <wp:extent cx="5731200" cy="4025900"/>
-            <wp:effectExtent b="0" l="0" r="0" t="0"/>
+            <wp:effectExtent l="0" t="0" r="0" b="0"/>
             <wp:docPr id="2" name="image6.png"/>
-            <a:graphic>
+            <wp:cNvGraphicFramePr/>
+            <a:graphic xmlns:a="http://schemas.openxmlformats.org/drawingml/2006/main">
               <a:graphicData uri="http://schemas.openxmlformats.org/drawingml/2006/picture">
-                <pic:pic>
+                <pic:pic xmlns:pic="http://schemas.openxmlformats.org/drawingml/2006/picture">
                   <pic:nvPicPr>
                     <pic:cNvPr id="0" name="image6.png"/>
                     <pic:cNvPicPr preferRelativeResize="0"/>
                   </pic:nvPicPr>
                   <pic:blipFill>
-                    <a:blip r:embed="rId16"/>
-                    <a:srcRect b="0" l="0" r="0" t="0"/>
+                    <a:blip r:embed="rId15"/>
+                    <a:srcRect/>
                     <a:stretch>
                       <a:fillRect/>
                     </a:stretch>
@@ -1749,7 +1569,9 @@
                       <a:off x="0" y="0"/>
                       <a:ext cx="5731200" cy="4025900"/>
                     </a:xfrm>
-                    <a:prstGeom prst="rect"/>
+                    <a:prstGeom prst="rect">
+                      <a:avLst/>
+                    </a:prstGeom>
                     <a:ln/>
                   </pic:spPr>
                 </pic:pic>
@@ -1758,24 +1580,1403 @@
           </wp:inline>
         </w:drawing>
       </w:r>
-      <w:r>
-        <w:rPr>
-          <w:rtl w:val="0"/>
-        </w:rPr>
-      </w:r>
-    </w:p>
+    </w:p>
+    <w:p/>
+    <w:p/>
+    <w:p>
+      <w:pPr>
+        <w:pStyle w:val="Nagwek2"/>
+      </w:pPr>
+      <w:r>
+        <w:lastRenderedPageBreak/>
+        <w:t>Opisy przypadków użycia</w:t>
+      </w:r>
+    </w:p>
+    <w:p>
+      <w:pPr>
+        <w:pStyle w:val="Nagwek3"/>
+        <w:rPr>
+          <w:lang w:val="pl-PL"/>
+        </w:rPr>
+      </w:pPr>
+      <w:r>
+        <w:rPr>
+          <w:lang w:val="pl-PL"/>
+        </w:rPr>
+        <w:t>Opis przypadku użycia "rezerwacja terminu na strzelnicy"</w:t>
+      </w:r>
+    </w:p>
+    <w:p>
+      <w:pPr>
+        <w:rPr>
+          <w:lang w:val="pl-PL"/>
+        </w:rPr>
+      </w:pPr>
+      <w:r>
+        <w:rPr>
+          <w:b/>
+          <w:bCs/>
+          <w:lang w:val="pl-PL"/>
+        </w:rPr>
+        <w:t>1. Uczestniczący aktorzy</w:t>
+      </w:r>
+    </w:p>
+    <w:p>
+      <w:pPr>
+        <w:numPr>
+          <w:ilvl w:val="0"/>
+          <w:numId w:val="4"/>
+        </w:numPr>
+        <w:rPr>
+          <w:lang w:val="pl-PL"/>
+        </w:rPr>
+      </w:pPr>
+      <w:r>
+        <w:rPr>
+          <w:lang w:val="pl-PL"/>
+        </w:rPr>
+        <w:t xml:space="preserve">Użytkownik (Klient) </w:t>
+      </w:r>
+    </w:p>
+    <w:p>
+      <w:pPr>
+        <w:rPr>
+          <w:lang w:val="pl-PL"/>
+        </w:rPr>
+      </w:pPr>
+      <w:r>
+        <w:rPr>
+          <w:b/>
+          <w:bCs/>
+          <w:lang w:val="pl-PL"/>
+        </w:rPr>
+        <w:t>2. Podstawowy ciąg zdarzeń</w:t>
+      </w:r>
+    </w:p>
+    <w:p>
+      <w:pPr>
+        <w:numPr>
+          <w:ilvl w:val="0"/>
+          <w:numId w:val="5"/>
+        </w:numPr>
+        <w:rPr>
+          <w:lang w:val="pl-PL"/>
+        </w:rPr>
+      </w:pPr>
+      <w:r>
+        <w:rPr>
+          <w:lang w:val="pl-PL"/>
+        </w:rPr>
+        <w:t xml:space="preserve">System wyświetla formularz "Nowa rezerwacja" pozwalający na złożenie rezerwacji w zakładce "Moje rezerwacje". </w:t>
+      </w:r>
+    </w:p>
+    <w:p>
+      <w:pPr>
+        <w:numPr>
+          <w:ilvl w:val="0"/>
+          <w:numId w:val="5"/>
+        </w:numPr>
+        <w:rPr>
+          <w:lang w:val="pl-PL"/>
+        </w:rPr>
+      </w:pPr>
+      <w:r>
+        <w:rPr>
+          <w:lang w:val="pl-PL"/>
+        </w:rPr>
+        <w:t xml:space="preserve">Użytkownik (po uprzednim przejściu przez przypadek użycia </w:t>
+      </w:r>
+      <w:r>
+        <w:rPr>
+          <w:i/>
+          <w:iCs/>
+          <w:lang w:val="pl-PL"/>
+        </w:rPr>
+        <w:t>Logowanie</w:t>
+      </w:r>
+      <w:r>
+        <w:rPr>
+          <w:lang w:val="pl-PL"/>
+        </w:rPr>
+        <w:t xml:space="preserve"> ) określa datę, godzinę rozpoczęcia oraz godzinę zakończenia. </w:t>
+      </w:r>
+    </w:p>
+    <w:p>
+      <w:pPr>
+        <w:numPr>
+          <w:ilvl w:val="0"/>
+          <w:numId w:val="5"/>
+        </w:numPr>
+        <w:rPr>
+          <w:lang w:val="pl-PL"/>
+        </w:rPr>
+      </w:pPr>
+      <w:r>
+        <w:rPr>
+          <w:lang w:val="pl-PL"/>
+        </w:rPr>
+        <w:t xml:space="preserve">Użytkownik wybiera z listy pożądane stanowisko (przypadek użycia </w:t>
+      </w:r>
+      <w:r>
+        <w:rPr>
+          <w:i/>
+          <w:iCs/>
+          <w:lang w:val="pl-PL"/>
+        </w:rPr>
+        <w:t>Wybór toru</w:t>
+      </w:r>
+      <w:r>
+        <w:rPr>
+          <w:lang w:val="pl-PL"/>
+        </w:rPr>
+        <w:t xml:space="preserve">). </w:t>
+      </w:r>
+    </w:p>
+    <w:p>
+      <w:pPr>
+        <w:numPr>
+          <w:ilvl w:val="0"/>
+          <w:numId w:val="5"/>
+        </w:numPr>
+        <w:rPr>
+          <w:lang w:val="pl-PL"/>
+        </w:rPr>
+      </w:pPr>
+      <w:r>
+        <w:rPr>
+          <w:lang w:val="pl-PL"/>
+        </w:rPr>
+        <w:t xml:space="preserve">Użytkownik zatwierdza rezerwację, klikając przycisk "Zarezerwuj". </w:t>
+      </w:r>
+    </w:p>
+    <w:p>
+      <w:pPr>
+        <w:numPr>
+          <w:ilvl w:val="0"/>
+          <w:numId w:val="5"/>
+        </w:numPr>
+        <w:rPr>
+          <w:lang w:val="pl-PL"/>
+        </w:rPr>
+      </w:pPr>
+      <w:r>
+        <w:rPr>
+          <w:lang w:val="pl-PL"/>
+        </w:rPr>
+        <w:t>System weryfikuje kompletność i poprawność wprowadzonych danych.</w:t>
+      </w:r>
+    </w:p>
+    <w:p>
+      <w:pPr>
+        <w:numPr>
+          <w:ilvl w:val="0"/>
+          <w:numId w:val="5"/>
+        </w:numPr>
+        <w:rPr>
+          <w:lang w:val="pl-PL"/>
+        </w:rPr>
+      </w:pPr>
+      <w:r>
+        <w:rPr>
+          <w:lang w:val="pl-PL"/>
+        </w:rPr>
+        <w:t xml:space="preserve">System zapisuje dane w systemie, nadając nowej rezerwacji status "Oczekująca". </w:t>
+      </w:r>
+    </w:p>
+    <w:p>
+      <w:pPr>
+        <w:numPr>
+          <w:ilvl w:val="0"/>
+          <w:numId w:val="5"/>
+        </w:numPr>
+        <w:rPr>
+          <w:lang w:val="pl-PL"/>
+        </w:rPr>
+      </w:pPr>
+      <w:r>
+        <w:rPr>
+          <w:lang w:val="pl-PL"/>
+        </w:rPr>
+        <w:t xml:space="preserve">System informuje o dokonanej operacji, aktualizując listę rezerwacji użytkownika i wyświetlając adnotację: "Broń i amunicja zostaną przypisane przez instruktora po zakończeniu sesji.". </w:t>
+      </w:r>
+    </w:p>
+    <w:p>
+      <w:pPr>
+        <w:rPr>
+          <w:lang w:val="pl-PL"/>
+        </w:rPr>
+      </w:pPr>
+      <w:r>
+        <w:rPr>
+          <w:b/>
+          <w:bCs/>
+          <w:lang w:val="pl-PL"/>
+        </w:rPr>
+        <w:t>3. Alternatywne ciągi zdarzeń</w:t>
+      </w:r>
+    </w:p>
+    <w:p>
+      <w:pPr>
+        <w:rPr>
+          <w:lang w:val="pl-PL"/>
+        </w:rPr>
+      </w:pPr>
+      <w:r>
+        <w:rPr>
+          <w:lang w:val="pl-PL"/>
+        </w:rPr>
+        <w:t>a) System stwierdza niekompletność danych lub zajętość wybranego stanowiska</w:t>
+      </w:r>
+    </w:p>
+    <w:p>
+      <w:pPr>
+        <w:numPr>
+          <w:ilvl w:val="0"/>
+          <w:numId w:val="6"/>
+        </w:numPr>
+        <w:rPr>
+          <w:lang w:val="pl-PL"/>
+        </w:rPr>
+      </w:pPr>
+      <w:r>
+        <w:rPr>
+          <w:lang w:val="pl-PL"/>
+        </w:rPr>
+        <w:t xml:space="preserve">System ponownie wyświetla formularz z zaznaczonymi polami, w których stwierdzono błędy lub prosi o zmianę terminu. b) Użytkownik rezygnuje z wprowadzania rezerwacji, klikając na formularzu przycisk "Anuluj" </w:t>
+      </w:r>
+    </w:p>
+    <w:p>
+      <w:pPr>
+        <w:numPr>
+          <w:ilvl w:val="0"/>
+          <w:numId w:val="6"/>
+        </w:numPr>
+        <w:rPr>
+          <w:lang w:val="pl-PL"/>
+        </w:rPr>
+      </w:pPr>
+      <w:r>
+        <w:rPr>
+          <w:lang w:val="pl-PL"/>
+        </w:rPr>
+        <w:t xml:space="preserve">powrót Systemu do stanu sprzed wywołania funkcji bez dokonywania żadnych zmian. </w:t>
+      </w:r>
+    </w:p>
+    <w:p>
+      <w:pPr>
+        <w:rPr>
+          <w:lang w:val="pl-PL"/>
+        </w:rPr>
+      </w:pPr>
+      <w:r>
+        <w:rPr>
+          <w:b/>
+          <w:bCs/>
+          <w:lang w:val="pl-PL"/>
+        </w:rPr>
+        <w:t>4. Zależności czasowe</w:t>
+      </w:r>
+      <w:r>
+        <w:rPr>
+          <w:lang w:val="pl-PL"/>
+        </w:rPr>
+        <w:t xml:space="preserve"> </w:t>
+      </w:r>
+      <w:r>
+        <w:rPr>
+          <w:i/>
+          <w:iCs/>
+          <w:lang w:val="pl-PL"/>
+        </w:rPr>
+        <w:t>(wartości szacunkowe na podstawie specyfiki systemu)</w:t>
+      </w:r>
+    </w:p>
+    <w:p>
+      <w:pPr>
+        <w:ind w:left="720"/>
+        <w:rPr>
+          <w:lang w:val="pl-PL"/>
+        </w:rPr>
+      </w:pPr>
+      <w:r>
+        <w:rPr>
+          <w:lang w:val="pl-PL"/>
+        </w:rPr>
+        <w:t>a) częstotliwość wykonania: kilkanaście do kilkudziesięciu razy dziennie</w:t>
+      </w:r>
+    </w:p>
+    <w:p>
+      <w:pPr>
+        <w:ind w:left="720"/>
+        <w:rPr>
+          <w:lang w:val="pl-PL"/>
+        </w:rPr>
+      </w:pPr>
+      <w:r>
+        <w:rPr>
+          <w:lang w:val="pl-PL"/>
+        </w:rPr>
+        <w:t>b) przewidywane spiętrzenia: w weekendy oraz w godzinach popołudniowych</w:t>
+      </w:r>
+    </w:p>
+    <w:p>
+      <w:pPr>
+        <w:ind w:left="720"/>
+        <w:rPr>
+          <w:lang w:val="pl-PL"/>
+        </w:rPr>
+      </w:pPr>
+      <w:r>
+        <w:rPr>
+          <w:lang w:val="pl-PL"/>
+        </w:rPr>
+        <w:t>c) typowy czas realizacji:  około 2 min.</w:t>
+      </w:r>
+    </w:p>
+    <w:p>
+      <w:pPr>
+        <w:ind w:left="720"/>
+        <w:rPr>
+          <w:lang w:val="pl-PL"/>
+        </w:rPr>
+      </w:pPr>
+      <w:r>
+        <w:rPr>
+          <w:lang w:val="pl-PL"/>
+        </w:rPr>
+        <w:t>d) maksymalny czas realizacji: godzina (czas sesji logowania)</w:t>
+      </w:r>
+    </w:p>
+    <w:p>
+      <w:pPr>
+        <w:rPr>
+          <w:lang w:val="pl-PL"/>
+        </w:rPr>
+      </w:pPr>
+      <w:r>
+        <w:rPr>
+          <w:b/>
+          <w:bCs/>
+          <w:lang w:val="pl-PL"/>
+        </w:rPr>
+        <w:t>5. wartości uzyskiwane przez aktorów po zakończeniu przypadku użycia</w:t>
+      </w:r>
+    </w:p>
+    <w:p>
+      <w:pPr>
+        <w:numPr>
+          <w:ilvl w:val="0"/>
+          <w:numId w:val="8"/>
+        </w:numPr>
+        <w:rPr>
+          <w:lang w:val="pl-PL"/>
+        </w:rPr>
+      </w:pPr>
+      <w:r>
+        <w:rPr>
+          <w:lang w:val="pl-PL"/>
+        </w:rPr>
+        <w:t xml:space="preserve">wpis w tabeli rezerwacji widoczny dla Użytkownika w zakładce "Moje rezerwacje" ze statusem "Oczekująca". </w:t>
+      </w:r>
+    </w:p>
+    <w:p>
+      <w:pPr>
+        <w:numPr>
+          <w:ilvl w:val="0"/>
+          <w:numId w:val="8"/>
+        </w:numPr>
+        <w:rPr>
+          <w:lang w:val="pl-PL"/>
+        </w:rPr>
+      </w:pPr>
+      <w:r>
+        <w:rPr>
+          <w:lang w:val="pl-PL"/>
+        </w:rPr>
+        <w:t xml:space="preserve">zarezerwowanie wybranego stanowiska w grafiku strzelnicy na określony czas. </w:t>
+      </w:r>
+    </w:p>
+    <w:p>
+      <w:pPr>
+        <w:pStyle w:val="Nagwek3"/>
+        <w:rPr>
+          <w:lang w:val="pl-PL"/>
+        </w:rPr>
+      </w:pPr>
+      <w:r>
+        <w:rPr>
+          <w:lang w:val="pl-PL"/>
+        </w:rPr>
+        <w:t>Opis przypadku użycia "potwierdzenie przybycia"</w:t>
+      </w:r>
+    </w:p>
+    <w:p>
+      <w:pPr>
+        <w:rPr>
+          <w:lang w:val="pl-PL"/>
+        </w:rPr>
+      </w:pPr>
+      <w:r>
+        <w:rPr>
+          <w:b/>
+          <w:bCs/>
+          <w:lang w:val="pl-PL"/>
+        </w:rPr>
+        <w:t>1. Uczestniczący aktorzy</w:t>
+      </w:r>
+    </w:p>
+    <w:p>
+      <w:pPr>
+        <w:numPr>
+          <w:ilvl w:val="0"/>
+          <w:numId w:val="9"/>
+        </w:numPr>
+        <w:rPr>
+          <w:lang w:val="pl-PL"/>
+        </w:rPr>
+      </w:pPr>
+      <w:r>
+        <w:rPr>
+          <w:lang w:val="pl-PL"/>
+        </w:rPr>
+        <w:t xml:space="preserve">Instruktor </w:t>
+      </w:r>
+    </w:p>
+    <w:p>
+      <w:pPr>
+        <w:rPr>
+          <w:lang w:val="pl-PL"/>
+        </w:rPr>
+      </w:pPr>
+      <w:r>
+        <w:rPr>
+          <w:b/>
+          <w:bCs/>
+          <w:lang w:val="pl-PL"/>
+        </w:rPr>
+        <w:t xml:space="preserve">2. </w:t>
+      </w:r>
+      <w:r>
+        <w:rPr>
+          <w:b/>
+          <w:bCs/>
+          <w:lang w:val="pl-PL"/>
+        </w:rPr>
+        <w:t>P</w:t>
+      </w:r>
+      <w:r>
+        <w:rPr>
+          <w:b/>
+          <w:bCs/>
+          <w:lang w:val="pl-PL"/>
+        </w:rPr>
+        <w:t>odstawowy ciąg zdarzeń</w:t>
+      </w:r>
+    </w:p>
+    <w:p>
+      <w:pPr>
+        <w:numPr>
+          <w:ilvl w:val="0"/>
+          <w:numId w:val="10"/>
+        </w:numPr>
+        <w:rPr>
+          <w:lang w:val="pl-PL"/>
+        </w:rPr>
+      </w:pPr>
+      <w:r>
+        <w:rPr>
+          <w:lang w:val="pl-PL"/>
+        </w:rPr>
+        <w:t xml:space="preserve">System wyświetla listę nadchodzących rezerwacji w zakładce "Obsługa wizyt". </w:t>
+      </w:r>
+    </w:p>
+    <w:p>
+      <w:pPr>
+        <w:numPr>
+          <w:ilvl w:val="0"/>
+          <w:numId w:val="10"/>
+        </w:numPr>
+        <w:rPr>
+          <w:lang w:val="pl-PL"/>
+        </w:rPr>
+      </w:pPr>
+      <w:r>
+        <w:rPr>
+          <w:lang w:val="pl-PL"/>
+        </w:rPr>
+        <w:t xml:space="preserve">Instruktor wybiera rezerwację klienta ze statusem "Wymaga weryfikacji" i klika przycisk "Weryfikuj dokument". </w:t>
+      </w:r>
+    </w:p>
+    <w:p>
+      <w:pPr>
+        <w:numPr>
+          <w:ilvl w:val="0"/>
+          <w:numId w:val="10"/>
+        </w:numPr>
+        <w:rPr>
+          <w:lang w:val="pl-PL"/>
+        </w:rPr>
+      </w:pPr>
+      <w:r>
+        <w:rPr>
+          <w:lang w:val="pl-PL"/>
+        </w:rPr>
+        <w:t xml:space="preserve">System wyświetla formularz "Weryfikacja tożsamości klienta". </w:t>
+      </w:r>
+    </w:p>
+    <w:p>
+      <w:pPr>
+        <w:numPr>
+          <w:ilvl w:val="0"/>
+          <w:numId w:val="10"/>
+        </w:numPr>
+        <w:rPr>
+          <w:lang w:val="pl-PL"/>
+        </w:rPr>
+      </w:pPr>
+      <w:r>
+        <w:rPr>
+          <w:lang w:val="pl-PL"/>
+        </w:rPr>
+        <w:t xml:space="preserve">Instruktor wybiera rodzaj dokumentu (np. Dowód osobisty, Paszport) oraz wpisuje serię, numer dokumentu i numer PESEL klienta (realizując zawarty przypadek użycia </w:t>
+      </w:r>
+      <w:r>
+        <w:rPr>
+          <w:i/>
+          <w:iCs/>
+          <w:lang w:val="pl-PL"/>
+        </w:rPr>
+        <w:t>Potwierdzenie danych</w:t>
+      </w:r>
+      <w:r>
+        <w:rPr>
+          <w:lang w:val="pl-PL"/>
+        </w:rPr>
+        <w:t xml:space="preserve">). </w:t>
+      </w:r>
+    </w:p>
+    <w:p>
+      <w:pPr>
+        <w:numPr>
+          <w:ilvl w:val="0"/>
+          <w:numId w:val="10"/>
+        </w:numPr>
+        <w:rPr>
+          <w:lang w:val="pl-PL"/>
+        </w:rPr>
+      </w:pPr>
+      <w:r>
+        <w:rPr>
+          <w:lang w:val="pl-PL"/>
+        </w:rPr>
+        <w:t xml:space="preserve">Instruktor zatwierdza wprowadzone dane, klikając przycisk "Zatwierdź weryfikację". </w:t>
+      </w:r>
+    </w:p>
+    <w:p>
+      <w:pPr>
+        <w:numPr>
+          <w:ilvl w:val="0"/>
+          <w:numId w:val="10"/>
+        </w:numPr>
+        <w:rPr>
+          <w:lang w:val="pl-PL"/>
+        </w:rPr>
+      </w:pPr>
+      <w:r>
+        <w:rPr>
+          <w:lang w:val="pl-PL"/>
+        </w:rPr>
+        <w:lastRenderedPageBreak/>
+        <w:t xml:space="preserve">System weryfikuje poprawność formularza (np. długość numeru PESEL) i zapisuje dane. </w:t>
+      </w:r>
+    </w:p>
+    <w:p>
+      <w:pPr>
+        <w:numPr>
+          <w:ilvl w:val="0"/>
+          <w:numId w:val="10"/>
+        </w:numPr>
+        <w:rPr>
+          <w:lang w:val="pl-PL"/>
+        </w:rPr>
+      </w:pPr>
+      <w:r>
+        <w:rPr>
+          <w:lang w:val="pl-PL"/>
+        </w:rPr>
+        <w:t xml:space="preserve">System zmienia status weryfikacji klienta na "Zweryfikowany". </w:t>
+      </w:r>
+    </w:p>
+    <w:p>
+      <w:pPr>
+        <w:numPr>
+          <w:ilvl w:val="0"/>
+          <w:numId w:val="10"/>
+        </w:numPr>
+        <w:rPr>
+          <w:lang w:val="pl-PL"/>
+        </w:rPr>
+      </w:pPr>
+      <w:r>
+        <w:rPr>
+          <w:lang w:val="pl-PL"/>
+        </w:rPr>
+        <w:t>Instruktor inicjuje sesję strzelecką, klikając przycisk "</w:t>
+      </w:r>
+      <w:proofErr w:type="spellStart"/>
+      <w:r>
+        <w:rPr>
+          <w:lang w:val="pl-PL"/>
+        </w:rPr>
+        <w:t>Check</w:t>
+      </w:r>
+      <w:proofErr w:type="spellEnd"/>
+      <w:r>
+        <w:rPr>
+          <w:lang w:val="pl-PL"/>
+        </w:rPr>
+        <w:t>-in".</w:t>
+      </w:r>
+    </w:p>
+    <w:p>
+      <w:pPr>
+        <w:numPr>
+          <w:ilvl w:val="0"/>
+          <w:numId w:val="10"/>
+        </w:numPr>
+        <w:rPr>
+          <w:lang w:val="pl-PL"/>
+        </w:rPr>
+      </w:pPr>
+      <w:r>
+        <w:rPr>
+          <w:lang w:val="pl-PL"/>
+        </w:rPr>
+        <w:t xml:space="preserve">System aktualizuje status wizyty (np. na "Potwierdzona") i rozpoczyna śledzenie czasu trwania sesji. </w:t>
+      </w:r>
+    </w:p>
+    <w:p>
+      <w:pPr>
+        <w:rPr>
+          <w:lang w:val="pl-PL"/>
+        </w:rPr>
+      </w:pPr>
+      <w:r>
+        <w:rPr>
+          <w:b/>
+          <w:bCs/>
+          <w:lang w:val="pl-PL"/>
+        </w:rPr>
+        <w:t>3. Alternatywne ciągi zdarzeń</w:t>
+      </w:r>
+    </w:p>
+    <w:p>
+      <w:pPr>
+        <w:ind w:firstLine="708"/>
+        <w:rPr>
+          <w:lang w:val="pl-PL"/>
+        </w:rPr>
+      </w:pPr>
+      <w:r>
+        <w:rPr>
+          <w:lang w:val="pl-PL"/>
+        </w:rPr>
+        <w:t>a) Klient nie posiada ważnego dokumentu tożsamości:</w:t>
+      </w:r>
+    </w:p>
+    <w:p>
+      <w:pPr>
+        <w:numPr>
+          <w:ilvl w:val="0"/>
+          <w:numId w:val="13"/>
+        </w:numPr>
+        <w:tabs>
+          <w:tab w:val="num" w:pos="1068"/>
+        </w:tabs>
+        <w:rPr>
+          <w:lang w:val="pl-PL"/>
+        </w:rPr>
+      </w:pPr>
+      <w:r>
+        <w:rPr>
+          <w:lang w:val="pl-PL"/>
+        </w:rPr>
+        <w:t xml:space="preserve">Instruktor odmawia dopuszczenia do strzelania i nie przeprowadza weryfikacji w systemie, wizyta nie może zostać rozpoczęta (wymóg środowiska o zaostrzonych rygorach prawnych). </w:t>
+      </w:r>
+    </w:p>
+    <w:p>
+      <w:pPr>
+        <w:ind w:firstLine="708"/>
+        <w:rPr>
+          <w:lang w:val="pl-PL"/>
+        </w:rPr>
+      </w:pPr>
+      <w:r>
+        <w:rPr>
+          <w:lang w:val="pl-PL"/>
+        </w:rPr>
+        <w:t>b) System stwierdza braki w formularzu weryfikacji (np. niepełny numer PESEL):</w:t>
+      </w:r>
+    </w:p>
+    <w:p>
+      <w:pPr>
+        <w:numPr>
+          <w:ilvl w:val="0"/>
+          <w:numId w:val="13"/>
+        </w:numPr>
+        <w:tabs>
+          <w:tab w:val="num" w:pos="1068"/>
+        </w:tabs>
+        <w:rPr>
+          <w:lang w:val="pl-PL"/>
+        </w:rPr>
+      </w:pPr>
+      <w:r>
+        <w:rPr>
+          <w:lang w:val="pl-PL"/>
+        </w:rPr>
+        <w:t xml:space="preserve">System podświetla błędne pole i uniemożliwia zatwierdzenie weryfikacji. </w:t>
+      </w:r>
+    </w:p>
+    <w:p>
+      <w:pPr>
+        <w:ind w:firstLine="708"/>
+        <w:rPr>
+          <w:lang w:val="pl-PL"/>
+        </w:rPr>
+      </w:pPr>
+      <w:r>
+        <w:rPr>
+          <w:lang w:val="pl-PL"/>
+        </w:rPr>
+        <w:t>c) Instruktor przerywa proces weryfikacji klikając przycisk "Anuluj":</w:t>
+      </w:r>
+    </w:p>
+    <w:p>
+      <w:pPr>
+        <w:numPr>
+          <w:ilvl w:val="0"/>
+          <w:numId w:val="13"/>
+        </w:numPr>
+        <w:tabs>
+          <w:tab w:val="num" w:pos="1068"/>
+        </w:tabs>
+        <w:rPr>
+          <w:lang w:val="pl-PL"/>
+        </w:rPr>
+      </w:pPr>
+      <w:r>
+        <w:rPr>
+          <w:lang w:val="pl-PL"/>
+        </w:rPr>
+        <w:t xml:space="preserve">Powrót Systemu do widoku "Obsługa wizyt" bez dokonywania zmian w statusie klienta. </w:t>
+      </w:r>
+    </w:p>
+    <w:p>
+      <w:pPr>
+        <w:rPr>
+          <w:lang w:val="pl-PL"/>
+        </w:rPr>
+      </w:pPr>
+      <w:r>
+        <w:rPr>
+          <w:b/>
+          <w:bCs/>
+          <w:lang w:val="pl-PL"/>
+        </w:rPr>
+        <w:t>4. Zależności czasowe</w:t>
+      </w:r>
+      <w:r>
+        <w:rPr>
+          <w:lang w:val="pl-PL"/>
+        </w:rPr>
+        <w:t xml:space="preserve"> </w:t>
+      </w:r>
+      <w:r>
+        <w:rPr>
+          <w:i/>
+          <w:iCs/>
+          <w:lang w:val="pl-PL"/>
+        </w:rPr>
+        <w:t>(wartości szacunkowe na podstawie założeń projektowych)</w:t>
+      </w:r>
+    </w:p>
+    <w:p>
+      <w:pPr>
+        <w:ind w:left="720"/>
+        <w:rPr>
+          <w:lang w:val="pl-PL"/>
+        </w:rPr>
+      </w:pPr>
+      <w:r>
+        <w:rPr>
+          <w:lang w:val="pl-PL"/>
+        </w:rPr>
+        <w:t>a) częstotliwość wykonania: kilkadziesiąt razy dziennie (dla każdego klienta odwiedzającego strzelnicę).</w:t>
+      </w:r>
+    </w:p>
+    <w:p>
+      <w:pPr>
+        <w:ind w:left="720"/>
+        <w:rPr>
+          <w:lang w:val="pl-PL"/>
+        </w:rPr>
+      </w:pPr>
+      <w:r>
+        <w:rPr>
+          <w:lang w:val="pl-PL"/>
+        </w:rPr>
+        <w:t>b) przewidywane spiętrzenia: o pełnych godzinach i w weekendy.</w:t>
+      </w:r>
+    </w:p>
+    <w:p>
+      <w:pPr>
+        <w:ind w:left="720"/>
+        <w:rPr>
+          <w:lang w:val="pl-PL"/>
+        </w:rPr>
+      </w:pPr>
+      <w:r>
+        <w:rPr>
+          <w:lang w:val="pl-PL"/>
+        </w:rPr>
+        <w:t>c) typowy czas realizacji: ~1-2 min</w:t>
+      </w:r>
+    </w:p>
+    <w:p>
+      <w:pPr>
+        <w:ind w:left="720"/>
+        <w:rPr>
+          <w:lang w:val="pl-PL"/>
+        </w:rPr>
+      </w:pPr>
+      <w:r>
+        <w:rPr>
+          <w:lang w:val="pl-PL"/>
+        </w:rPr>
+        <w:t>d) maksymalny czas realizacji: nieokreślony.</w:t>
+      </w:r>
+    </w:p>
+    <w:p>
+      <w:pPr>
+        <w:rPr>
+          <w:lang w:val="pl-PL"/>
+        </w:rPr>
+      </w:pPr>
+      <w:r>
+        <w:rPr>
+          <w:b/>
+          <w:bCs/>
+          <w:lang w:val="pl-PL"/>
+        </w:rPr>
+        <w:t>5. Wartości uzyskiwane przez aktorów po zakończeniu przypadku użycia</w:t>
+      </w:r>
+    </w:p>
+    <w:p>
+      <w:pPr>
+        <w:numPr>
+          <w:ilvl w:val="0"/>
+          <w:numId w:val="12"/>
+        </w:numPr>
+        <w:rPr>
+          <w:lang w:val="pl-PL"/>
+        </w:rPr>
+      </w:pPr>
+      <w:r>
+        <w:rPr>
+          <w:lang w:val="pl-PL"/>
+        </w:rPr>
+        <w:t xml:space="preserve">Potwierdzona tożsamość klienta w systemie (status "Zweryfikowany"), co pozwala na wygenerowanie obowiązkowej "Książki Rejestru". </w:t>
+      </w:r>
+    </w:p>
+    <w:p>
+      <w:pPr>
+        <w:numPr>
+          <w:ilvl w:val="0"/>
+          <w:numId w:val="12"/>
+        </w:numPr>
+        <w:rPr>
+          <w:lang w:val="pl-PL"/>
+        </w:rPr>
+      </w:pPr>
+      <w:r>
+        <w:rPr>
+          <w:lang w:val="pl-PL"/>
+        </w:rPr>
+        <w:t xml:space="preserve">Rozpoczęcie wizyty i udostępnienie stanowiska (osi strzeleckiej) klientowi. </w:t>
+      </w:r>
+    </w:p>
+    <w:p>
+      <w:pPr>
+        <w:rPr>
+          <w:b/>
+          <w:bCs/>
+          <w:lang w:val="pl-PL"/>
+        </w:rPr>
+      </w:pPr>
+    </w:p>
+    <w:p>
+      <w:pPr>
+        <w:pStyle w:val="Nagwek3"/>
+        <w:rPr>
+          <w:lang w:val="pl-PL"/>
+        </w:rPr>
+      </w:pPr>
+      <w:r>
+        <w:rPr>
+          <w:lang w:val="pl-PL"/>
+        </w:rPr>
+        <w:t>Opis przypadku użycia "kontrola użytkowników"</w:t>
+      </w:r>
+    </w:p>
+    <w:p>
+      <w:pPr>
+        <w:rPr>
+          <w:lang w:val="pl-PL"/>
+        </w:rPr>
+      </w:pPr>
+      <w:r>
+        <w:rPr>
+          <w:b/>
+          <w:bCs/>
+          <w:lang w:val="pl-PL"/>
+        </w:rPr>
+        <w:t>1. Uczestniczący aktorzy</w:t>
+      </w:r>
+    </w:p>
+    <w:p>
+      <w:pPr>
+        <w:numPr>
+          <w:ilvl w:val="0"/>
+          <w:numId w:val="14"/>
+        </w:numPr>
+        <w:rPr>
+          <w:lang w:val="pl-PL"/>
+        </w:rPr>
+      </w:pPr>
+      <w:r>
+        <w:rPr>
+          <w:lang w:val="pl-PL"/>
+        </w:rPr>
+        <w:t xml:space="preserve">Administrator </w:t>
+      </w:r>
+    </w:p>
+    <w:p>
+      <w:pPr>
+        <w:rPr>
+          <w:lang w:val="pl-PL"/>
+        </w:rPr>
+      </w:pPr>
+      <w:r>
+        <w:rPr>
+          <w:b/>
+          <w:bCs/>
+          <w:lang w:val="pl-PL"/>
+        </w:rPr>
+        <w:t>2. Podstawowy ciąg zdarzeń</w:t>
+      </w:r>
+    </w:p>
+    <w:p>
+      <w:pPr>
+        <w:numPr>
+          <w:ilvl w:val="0"/>
+          <w:numId w:val="15"/>
+        </w:numPr>
+        <w:rPr>
+          <w:lang w:val="pl-PL"/>
+        </w:rPr>
+      </w:pPr>
+      <w:r>
+        <w:rPr>
+          <w:lang w:val="pl-PL"/>
+        </w:rPr>
+        <w:t xml:space="preserve">System wyświetla panel "Użytkownicy" zawierający ogólne statystyki kont (np. Łącznie, Admini, Instruktorzy, Klienci, Zweryfikowani, Do weryfikacji). </w:t>
+      </w:r>
+    </w:p>
+    <w:p>
+      <w:pPr>
+        <w:numPr>
+          <w:ilvl w:val="0"/>
+          <w:numId w:val="15"/>
+        </w:numPr>
+        <w:rPr>
+          <w:lang w:val="pl-PL"/>
+        </w:rPr>
+      </w:pPr>
+      <w:r>
+        <w:rPr>
+          <w:lang w:val="pl-PL"/>
+        </w:rPr>
+        <w:t xml:space="preserve">System prezentuje tabelę z listą wszystkich zarejestrowanych osób, zawierającą ich dane: imię i nazwisko, email, telefon, przypisaną rolę, status weryfikacji, rodzaj dokumentu oraz datę rejestracji. </w:t>
+      </w:r>
+    </w:p>
+    <w:p>
+      <w:pPr>
+        <w:numPr>
+          <w:ilvl w:val="0"/>
+          <w:numId w:val="15"/>
+        </w:numPr>
+        <w:rPr>
+          <w:lang w:val="pl-PL"/>
+        </w:rPr>
+      </w:pPr>
+      <w:r>
+        <w:rPr>
+          <w:lang w:val="pl-PL"/>
+        </w:rPr>
+        <w:t xml:space="preserve">Administrator (w ramach zarządzania biznesem ) odszukuje konkretnego użytkownika na liście. </w:t>
+      </w:r>
+    </w:p>
+    <w:p>
+      <w:pPr>
+        <w:numPr>
+          <w:ilvl w:val="0"/>
+          <w:numId w:val="15"/>
+        </w:numPr>
+        <w:rPr>
+          <w:lang w:val="pl-PL"/>
+        </w:rPr>
+      </w:pPr>
+      <w:r>
+        <w:rPr>
+          <w:lang w:val="pl-PL"/>
+        </w:rPr>
+        <w:t>Administrator wybiera opcję edycji konta wybranego użytkownika w celu zmiany jego uprawnień (np. zmiana roli z "Klient" na "Instruktor") lub ręcznej modyfikacji statusu weryfikacji.</w:t>
+      </w:r>
+    </w:p>
+    <w:p>
+      <w:pPr>
+        <w:numPr>
+          <w:ilvl w:val="0"/>
+          <w:numId w:val="15"/>
+        </w:numPr>
+        <w:rPr>
+          <w:lang w:val="pl-PL"/>
+        </w:rPr>
+      </w:pPr>
+      <w:r>
+        <w:rPr>
+          <w:lang w:val="pl-PL"/>
+        </w:rPr>
+        <w:t>Administrator zatwierdza wprowadzone zmiany.</w:t>
+      </w:r>
+    </w:p>
+    <w:p>
+      <w:pPr>
+        <w:numPr>
+          <w:ilvl w:val="0"/>
+          <w:numId w:val="15"/>
+        </w:numPr>
+        <w:rPr>
+          <w:lang w:val="pl-PL"/>
+        </w:rPr>
+      </w:pPr>
+      <w:r>
+        <w:rPr>
+          <w:lang w:val="pl-PL"/>
+        </w:rPr>
+        <w:t>System weryfikuje poprawność operacji i zapisuje nowe dane w bazie.</w:t>
+      </w:r>
+    </w:p>
+    <w:p>
+      <w:pPr>
+        <w:numPr>
+          <w:ilvl w:val="0"/>
+          <w:numId w:val="15"/>
+        </w:numPr>
+        <w:rPr>
+          <w:lang w:val="pl-PL"/>
+        </w:rPr>
+      </w:pPr>
+      <w:r>
+        <w:rPr>
+          <w:lang w:val="pl-PL"/>
+        </w:rPr>
+        <w:t xml:space="preserve">System informuje o powodzeniu operacji i odświeża listę użytkowników oraz kafelki ze statystykami. </w:t>
+      </w:r>
+    </w:p>
+    <w:p>
+      <w:pPr>
+        <w:rPr>
+          <w:lang w:val="pl-PL"/>
+        </w:rPr>
+      </w:pPr>
+      <w:r>
+        <w:rPr>
+          <w:b/>
+          <w:bCs/>
+          <w:lang w:val="pl-PL"/>
+        </w:rPr>
+        <w:t>3. Alternatywne ciągi zdarzeń</w:t>
+      </w:r>
+    </w:p>
+    <w:p>
+      <w:pPr>
+        <w:ind w:firstLine="360"/>
+        <w:rPr>
+          <w:lang w:val="pl-PL"/>
+        </w:rPr>
+      </w:pPr>
+      <w:r>
+        <w:rPr>
+          <w:lang w:val="pl-PL"/>
+        </w:rPr>
+        <w:lastRenderedPageBreak/>
+        <w:t>a) Administrator chce szybko odnaleźć konkretną osobę na długiej liście:</w:t>
+      </w:r>
+    </w:p>
+    <w:p>
+      <w:pPr>
+        <w:numPr>
+          <w:ilvl w:val="0"/>
+          <w:numId w:val="18"/>
+        </w:numPr>
+        <w:tabs>
+          <w:tab w:val="num" w:pos="720"/>
+        </w:tabs>
+        <w:rPr>
+          <w:lang w:val="pl-PL"/>
+        </w:rPr>
+      </w:pPr>
+      <w:r>
+        <w:rPr>
+          <w:lang w:val="pl-PL"/>
+        </w:rPr>
+        <w:t xml:space="preserve">Administrator wpisuje dane (np. nazwisko lub email) w polu "Szukaj...". </w:t>
+      </w:r>
+    </w:p>
+    <w:p>
+      <w:pPr>
+        <w:numPr>
+          <w:ilvl w:val="0"/>
+          <w:numId w:val="18"/>
+        </w:numPr>
+        <w:tabs>
+          <w:tab w:val="num" w:pos="720"/>
+        </w:tabs>
+        <w:rPr>
+          <w:lang w:val="pl-PL"/>
+        </w:rPr>
+      </w:pPr>
+      <w:r>
+        <w:rPr>
+          <w:lang w:val="pl-PL"/>
+        </w:rPr>
+        <w:t>System dynamicznie filtruje wyniki w tabeli na podstawie wpisanego ciągu znaków.</w:t>
+      </w:r>
+    </w:p>
+    <w:p>
+      <w:pPr>
+        <w:ind w:firstLine="360"/>
+        <w:rPr>
+          <w:lang w:val="pl-PL"/>
+        </w:rPr>
+      </w:pPr>
+      <w:r>
+        <w:rPr>
+          <w:lang w:val="pl-PL"/>
+        </w:rPr>
+        <w:t>b) Administrator rezygnuje z wprowadzania zmian w koncie:</w:t>
+      </w:r>
+    </w:p>
+    <w:p>
+      <w:pPr>
+        <w:numPr>
+          <w:ilvl w:val="0"/>
+          <w:numId w:val="19"/>
+        </w:numPr>
+        <w:tabs>
+          <w:tab w:val="num" w:pos="720"/>
+        </w:tabs>
+        <w:rPr>
+          <w:lang w:val="pl-PL"/>
+        </w:rPr>
+      </w:pPr>
+      <w:r>
+        <w:rPr>
+          <w:lang w:val="pl-PL"/>
+        </w:rPr>
+        <w:t>Administrator klika przycisk anulowania akcji (lub wychodzi z widoku edycji).</w:t>
+      </w:r>
+    </w:p>
+    <w:p>
+      <w:pPr>
+        <w:numPr>
+          <w:ilvl w:val="0"/>
+          <w:numId w:val="19"/>
+        </w:numPr>
+        <w:tabs>
+          <w:tab w:val="num" w:pos="720"/>
+        </w:tabs>
+        <w:rPr>
+          <w:lang w:val="pl-PL"/>
+        </w:rPr>
+      </w:pPr>
+      <w:r>
+        <w:rPr>
+          <w:lang w:val="pl-PL"/>
+        </w:rPr>
+        <w:t>Powrót Systemu do widoku głównego listy użytkowników bez dokonywania żadnych zmian w bazie.</w:t>
+      </w:r>
+    </w:p>
+    <w:p>
+      <w:pPr>
+        <w:rPr>
+          <w:lang w:val="pl-PL"/>
+        </w:rPr>
+      </w:pPr>
+      <w:r>
+        <w:rPr>
+          <w:b/>
+          <w:bCs/>
+          <w:lang w:val="pl-PL"/>
+        </w:rPr>
+        <w:t>4. Zależności czasowe</w:t>
+      </w:r>
+      <w:r>
+        <w:rPr>
+          <w:lang w:val="pl-PL"/>
+        </w:rPr>
+        <w:t xml:space="preserve"> </w:t>
+      </w:r>
+      <w:r>
+        <w:rPr>
+          <w:i/>
+          <w:iCs/>
+          <w:lang w:val="pl-PL"/>
+        </w:rPr>
+        <w:t>(wartości szacunkowe na podstawie roli administratora)</w:t>
+      </w:r>
+    </w:p>
+    <w:p>
+      <w:pPr>
+        <w:numPr>
+          <w:ilvl w:val="0"/>
+          <w:numId w:val="16"/>
+        </w:numPr>
+        <w:rPr>
+          <w:lang w:val="pl-PL"/>
+        </w:rPr>
+      </w:pPr>
+      <w:r>
+        <w:rPr>
+          <w:lang w:val="pl-PL"/>
+        </w:rPr>
+        <w:t>a) częstotliwość wykonania: od kilku do kilkunastu razy w tygodniu (np. przy zatrudnianiu nowej kadry, weryfikacji problematycznych kont).</w:t>
+      </w:r>
+    </w:p>
+    <w:p>
+      <w:pPr>
+        <w:numPr>
+          <w:ilvl w:val="0"/>
+          <w:numId w:val="16"/>
+        </w:numPr>
+        <w:rPr>
+          <w:lang w:val="pl-PL"/>
+        </w:rPr>
+      </w:pPr>
+      <w:r>
+        <w:rPr>
+          <w:lang w:val="pl-PL"/>
+        </w:rPr>
+        <w:t>b) przewidywane spiętrzenia: po początkowym wdrożeniu systemu na strzelnicy.</w:t>
+      </w:r>
+    </w:p>
+    <w:p>
+      <w:pPr>
+        <w:numPr>
+          <w:ilvl w:val="0"/>
+          <w:numId w:val="16"/>
+        </w:numPr>
+        <w:rPr>
+          <w:lang w:val="pl-PL"/>
+        </w:rPr>
+      </w:pPr>
+      <w:r>
+        <w:rPr>
+          <w:lang w:val="pl-PL"/>
+        </w:rPr>
+        <w:t xml:space="preserve">c) typowy czas realizacji: </w:t>
+      </w:r>
+      <w:r>
+        <w:rPr>
+          <w:lang w:val="pl-PL"/>
+        </w:rPr>
+        <w:t xml:space="preserve"> około </w:t>
+      </w:r>
+      <w:r>
+        <w:rPr>
+          <w:lang w:val="pl-PL"/>
+        </w:rPr>
+        <w:t>1-2 min.</w:t>
+      </w:r>
+    </w:p>
+    <w:p>
+      <w:pPr>
+        <w:numPr>
+          <w:ilvl w:val="0"/>
+          <w:numId w:val="16"/>
+        </w:numPr>
+        <w:rPr>
+          <w:lang w:val="pl-PL"/>
+        </w:rPr>
+      </w:pPr>
+      <w:r>
+        <w:rPr>
+          <w:lang w:val="pl-PL"/>
+        </w:rPr>
+        <w:t>d) maksymalny czas realizacji: nieokreślony.</w:t>
+      </w:r>
+    </w:p>
+    <w:p>
+      <w:pPr>
+        <w:rPr>
+          <w:lang w:val="pl-PL"/>
+        </w:rPr>
+      </w:pPr>
+      <w:r>
+        <w:rPr>
+          <w:b/>
+          <w:bCs/>
+          <w:lang w:val="pl-PL"/>
+        </w:rPr>
+        <w:t>5. Wartości uzyskiwane przez aktorów po zakończeniu przypadku użycia</w:t>
+      </w:r>
+    </w:p>
+    <w:p>
+      <w:pPr>
+        <w:numPr>
+          <w:ilvl w:val="0"/>
+          <w:numId w:val="17"/>
+        </w:numPr>
+        <w:rPr>
+          <w:lang w:val="pl-PL"/>
+        </w:rPr>
+      </w:pPr>
+      <w:r>
+        <w:rPr>
+          <w:lang w:val="pl-PL"/>
+        </w:rPr>
+        <w:t xml:space="preserve">Zaktualizowane role i uprawnienia użytkowników w systemie (np. nadanie nowemu pracownikowi dostępu do panelu instruktora). </w:t>
+      </w:r>
+    </w:p>
+    <w:p/>
     <w:sectPr>
-      <w:pgSz w:h="16834" w:w="11909" w:orient="portrait"/>
-      <w:pgMar w:bottom="1440" w:top="1440" w:left="1440" w:right="1440" w:header="720" w:footer="720"/>
+      <w:pgSz w:w="11909" w:h="16834"/>
+      <w:pgMar w:top="1440" w:right="1440" w:bottom="1440" w:left="1440" w:header="720" w:footer="720" w:gutter="0"/>
       <w:pgNumType w:start="1"/>
+      <w:cols w:space="708"/>
     </w:sectPr>
   </w:body>
 </w:document>
 </file>
 
 <file path=word/numbering.xml><?xml version="1.0" encoding="utf-8"?>
-<w:numbering xmlns:mc="http://schemas.openxmlformats.org/markup-compatibility/2006" xmlns:o="urn:schemas-microsoft-com:office:office" xmlns:r="http://schemas.openxmlformats.org/officeDocument/2006/relationships" xmlns:m="http://schemas.openxmlformats.org/officeDocument/2006/math" xmlns:v="urn:schemas-microsoft-com:vml" xmlns:wp="http://schemas.openxmlformats.org/drawingml/2006/wordprocessingDrawing" xmlns:w10="urn:schemas-microsoft-com:office:word" xmlns:w="http://schemas.openxmlformats.org/wordprocessingml/2006/main" xmlns:wne="http://schemas.microsoft.com/office/word/2006/wordml" xmlns:sl="http://schemas.openxmlformats.org/schemaLibrary/2006/main" xmlns:a="http://schemas.openxmlformats.org/drawingml/2006/main" xmlns:pic="http://schemas.openxmlformats.org/drawingml/2006/picture" xmlns:c="http://schemas.openxmlformats.org/drawingml/2006/chart" xmlns:lc="http://schemas.openxmlformats.org/drawingml/2006/lockedCanvas" xmlns:dgm="http://schemas.openxmlformats.org/drawingml/2006/diagram" xmlns:wps="http://schemas.microsoft.com/office/word/2010/wordprocessingShape" xmlns:wpg="http://schemas.microsoft.com/office/word/2010/wordprocessingGroup" xmlns:w14="http://schemas.microsoft.com/office/word/2010/wordml" xmlns:w15="http://schemas.microsoft.com/office/word/2012/wordml" xmlns:w16="http://schemas.microsoft.com/office/word/2018/wordml" xmlns:w16cex="http://schemas.microsoft.com/office/word/2018/wordml/cex" xmlns:w16cid="http://schemas.microsoft.com/office/word/2016/wordml/cid" xmlns="http://schemas.microsoft.com/office/tasks/2019/documenttasks" xmlns:cr="http://schemas.microsoft.com/office/comments/2020/reactions">
-  <w:abstractNum w:abstractNumId="1">
+<w:numbering xmlns:wpc="http://schemas.microsoft.com/office/word/2010/wordprocessingCanvas" xmlns:cx="http://schemas.microsoft.com/office/drawing/2014/chartex" xmlns:cx1="http://schemas.microsoft.com/office/drawing/2015/9/8/chartex" xmlns:cx2="http://schemas.microsoft.com/office/drawing/2015/10/21/chartex" xmlns:cx3="http://schemas.microsoft.com/office/drawing/2016/5/9/chartex" xmlns:cx4="http://schemas.microsoft.com/office/drawing/2016/5/10/chartex" xmlns:cx5="http://schemas.microsoft.com/office/drawing/2016/5/11/chartex" xmlns:cx6="http://schemas.microsoft.com/office/drawing/2016/5/12/chartex" xmlns:cx7="http://schemas.microsoft.com/office/drawing/2016/5/13/chartex" xmlns:cx8="http://schemas.microsoft.com/office/drawing/2016/5/14/chartex" xmlns:mc="http://schemas.openxmlformats.org/markup-compatibility/2006" xmlns:aink="http://schemas.microsoft.com/office/drawing/2016/ink" xmlns:am3d="http://schemas.microsoft.com/office/drawing/2017/model3d" xmlns:o="urn:schemas-microsoft-com:office:office" xmlns:oel="http://schemas.microsoft.com/office/2019/extlst" xmlns:r="http://schemas.openxmlformats.org/officeDocument/2006/relationships" xmlns:m="http://schemas.openxmlformats.org/officeDocument/2006/math" xmlns:v="urn:schemas-microsoft-com:vml" xmlns:wp14="http://schemas.microsoft.com/office/word/2010/wordprocessingDrawing" xmlns:wp="http://schemas.openxmlformats.org/drawingml/2006/wordprocessingDrawing" xmlns:w10="urn:schemas-microsoft-com:office:word" xmlns:w="http://schemas.openxmlformats.org/wordprocessingml/2006/main" xmlns:w14="http://schemas.microsoft.com/office/word/2010/wordml" xmlns:w15="http://schemas.microsoft.com/office/word/2012/wordml" xmlns:w16cex="http://schemas.microsoft.com/office/word/2018/wordml/cex" xmlns:w16cid="http://schemas.microsoft.com/office/word/2016/wordml/cid" xmlns:w16="http://schemas.microsoft.com/office/word/2018/wordml" xmlns:w16du="http://schemas.microsoft.com/office/word/2023/wordml/word16du" xmlns:w16sdtdh="http://schemas.microsoft.com/office/word/2020/wordml/sdtdatahash" xmlns:w16sdtfl="http://schemas.microsoft.com/office/word/2024/wordml/sdtformatlock" xmlns:w16se="http://schemas.microsoft.com/office/word/2015/wordml/symex" xmlns:wpg="http://schemas.microsoft.com/office/word/2010/wordprocessingGroup" xmlns:wpi="http://schemas.microsoft.com/office/word/2010/wordprocessingInk" xmlns:wne="http://schemas.microsoft.com/office/word/2006/wordml" xmlns:wps="http://schemas.microsoft.com/office/word/2010/wordprocessingShape" mc:Ignorable="w14 w15 w16se w16cid w16 w16cex w16sdtdh w16sdtfl w16du wp14">
+  <w:abstractNum w:abstractNumId="0" w15:restartNumberingAfterBreak="0">
+    <w:nsid w:val="02A64850"/>
+    <w:multiLevelType w:val="multilevel"/>
+    <w:tmpl w:val="DE3AE2EE"/>
     <w:lvl w:ilvl="0">
       <w:start w:val="1"/>
       <w:numFmt w:val="bullet"/>
@@ -1885,7 +3086,2495 @@
       </w:rPr>
     </w:lvl>
   </w:abstractNum>
-  <w:abstractNum w:abstractNumId="2">
+  <w:abstractNum w:abstractNumId="1" w15:restartNumberingAfterBreak="0">
+    <w:nsid w:val="03657681"/>
+    <w:multiLevelType w:val="multilevel"/>
+    <w:tmpl w:val="02188B7C"/>
+    <w:lvl w:ilvl="0">
+      <w:start w:val="1"/>
+      <w:numFmt w:val="bullet"/>
+      <w:lvlText w:val=""/>
+      <w:lvlJc w:val="left"/>
+      <w:pPr>
+        <w:tabs>
+          <w:tab w:val="num" w:pos="720"/>
+        </w:tabs>
+        <w:ind w:left="720" w:hanging="360"/>
+      </w:pPr>
+      <w:rPr>
+        <w:rFonts w:ascii="Symbol" w:hAnsi="Symbol" w:hint="default"/>
+        <w:sz w:val="20"/>
+      </w:rPr>
+    </w:lvl>
+    <w:lvl w:ilvl="1" w:tentative="1">
+      <w:start w:val="1"/>
+      <w:numFmt w:val="bullet"/>
+      <w:lvlText w:val="o"/>
+      <w:lvlJc w:val="left"/>
+      <w:pPr>
+        <w:tabs>
+          <w:tab w:val="num" w:pos="1440"/>
+        </w:tabs>
+        <w:ind w:left="1440" w:hanging="360"/>
+      </w:pPr>
+      <w:rPr>
+        <w:rFonts w:ascii="Courier New" w:hAnsi="Courier New" w:hint="default"/>
+        <w:sz w:val="20"/>
+      </w:rPr>
+    </w:lvl>
+    <w:lvl w:ilvl="2" w:tentative="1">
+      <w:start w:val="1"/>
+      <w:numFmt w:val="bullet"/>
+      <w:lvlText w:val=""/>
+      <w:lvlJc w:val="left"/>
+      <w:pPr>
+        <w:tabs>
+          <w:tab w:val="num" w:pos="2160"/>
+        </w:tabs>
+        <w:ind w:left="2160" w:hanging="360"/>
+      </w:pPr>
+      <w:rPr>
+        <w:rFonts w:ascii="Wingdings" w:hAnsi="Wingdings" w:hint="default"/>
+        <w:sz w:val="20"/>
+      </w:rPr>
+    </w:lvl>
+    <w:lvl w:ilvl="3" w:tentative="1">
+      <w:start w:val="1"/>
+      <w:numFmt w:val="bullet"/>
+      <w:lvlText w:val=""/>
+      <w:lvlJc w:val="left"/>
+      <w:pPr>
+        <w:tabs>
+          <w:tab w:val="num" w:pos="2880"/>
+        </w:tabs>
+        <w:ind w:left="2880" w:hanging="360"/>
+      </w:pPr>
+      <w:rPr>
+        <w:rFonts w:ascii="Wingdings" w:hAnsi="Wingdings" w:hint="default"/>
+        <w:sz w:val="20"/>
+      </w:rPr>
+    </w:lvl>
+    <w:lvl w:ilvl="4" w:tentative="1">
+      <w:start w:val="1"/>
+      <w:numFmt w:val="bullet"/>
+      <w:lvlText w:val=""/>
+      <w:lvlJc w:val="left"/>
+      <w:pPr>
+        <w:tabs>
+          <w:tab w:val="num" w:pos="3600"/>
+        </w:tabs>
+        <w:ind w:left="3600" w:hanging="360"/>
+      </w:pPr>
+      <w:rPr>
+        <w:rFonts w:ascii="Wingdings" w:hAnsi="Wingdings" w:hint="default"/>
+        <w:sz w:val="20"/>
+      </w:rPr>
+    </w:lvl>
+    <w:lvl w:ilvl="5" w:tentative="1">
+      <w:start w:val="1"/>
+      <w:numFmt w:val="bullet"/>
+      <w:lvlText w:val=""/>
+      <w:lvlJc w:val="left"/>
+      <w:pPr>
+        <w:tabs>
+          <w:tab w:val="num" w:pos="4320"/>
+        </w:tabs>
+        <w:ind w:left="4320" w:hanging="360"/>
+      </w:pPr>
+      <w:rPr>
+        <w:rFonts w:ascii="Wingdings" w:hAnsi="Wingdings" w:hint="default"/>
+        <w:sz w:val="20"/>
+      </w:rPr>
+    </w:lvl>
+    <w:lvl w:ilvl="6" w:tentative="1">
+      <w:start w:val="1"/>
+      <w:numFmt w:val="bullet"/>
+      <w:lvlText w:val=""/>
+      <w:lvlJc w:val="left"/>
+      <w:pPr>
+        <w:tabs>
+          <w:tab w:val="num" w:pos="5040"/>
+        </w:tabs>
+        <w:ind w:left="5040" w:hanging="360"/>
+      </w:pPr>
+      <w:rPr>
+        <w:rFonts w:ascii="Wingdings" w:hAnsi="Wingdings" w:hint="default"/>
+        <w:sz w:val="20"/>
+      </w:rPr>
+    </w:lvl>
+    <w:lvl w:ilvl="7" w:tentative="1">
+      <w:start w:val="1"/>
+      <w:numFmt w:val="bullet"/>
+      <w:lvlText w:val=""/>
+      <w:lvlJc w:val="left"/>
+      <w:pPr>
+        <w:tabs>
+          <w:tab w:val="num" w:pos="5760"/>
+        </w:tabs>
+        <w:ind w:left="5760" w:hanging="360"/>
+      </w:pPr>
+      <w:rPr>
+        <w:rFonts w:ascii="Wingdings" w:hAnsi="Wingdings" w:hint="default"/>
+        <w:sz w:val="20"/>
+      </w:rPr>
+    </w:lvl>
+    <w:lvl w:ilvl="8" w:tentative="1">
+      <w:start w:val="1"/>
+      <w:numFmt w:val="bullet"/>
+      <w:lvlText w:val=""/>
+      <w:lvlJc w:val="left"/>
+      <w:pPr>
+        <w:tabs>
+          <w:tab w:val="num" w:pos="6480"/>
+        </w:tabs>
+        <w:ind w:left="6480" w:hanging="360"/>
+      </w:pPr>
+      <w:rPr>
+        <w:rFonts w:ascii="Wingdings" w:hAnsi="Wingdings" w:hint="default"/>
+        <w:sz w:val="20"/>
+      </w:rPr>
+    </w:lvl>
+  </w:abstractNum>
+  <w:abstractNum w:abstractNumId="2" w15:restartNumberingAfterBreak="0">
+    <w:nsid w:val="07587360"/>
+    <w:multiLevelType w:val="multilevel"/>
+    <w:tmpl w:val="113217FE"/>
+    <w:lvl w:ilvl="0">
+      <w:start w:val="1"/>
+      <w:numFmt w:val="bullet"/>
+      <w:lvlText w:val=""/>
+      <w:lvlJc w:val="left"/>
+      <w:pPr>
+        <w:tabs>
+          <w:tab w:val="num" w:pos="720"/>
+        </w:tabs>
+        <w:ind w:left="720" w:hanging="360"/>
+      </w:pPr>
+      <w:rPr>
+        <w:rFonts w:ascii="Symbol" w:hAnsi="Symbol" w:hint="default"/>
+        <w:sz w:val="20"/>
+      </w:rPr>
+    </w:lvl>
+    <w:lvl w:ilvl="1" w:tentative="1">
+      <w:start w:val="1"/>
+      <w:numFmt w:val="bullet"/>
+      <w:lvlText w:val="o"/>
+      <w:lvlJc w:val="left"/>
+      <w:pPr>
+        <w:tabs>
+          <w:tab w:val="num" w:pos="1440"/>
+        </w:tabs>
+        <w:ind w:left="1440" w:hanging="360"/>
+      </w:pPr>
+      <w:rPr>
+        <w:rFonts w:ascii="Courier New" w:hAnsi="Courier New" w:hint="default"/>
+        <w:sz w:val="20"/>
+      </w:rPr>
+    </w:lvl>
+    <w:lvl w:ilvl="2" w:tentative="1">
+      <w:start w:val="1"/>
+      <w:numFmt w:val="bullet"/>
+      <w:lvlText w:val=""/>
+      <w:lvlJc w:val="left"/>
+      <w:pPr>
+        <w:tabs>
+          <w:tab w:val="num" w:pos="2160"/>
+        </w:tabs>
+        <w:ind w:left="2160" w:hanging="360"/>
+      </w:pPr>
+      <w:rPr>
+        <w:rFonts w:ascii="Wingdings" w:hAnsi="Wingdings" w:hint="default"/>
+        <w:sz w:val="20"/>
+      </w:rPr>
+    </w:lvl>
+    <w:lvl w:ilvl="3" w:tentative="1">
+      <w:start w:val="1"/>
+      <w:numFmt w:val="bullet"/>
+      <w:lvlText w:val=""/>
+      <w:lvlJc w:val="left"/>
+      <w:pPr>
+        <w:tabs>
+          <w:tab w:val="num" w:pos="2880"/>
+        </w:tabs>
+        <w:ind w:left="2880" w:hanging="360"/>
+      </w:pPr>
+      <w:rPr>
+        <w:rFonts w:ascii="Wingdings" w:hAnsi="Wingdings" w:hint="default"/>
+        <w:sz w:val="20"/>
+      </w:rPr>
+    </w:lvl>
+    <w:lvl w:ilvl="4" w:tentative="1">
+      <w:start w:val="1"/>
+      <w:numFmt w:val="bullet"/>
+      <w:lvlText w:val=""/>
+      <w:lvlJc w:val="left"/>
+      <w:pPr>
+        <w:tabs>
+          <w:tab w:val="num" w:pos="3600"/>
+        </w:tabs>
+        <w:ind w:left="3600" w:hanging="360"/>
+      </w:pPr>
+      <w:rPr>
+        <w:rFonts w:ascii="Wingdings" w:hAnsi="Wingdings" w:hint="default"/>
+        <w:sz w:val="20"/>
+      </w:rPr>
+    </w:lvl>
+    <w:lvl w:ilvl="5" w:tentative="1">
+      <w:start w:val="1"/>
+      <w:numFmt w:val="bullet"/>
+      <w:lvlText w:val=""/>
+      <w:lvlJc w:val="left"/>
+      <w:pPr>
+        <w:tabs>
+          <w:tab w:val="num" w:pos="4320"/>
+        </w:tabs>
+        <w:ind w:left="4320" w:hanging="360"/>
+      </w:pPr>
+      <w:rPr>
+        <w:rFonts w:ascii="Wingdings" w:hAnsi="Wingdings" w:hint="default"/>
+        <w:sz w:val="20"/>
+      </w:rPr>
+    </w:lvl>
+    <w:lvl w:ilvl="6" w:tentative="1">
+      <w:start w:val="1"/>
+      <w:numFmt w:val="bullet"/>
+      <w:lvlText w:val=""/>
+      <w:lvlJc w:val="left"/>
+      <w:pPr>
+        <w:tabs>
+          <w:tab w:val="num" w:pos="5040"/>
+        </w:tabs>
+        <w:ind w:left="5040" w:hanging="360"/>
+      </w:pPr>
+      <w:rPr>
+        <w:rFonts w:ascii="Wingdings" w:hAnsi="Wingdings" w:hint="default"/>
+        <w:sz w:val="20"/>
+      </w:rPr>
+    </w:lvl>
+    <w:lvl w:ilvl="7" w:tentative="1">
+      <w:start w:val="1"/>
+      <w:numFmt w:val="bullet"/>
+      <w:lvlText w:val=""/>
+      <w:lvlJc w:val="left"/>
+      <w:pPr>
+        <w:tabs>
+          <w:tab w:val="num" w:pos="5760"/>
+        </w:tabs>
+        <w:ind w:left="5760" w:hanging="360"/>
+      </w:pPr>
+      <w:rPr>
+        <w:rFonts w:ascii="Wingdings" w:hAnsi="Wingdings" w:hint="default"/>
+        <w:sz w:val="20"/>
+      </w:rPr>
+    </w:lvl>
+    <w:lvl w:ilvl="8" w:tentative="1">
+      <w:start w:val="1"/>
+      <w:numFmt w:val="bullet"/>
+      <w:lvlText w:val=""/>
+      <w:lvlJc w:val="left"/>
+      <w:pPr>
+        <w:tabs>
+          <w:tab w:val="num" w:pos="6480"/>
+        </w:tabs>
+        <w:ind w:left="6480" w:hanging="360"/>
+      </w:pPr>
+      <w:rPr>
+        <w:rFonts w:ascii="Wingdings" w:hAnsi="Wingdings" w:hint="default"/>
+        <w:sz w:val="20"/>
+      </w:rPr>
+    </w:lvl>
+  </w:abstractNum>
+  <w:abstractNum w:abstractNumId="3" w15:restartNumberingAfterBreak="0">
+    <w:nsid w:val="0CD63013"/>
+    <w:multiLevelType w:val="multilevel"/>
+    <w:tmpl w:val="0DAAA6F8"/>
+    <w:lvl w:ilvl="0">
+      <w:start w:val="1"/>
+      <w:numFmt w:val="bullet"/>
+      <w:lvlText w:val=""/>
+      <w:lvlJc w:val="left"/>
+      <w:pPr>
+        <w:tabs>
+          <w:tab w:val="num" w:pos="720"/>
+        </w:tabs>
+        <w:ind w:left="720" w:hanging="360"/>
+      </w:pPr>
+      <w:rPr>
+        <w:rFonts w:ascii="Symbol" w:hAnsi="Symbol" w:hint="default"/>
+        <w:sz w:val="20"/>
+      </w:rPr>
+    </w:lvl>
+    <w:lvl w:ilvl="1" w:tentative="1">
+      <w:start w:val="1"/>
+      <w:numFmt w:val="bullet"/>
+      <w:lvlText w:val="o"/>
+      <w:lvlJc w:val="left"/>
+      <w:pPr>
+        <w:tabs>
+          <w:tab w:val="num" w:pos="1440"/>
+        </w:tabs>
+        <w:ind w:left="1440" w:hanging="360"/>
+      </w:pPr>
+      <w:rPr>
+        <w:rFonts w:ascii="Courier New" w:hAnsi="Courier New" w:hint="default"/>
+        <w:sz w:val="20"/>
+      </w:rPr>
+    </w:lvl>
+    <w:lvl w:ilvl="2" w:tentative="1">
+      <w:start w:val="1"/>
+      <w:numFmt w:val="bullet"/>
+      <w:lvlText w:val=""/>
+      <w:lvlJc w:val="left"/>
+      <w:pPr>
+        <w:tabs>
+          <w:tab w:val="num" w:pos="2160"/>
+        </w:tabs>
+        <w:ind w:left="2160" w:hanging="360"/>
+      </w:pPr>
+      <w:rPr>
+        <w:rFonts w:ascii="Wingdings" w:hAnsi="Wingdings" w:hint="default"/>
+        <w:sz w:val="20"/>
+      </w:rPr>
+    </w:lvl>
+    <w:lvl w:ilvl="3" w:tentative="1">
+      <w:start w:val="1"/>
+      <w:numFmt w:val="bullet"/>
+      <w:lvlText w:val=""/>
+      <w:lvlJc w:val="left"/>
+      <w:pPr>
+        <w:tabs>
+          <w:tab w:val="num" w:pos="2880"/>
+        </w:tabs>
+        <w:ind w:left="2880" w:hanging="360"/>
+      </w:pPr>
+      <w:rPr>
+        <w:rFonts w:ascii="Wingdings" w:hAnsi="Wingdings" w:hint="default"/>
+        <w:sz w:val="20"/>
+      </w:rPr>
+    </w:lvl>
+    <w:lvl w:ilvl="4" w:tentative="1">
+      <w:start w:val="1"/>
+      <w:numFmt w:val="bullet"/>
+      <w:lvlText w:val=""/>
+      <w:lvlJc w:val="left"/>
+      <w:pPr>
+        <w:tabs>
+          <w:tab w:val="num" w:pos="3600"/>
+        </w:tabs>
+        <w:ind w:left="3600" w:hanging="360"/>
+      </w:pPr>
+      <w:rPr>
+        <w:rFonts w:ascii="Wingdings" w:hAnsi="Wingdings" w:hint="default"/>
+        <w:sz w:val="20"/>
+      </w:rPr>
+    </w:lvl>
+    <w:lvl w:ilvl="5" w:tentative="1">
+      <w:start w:val="1"/>
+      <w:numFmt w:val="bullet"/>
+      <w:lvlText w:val=""/>
+      <w:lvlJc w:val="left"/>
+      <w:pPr>
+        <w:tabs>
+          <w:tab w:val="num" w:pos="4320"/>
+        </w:tabs>
+        <w:ind w:left="4320" w:hanging="360"/>
+      </w:pPr>
+      <w:rPr>
+        <w:rFonts w:ascii="Wingdings" w:hAnsi="Wingdings" w:hint="default"/>
+        <w:sz w:val="20"/>
+      </w:rPr>
+    </w:lvl>
+    <w:lvl w:ilvl="6" w:tentative="1">
+      <w:start w:val="1"/>
+      <w:numFmt w:val="bullet"/>
+      <w:lvlText w:val=""/>
+      <w:lvlJc w:val="left"/>
+      <w:pPr>
+        <w:tabs>
+          <w:tab w:val="num" w:pos="5040"/>
+        </w:tabs>
+        <w:ind w:left="5040" w:hanging="360"/>
+      </w:pPr>
+      <w:rPr>
+        <w:rFonts w:ascii="Wingdings" w:hAnsi="Wingdings" w:hint="default"/>
+        <w:sz w:val="20"/>
+      </w:rPr>
+    </w:lvl>
+    <w:lvl w:ilvl="7" w:tentative="1">
+      <w:start w:val="1"/>
+      <w:numFmt w:val="bullet"/>
+      <w:lvlText w:val=""/>
+      <w:lvlJc w:val="left"/>
+      <w:pPr>
+        <w:tabs>
+          <w:tab w:val="num" w:pos="5760"/>
+        </w:tabs>
+        <w:ind w:left="5760" w:hanging="360"/>
+      </w:pPr>
+      <w:rPr>
+        <w:rFonts w:ascii="Wingdings" w:hAnsi="Wingdings" w:hint="default"/>
+        <w:sz w:val="20"/>
+      </w:rPr>
+    </w:lvl>
+    <w:lvl w:ilvl="8" w:tentative="1">
+      <w:start w:val="1"/>
+      <w:numFmt w:val="bullet"/>
+      <w:lvlText w:val=""/>
+      <w:lvlJc w:val="left"/>
+      <w:pPr>
+        <w:tabs>
+          <w:tab w:val="num" w:pos="6480"/>
+        </w:tabs>
+        <w:ind w:left="6480" w:hanging="360"/>
+      </w:pPr>
+      <w:rPr>
+        <w:rFonts w:ascii="Wingdings" w:hAnsi="Wingdings" w:hint="default"/>
+        <w:sz w:val="20"/>
+      </w:rPr>
+    </w:lvl>
+  </w:abstractNum>
+  <w:abstractNum w:abstractNumId="4" w15:restartNumberingAfterBreak="0">
+    <w:nsid w:val="110E6C06"/>
+    <w:multiLevelType w:val="multilevel"/>
+    <w:tmpl w:val="FA2064DE"/>
+    <w:lvl w:ilvl="0">
+      <w:start w:val="1"/>
+      <w:numFmt w:val="bullet"/>
+      <w:lvlText w:val=""/>
+      <w:lvlJc w:val="left"/>
+      <w:pPr>
+        <w:tabs>
+          <w:tab w:val="num" w:pos="720"/>
+        </w:tabs>
+        <w:ind w:left="720" w:hanging="360"/>
+      </w:pPr>
+      <w:rPr>
+        <w:rFonts w:ascii="Symbol" w:hAnsi="Symbol" w:hint="default"/>
+        <w:sz w:val="20"/>
+      </w:rPr>
+    </w:lvl>
+    <w:lvl w:ilvl="1" w:tentative="1">
+      <w:start w:val="1"/>
+      <w:numFmt w:val="bullet"/>
+      <w:lvlText w:val="o"/>
+      <w:lvlJc w:val="left"/>
+      <w:pPr>
+        <w:tabs>
+          <w:tab w:val="num" w:pos="1440"/>
+        </w:tabs>
+        <w:ind w:left="1440" w:hanging="360"/>
+      </w:pPr>
+      <w:rPr>
+        <w:rFonts w:ascii="Courier New" w:hAnsi="Courier New" w:hint="default"/>
+        <w:sz w:val="20"/>
+      </w:rPr>
+    </w:lvl>
+    <w:lvl w:ilvl="2" w:tentative="1">
+      <w:start w:val="1"/>
+      <w:numFmt w:val="bullet"/>
+      <w:lvlText w:val=""/>
+      <w:lvlJc w:val="left"/>
+      <w:pPr>
+        <w:tabs>
+          <w:tab w:val="num" w:pos="2160"/>
+        </w:tabs>
+        <w:ind w:left="2160" w:hanging="360"/>
+      </w:pPr>
+      <w:rPr>
+        <w:rFonts w:ascii="Wingdings" w:hAnsi="Wingdings" w:hint="default"/>
+        <w:sz w:val="20"/>
+      </w:rPr>
+    </w:lvl>
+    <w:lvl w:ilvl="3" w:tentative="1">
+      <w:start w:val="1"/>
+      <w:numFmt w:val="bullet"/>
+      <w:lvlText w:val=""/>
+      <w:lvlJc w:val="left"/>
+      <w:pPr>
+        <w:tabs>
+          <w:tab w:val="num" w:pos="2880"/>
+        </w:tabs>
+        <w:ind w:left="2880" w:hanging="360"/>
+      </w:pPr>
+      <w:rPr>
+        <w:rFonts w:ascii="Wingdings" w:hAnsi="Wingdings" w:hint="default"/>
+        <w:sz w:val="20"/>
+      </w:rPr>
+    </w:lvl>
+    <w:lvl w:ilvl="4" w:tentative="1">
+      <w:start w:val="1"/>
+      <w:numFmt w:val="bullet"/>
+      <w:lvlText w:val=""/>
+      <w:lvlJc w:val="left"/>
+      <w:pPr>
+        <w:tabs>
+          <w:tab w:val="num" w:pos="3600"/>
+        </w:tabs>
+        <w:ind w:left="3600" w:hanging="360"/>
+      </w:pPr>
+      <w:rPr>
+        <w:rFonts w:ascii="Wingdings" w:hAnsi="Wingdings" w:hint="default"/>
+        <w:sz w:val="20"/>
+      </w:rPr>
+    </w:lvl>
+    <w:lvl w:ilvl="5" w:tentative="1">
+      <w:start w:val="1"/>
+      <w:numFmt w:val="bullet"/>
+      <w:lvlText w:val=""/>
+      <w:lvlJc w:val="left"/>
+      <w:pPr>
+        <w:tabs>
+          <w:tab w:val="num" w:pos="4320"/>
+        </w:tabs>
+        <w:ind w:left="4320" w:hanging="360"/>
+      </w:pPr>
+      <w:rPr>
+        <w:rFonts w:ascii="Wingdings" w:hAnsi="Wingdings" w:hint="default"/>
+        <w:sz w:val="20"/>
+      </w:rPr>
+    </w:lvl>
+    <w:lvl w:ilvl="6" w:tentative="1">
+      <w:start w:val="1"/>
+      <w:numFmt w:val="bullet"/>
+      <w:lvlText w:val=""/>
+      <w:lvlJc w:val="left"/>
+      <w:pPr>
+        <w:tabs>
+          <w:tab w:val="num" w:pos="5040"/>
+        </w:tabs>
+        <w:ind w:left="5040" w:hanging="360"/>
+      </w:pPr>
+      <w:rPr>
+        <w:rFonts w:ascii="Wingdings" w:hAnsi="Wingdings" w:hint="default"/>
+        <w:sz w:val="20"/>
+      </w:rPr>
+    </w:lvl>
+    <w:lvl w:ilvl="7" w:tentative="1">
+      <w:start w:val="1"/>
+      <w:numFmt w:val="bullet"/>
+      <w:lvlText w:val=""/>
+      <w:lvlJc w:val="left"/>
+      <w:pPr>
+        <w:tabs>
+          <w:tab w:val="num" w:pos="5760"/>
+        </w:tabs>
+        <w:ind w:left="5760" w:hanging="360"/>
+      </w:pPr>
+      <w:rPr>
+        <w:rFonts w:ascii="Wingdings" w:hAnsi="Wingdings" w:hint="default"/>
+        <w:sz w:val="20"/>
+      </w:rPr>
+    </w:lvl>
+    <w:lvl w:ilvl="8" w:tentative="1">
+      <w:start w:val="1"/>
+      <w:numFmt w:val="bullet"/>
+      <w:lvlText w:val=""/>
+      <w:lvlJc w:val="left"/>
+      <w:pPr>
+        <w:tabs>
+          <w:tab w:val="num" w:pos="6480"/>
+        </w:tabs>
+        <w:ind w:left="6480" w:hanging="360"/>
+      </w:pPr>
+      <w:rPr>
+        <w:rFonts w:ascii="Wingdings" w:hAnsi="Wingdings" w:hint="default"/>
+        <w:sz w:val="20"/>
+      </w:rPr>
+    </w:lvl>
+  </w:abstractNum>
+  <w:abstractNum w:abstractNumId="5" w15:restartNumberingAfterBreak="0">
+    <w:nsid w:val="125B5BE0"/>
+    <w:multiLevelType w:val="multilevel"/>
+    <w:tmpl w:val="EC8AE780"/>
+    <w:lvl w:ilvl="0">
+      <w:start w:val="1"/>
+      <w:numFmt w:val="bullet"/>
+      <w:lvlText w:val=""/>
+      <w:lvlJc w:val="left"/>
+      <w:pPr>
+        <w:tabs>
+          <w:tab w:val="num" w:pos="720"/>
+        </w:tabs>
+        <w:ind w:left="720" w:hanging="360"/>
+      </w:pPr>
+      <w:rPr>
+        <w:rFonts w:ascii="Symbol" w:hAnsi="Symbol" w:hint="default"/>
+        <w:sz w:val="20"/>
+      </w:rPr>
+    </w:lvl>
+    <w:lvl w:ilvl="1" w:tentative="1">
+      <w:start w:val="1"/>
+      <w:numFmt w:val="bullet"/>
+      <w:lvlText w:val="o"/>
+      <w:lvlJc w:val="left"/>
+      <w:pPr>
+        <w:tabs>
+          <w:tab w:val="num" w:pos="1440"/>
+        </w:tabs>
+        <w:ind w:left="1440" w:hanging="360"/>
+      </w:pPr>
+      <w:rPr>
+        <w:rFonts w:ascii="Courier New" w:hAnsi="Courier New" w:hint="default"/>
+        <w:sz w:val="20"/>
+      </w:rPr>
+    </w:lvl>
+    <w:lvl w:ilvl="2" w:tentative="1">
+      <w:start w:val="1"/>
+      <w:numFmt w:val="bullet"/>
+      <w:lvlText w:val=""/>
+      <w:lvlJc w:val="left"/>
+      <w:pPr>
+        <w:tabs>
+          <w:tab w:val="num" w:pos="2160"/>
+        </w:tabs>
+        <w:ind w:left="2160" w:hanging="360"/>
+      </w:pPr>
+      <w:rPr>
+        <w:rFonts w:ascii="Wingdings" w:hAnsi="Wingdings" w:hint="default"/>
+        <w:sz w:val="20"/>
+      </w:rPr>
+    </w:lvl>
+    <w:lvl w:ilvl="3" w:tentative="1">
+      <w:start w:val="1"/>
+      <w:numFmt w:val="bullet"/>
+      <w:lvlText w:val=""/>
+      <w:lvlJc w:val="left"/>
+      <w:pPr>
+        <w:tabs>
+          <w:tab w:val="num" w:pos="2880"/>
+        </w:tabs>
+        <w:ind w:left="2880" w:hanging="360"/>
+      </w:pPr>
+      <w:rPr>
+        <w:rFonts w:ascii="Wingdings" w:hAnsi="Wingdings" w:hint="default"/>
+        <w:sz w:val="20"/>
+      </w:rPr>
+    </w:lvl>
+    <w:lvl w:ilvl="4" w:tentative="1">
+      <w:start w:val="1"/>
+      <w:numFmt w:val="bullet"/>
+      <w:lvlText w:val=""/>
+      <w:lvlJc w:val="left"/>
+      <w:pPr>
+        <w:tabs>
+          <w:tab w:val="num" w:pos="3600"/>
+        </w:tabs>
+        <w:ind w:left="3600" w:hanging="360"/>
+      </w:pPr>
+      <w:rPr>
+        <w:rFonts w:ascii="Wingdings" w:hAnsi="Wingdings" w:hint="default"/>
+        <w:sz w:val="20"/>
+      </w:rPr>
+    </w:lvl>
+    <w:lvl w:ilvl="5" w:tentative="1">
+      <w:start w:val="1"/>
+      <w:numFmt w:val="bullet"/>
+      <w:lvlText w:val=""/>
+      <w:lvlJc w:val="left"/>
+      <w:pPr>
+        <w:tabs>
+          <w:tab w:val="num" w:pos="4320"/>
+        </w:tabs>
+        <w:ind w:left="4320" w:hanging="360"/>
+      </w:pPr>
+      <w:rPr>
+        <w:rFonts w:ascii="Wingdings" w:hAnsi="Wingdings" w:hint="default"/>
+        <w:sz w:val="20"/>
+      </w:rPr>
+    </w:lvl>
+    <w:lvl w:ilvl="6" w:tentative="1">
+      <w:start w:val="1"/>
+      <w:numFmt w:val="bullet"/>
+      <w:lvlText w:val=""/>
+      <w:lvlJc w:val="left"/>
+      <w:pPr>
+        <w:tabs>
+          <w:tab w:val="num" w:pos="5040"/>
+        </w:tabs>
+        <w:ind w:left="5040" w:hanging="360"/>
+      </w:pPr>
+      <w:rPr>
+        <w:rFonts w:ascii="Wingdings" w:hAnsi="Wingdings" w:hint="default"/>
+        <w:sz w:val="20"/>
+      </w:rPr>
+    </w:lvl>
+    <w:lvl w:ilvl="7" w:tentative="1">
+      <w:start w:val="1"/>
+      <w:numFmt w:val="bullet"/>
+      <w:lvlText w:val=""/>
+      <w:lvlJc w:val="left"/>
+      <w:pPr>
+        <w:tabs>
+          <w:tab w:val="num" w:pos="5760"/>
+        </w:tabs>
+        <w:ind w:left="5760" w:hanging="360"/>
+      </w:pPr>
+      <w:rPr>
+        <w:rFonts w:ascii="Wingdings" w:hAnsi="Wingdings" w:hint="default"/>
+        <w:sz w:val="20"/>
+      </w:rPr>
+    </w:lvl>
+    <w:lvl w:ilvl="8" w:tentative="1">
+      <w:start w:val="1"/>
+      <w:numFmt w:val="bullet"/>
+      <w:lvlText w:val=""/>
+      <w:lvlJc w:val="left"/>
+      <w:pPr>
+        <w:tabs>
+          <w:tab w:val="num" w:pos="6480"/>
+        </w:tabs>
+        <w:ind w:left="6480" w:hanging="360"/>
+      </w:pPr>
+      <w:rPr>
+        <w:rFonts w:ascii="Wingdings" w:hAnsi="Wingdings" w:hint="default"/>
+        <w:sz w:val="20"/>
+      </w:rPr>
+    </w:lvl>
+  </w:abstractNum>
+  <w:abstractNum w:abstractNumId="6" w15:restartNumberingAfterBreak="0">
+    <w:nsid w:val="155A5289"/>
+    <w:multiLevelType w:val="multilevel"/>
+    <w:tmpl w:val="5754B56E"/>
+    <w:lvl w:ilvl="0">
+      <w:start w:val="1"/>
+      <w:numFmt w:val="bullet"/>
+      <w:lvlText w:val=""/>
+      <w:lvlJc w:val="left"/>
+      <w:pPr>
+        <w:tabs>
+          <w:tab w:val="num" w:pos="720"/>
+        </w:tabs>
+        <w:ind w:left="720" w:hanging="360"/>
+      </w:pPr>
+      <w:rPr>
+        <w:rFonts w:ascii="Symbol" w:hAnsi="Symbol" w:hint="default"/>
+        <w:sz w:val="20"/>
+      </w:rPr>
+    </w:lvl>
+    <w:lvl w:ilvl="1" w:tentative="1">
+      <w:start w:val="1"/>
+      <w:numFmt w:val="bullet"/>
+      <w:lvlText w:val="o"/>
+      <w:lvlJc w:val="left"/>
+      <w:pPr>
+        <w:tabs>
+          <w:tab w:val="num" w:pos="1440"/>
+        </w:tabs>
+        <w:ind w:left="1440" w:hanging="360"/>
+      </w:pPr>
+      <w:rPr>
+        <w:rFonts w:ascii="Courier New" w:hAnsi="Courier New" w:hint="default"/>
+        <w:sz w:val="20"/>
+      </w:rPr>
+    </w:lvl>
+    <w:lvl w:ilvl="2" w:tentative="1">
+      <w:start w:val="1"/>
+      <w:numFmt w:val="bullet"/>
+      <w:lvlText w:val=""/>
+      <w:lvlJc w:val="left"/>
+      <w:pPr>
+        <w:tabs>
+          <w:tab w:val="num" w:pos="2160"/>
+        </w:tabs>
+        <w:ind w:left="2160" w:hanging="360"/>
+      </w:pPr>
+      <w:rPr>
+        <w:rFonts w:ascii="Wingdings" w:hAnsi="Wingdings" w:hint="default"/>
+        <w:sz w:val="20"/>
+      </w:rPr>
+    </w:lvl>
+    <w:lvl w:ilvl="3" w:tentative="1">
+      <w:start w:val="1"/>
+      <w:numFmt w:val="bullet"/>
+      <w:lvlText w:val=""/>
+      <w:lvlJc w:val="left"/>
+      <w:pPr>
+        <w:tabs>
+          <w:tab w:val="num" w:pos="2880"/>
+        </w:tabs>
+        <w:ind w:left="2880" w:hanging="360"/>
+      </w:pPr>
+      <w:rPr>
+        <w:rFonts w:ascii="Wingdings" w:hAnsi="Wingdings" w:hint="default"/>
+        <w:sz w:val="20"/>
+      </w:rPr>
+    </w:lvl>
+    <w:lvl w:ilvl="4" w:tentative="1">
+      <w:start w:val="1"/>
+      <w:numFmt w:val="bullet"/>
+      <w:lvlText w:val=""/>
+      <w:lvlJc w:val="left"/>
+      <w:pPr>
+        <w:tabs>
+          <w:tab w:val="num" w:pos="3600"/>
+        </w:tabs>
+        <w:ind w:left="3600" w:hanging="360"/>
+      </w:pPr>
+      <w:rPr>
+        <w:rFonts w:ascii="Wingdings" w:hAnsi="Wingdings" w:hint="default"/>
+        <w:sz w:val="20"/>
+      </w:rPr>
+    </w:lvl>
+    <w:lvl w:ilvl="5" w:tentative="1">
+      <w:start w:val="1"/>
+      <w:numFmt w:val="bullet"/>
+      <w:lvlText w:val=""/>
+      <w:lvlJc w:val="left"/>
+      <w:pPr>
+        <w:tabs>
+          <w:tab w:val="num" w:pos="4320"/>
+        </w:tabs>
+        <w:ind w:left="4320" w:hanging="360"/>
+      </w:pPr>
+      <w:rPr>
+        <w:rFonts w:ascii="Wingdings" w:hAnsi="Wingdings" w:hint="default"/>
+        <w:sz w:val="20"/>
+      </w:rPr>
+    </w:lvl>
+    <w:lvl w:ilvl="6" w:tentative="1">
+      <w:start w:val="1"/>
+      <w:numFmt w:val="bullet"/>
+      <w:lvlText w:val=""/>
+      <w:lvlJc w:val="left"/>
+      <w:pPr>
+        <w:tabs>
+          <w:tab w:val="num" w:pos="5040"/>
+        </w:tabs>
+        <w:ind w:left="5040" w:hanging="360"/>
+      </w:pPr>
+      <w:rPr>
+        <w:rFonts w:ascii="Wingdings" w:hAnsi="Wingdings" w:hint="default"/>
+        <w:sz w:val="20"/>
+      </w:rPr>
+    </w:lvl>
+    <w:lvl w:ilvl="7" w:tentative="1">
+      <w:start w:val="1"/>
+      <w:numFmt w:val="bullet"/>
+      <w:lvlText w:val=""/>
+      <w:lvlJc w:val="left"/>
+      <w:pPr>
+        <w:tabs>
+          <w:tab w:val="num" w:pos="5760"/>
+        </w:tabs>
+        <w:ind w:left="5760" w:hanging="360"/>
+      </w:pPr>
+      <w:rPr>
+        <w:rFonts w:ascii="Wingdings" w:hAnsi="Wingdings" w:hint="default"/>
+        <w:sz w:val="20"/>
+      </w:rPr>
+    </w:lvl>
+    <w:lvl w:ilvl="8" w:tentative="1">
+      <w:start w:val="1"/>
+      <w:numFmt w:val="bullet"/>
+      <w:lvlText w:val=""/>
+      <w:lvlJc w:val="left"/>
+      <w:pPr>
+        <w:tabs>
+          <w:tab w:val="num" w:pos="6480"/>
+        </w:tabs>
+        <w:ind w:left="6480" w:hanging="360"/>
+      </w:pPr>
+      <w:rPr>
+        <w:rFonts w:ascii="Wingdings" w:hAnsi="Wingdings" w:hint="default"/>
+        <w:sz w:val="20"/>
+      </w:rPr>
+    </w:lvl>
+  </w:abstractNum>
+  <w:abstractNum w:abstractNumId="7" w15:restartNumberingAfterBreak="0">
+    <w:nsid w:val="1B9016D0"/>
+    <w:multiLevelType w:val="multilevel"/>
+    <w:tmpl w:val="BE428F12"/>
+    <w:lvl w:ilvl="0">
+      <w:start w:val="1"/>
+      <w:numFmt w:val="bullet"/>
+      <w:lvlText w:val=""/>
+      <w:lvlJc w:val="left"/>
+      <w:pPr>
+        <w:tabs>
+          <w:tab w:val="num" w:pos="1800"/>
+        </w:tabs>
+        <w:ind w:left="1800" w:hanging="360"/>
+      </w:pPr>
+      <w:rPr>
+        <w:rFonts w:ascii="Symbol" w:hAnsi="Symbol" w:hint="default"/>
+        <w:sz w:val="20"/>
+      </w:rPr>
+    </w:lvl>
+    <w:lvl w:ilvl="1">
+      <w:start w:val="1"/>
+      <w:numFmt w:val="bullet"/>
+      <w:lvlText w:val="o"/>
+      <w:lvlJc w:val="left"/>
+      <w:pPr>
+        <w:ind w:left="2520" w:hanging="360"/>
+      </w:pPr>
+      <w:rPr>
+        <w:rFonts w:ascii="Courier New" w:hAnsi="Courier New" w:cs="Courier New" w:hint="default"/>
+      </w:rPr>
+    </w:lvl>
+    <w:lvl w:ilvl="2" w:tentative="1">
+      <w:start w:val="1"/>
+      <w:numFmt w:val="bullet"/>
+      <w:lvlText w:val=""/>
+      <w:lvlJc w:val="left"/>
+      <w:pPr>
+        <w:tabs>
+          <w:tab w:val="num" w:pos="3240"/>
+        </w:tabs>
+        <w:ind w:left="3240" w:hanging="360"/>
+      </w:pPr>
+      <w:rPr>
+        <w:rFonts w:ascii="Wingdings" w:hAnsi="Wingdings" w:hint="default"/>
+        <w:sz w:val="20"/>
+      </w:rPr>
+    </w:lvl>
+    <w:lvl w:ilvl="3" w:tentative="1">
+      <w:start w:val="1"/>
+      <w:numFmt w:val="bullet"/>
+      <w:lvlText w:val=""/>
+      <w:lvlJc w:val="left"/>
+      <w:pPr>
+        <w:tabs>
+          <w:tab w:val="num" w:pos="3960"/>
+        </w:tabs>
+        <w:ind w:left="3960" w:hanging="360"/>
+      </w:pPr>
+      <w:rPr>
+        <w:rFonts w:ascii="Wingdings" w:hAnsi="Wingdings" w:hint="default"/>
+        <w:sz w:val="20"/>
+      </w:rPr>
+    </w:lvl>
+    <w:lvl w:ilvl="4" w:tentative="1">
+      <w:start w:val="1"/>
+      <w:numFmt w:val="bullet"/>
+      <w:lvlText w:val=""/>
+      <w:lvlJc w:val="left"/>
+      <w:pPr>
+        <w:tabs>
+          <w:tab w:val="num" w:pos="4680"/>
+        </w:tabs>
+        <w:ind w:left="4680" w:hanging="360"/>
+      </w:pPr>
+      <w:rPr>
+        <w:rFonts w:ascii="Wingdings" w:hAnsi="Wingdings" w:hint="default"/>
+        <w:sz w:val="20"/>
+      </w:rPr>
+    </w:lvl>
+    <w:lvl w:ilvl="5" w:tentative="1">
+      <w:start w:val="1"/>
+      <w:numFmt w:val="bullet"/>
+      <w:lvlText w:val=""/>
+      <w:lvlJc w:val="left"/>
+      <w:pPr>
+        <w:tabs>
+          <w:tab w:val="num" w:pos="5400"/>
+        </w:tabs>
+        <w:ind w:left="5400" w:hanging="360"/>
+      </w:pPr>
+      <w:rPr>
+        <w:rFonts w:ascii="Wingdings" w:hAnsi="Wingdings" w:hint="default"/>
+        <w:sz w:val="20"/>
+      </w:rPr>
+    </w:lvl>
+    <w:lvl w:ilvl="6" w:tentative="1">
+      <w:start w:val="1"/>
+      <w:numFmt w:val="bullet"/>
+      <w:lvlText w:val=""/>
+      <w:lvlJc w:val="left"/>
+      <w:pPr>
+        <w:tabs>
+          <w:tab w:val="num" w:pos="6120"/>
+        </w:tabs>
+        <w:ind w:left="6120" w:hanging="360"/>
+      </w:pPr>
+      <w:rPr>
+        <w:rFonts w:ascii="Wingdings" w:hAnsi="Wingdings" w:hint="default"/>
+        <w:sz w:val="20"/>
+      </w:rPr>
+    </w:lvl>
+    <w:lvl w:ilvl="7" w:tentative="1">
+      <w:start w:val="1"/>
+      <w:numFmt w:val="bullet"/>
+      <w:lvlText w:val=""/>
+      <w:lvlJc w:val="left"/>
+      <w:pPr>
+        <w:tabs>
+          <w:tab w:val="num" w:pos="6840"/>
+        </w:tabs>
+        <w:ind w:left="6840" w:hanging="360"/>
+      </w:pPr>
+      <w:rPr>
+        <w:rFonts w:ascii="Wingdings" w:hAnsi="Wingdings" w:hint="default"/>
+        <w:sz w:val="20"/>
+      </w:rPr>
+    </w:lvl>
+    <w:lvl w:ilvl="8" w:tentative="1">
+      <w:start w:val="1"/>
+      <w:numFmt w:val="bullet"/>
+      <w:lvlText w:val=""/>
+      <w:lvlJc w:val="left"/>
+      <w:pPr>
+        <w:tabs>
+          <w:tab w:val="num" w:pos="7560"/>
+        </w:tabs>
+        <w:ind w:left="7560" w:hanging="360"/>
+      </w:pPr>
+      <w:rPr>
+        <w:rFonts w:ascii="Wingdings" w:hAnsi="Wingdings" w:hint="default"/>
+        <w:sz w:val="20"/>
+      </w:rPr>
+    </w:lvl>
+  </w:abstractNum>
+  <w:abstractNum w:abstractNumId="8" w15:restartNumberingAfterBreak="0">
+    <w:nsid w:val="2C0876D3"/>
+    <w:multiLevelType w:val="multilevel"/>
+    <w:tmpl w:val="851E5E6A"/>
+    <w:lvl w:ilvl="0">
+      <w:start w:val="1"/>
+      <w:numFmt w:val="bullet"/>
+      <w:lvlText w:val=""/>
+      <w:lvlJc w:val="left"/>
+      <w:pPr>
+        <w:tabs>
+          <w:tab w:val="num" w:pos="720"/>
+        </w:tabs>
+        <w:ind w:left="720" w:hanging="360"/>
+      </w:pPr>
+      <w:rPr>
+        <w:rFonts w:ascii="Symbol" w:hAnsi="Symbol" w:hint="default"/>
+        <w:sz w:val="20"/>
+      </w:rPr>
+    </w:lvl>
+    <w:lvl w:ilvl="1" w:tentative="1">
+      <w:start w:val="1"/>
+      <w:numFmt w:val="bullet"/>
+      <w:lvlText w:val="o"/>
+      <w:lvlJc w:val="left"/>
+      <w:pPr>
+        <w:tabs>
+          <w:tab w:val="num" w:pos="1440"/>
+        </w:tabs>
+        <w:ind w:left="1440" w:hanging="360"/>
+      </w:pPr>
+      <w:rPr>
+        <w:rFonts w:ascii="Courier New" w:hAnsi="Courier New" w:hint="default"/>
+        <w:sz w:val="20"/>
+      </w:rPr>
+    </w:lvl>
+    <w:lvl w:ilvl="2" w:tentative="1">
+      <w:start w:val="1"/>
+      <w:numFmt w:val="bullet"/>
+      <w:lvlText w:val=""/>
+      <w:lvlJc w:val="left"/>
+      <w:pPr>
+        <w:tabs>
+          <w:tab w:val="num" w:pos="2160"/>
+        </w:tabs>
+        <w:ind w:left="2160" w:hanging="360"/>
+      </w:pPr>
+      <w:rPr>
+        <w:rFonts w:ascii="Wingdings" w:hAnsi="Wingdings" w:hint="default"/>
+        <w:sz w:val="20"/>
+      </w:rPr>
+    </w:lvl>
+    <w:lvl w:ilvl="3" w:tentative="1">
+      <w:start w:val="1"/>
+      <w:numFmt w:val="bullet"/>
+      <w:lvlText w:val=""/>
+      <w:lvlJc w:val="left"/>
+      <w:pPr>
+        <w:tabs>
+          <w:tab w:val="num" w:pos="2880"/>
+        </w:tabs>
+        <w:ind w:left="2880" w:hanging="360"/>
+      </w:pPr>
+      <w:rPr>
+        <w:rFonts w:ascii="Wingdings" w:hAnsi="Wingdings" w:hint="default"/>
+        <w:sz w:val="20"/>
+      </w:rPr>
+    </w:lvl>
+    <w:lvl w:ilvl="4" w:tentative="1">
+      <w:start w:val="1"/>
+      <w:numFmt w:val="bullet"/>
+      <w:lvlText w:val=""/>
+      <w:lvlJc w:val="left"/>
+      <w:pPr>
+        <w:tabs>
+          <w:tab w:val="num" w:pos="3600"/>
+        </w:tabs>
+        <w:ind w:left="3600" w:hanging="360"/>
+      </w:pPr>
+      <w:rPr>
+        <w:rFonts w:ascii="Wingdings" w:hAnsi="Wingdings" w:hint="default"/>
+        <w:sz w:val="20"/>
+      </w:rPr>
+    </w:lvl>
+    <w:lvl w:ilvl="5" w:tentative="1">
+      <w:start w:val="1"/>
+      <w:numFmt w:val="bullet"/>
+      <w:lvlText w:val=""/>
+      <w:lvlJc w:val="left"/>
+      <w:pPr>
+        <w:tabs>
+          <w:tab w:val="num" w:pos="4320"/>
+        </w:tabs>
+        <w:ind w:left="4320" w:hanging="360"/>
+      </w:pPr>
+      <w:rPr>
+        <w:rFonts w:ascii="Wingdings" w:hAnsi="Wingdings" w:hint="default"/>
+        <w:sz w:val="20"/>
+      </w:rPr>
+    </w:lvl>
+    <w:lvl w:ilvl="6" w:tentative="1">
+      <w:start w:val="1"/>
+      <w:numFmt w:val="bullet"/>
+      <w:lvlText w:val=""/>
+      <w:lvlJc w:val="left"/>
+      <w:pPr>
+        <w:tabs>
+          <w:tab w:val="num" w:pos="5040"/>
+        </w:tabs>
+        <w:ind w:left="5040" w:hanging="360"/>
+      </w:pPr>
+      <w:rPr>
+        <w:rFonts w:ascii="Wingdings" w:hAnsi="Wingdings" w:hint="default"/>
+        <w:sz w:val="20"/>
+      </w:rPr>
+    </w:lvl>
+    <w:lvl w:ilvl="7" w:tentative="1">
+      <w:start w:val="1"/>
+      <w:numFmt w:val="bullet"/>
+      <w:lvlText w:val=""/>
+      <w:lvlJc w:val="left"/>
+      <w:pPr>
+        <w:tabs>
+          <w:tab w:val="num" w:pos="5760"/>
+        </w:tabs>
+        <w:ind w:left="5760" w:hanging="360"/>
+      </w:pPr>
+      <w:rPr>
+        <w:rFonts w:ascii="Wingdings" w:hAnsi="Wingdings" w:hint="default"/>
+        <w:sz w:val="20"/>
+      </w:rPr>
+    </w:lvl>
+    <w:lvl w:ilvl="8" w:tentative="1">
+      <w:start w:val="1"/>
+      <w:numFmt w:val="bullet"/>
+      <w:lvlText w:val=""/>
+      <w:lvlJc w:val="left"/>
+      <w:pPr>
+        <w:tabs>
+          <w:tab w:val="num" w:pos="6480"/>
+        </w:tabs>
+        <w:ind w:left="6480" w:hanging="360"/>
+      </w:pPr>
+      <w:rPr>
+        <w:rFonts w:ascii="Wingdings" w:hAnsi="Wingdings" w:hint="default"/>
+        <w:sz w:val="20"/>
+      </w:rPr>
+    </w:lvl>
+  </w:abstractNum>
+  <w:abstractNum w:abstractNumId="9" w15:restartNumberingAfterBreak="0">
+    <w:nsid w:val="2CA15019"/>
+    <w:multiLevelType w:val="multilevel"/>
+    <w:tmpl w:val="1F2AD544"/>
+    <w:lvl w:ilvl="0">
+      <w:start w:val="1"/>
+      <w:numFmt w:val="bullet"/>
+      <w:lvlText w:val=""/>
+      <w:lvlJc w:val="left"/>
+      <w:pPr>
+        <w:tabs>
+          <w:tab w:val="num" w:pos="720"/>
+        </w:tabs>
+        <w:ind w:left="720" w:hanging="360"/>
+      </w:pPr>
+      <w:rPr>
+        <w:rFonts w:ascii="Symbol" w:hAnsi="Symbol" w:hint="default"/>
+        <w:sz w:val="20"/>
+      </w:rPr>
+    </w:lvl>
+    <w:lvl w:ilvl="1" w:tentative="1">
+      <w:start w:val="1"/>
+      <w:numFmt w:val="bullet"/>
+      <w:lvlText w:val="o"/>
+      <w:lvlJc w:val="left"/>
+      <w:pPr>
+        <w:tabs>
+          <w:tab w:val="num" w:pos="1440"/>
+        </w:tabs>
+        <w:ind w:left="1440" w:hanging="360"/>
+      </w:pPr>
+      <w:rPr>
+        <w:rFonts w:ascii="Courier New" w:hAnsi="Courier New" w:hint="default"/>
+        <w:sz w:val="20"/>
+      </w:rPr>
+    </w:lvl>
+    <w:lvl w:ilvl="2" w:tentative="1">
+      <w:start w:val="1"/>
+      <w:numFmt w:val="bullet"/>
+      <w:lvlText w:val=""/>
+      <w:lvlJc w:val="left"/>
+      <w:pPr>
+        <w:tabs>
+          <w:tab w:val="num" w:pos="2160"/>
+        </w:tabs>
+        <w:ind w:left="2160" w:hanging="360"/>
+      </w:pPr>
+      <w:rPr>
+        <w:rFonts w:ascii="Wingdings" w:hAnsi="Wingdings" w:hint="default"/>
+        <w:sz w:val="20"/>
+      </w:rPr>
+    </w:lvl>
+    <w:lvl w:ilvl="3" w:tentative="1">
+      <w:start w:val="1"/>
+      <w:numFmt w:val="bullet"/>
+      <w:lvlText w:val=""/>
+      <w:lvlJc w:val="left"/>
+      <w:pPr>
+        <w:tabs>
+          <w:tab w:val="num" w:pos="2880"/>
+        </w:tabs>
+        <w:ind w:left="2880" w:hanging="360"/>
+      </w:pPr>
+      <w:rPr>
+        <w:rFonts w:ascii="Wingdings" w:hAnsi="Wingdings" w:hint="default"/>
+        <w:sz w:val="20"/>
+      </w:rPr>
+    </w:lvl>
+    <w:lvl w:ilvl="4" w:tentative="1">
+      <w:start w:val="1"/>
+      <w:numFmt w:val="bullet"/>
+      <w:lvlText w:val=""/>
+      <w:lvlJc w:val="left"/>
+      <w:pPr>
+        <w:tabs>
+          <w:tab w:val="num" w:pos="3600"/>
+        </w:tabs>
+        <w:ind w:left="3600" w:hanging="360"/>
+      </w:pPr>
+      <w:rPr>
+        <w:rFonts w:ascii="Wingdings" w:hAnsi="Wingdings" w:hint="default"/>
+        <w:sz w:val="20"/>
+      </w:rPr>
+    </w:lvl>
+    <w:lvl w:ilvl="5" w:tentative="1">
+      <w:start w:val="1"/>
+      <w:numFmt w:val="bullet"/>
+      <w:lvlText w:val=""/>
+      <w:lvlJc w:val="left"/>
+      <w:pPr>
+        <w:tabs>
+          <w:tab w:val="num" w:pos="4320"/>
+        </w:tabs>
+        <w:ind w:left="4320" w:hanging="360"/>
+      </w:pPr>
+      <w:rPr>
+        <w:rFonts w:ascii="Wingdings" w:hAnsi="Wingdings" w:hint="default"/>
+        <w:sz w:val="20"/>
+      </w:rPr>
+    </w:lvl>
+    <w:lvl w:ilvl="6" w:tentative="1">
+      <w:start w:val="1"/>
+      <w:numFmt w:val="bullet"/>
+      <w:lvlText w:val=""/>
+      <w:lvlJc w:val="left"/>
+      <w:pPr>
+        <w:tabs>
+          <w:tab w:val="num" w:pos="5040"/>
+        </w:tabs>
+        <w:ind w:left="5040" w:hanging="360"/>
+      </w:pPr>
+      <w:rPr>
+        <w:rFonts w:ascii="Wingdings" w:hAnsi="Wingdings" w:hint="default"/>
+        <w:sz w:val="20"/>
+      </w:rPr>
+    </w:lvl>
+    <w:lvl w:ilvl="7" w:tentative="1">
+      <w:start w:val="1"/>
+      <w:numFmt w:val="bullet"/>
+      <w:lvlText w:val=""/>
+      <w:lvlJc w:val="left"/>
+      <w:pPr>
+        <w:tabs>
+          <w:tab w:val="num" w:pos="5760"/>
+        </w:tabs>
+        <w:ind w:left="5760" w:hanging="360"/>
+      </w:pPr>
+      <w:rPr>
+        <w:rFonts w:ascii="Wingdings" w:hAnsi="Wingdings" w:hint="default"/>
+        <w:sz w:val="20"/>
+      </w:rPr>
+    </w:lvl>
+    <w:lvl w:ilvl="8" w:tentative="1">
+      <w:start w:val="1"/>
+      <w:numFmt w:val="bullet"/>
+      <w:lvlText w:val=""/>
+      <w:lvlJc w:val="left"/>
+      <w:pPr>
+        <w:tabs>
+          <w:tab w:val="num" w:pos="6480"/>
+        </w:tabs>
+        <w:ind w:left="6480" w:hanging="360"/>
+      </w:pPr>
+      <w:rPr>
+        <w:rFonts w:ascii="Wingdings" w:hAnsi="Wingdings" w:hint="default"/>
+        <w:sz w:val="20"/>
+      </w:rPr>
+    </w:lvl>
+  </w:abstractNum>
+  <w:abstractNum w:abstractNumId="10" w15:restartNumberingAfterBreak="0">
+    <w:nsid w:val="2D751BDF"/>
+    <w:multiLevelType w:val="multilevel"/>
+    <w:tmpl w:val="FE7A3A3E"/>
+    <w:lvl w:ilvl="0">
+      <w:start w:val="1"/>
+      <w:numFmt w:val="bullet"/>
+      <w:lvlText w:val=""/>
+      <w:lvlJc w:val="left"/>
+      <w:pPr>
+        <w:tabs>
+          <w:tab w:val="num" w:pos="720"/>
+        </w:tabs>
+        <w:ind w:left="720" w:hanging="360"/>
+      </w:pPr>
+      <w:rPr>
+        <w:rFonts w:ascii="Symbol" w:hAnsi="Symbol" w:hint="default"/>
+        <w:sz w:val="20"/>
+      </w:rPr>
+    </w:lvl>
+    <w:lvl w:ilvl="1" w:tentative="1">
+      <w:start w:val="1"/>
+      <w:numFmt w:val="bullet"/>
+      <w:lvlText w:val="o"/>
+      <w:lvlJc w:val="left"/>
+      <w:pPr>
+        <w:tabs>
+          <w:tab w:val="num" w:pos="1440"/>
+        </w:tabs>
+        <w:ind w:left="1440" w:hanging="360"/>
+      </w:pPr>
+      <w:rPr>
+        <w:rFonts w:ascii="Courier New" w:hAnsi="Courier New" w:hint="default"/>
+        <w:sz w:val="20"/>
+      </w:rPr>
+    </w:lvl>
+    <w:lvl w:ilvl="2" w:tentative="1">
+      <w:start w:val="1"/>
+      <w:numFmt w:val="bullet"/>
+      <w:lvlText w:val=""/>
+      <w:lvlJc w:val="left"/>
+      <w:pPr>
+        <w:tabs>
+          <w:tab w:val="num" w:pos="2160"/>
+        </w:tabs>
+        <w:ind w:left="2160" w:hanging="360"/>
+      </w:pPr>
+      <w:rPr>
+        <w:rFonts w:ascii="Wingdings" w:hAnsi="Wingdings" w:hint="default"/>
+        <w:sz w:val="20"/>
+      </w:rPr>
+    </w:lvl>
+    <w:lvl w:ilvl="3" w:tentative="1">
+      <w:start w:val="1"/>
+      <w:numFmt w:val="bullet"/>
+      <w:lvlText w:val=""/>
+      <w:lvlJc w:val="left"/>
+      <w:pPr>
+        <w:tabs>
+          <w:tab w:val="num" w:pos="2880"/>
+        </w:tabs>
+        <w:ind w:left="2880" w:hanging="360"/>
+      </w:pPr>
+      <w:rPr>
+        <w:rFonts w:ascii="Wingdings" w:hAnsi="Wingdings" w:hint="default"/>
+        <w:sz w:val="20"/>
+      </w:rPr>
+    </w:lvl>
+    <w:lvl w:ilvl="4" w:tentative="1">
+      <w:start w:val="1"/>
+      <w:numFmt w:val="bullet"/>
+      <w:lvlText w:val=""/>
+      <w:lvlJc w:val="left"/>
+      <w:pPr>
+        <w:tabs>
+          <w:tab w:val="num" w:pos="3600"/>
+        </w:tabs>
+        <w:ind w:left="3600" w:hanging="360"/>
+      </w:pPr>
+      <w:rPr>
+        <w:rFonts w:ascii="Wingdings" w:hAnsi="Wingdings" w:hint="default"/>
+        <w:sz w:val="20"/>
+      </w:rPr>
+    </w:lvl>
+    <w:lvl w:ilvl="5" w:tentative="1">
+      <w:start w:val="1"/>
+      <w:numFmt w:val="bullet"/>
+      <w:lvlText w:val=""/>
+      <w:lvlJc w:val="left"/>
+      <w:pPr>
+        <w:tabs>
+          <w:tab w:val="num" w:pos="4320"/>
+        </w:tabs>
+        <w:ind w:left="4320" w:hanging="360"/>
+      </w:pPr>
+      <w:rPr>
+        <w:rFonts w:ascii="Wingdings" w:hAnsi="Wingdings" w:hint="default"/>
+        <w:sz w:val="20"/>
+      </w:rPr>
+    </w:lvl>
+    <w:lvl w:ilvl="6" w:tentative="1">
+      <w:start w:val="1"/>
+      <w:numFmt w:val="bullet"/>
+      <w:lvlText w:val=""/>
+      <w:lvlJc w:val="left"/>
+      <w:pPr>
+        <w:tabs>
+          <w:tab w:val="num" w:pos="5040"/>
+        </w:tabs>
+        <w:ind w:left="5040" w:hanging="360"/>
+      </w:pPr>
+      <w:rPr>
+        <w:rFonts w:ascii="Wingdings" w:hAnsi="Wingdings" w:hint="default"/>
+        <w:sz w:val="20"/>
+      </w:rPr>
+    </w:lvl>
+    <w:lvl w:ilvl="7" w:tentative="1">
+      <w:start w:val="1"/>
+      <w:numFmt w:val="bullet"/>
+      <w:lvlText w:val=""/>
+      <w:lvlJc w:val="left"/>
+      <w:pPr>
+        <w:tabs>
+          <w:tab w:val="num" w:pos="5760"/>
+        </w:tabs>
+        <w:ind w:left="5760" w:hanging="360"/>
+      </w:pPr>
+      <w:rPr>
+        <w:rFonts w:ascii="Wingdings" w:hAnsi="Wingdings" w:hint="default"/>
+        <w:sz w:val="20"/>
+      </w:rPr>
+    </w:lvl>
+    <w:lvl w:ilvl="8" w:tentative="1">
+      <w:start w:val="1"/>
+      <w:numFmt w:val="bullet"/>
+      <w:lvlText w:val=""/>
+      <w:lvlJc w:val="left"/>
+      <w:pPr>
+        <w:tabs>
+          <w:tab w:val="num" w:pos="6480"/>
+        </w:tabs>
+        <w:ind w:left="6480" w:hanging="360"/>
+      </w:pPr>
+      <w:rPr>
+        <w:rFonts w:ascii="Wingdings" w:hAnsi="Wingdings" w:hint="default"/>
+        <w:sz w:val="20"/>
+      </w:rPr>
+    </w:lvl>
+  </w:abstractNum>
+  <w:abstractNum w:abstractNumId="11" w15:restartNumberingAfterBreak="0">
+    <w:nsid w:val="2F482656"/>
+    <w:multiLevelType w:val="multilevel"/>
+    <w:tmpl w:val="E960CF18"/>
+    <w:lvl w:ilvl="0">
+      <w:start w:val="1"/>
+      <w:numFmt w:val="bullet"/>
+      <w:lvlText w:val=""/>
+      <w:lvlJc w:val="left"/>
+      <w:pPr>
+        <w:tabs>
+          <w:tab w:val="num" w:pos="720"/>
+        </w:tabs>
+        <w:ind w:left="720" w:hanging="360"/>
+      </w:pPr>
+      <w:rPr>
+        <w:rFonts w:ascii="Symbol" w:hAnsi="Symbol" w:hint="default"/>
+        <w:sz w:val="20"/>
+      </w:rPr>
+    </w:lvl>
+    <w:lvl w:ilvl="1" w:tentative="1">
+      <w:start w:val="1"/>
+      <w:numFmt w:val="bullet"/>
+      <w:lvlText w:val="o"/>
+      <w:lvlJc w:val="left"/>
+      <w:pPr>
+        <w:tabs>
+          <w:tab w:val="num" w:pos="1440"/>
+        </w:tabs>
+        <w:ind w:left="1440" w:hanging="360"/>
+      </w:pPr>
+      <w:rPr>
+        <w:rFonts w:ascii="Courier New" w:hAnsi="Courier New" w:hint="default"/>
+        <w:sz w:val="20"/>
+      </w:rPr>
+    </w:lvl>
+    <w:lvl w:ilvl="2" w:tentative="1">
+      <w:start w:val="1"/>
+      <w:numFmt w:val="bullet"/>
+      <w:lvlText w:val=""/>
+      <w:lvlJc w:val="left"/>
+      <w:pPr>
+        <w:tabs>
+          <w:tab w:val="num" w:pos="2160"/>
+        </w:tabs>
+        <w:ind w:left="2160" w:hanging="360"/>
+      </w:pPr>
+      <w:rPr>
+        <w:rFonts w:ascii="Wingdings" w:hAnsi="Wingdings" w:hint="default"/>
+        <w:sz w:val="20"/>
+      </w:rPr>
+    </w:lvl>
+    <w:lvl w:ilvl="3" w:tentative="1">
+      <w:start w:val="1"/>
+      <w:numFmt w:val="bullet"/>
+      <w:lvlText w:val=""/>
+      <w:lvlJc w:val="left"/>
+      <w:pPr>
+        <w:tabs>
+          <w:tab w:val="num" w:pos="2880"/>
+        </w:tabs>
+        <w:ind w:left="2880" w:hanging="360"/>
+      </w:pPr>
+      <w:rPr>
+        <w:rFonts w:ascii="Wingdings" w:hAnsi="Wingdings" w:hint="default"/>
+        <w:sz w:val="20"/>
+      </w:rPr>
+    </w:lvl>
+    <w:lvl w:ilvl="4" w:tentative="1">
+      <w:start w:val="1"/>
+      <w:numFmt w:val="bullet"/>
+      <w:lvlText w:val=""/>
+      <w:lvlJc w:val="left"/>
+      <w:pPr>
+        <w:tabs>
+          <w:tab w:val="num" w:pos="3600"/>
+        </w:tabs>
+        <w:ind w:left="3600" w:hanging="360"/>
+      </w:pPr>
+      <w:rPr>
+        <w:rFonts w:ascii="Wingdings" w:hAnsi="Wingdings" w:hint="default"/>
+        <w:sz w:val="20"/>
+      </w:rPr>
+    </w:lvl>
+    <w:lvl w:ilvl="5" w:tentative="1">
+      <w:start w:val="1"/>
+      <w:numFmt w:val="bullet"/>
+      <w:lvlText w:val=""/>
+      <w:lvlJc w:val="left"/>
+      <w:pPr>
+        <w:tabs>
+          <w:tab w:val="num" w:pos="4320"/>
+        </w:tabs>
+        <w:ind w:left="4320" w:hanging="360"/>
+      </w:pPr>
+      <w:rPr>
+        <w:rFonts w:ascii="Wingdings" w:hAnsi="Wingdings" w:hint="default"/>
+        <w:sz w:val="20"/>
+      </w:rPr>
+    </w:lvl>
+    <w:lvl w:ilvl="6" w:tentative="1">
+      <w:start w:val="1"/>
+      <w:numFmt w:val="bullet"/>
+      <w:lvlText w:val=""/>
+      <w:lvlJc w:val="left"/>
+      <w:pPr>
+        <w:tabs>
+          <w:tab w:val="num" w:pos="5040"/>
+        </w:tabs>
+        <w:ind w:left="5040" w:hanging="360"/>
+      </w:pPr>
+      <w:rPr>
+        <w:rFonts w:ascii="Wingdings" w:hAnsi="Wingdings" w:hint="default"/>
+        <w:sz w:val="20"/>
+      </w:rPr>
+    </w:lvl>
+    <w:lvl w:ilvl="7" w:tentative="1">
+      <w:start w:val="1"/>
+      <w:numFmt w:val="bullet"/>
+      <w:lvlText w:val=""/>
+      <w:lvlJc w:val="left"/>
+      <w:pPr>
+        <w:tabs>
+          <w:tab w:val="num" w:pos="5760"/>
+        </w:tabs>
+        <w:ind w:left="5760" w:hanging="360"/>
+      </w:pPr>
+      <w:rPr>
+        <w:rFonts w:ascii="Wingdings" w:hAnsi="Wingdings" w:hint="default"/>
+        <w:sz w:val="20"/>
+      </w:rPr>
+    </w:lvl>
+    <w:lvl w:ilvl="8" w:tentative="1">
+      <w:start w:val="1"/>
+      <w:numFmt w:val="bullet"/>
+      <w:lvlText w:val=""/>
+      <w:lvlJc w:val="left"/>
+      <w:pPr>
+        <w:tabs>
+          <w:tab w:val="num" w:pos="6480"/>
+        </w:tabs>
+        <w:ind w:left="6480" w:hanging="360"/>
+      </w:pPr>
+      <w:rPr>
+        <w:rFonts w:ascii="Wingdings" w:hAnsi="Wingdings" w:hint="default"/>
+        <w:sz w:val="20"/>
+      </w:rPr>
+    </w:lvl>
+  </w:abstractNum>
+  <w:abstractNum w:abstractNumId="12" w15:restartNumberingAfterBreak="0">
+    <w:nsid w:val="384E59F2"/>
+    <w:multiLevelType w:val="multilevel"/>
+    <w:tmpl w:val="E6804330"/>
+    <w:lvl w:ilvl="0">
+      <w:start w:val="1"/>
+      <w:numFmt w:val="bullet"/>
+      <w:lvlText w:val=""/>
+      <w:lvlJc w:val="left"/>
+      <w:pPr>
+        <w:tabs>
+          <w:tab w:val="num" w:pos="1080"/>
+        </w:tabs>
+        <w:ind w:left="1080" w:hanging="360"/>
+      </w:pPr>
+      <w:rPr>
+        <w:rFonts w:ascii="Symbol" w:hAnsi="Symbol" w:hint="default"/>
+        <w:sz w:val="20"/>
+      </w:rPr>
+    </w:lvl>
+    <w:lvl w:ilvl="1">
+      <w:start w:val="1"/>
+      <w:numFmt w:val="bullet"/>
+      <w:lvlText w:val=""/>
+      <w:lvlJc w:val="left"/>
+      <w:pPr>
+        <w:ind w:left="1800" w:hanging="360"/>
+      </w:pPr>
+      <w:rPr>
+        <w:rFonts w:ascii="Symbol" w:hAnsi="Symbol" w:hint="default"/>
+      </w:rPr>
+    </w:lvl>
+    <w:lvl w:ilvl="2" w:tentative="1">
+      <w:start w:val="1"/>
+      <w:numFmt w:val="bullet"/>
+      <w:lvlText w:val=""/>
+      <w:lvlJc w:val="left"/>
+      <w:pPr>
+        <w:tabs>
+          <w:tab w:val="num" w:pos="2520"/>
+        </w:tabs>
+        <w:ind w:left="2520" w:hanging="360"/>
+      </w:pPr>
+      <w:rPr>
+        <w:rFonts w:ascii="Wingdings" w:hAnsi="Wingdings" w:hint="default"/>
+        <w:sz w:val="20"/>
+      </w:rPr>
+    </w:lvl>
+    <w:lvl w:ilvl="3" w:tentative="1">
+      <w:start w:val="1"/>
+      <w:numFmt w:val="bullet"/>
+      <w:lvlText w:val=""/>
+      <w:lvlJc w:val="left"/>
+      <w:pPr>
+        <w:tabs>
+          <w:tab w:val="num" w:pos="3240"/>
+        </w:tabs>
+        <w:ind w:left="3240" w:hanging="360"/>
+      </w:pPr>
+      <w:rPr>
+        <w:rFonts w:ascii="Wingdings" w:hAnsi="Wingdings" w:hint="default"/>
+        <w:sz w:val="20"/>
+      </w:rPr>
+    </w:lvl>
+    <w:lvl w:ilvl="4" w:tentative="1">
+      <w:start w:val="1"/>
+      <w:numFmt w:val="bullet"/>
+      <w:lvlText w:val=""/>
+      <w:lvlJc w:val="left"/>
+      <w:pPr>
+        <w:tabs>
+          <w:tab w:val="num" w:pos="3960"/>
+        </w:tabs>
+        <w:ind w:left="3960" w:hanging="360"/>
+      </w:pPr>
+      <w:rPr>
+        <w:rFonts w:ascii="Wingdings" w:hAnsi="Wingdings" w:hint="default"/>
+        <w:sz w:val="20"/>
+      </w:rPr>
+    </w:lvl>
+    <w:lvl w:ilvl="5" w:tentative="1">
+      <w:start w:val="1"/>
+      <w:numFmt w:val="bullet"/>
+      <w:lvlText w:val=""/>
+      <w:lvlJc w:val="left"/>
+      <w:pPr>
+        <w:tabs>
+          <w:tab w:val="num" w:pos="4680"/>
+        </w:tabs>
+        <w:ind w:left="4680" w:hanging="360"/>
+      </w:pPr>
+      <w:rPr>
+        <w:rFonts w:ascii="Wingdings" w:hAnsi="Wingdings" w:hint="default"/>
+        <w:sz w:val="20"/>
+      </w:rPr>
+    </w:lvl>
+    <w:lvl w:ilvl="6" w:tentative="1">
+      <w:start w:val="1"/>
+      <w:numFmt w:val="bullet"/>
+      <w:lvlText w:val=""/>
+      <w:lvlJc w:val="left"/>
+      <w:pPr>
+        <w:tabs>
+          <w:tab w:val="num" w:pos="5400"/>
+        </w:tabs>
+        <w:ind w:left="5400" w:hanging="360"/>
+      </w:pPr>
+      <w:rPr>
+        <w:rFonts w:ascii="Wingdings" w:hAnsi="Wingdings" w:hint="default"/>
+        <w:sz w:val="20"/>
+      </w:rPr>
+    </w:lvl>
+    <w:lvl w:ilvl="7" w:tentative="1">
+      <w:start w:val="1"/>
+      <w:numFmt w:val="bullet"/>
+      <w:lvlText w:val=""/>
+      <w:lvlJc w:val="left"/>
+      <w:pPr>
+        <w:tabs>
+          <w:tab w:val="num" w:pos="6120"/>
+        </w:tabs>
+        <w:ind w:left="6120" w:hanging="360"/>
+      </w:pPr>
+      <w:rPr>
+        <w:rFonts w:ascii="Wingdings" w:hAnsi="Wingdings" w:hint="default"/>
+        <w:sz w:val="20"/>
+      </w:rPr>
+    </w:lvl>
+    <w:lvl w:ilvl="8" w:tentative="1">
+      <w:start w:val="1"/>
+      <w:numFmt w:val="bullet"/>
+      <w:lvlText w:val=""/>
+      <w:lvlJc w:val="left"/>
+      <w:pPr>
+        <w:tabs>
+          <w:tab w:val="num" w:pos="6840"/>
+        </w:tabs>
+        <w:ind w:left="6840" w:hanging="360"/>
+      </w:pPr>
+      <w:rPr>
+        <w:rFonts w:ascii="Wingdings" w:hAnsi="Wingdings" w:hint="default"/>
+        <w:sz w:val="20"/>
+      </w:rPr>
+    </w:lvl>
+  </w:abstractNum>
+  <w:abstractNum w:abstractNumId="13" w15:restartNumberingAfterBreak="0">
+    <w:nsid w:val="51185237"/>
+    <w:multiLevelType w:val="multilevel"/>
+    <w:tmpl w:val="E6804330"/>
+    <w:lvl w:ilvl="0">
+      <w:start w:val="1"/>
+      <w:numFmt w:val="bullet"/>
+      <w:lvlText w:val=""/>
+      <w:lvlJc w:val="left"/>
+      <w:pPr>
+        <w:tabs>
+          <w:tab w:val="num" w:pos="1080"/>
+        </w:tabs>
+        <w:ind w:left="1080" w:hanging="360"/>
+      </w:pPr>
+      <w:rPr>
+        <w:rFonts w:ascii="Symbol" w:hAnsi="Symbol" w:hint="default"/>
+        <w:sz w:val="20"/>
+      </w:rPr>
+    </w:lvl>
+    <w:lvl w:ilvl="1">
+      <w:start w:val="1"/>
+      <w:numFmt w:val="bullet"/>
+      <w:lvlText w:val=""/>
+      <w:lvlJc w:val="left"/>
+      <w:pPr>
+        <w:ind w:left="1800" w:hanging="360"/>
+      </w:pPr>
+      <w:rPr>
+        <w:rFonts w:ascii="Symbol" w:hAnsi="Symbol" w:hint="default"/>
+      </w:rPr>
+    </w:lvl>
+    <w:lvl w:ilvl="2" w:tentative="1">
+      <w:start w:val="1"/>
+      <w:numFmt w:val="bullet"/>
+      <w:lvlText w:val=""/>
+      <w:lvlJc w:val="left"/>
+      <w:pPr>
+        <w:tabs>
+          <w:tab w:val="num" w:pos="2520"/>
+        </w:tabs>
+        <w:ind w:left="2520" w:hanging="360"/>
+      </w:pPr>
+      <w:rPr>
+        <w:rFonts w:ascii="Wingdings" w:hAnsi="Wingdings" w:hint="default"/>
+        <w:sz w:val="20"/>
+      </w:rPr>
+    </w:lvl>
+    <w:lvl w:ilvl="3" w:tentative="1">
+      <w:start w:val="1"/>
+      <w:numFmt w:val="bullet"/>
+      <w:lvlText w:val=""/>
+      <w:lvlJc w:val="left"/>
+      <w:pPr>
+        <w:tabs>
+          <w:tab w:val="num" w:pos="3240"/>
+        </w:tabs>
+        <w:ind w:left="3240" w:hanging="360"/>
+      </w:pPr>
+      <w:rPr>
+        <w:rFonts w:ascii="Wingdings" w:hAnsi="Wingdings" w:hint="default"/>
+        <w:sz w:val="20"/>
+      </w:rPr>
+    </w:lvl>
+    <w:lvl w:ilvl="4" w:tentative="1">
+      <w:start w:val="1"/>
+      <w:numFmt w:val="bullet"/>
+      <w:lvlText w:val=""/>
+      <w:lvlJc w:val="left"/>
+      <w:pPr>
+        <w:tabs>
+          <w:tab w:val="num" w:pos="3960"/>
+        </w:tabs>
+        <w:ind w:left="3960" w:hanging="360"/>
+      </w:pPr>
+      <w:rPr>
+        <w:rFonts w:ascii="Wingdings" w:hAnsi="Wingdings" w:hint="default"/>
+        <w:sz w:val="20"/>
+      </w:rPr>
+    </w:lvl>
+    <w:lvl w:ilvl="5" w:tentative="1">
+      <w:start w:val="1"/>
+      <w:numFmt w:val="bullet"/>
+      <w:lvlText w:val=""/>
+      <w:lvlJc w:val="left"/>
+      <w:pPr>
+        <w:tabs>
+          <w:tab w:val="num" w:pos="4680"/>
+        </w:tabs>
+        <w:ind w:left="4680" w:hanging="360"/>
+      </w:pPr>
+      <w:rPr>
+        <w:rFonts w:ascii="Wingdings" w:hAnsi="Wingdings" w:hint="default"/>
+        <w:sz w:val="20"/>
+      </w:rPr>
+    </w:lvl>
+    <w:lvl w:ilvl="6" w:tentative="1">
+      <w:start w:val="1"/>
+      <w:numFmt w:val="bullet"/>
+      <w:lvlText w:val=""/>
+      <w:lvlJc w:val="left"/>
+      <w:pPr>
+        <w:tabs>
+          <w:tab w:val="num" w:pos="5400"/>
+        </w:tabs>
+        <w:ind w:left="5400" w:hanging="360"/>
+      </w:pPr>
+      <w:rPr>
+        <w:rFonts w:ascii="Wingdings" w:hAnsi="Wingdings" w:hint="default"/>
+        <w:sz w:val="20"/>
+      </w:rPr>
+    </w:lvl>
+    <w:lvl w:ilvl="7" w:tentative="1">
+      <w:start w:val="1"/>
+      <w:numFmt w:val="bullet"/>
+      <w:lvlText w:val=""/>
+      <w:lvlJc w:val="left"/>
+      <w:pPr>
+        <w:tabs>
+          <w:tab w:val="num" w:pos="6120"/>
+        </w:tabs>
+        <w:ind w:left="6120" w:hanging="360"/>
+      </w:pPr>
+      <w:rPr>
+        <w:rFonts w:ascii="Wingdings" w:hAnsi="Wingdings" w:hint="default"/>
+        <w:sz w:val="20"/>
+      </w:rPr>
+    </w:lvl>
+    <w:lvl w:ilvl="8" w:tentative="1">
+      <w:start w:val="1"/>
+      <w:numFmt w:val="bullet"/>
+      <w:lvlText w:val=""/>
+      <w:lvlJc w:val="left"/>
+      <w:pPr>
+        <w:tabs>
+          <w:tab w:val="num" w:pos="6840"/>
+        </w:tabs>
+        <w:ind w:left="6840" w:hanging="360"/>
+      </w:pPr>
+      <w:rPr>
+        <w:rFonts w:ascii="Wingdings" w:hAnsi="Wingdings" w:hint="default"/>
+        <w:sz w:val="20"/>
+      </w:rPr>
+    </w:lvl>
+  </w:abstractNum>
+  <w:abstractNum w:abstractNumId="14" w15:restartNumberingAfterBreak="0">
+    <w:nsid w:val="525B3D4A"/>
+    <w:multiLevelType w:val="multilevel"/>
+    <w:tmpl w:val="1DB86164"/>
+    <w:lvl w:ilvl="0">
+      <w:start w:val="1"/>
+      <w:numFmt w:val="bullet"/>
+      <w:lvlText w:val=""/>
+      <w:lvlJc w:val="left"/>
+      <w:pPr>
+        <w:tabs>
+          <w:tab w:val="num" w:pos="720"/>
+        </w:tabs>
+        <w:ind w:left="720" w:hanging="360"/>
+      </w:pPr>
+      <w:rPr>
+        <w:rFonts w:ascii="Symbol" w:hAnsi="Symbol" w:hint="default"/>
+        <w:sz w:val="20"/>
+      </w:rPr>
+    </w:lvl>
+    <w:lvl w:ilvl="1" w:tentative="1">
+      <w:start w:val="1"/>
+      <w:numFmt w:val="bullet"/>
+      <w:lvlText w:val="o"/>
+      <w:lvlJc w:val="left"/>
+      <w:pPr>
+        <w:tabs>
+          <w:tab w:val="num" w:pos="1440"/>
+        </w:tabs>
+        <w:ind w:left="1440" w:hanging="360"/>
+      </w:pPr>
+      <w:rPr>
+        <w:rFonts w:ascii="Courier New" w:hAnsi="Courier New" w:hint="default"/>
+        <w:sz w:val="20"/>
+      </w:rPr>
+    </w:lvl>
+    <w:lvl w:ilvl="2" w:tentative="1">
+      <w:start w:val="1"/>
+      <w:numFmt w:val="bullet"/>
+      <w:lvlText w:val=""/>
+      <w:lvlJc w:val="left"/>
+      <w:pPr>
+        <w:tabs>
+          <w:tab w:val="num" w:pos="2160"/>
+        </w:tabs>
+        <w:ind w:left="2160" w:hanging="360"/>
+      </w:pPr>
+      <w:rPr>
+        <w:rFonts w:ascii="Wingdings" w:hAnsi="Wingdings" w:hint="default"/>
+        <w:sz w:val="20"/>
+      </w:rPr>
+    </w:lvl>
+    <w:lvl w:ilvl="3" w:tentative="1">
+      <w:start w:val="1"/>
+      <w:numFmt w:val="bullet"/>
+      <w:lvlText w:val=""/>
+      <w:lvlJc w:val="left"/>
+      <w:pPr>
+        <w:tabs>
+          <w:tab w:val="num" w:pos="2880"/>
+        </w:tabs>
+        <w:ind w:left="2880" w:hanging="360"/>
+      </w:pPr>
+      <w:rPr>
+        <w:rFonts w:ascii="Wingdings" w:hAnsi="Wingdings" w:hint="default"/>
+        <w:sz w:val="20"/>
+      </w:rPr>
+    </w:lvl>
+    <w:lvl w:ilvl="4" w:tentative="1">
+      <w:start w:val="1"/>
+      <w:numFmt w:val="bullet"/>
+      <w:lvlText w:val=""/>
+      <w:lvlJc w:val="left"/>
+      <w:pPr>
+        <w:tabs>
+          <w:tab w:val="num" w:pos="3600"/>
+        </w:tabs>
+        <w:ind w:left="3600" w:hanging="360"/>
+      </w:pPr>
+      <w:rPr>
+        <w:rFonts w:ascii="Wingdings" w:hAnsi="Wingdings" w:hint="default"/>
+        <w:sz w:val="20"/>
+      </w:rPr>
+    </w:lvl>
+    <w:lvl w:ilvl="5" w:tentative="1">
+      <w:start w:val="1"/>
+      <w:numFmt w:val="bullet"/>
+      <w:lvlText w:val=""/>
+      <w:lvlJc w:val="left"/>
+      <w:pPr>
+        <w:tabs>
+          <w:tab w:val="num" w:pos="4320"/>
+        </w:tabs>
+        <w:ind w:left="4320" w:hanging="360"/>
+      </w:pPr>
+      <w:rPr>
+        <w:rFonts w:ascii="Wingdings" w:hAnsi="Wingdings" w:hint="default"/>
+        <w:sz w:val="20"/>
+      </w:rPr>
+    </w:lvl>
+    <w:lvl w:ilvl="6" w:tentative="1">
+      <w:start w:val="1"/>
+      <w:numFmt w:val="bullet"/>
+      <w:lvlText w:val=""/>
+      <w:lvlJc w:val="left"/>
+      <w:pPr>
+        <w:tabs>
+          <w:tab w:val="num" w:pos="5040"/>
+        </w:tabs>
+        <w:ind w:left="5040" w:hanging="360"/>
+      </w:pPr>
+      <w:rPr>
+        <w:rFonts w:ascii="Wingdings" w:hAnsi="Wingdings" w:hint="default"/>
+        <w:sz w:val="20"/>
+      </w:rPr>
+    </w:lvl>
+    <w:lvl w:ilvl="7" w:tentative="1">
+      <w:start w:val="1"/>
+      <w:numFmt w:val="bullet"/>
+      <w:lvlText w:val=""/>
+      <w:lvlJc w:val="left"/>
+      <w:pPr>
+        <w:tabs>
+          <w:tab w:val="num" w:pos="5760"/>
+        </w:tabs>
+        <w:ind w:left="5760" w:hanging="360"/>
+      </w:pPr>
+      <w:rPr>
+        <w:rFonts w:ascii="Wingdings" w:hAnsi="Wingdings" w:hint="default"/>
+        <w:sz w:val="20"/>
+      </w:rPr>
+    </w:lvl>
+    <w:lvl w:ilvl="8" w:tentative="1">
+      <w:start w:val="1"/>
+      <w:numFmt w:val="bullet"/>
+      <w:lvlText w:val=""/>
+      <w:lvlJc w:val="left"/>
+      <w:pPr>
+        <w:tabs>
+          <w:tab w:val="num" w:pos="6480"/>
+        </w:tabs>
+        <w:ind w:left="6480" w:hanging="360"/>
+      </w:pPr>
+      <w:rPr>
+        <w:rFonts w:ascii="Wingdings" w:hAnsi="Wingdings" w:hint="default"/>
+        <w:sz w:val="20"/>
+      </w:rPr>
+    </w:lvl>
+  </w:abstractNum>
+  <w:abstractNum w:abstractNumId="15" w15:restartNumberingAfterBreak="0">
+    <w:nsid w:val="5E332311"/>
+    <w:multiLevelType w:val="multilevel"/>
+    <w:tmpl w:val="FD56597C"/>
+    <w:lvl w:ilvl="0">
+      <w:start w:val="1"/>
+      <w:numFmt w:val="bullet"/>
+      <w:lvlText w:val=""/>
+      <w:lvlJc w:val="left"/>
+      <w:pPr>
+        <w:tabs>
+          <w:tab w:val="num" w:pos="720"/>
+        </w:tabs>
+        <w:ind w:left="720" w:hanging="360"/>
+      </w:pPr>
+      <w:rPr>
+        <w:rFonts w:ascii="Symbol" w:hAnsi="Symbol" w:hint="default"/>
+        <w:sz w:val="20"/>
+      </w:rPr>
+    </w:lvl>
+    <w:lvl w:ilvl="1" w:tentative="1">
+      <w:start w:val="1"/>
+      <w:numFmt w:val="bullet"/>
+      <w:lvlText w:val="o"/>
+      <w:lvlJc w:val="left"/>
+      <w:pPr>
+        <w:tabs>
+          <w:tab w:val="num" w:pos="1440"/>
+        </w:tabs>
+        <w:ind w:left="1440" w:hanging="360"/>
+      </w:pPr>
+      <w:rPr>
+        <w:rFonts w:ascii="Courier New" w:hAnsi="Courier New" w:hint="default"/>
+        <w:sz w:val="20"/>
+      </w:rPr>
+    </w:lvl>
+    <w:lvl w:ilvl="2" w:tentative="1">
+      <w:start w:val="1"/>
+      <w:numFmt w:val="bullet"/>
+      <w:lvlText w:val=""/>
+      <w:lvlJc w:val="left"/>
+      <w:pPr>
+        <w:tabs>
+          <w:tab w:val="num" w:pos="2160"/>
+        </w:tabs>
+        <w:ind w:left="2160" w:hanging="360"/>
+      </w:pPr>
+      <w:rPr>
+        <w:rFonts w:ascii="Wingdings" w:hAnsi="Wingdings" w:hint="default"/>
+        <w:sz w:val="20"/>
+      </w:rPr>
+    </w:lvl>
+    <w:lvl w:ilvl="3" w:tentative="1">
+      <w:start w:val="1"/>
+      <w:numFmt w:val="bullet"/>
+      <w:lvlText w:val=""/>
+      <w:lvlJc w:val="left"/>
+      <w:pPr>
+        <w:tabs>
+          <w:tab w:val="num" w:pos="2880"/>
+        </w:tabs>
+        <w:ind w:left="2880" w:hanging="360"/>
+      </w:pPr>
+      <w:rPr>
+        <w:rFonts w:ascii="Wingdings" w:hAnsi="Wingdings" w:hint="default"/>
+        <w:sz w:val="20"/>
+      </w:rPr>
+    </w:lvl>
+    <w:lvl w:ilvl="4" w:tentative="1">
+      <w:start w:val="1"/>
+      <w:numFmt w:val="bullet"/>
+      <w:lvlText w:val=""/>
+      <w:lvlJc w:val="left"/>
+      <w:pPr>
+        <w:tabs>
+          <w:tab w:val="num" w:pos="3600"/>
+        </w:tabs>
+        <w:ind w:left="3600" w:hanging="360"/>
+      </w:pPr>
+      <w:rPr>
+        <w:rFonts w:ascii="Wingdings" w:hAnsi="Wingdings" w:hint="default"/>
+        <w:sz w:val="20"/>
+      </w:rPr>
+    </w:lvl>
+    <w:lvl w:ilvl="5" w:tentative="1">
+      <w:start w:val="1"/>
+      <w:numFmt w:val="bullet"/>
+      <w:lvlText w:val=""/>
+      <w:lvlJc w:val="left"/>
+      <w:pPr>
+        <w:tabs>
+          <w:tab w:val="num" w:pos="4320"/>
+        </w:tabs>
+        <w:ind w:left="4320" w:hanging="360"/>
+      </w:pPr>
+      <w:rPr>
+        <w:rFonts w:ascii="Wingdings" w:hAnsi="Wingdings" w:hint="default"/>
+        <w:sz w:val="20"/>
+      </w:rPr>
+    </w:lvl>
+    <w:lvl w:ilvl="6" w:tentative="1">
+      <w:start w:val="1"/>
+      <w:numFmt w:val="bullet"/>
+      <w:lvlText w:val=""/>
+      <w:lvlJc w:val="left"/>
+      <w:pPr>
+        <w:tabs>
+          <w:tab w:val="num" w:pos="5040"/>
+        </w:tabs>
+        <w:ind w:left="5040" w:hanging="360"/>
+      </w:pPr>
+      <w:rPr>
+        <w:rFonts w:ascii="Wingdings" w:hAnsi="Wingdings" w:hint="default"/>
+        <w:sz w:val="20"/>
+      </w:rPr>
+    </w:lvl>
+    <w:lvl w:ilvl="7" w:tentative="1">
+      <w:start w:val="1"/>
+      <w:numFmt w:val="bullet"/>
+      <w:lvlText w:val=""/>
+      <w:lvlJc w:val="left"/>
+      <w:pPr>
+        <w:tabs>
+          <w:tab w:val="num" w:pos="5760"/>
+        </w:tabs>
+        <w:ind w:left="5760" w:hanging="360"/>
+      </w:pPr>
+      <w:rPr>
+        <w:rFonts w:ascii="Wingdings" w:hAnsi="Wingdings" w:hint="default"/>
+        <w:sz w:val="20"/>
+      </w:rPr>
+    </w:lvl>
+    <w:lvl w:ilvl="8" w:tentative="1">
+      <w:start w:val="1"/>
+      <w:numFmt w:val="bullet"/>
+      <w:lvlText w:val=""/>
+      <w:lvlJc w:val="left"/>
+      <w:pPr>
+        <w:tabs>
+          <w:tab w:val="num" w:pos="6480"/>
+        </w:tabs>
+        <w:ind w:left="6480" w:hanging="360"/>
+      </w:pPr>
+      <w:rPr>
+        <w:rFonts w:ascii="Wingdings" w:hAnsi="Wingdings" w:hint="default"/>
+        <w:sz w:val="20"/>
+      </w:rPr>
+    </w:lvl>
+  </w:abstractNum>
+  <w:abstractNum w:abstractNumId="16" w15:restartNumberingAfterBreak="0">
+    <w:nsid w:val="705C59C3"/>
+    <w:multiLevelType w:val="multilevel"/>
+    <w:tmpl w:val="A17CC40E"/>
+    <w:lvl w:ilvl="0">
+      <w:start w:val="1"/>
+      <w:numFmt w:val="bullet"/>
+      <w:lvlText w:val="●"/>
+      <w:lvlJc w:val="left"/>
+      <w:pPr>
+        <w:ind w:left="720" w:hanging="360"/>
+      </w:pPr>
+      <w:rPr>
+        <w:u w:val="none"/>
+      </w:rPr>
+    </w:lvl>
+    <w:lvl w:ilvl="1">
+      <w:start w:val="1"/>
+      <w:numFmt w:val="bullet"/>
+      <w:lvlText w:val="○"/>
+      <w:lvlJc w:val="left"/>
+      <w:pPr>
+        <w:ind w:left="1440" w:hanging="360"/>
+      </w:pPr>
+      <w:rPr>
+        <w:u w:val="none"/>
+      </w:rPr>
+    </w:lvl>
+    <w:lvl w:ilvl="2">
+      <w:start w:val="1"/>
+      <w:numFmt w:val="bullet"/>
+      <w:lvlText w:val="■"/>
+      <w:lvlJc w:val="left"/>
+      <w:pPr>
+        <w:ind w:left="2160" w:hanging="360"/>
+      </w:pPr>
+      <w:rPr>
+        <w:u w:val="none"/>
+      </w:rPr>
+    </w:lvl>
+    <w:lvl w:ilvl="3">
+      <w:start w:val="1"/>
+      <w:numFmt w:val="bullet"/>
+      <w:lvlText w:val="●"/>
+      <w:lvlJc w:val="left"/>
+      <w:pPr>
+        <w:ind w:left="2880" w:hanging="360"/>
+      </w:pPr>
+      <w:rPr>
+        <w:u w:val="none"/>
+      </w:rPr>
+    </w:lvl>
+    <w:lvl w:ilvl="4">
+      <w:start w:val="1"/>
+      <w:numFmt w:val="bullet"/>
+      <w:lvlText w:val="○"/>
+      <w:lvlJc w:val="left"/>
+      <w:pPr>
+        <w:ind w:left="3600" w:hanging="360"/>
+      </w:pPr>
+      <w:rPr>
+        <w:u w:val="none"/>
+      </w:rPr>
+    </w:lvl>
+    <w:lvl w:ilvl="5">
+      <w:start w:val="1"/>
+      <w:numFmt w:val="bullet"/>
+      <w:lvlText w:val="■"/>
+      <w:lvlJc w:val="left"/>
+      <w:pPr>
+        <w:ind w:left="4320" w:hanging="360"/>
+      </w:pPr>
+      <w:rPr>
+        <w:u w:val="none"/>
+      </w:rPr>
+    </w:lvl>
+    <w:lvl w:ilvl="6">
+      <w:start w:val="1"/>
+      <w:numFmt w:val="bullet"/>
+      <w:lvlText w:val="●"/>
+      <w:lvlJc w:val="left"/>
+      <w:pPr>
+        <w:ind w:left="5040" w:hanging="360"/>
+      </w:pPr>
+      <w:rPr>
+        <w:u w:val="none"/>
+      </w:rPr>
+    </w:lvl>
+    <w:lvl w:ilvl="7">
+      <w:start w:val="1"/>
+      <w:numFmt w:val="bullet"/>
+      <w:lvlText w:val="○"/>
+      <w:lvlJc w:val="left"/>
+      <w:pPr>
+        <w:ind w:left="5760" w:hanging="360"/>
+      </w:pPr>
+      <w:rPr>
+        <w:u w:val="none"/>
+      </w:rPr>
+    </w:lvl>
+    <w:lvl w:ilvl="8">
+      <w:start w:val="1"/>
+      <w:numFmt w:val="bullet"/>
+      <w:lvlText w:val="■"/>
+      <w:lvlJc w:val="left"/>
+      <w:pPr>
+        <w:ind w:left="6480" w:hanging="360"/>
+      </w:pPr>
+      <w:rPr>
+        <w:u w:val="none"/>
+      </w:rPr>
+    </w:lvl>
+  </w:abstractNum>
+  <w:abstractNum w:abstractNumId="17" w15:restartNumberingAfterBreak="0">
+    <w:nsid w:val="7B83239D"/>
+    <w:multiLevelType w:val="multilevel"/>
+    <w:tmpl w:val="F7CE4D54"/>
+    <w:lvl w:ilvl="0">
+      <w:start w:val="1"/>
+      <w:numFmt w:val="bullet"/>
+      <w:lvlText w:val=""/>
+      <w:lvlJc w:val="left"/>
+      <w:pPr>
+        <w:tabs>
+          <w:tab w:val="num" w:pos="720"/>
+        </w:tabs>
+        <w:ind w:left="720" w:hanging="360"/>
+      </w:pPr>
+      <w:rPr>
+        <w:rFonts w:ascii="Symbol" w:hAnsi="Symbol" w:hint="default"/>
+        <w:sz w:val="20"/>
+      </w:rPr>
+    </w:lvl>
+    <w:lvl w:ilvl="1" w:tentative="1">
+      <w:start w:val="1"/>
+      <w:numFmt w:val="bullet"/>
+      <w:lvlText w:val="o"/>
+      <w:lvlJc w:val="left"/>
+      <w:pPr>
+        <w:tabs>
+          <w:tab w:val="num" w:pos="1440"/>
+        </w:tabs>
+        <w:ind w:left="1440" w:hanging="360"/>
+      </w:pPr>
+      <w:rPr>
+        <w:rFonts w:ascii="Courier New" w:hAnsi="Courier New" w:hint="default"/>
+        <w:sz w:val="20"/>
+      </w:rPr>
+    </w:lvl>
+    <w:lvl w:ilvl="2" w:tentative="1">
+      <w:start w:val="1"/>
+      <w:numFmt w:val="bullet"/>
+      <w:lvlText w:val=""/>
+      <w:lvlJc w:val="left"/>
+      <w:pPr>
+        <w:tabs>
+          <w:tab w:val="num" w:pos="2160"/>
+        </w:tabs>
+        <w:ind w:left="2160" w:hanging="360"/>
+      </w:pPr>
+      <w:rPr>
+        <w:rFonts w:ascii="Wingdings" w:hAnsi="Wingdings" w:hint="default"/>
+        <w:sz w:val="20"/>
+      </w:rPr>
+    </w:lvl>
+    <w:lvl w:ilvl="3" w:tentative="1">
+      <w:start w:val="1"/>
+      <w:numFmt w:val="bullet"/>
+      <w:lvlText w:val=""/>
+      <w:lvlJc w:val="left"/>
+      <w:pPr>
+        <w:tabs>
+          <w:tab w:val="num" w:pos="2880"/>
+        </w:tabs>
+        <w:ind w:left="2880" w:hanging="360"/>
+      </w:pPr>
+      <w:rPr>
+        <w:rFonts w:ascii="Wingdings" w:hAnsi="Wingdings" w:hint="default"/>
+        <w:sz w:val="20"/>
+      </w:rPr>
+    </w:lvl>
+    <w:lvl w:ilvl="4" w:tentative="1">
+      <w:start w:val="1"/>
+      <w:numFmt w:val="bullet"/>
+      <w:lvlText w:val=""/>
+      <w:lvlJc w:val="left"/>
+      <w:pPr>
+        <w:tabs>
+          <w:tab w:val="num" w:pos="3600"/>
+        </w:tabs>
+        <w:ind w:left="3600" w:hanging="360"/>
+      </w:pPr>
+      <w:rPr>
+        <w:rFonts w:ascii="Wingdings" w:hAnsi="Wingdings" w:hint="default"/>
+        <w:sz w:val="20"/>
+      </w:rPr>
+    </w:lvl>
+    <w:lvl w:ilvl="5" w:tentative="1">
+      <w:start w:val="1"/>
+      <w:numFmt w:val="bullet"/>
+      <w:lvlText w:val=""/>
+      <w:lvlJc w:val="left"/>
+      <w:pPr>
+        <w:tabs>
+          <w:tab w:val="num" w:pos="4320"/>
+        </w:tabs>
+        <w:ind w:left="4320" w:hanging="360"/>
+      </w:pPr>
+      <w:rPr>
+        <w:rFonts w:ascii="Wingdings" w:hAnsi="Wingdings" w:hint="default"/>
+        <w:sz w:val="20"/>
+      </w:rPr>
+    </w:lvl>
+    <w:lvl w:ilvl="6" w:tentative="1">
+      <w:start w:val="1"/>
+      <w:numFmt w:val="bullet"/>
+      <w:lvlText w:val=""/>
+      <w:lvlJc w:val="left"/>
+      <w:pPr>
+        <w:tabs>
+          <w:tab w:val="num" w:pos="5040"/>
+        </w:tabs>
+        <w:ind w:left="5040" w:hanging="360"/>
+      </w:pPr>
+      <w:rPr>
+        <w:rFonts w:ascii="Wingdings" w:hAnsi="Wingdings" w:hint="default"/>
+        <w:sz w:val="20"/>
+      </w:rPr>
+    </w:lvl>
+    <w:lvl w:ilvl="7" w:tentative="1">
+      <w:start w:val="1"/>
+      <w:numFmt w:val="bullet"/>
+      <w:lvlText w:val=""/>
+      <w:lvlJc w:val="left"/>
+      <w:pPr>
+        <w:tabs>
+          <w:tab w:val="num" w:pos="5760"/>
+        </w:tabs>
+        <w:ind w:left="5760" w:hanging="360"/>
+      </w:pPr>
+      <w:rPr>
+        <w:rFonts w:ascii="Wingdings" w:hAnsi="Wingdings" w:hint="default"/>
+        <w:sz w:val="20"/>
+      </w:rPr>
+    </w:lvl>
+    <w:lvl w:ilvl="8" w:tentative="1">
+      <w:start w:val="1"/>
+      <w:numFmt w:val="bullet"/>
+      <w:lvlText w:val=""/>
+      <w:lvlJc w:val="left"/>
+      <w:pPr>
+        <w:tabs>
+          <w:tab w:val="num" w:pos="6480"/>
+        </w:tabs>
+        <w:ind w:left="6480" w:hanging="360"/>
+      </w:pPr>
+      <w:rPr>
+        <w:rFonts w:ascii="Wingdings" w:hAnsi="Wingdings" w:hint="default"/>
+        <w:sz w:val="20"/>
+      </w:rPr>
+    </w:lvl>
+  </w:abstractNum>
+  <w:abstractNum w:abstractNumId="18" w15:restartNumberingAfterBreak="0">
+    <w:nsid w:val="7CAD52F7"/>
+    <w:multiLevelType w:val="multilevel"/>
+    <w:tmpl w:val="4844C838"/>
     <w:lvl w:ilvl="0">
       <w:start w:val="1"/>
       <w:numFmt w:val="decimal"/>
@@ -1995,137 +5684,75 @@
       </w:rPr>
     </w:lvl>
   </w:abstractNum>
-  <w:abstractNum w:abstractNumId="3">
-    <w:lvl w:ilvl="0">
-      <w:start w:val="1"/>
-      <w:numFmt w:val="bullet"/>
-      <w:lvlText w:val="●"/>
-      <w:lvlJc w:val="left"/>
-      <w:pPr>
-        <w:ind w:left="720" w:hanging="360"/>
-      </w:pPr>
-      <w:rPr>
-        <w:u w:val="none"/>
-      </w:rPr>
-    </w:lvl>
-    <w:lvl w:ilvl="1">
-      <w:start w:val="1"/>
-      <w:numFmt w:val="bullet"/>
-      <w:lvlText w:val="○"/>
-      <w:lvlJc w:val="left"/>
-      <w:pPr>
-        <w:ind w:left="1440" w:hanging="360"/>
-      </w:pPr>
-      <w:rPr>
-        <w:u w:val="none"/>
-      </w:rPr>
-    </w:lvl>
-    <w:lvl w:ilvl="2">
-      <w:start w:val="1"/>
-      <w:numFmt w:val="bullet"/>
-      <w:lvlText w:val="■"/>
-      <w:lvlJc w:val="left"/>
-      <w:pPr>
-        <w:ind w:left="2160" w:hanging="360"/>
-      </w:pPr>
-      <w:rPr>
-        <w:u w:val="none"/>
-      </w:rPr>
-    </w:lvl>
-    <w:lvl w:ilvl="3">
-      <w:start w:val="1"/>
-      <w:numFmt w:val="bullet"/>
-      <w:lvlText w:val="●"/>
-      <w:lvlJc w:val="left"/>
-      <w:pPr>
-        <w:ind w:left="2880" w:hanging="360"/>
-      </w:pPr>
-      <w:rPr>
-        <w:u w:val="none"/>
-      </w:rPr>
-    </w:lvl>
-    <w:lvl w:ilvl="4">
-      <w:start w:val="1"/>
-      <w:numFmt w:val="bullet"/>
-      <w:lvlText w:val="○"/>
-      <w:lvlJc w:val="left"/>
-      <w:pPr>
-        <w:ind w:left="3600" w:hanging="360"/>
-      </w:pPr>
-      <w:rPr>
-        <w:u w:val="none"/>
-      </w:rPr>
-    </w:lvl>
-    <w:lvl w:ilvl="5">
-      <w:start w:val="1"/>
-      <w:numFmt w:val="bullet"/>
-      <w:lvlText w:val="■"/>
-      <w:lvlJc w:val="left"/>
-      <w:pPr>
-        <w:ind w:left="4320" w:hanging="360"/>
-      </w:pPr>
-      <w:rPr>
-        <w:u w:val="none"/>
-      </w:rPr>
-    </w:lvl>
-    <w:lvl w:ilvl="6">
-      <w:start w:val="1"/>
-      <w:numFmt w:val="bullet"/>
-      <w:lvlText w:val="●"/>
-      <w:lvlJc w:val="left"/>
-      <w:pPr>
-        <w:ind w:left="5040" w:hanging="360"/>
-      </w:pPr>
-      <w:rPr>
-        <w:u w:val="none"/>
-      </w:rPr>
-    </w:lvl>
-    <w:lvl w:ilvl="7">
-      <w:start w:val="1"/>
-      <w:numFmt w:val="bullet"/>
-      <w:lvlText w:val="○"/>
-      <w:lvlJc w:val="left"/>
-      <w:pPr>
-        <w:ind w:left="5760" w:hanging="360"/>
-      </w:pPr>
-      <w:rPr>
-        <w:u w:val="none"/>
-      </w:rPr>
-    </w:lvl>
-    <w:lvl w:ilvl="8">
-      <w:start w:val="1"/>
-      <w:numFmt w:val="bullet"/>
-      <w:lvlText w:val="■"/>
-      <w:lvlJc w:val="left"/>
-      <w:pPr>
-        <w:ind w:left="6480" w:hanging="360"/>
-      </w:pPr>
-      <w:rPr>
-        <w:u w:val="none"/>
-      </w:rPr>
-    </w:lvl>
-  </w:abstractNum>
-  <w:num w:numId="1">
+  <w:num w:numId="1" w16cid:durableId="887839754">
+    <w:abstractNumId w:val="0"/>
+  </w:num>
+  <w:num w:numId="2" w16cid:durableId="1095515092">
+    <w:abstractNumId w:val="18"/>
+  </w:num>
+  <w:num w:numId="3" w16cid:durableId="1685980699">
+    <w:abstractNumId w:val="16"/>
+  </w:num>
+  <w:num w:numId="4" w16cid:durableId="1642424421">
+    <w:abstractNumId w:val="10"/>
+  </w:num>
+  <w:num w:numId="5" w16cid:durableId="871652371">
+    <w:abstractNumId w:val="11"/>
+  </w:num>
+  <w:num w:numId="6" w16cid:durableId="152574065">
+    <w:abstractNumId w:val="3"/>
+  </w:num>
+  <w:num w:numId="7" w16cid:durableId="1809665043">
+    <w:abstractNumId w:val="14"/>
+  </w:num>
+  <w:num w:numId="8" w16cid:durableId="85539847">
+    <w:abstractNumId w:val="9"/>
+  </w:num>
+  <w:num w:numId="9" w16cid:durableId="1909992907">
+    <w:abstractNumId w:val="2"/>
+  </w:num>
+  <w:num w:numId="10" w16cid:durableId="1976793676">
+    <w:abstractNumId w:val="17"/>
+  </w:num>
+  <w:num w:numId="11" w16cid:durableId="1560284771">
+    <w:abstractNumId w:val="6"/>
+  </w:num>
+  <w:num w:numId="12" w16cid:durableId="1788234374">
+    <w:abstractNumId w:val="5"/>
+  </w:num>
+  <w:num w:numId="13" w16cid:durableId="439910382">
+    <w:abstractNumId w:val="7"/>
+  </w:num>
+  <w:num w:numId="14" w16cid:durableId="220094796">
+    <w:abstractNumId w:val="4"/>
+  </w:num>
+  <w:num w:numId="15" w16cid:durableId="1081415116">
+    <w:abstractNumId w:val="15"/>
+  </w:num>
+  <w:num w:numId="16" w16cid:durableId="914120843">
+    <w:abstractNumId w:val="8"/>
+  </w:num>
+  <w:num w:numId="17" w16cid:durableId="1522746502">
     <w:abstractNumId w:val="1"/>
   </w:num>
-  <w:num w:numId="2">
-    <w:abstractNumId w:val="2"/>
+  <w:num w:numId="18" w16cid:durableId="58404851">
+    <w:abstractNumId w:val="12"/>
   </w:num>
-  <w:num w:numId="3">
-    <w:abstractNumId w:val="3"/>
+  <w:num w:numId="19" w16cid:durableId="1383409678">
+    <w:abstractNumId w:val="13"/>
   </w:num>
 </w:numbering>
 </file>
 
 <file path=word/styles.xml><?xml version="1.0" encoding="utf-8"?>
-<w:styles xmlns:mc="http://schemas.openxmlformats.org/markup-compatibility/2006" xmlns:o="urn:schemas-microsoft-com:office:office" xmlns:r="http://schemas.openxmlformats.org/officeDocument/2006/relationships" xmlns:m="http://schemas.openxmlformats.org/officeDocument/2006/math" xmlns:v="urn:schemas-microsoft-com:vml" xmlns:wp="http://schemas.openxmlformats.org/drawingml/2006/wordprocessingDrawing" xmlns:w10="urn:schemas-microsoft-com:office:word" xmlns:w="http://schemas.openxmlformats.org/wordprocessingml/2006/main" xmlns:wne="http://schemas.microsoft.com/office/word/2006/wordml" xmlns:sl="http://schemas.openxmlformats.org/schemaLibrary/2006/main" xmlns:a="http://schemas.openxmlformats.org/drawingml/2006/main" xmlns:pic="http://schemas.openxmlformats.org/drawingml/2006/picture" xmlns:c="http://schemas.openxmlformats.org/drawingml/2006/chart" xmlns:lc="http://schemas.openxmlformats.org/drawingml/2006/lockedCanvas" xmlns:dgm="http://schemas.openxmlformats.org/drawingml/2006/diagram" xmlns:wps="http://schemas.microsoft.com/office/word/2010/wordprocessingShape" xmlns:wpg="http://schemas.microsoft.com/office/word/2010/wordprocessingGroup" xmlns:w14="http://schemas.microsoft.com/office/word/2010/wordml" xmlns:w15="http://schemas.microsoft.com/office/word/2012/wordml" xmlns:w16="http://schemas.microsoft.com/office/word/2018/wordml" xmlns:w16cex="http://schemas.microsoft.com/office/word/2018/wordml/cex" xmlns:w16cid="http://schemas.microsoft.com/office/word/2016/wordml/cid" xmlns="http://schemas.microsoft.com/office/tasks/2019/documenttasks" xmlns:cr="http://schemas.microsoft.com/office/comments/2020/reactions">
+<w:styles xmlns:mc="http://schemas.openxmlformats.org/markup-compatibility/2006" xmlns:r="http://schemas.openxmlformats.org/officeDocument/2006/relationships" xmlns:w="http://schemas.openxmlformats.org/wordprocessingml/2006/main" xmlns:w14="http://schemas.microsoft.com/office/word/2010/wordml" xmlns:w15="http://schemas.microsoft.com/office/word/2012/wordml" xmlns:w16cex="http://schemas.microsoft.com/office/word/2018/wordml/cex" xmlns:w16cid="http://schemas.microsoft.com/office/word/2016/wordml/cid" xmlns:w16="http://schemas.microsoft.com/office/word/2018/wordml" xmlns:w16du="http://schemas.microsoft.com/office/word/2023/wordml/word16du" xmlns:w16sdtdh="http://schemas.microsoft.com/office/word/2020/wordml/sdtdatahash" xmlns:w16sdtfl="http://schemas.microsoft.com/office/word/2024/wordml/sdtformatlock" xmlns:w16se="http://schemas.microsoft.com/office/word/2015/wordml/symex" mc:Ignorable="w14 w15 w16se w16cid w16 w16cex w16sdtdh w16sdtfl w16du">
   <w:docDefaults>
     <w:rPrDefault>
       <w:rPr>
-        <w:rFonts w:ascii="Arial" w:cs="Arial" w:eastAsia="Arial" w:hAnsi="Arial"/>
+        <w:rFonts w:ascii="Arial" w:eastAsia="Arial" w:hAnsi="Arial" w:cs="Arial"/>
         <w:sz w:val="22"/>
         <w:szCs w:val="22"/>
-        <w:lang w:val="pl"/>
+        <w:lang w:val="pl" w:eastAsia="pl-PL" w:bidi="ar-SA"/>
       </w:rPr>
     </w:rPrDefault>
     <w:pPrDefault>
@@ -2134,79 +5761,455 @@
       </w:pPr>
     </w:pPrDefault>
   </w:docDefaults>
-  <w:style w:type="table" w:styleId="TableNormal" w:default="1">
-    <w:name w:val="TableNormal"/>
-    <w:tblPr>
-      <w:tblCellMar>
-        <w:top w:w="100.0" w:type="dxa"/>
-        <w:left w:w="100.0" w:type="dxa"/>
-        <w:bottom w:w="100.0" w:type="dxa"/>
-        <w:right w:w="100.0" w:type="dxa"/>
-      </w:tblCellMar>
-    </w:tblPr>
+  <w:latentStyles w:defLockedState="0" w:defUIPriority="99" w:defSemiHidden="0" w:defUnhideWhenUsed="0" w:defQFormat="0" w:count="376">
+    <w:lsdException w:name="Normal" w:uiPriority="0" w:qFormat="1"/>
+    <w:lsdException w:name="heading 1" w:uiPriority="9" w:qFormat="1"/>
+    <w:lsdException w:name="heading 2" w:semiHidden="1" w:uiPriority="9" w:unhideWhenUsed="1" w:qFormat="1"/>
+    <w:lsdException w:name="heading 3" w:semiHidden="1" w:uiPriority="9" w:unhideWhenUsed="1" w:qFormat="1"/>
+    <w:lsdException w:name="heading 4" w:semiHidden="1" w:uiPriority="9" w:unhideWhenUsed="1" w:qFormat="1"/>
+    <w:lsdException w:name="heading 5" w:semiHidden="1" w:uiPriority="9" w:unhideWhenUsed="1" w:qFormat="1"/>
+    <w:lsdException w:name="heading 6" w:semiHidden="1" w:uiPriority="9" w:unhideWhenUsed="1" w:qFormat="1"/>
+    <w:lsdException w:name="heading 7" w:semiHidden="1" w:uiPriority="9" w:unhideWhenUsed="1" w:qFormat="1"/>
+    <w:lsdException w:name="heading 8" w:semiHidden="1" w:uiPriority="9" w:unhideWhenUsed="1" w:qFormat="1"/>
+    <w:lsdException w:name="heading 9" w:semiHidden="1" w:uiPriority="9" w:unhideWhenUsed="1" w:qFormat="1"/>
+    <w:lsdException w:name="index 1" w:semiHidden="1" w:unhideWhenUsed="1"/>
+    <w:lsdException w:name="index 2" w:semiHidden="1" w:unhideWhenUsed="1"/>
+    <w:lsdException w:name="index 3" w:semiHidden="1" w:unhideWhenUsed="1"/>
+    <w:lsdException w:name="index 4" w:semiHidden="1" w:unhideWhenUsed="1"/>
+    <w:lsdException w:name="index 5" w:semiHidden="1" w:unhideWhenUsed="1"/>
+    <w:lsdException w:name="index 6" w:semiHidden="1" w:unhideWhenUsed="1"/>
+    <w:lsdException w:name="index 7" w:semiHidden="1" w:unhideWhenUsed="1"/>
+    <w:lsdException w:name="index 8" w:semiHidden="1" w:unhideWhenUsed="1"/>
+    <w:lsdException w:name="index 9" w:semiHidden="1" w:unhideWhenUsed="1"/>
+    <w:lsdException w:name="toc 1" w:semiHidden="1" w:uiPriority="39" w:unhideWhenUsed="1"/>
+    <w:lsdException w:name="toc 2" w:semiHidden="1" w:uiPriority="39" w:unhideWhenUsed="1"/>
+    <w:lsdException w:name="toc 3" w:semiHidden="1" w:uiPriority="39" w:unhideWhenUsed="1"/>
+    <w:lsdException w:name="toc 4" w:semiHidden="1" w:uiPriority="39" w:unhideWhenUsed="1"/>
+    <w:lsdException w:name="toc 5" w:semiHidden="1" w:uiPriority="39" w:unhideWhenUsed="1"/>
+    <w:lsdException w:name="toc 6" w:semiHidden="1" w:uiPriority="39" w:unhideWhenUsed="1"/>
+    <w:lsdException w:name="toc 7" w:semiHidden="1" w:uiPriority="39" w:unhideWhenUsed="1"/>
+    <w:lsdException w:name="toc 8" w:semiHidden="1" w:uiPriority="39" w:unhideWhenUsed="1"/>
+    <w:lsdException w:name="toc 9" w:semiHidden="1" w:uiPriority="39" w:unhideWhenUsed="1"/>
+    <w:lsdException w:name="Normal Indent" w:semiHidden="1" w:unhideWhenUsed="1"/>
+    <w:lsdException w:name="footnote text" w:semiHidden="1" w:unhideWhenUsed="1"/>
+    <w:lsdException w:name="annotation text" w:semiHidden="1" w:unhideWhenUsed="1"/>
+    <w:lsdException w:name="header" w:semiHidden="1" w:unhideWhenUsed="1"/>
+    <w:lsdException w:name="footer" w:semiHidden="1" w:unhideWhenUsed="1"/>
+    <w:lsdException w:name="index heading" w:semiHidden="1" w:unhideWhenUsed="1"/>
+    <w:lsdException w:name="caption" w:semiHidden="1" w:uiPriority="35" w:unhideWhenUsed="1" w:qFormat="1"/>
+    <w:lsdException w:name="table of figures" w:semiHidden="1" w:unhideWhenUsed="1"/>
+    <w:lsdException w:name="envelope address" w:semiHidden="1" w:unhideWhenUsed="1"/>
+    <w:lsdException w:name="envelope return" w:semiHidden="1" w:unhideWhenUsed="1"/>
+    <w:lsdException w:name="footnote reference" w:semiHidden="1" w:unhideWhenUsed="1"/>
+    <w:lsdException w:name="annotation reference" w:semiHidden="1" w:unhideWhenUsed="1"/>
+    <w:lsdException w:name="line number" w:semiHidden="1" w:unhideWhenUsed="1"/>
+    <w:lsdException w:name="page number" w:semiHidden="1" w:unhideWhenUsed="1"/>
+    <w:lsdException w:name="endnote reference" w:semiHidden="1" w:unhideWhenUsed="1"/>
+    <w:lsdException w:name="endnote text" w:semiHidden="1" w:unhideWhenUsed="1"/>
+    <w:lsdException w:name="table of authorities" w:semiHidden="1" w:unhideWhenUsed="1"/>
+    <w:lsdException w:name="macro" w:semiHidden="1" w:unhideWhenUsed="1"/>
+    <w:lsdException w:name="toa heading" w:semiHidden="1" w:unhideWhenUsed="1"/>
+    <w:lsdException w:name="List" w:semiHidden="1" w:unhideWhenUsed="1"/>
+    <w:lsdException w:name="List Bullet" w:semiHidden="1" w:unhideWhenUsed="1"/>
+    <w:lsdException w:name="List Number" w:semiHidden="1" w:unhideWhenUsed="1"/>
+    <w:lsdException w:name="List 2" w:semiHidden="1" w:unhideWhenUsed="1"/>
+    <w:lsdException w:name="List 3" w:semiHidden="1" w:unhideWhenUsed="1"/>
+    <w:lsdException w:name="List 4" w:semiHidden="1" w:unhideWhenUsed="1"/>
+    <w:lsdException w:name="List 5" w:semiHidden="1" w:unhideWhenUsed="1"/>
+    <w:lsdException w:name="List Bullet 2" w:semiHidden="1" w:unhideWhenUsed="1"/>
+    <w:lsdException w:name="List Bullet 3" w:semiHidden="1" w:unhideWhenUsed="1"/>
+    <w:lsdException w:name="List Bullet 4" w:semiHidden="1" w:unhideWhenUsed="1"/>
+    <w:lsdException w:name="List Bullet 5" w:semiHidden="1" w:unhideWhenUsed="1"/>
+    <w:lsdException w:name="List Number 2" w:semiHidden="1" w:unhideWhenUsed="1"/>
+    <w:lsdException w:name="List Number 3" w:semiHidden="1" w:unhideWhenUsed="1"/>
+    <w:lsdException w:name="List Number 4" w:semiHidden="1" w:unhideWhenUsed="1"/>
+    <w:lsdException w:name="List Number 5" w:semiHidden="1" w:unhideWhenUsed="1"/>
+    <w:lsdException w:name="Title" w:uiPriority="10" w:qFormat="1"/>
+    <w:lsdException w:name="Closing" w:semiHidden="1" w:unhideWhenUsed="1"/>
+    <w:lsdException w:name="Signature" w:semiHidden="1" w:unhideWhenUsed="1"/>
+    <w:lsdException w:name="Default Paragraph Font" w:semiHidden="1" w:uiPriority="1" w:unhideWhenUsed="1"/>
+    <w:lsdException w:name="Body Text" w:semiHidden="1" w:unhideWhenUsed="1"/>
+    <w:lsdException w:name="Body Text Indent" w:semiHidden="1" w:unhideWhenUsed="1"/>
+    <w:lsdException w:name="List Continue" w:semiHidden="1" w:unhideWhenUsed="1"/>
+    <w:lsdException w:name="List Continue 2" w:semiHidden="1" w:unhideWhenUsed="1"/>
+    <w:lsdException w:name="List Continue 3" w:semiHidden="1" w:unhideWhenUsed="1"/>
+    <w:lsdException w:name="List Continue 4" w:semiHidden="1" w:unhideWhenUsed="1"/>
+    <w:lsdException w:name="List Continue 5" w:semiHidden="1" w:unhideWhenUsed="1"/>
+    <w:lsdException w:name="Message Header" w:semiHidden="1" w:unhideWhenUsed="1"/>
+    <w:lsdException w:name="Subtitle" w:uiPriority="11" w:qFormat="1"/>
+    <w:lsdException w:name="Salutation" w:semiHidden="1" w:unhideWhenUsed="1"/>
+    <w:lsdException w:name="Date" w:semiHidden="1" w:unhideWhenUsed="1"/>
+    <w:lsdException w:name="Body Text First Indent" w:semiHidden="1" w:unhideWhenUsed="1"/>
+    <w:lsdException w:name="Body Text First Indent 2" w:semiHidden="1" w:unhideWhenUsed="1"/>
+    <w:lsdException w:name="Note Heading" w:semiHidden="1" w:unhideWhenUsed="1"/>
+    <w:lsdException w:name="Body Text 2" w:semiHidden="1" w:unhideWhenUsed="1"/>
+    <w:lsdException w:name="Body Text 3" w:semiHidden="1" w:unhideWhenUsed="1"/>
+    <w:lsdException w:name="Body Text Indent 2" w:semiHidden="1" w:unhideWhenUsed="1"/>
+    <w:lsdException w:name="Body Text Indent 3" w:semiHidden="1" w:unhideWhenUsed="1"/>
+    <w:lsdException w:name="Block Text" w:semiHidden="1" w:unhideWhenUsed="1"/>
+    <w:lsdException w:name="Hyperlink" w:semiHidden="1" w:unhideWhenUsed="1"/>
+    <w:lsdException w:name="FollowedHyperlink" w:semiHidden="1" w:unhideWhenUsed="1"/>
+    <w:lsdException w:name="Strong" w:uiPriority="22" w:qFormat="1"/>
+    <w:lsdException w:name="Emphasis" w:uiPriority="20" w:qFormat="1"/>
+    <w:lsdException w:name="Document Map" w:semiHidden="1" w:unhideWhenUsed="1"/>
+    <w:lsdException w:name="Plain Text" w:semiHidden="1" w:unhideWhenUsed="1"/>
+    <w:lsdException w:name="E-mail Signature" w:semiHidden="1" w:unhideWhenUsed="1"/>
+    <w:lsdException w:name="HTML Top of Form" w:semiHidden="1" w:unhideWhenUsed="1"/>
+    <w:lsdException w:name="HTML Bottom of Form" w:semiHidden="1" w:unhideWhenUsed="1"/>
+    <w:lsdException w:name="Normal (Web)" w:semiHidden="1" w:unhideWhenUsed="1"/>
+    <w:lsdException w:name="HTML Acronym" w:semiHidden="1" w:unhideWhenUsed="1"/>
+    <w:lsdException w:name="HTML Address" w:semiHidden="1" w:unhideWhenUsed="1"/>
+    <w:lsdException w:name="HTML Cite" w:semiHidden="1" w:unhideWhenUsed="1"/>
+    <w:lsdException w:name="HTML Code" w:semiHidden="1" w:unhideWhenUsed="1"/>
+    <w:lsdException w:name="HTML Definition" w:semiHidden="1" w:unhideWhenUsed="1"/>
+    <w:lsdException w:name="HTML Keyboard" w:semiHidden="1" w:unhideWhenUsed="1"/>
+    <w:lsdException w:name="HTML Preformatted" w:semiHidden="1" w:unhideWhenUsed="1"/>
+    <w:lsdException w:name="HTML Sample" w:semiHidden="1" w:unhideWhenUsed="1"/>
+    <w:lsdException w:name="HTML Typewriter" w:semiHidden="1" w:unhideWhenUsed="1"/>
+    <w:lsdException w:name="HTML Variable" w:semiHidden="1" w:unhideWhenUsed="1"/>
+    <w:lsdException w:name="Normal Table" w:semiHidden="1" w:unhideWhenUsed="1"/>
+    <w:lsdException w:name="annotation subject" w:semiHidden="1" w:unhideWhenUsed="1"/>
+    <w:lsdException w:name="No List" w:semiHidden="1" w:unhideWhenUsed="1"/>
+    <w:lsdException w:name="Outline List 1" w:semiHidden="1" w:unhideWhenUsed="1"/>
+    <w:lsdException w:name="Outline List 2" w:semiHidden="1" w:unhideWhenUsed="1"/>
+    <w:lsdException w:name="Outline List 3" w:semiHidden="1" w:unhideWhenUsed="1"/>
+    <w:lsdException w:name="Table Simple 1" w:semiHidden="1" w:unhideWhenUsed="1"/>
+    <w:lsdException w:name="Table Simple 2" w:semiHidden="1" w:unhideWhenUsed="1"/>
+    <w:lsdException w:name="Table Simple 3" w:semiHidden="1" w:unhideWhenUsed="1"/>
+    <w:lsdException w:name="Table Classic 1" w:semiHidden="1" w:unhideWhenUsed="1"/>
+    <w:lsdException w:name="Table Classic 2" w:semiHidden="1" w:unhideWhenUsed="1"/>
+    <w:lsdException w:name="Table Classic 3" w:semiHidden="1" w:unhideWhenUsed="1"/>
+    <w:lsdException w:name="Table Classic 4" w:semiHidden="1" w:unhideWhenUsed="1"/>
+    <w:lsdException w:name="Table Colorful 1" w:semiHidden="1" w:unhideWhenUsed="1"/>
+    <w:lsdException w:name="Table Colorful 2" w:semiHidden="1" w:unhideWhenUsed="1"/>
+    <w:lsdException w:name="Table Colorful 3" w:semiHidden="1" w:unhideWhenUsed="1"/>
+    <w:lsdException w:name="Table Columns 1" w:semiHidden="1" w:unhideWhenUsed="1"/>
+    <w:lsdException w:name="Table Columns 2" w:semiHidden="1" w:unhideWhenUsed="1"/>
+    <w:lsdException w:name="Table Columns 3" w:semiHidden="1" w:unhideWhenUsed="1"/>
+    <w:lsdException w:name="Table Columns 4" w:semiHidden="1" w:unhideWhenUsed="1"/>
+    <w:lsdException w:name="Table Columns 5" w:semiHidden="1" w:unhideWhenUsed="1"/>
+    <w:lsdException w:name="Table Grid 1" w:semiHidden="1" w:unhideWhenUsed="1"/>
+    <w:lsdException w:name="Table Grid 2" w:semiHidden="1" w:unhideWhenUsed="1"/>
+    <w:lsdException w:name="Table Grid 3" w:semiHidden="1" w:unhideWhenUsed="1"/>
+    <w:lsdException w:name="Table Grid 4" w:semiHidden="1" w:unhideWhenUsed="1"/>
+    <w:lsdException w:name="Table Grid 5" w:semiHidden="1" w:unhideWhenUsed="1"/>
+    <w:lsdException w:name="Table Grid 6" w:semiHidden="1" w:unhideWhenUsed="1"/>
+    <w:lsdException w:name="Table Grid 7" w:semiHidden="1" w:unhideWhenUsed="1"/>
+    <w:lsdException w:name="Table Grid 8" w:semiHidden="1" w:unhideWhenUsed="1"/>
+    <w:lsdException w:name="Table List 1" w:semiHidden="1" w:unhideWhenUsed="1"/>
+    <w:lsdException w:name="Table List 2" w:semiHidden="1" w:unhideWhenUsed="1"/>
+    <w:lsdException w:name="Table List 3" w:semiHidden="1" w:unhideWhenUsed="1"/>
+    <w:lsdException w:name="Table List 4" w:semiHidden="1" w:unhideWhenUsed="1"/>
+    <w:lsdException w:name="Table List 5" w:semiHidden="1" w:unhideWhenUsed="1"/>
+    <w:lsdException w:name="Table List 6" w:semiHidden="1" w:unhideWhenUsed="1"/>
+    <w:lsdException w:name="Table List 7" w:semiHidden="1" w:unhideWhenUsed="1"/>
+    <w:lsdException w:name="Table List 8" w:semiHidden="1" w:unhideWhenUsed="1"/>
+    <w:lsdException w:name="Table 3D effects 1" w:semiHidden="1" w:unhideWhenUsed="1"/>
+    <w:lsdException w:name="Table 3D effects 2" w:semiHidden="1" w:unhideWhenUsed="1"/>
+    <w:lsdException w:name="Table 3D effects 3" w:semiHidden="1" w:unhideWhenUsed="1"/>
+    <w:lsdException w:name="Table Contemporary" w:semiHidden="1" w:unhideWhenUsed="1"/>
+    <w:lsdException w:name="Table Elegant" w:semiHidden="1" w:unhideWhenUsed="1"/>
+    <w:lsdException w:name="Table Professional" w:semiHidden="1" w:unhideWhenUsed="1"/>
+    <w:lsdException w:name="Table Subtle 1" w:semiHidden="1" w:unhideWhenUsed="1"/>
+    <w:lsdException w:name="Table Subtle 2" w:semiHidden="1" w:unhideWhenUsed="1"/>
+    <w:lsdException w:name="Table Web 1" w:semiHidden="1" w:unhideWhenUsed="1"/>
+    <w:lsdException w:name="Table Web 2" w:semiHidden="1" w:unhideWhenUsed="1"/>
+    <w:lsdException w:name="Table Web 3" w:semiHidden="1" w:unhideWhenUsed="1"/>
+    <w:lsdException w:name="Balloon Text" w:semiHidden="1" w:unhideWhenUsed="1"/>
+    <w:lsdException w:name="Table Grid" w:uiPriority="39"/>
+    <w:lsdException w:name="Table Theme" w:semiHidden="1" w:unhideWhenUsed="1"/>
+    <w:lsdException w:name="Placeholder Text" w:semiHidden="1"/>
+    <w:lsdException w:name="No Spacing" w:uiPriority="1" w:qFormat="1"/>
+    <w:lsdException w:name="Light Shading" w:uiPriority="60"/>
+    <w:lsdException w:name="Light List" w:uiPriority="61"/>
+    <w:lsdException w:name="Light Grid" w:uiPriority="62"/>
+    <w:lsdException w:name="Medium Shading 1" w:uiPriority="63"/>
+    <w:lsdException w:name="Medium Shading 2" w:uiPriority="64"/>
+    <w:lsdException w:name="Medium List 1" w:uiPriority="65"/>
+    <w:lsdException w:name="Medium List 2" w:uiPriority="66"/>
+    <w:lsdException w:name="Medium Grid 1" w:uiPriority="67"/>
+    <w:lsdException w:name="Medium Grid 2" w:uiPriority="68"/>
+    <w:lsdException w:name="Medium Grid 3" w:uiPriority="69"/>
+    <w:lsdException w:name="Dark List" w:uiPriority="70"/>
+    <w:lsdException w:name="Colorful Shading" w:uiPriority="71"/>
+    <w:lsdException w:name="Colorful List" w:uiPriority="72"/>
+    <w:lsdException w:name="Colorful Grid" w:uiPriority="73"/>
+    <w:lsdException w:name="Light Shading Accent 1" w:uiPriority="60"/>
+    <w:lsdException w:name="Light List Accent 1" w:uiPriority="61"/>
+    <w:lsdException w:name="Light Grid Accent 1" w:uiPriority="62"/>
+    <w:lsdException w:name="Medium Shading 1 Accent 1" w:uiPriority="63"/>
+    <w:lsdException w:name="Medium Shading 2 Accent 1" w:uiPriority="64"/>
+    <w:lsdException w:name="Medium List 1 Accent 1" w:uiPriority="65"/>
+    <w:lsdException w:name="Revision" w:semiHidden="1"/>
+    <w:lsdException w:name="List Paragraph" w:uiPriority="34" w:qFormat="1"/>
+    <w:lsdException w:name="Quote" w:uiPriority="29" w:qFormat="1"/>
+    <w:lsdException w:name="Intense Quote" w:uiPriority="30" w:qFormat="1"/>
+    <w:lsdException w:name="Medium List 2 Accent 1" w:uiPriority="66"/>
+    <w:lsdException w:name="Medium Grid 1 Accent 1" w:uiPriority="67"/>
+    <w:lsdException w:name="Medium Grid 2 Accent 1" w:uiPriority="68"/>
+    <w:lsdException w:name="Medium Grid 3 Accent 1" w:uiPriority="69"/>
+    <w:lsdException w:name="Dark List Accent 1" w:uiPriority="70"/>
+    <w:lsdException w:name="Colorful Shading Accent 1" w:uiPriority="71"/>
+    <w:lsdException w:name="Colorful List Accent 1" w:uiPriority="72"/>
+    <w:lsdException w:name="Colorful Grid Accent 1" w:uiPriority="73"/>
+    <w:lsdException w:name="Light Shading Accent 2" w:uiPriority="60"/>
+    <w:lsdException w:name="Light List Accent 2" w:uiPriority="61"/>
+    <w:lsdException w:name="Light Grid Accent 2" w:uiPriority="62"/>
+    <w:lsdException w:name="Medium Shading 1 Accent 2" w:uiPriority="63"/>
+    <w:lsdException w:name="Medium Shading 2 Accent 2" w:uiPriority="64"/>
+    <w:lsdException w:name="Medium List 1 Accent 2" w:uiPriority="65"/>
+    <w:lsdException w:name="Medium List 2 Accent 2" w:uiPriority="66"/>
+    <w:lsdException w:name="Medium Grid 1 Accent 2" w:uiPriority="67"/>
+    <w:lsdException w:name="Medium Grid 2 Accent 2" w:uiPriority="68"/>
+    <w:lsdException w:name="Medium Grid 3 Accent 2" w:uiPriority="69"/>
+    <w:lsdException w:name="Dark List Accent 2" w:uiPriority="70"/>
+    <w:lsdException w:name="Colorful Shading Accent 2" w:uiPriority="71"/>
+    <w:lsdException w:name="Colorful List Accent 2" w:uiPriority="72"/>
+    <w:lsdException w:name="Colorful Grid Accent 2" w:uiPriority="73"/>
+    <w:lsdException w:name="Light Shading Accent 3" w:uiPriority="60"/>
+    <w:lsdException w:name="Light List Accent 3" w:uiPriority="61"/>
+    <w:lsdException w:name="Light Grid Accent 3" w:uiPriority="62"/>
+    <w:lsdException w:name="Medium Shading 1 Accent 3" w:uiPriority="63"/>
+    <w:lsdException w:name="Medium Shading 2 Accent 3" w:uiPriority="64"/>
+    <w:lsdException w:name="Medium List 1 Accent 3" w:uiPriority="65"/>
+    <w:lsdException w:name="Medium List 2 Accent 3" w:uiPriority="66"/>
+    <w:lsdException w:name="Medium Grid 1 Accent 3" w:uiPriority="67"/>
+    <w:lsdException w:name="Medium Grid 2 Accent 3" w:uiPriority="68"/>
+    <w:lsdException w:name="Medium Grid 3 Accent 3" w:uiPriority="69"/>
+    <w:lsdException w:name="Dark List Accent 3" w:uiPriority="70"/>
+    <w:lsdException w:name="Colorful Shading Accent 3" w:uiPriority="71"/>
+    <w:lsdException w:name="Colorful List Accent 3" w:uiPriority="72"/>
+    <w:lsdException w:name="Colorful Grid Accent 3" w:uiPriority="73"/>
+    <w:lsdException w:name="Light Shading Accent 4" w:uiPriority="60"/>
+    <w:lsdException w:name="Light List Accent 4" w:uiPriority="61"/>
+    <w:lsdException w:name="Light Grid Accent 4" w:uiPriority="62"/>
+    <w:lsdException w:name="Medium Shading 1 Accent 4" w:uiPriority="63"/>
+    <w:lsdException w:name="Medium Shading 2 Accent 4" w:uiPriority="64"/>
+    <w:lsdException w:name="Medium List 1 Accent 4" w:uiPriority="65"/>
+    <w:lsdException w:name="Medium List 2 Accent 4" w:uiPriority="66"/>
+    <w:lsdException w:name="Medium Grid 1 Accent 4" w:uiPriority="67"/>
+    <w:lsdException w:name="Medium Grid 2 Accent 4" w:uiPriority="68"/>
+    <w:lsdException w:name="Medium Grid 3 Accent 4" w:uiPriority="69"/>
+    <w:lsdException w:name="Dark List Accent 4" w:uiPriority="70"/>
+    <w:lsdException w:name="Colorful Shading Accent 4" w:uiPriority="71"/>
+    <w:lsdException w:name="Colorful List Accent 4" w:uiPriority="72"/>
+    <w:lsdException w:name="Colorful Grid Accent 4" w:uiPriority="73"/>
+    <w:lsdException w:name="Light Shading Accent 5" w:uiPriority="60"/>
+    <w:lsdException w:name="Light List Accent 5" w:uiPriority="61"/>
+    <w:lsdException w:name="Light Grid Accent 5" w:uiPriority="62"/>
+    <w:lsdException w:name="Medium Shading 1 Accent 5" w:uiPriority="63"/>
+    <w:lsdException w:name="Medium Shading 2 Accent 5" w:uiPriority="64"/>
+    <w:lsdException w:name="Medium List 1 Accent 5" w:uiPriority="65"/>
+    <w:lsdException w:name="Medium List 2 Accent 5" w:uiPriority="66"/>
+    <w:lsdException w:name="Medium Grid 1 Accent 5" w:uiPriority="67"/>
+    <w:lsdException w:name="Medium Grid 2 Accent 5" w:uiPriority="68"/>
+    <w:lsdException w:name="Medium Grid 3 Accent 5" w:uiPriority="69"/>
+    <w:lsdException w:name="Dark List Accent 5" w:uiPriority="70"/>
+    <w:lsdException w:name="Colorful Shading Accent 5" w:uiPriority="71"/>
+    <w:lsdException w:name="Colorful List Accent 5" w:uiPriority="72"/>
+    <w:lsdException w:name="Colorful Grid Accent 5" w:uiPriority="73"/>
+    <w:lsdException w:name="Light Shading Accent 6" w:uiPriority="60"/>
+    <w:lsdException w:name="Light List Accent 6" w:uiPriority="61"/>
+    <w:lsdException w:name="Light Grid Accent 6" w:uiPriority="62"/>
+    <w:lsdException w:name="Medium Shading 1 Accent 6" w:uiPriority="63"/>
+    <w:lsdException w:name="Medium Shading 2 Accent 6" w:uiPriority="64"/>
+    <w:lsdException w:name="Medium List 1 Accent 6" w:uiPriority="65"/>
+    <w:lsdException w:name="Medium List 2 Accent 6" w:uiPriority="66"/>
+    <w:lsdException w:name="Medium Grid 1 Accent 6" w:uiPriority="67"/>
+    <w:lsdException w:name="Medium Grid 2 Accent 6" w:uiPriority="68"/>
+    <w:lsdException w:name="Medium Grid 3 Accent 6" w:uiPriority="69"/>
+    <w:lsdException w:name="Dark List Accent 6" w:uiPriority="70"/>
+    <w:lsdException w:name="Colorful Shading Accent 6" w:uiPriority="71"/>
+    <w:lsdException w:name="Colorful List Accent 6" w:uiPriority="72"/>
+    <w:lsdException w:name="Colorful Grid Accent 6" w:uiPriority="73"/>
+    <w:lsdException w:name="Subtle Emphasis" w:uiPriority="19" w:qFormat="1"/>
+    <w:lsdException w:name="Intense Emphasis" w:uiPriority="21" w:qFormat="1"/>
+    <w:lsdException w:name="Subtle Reference" w:uiPriority="31" w:qFormat="1"/>
+    <w:lsdException w:name="Intense Reference" w:uiPriority="32" w:qFormat="1"/>
+    <w:lsdException w:name="Book Title" w:uiPriority="33" w:qFormat="1"/>
+    <w:lsdException w:name="Bibliography" w:semiHidden="1" w:uiPriority="37" w:unhideWhenUsed="1"/>
+    <w:lsdException w:name="TOC Heading" w:semiHidden="1" w:uiPriority="39" w:unhideWhenUsed="1" w:qFormat="1"/>
+    <w:lsdException w:name="Plain Table 1" w:uiPriority="41"/>
+    <w:lsdException w:name="Plain Table 2" w:uiPriority="42"/>
+    <w:lsdException w:name="Plain Table 3" w:uiPriority="43"/>
+    <w:lsdException w:name="Plain Table 4" w:uiPriority="44"/>
+    <w:lsdException w:name="Plain Table 5" w:uiPriority="45"/>
+    <w:lsdException w:name="Grid Table Light" w:uiPriority="40"/>
+    <w:lsdException w:name="Grid Table 1 Light" w:uiPriority="46"/>
+    <w:lsdException w:name="Grid Table 2" w:uiPriority="47"/>
+    <w:lsdException w:name="Grid Table 3" w:uiPriority="48"/>
+    <w:lsdException w:name="Grid Table 4" w:uiPriority="49"/>
+    <w:lsdException w:name="Grid Table 5 Dark" w:uiPriority="50"/>
+    <w:lsdException w:name="Grid Table 6 Colorful" w:uiPriority="51"/>
+    <w:lsdException w:name="Grid Table 7 Colorful" w:uiPriority="52"/>
+    <w:lsdException w:name="Grid Table 1 Light Accent 1" w:uiPriority="46"/>
+    <w:lsdException w:name="Grid Table 2 Accent 1" w:uiPriority="47"/>
+    <w:lsdException w:name="Grid Table 3 Accent 1" w:uiPriority="48"/>
+    <w:lsdException w:name="Grid Table 4 Accent 1" w:uiPriority="49"/>
+    <w:lsdException w:name="Grid Table 5 Dark Accent 1" w:uiPriority="50"/>
+    <w:lsdException w:name="Grid Table 6 Colorful Accent 1" w:uiPriority="51"/>
+    <w:lsdException w:name="Grid Table 7 Colorful Accent 1" w:uiPriority="52"/>
+    <w:lsdException w:name="Grid Table 1 Light Accent 2" w:uiPriority="46"/>
+    <w:lsdException w:name="Grid Table 2 Accent 2" w:uiPriority="47"/>
+    <w:lsdException w:name="Grid Table 3 Accent 2" w:uiPriority="48"/>
+    <w:lsdException w:name="Grid Table 4 Accent 2" w:uiPriority="49"/>
+    <w:lsdException w:name="Grid Table 5 Dark Accent 2" w:uiPriority="50"/>
+    <w:lsdException w:name="Grid Table 6 Colorful Accent 2" w:uiPriority="51"/>
+    <w:lsdException w:name="Grid Table 7 Colorful Accent 2" w:uiPriority="52"/>
+    <w:lsdException w:name="Grid Table 1 Light Accent 3" w:uiPriority="46"/>
+    <w:lsdException w:name="Grid Table 2 Accent 3" w:uiPriority="47"/>
+    <w:lsdException w:name="Grid Table 3 Accent 3" w:uiPriority="48"/>
+    <w:lsdException w:name="Grid Table 4 Accent 3" w:uiPriority="49"/>
+    <w:lsdException w:name="Grid Table 5 Dark Accent 3" w:uiPriority="50"/>
+    <w:lsdException w:name="Grid Table 6 Colorful Accent 3" w:uiPriority="51"/>
+    <w:lsdException w:name="Grid Table 7 Colorful Accent 3" w:uiPriority="52"/>
+    <w:lsdException w:name="Grid Table 1 Light Accent 4" w:uiPriority="46"/>
+    <w:lsdException w:name="Grid Table 2 Accent 4" w:uiPriority="47"/>
+    <w:lsdException w:name="Grid Table 3 Accent 4" w:uiPriority="48"/>
+    <w:lsdException w:name="Grid Table 4 Accent 4" w:uiPriority="49"/>
+    <w:lsdException w:name="Grid Table 5 Dark Accent 4" w:uiPriority="50"/>
+    <w:lsdException w:name="Grid Table 6 Colorful Accent 4" w:uiPriority="51"/>
+    <w:lsdException w:name="Grid Table 7 Colorful Accent 4" w:uiPriority="52"/>
+    <w:lsdException w:name="Grid Table 1 Light Accent 5" w:uiPriority="46"/>
+    <w:lsdException w:name="Grid Table 2 Accent 5" w:uiPriority="47"/>
+    <w:lsdException w:name="Grid Table 3 Accent 5" w:uiPriority="48"/>
+    <w:lsdException w:name="Grid Table 4 Accent 5" w:uiPriority="49"/>
+    <w:lsdException w:name="Grid Table 5 Dark Accent 5" w:uiPriority="50"/>
+    <w:lsdException w:name="Grid Table 6 Colorful Accent 5" w:uiPriority="51"/>
+    <w:lsdException w:name="Grid Table 7 Colorful Accent 5" w:uiPriority="52"/>
+    <w:lsdException w:name="Grid Table 1 Light Accent 6" w:uiPriority="46"/>
+    <w:lsdException w:name="Grid Table 2 Accent 6" w:uiPriority="47"/>
+    <w:lsdException w:name="Grid Table 3 Accent 6" w:uiPriority="48"/>
+    <w:lsdException w:name="Grid Table 4 Accent 6" w:uiPriority="49"/>
+    <w:lsdException w:name="Grid Table 5 Dark Accent 6" w:uiPriority="50"/>
+    <w:lsdException w:name="Grid Table 6 Colorful Accent 6" w:uiPriority="51"/>
+    <w:lsdException w:name="Grid Table 7 Colorful Accent 6" w:uiPriority="52"/>
+    <w:lsdException w:name="List Table 1 Light" w:uiPriority="46"/>
+    <w:lsdException w:name="List Table 2" w:uiPriority="47"/>
+    <w:lsdException w:name="List Table 3" w:uiPriority="48"/>
+    <w:lsdException w:name="List Table 4" w:uiPriority="49"/>
+    <w:lsdException w:name="List Table 5 Dark" w:uiPriority="50"/>
+    <w:lsdException w:name="List Table 6 Colorful" w:uiPriority="51"/>
+    <w:lsdException w:name="List Table 7 Colorful" w:uiPriority="52"/>
+    <w:lsdException w:name="List Table 1 Light Accent 1" w:uiPriority="46"/>
+    <w:lsdException w:name="List Table 2 Accent 1" w:uiPriority="47"/>
+    <w:lsdException w:name="List Table 3 Accent 1" w:uiPriority="48"/>
+    <w:lsdException w:name="List Table 4 Accent 1" w:uiPriority="49"/>
+    <w:lsdException w:name="List Table 5 Dark Accent 1" w:uiPriority="50"/>
+    <w:lsdException w:name="List Table 6 Colorful Accent 1" w:uiPriority="51"/>
+    <w:lsdException w:name="List Table 7 Colorful Accent 1" w:uiPriority="52"/>
+    <w:lsdException w:name="List Table 1 Light Accent 2" w:uiPriority="46"/>
+    <w:lsdException w:name="List Table 2 Accent 2" w:uiPriority="47"/>
+    <w:lsdException w:name="List Table 3 Accent 2" w:uiPriority="48"/>
+    <w:lsdException w:name="List Table 4 Accent 2" w:uiPriority="49"/>
+    <w:lsdException w:name="List Table 5 Dark Accent 2" w:uiPriority="50"/>
+    <w:lsdException w:name="List Table 6 Colorful Accent 2" w:uiPriority="51"/>
+    <w:lsdException w:name="List Table 7 Colorful Accent 2" w:uiPriority="52"/>
+    <w:lsdException w:name="List Table 1 Light Accent 3" w:uiPriority="46"/>
+    <w:lsdException w:name="List Table 2 Accent 3" w:uiPriority="47"/>
+    <w:lsdException w:name="List Table 3 Accent 3" w:uiPriority="48"/>
+    <w:lsdException w:name="List Table 4 Accent 3" w:uiPriority="49"/>
+    <w:lsdException w:name="List Table 5 Dark Accent 3" w:uiPriority="50"/>
+    <w:lsdException w:name="List Table 6 Colorful Accent 3" w:uiPriority="51"/>
+    <w:lsdException w:name="List Table 7 Colorful Accent 3" w:uiPriority="52"/>
+    <w:lsdException w:name="List Table 1 Light Accent 4" w:uiPriority="46"/>
+    <w:lsdException w:name="List Table 2 Accent 4" w:uiPriority="47"/>
+    <w:lsdException w:name="List Table 3 Accent 4" w:uiPriority="48"/>
+    <w:lsdException w:name="List Table 4 Accent 4" w:uiPriority="49"/>
+    <w:lsdException w:name="List Table 5 Dark Accent 4" w:uiPriority="50"/>
+    <w:lsdException w:name="List Table 6 Colorful Accent 4" w:uiPriority="51"/>
+    <w:lsdException w:name="List Table 7 Colorful Accent 4" w:uiPriority="52"/>
+    <w:lsdException w:name="List Table 1 Light Accent 5" w:uiPriority="46"/>
+    <w:lsdException w:name="List Table 2 Accent 5" w:uiPriority="47"/>
+    <w:lsdException w:name="List Table 3 Accent 5" w:uiPriority="48"/>
+    <w:lsdException w:name="List Table 4 Accent 5" w:uiPriority="49"/>
+    <w:lsdException w:name="List Table 5 Dark Accent 5" w:uiPriority="50"/>
+    <w:lsdException w:name="List Table 6 Colorful Accent 5" w:uiPriority="51"/>
+    <w:lsdException w:name="List Table 7 Colorful Accent 5" w:uiPriority="52"/>
+    <w:lsdException w:name="List Table 1 Light Accent 6" w:uiPriority="46"/>
+    <w:lsdException w:name="List Table 2 Accent 6" w:uiPriority="47"/>
+    <w:lsdException w:name="List Table 3 Accent 6" w:uiPriority="48"/>
+    <w:lsdException w:name="List Table 4 Accent 6" w:uiPriority="49"/>
+    <w:lsdException w:name="List Table 5 Dark Accent 6" w:uiPriority="50"/>
+    <w:lsdException w:name="List Table 6 Colorful Accent 6" w:uiPriority="51"/>
+    <w:lsdException w:name="List Table 7 Colorful Accent 6" w:uiPriority="52"/>
+    <w:lsdException w:name="Mention" w:semiHidden="1" w:unhideWhenUsed="1"/>
+    <w:lsdException w:name="Smart Hyperlink" w:semiHidden="1" w:unhideWhenUsed="1"/>
+    <w:lsdException w:name="Hashtag" w:semiHidden="1" w:unhideWhenUsed="1"/>
+    <w:lsdException w:name="Unresolved Mention" w:semiHidden="1" w:unhideWhenUsed="1"/>
+    <w:lsdException w:name="Smart Link" w:semiHidden="1" w:unhideWhenUsed="1"/>
+  </w:latentStyles>
+  <w:style w:type="paragraph" w:default="1" w:styleId="Normalny">
+    <w:name w:val="Normal"/>
+    <w:qFormat/>
   </w:style>
-  <w:style w:type="paragraph" w:styleId="Normal" w:default="1">
-    <w:name w:val="normal"/>
-  </w:style>
-  <w:style w:type="paragraph" w:styleId="Heading1">
+  <w:style w:type="paragraph" w:styleId="Nagwek1">
     <w:name w:val="heading 1"/>
-    <w:basedOn w:val="Normal"/>
-    <w:next w:val="Normal"/>
+    <w:basedOn w:val="Normalny"/>
+    <w:next w:val="Normalny"/>
+    <w:uiPriority w:val="9"/>
+    <w:qFormat/>
     <w:pPr>
-      <w:keepNext w:val="1"/>
-      <w:keepLines w:val="1"/>
-      <w:pageBreakBefore w:val="0"/>
-      <w:spacing w:after="120" w:before="400" w:lineRule="auto"/>
+      <w:keepNext/>
+      <w:keepLines/>
+      <w:spacing w:before="400" w:after="120"/>
+      <w:outlineLvl w:val="0"/>
     </w:pPr>
     <w:rPr>
       <w:sz w:val="40"/>
       <w:szCs w:val="40"/>
     </w:rPr>
   </w:style>
-  <w:style w:type="paragraph" w:styleId="Heading2">
+  <w:style w:type="paragraph" w:styleId="Nagwek2">
     <w:name w:val="heading 2"/>
-    <w:basedOn w:val="Normal"/>
-    <w:next w:val="Normal"/>
+    <w:basedOn w:val="Normalny"/>
+    <w:next w:val="Normalny"/>
+    <w:uiPriority w:val="9"/>
+    <w:unhideWhenUsed/>
+    <w:qFormat/>
     <w:pPr>
-      <w:keepNext w:val="1"/>
-      <w:keepLines w:val="1"/>
-      <w:pageBreakBefore w:val="0"/>
-      <w:spacing w:after="120" w:before="360" w:lineRule="auto"/>
+      <w:keepNext/>
+      <w:keepLines/>
+      <w:spacing w:before="360" w:after="120"/>
+      <w:outlineLvl w:val="1"/>
     </w:pPr>
     <w:rPr>
-      <w:b w:val="0"/>
-      <w:bCs w:val="0"/>
       <w:sz w:val="32"/>
       <w:szCs w:val="32"/>
     </w:rPr>
   </w:style>
-  <w:style w:type="paragraph" w:styleId="Heading3">
+  <w:style w:type="paragraph" w:styleId="Nagwek3">
     <w:name w:val="heading 3"/>
-    <w:basedOn w:val="Normal"/>
-    <w:next w:val="Normal"/>
+    <w:basedOn w:val="Normalny"/>
+    <w:next w:val="Normalny"/>
+    <w:uiPriority w:val="9"/>
+    <w:unhideWhenUsed/>
+    <w:qFormat/>
     <w:pPr>
-      <w:keepNext w:val="1"/>
-      <w:keepLines w:val="1"/>
-      <w:pageBreakBefore w:val="0"/>
-      <w:spacing w:after="80" w:before="320" w:lineRule="auto"/>
+      <w:keepNext/>
+      <w:keepLines/>
+      <w:spacing w:before="320" w:after="80"/>
+      <w:outlineLvl w:val="2"/>
     </w:pPr>
     <w:rPr>
-      <w:b w:val="0"/>
-      <w:bCs w:val="0"/>
       <w:color w:val="434343"/>
       <w:sz w:val="28"/>
       <w:szCs w:val="28"/>
     </w:rPr>
   </w:style>
-  <w:style w:type="paragraph" w:styleId="Heading4">
+  <w:style w:type="paragraph" w:styleId="Nagwek4">
     <w:name w:val="heading 4"/>
-    <w:basedOn w:val="Normal"/>
-    <w:next w:val="Normal"/>
+    <w:basedOn w:val="Normalny"/>
+    <w:next w:val="Normalny"/>
+    <w:uiPriority w:val="9"/>
+    <w:semiHidden/>
+    <w:unhideWhenUsed/>
+    <w:qFormat/>
     <w:pPr>
-      <w:keepNext w:val="1"/>
-      <w:keepLines w:val="1"/>
-      <w:pageBreakBefore w:val="0"/>
-      <w:spacing w:after="80" w:before="280" w:lineRule="auto"/>
+      <w:keepNext/>
+      <w:keepLines/>
+      <w:spacing w:before="280" w:after="80"/>
+      <w:outlineLvl w:val="3"/>
     </w:pPr>
     <w:rPr>
       <w:color w:val="666666"/>
@@ -2214,80 +6217,119 @@
       <w:szCs w:val="24"/>
     </w:rPr>
   </w:style>
-  <w:style w:type="paragraph" w:styleId="Heading5">
+  <w:style w:type="paragraph" w:styleId="Nagwek5">
     <w:name w:val="heading 5"/>
-    <w:basedOn w:val="Normal"/>
-    <w:next w:val="Normal"/>
+    <w:basedOn w:val="Normalny"/>
+    <w:next w:val="Normalny"/>
+    <w:uiPriority w:val="9"/>
+    <w:semiHidden/>
+    <w:unhideWhenUsed/>
+    <w:qFormat/>
     <w:pPr>
-      <w:keepNext w:val="1"/>
-      <w:keepLines w:val="1"/>
-      <w:pageBreakBefore w:val="0"/>
-      <w:spacing w:after="80" w:before="240" w:lineRule="auto"/>
+      <w:keepNext/>
+      <w:keepLines/>
+      <w:spacing w:before="240" w:after="80"/>
+      <w:outlineLvl w:val="4"/>
     </w:pPr>
     <w:rPr>
       <w:color w:val="666666"/>
-      <w:sz w:val="22"/>
-      <w:szCs w:val="22"/>
     </w:rPr>
   </w:style>
-  <w:style w:type="paragraph" w:styleId="Heading6">
+  <w:style w:type="paragraph" w:styleId="Nagwek6">
     <w:name w:val="heading 6"/>
-    <w:basedOn w:val="Normal"/>
-    <w:next w:val="Normal"/>
+    <w:basedOn w:val="Normalny"/>
+    <w:next w:val="Normalny"/>
+    <w:uiPriority w:val="9"/>
+    <w:semiHidden/>
+    <w:unhideWhenUsed/>
+    <w:qFormat/>
     <w:pPr>
-      <w:keepNext w:val="1"/>
-      <w:keepLines w:val="1"/>
-      <w:pageBreakBefore w:val="0"/>
-      <w:spacing w:after="80" w:before="240" w:lineRule="auto"/>
+      <w:keepNext/>
+      <w:keepLines/>
+      <w:spacing w:before="240" w:after="80"/>
+      <w:outlineLvl w:val="5"/>
     </w:pPr>
     <w:rPr>
-      <w:i w:val="1"/>
-      <w:iCs w:val="1"/>
+      <w:i/>
+      <w:iCs/>
       <w:color w:val="666666"/>
-      <w:sz w:val="22"/>
-      <w:szCs w:val="22"/>
     </w:rPr>
   </w:style>
-  <w:style w:type="paragraph" w:styleId="Title">
+  <w:style w:type="character" w:default="1" w:styleId="Domylnaczcionkaakapitu">
+    <w:name w:val="Default Paragraph Font"/>
+    <w:uiPriority w:val="1"/>
+    <w:unhideWhenUsed/>
+  </w:style>
+  <w:style w:type="table" w:default="1" w:styleId="Standardowy">
+    <w:name w:val="Normal Table"/>
+    <w:uiPriority w:val="99"/>
+    <w:semiHidden/>
+    <w:unhideWhenUsed/>
+    <w:tblPr>
+      <w:tblInd w:w="0" w:type="dxa"/>
+      <w:tblCellMar>
+        <w:top w:w="0" w:type="dxa"/>
+        <w:left w:w="108" w:type="dxa"/>
+        <w:bottom w:w="0" w:type="dxa"/>
+        <w:right w:w="108" w:type="dxa"/>
+      </w:tblCellMar>
+    </w:tblPr>
+  </w:style>
+  <w:style w:type="numbering" w:default="1" w:styleId="Bezlisty">
+    <w:name w:val="No List"/>
+    <w:uiPriority w:val="99"/>
+    <w:semiHidden/>
+    <w:unhideWhenUsed/>
+  </w:style>
+  <w:style w:type="table" w:customStyle="1" w:styleId="TableNormal">
+    <w:name w:val="TableNormal"/>
+    <w:tblPr>
+      <w:tblCellMar>
+        <w:top w:w="100" w:type="dxa"/>
+        <w:left w:w="100" w:type="dxa"/>
+        <w:bottom w:w="100" w:type="dxa"/>
+        <w:right w:w="100" w:type="dxa"/>
+      </w:tblCellMar>
+    </w:tblPr>
+  </w:style>
+  <w:style w:type="paragraph" w:styleId="Tytu">
     <w:name w:val="Title"/>
-    <w:basedOn w:val="Normal"/>
-    <w:next w:val="Normal"/>
+    <w:basedOn w:val="Normalny"/>
+    <w:next w:val="Normalny"/>
+    <w:uiPriority w:val="10"/>
+    <w:qFormat/>
     <w:pPr>
-      <w:keepNext w:val="1"/>
-      <w:keepLines w:val="1"/>
-      <w:pageBreakBefore w:val="0"/>
-      <w:spacing w:after="60" w:before="0" w:lineRule="auto"/>
+      <w:keepNext/>
+      <w:keepLines/>
+      <w:spacing w:after="60"/>
     </w:pPr>
     <w:rPr>
       <w:sz w:val="52"/>
       <w:szCs w:val="52"/>
     </w:rPr>
   </w:style>
-  <w:style w:type="paragraph" w:styleId="Subtitle">
+  <w:style w:type="paragraph" w:styleId="Podtytu">
     <w:name w:val="Subtitle"/>
-    <w:basedOn w:val="Normal"/>
-    <w:next w:val="Normal"/>
+    <w:basedOn w:val="Normalny"/>
+    <w:next w:val="Normalny"/>
+    <w:uiPriority w:val="11"/>
+    <w:qFormat/>
     <w:pPr>
-      <w:keepNext w:val="1"/>
-      <w:keepLines w:val="1"/>
-      <w:pageBreakBefore w:val="0"/>
-      <w:spacing w:after="320" w:before="0" w:lineRule="auto"/>
+      <w:keepNext/>
+      <w:keepLines/>
+      <w:spacing w:after="320"/>
     </w:pPr>
     <w:rPr>
-      <w:rFonts w:ascii="Arial" w:cs="Arial" w:eastAsia="Arial" w:hAnsi="Arial"/>
-      <w:i w:val="0"/>
-      <w:iCs w:val="0"/>
       <w:color w:val="666666"/>
       <w:sz w:val="30"/>
       <w:szCs w:val="30"/>
     </w:rPr>
   </w:style>
-  <w:style w:type="table" w:styleId="Table1">
+  <w:style w:type="table" w:customStyle="1" w:styleId="a">
     <w:basedOn w:val="TableNormal"/>
     <w:tblPr>
       <w:tblStyleRowBandSize w:val="1"/>
       <w:tblStyleColBandSize w:val="1"/>
-      <w:tblCellMar/>
     </w:tblPr>
   </w:style>
 </w:styles>

--- a/Downloads/ProjektIO/Projekt IO.docx
+++ b/Downloads/ProjektIO/Projekt IO.docx
@@ -1842,7 +1842,20 @@
         <w:rPr>
           <w:lang w:val="pl-PL"/>
         </w:rPr>
-        <w:t xml:space="preserve">System ponownie wyświetla formularz z zaznaczonymi polami, w których stwierdzono błędy lub prosi o zmianę terminu. b) Użytkownik rezygnuje z wprowadzania rezerwacji, klikając na formularzu przycisk "Anuluj" </w:t>
+        <w:t xml:space="preserve">System ponownie wyświetla formularz z zaznaczonymi polami, w których stwierdzono błędy lub prosi o zmianę terminu. </w:t>
+      </w:r>
+    </w:p>
+    <w:p>
+      <w:pPr>
+        <w:rPr>
+          <w:lang w:val="pl-PL"/>
+        </w:rPr>
+      </w:pPr>
+      <w:r>
+        <w:rPr>
+          <w:lang w:val="pl-PL"/>
+        </w:rPr>
+        <w:t xml:space="preserve">b) Użytkownik rezygnuje z wprowadzania rezerwacji, klikając na formularzu przycisk "Anuluj" </w:t>
       </w:r>
     </w:p>
     <w:p>

--- a/Downloads/ProjektIO/Projekt IO.docx
+++ b/Downloads/ProjektIO/Projekt IO.docx
@@ -165,23 +165,7 @@
           <w:b/>
           <w:bCs/>
         </w:rPr>
-        <w:t>Obsługa klienta (CRM/</w:t>
-      </w:r>
-      <w:proofErr w:type="spellStart"/>
-      <w:r>
-        <w:rPr>
-          <w:b/>
-          <w:bCs/>
-        </w:rPr>
-        <w:t>Booking</w:t>
-      </w:r>
-      <w:proofErr w:type="spellEnd"/>
-      <w:r>
-        <w:rPr>
-          <w:b/>
-          <w:bCs/>
-        </w:rPr>
-        <w:t>):</w:t>
+        <w:t>Obsługa klienta (CRM/Booking):</w:t>
       </w:r>
       <w:r>
         <w:t xml:space="preserve"> System rezerwacji online, weryfikacja tożsamości na miejscu oraz panel osobisty strzelca.</w:t>
@@ -329,15 +313,7 @@
         <w:t>Zwiększenie przepustowości:</w:t>
       </w:r>
       <w:r>
-        <w:t xml:space="preserve"> Skrócenie czasu odprawy klienta (</w:t>
-      </w:r>
-      <w:proofErr w:type="spellStart"/>
-      <w:r>
-        <w:t>check</w:t>
-      </w:r>
-      <w:proofErr w:type="spellEnd"/>
-      <w:r>
-        <w:t>-in) o np. 40% dzięki wcześniejszej rezerwacji danych w systemie.</w:t>
+        <w:t xml:space="preserve"> Skrócenie czasu odprawy klienta (check-in) o np. 40% dzięki wcześniejszej rezerwacji danych w systemie.</w:t>
       </w:r>
     </w:p>
     <w:p>
@@ -469,15 +445,7 @@
       <w:bookmarkStart w:id="7" w:name="_hev6j5i0hsa8" w:colFirst="0" w:colLast="0"/>
       <w:bookmarkEnd w:id="7"/>
       <w:r>
-        <w:t xml:space="preserve">3. Słownik terminów (Business </w:t>
-      </w:r>
-      <w:proofErr w:type="spellStart"/>
-      <w:r>
-        <w:t>Glossary</w:t>
-      </w:r>
-      <w:proofErr w:type="spellEnd"/>
-      <w:r>
-        <w:t xml:space="preserve">) </w:t>
+        <w:t xml:space="preserve">3. Słownik terminów (Business Glossary) </w:t>
       </w:r>
     </w:p>
     <w:tbl>
@@ -1014,7 +982,6 @@
                 <w:color w:val="1F1F1F"/>
               </w:rPr>
             </w:pPr>
-            <w:proofErr w:type="spellStart"/>
             <w:r>
               <w:rPr>
                 <w:b/>
@@ -1022,34 +989,7 @@
                 <w:color w:val="1F1F1F"/>
               </w:rPr>
               <w:lastRenderedPageBreak/>
-              <w:t>Check</w:t>
-            </w:r>
-            <w:proofErr w:type="spellEnd"/>
-            <w:r>
-              <w:rPr>
-                <w:b/>
-                <w:bCs/>
-                <w:color w:val="1F1F1F"/>
-              </w:rPr>
-              <w:t xml:space="preserve">-in / </w:t>
-            </w:r>
-            <w:proofErr w:type="spellStart"/>
-            <w:r>
-              <w:rPr>
-                <w:b/>
-                <w:bCs/>
-                <w:color w:val="1F1F1F"/>
-              </w:rPr>
-              <w:t>Check</w:t>
-            </w:r>
-            <w:proofErr w:type="spellEnd"/>
-            <w:r>
-              <w:rPr>
-                <w:b/>
-                <w:bCs/>
-                <w:color w:val="1F1F1F"/>
-              </w:rPr>
-              <w:t>-out</w:t>
+              <w:t>Check-in / Check-out</w:t>
             </w:r>
           </w:p>
         </w:tc>
@@ -1534,32 +1474,35 @@
     <w:p>
       <w:pPr>
         <w:pStyle w:val="Nagwek2"/>
+        <w:rPr>
+          <w:noProof/>
+        </w:rPr>
       </w:pPr>
       <w:bookmarkStart w:id="10" w:name="_u6uw153jg72q" w:colFirst="0" w:colLast="0"/>
       <w:bookmarkEnd w:id="10"/>
       <w:r>
         <w:t>4.Diagram Przypadków użycia</w:t>
       </w:r>
-      <w:r>
-        <w:rPr>
-          <w:noProof/>
-        </w:rPr>
+    </w:p>
+    <w:p>
+      <w:r>
         <w:drawing>
-          <wp:inline distT="114300" distB="114300" distL="114300" distR="114300" wp14:anchorId="1E283AFE" wp14:editId="086BDA40">
-            <wp:extent cx="5731200" cy="4025900"/>
-            <wp:effectExtent l="0" t="0" r="0" b="0"/>
-            <wp:docPr id="2" name="image6.png"/>
-            <wp:cNvGraphicFramePr/>
+          <wp:inline distT="0" distB="0" distL="0" distR="0" wp14:anchorId="6B260CED" wp14:editId="680481FC">
+            <wp:extent cx="5733415" cy="3772535"/>
+            <wp:effectExtent l="0" t="0" r="635" b="0"/>
+            <wp:docPr id="818353761" name="Obraz 1"/>
+            <wp:cNvGraphicFramePr>
+              <a:graphicFrameLocks xmlns:a="http://schemas.openxmlformats.org/drawingml/2006/main" noChangeAspect="1"/>
+            </wp:cNvGraphicFramePr>
             <a:graphic xmlns:a="http://schemas.openxmlformats.org/drawingml/2006/main">
               <a:graphicData uri="http://schemas.openxmlformats.org/drawingml/2006/picture">
                 <pic:pic xmlns:pic="http://schemas.openxmlformats.org/drawingml/2006/picture">
                   <pic:nvPicPr>
-                    <pic:cNvPr id="0" name="image6.png"/>
-                    <pic:cNvPicPr preferRelativeResize="0"/>
+                    <pic:cNvPr id="818353761" name=""/>
+                    <pic:cNvPicPr/>
                   </pic:nvPicPr>
                   <pic:blipFill>
                     <a:blip r:embed="rId15"/>
-                    <a:srcRect/>
                     <a:stretch>
                       <a:fillRect/>
                     </a:stretch>
@@ -1567,12 +1510,11 @@
                   <pic:spPr>
                     <a:xfrm>
                       <a:off x="0" y="0"/>
-                      <a:ext cx="5731200" cy="4025900"/>
+                      <a:ext cx="5733415" cy="3772535"/>
                     </a:xfrm>
                     <a:prstGeom prst="rect">
                       <a:avLst/>
                     </a:prstGeom>
-                    <a:ln/>
                   </pic:spPr>
                 </pic:pic>
               </a:graphicData>
@@ -2234,21 +2176,7 @@
         <w:rPr>
           <w:lang w:val="pl-PL"/>
         </w:rPr>
-        <w:t>Instruktor inicjuje sesję strzelecką, klikając przycisk "</w:t>
-      </w:r>
-      <w:proofErr w:type="spellStart"/>
-      <w:r>
-        <w:rPr>
-          <w:lang w:val="pl-PL"/>
-        </w:rPr>
-        <w:t>Check</w:t>
-      </w:r>
-      <w:proofErr w:type="spellEnd"/>
-      <w:r>
-        <w:rPr>
-          <w:lang w:val="pl-PL"/>
-        </w:rPr>
-        <w:t>-in".</w:t>
+        <w:t>Instruktor inicjuje sesję strzelecką, klikając przycisk "Check-in".</w:t>
       </w:r>
     </w:p>
     <w:p>
@@ -6271,6 +6199,7 @@
   <w:style w:type="character" w:default="1" w:styleId="Domylnaczcionkaakapitu">
     <w:name w:val="Default Paragraph Font"/>
     <w:uiPriority w:val="1"/>
+    <w:semiHidden/>
     <w:unhideWhenUsed/>
   </w:style>
   <w:style w:type="table" w:default="1" w:styleId="Standardowy">

--- a/Downloads/ProjektIO/Projekt IO.docx
+++ b/Downloads/ProjektIO/Projekt IO.docx
@@ -1,7 +1,12 @@
 
 <file path=word/document.xml><?xml version="1.0" encoding="utf-8"?>
-<w:document xmlns:wpc="http://schemas.microsoft.com/office/word/2010/wordprocessingCanvas" xmlns:cx="http://schemas.microsoft.com/office/drawing/2014/chartex" xmlns:cx1="http://schemas.microsoft.com/office/drawing/2015/9/8/chartex" xmlns:cx2="http://schemas.microsoft.com/office/drawing/2015/10/21/chartex" xmlns:cx3="http://schemas.microsoft.com/office/drawing/2016/5/9/chartex" xmlns:cx4="http://schemas.microsoft.com/office/drawing/2016/5/10/chartex" xmlns:cx5="http://schemas.microsoft.com/office/drawing/2016/5/11/chartex" xmlns:cx6="http://schemas.microsoft.com/office/drawing/2016/5/12/chartex" xmlns:cx7="http://schemas.microsoft.com/office/drawing/2016/5/13/chartex" xmlns:cx8="http://schemas.microsoft.com/office/drawing/2016/5/14/chartex" xmlns:mc="http://schemas.openxmlformats.org/markup-compatibility/2006" xmlns:aink="http://schemas.microsoft.com/office/drawing/2016/ink" xmlns:am3d="http://schemas.microsoft.com/office/drawing/2017/model3d" xmlns:o="urn:schemas-microsoft-com:office:office" xmlns:oel="http://schemas.microsoft.com/office/2019/extlst" xmlns:r="http://schemas.openxmlformats.org/officeDocument/2006/relationships" xmlns:m="http://schemas.openxmlformats.org/officeDocument/2006/math" xmlns:v="urn:schemas-microsoft-com:vml" xmlns:wp14="http://schemas.microsoft.com/office/word/2010/wordprocessingDrawing" xmlns:wp="http://schemas.openxmlformats.org/drawingml/2006/wordprocessingDrawing" xmlns:w10="urn:schemas-microsoft-com:office:word" xmlns:w="http://schemas.openxmlformats.org/wordprocessingml/2006/main" xmlns:w14="http://schemas.microsoft.com/office/word/2010/wordml" xmlns:w15="http://schemas.microsoft.com/office/word/2012/wordml" xmlns:w16cex="http://schemas.microsoft.com/office/word/2018/wordml/cex" xmlns:w16cid="http://schemas.microsoft.com/office/word/2016/wordml/cid" xmlns:w16="http://schemas.microsoft.com/office/word/2018/wordml" xmlns:w16du="http://schemas.microsoft.com/office/word/2023/wordml/word16du" xmlns:w16sdtdh="http://schemas.microsoft.com/office/word/2020/wordml/sdtdatahash" xmlns:w16sdtfl="http://schemas.microsoft.com/office/word/2024/wordml/sdtformatlock" xmlns:w16se="http://schemas.microsoft.com/office/word/2015/wordml/symex" xmlns:wpg="http://schemas.microsoft.com/office/word/2010/wordprocessingGroup" xmlns:wpi="http://schemas.microsoft.com/office/word/2010/wordprocessingInk" xmlns:wne="http://schemas.microsoft.com/office/word/2006/wordml" xmlns:wps="http://schemas.microsoft.com/office/word/2010/wordprocessingShape" mc:Ignorable="w14 w15 w16se w16cid w16 w16cex w16sdtdh w16sdtfl w16du wp14">
+<w:document xmlns:wpc="http://schemas.microsoft.com/office/word/2010/wordprocessingCanvas" xmlns:cx="http://schemas.microsoft.com/office/drawing/2014/chartex" xmlns:cx1="http://schemas.microsoft.com/office/drawing/2015/9/8/chartex" xmlns:cx2="http://schemas.microsoft.com/office/drawing/2015/10/21/chartex" xmlns:cx3="http://schemas.microsoft.com/office/drawing/2016/5/9/chartex" xmlns:cx4="http://schemas.microsoft.com/office/drawing/2016/5/10/chartex" xmlns:cx5="http://schemas.microsoft.com/office/drawing/2016/5/11/chartex" xmlns:cx6="http://schemas.microsoft.com/office/drawing/2016/5/12/chartex" xmlns:cx7="http://schemas.microsoft.com/office/drawing/2016/5/13/chartex" xmlns:cx8="http://schemas.microsoft.com/office/drawing/2016/5/14/chartex" xmlns:mc="http://schemas.openxmlformats.org/markup-compatibility/2006" xmlns:aink="http://schemas.microsoft.com/office/drawing/2016/ink" xmlns:am3d="http://schemas.microsoft.com/office/drawing/2017/model3d" xmlns:o="urn:schemas-microsoft-com:office:office" xmlns:oel="http://schemas.microsoft.com/office/2019/extlst" xmlns:r="http://schemas.openxmlformats.org/officeDocument/2006/relationships" xmlns:m="http://schemas.openxmlformats.org/officeDocument/2006/math" xmlns:v="urn:schemas-microsoft-com:vml" xmlns:wp14="http://schemas.microsoft.com/office/word/2010/wordprocessingDrawing" xmlns:wp="http://schemas.openxmlformats.org/drawingml/2006/wordprocessingDrawing" xmlns:w10="urn:schemas-microsoft-com:office:word" xmlns:w="http://schemas.openxmlformats.org/wordprocessingml/2006/main" xmlns:w14="http://schemas.microsoft.com/office/word/2010/wordml" xmlns:w15="http://schemas.microsoft.com/office/word/2012/wordml" xmlns:w16cex="http://schemas.microsoft.com/office/word/2018/wordml/cex" xmlns:w16cid="http://schemas.microsoft.com/office/word/2016/wordml/cid" xmlns:w16="http://schemas.microsoft.com/office/word/2018/wordml" xmlns:w16du="http://schemas.microsoft.com/office/word/2023/wordml/word16du" xmlns:w16sdtdh="http://schemas.microsoft.com/office/word/2020/wordml/sdtdatahash" xmlns:w16sdtfl="http://schemas.microsoft.com/office/word/2024/wordml/sdtformatlock" xmlns:w16se="http://schemas.microsoft.com/office/word/2015/wordml/symex" xmlns:wpg="http://schemas.microsoft.com/office/word/2010/wordprocessingGroup" xmlns:wpi="http://schemas.microsoft.com/office/word/2010/wordprocessingInk" xmlns:wne="http://schemas.microsoft.com/office/word/2006/wordml" xmlns:wps="http://schemas.microsoft.com/office/word/2010/wordprocessingShape" xmlns:a="http://schemas.openxmlformats.org/drawingml/2006/main" xmlns:pic="http://schemas.openxmlformats.org/drawingml/2006/picture" xmlns:a14="http://schemas.microsoft.com/office/drawing/2010/main" mc:Ignorable="w14 w15 w16se w16cid w16 w16cex w16sdtdh w16sdtfl w16du wp14">
   <w:body>
+    <w:p>
+      <w:pPr>
+        <w:jc w:val="center"/>
+      </w:pPr>
+    </w:p>
     <w:p>
       <w:pPr>
         <w:jc w:val="center"/>
@@ -16,6 +21,66 @@
         <w:keepNext w:val="0"/>
         <w:keepLines w:val="0"/>
         <w:spacing w:after="80"/>
+        <w:rPr>
+          <w:b w:val="1"/>
+          <w:bCs w:val="1"/>
+          <w:color w:val="000000"/>
+          <w:sz w:val="26"/>
+          <w:szCs w:val="26"/>
+        </w:rPr>
+      </w:pPr>
+      <w:r>
+        <w:rPr>
+          <w:b w:val="1"/>
+          <w:bCs w:val="1"/>
+          <w:sz w:val="34"/>
+          <w:szCs w:val="34"/>
+        </w:rPr>
+        <w:t>2</w:t>
+      </w:r>
+      <w:r>
+        <w:rPr>
+          <w:b w:val="1"/>
+          <w:bCs w:val="1"/>
+          <w:sz w:val="34"/>
+          <w:szCs w:val="34"/>
+        </w:rPr>
+        <w:t>. Cel, zakres i kontekst systemu</w:t>
+      </w:r>
+      <w:r>
+        <w:rPr>
+          <w:b/>
+          <w:bCs/>
+          <w:sz w:val="34"/>
+          <w:szCs w:val="34"/>
+        </w:rPr>
+        <w:t>1. Cel, zakres i kontekst systemu</w:t>
+      </w:r>
+    </w:p>
+    <w:p>
+      <w:pPr>
+        <w:spacing w:before="240" w:after="240"/>
+      </w:pPr>
+      <w:r>
+        <w:t xml:space="preserve">Głównym celem jest </w:t>
+      </w:r>
+      <w:r>
+        <w:rPr>
+          <w:b/>
+          <w:bCs/>
+        </w:rPr>
+        <w:t>cyfryzacja i automatyzacja procesów operacyjnych strzelnicy</w:t>
+      </w:r>
+      <w:r>
+        <w:t>, co ma prowadzić do skrócenia czasu obsługi klienta, optymalizacji zarządzania zasobami (broń, amunicja) oraz zwiększenia zaangażowania użytkowników poprzez udostępnienie im ich statystyk treningowych.</w:t>
+      </w:r>
+    </w:p>
+    <w:p>
+      <w:pPr>
+        <w:pStyle w:val="Nagwek3"/>
+        <w:keepNext w:val="0"/>
+        <w:keepLines w:val="0"/>
+        <w:spacing w:before="280"/>
         <w:rPr>
           <w:b/>
           <w:bCs/>
@@ -24,42 +89,9 @@
           <w:szCs w:val="26"/>
         </w:rPr>
       </w:pPr>
-      <w:bookmarkStart w:id="0" w:name="_2qddhcz8vdgh" w:colFirst="0" w:colLast="0"/>
-      <w:bookmarkEnd w:id="0"/>
-      <w:r>
-        <w:rPr>
-          <w:b/>
-          <w:bCs/>
-          <w:sz w:val="34"/>
-          <w:szCs w:val="34"/>
-        </w:rPr>
-        <w:t>1. Cel, zakres i kontekst systemu</w:t>
-      </w:r>
-    </w:p>
-    <w:p>
-      <w:pPr>
-        <w:spacing w:before="240" w:after="240"/>
-      </w:pPr>
-      <w:r>
-        <w:t xml:space="preserve">Głównym celem jest </w:t>
-      </w:r>
-      <w:r>
-        <w:rPr>
-          <w:b/>
-          <w:bCs/>
-        </w:rPr>
-        <w:t>cyfryzacja i automatyzacja procesów operacyjnych strzelnicy</w:t>
-      </w:r>
-      <w:r>
-        <w:t>, co ma prowadzić do skrócenia czasu obsługi klienta, optymalizacji zarządzania zasobami (broń, amunicja) oraz zwiększenia zaangażowania użytkowników poprzez udostępnienie im ich statystyk treningowych.</w:t>
-      </w:r>
-    </w:p>
-    <w:p>
-      <w:pPr>
-        <w:pStyle w:val="Nagwek3"/>
-        <w:keepNext w:val="0"/>
-        <w:keepLines w:val="0"/>
-        <w:spacing w:before="280"/>
+      <w:bookmarkStart w:name="_pi2c812ikv4c" w:colFirst="0" w:colLast="0" w:id="1"/>
+      <w:bookmarkEnd w:id="1"/>
+      <w:r>
         <w:rPr>
           <w:b/>
           <w:bCs/>
@@ -67,10 +99,33 @@
           <w:sz w:val="26"/>
           <w:szCs w:val="26"/>
         </w:rPr>
-      </w:pPr>
-      <w:bookmarkStart w:id="1" w:name="_pi2c812ikv4c" w:colFirst="0" w:colLast="0"/>
-      <w:bookmarkEnd w:id="1"/>
-      <w:r>
+        <w:t>Cel projektu</w:t>
+      </w:r>
+    </w:p>
+    <w:p>
+      <w:pPr>
+        <w:spacing w:before="240" w:after="240"/>
+      </w:pPr>
+      <w:r>
+        <w:t xml:space="preserve">Głównym celem jest </w:t>
+      </w:r>
+      <w:r>
+        <w:rPr>
+          <w:b/>
+          <w:bCs/>
+        </w:rPr>
+        <w:t>cyfryzacja i automatyzacja procesów operacyjnych strzelnicy</w:t>
+      </w:r>
+      <w:r>
+        <w:t>, co ma prowadzić do skrócenia czasu obsługi klienta, optymalizacji zarządzania zasobami (broń, amunicja) oraz zwiększenia zaangażowania użytkowników poprzez udostępnienie im ich statystyk treningowych.</w:t>
+      </w:r>
+    </w:p>
+    <w:p>
+      <w:pPr>
+        <w:pStyle w:val="Nagwek3"/>
+        <w:keepNext w:val="0"/>
+        <w:keepLines w:val="0"/>
+        <w:spacing w:before="280"/>
         <w:rPr>
           <w:b/>
           <w:bCs/>
@@ -78,33 +133,10 @@
           <w:sz w:val="26"/>
           <w:szCs w:val="26"/>
         </w:rPr>
-        <w:t>Cel projektu</w:t>
-      </w:r>
-    </w:p>
-    <w:p>
-      <w:pPr>
-        <w:spacing w:before="240" w:after="240"/>
-      </w:pPr>
-      <w:r>
-        <w:t xml:space="preserve">Głównym celem jest </w:t>
-      </w:r>
-      <w:r>
-        <w:rPr>
-          <w:b/>
-          <w:bCs/>
-        </w:rPr>
-        <w:t>cyfryzacja i automatyzacja procesów operacyjnych strzelnicy</w:t>
-      </w:r>
-      <w:r>
-        <w:t>, co ma prowadzić do skrócenia czasu obsługi klienta, optymalizacji zarządzania zasobami (broń, amunicja) oraz zwiększenia zaangażowania użytkowników poprzez udostępnienie im ich statystyk treningowych.</w:t>
-      </w:r>
-    </w:p>
-    <w:p>
-      <w:pPr>
-        <w:pStyle w:val="Nagwek3"/>
-        <w:keepNext w:val="0"/>
-        <w:keepLines w:val="0"/>
-        <w:spacing w:before="280"/>
+      </w:pPr>
+      <w:bookmarkStart w:name="_xn7v3pcdbd1p" w:colFirst="0" w:colLast="0" w:id="2"/>
+      <w:bookmarkEnd w:id="2"/>
+      <w:r>
         <w:rPr>
           <w:b/>
           <w:bCs/>
@@ -112,10 +144,79 @@
           <w:sz w:val="26"/>
           <w:szCs w:val="26"/>
         </w:rPr>
-      </w:pPr>
-      <w:bookmarkStart w:id="2" w:name="_xn7v3pcdbd1p" w:colFirst="0" w:colLast="0"/>
-      <w:bookmarkEnd w:id="2"/>
-      <w:r>
+        <w:t>Zakres systemu</w:t>
+      </w:r>
+    </w:p>
+    <w:p>
+      <w:pPr>
+        <w:spacing w:before="240" w:after="240"/>
+      </w:pPr>
+      <w:r>
+        <w:t>System obejmuje trzy kluczowe obszary:</w:t>
+      </w:r>
+    </w:p>
+    <w:p>
+      <w:pPr>
+        <w:numPr>
+          <w:ilvl w:val="0"/>
+          <w:numId w:val="2"/>
+        </w:numPr>
+        <w:spacing w:before="240"/>
+      </w:pPr>
+      <w:r>
+        <w:rPr>
+          <w:b/>
+          <w:bCs/>
+        </w:rPr>
+        <w:t>Zarządzanie zasobami (ERP):</w:t>
+      </w:r>
+      <w:r>
+        <w:t xml:space="preserve"> Ewidencja jednostek broni, monitorowanie stanów amunicji i automatyczne powiadomienia o serwisowaniu.</w:t>
+      </w:r>
+    </w:p>
+    <w:p>
+      <w:pPr>
+        <w:numPr>
+          <w:ilvl w:val="0"/>
+          <w:numId w:val="2"/>
+        </w:numPr>
+      </w:pPr>
+      <w:r>
+        <w:rPr>
+          <w:b/>
+          <w:bCs/>
+        </w:rPr>
+        <w:t>Obsługa klienta (CRM/Booking):</w:t>
+      </w:r>
+      <w:r>
+        <w:t xml:space="preserve"> System rezerwacji online, weryfikacja tożsamości na miejscu oraz panel osobisty strzelca.</w:t>
+      </w:r>
+    </w:p>
+    <w:p>
+      <w:pPr>
+        <w:numPr>
+          <w:ilvl w:val="0"/>
+          <w:numId w:val="2"/>
+        </w:numPr>
+        <w:spacing w:after="240"/>
+      </w:pPr>
+      <w:r>
+        <w:rPr>
+          <w:b/>
+          <w:bCs/>
+        </w:rPr>
+        <w:t>Analityka i bezpieczeństwo:</w:t>
+      </w:r>
+      <w:r>
+        <w:t xml:space="preserve"> Generowanie obowiązkowych rejestrów strzelań oraz zbieranie danych o postępach (celność, historia wizyt).</w:t>
+      </w:r>
+    </w:p>
+    <w:p>
+      <w:pPr>
+        <w:pStyle w:val="Nagwek3"/>
+        <w:keepNext w:val="0"/>
+        <w:keepLines w:val="0"/>
+        <w:spacing w:before="280"/>
         <w:rPr>
           <w:b/>
           <w:bCs/>
@@ -123,79 +224,10 @@
           <w:sz w:val="26"/>
           <w:szCs w:val="26"/>
         </w:rPr>
-        <w:t>Zakres systemu</w:t>
-      </w:r>
-    </w:p>
-    <w:p>
-      <w:pPr>
-        <w:spacing w:before="240" w:after="240"/>
-      </w:pPr>
-      <w:r>
-        <w:t>System obejmuje trzy kluczowe obszary:</w:t>
-      </w:r>
-    </w:p>
-    <w:p>
-      <w:pPr>
-        <w:numPr>
-          <w:ilvl w:val="0"/>
-          <w:numId w:val="2"/>
-        </w:numPr>
-        <w:spacing w:before="240"/>
-      </w:pPr>
-      <w:r>
-        <w:rPr>
-          <w:b/>
-          <w:bCs/>
-        </w:rPr>
-        <w:t>Zarządzanie zasobami (ERP):</w:t>
-      </w:r>
-      <w:r>
-        <w:t xml:space="preserve"> Ewidencja jednostek broni, monitorowanie stanów amunicji i automatyczne powiadomienia o serwisowaniu.</w:t>
-      </w:r>
-    </w:p>
-    <w:p>
-      <w:pPr>
-        <w:numPr>
-          <w:ilvl w:val="0"/>
-          <w:numId w:val="2"/>
-        </w:numPr>
-      </w:pPr>
-      <w:r>
-        <w:rPr>
-          <w:b/>
-          <w:bCs/>
-        </w:rPr>
-        <w:t>Obsługa klienta (CRM/Booking):</w:t>
-      </w:r>
-      <w:r>
-        <w:t xml:space="preserve"> System rezerwacji online, weryfikacja tożsamości na miejscu oraz panel osobisty strzelca.</w:t>
-      </w:r>
-    </w:p>
-    <w:p>
-      <w:pPr>
-        <w:numPr>
-          <w:ilvl w:val="0"/>
-          <w:numId w:val="2"/>
-        </w:numPr>
-        <w:spacing w:after="240"/>
-      </w:pPr>
-      <w:r>
-        <w:rPr>
-          <w:b/>
-          <w:bCs/>
-        </w:rPr>
-        <w:t>Analityka i bezpieczeństwo:</w:t>
-      </w:r>
-      <w:r>
-        <w:t xml:space="preserve"> Generowanie obowiązkowych rejestrów strzelań oraz zbieranie danych o postępach (celność, historia wizyt).</w:t>
-      </w:r>
-    </w:p>
-    <w:p>
-      <w:pPr>
-        <w:pStyle w:val="Nagwek3"/>
-        <w:keepNext w:val="0"/>
-        <w:keepLines w:val="0"/>
-        <w:spacing w:before="280"/>
+      </w:pPr>
+      <w:bookmarkStart w:name="_kw3qfs4blvtt" w:colFirst="0" w:colLast="0" w:id="3"/>
+      <w:bookmarkEnd w:id="3"/>
+      <w:r>
         <w:rPr>
           <w:b/>
           <w:bCs/>
@@ -203,10 +235,68 @@
           <w:sz w:val="26"/>
           <w:szCs w:val="26"/>
         </w:rPr>
-      </w:pPr>
-      <w:bookmarkStart w:id="3" w:name="_kw3qfs4blvtt" w:colFirst="0" w:colLast="0"/>
-      <w:bookmarkEnd w:id="3"/>
-      <w:r>
+        <w:t>Kontekst</w:t>
+      </w:r>
+    </w:p>
+    <w:p>
+      <w:pPr>
+        <w:spacing w:before="240" w:after="240"/>
+      </w:pPr>
+      <w:r>
+        <w:t xml:space="preserve">System funkcjonuje w środowisku o zaostrzonych rygorach prawnych (wymóg ewidencji osób i zużycia amunicji). (mobile/web), </w:t>
+      </w:r>
+      <w:r>
+        <w:rPr>
+          <w:b/>
+          <w:bCs/>
+        </w:rPr>
+        <w:t>Instruktora</w:t>
+      </w:r>
+      <w:r>
+        <w:t xml:space="preserve"> (tablet/terminal na osi) oraz </w:t>
+      </w:r>
+      <w:r>
+        <w:rPr>
+          <w:b/>
+          <w:bCs/>
+        </w:rPr>
+        <w:t>Właściciela/Admina</w:t>
+      </w:r>
+      <w:r>
+        <w:t xml:space="preserve"> (zarządzanie biznesem). </w:t>
+      </w:r>
+    </w:p>
+    <w:p>
+      <w:pPr>
+        <w:pStyle w:val="Nagwek2"/>
+        <w:keepNext w:val="0"/>
+        <w:keepLines w:val="0"/>
+        <w:spacing w:after="80"/>
+        <w:rPr>
+          <w:b/>
+          <w:bCs/>
+          <w:sz w:val="34"/>
+          <w:szCs w:val="34"/>
+        </w:rPr>
+      </w:pPr>
+      <w:bookmarkStart w:name="_fanm5vcgg4zd" w:colFirst="0" w:colLast="0" w:id="4"/>
+      <w:bookmarkEnd w:id="4"/>
+      <w:r>
+        <w:rPr>
+          <w:b/>
+          <w:bCs/>
+          <w:sz w:val="34"/>
+          <w:szCs w:val="34"/>
+        </w:rPr>
+        <w:t>2. Przewidywane korzyści z wdrożenia</w:t>
+      </w:r>
+    </w:p>
+    <w:p>
+      <w:pPr>
+        <w:pStyle w:val="Nagwek3"/>
+        <w:keepNext w:val="0"/>
+        <w:keepLines w:val="0"/>
+        <w:spacing w:before="280"/>
         <w:rPr>
           <w:b/>
           <w:bCs/>
@@ -214,68 +304,10 @@
           <w:sz w:val="26"/>
           <w:szCs w:val="26"/>
         </w:rPr>
-        <w:t>Kontekst</w:t>
-      </w:r>
-    </w:p>
-    <w:p>
-      <w:pPr>
-        <w:spacing w:before="240" w:after="240"/>
-      </w:pPr>
-      <w:r>
-        <w:t xml:space="preserve">System funkcjonuje w środowisku o zaostrzonych rygorach prawnych (wymóg ewidencji osób i zużycia amunicji). (mobile/web), </w:t>
-      </w:r>
-      <w:r>
-        <w:rPr>
-          <w:b/>
-          <w:bCs/>
-        </w:rPr>
-        <w:t>Instruktora</w:t>
-      </w:r>
-      <w:r>
-        <w:t xml:space="preserve"> (tablet/terminal na osi) oraz </w:t>
-      </w:r>
-      <w:r>
-        <w:rPr>
-          <w:b/>
-          <w:bCs/>
-        </w:rPr>
-        <w:t>Właściciela/Admina</w:t>
-      </w:r>
-      <w:r>
-        <w:t xml:space="preserve"> (zarządzanie biznesem). </w:t>
-      </w:r>
-    </w:p>
-    <w:p>
-      <w:pPr>
-        <w:pStyle w:val="Nagwek2"/>
-        <w:keepNext w:val="0"/>
-        <w:keepLines w:val="0"/>
-        <w:spacing w:after="80"/>
-        <w:rPr>
-          <w:b/>
-          <w:bCs/>
-          <w:sz w:val="34"/>
-          <w:szCs w:val="34"/>
-        </w:rPr>
-      </w:pPr>
-      <w:bookmarkStart w:id="4" w:name="_fanm5vcgg4zd" w:colFirst="0" w:colLast="0"/>
-      <w:bookmarkEnd w:id="4"/>
-      <w:r>
-        <w:rPr>
-          <w:b/>
-          <w:bCs/>
-          <w:sz w:val="34"/>
-          <w:szCs w:val="34"/>
-        </w:rPr>
-        <w:t>2. Przewidywane korzyści z wdrożenia</w:t>
-      </w:r>
-    </w:p>
-    <w:p>
-      <w:pPr>
-        <w:pStyle w:val="Nagwek3"/>
-        <w:keepNext w:val="0"/>
-        <w:keepLines w:val="0"/>
-        <w:spacing w:before="280"/>
+      </w:pPr>
+      <w:bookmarkStart w:name="_25uwo9o5o2fq" w:colFirst="0" w:colLast="0" w:id="5"/>
+      <w:bookmarkEnd w:id="5"/>
+      <w:r>
         <w:rPr>
           <w:b/>
           <w:bCs/>
@@ -283,10 +315,71 @@
           <w:sz w:val="26"/>
           <w:szCs w:val="26"/>
         </w:rPr>
-      </w:pPr>
-      <w:bookmarkStart w:id="5" w:name="_25uwo9o5o2fq" w:colFirst="0" w:colLast="0"/>
-      <w:bookmarkEnd w:id="5"/>
-      <w:r>
+        <w:t>Mierzalne (Ilościowe)</w:t>
+      </w:r>
+    </w:p>
+    <w:p>
+      <w:pPr>
+        <w:numPr>
+          <w:ilvl w:val="0"/>
+          <w:numId w:val="3"/>
+        </w:numPr>
+        <w:spacing w:before="240"/>
+      </w:pPr>
+      <w:r>
+        <w:rPr>
+          <w:b/>
+          <w:bCs/>
+        </w:rPr>
+        <w:t>Zwiększenie przepustowości:</w:t>
+      </w:r>
+      <w:r>
+        <w:t xml:space="preserve"> Skrócenie czasu odprawy klienta (check-in) o np. 40% dzięki wcześniejszej rezerwacji danych w systemie.</w:t>
+      </w:r>
+    </w:p>
+    <w:p>
+      <w:pPr>
+        <w:numPr>
+          <w:ilvl w:val="0"/>
+          <w:numId w:val="3"/>
+        </w:numPr>
+      </w:pPr>
+      <w:r>
+        <w:rPr>
+          <w:b/>
+          <w:bCs/>
+        </w:rPr>
+        <w:t>Optymalizacja kosztów serwisu:</w:t>
+      </w:r>
+      <w:r>
+        <w:t xml:space="preserve"> Wydłużenie żywotności broni dzięki regularnej konserwacji opartej na rzeczywistym przebiegu (liczba wystrzelonych naboi), a nie na "wyczuciu".</w:t>
+      </w:r>
+    </w:p>
+    <w:p>
+      <w:pPr>
+        <w:numPr>
+          <w:ilvl w:val="0"/>
+          <w:numId w:val="3"/>
+        </w:numPr>
+        <w:spacing w:after="240"/>
+      </w:pPr>
+      <w:r>
+        <w:rPr>
+          <w:b/>
+          <w:bCs/>
+        </w:rPr>
+        <w:t>Precyzyjna kontrola stanów:</w:t>
+      </w:r>
+      <w:r>
+        <w:t xml:space="preserve"> Redukcja różnic inwentaryzacyjnych amunicji do 0% dzięki ścisłemu powiązaniu wydania magazynowego z logiem wizyty.</w:t>
+      </w:r>
+    </w:p>
+    <w:p>
+      <w:pPr>
+        <w:pStyle w:val="Nagwek3"/>
+        <w:keepNext w:val="0"/>
+        <w:keepLines w:val="0"/>
+        <w:spacing w:before="280"/>
         <w:rPr>
           <w:b/>
           <w:bCs/>
@@ -294,71 +387,10 @@
           <w:sz w:val="26"/>
           <w:szCs w:val="26"/>
         </w:rPr>
-        <w:t>Mierzalne (Ilościowe)</w:t>
-      </w:r>
-    </w:p>
-    <w:p>
-      <w:pPr>
-        <w:numPr>
-          <w:ilvl w:val="0"/>
-          <w:numId w:val="3"/>
-        </w:numPr>
-        <w:spacing w:before="240"/>
-      </w:pPr>
-      <w:r>
-        <w:rPr>
-          <w:b/>
-          <w:bCs/>
-        </w:rPr>
-        <w:t>Zwiększenie przepustowości:</w:t>
-      </w:r>
-      <w:r>
-        <w:t xml:space="preserve"> Skrócenie czasu odprawy klienta (check-in) o np. 40% dzięki wcześniejszej rezerwacji danych w systemie.</w:t>
-      </w:r>
-    </w:p>
-    <w:p>
-      <w:pPr>
-        <w:numPr>
-          <w:ilvl w:val="0"/>
-          <w:numId w:val="3"/>
-        </w:numPr>
-      </w:pPr>
-      <w:r>
-        <w:rPr>
-          <w:b/>
-          <w:bCs/>
-        </w:rPr>
-        <w:t>Optymalizacja kosztów serwisu:</w:t>
-      </w:r>
-      <w:r>
-        <w:t xml:space="preserve"> Wydłużenie żywotności broni dzięki regularnej konserwacji opartej na rzeczywistym przebiegu (liczba wystrzelonych naboi), a nie na "wyczuciu".</w:t>
-      </w:r>
-    </w:p>
-    <w:p>
-      <w:pPr>
-        <w:numPr>
-          <w:ilvl w:val="0"/>
-          <w:numId w:val="3"/>
-        </w:numPr>
-        <w:spacing w:after="240"/>
-      </w:pPr>
-      <w:r>
-        <w:rPr>
-          <w:b/>
-          <w:bCs/>
-        </w:rPr>
-        <w:t>Precyzyjna kontrola stanów:</w:t>
-      </w:r>
-      <w:r>
-        <w:t xml:space="preserve"> Redukcja różnic inwentaryzacyjnych amunicji do 0% dzięki ścisłemu powiązaniu wydania magazynowego z logiem wizyty.</w:t>
-      </w:r>
-    </w:p>
-    <w:p>
-      <w:pPr>
-        <w:pStyle w:val="Nagwek3"/>
-        <w:keepNext w:val="0"/>
-        <w:keepLines w:val="0"/>
-        <w:spacing w:before="280"/>
+      </w:pPr>
+      <w:bookmarkStart w:name="_chphprtmquhu" w:colFirst="0" w:colLast="0" w:id="6"/>
+      <w:bookmarkEnd w:id="6"/>
+      <w:r>
         <w:rPr>
           <w:b/>
           <w:bCs/>
@@ -366,17 +398,6 @@
           <w:sz w:val="26"/>
           <w:szCs w:val="26"/>
         </w:rPr>
-      </w:pPr>
-      <w:bookmarkStart w:id="6" w:name="_chphprtmquhu" w:colFirst="0" w:colLast="0"/>
-      <w:bookmarkEnd w:id="6"/>
-      <w:r>
-        <w:rPr>
-          <w:b/>
-          <w:bCs/>
-          <w:color w:val="000000"/>
-          <w:sz w:val="26"/>
-          <w:szCs w:val="26"/>
-        </w:rPr>
         <w:t>Niemierzalne (Jakościowe)</w:t>
       </w:r>
     </w:p>
@@ -442,7 +463,7 @@
         <w:pStyle w:val="Nagwek2"/>
         <w:spacing w:before="240" w:after="240"/>
       </w:pPr>
-      <w:bookmarkStart w:id="7" w:name="_hev6j5i0hsa8" w:colFirst="0" w:colLast="0"/>
+      <w:bookmarkStart w:name="_hev6j5i0hsa8" w:colFirst="0" w:colLast="0" w:id="7"/>
       <w:bookmarkEnd w:id="7"/>
       <w:r>
         <w:t xml:space="preserve">3. Słownik terminów (Business Glossary) </w:t>
@@ -476,10 +497,10 @@
           <w:tcPr>
             <w:tcW w:w="2175" w:type="dxa"/>
             <w:tcBorders>
-              <w:top w:val="single" w:sz="6" w:space="0" w:color="1F1F1F"/>
-              <w:left w:val="single" w:sz="6" w:space="0" w:color="1F1F1F"/>
-              <w:bottom w:val="single" w:sz="6" w:space="0" w:color="1F1F1F"/>
-              <w:right w:val="single" w:sz="6" w:space="0" w:color="1F1F1F"/>
+              <w:top w:val="single" w:color="1F1F1F" w:sz="6" w:space="0"/>
+              <w:left w:val="single" w:color="1F1F1F" w:sz="6" w:space="0"/>
+              <w:bottom w:val="single" w:color="1F1F1F" w:sz="6" w:space="0"/>
+              <w:right w:val="single" w:color="1F1F1F" w:sz="6" w:space="0"/>
             </w:tcBorders>
             <w:shd w:val="clear" w:color="auto" w:fill="EFEFEF"/>
             <w:tcMar>
@@ -510,10 +531,10 @@
           <w:tcPr>
             <w:tcW w:w="6645" w:type="dxa"/>
             <w:tcBorders>
-              <w:top w:val="single" w:sz="6" w:space="0" w:color="1F1F1F"/>
-              <w:left w:val="single" w:sz="6" w:space="0" w:color="1F1F1F"/>
-              <w:bottom w:val="single" w:sz="6" w:space="0" w:color="1F1F1F"/>
-              <w:right w:val="single" w:sz="6" w:space="0" w:color="1F1F1F"/>
+              <w:top w:val="single" w:color="1F1F1F" w:sz="6" w:space="0"/>
+              <w:left w:val="single" w:color="1F1F1F" w:sz="6" w:space="0"/>
+              <w:bottom w:val="single" w:color="1F1F1F" w:sz="6" w:space="0"/>
+              <w:right w:val="single" w:color="1F1F1F" w:sz="6" w:space="0"/>
             </w:tcBorders>
             <w:shd w:val="clear" w:color="auto" w:fill="EFEFEF"/>
             <w:tcMar>
@@ -549,10 +570,10 @@
           <w:tcPr>
             <w:tcW w:w="2175" w:type="dxa"/>
             <w:tcBorders>
-              <w:top w:val="single" w:sz="6" w:space="0" w:color="1F1F1F"/>
-              <w:left w:val="single" w:sz="6" w:space="0" w:color="1F1F1F"/>
-              <w:bottom w:val="single" w:sz="6" w:space="0" w:color="1F1F1F"/>
-              <w:right w:val="single" w:sz="6" w:space="0" w:color="1F1F1F"/>
+              <w:top w:val="single" w:color="1F1F1F" w:sz="6" w:space="0"/>
+              <w:left w:val="single" w:color="1F1F1F" w:sz="6" w:space="0"/>
+              <w:bottom w:val="single" w:color="1F1F1F" w:sz="6" w:space="0"/>
+              <w:right w:val="single" w:color="1F1F1F" w:sz="6" w:space="0"/>
             </w:tcBorders>
             <w:tcMar>
               <w:top w:w="240" w:type="dxa"/>
@@ -582,10 +603,10 @@
           <w:tcPr>
             <w:tcW w:w="6645" w:type="dxa"/>
             <w:tcBorders>
-              <w:top w:val="single" w:sz="6" w:space="0" w:color="1F1F1F"/>
-              <w:left w:val="single" w:sz="6" w:space="0" w:color="1F1F1F"/>
-              <w:bottom w:val="single" w:sz="6" w:space="0" w:color="1F1F1F"/>
-              <w:right w:val="single" w:sz="6" w:space="0" w:color="1F1F1F"/>
+              <w:top w:val="single" w:color="1F1F1F" w:sz="6" w:space="0"/>
+              <w:left w:val="single" w:color="1F1F1F" w:sz="6" w:space="0"/>
+              <w:bottom w:val="single" w:color="1F1F1F" w:sz="6" w:space="0"/>
+              <w:right w:val="single" w:color="1F1F1F" w:sz="6" w:space="0"/>
             </w:tcBorders>
             <w:tcMar>
               <w:top w:w="240" w:type="dxa"/>
@@ -618,10 +639,10 @@
           <w:tcPr>
             <w:tcW w:w="2175" w:type="dxa"/>
             <w:tcBorders>
-              <w:top w:val="single" w:sz="6" w:space="0" w:color="1F1F1F"/>
-              <w:left w:val="single" w:sz="6" w:space="0" w:color="1F1F1F"/>
-              <w:bottom w:val="single" w:sz="6" w:space="0" w:color="1F1F1F"/>
-              <w:right w:val="single" w:sz="6" w:space="0" w:color="1F1F1F"/>
+              <w:top w:val="single" w:color="1F1F1F" w:sz="6" w:space="0"/>
+              <w:left w:val="single" w:color="1F1F1F" w:sz="6" w:space="0"/>
+              <w:bottom w:val="single" w:color="1F1F1F" w:sz="6" w:space="0"/>
+              <w:right w:val="single" w:color="1F1F1F" w:sz="6" w:space="0"/>
             </w:tcBorders>
             <w:tcMar>
               <w:top w:w="240" w:type="dxa"/>
@@ -651,10 +672,10 @@
           <w:tcPr>
             <w:tcW w:w="6645" w:type="dxa"/>
             <w:tcBorders>
-              <w:top w:val="single" w:sz="6" w:space="0" w:color="1F1F1F"/>
-              <w:left w:val="single" w:sz="6" w:space="0" w:color="1F1F1F"/>
-              <w:bottom w:val="single" w:sz="6" w:space="0" w:color="1F1F1F"/>
-              <w:right w:val="single" w:sz="6" w:space="0" w:color="1F1F1F"/>
+              <w:top w:val="single" w:color="1F1F1F" w:sz="6" w:space="0"/>
+              <w:left w:val="single" w:color="1F1F1F" w:sz="6" w:space="0"/>
+              <w:bottom w:val="single" w:color="1F1F1F" w:sz="6" w:space="0"/>
+              <w:right w:val="single" w:color="1F1F1F" w:sz="6" w:space="0"/>
             </w:tcBorders>
             <w:tcMar>
               <w:top w:w="240" w:type="dxa"/>
@@ -687,10 +708,10 @@
           <w:tcPr>
             <w:tcW w:w="2175" w:type="dxa"/>
             <w:tcBorders>
-              <w:top w:val="single" w:sz="6" w:space="0" w:color="1F1F1F"/>
-              <w:left w:val="single" w:sz="6" w:space="0" w:color="1F1F1F"/>
-              <w:bottom w:val="single" w:sz="6" w:space="0" w:color="1F1F1F"/>
-              <w:right w:val="single" w:sz="6" w:space="0" w:color="1F1F1F"/>
+              <w:top w:val="single" w:color="1F1F1F" w:sz="6" w:space="0"/>
+              <w:left w:val="single" w:color="1F1F1F" w:sz="6" w:space="0"/>
+              <w:bottom w:val="single" w:color="1F1F1F" w:sz="6" w:space="0"/>
+              <w:right w:val="single" w:color="1F1F1F" w:sz="6" w:space="0"/>
             </w:tcBorders>
             <w:tcMar>
               <w:top w:w="240" w:type="dxa"/>
@@ -720,10 +741,10 @@
           <w:tcPr>
             <w:tcW w:w="6645" w:type="dxa"/>
             <w:tcBorders>
-              <w:top w:val="single" w:sz="6" w:space="0" w:color="1F1F1F"/>
-              <w:left w:val="single" w:sz="6" w:space="0" w:color="1F1F1F"/>
-              <w:bottom w:val="single" w:sz="6" w:space="0" w:color="1F1F1F"/>
-              <w:right w:val="single" w:sz="6" w:space="0" w:color="1F1F1F"/>
+              <w:top w:val="single" w:color="1F1F1F" w:sz="6" w:space="0"/>
+              <w:left w:val="single" w:color="1F1F1F" w:sz="6" w:space="0"/>
+              <w:bottom w:val="single" w:color="1F1F1F" w:sz="6" w:space="0"/>
+              <w:right w:val="single" w:color="1F1F1F" w:sz="6" w:space="0"/>
             </w:tcBorders>
             <w:tcMar>
               <w:top w:w="240" w:type="dxa"/>
@@ -756,10 +777,10 @@
           <w:tcPr>
             <w:tcW w:w="2175" w:type="dxa"/>
             <w:tcBorders>
-              <w:top w:val="single" w:sz="6" w:space="0" w:color="1F1F1F"/>
-              <w:left w:val="single" w:sz="6" w:space="0" w:color="1F1F1F"/>
-              <w:bottom w:val="single" w:sz="6" w:space="0" w:color="1F1F1F"/>
-              <w:right w:val="single" w:sz="6" w:space="0" w:color="1F1F1F"/>
+              <w:top w:val="single" w:color="1F1F1F" w:sz="6" w:space="0"/>
+              <w:left w:val="single" w:color="1F1F1F" w:sz="6" w:space="0"/>
+              <w:bottom w:val="single" w:color="1F1F1F" w:sz="6" w:space="0"/>
+              <w:right w:val="single" w:color="1F1F1F" w:sz="6" w:space="0"/>
             </w:tcBorders>
             <w:tcMar>
               <w:top w:w="240" w:type="dxa"/>
@@ -789,10 +810,10 @@
           <w:tcPr>
             <w:tcW w:w="6645" w:type="dxa"/>
             <w:tcBorders>
-              <w:top w:val="single" w:sz="6" w:space="0" w:color="1F1F1F"/>
-              <w:left w:val="single" w:sz="6" w:space="0" w:color="1F1F1F"/>
-              <w:bottom w:val="single" w:sz="6" w:space="0" w:color="1F1F1F"/>
-              <w:right w:val="single" w:sz="6" w:space="0" w:color="1F1F1F"/>
+              <w:top w:val="single" w:color="1F1F1F" w:sz="6" w:space="0"/>
+              <w:left w:val="single" w:color="1F1F1F" w:sz="6" w:space="0"/>
+              <w:bottom w:val="single" w:color="1F1F1F" w:sz="6" w:space="0"/>
+              <w:right w:val="single" w:color="1F1F1F" w:sz="6" w:space="0"/>
             </w:tcBorders>
             <w:tcMar>
               <w:top w:w="240" w:type="dxa"/>
@@ -825,10 +846,10 @@
           <w:tcPr>
             <w:tcW w:w="2175" w:type="dxa"/>
             <w:tcBorders>
-              <w:top w:val="single" w:sz="6" w:space="0" w:color="1F1F1F"/>
-              <w:left w:val="single" w:sz="6" w:space="0" w:color="1F1F1F"/>
-              <w:bottom w:val="single" w:sz="6" w:space="0" w:color="1F1F1F"/>
-              <w:right w:val="single" w:sz="6" w:space="0" w:color="1F1F1F"/>
+              <w:top w:val="single" w:color="1F1F1F" w:sz="6" w:space="0"/>
+              <w:left w:val="single" w:color="1F1F1F" w:sz="6" w:space="0"/>
+              <w:bottom w:val="single" w:color="1F1F1F" w:sz="6" w:space="0"/>
+              <w:right w:val="single" w:color="1F1F1F" w:sz="6" w:space="0"/>
             </w:tcBorders>
             <w:tcMar>
               <w:top w:w="240" w:type="dxa"/>
@@ -858,10 +879,10 @@
           <w:tcPr>
             <w:tcW w:w="6645" w:type="dxa"/>
             <w:tcBorders>
-              <w:top w:val="single" w:sz="6" w:space="0" w:color="1F1F1F"/>
-              <w:left w:val="single" w:sz="6" w:space="0" w:color="1F1F1F"/>
-              <w:bottom w:val="single" w:sz="6" w:space="0" w:color="1F1F1F"/>
-              <w:right w:val="single" w:sz="6" w:space="0" w:color="1F1F1F"/>
+              <w:top w:val="single" w:color="1F1F1F" w:sz="6" w:space="0"/>
+              <w:left w:val="single" w:color="1F1F1F" w:sz="6" w:space="0"/>
+              <w:bottom w:val="single" w:color="1F1F1F" w:sz="6" w:space="0"/>
+              <w:right w:val="single" w:color="1F1F1F" w:sz="6" w:space="0"/>
             </w:tcBorders>
             <w:tcMar>
               <w:top w:w="240" w:type="dxa"/>
@@ -894,10 +915,10 @@
           <w:tcPr>
             <w:tcW w:w="2175" w:type="dxa"/>
             <w:tcBorders>
-              <w:top w:val="single" w:sz="6" w:space="0" w:color="1F1F1F"/>
-              <w:left w:val="single" w:sz="6" w:space="0" w:color="1F1F1F"/>
-              <w:bottom w:val="single" w:sz="6" w:space="0" w:color="1F1F1F"/>
-              <w:right w:val="single" w:sz="6" w:space="0" w:color="1F1F1F"/>
+              <w:top w:val="single" w:color="1F1F1F" w:sz="6" w:space="0"/>
+              <w:left w:val="single" w:color="1F1F1F" w:sz="6" w:space="0"/>
+              <w:bottom w:val="single" w:color="1F1F1F" w:sz="6" w:space="0"/>
+              <w:right w:val="single" w:color="1F1F1F" w:sz="6" w:space="0"/>
             </w:tcBorders>
             <w:tcMar>
               <w:top w:w="240" w:type="dxa"/>
@@ -927,10 +948,10 @@
           <w:tcPr>
             <w:tcW w:w="6645" w:type="dxa"/>
             <w:tcBorders>
-              <w:top w:val="single" w:sz="6" w:space="0" w:color="1F1F1F"/>
-              <w:left w:val="single" w:sz="6" w:space="0" w:color="1F1F1F"/>
-              <w:bottom w:val="single" w:sz="6" w:space="0" w:color="1F1F1F"/>
-              <w:right w:val="single" w:sz="6" w:space="0" w:color="1F1F1F"/>
+              <w:top w:val="single" w:color="1F1F1F" w:sz="6" w:space="0"/>
+              <w:left w:val="single" w:color="1F1F1F" w:sz="6" w:space="0"/>
+              <w:bottom w:val="single" w:color="1F1F1F" w:sz="6" w:space="0"/>
+              <w:right w:val="single" w:color="1F1F1F" w:sz="6" w:space="0"/>
             </w:tcBorders>
             <w:tcMar>
               <w:top w:w="240" w:type="dxa"/>
@@ -963,10 +984,10 @@
           <w:tcPr>
             <w:tcW w:w="2175" w:type="dxa"/>
             <w:tcBorders>
-              <w:top w:val="single" w:sz="6" w:space="0" w:color="1F1F1F"/>
-              <w:left w:val="single" w:sz="6" w:space="0" w:color="1F1F1F"/>
-              <w:bottom w:val="single" w:sz="6" w:space="0" w:color="1F1F1F"/>
-              <w:right w:val="single" w:sz="6" w:space="0" w:color="1F1F1F"/>
+              <w:top w:val="single" w:color="1F1F1F" w:sz="6" w:space="0"/>
+              <w:left w:val="single" w:color="1F1F1F" w:sz="6" w:space="0"/>
+              <w:bottom w:val="single" w:color="1F1F1F" w:sz="6" w:space="0"/>
+              <w:right w:val="single" w:color="1F1F1F" w:sz="6" w:space="0"/>
             </w:tcBorders>
             <w:tcMar>
               <w:top w:w="240" w:type="dxa"/>
@@ -997,10 +1018,10 @@
           <w:tcPr>
             <w:tcW w:w="6645" w:type="dxa"/>
             <w:tcBorders>
-              <w:top w:val="single" w:sz="6" w:space="0" w:color="1F1F1F"/>
-              <w:left w:val="single" w:sz="6" w:space="0" w:color="1F1F1F"/>
-              <w:bottom w:val="single" w:sz="6" w:space="0" w:color="1F1F1F"/>
-              <w:right w:val="single" w:sz="6" w:space="0" w:color="1F1F1F"/>
+              <w:top w:val="single" w:color="1F1F1F" w:sz="6" w:space="0"/>
+              <w:left w:val="single" w:color="1F1F1F" w:sz="6" w:space="0"/>
+              <w:bottom w:val="single" w:color="1F1F1F" w:sz="6" w:space="0"/>
+              <w:right w:val="single" w:color="1F1F1F" w:sz="6" w:space="0"/>
             </w:tcBorders>
             <w:tcMar>
               <w:top w:w="240" w:type="dxa"/>
@@ -1031,14 +1052,14 @@
         <w:pStyle w:val="Nagwek2"/>
         <w:spacing w:before="240" w:after="240"/>
       </w:pPr>
-      <w:bookmarkStart w:id="8" w:name="_cts42h3dtku0" w:colFirst="0" w:colLast="0"/>
+      <w:bookmarkStart w:name="_cts42h3dtku0" w:colFirst="0" w:colLast="0" w:id="8"/>
       <w:bookmarkEnd w:id="8"/>
     </w:p>
     <w:p>
       <w:pPr>
         <w:pStyle w:val="Nagwek2"/>
       </w:pPr>
-      <w:bookmarkStart w:id="9" w:name="_1cz1enrmpf6u" w:colFirst="0" w:colLast="0"/>
+      <w:bookmarkStart w:name="_1cz1enrmpf6u" w:colFirst="0" w:colLast="0" w:id="9"/>
       <w:bookmarkEnd w:id="9"/>
       <w:r>
         <w:t>4.Interfejs użytkownika</w:t>
@@ -1474,12 +1495,31 @@
     <w:p>
       <w:pPr>
         <w:pStyle w:val="Nagwek2"/>
+      </w:pPr>
+      <w:r>
+        <w:rPr/>
+        <w:t>4. Perspektywy przypadków użycia</w:t>
+      </w:r>
+    </w:p>
+    <w:p>
+      <w:pPr>
+        <w:pStyle w:val="Nagwek2"/>
         <w:rPr>
           <w:noProof/>
         </w:rPr>
       </w:pPr>
-      <w:bookmarkStart w:id="10" w:name="_u6uw153jg72q" w:colFirst="0" w:colLast="0"/>
-      <w:bookmarkEnd w:id="10"/>
+      <w:r>
+        <w:rPr/>
+        <w:t>4</w:t>
+      </w:r>
+      <w:r>
+        <w:rPr/>
+        <w:t>.1</w:t>
+      </w:r>
+      <w:r>
+        <w:rPr/>
+        <w:t>.Diagram Przypadków użycia</w:t>
+      </w:r>
       <w:r>
         <w:t>4.Diagram Przypadków użycia</w:t>
       </w:r>
@@ -1530,7 +1570,15 @@
         <w:pStyle w:val="Nagwek2"/>
       </w:pPr>
       <w:r>
-        <w:lastRenderedPageBreak/>
+        <w:rPr/>
+        <w:t>4.1</w:t>
+      </w:r>
+      <w:r>
+        <w:rPr/>
+        <w:t>.2.</w:t>
+      </w:r>
+      <w:r>
+        <w:rPr/>
         <w:t>Opisy przypadków użycia</w:t>
       </w:r>
     </w:p>
@@ -2901,9 +2949,74 @@
         <w:t xml:space="preserve">Zaktualizowane role i uprawnienia użytkowników w systemie (np. nadanie nowemu pracownikowi dostępu do panelu instruktora). </w:t>
       </w:r>
     </w:p>
+    <w:p>
+      <w:pPr>
+        <w:ind w:left="720"/>
+        <w:rPr>
+          <w:lang w:val="pl-PL"/>
+        </w:rPr>
+      </w:pPr>
+    </w:p>
+    <w:p>
+      <w:pPr>
+        <w:pStyle w:val="Nagwek2"/>
+      </w:pPr>
+      <w:r>
+        <w:rPr/>
+        <w:t>4.2.Opisy przypadków użycia</w:t>
+      </w:r>
+    </w:p>
+    <w:p>
+      <w:pPr>
+        <w:pStyle w:val="Normalny"/>
+      </w:pPr>
+      <w:r>
+        <w:drawing>
+          <wp:inline wp14:editId="3B5C66BA" wp14:anchorId="62A6F070">
+            <wp:extent cx="5724525" cy="5133975"/>
+            <wp:effectExtent l="0" t="0" r="0" b="0"/>
+            <wp:docPr id="1956112328" name="drawing"/>
+            <wp:cNvGraphicFramePr>
+              <a:graphicFrameLocks noChangeAspect="1"/>
+            </wp:cNvGraphicFramePr>
+            <a:graphic>
+              <a:graphicData xmlns:a="http://schemas.openxmlformats.org/drawingml/2006/main" uri="http://schemas.openxmlformats.org/drawingml/2006/picture">
+                <pic:pic xmlns:pic="http://schemas.openxmlformats.org/drawingml/2006/picture">
+                  <pic:nvPicPr>
+                    <pic:cNvPr id="1956112328" name="Picture 1956112328"/>
+                    <pic:cNvPicPr/>
+                  </pic:nvPicPr>
+                  <pic:blipFill>
+                    <a:blip xmlns:r="http://schemas.openxmlformats.org/officeDocument/2006/relationships" r:embed="rId1987841104">
+                      <a:extLst>
+                        <a:ext uri="{28A0092B-C50C-407E-A947-70E740481C1C}">
+                          <a14:useLocalDpi xmlns:a14="http://schemas.microsoft.com/office/drawing/2010/main"/>
+                        </a:ext>
+                      </a:extLst>
+                    </a:blip>
+                    <a:stretch>
+                      <a:fillRect/>
+                    </a:stretch>
+                  </pic:blipFill>
+                  <pic:spPr>
+                    <a:xfrm>
+                      <a:off x="0" y="0"/>
+                      <a:ext cx="5724525" cy="5133975"/>
+                    </a:xfrm>
+                    <a:prstGeom prst="rect">
+                      <a:avLst/>
+                    </a:prstGeom>
+                  </pic:spPr>
+                </pic:pic>
+              </a:graphicData>
+            </a:graphic>
+          </wp:inline>
+        </w:drawing>
+      </w:r>
+    </w:p>
     <w:p/>
     <w:sectPr>
-      <w:pgSz w:w="11909" w:h="16834"/>
+      <w:pgSz w:w="11909" w:h="16834" w:orient="portrait"/>
       <w:pgMar w:top="1440" w:right="1440" w:bottom="1440" w:left="1440" w:header="720" w:footer="720" w:gutter="0"/>
       <w:pgNumType w:start="1"/>
       <w:cols w:space="708"/>
@@ -3043,7 +3156,7 @@
         <w:ind w:left="720" w:hanging="360"/>
       </w:pPr>
       <w:rPr>
-        <w:rFonts w:ascii="Symbol" w:hAnsi="Symbol" w:hint="default"/>
+        <w:rFonts w:hint="default" w:ascii="Symbol" w:hAnsi="Symbol"/>
         <w:sz w:val="20"/>
       </w:rPr>
     </w:lvl>
@@ -3059,7 +3172,7 @@
         <w:ind w:left="1440" w:hanging="360"/>
       </w:pPr>
       <w:rPr>
-        <w:rFonts w:ascii="Courier New" w:hAnsi="Courier New" w:hint="default"/>
+        <w:rFonts w:hint="default" w:ascii="Courier New" w:hAnsi="Courier New"/>
         <w:sz w:val="20"/>
       </w:rPr>
     </w:lvl>
@@ -3075,7 +3188,7 @@
         <w:ind w:left="2160" w:hanging="360"/>
       </w:pPr>
       <w:rPr>
-        <w:rFonts w:ascii="Wingdings" w:hAnsi="Wingdings" w:hint="default"/>
+        <w:rFonts w:hint="default" w:ascii="Wingdings" w:hAnsi="Wingdings"/>
         <w:sz w:val="20"/>
       </w:rPr>
     </w:lvl>
@@ -3091,7 +3204,7 @@
         <w:ind w:left="2880" w:hanging="360"/>
       </w:pPr>
       <w:rPr>
-        <w:rFonts w:ascii="Wingdings" w:hAnsi="Wingdings" w:hint="default"/>
+        <w:rFonts w:hint="default" w:ascii="Wingdings" w:hAnsi="Wingdings"/>
         <w:sz w:val="20"/>
       </w:rPr>
     </w:lvl>
@@ -3107,7 +3220,7 @@
         <w:ind w:left="3600" w:hanging="360"/>
       </w:pPr>
       <w:rPr>
-        <w:rFonts w:ascii="Wingdings" w:hAnsi="Wingdings" w:hint="default"/>
+        <w:rFonts w:hint="default" w:ascii="Wingdings" w:hAnsi="Wingdings"/>
         <w:sz w:val="20"/>
       </w:rPr>
     </w:lvl>
@@ -3123,7 +3236,7 @@
         <w:ind w:left="4320" w:hanging="360"/>
       </w:pPr>
       <w:rPr>
-        <w:rFonts w:ascii="Wingdings" w:hAnsi="Wingdings" w:hint="default"/>
+        <w:rFonts w:hint="default" w:ascii="Wingdings" w:hAnsi="Wingdings"/>
         <w:sz w:val="20"/>
       </w:rPr>
     </w:lvl>
@@ -3139,7 +3252,7 @@
         <w:ind w:left="5040" w:hanging="360"/>
       </w:pPr>
       <w:rPr>
-        <w:rFonts w:ascii="Wingdings" w:hAnsi="Wingdings" w:hint="default"/>
+        <w:rFonts w:hint="default" w:ascii="Wingdings" w:hAnsi="Wingdings"/>
         <w:sz w:val="20"/>
       </w:rPr>
     </w:lvl>
@@ -3155,7 +3268,7 @@
         <w:ind w:left="5760" w:hanging="360"/>
       </w:pPr>
       <w:rPr>
-        <w:rFonts w:ascii="Wingdings" w:hAnsi="Wingdings" w:hint="default"/>
+        <w:rFonts w:hint="default" w:ascii="Wingdings" w:hAnsi="Wingdings"/>
         <w:sz w:val="20"/>
       </w:rPr>
     </w:lvl>
@@ -3171,7 +3284,7 @@
         <w:ind w:left="6480" w:hanging="360"/>
       </w:pPr>
       <w:rPr>
-        <w:rFonts w:ascii="Wingdings" w:hAnsi="Wingdings" w:hint="default"/>
+        <w:rFonts w:hint="default" w:ascii="Wingdings" w:hAnsi="Wingdings"/>
         <w:sz w:val="20"/>
       </w:rPr>
     </w:lvl>
@@ -3192,7 +3305,7 @@
         <w:ind w:left="720" w:hanging="360"/>
       </w:pPr>
       <w:rPr>
-        <w:rFonts w:ascii="Symbol" w:hAnsi="Symbol" w:hint="default"/>
+        <w:rFonts w:hint="default" w:ascii="Symbol" w:hAnsi="Symbol"/>
         <w:sz w:val="20"/>
       </w:rPr>
     </w:lvl>
@@ -3208,7 +3321,7 @@
         <w:ind w:left="1440" w:hanging="360"/>
       </w:pPr>
       <w:rPr>
-        <w:rFonts w:ascii="Courier New" w:hAnsi="Courier New" w:hint="default"/>
+        <w:rFonts w:hint="default" w:ascii="Courier New" w:hAnsi="Courier New"/>
         <w:sz w:val="20"/>
       </w:rPr>
     </w:lvl>
@@ -3224,7 +3337,7 @@
         <w:ind w:left="2160" w:hanging="360"/>
       </w:pPr>
       <w:rPr>
-        <w:rFonts w:ascii="Wingdings" w:hAnsi="Wingdings" w:hint="default"/>
+        <w:rFonts w:hint="default" w:ascii="Wingdings" w:hAnsi="Wingdings"/>
         <w:sz w:val="20"/>
       </w:rPr>
     </w:lvl>
@@ -3240,7 +3353,7 @@
         <w:ind w:left="2880" w:hanging="360"/>
       </w:pPr>
       <w:rPr>
-        <w:rFonts w:ascii="Wingdings" w:hAnsi="Wingdings" w:hint="default"/>
+        <w:rFonts w:hint="default" w:ascii="Wingdings" w:hAnsi="Wingdings"/>
         <w:sz w:val="20"/>
       </w:rPr>
     </w:lvl>
@@ -3256,7 +3369,7 @@
         <w:ind w:left="3600" w:hanging="360"/>
       </w:pPr>
       <w:rPr>
-        <w:rFonts w:ascii="Wingdings" w:hAnsi="Wingdings" w:hint="default"/>
+        <w:rFonts w:hint="default" w:ascii="Wingdings" w:hAnsi="Wingdings"/>
         <w:sz w:val="20"/>
       </w:rPr>
     </w:lvl>
@@ -3272,7 +3385,7 @@
         <w:ind w:left="4320" w:hanging="360"/>
       </w:pPr>
       <w:rPr>
-        <w:rFonts w:ascii="Wingdings" w:hAnsi="Wingdings" w:hint="default"/>
+        <w:rFonts w:hint="default" w:ascii="Wingdings" w:hAnsi="Wingdings"/>
         <w:sz w:val="20"/>
       </w:rPr>
     </w:lvl>
@@ -3288,7 +3401,7 @@
         <w:ind w:left="5040" w:hanging="360"/>
       </w:pPr>
       <w:rPr>
-        <w:rFonts w:ascii="Wingdings" w:hAnsi="Wingdings" w:hint="default"/>
+        <w:rFonts w:hint="default" w:ascii="Wingdings" w:hAnsi="Wingdings"/>
         <w:sz w:val="20"/>
       </w:rPr>
     </w:lvl>
@@ -3304,7 +3417,7 @@
         <w:ind w:left="5760" w:hanging="360"/>
       </w:pPr>
       <w:rPr>
-        <w:rFonts w:ascii="Wingdings" w:hAnsi="Wingdings" w:hint="default"/>
+        <w:rFonts w:hint="default" w:ascii="Wingdings" w:hAnsi="Wingdings"/>
         <w:sz w:val="20"/>
       </w:rPr>
     </w:lvl>
@@ -3320,7 +3433,7 @@
         <w:ind w:left="6480" w:hanging="360"/>
       </w:pPr>
       <w:rPr>
-        <w:rFonts w:ascii="Wingdings" w:hAnsi="Wingdings" w:hint="default"/>
+        <w:rFonts w:hint="default" w:ascii="Wingdings" w:hAnsi="Wingdings"/>
         <w:sz w:val="20"/>
       </w:rPr>
     </w:lvl>
@@ -3341,7 +3454,7 @@
         <w:ind w:left="720" w:hanging="360"/>
       </w:pPr>
       <w:rPr>
-        <w:rFonts w:ascii="Symbol" w:hAnsi="Symbol" w:hint="default"/>
+        <w:rFonts w:hint="default" w:ascii="Symbol" w:hAnsi="Symbol"/>
         <w:sz w:val="20"/>
       </w:rPr>
     </w:lvl>
@@ -3357,7 +3470,7 @@
         <w:ind w:left="1440" w:hanging="360"/>
       </w:pPr>
       <w:rPr>
-        <w:rFonts w:ascii="Courier New" w:hAnsi="Courier New" w:hint="default"/>
+        <w:rFonts w:hint="default" w:ascii="Courier New" w:hAnsi="Courier New"/>
         <w:sz w:val="20"/>
       </w:rPr>
     </w:lvl>
@@ -3373,7 +3486,7 @@
         <w:ind w:left="2160" w:hanging="360"/>
       </w:pPr>
       <w:rPr>
-        <w:rFonts w:ascii="Wingdings" w:hAnsi="Wingdings" w:hint="default"/>
+        <w:rFonts w:hint="default" w:ascii="Wingdings" w:hAnsi="Wingdings"/>
         <w:sz w:val="20"/>
       </w:rPr>
     </w:lvl>
@@ -3389,7 +3502,7 @@
         <w:ind w:left="2880" w:hanging="360"/>
       </w:pPr>
       <w:rPr>
-        <w:rFonts w:ascii="Wingdings" w:hAnsi="Wingdings" w:hint="default"/>
+        <w:rFonts w:hint="default" w:ascii="Wingdings" w:hAnsi="Wingdings"/>
         <w:sz w:val="20"/>
       </w:rPr>
     </w:lvl>
@@ -3405,7 +3518,7 @@
         <w:ind w:left="3600" w:hanging="360"/>
       </w:pPr>
       <w:rPr>
-        <w:rFonts w:ascii="Wingdings" w:hAnsi="Wingdings" w:hint="default"/>
+        <w:rFonts w:hint="default" w:ascii="Wingdings" w:hAnsi="Wingdings"/>
         <w:sz w:val="20"/>
       </w:rPr>
     </w:lvl>
@@ -3421,7 +3534,7 @@
         <w:ind w:left="4320" w:hanging="360"/>
       </w:pPr>
       <w:rPr>
-        <w:rFonts w:ascii="Wingdings" w:hAnsi="Wingdings" w:hint="default"/>
+        <w:rFonts w:hint="default" w:ascii="Wingdings" w:hAnsi="Wingdings"/>
         <w:sz w:val="20"/>
       </w:rPr>
     </w:lvl>
@@ -3437,7 +3550,7 @@
         <w:ind w:left="5040" w:hanging="360"/>
       </w:pPr>
       <w:rPr>
-        <w:rFonts w:ascii="Wingdings" w:hAnsi="Wingdings" w:hint="default"/>
+        <w:rFonts w:hint="default" w:ascii="Wingdings" w:hAnsi="Wingdings"/>
         <w:sz w:val="20"/>
       </w:rPr>
     </w:lvl>
@@ -3453,7 +3566,7 @@
         <w:ind w:left="5760" w:hanging="360"/>
       </w:pPr>
       <w:rPr>
-        <w:rFonts w:ascii="Wingdings" w:hAnsi="Wingdings" w:hint="default"/>
+        <w:rFonts w:hint="default" w:ascii="Wingdings" w:hAnsi="Wingdings"/>
         <w:sz w:val="20"/>
       </w:rPr>
     </w:lvl>
@@ -3469,7 +3582,7 @@
         <w:ind w:left="6480" w:hanging="360"/>
       </w:pPr>
       <w:rPr>
-        <w:rFonts w:ascii="Wingdings" w:hAnsi="Wingdings" w:hint="default"/>
+        <w:rFonts w:hint="default" w:ascii="Wingdings" w:hAnsi="Wingdings"/>
         <w:sz w:val="20"/>
       </w:rPr>
     </w:lvl>
@@ -3490,7 +3603,7 @@
         <w:ind w:left="720" w:hanging="360"/>
       </w:pPr>
       <w:rPr>
-        <w:rFonts w:ascii="Symbol" w:hAnsi="Symbol" w:hint="default"/>
+        <w:rFonts w:hint="default" w:ascii="Symbol" w:hAnsi="Symbol"/>
         <w:sz w:val="20"/>
       </w:rPr>
     </w:lvl>
@@ -3506,7 +3619,7 @@
         <w:ind w:left="1440" w:hanging="360"/>
       </w:pPr>
       <w:rPr>
-        <w:rFonts w:ascii="Courier New" w:hAnsi="Courier New" w:hint="default"/>
+        <w:rFonts w:hint="default" w:ascii="Courier New" w:hAnsi="Courier New"/>
         <w:sz w:val="20"/>
       </w:rPr>
     </w:lvl>
@@ -3522,7 +3635,7 @@
         <w:ind w:left="2160" w:hanging="360"/>
       </w:pPr>
       <w:rPr>
-        <w:rFonts w:ascii="Wingdings" w:hAnsi="Wingdings" w:hint="default"/>
+        <w:rFonts w:hint="default" w:ascii="Wingdings" w:hAnsi="Wingdings"/>
         <w:sz w:val="20"/>
       </w:rPr>
     </w:lvl>
@@ -3538,7 +3651,7 @@
         <w:ind w:left="2880" w:hanging="360"/>
       </w:pPr>
       <w:rPr>
-        <w:rFonts w:ascii="Wingdings" w:hAnsi="Wingdings" w:hint="default"/>
+        <w:rFonts w:hint="default" w:ascii="Wingdings" w:hAnsi="Wingdings"/>
         <w:sz w:val="20"/>
       </w:rPr>
     </w:lvl>
@@ -3554,7 +3667,7 @@
         <w:ind w:left="3600" w:hanging="360"/>
       </w:pPr>
       <w:rPr>
-        <w:rFonts w:ascii="Wingdings" w:hAnsi="Wingdings" w:hint="default"/>
+        <w:rFonts w:hint="default" w:ascii="Wingdings" w:hAnsi="Wingdings"/>
         <w:sz w:val="20"/>
       </w:rPr>
     </w:lvl>
@@ -3570,7 +3683,7 @@
         <w:ind w:left="4320" w:hanging="360"/>
       </w:pPr>
       <w:rPr>
-        <w:rFonts w:ascii="Wingdings" w:hAnsi="Wingdings" w:hint="default"/>
+        <w:rFonts w:hint="default" w:ascii="Wingdings" w:hAnsi="Wingdings"/>
         <w:sz w:val="20"/>
       </w:rPr>
     </w:lvl>
@@ -3586,7 +3699,7 @@
         <w:ind w:left="5040" w:hanging="360"/>
       </w:pPr>
       <w:rPr>
-        <w:rFonts w:ascii="Wingdings" w:hAnsi="Wingdings" w:hint="default"/>
+        <w:rFonts w:hint="default" w:ascii="Wingdings" w:hAnsi="Wingdings"/>
         <w:sz w:val="20"/>
       </w:rPr>
     </w:lvl>
@@ -3602,7 +3715,7 @@
         <w:ind w:left="5760" w:hanging="360"/>
       </w:pPr>
       <w:rPr>
-        <w:rFonts w:ascii="Wingdings" w:hAnsi="Wingdings" w:hint="default"/>
+        <w:rFonts w:hint="default" w:ascii="Wingdings" w:hAnsi="Wingdings"/>
         <w:sz w:val="20"/>
       </w:rPr>
     </w:lvl>
@@ -3618,7 +3731,7 @@
         <w:ind w:left="6480" w:hanging="360"/>
       </w:pPr>
       <w:rPr>
-        <w:rFonts w:ascii="Wingdings" w:hAnsi="Wingdings" w:hint="default"/>
+        <w:rFonts w:hint="default" w:ascii="Wingdings" w:hAnsi="Wingdings"/>
         <w:sz w:val="20"/>
       </w:rPr>
     </w:lvl>
@@ -3639,7 +3752,7 @@
         <w:ind w:left="720" w:hanging="360"/>
       </w:pPr>
       <w:rPr>
-        <w:rFonts w:ascii="Symbol" w:hAnsi="Symbol" w:hint="default"/>
+        <w:rFonts w:hint="default" w:ascii="Symbol" w:hAnsi="Symbol"/>
         <w:sz w:val="20"/>
       </w:rPr>
     </w:lvl>
@@ -3655,7 +3768,7 @@
         <w:ind w:left="1440" w:hanging="360"/>
       </w:pPr>
       <w:rPr>
-        <w:rFonts w:ascii="Courier New" w:hAnsi="Courier New" w:hint="default"/>
+        <w:rFonts w:hint="default" w:ascii="Courier New" w:hAnsi="Courier New"/>
         <w:sz w:val="20"/>
       </w:rPr>
     </w:lvl>
@@ -3671,7 +3784,7 @@
         <w:ind w:left="2160" w:hanging="360"/>
       </w:pPr>
       <w:rPr>
-        <w:rFonts w:ascii="Wingdings" w:hAnsi="Wingdings" w:hint="default"/>
+        <w:rFonts w:hint="default" w:ascii="Wingdings" w:hAnsi="Wingdings"/>
         <w:sz w:val="20"/>
       </w:rPr>
     </w:lvl>
@@ -3687,7 +3800,7 @@
         <w:ind w:left="2880" w:hanging="360"/>
       </w:pPr>
       <w:rPr>
-        <w:rFonts w:ascii="Wingdings" w:hAnsi="Wingdings" w:hint="default"/>
+        <w:rFonts w:hint="default" w:ascii="Wingdings" w:hAnsi="Wingdings"/>
         <w:sz w:val="20"/>
       </w:rPr>
     </w:lvl>
@@ -3703,7 +3816,7 @@
         <w:ind w:left="3600" w:hanging="360"/>
       </w:pPr>
       <w:rPr>
-        <w:rFonts w:ascii="Wingdings" w:hAnsi="Wingdings" w:hint="default"/>
+        <w:rFonts w:hint="default" w:ascii="Wingdings" w:hAnsi="Wingdings"/>
         <w:sz w:val="20"/>
       </w:rPr>
     </w:lvl>
@@ -3719,7 +3832,7 @@
         <w:ind w:left="4320" w:hanging="360"/>
       </w:pPr>
       <w:rPr>
-        <w:rFonts w:ascii="Wingdings" w:hAnsi="Wingdings" w:hint="default"/>
+        <w:rFonts w:hint="default" w:ascii="Wingdings" w:hAnsi="Wingdings"/>
         <w:sz w:val="20"/>
       </w:rPr>
     </w:lvl>
@@ -3735,7 +3848,7 @@
         <w:ind w:left="5040" w:hanging="360"/>
       </w:pPr>
       <w:rPr>
-        <w:rFonts w:ascii="Wingdings" w:hAnsi="Wingdings" w:hint="default"/>
+        <w:rFonts w:hint="default" w:ascii="Wingdings" w:hAnsi="Wingdings"/>
         <w:sz w:val="20"/>
       </w:rPr>
     </w:lvl>
@@ -3751,7 +3864,7 @@
         <w:ind w:left="5760" w:hanging="360"/>
       </w:pPr>
       <w:rPr>
-        <w:rFonts w:ascii="Wingdings" w:hAnsi="Wingdings" w:hint="default"/>
+        <w:rFonts w:hint="default" w:ascii="Wingdings" w:hAnsi="Wingdings"/>
         <w:sz w:val="20"/>
       </w:rPr>
     </w:lvl>
@@ -3767,7 +3880,7 @@
         <w:ind w:left="6480" w:hanging="360"/>
       </w:pPr>
       <w:rPr>
-        <w:rFonts w:ascii="Wingdings" w:hAnsi="Wingdings" w:hint="default"/>
+        <w:rFonts w:hint="default" w:ascii="Wingdings" w:hAnsi="Wingdings"/>
         <w:sz w:val="20"/>
       </w:rPr>
     </w:lvl>
@@ -3788,7 +3901,7 @@
         <w:ind w:left="720" w:hanging="360"/>
       </w:pPr>
       <w:rPr>
-        <w:rFonts w:ascii="Symbol" w:hAnsi="Symbol" w:hint="default"/>
+        <w:rFonts w:hint="default" w:ascii="Symbol" w:hAnsi="Symbol"/>
         <w:sz w:val="20"/>
       </w:rPr>
     </w:lvl>
@@ -3804,7 +3917,7 @@
         <w:ind w:left="1440" w:hanging="360"/>
       </w:pPr>
       <w:rPr>
-        <w:rFonts w:ascii="Courier New" w:hAnsi="Courier New" w:hint="default"/>
+        <w:rFonts w:hint="default" w:ascii="Courier New" w:hAnsi="Courier New"/>
         <w:sz w:val="20"/>
       </w:rPr>
     </w:lvl>
@@ -3820,7 +3933,7 @@
         <w:ind w:left="2160" w:hanging="360"/>
       </w:pPr>
       <w:rPr>
-        <w:rFonts w:ascii="Wingdings" w:hAnsi="Wingdings" w:hint="default"/>
+        <w:rFonts w:hint="default" w:ascii="Wingdings" w:hAnsi="Wingdings"/>
         <w:sz w:val="20"/>
       </w:rPr>
     </w:lvl>
@@ -3836,7 +3949,7 @@
         <w:ind w:left="2880" w:hanging="360"/>
       </w:pPr>
       <w:rPr>
-        <w:rFonts w:ascii="Wingdings" w:hAnsi="Wingdings" w:hint="default"/>
+        <w:rFonts w:hint="default" w:ascii="Wingdings" w:hAnsi="Wingdings"/>
         <w:sz w:val="20"/>
       </w:rPr>
     </w:lvl>
@@ -3852,7 +3965,7 @@
         <w:ind w:left="3600" w:hanging="360"/>
       </w:pPr>
       <w:rPr>
-        <w:rFonts w:ascii="Wingdings" w:hAnsi="Wingdings" w:hint="default"/>
+        <w:rFonts w:hint="default" w:ascii="Wingdings" w:hAnsi="Wingdings"/>
         <w:sz w:val="20"/>
       </w:rPr>
     </w:lvl>
@@ -3868,7 +3981,7 @@
         <w:ind w:left="4320" w:hanging="360"/>
       </w:pPr>
       <w:rPr>
-        <w:rFonts w:ascii="Wingdings" w:hAnsi="Wingdings" w:hint="default"/>
+        <w:rFonts w:hint="default" w:ascii="Wingdings" w:hAnsi="Wingdings"/>
         <w:sz w:val="20"/>
       </w:rPr>
     </w:lvl>
@@ -3884,7 +3997,7 @@
         <w:ind w:left="5040" w:hanging="360"/>
       </w:pPr>
       <w:rPr>
-        <w:rFonts w:ascii="Wingdings" w:hAnsi="Wingdings" w:hint="default"/>
+        <w:rFonts w:hint="default" w:ascii="Wingdings" w:hAnsi="Wingdings"/>
         <w:sz w:val="20"/>
       </w:rPr>
     </w:lvl>
@@ -3900,7 +4013,7 @@
         <w:ind w:left="5760" w:hanging="360"/>
       </w:pPr>
       <w:rPr>
-        <w:rFonts w:ascii="Wingdings" w:hAnsi="Wingdings" w:hint="default"/>
+        <w:rFonts w:hint="default" w:ascii="Wingdings" w:hAnsi="Wingdings"/>
         <w:sz w:val="20"/>
       </w:rPr>
     </w:lvl>
@@ -3916,7 +4029,7 @@
         <w:ind w:left="6480" w:hanging="360"/>
       </w:pPr>
       <w:rPr>
-        <w:rFonts w:ascii="Wingdings" w:hAnsi="Wingdings" w:hint="default"/>
+        <w:rFonts w:hint="default" w:ascii="Wingdings" w:hAnsi="Wingdings"/>
         <w:sz w:val="20"/>
       </w:rPr>
     </w:lvl>
@@ -3937,7 +4050,7 @@
         <w:ind w:left="1800" w:hanging="360"/>
       </w:pPr>
       <w:rPr>
-        <w:rFonts w:ascii="Symbol" w:hAnsi="Symbol" w:hint="default"/>
+        <w:rFonts w:hint="default" w:ascii="Symbol" w:hAnsi="Symbol"/>
         <w:sz w:val="20"/>
       </w:rPr>
     </w:lvl>
@@ -3950,7 +4063,7 @@
         <w:ind w:left="2520" w:hanging="360"/>
       </w:pPr>
       <w:rPr>
-        <w:rFonts w:ascii="Courier New" w:hAnsi="Courier New" w:cs="Courier New" w:hint="default"/>
+        <w:rFonts w:hint="default" w:ascii="Courier New" w:hAnsi="Courier New" w:cs="Courier New"/>
       </w:rPr>
     </w:lvl>
     <w:lvl w:ilvl="2" w:tentative="1">
@@ -3965,7 +4078,7 @@
         <w:ind w:left="3240" w:hanging="360"/>
       </w:pPr>
       <w:rPr>
-        <w:rFonts w:ascii="Wingdings" w:hAnsi="Wingdings" w:hint="default"/>
+        <w:rFonts w:hint="default" w:ascii="Wingdings" w:hAnsi="Wingdings"/>
         <w:sz w:val="20"/>
       </w:rPr>
     </w:lvl>
@@ -3981,7 +4094,7 @@
         <w:ind w:left="3960" w:hanging="360"/>
       </w:pPr>
       <w:rPr>
-        <w:rFonts w:ascii="Wingdings" w:hAnsi="Wingdings" w:hint="default"/>
+        <w:rFonts w:hint="default" w:ascii="Wingdings" w:hAnsi="Wingdings"/>
         <w:sz w:val="20"/>
       </w:rPr>
     </w:lvl>
@@ -3997,7 +4110,7 @@
         <w:ind w:left="4680" w:hanging="360"/>
       </w:pPr>
       <w:rPr>
-        <w:rFonts w:ascii="Wingdings" w:hAnsi="Wingdings" w:hint="default"/>
+        <w:rFonts w:hint="default" w:ascii="Wingdings" w:hAnsi="Wingdings"/>
         <w:sz w:val="20"/>
       </w:rPr>
     </w:lvl>
@@ -4013,7 +4126,7 @@
         <w:ind w:left="5400" w:hanging="360"/>
       </w:pPr>
       <w:rPr>
-        <w:rFonts w:ascii="Wingdings" w:hAnsi="Wingdings" w:hint="default"/>
+        <w:rFonts w:hint="default" w:ascii="Wingdings" w:hAnsi="Wingdings"/>
         <w:sz w:val="20"/>
       </w:rPr>
     </w:lvl>
@@ -4029,7 +4142,7 @@
         <w:ind w:left="6120" w:hanging="360"/>
       </w:pPr>
       <w:rPr>
-        <w:rFonts w:ascii="Wingdings" w:hAnsi="Wingdings" w:hint="default"/>
+        <w:rFonts w:hint="default" w:ascii="Wingdings" w:hAnsi="Wingdings"/>
         <w:sz w:val="20"/>
       </w:rPr>
     </w:lvl>
@@ -4045,7 +4158,7 @@
         <w:ind w:left="6840" w:hanging="360"/>
       </w:pPr>
       <w:rPr>
-        <w:rFonts w:ascii="Wingdings" w:hAnsi="Wingdings" w:hint="default"/>
+        <w:rFonts w:hint="default" w:ascii="Wingdings" w:hAnsi="Wingdings"/>
         <w:sz w:val="20"/>
       </w:rPr>
     </w:lvl>
@@ -4061,7 +4174,7 @@
         <w:ind w:left="7560" w:hanging="360"/>
       </w:pPr>
       <w:rPr>
-        <w:rFonts w:ascii="Wingdings" w:hAnsi="Wingdings" w:hint="default"/>
+        <w:rFonts w:hint="default" w:ascii="Wingdings" w:hAnsi="Wingdings"/>
         <w:sz w:val="20"/>
       </w:rPr>
     </w:lvl>
@@ -4082,7 +4195,7 @@
         <w:ind w:left="720" w:hanging="360"/>
       </w:pPr>
       <w:rPr>
-        <w:rFonts w:ascii="Symbol" w:hAnsi="Symbol" w:hint="default"/>
+        <w:rFonts w:hint="default" w:ascii="Symbol" w:hAnsi="Symbol"/>
         <w:sz w:val="20"/>
       </w:rPr>
     </w:lvl>
@@ -4098,7 +4211,7 @@
         <w:ind w:left="1440" w:hanging="360"/>
       </w:pPr>
       <w:rPr>
-        <w:rFonts w:ascii="Courier New" w:hAnsi="Courier New" w:hint="default"/>
+        <w:rFonts w:hint="default" w:ascii="Courier New" w:hAnsi="Courier New"/>
         <w:sz w:val="20"/>
       </w:rPr>
     </w:lvl>
@@ -4114,7 +4227,7 @@
         <w:ind w:left="2160" w:hanging="360"/>
       </w:pPr>
       <w:rPr>
-        <w:rFonts w:ascii="Wingdings" w:hAnsi="Wingdings" w:hint="default"/>
+        <w:rFonts w:hint="default" w:ascii="Wingdings" w:hAnsi="Wingdings"/>
         <w:sz w:val="20"/>
       </w:rPr>
     </w:lvl>
@@ -4130,7 +4243,7 @@
         <w:ind w:left="2880" w:hanging="360"/>
       </w:pPr>
       <w:rPr>
-        <w:rFonts w:ascii="Wingdings" w:hAnsi="Wingdings" w:hint="default"/>
+        <w:rFonts w:hint="default" w:ascii="Wingdings" w:hAnsi="Wingdings"/>
         <w:sz w:val="20"/>
       </w:rPr>
     </w:lvl>
@@ -4146,7 +4259,7 @@
         <w:ind w:left="3600" w:hanging="360"/>
       </w:pPr>
       <w:rPr>
-        <w:rFonts w:ascii="Wingdings" w:hAnsi="Wingdings" w:hint="default"/>
+        <w:rFonts w:hint="default" w:ascii="Wingdings" w:hAnsi="Wingdings"/>
         <w:sz w:val="20"/>
       </w:rPr>
     </w:lvl>
@@ -4162,7 +4275,7 @@
         <w:ind w:left="4320" w:hanging="360"/>
       </w:pPr>
       <w:rPr>
-        <w:rFonts w:ascii="Wingdings" w:hAnsi="Wingdings" w:hint="default"/>
+        <w:rFonts w:hint="default" w:ascii="Wingdings" w:hAnsi="Wingdings"/>
         <w:sz w:val="20"/>
       </w:rPr>
     </w:lvl>
@@ -4178,7 +4291,7 @@
         <w:ind w:left="5040" w:hanging="360"/>
       </w:pPr>
       <w:rPr>
-        <w:rFonts w:ascii="Wingdings" w:hAnsi="Wingdings" w:hint="default"/>
+        <w:rFonts w:hint="default" w:ascii="Wingdings" w:hAnsi="Wingdings"/>
         <w:sz w:val="20"/>
       </w:rPr>
     </w:lvl>
@@ -4194,7 +4307,7 @@
         <w:ind w:left="5760" w:hanging="360"/>
       </w:pPr>
       <w:rPr>
-        <w:rFonts w:ascii="Wingdings" w:hAnsi="Wingdings" w:hint="default"/>
+        <w:rFonts w:hint="default" w:ascii="Wingdings" w:hAnsi="Wingdings"/>
         <w:sz w:val="20"/>
       </w:rPr>
     </w:lvl>
@@ -4210,7 +4323,7 @@
         <w:ind w:left="6480" w:hanging="360"/>
       </w:pPr>
       <w:rPr>
-        <w:rFonts w:ascii="Wingdings" w:hAnsi="Wingdings" w:hint="default"/>
+        <w:rFonts w:hint="default" w:ascii="Wingdings" w:hAnsi="Wingdings"/>
         <w:sz w:val="20"/>
       </w:rPr>
     </w:lvl>
@@ -4231,7 +4344,7 @@
         <w:ind w:left="720" w:hanging="360"/>
       </w:pPr>
       <w:rPr>
-        <w:rFonts w:ascii="Symbol" w:hAnsi="Symbol" w:hint="default"/>
+        <w:rFonts w:hint="default" w:ascii="Symbol" w:hAnsi="Symbol"/>
         <w:sz w:val="20"/>
       </w:rPr>
     </w:lvl>
@@ -4247,7 +4360,7 @@
         <w:ind w:left="1440" w:hanging="360"/>
       </w:pPr>
       <w:rPr>
-        <w:rFonts w:ascii="Courier New" w:hAnsi="Courier New" w:hint="default"/>
+        <w:rFonts w:hint="default" w:ascii="Courier New" w:hAnsi="Courier New"/>
         <w:sz w:val="20"/>
       </w:rPr>
     </w:lvl>
@@ -4263,7 +4376,7 @@
         <w:ind w:left="2160" w:hanging="360"/>
       </w:pPr>
       <w:rPr>
-        <w:rFonts w:ascii="Wingdings" w:hAnsi="Wingdings" w:hint="default"/>
+        <w:rFonts w:hint="default" w:ascii="Wingdings" w:hAnsi="Wingdings"/>
         <w:sz w:val="20"/>
       </w:rPr>
     </w:lvl>
@@ -4279,7 +4392,7 @@
         <w:ind w:left="2880" w:hanging="360"/>
       </w:pPr>
       <w:rPr>
-        <w:rFonts w:ascii="Wingdings" w:hAnsi="Wingdings" w:hint="default"/>
+        <w:rFonts w:hint="default" w:ascii="Wingdings" w:hAnsi="Wingdings"/>
         <w:sz w:val="20"/>
       </w:rPr>
     </w:lvl>
@@ -4295,7 +4408,7 @@
         <w:ind w:left="3600" w:hanging="360"/>
       </w:pPr>
       <w:rPr>
-        <w:rFonts w:ascii="Wingdings" w:hAnsi="Wingdings" w:hint="default"/>
+        <w:rFonts w:hint="default" w:ascii="Wingdings" w:hAnsi="Wingdings"/>
         <w:sz w:val="20"/>
       </w:rPr>
     </w:lvl>
@@ -4311,7 +4424,7 @@
         <w:ind w:left="4320" w:hanging="360"/>
       </w:pPr>
       <w:rPr>
-        <w:rFonts w:ascii="Wingdings" w:hAnsi="Wingdings" w:hint="default"/>
+        <w:rFonts w:hint="default" w:ascii="Wingdings" w:hAnsi="Wingdings"/>
         <w:sz w:val="20"/>
       </w:rPr>
     </w:lvl>
@@ -4327,7 +4440,7 @@
         <w:ind w:left="5040" w:hanging="360"/>
       </w:pPr>
       <w:rPr>
-        <w:rFonts w:ascii="Wingdings" w:hAnsi="Wingdings" w:hint="default"/>
+        <w:rFonts w:hint="default" w:ascii="Wingdings" w:hAnsi="Wingdings"/>
         <w:sz w:val="20"/>
       </w:rPr>
     </w:lvl>
@@ -4343,7 +4456,7 @@
         <w:ind w:left="5760" w:hanging="360"/>
       </w:pPr>
       <w:rPr>
-        <w:rFonts w:ascii="Wingdings" w:hAnsi="Wingdings" w:hint="default"/>
+        <w:rFonts w:hint="default" w:ascii="Wingdings" w:hAnsi="Wingdings"/>
         <w:sz w:val="20"/>
       </w:rPr>
     </w:lvl>
@@ -4359,7 +4472,7 @@
         <w:ind w:left="6480" w:hanging="360"/>
       </w:pPr>
       <w:rPr>
-        <w:rFonts w:ascii="Wingdings" w:hAnsi="Wingdings" w:hint="default"/>
+        <w:rFonts w:hint="default" w:ascii="Wingdings" w:hAnsi="Wingdings"/>
         <w:sz w:val="20"/>
       </w:rPr>
     </w:lvl>
@@ -4380,7 +4493,7 @@
         <w:ind w:left="720" w:hanging="360"/>
       </w:pPr>
       <w:rPr>
-        <w:rFonts w:ascii="Symbol" w:hAnsi="Symbol" w:hint="default"/>
+        <w:rFonts w:hint="default" w:ascii="Symbol" w:hAnsi="Symbol"/>
         <w:sz w:val="20"/>
       </w:rPr>
     </w:lvl>
@@ -4396,7 +4509,7 @@
         <w:ind w:left="1440" w:hanging="360"/>
       </w:pPr>
       <w:rPr>
-        <w:rFonts w:ascii="Courier New" w:hAnsi="Courier New" w:hint="default"/>
+        <w:rFonts w:hint="default" w:ascii="Courier New" w:hAnsi="Courier New"/>
         <w:sz w:val="20"/>
       </w:rPr>
     </w:lvl>
@@ -4412,7 +4525,7 @@
         <w:ind w:left="2160" w:hanging="360"/>
       </w:pPr>
       <w:rPr>
-        <w:rFonts w:ascii="Wingdings" w:hAnsi="Wingdings" w:hint="default"/>
+        <w:rFonts w:hint="default" w:ascii="Wingdings" w:hAnsi="Wingdings"/>
         <w:sz w:val="20"/>
       </w:rPr>
     </w:lvl>
@@ -4428,7 +4541,7 @@
         <w:ind w:left="2880" w:hanging="360"/>
       </w:pPr>
       <w:rPr>
-        <w:rFonts w:ascii="Wingdings" w:hAnsi="Wingdings" w:hint="default"/>
+        <w:rFonts w:hint="default" w:ascii="Wingdings" w:hAnsi="Wingdings"/>
         <w:sz w:val="20"/>
       </w:rPr>
     </w:lvl>
@@ -4444,7 +4557,7 @@
         <w:ind w:left="3600" w:hanging="360"/>
       </w:pPr>
       <w:rPr>
-        <w:rFonts w:ascii="Wingdings" w:hAnsi="Wingdings" w:hint="default"/>
+        <w:rFonts w:hint="default" w:ascii="Wingdings" w:hAnsi="Wingdings"/>
         <w:sz w:val="20"/>
       </w:rPr>
     </w:lvl>
@@ -4460,7 +4573,7 @@
         <w:ind w:left="4320" w:hanging="360"/>
       </w:pPr>
       <w:rPr>
-        <w:rFonts w:ascii="Wingdings" w:hAnsi="Wingdings" w:hint="default"/>
+        <w:rFonts w:hint="default" w:ascii="Wingdings" w:hAnsi="Wingdings"/>
         <w:sz w:val="20"/>
       </w:rPr>
     </w:lvl>
@@ -4476,7 +4589,7 @@
         <w:ind w:left="5040" w:hanging="360"/>
       </w:pPr>
       <w:rPr>
-        <w:rFonts w:ascii="Wingdings" w:hAnsi="Wingdings" w:hint="default"/>
+        <w:rFonts w:hint="default" w:ascii="Wingdings" w:hAnsi="Wingdings"/>
         <w:sz w:val="20"/>
       </w:rPr>
     </w:lvl>
@@ -4492,7 +4605,7 @@
         <w:ind w:left="5760" w:hanging="360"/>
       </w:pPr>
       <w:rPr>
-        <w:rFonts w:ascii="Wingdings" w:hAnsi="Wingdings" w:hint="default"/>
+        <w:rFonts w:hint="default" w:ascii="Wingdings" w:hAnsi="Wingdings"/>
         <w:sz w:val="20"/>
       </w:rPr>
     </w:lvl>
@@ -4508,7 +4621,7 @@
         <w:ind w:left="6480" w:hanging="360"/>
       </w:pPr>
       <w:rPr>
-        <w:rFonts w:ascii="Wingdings" w:hAnsi="Wingdings" w:hint="default"/>
+        <w:rFonts w:hint="default" w:ascii="Wingdings" w:hAnsi="Wingdings"/>
         <w:sz w:val="20"/>
       </w:rPr>
     </w:lvl>
@@ -4529,7 +4642,7 @@
         <w:ind w:left="720" w:hanging="360"/>
       </w:pPr>
       <w:rPr>
-        <w:rFonts w:ascii="Symbol" w:hAnsi="Symbol" w:hint="default"/>
+        <w:rFonts w:hint="default" w:ascii="Symbol" w:hAnsi="Symbol"/>
         <w:sz w:val="20"/>
       </w:rPr>
     </w:lvl>
@@ -4545,7 +4658,7 @@
         <w:ind w:left="1440" w:hanging="360"/>
       </w:pPr>
       <w:rPr>
-        <w:rFonts w:ascii="Courier New" w:hAnsi="Courier New" w:hint="default"/>
+        <w:rFonts w:hint="default" w:ascii="Courier New" w:hAnsi="Courier New"/>
         <w:sz w:val="20"/>
       </w:rPr>
     </w:lvl>
@@ -4561,7 +4674,7 @@
         <w:ind w:left="2160" w:hanging="360"/>
       </w:pPr>
       <w:rPr>
-        <w:rFonts w:ascii="Wingdings" w:hAnsi="Wingdings" w:hint="default"/>
+        <w:rFonts w:hint="default" w:ascii="Wingdings" w:hAnsi="Wingdings"/>
         <w:sz w:val="20"/>
       </w:rPr>
     </w:lvl>
@@ -4577,7 +4690,7 @@
         <w:ind w:left="2880" w:hanging="360"/>
       </w:pPr>
       <w:rPr>
-        <w:rFonts w:ascii="Wingdings" w:hAnsi="Wingdings" w:hint="default"/>
+        <w:rFonts w:hint="default" w:ascii="Wingdings" w:hAnsi="Wingdings"/>
         <w:sz w:val="20"/>
       </w:rPr>
     </w:lvl>
@@ -4593,7 +4706,7 @@
         <w:ind w:left="3600" w:hanging="360"/>
       </w:pPr>
       <w:rPr>
-        <w:rFonts w:ascii="Wingdings" w:hAnsi="Wingdings" w:hint="default"/>
+        <w:rFonts w:hint="default" w:ascii="Wingdings" w:hAnsi="Wingdings"/>
         <w:sz w:val="20"/>
       </w:rPr>
     </w:lvl>
@@ -4609,7 +4722,7 @@
         <w:ind w:left="4320" w:hanging="360"/>
       </w:pPr>
       <w:rPr>
-        <w:rFonts w:ascii="Wingdings" w:hAnsi="Wingdings" w:hint="default"/>
+        <w:rFonts w:hint="default" w:ascii="Wingdings" w:hAnsi="Wingdings"/>
         <w:sz w:val="20"/>
       </w:rPr>
     </w:lvl>
@@ -4625,7 +4738,7 @@
         <w:ind w:left="5040" w:hanging="360"/>
       </w:pPr>
       <w:rPr>
-        <w:rFonts w:ascii="Wingdings" w:hAnsi="Wingdings" w:hint="default"/>
+        <w:rFonts w:hint="default" w:ascii="Wingdings" w:hAnsi="Wingdings"/>
         <w:sz w:val="20"/>
       </w:rPr>
     </w:lvl>
@@ -4641,7 +4754,7 @@
         <w:ind w:left="5760" w:hanging="360"/>
       </w:pPr>
       <w:rPr>
-        <w:rFonts w:ascii="Wingdings" w:hAnsi="Wingdings" w:hint="default"/>
+        <w:rFonts w:hint="default" w:ascii="Wingdings" w:hAnsi="Wingdings"/>
         <w:sz w:val="20"/>
       </w:rPr>
     </w:lvl>
@@ -4657,7 +4770,7 @@
         <w:ind w:left="6480" w:hanging="360"/>
       </w:pPr>
       <w:rPr>
-        <w:rFonts w:ascii="Wingdings" w:hAnsi="Wingdings" w:hint="default"/>
+        <w:rFonts w:hint="default" w:ascii="Wingdings" w:hAnsi="Wingdings"/>
         <w:sz w:val="20"/>
       </w:rPr>
     </w:lvl>
@@ -4678,7 +4791,7 @@
         <w:ind w:left="1080" w:hanging="360"/>
       </w:pPr>
       <w:rPr>
-        <w:rFonts w:ascii="Symbol" w:hAnsi="Symbol" w:hint="default"/>
+        <w:rFonts w:hint="default" w:ascii="Symbol" w:hAnsi="Symbol"/>
         <w:sz w:val="20"/>
       </w:rPr>
     </w:lvl>
@@ -4691,7 +4804,7 @@
         <w:ind w:left="1800" w:hanging="360"/>
       </w:pPr>
       <w:rPr>
-        <w:rFonts w:ascii="Symbol" w:hAnsi="Symbol" w:hint="default"/>
+        <w:rFonts w:hint="default" w:ascii="Symbol" w:hAnsi="Symbol"/>
       </w:rPr>
     </w:lvl>
     <w:lvl w:ilvl="2" w:tentative="1">
@@ -4706,7 +4819,7 @@
         <w:ind w:left="2520" w:hanging="360"/>
       </w:pPr>
       <w:rPr>
-        <w:rFonts w:ascii="Wingdings" w:hAnsi="Wingdings" w:hint="default"/>
+        <w:rFonts w:hint="default" w:ascii="Wingdings" w:hAnsi="Wingdings"/>
         <w:sz w:val="20"/>
       </w:rPr>
     </w:lvl>
@@ -4722,7 +4835,7 @@
         <w:ind w:left="3240" w:hanging="360"/>
       </w:pPr>
       <w:rPr>
-        <w:rFonts w:ascii="Wingdings" w:hAnsi="Wingdings" w:hint="default"/>
+        <w:rFonts w:hint="default" w:ascii="Wingdings" w:hAnsi="Wingdings"/>
         <w:sz w:val="20"/>
       </w:rPr>
     </w:lvl>
@@ -4738,7 +4851,7 @@
         <w:ind w:left="3960" w:hanging="360"/>
       </w:pPr>
       <w:rPr>
-        <w:rFonts w:ascii="Wingdings" w:hAnsi="Wingdings" w:hint="default"/>
+        <w:rFonts w:hint="default" w:ascii="Wingdings" w:hAnsi="Wingdings"/>
         <w:sz w:val="20"/>
       </w:rPr>
     </w:lvl>
@@ -4754,7 +4867,7 @@
         <w:ind w:left="4680" w:hanging="360"/>
       </w:pPr>
       <w:rPr>
-        <w:rFonts w:ascii="Wingdings" w:hAnsi="Wingdings" w:hint="default"/>
+        <w:rFonts w:hint="default" w:ascii="Wingdings" w:hAnsi="Wingdings"/>
         <w:sz w:val="20"/>
       </w:rPr>
     </w:lvl>
@@ -4770,7 +4883,7 @@
         <w:ind w:left="5400" w:hanging="360"/>
       </w:pPr>
       <w:rPr>
-        <w:rFonts w:ascii="Wingdings" w:hAnsi="Wingdings" w:hint="default"/>
+        <w:rFonts w:hint="default" w:ascii="Wingdings" w:hAnsi="Wingdings"/>
         <w:sz w:val="20"/>
       </w:rPr>
     </w:lvl>
@@ -4786,7 +4899,7 @@
         <w:ind w:left="6120" w:hanging="360"/>
       </w:pPr>
       <w:rPr>
-        <w:rFonts w:ascii="Wingdings" w:hAnsi="Wingdings" w:hint="default"/>
+        <w:rFonts w:hint="default" w:ascii="Wingdings" w:hAnsi="Wingdings"/>
         <w:sz w:val="20"/>
       </w:rPr>
     </w:lvl>
@@ -4802,7 +4915,7 @@
         <w:ind w:left="6840" w:hanging="360"/>
       </w:pPr>
       <w:rPr>
-        <w:rFonts w:ascii="Wingdings" w:hAnsi="Wingdings" w:hint="default"/>
+        <w:rFonts w:hint="default" w:ascii="Wingdings" w:hAnsi="Wingdings"/>
         <w:sz w:val="20"/>
       </w:rPr>
     </w:lvl>
@@ -4823,7 +4936,7 @@
         <w:ind w:left="1080" w:hanging="360"/>
       </w:pPr>
       <w:rPr>
-        <w:rFonts w:ascii="Symbol" w:hAnsi="Symbol" w:hint="default"/>
+        <w:rFonts w:hint="default" w:ascii="Symbol" w:hAnsi="Symbol"/>
         <w:sz w:val="20"/>
       </w:rPr>
     </w:lvl>
@@ -4836,7 +4949,7 @@
         <w:ind w:left="1800" w:hanging="360"/>
       </w:pPr>
       <w:rPr>
-        <w:rFonts w:ascii="Symbol" w:hAnsi="Symbol" w:hint="default"/>
+        <w:rFonts w:hint="default" w:ascii="Symbol" w:hAnsi="Symbol"/>
       </w:rPr>
     </w:lvl>
     <w:lvl w:ilvl="2" w:tentative="1">
@@ -4851,7 +4964,7 @@
         <w:ind w:left="2520" w:hanging="360"/>
       </w:pPr>
       <w:rPr>
-        <w:rFonts w:ascii="Wingdings" w:hAnsi="Wingdings" w:hint="default"/>
+        <w:rFonts w:hint="default" w:ascii="Wingdings" w:hAnsi="Wingdings"/>
         <w:sz w:val="20"/>
       </w:rPr>
     </w:lvl>
@@ -4867,7 +4980,7 @@
         <w:ind w:left="3240" w:hanging="360"/>
       </w:pPr>
       <w:rPr>
-        <w:rFonts w:ascii="Wingdings" w:hAnsi="Wingdings" w:hint="default"/>
+        <w:rFonts w:hint="default" w:ascii="Wingdings" w:hAnsi="Wingdings"/>
         <w:sz w:val="20"/>
       </w:rPr>
     </w:lvl>
@@ -4883,7 +4996,7 @@
         <w:ind w:left="3960" w:hanging="360"/>
       </w:pPr>
       <w:rPr>
-        <w:rFonts w:ascii="Wingdings" w:hAnsi="Wingdings" w:hint="default"/>
+        <w:rFonts w:hint="default" w:ascii="Wingdings" w:hAnsi="Wingdings"/>
         <w:sz w:val="20"/>
       </w:rPr>
     </w:lvl>
@@ -4899,7 +5012,7 @@
         <w:ind w:left="4680" w:hanging="360"/>
       </w:pPr>
       <w:rPr>
-        <w:rFonts w:ascii="Wingdings" w:hAnsi="Wingdings" w:hint="default"/>
+        <w:rFonts w:hint="default" w:ascii="Wingdings" w:hAnsi="Wingdings"/>
         <w:sz w:val="20"/>
       </w:rPr>
     </w:lvl>
@@ -4915,7 +5028,7 @@
         <w:ind w:left="5400" w:hanging="360"/>
       </w:pPr>
       <w:rPr>
-        <w:rFonts w:ascii="Wingdings" w:hAnsi="Wingdings" w:hint="default"/>
+        <w:rFonts w:hint="default" w:ascii="Wingdings" w:hAnsi="Wingdings"/>
         <w:sz w:val="20"/>
       </w:rPr>
     </w:lvl>
@@ -4931,7 +5044,7 @@
         <w:ind w:left="6120" w:hanging="360"/>
       </w:pPr>
       <w:rPr>
-        <w:rFonts w:ascii="Wingdings" w:hAnsi="Wingdings" w:hint="default"/>
+        <w:rFonts w:hint="default" w:ascii="Wingdings" w:hAnsi="Wingdings"/>
         <w:sz w:val="20"/>
       </w:rPr>
     </w:lvl>
@@ -4947,7 +5060,7 @@
         <w:ind w:left="6840" w:hanging="360"/>
       </w:pPr>
       <w:rPr>
-        <w:rFonts w:ascii="Wingdings" w:hAnsi="Wingdings" w:hint="default"/>
+        <w:rFonts w:hint="default" w:ascii="Wingdings" w:hAnsi="Wingdings"/>
         <w:sz w:val="20"/>
       </w:rPr>
     </w:lvl>
@@ -4968,7 +5081,7 @@
         <w:ind w:left="720" w:hanging="360"/>
       </w:pPr>
       <w:rPr>
-        <w:rFonts w:ascii="Symbol" w:hAnsi="Symbol" w:hint="default"/>
+        <w:rFonts w:hint="default" w:ascii="Symbol" w:hAnsi="Symbol"/>
         <w:sz w:val="20"/>
       </w:rPr>
     </w:lvl>
@@ -4984,7 +5097,7 @@
         <w:ind w:left="1440" w:hanging="360"/>
       </w:pPr>
       <w:rPr>
-        <w:rFonts w:ascii="Courier New" w:hAnsi="Courier New" w:hint="default"/>
+        <w:rFonts w:hint="default" w:ascii="Courier New" w:hAnsi="Courier New"/>
         <w:sz w:val="20"/>
       </w:rPr>
     </w:lvl>
@@ -5000,7 +5113,7 @@
         <w:ind w:left="2160" w:hanging="360"/>
       </w:pPr>
       <w:rPr>
-        <w:rFonts w:ascii="Wingdings" w:hAnsi="Wingdings" w:hint="default"/>
+        <w:rFonts w:hint="default" w:ascii="Wingdings" w:hAnsi="Wingdings"/>
         <w:sz w:val="20"/>
       </w:rPr>
     </w:lvl>
@@ -5016,7 +5129,7 @@
         <w:ind w:left="2880" w:hanging="360"/>
       </w:pPr>
       <w:rPr>
-        <w:rFonts w:ascii="Wingdings" w:hAnsi="Wingdings" w:hint="default"/>
+        <w:rFonts w:hint="default" w:ascii="Wingdings" w:hAnsi="Wingdings"/>
         <w:sz w:val="20"/>
       </w:rPr>
     </w:lvl>
@@ -5032,7 +5145,7 @@
         <w:ind w:left="3600" w:hanging="360"/>
       </w:pPr>
       <w:rPr>
-        <w:rFonts w:ascii="Wingdings" w:hAnsi="Wingdings" w:hint="default"/>
+        <w:rFonts w:hint="default" w:ascii="Wingdings" w:hAnsi="Wingdings"/>
         <w:sz w:val="20"/>
       </w:rPr>
     </w:lvl>
@@ -5048,7 +5161,7 @@
         <w:ind w:left="4320" w:hanging="360"/>
       </w:pPr>
       <w:rPr>
-        <w:rFonts w:ascii="Wingdings" w:hAnsi="Wingdings" w:hint="default"/>
+        <w:rFonts w:hint="default" w:ascii="Wingdings" w:hAnsi="Wingdings"/>
         <w:sz w:val="20"/>
       </w:rPr>
     </w:lvl>
@@ -5064,7 +5177,7 @@
         <w:ind w:left="5040" w:hanging="360"/>
       </w:pPr>
       <w:rPr>
-        <w:rFonts w:ascii="Wingdings" w:hAnsi="Wingdings" w:hint="default"/>
+        <w:rFonts w:hint="default" w:ascii="Wingdings" w:hAnsi="Wingdings"/>
         <w:sz w:val="20"/>
       </w:rPr>
     </w:lvl>
@@ -5080,7 +5193,7 @@
         <w:ind w:left="5760" w:hanging="360"/>
       </w:pPr>
       <w:rPr>
-        <w:rFonts w:ascii="Wingdings" w:hAnsi="Wingdings" w:hint="default"/>
+        <w:rFonts w:hint="default" w:ascii="Wingdings" w:hAnsi="Wingdings"/>
         <w:sz w:val="20"/>
       </w:rPr>
     </w:lvl>
@@ -5096,7 +5209,7 @@
         <w:ind w:left="6480" w:hanging="360"/>
       </w:pPr>
       <w:rPr>
-        <w:rFonts w:ascii="Wingdings" w:hAnsi="Wingdings" w:hint="default"/>
+        <w:rFonts w:hint="default" w:ascii="Wingdings" w:hAnsi="Wingdings"/>
         <w:sz w:val="20"/>
       </w:rPr>
     </w:lvl>
@@ -5117,7 +5230,7 @@
         <w:ind w:left="720" w:hanging="360"/>
       </w:pPr>
       <w:rPr>
-        <w:rFonts w:ascii="Symbol" w:hAnsi="Symbol" w:hint="default"/>
+        <w:rFonts w:hint="default" w:ascii="Symbol" w:hAnsi="Symbol"/>
         <w:sz w:val="20"/>
       </w:rPr>
     </w:lvl>
@@ -5133,7 +5246,7 @@
         <w:ind w:left="1440" w:hanging="360"/>
       </w:pPr>
       <w:rPr>
-        <w:rFonts w:ascii="Courier New" w:hAnsi="Courier New" w:hint="default"/>
+        <w:rFonts w:hint="default" w:ascii="Courier New" w:hAnsi="Courier New"/>
         <w:sz w:val="20"/>
       </w:rPr>
     </w:lvl>
@@ -5149,7 +5262,7 @@
         <w:ind w:left="2160" w:hanging="360"/>
       </w:pPr>
       <w:rPr>
-        <w:rFonts w:ascii="Wingdings" w:hAnsi="Wingdings" w:hint="default"/>
+        <w:rFonts w:hint="default" w:ascii="Wingdings" w:hAnsi="Wingdings"/>
         <w:sz w:val="20"/>
       </w:rPr>
     </w:lvl>
@@ -5165,7 +5278,7 @@
         <w:ind w:left="2880" w:hanging="360"/>
       </w:pPr>
       <w:rPr>
-        <w:rFonts w:ascii="Wingdings" w:hAnsi="Wingdings" w:hint="default"/>
+        <w:rFonts w:hint="default" w:ascii="Wingdings" w:hAnsi="Wingdings"/>
         <w:sz w:val="20"/>
       </w:rPr>
     </w:lvl>
@@ -5181,7 +5294,7 @@
         <w:ind w:left="3600" w:hanging="360"/>
       </w:pPr>
       <w:rPr>
-        <w:rFonts w:ascii="Wingdings" w:hAnsi="Wingdings" w:hint="default"/>
+        <w:rFonts w:hint="default" w:ascii="Wingdings" w:hAnsi="Wingdings"/>
         <w:sz w:val="20"/>
       </w:rPr>
     </w:lvl>
@@ -5197,7 +5310,7 @@
         <w:ind w:left="4320" w:hanging="360"/>
       </w:pPr>
       <w:rPr>
-        <w:rFonts w:ascii="Wingdings" w:hAnsi="Wingdings" w:hint="default"/>
+        <w:rFonts w:hint="default" w:ascii="Wingdings" w:hAnsi="Wingdings"/>
         <w:sz w:val="20"/>
       </w:rPr>
     </w:lvl>
@@ -5213,7 +5326,7 @@
         <w:ind w:left="5040" w:hanging="360"/>
       </w:pPr>
       <w:rPr>
-        <w:rFonts w:ascii="Wingdings" w:hAnsi="Wingdings" w:hint="default"/>
+        <w:rFonts w:hint="default" w:ascii="Wingdings" w:hAnsi="Wingdings"/>
         <w:sz w:val="20"/>
       </w:rPr>
     </w:lvl>
@@ -5229,7 +5342,7 @@
         <w:ind w:left="5760" w:hanging="360"/>
       </w:pPr>
       <w:rPr>
-        <w:rFonts w:ascii="Wingdings" w:hAnsi="Wingdings" w:hint="default"/>
+        <w:rFonts w:hint="default" w:ascii="Wingdings" w:hAnsi="Wingdings"/>
         <w:sz w:val="20"/>
       </w:rPr>
     </w:lvl>
@@ -5245,7 +5358,7 @@
         <w:ind w:left="6480" w:hanging="360"/>
       </w:pPr>
       <w:rPr>
-        <w:rFonts w:ascii="Wingdings" w:hAnsi="Wingdings" w:hint="default"/>
+        <w:rFonts w:hint="default" w:ascii="Wingdings" w:hAnsi="Wingdings"/>
         <w:sz w:val="20"/>
       </w:rPr>
     </w:lvl>
@@ -5379,7 +5492,7 @@
         <w:ind w:left="720" w:hanging="360"/>
       </w:pPr>
       <w:rPr>
-        <w:rFonts w:ascii="Symbol" w:hAnsi="Symbol" w:hint="default"/>
+        <w:rFonts w:hint="default" w:ascii="Symbol" w:hAnsi="Symbol"/>
         <w:sz w:val="20"/>
       </w:rPr>
     </w:lvl>
@@ -5395,7 +5508,7 @@
         <w:ind w:left="1440" w:hanging="360"/>
       </w:pPr>
       <w:rPr>
-        <w:rFonts w:ascii="Courier New" w:hAnsi="Courier New" w:hint="default"/>
+        <w:rFonts w:hint="default" w:ascii="Courier New" w:hAnsi="Courier New"/>
         <w:sz w:val="20"/>
       </w:rPr>
     </w:lvl>
@@ -5411,7 +5524,7 @@
         <w:ind w:left="2160" w:hanging="360"/>
       </w:pPr>
       <w:rPr>
-        <w:rFonts w:ascii="Wingdings" w:hAnsi="Wingdings" w:hint="default"/>
+        <w:rFonts w:hint="default" w:ascii="Wingdings" w:hAnsi="Wingdings"/>
         <w:sz w:val="20"/>
       </w:rPr>
     </w:lvl>
@@ -5427,7 +5540,7 @@
         <w:ind w:left="2880" w:hanging="360"/>
       </w:pPr>
       <w:rPr>
-        <w:rFonts w:ascii="Wingdings" w:hAnsi="Wingdings" w:hint="default"/>
+        <w:rFonts w:hint="default" w:ascii="Wingdings" w:hAnsi="Wingdings"/>
         <w:sz w:val="20"/>
       </w:rPr>
     </w:lvl>
@@ -5443,7 +5556,7 @@
         <w:ind w:left="3600" w:hanging="360"/>
       </w:pPr>
       <w:rPr>
-        <w:rFonts w:ascii="Wingdings" w:hAnsi="Wingdings" w:hint="default"/>
+        <w:rFonts w:hint="default" w:ascii="Wingdings" w:hAnsi="Wingdings"/>
         <w:sz w:val="20"/>
       </w:rPr>
     </w:lvl>
@@ -5459,7 +5572,7 @@
         <w:ind w:left="4320" w:hanging="360"/>
       </w:pPr>
       <w:rPr>
-        <w:rFonts w:ascii="Wingdings" w:hAnsi="Wingdings" w:hint="default"/>
+        <w:rFonts w:hint="default" w:ascii="Wingdings" w:hAnsi="Wingdings"/>
         <w:sz w:val="20"/>
       </w:rPr>
     </w:lvl>
@@ -5475,7 +5588,7 @@
         <w:ind w:left="5040" w:hanging="360"/>
       </w:pPr>
       <w:rPr>
-        <w:rFonts w:ascii="Wingdings" w:hAnsi="Wingdings" w:hint="default"/>
+        <w:rFonts w:hint="default" w:ascii="Wingdings" w:hAnsi="Wingdings"/>
         <w:sz w:val="20"/>
       </w:rPr>
     </w:lvl>
@@ -5491,7 +5604,7 @@
         <w:ind w:left="5760" w:hanging="360"/>
       </w:pPr>
       <w:rPr>
-        <w:rFonts w:ascii="Wingdings" w:hAnsi="Wingdings" w:hint="default"/>
+        <w:rFonts w:hint="default" w:ascii="Wingdings" w:hAnsi="Wingdings"/>
         <w:sz w:val="20"/>
       </w:rPr>
     </w:lvl>
@@ -5507,7 +5620,7 @@
         <w:ind w:left="6480" w:hanging="360"/>
       </w:pPr>
       <w:rPr>
-        <w:rFonts w:ascii="Wingdings" w:hAnsi="Wingdings" w:hint="default"/>
+        <w:rFonts w:hint="default" w:ascii="Wingdings" w:hAnsi="Wingdings"/>
         <w:sz w:val="20"/>
       </w:rPr>
     </w:lvl>
@@ -5690,7 +5803,7 @@
   <w:docDefaults>
     <w:rPrDefault>
       <w:rPr>
-        <w:rFonts w:ascii="Arial" w:eastAsia="Arial" w:hAnsi="Arial" w:cs="Arial"/>
+        <w:rFonts w:ascii="Arial" w:hAnsi="Arial" w:eastAsia="Arial" w:cs="Arial"/>
         <w:sz w:val="22"/>
         <w:szCs w:val="22"/>
         <w:lang w:val="pl" w:eastAsia="pl-PL" w:bidi="ar-SA"/>
@@ -5705,14 +5818,14 @@
   <w:latentStyles w:defLockedState="0" w:defUIPriority="99" w:defSemiHidden="0" w:defUnhideWhenUsed="0" w:defQFormat="0" w:count="376">
     <w:lsdException w:name="Normal" w:uiPriority="0" w:qFormat="1"/>
     <w:lsdException w:name="heading 1" w:uiPriority="9" w:qFormat="1"/>
-    <w:lsdException w:name="heading 2" w:semiHidden="1" w:uiPriority="9" w:unhideWhenUsed="1" w:qFormat="1"/>
-    <w:lsdException w:name="heading 3" w:semiHidden="1" w:uiPriority="9" w:unhideWhenUsed="1" w:qFormat="1"/>
-    <w:lsdException w:name="heading 4" w:semiHidden="1" w:uiPriority="9" w:unhideWhenUsed="1" w:qFormat="1"/>
-    <w:lsdException w:name="heading 5" w:semiHidden="1" w:uiPriority="9" w:unhideWhenUsed="1" w:qFormat="1"/>
-    <w:lsdException w:name="heading 6" w:semiHidden="1" w:uiPriority="9" w:unhideWhenUsed="1" w:qFormat="1"/>
-    <w:lsdException w:name="heading 7" w:semiHidden="1" w:uiPriority="9" w:unhideWhenUsed="1" w:qFormat="1"/>
-    <w:lsdException w:name="heading 8" w:semiHidden="1" w:uiPriority="9" w:unhideWhenUsed="1" w:qFormat="1"/>
-    <w:lsdException w:name="heading 9" w:semiHidden="1" w:uiPriority="9" w:unhideWhenUsed="1" w:qFormat="1"/>
+    <w:lsdException w:name="heading 2" w:uiPriority="9" w:semiHidden="1" w:unhideWhenUsed="1" w:qFormat="1"/>
+    <w:lsdException w:name="heading 3" w:uiPriority="9" w:semiHidden="1" w:unhideWhenUsed="1" w:qFormat="1"/>
+    <w:lsdException w:name="heading 4" w:uiPriority="9" w:semiHidden="1" w:unhideWhenUsed="1" w:qFormat="1"/>
+    <w:lsdException w:name="heading 5" w:uiPriority="9" w:semiHidden="1" w:unhideWhenUsed="1" w:qFormat="1"/>
+    <w:lsdException w:name="heading 6" w:uiPriority="9" w:semiHidden="1" w:unhideWhenUsed="1" w:qFormat="1"/>
+    <w:lsdException w:name="heading 7" w:uiPriority="9" w:semiHidden="1" w:unhideWhenUsed="1" w:qFormat="1"/>
+    <w:lsdException w:name="heading 8" w:uiPriority="9" w:semiHidden="1" w:unhideWhenUsed="1" w:qFormat="1"/>
+    <w:lsdException w:name="heading 9" w:uiPriority="9" w:semiHidden="1" w:unhideWhenUsed="1" w:qFormat="1"/>
     <w:lsdException w:name="index 1" w:semiHidden="1" w:unhideWhenUsed="1"/>
     <w:lsdException w:name="index 2" w:semiHidden="1" w:unhideWhenUsed="1"/>
     <w:lsdException w:name="index 3" w:semiHidden="1" w:unhideWhenUsed="1"/>
@@ -5722,22 +5835,22 @@
     <w:lsdException w:name="index 7" w:semiHidden="1" w:unhideWhenUsed="1"/>
     <w:lsdException w:name="index 8" w:semiHidden="1" w:unhideWhenUsed="1"/>
     <w:lsdException w:name="index 9" w:semiHidden="1" w:unhideWhenUsed="1"/>
-    <w:lsdException w:name="toc 1" w:semiHidden="1" w:uiPriority="39" w:unhideWhenUsed="1"/>
-    <w:lsdException w:name="toc 2" w:semiHidden="1" w:uiPriority="39" w:unhideWhenUsed="1"/>
-    <w:lsdException w:name="toc 3" w:semiHidden="1" w:uiPriority="39" w:unhideWhenUsed="1"/>
-    <w:lsdException w:name="toc 4" w:semiHidden="1" w:uiPriority="39" w:unhideWhenUsed="1"/>
-    <w:lsdException w:name="toc 5" w:semiHidden="1" w:uiPriority="39" w:unhideWhenUsed="1"/>
-    <w:lsdException w:name="toc 6" w:semiHidden="1" w:uiPriority="39" w:unhideWhenUsed="1"/>
-    <w:lsdException w:name="toc 7" w:semiHidden="1" w:uiPriority="39" w:unhideWhenUsed="1"/>
-    <w:lsdException w:name="toc 8" w:semiHidden="1" w:uiPriority="39" w:unhideWhenUsed="1"/>
-    <w:lsdException w:name="toc 9" w:semiHidden="1" w:uiPriority="39" w:unhideWhenUsed="1"/>
+    <w:lsdException w:name="toc 1" w:uiPriority="39" w:semiHidden="1" w:unhideWhenUsed="1"/>
+    <w:lsdException w:name="toc 2" w:uiPriority="39" w:semiHidden="1" w:unhideWhenUsed="1"/>
+    <w:lsdException w:name="toc 3" w:uiPriority="39" w:semiHidden="1" w:unhideWhenUsed="1"/>
+    <w:lsdException w:name="toc 4" w:uiPriority="39" w:semiHidden="1" w:unhideWhenUsed="1"/>
+    <w:lsdException w:name="toc 5" w:uiPriority="39" w:semiHidden="1" w:unhideWhenUsed="1"/>
+    <w:lsdException w:name="toc 6" w:uiPriority="39" w:semiHidden="1" w:unhideWhenUsed="1"/>
+    <w:lsdException w:name="toc 7" w:uiPriority="39" w:semiHidden="1" w:unhideWhenUsed="1"/>
+    <w:lsdException w:name="toc 8" w:uiPriority="39" w:semiHidden="1" w:unhideWhenUsed="1"/>
+    <w:lsdException w:name="toc 9" w:uiPriority="39" w:semiHidden="1" w:unhideWhenUsed="1"/>
     <w:lsdException w:name="Normal Indent" w:semiHidden="1" w:unhideWhenUsed="1"/>
     <w:lsdException w:name="footnote text" w:semiHidden="1" w:unhideWhenUsed="1"/>
     <w:lsdException w:name="annotation text" w:semiHidden="1" w:unhideWhenUsed="1"/>
     <w:lsdException w:name="header" w:semiHidden="1" w:unhideWhenUsed="1"/>
     <w:lsdException w:name="footer" w:semiHidden="1" w:unhideWhenUsed="1"/>
     <w:lsdException w:name="index heading" w:semiHidden="1" w:unhideWhenUsed="1"/>
-    <w:lsdException w:name="caption" w:semiHidden="1" w:uiPriority="35" w:unhideWhenUsed="1" w:qFormat="1"/>
+    <w:lsdException w:name="caption" w:uiPriority="35" w:semiHidden="1" w:unhideWhenUsed="1" w:qFormat="1"/>
     <w:lsdException w:name="table of figures" w:semiHidden="1" w:unhideWhenUsed="1"/>
     <w:lsdException w:name="envelope address" w:semiHidden="1" w:unhideWhenUsed="1"/>
     <w:lsdException w:name="envelope return" w:semiHidden="1" w:unhideWhenUsed="1"/>
@@ -5768,7 +5881,7 @@
     <w:lsdException w:name="Title" w:uiPriority="10" w:qFormat="1"/>
     <w:lsdException w:name="Closing" w:semiHidden="1" w:unhideWhenUsed="1"/>
     <w:lsdException w:name="Signature" w:semiHidden="1" w:unhideWhenUsed="1"/>
-    <w:lsdException w:name="Default Paragraph Font" w:semiHidden="1" w:uiPriority="1" w:unhideWhenUsed="1"/>
+    <w:lsdException w:name="Default Paragraph Font" w:uiPriority="1" w:semiHidden="1" w:unhideWhenUsed="1"/>
     <w:lsdException w:name="Body Text" w:semiHidden="1" w:unhideWhenUsed="1"/>
     <w:lsdException w:name="Body Text Indent" w:semiHidden="1" w:unhideWhenUsed="1"/>
     <w:lsdException w:name="List Continue" w:semiHidden="1" w:unhideWhenUsed="1"/>
@@ -5968,8 +6081,8 @@
     <w:lsdException w:name="Subtle Reference" w:uiPriority="31" w:qFormat="1"/>
     <w:lsdException w:name="Intense Reference" w:uiPriority="32" w:qFormat="1"/>
     <w:lsdException w:name="Book Title" w:uiPriority="33" w:qFormat="1"/>
-    <w:lsdException w:name="Bibliography" w:semiHidden="1" w:uiPriority="37" w:unhideWhenUsed="1"/>
-    <w:lsdException w:name="TOC Heading" w:semiHidden="1" w:uiPriority="39" w:unhideWhenUsed="1" w:qFormat="1"/>
+    <w:lsdException w:name="Bibliography" w:uiPriority="37" w:semiHidden="1" w:unhideWhenUsed="1"/>
+    <w:lsdException w:name="TOC Heading" w:uiPriority="39" w:semiHidden="1" w:unhideWhenUsed="1" w:qFormat="1"/>
     <w:lsdException w:name="Plain Table 1" w:uiPriority="41"/>
     <w:lsdException w:name="Plain Table 2" w:uiPriority="42"/>
     <w:lsdException w:name="Plain Table 3" w:uiPriority="43"/>
@@ -6080,7 +6193,7 @@
     <w:lsdException w:name="Unresolved Mention" w:semiHidden="1" w:unhideWhenUsed="1"/>
     <w:lsdException w:name="Smart Link" w:semiHidden="1" w:unhideWhenUsed="1"/>
   </w:latentStyles>
-  <w:style w:type="paragraph" w:default="1" w:styleId="Normalny">
+  <w:style w:type="paragraph" w:styleId="Normalny" w:default="1">
     <w:name w:val="Normal"/>
     <w:qFormat/>
   </w:style>
@@ -6196,13 +6309,13 @@
       <w:color w:val="666666"/>
     </w:rPr>
   </w:style>
-  <w:style w:type="character" w:default="1" w:styleId="Domylnaczcionkaakapitu">
+  <w:style w:type="character" w:styleId="Domylnaczcionkaakapitu" w:default="1">
     <w:name w:val="Default Paragraph Font"/>
     <w:uiPriority w:val="1"/>
     <w:semiHidden/>
     <w:unhideWhenUsed/>
   </w:style>
-  <w:style w:type="table" w:default="1" w:styleId="Standardowy">
+  <w:style w:type="table" w:styleId="Standardowy" w:default="1">
     <w:name w:val="Normal Table"/>
     <w:uiPriority w:val="99"/>
     <w:semiHidden/>
@@ -6217,13 +6330,13 @@
       </w:tblCellMar>
     </w:tblPr>
   </w:style>
-  <w:style w:type="numbering" w:default="1" w:styleId="Bezlisty">
+  <w:style w:type="numbering" w:styleId="Bezlisty" w:default="1">
     <w:name w:val="No List"/>
     <w:uiPriority w:val="99"/>
     <w:semiHidden/>
     <w:unhideWhenUsed/>
   </w:style>
-  <w:style w:type="table" w:customStyle="1" w:styleId="TableNormal">
+  <w:style w:type="table" w:styleId="TableNormal" w:customStyle="1">
     <w:name w:val="TableNormal"/>
     <w:tblPr>
       <w:tblCellMar>
@@ -6267,7 +6380,7 @@
       <w:szCs w:val="30"/>
     </w:rPr>
   </w:style>
-  <w:style w:type="table" w:customStyle="1" w:styleId="a">
+  <w:style w:type="table" w:styleId="a" w:customStyle="1">
     <w:basedOn w:val="TableNormal"/>
     <w:tblPr>
       <w:tblStyleRowBandSize w:val="1"/>

--- a/Downloads/ProjektIO/Projekt IO.docx
+++ b/Downloads/ProjektIO/Projekt IO.docx
@@ -1,6 +1,6 @@
 
 <file path=word/document.xml><?xml version="1.0" encoding="utf-8"?>
-<w:document xmlns:wpc="http://schemas.microsoft.com/office/word/2010/wordprocessingCanvas" xmlns:cx="http://schemas.microsoft.com/office/drawing/2014/chartex" xmlns:cx1="http://schemas.microsoft.com/office/drawing/2015/9/8/chartex" xmlns:cx2="http://schemas.microsoft.com/office/drawing/2015/10/21/chartex" xmlns:cx3="http://schemas.microsoft.com/office/drawing/2016/5/9/chartex" xmlns:cx4="http://schemas.microsoft.com/office/drawing/2016/5/10/chartex" xmlns:cx5="http://schemas.microsoft.com/office/drawing/2016/5/11/chartex" xmlns:cx6="http://schemas.microsoft.com/office/drawing/2016/5/12/chartex" xmlns:cx7="http://schemas.microsoft.com/office/drawing/2016/5/13/chartex" xmlns:cx8="http://schemas.microsoft.com/office/drawing/2016/5/14/chartex" xmlns:mc="http://schemas.openxmlformats.org/markup-compatibility/2006" xmlns:aink="http://schemas.microsoft.com/office/drawing/2016/ink" xmlns:am3d="http://schemas.microsoft.com/office/drawing/2017/model3d" xmlns:o="urn:schemas-microsoft-com:office:office" xmlns:oel="http://schemas.microsoft.com/office/2019/extlst" xmlns:r="http://schemas.openxmlformats.org/officeDocument/2006/relationships" xmlns:m="http://schemas.openxmlformats.org/officeDocument/2006/math" xmlns:v="urn:schemas-microsoft-com:vml" xmlns:wp14="http://schemas.microsoft.com/office/word/2010/wordprocessingDrawing" xmlns:wp="http://schemas.openxmlformats.org/drawingml/2006/wordprocessingDrawing" xmlns:w10="urn:schemas-microsoft-com:office:word" xmlns:w="http://schemas.openxmlformats.org/wordprocessingml/2006/main" xmlns:w14="http://schemas.microsoft.com/office/word/2010/wordml" xmlns:w15="http://schemas.microsoft.com/office/word/2012/wordml" xmlns:w16cex="http://schemas.microsoft.com/office/word/2018/wordml/cex" xmlns:w16cid="http://schemas.microsoft.com/office/word/2016/wordml/cid" xmlns:w16="http://schemas.microsoft.com/office/word/2018/wordml" xmlns:w16du="http://schemas.microsoft.com/office/word/2023/wordml/word16du" xmlns:w16sdtdh="http://schemas.microsoft.com/office/word/2020/wordml/sdtdatahash" xmlns:w16sdtfl="http://schemas.microsoft.com/office/word/2024/wordml/sdtformatlock" xmlns:w16se="http://schemas.microsoft.com/office/word/2015/wordml/symex" xmlns:wpg="http://schemas.microsoft.com/office/word/2010/wordprocessingGroup" xmlns:wpi="http://schemas.microsoft.com/office/word/2010/wordprocessingInk" xmlns:wne="http://schemas.microsoft.com/office/word/2006/wordml" xmlns:wps="http://schemas.microsoft.com/office/word/2010/wordprocessingShape" xmlns:a="http://schemas.openxmlformats.org/drawingml/2006/main" xmlns:pic="http://schemas.openxmlformats.org/drawingml/2006/picture" xmlns:a14="http://schemas.microsoft.com/office/drawing/2010/main" mc:Ignorable="w14 w15 w16se w16cid w16 w16cex w16sdtdh w16sdtfl w16du wp14">
+<w:document xmlns:wpc="http://schemas.microsoft.com/office/word/2010/wordprocessingCanvas" xmlns:cx="http://schemas.microsoft.com/office/drawing/2014/chartex" xmlns:cx1="http://schemas.microsoft.com/office/drawing/2015/9/8/chartex" xmlns:cx2="http://schemas.microsoft.com/office/drawing/2015/10/21/chartex" xmlns:cx3="http://schemas.microsoft.com/office/drawing/2016/5/9/chartex" xmlns:cx4="http://schemas.microsoft.com/office/drawing/2016/5/10/chartex" xmlns:cx5="http://schemas.microsoft.com/office/drawing/2016/5/11/chartex" xmlns:cx6="http://schemas.microsoft.com/office/drawing/2016/5/12/chartex" xmlns:cx7="http://schemas.microsoft.com/office/drawing/2016/5/13/chartex" xmlns:cx8="http://schemas.microsoft.com/office/drawing/2016/5/14/chartex" xmlns:mc="http://schemas.openxmlformats.org/markup-compatibility/2006" xmlns:aink="http://schemas.microsoft.com/office/drawing/2016/ink" xmlns:am3d="http://schemas.microsoft.com/office/drawing/2017/model3d" xmlns:o="urn:schemas-microsoft-com:office:office" xmlns:oel="http://schemas.microsoft.com/office/2019/extlst" xmlns:r="http://schemas.openxmlformats.org/officeDocument/2006/relationships" xmlns:m="http://schemas.openxmlformats.org/officeDocument/2006/math" xmlns:v="urn:schemas-microsoft-com:vml" xmlns:wp14="http://schemas.microsoft.com/office/word/2010/wordprocessingDrawing" xmlns:wp="http://schemas.openxmlformats.org/drawingml/2006/wordprocessingDrawing" xmlns:w10="urn:schemas-microsoft-com:office:word" xmlns:w="http://schemas.openxmlformats.org/wordprocessingml/2006/main" xmlns:w14="http://schemas.microsoft.com/office/word/2010/wordml" xmlns:w15="http://schemas.microsoft.com/office/word/2012/wordml" xmlns:w16cex="http://schemas.microsoft.com/office/word/2018/wordml/cex" xmlns:w16cid="http://schemas.microsoft.com/office/word/2016/wordml/cid" xmlns:w16="http://schemas.microsoft.com/office/word/2018/wordml" xmlns:w16du="http://schemas.microsoft.com/office/word/2023/wordml/word16du" xmlns:w16sdtdh="http://schemas.microsoft.com/office/word/2020/wordml/sdtdatahash" xmlns:w16sdtfl="http://schemas.microsoft.com/office/word/2024/wordml/sdtformatlock" xmlns:w16se="http://schemas.microsoft.com/office/word/2015/wordml/symex" xmlns:wpg="http://schemas.microsoft.com/office/word/2010/wordprocessingGroup" xmlns:wpi="http://schemas.microsoft.com/office/word/2010/wordprocessingInk" xmlns:wne="http://schemas.microsoft.com/office/word/2006/wordml" xmlns:wps="http://schemas.microsoft.com/office/word/2010/wordprocessingShape" mc:Ignorable="w14 w15 w16se w16cid w16 w16cex w16sdtdh w16sdtfl w16du wp14">
   <w:body>
     <w:p>
       <w:pPr>
@@ -21,66 +21,6 @@
         <w:keepNext w:val="0"/>
         <w:keepLines w:val="0"/>
         <w:spacing w:after="80"/>
-        <w:rPr>
-          <w:b w:val="1"/>
-          <w:bCs w:val="1"/>
-          <w:color w:val="000000"/>
-          <w:sz w:val="26"/>
-          <w:szCs w:val="26"/>
-        </w:rPr>
-      </w:pPr>
-      <w:r>
-        <w:rPr>
-          <w:b w:val="1"/>
-          <w:bCs w:val="1"/>
-          <w:sz w:val="34"/>
-          <w:szCs w:val="34"/>
-        </w:rPr>
-        <w:t>2</w:t>
-      </w:r>
-      <w:r>
-        <w:rPr>
-          <w:b w:val="1"/>
-          <w:bCs w:val="1"/>
-          <w:sz w:val="34"/>
-          <w:szCs w:val="34"/>
-        </w:rPr>
-        <w:t>. Cel, zakres i kontekst systemu</w:t>
-      </w:r>
-      <w:r>
-        <w:rPr>
-          <w:b/>
-          <w:bCs/>
-          <w:sz w:val="34"/>
-          <w:szCs w:val="34"/>
-        </w:rPr>
-        <w:t>1. Cel, zakres i kontekst systemu</w:t>
-      </w:r>
-    </w:p>
-    <w:p>
-      <w:pPr>
-        <w:spacing w:before="240" w:after="240"/>
-      </w:pPr>
-      <w:r>
-        <w:t xml:space="preserve">Głównym celem jest </w:t>
-      </w:r>
-      <w:r>
-        <w:rPr>
-          <w:b/>
-          <w:bCs/>
-        </w:rPr>
-        <w:t>cyfryzacja i automatyzacja procesów operacyjnych strzelnicy</w:t>
-      </w:r>
-      <w:r>
-        <w:t>, co ma prowadzić do skrócenia czasu obsługi klienta, optymalizacji zarządzania zasobami (broń, amunicja) oraz zwiększenia zaangażowania użytkowników poprzez udostępnienie im ich statystyk treningowych.</w:t>
-      </w:r>
-    </w:p>
-    <w:p>
-      <w:pPr>
-        <w:pStyle w:val="Nagwek3"/>
-        <w:keepNext w:val="0"/>
-        <w:keepLines w:val="0"/>
-        <w:spacing w:before="280"/>
         <w:rPr>
           <w:b/>
           <w:bCs/>
@@ -89,9 +29,58 @@
           <w:szCs w:val="26"/>
         </w:rPr>
       </w:pPr>
-      <w:bookmarkStart w:name="_pi2c812ikv4c" w:colFirst="0" w:colLast="0" w:id="1"/>
-      <w:bookmarkEnd w:id="1"/>
-      <w:r>
+      <w:r>
+        <w:rPr>
+          <w:b/>
+          <w:bCs/>
+          <w:sz w:val="34"/>
+          <w:szCs w:val="34"/>
+        </w:rPr>
+        <w:t>2</w:t>
+      </w:r>
+      <w:r>
+        <w:rPr>
+          <w:b/>
+          <w:bCs/>
+          <w:sz w:val="34"/>
+          <w:szCs w:val="34"/>
+        </w:rPr>
+        <w:t>. Cel, zakres i kontekst systemu</w:t>
+      </w:r>
+      <w:r>
+        <w:rPr>
+          <w:b/>
+          <w:bCs/>
+          <w:sz w:val="34"/>
+          <w:szCs w:val="34"/>
+        </w:rPr>
+        <w:t>1. Cel, zakres i kontekst systemu</w:t>
+      </w:r>
+    </w:p>
+    <w:p>
+      <w:pPr>
+        <w:spacing w:before="240" w:after="240"/>
+      </w:pPr>
+      <w:r>
+        <w:t xml:space="preserve">Głównym celem jest </w:t>
+      </w:r>
+      <w:r>
+        <w:rPr>
+          <w:b/>
+          <w:bCs/>
+        </w:rPr>
+        <w:t>cyfryzacja i automatyzacja procesów operacyjnych strzelnicy</w:t>
+      </w:r>
+      <w:r>
+        <w:t>, co ma prowadzić do skrócenia czasu obsługi klienta, optymalizacji zarządzania zasobami (broń, amunicja) oraz zwiększenia zaangażowania użytkowników poprzez udostępnienie im ich statystyk treningowych.</w:t>
+      </w:r>
+    </w:p>
+    <w:p>
+      <w:pPr>
+        <w:pStyle w:val="Nagwek3"/>
+        <w:keepNext w:val="0"/>
+        <w:keepLines w:val="0"/>
+        <w:spacing w:before="280"/>
         <w:rPr>
           <w:b/>
           <w:bCs/>
@@ -99,33 +88,10 @@
           <w:sz w:val="26"/>
           <w:szCs w:val="26"/>
         </w:rPr>
-        <w:t>Cel projektu</w:t>
-      </w:r>
-    </w:p>
-    <w:p>
-      <w:pPr>
-        <w:spacing w:before="240" w:after="240"/>
-      </w:pPr>
-      <w:r>
-        <w:t xml:space="preserve">Głównym celem jest </w:t>
-      </w:r>
-      <w:r>
-        <w:rPr>
-          <w:b/>
-          <w:bCs/>
-        </w:rPr>
-        <w:t>cyfryzacja i automatyzacja procesów operacyjnych strzelnicy</w:t>
-      </w:r>
-      <w:r>
-        <w:t>, co ma prowadzić do skrócenia czasu obsługi klienta, optymalizacji zarządzania zasobami (broń, amunicja) oraz zwiększenia zaangażowania użytkowników poprzez udostępnienie im ich statystyk treningowych.</w:t>
-      </w:r>
-    </w:p>
-    <w:p>
-      <w:pPr>
-        <w:pStyle w:val="Nagwek3"/>
-        <w:keepNext w:val="0"/>
-        <w:keepLines w:val="0"/>
-        <w:spacing w:before="280"/>
+      </w:pPr>
+      <w:bookmarkStart w:id="0" w:name="_pi2c812ikv4c" w:colFirst="0" w:colLast="0"/>
+      <w:bookmarkEnd w:id="0"/>
+      <w:r>
         <w:rPr>
           <w:b/>
           <w:bCs/>
@@ -133,10 +99,33 @@
           <w:sz w:val="26"/>
           <w:szCs w:val="26"/>
         </w:rPr>
-      </w:pPr>
-      <w:bookmarkStart w:name="_xn7v3pcdbd1p" w:colFirst="0" w:colLast="0" w:id="2"/>
-      <w:bookmarkEnd w:id="2"/>
-      <w:r>
+        <w:t>Cel projektu</w:t>
+      </w:r>
+    </w:p>
+    <w:p>
+      <w:pPr>
+        <w:spacing w:before="240" w:after="240"/>
+      </w:pPr>
+      <w:r>
+        <w:t xml:space="preserve">Głównym celem jest </w:t>
+      </w:r>
+      <w:r>
+        <w:rPr>
+          <w:b/>
+          <w:bCs/>
+        </w:rPr>
+        <w:t>cyfryzacja i automatyzacja procesów operacyjnych strzelnicy</w:t>
+      </w:r>
+      <w:r>
+        <w:t>, co ma prowadzić do skrócenia czasu obsługi klienta, optymalizacji zarządzania zasobami (broń, amunicja) oraz zwiększenia zaangażowania użytkowników poprzez udostępnienie im ich statystyk treningowych.</w:t>
+      </w:r>
+    </w:p>
+    <w:p>
+      <w:pPr>
+        <w:pStyle w:val="Nagwek3"/>
+        <w:keepNext w:val="0"/>
+        <w:keepLines w:val="0"/>
+        <w:spacing w:before="280"/>
         <w:rPr>
           <w:b/>
           <w:bCs/>
@@ -144,6 +133,17 @@
           <w:sz w:val="26"/>
           <w:szCs w:val="26"/>
         </w:rPr>
+      </w:pPr>
+      <w:bookmarkStart w:id="1" w:name="_xn7v3pcdbd1p" w:colFirst="0" w:colLast="0"/>
+      <w:bookmarkEnd w:id="1"/>
+      <w:r>
+        <w:rPr>
+          <w:b/>
+          <w:bCs/>
+          <w:color w:val="000000"/>
+          <w:sz w:val="26"/>
+          <w:szCs w:val="26"/>
+        </w:rPr>
         <w:t>Zakres systemu</w:t>
       </w:r>
     </w:p>
@@ -225,8 +225,8 @@
           <w:szCs w:val="26"/>
         </w:rPr>
       </w:pPr>
-      <w:bookmarkStart w:name="_kw3qfs4blvtt" w:colFirst="0" w:colLast="0" w:id="3"/>
-      <w:bookmarkEnd w:id="3"/>
+      <w:bookmarkStart w:id="2" w:name="_kw3qfs4blvtt" w:colFirst="0" w:colLast="0"/>
+      <w:bookmarkEnd w:id="2"/>
       <w:r>
         <w:rPr>
           <w:b/>
@@ -279,8 +279,8 @@
           <w:szCs w:val="34"/>
         </w:rPr>
       </w:pPr>
-      <w:bookmarkStart w:name="_fanm5vcgg4zd" w:colFirst="0" w:colLast="0" w:id="4"/>
-      <w:bookmarkEnd w:id="4"/>
+      <w:bookmarkStart w:id="3" w:name="_fanm5vcgg4zd" w:colFirst="0" w:colLast="0"/>
+      <w:bookmarkEnd w:id="3"/>
       <w:r>
         <w:rPr>
           <w:b/>
@@ -305,8 +305,8 @@
           <w:szCs w:val="26"/>
         </w:rPr>
       </w:pPr>
-      <w:bookmarkStart w:name="_25uwo9o5o2fq" w:colFirst="0" w:colLast="0" w:id="5"/>
-      <w:bookmarkEnd w:id="5"/>
+      <w:bookmarkStart w:id="4" w:name="_25uwo9o5o2fq" w:colFirst="0" w:colLast="0"/>
+      <w:bookmarkEnd w:id="4"/>
       <w:r>
         <w:rPr>
           <w:b/>
@@ -388,8 +388,8 @@
           <w:szCs w:val="26"/>
         </w:rPr>
       </w:pPr>
-      <w:bookmarkStart w:name="_chphprtmquhu" w:colFirst="0" w:colLast="0" w:id="6"/>
-      <w:bookmarkEnd w:id="6"/>
+      <w:bookmarkStart w:id="5" w:name="_chphprtmquhu" w:colFirst="0" w:colLast="0"/>
+      <w:bookmarkEnd w:id="5"/>
       <w:r>
         <w:rPr>
           <w:b/>
@@ -398,6 +398,7 @@
           <w:sz w:val="26"/>
           <w:szCs w:val="26"/>
         </w:rPr>
+        <w:lastRenderedPageBreak/>
         <w:t>Niemierzalne (Jakościowe)</w:t>
       </w:r>
     </w:p>
@@ -414,7 +415,6 @@
           <w:b/>
           <w:bCs/>
         </w:rPr>
-        <w:lastRenderedPageBreak/>
         <w:t>Poprawa bezpieczeństwa:</w:t>
       </w:r>
       <w:r>
@@ -463,8 +463,8 @@
         <w:pStyle w:val="Nagwek2"/>
         <w:spacing w:before="240" w:after="240"/>
       </w:pPr>
-      <w:bookmarkStart w:name="_hev6j5i0hsa8" w:colFirst="0" w:colLast="0" w:id="7"/>
-      <w:bookmarkEnd w:id="7"/>
+      <w:bookmarkStart w:id="6" w:name="_hev6j5i0hsa8" w:colFirst="0" w:colLast="0"/>
+      <w:bookmarkEnd w:id="6"/>
       <w:r>
         <w:t xml:space="preserve">3. Słownik terminów (Business Glossary) </w:t>
       </w:r>
@@ -497,10 +497,10 @@
           <w:tcPr>
             <w:tcW w:w="2175" w:type="dxa"/>
             <w:tcBorders>
-              <w:top w:val="single" w:color="1F1F1F" w:sz="6" w:space="0"/>
-              <w:left w:val="single" w:color="1F1F1F" w:sz="6" w:space="0"/>
-              <w:bottom w:val="single" w:color="1F1F1F" w:sz="6" w:space="0"/>
-              <w:right w:val="single" w:color="1F1F1F" w:sz="6" w:space="0"/>
+              <w:top w:val="single" w:sz="6" w:space="0" w:color="1F1F1F"/>
+              <w:left w:val="single" w:sz="6" w:space="0" w:color="1F1F1F"/>
+              <w:bottom w:val="single" w:sz="6" w:space="0" w:color="1F1F1F"/>
+              <w:right w:val="single" w:sz="6" w:space="0" w:color="1F1F1F"/>
             </w:tcBorders>
             <w:shd w:val="clear" w:color="auto" w:fill="EFEFEF"/>
             <w:tcMar>
@@ -531,10 +531,10 @@
           <w:tcPr>
             <w:tcW w:w="6645" w:type="dxa"/>
             <w:tcBorders>
-              <w:top w:val="single" w:color="1F1F1F" w:sz="6" w:space="0"/>
-              <w:left w:val="single" w:color="1F1F1F" w:sz="6" w:space="0"/>
-              <w:bottom w:val="single" w:color="1F1F1F" w:sz="6" w:space="0"/>
-              <w:right w:val="single" w:color="1F1F1F" w:sz="6" w:space="0"/>
+              <w:top w:val="single" w:sz="6" w:space="0" w:color="1F1F1F"/>
+              <w:left w:val="single" w:sz="6" w:space="0" w:color="1F1F1F"/>
+              <w:bottom w:val="single" w:sz="6" w:space="0" w:color="1F1F1F"/>
+              <w:right w:val="single" w:sz="6" w:space="0" w:color="1F1F1F"/>
             </w:tcBorders>
             <w:shd w:val="clear" w:color="auto" w:fill="EFEFEF"/>
             <w:tcMar>
@@ -570,10 +570,10 @@
           <w:tcPr>
             <w:tcW w:w="2175" w:type="dxa"/>
             <w:tcBorders>
-              <w:top w:val="single" w:color="1F1F1F" w:sz="6" w:space="0"/>
-              <w:left w:val="single" w:color="1F1F1F" w:sz="6" w:space="0"/>
-              <w:bottom w:val="single" w:color="1F1F1F" w:sz="6" w:space="0"/>
-              <w:right w:val="single" w:color="1F1F1F" w:sz="6" w:space="0"/>
+              <w:top w:val="single" w:sz="6" w:space="0" w:color="1F1F1F"/>
+              <w:left w:val="single" w:sz="6" w:space="0" w:color="1F1F1F"/>
+              <w:bottom w:val="single" w:sz="6" w:space="0" w:color="1F1F1F"/>
+              <w:right w:val="single" w:sz="6" w:space="0" w:color="1F1F1F"/>
             </w:tcBorders>
             <w:tcMar>
               <w:top w:w="240" w:type="dxa"/>
@@ -603,10 +603,10 @@
           <w:tcPr>
             <w:tcW w:w="6645" w:type="dxa"/>
             <w:tcBorders>
-              <w:top w:val="single" w:color="1F1F1F" w:sz="6" w:space="0"/>
-              <w:left w:val="single" w:color="1F1F1F" w:sz="6" w:space="0"/>
-              <w:bottom w:val="single" w:color="1F1F1F" w:sz="6" w:space="0"/>
-              <w:right w:val="single" w:color="1F1F1F" w:sz="6" w:space="0"/>
+              <w:top w:val="single" w:sz="6" w:space="0" w:color="1F1F1F"/>
+              <w:left w:val="single" w:sz="6" w:space="0" w:color="1F1F1F"/>
+              <w:bottom w:val="single" w:sz="6" w:space="0" w:color="1F1F1F"/>
+              <w:right w:val="single" w:sz="6" w:space="0" w:color="1F1F1F"/>
             </w:tcBorders>
             <w:tcMar>
               <w:top w:w="240" w:type="dxa"/>
@@ -639,10 +639,10 @@
           <w:tcPr>
             <w:tcW w:w="2175" w:type="dxa"/>
             <w:tcBorders>
-              <w:top w:val="single" w:color="1F1F1F" w:sz="6" w:space="0"/>
-              <w:left w:val="single" w:color="1F1F1F" w:sz="6" w:space="0"/>
-              <w:bottom w:val="single" w:color="1F1F1F" w:sz="6" w:space="0"/>
-              <w:right w:val="single" w:color="1F1F1F" w:sz="6" w:space="0"/>
+              <w:top w:val="single" w:sz="6" w:space="0" w:color="1F1F1F"/>
+              <w:left w:val="single" w:sz="6" w:space="0" w:color="1F1F1F"/>
+              <w:bottom w:val="single" w:sz="6" w:space="0" w:color="1F1F1F"/>
+              <w:right w:val="single" w:sz="6" w:space="0" w:color="1F1F1F"/>
             </w:tcBorders>
             <w:tcMar>
               <w:top w:w="240" w:type="dxa"/>
@@ -672,10 +672,10 @@
           <w:tcPr>
             <w:tcW w:w="6645" w:type="dxa"/>
             <w:tcBorders>
-              <w:top w:val="single" w:color="1F1F1F" w:sz="6" w:space="0"/>
-              <w:left w:val="single" w:color="1F1F1F" w:sz="6" w:space="0"/>
-              <w:bottom w:val="single" w:color="1F1F1F" w:sz="6" w:space="0"/>
-              <w:right w:val="single" w:color="1F1F1F" w:sz="6" w:space="0"/>
+              <w:top w:val="single" w:sz="6" w:space="0" w:color="1F1F1F"/>
+              <w:left w:val="single" w:sz="6" w:space="0" w:color="1F1F1F"/>
+              <w:bottom w:val="single" w:sz="6" w:space="0" w:color="1F1F1F"/>
+              <w:right w:val="single" w:sz="6" w:space="0" w:color="1F1F1F"/>
             </w:tcBorders>
             <w:tcMar>
               <w:top w:w="240" w:type="dxa"/>
@@ -708,10 +708,10 @@
           <w:tcPr>
             <w:tcW w:w="2175" w:type="dxa"/>
             <w:tcBorders>
-              <w:top w:val="single" w:color="1F1F1F" w:sz="6" w:space="0"/>
-              <w:left w:val="single" w:color="1F1F1F" w:sz="6" w:space="0"/>
-              <w:bottom w:val="single" w:color="1F1F1F" w:sz="6" w:space="0"/>
-              <w:right w:val="single" w:color="1F1F1F" w:sz="6" w:space="0"/>
+              <w:top w:val="single" w:sz="6" w:space="0" w:color="1F1F1F"/>
+              <w:left w:val="single" w:sz="6" w:space="0" w:color="1F1F1F"/>
+              <w:bottom w:val="single" w:sz="6" w:space="0" w:color="1F1F1F"/>
+              <w:right w:val="single" w:sz="6" w:space="0" w:color="1F1F1F"/>
             </w:tcBorders>
             <w:tcMar>
               <w:top w:w="240" w:type="dxa"/>
@@ -741,10 +741,10 @@
           <w:tcPr>
             <w:tcW w:w="6645" w:type="dxa"/>
             <w:tcBorders>
-              <w:top w:val="single" w:color="1F1F1F" w:sz="6" w:space="0"/>
-              <w:left w:val="single" w:color="1F1F1F" w:sz="6" w:space="0"/>
-              <w:bottom w:val="single" w:color="1F1F1F" w:sz="6" w:space="0"/>
-              <w:right w:val="single" w:color="1F1F1F" w:sz="6" w:space="0"/>
+              <w:top w:val="single" w:sz="6" w:space="0" w:color="1F1F1F"/>
+              <w:left w:val="single" w:sz="6" w:space="0" w:color="1F1F1F"/>
+              <w:bottom w:val="single" w:sz="6" w:space="0" w:color="1F1F1F"/>
+              <w:right w:val="single" w:sz="6" w:space="0" w:color="1F1F1F"/>
             </w:tcBorders>
             <w:tcMar>
               <w:top w:w="240" w:type="dxa"/>
@@ -777,10 +777,10 @@
           <w:tcPr>
             <w:tcW w:w="2175" w:type="dxa"/>
             <w:tcBorders>
-              <w:top w:val="single" w:color="1F1F1F" w:sz="6" w:space="0"/>
-              <w:left w:val="single" w:color="1F1F1F" w:sz="6" w:space="0"/>
-              <w:bottom w:val="single" w:color="1F1F1F" w:sz="6" w:space="0"/>
-              <w:right w:val="single" w:color="1F1F1F" w:sz="6" w:space="0"/>
+              <w:top w:val="single" w:sz="6" w:space="0" w:color="1F1F1F"/>
+              <w:left w:val="single" w:sz="6" w:space="0" w:color="1F1F1F"/>
+              <w:bottom w:val="single" w:sz="6" w:space="0" w:color="1F1F1F"/>
+              <w:right w:val="single" w:sz="6" w:space="0" w:color="1F1F1F"/>
             </w:tcBorders>
             <w:tcMar>
               <w:top w:w="240" w:type="dxa"/>
@@ -810,10 +810,10 @@
           <w:tcPr>
             <w:tcW w:w="6645" w:type="dxa"/>
             <w:tcBorders>
-              <w:top w:val="single" w:color="1F1F1F" w:sz="6" w:space="0"/>
-              <w:left w:val="single" w:color="1F1F1F" w:sz="6" w:space="0"/>
-              <w:bottom w:val="single" w:color="1F1F1F" w:sz="6" w:space="0"/>
-              <w:right w:val="single" w:color="1F1F1F" w:sz="6" w:space="0"/>
+              <w:top w:val="single" w:sz="6" w:space="0" w:color="1F1F1F"/>
+              <w:left w:val="single" w:sz="6" w:space="0" w:color="1F1F1F"/>
+              <w:bottom w:val="single" w:sz="6" w:space="0" w:color="1F1F1F"/>
+              <w:right w:val="single" w:sz="6" w:space="0" w:color="1F1F1F"/>
             </w:tcBorders>
             <w:tcMar>
               <w:top w:w="240" w:type="dxa"/>
@@ -846,10 +846,10 @@
           <w:tcPr>
             <w:tcW w:w="2175" w:type="dxa"/>
             <w:tcBorders>
-              <w:top w:val="single" w:color="1F1F1F" w:sz="6" w:space="0"/>
-              <w:left w:val="single" w:color="1F1F1F" w:sz="6" w:space="0"/>
-              <w:bottom w:val="single" w:color="1F1F1F" w:sz="6" w:space="0"/>
-              <w:right w:val="single" w:color="1F1F1F" w:sz="6" w:space="0"/>
+              <w:top w:val="single" w:sz="6" w:space="0" w:color="1F1F1F"/>
+              <w:left w:val="single" w:sz="6" w:space="0" w:color="1F1F1F"/>
+              <w:bottom w:val="single" w:sz="6" w:space="0" w:color="1F1F1F"/>
+              <w:right w:val="single" w:sz="6" w:space="0" w:color="1F1F1F"/>
             </w:tcBorders>
             <w:tcMar>
               <w:top w:w="240" w:type="dxa"/>
@@ -879,10 +879,10 @@
           <w:tcPr>
             <w:tcW w:w="6645" w:type="dxa"/>
             <w:tcBorders>
-              <w:top w:val="single" w:color="1F1F1F" w:sz="6" w:space="0"/>
-              <w:left w:val="single" w:color="1F1F1F" w:sz="6" w:space="0"/>
-              <w:bottom w:val="single" w:color="1F1F1F" w:sz="6" w:space="0"/>
-              <w:right w:val="single" w:color="1F1F1F" w:sz="6" w:space="0"/>
+              <w:top w:val="single" w:sz="6" w:space="0" w:color="1F1F1F"/>
+              <w:left w:val="single" w:sz="6" w:space="0" w:color="1F1F1F"/>
+              <w:bottom w:val="single" w:sz="6" w:space="0" w:color="1F1F1F"/>
+              <w:right w:val="single" w:sz="6" w:space="0" w:color="1F1F1F"/>
             </w:tcBorders>
             <w:tcMar>
               <w:top w:w="240" w:type="dxa"/>
@@ -915,10 +915,10 @@
           <w:tcPr>
             <w:tcW w:w="2175" w:type="dxa"/>
             <w:tcBorders>
-              <w:top w:val="single" w:color="1F1F1F" w:sz="6" w:space="0"/>
-              <w:left w:val="single" w:color="1F1F1F" w:sz="6" w:space="0"/>
-              <w:bottom w:val="single" w:color="1F1F1F" w:sz="6" w:space="0"/>
-              <w:right w:val="single" w:color="1F1F1F" w:sz="6" w:space="0"/>
+              <w:top w:val="single" w:sz="6" w:space="0" w:color="1F1F1F"/>
+              <w:left w:val="single" w:sz="6" w:space="0" w:color="1F1F1F"/>
+              <w:bottom w:val="single" w:sz="6" w:space="0" w:color="1F1F1F"/>
+              <w:right w:val="single" w:sz="6" w:space="0" w:color="1F1F1F"/>
             </w:tcBorders>
             <w:tcMar>
               <w:top w:w="240" w:type="dxa"/>
@@ -940,6 +940,7 @@
                 <w:bCs/>
                 <w:color w:val="1F1F1F"/>
               </w:rPr>
+              <w:lastRenderedPageBreak/>
               <w:t>Metryka celności</w:t>
             </w:r>
           </w:p>
@@ -948,10 +949,10 @@
           <w:tcPr>
             <w:tcW w:w="6645" w:type="dxa"/>
             <w:tcBorders>
-              <w:top w:val="single" w:color="1F1F1F" w:sz="6" w:space="0"/>
-              <w:left w:val="single" w:color="1F1F1F" w:sz="6" w:space="0"/>
-              <w:bottom w:val="single" w:color="1F1F1F" w:sz="6" w:space="0"/>
-              <w:right w:val="single" w:color="1F1F1F" w:sz="6" w:space="0"/>
+              <w:top w:val="single" w:sz="6" w:space="0" w:color="1F1F1F"/>
+              <w:left w:val="single" w:sz="6" w:space="0" w:color="1F1F1F"/>
+              <w:bottom w:val="single" w:sz="6" w:space="0" w:color="1F1F1F"/>
+              <w:right w:val="single" w:sz="6" w:space="0" w:color="1F1F1F"/>
             </w:tcBorders>
             <w:tcMar>
               <w:top w:w="240" w:type="dxa"/>
@@ -984,10 +985,10 @@
           <w:tcPr>
             <w:tcW w:w="2175" w:type="dxa"/>
             <w:tcBorders>
-              <w:top w:val="single" w:color="1F1F1F" w:sz="6" w:space="0"/>
-              <w:left w:val="single" w:color="1F1F1F" w:sz="6" w:space="0"/>
-              <w:bottom w:val="single" w:color="1F1F1F" w:sz="6" w:space="0"/>
-              <w:right w:val="single" w:color="1F1F1F" w:sz="6" w:space="0"/>
+              <w:top w:val="single" w:sz="6" w:space="0" w:color="1F1F1F"/>
+              <w:left w:val="single" w:sz="6" w:space="0" w:color="1F1F1F"/>
+              <w:bottom w:val="single" w:sz="6" w:space="0" w:color="1F1F1F"/>
+              <w:right w:val="single" w:sz="6" w:space="0" w:color="1F1F1F"/>
             </w:tcBorders>
             <w:tcMar>
               <w:top w:w="240" w:type="dxa"/>
@@ -1009,7 +1010,6 @@
                 <w:bCs/>
                 <w:color w:val="1F1F1F"/>
               </w:rPr>
-              <w:lastRenderedPageBreak/>
               <w:t>Check-in / Check-out</w:t>
             </w:r>
           </w:p>
@@ -1018,10 +1018,10 @@
           <w:tcPr>
             <w:tcW w:w="6645" w:type="dxa"/>
             <w:tcBorders>
-              <w:top w:val="single" w:color="1F1F1F" w:sz="6" w:space="0"/>
-              <w:left w:val="single" w:color="1F1F1F" w:sz="6" w:space="0"/>
-              <w:bottom w:val="single" w:color="1F1F1F" w:sz="6" w:space="0"/>
-              <w:right w:val="single" w:color="1F1F1F" w:sz="6" w:space="0"/>
+              <w:top w:val="single" w:sz="6" w:space="0" w:color="1F1F1F"/>
+              <w:left w:val="single" w:sz="6" w:space="0" w:color="1F1F1F"/>
+              <w:bottom w:val="single" w:sz="6" w:space="0" w:color="1F1F1F"/>
+              <w:right w:val="single" w:sz="6" w:space="0" w:color="1F1F1F"/>
             </w:tcBorders>
             <w:tcMar>
               <w:top w:w="240" w:type="dxa"/>
@@ -1052,15 +1052,15 @@
         <w:pStyle w:val="Nagwek2"/>
         <w:spacing w:before="240" w:after="240"/>
       </w:pPr>
-      <w:bookmarkStart w:name="_cts42h3dtku0" w:colFirst="0" w:colLast="0" w:id="8"/>
+      <w:bookmarkStart w:id="7" w:name="_cts42h3dtku0" w:colFirst="0" w:colLast="0"/>
+      <w:bookmarkEnd w:id="7"/>
+    </w:p>
+    <w:p>
+      <w:pPr>
+        <w:pStyle w:val="Nagwek2"/>
+      </w:pPr>
+      <w:bookmarkStart w:id="8" w:name="_1cz1enrmpf6u" w:colFirst="0" w:colLast="0"/>
       <w:bookmarkEnd w:id="8"/>
-    </w:p>
-    <w:p>
-      <w:pPr>
-        <w:pStyle w:val="Nagwek2"/>
-      </w:pPr>
-      <w:bookmarkStart w:name="_1cz1enrmpf6u" w:colFirst="0" w:colLast="0" w:id="9"/>
-      <w:bookmarkEnd w:id="9"/>
       <w:r>
         <w:t>4.Interfejs użytkownika</w:t>
       </w:r>
@@ -1497,7 +1497,6 @@
         <w:pStyle w:val="Nagwek2"/>
       </w:pPr>
       <w:r>
-        <w:rPr/>
         <w:t>4. Perspektywy przypadków użycia</w:t>
       </w:r>
     </w:p>
@@ -1509,15 +1508,12 @@
         </w:rPr>
       </w:pPr>
       <w:r>
-        <w:rPr/>
         <w:t>4</w:t>
       </w:r>
       <w:r>
-        <w:rPr/>
         <w:t>.1</w:t>
       </w:r>
       <w:r>
-        <w:rPr/>
         <w:t>.Diagram Przypadków użycia</w:t>
       </w:r>
       <w:r>
@@ -1526,6 +1522,9 @@
     </w:p>
     <w:p>
       <w:r>
+        <w:rPr>
+          <w:noProof/>
+        </w:rPr>
         <w:drawing>
           <wp:inline distT="0" distB="0" distL="0" distR="0" wp14:anchorId="6B260CED" wp14:editId="680481FC">
             <wp:extent cx="5733415" cy="3772535"/>
@@ -1570,15 +1569,12 @@
         <w:pStyle w:val="Nagwek2"/>
       </w:pPr>
       <w:r>
-        <w:rPr/>
         <w:t>4.1</w:t>
       </w:r>
       <w:r>
-        <w:rPr/>
         <w:t>.2.</w:t>
       </w:r>
       <w:r>
-        <w:rPr/>
         <w:t>Opisy przypadków użycia</w:t>
       </w:r>
     </w:p>
@@ -2141,6 +2137,7 @@
         <w:rPr>
           <w:lang w:val="pl-PL"/>
         </w:rPr>
+        <w:lastRenderedPageBreak/>
         <w:t xml:space="preserve">Instruktor wybiera rodzaj dokumentu (np. Dowód osobisty, Paszport) oraz wpisuje serię, numer dokumentu i numer PESEL klienta (realizując zawarty przypadek użycia </w:t>
       </w:r>
       <w:r>
@@ -2189,7 +2186,6 @@
         <w:rPr>
           <w:lang w:val="pl-PL"/>
         </w:rPr>
-        <w:lastRenderedPageBreak/>
         <w:t xml:space="preserve">System weryfikuje poprawność formularza (np. długość numeru PESEL) i zapisuje dane. </w:t>
       </w:r>
     </w:p>
@@ -2664,6 +2660,7 @@
         <w:rPr>
           <w:lang w:val="pl-PL"/>
         </w:rPr>
+        <w:lastRenderedPageBreak/>
         <w:t>System weryfikuje poprawność operacji i zapisuje nowe dane w bazie.</w:t>
       </w:r>
     </w:p>
@@ -2710,7 +2707,6 @@
         <w:rPr>
           <w:lang w:val="pl-PL"/>
         </w:rPr>
-        <w:lastRenderedPageBreak/>
         <w:t>a) Administrator chce szybko odnaleźć konkretną osobę na długiej liście:</w:t>
       </w:r>
     </w:p>
@@ -2962,32 +2958,36 @@
         <w:pStyle w:val="Nagwek2"/>
       </w:pPr>
       <w:r>
-        <w:rPr/>
+        <w:lastRenderedPageBreak/>
         <w:t>4.2.Opisy przypadków użycia</w:t>
       </w:r>
     </w:p>
     <w:p>
       <w:pPr>
-        <w:pStyle w:val="Normalny"/>
-      </w:pPr>
-      <w:r>
+        <w:keepNext/>
+        <w:jc w:val="center"/>
+      </w:pPr>
+      <w:r>
+        <w:rPr>
+          <w:noProof/>
+        </w:rPr>
         <w:drawing>
-          <wp:inline wp14:editId="3B5C66BA" wp14:anchorId="62A6F070">
+          <wp:inline distT="0" distB="0" distL="0" distR="0" wp14:anchorId="62A6F070" wp14:editId="3B5C66BA">
             <wp:extent cx="5724525" cy="5133975"/>
             <wp:effectExtent l="0" t="0" r="0" b="0"/>
             <wp:docPr id="1956112328" name="drawing"/>
             <wp:cNvGraphicFramePr>
-              <a:graphicFrameLocks noChangeAspect="1"/>
+              <a:graphicFrameLocks xmlns:a="http://schemas.openxmlformats.org/drawingml/2006/main" noChangeAspect="1"/>
             </wp:cNvGraphicFramePr>
-            <a:graphic>
-              <a:graphicData xmlns:a="http://schemas.openxmlformats.org/drawingml/2006/main" uri="http://schemas.openxmlformats.org/drawingml/2006/picture">
+            <a:graphic xmlns:a="http://schemas.openxmlformats.org/drawingml/2006/main">
+              <a:graphicData uri="http://schemas.openxmlformats.org/drawingml/2006/picture">
                 <pic:pic xmlns:pic="http://schemas.openxmlformats.org/drawingml/2006/picture">
                   <pic:nvPicPr>
                     <pic:cNvPr id="1956112328" name="Picture 1956112328"/>
                     <pic:cNvPicPr/>
                   </pic:nvPicPr>
                   <pic:blipFill>
-                    <a:blip xmlns:r="http://schemas.openxmlformats.org/officeDocument/2006/relationships" r:embed="rId1987841104">
+                    <a:blip r:embed="rId16">
                       <a:extLst>
                         <a:ext uri="{28A0092B-C50C-407E-A947-70E740481C1C}">
                           <a14:useLocalDpi xmlns:a14="http://schemas.microsoft.com/office/drawing/2010/main"/>
@@ -3014,9 +3014,91 @@
         </w:drawing>
       </w:r>
     </w:p>
+    <w:p>
+      <w:pPr>
+        <w:pStyle w:val="Legenda"/>
+        <w:jc w:val="center"/>
+      </w:pPr>
+      <w:r>
+        <w:t xml:space="preserve">Figure </w:t>
+      </w:r>
+      <w:fldSimple w:instr=" SEQ Figure \* ARABIC ">
+        <w:r>
+          <w:rPr>
+            <w:noProof/>
+          </w:rPr>
+          <w:t>1</w:t>
+        </w:r>
+      </w:fldSimple>
+      <w:r>
+        <w:t xml:space="preserve"> Igor Wróblewski</w:t>
+      </w:r>
+    </w:p>
     <w:p/>
+    <w:p/>
+    <w:p>
+      <w:pPr>
+        <w:pStyle w:val="Nagwek2"/>
+      </w:pPr>
+      <w:r>
+        <w:t>5</w:t>
+      </w:r>
+      <w:r>
+        <w:t>.</w:t>
+      </w:r>
+      <w:r>
+        <w:t>1</w:t>
+      </w:r>
+      <w:r>
+        <w:t>.</w:t>
+      </w:r>
+      <w:r>
+        <w:t>Diagram klas</w:t>
+      </w:r>
+    </w:p>
+    <w:p/>
+    <w:p>
+      <w:r>
+        <w:lastRenderedPageBreak/>
+        <w:drawing>
+          <wp:inline distT="0" distB="0" distL="0" distR="0" wp14:anchorId="7849F836" wp14:editId="293D503A">
+            <wp:extent cx="5733415" cy="3727450"/>
+            <wp:effectExtent l="0" t="0" r="635" b="6350"/>
+            <wp:docPr id="2118031314" name="Obraz 1"/>
+            <wp:cNvGraphicFramePr>
+              <a:graphicFrameLocks xmlns:a="http://schemas.openxmlformats.org/drawingml/2006/main" noChangeAspect="1"/>
+            </wp:cNvGraphicFramePr>
+            <a:graphic xmlns:a="http://schemas.openxmlformats.org/drawingml/2006/main">
+              <a:graphicData uri="http://schemas.openxmlformats.org/drawingml/2006/picture">
+                <pic:pic xmlns:pic="http://schemas.openxmlformats.org/drawingml/2006/picture">
+                  <pic:nvPicPr>
+                    <pic:cNvPr id="2118031314" name=""/>
+                    <pic:cNvPicPr/>
+                  </pic:nvPicPr>
+                  <pic:blipFill>
+                    <a:blip r:embed="rId17"/>
+                    <a:stretch>
+                      <a:fillRect/>
+                    </a:stretch>
+                  </pic:blipFill>
+                  <pic:spPr>
+                    <a:xfrm>
+                      <a:off x="0" y="0"/>
+                      <a:ext cx="5733415" cy="3727450"/>
+                    </a:xfrm>
+                    <a:prstGeom prst="rect">
+                      <a:avLst/>
+                    </a:prstGeom>
+                  </pic:spPr>
+                </pic:pic>
+              </a:graphicData>
+            </a:graphic>
+          </wp:inline>
+        </w:drawing>
+      </w:r>
+    </w:p>
     <w:sectPr>
-      <w:pgSz w:w="11909" w:h="16834" w:orient="portrait"/>
+      <w:pgSz w:w="11909" w:h="16834"/>
       <w:pgMar w:top="1440" w:right="1440" w:bottom="1440" w:left="1440" w:header="720" w:footer="720" w:gutter="0"/>
       <w:pgNumType w:start="1"/>
       <w:cols w:space="708"/>
@@ -3156,7 +3238,7 @@
         <w:ind w:left="720" w:hanging="360"/>
       </w:pPr>
       <w:rPr>
-        <w:rFonts w:hint="default" w:ascii="Symbol" w:hAnsi="Symbol"/>
+        <w:rFonts w:ascii="Symbol" w:hAnsi="Symbol" w:hint="default"/>
         <w:sz w:val="20"/>
       </w:rPr>
     </w:lvl>
@@ -3172,7 +3254,7 @@
         <w:ind w:left="1440" w:hanging="360"/>
       </w:pPr>
       <w:rPr>
-        <w:rFonts w:hint="default" w:ascii="Courier New" w:hAnsi="Courier New"/>
+        <w:rFonts w:ascii="Courier New" w:hAnsi="Courier New" w:hint="default"/>
         <w:sz w:val="20"/>
       </w:rPr>
     </w:lvl>
@@ -3188,7 +3270,7 @@
         <w:ind w:left="2160" w:hanging="360"/>
       </w:pPr>
       <w:rPr>
-        <w:rFonts w:hint="default" w:ascii="Wingdings" w:hAnsi="Wingdings"/>
+        <w:rFonts w:ascii="Wingdings" w:hAnsi="Wingdings" w:hint="default"/>
         <w:sz w:val="20"/>
       </w:rPr>
     </w:lvl>
@@ -3204,7 +3286,7 @@
         <w:ind w:left="2880" w:hanging="360"/>
       </w:pPr>
       <w:rPr>
-        <w:rFonts w:hint="default" w:ascii="Wingdings" w:hAnsi="Wingdings"/>
+        <w:rFonts w:ascii="Wingdings" w:hAnsi="Wingdings" w:hint="default"/>
         <w:sz w:val="20"/>
       </w:rPr>
     </w:lvl>
@@ -3220,7 +3302,7 @@
         <w:ind w:left="3600" w:hanging="360"/>
       </w:pPr>
       <w:rPr>
-        <w:rFonts w:hint="default" w:ascii="Wingdings" w:hAnsi="Wingdings"/>
+        <w:rFonts w:ascii="Wingdings" w:hAnsi="Wingdings" w:hint="default"/>
         <w:sz w:val="20"/>
       </w:rPr>
     </w:lvl>
@@ -3236,7 +3318,7 @@
         <w:ind w:left="4320" w:hanging="360"/>
       </w:pPr>
       <w:rPr>
-        <w:rFonts w:hint="default" w:ascii="Wingdings" w:hAnsi="Wingdings"/>
+        <w:rFonts w:ascii="Wingdings" w:hAnsi="Wingdings" w:hint="default"/>
         <w:sz w:val="20"/>
       </w:rPr>
     </w:lvl>
@@ -3252,7 +3334,7 @@
         <w:ind w:left="5040" w:hanging="360"/>
       </w:pPr>
       <w:rPr>
-        <w:rFonts w:hint="default" w:ascii="Wingdings" w:hAnsi="Wingdings"/>
+        <w:rFonts w:ascii="Wingdings" w:hAnsi="Wingdings" w:hint="default"/>
         <w:sz w:val="20"/>
       </w:rPr>
     </w:lvl>
@@ -3268,7 +3350,7 @@
         <w:ind w:left="5760" w:hanging="360"/>
       </w:pPr>
       <w:rPr>
-        <w:rFonts w:hint="default" w:ascii="Wingdings" w:hAnsi="Wingdings"/>
+        <w:rFonts w:ascii="Wingdings" w:hAnsi="Wingdings" w:hint="default"/>
         <w:sz w:val="20"/>
       </w:rPr>
     </w:lvl>
@@ -3284,7 +3366,7 @@
         <w:ind w:left="6480" w:hanging="360"/>
       </w:pPr>
       <w:rPr>
-        <w:rFonts w:hint="default" w:ascii="Wingdings" w:hAnsi="Wingdings"/>
+        <w:rFonts w:ascii="Wingdings" w:hAnsi="Wingdings" w:hint="default"/>
         <w:sz w:val="20"/>
       </w:rPr>
     </w:lvl>
@@ -3305,7 +3387,7 @@
         <w:ind w:left="720" w:hanging="360"/>
       </w:pPr>
       <w:rPr>
-        <w:rFonts w:hint="default" w:ascii="Symbol" w:hAnsi="Symbol"/>
+        <w:rFonts w:ascii="Symbol" w:hAnsi="Symbol" w:hint="default"/>
         <w:sz w:val="20"/>
       </w:rPr>
     </w:lvl>
@@ -3321,7 +3403,7 @@
         <w:ind w:left="1440" w:hanging="360"/>
       </w:pPr>
       <w:rPr>
-        <w:rFonts w:hint="default" w:ascii="Courier New" w:hAnsi="Courier New"/>
+        <w:rFonts w:ascii="Courier New" w:hAnsi="Courier New" w:hint="default"/>
         <w:sz w:val="20"/>
       </w:rPr>
     </w:lvl>
@@ -3337,7 +3419,7 @@
         <w:ind w:left="2160" w:hanging="360"/>
       </w:pPr>
       <w:rPr>
-        <w:rFonts w:hint="default" w:ascii="Wingdings" w:hAnsi="Wingdings"/>
+        <w:rFonts w:ascii="Wingdings" w:hAnsi="Wingdings" w:hint="default"/>
         <w:sz w:val="20"/>
       </w:rPr>
     </w:lvl>
@@ -3353,7 +3435,7 @@
         <w:ind w:left="2880" w:hanging="360"/>
       </w:pPr>
       <w:rPr>
-        <w:rFonts w:hint="default" w:ascii="Wingdings" w:hAnsi="Wingdings"/>
+        <w:rFonts w:ascii="Wingdings" w:hAnsi="Wingdings" w:hint="default"/>
         <w:sz w:val="20"/>
       </w:rPr>
     </w:lvl>
@@ -3369,7 +3451,7 @@
         <w:ind w:left="3600" w:hanging="360"/>
       </w:pPr>
       <w:rPr>
-        <w:rFonts w:hint="default" w:ascii="Wingdings" w:hAnsi="Wingdings"/>
+        <w:rFonts w:ascii="Wingdings" w:hAnsi="Wingdings" w:hint="default"/>
         <w:sz w:val="20"/>
       </w:rPr>
     </w:lvl>
@@ -3385,7 +3467,7 @@
         <w:ind w:left="4320" w:hanging="360"/>
       </w:pPr>
       <w:rPr>
-        <w:rFonts w:hint="default" w:ascii="Wingdings" w:hAnsi="Wingdings"/>
+        <w:rFonts w:ascii="Wingdings" w:hAnsi="Wingdings" w:hint="default"/>
         <w:sz w:val="20"/>
       </w:rPr>
     </w:lvl>
@@ -3401,7 +3483,7 @@
         <w:ind w:left="5040" w:hanging="360"/>
       </w:pPr>
       <w:rPr>
-        <w:rFonts w:hint="default" w:ascii="Wingdings" w:hAnsi="Wingdings"/>
+        <w:rFonts w:ascii="Wingdings" w:hAnsi="Wingdings" w:hint="default"/>
         <w:sz w:val="20"/>
       </w:rPr>
     </w:lvl>
@@ -3417,7 +3499,7 @@
         <w:ind w:left="5760" w:hanging="360"/>
       </w:pPr>
       <w:rPr>
-        <w:rFonts w:hint="default" w:ascii="Wingdings" w:hAnsi="Wingdings"/>
+        <w:rFonts w:ascii="Wingdings" w:hAnsi="Wingdings" w:hint="default"/>
         <w:sz w:val="20"/>
       </w:rPr>
     </w:lvl>
@@ -3433,7 +3515,7 @@
         <w:ind w:left="6480" w:hanging="360"/>
       </w:pPr>
       <w:rPr>
-        <w:rFonts w:hint="default" w:ascii="Wingdings" w:hAnsi="Wingdings"/>
+        <w:rFonts w:ascii="Wingdings" w:hAnsi="Wingdings" w:hint="default"/>
         <w:sz w:val="20"/>
       </w:rPr>
     </w:lvl>
@@ -3454,7 +3536,7 @@
         <w:ind w:left="720" w:hanging="360"/>
       </w:pPr>
       <w:rPr>
-        <w:rFonts w:hint="default" w:ascii="Symbol" w:hAnsi="Symbol"/>
+        <w:rFonts w:ascii="Symbol" w:hAnsi="Symbol" w:hint="default"/>
         <w:sz w:val="20"/>
       </w:rPr>
     </w:lvl>
@@ -3470,7 +3552,7 @@
         <w:ind w:left="1440" w:hanging="360"/>
       </w:pPr>
       <w:rPr>
-        <w:rFonts w:hint="default" w:ascii="Courier New" w:hAnsi="Courier New"/>
+        <w:rFonts w:ascii="Courier New" w:hAnsi="Courier New" w:hint="default"/>
         <w:sz w:val="20"/>
       </w:rPr>
     </w:lvl>
@@ -3486,7 +3568,7 @@
         <w:ind w:left="2160" w:hanging="360"/>
       </w:pPr>
       <w:rPr>
-        <w:rFonts w:hint="default" w:ascii="Wingdings" w:hAnsi="Wingdings"/>
+        <w:rFonts w:ascii="Wingdings" w:hAnsi="Wingdings" w:hint="default"/>
         <w:sz w:val="20"/>
       </w:rPr>
     </w:lvl>
@@ -3502,7 +3584,7 @@
         <w:ind w:left="2880" w:hanging="360"/>
       </w:pPr>
       <w:rPr>
-        <w:rFonts w:hint="default" w:ascii="Wingdings" w:hAnsi="Wingdings"/>
+        <w:rFonts w:ascii="Wingdings" w:hAnsi="Wingdings" w:hint="default"/>
         <w:sz w:val="20"/>
       </w:rPr>
     </w:lvl>
@@ -3518,7 +3600,7 @@
         <w:ind w:left="3600" w:hanging="360"/>
       </w:pPr>
       <w:rPr>
-        <w:rFonts w:hint="default" w:ascii="Wingdings" w:hAnsi="Wingdings"/>
+        <w:rFonts w:ascii="Wingdings" w:hAnsi="Wingdings" w:hint="default"/>
         <w:sz w:val="20"/>
       </w:rPr>
     </w:lvl>
@@ -3534,7 +3616,7 @@
         <w:ind w:left="4320" w:hanging="360"/>
       </w:pPr>
       <w:rPr>
-        <w:rFonts w:hint="default" w:ascii="Wingdings" w:hAnsi="Wingdings"/>
+        <w:rFonts w:ascii="Wingdings" w:hAnsi="Wingdings" w:hint="default"/>
         <w:sz w:val="20"/>
       </w:rPr>
     </w:lvl>
@@ -3550,7 +3632,7 @@
         <w:ind w:left="5040" w:hanging="360"/>
       </w:pPr>
       <w:rPr>
-        <w:rFonts w:hint="default" w:ascii="Wingdings" w:hAnsi="Wingdings"/>
+        <w:rFonts w:ascii="Wingdings" w:hAnsi="Wingdings" w:hint="default"/>
         <w:sz w:val="20"/>
       </w:rPr>
     </w:lvl>
@@ -3566,7 +3648,7 @@
         <w:ind w:left="5760" w:hanging="360"/>
       </w:pPr>
       <w:rPr>
-        <w:rFonts w:hint="default" w:ascii="Wingdings" w:hAnsi="Wingdings"/>
+        <w:rFonts w:ascii="Wingdings" w:hAnsi="Wingdings" w:hint="default"/>
         <w:sz w:val="20"/>
       </w:rPr>
     </w:lvl>
@@ -3582,7 +3664,7 @@
         <w:ind w:left="6480" w:hanging="360"/>
       </w:pPr>
       <w:rPr>
-        <w:rFonts w:hint="default" w:ascii="Wingdings" w:hAnsi="Wingdings"/>
+        <w:rFonts w:ascii="Wingdings" w:hAnsi="Wingdings" w:hint="default"/>
         <w:sz w:val="20"/>
       </w:rPr>
     </w:lvl>
@@ -3603,7 +3685,7 @@
         <w:ind w:left="720" w:hanging="360"/>
       </w:pPr>
       <w:rPr>
-        <w:rFonts w:hint="default" w:ascii="Symbol" w:hAnsi="Symbol"/>
+        <w:rFonts w:ascii="Symbol" w:hAnsi="Symbol" w:hint="default"/>
         <w:sz w:val="20"/>
       </w:rPr>
     </w:lvl>
@@ -3619,7 +3701,7 @@
         <w:ind w:left="1440" w:hanging="360"/>
       </w:pPr>
       <w:rPr>
-        <w:rFonts w:hint="default" w:ascii="Courier New" w:hAnsi="Courier New"/>
+        <w:rFonts w:ascii="Courier New" w:hAnsi="Courier New" w:hint="default"/>
         <w:sz w:val="20"/>
       </w:rPr>
     </w:lvl>
@@ -3635,7 +3717,7 @@
         <w:ind w:left="2160" w:hanging="360"/>
       </w:pPr>
       <w:rPr>
-        <w:rFonts w:hint="default" w:ascii="Wingdings" w:hAnsi="Wingdings"/>
+        <w:rFonts w:ascii="Wingdings" w:hAnsi="Wingdings" w:hint="default"/>
         <w:sz w:val="20"/>
       </w:rPr>
     </w:lvl>
@@ -3651,7 +3733,7 @@
         <w:ind w:left="2880" w:hanging="360"/>
       </w:pPr>
       <w:rPr>
-        <w:rFonts w:hint="default" w:ascii="Wingdings" w:hAnsi="Wingdings"/>
+        <w:rFonts w:ascii="Wingdings" w:hAnsi="Wingdings" w:hint="default"/>
         <w:sz w:val="20"/>
       </w:rPr>
     </w:lvl>
@@ -3667,7 +3749,7 @@
         <w:ind w:left="3600" w:hanging="360"/>
       </w:pPr>
       <w:rPr>
-        <w:rFonts w:hint="default" w:ascii="Wingdings" w:hAnsi="Wingdings"/>
+        <w:rFonts w:ascii="Wingdings" w:hAnsi="Wingdings" w:hint="default"/>
         <w:sz w:val="20"/>
       </w:rPr>
     </w:lvl>
@@ -3683,7 +3765,7 @@
         <w:ind w:left="4320" w:hanging="360"/>
       </w:pPr>
       <w:rPr>
-        <w:rFonts w:hint="default" w:ascii="Wingdings" w:hAnsi="Wingdings"/>
+        <w:rFonts w:ascii="Wingdings" w:hAnsi="Wingdings" w:hint="default"/>
         <w:sz w:val="20"/>
       </w:rPr>
     </w:lvl>
@@ -3699,7 +3781,7 @@
         <w:ind w:left="5040" w:hanging="360"/>
       </w:pPr>
       <w:rPr>
-        <w:rFonts w:hint="default" w:ascii="Wingdings" w:hAnsi="Wingdings"/>
+        <w:rFonts w:ascii="Wingdings" w:hAnsi="Wingdings" w:hint="default"/>
         <w:sz w:val="20"/>
       </w:rPr>
     </w:lvl>
@@ -3715,7 +3797,7 @@
         <w:ind w:left="5760" w:hanging="360"/>
       </w:pPr>
       <w:rPr>
-        <w:rFonts w:hint="default" w:ascii="Wingdings" w:hAnsi="Wingdings"/>
+        <w:rFonts w:ascii="Wingdings" w:hAnsi="Wingdings" w:hint="default"/>
         <w:sz w:val="20"/>
       </w:rPr>
     </w:lvl>
@@ -3731,7 +3813,7 @@
         <w:ind w:left="6480" w:hanging="360"/>
       </w:pPr>
       <w:rPr>
-        <w:rFonts w:hint="default" w:ascii="Wingdings" w:hAnsi="Wingdings"/>
+        <w:rFonts w:ascii="Wingdings" w:hAnsi="Wingdings" w:hint="default"/>
         <w:sz w:val="20"/>
       </w:rPr>
     </w:lvl>
@@ -3752,7 +3834,7 @@
         <w:ind w:left="720" w:hanging="360"/>
       </w:pPr>
       <w:rPr>
-        <w:rFonts w:hint="default" w:ascii="Symbol" w:hAnsi="Symbol"/>
+        <w:rFonts w:ascii="Symbol" w:hAnsi="Symbol" w:hint="default"/>
         <w:sz w:val="20"/>
       </w:rPr>
     </w:lvl>
@@ -3768,7 +3850,7 @@
         <w:ind w:left="1440" w:hanging="360"/>
       </w:pPr>
       <w:rPr>
-        <w:rFonts w:hint="default" w:ascii="Courier New" w:hAnsi="Courier New"/>
+        <w:rFonts w:ascii="Courier New" w:hAnsi="Courier New" w:hint="default"/>
         <w:sz w:val="20"/>
       </w:rPr>
     </w:lvl>
@@ -3784,7 +3866,7 @@
         <w:ind w:left="2160" w:hanging="360"/>
       </w:pPr>
       <w:rPr>
-        <w:rFonts w:hint="default" w:ascii="Wingdings" w:hAnsi="Wingdings"/>
+        <w:rFonts w:ascii="Wingdings" w:hAnsi="Wingdings" w:hint="default"/>
         <w:sz w:val="20"/>
       </w:rPr>
     </w:lvl>
@@ -3800,7 +3882,7 @@
         <w:ind w:left="2880" w:hanging="360"/>
       </w:pPr>
       <w:rPr>
-        <w:rFonts w:hint="default" w:ascii="Wingdings" w:hAnsi="Wingdings"/>
+        <w:rFonts w:ascii="Wingdings" w:hAnsi="Wingdings" w:hint="default"/>
         <w:sz w:val="20"/>
       </w:rPr>
     </w:lvl>
@@ -3816,7 +3898,7 @@
         <w:ind w:left="3600" w:hanging="360"/>
       </w:pPr>
       <w:rPr>
-        <w:rFonts w:hint="default" w:ascii="Wingdings" w:hAnsi="Wingdings"/>
+        <w:rFonts w:ascii="Wingdings" w:hAnsi="Wingdings" w:hint="default"/>
         <w:sz w:val="20"/>
       </w:rPr>
     </w:lvl>
@@ -3832,7 +3914,7 @@
         <w:ind w:left="4320" w:hanging="360"/>
       </w:pPr>
       <w:rPr>
-        <w:rFonts w:hint="default" w:ascii="Wingdings" w:hAnsi="Wingdings"/>
+        <w:rFonts w:ascii="Wingdings" w:hAnsi="Wingdings" w:hint="default"/>
         <w:sz w:val="20"/>
       </w:rPr>
     </w:lvl>
@@ -3848,7 +3930,7 @@
         <w:ind w:left="5040" w:hanging="360"/>
       </w:pPr>
       <w:rPr>
-        <w:rFonts w:hint="default" w:ascii="Wingdings" w:hAnsi="Wingdings"/>
+        <w:rFonts w:ascii="Wingdings" w:hAnsi="Wingdings" w:hint="default"/>
         <w:sz w:val="20"/>
       </w:rPr>
     </w:lvl>
@@ -3864,7 +3946,7 @@
         <w:ind w:left="5760" w:hanging="360"/>
       </w:pPr>
       <w:rPr>
-        <w:rFonts w:hint="default" w:ascii="Wingdings" w:hAnsi="Wingdings"/>
+        <w:rFonts w:ascii="Wingdings" w:hAnsi="Wingdings" w:hint="default"/>
         <w:sz w:val="20"/>
       </w:rPr>
     </w:lvl>
@@ -3880,7 +3962,7 @@
         <w:ind w:left="6480" w:hanging="360"/>
       </w:pPr>
       <w:rPr>
-        <w:rFonts w:hint="default" w:ascii="Wingdings" w:hAnsi="Wingdings"/>
+        <w:rFonts w:ascii="Wingdings" w:hAnsi="Wingdings" w:hint="default"/>
         <w:sz w:val="20"/>
       </w:rPr>
     </w:lvl>
@@ -3901,7 +3983,7 @@
         <w:ind w:left="720" w:hanging="360"/>
       </w:pPr>
       <w:rPr>
-        <w:rFonts w:hint="default" w:ascii="Symbol" w:hAnsi="Symbol"/>
+        <w:rFonts w:ascii="Symbol" w:hAnsi="Symbol" w:hint="default"/>
         <w:sz w:val="20"/>
       </w:rPr>
     </w:lvl>
@@ -3917,7 +3999,7 @@
         <w:ind w:left="1440" w:hanging="360"/>
       </w:pPr>
       <w:rPr>
-        <w:rFonts w:hint="default" w:ascii="Courier New" w:hAnsi="Courier New"/>
+        <w:rFonts w:ascii="Courier New" w:hAnsi="Courier New" w:hint="default"/>
         <w:sz w:val="20"/>
       </w:rPr>
     </w:lvl>
@@ -3933,7 +4015,7 @@
         <w:ind w:left="2160" w:hanging="360"/>
       </w:pPr>
       <w:rPr>
-        <w:rFonts w:hint="default" w:ascii="Wingdings" w:hAnsi="Wingdings"/>
+        <w:rFonts w:ascii="Wingdings" w:hAnsi="Wingdings" w:hint="default"/>
         <w:sz w:val="20"/>
       </w:rPr>
     </w:lvl>
@@ -3949,7 +4031,7 @@
         <w:ind w:left="2880" w:hanging="360"/>
       </w:pPr>
       <w:rPr>
-        <w:rFonts w:hint="default" w:ascii="Wingdings" w:hAnsi="Wingdings"/>
+        <w:rFonts w:ascii="Wingdings" w:hAnsi="Wingdings" w:hint="default"/>
         <w:sz w:val="20"/>
       </w:rPr>
     </w:lvl>
@@ -3965,7 +4047,7 @@
         <w:ind w:left="3600" w:hanging="360"/>
       </w:pPr>
       <w:rPr>
-        <w:rFonts w:hint="default" w:ascii="Wingdings" w:hAnsi="Wingdings"/>
+        <w:rFonts w:ascii="Wingdings" w:hAnsi="Wingdings" w:hint="default"/>
         <w:sz w:val="20"/>
       </w:rPr>
     </w:lvl>
@@ -3981,7 +4063,7 @@
         <w:ind w:left="4320" w:hanging="360"/>
       </w:pPr>
       <w:rPr>
-        <w:rFonts w:hint="default" w:ascii="Wingdings" w:hAnsi="Wingdings"/>
+        <w:rFonts w:ascii="Wingdings" w:hAnsi="Wingdings" w:hint="default"/>
         <w:sz w:val="20"/>
       </w:rPr>
     </w:lvl>
@@ -3997,7 +4079,7 @@
         <w:ind w:left="5040" w:hanging="360"/>
       </w:pPr>
       <w:rPr>
-        <w:rFonts w:hint="default" w:ascii="Wingdings" w:hAnsi="Wingdings"/>
+        <w:rFonts w:ascii="Wingdings" w:hAnsi="Wingdings" w:hint="default"/>
         <w:sz w:val="20"/>
       </w:rPr>
     </w:lvl>
@@ -4013,7 +4095,7 @@
         <w:ind w:left="5760" w:hanging="360"/>
       </w:pPr>
       <w:rPr>
-        <w:rFonts w:hint="default" w:ascii="Wingdings" w:hAnsi="Wingdings"/>
+        <w:rFonts w:ascii="Wingdings" w:hAnsi="Wingdings" w:hint="default"/>
         <w:sz w:val="20"/>
       </w:rPr>
     </w:lvl>
@@ -4029,7 +4111,7 @@
         <w:ind w:left="6480" w:hanging="360"/>
       </w:pPr>
       <w:rPr>
-        <w:rFonts w:hint="default" w:ascii="Wingdings" w:hAnsi="Wingdings"/>
+        <w:rFonts w:ascii="Wingdings" w:hAnsi="Wingdings" w:hint="default"/>
         <w:sz w:val="20"/>
       </w:rPr>
     </w:lvl>
@@ -4050,7 +4132,7 @@
         <w:ind w:left="1800" w:hanging="360"/>
       </w:pPr>
       <w:rPr>
-        <w:rFonts w:hint="default" w:ascii="Symbol" w:hAnsi="Symbol"/>
+        <w:rFonts w:ascii="Symbol" w:hAnsi="Symbol" w:hint="default"/>
         <w:sz w:val="20"/>
       </w:rPr>
     </w:lvl>
@@ -4063,7 +4145,7 @@
         <w:ind w:left="2520" w:hanging="360"/>
       </w:pPr>
       <w:rPr>
-        <w:rFonts w:hint="default" w:ascii="Courier New" w:hAnsi="Courier New" w:cs="Courier New"/>
+        <w:rFonts w:ascii="Courier New" w:hAnsi="Courier New" w:cs="Courier New" w:hint="default"/>
       </w:rPr>
     </w:lvl>
     <w:lvl w:ilvl="2" w:tentative="1">
@@ -4078,7 +4160,7 @@
         <w:ind w:left="3240" w:hanging="360"/>
       </w:pPr>
       <w:rPr>
-        <w:rFonts w:hint="default" w:ascii="Wingdings" w:hAnsi="Wingdings"/>
+        <w:rFonts w:ascii="Wingdings" w:hAnsi="Wingdings" w:hint="default"/>
         <w:sz w:val="20"/>
       </w:rPr>
     </w:lvl>
@@ -4094,7 +4176,7 @@
         <w:ind w:left="3960" w:hanging="360"/>
       </w:pPr>
       <w:rPr>
-        <w:rFonts w:hint="default" w:ascii="Wingdings" w:hAnsi="Wingdings"/>
+        <w:rFonts w:ascii="Wingdings" w:hAnsi="Wingdings" w:hint="default"/>
         <w:sz w:val="20"/>
       </w:rPr>
     </w:lvl>
@@ -4110,7 +4192,7 @@
         <w:ind w:left="4680" w:hanging="360"/>
       </w:pPr>
       <w:rPr>
-        <w:rFonts w:hint="default" w:ascii="Wingdings" w:hAnsi="Wingdings"/>
+        <w:rFonts w:ascii="Wingdings" w:hAnsi="Wingdings" w:hint="default"/>
         <w:sz w:val="20"/>
       </w:rPr>
     </w:lvl>
@@ -4126,7 +4208,7 @@
         <w:ind w:left="5400" w:hanging="360"/>
       </w:pPr>
       <w:rPr>
-        <w:rFonts w:hint="default" w:ascii="Wingdings" w:hAnsi="Wingdings"/>
+        <w:rFonts w:ascii="Wingdings" w:hAnsi="Wingdings" w:hint="default"/>
         <w:sz w:val="20"/>
       </w:rPr>
     </w:lvl>
@@ -4142,7 +4224,7 @@
         <w:ind w:left="6120" w:hanging="360"/>
       </w:pPr>
       <w:rPr>
-        <w:rFonts w:hint="default" w:ascii="Wingdings" w:hAnsi="Wingdings"/>
+        <w:rFonts w:ascii="Wingdings" w:hAnsi="Wingdings" w:hint="default"/>
         <w:sz w:val="20"/>
       </w:rPr>
     </w:lvl>
@@ -4158,7 +4240,7 @@
         <w:ind w:left="6840" w:hanging="360"/>
       </w:pPr>
       <w:rPr>
-        <w:rFonts w:hint="default" w:ascii="Wingdings" w:hAnsi="Wingdings"/>
+        <w:rFonts w:ascii="Wingdings" w:hAnsi="Wingdings" w:hint="default"/>
         <w:sz w:val="20"/>
       </w:rPr>
     </w:lvl>
@@ -4174,7 +4256,7 @@
         <w:ind w:left="7560" w:hanging="360"/>
       </w:pPr>
       <w:rPr>
-        <w:rFonts w:hint="default" w:ascii="Wingdings" w:hAnsi="Wingdings"/>
+        <w:rFonts w:ascii="Wingdings" w:hAnsi="Wingdings" w:hint="default"/>
         <w:sz w:val="20"/>
       </w:rPr>
     </w:lvl>
@@ -4195,7 +4277,7 @@
         <w:ind w:left="720" w:hanging="360"/>
       </w:pPr>
       <w:rPr>
-        <w:rFonts w:hint="default" w:ascii="Symbol" w:hAnsi="Symbol"/>
+        <w:rFonts w:ascii="Symbol" w:hAnsi="Symbol" w:hint="default"/>
         <w:sz w:val="20"/>
       </w:rPr>
     </w:lvl>
@@ -4211,7 +4293,7 @@
         <w:ind w:left="1440" w:hanging="360"/>
       </w:pPr>
       <w:rPr>
-        <w:rFonts w:hint="default" w:ascii="Courier New" w:hAnsi="Courier New"/>
+        <w:rFonts w:ascii="Courier New" w:hAnsi="Courier New" w:hint="default"/>
         <w:sz w:val="20"/>
       </w:rPr>
     </w:lvl>
@@ -4227,7 +4309,7 @@
         <w:ind w:left="2160" w:hanging="360"/>
       </w:pPr>
       <w:rPr>
-        <w:rFonts w:hint="default" w:ascii="Wingdings" w:hAnsi="Wingdings"/>
+        <w:rFonts w:ascii="Wingdings" w:hAnsi="Wingdings" w:hint="default"/>
         <w:sz w:val="20"/>
       </w:rPr>
     </w:lvl>
@@ -4243,7 +4325,7 @@
         <w:ind w:left="2880" w:hanging="360"/>
       </w:pPr>
       <w:rPr>
-        <w:rFonts w:hint="default" w:ascii="Wingdings" w:hAnsi="Wingdings"/>
+        <w:rFonts w:ascii="Wingdings" w:hAnsi="Wingdings" w:hint="default"/>
         <w:sz w:val="20"/>
       </w:rPr>
     </w:lvl>
@@ -4259,7 +4341,7 @@
         <w:ind w:left="3600" w:hanging="360"/>
       </w:pPr>
       <w:rPr>
-        <w:rFonts w:hint="default" w:ascii="Wingdings" w:hAnsi="Wingdings"/>
+        <w:rFonts w:ascii="Wingdings" w:hAnsi="Wingdings" w:hint="default"/>
         <w:sz w:val="20"/>
       </w:rPr>
     </w:lvl>
@@ -4275,7 +4357,7 @@
         <w:ind w:left="4320" w:hanging="360"/>
       </w:pPr>
       <w:rPr>
-        <w:rFonts w:hint="default" w:ascii="Wingdings" w:hAnsi="Wingdings"/>
+        <w:rFonts w:ascii="Wingdings" w:hAnsi="Wingdings" w:hint="default"/>
         <w:sz w:val="20"/>
       </w:rPr>
     </w:lvl>
@@ -4291,7 +4373,7 @@
         <w:ind w:left="5040" w:hanging="360"/>
       </w:pPr>
       <w:rPr>
-        <w:rFonts w:hint="default" w:ascii="Wingdings" w:hAnsi="Wingdings"/>
+        <w:rFonts w:ascii="Wingdings" w:hAnsi="Wingdings" w:hint="default"/>
         <w:sz w:val="20"/>
       </w:rPr>
     </w:lvl>
@@ -4307,7 +4389,7 @@
         <w:ind w:left="5760" w:hanging="360"/>
       </w:pPr>
       <w:rPr>
-        <w:rFonts w:hint="default" w:ascii="Wingdings" w:hAnsi="Wingdings"/>
+        <w:rFonts w:ascii="Wingdings" w:hAnsi="Wingdings" w:hint="default"/>
         <w:sz w:val="20"/>
       </w:rPr>
     </w:lvl>
@@ -4323,7 +4405,7 @@
         <w:ind w:left="6480" w:hanging="360"/>
       </w:pPr>
       <w:rPr>
-        <w:rFonts w:hint="default" w:ascii="Wingdings" w:hAnsi="Wingdings"/>
+        <w:rFonts w:ascii="Wingdings" w:hAnsi="Wingdings" w:hint="default"/>
         <w:sz w:val="20"/>
       </w:rPr>
     </w:lvl>
@@ -4344,7 +4426,7 @@
         <w:ind w:left="720" w:hanging="360"/>
       </w:pPr>
       <w:rPr>
-        <w:rFonts w:hint="default" w:ascii="Symbol" w:hAnsi="Symbol"/>
+        <w:rFonts w:ascii="Symbol" w:hAnsi="Symbol" w:hint="default"/>
         <w:sz w:val="20"/>
       </w:rPr>
     </w:lvl>
@@ -4360,7 +4442,7 @@
         <w:ind w:left="1440" w:hanging="360"/>
       </w:pPr>
       <w:rPr>
-        <w:rFonts w:hint="default" w:ascii="Courier New" w:hAnsi="Courier New"/>
+        <w:rFonts w:ascii="Courier New" w:hAnsi="Courier New" w:hint="default"/>
         <w:sz w:val="20"/>
       </w:rPr>
     </w:lvl>
@@ -4376,7 +4458,7 @@
         <w:ind w:left="2160" w:hanging="360"/>
       </w:pPr>
       <w:rPr>
-        <w:rFonts w:hint="default" w:ascii="Wingdings" w:hAnsi="Wingdings"/>
+        <w:rFonts w:ascii="Wingdings" w:hAnsi="Wingdings" w:hint="default"/>
         <w:sz w:val="20"/>
       </w:rPr>
     </w:lvl>
@@ -4392,7 +4474,7 @@
         <w:ind w:left="2880" w:hanging="360"/>
       </w:pPr>
       <w:rPr>
-        <w:rFonts w:hint="default" w:ascii="Wingdings" w:hAnsi="Wingdings"/>
+        <w:rFonts w:ascii="Wingdings" w:hAnsi="Wingdings" w:hint="default"/>
         <w:sz w:val="20"/>
       </w:rPr>
     </w:lvl>
@@ -4408,7 +4490,7 @@
         <w:ind w:left="3600" w:hanging="360"/>
       </w:pPr>
       <w:rPr>
-        <w:rFonts w:hint="default" w:ascii="Wingdings" w:hAnsi="Wingdings"/>
+        <w:rFonts w:ascii="Wingdings" w:hAnsi="Wingdings" w:hint="default"/>
         <w:sz w:val="20"/>
       </w:rPr>
     </w:lvl>
@@ -4424,7 +4506,7 @@
         <w:ind w:left="4320" w:hanging="360"/>
       </w:pPr>
       <w:rPr>
-        <w:rFonts w:hint="default" w:ascii="Wingdings" w:hAnsi="Wingdings"/>
+        <w:rFonts w:ascii="Wingdings" w:hAnsi="Wingdings" w:hint="default"/>
         <w:sz w:val="20"/>
       </w:rPr>
     </w:lvl>
@@ -4440,7 +4522,7 @@
         <w:ind w:left="5040" w:hanging="360"/>
       </w:pPr>
       <w:rPr>
-        <w:rFonts w:hint="default" w:ascii="Wingdings" w:hAnsi="Wingdings"/>
+        <w:rFonts w:ascii="Wingdings" w:hAnsi="Wingdings" w:hint="default"/>
         <w:sz w:val="20"/>
       </w:rPr>
     </w:lvl>
@@ -4456,7 +4538,7 @@
         <w:ind w:left="5760" w:hanging="360"/>
       </w:pPr>
       <w:rPr>
-        <w:rFonts w:hint="default" w:ascii="Wingdings" w:hAnsi="Wingdings"/>
+        <w:rFonts w:ascii="Wingdings" w:hAnsi="Wingdings" w:hint="default"/>
         <w:sz w:val="20"/>
       </w:rPr>
     </w:lvl>
@@ -4472,7 +4554,7 @@
         <w:ind w:left="6480" w:hanging="360"/>
       </w:pPr>
       <w:rPr>
-        <w:rFonts w:hint="default" w:ascii="Wingdings" w:hAnsi="Wingdings"/>
+        <w:rFonts w:ascii="Wingdings" w:hAnsi="Wingdings" w:hint="default"/>
         <w:sz w:val="20"/>
       </w:rPr>
     </w:lvl>
@@ -4493,7 +4575,7 @@
         <w:ind w:left="720" w:hanging="360"/>
       </w:pPr>
       <w:rPr>
-        <w:rFonts w:hint="default" w:ascii="Symbol" w:hAnsi="Symbol"/>
+        <w:rFonts w:ascii="Symbol" w:hAnsi="Symbol" w:hint="default"/>
         <w:sz w:val="20"/>
       </w:rPr>
     </w:lvl>
@@ -4509,7 +4591,7 @@
         <w:ind w:left="1440" w:hanging="360"/>
       </w:pPr>
       <w:rPr>
-        <w:rFonts w:hint="default" w:ascii="Courier New" w:hAnsi="Courier New"/>
+        <w:rFonts w:ascii="Courier New" w:hAnsi="Courier New" w:hint="default"/>
         <w:sz w:val="20"/>
       </w:rPr>
     </w:lvl>
@@ -4525,7 +4607,7 @@
         <w:ind w:left="2160" w:hanging="360"/>
       </w:pPr>
       <w:rPr>
-        <w:rFonts w:hint="default" w:ascii="Wingdings" w:hAnsi="Wingdings"/>
+        <w:rFonts w:ascii="Wingdings" w:hAnsi="Wingdings" w:hint="default"/>
         <w:sz w:val="20"/>
       </w:rPr>
     </w:lvl>
@@ -4541,7 +4623,7 @@
         <w:ind w:left="2880" w:hanging="360"/>
       </w:pPr>
       <w:rPr>
-        <w:rFonts w:hint="default" w:ascii="Wingdings" w:hAnsi="Wingdings"/>
+        <w:rFonts w:ascii="Wingdings" w:hAnsi="Wingdings" w:hint="default"/>
         <w:sz w:val="20"/>
       </w:rPr>
     </w:lvl>
@@ -4557,7 +4639,7 @@
         <w:ind w:left="3600" w:hanging="360"/>
       </w:pPr>
       <w:rPr>
-        <w:rFonts w:hint="default" w:ascii="Wingdings" w:hAnsi="Wingdings"/>
+        <w:rFonts w:ascii="Wingdings" w:hAnsi="Wingdings" w:hint="default"/>
         <w:sz w:val="20"/>
       </w:rPr>
     </w:lvl>
@@ -4573,7 +4655,7 @@
         <w:ind w:left="4320" w:hanging="360"/>
       </w:pPr>
       <w:rPr>
-        <w:rFonts w:hint="default" w:ascii="Wingdings" w:hAnsi="Wingdings"/>
+        <w:rFonts w:ascii="Wingdings" w:hAnsi="Wingdings" w:hint="default"/>
         <w:sz w:val="20"/>
       </w:rPr>
     </w:lvl>
@@ -4589,7 +4671,7 @@
         <w:ind w:left="5040" w:hanging="360"/>
       </w:pPr>
       <w:rPr>
-        <w:rFonts w:hint="default" w:ascii="Wingdings" w:hAnsi="Wingdings"/>
+        <w:rFonts w:ascii="Wingdings" w:hAnsi="Wingdings" w:hint="default"/>
         <w:sz w:val="20"/>
       </w:rPr>
     </w:lvl>
@@ -4605,7 +4687,7 @@
         <w:ind w:left="5760" w:hanging="360"/>
       </w:pPr>
       <w:rPr>
-        <w:rFonts w:hint="default" w:ascii="Wingdings" w:hAnsi="Wingdings"/>
+        <w:rFonts w:ascii="Wingdings" w:hAnsi="Wingdings" w:hint="default"/>
         <w:sz w:val="20"/>
       </w:rPr>
     </w:lvl>
@@ -4621,7 +4703,7 @@
         <w:ind w:left="6480" w:hanging="360"/>
       </w:pPr>
       <w:rPr>
-        <w:rFonts w:hint="default" w:ascii="Wingdings" w:hAnsi="Wingdings"/>
+        <w:rFonts w:ascii="Wingdings" w:hAnsi="Wingdings" w:hint="default"/>
         <w:sz w:val="20"/>
       </w:rPr>
     </w:lvl>
@@ -4642,7 +4724,7 @@
         <w:ind w:left="720" w:hanging="360"/>
       </w:pPr>
       <w:rPr>
-        <w:rFonts w:hint="default" w:ascii="Symbol" w:hAnsi="Symbol"/>
+        <w:rFonts w:ascii="Symbol" w:hAnsi="Symbol" w:hint="default"/>
         <w:sz w:val="20"/>
       </w:rPr>
     </w:lvl>
@@ -4658,7 +4740,7 @@
         <w:ind w:left="1440" w:hanging="360"/>
       </w:pPr>
       <w:rPr>
-        <w:rFonts w:hint="default" w:ascii="Courier New" w:hAnsi="Courier New"/>
+        <w:rFonts w:ascii="Courier New" w:hAnsi="Courier New" w:hint="default"/>
         <w:sz w:val="20"/>
       </w:rPr>
     </w:lvl>
@@ -4674,7 +4756,7 @@
         <w:ind w:left="2160" w:hanging="360"/>
       </w:pPr>
       <w:rPr>
-        <w:rFonts w:hint="default" w:ascii="Wingdings" w:hAnsi="Wingdings"/>
+        <w:rFonts w:ascii="Wingdings" w:hAnsi="Wingdings" w:hint="default"/>
         <w:sz w:val="20"/>
       </w:rPr>
     </w:lvl>
@@ -4690,7 +4772,7 @@
         <w:ind w:left="2880" w:hanging="360"/>
       </w:pPr>
       <w:rPr>
-        <w:rFonts w:hint="default" w:ascii="Wingdings" w:hAnsi="Wingdings"/>
+        <w:rFonts w:ascii="Wingdings" w:hAnsi="Wingdings" w:hint="default"/>
         <w:sz w:val="20"/>
       </w:rPr>
     </w:lvl>
@@ -4706,7 +4788,7 @@
         <w:ind w:left="3600" w:hanging="360"/>
       </w:pPr>
       <w:rPr>
-        <w:rFonts w:hint="default" w:ascii="Wingdings" w:hAnsi="Wingdings"/>
+        <w:rFonts w:ascii="Wingdings" w:hAnsi="Wingdings" w:hint="default"/>
         <w:sz w:val="20"/>
       </w:rPr>
     </w:lvl>
@@ -4722,7 +4804,7 @@
         <w:ind w:left="4320" w:hanging="360"/>
       </w:pPr>
       <w:rPr>
-        <w:rFonts w:hint="default" w:ascii="Wingdings" w:hAnsi="Wingdings"/>
+        <w:rFonts w:ascii="Wingdings" w:hAnsi="Wingdings" w:hint="default"/>
         <w:sz w:val="20"/>
       </w:rPr>
     </w:lvl>
@@ -4738,7 +4820,7 @@
         <w:ind w:left="5040" w:hanging="360"/>
       </w:pPr>
       <w:rPr>
-        <w:rFonts w:hint="default" w:ascii="Wingdings" w:hAnsi="Wingdings"/>
+        <w:rFonts w:ascii="Wingdings" w:hAnsi="Wingdings" w:hint="default"/>
         <w:sz w:val="20"/>
       </w:rPr>
     </w:lvl>
@@ -4754,7 +4836,7 @@
         <w:ind w:left="5760" w:hanging="360"/>
       </w:pPr>
       <w:rPr>
-        <w:rFonts w:hint="default" w:ascii="Wingdings" w:hAnsi="Wingdings"/>
+        <w:rFonts w:ascii="Wingdings" w:hAnsi="Wingdings" w:hint="default"/>
         <w:sz w:val="20"/>
       </w:rPr>
     </w:lvl>
@@ -4770,7 +4852,7 @@
         <w:ind w:left="6480" w:hanging="360"/>
       </w:pPr>
       <w:rPr>
-        <w:rFonts w:hint="default" w:ascii="Wingdings" w:hAnsi="Wingdings"/>
+        <w:rFonts w:ascii="Wingdings" w:hAnsi="Wingdings" w:hint="default"/>
         <w:sz w:val="20"/>
       </w:rPr>
     </w:lvl>
@@ -4791,7 +4873,7 @@
         <w:ind w:left="1080" w:hanging="360"/>
       </w:pPr>
       <w:rPr>
-        <w:rFonts w:hint="default" w:ascii="Symbol" w:hAnsi="Symbol"/>
+        <w:rFonts w:ascii="Symbol" w:hAnsi="Symbol" w:hint="default"/>
         <w:sz w:val="20"/>
       </w:rPr>
     </w:lvl>
@@ -4804,7 +4886,7 @@
         <w:ind w:left="1800" w:hanging="360"/>
       </w:pPr>
       <w:rPr>
-        <w:rFonts w:hint="default" w:ascii="Symbol" w:hAnsi="Symbol"/>
+        <w:rFonts w:ascii="Symbol" w:hAnsi="Symbol" w:hint="default"/>
       </w:rPr>
     </w:lvl>
     <w:lvl w:ilvl="2" w:tentative="1">
@@ -4819,7 +4901,7 @@
         <w:ind w:left="2520" w:hanging="360"/>
       </w:pPr>
       <w:rPr>
-        <w:rFonts w:hint="default" w:ascii="Wingdings" w:hAnsi="Wingdings"/>
+        <w:rFonts w:ascii="Wingdings" w:hAnsi="Wingdings" w:hint="default"/>
         <w:sz w:val="20"/>
       </w:rPr>
     </w:lvl>
@@ -4835,7 +4917,7 @@
         <w:ind w:left="3240" w:hanging="360"/>
       </w:pPr>
       <w:rPr>
-        <w:rFonts w:hint="default" w:ascii="Wingdings" w:hAnsi="Wingdings"/>
+        <w:rFonts w:ascii="Wingdings" w:hAnsi="Wingdings" w:hint="default"/>
         <w:sz w:val="20"/>
       </w:rPr>
     </w:lvl>
@@ -4851,7 +4933,7 @@
         <w:ind w:left="3960" w:hanging="360"/>
       </w:pPr>
       <w:rPr>
-        <w:rFonts w:hint="default" w:ascii="Wingdings" w:hAnsi="Wingdings"/>
+        <w:rFonts w:ascii="Wingdings" w:hAnsi="Wingdings" w:hint="default"/>
         <w:sz w:val="20"/>
       </w:rPr>
     </w:lvl>
@@ -4867,7 +4949,7 @@
         <w:ind w:left="4680" w:hanging="360"/>
       </w:pPr>
       <w:rPr>
-        <w:rFonts w:hint="default" w:ascii="Wingdings" w:hAnsi="Wingdings"/>
+        <w:rFonts w:ascii="Wingdings" w:hAnsi="Wingdings" w:hint="default"/>
         <w:sz w:val="20"/>
       </w:rPr>
     </w:lvl>
@@ -4883,7 +4965,7 @@
         <w:ind w:left="5400" w:hanging="360"/>
       </w:pPr>
       <w:rPr>
-        <w:rFonts w:hint="default" w:ascii="Wingdings" w:hAnsi="Wingdings"/>
+        <w:rFonts w:ascii="Wingdings" w:hAnsi="Wingdings" w:hint="default"/>
         <w:sz w:val="20"/>
       </w:rPr>
     </w:lvl>
@@ -4899,7 +4981,7 @@
         <w:ind w:left="6120" w:hanging="360"/>
       </w:pPr>
       <w:rPr>
-        <w:rFonts w:hint="default" w:ascii="Wingdings" w:hAnsi="Wingdings"/>
+        <w:rFonts w:ascii="Wingdings" w:hAnsi="Wingdings" w:hint="default"/>
         <w:sz w:val="20"/>
       </w:rPr>
     </w:lvl>
@@ -4915,7 +4997,7 @@
         <w:ind w:left="6840" w:hanging="360"/>
       </w:pPr>
       <w:rPr>
-        <w:rFonts w:hint="default" w:ascii="Wingdings" w:hAnsi="Wingdings"/>
+        <w:rFonts w:ascii="Wingdings" w:hAnsi="Wingdings" w:hint="default"/>
         <w:sz w:val="20"/>
       </w:rPr>
     </w:lvl>
@@ -4936,7 +5018,7 @@
         <w:ind w:left="1080" w:hanging="360"/>
       </w:pPr>
       <w:rPr>
-        <w:rFonts w:hint="default" w:ascii="Symbol" w:hAnsi="Symbol"/>
+        <w:rFonts w:ascii="Symbol" w:hAnsi="Symbol" w:hint="default"/>
         <w:sz w:val="20"/>
       </w:rPr>
     </w:lvl>
@@ -4949,7 +5031,7 @@
         <w:ind w:left="1800" w:hanging="360"/>
       </w:pPr>
       <w:rPr>
-        <w:rFonts w:hint="default" w:ascii="Symbol" w:hAnsi="Symbol"/>
+        <w:rFonts w:ascii="Symbol" w:hAnsi="Symbol" w:hint="default"/>
       </w:rPr>
     </w:lvl>
     <w:lvl w:ilvl="2" w:tentative="1">
@@ -4964,7 +5046,7 @@
         <w:ind w:left="2520" w:hanging="360"/>
       </w:pPr>
       <w:rPr>
-        <w:rFonts w:hint="default" w:ascii="Wingdings" w:hAnsi="Wingdings"/>
+        <w:rFonts w:ascii="Wingdings" w:hAnsi="Wingdings" w:hint="default"/>
         <w:sz w:val="20"/>
       </w:rPr>
     </w:lvl>
@@ -4980,7 +5062,7 @@
         <w:ind w:left="3240" w:hanging="360"/>
       </w:pPr>
       <w:rPr>
-        <w:rFonts w:hint="default" w:ascii="Wingdings" w:hAnsi="Wingdings"/>
+        <w:rFonts w:ascii="Wingdings" w:hAnsi="Wingdings" w:hint="default"/>
         <w:sz w:val="20"/>
       </w:rPr>
     </w:lvl>
@@ -4996,7 +5078,7 @@
         <w:ind w:left="3960" w:hanging="360"/>
       </w:pPr>
       <w:rPr>
-        <w:rFonts w:hint="default" w:ascii="Wingdings" w:hAnsi="Wingdings"/>
+        <w:rFonts w:ascii="Wingdings" w:hAnsi="Wingdings" w:hint="default"/>
         <w:sz w:val="20"/>
       </w:rPr>
     </w:lvl>
@@ -5012,7 +5094,7 @@
         <w:ind w:left="4680" w:hanging="360"/>
       </w:pPr>
       <w:rPr>
-        <w:rFonts w:hint="default" w:ascii="Wingdings" w:hAnsi="Wingdings"/>
+        <w:rFonts w:ascii="Wingdings" w:hAnsi="Wingdings" w:hint="default"/>
         <w:sz w:val="20"/>
       </w:rPr>
     </w:lvl>
@@ -5028,7 +5110,7 @@
         <w:ind w:left="5400" w:hanging="360"/>
       </w:pPr>
       <w:rPr>
-        <w:rFonts w:hint="default" w:ascii="Wingdings" w:hAnsi="Wingdings"/>
+        <w:rFonts w:ascii="Wingdings" w:hAnsi="Wingdings" w:hint="default"/>
         <w:sz w:val="20"/>
       </w:rPr>
     </w:lvl>
@@ -5044,7 +5126,7 @@
         <w:ind w:left="6120" w:hanging="360"/>
       </w:pPr>
       <w:rPr>
-        <w:rFonts w:hint="default" w:ascii="Wingdings" w:hAnsi="Wingdings"/>
+        <w:rFonts w:ascii="Wingdings" w:hAnsi="Wingdings" w:hint="default"/>
         <w:sz w:val="20"/>
       </w:rPr>
     </w:lvl>
@@ -5060,7 +5142,7 @@
         <w:ind w:left="6840" w:hanging="360"/>
       </w:pPr>
       <w:rPr>
-        <w:rFonts w:hint="default" w:ascii="Wingdings" w:hAnsi="Wingdings"/>
+        <w:rFonts w:ascii="Wingdings" w:hAnsi="Wingdings" w:hint="default"/>
         <w:sz w:val="20"/>
       </w:rPr>
     </w:lvl>
@@ -5081,7 +5163,7 @@
         <w:ind w:left="720" w:hanging="360"/>
       </w:pPr>
       <w:rPr>
-        <w:rFonts w:hint="default" w:ascii="Symbol" w:hAnsi="Symbol"/>
+        <w:rFonts w:ascii="Symbol" w:hAnsi="Symbol" w:hint="default"/>
         <w:sz w:val="20"/>
       </w:rPr>
     </w:lvl>
@@ -5097,7 +5179,7 @@
         <w:ind w:left="1440" w:hanging="360"/>
       </w:pPr>
       <w:rPr>
-        <w:rFonts w:hint="default" w:ascii="Courier New" w:hAnsi="Courier New"/>
+        <w:rFonts w:ascii="Courier New" w:hAnsi="Courier New" w:hint="default"/>
         <w:sz w:val="20"/>
       </w:rPr>
     </w:lvl>
@@ -5113,7 +5195,7 @@
         <w:ind w:left="2160" w:hanging="360"/>
       </w:pPr>
       <w:rPr>
-        <w:rFonts w:hint="default" w:ascii="Wingdings" w:hAnsi="Wingdings"/>
+        <w:rFonts w:ascii="Wingdings" w:hAnsi="Wingdings" w:hint="default"/>
         <w:sz w:val="20"/>
       </w:rPr>
     </w:lvl>
@@ -5129,7 +5211,7 @@
         <w:ind w:left="2880" w:hanging="360"/>
       </w:pPr>
       <w:rPr>
-        <w:rFonts w:hint="default" w:ascii="Wingdings" w:hAnsi="Wingdings"/>
+        <w:rFonts w:ascii="Wingdings" w:hAnsi="Wingdings" w:hint="default"/>
         <w:sz w:val="20"/>
       </w:rPr>
     </w:lvl>
@@ -5145,7 +5227,7 @@
         <w:ind w:left="3600" w:hanging="360"/>
       </w:pPr>
       <w:rPr>
-        <w:rFonts w:hint="default" w:ascii="Wingdings" w:hAnsi="Wingdings"/>
+        <w:rFonts w:ascii="Wingdings" w:hAnsi="Wingdings" w:hint="default"/>
         <w:sz w:val="20"/>
       </w:rPr>
     </w:lvl>
@@ -5161,7 +5243,7 @@
         <w:ind w:left="4320" w:hanging="360"/>
       </w:pPr>
       <w:rPr>
-        <w:rFonts w:hint="default" w:ascii="Wingdings" w:hAnsi="Wingdings"/>
+        <w:rFonts w:ascii="Wingdings" w:hAnsi="Wingdings" w:hint="default"/>
         <w:sz w:val="20"/>
       </w:rPr>
     </w:lvl>
@@ -5177,7 +5259,7 @@
         <w:ind w:left="5040" w:hanging="360"/>
       </w:pPr>
       <w:rPr>
-        <w:rFonts w:hint="default" w:ascii="Wingdings" w:hAnsi="Wingdings"/>
+        <w:rFonts w:ascii="Wingdings" w:hAnsi="Wingdings" w:hint="default"/>
         <w:sz w:val="20"/>
       </w:rPr>
     </w:lvl>
@@ -5193,7 +5275,7 @@
         <w:ind w:left="5760" w:hanging="360"/>
       </w:pPr>
       <w:rPr>
-        <w:rFonts w:hint="default" w:ascii="Wingdings" w:hAnsi="Wingdings"/>
+        <w:rFonts w:ascii="Wingdings" w:hAnsi="Wingdings" w:hint="default"/>
         <w:sz w:val="20"/>
       </w:rPr>
     </w:lvl>
@@ -5209,7 +5291,7 @@
         <w:ind w:left="6480" w:hanging="360"/>
       </w:pPr>
       <w:rPr>
-        <w:rFonts w:hint="default" w:ascii="Wingdings" w:hAnsi="Wingdings"/>
+        <w:rFonts w:ascii="Wingdings" w:hAnsi="Wingdings" w:hint="default"/>
         <w:sz w:val="20"/>
       </w:rPr>
     </w:lvl>
@@ -5230,7 +5312,7 @@
         <w:ind w:left="720" w:hanging="360"/>
       </w:pPr>
       <w:rPr>
-        <w:rFonts w:hint="default" w:ascii="Symbol" w:hAnsi="Symbol"/>
+        <w:rFonts w:ascii="Symbol" w:hAnsi="Symbol" w:hint="default"/>
         <w:sz w:val="20"/>
       </w:rPr>
     </w:lvl>
@@ -5246,7 +5328,7 @@
         <w:ind w:left="1440" w:hanging="360"/>
       </w:pPr>
       <w:rPr>
-        <w:rFonts w:hint="default" w:ascii="Courier New" w:hAnsi="Courier New"/>
+        <w:rFonts w:ascii="Courier New" w:hAnsi="Courier New" w:hint="default"/>
         <w:sz w:val="20"/>
       </w:rPr>
     </w:lvl>
@@ -5262,7 +5344,7 @@
         <w:ind w:left="2160" w:hanging="360"/>
       </w:pPr>
       <w:rPr>
-        <w:rFonts w:hint="default" w:ascii="Wingdings" w:hAnsi="Wingdings"/>
+        <w:rFonts w:ascii="Wingdings" w:hAnsi="Wingdings" w:hint="default"/>
         <w:sz w:val="20"/>
       </w:rPr>
     </w:lvl>
@@ -5278,7 +5360,7 @@
         <w:ind w:left="2880" w:hanging="360"/>
       </w:pPr>
       <w:rPr>
-        <w:rFonts w:hint="default" w:ascii="Wingdings" w:hAnsi="Wingdings"/>
+        <w:rFonts w:ascii="Wingdings" w:hAnsi="Wingdings" w:hint="default"/>
         <w:sz w:val="20"/>
       </w:rPr>
     </w:lvl>
@@ -5294,7 +5376,7 @@
         <w:ind w:left="3600" w:hanging="360"/>
       </w:pPr>
       <w:rPr>
-        <w:rFonts w:hint="default" w:ascii="Wingdings" w:hAnsi="Wingdings"/>
+        <w:rFonts w:ascii="Wingdings" w:hAnsi="Wingdings" w:hint="default"/>
         <w:sz w:val="20"/>
       </w:rPr>
     </w:lvl>
@@ -5310,7 +5392,7 @@
         <w:ind w:left="4320" w:hanging="360"/>
       </w:pPr>
       <w:rPr>
-        <w:rFonts w:hint="default" w:ascii="Wingdings" w:hAnsi="Wingdings"/>
+        <w:rFonts w:ascii="Wingdings" w:hAnsi="Wingdings" w:hint="default"/>
         <w:sz w:val="20"/>
       </w:rPr>
     </w:lvl>
@@ -5326,7 +5408,7 @@
         <w:ind w:left="5040" w:hanging="360"/>
       </w:pPr>
       <w:rPr>
-        <w:rFonts w:hint="default" w:ascii="Wingdings" w:hAnsi="Wingdings"/>
+        <w:rFonts w:ascii="Wingdings" w:hAnsi="Wingdings" w:hint="default"/>
         <w:sz w:val="20"/>
       </w:rPr>
     </w:lvl>
@@ -5342,7 +5424,7 @@
         <w:ind w:left="5760" w:hanging="360"/>
       </w:pPr>
       <w:rPr>
-        <w:rFonts w:hint="default" w:ascii="Wingdings" w:hAnsi="Wingdings"/>
+        <w:rFonts w:ascii="Wingdings" w:hAnsi="Wingdings" w:hint="default"/>
         <w:sz w:val="20"/>
       </w:rPr>
     </w:lvl>
@@ -5358,7 +5440,7 @@
         <w:ind w:left="6480" w:hanging="360"/>
       </w:pPr>
       <w:rPr>
-        <w:rFonts w:hint="default" w:ascii="Wingdings" w:hAnsi="Wingdings"/>
+        <w:rFonts w:ascii="Wingdings" w:hAnsi="Wingdings" w:hint="default"/>
         <w:sz w:val="20"/>
       </w:rPr>
     </w:lvl>
@@ -5492,7 +5574,7 @@
         <w:ind w:left="720" w:hanging="360"/>
       </w:pPr>
       <w:rPr>
-        <w:rFonts w:hint="default" w:ascii="Symbol" w:hAnsi="Symbol"/>
+        <w:rFonts w:ascii="Symbol" w:hAnsi="Symbol" w:hint="default"/>
         <w:sz w:val="20"/>
       </w:rPr>
     </w:lvl>
@@ -5508,7 +5590,7 @@
         <w:ind w:left="1440" w:hanging="360"/>
       </w:pPr>
       <w:rPr>
-        <w:rFonts w:hint="default" w:ascii="Courier New" w:hAnsi="Courier New"/>
+        <w:rFonts w:ascii="Courier New" w:hAnsi="Courier New" w:hint="default"/>
         <w:sz w:val="20"/>
       </w:rPr>
     </w:lvl>
@@ -5524,7 +5606,7 @@
         <w:ind w:left="2160" w:hanging="360"/>
       </w:pPr>
       <w:rPr>
-        <w:rFonts w:hint="default" w:ascii="Wingdings" w:hAnsi="Wingdings"/>
+        <w:rFonts w:ascii="Wingdings" w:hAnsi="Wingdings" w:hint="default"/>
         <w:sz w:val="20"/>
       </w:rPr>
     </w:lvl>
@@ -5540,7 +5622,7 @@
         <w:ind w:left="2880" w:hanging="360"/>
       </w:pPr>
       <w:rPr>
-        <w:rFonts w:hint="default" w:ascii="Wingdings" w:hAnsi="Wingdings"/>
+        <w:rFonts w:ascii="Wingdings" w:hAnsi="Wingdings" w:hint="default"/>
         <w:sz w:val="20"/>
       </w:rPr>
     </w:lvl>
@@ -5556,7 +5638,7 @@
         <w:ind w:left="3600" w:hanging="360"/>
       </w:pPr>
       <w:rPr>
-        <w:rFonts w:hint="default" w:ascii="Wingdings" w:hAnsi="Wingdings"/>
+        <w:rFonts w:ascii="Wingdings" w:hAnsi="Wingdings" w:hint="default"/>
         <w:sz w:val="20"/>
       </w:rPr>
     </w:lvl>
@@ -5572,7 +5654,7 @@
         <w:ind w:left="4320" w:hanging="360"/>
       </w:pPr>
       <w:rPr>
-        <w:rFonts w:hint="default" w:ascii="Wingdings" w:hAnsi="Wingdings"/>
+        <w:rFonts w:ascii="Wingdings" w:hAnsi="Wingdings" w:hint="default"/>
         <w:sz w:val="20"/>
       </w:rPr>
     </w:lvl>
@@ -5588,7 +5670,7 @@
         <w:ind w:left="5040" w:hanging="360"/>
       </w:pPr>
       <w:rPr>
-        <w:rFonts w:hint="default" w:ascii="Wingdings" w:hAnsi="Wingdings"/>
+        <w:rFonts w:ascii="Wingdings" w:hAnsi="Wingdings" w:hint="default"/>
         <w:sz w:val="20"/>
       </w:rPr>
     </w:lvl>
@@ -5604,7 +5686,7 @@
         <w:ind w:left="5760" w:hanging="360"/>
       </w:pPr>
       <w:rPr>
-        <w:rFonts w:hint="default" w:ascii="Wingdings" w:hAnsi="Wingdings"/>
+        <w:rFonts w:ascii="Wingdings" w:hAnsi="Wingdings" w:hint="default"/>
         <w:sz w:val="20"/>
       </w:rPr>
     </w:lvl>
@@ -5620,7 +5702,7 @@
         <w:ind w:left="6480" w:hanging="360"/>
       </w:pPr>
       <w:rPr>
-        <w:rFonts w:hint="default" w:ascii="Wingdings" w:hAnsi="Wingdings"/>
+        <w:rFonts w:ascii="Wingdings" w:hAnsi="Wingdings" w:hint="default"/>
         <w:sz w:val="20"/>
       </w:rPr>
     </w:lvl>
@@ -5803,7 +5885,7 @@
   <w:docDefaults>
     <w:rPrDefault>
       <w:rPr>
-        <w:rFonts w:ascii="Arial" w:hAnsi="Arial" w:eastAsia="Arial" w:cs="Arial"/>
+        <w:rFonts w:ascii="Arial" w:eastAsia="Arial" w:hAnsi="Arial" w:cs="Arial"/>
         <w:sz w:val="22"/>
         <w:szCs w:val="22"/>
         <w:lang w:val="pl" w:eastAsia="pl-PL" w:bidi="ar-SA"/>
@@ -5818,14 +5900,14 @@
   <w:latentStyles w:defLockedState="0" w:defUIPriority="99" w:defSemiHidden="0" w:defUnhideWhenUsed="0" w:defQFormat="0" w:count="376">
     <w:lsdException w:name="Normal" w:uiPriority="0" w:qFormat="1"/>
     <w:lsdException w:name="heading 1" w:uiPriority="9" w:qFormat="1"/>
-    <w:lsdException w:name="heading 2" w:uiPriority="9" w:semiHidden="1" w:unhideWhenUsed="1" w:qFormat="1"/>
-    <w:lsdException w:name="heading 3" w:uiPriority="9" w:semiHidden="1" w:unhideWhenUsed="1" w:qFormat="1"/>
-    <w:lsdException w:name="heading 4" w:uiPriority="9" w:semiHidden="1" w:unhideWhenUsed="1" w:qFormat="1"/>
-    <w:lsdException w:name="heading 5" w:uiPriority="9" w:semiHidden="1" w:unhideWhenUsed="1" w:qFormat="1"/>
-    <w:lsdException w:name="heading 6" w:uiPriority="9" w:semiHidden="1" w:unhideWhenUsed="1" w:qFormat="1"/>
-    <w:lsdException w:name="heading 7" w:uiPriority="9" w:semiHidden="1" w:unhideWhenUsed="1" w:qFormat="1"/>
-    <w:lsdException w:name="heading 8" w:uiPriority="9" w:semiHidden="1" w:unhideWhenUsed="1" w:qFormat="1"/>
-    <w:lsdException w:name="heading 9" w:uiPriority="9" w:semiHidden="1" w:unhideWhenUsed="1" w:qFormat="1"/>
+    <w:lsdException w:name="heading 2" w:semiHidden="1" w:uiPriority="9" w:unhideWhenUsed="1" w:qFormat="1"/>
+    <w:lsdException w:name="heading 3" w:semiHidden="1" w:uiPriority="9" w:unhideWhenUsed="1" w:qFormat="1"/>
+    <w:lsdException w:name="heading 4" w:semiHidden="1" w:uiPriority="9" w:unhideWhenUsed="1" w:qFormat="1"/>
+    <w:lsdException w:name="heading 5" w:semiHidden="1" w:uiPriority="9" w:unhideWhenUsed="1" w:qFormat="1"/>
+    <w:lsdException w:name="heading 6" w:semiHidden="1" w:uiPriority="9" w:unhideWhenUsed="1" w:qFormat="1"/>
+    <w:lsdException w:name="heading 7" w:semiHidden="1" w:uiPriority="9" w:unhideWhenUsed="1" w:qFormat="1"/>
+    <w:lsdException w:name="heading 8" w:semiHidden="1" w:uiPriority="9" w:unhideWhenUsed="1" w:qFormat="1"/>
+    <w:lsdException w:name="heading 9" w:semiHidden="1" w:uiPriority="9" w:unhideWhenUsed="1" w:qFormat="1"/>
     <w:lsdException w:name="index 1" w:semiHidden="1" w:unhideWhenUsed="1"/>
     <w:lsdException w:name="index 2" w:semiHidden="1" w:unhideWhenUsed="1"/>
     <w:lsdException w:name="index 3" w:semiHidden="1" w:unhideWhenUsed="1"/>
@@ -5835,22 +5917,22 @@
     <w:lsdException w:name="index 7" w:semiHidden="1" w:unhideWhenUsed="1"/>
     <w:lsdException w:name="index 8" w:semiHidden="1" w:unhideWhenUsed="1"/>
     <w:lsdException w:name="index 9" w:semiHidden="1" w:unhideWhenUsed="1"/>
-    <w:lsdException w:name="toc 1" w:uiPriority="39" w:semiHidden="1" w:unhideWhenUsed="1"/>
-    <w:lsdException w:name="toc 2" w:uiPriority="39" w:semiHidden="1" w:unhideWhenUsed="1"/>
-    <w:lsdException w:name="toc 3" w:uiPriority="39" w:semiHidden="1" w:unhideWhenUsed="1"/>
-    <w:lsdException w:name="toc 4" w:uiPriority="39" w:semiHidden="1" w:unhideWhenUsed="1"/>
-    <w:lsdException w:name="toc 5" w:uiPriority="39" w:semiHidden="1" w:unhideWhenUsed="1"/>
-    <w:lsdException w:name="toc 6" w:uiPriority="39" w:semiHidden="1" w:unhideWhenUsed="1"/>
-    <w:lsdException w:name="toc 7" w:uiPriority="39" w:semiHidden="1" w:unhideWhenUsed="1"/>
-    <w:lsdException w:name="toc 8" w:uiPriority="39" w:semiHidden="1" w:unhideWhenUsed="1"/>
-    <w:lsdException w:name="toc 9" w:uiPriority="39" w:semiHidden="1" w:unhideWhenUsed="1"/>
+    <w:lsdException w:name="toc 1" w:semiHidden="1" w:uiPriority="39" w:unhideWhenUsed="1"/>
+    <w:lsdException w:name="toc 2" w:semiHidden="1" w:uiPriority="39" w:unhideWhenUsed="1"/>
+    <w:lsdException w:name="toc 3" w:semiHidden="1" w:uiPriority="39" w:unhideWhenUsed="1"/>
+    <w:lsdException w:name="toc 4" w:semiHidden="1" w:uiPriority="39" w:unhideWhenUsed="1"/>
+    <w:lsdException w:name="toc 5" w:semiHidden="1" w:uiPriority="39" w:unhideWhenUsed="1"/>
+    <w:lsdException w:name="toc 6" w:semiHidden="1" w:uiPriority="39" w:unhideWhenUsed="1"/>
+    <w:lsdException w:name="toc 7" w:semiHidden="1" w:uiPriority="39" w:unhideWhenUsed="1"/>
+    <w:lsdException w:name="toc 8" w:semiHidden="1" w:uiPriority="39" w:unhideWhenUsed="1"/>
+    <w:lsdException w:name="toc 9" w:semiHidden="1" w:uiPriority="39" w:unhideWhenUsed="1"/>
     <w:lsdException w:name="Normal Indent" w:semiHidden="1" w:unhideWhenUsed="1"/>
     <w:lsdException w:name="footnote text" w:semiHidden="1" w:unhideWhenUsed="1"/>
     <w:lsdException w:name="annotation text" w:semiHidden="1" w:unhideWhenUsed="1"/>
     <w:lsdException w:name="header" w:semiHidden="1" w:unhideWhenUsed="1"/>
     <w:lsdException w:name="footer" w:semiHidden="1" w:unhideWhenUsed="1"/>
     <w:lsdException w:name="index heading" w:semiHidden="1" w:unhideWhenUsed="1"/>
-    <w:lsdException w:name="caption" w:uiPriority="35" w:semiHidden="1" w:unhideWhenUsed="1" w:qFormat="1"/>
+    <w:lsdException w:name="caption" w:semiHidden="1" w:uiPriority="35" w:unhideWhenUsed="1" w:qFormat="1"/>
     <w:lsdException w:name="table of figures" w:semiHidden="1" w:unhideWhenUsed="1"/>
     <w:lsdException w:name="envelope address" w:semiHidden="1" w:unhideWhenUsed="1"/>
     <w:lsdException w:name="envelope return" w:semiHidden="1" w:unhideWhenUsed="1"/>
@@ -5881,7 +5963,7 @@
     <w:lsdException w:name="Title" w:uiPriority="10" w:qFormat="1"/>
     <w:lsdException w:name="Closing" w:semiHidden="1" w:unhideWhenUsed="1"/>
     <w:lsdException w:name="Signature" w:semiHidden="1" w:unhideWhenUsed="1"/>
-    <w:lsdException w:name="Default Paragraph Font" w:uiPriority="1" w:semiHidden="1" w:unhideWhenUsed="1"/>
+    <w:lsdException w:name="Default Paragraph Font" w:semiHidden="1" w:uiPriority="1" w:unhideWhenUsed="1"/>
     <w:lsdException w:name="Body Text" w:semiHidden="1" w:unhideWhenUsed="1"/>
     <w:lsdException w:name="Body Text Indent" w:semiHidden="1" w:unhideWhenUsed="1"/>
     <w:lsdException w:name="List Continue" w:semiHidden="1" w:unhideWhenUsed="1"/>
@@ -6081,8 +6163,8 @@
     <w:lsdException w:name="Subtle Reference" w:uiPriority="31" w:qFormat="1"/>
     <w:lsdException w:name="Intense Reference" w:uiPriority="32" w:qFormat="1"/>
     <w:lsdException w:name="Book Title" w:uiPriority="33" w:qFormat="1"/>
-    <w:lsdException w:name="Bibliography" w:uiPriority="37" w:semiHidden="1" w:unhideWhenUsed="1"/>
-    <w:lsdException w:name="TOC Heading" w:uiPriority="39" w:semiHidden="1" w:unhideWhenUsed="1" w:qFormat="1"/>
+    <w:lsdException w:name="Bibliography" w:semiHidden="1" w:uiPriority="37" w:unhideWhenUsed="1"/>
+    <w:lsdException w:name="TOC Heading" w:semiHidden="1" w:uiPriority="39" w:unhideWhenUsed="1" w:qFormat="1"/>
     <w:lsdException w:name="Plain Table 1" w:uiPriority="41"/>
     <w:lsdException w:name="Plain Table 2" w:uiPriority="42"/>
     <w:lsdException w:name="Plain Table 3" w:uiPriority="43"/>
@@ -6193,7 +6275,7 @@
     <w:lsdException w:name="Unresolved Mention" w:semiHidden="1" w:unhideWhenUsed="1"/>
     <w:lsdException w:name="Smart Link" w:semiHidden="1" w:unhideWhenUsed="1"/>
   </w:latentStyles>
-  <w:style w:type="paragraph" w:styleId="Normalny" w:default="1">
+  <w:style w:type="paragraph" w:default="1" w:styleId="Normalny">
     <w:name w:val="Normal"/>
     <w:qFormat/>
   </w:style>
@@ -6309,13 +6391,13 @@
       <w:color w:val="666666"/>
     </w:rPr>
   </w:style>
-  <w:style w:type="character" w:styleId="Domylnaczcionkaakapitu" w:default="1">
+  <w:style w:type="character" w:default="1" w:styleId="Domylnaczcionkaakapitu">
     <w:name w:val="Default Paragraph Font"/>
     <w:uiPriority w:val="1"/>
     <w:semiHidden/>
     <w:unhideWhenUsed/>
   </w:style>
-  <w:style w:type="table" w:styleId="Standardowy" w:default="1">
+  <w:style w:type="table" w:default="1" w:styleId="Standardowy">
     <w:name w:val="Normal Table"/>
     <w:uiPriority w:val="99"/>
     <w:semiHidden/>
@@ -6330,13 +6412,13 @@
       </w:tblCellMar>
     </w:tblPr>
   </w:style>
-  <w:style w:type="numbering" w:styleId="Bezlisty" w:default="1">
+  <w:style w:type="numbering" w:default="1" w:styleId="Bezlisty">
     <w:name w:val="No List"/>
     <w:uiPriority w:val="99"/>
     <w:semiHidden/>
     <w:unhideWhenUsed/>
   </w:style>
-  <w:style w:type="table" w:styleId="TableNormal" w:customStyle="1">
+  <w:style w:type="table" w:customStyle="1" w:styleId="TableNormal">
     <w:name w:val="TableNormal"/>
     <w:tblPr>
       <w:tblCellMar>
@@ -6380,12 +6462,31 @@
       <w:szCs w:val="30"/>
     </w:rPr>
   </w:style>
-  <w:style w:type="table" w:styleId="a" w:customStyle="1">
+  <w:style w:type="table" w:customStyle="1" w:styleId="a">
     <w:basedOn w:val="TableNormal"/>
     <w:tblPr>
       <w:tblStyleRowBandSize w:val="1"/>
       <w:tblStyleColBandSize w:val="1"/>
     </w:tblPr>
+  </w:style>
+  <w:style w:type="paragraph" w:styleId="Legenda">
+    <w:name w:val="caption"/>
+    <w:basedOn w:val="Normalny"/>
+    <w:next w:val="Normalny"/>
+    <w:uiPriority w:val="35"/>
+    <w:unhideWhenUsed/>
+    <w:qFormat/>
+    <w:rsid w:val="00936A7F"/>
+    <w:pPr>
+      <w:spacing w:after="200" w:line="240" w:lineRule="auto"/>
+    </w:pPr>
+    <w:rPr>
+      <w:i/>
+      <w:iCs/>
+      <w:color w:val="1F497D" w:themeColor="text2"/>
+      <w:sz w:val="18"/>
+      <w:szCs w:val="18"/>
+    </w:rPr>
   </w:style>
 </w:styles>
 </file>

--- a/Downloads/ProjektIO/Projekt IO.docx
+++ b/Downloads/ProjektIO/Projekt IO.docx
@@ -1514,10 +1514,7 @@
         <w:t>.1</w:t>
       </w:r>
       <w:r>
-        <w:t>.Diagram Przypadków użycia</w:t>
-      </w:r>
-      <w:r>
-        <w:t>4.Diagram Przypadków użycia</w:t>
+        <w:t>.Diagram Przypadków użycia4.Diagram Przypadków użycia</w:t>
       </w:r>
     </w:p>
     <w:p>
@@ -1672,6 +1669,7 @@
         </w:rPr>
         <w:t xml:space="preserve">Użytkownik (po uprzednim przejściu przez przypadek użycia </w:t>
       </w:r>
+      <w:proofErr w:type="gramStart"/>
       <w:r>
         <w:rPr>
           <w:i/>
@@ -1684,7 +1682,14 @@
         <w:rPr>
           <w:lang w:val="pl-PL"/>
         </w:rPr>
-        <w:t xml:space="preserve"> ) określa datę, godzinę rozpoczęcia oraz godzinę zakończenia. </w:t>
+        <w:t xml:space="preserve"> )</w:t>
+      </w:r>
+      <w:proofErr w:type="gramEnd"/>
+      <w:r>
+        <w:rPr>
+          <w:lang w:val="pl-PL"/>
+        </w:rPr>
+        <w:t xml:space="preserve"> określa datę, godzinę rozpoczęcia oraz godzinę zakończenia. </w:t>
       </w:r>
     </w:p>
     <w:p>
@@ -1929,7 +1934,21 @@
         <w:rPr>
           <w:lang w:val="pl-PL"/>
         </w:rPr>
-        <w:t>c) typowy czas realizacji:  około 2 min.</w:t>
+        <w:t xml:space="preserve">c) typowy czas </w:t>
+      </w:r>
+      <w:proofErr w:type="gramStart"/>
+      <w:r>
+        <w:rPr>
+          <w:lang w:val="pl-PL"/>
+        </w:rPr>
+        <w:t>realizacji:  około</w:t>
+      </w:r>
+      <w:proofErr w:type="gramEnd"/>
+      <w:r>
+        <w:rPr>
+          <w:lang w:val="pl-PL"/>
+        </w:rPr>
+        <w:t xml:space="preserve"> 2 min.</w:t>
       </w:r>
     </w:p>
     <w:p>
@@ -2609,7 +2628,21 @@
         <w:rPr>
           <w:lang w:val="pl-PL"/>
         </w:rPr>
-        <w:t xml:space="preserve">Administrator (w ramach zarządzania biznesem ) odszukuje konkretnego użytkownika na liście. </w:t>
+        <w:t xml:space="preserve">Administrator (w ramach zarządzania </w:t>
+      </w:r>
+      <w:proofErr w:type="gramStart"/>
+      <w:r>
+        <w:rPr>
+          <w:lang w:val="pl-PL"/>
+        </w:rPr>
+        <w:t>biznesem )</w:t>
+      </w:r>
+      <w:proofErr w:type="gramEnd"/>
+      <w:r>
+        <w:rPr>
+          <w:lang w:val="pl-PL"/>
+        </w:rPr>
+        <w:t xml:space="preserve"> odszukuje konkretnego użytkownika na liście. </w:t>
       </w:r>
     </w:p>
     <w:p>
@@ -2881,13 +2914,27 @@
         <w:rPr>
           <w:lang w:val="pl-PL"/>
         </w:rPr>
-        <w:t xml:space="preserve">c) typowy czas realizacji: </w:t>
-      </w:r>
-      <w:r>
-        <w:rPr>
-          <w:lang w:val="pl-PL"/>
-        </w:rPr>
-        <w:t xml:space="preserve"> około </w:t>
+        <w:t xml:space="preserve">c) typowy czas </w:t>
+      </w:r>
+      <w:proofErr w:type="gramStart"/>
+      <w:r>
+        <w:rPr>
+          <w:lang w:val="pl-PL"/>
+        </w:rPr>
+        <w:t xml:space="preserve">realizacji: </w:t>
+      </w:r>
+      <w:r>
+        <w:rPr>
+          <w:lang w:val="pl-PL"/>
+        </w:rPr>
+        <w:t xml:space="preserve"> około</w:t>
+      </w:r>
+      <w:proofErr w:type="gramEnd"/>
+      <w:r>
+        <w:rPr>
+          <w:lang w:val="pl-PL"/>
+        </w:rPr>
+        <w:t xml:space="preserve"> </w:t>
       </w:r>
       <w:r>
         <w:rPr>
@@ -3036,29 +3083,885 @@
     </w:p>
     <w:p/>
     <w:p/>
+    <w:p/>
     <w:p>
       <w:pPr>
         <w:pStyle w:val="Nagwek2"/>
       </w:pPr>
       <w:r>
-        <w:t>5</w:t>
-      </w:r>
-      <w:r>
-        <w:t>.</w:t>
-      </w:r>
-      <w:r>
-        <w:t>1</w:t>
-      </w:r>
-      <w:r>
-        <w:t>.</w:t>
-      </w:r>
-      <w:r>
-        <w:t>Diagram klas</w:t>
+        <w:lastRenderedPageBreak/>
+        <w:t>4.</w:t>
+      </w:r>
+      <w:r>
+        <w:t>3. Diagramy interakcji z opisem tekstowym komunikatów</w:t>
+      </w:r>
+    </w:p>
+    <w:p>
+      <w:r>
+        <w:drawing>
+          <wp:inline distT="0" distB="0" distL="0" distR="0" wp14:anchorId="00E1434D" wp14:editId="6938D168">
+            <wp:extent cx="5733415" cy="2947670"/>
+            <wp:effectExtent l="0" t="0" r="0" b="0"/>
+            <wp:docPr id="1298766519" name="Obraz 1" descr="Obraz zawierający zrzut ekranu, diagram, tekst, linia&#10;&#10;Zawartość wygenerowana przez sztuczną inteligencję może być niepoprawna."/>
+            <wp:cNvGraphicFramePr>
+              <a:graphicFrameLocks xmlns:a="http://schemas.openxmlformats.org/drawingml/2006/main" noChangeAspect="1"/>
+            </wp:cNvGraphicFramePr>
+            <a:graphic xmlns:a="http://schemas.openxmlformats.org/drawingml/2006/main">
+              <a:graphicData uri="http://schemas.openxmlformats.org/drawingml/2006/picture">
+                <pic:pic xmlns:pic="http://schemas.openxmlformats.org/drawingml/2006/picture">
+                  <pic:nvPicPr>
+                    <pic:cNvPr id="1298766519" name="Obraz 1" descr="Obraz zawierający zrzut ekranu, diagram, tekst, linia&#10;&#10;Zawartość wygenerowana przez sztuczną inteligencję może być niepoprawna."/>
+                    <pic:cNvPicPr/>
+                  </pic:nvPicPr>
+                  <pic:blipFill>
+                    <a:blip r:embed="rId17"/>
+                    <a:stretch>
+                      <a:fillRect/>
+                    </a:stretch>
+                  </pic:blipFill>
+                  <pic:spPr>
+                    <a:xfrm>
+                      <a:off x="0" y="0"/>
+                      <a:ext cx="5733415" cy="2947670"/>
+                    </a:xfrm>
+                    <a:prstGeom prst="rect">
+                      <a:avLst/>
+                    </a:prstGeom>
+                  </pic:spPr>
+                </pic:pic>
+              </a:graphicData>
+            </a:graphic>
+          </wp:inline>
+        </w:drawing>
       </w:r>
     </w:p>
     <w:p/>
     <w:p>
-      <w:r>
+      <w:pPr>
+        <w:pStyle w:val="NormalnyWeb"/>
+        <w:spacing w:before="0" w:beforeAutospacing="0"/>
+        <w:rPr>
+          <w:rFonts w:ascii="Arial" w:hAnsi="Arial" w:cs="Arial"/>
+        </w:rPr>
+      </w:pPr>
+      <w:r>
+        <w:rPr>
+          <w:rFonts w:ascii="Arial" w:hAnsi="Arial" w:cs="Arial"/>
+          <w:b/>
+          <w:bCs/>
+        </w:rPr>
+        <w:t>. UI: Kliknięcie "Weryfikuj"</w:t>
+      </w:r>
+      <w:r>
+        <w:rPr>
+          <w:rFonts w:ascii="Arial" w:hAnsi="Arial" w:cs="Arial"/>
+        </w:rPr>
+        <w:t xml:space="preserve"> (Instruktor </w:t>
+      </w:r>
+      <w:r>
+        <w:rPr>
+          <w:rStyle w:val="math-inline"/>
+          <w:rFonts w:ascii="Arial" w:hAnsi="Arial" w:cs="Arial"/>
+        </w:rPr>
+        <w:t>$\rightarrow$</w:t>
+      </w:r>
+      <w:r>
+        <w:rPr>
+          <w:rFonts w:ascii="Arial" w:hAnsi="Arial" w:cs="Arial"/>
+        </w:rPr>
+        <w:t xml:space="preserve"> Widok: Lista wizyt)</w:t>
+      </w:r>
+    </w:p>
+    <w:p>
+      <w:pPr>
+        <w:pStyle w:val="NormalnyWeb"/>
+        <w:numPr>
+          <w:ilvl w:val="0"/>
+          <w:numId w:val="20"/>
+        </w:numPr>
+        <w:spacing w:before="0" w:beforeAutospacing="0"/>
+        <w:rPr>
+          <w:rFonts w:ascii="Arial" w:hAnsi="Arial" w:cs="Arial"/>
+        </w:rPr>
+      </w:pPr>
+      <w:r>
+        <w:rPr>
+          <w:rFonts w:ascii="Arial" w:hAnsi="Arial" w:cs="Arial"/>
+          <w:b/>
+          <w:bCs/>
+        </w:rPr>
+        <w:t>Typ komunikatu:</w:t>
+      </w:r>
+      <w:r>
+        <w:rPr>
+          <w:rFonts w:ascii="Arial" w:hAnsi="Arial" w:cs="Arial"/>
+        </w:rPr>
+        <w:t xml:space="preserve"> Synchroniczny (ciągła linia)</w:t>
+      </w:r>
+    </w:p>
+    <w:p>
+      <w:pPr>
+        <w:pStyle w:val="NormalnyWeb"/>
+        <w:numPr>
+          <w:ilvl w:val="0"/>
+          <w:numId w:val="20"/>
+        </w:numPr>
+        <w:spacing w:before="0" w:beforeAutospacing="0"/>
+        <w:rPr>
+          <w:rFonts w:ascii="Arial" w:hAnsi="Arial" w:cs="Arial"/>
+        </w:rPr>
+      </w:pPr>
+      <w:r>
+        <w:rPr>
+          <w:rFonts w:ascii="Arial" w:hAnsi="Arial" w:cs="Arial"/>
+          <w:b/>
+          <w:bCs/>
+        </w:rPr>
+        <w:t>Opis:</w:t>
+      </w:r>
+      <w:r>
+        <w:rPr>
+          <w:rFonts w:ascii="Arial" w:hAnsi="Arial" w:cs="Arial"/>
+        </w:rPr>
+        <w:t xml:space="preserve"> Instruktor wybiera opcję weryfikacji przy nazwisku klienta w głównym widoku aplikacji.</w:t>
+      </w:r>
+    </w:p>
+    <w:p>
+      <w:pPr>
+        <w:pStyle w:val="NormalnyWeb"/>
+        <w:spacing w:before="0" w:beforeAutospacing="0"/>
+        <w:rPr>
+          <w:rFonts w:ascii="Arial" w:hAnsi="Arial" w:cs="Arial"/>
+        </w:rPr>
+      </w:pPr>
+      <w:r>
+        <w:rPr>
+          <w:rFonts w:ascii="Arial" w:hAnsi="Arial" w:cs="Arial"/>
+          <w:b/>
+          <w:bCs/>
+        </w:rPr>
+        <w:t>2. Otwórz okienko</w:t>
+      </w:r>
+      <w:r>
+        <w:rPr>
+          <w:rFonts w:ascii="Arial" w:hAnsi="Arial" w:cs="Arial"/>
+        </w:rPr>
+        <w:t xml:space="preserve"> (Widok: Lista wizyt </w:t>
+      </w:r>
+      <w:r>
+        <w:rPr>
+          <w:rStyle w:val="math-inline"/>
+          <w:rFonts w:ascii="Arial" w:hAnsi="Arial" w:cs="Arial"/>
+        </w:rPr>
+        <w:t>$\rightarrow$</w:t>
+      </w:r>
+      <w:r>
+        <w:rPr>
+          <w:rFonts w:ascii="Arial" w:hAnsi="Arial" w:cs="Arial"/>
+        </w:rPr>
+        <w:t xml:space="preserve"> Okienko (Formularz))</w:t>
+      </w:r>
+    </w:p>
+    <w:p>
+      <w:pPr>
+        <w:pStyle w:val="NormalnyWeb"/>
+        <w:numPr>
+          <w:ilvl w:val="0"/>
+          <w:numId w:val="21"/>
+        </w:numPr>
+        <w:spacing w:before="0" w:beforeAutospacing="0"/>
+        <w:rPr>
+          <w:rFonts w:ascii="Arial" w:hAnsi="Arial" w:cs="Arial"/>
+        </w:rPr>
+      </w:pPr>
+      <w:r>
+        <w:rPr>
+          <w:rFonts w:ascii="Arial" w:hAnsi="Arial" w:cs="Arial"/>
+          <w:b/>
+          <w:bCs/>
+        </w:rPr>
+        <w:t>Typ komunikatu:</w:t>
+      </w:r>
+      <w:r>
+        <w:rPr>
+          <w:rFonts w:ascii="Arial" w:hAnsi="Arial" w:cs="Arial"/>
+        </w:rPr>
+        <w:t xml:space="preserve"> Synchroniczny / Tworzący (Create)</w:t>
+      </w:r>
+    </w:p>
+    <w:p>
+      <w:pPr>
+        <w:pStyle w:val="NormalnyWeb"/>
+        <w:numPr>
+          <w:ilvl w:val="0"/>
+          <w:numId w:val="21"/>
+        </w:numPr>
+        <w:spacing w:before="0" w:beforeAutospacing="0"/>
+        <w:rPr>
+          <w:rFonts w:ascii="Arial" w:hAnsi="Arial" w:cs="Arial"/>
+        </w:rPr>
+      </w:pPr>
+      <w:r>
+        <w:rPr>
+          <w:rFonts w:ascii="Arial" w:hAnsi="Arial" w:cs="Arial"/>
+          <w:b/>
+          <w:bCs/>
+        </w:rPr>
+        <w:t>Opis:</w:t>
+      </w:r>
+      <w:r>
+        <w:rPr>
+          <w:rFonts w:ascii="Arial" w:hAnsi="Arial" w:cs="Arial"/>
+        </w:rPr>
+        <w:t xml:space="preserve"> Główny widok inicjuje powstanie nowego obiektu na ekranie – wyskakującego formularza. Zauważ, że linia życia okienka zaczyna się dopiero w tym miejscu.</w:t>
+      </w:r>
+    </w:p>
+    <w:p>
+      <w:pPr>
+        <w:pStyle w:val="NormalnyWeb"/>
+        <w:spacing w:before="0" w:beforeAutospacing="0"/>
+        <w:rPr>
+          <w:rFonts w:ascii="Arial" w:hAnsi="Arial" w:cs="Arial"/>
+        </w:rPr>
+      </w:pPr>
+      <w:r>
+        <w:rPr>
+          <w:rFonts w:ascii="Arial" w:hAnsi="Arial" w:cs="Arial"/>
+          <w:b/>
+          <w:bCs/>
+        </w:rPr>
+        <w:t>3. Wpisanie danych i "Zatwierdź"</w:t>
+      </w:r>
+      <w:r>
+        <w:rPr>
+          <w:rFonts w:ascii="Arial" w:hAnsi="Arial" w:cs="Arial"/>
+        </w:rPr>
+        <w:t xml:space="preserve"> (Instruktor </w:t>
+      </w:r>
+      <w:r>
+        <w:rPr>
+          <w:rStyle w:val="math-inline"/>
+          <w:rFonts w:ascii="Arial" w:hAnsi="Arial" w:cs="Arial"/>
+        </w:rPr>
+        <w:t>$\rightarrow$</w:t>
+      </w:r>
+      <w:r>
+        <w:rPr>
+          <w:rFonts w:ascii="Arial" w:hAnsi="Arial" w:cs="Arial"/>
+        </w:rPr>
+        <w:t xml:space="preserve"> Okienko (Formularz))</w:t>
+      </w:r>
+    </w:p>
+    <w:p>
+      <w:pPr>
+        <w:pStyle w:val="NormalnyWeb"/>
+        <w:numPr>
+          <w:ilvl w:val="0"/>
+          <w:numId w:val="22"/>
+        </w:numPr>
+        <w:spacing w:before="0" w:beforeAutospacing="0"/>
+        <w:rPr>
+          <w:rFonts w:ascii="Arial" w:hAnsi="Arial" w:cs="Arial"/>
+        </w:rPr>
+      </w:pPr>
+      <w:r>
+        <w:rPr>
+          <w:rFonts w:ascii="Arial" w:hAnsi="Arial" w:cs="Arial"/>
+          <w:b/>
+          <w:bCs/>
+        </w:rPr>
+        <w:t>Typ komunikatu:</w:t>
+      </w:r>
+      <w:r>
+        <w:rPr>
+          <w:rFonts w:ascii="Arial" w:hAnsi="Arial" w:cs="Arial"/>
+        </w:rPr>
+        <w:t xml:space="preserve"> Synchroniczny</w:t>
+      </w:r>
+    </w:p>
+    <w:p>
+      <w:pPr>
+        <w:pStyle w:val="NormalnyWeb"/>
+        <w:numPr>
+          <w:ilvl w:val="0"/>
+          <w:numId w:val="22"/>
+        </w:numPr>
+        <w:spacing w:before="0" w:beforeAutospacing="0"/>
+        <w:rPr>
+          <w:rFonts w:ascii="Arial" w:hAnsi="Arial" w:cs="Arial"/>
+        </w:rPr>
+      </w:pPr>
+      <w:r>
+        <w:rPr>
+          <w:rFonts w:ascii="Arial" w:hAnsi="Arial" w:cs="Arial"/>
+          <w:b/>
+          <w:bCs/>
+        </w:rPr>
+        <w:t>Opis:</w:t>
+      </w:r>
+      <w:r>
+        <w:rPr>
+          <w:rFonts w:ascii="Arial" w:hAnsi="Arial" w:cs="Arial"/>
+        </w:rPr>
+        <w:t xml:space="preserve"> Pracownik fizycznie wprowadza dane z dowodu (PESEL) do formularza i klika przycisk zatwierdzający.</w:t>
+      </w:r>
+    </w:p>
+    <w:p>
+      <w:pPr>
+        <w:pStyle w:val="NormalnyWeb"/>
+        <w:spacing w:before="0" w:beforeAutospacing="0"/>
+        <w:rPr>
+          <w:rFonts w:ascii="Arial" w:hAnsi="Arial" w:cs="Arial"/>
+        </w:rPr>
+      </w:pPr>
+      <w:r>
+        <w:rPr>
+          <w:rFonts w:ascii="Arial" w:hAnsi="Arial" w:cs="Arial"/>
+          <w:b/>
+          <w:bCs/>
+        </w:rPr>
+        <w:t>4. Prześlij formularz</w:t>
+      </w:r>
+      <w:r>
+        <w:rPr>
+          <w:rFonts w:ascii="Arial" w:hAnsi="Arial" w:cs="Arial"/>
+        </w:rPr>
+        <w:t xml:space="preserve"> (Okienko (Formularz) </w:t>
+      </w:r>
+      <w:r>
+        <w:rPr>
+          <w:rStyle w:val="math-inline"/>
+          <w:rFonts w:ascii="Arial" w:hAnsi="Arial" w:cs="Arial"/>
+        </w:rPr>
+        <w:t>$\rightarrow$</w:t>
+      </w:r>
+      <w:r>
+        <w:rPr>
+          <w:rFonts w:ascii="Arial" w:hAnsi="Arial" w:cs="Arial"/>
+        </w:rPr>
+        <w:t xml:space="preserve"> Serwer)</w:t>
+      </w:r>
+    </w:p>
+    <w:p>
+      <w:pPr>
+        <w:pStyle w:val="NormalnyWeb"/>
+        <w:numPr>
+          <w:ilvl w:val="0"/>
+          <w:numId w:val="23"/>
+        </w:numPr>
+        <w:spacing w:before="0" w:beforeAutospacing="0"/>
+        <w:rPr>
+          <w:rFonts w:ascii="Arial" w:hAnsi="Arial" w:cs="Arial"/>
+        </w:rPr>
+      </w:pPr>
+      <w:r>
+        <w:rPr>
+          <w:rFonts w:ascii="Arial" w:hAnsi="Arial" w:cs="Arial"/>
+          <w:b/>
+          <w:bCs/>
+        </w:rPr>
+        <w:t>Typ komunikatu:</w:t>
+      </w:r>
+      <w:r>
+        <w:rPr>
+          <w:rFonts w:ascii="Arial" w:hAnsi="Arial" w:cs="Arial"/>
+        </w:rPr>
+        <w:t xml:space="preserve"> Synchroniczny</w:t>
+      </w:r>
+    </w:p>
+    <w:p>
+      <w:pPr>
+        <w:pStyle w:val="NormalnyWeb"/>
+        <w:numPr>
+          <w:ilvl w:val="0"/>
+          <w:numId w:val="23"/>
+        </w:numPr>
+        <w:spacing w:before="0" w:beforeAutospacing="0"/>
+        <w:rPr>
+          <w:rFonts w:ascii="Arial" w:hAnsi="Arial" w:cs="Arial"/>
+        </w:rPr>
+      </w:pPr>
+      <w:r>
+        <w:rPr>
+          <w:rFonts w:ascii="Arial" w:hAnsi="Arial" w:cs="Arial"/>
+          <w:b/>
+          <w:bCs/>
+        </w:rPr>
+        <w:t>Opis:</w:t>
+      </w:r>
+      <w:r>
+        <w:rPr>
+          <w:rFonts w:ascii="Arial" w:hAnsi="Arial" w:cs="Arial"/>
+        </w:rPr>
+        <w:t xml:space="preserve"> Formularz wysyła paczkę z wpisanymi danymi na serwer i oczekuje na ich przetworzenie.</w:t>
+      </w:r>
+    </w:p>
+    <w:p>
+      <w:pPr>
+        <w:pStyle w:val="NormalnyWeb"/>
+        <w:spacing w:before="0" w:beforeAutospacing="0"/>
+        <w:rPr>
+          <w:rFonts w:ascii="Arial" w:hAnsi="Arial" w:cs="Arial"/>
+        </w:rPr>
+      </w:pPr>
+      <w:r>
+        <w:rPr>
+          <w:rFonts w:ascii="Arial" w:hAnsi="Arial" w:cs="Arial"/>
+          <w:b/>
+          <w:bCs/>
+        </w:rPr>
+        <w:t>5. Zapisz dane</w:t>
+      </w:r>
+      <w:r>
+        <w:rPr>
+          <w:rFonts w:ascii="Arial" w:hAnsi="Arial" w:cs="Arial"/>
+        </w:rPr>
+        <w:t xml:space="preserve"> (Serwer </w:t>
+      </w:r>
+      <w:r>
+        <w:rPr>
+          <w:rStyle w:val="math-inline"/>
+          <w:rFonts w:ascii="Arial" w:hAnsi="Arial" w:cs="Arial"/>
+        </w:rPr>
+        <w:t>$\rightarrow$</w:t>
+      </w:r>
+      <w:r>
+        <w:rPr>
+          <w:rFonts w:ascii="Arial" w:hAnsi="Arial" w:cs="Arial"/>
+        </w:rPr>
+        <w:t xml:space="preserve"> Baza danych)</w:t>
+      </w:r>
+    </w:p>
+    <w:p>
+      <w:pPr>
+        <w:pStyle w:val="NormalnyWeb"/>
+        <w:numPr>
+          <w:ilvl w:val="0"/>
+          <w:numId w:val="24"/>
+        </w:numPr>
+        <w:spacing w:before="0" w:beforeAutospacing="0"/>
+        <w:rPr>
+          <w:rFonts w:ascii="Arial" w:hAnsi="Arial" w:cs="Arial"/>
+        </w:rPr>
+      </w:pPr>
+      <w:r>
+        <w:rPr>
+          <w:rFonts w:ascii="Arial" w:hAnsi="Arial" w:cs="Arial"/>
+          <w:b/>
+          <w:bCs/>
+        </w:rPr>
+        <w:t>Typ komunikatu:</w:t>
+      </w:r>
+      <w:r>
+        <w:rPr>
+          <w:rFonts w:ascii="Arial" w:hAnsi="Arial" w:cs="Arial"/>
+        </w:rPr>
+        <w:t xml:space="preserve"> Synchroniczny</w:t>
+      </w:r>
+    </w:p>
+    <w:p>
+      <w:pPr>
+        <w:pStyle w:val="NormalnyWeb"/>
+        <w:numPr>
+          <w:ilvl w:val="0"/>
+          <w:numId w:val="24"/>
+        </w:numPr>
+        <w:spacing w:before="0" w:beforeAutospacing="0"/>
+        <w:rPr>
+          <w:rFonts w:ascii="Arial" w:hAnsi="Arial" w:cs="Arial"/>
+        </w:rPr>
+      </w:pPr>
+      <w:r>
+        <w:rPr>
+          <w:rFonts w:ascii="Arial" w:hAnsi="Arial" w:cs="Arial"/>
+          <w:b/>
+          <w:bCs/>
+        </w:rPr>
+        <w:t>Opis:</w:t>
+      </w:r>
+      <w:r>
+        <w:rPr>
+          <w:rFonts w:ascii="Arial" w:hAnsi="Arial" w:cs="Arial"/>
+        </w:rPr>
+        <w:t xml:space="preserve"> Serwer przekazuje żądanie zapisu danych do bazy PostgreSQL, aby zaktualizować profil klienta.</w:t>
+      </w:r>
+    </w:p>
+    <w:p>
+      <w:pPr>
+        <w:pStyle w:val="NormalnyWeb"/>
+        <w:spacing w:before="0" w:beforeAutospacing="0"/>
+        <w:rPr>
+          <w:rFonts w:ascii="Arial" w:hAnsi="Arial" w:cs="Arial"/>
+        </w:rPr>
+      </w:pPr>
+      <w:r>
+        <w:rPr>
+          <w:rFonts w:ascii="Arial" w:hAnsi="Arial" w:cs="Arial"/>
+          <w:b/>
+          <w:bCs/>
+        </w:rPr>
+        <w:lastRenderedPageBreak/>
+        <w:t>6. Potwierdzenie zapisu</w:t>
+      </w:r>
+      <w:r>
+        <w:rPr>
+          <w:rFonts w:ascii="Arial" w:hAnsi="Arial" w:cs="Arial"/>
+        </w:rPr>
+        <w:t xml:space="preserve"> (Baza danych </w:t>
+      </w:r>
+      <w:r>
+        <w:rPr>
+          <w:rStyle w:val="math-inline"/>
+          <w:rFonts w:ascii="Arial" w:hAnsi="Arial" w:cs="Arial"/>
+        </w:rPr>
+        <w:t>$\rightarrow$</w:t>
+      </w:r>
+      <w:r>
+        <w:rPr>
+          <w:rFonts w:ascii="Arial" w:hAnsi="Arial" w:cs="Arial"/>
+        </w:rPr>
+        <w:t xml:space="preserve"> Serwer)</w:t>
+      </w:r>
+    </w:p>
+    <w:p>
+      <w:pPr>
+        <w:pStyle w:val="NormalnyWeb"/>
+        <w:numPr>
+          <w:ilvl w:val="0"/>
+          <w:numId w:val="25"/>
+        </w:numPr>
+        <w:spacing w:before="0" w:beforeAutospacing="0"/>
+        <w:rPr>
+          <w:rFonts w:ascii="Arial" w:hAnsi="Arial" w:cs="Arial"/>
+        </w:rPr>
+      </w:pPr>
+      <w:r>
+        <w:rPr>
+          <w:rFonts w:ascii="Arial" w:hAnsi="Arial" w:cs="Arial"/>
+          <w:b/>
+          <w:bCs/>
+        </w:rPr>
+        <w:t>Typ komunikatu:</w:t>
+      </w:r>
+      <w:r>
+        <w:rPr>
+          <w:rFonts w:ascii="Arial" w:hAnsi="Arial" w:cs="Arial"/>
+        </w:rPr>
+        <w:t xml:space="preserve"> Zwrotny (przerywana linia)</w:t>
+      </w:r>
+    </w:p>
+    <w:p>
+      <w:pPr>
+        <w:pStyle w:val="NormalnyWeb"/>
+        <w:numPr>
+          <w:ilvl w:val="0"/>
+          <w:numId w:val="25"/>
+        </w:numPr>
+        <w:spacing w:before="0" w:beforeAutospacing="0"/>
+        <w:rPr>
+          <w:rFonts w:ascii="Arial" w:hAnsi="Arial" w:cs="Arial"/>
+        </w:rPr>
+      </w:pPr>
+      <w:r>
+        <w:rPr>
+          <w:rFonts w:ascii="Arial" w:hAnsi="Arial" w:cs="Arial"/>
+          <w:b/>
+          <w:bCs/>
+        </w:rPr>
+        <w:t>Opis:</w:t>
+      </w:r>
+      <w:r>
+        <w:rPr>
+          <w:rFonts w:ascii="Arial" w:hAnsi="Arial" w:cs="Arial"/>
+        </w:rPr>
+        <w:t xml:space="preserve"> Baza danych zgłasza sukces operacji zapisu. Od tego momentu informacje wracają do użytkownika.</w:t>
+      </w:r>
+    </w:p>
+    <w:p>
+      <w:pPr>
+        <w:pStyle w:val="NormalnyWeb"/>
+        <w:spacing w:before="0" w:beforeAutospacing="0"/>
+        <w:rPr>
+          <w:rFonts w:ascii="Arial" w:hAnsi="Arial" w:cs="Arial"/>
+        </w:rPr>
+      </w:pPr>
+      <w:r>
+        <w:rPr>
+          <w:rFonts w:ascii="Arial" w:hAnsi="Arial" w:cs="Arial"/>
+          <w:b/>
+          <w:bCs/>
+        </w:rPr>
+        <w:t>7. Odpowiedź: Weryfikacja poprawna</w:t>
+      </w:r>
+      <w:r>
+        <w:rPr>
+          <w:rFonts w:ascii="Arial" w:hAnsi="Arial" w:cs="Arial"/>
+        </w:rPr>
+        <w:t xml:space="preserve"> (Serwer </w:t>
+      </w:r>
+      <w:r>
+        <w:rPr>
+          <w:rStyle w:val="math-inline"/>
+          <w:rFonts w:ascii="Arial" w:hAnsi="Arial" w:cs="Arial"/>
+        </w:rPr>
+        <w:t>$\rightarrow$</w:t>
+      </w:r>
+      <w:r>
+        <w:rPr>
+          <w:rFonts w:ascii="Arial" w:hAnsi="Arial" w:cs="Arial"/>
+        </w:rPr>
+        <w:t xml:space="preserve"> Okienko (Formularz))</w:t>
+      </w:r>
+    </w:p>
+    <w:p>
+      <w:pPr>
+        <w:pStyle w:val="NormalnyWeb"/>
+        <w:numPr>
+          <w:ilvl w:val="0"/>
+          <w:numId w:val="26"/>
+        </w:numPr>
+        <w:spacing w:before="0" w:beforeAutospacing="0"/>
+        <w:rPr>
+          <w:rFonts w:ascii="Arial" w:hAnsi="Arial" w:cs="Arial"/>
+        </w:rPr>
+      </w:pPr>
+      <w:r>
+        <w:rPr>
+          <w:rFonts w:ascii="Arial" w:hAnsi="Arial" w:cs="Arial"/>
+          <w:b/>
+          <w:bCs/>
+        </w:rPr>
+        <w:t>Typ komunikatu:</w:t>
+      </w:r>
+      <w:r>
+        <w:rPr>
+          <w:rFonts w:ascii="Arial" w:hAnsi="Arial" w:cs="Arial"/>
+        </w:rPr>
+        <w:t xml:space="preserve"> Zwrotny</w:t>
+      </w:r>
+    </w:p>
+    <w:p>
+      <w:pPr>
+        <w:pStyle w:val="NormalnyWeb"/>
+        <w:numPr>
+          <w:ilvl w:val="0"/>
+          <w:numId w:val="26"/>
+        </w:numPr>
+        <w:spacing w:before="0" w:beforeAutospacing="0"/>
+        <w:rPr>
+          <w:rFonts w:ascii="Arial" w:hAnsi="Arial" w:cs="Arial"/>
+        </w:rPr>
+      </w:pPr>
+      <w:r>
+        <w:rPr>
+          <w:rFonts w:ascii="Arial" w:hAnsi="Arial" w:cs="Arial"/>
+          <w:b/>
+          <w:bCs/>
+        </w:rPr>
+        <w:t>Opis:</w:t>
+      </w:r>
+      <w:r>
+        <w:rPr>
+          <w:rFonts w:ascii="Arial" w:hAnsi="Arial" w:cs="Arial"/>
+        </w:rPr>
+        <w:t xml:space="preserve"> Serwer informuje formularz, że cała procedura przeszła pomyślnie.</w:t>
+      </w:r>
+    </w:p>
+    <w:p>
+      <w:pPr>
+        <w:pStyle w:val="NormalnyWeb"/>
+        <w:spacing w:before="0" w:beforeAutospacing="0"/>
+        <w:rPr>
+          <w:rFonts w:ascii="Arial" w:hAnsi="Arial" w:cs="Arial"/>
+        </w:rPr>
+      </w:pPr>
+      <w:r>
+        <w:rPr>
+          <w:rFonts w:ascii="Arial" w:hAnsi="Arial" w:cs="Arial"/>
+          <w:b/>
+          <w:bCs/>
+        </w:rPr>
+        <w:t>8. Sygnał o sukcesie</w:t>
+      </w:r>
+      <w:r>
+        <w:rPr>
+          <w:rFonts w:ascii="Arial" w:hAnsi="Arial" w:cs="Arial"/>
+        </w:rPr>
+        <w:t xml:space="preserve"> (Okienko (Formularz) </w:t>
+      </w:r>
+      <w:r>
+        <w:rPr>
+          <w:rStyle w:val="math-inline"/>
+          <w:rFonts w:ascii="Arial" w:hAnsi="Arial" w:cs="Arial"/>
+        </w:rPr>
+        <w:t>$\rightarrow$</w:t>
+      </w:r>
+      <w:r>
+        <w:rPr>
+          <w:rFonts w:ascii="Arial" w:hAnsi="Arial" w:cs="Arial"/>
+        </w:rPr>
+        <w:t xml:space="preserve"> Widok: Lista wizyt)</w:t>
+      </w:r>
+    </w:p>
+    <w:p>
+      <w:pPr>
+        <w:pStyle w:val="NormalnyWeb"/>
+        <w:numPr>
+          <w:ilvl w:val="0"/>
+          <w:numId w:val="27"/>
+        </w:numPr>
+        <w:spacing w:before="0" w:beforeAutospacing="0"/>
+        <w:rPr>
+          <w:rFonts w:ascii="Arial" w:hAnsi="Arial" w:cs="Arial"/>
+        </w:rPr>
+      </w:pPr>
+      <w:r>
+        <w:rPr>
+          <w:rFonts w:ascii="Arial" w:hAnsi="Arial" w:cs="Arial"/>
+          <w:b/>
+          <w:bCs/>
+        </w:rPr>
+        <w:t>Typ komunikatu:</w:t>
+      </w:r>
+      <w:r>
+        <w:rPr>
+          <w:rFonts w:ascii="Arial" w:hAnsi="Arial" w:cs="Arial"/>
+        </w:rPr>
+        <w:t xml:space="preserve"> Zwrotny / Niszczący (Destroy)</w:t>
+      </w:r>
+    </w:p>
+    <w:p>
+      <w:pPr>
+        <w:pStyle w:val="NormalnyWeb"/>
+        <w:numPr>
+          <w:ilvl w:val="0"/>
+          <w:numId w:val="27"/>
+        </w:numPr>
+        <w:spacing w:before="0" w:beforeAutospacing="0"/>
+        <w:rPr>
+          <w:rFonts w:ascii="Arial" w:hAnsi="Arial" w:cs="Arial"/>
+        </w:rPr>
+      </w:pPr>
+      <w:r>
+        <w:rPr>
+          <w:rFonts w:ascii="Arial" w:hAnsi="Arial" w:cs="Arial"/>
+          <w:b/>
+          <w:bCs/>
+        </w:rPr>
+        <w:t>Opis:</w:t>
+      </w:r>
+      <w:r>
+        <w:rPr>
+          <w:rFonts w:ascii="Arial" w:hAnsi="Arial" w:cs="Arial"/>
+        </w:rPr>
+        <w:t xml:space="preserve"> Okienko przekazuje potwierdzenie do głównego widoku. Posiada symbol "X" na końcu linii życia, co oznacza, że w tym momencie obiekt formularza zostaje zamknięty i usunięty z pamięci ekranu.</w:t>
+      </w:r>
+    </w:p>
+    <w:p>
+      <w:pPr>
+        <w:pStyle w:val="NormalnyWeb"/>
+        <w:spacing w:before="0" w:beforeAutospacing="0"/>
+        <w:rPr>
+          <w:rFonts w:ascii="Arial" w:hAnsi="Arial" w:cs="Arial"/>
+        </w:rPr>
+      </w:pPr>
+      <w:r>
+        <w:rPr>
+          <w:rFonts w:ascii="Arial" w:hAnsi="Arial" w:cs="Arial"/>
+          <w:b/>
+          <w:bCs/>
+        </w:rPr>
+        <w:t>9. Odśwież widok na "Zweryfikowany"</w:t>
+      </w:r>
+      <w:r>
+        <w:rPr>
+          <w:rFonts w:ascii="Arial" w:hAnsi="Arial" w:cs="Arial"/>
+        </w:rPr>
+        <w:t xml:space="preserve"> (Widok: Lista wizyt </w:t>
+      </w:r>
+      <w:r>
+        <w:rPr>
+          <w:rStyle w:val="math-inline"/>
+          <w:rFonts w:ascii="Arial" w:hAnsi="Arial" w:cs="Arial"/>
+        </w:rPr>
+        <w:t>$\rightarrow$</w:t>
+      </w:r>
+      <w:r>
+        <w:rPr>
+          <w:rFonts w:ascii="Arial" w:hAnsi="Arial" w:cs="Arial"/>
+        </w:rPr>
+        <w:t xml:space="preserve"> Instruktor)</w:t>
+      </w:r>
+    </w:p>
+    <w:p>
+      <w:pPr>
+        <w:pStyle w:val="NormalnyWeb"/>
+        <w:numPr>
+          <w:ilvl w:val="0"/>
+          <w:numId w:val="28"/>
+        </w:numPr>
+        <w:spacing w:before="0" w:beforeAutospacing="0"/>
+        <w:rPr>
+          <w:rFonts w:ascii="Arial" w:hAnsi="Arial" w:cs="Arial"/>
+        </w:rPr>
+      </w:pPr>
+      <w:r>
+        <w:rPr>
+          <w:rFonts w:ascii="Arial" w:hAnsi="Arial" w:cs="Arial"/>
+          <w:b/>
+          <w:bCs/>
+        </w:rPr>
+        <w:t>Typ komunikatu:</w:t>
+      </w:r>
+      <w:r>
+        <w:rPr>
+          <w:rFonts w:ascii="Arial" w:hAnsi="Arial" w:cs="Arial"/>
+        </w:rPr>
+        <w:t xml:space="preserve"> Zwrotny</w:t>
+      </w:r>
+    </w:p>
+    <w:p>
+      <w:pPr>
+        <w:pStyle w:val="NormalnyWeb"/>
+        <w:numPr>
+          <w:ilvl w:val="0"/>
+          <w:numId w:val="28"/>
+        </w:numPr>
+        <w:spacing w:before="0" w:beforeAutospacing="0"/>
+        <w:rPr>
+          <w:rFonts w:ascii="Arial" w:hAnsi="Arial" w:cs="Arial"/>
+        </w:rPr>
+      </w:pPr>
+      <w:r>
+        <w:rPr>
+          <w:rFonts w:ascii="Arial" w:hAnsi="Arial" w:cs="Arial"/>
+          <w:b/>
+          <w:bCs/>
+        </w:rPr>
+        <w:t>Opis:</w:t>
+      </w:r>
+      <w:r>
+        <w:rPr>
+          <w:rFonts w:ascii="Arial" w:hAnsi="Arial" w:cs="Arial"/>
+        </w:rPr>
+        <w:t xml:space="preserve"> Interfejs główny aktualizuje się na ekranie instruktora, pokazując zielony status przy nazwisku klienta, co kończy cały proces.</w:t>
+      </w:r>
+    </w:p>
+    <w:p/>
+    <w:p>
+      <w:pPr>
+        <w:pStyle w:val="Nagwek2"/>
+      </w:pPr>
+      <w:r>
+        <w:t>5.1.Diagram klas</w:t>
+      </w:r>
+    </w:p>
+    <w:p/>
+    <w:p>
+      <w:r>
+        <w:rPr>
+          <w:noProof/>
+        </w:rPr>
         <w:lastRenderedPageBreak/>
         <w:drawing>
           <wp:inline distT="0" distB="0" distL="0" distR="0" wp14:anchorId="7849F836" wp14:editId="293D503A">
@@ -3076,7 +3979,7 @@
                     <pic:cNvPicPr/>
                   </pic:nvPicPr>
                   <pic:blipFill>
-                    <a:blip r:embed="rId17"/>
+                    <a:blip r:embed="rId18"/>
                     <a:stretch>
                       <a:fillRect/>
                     </a:stretch>
@@ -3372,6 +4275,304 @@
     </w:lvl>
   </w:abstractNum>
   <w:abstractNum w:abstractNumId="2" w15:restartNumberingAfterBreak="0">
+    <w:nsid w:val="0492056F"/>
+    <w:multiLevelType w:val="multilevel"/>
+    <w:tmpl w:val="65BC6A48"/>
+    <w:lvl w:ilvl="0">
+      <w:start w:val="1"/>
+      <w:numFmt w:val="bullet"/>
+      <w:lvlText w:val=""/>
+      <w:lvlJc w:val="left"/>
+      <w:pPr>
+        <w:tabs>
+          <w:tab w:val="num" w:pos="720"/>
+        </w:tabs>
+        <w:ind w:left="720" w:hanging="360"/>
+      </w:pPr>
+      <w:rPr>
+        <w:rFonts w:ascii="Symbol" w:hAnsi="Symbol" w:hint="default"/>
+        <w:sz w:val="20"/>
+      </w:rPr>
+    </w:lvl>
+    <w:lvl w:ilvl="1" w:tentative="1">
+      <w:start w:val="1"/>
+      <w:numFmt w:val="bullet"/>
+      <w:lvlText w:val="o"/>
+      <w:lvlJc w:val="left"/>
+      <w:pPr>
+        <w:tabs>
+          <w:tab w:val="num" w:pos="1440"/>
+        </w:tabs>
+        <w:ind w:left="1440" w:hanging="360"/>
+      </w:pPr>
+      <w:rPr>
+        <w:rFonts w:ascii="Courier New" w:hAnsi="Courier New" w:hint="default"/>
+        <w:sz w:val="20"/>
+      </w:rPr>
+    </w:lvl>
+    <w:lvl w:ilvl="2" w:tentative="1">
+      <w:start w:val="1"/>
+      <w:numFmt w:val="bullet"/>
+      <w:lvlText w:val=""/>
+      <w:lvlJc w:val="left"/>
+      <w:pPr>
+        <w:tabs>
+          <w:tab w:val="num" w:pos="2160"/>
+        </w:tabs>
+        <w:ind w:left="2160" w:hanging="360"/>
+      </w:pPr>
+      <w:rPr>
+        <w:rFonts w:ascii="Wingdings" w:hAnsi="Wingdings" w:hint="default"/>
+        <w:sz w:val="20"/>
+      </w:rPr>
+    </w:lvl>
+    <w:lvl w:ilvl="3" w:tentative="1">
+      <w:start w:val="1"/>
+      <w:numFmt w:val="bullet"/>
+      <w:lvlText w:val=""/>
+      <w:lvlJc w:val="left"/>
+      <w:pPr>
+        <w:tabs>
+          <w:tab w:val="num" w:pos="2880"/>
+        </w:tabs>
+        <w:ind w:left="2880" w:hanging="360"/>
+      </w:pPr>
+      <w:rPr>
+        <w:rFonts w:ascii="Wingdings" w:hAnsi="Wingdings" w:hint="default"/>
+        <w:sz w:val="20"/>
+      </w:rPr>
+    </w:lvl>
+    <w:lvl w:ilvl="4" w:tentative="1">
+      <w:start w:val="1"/>
+      <w:numFmt w:val="bullet"/>
+      <w:lvlText w:val=""/>
+      <w:lvlJc w:val="left"/>
+      <w:pPr>
+        <w:tabs>
+          <w:tab w:val="num" w:pos="3600"/>
+        </w:tabs>
+        <w:ind w:left="3600" w:hanging="360"/>
+      </w:pPr>
+      <w:rPr>
+        <w:rFonts w:ascii="Wingdings" w:hAnsi="Wingdings" w:hint="default"/>
+        <w:sz w:val="20"/>
+      </w:rPr>
+    </w:lvl>
+    <w:lvl w:ilvl="5" w:tentative="1">
+      <w:start w:val="1"/>
+      <w:numFmt w:val="bullet"/>
+      <w:lvlText w:val=""/>
+      <w:lvlJc w:val="left"/>
+      <w:pPr>
+        <w:tabs>
+          <w:tab w:val="num" w:pos="4320"/>
+        </w:tabs>
+        <w:ind w:left="4320" w:hanging="360"/>
+      </w:pPr>
+      <w:rPr>
+        <w:rFonts w:ascii="Wingdings" w:hAnsi="Wingdings" w:hint="default"/>
+        <w:sz w:val="20"/>
+      </w:rPr>
+    </w:lvl>
+    <w:lvl w:ilvl="6" w:tentative="1">
+      <w:start w:val="1"/>
+      <w:numFmt w:val="bullet"/>
+      <w:lvlText w:val=""/>
+      <w:lvlJc w:val="left"/>
+      <w:pPr>
+        <w:tabs>
+          <w:tab w:val="num" w:pos="5040"/>
+        </w:tabs>
+        <w:ind w:left="5040" w:hanging="360"/>
+      </w:pPr>
+      <w:rPr>
+        <w:rFonts w:ascii="Wingdings" w:hAnsi="Wingdings" w:hint="default"/>
+        <w:sz w:val="20"/>
+      </w:rPr>
+    </w:lvl>
+    <w:lvl w:ilvl="7" w:tentative="1">
+      <w:start w:val="1"/>
+      <w:numFmt w:val="bullet"/>
+      <w:lvlText w:val=""/>
+      <w:lvlJc w:val="left"/>
+      <w:pPr>
+        <w:tabs>
+          <w:tab w:val="num" w:pos="5760"/>
+        </w:tabs>
+        <w:ind w:left="5760" w:hanging="360"/>
+      </w:pPr>
+      <w:rPr>
+        <w:rFonts w:ascii="Wingdings" w:hAnsi="Wingdings" w:hint="default"/>
+        <w:sz w:val="20"/>
+      </w:rPr>
+    </w:lvl>
+    <w:lvl w:ilvl="8" w:tentative="1">
+      <w:start w:val="1"/>
+      <w:numFmt w:val="bullet"/>
+      <w:lvlText w:val=""/>
+      <w:lvlJc w:val="left"/>
+      <w:pPr>
+        <w:tabs>
+          <w:tab w:val="num" w:pos="6480"/>
+        </w:tabs>
+        <w:ind w:left="6480" w:hanging="360"/>
+      </w:pPr>
+      <w:rPr>
+        <w:rFonts w:ascii="Wingdings" w:hAnsi="Wingdings" w:hint="default"/>
+        <w:sz w:val="20"/>
+      </w:rPr>
+    </w:lvl>
+  </w:abstractNum>
+  <w:abstractNum w:abstractNumId="3" w15:restartNumberingAfterBreak="0">
+    <w:nsid w:val="07405C6C"/>
+    <w:multiLevelType w:val="multilevel"/>
+    <w:tmpl w:val="C770A500"/>
+    <w:lvl w:ilvl="0">
+      <w:start w:val="1"/>
+      <w:numFmt w:val="bullet"/>
+      <w:lvlText w:val=""/>
+      <w:lvlJc w:val="left"/>
+      <w:pPr>
+        <w:tabs>
+          <w:tab w:val="num" w:pos="720"/>
+        </w:tabs>
+        <w:ind w:left="720" w:hanging="360"/>
+      </w:pPr>
+      <w:rPr>
+        <w:rFonts w:ascii="Symbol" w:hAnsi="Symbol" w:hint="default"/>
+        <w:sz w:val="20"/>
+      </w:rPr>
+    </w:lvl>
+    <w:lvl w:ilvl="1" w:tentative="1">
+      <w:start w:val="1"/>
+      <w:numFmt w:val="bullet"/>
+      <w:lvlText w:val="o"/>
+      <w:lvlJc w:val="left"/>
+      <w:pPr>
+        <w:tabs>
+          <w:tab w:val="num" w:pos="1440"/>
+        </w:tabs>
+        <w:ind w:left="1440" w:hanging="360"/>
+      </w:pPr>
+      <w:rPr>
+        <w:rFonts w:ascii="Courier New" w:hAnsi="Courier New" w:hint="default"/>
+        <w:sz w:val="20"/>
+      </w:rPr>
+    </w:lvl>
+    <w:lvl w:ilvl="2" w:tentative="1">
+      <w:start w:val="1"/>
+      <w:numFmt w:val="bullet"/>
+      <w:lvlText w:val=""/>
+      <w:lvlJc w:val="left"/>
+      <w:pPr>
+        <w:tabs>
+          <w:tab w:val="num" w:pos="2160"/>
+        </w:tabs>
+        <w:ind w:left="2160" w:hanging="360"/>
+      </w:pPr>
+      <w:rPr>
+        <w:rFonts w:ascii="Wingdings" w:hAnsi="Wingdings" w:hint="default"/>
+        <w:sz w:val="20"/>
+      </w:rPr>
+    </w:lvl>
+    <w:lvl w:ilvl="3" w:tentative="1">
+      <w:start w:val="1"/>
+      <w:numFmt w:val="bullet"/>
+      <w:lvlText w:val=""/>
+      <w:lvlJc w:val="left"/>
+      <w:pPr>
+        <w:tabs>
+          <w:tab w:val="num" w:pos="2880"/>
+        </w:tabs>
+        <w:ind w:left="2880" w:hanging="360"/>
+      </w:pPr>
+      <w:rPr>
+        <w:rFonts w:ascii="Wingdings" w:hAnsi="Wingdings" w:hint="default"/>
+        <w:sz w:val="20"/>
+      </w:rPr>
+    </w:lvl>
+    <w:lvl w:ilvl="4" w:tentative="1">
+      <w:start w:val="1"/>
+      <w:numFmt w:val="bullet"/>
+      <w:lvlText w:val=""/>
+      <w:lvlJc w:val="left"/>
+      <w:pPr>
+        <w:tabs>
+          <w:tab w:val="num" w:pos="3600"/>
+        </w:tabs>
+        <w:ind w:left="3600" w:hanging="360"/>
+      </w:pPr>
+      <w:rPr>
+        <w:rFonts w:ascii="Wingdings" w:hAnsi="Wingdings" w:hint="default"/>
+        <w:sz w:val="20"/>
+      </w:rPr>
+    </w:lvl>
+    <w:lvl w:ilvl="5" w:tentative="1">
+      <w:start w:val="1"/>
+      <w:numFmt w:val="bullet"/>
+      <w:lvlText w:val=""/>
+      <w:lvlJc w:val="left"/>
+      <w:pPr>
+        <w:tabs>
+          <w:tab w:val="num" w:pos="4320"/>
+        </w:tabs>
+        <w:ind w:left="4320" w:hanging="360"/>
+      </w:pPr>
+      <w:rPr>
+        <w:rFonts w:ascii="Wingdings" w:hAnsi="Wingdings" w:hint="default"/>
+        <w:sz w:val="20"/>
+      </w:rPr>
+    </w:lvl>
+    <w:lvl w:ilvl="6" w:tentative="1">
+      <w:start w:val="1"/>
+      <w:numFmt w:val="bullet"/>
+      <w:lvlText w:val=""/>
+      <w:lvlJc w:val="left"/>
+      <w:pPr>
+        <w:tabs>
+          <w:tab w:val="num" w:pos="5040"/>
+        </w:tabs>
+        <w:ind w:left="5040" w:hanging="360"/>
+      </w:pPr>
+      <w:rPr>
+        <w:rFonts w:ascii="Wingdings" w:hAnsi="Wingdings" w:hint="default"/>
+        <w:sz w:val="20"/>
+      </w:rPr>
+    </w:lvl>
+    <w:lvl w:ilvl="7" w:tentative="1">
+      <w:start w:val="1"/>
+      <w:numFmt w:val="bullet"/>
+      <w:lvlText w:val=""/>
+      <w:lvlJc w:val="left"/>
+      <w:pPr>
+        <w:tabs>
+          <w:tab w:val="num" w:pos="5760"/>
+        </w:tabs>
+        <w:ind w:left="5760" w:hanging="360"/>
+      </w:pPr>
+      <w:rPr>
+        <w:rFonts w:ascii="Wingdings" w:hAnsi="Wingdings" w:hint="default"/>
+        <w:sz w:val="20"/>
+      </w:rPr>
+    </w:lvl>
+    <w:lvl w:ilvl="8" w:tentative="1">
+      <w:start w:val="1"/>
+      <w:numFmt w:val="bullet"/>
+      <w:lvlText w:val=""/>
+      <w:lvlJc w:val="left"/>
+      <w:pPr>
+        <w:tabs>
+          <w:tab w:val="num" w:pos="6480"/>
+        </w:tabs>
+        <w:ind w:left="6480" w:hanging="360"/>
+      </w:pPr>
+      <w:rPr>
+        <w:rFonts w:ascii="Wingdings" w:hAnsi="Wingdings" w:hint="default"/>
+        <w:sz w:val="20"/>
+      </w:rPr>
+    </w:lvl>
+  </w:abstractNum>
+  <w:abstractNum w:abstractNumId="4" w15:restartNumberingAfterBreak="0">
     <w:nsid w:val="07587360"/>
     <w:multiLevelType w:val="multilevel"/>
     <w:tmpl w:val="113217FE"/>
@@ -3520,7 +4721,7 @@
       </w:rPr>
     </w:lvl>
   </w:abstractNum>
-  <w:abstractNum w:abstractNumId="3" w15:restartNumberingAfterBreak="0">
+  <w:abstractNum w:abstractNumId="5" w15:restartNumberingAfterBreak="0">
     <w:nsid w:val="0CD63013"/>
     <w:multiLevelType w:val="multilevel"/>
     <w:tmpl w:val="0DAAA6F8"/>
@@ -3669,7 +4870,7 @@
       </w:rPr>
     </w:lvl>
   </w:abstractNum>
-  <w:abstractNum w:abstractNumId="4" w15:restartNumberingAfterBreak="0">
+  <w:abstractNum w:abstractNumId="6" w15:restartNumberingAfterBreak="0">
     <w:nsid w:val="110E6C06"/>
     <w:multiLevelType w:val="multilevel"/>
     <w:tmpl w:val="FA2064DE"/>
@@ -3818,7 +5019,7 @@
       </w:rPr>
     </w:lvl>
   </w:abstractNum>
-  <w:abstractNum w:abstractNumId="5" w15:restartNumberingAfterBreak="0">
+  <w:abstractNum w:abstractNumId="7" w15:restartNumberingAfterBreak="0">
     <w:nsid w:val="125B5BE0"/>
     <w:multiLevelType w:val="multilevel"/>
     <w:tmpl w:val="EC8AE780"/>
@@ -3967,7 +5168,156 @@
       </w:rPr>
     </w:lvl>
   </w:abstractNum>
-  <w:abstractNum w:abstractNumId="6" w15:restartNumberingAfterBreak="0">
+  <w:abstractNum w:abstractNumId="8" w15:restartNumberingAfterBreak="0">
+    <w:nsid w:val="14704865"/>
+    <w:multiLevelType w:val="multilevel"/>
+    <w:tmpl w:val="3AB47482"/>
+    <w:lvl w:ilvl="0">
+      <w:start w:val="1"/>
+      <w:numFmt w:val="bullet"/>
+      <w:lvlText w:val=""/>
+      <w:lvlJc w:val="left"/>
+      <w:pPr>
+        <w:tabs>
+          <w:tab w:val="num" w:pos="720"/>
+        </w:tabs>
+        <w:ind w:left="720" w:hanging="360"/>
+      </w:pPr>
+      <w:rPr>
+        <w:rFonts w:ascii="Symbol" w:hAnsi="Symbol" w:hint="default"/>
+        <w:sz w:val="20"/>
+      </w:rPr>
+    </w:lvl>
+    <w:lvl w:ilvl="1" w:tentative="1">
+      <w:start w:val="1"/>
+      <w:numFmt w:val="bullet"/>
+      <w:lvlText w:val="o"/>
+      <w:lvlJc w:val="left"/>
+      <w:pPr>
+        <w:tabs>
+          <w:tab w:val="num" w:pos="1440"/>
+        </w:tabs>
+        <w:ind w:left="1440" w:hanging="360"/>
+      </w:pPr>
+      <w:rPr>
+        <w:rFonts w:ascii="Courier New" w:hAnsi="Courier New" w:hint="default"/>
+        <w:sz w:val="20"/>
+      </w:rPr>
+    </w:lvl>
+    <w:lvl w:ilvl="2" w:tentative="1">
+      <w:start w:val="1"/>
+      <w:numFmt w:val="bullet"/>
+      <w:lvlText w:val=""/>
+      <w:lvlJc w:val="left"/>
+      <w:pPr>
+        <w:tabs>
+          <w:tab w:val="num" w:pos="2160"/>
+        </w:tabs>
+        <w:ind w:left="2160" w:hanging="360"/>
+      </w:pPr>
+      <w:rPr>
+        <w:rFonts w:ascii="Wingdings" w:hAnsi="Wingdings" w:hint="default"/>
+        <w:sz w:val="20"/>
+      </w:rPr>
+    </w:lvl>
+    <w:lvl w:ilvl="3" w:tentative="1">
+      <w:start w:val="1"/>
+      <w:numFmt w:val="bullet"/>
+      <w:lvlText w:val=""/>
+      <w:lvlJc w:val="left"/>
+      <w:pPr>
+        <w:tabs>
+          <w:tab w:val="num" w:pos="2880"/>
+        </w:tabs>
+        <w:ind w:left="2880" w:hanging="360"/>
+      </w:pPr>
+      <w:rPr>
+        <w:rFonts w:ascii="Wingdings" w:hAnsi="Wingdings" w:hint="default"/>
+        <w:sz w:val="20"/>
+      </w:rPr>
+    </w:lvl>
+    <w:lvl w:ilvl="4" w:tentative="1">
+      <w:start w:val="1"/>
+      <w:numFmt w:val="bullet"/>
+      <w:lvlText w:val=""/>
+      <w:lvlJc w:val="left"/>
+      <w:pPr>
+        <w:tabs>
+          <w:tab w:val="num" w:pos="3600"/>
+        </w:tabs>
+        <w:ind w:left="3600" w:hanging="360"/>
+      </w:pPr>
+      <w:rPr>
+        <w:rFonts w:ascii="Wingdings" w:hAnsi="Wingdings" w:hint="default"/>
+        <w:sz w:val="20"/>
+      </w:rPr>
+    </w:lvl>
+    <w:lvl w:ilvl="5" w:tentative="1">
+      <w:start w:val="1"/>
+      <w:numFmt w:val="bullet"/>
+      <w:lvlText w:val=""/>
+      <w:lvlJc w:val="left"/>
+      <w:pPr>
+        <w:tabs>
+          <w:tab w:val="num" w:pos="4320"/>
+        </w:tabs>
+        <w:ind w:left="4320" w:hanging="360"/>
+      </w:pPr>
+      <w:rPr>
+        <w:rFonts w:ascii="Wingdings" w:hAnsi="Wingdings" w:hint="default"/>
+        <w:sz w:val="20"/>
+      </w:rPr>
+    </w:lvl>
+    <w:lvl w:ilvl="6" w:tentative="1">
+      <w:start w:val="1"/>
+      <w:numFmt w:val="bullet"/>
+      <w:lvlText w:val=""/>
+      <w:lvlJc w:val="left"/>
+      <w:pPr>
+        <w:tabs>
+          <w:tab w:val="num" w:pos="5040"/>
+        </w:tabs>
+        <w:ind w:left="5040" w:hanging="360"/>
+      </w:pPr>
+      <w:rPr>
+        <w:rFonts w:ascii="Wingdings" w:hAnsi="Wingdings" w:hint="default"/>
+        <w:sz w:val="20"/>
+      </w:rPr>
+    </w:lvl>
+    <w:lvl w:ilvl="7" w:tentative="1">
+      <w:start w:val="1"/>
+      <w:numFmt w:val="bullet"/>
+      <w:lvlText w:val=""/>
+      <w:lvlJc w:val="left"/>
+      <w:pPr>
+        <w:tabs>
+          <w:tab w:val="num" w:pos="5760"/>
+        </w:tabs>
+        <w:ind w:left="5760" w:hanging="360"/>
+      </w:pPr>
+      <w:rPr>
+        <w:rFonts w:ascii="Wingdings" w:hAnsi="Wingdings" w:hint="default"/>
+        <w:sz w:val="20"/>
+      </w:rPr>
+    </w:lvl>
+    <w:lvl w:ilvl="8" w:tentative="1">
+      <w:start w:val="1"/>
+      <w:numFmt w:val="bullet"/>
+      <w:lvlText w:val=""/>
+      <w:lvlJc w:val="left"/>
+      <w:pPr>
+        <w:tabs>
+          <w:tab w:val="num" w:pos="6480"/>
+        </w:tabs>
+        <w:ind w:left="6480" w:hanging="360"/>
+      </w:pPr>
+      <w:rPr>
+        <w:rFonts w:ascii="Wingdings" w:hAnsi="Wingdings" w:hint="default"/>
+        <w:sz w:val="20"/>
+      </w:rPr>
+    </w:lvl>
+  </w:abstractNum>
+  <w:abstractNum w:abstractNumId="9" w15:restartNumberingAfterBreak="0">
     <w:nsid w:val="155A5289"/>
     <w:multiLevelType w:val="multilevel"/>
     <w:tmpl w:val="5754B56E"/>
@@ -4116,7 +5466,7 @@
       </w:rPr>
     </w:lvl>
   </w:abstractNum>
-  <w:abstractNum w:abstractNumId="7" w15:restartNumberingAfterBreak="0">
+  <w:abstractNum w:abstractNumId="10" w15:restartNumberingAfterBreak="0">
     <w:nsid w:val="1B9016D0"/>
     <w:multiLevelType w:val="multilevel"/>
     <w:tmpl w:val="BE428F12"/>
@@ -4261,7 +5611,7 @@
       </w:rPr>
     </w:lvl>
   </w:abstractNum>
-  <w:abstractNum w:abstractNumId="8" w15:restartNumberingAfterBreak="0">
+  <w:abstractNum w:abstractNumId="11" w15:restartNumberingAfterBreak="0">
     <w:nsid w:val="2C0876D3"/>
     <w:multiLevelType w:val="multilevel"/>
     <w:tmpl w:val="851E5E6A"/>
@@ -4410,7 +5760,7 @@
       </w:rPr>
     </w:lvl>
   </w:abstractNum>
-  <w:abstractNum w:abstractNumId="9" w15:restartNumberingAfterBreak="0">
+  <w:abstractNum w:abstractNumId="12" w15:restartNumberingAfterBreak="0">
     <w:nsid w:val="2CA15019"/>
     <w:multiLevelType w:val="multilevel"/>
     <w:tmpl w:val="1F2AD544"/>
@@ -4559,7 +5909,7 @@
       </w:rPr>
     </w:lvl>
   </w:abstractNum>
-  <w:abstractNum w:abstractNumId="10" w15:restartNumberingAfterBreak="0">
+  <w:abstractNum w:abstractNumId="13" w15:restartNumberingAfterBreak="0">
     <w:nsid w:val="2D751BDF"/>
     <w:multiLevelType w:val="multilevel"/>
     <w:tmpl w:val="FE7A3A3E"/>
@@ -4708,7 +6058,7 @@
       </w:rPr>
     </w:lvl>
   </w:abstractNum>
-  <w:abstractNum w:abstractNumId="11" w15:restartNumberingAfterBreak="0">
+  <w:abstractNum w:abstractNumId="14" w15:restartNumberingAfterBreak="0">
     <w:nsid w:val="2F482656"/>
     <w:multiLevelType w:val="multilevel"/>
     <w:tmpl w:val="E960CF18"/>
@@ -4857,7 +6207,156 @@
       </w:rPr>
     </w:lvl>
   </w:abstractNum>
-  <w:abstractNum w:abstractNumId="12" w15:restartNumberingAfterBreak="0">
+  <w:abstractNum w:abstractNumId="15" w15:restartNumberingAfterBreak="0">
+    <w:nsid w:val="36761323"/>
+    <w:multiLevelType w:val="multilevel"/>
+    <w:tmpl w:val="9B3A65EE"/>
+    <w:lvl w:ilvl="0">
+      <w:start w:val="1"/>
+      <w:numFmt w:val="bullet"/>
+      <w:lvlText w:val=""/>
+      <w:lvlJc w:val="left"/>
+      <w:pPr>
+        <w:tabs>
+          <w:tab w:val="num" w:pos="720"/>
+        </w:tabs>
+        <w:ind w:left="720" w:hanging="360"/>
+      </w:pPr>
+      <w:rPr>
+        <w:rFonts w:ascii="Symbol" w:hAnsi="Symbol" w:hint="default"/>
+        <w:sz w:val="20"/>
+      </w:rPr>
+    </w:lvl>
+    <w:lvl w:ilvl="1" w:tentative="1">
+      <w:start w:val="1"/>
+      <w:numFmt w:val="bullet"/>
+      <w:lvlText w:val="o"/>
+      <w:lvlJc w:val="left"/>
+      <w:pPr>
+        <w:tabs>
+          <w:tab w:val="num" w:pos="1440"/>
+        </w:tabs>
+        <w:ind w:left="1440" w:hanging="360"/>
+      </w:pPr>
+      <w:rPr>
+        <w:rFonts w:ascii="Courier New" w:hAnsi="Courier New" w:hint="default"/>
+        <w:sz w:val="20"/>
+      </w:rPr>
+    </w:lvl>
+    <w:lvl w:ilvl="2" w:tentative="1">
+      <w:start w:val="1"/>
+      <w:numFmt w:val="bullet"/>
+      <w:lvlText w:val=""/>
+      <w:lvlJc w:val="left"/>
+      <w:pPr>
+        <w:tabs>
+          <w:tab w:val="num" w:pos="2160"/>
+        </w:tabs>
+        <w:ind w:left="2160" w:hanging="360"/>
+      </w:pPr>
+      <w:rPr>
+        <w:rFonts w:ascii="Wingdings" w:hAnsi="Wingdings" w:hint="default"/>
+        <w:sz w:val="20"/>
+      </w:rPr>
+    </w:lvl>
+    <w:lvl w:ilvl="3" w:tentative="1">
+      <w:start w:val="1"/>
+      <w:numFmt w:val="bullet"/>
+      <w:lvlText w:val=""/>
+      <w:lvlJc w:val="left"/>
+      <w:pPr>
+        <w:tabs>
+          <w:tab w:val="num" w:pos="2880"/>
+        </w:tabs>
+        <w:ind w:left="2880" w:hanging="360"/>
+      </w:pPr>
+      <w:rPr>
+        <w:rFonts w:ascii="Wingdings" w:hAnsi="Wingdings" w:hint="default"/>
+        <w:sz w:val="20"/>
+      </w:rPr>
+    </w:lvl>
+    <w:lvl w:ilvl="4" w:tentative="1">
+      <w:start w:val="1"/>
+      <w:numFmt w:val="bullet"/>
+      <w:lvlText w:val=""/>
+      <w:lvlJc w:val="left"/>
+      <w:pPr>
+        <w:tabs>
+          <w:tab w:val="num" w:pos="3600"/>
+        </w:tabs>
+        <w:ind w:left="3600" w:hanging="360"/>
+      </w:pPr>
+      <w:rPr>
+        <w:rFonts w:ascii="Wingdings" w:hAnsi="Wingdings" w:hint="default"/>
+        <w:sz w:val="20"/>
+      </w:rPr>
+    </w:lvl>
+    <w:lvl w:ilvl="5" w:tentative="1">
+      <w:start w:val="1"/>
+      <w:numFmt w:val="bullet"/>
+      <w:lvlText w:val=""/>
+      <w:lvlJc w:val="left"/>
+      <w:pPr>
+        <w:tabs>
+          <w:tab w:val="num" w:pos="4320"/>
+        </w:tabs>
+        <w:ind w:left="4320" w:hanging="360"/>
+      </w:pPr>
+      <w:rPr>
+        <w:rFonts w:ascii="Wingdings" w:hAnsi="Wingdings" w:hint="default"/>
+        <w:sz w:val="20"/>
+      </w:rPr>
+    </w:lvl>
+    <w:lvl w:ilvl="6" w:tentative="1">
+      <w:start w:val="1"/>
+      <w:numFmt w:val="bullet"/>
+      <w:lvlText w:val=""/>
+      <w:lvlJc w:val="left"/>
+      <w:pPr>
+        <w:tabs>
+          <w:tab w:val="num" w:pos="5040"/>
+        </w:tabs>
+        <w:ind w:left="5040" w:hanging="360"/>
+      </w:pPr>
+      <w:rPr>
+        <w:rFonts w:ascii="Wingdings" w:hAnsi="Wingdings" w:hint="default"/>
+        <w:sz w:val="20"/>
+      </w:rPr>
+    </w:lvl>
+    <w:lvl w:ilvl="7" w:tentative="1">
+      <w:start w:val="1"/>
+      <w:numFmt w:val="bullet"/>
+      <w:lvlText w:val=""/>
+      <w:lvlJc w:val="left"/>
+      <w:pPr>
+        <w:tabs>
+          <w:tab w:val="num" w:pos="5760"/>
+        </w:tabs>
+        <w:ind w:left="5760" w:hanging="360"/>
+      </w:pPr>
+      <w:rPr>
+        <w:rFonts w:ascii="Wingdings" w:hAnsi="Wingdings" w:hint="default"/>
+        <w:sz w:val="20"/>
+      </w:rPr>
+    </w:lvl>
+    <w:lvl w:ilvl="8" w:tentative="1">
+      <w:start w:val="1"/>
+      <w:numFmt w:val="bullet"/>
+      <w:lvlText w:val=""/>
+      <w:lvlJc w:val="left"/>
+      <w:pPr>
+        <w:tabs>
+          <w:tab w:val="num" w:pos="6480"/>
+        </w:tabs>
+        <w:ind w:left="6480" w:hanging="360"/>
+      </w:pPr>
+      <w:rPr>
+        <w:rFonts w:ascii="Wingdings" w:hAnsi="Wingdings" w:hint="default"/>
+        <w:sz w:val="20"/>
+      </w:rPr>
+    </w:lvl>
+  </w:abstractNum>
+  <w:abstractNum w:abstractNumId="16" w15:restartNumberingAfterBreak="0">
     <w:nsid w:val="384E59F2"/>
     <w:multiLevelType w:val="multilevel"/>
     <w:tmpl w:val="E6804330"/>
@@ -5002,7 +6501,156 @@
       </w:rPr>
     </w:lvl>
   </w:abstractNum>
-  <w:abstractNum w:abstractNumId="13" w15:restartNumberingAfterBreak="0">
+  <w:abstractNum w:abstractNumId="17" w15:restartNumberingAfterBreak="0">
+    <w:nsid w:val="50366D62"/>
+    <w:multiLevelType w:val="multilevel"/>
+    <w:tmpl w:val="4364DAF2"/>
+    <w:lvl w:ilvl="0">
+      <w:start w:val="1"/>
+      <w:numFmt w:val="bullet"/>
+      <w:lvlText w:val=""/>
+      <w:lvlJc w:val="left"/>
+      <w:pPr>
+        <w:tabs>
+          <w:tab w:val="num" w:pos="720"/>
+        </w:tabs>
+        <w:ind w:left="720" w:hanging="360"/>
+      </w:pPr>
+      <w:rPr>
+        <w:rFonts w:ascii="Symbol" w:hAnsi="Symbol" w:hint="default"/>
+        <w:sz w:val="20"/>
+      </w:rPr>
+    </w:lvl>
+    <w:lvl w:ilvl="1" w:tentative="1">
+      <w:start w:val="1"/>
+      <w:numFmt w:val="bullet"/>
+      <w:lvlText w:val="o"/>
+      <w:lvlJc w:val="left"/>
+      <w:pPr>
+        <w:tabs>
+          <w:tab w:val="num" w:pos="1440"/>
+        </w:tabs>
+        <w:ind w:left="1440" w:hanging="360"/>
+      </w:pPr>
+      <w:rPr>
+        <w:rFonts w:ascii="Courier New" w:hAnsi="Courier New" w:hint="default"/>
+        <w:sz w:val="20"/>
+      </w:rPr>
+    </w:lvl>
+    <w:lvl w:ilvl="2" w:tentative="1">
+      <w:start w:val="1"/>
+      <w:numFmt w:val="bullet"/>
+      <w:lvlText w:val=""/>
+      <w:lvlJc w:val="left"/>
+      <w:pPr>
+        <w:tabs>
+          <w:tab w:val="num" w:pos="2160"/>
+        </w:tabs>
+        <w:ind w:left="2160" w:hanging="360"/>
+      </w:pPr>
+      <w:rPr>
+        <w:rFonts w:ascii="Wingdings" w:hAnsi="Wingdings" w:hint="default"/>
+        <w:sz w:val="20"/>
+      </w:rPr>
+    </w:lvl>
+    <w:lvl w:ilvl="3" w:tentative="1">
+      <w:start w:val="1"/>
+      <w:numFmt w:val="bullet"/>
+      <w:lvlText w:val=""/>
+      <w:lvlJc w:val="left"/>
+      <w:pPr>
+        <w:tabs>
+          <w:tab w:val="num" w:pos="2880"/>
+        </w:tabs>
+        <w:ind w:left="2880" w:hanging="360"/>
+      </w:pPr>
+      <w:rPr>
+        <w:rFonts w:ascii="Wingdings" w:hAnsi="Wingdings" w:hint="default"/>
+        <w:sz w:val="20"/>
+      </w:rPr>
+    </w:lvl>
+    <w:lvl w:ilvl="4" w:tentative="1">
+      <w:start w:val="1"/>
+      <w:numFmt w:val="bullet"/>
+      <w:lvlText w:val=""/>
+      <w:lvlJc w:val="left"/>
+      <w:pPr>
+        <w:tabs>
+          <w:tab w:val="num" w:pos="3600"/>
+        </w:tabs>
+        <w:ind w:left="3600" w:hanging="360"/>
+      </w:pPr>
+      <w:rPr>
+        <w:rFonts w:ascii="Wingdings" w:hAnsi="Wingdings" w:hint="default"/>
+        <w:sz w:val="20"/>
+      </w:rPr>
+    </w:lvl>
+    <w:lvl w:ilvl="5" w:tentative="1">
+      <w:start w:val="1"/>
+      <w:numFmt w:val="bullet"/>
+      <w:lvlText w:val=""/>
+      <w:lvlJc w:val="left"/>
+      <w:pPr>
+        <w:tabs>
+          <w:tab w:val="num" w:pos="4320"/>
+        </w:tabs>
+        <w:ind w:left="4320" w:hanging="360"/>
+      </w:pPr>
+      <w:rPr>
+        <w:rFonts w:ascii="Wingdings" w:hAnsi="Wingdings" w:hint="default"/>
+        <w:sz w:val="20"/>
+      </w:rPr>
+    </w:lvl>
+    <w:lvl w:ilvl="6" w:tentative="1">
+      <w:start w:val="1"/>
+      <w:numFmt w:val="bullet"/>
+      <w:lvlText w:val=""/>
+      <w:lvlJc w:val="left"/>
+      <w:pPr>
+        <w:tabs>
+          <w:tab w:val="num" w:pos="5040"/>
+        </w:tabs>
+        <w:ind w:left="5040" w:hanging="360"/>
+      </w:pPr>
+      <w:rPr>
+        <w:rFonts w:ascii="Wingdings" w:hAnsi="Wingdings" w:hint="default"/>
+        <w:sz w:val="20"/>
+      </w:rPr>
+    </w:lvl>
+    <w:lvl w:ilvl="7" w:tentative="1">
+      <w:start w:val="1"/>
+      <w:numFmt w:val="bullet"/>
+      <w:lvlText w:val=""/>
+      <w:lvlJc w:val="left"/>
+      <w:pPr>
+        <w:tabs>
+          <w:tab w:val="num" w:pos="5760"/>
+        </w:tabs>
+        <w:ind w:left="5760" w:hanging="360"/>
+      </w:pPr>
+      <w:rPr>
+        <w:rFonts w:ascii="Wingdings" w:hAnsi="Wingdings" w:hint="default"/>
+        <w:sz w:val="20"/>
+      </w:rPr>
+    </w:lvl>
+    <w:lvl w:ilvl="8" w:tentative="1">
+      <w:start w:val="1"/>
+      <w:numFmt w:val="bullet"/>
+      <w:lvlText w:val=""/>
+      <w:lvlJc w:val="left"/>
+      <w:pPr>
+        <w:tabs>
+          <w:tab w:val="num" w:pos="6480"/>
+        </w:tabs>
+        <w:ind w:left="6480" w:hanging="360"/>
+      </w:pPr>
+      <w:rPr>
+        <w:rFonts w:ascii="Wingdings" w:hAnsi="Wingdings" w:hint="default"/>
+        <w:sz w:val="20"/>
+      </w:rPr>
+    </w:lvl>
+  </w:abstractNum>
+  <w:abstractNum w:abstractNumId="18" w15:restartNumberingAfterBreak="0">
     <w:nsid w:val="51185237"/>
     <w:multiLevelType w:val="multilevel"/>
     <w:tmpl w:val="E6804330"/>
@@ -5147,7 +6795,7 @@
       </w:rPr>
     </w:lvl>
   </w:abstractNum>
-  <w:abstractNum w:abstractNumId="14" w15:restartNumberingAfterBreak="0">
+  <w:abstractNum w:abstractNumId="19" w15:restartNumberingAfterBreak="0">
     <w:nsid w:val="525B3D4A"/>
     <w:multiLevelType w:val="multilevel"/>
     <w:tmpl w:val="1DB86164"/>
@@ -5296,7 +6944,7 @@
       </w:rPr>
     </w:lvl>
   </w:abstractNum>
-  <w:abstractNum w:abstractNumId="15" w15:restartNumberingAfterBreak="0">
+  <w:abstractNum w:abstractNumId="20" w15:restartNumberingAfterBreak="0">
     <w:nsid w:val="5E332311"/>
     <w:multiLevelType w:val="multilevel"/>
     <w:tmpl w:val="FD56597C"/>
@@ -5445,7 +7093,603 @@
       </w:rPr>
     </w:lvl>
   </w:abstractNum>
-  <w:abstractNum w:abstractNumId="16" w15:restartNumberingAfterBreak="0">
+  <w:abstractNum w:abstractNumId="21" w15:restartNumberingAfterBreak="0">
+    <w:nsid w:val="64A67214"/>
+    <w:multiLevelType w:val="multilevel"/>
+    <w:tmpl w:val="5832EF0A"/>
+    <w:lvl w:ilvl="0">
+      <w:start w:val="1"/>
+      <w:numFmt w:val="bullet"/>
+      <w:lvlText w:val=""/>
+      <w:lvlJc w:val="left"/>
+      <w:pPr>
+        <w:tabs>
+          <w:tab w:val="num" w:pos="720"/>
+        </w:tabs>
+        <w:ind w:left="720" w:hanging="360"/>
+      </w:pPr>
+      <w:rPr>
+        <w:rFonts w:ascii="Symbol" w:hAnsi="Symbol" w:hint="default"/>
+        <w:sz w:val="20"/>
+      </w:rPr>
+    </w:lvl>
+    <w:lvl w:ilvl="1" w:tentative="1">
+      <w:start w:val="1"/>
+      <w:numFmt w:val="bullet"/>
+      <w:lvlText w:val="o"/>
+      <w:lvlJc w:val="left"/>
+      <w:pPr>
+        <w:tabs>
+          <w:tab w:val="num" w:pos="1440"/>
+        </w:tabs>
+        <w:ind w:left="1440" w:hanging="360"/>
+      </w:pPr>
+      <w:rPr>
+        <w:rFonts w:ascii="Courier New" w:hAnsi="Courier New" w:hint="default"/>
+        <w:sz w:val="20"/>
+      </w:rPr>
+    </w:lvl>
+    <w:lvl w:ilvl="2" w:tentative="1">
+      <w:start w:val="1"/>
+      <w:numFmt w:val="bullet"/>
+      <w:lvlText w:val=""/>
+      <w:lvlJc w:val="left"/>
+      <w:pPr>
+        <w:tabs>
+          <w:tab w:val="num" w:pos="2160"/>
+        </w:tabs>
+        <w:ind w:left="2160" w:hanging="360"/>
+      </w:pPr>
+      <w:rPr>
+        <w:rFonts w:ascii="Wingdings" w:hAnsi="Wingdings" w:hint="default"/>
+        <w:sz w:val="20"/>
+      </w:rPr>
+    </w:lvl>
+    <w:lvl w:ilvl="3" w:tentative="1">
+      <w:start w:val="1"/>
+      <w:numFmt w:val="bullet"/>
+      <w:lvlText w:val=""/>
+      <w:lvlJc w:val="left"/>
+      <w:pPr>
+        <w:tabs>
+          <w:tab w:val="num" w:pos="2880"/>
+        </w:tabs>
+        <w:ind w:left="2880" w:hanging="360"/>
+      </w:pPr>
+      <w:rPr>
+        <w:rFonts w:ascii="Wingdings" w:hAnsi="Wingdings" w:hint="default"/>
+        <w:sz w:val="20"/>
+      </w:rPr>
+    </w:lvl>
+    <w:lvl w:ilvl="4" w:tentative="1">
+      <w:start w:val="1"/>
+      <w:numFmt w:val="bullet"/>
+      <w:lvlText w:val=""/>
+      <w:lvlJc w:val="left"/>
+      <w:pPr>
+        <w:tabs>
+          <w:tab w:val="num" w:pos="3600"/>
+        </w:tabs>
+        <w:ind w:left="3600" w:hanging="360"/>
+      </w:pPr>
+      <w:rPr>
+        <w:rFonts w:ascii="Wingdings" w:hAnsi="Wingdings" w:hint="default"/>
+        <w:sz w:val="20"/>
+      </w:rPr>
+    </w:lvl>
+    <w:lvl w:ilvl="5" w:tentative="1">
+      <w:start w:val="1"/>
+      <w:numFmt w:val="bullet"/>
+      <w:lvlText w:val=""/>
+      <w:lvlJc w:val="left"/>
+      <w:pPr>
+        <w:tabs>
+          <w:tab w:val="num" w:pos="4320"/>
+        </w:tabs>
+        <w:ind w:left="4320" w:hanging="360"/>
+      </w:pPr>
+      <w:rPr>
+        <w:rFonts w:ascii="Wingdings" w:hAnsi="Wingdings" w:hint="default"/>
+        <w:sz w:val="20"/>
+      </w:rPr>
+    </w:lvl>
+    <w:lvl w:ilvl="6" w:tentative="1">
+      <w:start w:val="1"/>
+      <w:numFmt w:val="bullet"/>
+      <w:lvlText w:val=""/>
+      <w:lvlJc w:val="left"/>
+      <w:pPr>
+        <w:tabs>
+          <w:tab w:val="num" w:pos="5040"/>
+        </w:tabs>
+        <w:ind w:left="5040" w:hanging="360"/>
+      </w:pPr>
+      <w:rPr>
+        <w:rFonts w:ascii="Wingdings" w:hAnsi="Wingdings" w:hint="default"/>
+        <w:sz w:val="20"/>
+      </w:rPr>
+    </w:lvl>
+    <w:lvl w:ilvl="7" w:tentative="1">
+      <w:start w:val="1"/>
+      <w:numFmt w:val="bullet"/>
+      <w:lvlText w:val=""/>
+      <w:lvlJc w:val="left"/>
+      <w:pPr>
+        <w:tabs>
+          <w:tab w:val="num" w:pos="5760"/>
+        </w:tabs>
+        <w:ind w:left="5760" w:hanging="360"/>
+      </w:pPr>
+      <w:rPr>
+        <w:rFonts w:ascii="Wingdings" w:hAnsi="Wingdings" w:hint="default"/>
+        <w:sz w:val="20"/>
+      </w:rPr>
+    </w:lvl>
+    <w:lvl w:ilvl="8" w:tentative="1">
+      <w:start w:val="1"/>
+      <w:numFmt w:val="bullet"/>
+      <w:lvlText w:val=""/>
+      <w:lvlJc w:val="left"/>
+      <w:pPr>
+        <w:tabs>
+          <w:tab w:val="num" w:pos="6480"/>
+        </w:tabs>
+        <w:ind w:left="6480" w:hanging="360"/>
+      </w:pPr>
+      <w:rPr>
+        <w:rFonts w:ascii="Wingdings" w:hAnsi="Wingdings" w:hint="default"/>
+        <w:sz w:val="20"/>
+      </w:rPr>
+    </w:lvl>
+  </w:abstractNum>
+  <w:abstractNum w:abstractNumId="22" w15:restartNumberingAfterBreak="0">
+    <w:nsid w:val="66C25ECD"/>
+    <w:multiLevelType w:val="multilevel"/>
+    <w:tmpl w:val="64B00C14"/>
+    <w:lvl w:ilvl="0">
+      <w:start w:val="1"/>
+      <w:numFmt w:val="bullet"/>
+      <w:lvlText w:val=""/>
+      <w:lvlJc w:val="left"/>
+      <w:pPr>
+        <w:tabs>
+          <w:tab w:val="num" w:pos="720"/>
+        </w:tabs>
+        <w:ind w:left="720" w:hanging="360"/>
+      </w:pPr>
+      <w:rPr>
+        <w:rFonts w:ascii="Symbol" w:hAnsi="Symbol" w:hint="default"/>
+        <w:sz w:val="20"/>
+      </w:rPr>
+    </w:lvl>
+    <w:lvl w:ilvl="1" w:tentative="1">
+      <w:start w:val="1"/>
+      <w:numFmt w:val="bullet"/>
+      <w:lvlText w:val="o"/>
+      <w:lvlJc w:val="left"/>
+      <w:pPr>
+        <w:tabs>
+          <w:tab w:val="num" w:pos="1440"/>
+        </w:tabs>
+        <w:ind w:left="1440" w:hanging="360"/>
+      </w:pPr>
+      <w:rPr>
+        <w:rFonts w:ascii="Courier New" w:hAnsi="Courier New" w:hint="default"/>
+        <w:sz w:val="20"/>
+      </w:rPr>
+    </w:lvl>
+    <w:lvl w:ilvl="2" w:tentative="1">
+      <w:start w:val="1"/>
+      <w:numFmt w:val="bullet"/>
+      <w:lvlText w:val=""/>
+      <w:lvlJc w:val="left"/>
+      <w:pPr>
+        <w:tabs>
+          <w:tab w:val="num" w:pos="2160"/>
+        </w:tabs>
+        <w:ind w:left="2160" w:hanging="360"/>
+      </w:pPr>
+      <w:rPr>
+        <w:rFonts w:ascii="Wingdings" w:hAnsi="Wingdings" w:hint="default"/>
+        <w:sz w:val="20"/>
+      </w:rPr>
+    </w:lvl>
+    <w:lvl w:ilvl="3" w:tentative="1">
+      <w:start w:val="1"/>
+      <w:numFmt w:val="bullet"/>
+      <w:lvlText w:val=""/>
+      <w:lvlJc w:val="left"/>
+      <w:pPr>
+        <w:tabs>
+          <w:tab w:val="num" w:pos="2880"/>
+        </w:tabs>
+        <w:ind w:left="2880" w:hanging="360"/>
+      </w:pPr>
+      <w:rPr>
+        <w:rFonts w:ascii="Wingdings" w:hAnsi="Wingdings" w:hint="default"/>
+        <w:sz w:val="20"/>
+      </w:rPr>
+    </w:lvl>
+    <w:lvl w:ilvl="4" w:tentative="1">
+      <w:start w:val="1"/>
+      <w:numFmt w:val="bullet"/>
+      <w:lvlText w:val=""/>
+      <w:lvlJc w:val="left"/>
+      <w:pPr>
+        <w:tabs>
+          <w:tab w:val="num" w:pos="3600"/>
+        </w:tabs>
+        <w:ind w:left="3600" w:hanging="360"/>
+      </w:pPr>
+      <w:rPr>
+        <w:rFonts w:ascii="Wingdings" w:hAnsi="Wingdings" w:hint="default"/>
+        <w:sz w:val="20"/>
+      </w:rPr>
+    </w:lvl>
+    <w:lvl w:ilvl="5" w:tentative="1">
+      <w:start w:val="1"/>
+      <w:numFmt w:val="bullet"/>
+      <w:lvlText w:val=""/>
+      <w:lvlJc w:val="left"/>
+      <w:pPr>
+        <w:tabs>
+          <w:tab w:val="num" w:pos="4320"/>
+        </w:tabs>
+        <w:ind w:left="4320" w:hanging="360"/>
+      </w:pPr>
+      <w:rPr>
+        <w:rFonts w:ascii="Wingdings" w:hAnsi="Wingdings" w:hint="default"/>
+        <w:sz w:val="20"/>
+      </w:rPr>
+    </w:lvl>
+    <w:lvl w:ilvl="6" w:tentative="1">
+      <w:start w:val="1"/>
+      <w:numFmt w:val="bullet"/>
+      <w:lvlText w:val=""/>
+      <w:lvlJc w:val="left"/>
+      <w:pPr>
+        <w:tabs>
+          <w:tab w:val="num" w:pos="5040"/>
+        </w:tabs>
+        <w:ind w:left="5040" w:hanging="360"/>
+      </w:pPr>
+      <w:rPr>
+        <w:rFonts w:ascii="Wingdings" w:hAnsi="Wingdings" w:hint="default"/>
+        <w:sz w:val="20"/>
+      </w:rPr>
+    </w:lvl>
+    <w:lvl w:ilvl="7" w:tentative="1">
+      <w:start w:val="1"/>
+      <w:numFmt w:val="bullet"/>
+      <w:lvlText w:val=""/>
+      <w:lvlJc w:val="left"/>
+      <w:pPr>
+        <w:tabs>
+          <w:tab w:val="num" w:pos="5760"/>
+        </w:tabs>
+        <w:ind w:left="5760" w:hanging="360"/>
+      </w:pPr>
+      <w:rPr>
+        <w:rFonts w:ascii="Wingdings" w:hAnsi="Wingdings" w:hint="default"/>
+        <w:sz w:val="20"/>
+      </w:rPr>
+    </w:lvl>
+    <w:lvl w:ilvl="8" w:tentative="1">
+      <w:start w:val="1"/>
+      <w:numFmt w:val="bullet"/>
+      <w:lvlText w:val=""/>
+      <w:lvlJc w:val="left"/>
+      <w:pPr>
+        <w:tabs>
+          <w:tab w:val="num" w:pos="6480"/>
+        </w:tabs>
+        <w:ind w:left="6480" w:hanging="360"/>
+      </w:pPr>
+      <w:rPr>
+        <w:rFonts w:ascii="Wingdings" w:hAnsi="Wingdings" w:hint="default"/>
+        <w:sz w:val="20"/>
+      </w:rPr>
+    </w:lvl>
+  </w:abstractNum>
+  <w:abstractNum w:abstractNumId="23" w15:restartNumberingAfterBreak="0">
+    <w:nsid w:val="6753371C"/>
+    <w:multiLevelType w:val="multilevel"/>
+    <w:tmpl w:val="DFB22E06"/>
+    <w:lvl w:ilvl="0">
+      <w:start w:val="1"/>
+      <w:numFmt w:val="bullet"/>
+      <w:lvlText w:val=""/>
+      <w:lvlJc w:val="left"/>
+      <w:pPr>
+        <w:tabs>
+          <w:tab w:val="num" w:pos="720"/>
+        </w:tabs>
+        <w:ind w:left="720" w:hanging="360"/>
+      </w:pPr>
+      <w:rPr>
+        <w:rFonts w:ascii="Symbol" w:hAnsi="Symbol" w:hint="default"/>
+        <w:sz w:val="20"/>
+      </w:rPr>
+    </w:lvl>
+    <w:lvl w:ilvl="1" w:tentative="1">
+      <w:start w:val="1"/>
+      <w:numFmt w:val="bullet"/>
+      <w:lvlText w:val="o"/>
+      <w:lvlJc w:val="left"/>
+      <w:pPr>
+        <w:tabs>
+          <w:tab w:val="num" w:pos="1440"/>
+        </w:tabs>
+        <w:ind w:left="1440" w:hanging="360"/>
+      </w:pPr>
+      <w:rPr>
+        <w:rFonts w:ascii="Courier New" w:hAnsi="Courier New" w:hint="default"/>
+        <w:sz w:val="20"/>
+      </w:rPr>
+    </w:lvl>
+    <w:lvl w:ilvl="2" w:tentative="1">
+      <w:start w:val="1"/>
+      <w:numFmt w:val="bullet"/>
+      <w:lvlText w:val=""/>
+      <w:lvlJc w:val="left"/>
+      <w:pPr>
+        <w:tabs>
+          <w:tab w:val="num" w:pos="2160"/>
+        </w:tabs>
+        <w:ind w:left="2160" w:hanging="360"/>
+      </w:pPr>
+      <w:rPr>
+        <w:rFonts w:ascii="Wingdings" w:hAnsi="Wingdings" w:hint="default"/>
+        <w:sz w:val="20"/>
+      </w:rPr>
+    </w:lvl>
+    <w:lvl w:ilvl="3" w:tentative="1">
+      <w:start w:val="1"/>
+      <w:numFmt w:val="bullet"/>
+      <w:lvlText w:val=""/>
+      <w:lvlJc w:val="left"/>
+      <w:pPr>
+        <w:tabs>
+          <w:tab w:val="num" w:pos="2880"/>
+        </w:tabs>
+        <w:ind w:left="2880" w:hanging="360"/>
+      </w:pPr>
+      <w:rPr>
+        <w:rFonts w:ascii="Wingdings" w:hAnsi="Wingdings" w:hint="default"/>
+        <w:sz w:val="20"/>
+      </w:rPr>
+    </w:lvl>
+    <w:lvl w:ilvl="4" w:tentative="1">
+      <w:start w:val="1"/>
+      <w:numFmt w:val="bullet"/>
+      <w:lvlText w:val=""/>
+      <w:lvlJc w:val="left"/>
+      <w:pPr>
+        <w:tabs>
+          <w:tab w:val="num" w:pos="3600"/>
+        </w:tabs>
+        <w:ind w:left="3600" w:hanging="360"/>
+      </w:pPr>
+      <w:rPr>
+        <w:rFonts w:ascii="Wingdings" w:hAnsi="Wingdings" w:hint="default"/>
+        <w:sz w:val="20"/>
+      </w:rPr>
+    </w:lvl>
+    <w:lvl w:ilvl="5" w:tentative="1">
+      <w:start w:val="1"/>
+      <w:numFmt w:val="bullet"/>
+      <w:lvlText w:val=""/>
+      <w:lvlJc w:val="left"/>
+      <w:pPr>
+        <w:tabs>
+          <w:tab w:val="num" w:pos="4320"/>
+        </w:tabs>
+        <w:ind w:left="4320" w:hanging="360"/>
+      </w:pPr>
+      <w:rPr>
+        <w:rFonts w:ascii="Wingdings" w:hAnsi="Wingdings" w:hint="default"/>
+        <w:sz w:val="20"/>
+      </w:rPr>
+    </w:lvl>
+    <w:lvl w:ilvl="6" w:tentative="1">
+      <w:start w:val="1"/>
+      <w:numFmt w:val="bullet"/>
+      <w:lvlText w:val=""/>
+      <w:lvlJc w:val="left"/>
+      <w:pPr>
+        <w:tabs>
+          <w:tab w:val="num" w:pos="5040"/>
+        </w:tabs>
+        <w:ind w:left="5040" w:hanging="360"/>
+      </w:pPr>
+      <w:rPr>
+        <w:rFonts w:ascii="Wingdings" w:hAnsi="Wingdings" w:hint="default"/>
+        <w:sz w:val="20"/>
+      </w:rPr>
+    </w:lvl>
+    <w:lvl w:ilvl="7" w:tentative="1">
+      <w:start w:val="1"/>
+      <w:numFmt w:val="bullet"/>
+      <w:lvlText w:val=""/>
+      <w:lvlJc w:val="left"/>
+      <w:pPr>
+        <w:tabs>
+          <w:tab w:val="num" w:pos="5760"/>
+        </w:tabs>
+        <w:ind w:left="5760" w:hanging="360"/>
+      </w:pPr>
+      <w:rPr>
+        <w:rFonts w:ascii="Wingdings" w:hAnsi="Wingdings" w:hint="default"/>
+        <w:sz w:val="20"/>
+      </w:rPr>
+    </w:lvl>
+    <w:lvl w:ilvl="8" w:tentative="1">
+      <w:start w:val="1"/>
+      <w:numFmt w:val="bullet"/>
+      <w:lvlText w:val=""/>
+      <w:lvlJc w:val="left"/>
+      <w:pPr>
+        <w:tabs>
+          <w:tab w:val="num" w:pos="6480"/>
+        </w:tabs>
+        <w:ind w:left="6480" w:hanging="360"/>
+      </w:pPr>
+      <w:rPr>
+        <w:rFonts w:ascii="Wingdings" w:hAnsi="Wingdings" w:hint="default"/>
+        <w:sz w:val="20"/>
+      </w:rPr>
+    </w:lvl>
+  </w:abstractNum>
+  <w:abstractNum w:abstractNumId="24" w15:restartNumberingAfterBreak="0">
+    <w:nsid w:val="68780586"/>
+    <w:multiLevelType w:val="multilevel"/>
+    <w:tmpl w:val="0D98D3BC"/>
+    <w:lvl w:ilvl="0">
+      <w:start w:val="1"/>
+      <w:numFmt w:val="bullet"/>
+      <w:lvlText w:val=""/>
+      <w:lvlJc w:val="left"/>
+      <w:pPr>
+        <w:tabs>
+          <w:tab w:val="num" w:pos="720"/>
+        </w:tabs>
+        <w:ind w:left="720" w:hanging="360"/>
+      </w:pPr>
+      <w:rPr>
+        <w:rFonts w:ascii="Symbol" w:hAnsi="Symbol" w:hint="default"/>
+        <w:sz w:val="20"/>
+      </w:rPr>
+    </w:lvl>
+    <w:lvl w:ilvl="1" w:tentative="1">
+      <w:start w:val="1"/>
+      <w:numFmt w:val="bullet"/>
+      <w:lvlText w:val="o"/>
+      <w:lvlJc w:val="left"/>
+      <w:pPr>
+        <w:tabs>
+          <w:tab w:val="num" w:pos="1440"/>
+        </w:tabs>
+        <w:ind w:left="1440" w:hanging="360"/>
+      </w:pPr>
+      <w:rPr>
+        <w:rFonts w:ascii="Courier New" w:hAnsi="Courier New" w:hint="default"/>
+        <w:sz w:val="20"/>
+      </w:rPr>
+    </w:lvl>
+    <w:lvl w:ilvl="2" w:tentative="1">
+      <w:start w:val="1"/>
+      <w:numFmt w:val="bullet"/>
+      <w:lvlText w:val=""/>
+      <w:lvlJc w:val="left"/>
+      <w:pPr>
+        <w:tabs>
+          <w:tab w:val="num" w:pos="2160"/>
+        </w:tabs>
+        <w:ind w:left="2160" w:hanging="360"/>
+      </w:pPr>
+      <w:rPr>
+        <w:rFonts w:ascii="Wingdings" w:hAnsi="Wingdings" w:hint="default"/>
+        <w:sz w:val="20"/>
+      </w:rPr>
+    </w:lvl>
+    <w:lvl w:ilvl="3" w:tentative="1">
+      <w:start w:val="1"/>
+      <w:numFmt w:val="bullet"/>
+      <w:lvlText w:val=""/>
+      <w:lvlJc w:val="left"/>
+      <w:pPr>
+        <w:tabs>
+          <w:tab w:val="num" w:pos="2880"/>
+        </w:tabs>
+        <w:ind w:left="2880" w:hanging="360"/>
+      </w:pPr>
+      <w:rPr>
+        <w:rFonts w:ascii="Wingdings" w:hAnsi="Wingdings" w:hint="default"/>
+        <w:sz w:val="20"/>
+      </w:rPr>
+    </w:lvl>
+    <w:lvl w:ilvl="4" w:tentative="1">
+      <w:start w:val="1"/>
+      <w:numFmt w:val="bullet"/>
+      <w:lvlText w:val=""/>
+      <w:lvlJc w:val="left"/>
+      <w:pPr>
+        <w:tabs>
+          <w:tab w:val="num" w:pos="3600"/>
+        </w:tabs>
+        <w:ind w:left="3600" w:hanging="360"/>
+      </w:pPr>
+      <w:rPr>
+        <w:rFonts w:ascii="Wingdings" w:hAnsi="Wingdings" w:hint="default"/>
+        <w:sz w:val="20"/>
+      </w:rPr>
+    </w:lvl>
+    <w:lvl w:ilvl="5" w:tentative="1">
+      <w:start w:val="1"/>
+      <w:numFmt w:val="bullet"/>
+      <w:lvlText w:val=""/>
+      <w:lvlJc w:val="left"/>
+      <w:pPr>
+        <w:tabs>
+          <w:tab w:val="num" w:pos="4320"/>
+        </w:tabs>
+        <w:ind w:left="4320" w:hanging="360"/>
+      </w:pPr>
+      <w:rPr>
+        <w:rFonts w:ascii="Wingdings" w:hAnsi="Wingdings" w:hint="default"/>
+        <w:sz w:val="20"/>
+      </w:rPr>
+    </w:lvl>
+    <w:lvl w:ilvl="6" w:tentative="1">
+      <w:start w:val="1"/>
+      <w:numFmt w:val="bullet"/>
+      <w:lvlText w:val=""/>
+      <w:lvlJc w:val="left"/>
+      <w:pPr>
+        <w:tabs>
+          <w:tab w:val="num" w:pos="5040"/>
+        </w:tabs>
+        <w:ind w:left="5040" w:hanging="360"/>
+      </w:pPr>
+      <w:rPr>
+        <w:rFonts w:ascii="Wingdings" w:hAnsi="Wingdings" w:hint="default"/>
+        <w:sz w:val="20"/>
+      </w:rPr>
+    </w:lvl>
+    <w:lvl w:ilvl="7" w:tentative="1">
+      <w:start w:val="1"/>
+      <w:numFmt w:val="bullet"/>
+      <w:lvlText w:val=""/>
+      <w:lvlJc w:val="left"/>
+      <w:pPr>
+        <w:tabs>
+          <w:tab w:val="num" w:pos="5760"/>
+        </w:tabs>
+        <w:ind w:left="5760" w:hanging="360"/>
+      </w:pPr>
+      <w:rPr>
+        <w:rFonts w:ascii="Wingdings" w:hAnsi="Wingdings" w:hint="default"/>
+        <w:sz w:val="20"/>
+      </w:rPr>
+    </w:lvl>
+    <w:lvl w:ilvl="8" w:tentative="1">
+      <w:start w:val="1"/>
+      <w:numFmt w:val="bullet"/>
+      <w:lvlText w:val=""/>
+      <w:lvlJc w:val="left"/>
+      <w:pPr>
+        <w:tabs>
+          <w:tab w:val="num" w:pos="6480"/>
+        </w:tabs>
+        <w:ind w:left="6480" w:hanging="360"/>
+      </w:pPr>
+      <w:rPr>
+        <w:rFonts w:ascii="Wingdings" w:hAnsi="Wingdings" w:hint="default"/>
+        <w:sz w:val="20"/>
+      </w:rPr>
+    </w:lvl>
+  </w:abstractNum>
+  <w:abstractNum w:abstractNumId="25" w15:restartNumberingAfterBreak="0">
     <w:nsid w:val="705C59C3"/>
     <w:multiLevelType w:val="multilevel"/>
     <w:tmpl w:val="A17CC40E"/>
@@ -5558,7 +7802,7 @@
       </w:rPr>
     </w:lvl>
   </w:abstractNum>
-  <w:abstractNum w:abstractNumId="17" w15:restartNumberingAfterBreak="0">
+  <w:abstractNum w:abstractNumId="26" w15:restartNumberingAfterBreak="0">
     <w:nsid w:val="7B83239D"/>
     <w:multiLevelType w:val="multilevel"/>
     <w:tmpl w:val="F7CE4D54"/>
@@ -5707,7 +7951,7 @@
       </w:rPr>
     </w:lvl>
   </w:abstractNum>
-  <w:abstractNum w:abstractNumId="18" w15:restartNumberingAfterBreak="0">
+  <w:abstractNum w:abstractNumId="27" w15:restartNumberingAfterBreak="0">
     <w:nsid w:val="7CAD52F7"/>
     <w:multiLevelType w:val="multilevel"/>
     <w:tmpl w:val="4844C838"/>
@@ -5824,58 +8068,85 @@
     <w:abstractNumId w:val="0"/>
   </w:num>
   <w:num w:numId="2" w16cid:durableId="1095515092">
-    <w:abstractNumId w:val="18"/>
+    <w:abstractNumId w:val="27"/>
   </w:num>
   <w:num w:numId="3" w16cid:durableId="1685980699">
-    <w:abstractNumId w:val="16"/>
+    <w:abstractNumId w:val="25"/>
   </w:num>
   <w:num w:numId="4" w16cid:durableId="1642424421">
+    <w:abstractNumId w:val="13"/>
+  </w:num>
+  <w:num w:numId="5" w16cid:durableId="871652371">
+    <w:abstractNumId w:val="14"/>
+  </w:num>
+  <w:num w:numId="6" w16cid:durableId="152574065">
+    <w:abstractNumId w:val="5"/>
+  </w:num>
+  <w:num w:numId="7" w16cid:durableId="1809665043">
+    <w:abstractNumId w:val="19"/>
+  </w:num>
+  <w:num w:numId="8" w16cid:durableId="85539847">
+    <w:abstractNumId w:val="12"/>
+  </w:num>
+  <w:num w:numId="9" w16cid:durableId="1909992907">
+    <w:abstractNumId w:val="4"/>
+  </w:num>
+  <w:num w:numId="10" w16cid:durableId="1976793676">
+    <w:abstractNumId w:val="26"/>
+  </w:num>
+  <w:num w:numId="11" w16cid:durableId="1560284771">
+    <w:abstractNumId w:val="9"/>
+  </w:num>
+  <w:num w:numId="12" w16cid:durableId="1788234374">
+    <w:abstractNumId w:val="7"/>
+  </w:num>
+  <w:num w:numId="13" w16cid:durableId="439910382">
     <w:abstractNumId w:val="10"/>
   </w:num>
-  <w:num w:numId="5" w16cid:durableId="871652371">
-    <w:abstractNumId w:val="11"/>
-  </w:num>
-  <w:num w:numId="6" w16cid:durableId="152574065">
-    <w:abstractNumId w:val="3"/>
-  </w:num>
-  <w:num w:numId="7" w16cid:durableId="1809665043">
-    <w:abstractNumId w:val="14"/>
-  </w:num>
-  <w:num w:numId="8" w16cid:durableId="85539847">
-    <w:abstractNumId w:val="9"/>
-  </w:num>
-  <w:num w:numId="9" w16cid:durableId="1909992907">
-    <w:abstractNumId w:val="2"/>
-  </w:num>
-  <w:num w:numId="10" w16cid:durableId="1976793676">
-    <w:abstractNumId w:val="17"/>
-  </w:num>
-  <w:num w:numId="11" w16cid:durableId="1560284771">
+  <w:num w:numId="14" w16cid:durableId="220094796">
     <w:abstractNumId w:val="6"/>
   </w:num>
-  <w:num w:numId="12" w16cid:durableId="1788234374">
-    <w:abstractNumId w:val="5"/>
-  </w:num>
-  <w:num w:numId="13" w16cid:durableId="439910382">
-    <w:abstractNumId w:val="7"/>
-  </w:num>
-  <w:num w:numId="14" w16cid:durableId="220094796">
-    <w:abstractNumId w:val="4"/>
-  </w:num>
   <w:num w:numId="15" w16cid:durableId="1081415116">
-    <w:abstractNumId w:val="15"/>
+    <w:abstractNumId w:val="20"/>
   </w:num>
   <w:num w:numId="16" w16cid:durableId="914120843">
-    <w:abstractNumId w:val="8"/>
+    <w:abstractNumId w:val="11"/>
   </w:num>
   <w:num w:numId="17" w16cid:durableId="1522746502">
     <w:abstractNumId w:val="1"/>
   </w:num>
   <w:num w:numId="18" w16cid:durableId="58404851">
-    <w:abstractNumId w:val="12"/>
+    <w:abstractNumId w:val="16"/>
   </w:num>
   <w:num w:numId="19" w16cid:durableId="1383409678">
-    <w:abstractNumId w:val="13"/>
+    <w:abstractNumId w:val="18"/>
+  </w:num>
+  <w:num w:numId="20" w16cid:durableId="209615472">
+    <w:abstractNumId w:val="17"/>
+  </w:num>
+  <w:num w:numId="21" w16cid:durableId="1999379974">
+    <w:abstractNumId w:val="23"/>
+  </w:num>
+  <w:num w:numId="22" w16cid:durableId="411659035">
+    <w:abstractNumId w:val="8"/>
+  </w:num>
+  <w:num w:numId="23" w16cid:durableId="2099397295">
+    <w:abstractNumId w:val="15"/>
+  </w:num>
+  <w:num w:numId="24" w16cid:durableId="1138493796">
+    <w:abstractNumId w:val="3"/>
+  </w:num>
+  <w:num w:numId="25" w16cid:durableId="1031496963">
+    <w:abstractNumId w:val="24"/>
+  </w:num>
+  <w:num w:numId="26" w16cid:durableId="1714421965">
+    <w:abstractNumId w:val="22"/>
+  </w:num>
+  <w:num w:numId="27" w16cid:durableId="1757942047">
+    <w:abstractNumId w:val="21"/>
+  </w:num>
+  <w:num w:numId="28" w16cid:durableId="1758751858">
+    <w:abstractNumId w:val="2"/>
   </w:num>
 </w:numbering>
 </file>
@@ -6488,6 +8759,28 @@
       <w:szCs w:val="18"/>
     </w:rPr>
   </w:style>
+  <w:style w:type="paragraph" w:styleId="NormalnyWeb">
+    <w:name w:val="Normal (Web)"/>
+    <w:basedOn w:val="Normalny"/>
+    <w:uiPriority w:val="99"/>
+    <w:semiHidden/>
+    <w:unhideWhenUsed/>
+    <w:rsid w:val="00795694"/>
+    <w:pPr>
+      <w:spacing w:before="100" w:beforeAutospacing="1" w:after="100" w:afterAutospacing="1" w:line="240" w:lineRule="auto"/>
+    </w:pPr>
+    <w:rPr>
+      <w:rFonts w:ascii="Times New Roman" w:eastAsia="Times New Roman" w:hAnsi="Times New Roman" w:cs="Times New Roman"/>
+      <w:sz w:val="24"/>
+      <w:szCs w:val="24"/>
+      <w:lang w:val="pl-PL"/>
+    </w:rPr>
+  </w:style>
+  <w:style w:type="character" w:customStyle="1" w:styleId="math-inline">
+    <w:name w:val="math-inline"/>
+    <w:basedOn w:val="Domylnaczcionkaakapitu"/>
+    <w:rsid w:val="00795694"/>
+  </w:style>
 </w:styles>
 </file>
 

--- a/Downloads/ProjektIO/Projekt IO.docx
+++ b/Downloads/ProjektIO/Projekt IO.docx
@@ -36,7 +36,7 @@
           <w:sz w:val="34"/>
           <w:szCs w:val="34"/>
         </w:rPr>
-        <w:t>2</w:t>
+        <w:t>1</w:t>
       </w:r>
       <w:r>
         <w:rPr>
@@ -46,15 +46,6 @@
           <w:szCs w:val="34"/>
         </w:rPr>
         <w:t>. Cel, zakres i kontekst systemu</w:t>
-      </w:r>
-      <w:r>
-        <w:rPr>
-          <w:b/>
-          <w:bCs/>
-          <w:sz w:val="34"/>
-          <w:szCs w:val="34"/>
-        </w:rPr>
-        <w:t>1. Cel, zakres i kontekst systemu</w:t>
       </w:r>
     </w:p>
     <w:p>
@@ -90,51 +81,8 @@
         </w:rPr>
       </w:pPr>
       <w:bookmarkStart w:id="0" w:name="_pi2c812ikv4c" w:colFirst="0" w:colLast="0"/>
+      <w:bookmarkStart w:id="1" w:name="_xn7v3pcdbd1p" w:colFirst="0" w:colLast="0"/>
       <w:bookmarkEnd w:id="0"/>
-      <w:r>
-        <w:rPr>
-          <w:b/>
-          <w:bCs/>
-          <w:color w:val="000000"/>
-          <w:sz w:val="26"/>
-          <w:szCs w:val="26"/>
-        </w:rPr>
-        <w:t>Cel projektu</w:t>
-      </w:r>
-    </w:p>
-    <w:p>
-      <w:pPr>
-        <w:spacing w:before="240" w:after="240"/>
-      </w:pPr>
-      <w:r>
-        <w:t xml:space="preserve">Głównym celem jest </w:t>
-      </w:r>
-      <w:r>
-        <w:rPr>
-          <w:b/>
-          <w:bCs/>
-        </w:rPr>
-        <w:t>cyfryzacja i automatyzacja procesów operacyjnych strzelnicy</w:t>
-      </w:r>
-      <w:r>
-        <w:t>, co ma prowadzić do skrócenia czasu obsługi klienta, optymalizacji zarządzania zasobami (broń, amunicja) oraz zwiększenia zaangażowania użytkowników poprzez udostępnienie im ich statystyk treningowych.</w:t>
-      </w:r>
-    </w:p>
-    <w:p>
-      <w:pPr>
-        <w:pStyle w:val="Nagwek3"/>
-        <w:keepNext w:val="0"/>
-        <w:keepLines w:val="0"/>
-        <w:spacing w:before="280"/>
-        <w:rPr>
-          <w:b/>
-          <w:bCs/>
-          <w:color w:val="000000"/>
-          <w:sz w:val="26"/>
-          <w:szCs w:val="26"/>
-        </w:rPr>
-      </w:pPr>
-      <w:bookmarkStart w:id="1" w:name="_xn7v3pcdbd1p" w:colFirst="0" w:colLast="0"/>
       <w:bookmarkEnd w:id="1"/>
       <w:r>
         <w:rPr>
@@ -186,7 +134,23 @@
           <w:b/>
           <w:bCs/>
         </w:rPr>
-        <w:t>Obsługa klienta (CRM/Booking):</w:t>
+        <w:t>Obsługa klienta (CRM/</w:t>
+      </w:r>
+      <w:proofErr w:type="spellStart"/>
+      <w:r>
+        <w:rPr>
+          <w:b/>
+          <w:bCs/>
+        </w:rPr>
+        <w:t>Booking</w:t>
+      </w:r>
+      <w:proofErr w:type="spellEnd"/>
+      <w:r>
+        <w:rPr>
+          <w:b/>
+          <w:bCs/>
+        </w:rPr>
+        <w:t>):</w:t>
       </w:r>
       <w:r>
         <w:t xml:space="preserve"> System rezerwacji online, weryfikacja tożsamości na miejscu oraz panel osobisty strzelca.</w:t>
@@ -334,7 +298,15 @@
         <w:t>Zwiększenie przepustowości:</w:t>
       </w:r>
       <w:r>
-        <w:t xml:space="preserve"> Skrócenie czasu odprawy klienta (check-in) o np. 40% dzięki wcześniejszej rezerwacji danych w systemie.</w:t>
+        <w:t xml:space="preserve"> Skrócenie czasu odprawy klienta (</w:t>
+      </w:r>
+      <w:proofErr w:type="spellStart"/>
+      <w:r>
+        <w:t>check</w:t>
+      </w:r>
+      <w:proofErr w:type="spellEnd"/>
+      <w:r>
+        <w:t>-in) o np. 40% dzięki wcześniejszej rezerwacji danych w systemie.</w:t>
       </w:r>
     </w:p>
     <w:p>
@@ -398,7 +370,6 @@
           <w:sz w:val="26"/>
           <w:szCs w:val="26"/>
         </w:rPr>
-        <w:lastRenderedPageBreak/>
         <w:t>Niemierzalne (Jakościowe)</w:t>
       </w:r>
     </w:p>
@@ -466,7 +437,16 @@
       <w:bookmarkStart w:id="6" w:name="_hev6j5i0hsa8" w:colFirst="0" w:colLast="0"/>
       <w:bookmarkEnd w:id="6"/>
       <w:r>
-        <w:t xml:space="preserve">3. Słownik terminów (Business Glossary) </w:t>
+        <w:lastRenderedPageBreak/>
+        <w:t xml:space="preserve">3. Słownik terminów (Business </w:t>
+      </w:r>
+      <w:proofErr w:type="spellStart"/>
+      <w:r>
+        <w:t>Glossary</w:t>
+      </w:r>
+      <w:proofErr w:type="spellEnd"/>
+      <w:r>
+        <w:t xml:space="preserve">) </w:t>
       </w:r>
     </w:p>
     <w:tbl>
@@ -940,7 +920,6 @@
                 <w:bCs/>
                 <w:color w:val="1F1F1F"/>
               </w:rPr>
-              <w:lastRenderedPageBreak/>
               <w:t>Metryka celności</w:t>
             </w:r>
           </w:p>
@@ -1004,13 +983,41 @@
                 <w:color w:val="1F1F1F"/>
               </w:rPr>
             </w:pPr>
+            <w:proofErr w:type="spellStart"/>
             <w:r>
               <w:rPr>
                 <w:b/>
                 <w:bCs/>
                 <w:color w:val="1F1F1F"/>
               </w:rPr>
-              <w:t>Check-in / Check-out</w:t>
+              <w:t>Check</w:t>
+            </w:r>
+            <w:proofErr w:type="spellEnd"/>
+            <w:r>
+              <w:rPr>
+                <w:b/>
+                <w:bCs/>
+                <w:color w:val="1F1F1F"/>
+              </w:rPr>
+              <w:t xml:space="preserve">-in / </w:t>
+            </w:r>
+            <w:proofErr w:type="spellStart"/>
+            <w:r>
+              <w:rPr>
+                <w:b/>
+                <w:bCs/>
+                <w:color w:val="1F1F1F"/>
+              </w:rPr>
+              <w:t>Check</w:t>
+            </w:r>
+            <w:proofErr w:type="spellEnd"/>
+            <w:r>
+              <w:rPr>
+                <w:b/>
+                <w:bCs/>
+                <w:color w:val="1F1F1F"/>
+              </w:rPr>
+              <w:t>-out</w:t>
             </w:r>
           </w:p>
         </w:tc>
@@ -1113,7 +1120,6 @@
         <w:rPr>
           <w:noProof/>
         </w:rPr>
-        <w:lastRenderedPageBreak/>
         <w:drawing>
           <wp:inline distT="114300" distB="114300" distL="114300" distR="114300" wp14:anchorId="47A86026" wp14:editId="217D5D2F">
             <wp:extent cx="5731200" cy="3467100"/>
@@ -1156,6 +1162,7 @@
         <w:rPr>
           <w:noProof/>
         </w:rPr>
+        <w:lastRenderedPageBreak/>
         <w:drawing>
           <wp:inline distT="114300" distB="114300" distL="114300" distR="114300" wp14:anchorId="616CA392" wp14:editId="1FCC0D87">
             <wp:extent cx="5731200" cy="3479800"/>
@@ -1198,7 +1205,6 @@
         <w:rPr>
           <w:noProof/>
         </w:rPr>
-        <w:lastRenderedPageBreak/>
         <w:drawing>
           <wp:inline distT="114300" distB="114300" distL="114300" distR="114300" wp14:anchorId="722FC6B0" wp14:editId="2DE63531">
             <wp:extent cx="5731200" cy="3467100"/>
@@ -1241,6 +1247,7 @@
         <w:rPr>
           <w:noProof/>
         </w:rPr>
+        <w:lastRenderedPageBreak/>
         <w:drawing>
           <wp:inline distT="114300" distB="114300" distL="114300" distR="114300" wp14:anchorId="739357F6" wp14:editId="76A27D49">
             <wp:extent cx="5731200" cy="3454400"/>
@@ -1283,7 +1290,6 @@
         <w:rPr>
           <w:noProof/>
         </w:rPr>
-        <w:lastRenderedPageBreak/>
         <w:drawing>
           <wp:inline distT="114300" distB="114300" distL="114300" distR="114300" wp14:anchorId="52AD62B6" wp14:editId="60B0D06F">
             <wp:extent cx="5731200" cy="3479800"/>
@@ -1326,6 +1332,7 @@
         <w:rPr>
           <w:noProof/>
         </w:rPr>
+        <w:lastRenderedPageBreak/>
         <w:drawing>
           <wp:inline distT="114300" distB="114300" distL="114300" distR="114300" wp14:anchorId="7A3916E0" wp14:editId="7B2F866F">
             <wp:extent cx="5731200" cy="3543300"/>
@@ -1368,7 +1375,6 @@
         <w:rPr>
           <w:noProof/>
         </w:rPr>
-        <w:lastRenderedPageBreak/>
         <w:drawing>
           <wp:inline distT="114300" distB="114300" distL="114300" distR="114300" wp14:anchorId="6945424A" wp14:editId="210CF55D">
             <wp:extent cx="5731200" cy="3517900"/>
@@ -1411,6 +1417,7 @@
         <w:rPr>
           <w:noProof/>
         </w:rPr>
+        <w:lastRenderedPageBreak/>
         <w:drawing>
           <wp:inline distT="114300" distB="114300" distL="114300" distR="114300" wp14:anchorId="092DBA85" wp14:editId="3A59299A">
             <wp:extent cx="5731200" cy="3467100"/>
@@ -1453,7 +1460,6 @@
         <w:rPr>
           <w:noProof/>
         </w:rPr>
-        <w:lastRenderedPageBreak/>
         <w:drawing>
           <wp:inline distT="114300" distB="114300" distL="114300" distR="114300" wp14:anchorId="099DD603" wp14:editId="0727D522">
             <wp:extent cx="5731200" cy="3492500"/>
@@ -1497,12 +1503,13 @@
         <w:pStyle w:val="Nagwek2"/>
       </w:pPr>
       <w:r>
+        <w:lastRenderedPageBreak/>
         <w:t>4. Perspektywy przypadków użycia</w:t>
       </w:r>
     </w:p>
     <w:p>
       <w:pPr>
-        <w:pStyle w:val="Nagwek2"/>
+        <w:pStyle w:val="Nagwek3"/>
         <w:rPr>
           <w:noProof/>
         </w:rPr>
@@ -1514,7 +1521,13 @@
         <w:t>.1</w:t>
       </w:r>
       <w:r>
-        <w:t>.Diagram Przypadków użycia4.Diagram Przypadków użycia</w:t>
+        <w:t>.</w:t>
+      </w:r>
+      <w:r>
+        <w:t xml:space="preserve"> </w:t>
+      </w:r>
+      <w:r>
+        <w:t>Diagram Przypadków użycia</w:t>
       </w:r>
     </w:p>
     <w:p>
@@ -1560,16 +1573,292 @@
       </w:r>
     </w:p>
     <w:p/>
+    <w:p>
+      <w:pPr>
+        <w:pStyle w:val="Nagwek3"/>
+        <w:rPr>
+          <w:lang w:val="pl-PL"/>
+        </w:rPr>
+      </w:pPr>
+      <w:r>
+        <w:rPr>
+          <w:lang w:val="pl-PL"/>
+        </w:rPr>
+        <w:t>4.1.1</w:t>
+      </w:r>
+      <w:r>
+        <w:rPr>
+          <w:lang w:val="pl-PL"/>
+        </w:rPr>
+        <w:t>.</w:t>
+      </w:r>
+      <w:r>
+        <w:rPr>
+          <w:lang w:val="pl-PL"/>
+        </w:rPr>
+        <w:t xml:space="preserve"> Opisy tekstowe aktorów</w:t>
+      </w:r>
+    </w:p>
+    <w:p>
+      <w:pPr>
+        <w:rPr>
+          <w:b/>
+          <w:bCs/>
+          <w:lang w:val="pl-PL"/>
+        </w:rPr>
+      </w:pPr>
+      <w:r>
+        <w:rPr>
+          <w:b/>
+          <w:bCs/>
+          <w:lang w:val="pl-PL"/>
+        </w:rPr>
+        <w:t>Użytkownik (Klient)</w:t>
+      </w:r>
+    </w:p>
+    <w:p>
+      <w:pPr>
+        <w:rPr>
+          <w:lang w:val="pl-PL"/>
+        </w:rPr>
+      </w:pPr>
+      <w:r>
+        <w:rPr>
+          <w:lang w:val="pl-PL"/>
+        </w:rPr>
+        <w:t xml:space="preserve">Użytkownik jest podstawowym aktorem systemu </w:t>
+      </w:r>
+      <w:r>
+        <w:rPr>
+          <w:lang w:val="pl-PL"/>
+        </w:rPr>
+        <w:t>-</w:t>
+      </w:r>
+      <w:r>
+        <w:rPr>
+          <w:lang w:val="pl-PL"/>
+        </w:rPr>
+        <w:t xml:space="preserve"> osobą fizyczną korzystającą ze strzelnicy w celach rekreacyjnych lub szkoleniowych. Wchodzi w interakcję z systemem za pośrednictwem aplikacji mobilnej lub przeglądarki internetowej (interfejs web). Przed pierwszą wizytą zakłada konto w systemie (przypadek użycia </w:t>
+      </w:r>
+      <w:r>
+        <w:rPr>
+          <w:i/>
+          <w:lang w:val="pl-PL"/>
+        </w:rPr>
+        <w:t>Rejestracja</w:t>
+      </w:r>
+      <w:r>
+        <w:rPr>
+          <w:lang w:val="pl-PL"/>
+        </w:rPr>
+        <w:t>), a przy każdym kolejnym wejściu uwierzytelnia się loginem i hasłem (</w:t>
+      </w:r>
+      <w:r>
+        <w:rPr>
+          <w:i/>
+          <w:lang w:val="pl-PL"/>
+        </w:rPr>
+        <w:t>Logowanie</w:t>
+      </w:r>
+      <w:r>
+        <w:rPr>
+          <w:lang w:val="pl-PL"/>
+        </w:rPr>
+        <w:t>). Do jego głównych działań należy: przeglądanie oferty strzelnicy, samodzielne dokonywanie rezerwacji stanowisk strzeleckich z wyprzedzeniem oraz śledzenie własnych statystyk treningowych (metryki celności, historia wizyt) w panelu osobistym. Użytkownik nie posiada uprawnień do zarządzania zasobami strzelnicy ani kontami innych osób</w:t>
+      </w:r>
+      <w:r>
+        <w:rPr>
+          <w:lang w:val="pl-PL"/>
+        </w:rPr>
+        <w:t xml:space="preserve">. </w:t>
+      </w:r>
+    </w:p>
+    <w:p>
+      <w:pPr>
+        <w:rPr>
+          <w:lang w:val="pl-PL"/>
+        </w:rPr>
+      </w:pPr>
+    </w:p>
+    <w:p>
+      <w:pPr>
+        <w:rPr>
+          <w:lang w:val="pl-PL"/>
+        </w:rPr>
+      </w:pPr>
+      <w:r>
+        <w:rPr>
+          <w:b/>
+          <w:bCs/>
+          <w:lang w:val="pl-PL"/>
+        </w:rPr>
+        <w:t>Instruktor</w:t>
+      </w:r>
+    </w:p>
+    <w:p>
+      <w:pPr>
+        <w:rPr>
+          <w:lang w:val="pl-PL"/>
+        </w:rPr>
+      </w:pPr>
+      <w:r>
+        <w:rPr>
+          <w:lang w:val="pl-PL"/>
+        </w:rPr>
+        <w:t>Instruktor jest pracownikiem strzelnicy odpowiedzialnym za bezpośrednią obsługę klientów na osi strzeleckiej. Korzysta z systemu za pośrednictwem tabletu lub terminala zainstalowanego przy stanowisku. Jego rola w systemie koncentruje się na czynnościach operacyjnych wykonywanych podczas wizyty klienta: weryfikacji tożsamości dokumentem (</w:t>
+      </w:r>
+      <w:r>
+        <w:rPr>
+          <w:i/>
+          <w:lang w:val="pl-PL"/>
+        </w:rPr>
+        <w:t>Potwierdzenie danych</w:t>
+      </w:r>
+      <w:r>
+        <w:rPr>
+          <w:lang w:val="pl-PL"/>
+        </w:rPr>
+        <w:t xml:space="preserve">), przeprowadzeniu procesu </w:t>
+      </w:r>
+      <w:proofErr w:type="spellStart"/>
+      <w:r>
+        <w:rPr>
+          <w:lang w:val="pl-PL"/>
+        </w:rPr>
+        <w:t>check</w:t>
+      </w:r>
+      <w:proofErr w:type="spellEnd"/>
+      <w:r>
+        <w:rPr>
+          <w:lang w:val="pl-PL"/>
+        </w:rPr>
+        <w:t>-in (</w:t>
+      </w:r>
+      <w:r>
+        <w:rPr>
+          <w:i/>
+          <w:lang w:val="pl-PL"/>
+        </w:rPr>
+        <w:t>Potwierdzenie przybycia</w:t>
+      </w:r>
+      <w:r>
+        <w:rPr>
+          <w:lang w:val="pl-PL"/>
+        </w:rPr>
+        <w:t>) oraz zakończeniu sesji z rozliczeniem zużytej amunicji i przypisanej broni (</w:t>
+      </w:r>
+      <w:r>
+        <w:rPr>
+          <w:i/>
+          <w:lang w:val="pl-PL"/>
+        </w:rPr>
+        <w:t>Zakończenie wizyty</w:t>
+      </w:r>
+      <w:r>
+        <w:rPr>
+          <w:lang w:val="pl-PL"/>
+        </w:rPr>
+        <w:t xml:space="preserve">). Instruktor odpowiada ponadto za stan techniczny broni </w:t>
+      </w:r>
+      <w:r>
+        <w:rPr>
+          <w:lang w:val="pl-PL"/>
+        </w:rPr>
+        <w:t>-</w:t>
+      </w:r>
+      <w:r>
+        <w:rPr>
+          <w:lang w:val="pl-PL"/>
+        </w:rPr>
+        <w:t xml:space="preserve"> system powiadamia go o </w:t>
+      </w:r>
+      <w:r>
+        <w:rPr>
+          <w:lang w:val="pl-PL"/>
+        </w:rPr>
+        <w:lastRenderedPageBreak/>
+        <w:t>osiągnięciu progów konserwacyjnych, a on potwierdza wykonanie serwisu (</w:t>
+      </w:r>
+      <w:r>
+        <w:rPr>
+          <w:i/>
+          <w:lang w:val="pl-PL"/>
+        </w:rPr>
+        <w:t>Amunicja, Konserwacja</w:t>
+      </w:r>
+      <w:r>
+        <w:rPr>
+          <w:lang w:val="pl-PL"/>
+        </w:rPr>
+        <w:t>). Instruktor nie posiada uprawnień administracyjnych do zarządzania kontami użytkowników ani konfiguracją systemu.</w:t>
+      </w:r>
+    </w:p>
+    <w:p>
+      <w:pPr>
+        <w:rPr>
+          <w:lang w:val="pl-PL"/>
+        </w:rPr>
+      </w:pPr>
+    </w:p>
+    <w:p>
+      <w:pPr>
+        <w:rPr>
+          <w:b/>
+          <w:bCs/>
+          <w:lang w:val="pl-PL"/>
+        </w:rPr>
+      </w:pPr>
+      <w:r>
+        <w:rPr>
+          <w:b/>
+          <w:bCs/>
+          <w:lang w:val="pl-PL"/>
+        </w:rPr>
+        <w:t>Administrator</w:t>
+      </w:r>
+    </w:p>
+    <w:p>
+      <w:r>
+        <w:rPr>
+          <w:b/>
+          <w:bCs/>
+        </w:rPr>
+        <w:t>Administrator</w:t>
+      </w:r>
+      <w:r>
+        <w:t xml:space="preserve"> jest aktorem o najszerszym zakresie uprawnień w systemie </w:t>
+      </w:r>
+      <w:r>
+        <w:t>-</w:t>
+      </w:r>
+      <w:r>
+        <w:t xml:space="preserve"> pełni rolę właściciela lub wyznaczonego menedżera strzelnicy. W odróżnieniu od Użytkownika i Instruktora, ma wgląd w dane wszystkich uczestników systemu oraz pełną kontrolę nad ich dostępem. Do jego kompetencji należy zarządzanie kontami: tworzenie kont pracowników, przypisywanie i modyfikacja ról (np. zmiana roli z „Klient" na „Instruktor"), ręczna weryfikacja statusów oraz dezaktywacja kont (przypadek użycia </w:t>
+      </w:r>
+      <w:r>
+        <w:rPr>
+          <w:i/>
+          <w:iCs/>
+        </w:rPr>
+        <w:t>Kontrola użytkowników</w:t>
+      </w:r>
+      <w:r>
+        <w:t>). Administrator Nie uczestniczy bezpośrednio w codziennej obsłudze klientów na stanowiskach strzeleckich.</w:t>
+      </w:r>
+    </w:p>
     <w:p/>
+    <w:p/>
     <w:p>
       <w:pPr>
         <w:pStyle w:val="Nagwek2"/>
       </w:pPr>
       <w:r>
-        <w:t>4.1</w:t>
-      </w:r>
-      <w:r>
-        <w:t>.2.</w:t>
+        <w:t>4.</w:t>
+      </w:r>
+      <w:r>
+        <w:t>1.2.</w:t>
+      </w:r>
+      <w:r>
+        <w:t xml:space="preserve"> </w:t>
       </w:r>
       <w:r>
         <w:t>Opisy przypadków użycia</w:t>
@@ -1669,7 +1958,6 @@
         </w:rPr>
         <w:t xml:space="preserve">Użytkownik (po uprzednim przejściu przez przypadek użycia </w:t>
       </w:r>
-      <w:proofErr w:type="gramStart"/>
       <w:r>
         <w:rPr>
           <w:i/>
@@ -1682,14 +1970,7 @@
         <w:rPr>
           <w:lang w:val="pl-PL"/>
         </w:rPr>
-        <w:t xml:space="preserve"> )</w:t>
-      </w:r>
-      <w:proofErr w:type="gramEnd"/>
-      <w:r>
-        <w:rPr>
-          <w:lang w:val="pl-PL"/>
-        </w:rPr>
-        <w:t xml:space="preserve"> określa datę, godzinę rozpoczęcia oraz godzinę zakończenia. </w:t>
+        <w:t xml:space="preserve"> ) określa datę, godzinę rozpoczęcia oraz godzinę zakończenia. </w:t>
       </w:r>
     </w:p>
     <w:p>
@@ -1934,21 +2215,7 @@
         <w:rPr>
           <w:lang w:val="pl-PL"/>
         </w:rPr>
-        <w:t xml:space="preserve">c) typowy czas </w:t>
-      </w:r>
-      <w:proofErr w:type="gramStart"/>
-      <w:r>
-        <w:rPr>
-          <w:lang w:val="pl-PL"/>
-        </w:rPr>
-        <w:t>realizacji:  około</w:t>
-      </w:r>
-      <w:proofErr w:type="gramEnd"/>
-      <w:r>
-        <w:rPr>
-          <w:lang w:val="pl-PL"/>
-        </w:rPr>
-        <w:t xml:space="preserve"> 2 min.</w:t>
+        <w:t>c) typowy czas realizacji:  około 2 min.</w:t>
       </w:r>
     </w:p>
     <w:p>
@@ -1994,6 +2261,7 @@
         <w:rPr>
           <w:lang w:val="pl-PL"/>
         </w:rPr>
+        <w:lastRenderedPageBreak/>
         <w:t xml:space="preserve">wpis w tabeli rezerwacji widoczny dla Użytkownika w zakładce "Moje rezerwacje" ze statusem "Oczekująca". </w:t>
       </w:r>
     </w:p>
@@ -2156,7 +2424,6 @@
         <w:rPr>
           <w:lang w:val="pl-PL"/>
         </w:rPr>
-        <w:lastRenderedPageBreak/>
         <w:t xml:space="preserve">Instruktor wybiera rodzaj dokumentu (np. Dowód osobisty, Paszport) oraz wpisuje serię, numer dokumentu i numer PESEL klienta (realizując zawarty przypadek użycia </w:t>
       </w:r>
       <w:r>
@@ -2239,7 +2506,21 @@
         <w:rPr>
           <w:lang w:val="pl-PL"/>
         </w:rPr>
-        <w:t>Instruktor inicjuje sesję strzelecką, klikając przycisk "Check-in".</w:t>
+        <w:t>Instruktor inicjuje sesję strzelecką, klikając przycisk "</w:t>
+      </w:r>
+      <w:proofErr w:type="spellStart"/>
+      <w:r>
+        <w:rPr>
+          <w:lang w:val="pl-PL"/>
+        </w:rPr>
+        <w:t>Check</w:t>
+      </w:r>
+      <w:proofErr w:type="spellEnd"/>
+      <w:r>
+        <w:rPr>
+          <w:lang w:val="pl-PL"/>
+        </w:rPr>
+        <w:t>-in".</w:t>
       </w:r>
     </w:p>
     <w:p>
@@ -2562,6 +2843,7 @@
         <w:rPr>
           <w:lang w:val="pl-PL"/>
         </w:rPr>
+        <w:lastRenderedPageBreak/>
         <w:t xml:space="preserve">Administrator </w:t>
       </w:r>
     </w:p>
@@ -2628,21 +2910,7 @@
         <w:rPr>
           <w:lang w:val="pl-PL"/>
         </w:rPr>
-        <w:t xml:space="preserve">Administrator (w ramach zarządzania </w:t>
-      </w:r>
-      <w:proofErr w:type="gramStart"/>
-      <w:r>
-        <w:rPr>
-          <w:lang w:val="pl-PL"/>
-        </w:rPr>
-        <w:t>biznesem )</w:t>
-      </w:r>
-      <w:proofErr w:type="gramEnd"/>
-      <w:r>
-        <w:rPr>
-          <w:lang w:val="pl-PL"/>
-        </w:rPr>
-        <w:t xml:space="preserve"> odszukuje konkretnego użytkownika na liście. </w:t>
+        <w:t xml:space="preserve">Administrator (w ramach zarządzania biznesem ) odszukuje konkretnego użytkownika na liście. </w:t>
       </w:r>
     </w:p>
     <w:p>
@@ -2693,7 +2961,6 @@
         <w:rPr>
           <w:lang w:val="pl-PL"/>
         </w:rPr>
-        <w:lastRenderedPageBreak/>
         <w:t>System weryfikuje poprawność operacji i zapisuje nowe dane w bazie.</w:t>
       </w:r>
     </w:p>
@@ -2914,27 +3181,13 @@
         <w:rPr>
           <w:lang w:val="pl-PL"/>
         </w:rPr>
-        <w:t xml:space="preserve">c) typowy czas </w:t>
-      </w:r>
-      <w:proofErr w:type="gramStart"/>
-      <w:r>
-        <w:rPr>
-          <w:lang w:val="pl-PL"/>
-        </w:rPr>
-        <w:t xml:space="preserve">realizacji: </w:t>
-      </w:r>
-      <w:r>
-        <w:rPr>
-          <w:lang w:val="pl-PL"/>
-        </w:rPr>
-        <w:t xml:space="preserve"> około</w:t>
-      </w:r>
-      <w:proofErr w:type="gramEnd"/>
-      <w:r>
-        <w:rPr>
-          <w:lang w:val="pl-PL"/>
-        </w:rPr>
-        <w:t xml:space="preserve"> </w:t>
+        <w:t xml:space="preserve">c) typowy czas realizacji: </w:t>
+      </w:r>
+      <w:r>
+        <w:rPr>
+          <w:lang w:val="pl-PL"/>
+        </w:rPr>
+        <w:t xml:space="preserve"> około </w:t>
       </w:r>
       <w:r>
         <w:rPr>
@@ -3002,12 +3255,129 @@
     </w:p>
     <w:p>
       <w:pPr>
+        <w:ind w:left="720"/>
+        <w:rPr>
+          <w:lang w:val="pl-PL"/>
+        </w:rPr>
+      </w:pPr>
+    </w:p>
+    <w:p>
+      <w:pPr>
+        <w:ind w:left="720"/>
+        <w:rPr>
+          <w:lang w:val="pl-PL"/>
+        </w:rPr>
+      </w:pPr>
+    </w:p>
+    <w:p>
+      <w:pPr>
+        <w:ind w:left="720"/>
+        <w:rPr>
+          <w:lang w:val="pl-PL"/>
+        </w:rPr>
+      </w:pPr>
+    </w:p>
+    <w:p>
+      <w:pPr>
+        <w:ind w:left="720"/>
+        <w:rPr>
+          <w:lang w:val="pl-PL"/>
+        </w:rPr>
+      </w:pPr>
+    </w:p>
+    <w:p>
+      <w:pPr>
+        <w:ind w:left="720"/>
+        <w:rPr>
+          <w:lang w:val="pl-PL"/>
+        </w:rPr>
+      </w:pPr>
+    </w:p>
+    <w:p>
+      <w:pPr>
+        <w:ind w:left="720"/>
+        <w:rPr>
+          <w:lang w:val="pl-PL"/>
+        </w:rPr>
+      </w:pPr>
+    </w:p>
+    <w:p>
+      <w:pPr>
+        <w:ind w:left="720"/>
+        <w:rPr>
+          <w:lang w:val="pl-PL"/>
+        </w:rPr>
+      </w:pPr>
+    </w:p>
+    <w:p>
+      <w:pPr>
+        <w:ind w:left="720"/>
+        <w:rPr>
+          <w:lang w:val="pl-PL"/>
+        </w:rPr>
+      </w:pPr>
+    </w:p>
+    <w:p>
+      <w:pPr>
+        <w:ind w:left="720"/>
+        <w:rPr>
+          <w:lang w:val="pl-PL"/>
+        </w:rPr>
+      </w:pPr>
+    </w:p>
+    <w:p>
+      <w:pPr>
         <w:pStyle w:val="Nagwek2"/>
       </w:pPr>
       <w:r>
         <w:lastRenderedPageBreak/>
-        <w:t>4.2.Opisy przypadków użycia</w:t>
-      </w:r>
+        <w:t>4.</w:t>
+      </w:r>
+      <w:r>
+        <w:t>2</w:t>
+      </w:r>
+      <w:r>
+        <w:t xml:space="preserve"> </w:t>
+      </w:r>
+      <w:r>
+        <w:t>Diagramy czynności</w:t>
+      </w:r>
+    </w:p>
+    <w:p>
+      <w:pPr>
+        <w:rPr>
+          <w:b/>
+          <w:bCs/>
+        </w:rPr>
+      </w:pPr>
+      <w:r>
+        <w:rPr>
+          <w:b/>
+          <w:bCs/>
+        </w:rPr>
+        <w:t>Igor Wróblewski</w:t>
+      </w:r>
+    </w:p>
+    <w:p>
+      <w:pPr>
+        <w:pStyle w:val="Akapitzlist"/>
+        <w:numPr>
+          <w:ilvl w:val="0"/>
+          <w:numId w:val="29"/>
+        </w:numPr>
+      </w:pPr>
+      <w:r>
+        <w:t>Rejestracja terminu na strzelnicy</w:t>
+      </w:r>
+    </w:p>
+    <w:p>
+      <w:pPr>
+        <w:ind w:left="360"/>
+        <w:rPr>
+          <w:b/>
+          <w:bCs/>
+        </w:rPr>
+      </w:pPr>
     </w:p>
     <w:p>
       <w:pPr>
@@ -3066,17 +3436,35 @@
         <w:pStyle w:val="Legenda"/>
         <w:jc w:val="center"/>
       </w:pPr>
-      <w:r>
-        <w:t xml:space="preserve">Figure </w:t>
-      </w:r>
-      <w:fldSimple w:instr=" SEQ Figure \* ARABIC ">
-        <w:r>
-          <w:rPr>
-            <w:noProof/>
-          </w:rPr>
-          <w:t>1</w:t>
-        </w:r>
-      </w:fldSimple>
+      <w:proofErr w:type="spellStart"/>
+      <w:r>
+        <w:t>Figure</w:t>
+      </w:r>
+      <w:proofErr w:type="spellEnd"/>
+      <w:r>
+        <w:t xml:space="preserve"> </w:t>
+      </w:r>
+      <w:r>
+        <w:fldChar w:fldCharType="begin"/>
+      </w:r>
+      <w:r>
+        <w:instrText xml:space="preserve"> SEQ Figure \* ARABIC </w:instrText>
+      </w:r>
+      <w:r>
+        <w:fldChar w:fldCharType="separate"/>
+      </w:r>
+      <w:r>
+        <w:rPr>
+          <w:noProof/>
+        </w:rPr>
+        <w:t>1</w:t>
+      </w:r>
+      <w:r>
+        <w:rPr>
+          <w:noProof/>
+        </w:rPr>
+        <w:fldChar w:fldCharType="end"/>
+      </w:r>
       <w:r>
         <w:t xml:space="preserve"> Igor Wróblewski</w:t>
       </w:r>
@@ -3084,6 +3472,115 @@
     <w:p/>
     <w:p/>
     <w:p/>
+    <w:p/>
+    <w:p/>
+    <w:p/>
+    <w:p/>
+    <w:p/>
+    <w:p/>
+    <w:p/>
+    <w:p/>
+    <w:p/>
+    <w:p/>
+    <w:p>
+      <w:pPr>
+        <w:rPr>
+          <w:b/>
+          <w:bCs/>
+        </w:rPr>
+      </w:pPr>
+      <w:r>
+        <w:rPr>
+          <w:b/>
+          <w:bCs/>
+        </w:rPr>
+        <w:lastRenderedPageBreak/>
+        <w:t>Wojciech Cimochowski</w:t>
+      </w:r>
+    </w:p>
+    <w:p>
+      <w:pPr>
+        <w:pStyle w:val="Akapitzlist"/>
+        <w:numPr>
+          <w:ilvl w:val="0"/>
+          <w:numId w:val="29"/>
+        </w:numPr>
+      </w:pPr>
+      <w:proofErr w:type="spellStart"/>
+      <w:r>
+        <w:t>Potwiedzenie</w:t>
+      </w:r>
+      <w:proofErr w:type="spellEnd"/>
+      <w:r>
+        <w:t xml:space="preserve"> przybycia</w:t>
+      </w:r>
+    </w:p>
+    <w:p>
+      <w:pPr>
+        <w:rPr>
+          <w:lang w:val="pl-PL"/>
+        </w:rPr>
+      </w:pPr>
+      <w:r>
+        <w:rPr>
+          <w:lang w:val="pl-PL"/>
+        </w:rPr>
+        <w:drawing>
+          <wp:inline distT="0" distB="0" distL="0" distR="0" wp14:anchorId="6FA5D7EA" wp14:editId="289433A6">
+            <wp:extent cx="5733415" cy="6621780"/>
+            <wp:effectExtent l="0" t="0" r="635" b="7620"/>
+            <wp:docPr id="1283055645" name="Obraz 2"/>
+            <wp:cNvGraphicFramePr>
+              <a:graphicFrameLocks xmlns:a="http://schemas.openxmlformats.org/drawingml/2006/main" noChangeAspect="1"/>
+            </wp:cNvGraphicFramePr>
+            <a:graphic xmlns:a="http://schemas.openxmlformats.org/drawingml/2006/main">
+              <a:graphicData uri="http://schemas.openxmlformats.org/drawingml/2006/picture">
+                <pic:pic xmlns:pic="http://schemas.openxmlformats.org/drawingml/2006/picture">
+                  <pic:nvPicPr>
+                    <pic:cNvPr id="0" name="Picture 6"/>
+                    <pic:cNvPicPr>
+                      <a:picLocks noChangeAspect="1" noChangeArrowheads="1"/>
+                    </pic:cNvPicPr>
+                  </pic:nvPicPr>
+                  <pic:blipFill>
+                    <a:blip r:embed="rId17">
+                      <a:extLst>
+                        <a:ext uri="{28A0092B-C50C-407E-A947-70E740481C1C}">
+                          <a14:useLocalDpi xmlns:a14="http://schemas.microsoft.com/office/drawing/2010/main" val="0"/>
+                        </a:ext>
+                      </a:extLst>
+                    </a:blip>
+                    <a:srcRect/>
+                    <a:stretch>
+                      <a:fillRect/>
+                    </a:stretch>
+                  </pic:blipFill>
+                  <pic:spPr bwMode="auto">
+                    <a:xfrm>
+                      <a:off x="0" y="0"/>
+                      <a:ext cx="5733415" cy="6621780"/>
+                    </a:xfrm>
+                    <a:prstGeom prst="rect">
+                      <a:avLst/>
+                    </a:prstGeom>
+                    <a:noFill/>
+                    <a:ln>
+                      <a:noFill/>
+                    </a:ln>
+                  </pic:spPr>
+                </pic:pic>
+              </a:graphicData>
+            </a:graphic>
+          </wp:inline>
+        </w:drawing>
+      </w:r>
+    </w:p>
+    <w:p/>
+    <w:p/>
+    <w:p/>
+    <w:p/>
+    <w:p/>
+    <w:p/>
     <w:p>
       <w:pPr>
         <w:pStyle w:val="Nagwek2"/>
@@ -3093,11 +3590,32 @@
         <w:t>4.</w:t>
       </w:r>
       <w:r>
-        <w:t>3. Diagramy interakcji z opisem tekstowym komunikatów</w:t>
-      </w:r>
-    </w:p>
-    <w:p>
-      <w:r>
+        <w:t>3</w:t>
+      </w:r>
+      <w:r>
+        <w:t>. Diagramy interakcji z opisem tekstowym komunikatów</w:t>
+      </w:r>
+    </w:p>
+    <w:p>
+      <w:pPr>
+        <w:rPr>
+          <w:b/>
+          <w:bCs/>
+        </w:rPr>
+      </w:pPr>
+      <w:r>
+        <w:rPr>
+          <w:b/>
+          <w:bCs/>
+        </w:rPr>
+        <w:t>Igor Wróblewski</w:t>
+      </w:r>
+    </w:p>
+    <w:p>
+      <w:r>
+        <w:rPr>
+          <w:noProof/>
+        </w:rPr>
         <w:drawing>
           <wp:inline distT="0" distB="0" distL="0" distR="0" wp14:anchorId="00E1434D" wp14:editId="6938D168">
             <wp:extent cx="5733415" cy="2947670"/>
@@ -3114,7 +3632,7 @@
                     <pic:cNvPicPr/>
                   </pic:nvPicPr>
                   <pic:blipFill>
-                    <a:blip r:embed="rId17"/>
+                    <a:blip r:embed="rId18"/>
                     <a:stretch>
                       <a:fillRect/>
                     </a:stretch>
@@ -3163,7 +3681,23 @@
           <w:rStyle w:val="math-inline"/>
           <w:rFonts w:ascii="Arial" w:hAnsi="Arial" w:cs="Arial"/>
         </w:rPr>
-        <w:t>$\rightarrow$</w:t>
+        <w:t>$\</w:t>
+      </w:r>
+      <w:proofErr w:type="spellStart"/>
+      <w:r>
+        <w:rPr>
+          <w:rStyle w:val="math-inline"/>
+          <w:rFonts w:ascii="Arial" w:hAnsi="Arial" w:cs="Arial"/>
+        </w:rPr>
+        <w:t>rightarrow</w:t>
+      </w:r>
+      <w:proofErr w:type="spellEnd"/>
+      <w:r>
+        <w:rPr>
+          <w:rStyle w:val="math-inline"/>
+          <w:rFonts w:ascii="Arial" w:hAnsi="Arial" w:cs="Arial"/>
+        </w:rPr>
+        <w:t>$</w:t>
       </w:r>
       <w:r>
         <w:rPr>
@@ -3253,7 +3787,23 @@
           <w:rStyle w:val="math-inline"/>
           <w:rFonts w:ascii="Arial" w:hAnsi="Arial" w:cs="Arial"/>
         </w:rPr>
-        <w:t>$\rightarrow$</w:t>
+        <w:t>$\</w:t>
+      </w:r>
+      <w:proofErr w:type="spellStart"/>
+      <w:r>
+        <w:rPr>
+          <w:rStyle w:val="math-inline"/>
+          <w:rFonts w:ascii="Arial" w:hAnsi="Arial" w:cs="Arial"/>
+        </w:rPr>
+        <w:t>rightarrow</w:t>
+      </w:r>
+      <w:proofErr w:type="spellEnd"/>
+      <w:r>
+        <w:rPr>
+          <w:rStyle w:val="math-inline"/>
+          <w:rFonts w:ascii="Arial" w:hAnsi="Arial" w:cs="Arial"/>
+        </w:rPr>
+        <w:t>$</w:t>
       </w:r>
       <w:r>
         <w:rPr>
@@ -3286,7 +3836,21 @@
         <w:rPr>
           <w:rFonts w:ascii="Arial" w:hAnsi="Arial" w:cs="Arial"/>
         </w:rPr>
-        <w:t xml:space="preserve"> Synchroniczny / Tworzący (Create)</w:t>
+        <w:t xml:space="preserve"> Synchroniczny / Tworzący (</w:t>
+      </w:r>
+      <w:proofErr w:type="spellStart"/>
+      <w:r>
+        <w:rPr>
+          <w:rFonts w:ascii="Arial" w:hAnsi="Arial" w:cs="Arial"/>
+        </w:rPr>
+        <w:t>Create</w:t>
+      </w:r>
+      <w:proofErr w:type="spellEnd"/>
+      <w:r>
+        <w:rPr>
+          <w:rFonts w:ascii="Arial" w:hAnsi="Arial" w:cs="Arial"/>
+        </w:rPr>
+        <w:t>)</w:t>
       </w:r>
     </w:p>
     <w:p>
@@ -3343,7 +3907,23 @@
           <w:rStyle w:val="math-inline"/>
           <w:rFonts w:ascii="Arial" w:hAnsi="Arial" w:cs="Arial"/>
         </w:rPr>
-        <w:t>$\rightarrow$</w:t>
+        <w:t>$\</w:t>
+      </w:r>
+      <w:proofErr w:type="spellStart"/>
+      <w:r>
+        <w:rPr>
+          <w:rStyle w:val="math-inline"/>
+          <w:rFonts w:ascii="Arial" w:hAnsi="Arial" w:cs="Arial"/>
+        </w:rPr>
+        <w:t>rightarrow</w:t>
+      </w:r>
+      <w:proofErr w:type="spellEnd"/>
+      <w:r>
+        <w:rPr>
+          <w:rStyle w:val="math-inline"/>
+          <w:rFonts w:ascii="Arial" w:hAnsi="Arial" w:cs="Arial"/>
+        </w:rPr>
+        <w:t>$</w:t>
       </w:r>
       <w:r>
         <w:rPr>
@@ -3433,7 +4013,23 @@
           <w:rStyle w:val="math-inline"/>
           <w:rFonts w:ascii="Arial" w:hAnsi="Arial" w:cs="Arial"/>
         </w:rPr>
-        <w:t>$\rightarrow$</w:t>
+        <w:t>$\</w:t>
+      </w:r>
+      <w:proofErr w:type="spellStart"/>
+      <w:r>
+        <w:rPr>
+          <w:rStyle w:val="math-inline"/>
+          <w:rFonts w:ascii="Arial" w:hAnsi="Arial" w:cs="Arial"/>
+        </w:rPr>
+        <w:t>rightarrow</w:t>
+      </w:r>
+      <w:proofErr w:type="spellEnd"/>
+      <w:r>
+        <w:rPr>
+          <w:rStyle w:val="math-inline"/>
+          <w:rFonts w:ascii="Arial" w:hAnsi="Arial" w:cs="Arial"/>
+        </w:rPr>
+        <w:t>$</w:t>
       </w:r>
       <w:r>
         <w:rPr>
@@ -3523,7 +4119,23 @@
           <w:rStyle w:val="math-inline"/>
           <w:rFonts w:ascii="Arial" w:hAnsi="Arial" w:cs="Arial"/>
         </w:rPr>
-        <w:t>$\rightarrow$</w:t>
+        <w:t>$\</w:t>
+      </w:r>
+      <w:proofErr w:type="spellStart"/>
+      <w:r>
+        <w:rPr>
+          <w:rStyle w:val="math-inline"/>
+          <w:rFonts w:ascii="Arial" w:hAnsi="Arial" w:cs="Arial"/>
+        </w:rPr>
+        <w:t>rightarrow</w:t>
+      </w:r>
+      <w:proofErr w:type="spellEnd"/>
+      <w:r>
+        <w:rPr>
+          <w:rStyle w:val="math-inline"/>
+          <w:rFonts w:ascii="Arial" w:hAnsi="Arial" w:cs="Arial"/>
+        </w:rPr>
+        <w:t>$</w:t>
       </w:r>
       <w:r>
         <w:rPr>
@@ -3577,13 +4189,28 @@
           <w:b/>
           <w:bCs/>
         </w:rPr>
+        <w:lastRenderedPageBreak/>
         <w:t>Opis:</w:t>
       </w:r>
       <w:r>
         <w:rPr>
           <w:rFonts w:ascii="Arial" w:hAnsi="Arial" w:cs="Arial"/>
         </w:rPr>
-        <w:t xml:space="preserve"> Serwer przekazuje żądanie zapisu danych do bazy PostgreSQL, aby zaktualizować profil klienta.</w:t>
+        <w:t xml:space="preserve"> Serwer przekazuje żądanie zapisu danych do bazy </w:t>
+      </w:r>
+      <w:proofErr w:type="spellStart"/>
+      <w:r>
+        <w:rPr>
+          <w:rFonts w:ascii="Arial" w:hAnsi="Arial" w:cs="Arial"/>
+        </w:rPr>
+        <w:t>PostgreSQL</w:t>
+      </w:r>
+      <w:proofErr w:type="spellEnd"/>
+      <w:r>
+        <w:rPr>
+          <w:rFonts w:ascii="Arial" w:hAnsi="Arial" w:cs="Arial"/>
+        </w:rPr>
+        <w:t>, aby zaktualizować profil klienta.</w:t>
       </w:r>
     </w:p>
     <w:p>
@@ -3600,7 +4227,6 @@
           <w:b/>
           <w:bCs/>
         </w:rPr>
-        <w:lastRenderedPageBreak/>
         <w:t>6. Potwierdzenie zapisu</w:t>
       </w:r>
       <w:r>
@@ -3614,7 +4240,23 @@
           <w:rStyle w:val="math-inline"/>
           <w:rFonts w:ascii="Arial" w:hAnsi="Arial" w:cs="Arial"/>
         </w:rPr>
-        <w:t>$\rightarrow$</w:t>
+        <w:t>$\</w:t>
+      </w:r>
+      <w:proofErr w:type="spellStart"/>
+      <w:r>
+        <w:rPr>
+          <w:rStyle w:val="math-inline"/>
+          <w:rFonts w:ascii="Arial" w:hAnsi="Arial" w:cs="Arial"/>
+        </w:rPr>
+        <w:t>rightarrow</w:t>
+      </w:r>
+      <w:proofErr w:type="spellEnd"/>
+      <w:r>
+        <w:rPr>
+          <w:rStyle w:val="math-inline"/>
+          <w:rFonts w:ascii="Arial" w:hAnsi="Arial" w:cs="Arial"/>
+        </w:rPr>
+        <w:t>$</w:t>
       </w:r>
       <w:r>
         <w:rPr>
@@ -3704,7 +4346,23 @@
           <w:rStyle w:val="math-inline"/>
           <w:rFonts w:ascii="Arial" w:hAnsi="Arial" w:cs="Arial"/>
         </w:rPr>
-        <w:t>$\rightarrow$</w:t>
+        <w:t>$\</w:t>
+      </w:r>
+      <w:proofErr w:type="spellStart"/>
+      <w:r>
+        <w:rPr>
+          <w:rStyle w:val="math-inline"/>
+          <w:rFonts w:ascii="Arial" w:hAnsi="Arial" w:cs="Arial"/>
+        </w:rPr>
+        <w:t>rightarrow</w:t>
+      </w:r>
+      <w:proofErr w:type="spellEnd"/>
+      <w:r>
+        <w:rPr>
+          <w:rStyle w:val="math-inline"/>
+          <w:rFonts w:ascii="Arial" w:hAnsi="Arial" w:cs="Arial"/>
+        </w:rPr>
+        <w:t>$</w:t>
       </w:r>
       <w:r>
         <w:rPr>
@@ -3794,7 +4452,23 @@
           <w:rStyle w:val="math-inline"/>
           <w:rFonts w:ascii="Arial" w:hAnsi="Arial" w:cs="Arial"/>
         </w:rPr>
-        <w:t>$\rightarrow$</w:t>
+        <w:t>$\</w:t>
+      </w:r>
+      <w:proofErr w:type="spellStart"/>
+      <w:r>
+        <w:rPr>
+          <w:rStyle w:val="math-inline"/>
+          <w:rFonts w:ascii="Arial" w:hAnsi="Arial" w:cs="Arial"/>
+        </w:rPr>
+        <w:t>rightarrow</w:t>
+      </w:r>
+      <w:proofErr w:type="spellEnd"/>
+      <w:r>
+        <w:rPr>
+          <w:rStyle w:val="math-inline"/>
+          <w:rFonts w:ascii="Arial" w:hAnsi="Arial" w:cs="Arial"/>
+        </w:rPr>
+        <w:t>$</w:t>
       </w:r>
       <w:r>
         <w:rPr>
@@ -3827,7 +4501,21 @@
         <w:rPr>
           <w:rFonts w:ascii="Arial" w:hAnsi="Arial" w:cs="Arial"/>
         </w:rPr>
-        <w:t xml:space="preserve"> Zwrotny / Niszczący (Destroy)</w:t>
+        <w:t xml:space="preserve"> Zwrotny / Niszczący (</w:t>
+      </w:r>
+      <w:proofErr w:type="spellStart"/>
+      <w:r>
+        <w:rPr>
+          <w:rFonts w:ascii="Arial" w:hAnsi="Arial" w:cs="Arial"/>
+        </w:rPr>
+        <w:t>Destroy</w:t>
+      </w:r>
+      <w:proofErr w:type="spellEnd"/>
+      <w:r>
+        <w:rPr>
+          <w:rFonts w:ascii="Arial" w:hAnsi="Arial" w:cs="Arial"/>
+        </w:rPr>
+        <w:t>)</w:t>
       </w:r>
     </w:p>
     <w:p>
@@ -3884,7 +4572,23 @@
           <w:rStyle w:val="math-inline"/>
           <w:rFonts w:ascii="Arial" w:hAnsi="Arial" w:cs="Arial"/>
         </w:rPr>
-        <w:t>$\rightarrow$</w:t>
+        <w:t>$\</w:t>
+      </w:r>
+      <w:proofErr w:type="spellStart"/>
+      <w:r>
+        <w:rPr>
+          <w:rStyle w:val="math-inline"/>
+          <w:rFonts w:ascii="Arial" w:hAnsi="Arial" w:cs="Arial"/>
+        </w:rPr>
+        <w:t>rightarrow</w:t>
+      </w:r>
+      <w:proofErr w:type="spellEnd"/>
+      <w:r>
+        <w:rPr>
+          <w:rStyle w:val="math-inline"/>
+          <w:rFonts w:ascii="Arial" w:hAnsi="Arial" w:cs="Arial"/>
+        </w:rPr>
+        <w:t>$</w:t>
       </w:r>
       <w:r>
         <w:rPr>
@@ -3948,11 +4652,780 @@
       </w:r>
     </w:p>
     <w:p/>
+    <w:p/>
+    <w:p/>
+    <w:p/>
+    <w:p/>
+    <w:p/>
+    <w:p/>
+    <w:p/>
+    <w:p/>
+    <w:p/>
+    <w:p/>
+    <w:p/>
+    <w:p/>
+    <w:p/>
+    <w:p/>
+    <w:p/>
+    <w:p/>
+    <w:p/>
+    <w:p/>
+    <w:p/>
+    <w:p/>
+    <w:p/>
+    <w:p>
+      <w:pPr>
+        <w:rPr>
+          <w:b/>
+          <w:bCs/>
+        </w:rPr>
+      </w:pPr>
+      <w:r>
+        <w:rPr>
+          <w:b/>
+          <w:bCs/>
+        </w:rPr>
+        <w:lastRenderedPageBreak/>
+        <w:t>Wojciech Cimochowski</w:t>
+      </w:r>
+    </w:p>
+    <w:p>
+      <w:pPr>
+        <w:pStyle w:val="Akapitzlist"/>
+        <w:numPr>
+          <w:ilvl w:val="0"/>
+          <w:numId w:val="29"/>
+        </w:numPr>
+        <w:rPr>
+          <w:b/>
+          <w:bCs/>
+        </w:rPr>
+      </w:pPr>
+      <w:r>
+        <w:rPr>
+          <w:b/>
+          <w:bCs/>
+        </w:rPr>
+        <w:t>Potwierdzenie przybycia</w:t>
+      </w:r>
+    </w:p>
+    <w:p>
+      <w:r>
+        <w:rPr>
+          <w:noProof/>
+        </w:rPr>
+        <w:drawing>
+          <wp:inline distT="0" distB="0" distL="0" distR="0" wp14:anchorId="009C8796" wp14:editId="264CA7CC">
+            <wp:extent cx="5727700" cy="6203315"/>
+            <wp:effectExtent l="0" t="0" r="6350" b="6985"/>
+            <wp:docPr id="509128624" name="Obraz 5"/>
+            <wp:cNvGraphicFramePr>
+              <a:graphicFrameLocks xmlns:a="http://schemas.openxmlformats.org/drawingml/2006/main" noChangeAspect="1"/>
+            </wp:cNvGraphicFramePr>
+            <a:graphic xmlns:a="http://schemas.openxmlformats.org/drawingml/2006/main">
+              <a:graphicData uri="http://schemas.openxmlformats.org/drawingml/2006/picture">
+                <pic:pic xmlns:pic="http://schemas.openxmlformats.org/drawingml/2006/picture">
+                  <pic:nvPicPr>
+                    <pic:cNvPr id="0" name="Picture 18"/>
+                    <pic:cNvPicPr>
+                      <a:picLocks noChangeAspect="1" noChangeArrowheads="1"/>
+                    </pic:cNvPicPr>
+                  </pic:nvPicPr>
+                  <pic:blipFill>
+                    <a:blip r:embed="rId19">
+                      <a:extLst>
+                        <a:ext uri="{28A0092B-C50C-407E-A947-70E740481C1C}">
+                          <a14:useLocalDpi xmlns:a14="http://schemas.microsoft.com/office/drawing/2010/main" val="0"/>
+                        </a:ext>
+                      </a:extLst>
+                    </a:blip>
+                    <a:srcRect/>
+                    <a:stretch>
+                      <a:fillRect/>
+                    </a:stretch>
+                  </pic:blipFill>
+                  <pic:spPr bwMode="auto">
+                    <a:xfrm>
+                      <a:off x="0" y="0"/>
+                      <a:ext cx="5727700" cy="6203315"/>
+                    </a:xfrm>
+                    <a:prstGeom prst="rect">
+                      <a:avLst/>
+                    </a:prstGeom>
+                    <a:noFill/>
+                    <a:ln>
+                      <a:noFill/>
+                    </a:ln>
+                  </pic:spPr>
+                </pic:pic>
+              </a:graphicData>
+            </a:graphic>
+          </wp:inline>
+        </w:drawing>
+      </w:r>
+    </w:p>
+    <w:p>
+      <w:pPr>
+        <w:rPr>
+          <w:lang w:val="pl-PL"/>
+        </w:rPr>
+      </w:pPr>
+      <w:r>
+        <w:rPr>
+          <w:b/>
+          <w:bCs/>
+          <w:lang w:val="pl-PL"/>
+        </w:rPr>
+        <w:t>1. Wybór rezerwacji</w:t>
+      </w:r>
+    </w:p>
+    <w:p>
+      <w:pPr>
+        <w:rPr>
+          <w:lang w:val="pl-PL"/>
+        </w:rPr>
+      </w:pPr>
+      <w:r>
+        <w:rPr>
+          <w:lang w:val="pl-PL"/>
+        </w:rPr>
+        <w:t>Instruktor wybiera zakładkę „obsługa wizyt” i wskazuje rezerwację o statusie „Wymaga weryfikacji”.</w:t>
+      </w:r>
+    </w:p>
+    <w:p>
+      <w:pPr>
+        <w:rPr>
+          <w:lang w:val="pl-PL"/>
+        </w:rPr>
+      </w:pPr>
+      <w:r>
+        <w:rPr>
+          <w:b/>
+          <w:bCs/>
+          <w:lang w:val="pl-PL"/>
+        </w:rPr>
+        <w:t>Komunikat 1:</w:t>
+      </w:r>
+      <w:r>
+        <w:rPr>
+          <w:lang w:val="pl-PL"/>
+        </w:rPr>
+        <w:t> Aktor wywołuje na obiekcie rezerwacja metodę </w:t>
+      </w:r>
+      <w:proofErr w:type="spellStart"/>
+      <w:r>
+        <w:rPr>
+          <w:lang w:val="pl-PL"/>
+        </w:rPr>
+        <w:t>pobierzKlienta</w:t>
+      </w:r>
+      <w:proofErr w:type="spellEnd"/>
+      <w:r>
+        <w:rPr>
+          <w:lang w:val="pl-PL"/>
+        </w:rPr>
+        <w:t>().</w:t>
+      </w:r>
+    </w:p>
+    <w:p>
+      <w:pPr>
+        <w:rPr>
+          <w:lang w:val="pl-PL"/>
+        </w:rPr>
+      </w:pPr>
+      <w:r>
+        <w:rPr>
+          <w:b/>
+          <w:bCs/>
+          <w:lang w:val="pl-PL"/>
+        </w:rPr>
+        <w:t>Komunikat 2 (zwrot):</w:t>
+      </w:r>
+      <w:r>
+        <w:rPr>
+          <w:lang w:val="pl-PL"/>
+        </w:rPr>
+        <w:t> Obiekt rezerwacja zwraca dane klienta (klient) powiązanego z rezerwacją.</w:t>
+      </w:r>
+    </w:p>
+    <w:p>
+      <w:pPr>
+        <w:rPr>
+          <w:lang w:val="pl-PL"/>
+        </w:rPr>
+      </w:pPr>
+      <w:r>
+        <w:rPr>
+          <w:lang w:val="pl-PL"/>
+        </w:rPr>
+        <w:t>System wyświetla formularz weryfikacji z danymi klienta (imię, nazwisko, PESEL).</w:t>
+      </w:r>
+    </w:p>
+    <w:p>
+      <w:pPr>
+        <w:rPr>
+          <w:lang w:val="pl-PL"/>
+        </w:rPr>
+      </w:pPr>
+    </w:p>
+    <w:p>
+      <w:pPr>
+        <w:rPr>
+          <w:lang w:val="pl-PL"/>
+        </w:rPr>
+      </w:pPr>
+      <w:r>
+        <w:rPr>
+          <w:b/>
+          <w:bCs/>
+          <w:lang w:val="pl-PL"/>
+        </w:rPr>
+        <w:t>2. Weryfikacja dokumentu</w:t>
+      </w:r>
+      <w:r>
+        <w:rPr>
+          <w:lang w:val="pl-PL"/>
+        </w:rPr>
+        <w:t> — fragment </w:t>
+      </w:r>
+      <w:proofErr w:type="spellStart"/>
+      <w:r>
+        <w:rPr>
+          <w:lang w:val="pl-PL"/>
+        </w:rPr>
+        <w:t>loop</w:t>
+      </w:r>
+      <w:proofErr w:type="spellEnd"/>
+      <w:r>
+        <w:rPr>
+          <w:lang w:val="pl-PL"/>
+        </w:rPr>
+        <w:t xml:space="preserve"> [dopóki dane niepoprawne]</w:t>
+      </w:r>
+    </w:p>
+    <w:p>
+      <w:pPr>
+        <w:rPr>
+          <w:lang w:val="pl-PL"/>
+        </w:rPr>
+      </w:pPr>
+      <w:r>
+        <w:rPr>
+          <w:lang w:val="pl-PL"/>
+        </w:rPr>
+        <w:t>Pętla powtarza się, dopóki instruktor nie poda poprawnych danych dokumentu.</w:t>
+      </w:r>
+    </w:p>
+    <w:p>
+      <w:pPr>
+        <w:rPr>
+          <w:lang w:val="pl-PL"/>
+        </w:rPr>
+      </w:pPr>
+      <w:r>
+        <w:rPr>
+          <w:lang w:val="pl-PL"/>
+        </w:rPr>
+        <w:t>Instruktor wprowadza rodzaj dokumentu i numer PESEL.</w:t>
+      </w:r>
+    </w:p>
+    <w:p>
+      <w:pPr>
+        <w:rPr>
+          <w:lang w:val="pl-PL"/>
+        </w:rPr>
+      </w:pPr>
+      <w:r>
+        <w:rPr>
+          <w:b/>
+          <w:bCs/>
+          <w:lang w:val="pl-PL"/>
+        </w:rPr>
+        <w:lastRenderedPageBreak/>
+        <w:t>Komunikat 3:</w:t>
+      </w:r>
+      <w:r>
+        <w:rPr>
+          <w:lang w:val="pl-PL"/>
+        </w:rPr>
+        <w:t> Aktor wywołuje na obiekcie instruktor metodę</w:t>
+      </w:r>
+      <w:r>
+        <w:rPr>
+          <w:lang w:val="pl-PL"/>
+        </w:rPr>
+        <w:br/>
+      </w:r>
+      <w:proofErr w:type="spellStart"/>
+      <w:r>
+        <w:rPr>
+          <w:lang w:val="pl-PL"/>
+        </w:rPr>
+        <w:t>weryfikujDokument</w:t>
+      </w:r>
+      <w:proofErr w:type="spellEnd"/>
+      <w:r>
+        <w:rPr>
+          <w:lang w:val="pl-PL"/>
+        </w:rPr>
+        <w:t>(klient, rodzaj, PESEL).</w:t>
+      </w:r>
+    </w:p>
+    <w:p>
+      <w:pPr>
+        <w:rPr>
+          <w:lang w:val="pl-PL"/>
+        </w:rPr>
+      </w:pPr>
+      <w:r>
+        <w:rPr>
+          <w:lang w:val="pl-PL"/>
+        </w:rPr>
+        <w:t>Weryfikacja przebiega w gałęzi alt:</w:t>
+      </w:r>
+    </w:p>
+    <w:p>
+      <w:pPr>
+        <w:rPr>
+          <w:lang w:val="pl-PL"/>
+        </w:rPr>
+      </w:pPr>
+      <w:r>
+        <w:rPr>
+          <w:b/>
+          <w:bCs/>
+          <w:lang w:val="pl-PL"/>
+        </w:rPr>
+        <w:t>Gałąź [z błędami]:</w:t>
+      </w:r>
+    </w:p>
+    <w:p>
+      <w:pPr>
+        <w:rPr>
+          <w:lang w:val="pl-PL"/>
+        </w:rPr>
+      </w:pPr>
+      <w:r>
+        <w:rPr>
+          <w:b/>
+          <w:bCs/>
+          <w:lang w:val="pl-PL"/>
+        </w:rPr>
+        <w:t>Komunikat 4:</w:t>
+      </w:r>
+      <w:r>
+        <w:rPr>
+          <w:lang w:val="pl-PL"/>
+        </w:rPr>
+        <w:t> Obiekt instruktor zwraca wartość </w:t>
+      </w:r>
+      <w:proofErr w:type="spellStart"/>
+      <w:r>
+        <w:rPr>
+          <w:lang w:val="pl-PL"/>
+        </w:rPr>
+        <w:t>false</w:t>
+      </w:r>
+      <w:proofErr w:type="spellEnd"/>
+      <w:r>
+        <w:rPr>
+          <w:lang w:val="pl-PL"/>
+        </w:rPr>
+        <w:t>. System informuje o błędach w formularzu; instruktor poprawia dane i pętla się powtarza.</w:t>
+      </w:r>
+    </w:p>
+    <w:p>
+      <w:pPr>
+        <w:rPr>
+          <w:lang w:val="pl-PL"/>
+        </w:rPr>
+      </w:pPr>
+      <w:r>
+        <w:rPr>
+          <w:b/>
+          <w:bCs/>
+          <w:lang w:val="pl-PL"/>
+        </w:rPr>
+        <w:t>Gałąź [poprawne]:</w:t>
+      </w:r>
+    </w:p>
+    <w:p>
+      <w:pPr>
+        <w:rPr>
+          <w:lang w:val="pl-PL"/>
+        </w:rPr>
+      </w:pPr>
+      <w:r>
+        <w:rPr>
+          <w:lang w:val="pl-PL"/>
+        </w:rPr>
+        <w:t>Wewnątrz </w:t>
+      </w:r>
+      <w:proofErr w:type="spellStart"/>
+      <w:r>
+        <w:rPr>
+          <w:lang w:val="pl-PL"/>
+        </w:rPr>
+        <w:t>weryfikujDokument</w:t>
+      </w:r>
+      <w:proofErr w:type="spellEnd"/>
+      <w:r>
+        <w:rPr>
+          <w:lang w:val="pl-PL"/>
+        </w:rPr>
+        <w:t> ustawiany jest atrybut </w:t>
+      </w:r>
+      <w:proofErr w:type="spellStart"/>
+      <w:r>
+        <w:rPr>
+          <w:lang w:val="pl-PL"/>
+        </w:rPr>
+        <w:t>Status_weryfikacji</w:t>
+      </w:r>
+      <w:proofErr w:type="spellEnd"/>
+      <w:r>
+        <w:rPr>
+          <w:lang w:val="pl-PL"/>
+        </w:rPr>
+        <w:t> klienta na </w:t>
+      </w:r>
+      <w:proofErr w:type="spellStart"/>
+      <w:r>
+        <w:rPr>
+          <w:lang w:val="pl-PL"/>
+        </w:rPr>
+        <w:t>true</w:t>
+      </w:r>
+      <w:proofErr w:type="spellEnd"/>
+      <w:r>
+        <w:rPr>
+          <w:lang w:val="pl-PL"/>
+        </w:rPr>
+        <w:t>.</w:t>
+      </w:r>
+    </w:p>
+    <w:p>
+      <w:pPr>
+        <w:rPr>
+          <w:lang w:val="pl-PL"/>
+        </w:rPr>
+      </w:pPr>
+      <w:r>
+        <w:rPr>
+          <w:b/>
+          <w:bCs/>
+          <w:lang w:val="pl-PL"/>
+        </w:rPr>
+        <w:t>Komunikat 5:</w:t>
+      </w:r>
+      <w:r>
+        <w:rPr>
+          <w:lang w:val="pl-PL"/>
+        </w:rPr>
+        <w:t> Obiekt instruktor wywołuje na rezerwacja metodę </w:t>
+      </w:r>
+      <w:proofErr w:type="spellStart"/>
+      <w:r>
+        <w:rPr>
+          <w:lang w:val="pl-PL"/>
+        </w:rPr>
+        <w:t>zmienStatus</w:t>
+      </w:r>
+      <w:proofErr w:type="spellEnd"/>
+      <w:r>
+        <w:rPr>
+          <w:lang w:val="pl-PL"/>
+        </w:rPr>
+        <w:t>("zweryfikowany").</w:t>
+      </w:r>
+    </w:p>
+    <w:p>
+      <w:pPr>
+        <w:rPr>
+          <w:lang w:val="pl-PL"/>
+        </w:rPr>
+      </w:pPr>
+      <w:r>
+        <w:rPr>
+          <w:b/>
+          <w:bCs/>
+          <w:lang w:val="pl-PL"/>
+        </w:rPr>
+        <w:t>Komunikat 6:</w:t>
+      </w:r>
+      <w:r>
+        <w:rPr>
+          <w:lang w:val="pl-PL"/>
+        </w:rPr>
+        <w:t> Obiekt instruktor zwraca wartość </w:t>
+      </w:r>
+      <w:proofErr w:type="spellStart"/>
+      <w:r>
+        <w:rPr>
+          <w:lang w:val="pl-PL"/>
+        </w:rPr>
+        <w:t>true</w:t>
+      </w:r>
+      <w:proofErr w:type="spellEnd"/>
+      <w:r>
+        <w:rPr>
+          <w:lang w:val="pl-PL"/>
+        </w:rPr>
+        <w:t>. Rezerwacja zostaje zweryfikowana; pętla się kończy.</w:t>
+      </w:r>
+    </w:p>
+    <w:p>
+      <w:pPr>
+        <w:rPr>
+          <w:lang w:val="pl-PL"/>
+        </w:rPr>
+      </w:pPr>
+    </w:p>
+    <w:p>
+      <w:pPr>
+        <w:rPr>
+          <w:lang w:val="pl-PL"/>
+        </w:rPr>
+      </w:pPr>
+      <w:r>
+        <w:rPr>
+          <w:b/>
+          <w:bCs/>
+          <w:lang w:val="pl-PL"/>
+        </w:rPr>
+        <w:t xml:space="preserve">3. </w:t>
+      </w:r>
+      <w:proofErr w:type="spellStart"/>
+      <w:r>
+        <w:rPr>
+          <w:b/>
+          <w:bCs/>
+          <w:lang w:val="pl-PL"/>
+        </w:rPr>
+        <w:t>Check</w:t>
+      </w:r>
+      <w:proofErr w:type="spellEnd"/>
+      <w:r>
+        <w:rPr>
+          <w:b/>
+          <w:bCs/>
+          <w:lang w:val="pl-PL"/>
+        </w:rPr>
+        <w:t>-in</w:t>
+      </w:r>
+    </w:p>
+    <w:p>
+      <w:pPr>
+        <w:rPr>
+          <w:lang w:val="pl-PL"/>
+        </w:rPr>
+      </w:pPr>
+      <w:r>
+        <w:rPr>
+          <w:lang w:val="pl-PL"/>
+        </w:rPr>
+        <w:t>Instruktor klika przycisk „</w:t>
+      </w:r>
+      <w:proofErr w:type="spellStart"/>
+      <w:r>
+        <w:rPr>
+          <w:lang w:val="pl-PL"/>
+        </w:rPr>
+        <w:t>Check</w:t>
+      </w:r>
+      <w:proofErr w:type="spellEnd"/>
+      <w:r>
+        <w:rPr>
+          <w:lang w:val="pl-PL"/>
+        </w:rPr>
+        <w:t>-in”.</w:t>
+      </w:r>
+    </w:p>
+    <w:p>
+      <w:pPr>
+        <w:rPr>
+          <w:lang w:val="pl-PL"/>
+        </w:rPr>
+      </w:pPr>
+      <w:r>
+        <w:rPr>
+          <w:b/>
+          <w:bCs/>
+          <w:lang w:val="pl-PL"/>
+        </w:rPr>
+        <w:t>Komunikat 7:</w:t>
+      </w:r>
+      <w:r>
+        <w:rPr>
+          <w:lang w:val="pl-PL"/>
+        </w:rPr>
+        <w:t> Aktor wywołuje na obiekcie instruktor metodę </w:t>
+      </w:r>
+      <w:proofErr w:type="spellStart"/>
+      <w:r>
+        <w:rPr>
+          <w:lang w:val="pl-PL"/>
+        </w:rPr>
+        <w:t>wykonajCheckIn</w:t>
+      </w:r>
+      <w:proofErr w:type="spellEnd"/>
+      <w:r>
+        <w:rPr>
+          <w:lang w:val="pl-PL"/>
+        </w:rPr>
+        <w:t>(rezerwacja).</w:t>
+      </w:r>
+    </w:p>
+    <w:p>
+      <w:pPr>
+        <w:rPr>
+          <w:lang w:val="pl-PL"/>
+        </w:rPr>
+      </w:pPr>
+      <w:r>
+        <w:rPr>
+          <w:b/>
+          <w:bCs/>
+          <w:lang w:val="pl-PL"/>
+        </w:rPr>
+        <w:t>Komunikat 8:</w:t>
+      </w:r>
+      <w:r>
+        <w:rPr>
+          <w:lang w:val="pl-PL"/>
+        </w:rPr>
+        <w:t> Obiekt instruktor tworzy nowy obiekt </w:t>
+      </w:r>
+      <w:proofErr w:type="spellStart"/>
+      <w:r>
+        <w:rPr>
+          <w:lang w:val="pl-PL"/>
+        </w:rPr>
+        <w:t>sesja:SesjaStrzelecka</w:t>
+      </w:r>
+      <w:proofErr w:type="spellEnd"/>
+      <w:r>
+        <w:rPr>
+          <w:lang w:val="pl-PL"/>
+        </w:rPr>
+        <w:t> (&lt;&lt;</w:t>
+      </w:r>
+      <w:proofErr w:type="spellStart"/>
+      <w:r>
+        <w:rPr>
+          <w:lang w:val="pl-PL"/>
+        </w:rPr>
+        <w:t>create</w:t>
+      </w:r>
+      <w:proofErr w:type="spellEnd"/>
+      <w:r>
+        <w:rPr>
+          <w:lang w:val="pl-PL"/>
+        </w:rPr>
+        <w:t>&gt;&gt;).</w:t>
+      </w:r>
+    </w:p>
+    <w:p>
+      <w:pPr>
+        <w:rPr>
+          <w:lang w:val="pl-PL"/>
+        </w:rPr>
+      </w:pPr>
+      <w:r>
+        <w:rPr>
+          <w:b/>
+          <w:bCs/>
+          <w:lang w:val="pl-PL"/>
+        </w:rPr>
+        <w:t>Komunikat 9:</w:t>
+      </w:r>
+      <w:r>
+        <w:rPr>
+          <w:lang w:val="pl-PL"/>
+        </w:rPr>
+        <w:t> Obiekt instruktor wywołuje na rezerwacja metodę </w:t>
+      </w:r>
+      <w:proofErr w:type="spellStart"/>
+      <w:r>
+        <w:rPr>
+          <w:lang w:val="pl-PL"/>
+        </w:rPr>
+        <w:t>zmienStatus</w:t>
+      </w:r>
+      <w:proofErr w:type="spellEnd"/>
+      <w:r>
+        <w:rPr>
+          <w:lang w:val="pl-PL"/>
+        </w:rPr>
+        <w:t>("w trakcie wizyty").</w:t>
+      </w:r>
+    </w:p>
+    <w:p>
+      <w:pPr>
+        <w:rPr>
+          <w:lang w:val="pl-PL"/>
+        </w:rPr>
+      </w:pPr>
+      <w:r>
+        <w:rPr>
+          <w:b/>
+          <w:bCs/>
+          <w:lang w:val="pl-PL"/>
+        </w:rPr>
+        <w:t>Komunikat 10 (zwrot):</w:t>
+      </w:r>
+      <w:r>
+        <w:rPr>
+          <w:lang w:val="pl-PL"/>
+        </w:rPr>
+        <w:t xml:space="preserve"> Obiekt instruktor zwraca utworzony obiekt sesja do aktora. </w:t>
+      </w:r>
+      <w:proofErr w:type="spellStart"/>
+      <w:r>
+        <w:rPr>
+          <w:lang w:val="pl-PL"/>
+        </w:rPr>
+        <w:t>Check</w:t>
+      </w:r>
+      <w:proofErr w:type="spellEnd"/>
+      <w:r>
+        <w:rPr>
+          <w:lang w:val="pl-PL"/>
+        </w:rPr>
+        <w:t>-in zostaje zakończony; rozpoczyna się sesja strzelecka.</w:t>
+      </w:r>
+    </w:p>
+    <w:p/>
+    <w:p/>
+    <w:p/>
+    <w:p/>
+    <w:p/>
+    <w:p/>
+    <w:p/>
+    <w:p/>
+    <w:p/>
+    <w:p/>
+    <w:p/>
+    <w:p/>
+    <w:p/>
+    <w:p/>
+    <w:p/>
+    <w:p/>
+    <w:p/>
+    <w:p/>
+    <w:p/>
+    <w:p/>
+    <w:p/>
+    <w:p/>
+    <w:p/>
+    <w:p/>
+    <w:p/>
     <w:p>
       <w:pPr>
         <w:pStyle w:val="Nagwek2"/>
       </w:pPr>
       <w:r>
+        <w:lastRenderedPageBreak/>
         <w:t>5.1.Diagram klas</w:t>
       </w:r>
     </w:p>
@@ -3962,7 +5435,6 @@
         <w:rPr>
           <w:noProof/>
         </w:rPr>
-        <w:lastRenderedPageBreak/>
         <w:drawing>
           <wp:inline distT="0" distB="0" distL="0" distR="0" wp14:anchorId="7849F836" wp14:editId="293D503A">
             <wp:extent cx="5733415" cy="3727450"/>
@@ -3979,7 +5451,7 @@
                     <pic:cNvPicPr/>
                   </pic:nvPicPr>
                   <pic:blipFill>
-                    <a:blip r:embed="rId18"/>
+                    <a:blip r:embed="rId20"/>
                     <a:stretch>
                       <a:fillRect/>
                     </a:stretch>
@@ -4000,6 +5472,2318 @@
         </w:drawing>
       </w:r>
     </w:p>
+    <w:p>
+      <w:pPr>
+        <w:pStyle w:val="Nagwek3"/>
+      </w:pPr>
+      <w:r>
+        <w:t>5.2. Uporządkowany alfabetycznie wykaz wszystkich klas</w:t>
+      </w:r>
+    </w:p>
+    <w:p/>
+    <w:p/>
+    <w:p/>
+    <w:p/>
+    <w:p/>
+    <w:p/>
+    <w:p/>
+    <w:p/>
+    <w:p/>
+    <w:p/>
+    <w:p/>
+    <w:p/>
+    <w:p/>
+    <w:p/>
+    <w:p/>
+    <w:p/>
+    <w:p/>
+    <w:p/>
+    <w:p/>
+    <w:p>
+      <w:pPr>
+        <w:pStyle w:val="Nagwek3"/>
+      </w:pPr>
+      <w:r>
+        <w:lastRenderedPageBreak/>
+        <w:t>5.3. Diagramy stanów</w:t>
+      </w:r>
+    </w:p>
+    <w:p>
+      <w:pPr>
+        <w:rPr>
+          <w:b/>
+          <w:bCs/>
+        </w:rPr>
+      </w:pPr>
+      <w:r>
+        <w:rPr>
+          <w:b/>
+          <w:bCs/>
+        </w:rPr>
+        <w:t>Igor Wróblewski</w:t>
+      </w:r>
+    </w:p>
+    <w:p>
+      <w:pPr>
+        <w:rPr>
+          <w:b/>
+          <w:bCs/>
+        </w:rPr>
+      </w:pPr>
+    </w:p>
+    <w:p>
+      <w:pPr>
+        <w:rPr>
+          <w:b/>
+          <w:bCs/>
+        </w:rPr>
+      </w:pPr>
+    </w:p>
+    <w:p>
+      <w:pPr>
+        <w:rPr>
+          <w:b/>
+          <w:bCs/>
+        </w:rPr>
+      </w:pPr>
+    </w:p>
+    <w:p>
+      <w:pPr>
+        <w:rPr>
+          <w:b/>
+          <w:bCs/>
+        </w:rPr>
+      </w:pPr>
+    </w:p>
+    <w:p>
+      <w:pPr>
+        <w:rPr>
+          <w:b/>
+          <w:bCs/>
+        </w:rPr>
+      </w:pPr>
+    </w:p>
+    <w:p>
+      <w:pPr>
+        <w:rPr>
+          <w:b/>
+          <w:bCs/>
+        </w:rPr>
+      </w:pPr>
+    </w:p>
+    <w:p>
+      <w:pPr>
+        <w:rPr>
+          <w:b/>
+          <w:bCs/>
+        </w:rPr>
+      </w:pPr>
+    </w:p>
+    <w:p>
+      <w:pPr>
+        <w:rPr>
+          <w:b/>
+          <w:bCs/>
+        </w:rPr>
+      </w:pPr>
+    </w:p>
+    <w:p>
+      <w:pPr>
+        <w:rPr>
+          <w:b/>
+          <w:bCs/>
+        </w:rPr>
+      </w:pPr>
+    </w:p>
+    <w:p>
+      <w:pPr>
+        <w:rPr>
+          <w:b/>
+          <w:bCs/>
+        </w:rPr>
+      </w:pPr>
+    </w:p>
+    <w:p>
+      <w:pPr>
+        <w:rPr>
+          <w:b/>
+          <w:bCs/>
+        </w:rPr>
+      </w:pPr>
+    </w:p>
+    <w:p>
+      <w:pPr>
+        <w:rPr>
+          <w:b/>
+          <w:bCs/>
+        </w:rPr>
+      </w:pPr>
+    </w:p>
+    <w:p>
+      <w:pPr>
+        <w:rPr>
+          <w:b/>
+          <w:bCs/>
+        </w:rPr>
+      </w:pPr>
+    </w:p>
+    <w:p>
+      <w:pPr>
+        <w:rPr>
+          <w:b/>
+          <w:bCs/>
+        </w:rPr>
+      </w:pPr>
+    </w:p>
+    <w:p>
+      <w:pPr>
+        <w:rPr>
+          <w:b/>
+          <w:bCs/>
+        </w:rPr>
+      </w:pPr>
+    </w:p>
+    <w:p>
+      <w:pPr>
+        <w:rPr>
+          <w:b/>
+          <w:bCs/>
+        </w:rPr>
+      </w:pPr>
+    </w:p>
+    <w:p>
+      <w:pPr>
+        <w:rPr>
+          <w:b/>
+          <w:bCs/>
+        </w:rPr>
+      </w:pPr>
+    </w:p>
+    <w:p>
+      <w:pPr>
+        <w:rPr>
+          <w:b/>
+          <w:bCs/>
+        </w:rPr>
+      </w:pPr>
+    </w:p>
+    <w:p>
+      <w:pPr>
+        <w:rPr>
+          <w:b/>
+          <w:bCs/>
+        </w:rPr>
+      </w:pPr>
+    </w:p>
+    <w:p>
+      <w:pPr>
+        <w:rPr>
+          <w:b/>
+          <w:bCs/>
+        </w:rPr>
+      </w:pPr>
+    </w:p>
+    <w:p>
+      <w:pPr>
+        <w:rPr>
+          <w:b/>
+          <w:bCs/>
+        </w:rPr>
+      </w:pPr>
+    </w:p>
+    <w:p>
+      <w:pPr>
+        <w:rPr>
+          <w:b/>
+          <w:bCs/>
+        </w:rPr>
+      </w:pPr>
+    </w:p>
+    <w:p>
+      <w:pPr>
+        <w:rPr>
+          <w:b/>
+          <w:bCs/>
+        </w:rPr>
+      </w:pPr>
+    </w:p>
+    <w:p>
+      <w:pPr>
+        <w:rPr>
+          <w:b/>
+          <w:bCs/>
+        </w:rPr>
+      </w:pPr>
+    </w:p>
+    <w:p>
+      <w:pPr>
+        <w:rPr>
+          <w:b/>
+          <w:bCs/>
+        </w:rPr>
+      </w:pPr>
+    </w:p>
+    <w:p>
+      <w:pPr>
+        <w:rPr>
+          <w:b/>
+          <w:bCs/>
+        </w:rPr>
+      </w:pPr>
+    </w:p>
+    <w:p>
+      <w:pPr>
+        <w:rPr>
+          <w:b/>
+          <w:bCs/>
+        </w:rPr>
+      </w:pPr>
+    </w:p>
+    <w:p>
+      <w:pPr>
+        <w:rPr>
+          <w:b/>
+          <w:bCs/>
+        </w:rPr>
+      </w:pPr>
+    </w:p>
+    <w:p>
+      <w:pPr>
+        <w:rPr>
+          <w:b/>
+          <w:bCs/>
+        </w:rPr>
+      </w:pPr>
+    </w:p>
+    <w:p>
+      <w:pPr>
+        <w:rPr>
+          <w:b/>
+          <w:bCs/>
+        </w:rPr>
+      </w:pPr>
+    </w:p>
+    <w:p>
+      <w:pPr>
+        <w:rPr>
+          <w:b/>
+          <w:bCs/>
+        </w:rPr>
+      </w:pPr>
+    </w:p>
+    <w:p>
+      <w:pPr>
+        <w:rPr>
+          <w:b/>
+          <w:bCs/>
+        </w:rPr>
+      </w:pPr>
+    </w:p>
+    <w:p>
+      <w:pPr>
+        <w:rPr>
+          <w:b/>
+          <w:bCs/>
+        </w:rPr>
+      </w:pPr>
+    </w:p>
+    <w:p>
+      <w:pPr>
+        <w:rPr>
+          <w:b/>
+          <w:bCs/>
+        </w:rPr>
+      </w:pPr>
+    </w:p>
+    <w:p>
+      <w:pPr>
+        <w:rPr>
+          <w:b/>
+          <w:bCs/>
+        </w:rPr>
+      </w:pPr>
+    </w:p>
+    <w:p>
+      <w:pPr>
+        <w:rPr>
+          <w:b/>
+          <w:bCs/>
+        </w:rPr>
+      </w:pPr>
+    </w:p>
+    <w:p>
+      <w:pPr>
+        <w:rPr>
+          <w:b/>
+          <w:bCs/>
+        </w:rPr>
+      </w:pPr>
+    </w:p>
+    <w:p>
+      <w:pPr>
+        <w:rPr>
+          <w:b/>
+          <w:bCs/>
+        </w:rPr>
+      </w:pPr>
+    </w:p>
+    <w:p>
+      <w:pPr>
+        <w:rPr>
+          <w:b/>
+          <w:bCs/>
+        </w:rPr>
+      </w:pPr>
+    </w:p>
+    <w:p>
+      <w:pPr>
+        <w:rPr>
+          <w:b/>
+          <w:bCs/>
+        </w:rPr>
+      </w:pPr>
+    </w:p>
+    <w:p>
+      <w:pPr>
+        <w:rPr>
+          <w:b/>
+          <w:bCs/>
+        </w:rPr>
+      </w:pPr>
+    </w:p>
+    <w:p>
+      <w:pPr>
+        <w:rPr>
+          <w:b/>
+          <w:bCs/>
+        </w:rPr>
+      </w:pPr>
+    </w:p>
+    <w:p>
+      <w:pPr>
+        <w:rPr>
+          <w:b/>
+          <w:bCs/>
+        </w:rPr>
+      </w:pPr>
+    </w:p>
+    <w:p>
+      <w:pPr>
+        <w:rPr>
+          <w:b/>
+          <w:bCs/>
+        </w:rPr>
+      </w:pPr>
+    </w:p>
+    <w:p>
+      <w:pPr>
+        <w:rPr>
+          <w:b/>
+          <w:bCs/>
+        </w:rPr>
+      </w:pPr>
+    </w:p>
+    <w:p>
+      <w:pPr>
+        <w:rPr>
+          <w:b/>
+          <w:bCs/>
+        </w:rPr>
+      </w:pPr>
+      <w:r>
+        <w:rPr>
+          <w:b/>
+          <w:bCs/>
+        </w:rPr>
+        <w:lastRenderedPageBreak/>
+        <w:t>Wojciech Cimochowski</w:t>
+      </w:r>
+    </w:p>
+    <w:p>
+      <w:pPr>
+        <w:pStyle w:val="Akapitzlist"/>
+        <w:numPr>
+          <w:ilvl w:val="0"/>
+          <w:numId w:val="29"/>
+        </w:numPr>
+        <w:rPr>
+          <w:b/>
+          <w:bCs/>
+        </w:rPr>
+      </w:pPr>
+      <w:r>
+        <w:t>Diagram stanów dla klasy Rezerwacja</w:t>
+      </w:r>
+    </w:p>
+    <w:p>
+      <w:pPr>
+        <w:ind w:left="360"/>
+        <w:rPr>
+          <w:b/>
+          <w:bCs/>
+        </w:rPr>
+      </w:pPr>
+      <w:r>
+        <w:rPr>
+          <w:b/>
+          <w:bCs/>
+          <w:noProof/>
+        </w:rPr>
+        <w:drawing>
+          <wp:inline distT="0" distB="0" distL="0" distR="0" wp14:anchorId="4B4B123D" wp14:editId="4A3BCBAF">
+            <wp:extent cx="5727700" cy="6496050"/>
+            <wp:effectExtent l="0" t="0" r="6350" b="0"/>
+            <wp:docPr id="1185606472" name="Obraz 7"/>
+            <wp:cNvGraphicFramePr>
+              <a:graphicFrameLocks xmlns:a="http://schemas.openxmlformats.org/drawingml/2006/main" noChangeAspect="1"/>
+            </wp:cNvGraphicFramePr>
+            <a:graphic xmlns:a="http://schemas.openxmlformats.org/drawingml/2006/main">
+              <a:graphicData uri="http://schemas.openxmlformats.org/drawingml/2006/picture">
+                <pic:pic xmlns:pic="http://schemas.openxmlformats.org/drawingml/2006/picture">
+                  <pic:nvPicPr>
+                    <pic:cNvPr id="0" name="Picture 38"/>
+                    <pic:cNvPicPr>
+                      <a:picLocks noChangeAspect="1" noChangeArrowheads="1"/>
+                    </pic:cNvPicPr>
+                  </pic:nvPicPr>
+                  <pic:blipFill>
+                    <a:blip r:embed="rId21">
+                      <a:extLst>
+                        <a:ext uri="{28A0092B-C50C-407E-A947-70E740481C1C}">
+                          <a14:useLocalDpi xmlns:a14="http://schemas.microsoft.com/office/drawing/2010/main" val="0"/>
+                        </a:ext>
+                      </a:extLst>
+                    </a:blip>
+                    <a:srcRect/>
+                    <a:stretch>
+                      <a:fillRect/>
+                    </a:stretch>
+                  </pic:blipFill>
+                  <pic:spPr bwMode="auto">
+                    <a:xfrm>
+                      <a:off x="0" y="0"/>
+                      <a:ext cx="5727700" cy="6496050"/>
+                    </a:xfrm>
+                    <a:prstGeom prst="rect">
+                      <a:avLst/>
+                    </a:prstGeom>
+                    <a:noFill/>
+                    <a:ln>
+                      <a:noFill/>
+                    </a:ln>
+                  </pic:spPr>
+                </pic:pic>
+              </a:graphicData>
+            </a:graphic>
+          </wp:inline>
+        </w:drawing>
+      </w:r>
+    </w:p>
+    <w:p>
+      <w:pPr>
+        <w:ind w:left="360"/>
+        <w:rPr>
+          <w:b/>
+          <w:bCs/>
+        </w:rPr>
+      </w:pPr>
+    </w:p>
+    <w:p>
+      <w:pPr>
+        <w:ind w:left="360"/>
+        <w:rPr>
+          <w:b/>
+          <w:bCs/>
+        </w:rPr>
+      </w:pPr>
+    </w:p>
+    <w:p>
+      <w:pPr>
+        <w:ind w:left="360"/>
+        <w:rPr>
+          <w:b/>
+          <w:bCs/>
+        </w:rPr>
+      </w:pPr>
+    </w:p>
+    <w:p>
+      <w:pPr>
+        <w:ind w:left="360"/>
+        <w:rPr>
+          <w:b/>
+          <w:bCs/>
+        </w:rPr>
+      </w:pPr>
+    </w:p>
+    <w:p>
+      <w:pPr>
+        <w:ind w:left="360"/>
+        <w:rPr>
+          <w:b/>
+          <w:bCs/>
+        </w:rPr>
+      </w:pPr>
+    </w:p>
+    <w:p>
+      <w:pPr>
+        <w:ind w:left="360"/>
+        <w:rPr>
+          <w:b/>
+          <w:bCs/>
+        </w:rPr>
+      </w:pPr>
+    </w:p>
+    <w:p>
+      <w:pPr>
+        <w:ind w:left="360"/>
+        <w:rPr>
+          <w:b/>
+          <w:bCs/>
+        </w:rPr>
+      </w:pPr>
+    </w:p>
+    <w:p>
+      <w:pPr>
+        <w:ind w:left="360"/>
+        <w:rPr>
+          <w:b/>
+          <w:bCs/>
+        </w:rPr>
+      </w:pPr>
+    </w:p>
+    <w:p>
+      <w:pPr>
+        <w:ind w:left="360"/>
+        <w:rPr>
+          <w:b/>
+          <w:bCs/>
+        </w:rPr>
+      </w:pPr>
+    </w:p>
+    <w:p>
+      <w:pPr>
+        <w:ind w:left="360"/>
+        <w:rPr>
+          <w:b/>
+          <w:bCs/>
+        </w:rPr>
+      </w:pPr>
+    </w:p>
+    <w:p>
+      <w:pPr>
+        <w:ind w:left="360"/>
+        <w:rPr>
+          <w:b/>
+          <w:bCs/>
+        </w:rPr>
+      </w:pPr>
+      <w:r>
+        <w:rPr>
+          <w:b/>
+          <w:bCs/>
+        </w:rPr>
+        <w:lastRenderedPageBreak/>
+        <w:t>Opis elementów:</w:t>
+      </w:r>
+    </w:p>
+    <w:tbl>
+      <w:tblPr>
+        <w:tblW w:w="0" w:type="auto"/>
+        <w:tblBorders>
+          <w:top w:val="single" w:sz="4" w:space="0" w:color="auto"/>
+          <w:left w:val="single" w:sz="4" w:space="0" w:color="auto"/>
+          <w:bottom w:val="single" w:sz="4" w:space="0" w:color="auto"/>
+          <w:right w:val="single" w:sz="4" w:space="0" w:color="auto"/>
+          <w:insideH w:val="single" w:sz="4" w:space="0" w:color="auto"/>
+          <w:insideV w:val="single" w:sz="4" w:space="0" w:color="auto"/>
+        </w:tblBorders>
+        <w:shd w:val="clear" w:color="auto" w:fill="FFFFFF" w:themeFill="background1"/>
+        <w:tblCellMar>
+          <w:top w:w="15" w:type="dxa"/>
+          <w:left w:w="15" w:type="dxa"/>
+          <w:bottom w:w="15" w:type="dxa"/>
+          <w:right w:w="15" w:type="dxa"/>
+        </w:tblCellMar>
+        <w:tblLook w:val="04A0" w:firstRow="1" w:lastRow="0" w:firstColumn="1" w:lastColumn="0" w:noHBand="0" w:noVBand="1"/>
+      </w:tblPr>
+      <w:tblGrid>
+        <w:gridCol w:w="2337"/>
+        <w:gridCol w:w="6682"/>
+      </w:tblGrid>
+      <w:tr>
+        <w:trPr>
+          <w:tblHeader/>
+        </w:trPr>
+        <w:tc>
+          <w:tcPr>
+            <w:tcW w:w="0" w:type="auto"/>
+            <w:shd w:val="clear" w:color="auto" w:fill="FFFFFF" w:themeFill="background1"/>
+            <w:noWrap/>
+            <w:tcMar>
+              <w:top w:w="75" w:type="dxa"/>
+              <w:left w:w="135" w:type="dxa"/>
+              <w:bottom w:w="75" w:type="dxa"/>
+              <w:right w:w="135" w:type="dxa"/>
+            </w:tcMar>
+            <w:hideMark/>
+          </w:tcPr>
+          <w:p>
+            <w:pPr>
+              <w:ind w:left="360"/>
+              <w:rPr>
+                <w:b/>
+                <w:bCs/>
+                <w:lang w:val="pl-PL"/>
+              </w:rPr>
+            </w:pPr>
+            <w:r>
+              <w:rPr>
+                <w:b/>
+                <w:bCs/>
+                <w:lang w:val="pl-PL"/>
+              </w:rPr>
+              <w:t>Stan</w:t>
+            </w:r>
+          </w:p>
+        </w:tc>
+        <w:tc>
+          <w:tcPr>
+            <w:tcW w:w="0" w:type="auto"/>
+            <w:shd w:val="clear" w:color="auto" w:fill="FFFFFF" w:themeFill="background1"/>
+            <w:noWrap/>
+            <w:tcMar>
+              <w:top w:w="75" w:type="dxa"/>
+              <w:left w:w="135" w:type="dxa"/>
+              <w:bottom w:w="75" w:type="dxa"/>
+              <w:right w:w="135" w:type="dxa"/>
+            </w:tcMar>
+            <w:hideMark/>
+          </w:tcPr>
+          <w:p>
+            <w:pPr>
+              <w:ind w:left="360"/>
+              <w:rPr>
+                <w:b/>
+                <w:bCs/>
+                <w:lang w:val="pl-PL"/>
+              </w:rPr>
+            </w:pPr>
+            <w:r>
+              <w:rPr>
+                <w:b/>
+                <w:bCs/>
+                <w:lang w:val="pl-PL"/>
+              </w:rPr>
+              <w:t>Opis</w:t>
+            </w:r>
+          </w:p>
+        </w:tc>
+      </w:tr>
+      <w:tr>
+        <w:tc>
+          <w:tcPr>
+            <w:tcW w:w="0" w:type="auto"/>
+            <w:shd w:val="clear" w:color="auto" w:fill="FFFFFF" w:themeFill="background1"/>
+            <w:tcMar>
+              <w:top w:w="75" w:type="dxa"/>
+              <w:left w:w="135" w:type="dxa"/>
+              <w:bottom w:w="75" w:type="dxa"/>
+              <w:right w:w="135" w:type="dxa"/>
+            </w:tcMar>
+            <w:hideMark/>
+          </w:tcPr>
+          <w:p>
+            <w:pPr>
+              <w:rPr>
+                <w:b/>
+                <w:bCs/>
+                <w:lang w:val="pl-PL"/>
+              </w:rPr>
+            </w:pPr>
+            <w:proofErr w:type="spellStart"/>
+            <w:r>
+              <w:rPr>
+                <w:b/>
+                <w:bCs/>
+                <w:lang w:val="pl-PL"/>
+              </w:rPr>
+              <w:t>Oczekujaca</w:t>
+            </w:r>
+            <w:proofErr w:type="spellEnd"/>
+          </w:p>
+        </w:tc>
+        <w:tc>
+          <w:tcPr>
+            <w:tcW w:w="0" w:type="auto"/>
+            <w:shd w:val="clear" w:color="auto" w:fill="FFFFFF" w:themeFill="background1"/>
+            <w:tcMar>
+              <w:top w:w="75" w:type="dxa"/>
+              <w:left w:w="135" w:type="dxa"/>
+              <w:bottom w:w="75" w:type="dxa"/>
+              <w:right w:w="135" w:type="dxa"/>
+            </w:tcMar>
+            <w:hideMark/>
+          </w:tcPr>
+          <w:p>
+            <w:pPr>
+              <w:ind w:left="360"/>
+              <w:rPr>
+                <w:lang w:val="pl-PL"/>
+              </w:rPr>
+            </w:pPr>
+            <w:r>
+              <w:rPr>
+                <w:lang w:val="pl-PL"/>
+              </w:rPr>
+              <w:t>Rezerwacja została złożona przez klienta i oczekuje na dzień wizyty. Stanowisko jest zarezerwowane, ale obsługa wizyty jeszcze się nie rozpoczęła.</w:t>
+            </w:r>
+          </w:p>
+        </w:tc>
+      </w:tr>
+      <w:tr>
+        <w:tc>
+          <w:tcPr>
+            <w:tcW w:w="0" w:type="auto"/>
+            <w:shd w:val="clear" w:color="auto" w:fill="FFFFFF" w:themeFill="background1"/>
+            <w:tcMar>
+              <w:top w:w="75" w:type="dxa"/>
+              <w:left w:w="135" w:type="dxa"/>
+              <w:bottom w:w="75" w:type="dxa"/>
+              <w:right w:w="135" w:type="dxa"/>
+            </w:tcMar>
+            <w:hideMark/>
+          </w:tcPr>
+          <w:p>
+            <w:pPr>
+              <w:rPr>
+                <w:b/>
+                <w:bCs/>
+                <w:lang w:val="pl-PL"/>
+              </w:rPr>
+            </w:pPr>
+            <w:proofErr w:type="spellStart"/>
+            <w:r>
+              <w:rPr>
+                <w:b/>
+                <w:bCs/>
+                <w:lang w:val="pl-PL"/>
+              </w:rPr>
+              <w:t>WymagaWeryfikacji</w:t>
+            </w:r>
+            <w:proofErr w:type="spellEnd"/>
+          </w:p>
+        </w:tc>
+        <w:tc>
+          <w:tcPr>
+            <w:tcW w:w="0" w:type="auto"/>
+            <w:shd w:val="clear" w:color="auto" w:fill="FFFFFF" w:themeFill="background1"/>
+            <w:tcMar>
+              <w:top w:w="75" w:type="dxa"/>
+              <w:left w:w="135" w:type="dxa"/>
+              <w:bottom w:w="75" w:type="dxa"/>
+              <w:right w:w="135" w:type="dxa"/>
+            </w:tcMar>
+            <w:hideMark/>
+          </w:tcPr>
+          <w:p>
+            <w:pPr>
+              <w:ind w:left="360"/>
+              <w:rPr>
+                <w:lang w:val="pl-PL"/>
+              </w:rPr>
+            </w:pPr>
+            <w:r>
+              <w:rPr>
+                <w:lang w:val="pl-PL"/>
+              </w:rPr>
+              <w:t>Rozpoczęto obsługę wizyty. Instruktor wybrał rezerwację do weryfikacji. Wymagane jest potwierdzenie tożsamości klienta na podstawie dokumentu (rodzaj, PESEL).</w:t>
+            </w:r>
+          </w:p>
+        </w:tc>
+      </w:tr>
+      <w:tr>
+        <w:tc>
+          <w:tcPr>
+            <w:tcW w:w="0" w:type="auto"/>
+            <w:shd w:val="clear" w:color="auto" w:fill="FFFFFF" w:themeFill="background1"/>
+            <w:tcMar>
+              <w:top w:w="75" w:type="dxa"/>
+              <w:left w:w="135" w:type="dxa"/>
+              <w:bottom w:w="75" w:type="dxa"/>
+              <w:right w:w="135" w:type="dxa"/>
+            </w:tcMar>
+            <w:hideMark/>
+          </w:tcPr>
+          <w:p>
+            <w:pPr>
+              <w:rPr>
+                <w:b/>
+                <w:bCs/>
+                <w:lang w:val="pl-PL"/>
+              </w:rPr>
+            </w:pPr>
+            <w:r>
+              <w:rPr>
+                <w:b/>
+                <w:bCs/>
+                <w:lang w:val="pl-PL"/>
+              </w:rPr>
+              <w:t>Zweryfikowana</w:t>
+            </w:r>
+          </w:p>
+        </w:tc>
+        <w:tc>
+          <w:tcPr>
+            <w:tcW w:w="0" w:type="auto"/>
+            <w:shd w:val="clear" w:color="auto" w:fill="FFFFFF" w:themeFill="background1"/>
+            <w:tcMar>
+              <w:top w:w="75" w:type="dxa"/>
+              <w:left w:w="135" w:type="dxa"/>
+              <w:bottom w:w="75" w:type="dxa"/>
+              <w:right w:w="135" w:type="dxa"/>
+            </w:tcMar>
+            <w:hideMark/>
+          </w:tcPr>
+          <w:p>
+            <w:pPr>
+              <w:ind w:left="360"/>
+              <w:rPr>
+                <w:lang w:val="pl-PL"/>
+              </w:rPr>
+            </w:pPr>
+            <w:r>
+              <w:rPr>
+                <w:lang w:val="pl-PL"/>
+              </w:rPr>
+              <w:t xml:space="preserve">Dokument klienta został zweryfikowany poprawnie. Rezerwacja ma status „zweryfikowany” i możliwe jest wykonanie </w:t>
+            </w:r>
+            <w:proofErr w:type="spellStart"/>
+            <w:r>
+              <w:rPr>
+                <w:lang w:val="pl-PL"/>
+              </w:rPr>
+              <w:t>check</w:t>
+            </w:r>
+            <w:proofErr w:type="spellEnd"/>
+            <w:r>
+              <w:rPr>
+                <w:lang w:val="pl-PL"/>
+              </w:rPr>
+              <w:t>-in.</w:t>
+            </w:r>
+          </w:p>
+        </w:tc>
+      </w:tr>
+      <w:tr>
+        <w:tc>
+          <w:tcPr>
+            <w:tcW w:w="0" w:type="auto"/>
+            <w:shd w:val="clear" w:color="auto" w:fill="FFFFFF" w:themeFill="background1"/>
+            <w:tcMar>
+              <w:top w:w="75" w:type="dxa"/>
+              <w:left w:w="135" w:type="dxa"/>
+              <w:bottom w:w="75" w:type="dxa"/>
+              <w:right w:w="135" w:type="dxa"/>
+            </w:tcMar>
+            <w:hideMark/>
+          </w:tcPr>
+          <w:p>
+            <w:pPr>
+              <w:rPr>
+                <w:b/>
+                <w:bCs/>
+                <w:lang w:val="pl-PL"/>
+              </w:rPr>
+            </w:pPr>
+            <w:proofErr w:type="spellStart"/>
+            <w:r>
+              <w:rPr>
+                <w:b/>
+                <w:bCs/>
+                <w:lang w:val="pl-PL"/>
+              </w:rPr>
+              <w:t>WTrakcieWizyty</w:t>
+            </w:r>
+            <w:proofErr w:type="spellEnd"/>
+          </w:p>
+        </w:tc>
+        <w:tc>
+          <w:tcPr>
+            <w:tcW w:w="0" w:type="auto"/>
+            <w:shd w:val="clear" w:color="auto" w:fill="FFFFFF" w:themeFill="background1"/>
+            <w:tcMar>
+              <w:top w:w="75" w:type="dxa"/>
+              <w:left w:w="135" w:type="dxa"/>
+              <w:bottom w:w="75" w:type="dxa"/>
+              <w:right w:w="135" w:type="dxa"/>
+            </w:tcMar>
+            <w:hideMark/>
+          </w:tcPr>
+          <w:p>
+            <w:pPr>
+              <w:ind w:left="360"/>
+              <w:rPr>
+                <w:lang w:val="pl-PL"/>
+              </w:rPr>
+            </w:pPr>
+            <w:r>
+              <w:rPr>
+                <w:lang w:val="pl-PL"/>
+              </w:rPr>
+              <w:t xml:space="preserve">Wykonano </w:t>
+            </w:r>
+            <w:proofErr w:type="spellStart"/>
+            <w:r>
+              <w:rPr>
+                <w:lang w:val="pl-PL"/>
+              </w:rPr>
+              <w:t>check</w:t>
+            </w:r>
+            <w:proofErr w:type="spellEnd"/>
+            <w:r>
+              <w:rPr>
+                <w:lang w:val="pl-PL"/>
+              </w:rPr>
+              <w:t xml:space="preserve">-in. Utworzono sesję strzelecką. Klient przebywa na stanowisku, trwa </w:t>
+            </w:r>
+            <w:r>
+              <w:rPr>
+                <w:lang w:val="pl-PL"/>
+              </w:rPr>
+              <w:t>sesja</w:t>
+            </w:r>
+            <w:r>
+              <w:rPr>
+                <w:lang w:val="pl-PL"/>
+              </w:rPr>
+              <w:t>.</w:t>
+            </w:r>
+          </w:p>
+        </w:tc>
+      </w:tr>
+      <w:tr>
+        <w:tc>
+          <w:tcPr>
+            <w:tcW w:w="0" w:type="auto"/>
+            <w:shd w:val="clear" w:color="auto" w:fill="FFFFFF" w:themeFill="background1"/>
+            <w:tcMar>
+              <w:top w:w="75" w:type="dxa"/>
+              <w:left w:w="135" w:type="dxa"/>
+              <w:bottom w:w="75" w:type="dxa"/>
+              <w:right w:w="135" w:type="dxa"/>
+            </w:tcMar>
+            <w:hideMark/>
+          </w:tcPr>
+          <w:p>
+            <w:pPr>
+              <w:rPr>
+                <w:b/>
+                <w:bCs/>
+                <w:lang w:val="pl-PL"/>
+              </w:rPr>
+            </w:pPr>
+            <w:proofErr w:type="spellStart"/>
+            <w:r>
+              <w:rPr>
+                <w:b/>
+                <w:bCs/>
+                <w:lang w:val="pl-PL"/>
+              </w:rPr>
+              <w:t>Zakonczona</w:t>
+            </w:r>
+            <w:proofErr w:type="spellEnd"/>
+          </w:p>
+        </w:tc>
+        <w:tc>
+          <w:tcPr>
+            <w:tcW w:w="0" w:type="auto"/>
+            <w:shd w:val="clear" w:color="auto" w:fill="FFFFFF" w:themeFill="background1"/>
+            <w:tcMar>
+              <w:top w:w="75" w:type="dxa"/>
+              <w:left w:w="135" w:type="dxa"/>
+              <w:bottom w:w="75" w:type="dxa"/>
+              <w:right w:w="135" w:type="dxa"/>
+            </w:tcMar>
+            <w:hideMark/>
+          </w:tcPr>
+          <w:p>
+            <w:pPr>
+              <w:ind w:left="360"/>
+              <w:rPr>
+                <w:lang w:val="pl-PL"/>
+              </w:rPr>
+            </w:pPr>
+            <w:r>
+              <w:rPr>
+                <w:lang w:val="pl-PL"/>
+              </w:rPr>
+              <w:t xml:space="preserve">Wykonano </w:t>
+            </w:r>
+            <w:proofErr w:type="spellStart"/>
+            <w:r>
+              <w:rPr>
+                <w:lang w:val="pl-PL"/>
+              </w:rPr>
+              <w:t>check</w:t>
+            </w:r>
+            <w:proofErr w:type="spellEnd"/>
+            <w:r>
+              <w:rPr>
+                <w:lang w:val="pl-PL"/>
+              </w:rPr>
+              <w:t xml:space="preserve">-out. Sesja strzelecka została rozliczona. Rezerwacja jest zamknięta </w:t>
+            </w:r>
+            <w:r>
+              <w:rPr>
+                <w:lang w:val="pl-PL"/>
+              </w:rPr>
+              <w:t>-</w:t>
+            </w:r>
+            <w:r>
+              <w:rPr>
+                <w:lang w:val="pl-PL"/>
+              </w:rPr>
+              <w:t xml:space="preserve"> stan końcowy.</w:t>
+            </w:r>
+          </w:p>
+        </w:tc>
+      </w:tr>
+      <w:tr>
+        <w:tc>
+          <w:tcPr>
+            <w:tcW w:w="0" w:type="auto"/>
+            <w:shd w:val="clear" w:color="auto" w:fill="FFFFFF" w:themeFill="background1"/>
+            <w:tcMar>
+              <w:top w:w="75" w:type="dxa"/>
+              <w:left w:w="135" w:type="dxa"/>
+              <w:bottom w:w="75" w:type="dxa"/>
+              <w:right w:w="135" w:type="dxa"/>
+            </w:tcMar>
+            <w:hideMark/>
+          </w:tcPr>
+          <w:p>
+            <w:pPr>
+              <w:rPr>
+                <w:b/>
+                <w:bCs/>
+                <w:lang w:val="pl-PL"/>
+              </w:rPr>
+            </w:pPr>
+            <w:r>
+              <w:rPr>
+                <w:b/>
+                <w:bCs/>
+                <w:lang w:val="pl-PL"/>
+              </w:rPr>
+              <w:t>Anulowana</w:t>
+            </w:r>
+          </w:p>
+        </w:tc>
+        <w:tc>
+          <w:tcPr>
+            <w:tcW w:w="0" w:type="auto"/>
+            <w:shd w:val="clear" w:color="auto" w:fill="FFFFFF" w:themeFill="background1"/>
+            <w:tcMar>
+              <w:top w:w="75" w:type="dxa"/>
+              <w:left w:w="135" w:type="dxa"/>
+              <w:bottom w:w="75" w:type="dxa"/>
+              <w:right w:w="135" w:type="dxa"/>
+            </w:tcMar>
+            <w:hideMark/>
+          </w:tcPr>
+          <w:p>
+            <w:pPr>
+              <w:ind w:left="360"/>
+              <w:rPr>
+                <w:lang w:val="pl-PL"/>
+              </w:rPr>
+            </w:pPr>
+            <w:r>
+              <w:rPr>
+                <w:lang w:val="pl-PL"/>
+              </w:rPr>
+              <w:t xml:space="preserve">Rezerwacja została anulowana przez klienta lub system przed rozpoczęciem wizyty </w:t>
+            </w:r>
+            <w:r>
+              <w:rPr>
+                <w:lang w:val="pl-PL"/>
+              </w:rPr>
+              <w:t>-</w:t>
+            </w:r>
+            <w:r>
+              <w:rPr>
+                <w:lang w:val="pl-PL"/>
+              </w:rPr>
+              <w:t xml:space="preserve"> stan końcowy.</w:t>
+            </w:r>
+          </w:p>
+        </w:tc>
+      </w:tr>
+    </w:tbl>
+    <w:p>
+      <w:pPr>
+        <w:ind w:left="360"/>
+        <w:rPr>
+          <w:b/>
+          <w:bCs/>
+        </w:rPr>
+      </w:pPr>
+    </w:p>
+    <w:p>
+      <w:pPr>
+        <w:ind w:left="360"/>
+        <w:rPr>
+          <w:b/>
+          <w:bCs/>
+        </w:rPr>
+      </w:pPr>
+    </w:p>
+    <w:p>
+      <w:pPr>
+        <w:ind w:left="360"/>
+        <w:rPr>
+          <w:b/>
+          <w:bCs/>
+        </w:rPr>
+      </w:pPr>
+    </w:p>
+    <w:p>
+      <w:pPr>
+        <w:ind w:left="360"/>
+        <w:rPr>
+          <w:b/>
+          <w:bCs/>
+        </w:rPr>
+      </w:pPr>
+    </w:p>
+    <w:p>
+      <w:pPr>
+        <w:ind w:left="360"/>
+        <w:rPr>
+          <w:b/>
+          <w:bCs/>
+        </w:rPr>
+      </w:pPr>
+    </w:p>
+    <w:p>
+      <w:pPr>
+        <w:ind w:left="360"/>
+        <w:rPr>
+          <w:b/>
+          <w:bCs/>
+        </w:rPr>
+      </w:pPr>
+    </w:p>
+    <w:p>
+      <w:pPr>
+        <w:ind w:left="360"/>
+        <w:rPr>
+          <w:b/>
+          <w:bCs/>
+        </w:rPr>
+      </w:pPr>
+    </w:p>
+    <w:p>
+      <w:pPr>
+        <w:ind w:left="360"/>
+        <w:rPr>
+          <w:b/>
+          <w:bCs/>
+        </w:rPr>
+      </w:pPr>
+    </w:p>
+    <w:p>
+      <w:pPr>
+        <w:ind w:left="360"/>
+        <w:rPr>
+          <w:b/>
+          <w:bCs/>
+        </w:rPr>
+      </w:pPr>
+    </w:p>
+    <w:p>
+      <w:pPr>
+        <w:ind w:left="360"/>
+        <w:rPr>
+          <w:b/>
+          <w:bCs/>
+        </w:rPr>
+      </w:pPr>
+    </w:p>
+    <w:p>
+      <w:pPr>
+        <w:ind w:left="360"/>
+        <w:rPr>
+          <w:b/>
+          <w:bCs/>
+        </w:rPr>
+      </w:pPr>
+    </w:p>
+    <w:p>
+      <w:pPr>
+        <w:ind w:left="360"/>
+        <w:rPr>
+          <w:b/>
+          <w:bCs/>
+        </w:rPr>
+      </w:pPr>
+    </w:p>
+    <w:p>
+      <w:pPr>
+        <w:ind w:left="360"/>
+        <w:rPr>
+          <w:b/>
+          <w:bCs/>
+        </w:rPr>
+      </w:pPr>
+    </w:p>
+    <w:p>
+      <w:pPr>
+        <w:ind w:left="360"/>
+        <w:rPr>
+          <w:b/>
+          <w:bCs/>
+        </w:rPr>
+      </w:pPr>
+    </w:p>
+    <w:p>
+      <w:pPr>
+        <w:ind w:left="360"/>
+        <w:rPr>
+          <w:b/>
+          <w:bCs/>
+        </w:rPr>
+      </w:pPr>
+    </w:p>
+    <w:p>
+      <w:pPr>
+        <w:ind w:left="360"/>
+        <w:rPr>
+          <w:b/>
+          <w:bCs/>
+        </w:rPr>
+      </w:pPr>
+    </w:p>
+    <w:p>
+      <w:pPr>
+        <w:ind w:left="360"/>
+        <w:rPr>
+          <w:b/>
+          <w:bCs/>
+        </w:rPr>
+      </w:pPr>
+    </w:p>
+    <w:p>
+      <w:pPr>
+        <w:ind w:left="360"/>
+        <w:rPr>
+          <w:b/>
+          <w:bCs/>
+        </w:rPr>
+      </w:pPr>
+    </w:p>
+    <w:p>
+      <w:pPr>
+        <w:ind w:left="360"/>
+        <w:rPr>
+          <w:b/>
+          <w:bCs/>
+        </w:rPr>
+      </w:pPr>
+    </w:p>
+    <w:p>
+      <w:pPr>
+        <w:ind w:left="360"/>
+        <w:rPr>
+          <w:b/>
+          <w:bCs/>
+        </w:rPr>
+      </w:pPr>
+    </w:p>
+    <w:p>
+      <w:pPr>
+        <w:ind w:left="360"/>
+        <w:rPr>
+          <w:b/>
+          <w:bCs/>
+        </w:rPr>
+      </w:pPr>
+    </w:p>
+    <w:p>
+      <w:pPr>
+        <w:ind w:left="360"/>
+        <w:rPr>
+          <w:b/>
+          <w:bCs/>
+        </w:rPr>
+      </w:pPr>
+    </w:p>
+    <w:p>
+      <w:pPr>
+        <w:ind w:left="360"/>
+        <w:rPr>
+          <w:b/>
+          <w:bCs/>
+        </w:rPr>
+      </w:pPr>
+    </w:p>
+    <w:p>
+      <w:pPr>
+        <w:ind w:left="360"/>
+        <w:rPr>
+          <w:b/>
+          <w:bCs/>
+        </w:rPr>
+      </w:pPr>
+    </w:p>
+    <w:p>
+      <w:pPr>
+        <w:ind w:left="360"/>
+        <w:rPr>
+          <w:b/>
+          <w:bCs/>
+        </w:rPr>
+      </w:pPr>
+    </w:p>
+    <w:p>
+      <w:pPr>
+        <w:pStyle w:val="Nagwek3"/>
+      </w:pPr>
+      <w:r>
+        <w:lastRenderedPageBreak/>
+        <w:t>7. Propozycja technologii informatycznych do wykorzystania</w:t>
+      </w:r>
+    </w:p>
+    <w:p>
+      <w:pPr>
+        <w:pStyle w:val="Nagwek4"/>
+      </w:pPr>
+      <w:r>
+        <w:t>7.1</w:t>
+      </w:r>
+      <w:r>
+        <w:t>.</w:t>
+      </w:r>
+      <w:r>
+        <w:t xml:space="preserve"> </w:t>
+      </w:r>
+      <w:r>
+        <w:t>Propozycja technologii</w:t>
+      </w:r>
+    </w:p>
+    <w:tbl>
+      <w:tblPr>
+        <w:tblW w:w="9634" w:type="dxa"/>
+        <w:tblBorders>
+          <w:top w:val="single" w:sz="4" w:space="0" w:color="auto"/>
+          <w:left w:val="single" w:sz="4" w:space="0" w:color="auto"/>
+          <w:bottom w:val="single" w:sz="4" w:space="0" w:color="auto"/>
+          <w:right w:val="single" w:sz="4" w:space="0" w:color="auto"/>
+          <w:insideH w:val="single" w:sz="4" w:space="0" w:color="auto"/>
+          <w:insideV w:val="single" w:sz="4" w:space="0" w:color="auto"/>
+        </w:tblBorders>
+        <w:shd w:val="clear" w:color="auto" w:fill="F8F8F8"/>
+        <w:tblCellMar>
+          <w:top w:w="15" w:type="dxa"/>
+          <w:left w:w="15" w:type="dxa"/>
+          <w:bottom w:w="15" w:type="dxa"/>
+          <w:right w:w="15" w:type="dxa"/>
+        </w:tblCellMar>
+        <w:tblLook w:val="04A0" w:firstRow="1" w:lastRow="0" w:firstColumn="1" w:lastColumn="0" w:noHBand="0" w:noVBand="1"/>
+      </w:tblPr>
+      <w:tblGrid>
+        <w:gridCol w:w="3964"/>
+        <w:gridCol w:w="5670"/>
+      </w:tblGrid>
+      <w:tr>
+        <w:trPr>
+          <w:tblHeader/>
+        </w:trPr>
+        <w:tc>
+          <w:tcPr>
+            <w:tcW w:w="3964" w:type="dxa"/>
+            <w:shd w:val="clear" w:color="auto" w:fill="F8F8F8"/>
+            <w:noWrap/>
+            <w:tcMar>
+              <w:top w:w="75" w:type="dxa"/>
+              <w:left w:w="135" w:type="dxa"/>
+              <w:bottom w:w="75" w:type="dxa"/>
+              <w:right w:w="135" w:type="dxa"/>
+            </w:tcMar>
+            <w:hideMark/>
+          </w:tcPr>
+          <w:p>
+            <w:pPr>
+              <w:rPr>
+                <w:b/>
+                <w:bCs/>
+                <w:lang w:val="pl-PL"/>
+              </w:rPr>
+            </w:pPr>
+            <w:r>
+              <w:rPr>
+                <w:b/>
+                <w:bCs/>
+                <w:lang w:val="pl-PL"/>
+              </w:rPr>
+              <w:t>Obszar</w:t>
+            </w:r>
+          </w:p>
+        </w:tc>
+        <w:tc>
+          <w:tcPr>
+            <w:tcW w:w="5670" w:type="dxa"/>
+            <w:shd w:val="clear" w:color="auto" w:fill="F8F8F8"/>
+            <w:noWrap/>
+            <w:tcMar>
+              <w:top w:w="75" w:type="dxa"/>
+              <w:left w:w="135" w:type="dxa"/>
+              <w:bottom w:w="75" w:type="dxa"/>
+              <w:right w:w="135" w:type="dxa"/>
+            </w:tcMar>
+            <w:hideMark/>
+          </w:tcPr>
+          <w:p>
+            <w:pPr>
+              <w:rPr>
+                <w:b/>
+                <w:bCs/>
+                <w:lang w:val="pl-PL"/>
+              </w:rPr>
+            </w:pPr>
+            <w:r>
+              <w:rPr>
+                <w:b/>
+                <w:bCs/>
+                <w:lang w:val="pl-PL"/>
+              </w:rPr>
+              <w:t>Technologia</w:t>
+            </w:r>
+          </w:p>
+        </w:tc>
+      </w:tr>
+      <w:tr>
+        <w:tc>
+          <w:tcPr>
+            <w:tcW w:w="3964" w:type="dxa"/>
+            <w:shd w:val="clear" w:color="auto" w:fill="F8F8F8"/>
+            <w:tcMar>
+              <w:top w:w="75" w:type="dxa"/>
+              <w:left w:w="135" w:type="dxa"/>
+              <w:bottom w:w="75" w:type="dxa"/>
+              <w:right w:w="135" w:type="dxa"/>
+            </w:tcMar>
+            <w:hideMark/>
+          </w:tcPr>
+          <w:p>
+            <w:pPr>
+              <w:rPr>
+                <w:lang w:val="pl-PL"/>
+              </w:rPr>
+            </w:pPr>
+            <w:r>
+              <w:rPr>
+                <w:sz w:val="21"/>
+                <w:szCs w:val="21"/>
+              </w:rPr>
+              <w:t>Aplikacja webowa (serwer)</w:t>
+            </w:r>
+          </w:p>
+        </w:tc>
+        <w:tc>
+          <w:tcPr>
+            <w:tcW w:w="5670" w:type="dxa"/>
+            <w:shd w:val="clear" w:color="auto" w:fill="F8F8F8"/>
+            <w:tcMar>
+              <w:top w:w="75" w:type="dxa"/>
+              <w:left w:w="135" w:type="dxa"/>
+              <w:bottom w:w="75" w:type="dxa"/>
+              <w:right w:w="135" w:type="dxa"/>
+            </w:tcMar>
+            <w:hideMark/>
+          </w:tcPr>
+          <w:p>
+            <w:pPr>
+              <w:rPr>
+                <w:lang w:val="pl-PL"/>
+              </w:rPr>
+            </w:pPr>
+            <w:r>
+              <w:rPr>
+                <w:rStyle w:val="font-semibold"/>
+                <w:sz w:val="21"/>
+                <w:szCs w:val="21"/>
+              </w:rPr>
+              <w:t xml:space="preserve">ASP.NET </w:t>
+            </w:r>
+            <w:proofErr w:type="spellStart"/>
+            <w:r>
+              <w:rPr>
+                <w:rStyle w:val="font-semibold"/>
+                <w:sz w:val="21"/>
+                <w:szCs w:val="21"/>
+              </w:rPr>
+              <w:t>Core</w:t>
+            </w:r>
+            <w:proofErr w:type="spellEnd"/>
+          </w:p>
+        </w:tc>
+      </w:tr>
+      <w:tr>
+        <w:tc>
+          <w:tcPr>
+            <w:tcW w:w="3964" w:type="dxa"/>
+            <w:shd w:val="clear" w:color="auto" w:fill="F8F8F8"/>
+            <w:tcMar>
+              <w:top w:w="75" w:type="dxa"/>
+              <w:left w:w="135" w:type="dxa"/>
+              <w:bottom w:w="75" w:type="dxa"/>
+              <w:right w:w="135" w:type="dxa"/>
+            </w:tcMar>
+            <w:hideMark/>
+          </w:tcPr>
+          <w:p>
+            <w:pPr>
+              <w:rPr>
+                <w:lang w:val="pl-PL"/>
+              </w:rPr>
+            </w:pPr>
+            <w:r>
+              <w:rPr>
+                <w:sz w:val="21"/>
+                <w:szCs w:val="21"/>
+              </w:rPr>
+              <w:t>Baza danych</w:t>
+            </w:r>
+          </w:p>
+        </w:tc>
+        <w:tc>
+          <w:tcPr>
+            <w:tcW w:w="5670" w:type="dxa"/>
+            <w:shd w:val="clear" w:color="auto" w:fill="F8F8F8"/>
+            <w:tcMar>
+              <w:top w:w="75" w:type="dxa"/>
+              <w:left w:w="135" w:type="dxa"/>
+              <w:bottom w:w="75" w:type="dxa"/>
+              <w:right w:w="135" w:type="dxa"/>
+            </w:tcMar>
+            <w:hideMark/>
+          </w:tcPr>
+          <w:p>
+            <w:pPr>
+              <w:rPr>
+                <w:lang w:val="pl-PL"/>
+              </w:rPr>
+            </w:pPr>
+            <w:r>
+              <w:rPr>
+                <w:rStyle w:val="font-semibold"/>
+                <w:sz w:val="21"/>
+                <w:szCs w:val="21"/>
+              </w:rPr>
+              <w:t>Microsoft SQL Server</w:t>
+            </w:r>
+          </w:p>
+        </w:tc>
+      </w:tr>
+      <w:tr>
+        <w:tc>
+          <w:tcPr>
+            <w:tcW w:w="3964" w:type="dxa"/>
+            <w:shd w:val="clear" w:color="auto" w:fill="F8F8F8"/>
+            <w:tcMar>
+              <w:top w:w="75" w:type="dxa"/>
+              <w:left w:w="135" w:type="dxa"/>
+              <w:bottom w:w="75" w:type="dxa"/>
+              <w:right w:w="135" w:type="dxa"/>
+            </w:tcMar>
+            <w:hideMark/>
+          </w:tcPr>
+          <w:p>
+            <w:pPr>
+              <w:rPr>
+                <w:lang w:val="pl-PL"/>
+              </w:rPr>
+            </w:pPr>
+            <w:r>
+              <w:rPr>
+                <w:sz w:val="21"/>
+                <w:szCs w:val="21"/>
+              </w:rPr>
+              <w:t>Środowisko programistyczne</w:t>
+            </w:r>
+          </w:p>
+        </w:tc>
+        <w:tc>
+          <w:tcPr>
+            <w:tcW w:w="5670" w:type="dxa"/>
+            <w:shd w:val="clear" w:color="auto" w:fill="F8F8F8"/>
+            <w:tcMar>
+              <w:top w:w="75" w:type="dxa"/>
+              <w:left w:w="135" w:type="dxa"/>
+              <w:bottom w:w="75" w:type="dxa"/>
+              <w:right w:w="135" w:type="dxa"/>
+            </w:tcMar>
+            <w:hideMark/>
+          </w:tcPr>
+          <w:p>
+            <w:pPr>
+              <w:rPr>
+                <w:lang w:val="pl-PL"/>
+              </w:rPr>
+            </w:pPr>
+            <w:r>
+              <w:rPr>
+                <w:rStyle w:val="font-semibold"/>
+                <w:sz w:val="21"/>
+                <w:szCs w:val="21"/>
+              </w:rPr>
+              <w:t>Microsoft Visual Studio</w:t>
+            </w:r>
+          </w:p>
+        </w:tc>
+      </w:tr>
+      <w:tr>
+        <w:tc>
+          <w:tcPr>
+            <w:tcW w:w="3964" w:type="dxa"/>
+            <w:shd w:val="clear" w:color="auto" w:fill="F8F8F8"/>
+            <w:tcMar>
+              <w:top w:w="75" w:type="dxa"/>
+              <w:left w:w="135" w:type="dxa"/>
+              <w:bottom w:w="75" w:type="dxa"/>
+              <w:right w:w="135" w:type="dxa"/>
+            </w:tcMar>
+            <w:hideMark/>
+          </w:tcPr>
+          <w:p>
+            <w:pPr>
+              <w:rPr>
+                <w:lang w:val="pl-PL"/>
+              </w:rPr>
+            </w:pPr>
+            <w:r>
+              <w:rPr>
+                <w:sz w:val="21"/>
+                <w:szCs w:val="21"/>
+              </w:rPr>
+              <w:t>Interfejs użytkownika</w:t>
+            </w:r>
+          </w:p>
+        </w:tc>
+        <w:tc>
+          <w:tcPr>
+            <w:tcW w:w="5670" w:type="dxa"/>
+            <w:shd w:val="clear" w:color="auto" w:fill="F8F8F8"/>
+            <w:tcMar>
+              <w:top w:w="75" w:type="dxa"/>
+              <w:left w:w="135" w:type="dxa"/>
+              <w:bottom w:w="75" w:type="dxa"/>
+              <w:right w:w="135" w:type="dxa"/>
+            </w:tcMar>
+            <w:hideMark/>
+          </w:tcPr>
+          <w:p>
+            <w:pPr>
+              <w:rPr>
+                <w:lang w:val="pl-PL"/>
+              </w:rPr>
+            </w:pPr>
+            <w:r>
+              <w:rPr>
+                <w:sz w:val="21"/>
+                <w:szCs w:val="21"/>
+              </w:rPr>
+              <w:t xml:space="preserve">Przeglądarka (Chrome / </w:t>
+            </w:r>
+            <w:proofErr w:type="spellStart"/>
+            <w:r>
+              <w:rPr>
+                <w:sz w:val="21"/>
+                <w:szCs w:val="21"/>
+              </w:rPr>
+              <w:t>Firefox</w:t>
+            </w:r>
+            <w:proofErr w:type="spellEnd"/>
+            <w:r>
+              <w:rPr>
+                <w:sz w:val="21"/>
+                <w:szCs w:val="21"/>
+              </w:rPr>
+              <w:t>)</w:t>
+            </w:r>
+          </w:p>
+        </w:tc>
+      </w:tr>
+    </w:tbl>
+    <w:p/>
+    <w:p>
+      <w:pPr>
+        <w:pStyle w:val="Nagwek4"/>
+      </w:pPr>
+      <w:r>
+        <w:t>7.2. Opis infrastruktury</w:t>
+      </w:r>
+    </w:p>
+    <w:p>
+      <w:pPr>
+        <w:rPr>
+          <w:lang w:val="pl-PL"/>
+        </w:rPr>
+      </w:pPr>
+      <w:r>
+        <w:rPr>
+          <w:lang w:val="pl-PL"/>
+        </w:rPr>
+        <w:t>System działa w architekturze klient</w:t>
+      </w:r>
+      <w:r>
+        <w:rPr>
+          <w:lang w:val="pl-PL"/>
+        </w:rPr>
+        <w:t>-</w:t>
+      </w:r>
+      <w:r>
+        <w:rPr>
+          <w:lang w:val="pl-PL"/>
+        </w:rPr>
+        <w:t>serwer z wydzielonym serwerem bazy danych.</w:t>
+      </w:r>
+    </w:p>
+    <w:p>
+      <w:pPr>
+        <w:rPr>
+          <w:lang w:val="pl-PL"/>
+        </w:rPr>
+      </w:pPr>
+      <w:r>
+        <w:rPr>
+          <w:b/>
+          <w:bCs/>
+          <w:lang w:val="pl-PL"/>
+        </w:rPr>
+        <w:t>Serwer bazy danych</w:t>
+      </w:r>
+      <w:r>
+        <w:rPr>
+          <w:lang w:val="pl-PL"/>
+        </w:rPr>
+        <w:t> (</w:t>
+      </w:r>
+      <w:r>
+        <w:rPr>
+          <w:lang w:val="pl-PL"/>
+        </w:rPr>
+        <w:t>8</w:t>
+      </w:r>
+      <w:r>
+        <w:rPr>
+          <w:lang w:val="pl-PL"/>
+        </w:rPr>
+        <w:t xml:space="preserve"> rdzeni CPU, </w:t>
+      </w:r>
+      <w:r>
+        <w:rPr>
+          <w:lang w:val="pl-PL"/>
+        </w:rPr>
+        <w:t>64</w:t>
+      </w:r>
+      <w:r>
+        <w:rPr>
+          <w:lang w:val="pl-PL"/>
+        </w:rPr>
+        <w:t xml:space="preserve"> GB RAM, SSD </w:t>
+      </w:r>
+      <w:r>
+        <w:rPr>
+          <w:lang w:val="pl-PL"/>
+        </w:rPr>
+        <w:t>4</w:t>
+      </w:r>
+      <w:r>
+        <w:rPr>
+          <w:lang w:val="pl-PL"/>
+        </w:rPr>
+        <w:t xml:space="preserve"> </w:t>
+      </w:r>
+      <w:r>
+        <w:rPr>
+          <w:lang w:val="pl-PL"/>
+        </w:rPr>
+        <w:t>T</w:t>
+      </w:r>
+      <w:r>
+        <w:rPr>
+          <w:lang w:val="pl-PL"/>
+        </w:rPr>
+        <w:t>B) przechowuje dane o rezerwacjach, klientach, sesjach i magazynie. Komunikacja z serwerem aplikacji przez Ethernet (LAN).</w:t>
+      </w:r>
+    </w:p>
+    <w:p>
+      <w:pPr>
+        <w:rPr>
+          <w:lang w:val="pl-PL"/>
+        </w:rPr>
+      </w:pPr>
+      <w:r>
+        <w:rPr>
+          <w:b/>
+          <w:bCs/>
+          <w:lang w:val="pl-PL"/>
+        </w:rPr>
+        <w:t>Serwer aplikacji</w:t>
+      </w:r>
+      <w:r>
+        <w:rPr>
+          <w:lang w:val="pl-PL"/>
+        </w:rPr>
+        <w:t xml:space="preserve"> (4 rdzenie CPU, </w:t>
+      </w:r>
+      <w:r>
+        <w:rPr>
+          <w:lang w:val="pl-PL"/>
+        </w:rPr>
+        <w:t>32</w:t>
+      </w:r>
+      <w:r>
+        <w:rPr>
+          <w:lang w:val="pl-PL"/>
+        </w:rPr>
+        <w:t xml:space="preserve"> GB RAM, SSD </w:t>
+      </w:r>
+      <w:r>
+        <w:rPr>
+          <w:lang w:val="pl-PL"/>
+        </w:rPr>
+        <w:t>1</w:t>
+      </w:r>
+      <w:r>
+        <w:rPr>
+          <w:lang w:val="pl-PL"/>
+        </w:rPr>
+        <w:t xml:space="preserve"> </w:t>
+      </w:r>
+      <w:r>
+        <w:rPr>
+          <w:lang w:val="pl-PL"/>
+        </w:rPr>
+        <w:t>T</w:t>
+      </w:r>
+      <w:r>
+        <w:rPr>
+          <w:lang w:val="pl-PL"/>
+        </w:rPr>
+        <w:t xml:space="preserve">B) </w:t>
+      </w:r>
+      <w:proofErr w:type="spellStart"/>
+      <w:r>
+        <w:rPr>
+          <w:lang w:val="pl-PL"/>
+        </w:rPr>
+        <w:t>hostuje</w:t>
+      </w:r>
+      <w:proofErr w:type="spellEnd"/>
+      <w:r>
+        <w:rPr>
+          <w:lang w:val="pl-PL"/>
+        </w:rPr>
+        <w:t xml:space="preserve"> aplikację webową ASP.NET </w:t>
+      </w:r>
+      <w:proofErr w:type="spellStart"/>
+      <w:r>
+        <w:rPr>
+          <w:lang w:val="pl-PL"/>
+        </w:rPr>
+        <w:t>Core</w:t>
+      </w:r>
+      <w:proofErr w:type="spellEnd"/>
+      <w:r>
+        <w:rPr>
+          <w:lang w:val="pl-PL"/>
+        </w:rPr>
+        <w:t>, udostępniając interfejsy </w:t>
+      </w:r>
+      <w:proofErr w:type="spellStart"/>
+      <w:r>
+        <w:rPr>
+          <w:lang w:val="pl-PL"/>
+        </w:rPr>
+        <w:t>I</w:t>
+      </w:r>
+      <w:r>
+        <w:rPr>
+          <w:lang w:val="pl-PL"/>
+        </w:rPr>
+        <w:t>Uzytkownik</w:t>
+      </w:r>
+      <w:proofErr w:type="spellEnd"/>
+      <w:r>
+        <w:rPr>
+          <w:lang w:val="pl-PL"/>
+        </w:rPr>
+        <w:t> i </w:t>
+      </w:r>
+      <w:proofErr w:type="spellStart"/>
+      <w:r>
+        <w:rPr>
+          <w:lang w:val="pl-PL"/>
+        </w:rPr>
+        <w:t>IInstruktor</w:t>
+      </w:r>
+      <w:proofErr w:type="spellEnd"/>
+      <w:r>
+        <w:rPr>
+          <w:lang w:val="pl-PL"/>
+        </w:rPr>
+        <w:t>.</w:t>
+      </w:r>
+    </w:p>
+    <w:p>
+      <w:pPr>
+        <w:rPr>
+          <w:lang w:val="pl-PL"/>
+        </w:rPr>
+      </w:pPr>
+      <w:r>
+        <w:rPr>
+          <w:b/>
+          <w:bCs/>
+          <w:lang w:val="pl-PL"/>
+        </w:rPr>
+        <w:t>Komputery instruktora [2]</w:t>
+      </w:r>
+      <w:r>
+        <w:rPr>
+          <w:lang w:val="pl-PL"/>
+        </w:rPr>
+        <w:t> </w:t>
+      </w:r>
+      <w:r>
+        <w:rPr>
+          <w:lang w:val="pl-PL"/>
+        </w:rPr>
+        <w:t>-</w:t>
+      </w:r>
+      <w:r>
+        <w:rPr>
+          <w:lang w:val="pl-PL"/>
+        </w:rPr>
+        <w:t xml:space="preserve"> panel w przeglądarce, połączenie z serwerem przez </w:t>
+      </w:r>
+      <w:r>
+        <w:rPr>
+          <w:lang w:val="pl-PL"/>
+        </w:rPr>
+        <w:t>Internet</w:t>
+      </w:r>
+      <w:r>
+        <w:rPr>
+          <w:lang w:val="pl-PL"/>
+        </w:rPr>
+        <w:t>.</w:t>
+      </w:r>
+    </w:p>
+    <w:p>
+      <w:pPr>
+        <w:rPr>
+          <w:lang w:val="pl-PL"/>
+        </w:rPr>
+      </w:pPr>
+      <w:r>
+        <w:rPr>
+          <w:b/>
+          <w:bCs/>
+          <w:lang w:val="pl-PL"/>
+        </w:rPr>
+        <w:t>Urządzenia klientów [1..*]</w:t>
+      </w:r>
+      <w:r>
+        <w:rPr>
+          <w:lang w:val="pl-PL"/>
+        </w:rPr>
+        <w:t> </w:t>
+      </w:r>
+      <w:r>
+        <w:rPr>
+          <w:lang w:val="pl-PL"/>
+        </w:rPr>
+        <w:t xml:space="preserve">- </w:t>
+      </w:r>
+      <w:r>
+        <w:rPr>
+          <w:lang w:val="pl-PL"/>
+        </w:rPr>
+        <w:t>rezerwacje przez przeglądarkę, połączenie przez Internet (HTTPS).</w:t>
+      </w:r>
+    </w:p>
+    <w:p>
+      <w:pPr>
+        <w:rPr>
+          <w:lang w:val="pl-PL"/>
+        </w:rPr>
+      </w:pPr>
+    </w:p>
+    <w:p>
+      <w:pPr>
+        <w:pStyle w:val="Nagwek4"/>
+        <w:rPr>
+          <w:lang w:val="pl-PL"/>
+        </w:rPr>
+      </w:pPr>
+      <w:r>
+        <w:rPr>
+          <w:lang w:val="pl-PL"/>
+        </w:rPr>
+        <w:t>7.3. Diagram wdrożenia</w:t>
+      </w:r>
+    </w:p>
+    <w:p>
+      <w:r>
+        <w:rPr>
+          <w:noProof/>
+        </w:rPr>
+        <w:drawing>
+          <wp:inline distT="0" distB="0" distL="0" distR="0" wp14:anchorId="686B21A3" wp14:editId="038ED007">
+            <wp:extent cx="5725160" cy="2989580"/>
+            <wp:effectExtent l="0" t="0" r="8890" b="1270"/>
+            <wp:docPr id="1965416409" name="Obraz 8"/>
+            <wp:cNvGraphicFramePr>
+              <a:graphicFrameLocks xmlns:a="http://schemas.openxmlformats.org/drawingml/2006/main" noChangeAspect="1"/>
+            </wp:cNvGraphicFramePr>
+            <a:graphic xmlns:a="http://schemas.openxmlformats.org/drawingml/2006/main">
+              <a:graphicData uri="http://schemas.openxmlformats.org/drawingml/2006/picture">
+                <pic:pic xmlns:pic="http://schemas.openxmlformats.org/drawingml/2006/picture">
+                  <pic:nvPicPr>
+                    <pic:cNvPr id="0" name="Picture 39"/>
+                    <pic:cNvPicPr>
+                      <a:picLocks noChangeAspect="1" noChangeArrowheads="1"/>
+                    </pic:cNvPicPr>
+                  </pic:nvPicPr>
+                  <pic:blipFill>
+                    <a:blip r:embed="rId22" cstate="print">
+                      <a:extLst>
+                        <a:ext uri="{28A0092B-C50C-407E-A947-70E740481C1C}">
+                          <a14:useLocalDpi xmlns:a14="http://schemas.microsoft.com/office/drawing/2010/main" val="0"/>
+                        </a:ext>
+                      </a:extLst>
+                    </a:blip>
+                    <a:srcRect/>
+                    <a:stretch>
+                      <a:fillRect/>
+                    </a:stretch>
+                  </pic:blipFill>
+                  <pic:spPr bwMode="auto">
+                    <a:xfrm>
+                      <a:off x="0" y="0"/>
+                      <a:ext cx="5725160" cy="2989580"/>
+                    </a:xfrm>
+                    <a:prstGeom prst="rect">
+                      <a:avLst/>
+                    </a:prstGeom>
+                    <a:noFill/>
+                    <a:ln>
+                      <a:noFill/>
+                    </a:ln>
+                  </pic:spPr>
+                </pic:pic>
+              </a:graphicData>
+            </a:graphic>
+          </wp:inline>
+        </w:drawing>
+      </w:r>
+    </w:p>
+    <w:p/>
+    <w:p>
+      <w:pPr>
+        <w:rPr>
+          <w:sz w:val="20"/>
+          <w:szCs w:val="20"/>
+          <w:lang w:val="pl-PL"/>
+        </w:rPr>
+      </w:pPr>
+      <w:proofErr w:type="spellStart"/>
+      <w:r>
+        <w:rPr>
+          <w:b/>
+          <w:bCs/>
+          <w:sz w:val="20"/>
+          <w:szCs w:val="20"/>
+          <w:lang w:val="pl-PL"/>
+        </w:rPr>
+        <w:t>BazaStrzelnicy</w:t>
+      </w:r>
+      <w:proofErr w:type="spellEnd"/>
+      <w:r>
+        <w:rPr>
+          <w:sz w:val="20"/>
+          <w:szCs w:val="20"/>
+          <w:lang w:val="pl-PL"/>
+        </w:rPr>
+        <w:t xml:space="preserve"> - p</w:t>
+      </w:r>
+      <w:r>
+        <w:rPr>
+          <w:sz w:val="20"/>
+          <w:szCs w:val="20"/>
+          <w:lang w:val="pl-PL"/>
+        </w:rPr>
+        <w:t>rzechowuje dane systemu (SQL Server)</w:t>
+      </w:r>
+      <w:r>
+        <w:rPr>
+          <w:sz w:val="20"/>
+          <w:szCs w:val="20"/>
+          <w:lang w:val="pl-PL"/>
+        </w:rPr>
+        <w:t>.</w:t>
+      </w:r>
+    </w:p>
+    <w:p>
+      <w:pPr>
+        <w:rPr>
+          <w:sz w:val="20"/>
+          <w:szCs w:val="20"/>
+          <w:lang w:val="pl-PL"/>
+        </w:rPr>
+      </w:pPr>
+      <w:proofErr w:type="spellStart"/>
+      <w:r>
+        <w:rPr>
+          <w:b/>
+          <w:bCs/>
+          <w:sz w:val="20"/>
+          <w:szCs w:val="20"/>
+          <w:lang w:val="pl-PL"/>
+        </w:rPr>
+        <w:t>IOdczyt</w:t>
+      </w:r>
+      <w:proofErr w:type="spellEnd"/>
+      <w:r>
+        <w:rPr>
+          <w:b/>
+          <w:bCs/>
+          <w:sz w:val="20"/>
+          <w:szCs w:val="20"/>
+          <w:lang w:val="pl-PL"/>
+        </w:rPr>
+        <w:t xml:space="preserve"> / </w:t>
+      </w:r>
+      <w:proofErr w:type="spellStart"/>
+      <w:r>
+        <w:rPr>
+          <w:b/>
+          <w:bCs/>
+          <w:sz w:val="20"/>
+          <w:szCs w:val="20"/>
+          <w:lang w:val="pl-PL"/>
+        </w:rPr>
+        <w:t>IZapis</w:t>
+      </w:r>
+      <w:proofErr w:type="spellEnd"/>
+      <w:r>
+        <w:rPr>
+          <w:sz w:val="20"/>
+          <w:szCs w:val="20"/>
+          <w:lang w:val="pl-PL"/>
+        </w:rPr>
+        <w:t xml:space="preserve"> - d</w:t>
+      </w:r>
+      <w:r>
+        <w:rPr>
+          <w:sz w:val="20"/>
+          <w:szCs w:val="20"/>
+          <w:lang w:val="pl-PL"/>
+        </w:rPr>
+        <w:t>ostęp do danych</w:t>
+      </w:r>
+      <w:r>
+        <w:rPr>
+          <w:sz w:val="20"/>
+          <w:szCs w:val="20"/>
+          <w:lang w:val="pl-PL"/>
+        </w:rPr>
+        <w:t>.</w:t>
+      </w:r>
+    </w:p>
+    <w:p>
+      <w:pPr>
+        <w:rPr>
+          <w:sz w:val="20"/>
+          <w:szCs w:val="20"/>
+          <w:lang w:val="pl-PL"/>
+        </w:rPr>
+      </w:pPr>
+      <w:proofErr w:type="spellStart"/>
+      <w:r>
+        <w:rPr>
+          <w:b/>
+          <w:bCs/>
+          <w:sz w:val="20"/>
+          <w:szCs w:val="20"/>
+          <w:lang w:val="pl-PL"/>
+        </w:rPr>
+        <w:t>IUzytkownik</w:t>
+      </w:r>
+      <w:proofErr w:type="spellEnd"/>
+      <w:r>
+        <w:rPr>
+          <w:sz w:val="20"/>
+          <w:szCs w:val="20"/>
+          <w:lang w:val="pl-PL"/>
+        </w:rPr>
+        <w:t xml:space="preserve"> - rezerwacje klienta.</w:t>
+      </w:r>
+    </w:p>
+    <w:p>
+      <w:pPr>
+        <w:rPr>
+          <w:sz w:val="20"/>
+          <w:szCs w:val="20"/>
+          <w:lang w:val="pl-PL"/>
+        </w:rPr>
+      </w:pPr>
+      <w:proofErr w:type="spellStart"/>
+      <w:r>
+        <w:rPr>
+          <w:b/>
+          <w:bCs/>
+          <w:sz w:val="20"/>
+          <w:szCs w:val="20"/>
+          <w:lang w:val="pl-PL"/>
+        </w:rPr>
+        <w:t>IInstruktor</w:t>
+      </w:r>
+      <w:proofErr w:type="spellEnd"/>
+      <w:r>
+        <w:rPr>
+          <w:sz w:val="20"/>
+          <w:szCs w:val="20"/>
+          <w:lang w:val="pl-PL"/>
+        </w:rPr>
+        <w:t xml:space="preserve"> – Obsługa wizyt, weryfikacja, </w:t>
+      </w:r>
+      <w:proofErr w:type="spellStart"/>
+      <w:r>
+        <w:rPr>
+          <w:sz w:val="20"/>
+          <w:szCs w:val="20"/>
+          <w:lang w:val="pl-PL"/>
+        </w:rPr>
+        <w:t>check</w:t>
+      </w:r>
+      <w:proofErr w:type="spellEnd"/>
+      <w:r>
+        <w:rPr>
+          <w:sz w:val="20"/>
+          <w:szCs w:val="20"/>
+          <w:lang w:val="pl-PL"/>
+        </w:rPr>
+        <w:t>-in.</w:t>
+      </w:r>
+    </w:p>
+    <w:p/>
+    <w:p/>
+    <w:p/>
     <w:sectPr>
       <w:pgSz w:w="11909" w:h="16834"/>
       <w:pgMar w:top="1440" w:right="1440" w:bottom="1440" w:left="1440" w:header="720" w:footer="720" w:gutter="0"/>
@@ -6945,6 +10729,119 @@
     </w:lvl>
   </w:abstractNum>
   <w:abstractNum w:abstractNumId="20" w15:restartNumberingAfterBreak="0">
+    <w:nsid w:val="569671F2"/>
+    <w:multiLevelType w:val="hybridMultilevel"/>
+    <w:tmpl w:val="5934BD68"/>
+    <w:lvl w:ilvl="0" w:tplc="04150001">
+      <w:start w:val="1"/>
+      <w:numFmt w:val="bullet"/>
+      <w:lvlText w:val=""/>
+      <w:lvlJc w:val="left"/>
+      <w:pPr>
+        <w:ind w:left="720" w:hanging="360"/>
+      </w:pPr>
+      <w:rPr>
+        <w:rFonts w:ascii="Symbol" w:hAnsi="Symbol" w:hint="default"/>
+      </w:rPr>
+    </w:lvl>
+    <w:lvl w:ilvl="1" w:tplc="04150003" w:tentative="1">
+      <w:start w:val="1"/>
+      <w:numFmt w:val="bullet"/>
+      <w:lvlText w:val="o"/>
+      <w:lvlJc w:val="left"/>
+      <w:pPr>
+        <w:ind w:left="1440" w:hanging="360"/>
+      </w:pPr>
+      <w:rPr>
+        <w:rFonts w:ascii="Courier New" w:hAnsi="Courier New" w:cs="Courier New" w:hint="default"/>
+      </w:rPr>
+    </w:lvl>
+    <w:lvl w:ilvl="2" w:tplc="04150005" w:tentative="1">
+      <w:start w:val="1"/>
+      <w:numFmt w:val="bullet"/>
+      <w:lvlText w:val=""/>
+      <w:lvlJc w:val="left"/>
+      <w:pPr>
+        <w:ind w:left="2160" w:hanging="360"/>
+      </w:pPr>
+      <w:rPr>
+        <w:rFonts w:ascii="Wingdings" w:hAnsi="Wingdings" w:hint="default"/>
+      </w:rPr>
+    </w:lvl>
+    <w:lvl w:ilvl="3" w:tplc="04150001" w:tentative="1">
+      <w:start w:val="1"/>
+      <w:numFmt w:val="bullet"/>
+      <w:lvlText w:val=""/>
+      <w:lvlJc w:val="left"/>
+      <w:pPr>
+        <w:ind w:left="2880" w:hanging="360"/>
+      </w:pPr>
+      <w:rPr>
+        <w:rFonts w:ascii="Symbol" w:hAnsi="Symbol" w:hint="default"/>
+      </w:rPr>
+    </w:lvl>
+    <w:lvl w:ilvl="4" w:tplc="04150003" w:tentative="1">
+      <w:start w:val="1"/>
+      <w:numFmt w:val="bullet"/>
+      <w:lvlText w:val="o"/>
+      <w:lvlJc w:val="left"/>
+      <w:pPr>
+        <w:ind w:left="3600" w:hanging="360"/>
+      </w:pPr>
+      <w:rPr>
+        <w:rFonts w:ascii="Courier New" w:hAnsi="Courier New" w:cs="Courier New" w:hint="default"/>
+      </w:rPr>
+    </w:lvl>
+    <w:lvl w:ilvl="5" w:tplc="04150005" w:tentative="1">
+      <w:start w:val="1"/>
+      <w:numFmt w:val="bullet"/>
+      <w:lvlText w:val=""/>
+      <w:lvlJc w:val="left"/>
+      <w:pPr>
+        <w:ind w:left="4320" w:hanging="360"/>
+      </w:pPr>
+      <w:rPr>
+        <w:rFonts w:ascii="Wingdings" w:hAnsi="Wingdings" w:hint="default"/>
+      </w:rPr>
+    </w:lvl>
+    <w:lvl w:ilvl="6" w:tplc="04150001" w:tentative="1">
+      <w:start w:val="1"/>
+      <w:numFmt w:val="bullet"/>
+      <w:lvlText w:val=""/>
+      <w:lvlJc w:val="left"/>
+      <w:pPr>
+        <w:ind w:left="5040" w:hanging="360"/>
+      </w:pPr>
+      <w:rPr>
+        <w:rFonts w:ascii="Symbol" w:hAnsi="Symbol" w:hint="default"/>
+      </w:rPr>
+    </w:lvl>
+    <w:lvl w:ilvl="7" w:tplc="04150003" w:tentative="1">
+      <w:start w:val="1"/>
+      <w:numFmt w:val="bullet"/>
+      <w:lvlText w:val="o"/>
+      <w:lvlJc w:val="left"/>
+      <w:pPr>
+        <w:ind w:left="5760" w:hanging="360"/>
+      </w:pPr>
+      <w:rPr>
+        <w:rFonts w:ascii="Courier New" w:hAnsi="Courier New" w:cs="Courier New" w:hint="default"/>
+      </w:rPr>
+    </w:lvl>
+    <w:lvl w:ilvl="8" w:tplc="04150005" w:tentative="1">
+      <w:start w:val="1"/>
+      <w:numFmt w:val="bullet"/>
+      <w:lvlText w:val=""/>
+      <w:lvlJc w:val="left"/>
+      <w:pPr>
+        <w:ind w:left="6480" w:hanging="360"/>
+      </w:pPr>
+      <w:rPr>
+        <w:rFonts w:ascii="Wingdings" w:hAnsi="Wingdings" w:hint="default"/>
+      </w:rPr>
+    </w:lvl>
+  </w:abstractNum>
+  <w:abstractNum w:abstractNumId="21" w15:restartNumberingAfterBreak="0">
     <w:nsid w:val="5E332311"/>
     <w:multiLevelType w:val="multilevel"/>
     <w:tmpl w:val="FD56597C"/>
@@ -7093,7 +10990,7 @@
       </w:rPr>
     </w:lvl>
   </w:abstractNum>
-  <w:abstractNum w:abstractNumId="21" w15:restartNumberingAfterBreak="0">
+  <w:abstractNum w:abstractNumId="22" w15:restartNumberingAfterBreak="0">
     <w:nsid w:val="64A67214"/>
     <w:multiLevelType w:val="multilevel"/>
     <w:tmpl w:val="5832EF0A"/>
@@ -7242,7 +11139,7 @@
       </w:rPr>
     </w:lvl>
   </w:abstractNum>
-  <w:abstractNum w:abstractNumId="22" w15:restartNumberingAfterBreak="0">
+  <w:abstractNum w:abstractNumId="23" w15:restartNumberingAfterBreak="0">
     <w:nsid w:val="66C25ECD"/>
     <w:multiLevelType w:val="multilevel"/>
     <w:tmpl w:val="64B00C14"/>
@@ -7391,7 +11288,7 @@
       </w:rPr>
     </w:lvl>
   </w:abstractNum>
-  <w:abstractNum w:abstractNumId="23" w15:restartNumberingAfterBreak="0">
+  <w:abstractNum w:abstractNumId="24" w15:restartNumberingAfterBreak="0">
     <w:nsid w:val="6753371C"/>
     <w:multiLevelType w:val="multilevel"/>
     <w:tmpl w:val="DFB22E06"/>
@@ -7540,7 +11437,7 @@
       </w:rPr>
     </w:lvl>
   </w:abstractNum>
-  <w:abstractNum w:abstractNumId="24" w15:restartNumberingAfterBreak="0">
+  <w:abstractNum w:abstractNumId="25" w15:restartNumberingAfterBreak="0">
     <w:nsid w:val="68780586"/>
     <w:multiLevelType w:val="multilevel"/>
     <w:tmpl w:val="0D98D3BC"/>
@@ -7689,7 +11586,7 @@
       </w:rPr>
     </w:lvl>
   </w:abstractNum>
-  <w:abstractNum w:abstractNumId="25" w15:restartNumberingAfterBreak="0">
+  <w:abstractNum w:abstractNumId="26" w15:restartNumberingAfterBreak="0">
     <w:nsid w:val="705C59C3"/>
     <w:multiLevelType w:val="multilevel"/>
     <w:tmpl w:val="A17CC40E"/>
@@ -7802,7 +11699,7 @@
       </w:rPr>
     </w:lvl>
   </w:abstractNum>
-  <w:abstractNum w:abstractNumId="26" w15:restartNumberingAfterBreak="0">
+  <w:abstractNum w:abstractNumId="27" w15:restartNumberingAfterBreak="0">
     <w:nsid w:val="7B83239D"/>
     <w:multiLevelType w:val="multilevel"/>
     <w:tmpl w:val="F7CE4D54"/>
@@ -7951,7 +11848,7 @@
       </w:rPr>
     </w:lvl>
   </w:abstractNum>
-  <w:abstractNum w:abstractNumId="27" w15:restartNumberingAfterBreak="0">
+  <w:abstractNum w:abstractNumId="28" w15:restartNumberingAfterBreak="0">
     <w:nsid w:val="7CAD52F7"/>
     <w:multiLevelType w:val="multilevel"/>
     <w:tmpl w:val="4844C838"/>
@@ -8068,10 +11965,10 @@
     <w:abstractNumId w:val="0"/>
   </w:num>
   <w:num w:numId="2" w16cid:durableId="1095515092">
-    <w:abstractNumId w:val="27"/>
+    <w:abstractNumId w:val="28"/>
   </w:num>
   <w:num w:numId="3" w16cid:durableId="1685980699">
-    <w:abstractNumId w:val="25"/>
+    <w:abstractNumId w:val="26"/>
   </w:num>
   <w:num w:numId="4" w16cid:durableId="1642424421">
     <w:abstractNumId w:val="13"/>
@@ -8092,7 +11989,7 @@
     <w:abstractNumId w:val="4"/>
   </w:num>
   <w:num w:numId="10" w16cid:durableId="1976793676">
-    <w:abstractNumId w:val="26"/>
+    <w:abstractNumId w:val="27"/>
   </w:num>
   <w:num w:numId="11" w16cid:durableId="1560284771">
     <w:abstractNumId w:val="9"/>
@@ -8107,7 +12004,7 @@
     <w:abstractNumId w:val="6"/>
   </w:num>
   <w:num w:numId="15" w16cid:durableId="1081415116">
-    <w:abstractNumId w:val="20"/>
+    <w:abstractNumId w:val="21"/>
   </w:num>
   <w:num w:numId="16" w16cid:durableId="914120843">
     <w:abstractNumId w:val="11"/>
@@ -8125,7 +12022,7 @@
     <w:abstractNumId w:val="17"/>
   </w:num>
   <w:num w:numId="21" w16cid:durableId="1999379974">
-    <w:abstractNumId w:val="23"/>
+    <w:abstractNumId w:val="24"/>
   </w:num>
   <w:num w:numId="22" w16cid:durableId="411659035">
     <w:abstractNumId w:val="8"/>
@@ -8137,16 +12034,19 @@
     <w:abstractNumId w:val="3"/>
   </w:num>
   <w:num w:numId="25" w16cid:durableId="1031496963">
-    <w:abstractNumId w:val="24"/>
+    <w:abstractNumId w:val="25"/>
   </w:num>
   <w:num w:numId="26" w16cid:durableId="1714421965">
-    <w:abstractNumId w:val="22"/>
+    <w:abstractNumId w:val="23"/>
   </w:num>
   <w:num w:numId="27" w16cid:durableId="1757942047">
-    <w:abstractNumId w:val="21"/>
+    <w:abstractNumId w:val="22"/>
   </w:num>
   <w:num w:numId="28" w16cid:durableId="1758751858">
     <w:abstractNumId w:val="2"/>
+  </w:num>
+  <w:num w:numId="29" w16cid:durableId="783353911">
+    <w:abstractNumId w:val="20"/>
   </w:num>
 </w:numbering>
 </file>
@@ -8549,6 +12449,7 @@
   <w:style w:type="paragraph" w:default="1" w:styleId="Normalny">
     <w:name w:val="Normal"/>
     <w:qFormat/>
+    <w:rsid w:val="00706768"/>
   </w:style>
   <w:style w:type="paragraph" w:styleId="Nagwek1">
     <w:name w:val="heading 1"/>
@@ -8609,7 +12510,6 @@
     <w:basedOn w:val="Normalny"/>
     <w:next w:val="Normalny"/>
     <w:uiPriority w:val="9"/>
-    <w:semiHidden/>
     <w:unhideWhenUsed/>
     <w:qFormat/>
     <w:pPr>
@@ -8665,7 +12565,6 @@
   <w:style w:type="character" w:default="1" w:styleId="Domylnaczcionkaakapitu">
     <w:name w:val="Default Paragraph Font"/>
     <w:uiPriority w:val="1"/>
-    <w:semiHidden/>
     <w:unhideWhenUsed/>
   </w:style>
   <w:style w:type="table" w:default="1" w:styleId="Standardowy">
@@ -8780,6 +12679,45 @@
     <w:name w:val="math-inline"/>
     <w:basedOn w:val="Domylnaczcionkaakapitu"/>
     <w:rsid w:val="00795694"/>
+  </w:style>
+  <w:style w:type="paragraph" w:styleId="Akapitzlist">
+    <w:name w:val="List Paragraph"/>
+    <w:basedOn w:val="Normalny"/>
+    <w:uiPriority w:val="34"/>
+    <w:qFormat/>
+    <w:rsid w:val="004662E7"/>
+    <w:pPr>
+      <w:ind w:left="720"/>
+      <w:contextualSpacing/>
+    </w:pPr>
+  </w:style>
+  <w:style w:type="character" w:styleId="Hipercze">
+    <w:name w:val="Hyperlink"/>
+    <w:basedOn w:val="Domylnaczcionkaakapitu"/>
+    <w:uiPriority w:val="99"/>
+    <w:unhideWhenUsed/>
+    <w:rsid w:val="004662E7"/>
+    <w:rPr>
+      <w:color w:val="0000FF" w:themeColor="hyperlink"/>
+      <w:u w:val="single"/>
+    </w:rPr>
+  </w:style>
+  <w:style w:type="character" w:styleId="Nierozpoznanawzmianka">
+    <w:name w:val="Unresolved Mention"/>
+    <w:basedOn w:val="Domylnaczcionkaakapitu"/>
+    <w:uiPriority w:val="99"/>
+    <w:semiHidden/>
+    <w:unhideWhenUsed/>
+    <w:rsid w:val="004662E7"/>
+    <w:rPr>
+      <w:color w:val="605E5C"/>
+      <w:shd w:val="clear" w:color="auto" w:fill="E1DFDD"/>
+    </w:rPr>
+  </w:style>
+  <w:style w:type="character" w:customStyle="1" w:styleId="font-semibold">
+    <w:name w:val="font-semibold"/>
+    <w:basedOn w:val="Domylnaczcionkaakapitu"/>
+    <w:rsid w:val="00BD5004"/>
   </w:style>
 </w:styles>
 </file>

--- a/Downloads/ProjektIO/Projekt IO.docx
+++ b/Downloads/ProjektIO/Projekt IO.docx
@@ -3523,6 +3523,7 @@
       </w:pPr>
       <w:r>
         <w:rPr>
+          <w:noProof/>
           <w:lang w:val="pl-PL"/>
         </w:rPr>
         <w:drawing>
@@ -6847,7 +6848,7 @@
     </w:p>
     <w:p>
       <w:pPr>
-        <w:pStyle w:val="Nagwek3"/>
+        <w:pStyle w:val="Nagwek2"/>
       </w:pPr>
       <w:r>
         <w:lastRenderedPageBreak/>
@@ -6856,7 +6857,7 @@
     </w:p>
     <w:p>
       <w:pPr>
-        <w:pStyle w:val="Nagwek4"/>
+        <w:pStyle w:val="Nagwek3"/>
       </w:pPr>
       <w:r>
         <w:t>7.1</w:t>
@@ -7219,7 +7220,7 @@
     <w:p/>
     <w:p>
       <w:pPr>
-        <w:pStyle w:val="Nagwek4"/>
+        <w:pStyle w:val="Nagwek3"/>
       </w:pPr>
       <w:r>
         <w:t>7.2. Opis infrastruktury</w:t>
@@ -7518,14 +7519,7 @@
     </w:p>
     <w:p>
       <w:pPr>
-        <w:rPr>
-          <w:lang w:val="pl-PL"/>
-        </w:rPr>
-      </w:pPr>
-    </w:p>
-    <w:p>
-      <w:pPr>
-        <w:pStyle w:val="Nagwek4"/>
+        <w:pStyle w:val="Nagwek3"/>
         <w:rPr>
           <w:lang w:val="pl-PL"/>
         </w:rPr>
@@ -7592,7 +7586,6 @@
         </w:drawing>
       </w:r>
     </w:p>
-    <w:p/>
     <w:p>
       <w:pPr>
         <w:rPr>
@@ -7781,8 +7774,2369 @@
         <w:t>-in.</w:t>
       </w:r>
     </w:p>
+    <w:p>
+      <w:pPr>
+        <w:pStyle w:val="Nagwek3"/>
+      </w:pPr>
+      <w:r>
+        <w:lastRenderedPageBreak/>
+        <w:t xml:space="preserve">8. Propozycja </w:t>
+      </w:r>
+      <w:r>
+        <w:t>planu</w:t>
+      </w:r>
+      <w:r>
+        <w:t xml:space="preserve"> pracy</w:t>
+      </w:r>
+    </w:p>
+    <w:p>
+      <w:r>
+        <w:t>Plan pracy obejmuje 6 etapów realizacji systemu zarządzania strzelnicą w okresie </w:t>
+      </w:r>
+      <w:r>
+        <w:rPr>
+          <w:b/>
+          <w:bCs/>
+        </w:rPr>
+        <w:t>15.06.2026–20.09.2026</w:t>
+      </w:r>
+      <w:r>
+        <w:t xml:space="preserve"> (14 tygodni). Harmonogram przedstawiono w formie diagramu Gantta, w którym jedna kolumna odpowiada jednemu tygodniowi. </w:t>
+      </w:r>
+    </w:p>
+    <w:p/>
+    <w:p>
+      <w:r>
+        <w:drawing>
+          <wp:inline distT="0" distB="0" distL="0" distR="0" wp14:anchorId="4FA8950A" wp14:editId="440FAD75">
+            <wp:extent cx="5733415" cy="4370705"/>
+            <wp:effectExtent l="0" t="0" r="635" b="0"/>
+            <wp:docPr id="560077463" name="Obraz 1"/>
+            <wp:cNvGraphicFramePr>
+              <a:graphicFrameLocks xmlns:a="http://schemas.openxmlformats.org/drawingml/2006/main" noChangeAspect="1"/>
+            </wp:cNvGraphicFramePr>
+            <a:graphic xmlns:a="http://schemas.openxmlformats.org/drawingml/2006/main">
+              <a:graphicData uri="http://schemas.openxmlformats.org/drawingml/2006/picture">
+                <pic:pic xmlns:pic="http://schemas.openxmlformats.org/drawingml/2006/picture">
+                  <pic:nvPicPr>
+                    <pic:cNvPr id="560077463" name=""/>
+                    <pic:cNvPicPr/>
+                  </pic:nvPicPr>
+                  <pic:blipFill>
+                    <a:blip r:embed="rId23"/>
+                    <a:stretch>
+                      <a:fillRect/>
+                    </a:stretch>
+                  </pic:blipFill>
+                  <pic:spPr>
+                    <a:xfrm>
+                      <a:off x="0" y="0"/>
+                      <a:ext cx="5733415" cy="4370705"/>
+                    </a:xfrm>
+                    <a:prstGeom prst="rect">
+                      <a:avLst/>
+                    </a:prstGeom>
+                  </pic:spPr>
+                </pic:pic>
+              </a:graphicData>
+            </a:graphic>
+          </wp:inline>
+        </w:drawing>
+      </w:r>
+    </w:p>
+    <w:p/>
+    <w:p>
+      <w:pPr>
+        <w:rPr>
+          <w:b/>
+          <w:bCs/>
+        </w:rPr>
+      </w:pPr>
+      <w:r>
+        <w:rPr>
+          <w:b/>
+          <w:bCs/>
+        </w:rPr>
+        <w:t>Skład zespołu</w:t>
+      </w:r>
+    </w:p>
+    <w:tbl>
+      <w:tblPr>
+        <w:tblW w:w="0" w:type="auto"/>
+        <w:tblBorders>
+          <w:top w:val="single" w:sz="4" w:space="0" w:color="auto"/>
+          <w:left w:val="single" w:sz="4" w:space="0" w:color="auto"/>
+          <w:bottom w:val="single" w:sz="4" w:space="0" w:color="auto"/>
+          <w:right w:val="single" w:sz="4" w:space="0" w:color="auto"/>
+          <w:insideH w:val="single" w:sz="4" w:space="0" w:color="auto"/>
+          <w:insideV w:val="single" w:sz="4" w:space="0" w:color="auto"/>
+        </w:tblBorders>
+        <w:shd w:val="clear" w:color="auto" w:fill="FFFFFF" w:themeFill="background1"/>
+        <w:tblCellMar>
+          <w:top w:w="15" w:type="dxa"/>
+          <w:left w:w="15" w:type="dxa"/>
+          <w:bottom w:w="15" w:type="dxa"/>
+          <w:right w:w="15" w:type="dxa"/>
+        </w:tblCellMar>
+        <w:tblLook w:val="04A0" w:firstRow="1" w:lastRow="0" w:firstColumn="1" w:lastColumn="0" w:noHBand="0" w:noVBand="1"/>
+      </w:tblPr>
+      <w:tblGrid>
+        <w:gridCol w:w="2309"/>
+        <w:gridCol w:w="6710"/>
+      </w:tblGrid>
+      <w:tr>
+        <w:trPr>
+          <w:tblHeader/>
+        </w:trPr>
+        <w:tc>
+          <w:tcPr>
+            <w:tcW w:w="0" w:type="auto"/>
+            <w:shd w:val="clear" w:color="auto" w:fill="FFFFFF" w:themeFill="background1"/>
+            <w:noWrap/>
+            <w:tcMar>
+              <w:top w:w="75" w:type="dxa"/>
+              <w:left w:w="135" w:type="dxa"/>
+              <w:bottom w:w="75" w:type="dxa"/>
+              <w:right w:w="135" w:type="dxa"/>
+            </w:tcMar>
+            <w:hideMark/>
+          </w:tcPr>
+          <w:p>
+            <w:pPr>
+              <w:rPr>
+                <w:b/>
+                <w:bCs/>
+                <w:lang w:val="pl-PL"/>
+              </w:rPr>
+            </w:pPr>
+            <w:r>
+              <w:rPr>
+                <w:b/>
+                <w:bCs/>
+                <w:lang w:val="pl-PL"/>
+              </w:rPr>
+              <w:t>Rola</w:t>
+            </w:r>
+          </w:p>
+        </w:tc>
+        <w:tc>
+          <w:tcPr>
+            <w:tcW w:w="0" w:type="auto"/>
+            <w:shd w:val="clear" w:color="auto" w:fill="FFFFFF" w:themeFill="background1"/>
+            <w:noWrap/>
+            <w:tcMar>
+              <w:top w:w="75" w:type="dxa"/>
+              <w:left w:w="135" w:type="dxa"/>
+              <w:bottom w:w="75" w:type="dxa"/>
+              <w:right w:w="135" w:type="dxa"/>
+            </w:tcMar>
+            <w:hideMark/>
+          </w:tcPr>
+          <w:p>
+            <w:pPr>
+              <w:rPr>
+                <w:b/>
+                <w:bCs/>
+                <w:lang w:val="pl-PL"/>
+              </w:rPr>
+            </w:pPr>
+            <w:r>
+              <w:rPr>
+                <w:b/>
+                <w:bCs/>
+                <w:lang w:val="pl-PL"/>
+              </w:rPr>
+              <w:t>Główne zadania</w:t>
+            </w:r>
+          </w:p>
+        </w:tc>
+      </w:tr>
+      <w:tr>
+        <w:tc>
+          <w:tcPr>
+            <w:tcW w:w="0" w:type="auto"/>
+            <w:shd w:val="clear" w:color="auto" w:fill="FFFFFF" w:themeFill="background1"/>
+            <w:tcMar>
+              <w:top w:w="75" w:type="dxa"/>
+              <w:left w:w="135" w:type="dxa"/>
+              <w:bottom w:w="75" w:type="dxa"/>
+              <w:right w:w="135" w:type="dxa"/>
+            </w:tcMar>
+            <w:hideMark/>
+          </w:tcPr>
+          <w:p>
+            <w:pPr>
+              <w:rPr>
+                <w:lang w:val="pl-PL"/>
+              </w:rPr>
+            </w:pPr>
+            <w:r>
+              <w:rPr>
+                <w:lang w:val="pl-PL"/>
+              </w:rPr>
+              <w:t>Analityk / koordynator</w:t>
+            </w:r>
+          </w:p>
+        </w:tc>
+        <w:tc>
+          <w:tcPr>
+            <w:tcW w:w="0" w:type="auto"/>
+            <w:shd w:val="clear" w:color="auto" w:fill="FFFFFF" w:themeFill="background1"/>
+            <w:tcMar>
+              <w:top w:w="75" w:type="dxa"/>
+              <w:left w:w="135" w:type="dxa"/>
+              <w:bottom w:w="75" w:type="dxa"/>
+              <w:right w:w="135" w:type="dxa"/>
+            </w:tcMar>
+            <w:hideMark/>
+          </w:tcPr>
+          <w:p>
+            <w:pPr>
+              <w:rPr>
+                <w:lang w:val="pl-PL"/>
+              </w:rPr>
+            </w:pPr>
+            <w:r>
+              <w:rPr>
+                <w:lang w:val="pl-PL"/>
+              </w:rPr>
+              <w:t>UML, wymagania, ryzyko, testy akceptacyjne, dokumentacja, szkolenie</w:t>
+            </w:r>
+          </w:p>
+        </w:tc>
+      </w:tr>
+      <w:tr>
+        <w:tc>
+          <w:tcPr>
+            <w:tcW w:w="0" w:type="auto"/>
+            <w:shd w:val="clear" w:color="auto" w:fill="FFFFFF" w:themeFill="background1"/>
+            <w:tcMar>
+              <w:top w:w="75" w:type="dxa"/>
+              <w:left w:w="135" w:type="dxa"/>
+              <w:bottom w:w="75" w:type="dxa"/>
+              <w:right w:w="135" w:type="dxa"/>
+            </w:tcMar>
+            <w:hideMark/>
+          </w:tcPr>
+          <w:p>
+            <w:pPr>
+              <w:rPr>
+                <w:lang w:val="pl-PL"/>
+              </w:rPr>
+            </w:pPr>
+            <w:r>
+              <w:rPr>
+                <w:lang w:val="pl-PL"/>
+              </w:rPr>
+              <w:t xml:space="preserve">Programista </w:t>
+            </w:r>
+            <w:proofErr w:type="spellStart"/>
+            <w:r>
+              <w:rPr>
+                <w:lang w:val="pl-PL"/>
+              </w:rPr>
+              <w:t>backend</w:t>
+            </w:r>
+            <w:proofErr w:type="spellEnd"/>
+          </w:p>
+        </w:tc>
+        <w:tc>
+          <w:tcPr>
+            <w:tcW w:w="0" w:type="auto"/>
+            <w:shd w:val="clear" w:color="auto" w:fill="FFFFFF" w:themeFill="background1"/>
+            <w:tcMar>
+              <w:top w:w="75" w:type="dxa"/>
+              <w:left w:w="135" w:type="dxa"/>
+              <w:bottom w:w="75" w:type="dxa"/>
+              <w:right w:w="135" w:type="dxa"/>
+            </w:tcMar>
+            <w:hideMark/>
+          </w:tcPr>
+          <w:p>
+            <w:pPr>
+              <w:rPr>
+                <w:lang w:val="pl-PL"/>
+              </w:rPr>
+            </w:pPr>
+            <w:r>
+              <w:rPr>
+                <w:lang w:val="pl-PL"/>
+              </w:rPr>
+              <w:t xml:space="preserve">ASP.NET </w:t>
+            </w:r>
+            <w:proofErr w:type="spellStart"/>
+            <w:r>
+              <w:rPr>
+                <w:lang w:val="pl-PL"/>
+              </w:rPr>
+              <w:t>Core</w:t>
+            </w:r>
+            <w:proofErr w:type="spellEnd"/>
+            <w:r>
+              <w:rPr>
+                <w:lang w:val="pl-PL"/>
+              </w:rPr>
+              <w:t>, baza danych, moduły domenowe, testy jednostkowe</w:t>
+            </w:r>
+          </w:p>
+        </w:tc>
+      </w:tr>
+      <w:tr>
+        <w:tc>
+          <w:tcPr>
+            <w:tcW w:w="0" w:type="auto"/>
+            <w:shd w:val="clear" w:color="auto" w:fill="FFFFFF" w:themeFill="background1"/>
+            <w:tcMar>
+              <w:top w:w="75" w:type="dxa"/>
+              <w:left w:w="135" w:type="dxa"/>
+              <w:bottom w:w="75" w:type="dxa"/>
+              <w:right w:w="135" w:type="dxa"/>
+            </w:tcMar>
+            <w:hideMark/>
+          </w:tcPr>
+          <w:p>
+            <w:pPr>
+              <w:rPr>
+                <w:lang w:val="pl-PL"/>
+              </w:rPr>
+            </w:pPr>
+            <w:r>
+              <w:rPr>
+                <w:lang w:val="pl-PL"/>
+              </w:rPr>
+              <w:t xml:space="preserve">Programista </w:t>
+            </w:r>
+            <w:proofErr w:type="spellStart"/>
+            <w:r>
+              <w:rPr>
+                <w:lang w:val="pl-PL"/>
+              </w:rPr>
+              <w:t>frontend</w:t>
+            </w:r>
+            <w:proofErr w:type="spellEnd"/>
+          </w:p>
+        </w:tc>
+        <w:tc>
+          <w:tcPr>
+            <w:tcW w:w="0" w:type="auto"/>
+            <w:shd w:val="clear" w:color="auto" w:fill="FFFFFF" w:themeFill="background1"/>
+            <w:tcMar>
+              <w:top w:w="75" w:type="dxa"/>
+              <w:left w:w="135" w:type="dxa"/>
+              <w:bottom w:w="75" w:type="dxa"/>
+              <w:right w:w="135" w:type="dxa"/>
+            </w:tcMar>
+            <w:hideMark/>
+          </w:tcPr>
+          <w:p>
+            <w:pPr>
+              <w:rPr>
+                <w:lang w:val="pl-PL"/>
+              </w:rPr>
+            </w:pPr>
+            <w:r>
+              <w:rPr>
+                <w:lang w:val="pl-PL"/>
+              </w:rPr>
+              <w:t>Panele klienta i instruktora, dokumentacja</w:t>
+            </w:r>
+          </w:p>
+        </w:tc>
+      </w:tr>
+      <w:tr>
+        <w:tc>
+          <w:tcPr>
+            <w:tcW w:w="0" w:type="auto"/>
+            <w:shd w:val="clear" w:color="auto" w:fill="FFFFFF" w:themeFill="background1"/>
+            <w:tcMar>
+              <w:top w:w="75" w:type="dxa"/>
+              <w:left w:w="135" w:type="dxa"/>
+              <w:bottom w:w="75" w:type="dxa"/>
+              <w:right w:w="135" w:type="dxa"/>
+            </w:tcMar>
+            <w:hideMark/>
+          </w:tcPr>
+          <w:p>
+            <w:pPr>
+              <w:rPr>
+                <w:lang w:val="pl-PL"/>
+              </w:rPr>
+            </w:pPr>
+            <w:r>
+              <w:rPr>
+                <w:lang w:val="pl-PL"/>
+              </w:rPr>
+              <w:t>Tester / administrator</w:t>
+            </w:r>
+          </w:p>
+        </w:tc>
+        <w:tc>
+          <w:tcPr>
+            <w:tcW w:w="0" w:type="auto"/>
+            <w:shd w:val="clear" w:color="auto" w:fill="FFFFFF" w:themeFill="background1"/>
+            <w:tcMar>
+              <w:top w:w="75" w:type="dxa"/>
+              <w:left w:w="135" w:type="dxa"/>
+              <w:bottom w:w="75" w:type="dxa"/>
+              <w:right w:w="135" w:type="dxa"/>
+            </w:tcMar>
+            <w:hideMark/>
+          </w:tcPr>
+          <w:p>
+            <w:pPr>
+              <w:rPr>
+                <w:lang w:val="pl-PL"/>
+              </w:rPr>
+            </w:pPr>
+            <w:r>
+              <w:rPr>
+                <w:lang w:val="pl-PL"/>
+              </w:rPr>
+              <w:t>Konfiguracja serwera, testy integracyjne i bezpieczeństwa, wdrożenie</w:t>
+            </w:r>
+          </w:p>
+        </w:tc>
+      </w:tr>
+    </w:tbl>
     <w:p/>
     <w:p/>
+    <w:p/>
+    <w:p/>
+    <w:p>
+      <w:pPr>
+        <w:rPr>
+          <w:b/>
+          <w:bCs/>
+        </w:rPr>
+      </w:pPr>
+      <w:r>
+        <w:rPr>
+          <w:b/>
+          <w:bCs/>
+        </w:rPr>
+        <w:lastRenderedPageBreak/>
+        <w:t>Etapy pracy</w:t>
+      </w:r>
+    </w:p>
+    <w:p/>
+    <w:tbl>
+      <w:tblPr>
+        <w:tblW w:w="0" w:type="auto"/>
+        <w:tblBorders>
+          <w:top w:val="single" w:sz="4" w:space="0" w:color="auto"/>
+          <w:left w:val="single" w:sz="4" w:space="0" w:color="auto"/>
+          <w:bottom w:val="single" w:sz="4" w:space="0" w:color="auto"/>
+          <w:right w:val="single" w:sz="4" w:space="0" w:color="auto"/>
+          <w:insideH w:val="single" w:sz="4" w:space="0" w:color="auto"/>
+          <w:insideV w:val="single" w:sz="4" w:space="0" w:color="auto"/>
+        </w:tblBorders>
+        <w:shd w:val="clear" w:color="auto" w:fill="FFFFFF" w:themeFill="background1"/>
+        <w:tblCellMar>
+          <w:top w:w="15" w:type="dxa"/>
+          <w:left w:w="15" w:type="dxa"/>
+          <w:bottom w:w="15" w:type="dxa"/>
+          <w:right w:w="15" w:type="dxa"/>
+        </w:tblCellMar>
+        <w:tblLook w:val="04A0" w:firstRow="1" w:lastRow="0" w:firstColumn="1" w:lastColumn="0" w:noHBand="0" w:noVBand="1"/>
+      </w:tblPr>
+      <w:tblGrid>
+        <w:gridCol w:w="600"/>
+        <w:gridCol w:w="1697"/>
+        <w:gridCol w:w="3664"/>
+        <w:gridCol w:w="3058"/>
+      </w:tblGrid>
+      <w:tr>
+        <w:trPr>
+          <w:tblHeader/>
+        </w:trPr>
+        <w:tc>
+          <w:tcPr>
+            <w:tcW w:w="0" w:type="auto"/>
+            <w:shd w:val="clear" w:color="auto" w:fill="FFFFFF" w:themeFill="background1"/>
+            <w:noWrap/>
+            <w:tcMar>
+              <w:top w:w="75" w:type="dxa"/>
+              <w:left w:w="135" w:type="dxa"/>
+              <w:bottom w:w="75" w:type="dxa"/>
+              <w:right w:w="135" w:type="dxa"/>
+            </w:tcMar>
+            <w:hideMark/>
+          </w:tcPr>
+          <w:p>
+            <w:pPr>
+              <w:rPr>
+                <w:b/>
+                <w:bCs/>
+                <w:lang w:val="pl-PL"/>
+              </w:rPr>
+            </w:pPr>
+            <w:r>
+              <w:rPr>
+                <w:b/>
+                <w:bCs/>
+                <w:lang w:val="pl-PL"/>
+              </w:rPr>
+              <w:t>Lp.</w:t>
+            </w:r>
+          </w:p>
+        </w:tc>
+        <w:tc>
+          <w:tcPr>
+            <w:tcW w:w="0" w:type="auto"/>
+            <w:shd w:val="clear" w:color="auto" w:fill="FFFFFF" w:themeFill="background1"/>
+            <w:noWrap/>
+            <w:tcMar>
+              <w:top w:w="75" w:type="dxa"/>
+              <w:left w:w="135" w:type="dxa"/>
+              <w:bottom w:w="75" w:type="dxa"/>
+              <w:right w:w="135" w:type="dxa"/>
+            </w:tcMar>
+            <w:hideMark/>
+          </w:tcPr>
+          <w:p>
+            <w:pPr>
+              <w:rPr>
+                <w:b/>
+                <w:bCs/>
+                <w:lang w:val="pl-PL"/>
+              </w:rPr>
+            </w:pPr>
+            <w:r>
+              <w:rPr>
+                <w:b/>
+                <w:bCs/>
+                <w:lang w:val="pl-PL"/>
+              </w:rPr>
+              <w:t>Etap</w:t>
+            </w:r>
+          </w:p>
+        </w:tc>
+        <w:tc>
+          <w:tcPr>
+            <w:tcW w:w="0" w:type="auto"/>
+            <w:shd w:val="clear" w:color="auto" w:fill="FFFFFF" w:themeFill="background1"/>
+            <w:noWrap/>
+            <w:tcMar>
+              <w:top w:w="75" w:type="dxa"/>
+              <w:left w:w="135" w:type="dxa"/>
+              <w:bottom w:w="75" w:type="dxa"/>
+              <w:right w:w="135" w:type="dxa"/>
+            </w:tcMar>
+            <w:hideMark/>
+          </w:tcPr>
+          <w:p>
+            <w:pPr>
+              <w:rPr>
+                <w:b/>
+                <w:bCs/>
+                <w:lang w:val="pl-PL"/>
+              </w:rPr>
+            </w:pPr>
+            <w:r>
+              <w:rPr>
+                <w:b/>
+                <w:bCs/>
+                <w:lang w:val="pl-PL"/>
+              </w:rPr>
+              <w:t>Części systemu / komponenty</w:t>
+            </w:r>
+          </w:p>
+        </w:tc>
+        <w:tc>
+          <w:tcPr>
+            <w:tcW w:w="0" w:type="auto"/>
+            <w:shd w:val="clear" w:color="auto" w:fill="FFFFFF" w:themeFill="background1"/>
+            <w:noWrap/>
+            <w:tcMar>
+              <w:top w:w="75" w:type="dxa"/>
+              <w:left w:w="135" w:type="dxa"/>
+              <w:bottom w:w="75" w:type="dxa"/>
+              <w:right w:w="135" w:type="dxa"/>
+            </w:tcMar>
+            <w:hideMark/>
+          </w:tcPr>
+          <w:p>
+            <w:pPr>
+              <w:rPr>
+                <w:b/>
+                <w:bCs/>
+                <w:lang w:val="pl-PL"/>
+              </w:rPr>
+            </w:pPr>
+            <w:r>
+              <w:rPr>
+                <w:b/>
+                <w:bCs/>
+                <w:lang w:val="pl-PL"/>
+              </w:rPr>
+              <w:t>Czas trwania [dni robocze]</w:t>
+            </w:r>
+          </w:p>
+        </w:tc>
+      </w:tr>
+      <w:tr>
+        <w:tc>
+          <w:tcPr>
+            <w:tcW w:w="0" w:type="auto"/>
+            <w:shd w:val="clear" w:color="auto" w:fill="FFFFFF" w:themeFill="background1"/>
+            <w:tcMar>
+              <w:top w:w="75" w:type="dxa"/>
+              <w:left w:w="135" w:type="dxa"/>
+              <w:bottom w:w="75" w:type="dxa"/>
+              <w:right w:w="135" w:type="dxa"/>
+            </w:tcMar>
+            <w:hideMark/>
+          </w:tcPr>
+          <w:p>
+            <w:pPr>
+              <w:rPr>
+                <w:lang w:val="pl-PL"/>
+              </w:rPr>
+            </w:pPr>
+            <w:r>
+              <w:rPr>
+                <w:b/>
+                <w:bCs/>
+                <w:lang w:val="pl-PL"/>
+              </w:rPr>
+              <w:t>1</w:t>
+            </w:r>
+          </w:p>
+        </w:tc>
+        <w:tc>
+          <w:tcPr>
+            <w:tcW w:w="0" w:type="auto"/>
+            <w:shd w:val="clear" w:color="auto" w:fill="FFFFFF" w:themeFill="background1"/>
+            <w:tcMar>
+              <w:top w:w="75" w:type="dxa"/>
+              <w:left w:w="135" w:type="dxa"/>
+              <w:bottom w:w="75" w:type="dxa"/>
+              <w:right w:w="135" w:type="dxa"/>
+            </w:tcMar>
+            <w:hideMark/>
+          </w:tcPr>
+          <w:p>
+            <w:pPr>
+              <w:rPr>
+                <w:lang w:val="pl-PL"/>
+              </w:rPr>
+            </w:pPr>
+            <w:r>
+              <w:rPr>
+                <w:lang w:val="pl-PL"/>
+              </w:rPr>
+              <w:t>Wizja systemu</w:t>
+            </w:r>
+          </w:p>
+        </w:tc>
+        <w:tc>
+          <w:tcPr>
+            <w:tcW w:w="0" w:type="auto"/>
+            <w:shd w:val="clear" w:color="auto" w:fill="FFFFFF" w:themeFill="background1"/>
+            <w:tcMar>
+              <w:top w:w="75" w:type="dxa"/>
+              <w:left w:w="135" w:type="dxa"/>
+              <w:bottom w:w="75" w:type="dxa"/>
+              <w:right w:w="135" w:type="dxa"/>
+            </w:tcMar>
+            <w:hideMark/>
+          </w:tcPr>
+          <w:p>
+            <w:pPr>
+              <w:rPr>
+                <w:lang w:val="pl-PL"/>
+              </w:rPr>
+            </w:pPr>
+            <w:r>
+              <w:rPr>
+                <w:lang w:val="pl-PL"/>
+              </w:rPr>
+              <w:t>Diagramy UML (klas, czynności, przebiegu, stanów, wdrożenia), opis wymagań</w:t>
+            </w:r>
+          </w:p>
+        </w:tc>
+        <w:tc>
+          <w:tcPr>
+            <w:tcW w:w="0" w:type="auto"/>
+            <w:shd w:val="clear" w:color="auto" w:fill="FFFFFF" w:themeFill="background1"/>
+            <w:tcMar>
+              <w:top w:w="75" w:type="dxa"/>
+              <w:left w:w="135" w:type="dxa"/>
+              <w:bottom w:w="75" w:type="dxa"/>
+              <w:right w:w="135" w:type="dxa"/>
+            </w:tcMar>
+            <w:hideMark/>
+          </w:tcPr>
+          <w:p>
+            <w:pPr>
+              <w:rPr>
+                <w:lang w:val="pl-PL"/>
+              </w:rPr>
+            </w:pPr>
+            <w:r>
+              <w:rPr>
+                <w:b/>
+                <w:bCs/>
+                <w:lang w:val="pl-PL"/>
+              </w:rPr>
+              <w:t>10</w:t>
+            </w:r>
+          </w:p>
+        </w:tc>
+      </w:tr>
+      <w:tr>
+        <w:tc>
+          <w:tcPr>
+            <w:tcW w:w="0" w:type="auto"/>
+            <w:shd w:val="clear" w:color="auto" w:fill="FFFFFF" w:themeFill="background1"/>
+            <w:tcMar>
+              <w:top w:w="75" w:type="dxa"/>
+              <w:left w:w="135" w:type="dxa"/>
+              <w:bottom w:w="75" w:type="dxa"/>
+              <w:right w:w="135" w:type="dxa"/>
+            </w:tcMar>
+            <w:hideMark/>
+          </w:tcPr>
+          <w:p>
+            <w:pPr>
+              <w:rPr>
+                <w:lang w:val="pl-PL"/>
+              </w:rPr>
+            </w:pPr>
+            <w:r>
+              <w:rPr>
+                <w:b/>
+                <w:bCs/>
+                <w:lang w:val="pl-PL"/>
+              </w:rPr>
+              <w:t>2</w:t>
+            </w:r>
+          </w:p>
+        </w:tc>
+        <w:tc>
+          <w:tcPr>
+            <w:tcW w:w="0" w:type="auto"/>
+            <w:shd w:val="clear" w:color="auto" w:fill="FFFFFF" w:themeFill="background1"/>
+            <w:tcMar>
+              <w:top w:w="75" w:type="dxa"/>
+              <w:left w:w="135" w:type="dxa"/>
+              <w:bottom w:w="75" w:type="dxa"/>
+              <w:right w:w="135" w:type="dxa"/>
+            </w:tcMar>
+            <w:hideMark/>
+          </w:tcPr>
+          <w:p>
+            <w:pPr>
+              <w:rPr>
+                <w:lang w:val="pl-PL"/>
+              </w:rPr>
+            </w:pPr>
+            <w:r>
+              <w:rPr>
+                <w:lang w:val="pl-PL"/>
+              </w:rPr>
+              <w:t>Planowanie projektu</w:t>
+            </w:r>
+          </w:p>
+        </w:tc>
+        <w:tc>
+          <w:tcPr>
+            <w:tcW w:w="0" w:type="auto"/>
+            <w:shd w:val="clear" w:color="auto" w:fill="FFFFFF" w:themeFill="background1"/>
+            <w:tcMar>
+              <w:top w:w="75" w:type="dxa"/>
+              <w:left w:w="135" w:type="dxa"/>
+              <w:bottom w:w="75" w:type="dxa"/>
+              <w:right w:w="135" w:type="dxa"/>
+            </w:tcMar>
+            <w:hideMark/>
+          </w:tcPr>
+          <w:p>
+            <w:pPr>
+              <w:rPr>
+                <w:lang w:val="pl-PL"/>
+              </w:rPr>
+            </w:pPr>
+            <w:r>
+              <w:rPr>
+                <w:lang w:val="pl-PL"/>
+              </w:rPr>
+              <w:t>Projekt </w:t>
+            </w:r>
+            <w:proofErr w:type="spellStart"/>
+            <w:r>
+              <w:rPr>
+                <w:lang w:val="pl-PL"/>
+              </w:rPr>
+              <w:t>BazaStrzelnicy</w:t>
+            </w:r>
+            <w:proofErr w:type="spellEnd"/>
+            <w:r>
+              <w:rPr>
+                <w:lang w:val="pl-PL"/>
+              </w:rPr>
+              <w:t> (SQL Server), analiza ryzyka, podział zadań</w:t>
+            </w:r>
+          </w:p>
+        </w:tc>
+        <w:tc>
+          <w:tcPr>
+            <w:tcW w:w="0" w:type="auto"/>
+            <w:shd w:val="clear" w:color="auto" w:fill="FFFFFF" w:themeFill="background1"/>
+            <w:tcMar>
+              <w:top w:w="75" w:type="dxa"/>
+              <w:left w:w="135" w:type="dxa"/>
+              <w:bottom w:w="75" w:type="dxa"/>
+              <w:right w:w="135" w:type="dxa"/>
+            </w:tcMar>
+            <w:hideMark/>
+          </w:tcPr>
+          <w:p>
+            <w:pPr>
+              <w:rPr>
+                <w:lang w:val="pl-PL"/>
+              </w:rPr>
+            </w:pPr>
+            <w:r>
+              <w:rPr>
+                <w:b/>
+                <w:bCs/>
+                <w:lang w:val="pl-PL"/>
+              </w:rPr>
+              <w:t>10</w:t>
+            </w:r>
+          </w:p>
+        </w:tc>
+      </w:tr>
+      <w:tr>
+        <w:tc>
+          <w:tcPr>
+            <w:tcW w:w="0" w:type="auto"/>
+            <w:shd w:val="clear" w:color="auto" w:fill="FFFFFF" w:themeFill="background1"/>
+            <w:tcMar>
+              <w:top w:w="75" w:type="dxa"/>
+              <w:left w:w="135" w:type="dxa"/>
+              <w:bottom w:w="75" w:type="dxa"/>
+              <w:right w:w="135" w:type="dxa"/>
+            </w:tcMar>
+            <w:hideMark/>
+          </w:tcPr>
+          <w:p>
+            <w:pPr>
+              <w:rPr>
+                <w:lang w:val="pl-PL"/>
+              </w:rPr>
+            </w:pPr>
+            <w:r>
+              <w:rPr>
+                <w:b/>
+                <w:bCs/>
+                <w:lang w:val="pl-PL"/>
+              </w:rPr>
+              <w:t>3</w:t>
+            </w:r>
+          </w:p>
+        </w:tc>
+        <w:tc>
+          <w:tcPr>
+            <w:tcW w:w="0" w:type="auto"/>
+            <w:shd w:val="clear" w:color="auto" w:fill="FFFFFF" w:themeFill="background1"/>
+            <w:tcMar>
+              <w:top w:w="75" w:type="dxa"/>
+              <w:left w:w="135" w:type="dxa"/>
+              <w:bottom w:w="75" w:type="dxa"/>
+              <w:right w:w="135" w:type="dxa"/>
+            </w:tcMar>
+            <w:hideMark/>
+          </w:tcPr>
+          <w:p>
+            <w:pPr>
+              <w:rPr>
+                <w:lang w:val="pl-PL"/>
+              </w:rPr>
+            </w:pPr>
+            <w:r>
+              <w:rPr>
+                <w:lang w:val="pl-PL"/>
+              </w:rPr>
+              <w:t>Realizacja</w:t>
+            </w:r>
+          </w:p>
+        </w:tc>
+        <w:tc>
+          <w:tcPr>
+            <w:tcW w:w="0" w:type="auto"/>
+            <w:shd w:val="clear" w:color="auto" w:fill="FFFFFF" w:themeFill="background1"/>
+            <w:tcMar>
+              <w:top w:w="75" w:type="dxa"/>
+              <w:left w:w="135" w:type="dxa"/>
+              <w:bottom w:w="75" w:type="dxa"/>
+              <w:right w:w="135" w:type="dxa"/>
+            </w:tcMar>
+            <w:hideMark/>
+          </w:tcPr>
+          <w:p>
+            <w:pPr>
+              <w:rPr>
+                <w:lang w:val="pl-PL"/>
+              </w:rPr>
+            </w:pPr>
+            <w:r>
+              <w:rPr>
+                <w:lang w:val="pl-PL"/>
+              </w:rPr>
+              <w:t xml:space="preserve">Aplikacja webowa (ASP.NET </w:t>
+            </w:r>
+            <w:proofErr w:type="spellStart"/>
+            <w:r>
+              <w:rPr>
+                <w:lang w:val="pl-PL"/>
+              </w:rPr>
+              <w:t>Core</w:t>
+            </w:r>
+            <w:proofErr w:type="spellEnd"/>
+            <w:r>
+              <w:rPr>
+                <w:lang w:val="pl-PL"/>
+              </w:rPr>
+              <w:t>): moduły użytkowników, rezerwacji, obsługi wizyt, sesji i magazynu; panele klienta i instruktora; konfiguracja serwera</w:t>
+            </w:r>
+          </w:p>
+        </w:tc>
+        <w:tc>
+          <w:tcPr>
+            <w:tcW w:w="0" w:type="auto"/>
+            <w:shd w:val="clear" w:color="auto" w:fill="FFFFFF" w:themeFill="background1"/>
+            <w:tcMar>
+              <w:top w:w="75" w:type="dxa"/>
+              <w:left w:w="135" w:type="dxa"/>
+              <w:bottom w:w="75" w:type="dxa"/>
+              <w:right w:w="135" w:type="dxa"/>
+            </w:tcMar>
+            <w:hideMark/>
+          </w:tcPr>
+          <w:p>
+            <w:pPr>
+              <w:rPr>
+                <w:lang w:val="pl-PL"/>
+              </w:rPr>
+            </w:pPr>
+            <w:r>
+              <w:rPr>
+                <w:b/>
+                <w:bCs/>
+                <w:lang w:val="pl-PL"/>
+              </w:rPr>
+              <w:t>30</w:t>
+            </w:r>
+          </w:p>
+        </w:tc>
+      </w:tr>
+      <w:tr>
+        <w:tc>
+          <w:tcPr>
+            <w:tcW w:w="0" w:type="auto"/>
+            <w:shd w:val="clear" w:color="auto" w:fill="FFFFFF" w:themeFill="background1"/>
+            <w:tcMar>
+              <w:top w:w="75" w:type="dxa"/>
+              <w:left w:w="135" w:type="dxa"/>
+              <w:bottom w:w="75" w:type="dxa"/>
+              <w:right w:w="135" w:type="dxa"/>
+            </w:tcMar>
+            <w:hideMark/>
+          </w:tcPr>
+          <w:p>
+            <w:pPr>
+              <w:rPr>
+                <w:lang w:val="pl-PL"/>
+              </w:rPr>
+            </w:pPr>
+            <w:r>
+              <w:rPr>
+                <w:b/>
+                <w:bCs/>
+                <w:lang w:val="pl-PL"/>
+              </w:rPr>
+              <w:t>4</w:t>
+            </w:r>
+          </w:p>
+        </w:tc>
+        <w:tc>
+          <w:tcPr>
+            <w:tcW w:w="0" w:type="auto"/>
+            <w:shd w:val="clear" w:color="auto" w:fill="FFFFFF" w:themeFill="background1"/>
+            <w:tcMar>
+              <w:top w:w="75" w:type="dxa"/>
+              <w:left w:w="135" w:type="dxa"/>
+              <w:bottom w:w="75" w:type="dxa"/>
+              <w:right w:w="135" w:type="dxa"/>
+            </w:tcMar>
+            <w:hideMark/>
+          </w:tcPr>
+          <w:p>
+            <w:pPr>
+              <w:rPr>
+                <w:lang w:val="pl-PL"/>
+              </w:rPr>
+            </w:pPr>
+            <w:r>
+              <w:rPr>
+                <w:lang w:val="pl-PL"/>
+              </w:rPr>
+              <w:t>Testy</w:t>
+            </w:r>
+          </w:p>
+        </w:tc>
+        <w:tc>
+          <w:tcPr>
+            <w:tcW w:w="0" w:type="auto"/>
+            <w:shd w:val="clear" w:color="auto" w:fill="FFFFFF" w:themeFill="background1"/>
+            <w:tcMar>
+              <w:top w:w="75" w:type="dxa"/>
+              <w:left w:w="135" w:type="dxa"/>
+              <w:bottom w:w="75" w:type="dxa"/>
+              <w:right w:w="135" w:type="dxa"/>
+            </w:tcMar>
+            <w:hideMark/>
+          </w:tcPr>
+          <w:p>
+            <w:pPr>
+              <w:rPr>
+                <w:lang w:val="pl-PL"/>
+              </w:rPr>
+            </w:pPr>
+            <w:r>
+              <w:rPr>
+                <w:lang w:val="pl-PL"/>
+              </w:rPr>
+              <w:t xml:space="preserve">Weryfikacja modułów </w:t>
+            </w:r>
+            <w:proofErr w:type="spellStart"/>
+            <w:r>
+              <w:rPr>
+                <w:lang w:val="pl-PL"/>
+              </w:rPr>
+              <w:t>backendu</w:t>
+            </w:r>
+            <w:proofErr w:type="spellEnd"/>
+            <w:r>
+              <w:rPr>
+                <w:lang w:val="pl-PL"/>
+              </w:rPr>
+              <w:t xml:space="preserve">, </w:t>
+            </w:r>
+            <w:proofErr w:type="spellStart"/>
+            <w:r>
+              <w:rPr>
+                <w:lang w:val="pl-PL"/>
+              </w:rPr>
+              <w:t>frontendu</w:t>
+            </w:r>
+            <w:proofErr w:type="spellEnd"/>
+            <w:r>
+              <w:rPr>
+                <w:lang w:val="pl-PL"/>
+              </w:rPr>
+              <w:t xml:space="preserve"> i integracji (</w:t>
+            </w:r>
+            <w:proofErr w:type="spellStart"/>
+            <w:r>
+              <w:rPr>
+                <w:lang w:val="pl-PL"/>
+              </w:rPr>
+              <w:t>IKlient</w:t>
+            </w:r>
+            <w:proofErr w:type="spellEnd"/>
+            <w:r>
+              <w:rPr>
+                <w:lang w:val="pl-PL"/>
+              </w:rPr>
+              <w:t>, </w:t>
+            </w:r>
+            <w:proofErr w:type="spellStart"/>
+            <w:r>
+              <w:rPr>
+                <w:lang w:val="pl-PL"/>
+              </w:rPr>
+              <w:t>IInstruktor</w:t>
+            </w:r>
+            <w:proofErr w:type="spellEnd"/>
+            <w:r>
+              <w:rPr>
+                <w:lang w:val="pl-PL"/>
+              </w:rPr>
+              <w:t>)</w:t>
+            </w:r>
+          </w:p>
+        </w:tc>
+        <w:tc>
+          <w:tcPr>
+            <w:tcW w:w="0" w:type="auto"/>
+            <w:shd w:val="clear" w:color="auto" w:fill="FFFFFF" w:themeFill="background1"/>
+            <w:tcMar>
+              <w:top w:w="75" w:type="dxa"/>
+              <w:left w:w="135" w:type="dxa"/>
+              <w:bottom w:w="75" w:type="dxa"/>
+              <w:right w:w="135" w:type="dxa"/>
+            </w:tcMar>
+            <w:hideMark/>
+          </w:tcPr>
+          <w:p>
+            <w:pPr>
+              <w:rPr>
+                <w:lang w:val="pl-PL"/>
+              </w:rPr>
+            </w:pPr>
+            <w:r>
+              <w:rPr>
+                <w:b/>
+                <w:bCs/>
+                <w:lang w:val="pl-PL"/>
+              </w:rPr>
+              <w:t>15</w:t>
+            </w:r>
+          </w:p>
+        </w:tc>
+      </w:tr>
+      <w:tr>
+        <w:tc>
+          <w:tcPr>
+            <w:tcW w:w="0" w:type="auto"/>
+            <w:shd w:val="clear" w:color="auto" w:fill="FFFFFF" w:themeFill="background1"/>
+            <w:tcMar>
+              <w:top w:w="75" w:type="dxa"/>
+              <w:left w:w="135" w:type="dxa"/>
+              <w:bottom w:w="75" w:type="dxa"/>
+              <w:right w:w="135" w:type="dxa"/>
+            </w:tcMar>
+            <w:hideMark/>
+          </w:tcPr>
+          <w:p>
+            <w:pPr>
+              <w:rPr>
+                <w:lang w:val="pl-PL"/>
+              </w:rPr>
+            </w:pPr>
+            <w:r>
+              <w:rPr>
+                <w:b/>
+                <w:bCs/>
+                <w:lang w:val="pl-PL"/>
+              </w:rPr>
+              <w:t>5</w:t>
+            </w:r>
+          </w:p>
+        </w:tc>
+        <w:tc>
+          <w:tcPr>
+            <w:tcW w:w="0" w:type="auto"/>
+            <w:shd w:val="clear" w:color="auto" w:fill="FFFFFF" w:themeFill="background1"/>
+            <w:tcMar>
+              <w:top w:w="75" w:type="dxa"/>
+              <w:left w:w="135" w:type="dxa"/>
+              <w:bottom w:w="75" w:type="dxa"/>
+              <w:right w:w="135" w:type="dxa"/>
+            </w:tcMar>
+            <w:hideMark/>
+          </w:tcPr>
+          <w:p>
+            <w:pPr>
+              <w:rPr>
+                <w:lang w:val="pl-PL"/>
+              </w:rPr>
+            </w:pPr>
+            <w:r>
+              <w:rPr>
+                <w:lang w:val="pl-PL"/>
+              </w:rPr>
+              <w:t>Wdrożenie i szkolenie</w:t>
+            </w:r>
+          </w:p>
+        </w:tc>
+        <w:tc>
+          <w:tcPr>
+            <w:tcW w:w="0" w:type="auto"/>
+            <w:shd w:val="clear" w:color="auto" w:fill="FFFFFF" w:themeFill="background1"/>
+            <w:tcMar>
+              <w:top w:w="75" w:type="dxa"/>
+              <w:left w:w="135" w:type="dxa"/>
+              <w:bottom w:w="75" w:type="dxa"/>
+              <w:right w:w="135" w:type="dxa"/>
+            </w:tcMar>
+            <w:hideMark/>
+          </w:tcPr>
+          <w:p>
+            <w:pPr>
+              <w:rPr>
+                <w:lang w:val="pl-PL"/>
+              </w:rPr>
+            </w:pPr>
+            <w:r>
+              <w:rPr>
+                <w:lang w:val="pl-PL"/>
+              </w:rPr>
+              <w:t>Wdrożenie na serwerze produkcyjnym, szkolenie instruktorów</w:t>
+            </w:r>
+          </w:p>
+        </w:tc>
+        <w:tc>
+          <w:tcPr>
+            <w:tcW w:w="0" w:type="auto"/>
+            <w:shd w:val="clear" w:color="auto" w:fill="FFFFFF" w:themeFill="background1"/>
+            <w:tcMar>
+              <w:top w:w="75" w:type="dxa"/>
+              <w:left w:w="135" w:type="dxa"/>
+              <w:bottom w:w="75" w:type="dxa"/>
+              <w:right w:w="135" w:type="dxa"/>
+            </w:tcMar>
+            <w:hideMark/>
+          </w:tcPr>
+          <w:p>
+            <w:pPr>
+              <w:rPr>
+                <w:lang w:val="pl-PL"/>
+              </w:rPr>
+            </w:pPr>
+            <w:r>
+              <w:rPr>
+                <w:b/>
+                <w:bCs/>
+                <w:lang w:val="pl-PL"/>
+              </w:rPr>
+              <w:t>10</w:t>
+            </w:r>
+          </w:p>
+        </w:tc>
+      </w:tr>
+      <w:tr>
+        <w:tc>
+          <w:tcPr>
+            <w:tcW w:w="0" w:type="auto"/>
+            <w:shd w:val="clear" w:color="auto" w:fill="FFFFFF" w:themeFill="background1"/>
+            <w:tcMar>
+              <w:top w:w="75" w:type="dxa"/>
+              <w:left w:w="135" w:type="dxa"/>
+              <w:bottom w:w="75" w:type="dxa"/>
+              <w:right w:w="135" w:type="dxa"/>
+            </w:tcMar>
+            <w:hideMark/>
+          </w:tcPr>
+          <w:p>
+            <w:pPr>
+              <w:rPr>
+                <w:lang w:val="pl-PL"/>
+              </w:rPr>
+            </w:pPr>
+            <w:r>
+              <w:rPr>
+                <w:b/>
+                <w:bCs/>
+                <w:lang w:val="pl-PL"/>
+              </w:rPr>
+              <w:t>6</w:t>
+            </w:r>
+          </w:p>
+        </w:tc>
+        <w:tc>
+          <w:tcPr>
+            <w:tcW w:w="0" w:type="auto"/>
+            <w:shd w:val="clear" w:color="auto" w:fill="FFFFFF" w:themeFill="background1"/>
+            <w:tcMar>
+              <w:top w:w="75" w:type="dxa"/>
+              <w:left w:w="135" w:type="dxa"/>
+              <w:bottom w:w="75" w:type="dxa"/>
+              <w:right w:w="135" w:type="dxa"/>
+            </w:tcMar>
+            <w:hideMark/>
+          </w:tcPr>
+          <w:p>
+            <w:pPr>
+              <w:rPr>
+                <w:lang w:val="pl-PL"/>
+              </w:rPr>
+            </w:pPr>
+            <w:r>
+              <w:rPr>
+                <w:lang w:val="pl-PL"/>
+              </w:rPr>
+              <w:t>Dokumentacja końcowa</w:t>
+            </w:r>
+          </w:p>
+        </w:tc>
+        <w:tc>
+          <w:tcPr>
+            <w:tcW w:w="0" w:type="auto"/>
+            <w:shd w:val="clear" w:color="auto" w:fill="FFFFFF" w:themeFill="background1"/>
+            <w:tcMar>
+              <w:top w:w="75" w:type="dxa"/>
+              <w:left w:w="135" w:type="dxa"/>
+              <w:bottom w:w="75" w:type="dxa"/>
+              <w:right w:w="135" w:type="dxa"/>
+            </w:tcMar>
+            <w:hideMark/>
+          </w:tcPr>
+          <w:p>
+            <w:pPr>
+              <w:rPr>
+                <w:lang w:val="pl-PL"/>
+              </w:rPr>
+            </w:pPr>
+            <w:r>
+              <w:rPr>
+                <w:lang w:val="pl-PL"/>
+              </w:rPr>
+              <w:t>Uzupełnienie dokumentacji projektu, poprawki po testach</w:t>
+            </w:r>
+          </w:p>
+        </w:tc>
+        <w:tc>
+          <w:tcPr>
+            <w:tcW w:w="0" w:type="auto"/>
+            <w:shd w:val="clear" w:color="auto" w:fill="FFFFFF" w:themeFill="background1"/>
+            <w:tcMar>
+              <w:top w:w="75" w:type="dxa"/>
+              <w:left w:w="135" w:type="dxa"/>
+              <w:bottom w:w="75" w:type="dxa"/>
+              <w:right w:w="135" w:type="dxa"/>
+            </w:tcMar>
+            <w:hideMark/>
+          </w:tcPr>
+          <w:p>
+            <w:pPr>
+              <w:rPr>
+                <w:lang w:val="pl-PL"/>
+              </w:rPr>
+            </w:pPr>
+            <w:r>
+              <w:rPr>
+                <w:b/>
+                <w:bCs/>
+                <w:lang w:val="pl-PL"/>
+              </w:rPr>
+              <w:t>15</w:t>
+            </w:r>
+          </w:p>
+        </w:tc>
+      </w:tr>
+    </w:tbl>
+    <w:p/>
+    <w:p>
+      <w:pPr>
+        <w:pStyle w:val="Nagwek3"/>
+      </w:pPr>
+      <w:r>
+        <w:t>9. Analiza ryzyka</w:t>
+      </w:r>
+    </w:p>
+    <w:p>
+      <w:pPr>
+        <w:rPr>
+          <w:b/>
+          <w:bCs/>
+          <w:sz w:val="24"/>
+          <w:szCs w:val="24"/>
+          <w:lang w:val="pl-PL"/>
+        </w:rPr>
+      </w:pPr>
+      <w:r>
+        <w:rPr>
+          <w:b/>
+          <w:bCs/>
+          <w:sz w:val="24"/>
+          <w:szCs w:val="24"/>
+          <w:lang w:val="pl-PL"/>
+        </w:rPr>
+        <w:t>Przewidywane zagrożenia:</w:t>
+      </w:r>
+    </w:p>
+    <w:p>
+      <w:pPr>
+        <w:rPr>
+          <w:b/>
+          <w:bCs/>
+          <w:sz w:val="24"/>
+          <w:szCs w:val="24"/>
+          <w:lang w:val="pl-PL"/>
+        </w:rPr>
+      </w:pPr>
+    </w:p>
+    <w:p>
+      <w:pPr>
+        <w:rPr>
+          <w:lang w:val="pl-PL"/>
+        </w:rPr>
+      </w:pPr>
+      <w:r>
+        <w:rPr>
+          <w:b/>
+          <w:bCs/>
+          <w:lang w:val="pl-PL"/>
+        </w:rPr>
+        <w:t>1. Błędna weryfikacja tożsamości klienta (np. nieprawidłowy PESEL, akceptacja fałszywego dokumentu)</w:t>
+      </w:r>
+    </w:p>
+    <w:p>
+      <w:pPr>
+        <w:numPr>
+          <w:ilvl w:val="0"/>
+          <w:numId w:val="30"/>
+        </w:numPr>
+        <w:rPr>
+          <w:lang w:val="pl-PL"/>
+        </w:rPr>
+      </w:pPr>
+      <w:r>
+        <w:rPr>
+          <w:b/>
+          <w:bCs/>
+          <w:lang w:val="pl-PL"/>
+        </w:rPr>
+        <w:t>Prawdopodobieństwo wystąpienia:</w:t>
+      </w:r>
+      <w:r>
+        <w:rPr>
+          <w:lang w:val="pl-PL"/>
+        </w:rPr>
+        <w:t> średnie</w:t>
+      </w:r>
+    </w:p>
+    <w:p>
+      <w:pPr>
+        <w:numPr>
+          <w:ilvl w:val="0"/>
+          <w:numId w:val="30"/>
+        </w:numPr>
+        <w:rPr>
+          <w:lang w:val="pl-PL"/>
+        </w:rPr>
+      </w:pPr>
+      <w:r>
+        <w:rPr>
+          <w:b/>
+          <w:bCs/>
+          <w:lang w:val="pl-PL"/>
+        </w:rPr>
+        <w:t>Stopień szkodliwości:</w:t>
+      </w:r>
+      <w:r>
+        <w:rPr>
+          <w:lang w:val="pl-PL"/>
+        </w:rPr>
+        <w:t> bardzo duży</w:t>
+      </w:r>
+    </w:p>
+    <w:p>
+      <w:pPr>
+        <w:numPr>
+          <w:ilvl w:val="0"/>
+          <w:numId w:val="30"/>
+        </w:numPr>
+        <w:rPr>
+          <w:lang w:val="pl-PL"/>
+        </w:rPr>
+      </w:pPr>
+      <w:r>
+        <w:rPr>
+          <w:b/>
+          <w:bCs/>
+          <w:lang w:val="pl-PL"/>
+        </w:rPr>
+        <w:t>Propozycja metod zapobiegania:</w:t>
+      </w:r>
+      <w:r>
+        <w:rPr>
+          <w:lang w:val="pl-PL"/>
+        </w:rPr>
+        <w:t xml:space="preserve"> walidacja numeru PESEL w systemie, obowiązkowe wypełnienie formularza weryfikacji, szkolenie instruktorów z procedur sprawdzania dokumentów, blokada </w:t>
+      </w:r>
+      <w:r>
+        <w:rPr>
+          <w:lang w:val="pl-PL"/>
+        </w:rPr>
+        <w:t xml:space="preserve">operacji </w:t>
+      </w:r>
+      <w:proofErr w:type="spellStart"/>
+      <w:r>
+        <w:rPr>
+          <w:lang w:val="pl-PL"/>
+        </w:rPr>
+        <w:t>check</w:t>
+      </w:r>
+      <w:proofErr w:type="spellEnd"/>
+      <w:r>
+        <w:rPr>
+          <w:lang w:val="pl-PL"/>
+        </w:rPr>
+        <w:t>-in do momentu pozytywnej weryfikacji</w:t>
+      </w:r>
+    </w:p>
+    <w:p>
+      <w:pPr>
+        <w:numPr>
+          <w:ilvl w:val="0"/>
+          <w:numId w:val="30"/>
+        </w:numPr>
+        <w:rPr>
+          <w:lang w:val="pl-PL"/>
+        </w:rPr>
+      </w:pPr>
+      <w:r>
+        <w:rPr>
+          <w:b/>
+          <w:bCs/>
+          <w:lang w:val="pl-PL"/>
+        </w:rPr>
+        <w:t>Plan awaryjny:</w:t>
+      </w:r>
+    </w:p>
+    <w:p>
+      <w:pPr>
+        <w:numPr>
+          <w:ilvl w:val="1"/>
+          <w:numId w:val="30"/>
+        </w:numPr>
+        <w:rPr>
+          <w:lang w:val="pl-PL"/>
+        </w:rPr>
+      </w:pPr>
+      <w:r>
+        <w:rPr>
+          <w:lang w:val="pl-PL"/>
+        </w:rPr>
+        <w:t>Wstrzymanie</w:t>
+      </w:r>
+      <w:r>
+        <w:rPr>
+          <w:lang w:val="pl-PL"/>
+        </w:rPr>
+        <w:t xml:space="preserve"> operacji</w:t>
+      </w:r>
+      <w:r>
+        <w:rPr>
+          <w:lang w:val="pl-PL"/>
+        </w:rPr>
+        <w:t xml:space="preserve"> </w:t>
+      </w:r>
+      <w:proofErr w:type="spellStart"/>
+      <w:r>
+        <w:rPr>
+          <w:lang w:val="pl-PL"/>
+        </w:rPr>
+        <w:t>check</w:t>
+      </w:r>
+      <w:proofErr w:type="spellEnd"/>
+      <w:r>
+        <w:rPr>
+          <w:lang w:val="pl-PL"/>
+        </w:rPr>
+        <w:t>-in klienta</w:t>
+      </w:r>
+    </w:p>
+    <w:p>
+      <w:pPr>
+        <w:numPr>
+          <w:ilvl w:val="1"/>
+          <w:numId w:val="30"/>
+        </w:numPr>
+        <w:rPr>
+          <w:lang w:val="pl-PL"/>
+        </w:rPr>
+      </w:pPr>
+      <w:r>
+        <w:rPr>
+          <w:lang w:val="pl-PL"/>
+        </w:rPr>
+        <w:t>Ponowna weryfikacja dokumentu przez instruktora</w:t>
+      </w:r>
+    </w:p>
+    <w:p>
+      <w:pPr>
+        <w:numPr>
+          <w:ilvl w:val="1"/>
+          <w:numId w:val="30"/>
+        </w:numPr>
+        <w:rPr>
+          <w:lang w:val="pl-PL"/>
+        </w:rPr>
+      </w:pPr>
+      <w:r>
+        <w:rPr>
+          <w:lang w:val="pl-PL"/>
+        </w:rPr>
+        <w:t>Zapis zdarzenia w logu systemowym</w:t>
+      </w:r>
+    </w:p>
+    <w:p>
+      <w:pPr>
+        <w:numPr>
+          <w:ilvl w:val="1"/>
+          <w:numId w:val="30"/>
+        </w:numPr>
+        <w:rPr>
+          <w:lang w:val="pl-PL"/>
+        </w:rPr>
+      </w:pPr>
+      <w:r>
+        <w:rPr>
+          <w:lang w:val="pl-PL"/>
+        </w:rPr>
+        <w:t>W przypadku wątpliwości — odmowa obsługi i zgłoszenie przełożonemu</w:t>
+      </w:r>
+    </w:p>
+    <w:p>
+      <w:pPr>
+        <w:ind w:left="1080"/>
+        <w:rPr>
+          <w:lang w:val="pl-PL"/>
+        </w:rPr>
+      </w:pPr>
+    </w:p>
+    <w:p>
+      <w:pPr>
+        <w:rPr>
+          <w:b/>
+          <w:bCs/>
+          <w:lang w:val="pl-PL"/>
+        </w:rPr>
+      </w:pPr>
+    </w:p>
+    <w:p>
+      <w:pPr>
+        <w:rPr>
+          <w:lang w:val="pl-PL"/>
+        </w:rPr>
+      </w:pPr>
+      <w:r>
+        <w:rPr>
+          <w:b/>
+          <w:bCs/>
+          <w:lang w:val="pl-PL"/>
+        </w:rPr>
+        <w:lastRenderedPageBreak/>
+        <w:t>2. Utrata lub uszkodzenie danych rezerwacji i sesji strzeleckich (awaria bazy SQL Server)</w:t>
+      </w:r>
+    </w:p>
+    <w:p>
+      <w:pPr>
+        <w:numPr>
+          <w:ilvl w:val="0"/>
+          <w:numId w:val="31"/>
+        </w:numPr>
+        <w:rPr>
+          <w:lang w:val="pl-PL"/>
+        </w:rPr>
+      </w:pPr>
+      <w:r>
+        <w:rPr>
+          <w:b/>
+          <w:bCs/>
+          <w:lang w:val="pl-PL"/>
+        </w:rPr>
+        <w:t>Prawdopodobieństwo wystąpienia:</w:t>
+      </w:r>
+      <w:r>
+        <w:rPr>
+          <w:lang w:val="pl-PL"/>
+        </w:rPr>
+        <w:t> niskie</w:t>
+      </w:r>
+    </w:p>
+    <w:p>
+      <w:pPr>
+        <w:numPr>
+          <w:ilvl w:val="0"/>
+          <w:numId w:val="31"/>
+        </w:numPr>
+        <w:rPr>
+          <w:lang w:val="pl-PL"/>
+        </w:rPr>
+      </w:pPr>
+      <w:r>
+        <w:rPr>
+          <w:b/>
+          <w:bCs/>
+          <w:lang w:val="pl-PL"/>
+        </w:rPr>
+        <w:t>Stopień szkodliwości:</w:t>
+      </w:r>
+      <w:r>
+        <w:rPr>
+          <w:lang w:val="pl-PL"/>
+        </w:rPr>
+        <w:t> bardzo duży</w:t>
+      </w:r>
+    </w:p>
+    <w:p>
+      <w:pPr>
+        <w:numPr>
+          <w:ilvl w:val="0"/>
+          <w:numId w:val="31"/>
+        </w:numPr>
+        <w:rPr>
+          <w:lang w:val="pl-PL"/>
+        </w:rPr>
+      </w:pPr>
+      <w:r>
+        <w:rPr>
+          <w:b/>
+          <w:bCs/>
+          <w:lang w:val="pl-PL"/>
+        </w:rPr>
+        <w:t>Propozycja metod zapobiegania:</w:t>
+      </w:r>
+      <w:r>
+        <w:rPr>
+          <w:lang w:val="pl-PL"/>
+        </w:rPr>
+        <w:t> regularne tworzenie kopii zapasowych bazy danych, przechowywanie backupów na osobnym nośniku, testowe odtwarzanie kopii, stosowanie transakcji przy zmianie statusów rezerwacji</w:t>
+      </w:r>
+    </w:p>
+    <w:p>
+      <w:pPr>
+        <w:numPr>
+          <w:ilvl w:val="0"/>
+          <w:numId w:val="31"/>
+        </w:numPr>
+        <w:rPr>
+          <w:lang w:val="pl-PL"/>
+        </w:rPr>
+      </w:pPr>
+      <w:r>
+        <w:rPr>
+          <w:b/>
+          <w:bCs/>
+          <w:lang w:val="pl-PL"/>
+        </w:rPr>
+        <w:t>Plan awaryjny:</w:t>
+      </w:r>
+    </w:p>
+    <w:p>
+      <w:pPr>
+        <w:numPr>
+          <w:ilvl w:val="1"/>
+          <w:numId w:val="31"/>
+        </w:numPr>
+        <w:rPr>
+          <w:lang w:val="pl-PL"/>
+        </w:rPr>
+      </w:pPr>
+      <w:r>
+        <w:rPr>
+          <w:lang w:val="pl-PL"/>
+        </w:rPr>
+        <w:t>Ustalenie zakresu i momentu awarii</w:t>
+      </w:r>
+    </w:p>
+    <w:p>
+      <w:pPr>
+        <w:numPr>
+          <w:ilvl w:val="1"/>
+          <w:numId w:val="31"/>
+        </w:numPr>
+        <w:rPr>
+          <w:lang w:val="pl-PL"/>
+        </w:rPr>
+      </w:pPr>
+      <w:r>
+        <w:rPr>
+          <w:lang w:val="pl-PL"/>
+        </w:rPr>
+        <w:t>Przywrócenie bazy danych z ostatniej kopii zapasowej</w:t>
+      </w:r>
+    </w:p>
+    <w:p>
+      <w:pPr>
+        <w:numPr>
+          <w:ilvl w:val="1"/>
+          <w:numId w:val="31"/>
+        </w:numPr>
+        <w:rPr>
+          <w:lang w:val="pl-PL"/>
+        </w:rPr>
+      </w:pPr>
+      <w:r>
+        <w:rPr>
+          <w:lang w:val="pl-PL"/>
+        </w:rPr>
+        <w:t>Ręczne uzupełnienie brakujących danych na podstawie rejestru papierowego</w:t>
+      </w:r>
+    </w:p>
+    <w:p>
+      <w:pPr>
+        <w:numPr>
+          <w:ilvl w:val="1"/>
+          <w:numId w:val="31"/>
+        </w:numPr>
+        <w:rPr>
+          <w:lang w:val="pl-PL"/>
+        </w:rPr>
+      </w:pPr>
+      <w:r>
+        <w:rPr>
+          <w:lang w:val="pl-PL"/>
+        </w:rPr>
+        <w:t>Weryfikacja poprawności danych po przywróceniu</w:t>
+      </w:r>
+    </w:p>
+    <w:p/>
+    <w:p>
+      <w:pPr>
+        <w:rPr>
+          <w:lang w:val="pl-PL"/>
+        </w:rPr>
+      </w:pPr>
+      <w:r>
+        <w:rPr>
+          <w:b/>
+          <w:bCs/>
+          <w:lang w:val="pl-PL"/>
+        </w:rPr>
+        <w:t>4. Wyciek danych osobowych klientów (np. numer PESEL, dane kontaktowe)</w:t>
+      </w:r>
+    </w:p>
+    <w:p>
+      <w:pPr>
+        <w:numPr>
+          <w:ilvl w:val="0"/>
+          <w:numId w:val="32"/>
+        </w:numPr>
+        <w:rPr>
+          <w:lang w:val="pl-PL"/>
+        </w:rPr>
+      </w:pPr>
+      <w:r>
+        <w:rPr>
+          <w:b/>
+          <w:bCs/>
+          <w:lang w:val="pl-PL"/>
+        </w:rPr>
+        <w:t>Prawdopodobieństwo wystąpienia:</w:t>
+      </w:r>
+      <w:r>
+        <w:rPr>
+          <w:lang w:val="pl-PL"/>
+        </w:rPr>
+        <w:t> niskie</w:t>
+      </w:r>
+    </w:p>
+    <w:p>
+      <w:pPr>
+        <w:numPr>
+          <w:ilvl w:val="0"/>
+          <w:numId w:val="32"/>
+        </w:numPr>
+        <w:rPr>
+          <w:lang w:val="pl-PL"/>
+        </w:rPr>
+      </w:pPr>
+      <w:r>
+        <w:rPr>
+          <w:b/>
+          <w:bCs/>
+          <w:lang w:val="pl-PL"/>
+        </w:rPr>
+        <w:t>Stopień szkodliwości:</w:t>
+      </w:r>
+      <w:r>
+        <w:rPr>
+          <w:lang w:val="pl-PL"/>
+        </w:rPr>
+        <w:t> bardzo duży</w:t>
+      </w:r>
+    </w:p>
+    <w:p>
+      <w:pPr>
+        <w:numPr>
+          <w:ilvl w:val="0"/>
+          <w:numId w:val="32"/>
+        </w:numPr>
+        <w:rPr>
+          <w:lang w:val="pl-PL"/>
+        </w:rPr>
+      </w:pPr>
+      <w:r>
+        <w:rPr>
+          <w:b/>
+          <w:bCs/>
+          <w:lang w:val="pl-PL"/>
+        </w:rPr>
+        <w:t>Propozycja metod zapobiegania:</w:t>
+      </w:r>
+      <w:r>
+        <w:rPr>
+          <w:lang w:val="pl-PL"/>
+        </w:rPr>
+        <w:t> szyfrowanie połączeń HTTPS, uwierzytelnianie użytkowników, ograniczenie uprawnień (klient/instruktor/administrator), nadzór nad osobami z dostępem do bazy, regularna zmiana haseł administratorów</w:t>
+      </w:r>
+    </w:p>
+    <w:p>
+      <w:pPr>
+        <w:numPr>
+          <w:ilvl w:val="0"/>
+          <w:numId w:val="32"/>
+        </w:numPr>
+        <w:rPr>
+          <w:lang w:val="pl-PL"/>
+        </w:rPr>
+      </w:pPr>
+      <w:r>
+        <w:rPr>
+          <w:b/>
+          <w:bCs/>
+          <w:lang w:val="pl-PL"/>
+        </w:rPr>
+        <w:t>Plan awaryjny:</w:t>
+      </w:r>
+    </w:p>
+    <w:p>
+      <w:pPr>
+        <w:numPr>
+          <w:ilvl w:val="1"/>
+          <w:numId w:val="32"/>
+        </w:numPr>
+        <w:rPr>
+          <w:lang w:val="pl-PL"/>
+        </w:rPr>
+      </w:pPr>
+      <w:r>
+        <w:rPr>
+          <w:lang w:val="pl-PL"/>
+        </w:rPr>
+        <w:t>Odcięcie dostępu do systemu od strony zewnętrznej (jeśli to konieczne)</w:t>
+      </w:r>
+    </w:p>
+    <w:p>
+      <w:pPr>
+        <w:numPr>
+          <w:ilvl w:val="1"/>
+          <w:numId w:val="32"/>
+        </w:numPr>
+        <w:rPr>
+          <w:lang w:val="pl-PL"/>
+        </w:rPr>
+      </w:pPr>
+      <w:r>
+        <w:rPr>
+          <w:lang w:val="pl-PL"/>
+        </w:rPr>
+        <w:t>Ustalenie źródła i zakresu wycieku</w:t>
+      </w:r>
+    </w:p>
+    <w:p>
+      <w:pPr>
+        <w:numPr>
+          <w:ilvl w:val="1"/>
+          <w:numId w:val="32"/>
+        </w:numPr>
+        <w:rPr>
+          <w:lang w:val="pl-PL"/>
+        </w:rPr>
+      </w:pPr>
+      <w:r>
+        <w:rPr>
+          <w:lang w:val="pl-PL"/>
+        </w:rPr>
+        <w:t>Współpraca z administratorem IT</w:t>
+      </w:r>
+    </w:p>
+    <w:p>
+      <w:pPr>
+        <w:numPr>
+          <w:ilvl w:val="1"/>
+          <w:numId w:val="32"/>
+        </w:numPr>
+        <w:rPr>
+          <w:lang w:val="pl-PL"/>
+        </w:rPr>
+      </w:pPr>
+      <w:r>
+        <w:rPr>
+          <w:lang w:val="pl-PL"/>
+        </w:rPr>
+        <w:t>Zmiana haseł i zabezpieczenie podatnych elementów systemu</w:t>
+      </w:r>
+    </w:p>
+    <w:p>
+      <w:pPr>
+        <w:ind w:left="1080"/>
+        <w:rPr>
+          <w:lang w:val="pl-PL"/>
+        </w:rPr>
+      </w:pPr>
+    </w:p>
+    <w:p>
+      <w:pPr>
+        <w:rPr>
+          <w:lang w:val="pl-PL"/>
+        </w:rPr>
+      </w:pPr>
+      <w:r>
+        <w:rPr>
+          <w:b/>
+          <w:bCs/>
+          <w:lang w:val="pl-PL"/>
+        </w:rPr>
+        <w:t>6. Rozbieżność danych magazynowych (amunicja, broń) z rzeczywistym stanem po sesji</w:t>
+      </w:r>
+    </w:p>
+    <w:p>
+      <w:pPr>
+        <w:numPr>
+          <w:ilvl w:val="0"/>
+          <w:numId w:val="33"/>
+        </w:numPr>
+        <w:rPr>
+          <w:lang w:val="pl-PL"/>
+        </w:rPr>
+      </w:pPr>
+      <w:r>
+        <w:rPr>
+          <w:b/>
+          <w:bCs/>
+          <w:lang w:val="pl-PL"/>
+        </w:rPr>
+        <w:t>Prawdopodobieństwo wystąpienia:</w:t>
+      </w:r>
+      <w:r>
+        <w:rPr>
+          <w:lang w:val="pl-PL"/>
+        </w:rPr>
+        <w:t> średnie</w:t>
+      </w:r>
+    </w:p>
+    <w:p>
+      <w:pPr>
+        <w:numPr>
+          <w:ilvl w:val="0"/>
+          <w:numId w:val="33"/>
+        </w:numPr>
+        <w:rPr>
+          <w:lang w:val="pl-PL"/>
+        </w:rPr>
+      </w:pPr>
+      <w:r>
+        <w:rPr>
+          <w:b/>
+          <w:bCs/>
+          <w:lang w:val="pl-PL"/>
+        </w:rPr>
+        <w:t>Stopień szkodliwości:</w:t>
+      </w:r>
+      <w:r>
+        <w:rPr>
+          <w:lang w:val="pl-PL"/>
+        </w:rPr>
+        <w:t> duży</w:t>
+      </w:r>
+    </w:p>
+    <w:p>
+      <w:pPr>
+        <w:numPr>
+          <w:ilvl w:val="0"/>
+          <w:numId w:val="33"/>
+        </w:numPr>
+        <w:rPr>
+          <w:lang w:val="pl-PL"/>
+        </w:rPr>
+      </w:pPr>
+      <w:r>
+        <w:rPr>
+          <w:b/>
+          <w:bCs/>
+          <w:lang w:val="pl-PL"/>
+        </w:rPr>
+        <w:t>Propozycja metod zapobiegania:</w:t>
+      </w:r>
+      <w:r>
+        <w:rPr>
+          <w:lang w:val="pl-PL"/>
+        </w:rPr>
+        <w:t xml:space="preserve"> obowiązkowe podawanie zużycia amunicji przy </w:t>
+      </w:r>
+      <w:proofErr w:type="spellStart"/>
+      <w:r>
+        <w:rPr>
+          <w:lang w:val="pl-PL"/>
+        </w:rPr>
+        <w:t>check</w:t>
+      </w:r>
+      <w:proofErr w:type="spellEnd"/>
+      <w:r>
+        <w:rPr>
+          <w:lang w:val="pl-PL"/>
+        </w:rPr>
+        <w:t>-out, powiązanie zużycia z obiektem </w:t>
+      </w:r>
+      <w:proofErr w:type="spellStart"/>
+      <w:r>
+        <w:rPr>
+          <w:lang w:val="pl-PL"/>
+        </w:rPr>
+        <w:t>SesjaStrzelecka</w:t>
+      </w:r>
+      <w:proofErr w:type="spellEnd"/>
+      <w:r>
+        <w:rPr>
+          <w:lang w:val="pl-PL"/>
+        </w:rPr>
+        <w:t>, okresowe kontrole magazynowe, walidacja wprowadzanych danych</w:t>
+      </w:r>
+    </w:p>
+    <w:p>
+      <w:pPr>
+        <w:numPr>
+          <w:ilvl w:val="0"/>
+          <w:numId w:val="33"/>
+        </w:numPr>
+        <w:rPr>
+          <w:lang w:val="pl-PL"/>
+        </w:rPr>
+      </w:pPr>
+      <w:r>
+        <w:rPr>
+          <w:b/>
+          <w:bCs/>
+          <w:lang w:val="pl-PL"/>
+        </w:rPr>
+        <w:t>Plan awaryjny:</w:t>
+      </w:r>
+    </w:p>
+    <w:p>
+      <w:pPr>
+        <w:numPr>
+          <w:ilvl w:val="1"/>
+          <w:numId w:val="33"/>
+        </w:numPr>
+        <w:rPr>
+          <w:lang w:val="pl-PL"/>
+        </w:rPr>
+      </w:pPr>
+      <w:r>
+        <w:rPr>
+          <w:lang w:val="pl-PL"/>
+        </w:rPr>
+        <w:t>Wstrzymanie wydawania sprzętu do czasu wyjaśnienia</w:t>
+      </w:r>
+    </w:p>
+    <w:p>
+      <w:pPr>
+        <w:numPr>
+          <w:ilvl w:val="1"/>
+          <w:numId w:val="33"/>
+        </w:numPr>
+        <w:rPr>
+          <w:lang w:val="pl-PL"/>
+        </w:rPr>
+      </w:pPr>
+      <w:r>
+        <w:rPr>
+          <w:lang w:val="pl-PL"/>
+        </w:rPr>
+        <w:t>Inwentaryzacja manualna magazynu</w:t>
+      </w:r>
+    </w:p>
+    <w:p>
+      <w:pPr>
+        <w:numPr>
+          <w:ilvl w:val="1"/>
+          <w:numId w:val="33"/>
+        </w:numPr>
+        <w:rPr>
+          <w:lang w:val="pl-PL"/>
+        </w:rPr>
+      </w:pPr>
+      <w:r>
+        <w:rPr>
+          <w:lang w:val="pl-PL"/>
+        </w:rPr>
+        <w:t>Korekta stanów w systemie</w:t>
+      </w:r>
+    </w:p>
+    <w:p>
+      <w:pPr>
+        <w:numPr>
+          <w:ilvl w:val="1"/>
+          <w:numId w:val="33"/>
+        </w:numPr>
+        <w:rPr>
+          <w:lang w:val="pl-PL"/>
+        </w:rPr>
+      </w:pPr>
+      <w:r>
+        <w:rPr>
+          <w:lang w:val="pl-PL"/>
+        </w:rPr>
+        <w:t>Analiza przyczyny rozbieżności</w:t>
+      </w:r>
+    </w:p>
+    <w:p>
+      <w:pPr>
+        <w:ind w:left="1080"/>
+        <w:rPr>
+          <w:lang w:val="pl-PL"/>
+        </w:rPr>
+      </w:pPr>
+    </w:p>
+    <w:p>
+      <w:pPr>
+        <w:rPr>
+          <w:lang w:val="pl-PL"/>
+        </w:rPr>
+      </w:pPr>
+      <w:r>
+        <w:rPr>
+          <w:b/>
+          <w:bCs/>
+          <w:lang w:val="pl-PL"/>
+        </w:rPr>
+        <w:t>7. Brak połączenia sieciowego między stacją instruktora a serwerem (awaria LAN)</w:t>
+      </w:r>
+    </w:p>
+    <w:p>
+      <w:pPr>
+        <w:numPr>
+          <w:ilvl w:val="0"/>
+          <w:numId w:val="34"/>
+        </w:numPr>
+        <w:rPr>
+          <w:lang w:val="pl-PL"/>
+        </w:rPr>
+      </w:pPr>
+      <w:r>
+        <w:rPr>
+          <w:b/>
+          <w:bCs/>
+          <w:lang w:val="pl-PL"/>
+        </w:rPr>
+        <w:t>Prawdopodobieństwo wystąpienia:</w:t>
+      </w:r>
+      <w:r>
+        <w:rPr>
+          <w:lang w:val="pl-PL"/>
+        </w:rPr>
+        <w:t> niskie</w:t>
+      </w:r>
+    </w:p>
+    <w:p>
+      <w:pPr>
+        <w:numPr>
+          <w:ilvl w:val="0"/>
+          <w:numId w:val="34"/>
+        </w:numPr>
+        <w:rPr>
+          <w:lang w:val="pl-PL"/>
+        </w:rPr>
+      </w:pPr>
+      <w:r>
+        <w:rPr>
+          <w:b/>
+          <w:bCs/>
+          <w:lang w:val="pl-PL"/>
+        </w:rPr>
+        <w:t>Stopień szkodliwości:</w:t>
+      </w:r>
+      <w:r>
+        <w:rPr>
+          <w:lang w:val="pl-PL"/>
+        </w:rPr>
+        <w:t> średni</w:t>
+      </w:r>
+    </w:p>
+    <w:p>
+      <w:pPr>
+        <w:numPr>
+          <w:ilvl w:val="0"/>
+          <w:numId w:val="34"/>
+        </w:numPr>
+        <w:rPr>
+          <w:lang w:val="pl-PL"/>
+        </w:rPr>
+      </w:pPr>
+      <w:r>
+        <w:rPr>
+          <w:b/>
+          <w:bCs/>
+          <w:lang w:val="pl-PL"/>
+        </w:rPr>
+        <w:t>Propozycja metod zapobiegania:</w:t>
+      </w:r>
+      <w:r>
+        <w:rPr>
+          <w:lang w:val="pl-PL"/>
+        </w:rPr>
+        <w:t> utrzymanie stabilnej sieci lokalnej Ethernet, okresowa kontrola łączności przed otwarciem strzelnicy, dokumentacja procedur awaryjnych</w:t>
+      </w:r>
+    </w:p>
+    <w:p>
+      <w:pPr>
+        <w:numPr>
+          <w:ilvl w:val="0"/>
+          <w:numId w:val="34"/>
+        </w:numPr>
+        <w:rPr>
+          <w:lang w:val="pl-PL"/>
+        </w:rPr>
+      </w:pPr>
+      <w:r>
+        <w:rPr>
+          <w:b/>
+          <w:bCs/>
+          <w:lang w:val="pl-PL"/>
+        </w:rPr>
+        <w:t>Plan awaryjny:</w:t>
+      </w:r>
+    </w:p>
+    <w:p>
+      <w:pPr>
+        <w:numPr>
+          <w:ilvl w:val="1"/>
+          <w:numId w:val="34"/>
+        </w:numPr>
+        <w:rPr>
+          <w:lang w:val="pl-PL"/>
+        </w:rPr>
+      </w:pPr>
+      <w:r>
+        <w:rPr>
+          <w:lang w:val="pl-PL"/>
+        </w:rPr>
+        <w:t>Sprawdzenie stanu sieci i urządzeń sieciowych</w:t>
+      </w:r>
+    </w:p>
+    <w:p>
+      <w:pPr>
+        <w:numPr>
+          <w:ilvl w:val="1"/>
+          <w:numId w:val="34"/>
+        </w:numPr>
+        <w:rPr>
+          <w:lang w:val="pl-PL"/>
+        </w:rPr>
+      </w:pPr>
+      <w:r>
+        <w:rPr>
+          <w:lang w:val="pl-PL"/>
+        </w:rPr>
+        <w:t>Przejście na obsługę manualną do czasu przywrócenia łączności</w:t>
+      </w:r>
+    </w:p>
+    <w:p>
+      <w:pPr>
+        <w:numPr>
+          <w:ilvl w:val="1"/>
+          <w:numId w:val="34"/>
+        </w:numPr>
+        <w:rPr>
+          <w:lang w:val="pl-PL"/>
+        </w:rPr>
+      </w:pPr>
+      <w:r>
+        <w:rPr>
+          <w:lang w:val="pl-PL"/>
+        </w:rPr>
+        <w:t>Uzupełnienie danych w systemie po przywróceniu połączenia</w:t>
+      </w:r>
+    </w:p>
     <w:p/>
     <w:sectPr>
       <w:pgSz w:w="11909" w:h="16834"/>
@@ -8655,6 +11009,151 @@
     </w:lvl>
   </w:abstractNum>
   <w:abstractNum w:abstractNumId="6" w15:restartNumberingAfterBreak="0">
+    <w:nsid w:val="0DEE2795"/>
+    <w:multiLevelType w:val="multilevel"/>
+    <w:tmpl w:val="8216258A"/>
+    <w:lvl w:ilvl="0">
+      <w:start w:val="1"/>
+      <w:numFmt w:val="bullet"/>
+      <w:lvlText w:val=""/>
+      <w:lvlJc w:val="left"/>
+      <w:pPr>
+        <w:tabs>
+          <w:tab w:val="num" w:pos="720"/>
+        </w:tabs>
+        <w:ind w:left="720" w:hanging="360"/>
+      </w:pPr>
+      <w:rPr>
+        <w:rFonts w:ascii="Symbol" w:hAnsi="Symbol" w:hint="default"/>
+        <w:sz w:val="20"/>
+      </w:rPr>
+    </w:lvl>
+    <w:lvl w:ilvl="1">
+      <w:start w:val="1"/>
+      <w:numFmt w:val="decimal"/>
+      <w:lvlText w:val="%2."/>
+      <w:lvlJc w:val="left"/>
+      <w:pPr>
+        <w:tabs>
+          <w:tab w:val="num" w:pos="1440"/>
+        </w:tabs>
+        <w:ind w:left="1440" w:hanging="360"/>
+      </w:pPr>
+    </w:lvl>
+    <w:lvl w:ilvl="2" w:tentative="1">
+      <w:start w:val="1"/>
+      <w:numFmt w:val="bullet"/>
+      <w:lvlText w:val=""/>
+      <w:lvlJc w:val="left"/>
+      <w:pPr>
+        <w:tabs>
+          <w:tab w:val="num" w:pos="2160"/>
+        </w:tabs>
+        <w:ind w:left="2160" w:hanging="360"/>
+      </w:pPr>
+      <w:rPr>
+        <w:rFonts w:ascii="Symbol" w:hAnsi="Symbol" w:hint="default"/>
+        <w:sz w:val="20"/>
+      </w:rPr>
+    </w:lvl>
+    <w:lvl w:ilvl="3" w:tentative="1">
+      <w:start w:val="1"/>
+      <w:numFmt w:val="bullet"/>
+      <w:lvlText w:val=""/>
+      <w:lvlJc w:val="left"/>
+      <w:pPr>
+        <w:tabs>
+          <w:tab w:val="num" w:pos="2880"/>
+        </w:tabs>
+        <w:ind w:left="2880" w:hanging="360"/>
+      </w:pPr>
+      <w:rPr>
+        <w:rFonts w:ascii="Symbol" w:hAnsi="Symbol" w:hint="default"/>
+        <w:sz w:val="20"/>
+      </w:rPr>
+    </w:lvl>
+    <w:lvl w:ilvl="4" w:tentative="1">
+      <w:start w:val="1"/>
+      <w:numFmt w:val="bullet"/>
+      <w:lvlText w:val=""/>
+      <w:lvlJc w:val="left"/>
+      <w:pPr>
+        <w:tabs>
+          <w:tab w:val="num" w:pos="3600"/>
+        </w:tabs>
+        <w:ind w:left="3600" w:hanging="360"/>
+      </w:pPr>
+      <w:rPr>
+        <w:rFonts w:ascii="Symbol" w:hAnsi="Symbol" w:hint="default"/>
+        <w:sz w:val="20"/>
+      </w:rPr>
+    </w:lvl>
+    <w:lvl w:ilvl="5" w:tentative="1">
+      <w:start w:val="1"/>
+      <w:numFmt w:val="bullet"/>
+      <w:lvlText w:val=""/>
+      <w:lvlJc w:val="left"/>
+      <w:pPr>
+        <w:tabs>
+          <w:tab w:val="num" w:pos="4320"/>
+        </w:tabs>
+        <w:ind w:left="4320" w:hanging="360"/>
+      </w:pPr>
+      <w:rPr>
+        <w:rFonts w:ascii="Symbol" w:hAnsi="Symbol" w:hint="default"/>
+        <w:sz w:val="20"/>
+      </w:rPr>
+    </w:lvl>
+    <w:lvl w:ilvl="6" w:tentative="1">
+      <w:start w:val="1"/>
+      <w:numFmt w:val="bullet"/>
+      <w:lvlText w:val=""/>
+      <w:lvlJc w:val="left"/>
+      <w:pPr>
+        <w:tabs>
+          <w:tab w:val="num" w:pos="5040"/>
+        </w:tabs>
+        <w:ind w:left="5040" w:hanging="360"/>
+      </w:pPr>
+      <w:rPr>
+        <w:rFonts w:ascii="Symbol" w:hAnsi="Symbol" w:hint="default"/>
+        <w:sz w:val="20"/>
+      </w:rPr>
+    </w:lvl>
+    <w:lvl w:ilvl="7" w:tentative="1">
+      <w:start w:val="1"/>
+      <w:numFmt w:val="bullet"/>
+      <w:lvlText w:val=""/>
+      <w:lvlJc w:val="left"/>
+      <w:pPr>
+        <w:tabs>
+          <w:tab w:val="num" w:pos="5760"/>
+        </w:tabs>
+        <w:ind w:left="5760" w:hanging="360"/>
+      </w:pPr>
+      <w:rPr>
+        <w:rFonts w:ascii="Symbol" w:hAnsi="Symbol" w:hint="default"/>
+        <w:sz w:val="20"/>
+      </w:rPr>
+    </w:lvl>
+    <w:lvl w:ilvl="8" w:tentative="1">
+      <w:start w:val="1"/>
+      <w:numFmt w:val="bullet"/>
+      <w:lvlText w:val=""/>
+      <w:lvlJc w:val="left"/>
+      <w:pPr>
+        <w:tabs>
+          <w:tab w:val="num" w:pos="6480"/>
+        </w:tabs>
+        <w:ind w:left="6480" w:hanging="360"/>
+      </w:pPr>
+      <w:rPr>
+        <w:rFonts w:ascii="Symbol" w:hAnsi="Symbol" w:hint="default"/>
+        <w:sz w:val="20"/>
+      </w:rPr>
+    </w:lvl>
+  </w:abstractNum>
+  <w:abstractNum w:abstractNumId="7" w15:restartNumberingAfterBreak="0">
     <w:nsid w:val="110E6C06"/>
     <w:multiLevelType w:val="multilevel"/>
     <w:tmpl w:val="FA2064DE"/>
@@ -8803,7 +11302,7 @@
       </w:rPr>
     </w:lvl>
   </w:abstractNum>
-  <w:abstractNum w:abstractNumId="7" w15:restartNumberingAfterBreak="0">
+  <w:abstractNum w:abstractNumId="8" w15:restartNumberingAfterBreak="0">
     <w:nsid w:val="125B5BE0"/>
     <w:multiLevelType w:val="multilevel"/>
     <w:tmpl w:val="EC8AE780"/>
@@ -8952,7 +11451,7 @@
       </w:rPr>
     </w:lvl>
   </w:abstractNum>
-  <w:abstractNum w:abstractNumId="8" w15:restartNumberingAfterBreak="0">
+  <w:abstractNum w:abstractNumId="9" w15:restartNumberingAfterBreak="0">
     <w:nsid w:val="14704865"/>
     <w:multiLevelType w:val="multilevel"/>
     <w:tmpl w:val="3AB47482"/>
@@ -9101,7 +11600,7 @@
       </w:rPr>
     </w:lvl>
   </w:abstractNum>
-  <w:abstractNum w:abstractNumId="9" w15:restartNumberingAfterBreak="0">
+  <w:abstractNum w:abstractNumId="10" w15:restartNumberingAfterBreak="0">
     <w:nsid w:val="155A5289"/>
     <w:multiLevelType w:val="multilevel"/>
     <w:tmpl w:val="5754B56E"/>
@@ -9250,7 +11749,7 @@
       </w:rPr>
     </w:lvl>
   </w:abstractNum>
-  <w:abstractNum w:abstractNumId="10" w15:restartNumberingAfterBreak="0">
+  <w:abstractNum w:abstractNumId="11" w15:restartNumberingAfterBreak="0">
     <w:nsid w:val="1B9016D0"/>
     <w:multiLevelType w:val="multilevel"/>
     <w:tmpl w:val="BE428F12"/>
@@ -9395,7 +11894,7 @@
       </w:rPr>
     </w:lvl>
   </w:abstractNum>
-  <w:abstractNum w:abstractNumId="11" w15:restartNumberingAfterBreak="0">
+  <w:abstractNum w:abstractNumId="12" w15:restartNumberingAfterBreak="0">
     <w:nsid w:val="2C0876D3"/>
     <w:multiLevelType w:val="multilevel"/>
     <w:tmpl w:val="851E5E6A"/>
@@ -9544,7 +12043,7 @@
       </w:rPr>
     </w:lvl>
   </w:abstractNum>
-  <w:abstractNum w:abstractNumId="12" w15:restartNumberingAfterBreak="0">
+  <w:abstractNum w:abstractNumId="13" w15:restartNumberingAfterBreak="0">
     <w:nsid w:val="2CA15019"/>
     <w:multiLevelType w:val="multilevel"/>
     <w:tmpl w:val="1F2AD544"/>
@@ -9693,7 +12192,7 @@
       </w:rPr>
     </w:lvl>
   </w:abstractNum>
-  <w:abstractNum w:abstractNumId="13" w15:restartNumberingAfterBreak="0">
+  <w:abstractNum w:abstractNumId="14" w15:restartNumberingAfterBreak="0">
     <w:nsid w:val="2D751BDF"/>
     <w:multiLevelType w:val="multilevel"/>
     <w:tmpl w:val="FE7A3A3E"/>
@@ -9842,7 +12341,7 @@
       </w:rPr>
     </w:lvl>
   </w:abstractNum>
-  <w:abstractNum w:abstractNumId="14" w15:restartNumberingAfterBreak="0">
+  <w:abstractNum w:abstractNumId="15" w15:restartNumberingAfterBreak="0">
     <w:nsid w:val="2F482656"/>
     <w:multiLevelType w:val="multilevel"/>
     <w:tmpl w:val="E960CF18"/>
@@ -9991,7 +12490,7 @@
       </w:rPr>
     </w:lvl>
   </w:abstractNum>
-  <w:abstractNum w:abstractNumId="15" w15:restartNumberingAfterBreak="0">
+  <w:abstractNum w:abstractNumId="16" w15:restartNumberingAfterBreak="0">
     <w:nsid w:val="36761323"/>
     <w:multiLevelType w:val="multilevel"/>
     <w:tmpl w:val="9B3A65EE"/>
@@ -10140,7 +12639,7 @@
       </w:rPr>
     </w:lvl>
   </w:abstractNum>
-  <w:abstractNum w:abstractNumId="16" w15:restartNumberingAfterBreak="0">
+  <w:abstractNum w:abstractNumId="17" w15:restartNumberingAfterBreak="0">
     <w:nsid w:val="384E59F2"/>
     <w:multiLevelType w:val="multilevel"/>
     <w:tmpl w:val="E6804330"/>
@@ -10285,7 +12784,297 @@
       </w:rPr>
     </w:lvl>
   </w:abstractNum>
-  <w:abstractNum w:abstractNumId="17" w15:restartNumberingAfterBreak="0">
+  <w:abstractNum w:abstractNumId="18" w15:restartNumberingAfterBreak="0">
+    <w:nsid w:val="4282426B"/>
+    <w:multiLevelType w:val="multilevel"/>
+    <w:tmpl w:val="66D67DB8"/>
+    <w:lvl w:ilvl="0">
+      <w:start w:val="1"/>
+      <w:numFmt w:val="bullet"/>
+      <w:lvlText w:val=""/>
+      <w:lvlJc w:val="left"/>
+      <w:pPr>
+        <w:tabs>
+          <w:tab w:val="num" w:pos="720"/>
+        </w:tabs>
+        <w:ind w:left="720" w:hanging="360"/>
+      </w:pPr>
+      <w:rPr>
+        <w:rFonts w:ascii="Symbol" w:hAnsi="Symbol" w:hint="default"/>
+        <w:sz w:val="20"/>
+      </w:rPr>
+    </w:lvl>
+    <w:lvl w:ilvl="1">
+      <w:start w:val="1"/>
+      <w:numFmt w:val="decimal"/>
+      <w:lvlText w:val="%2."/>
+      <w:lvlJc w:val="left"/>
+      <w:pPr>
+        <w:tabs>
+          <w:tab w:val="num" w:pos="1440"/>
+        </w:tabs>
+        <w:ind w:left="1440" w:hanging="360"/>
+      </w:pPr>
+    </w:lvl>
+    <w:lvl w:ilvl="2" w:tentative="1">
+      <w:start w:val="1"/>
+      <w:numFmt w:val="bullet"/>
+      <w:lvlText w:val=""/>
+      <w:lvlJc w:val="left"/>
+      <w:pPr>
+        <w:tabs>
+          <w:tab w:val="num" w:pos="2160"/>
+        </w:tabs>
+        <w:ind w:left="2160" w:hanging="360"/>
+      </w:pPr>
+      <w:rPr>
+        <w:rFonts w:ascii="Symbol" w:hAnsi="Symbol" w:hint="default"/>
+        <w:sz w:val="20"/>
+      </w:rPr>
+    </w:lvl>
+    <w:lvl w:ilvl="3" w:tentative="1">
+      <w:start w:val="1"/>
+      <w:numFmt w:val="bullet"/>
+      <w:lvlText w:val=""/>
+      <w:lvlJc w:val="left"/>
+      <w:pPr>
+        <w:tabs>
+          <w:tab w:val="num" w:pos="2880"/>
+        </w:tabs>
+        <w:ind w:left="2880" w:hanging="360"/>
+      </w:pPr>
+      <w:rPr>
+        <w:rFonts w:ascii="Symbol" w:hAnsi="Symbol" w:hint="default"/>
+        <w:sz w:val="20"/>
+      </w:rPr>
+    </w:lvl>
+    <w:lvl w:ilvl="4" w:tentative="1">
+      <w:start w:val="1"/>
+      <w:numFmt w:val="bullet"/>
+      <w:lvlText w:val=""/>
+      <w:lvlJc w:val="left"/>
+      <w:pPr>
+        <w:tabs>
+          <w:tab w:val="num" w:pos="3600"/>
+        </w:tabs>
+        <w:ind w:left="3600" w:hanging="360"/>
+      </w:pPr>
+      <w:rPr>
+        <w:rFonts w:ascii="Symbol" w:hAnsi="Symbol" w:hint="default"/>
+        <w:sz w:val="20"/>
+      </w:rPr>
+    </w:lvl>
+    <w:lvl w:ilvl="5" w:tentative="1">
+      <w:start w:val="1"/>
+      <w:numFmt w:val="bullet"/>
+      <w:lvlText w:val=""/>
+      <w:lvlJc w:val="left"/>
+      <w:pPr>
+        <w:tabs>
+          <w:tab w:val="num" w:pos="4320"/>
+        </w:tabs>
+        <w:ind w:left="4320" w:hanging="360"/>
+      </w:pPr>
+      <w:rPr>
+        <w:rFonts w:ascii="Symbol" w:hAnsi="Symbol" w:hint="default"/>
+        <w:sz w:val="20"/>
+      </w:rPr>
+    </w:lvl>
+    <w:lvl w:ilvl="6" w:tentative="1">
+      <w:start w:val="1"/>
+      <w:numFmt w:val="bullet"/>
+      <w:lvlText w:val=""/>
+      <w:lvlJc w:val="left"/>
+      <w:pPr>
+        <w:tabs>
+          <w:tab w:val="num" w:pos="5040"/>
+        </w:tabs>
+        <w:ind w:left="5040" w:hanging="360"/>
+      </w:pPr>
+      <w:rPr>
+        <w:rFonts w:ascii="Symbol" w:hAnsi="Symbol" w:hint="default"/>
+        <w:sz w:val="20"/>
+      </w:rPr>
+    </w:lvl>
+    <w:lvl w:ilvl="7" w:tentative="1">
+      <w:start w:val="1"/>
+      <w:numFmt w:val="bullet"/>
+      <w:lvlText w:val=""/>
+      <w:lvlJc w:val="left"/>
+      <w:pPr>
+        <w:tabs>
+          <w:tab w:val="num" w:pos="5760"/>
+        </w:tabs>
+        <w:ind w:left="5760" w:hanging="360"/>
+      </w:pPr>
+      <w:rPr>
+        <w:rFonts w:ascii="Symbol" w:hAnsi="Symbol" w:hint="default"/>
+        <w:sz w:val="20"/>
+      </w:rPr>
+    </w:lvl>
+    <w:lvl w:ilvl="8" w:tentative="1">
+      <w:start w:val="1"/>
+      <w:numFmt w:val="bullet"/>
+      <w:lvlText w:val=""/>
+      <w:lvlJc w:val="left"/>
+      <w:pPr>
+        <w:tabs>
+          <w:tab w:val="num" w:pos="6480"/>
+        </w:tabs>
+        <w:ind w:left="6480" w:hanging="360"/>
+      </w:pPr>
+      <w:rPr>
+        <w:rFonts w:ascii="Symbol" w:hAnsi="Symbol" w:hint="default"/>
+        <w:sz w:val="20"/>
+      </w:rPr>
+    </w:lvl>
+  </w:abstractNum>
+  <w:abstractNum w:abstractNumId="19" w15:restartNumberingAfterBreak="0">
+    <w:nsid w:val="4A6427E9"/>
+    <w:multiLevelType w:val="multilevel"/>
+    <w:tmpl w:val="A26CB370"/>
+    <w:lvl w:ilvl="0">
+      <w:start w:val="1"/>
+      <w:numFmt w:val="bullet"/>
+      <w:lvlText w:val=""/>
+      <w:lvlJc w:val="left"/>
+      <w:pPr>
+        <w:tabs>
+          <w:tab w:val="num" w:pos="720"/>
+        </w:tabs>
+        <w:ind w:left="720" w:hanging="360"/>
+      </w:pPr>
+      <w:rPr>
+        <w:rFonts w:ascii="Symbol" w:hAnsi="Symbol" w:hint="default"/>
+        <w:sz w:val="20"/>
+      </w:rPr>
+    </w:lvl>
+    <w:lvl w:ilvl="1">
+      <w:start w:val="1"/>
+      <w:numFmt w:val="decimal"/>
+      <w:lvlText w:val="%2."/>
+      <w:lvlJc w:val="left"/>
+      <w:pPr>
+        <w:tabs>
+          <w:tab w:val="num" w:pos="1440"/>
+        </w:tabs>
+        <w:ind w:left="1440" w:hanging="360"/>
+      </w:pPr>
+    </w:lvl>
+    <w:lvl w:ilvl="2" w:tentative="1">
+      <w:start w:val="1"/>
+      <w:numFmt w:val="bullet"/>
+      <w:lvlText w:val=""/>
+      <w:lvlJc w:val="left"/>
+      <w:pPr>
+        <w:tabs>
+          <w:tab w:val="num" w:pos="2160"/>
+        </w:tabs>
+        <w:ind w:left="2160" w:hanging="360"/>
+      </w:pPr>
+      <w:rPr>
+        <w:rFonts w:ascii="Symbol" w:hAnsi="Symbol" w:hint="default"/>
+        <w:sz w:val="20"/>
+      </w:rPr>
+    </w:lvl>
+    <w:lvl w:ilvl="3" w:tentative="1">
+      <w:start w:val="1"/>
+      <w:numFmt w:val="bullet"/>
+      <w:lvlText w:val=""/>
+      <w:lvlJc w:val="left"/>
+      <w:pPr>
+        <w:tabs>
+          <w:tab w:val="num" w:pos="2880"/>
+        </w:tabs>
+        <w:ind w:left="2880" w:hanging="360"/>
+      </w:pPr>
+      <w:rPr>
+        <w:rFonts w:ascii="Symbol" w:hAnsi="Symbol" w:hint="default"/>
+        <w:sz w:val="20"/>
+      </w:rPr>
+    </w:lvl>
+    <w:lvl w:ilvl="4" w:tentative="1">
+      <w:start w:val="1"/>
+      <w:numFmt w:val="bullet"/>
+      <w:lvlText w:val=""/>
+      <w:lvlJc w:val="left"/>
+      <w:pPr>
+        <w:tabs>
+          <w:tab w:val="num" w:pos="3600"/>
+        </w:tabs>
+        <w:ind w:left="3600" w:hanging="360"/>
+      </w:pPr>
+      <w:rPr>
+        <w:rFonts w:ascii="Symbol" w:hAnsi="Symbol" w:hint="default"/>
+        <w:sz w:val="20"/>
+      </w:rPr>
+    </w:lvl>
+    <w:lvl w:ilvl="5" w:tentative="1">
+      <w:start w:val="1"/>
+      <w:numFmt w:val="bullet"/>
+      <w:lvlText w:val=""/>
+      <w:lvlJc w:val="left"/>
+      <w:pPr>
+        <w:tabs>
+          <w:tab w:val="num" w:pos="4320"/>
+        </w:tabs>
+        <w:ind w:left="4320" w:hanging="360"/>
+      </w:pPr>
+      <w:rPr>
+        <w:rFonts w:ascii="Symbol" w:hAnsi="Symbol" w:hint="default"/>
+        <w:sz w:val="20"/>
+      </w:rPr>
+    </w:lvl>
+    <w:lvl w:ilvl="6" w:tentative="1">
+      <w:start w:val="1"/>
+      <w:numFmt w:val="bullet"/>
+      <w:lvlText w:val=""/>
+      <w:lvlJc w:val="left"/>
+      <w:pPr>
+        <w:tabs>
+          <w:tab w:val="num" w:pos="5040"/>
+        </w:tabs>
+        <w:ind w:left="5040" w:hanging="360"/>
+      </w:pPr>
+      <w:rPr>
+        <w:rFonts w:ascii="Symbol" w:hAnsi="Symbol" w:hint="default"/>
+        <w:sz w:val="20"/>
+      </w:rPr>
+    </w:lvl>
+    <w:lvl w:ilvl="7" w:tentative="1">
+      <w:start w:val="1"/>
+      <w:numFmt w:val="bullet"/>
+      <w:lvlText w:val=""/>
+      <w:lvlJc w:val="left"/>
+      <w:pPr>
+        <w:tabs>
+          <w:tab w:val="num" w:pos="5760"/>
+        </w:tabs>
+        <w:ind w:left="5760" w:hanging="360"/>
+      </w:pPr>
+      <w:rPr>
+        <w:rFonts w:ascii="Symbol" w:hAnsi="Symbol" w:hint="default"/>
+        <w:sz w:val="20"/>
+      </w:rPr>
+    </w:lvl>
+    <w:lvl w:ilvl="8" w:tentative="1">
+      <w:start w:val="1"/>
+      <w:numFmt w:val="bullet"/>
+      <w:lvlText w:val=""/>
+      <w:lvlJc w:val="left"/>
+      <w:pPr>
+        <w:tabs>
+          <w:tab w:val="num" w:pos="6480"/>
+        </w:tabs>
+        <w:ind w:left="6480" w:hanging="360"/>
+      </w:pPr>
+      <w:rPr>
+        <w:rFonts w:ascii="Symbol" w:hAnsi="Symbol" w:hint="default"/>
+        <w:sz w:val="20"/>
+      </w:rPr>
+    </w:lvl>
+  </w:abstractNum>
+  <w:abstractNum w:abstractNumId="20" w15:restartNumberingAfterBreak="0">
     <w:nsid w:val="50366D62"/>
     <w:multiLevelType w:val="multilevel"/>
     <w:tmpl w:val="4364DAF2"/>
@@ -10434,7 +13223,7 @@
       </w:rPr>
     </w:lvl>
   </w:abstractNum>
-  <w:abstractNum w:abstractNumId="18" w15:restartNumberingAfterBreak="0">
+  <w:abstractNum w:abstractNumId="21" w15:restartNumberingAfterBreak="0">
     <w:nsid w:val="51185237"/>
     <w:multiLevelType w:val="multilevel"/>
     <w:tmpl w:val="E6804330"/>
@@ -10579,7 +13368,7 @@
       </w:rPr>
     </w:lvl>
   </w:abstractNum>
-  <w:abstractNum w:abstractNumId="19" w15:restartNumberingAfterBreak="0">
+  <w:abstractNum w:abstractNumId="22" w15:restartNumberingAfterBreak="0">
     <w:nsid w:val="525B3D4A"/>
     <w:multiLevelType w:val="multilevel"/>
     <w:tmpl w:val="1DB86164"/>
@@ -10728,7 +13517,7 @@
       </w:rPr>
     </w:lvl>
   </w:abstractNum>
-  <w:abstractNum w:abstractNumId="20" w15:restartNumberingAfterBreak="0">
+  <w:abstractNum w:abstractNumId="23" w15:restartNumberingAfterBreak="0">
     <w:nsid w:val="569671F2"/>
     <w:multiLevelType w:val="hybridMultilevel"/>
     <w:tmpl w:val="5934BD68"/>
@@ -10841,7 +13630,7 @@
       </w:rPr>
     </w:lvl>
   </w:abstractNum>
-  <w:abstractNum w:abstractNumId="21" w15:restartNumberingAfterBreak="0">
+  <w:abstractNum w:abstractNumId="24" w15:restartNumberingAfterBreak="0">
     <w:nsid w:val="5E332311"/>
     <w:multiLevelType w:val="multilevel"/>
     <w:tmpl w:val="FD56597C"/>
@@ -10990,7 +13779,7 @@
       </w:rPr>
     </w:lvl>
   </w:abstractNum>
-  <w:abstractNum w:abstractNumId="22" w15:restartNumberingAfterBreak="0">
+  <w:abstractNum w:abstractNumId="25" w15:restartNumberingAfterBreak="0">
     <w:nsid w:val="64A67214"/>
     <w:multiLevelType w:val="multilevel"/>
     <w:tmpl w:val="5832EF0A"/>
@@ -11139,7 +13928,7 @@
       </w:rPr>
     </w:lvl>
   </w:abstractNum>
-  <w:abstractNum w:abstractNumId="23" w15:restartNumberingAfterBreak="0">
+  <w:abstractNum w:abstractNumId="26" w15:restartNumberingAfterBreak="0">
     <w:nsid w:val="66C25ECD"/>
     <w:multiLevelType w:val="multilevel"/>
     <w:tmpl w:val="64B00C14"/>
@@ -11288,7 +14077,7 @@
       </w:rPr>
     </w:lvl>
   </w:abstractNum>
-  <w:abstractNum w:abstractNumId="24" w15:restartNumberingAfterBreak="0">
+  <w:abstractNum w:abstractNumId="27" w15:restartNumberingAfterBreak="0">
     <w:nsid w:val="6753371C"/>
     <w:multiLevelType w:val="multilevel"/>
     <w:tmpl w:val="DFB22E06"/>
@@ -11437,7 +14226,7 @@
       </w:rPr>
     </w:lvl>
   </w:abstractNum>
-  <w:abstractNum w:abstractNumId="25" w15:restartNumberingAfterBreak="0">
+  <w:abstractNum w:abstractNumId="28" w15:restartNumberingAfterBreak="0">
     <w:nsid w:val="68780586"/>
     <w:multiLevelType w:val="multilevel"/>
     <w:tmpl w:val="0D98D3BC"/>
@@ -11586,7 +14375,7 @@
       </w:rPr>
     </w:lvl>
   </w:abstractNum>
-  <w:abstractNum w:abstractNumId="26" w15:restartNumberingAfterBreak="0">
+  <w:abstractNum w:abstractNumId="29" w15:restartNumberingAfterBreak="0">
     <w:nsid w:val="705C59C3"/>
     <w:multiLevelType w:val="multilevel"/>
     <w:tmpl w:val="A17CC40E"/>
@@ -11699,7 +14488,297 @@
       </w:rPr>
     </w:lvl>
   </w:abstractNum>
-  <w:abstractNum w:abstractNumId="27" w15:restartNumberingAfterBreak="0">
+  <w:abstractNum w:abstractNumId="30" w15:restartNumberingAfterBreak="0">
+    <w:nsid w:val="72306529"/>
+    <w:multiLevelType w:val="multilevel"/>
+    <w:tmpl w:val="56CAF630"/>
+    <w:lvl w:ilvl="0">
+      <w:start w:val="1"/>
+      <w:numFmt w:val="bullet"/>
+      <w:lvlText w:val=""/>
+      <w:lvlJc w:val="left"/>
+      <w:pPr>
+        <w:tabs>
+          <w:tab w:val="num" w:pos="720"/>
+        </w:tabs>
+        <w:ind w:left="720" w:hanging="360"/>
+      </w:pPr>
+      <w:rPr>
+        <w:rFonts w:ascii="Symbol" w:hAnsi="Symbol" w:hint="default"/>
+        <w:sz w:val="20"/>
+      </w:rPr>
+    </w:lvl>
+    <w:lvl w:ilvl="1">
+      <w:start w:val="1"/>
+      <w:numFmt w:val="decimal"/>
+      <w:lvlText w:val="%2."/>
+      <w:lvlJc w:val="left"/>
+      <w:pPr>
+        <w:tabs>
+          <w:tab w:val="num" w:pos="1440"/>
+        </w:tabs>
+        <w:ind w:left="1440" w:hanging="360"/>
+      </w:pPr>
+    </w:lvl>
+    <w:lvl w:ilvl="2" w:tentative="1">
+      <w:start w:val="1"/>
+      <w:numFmt w:val="bullet"/>
+      <w:lvlText w:val=""/>
+      <w:lvlJc w:val="left"/>
+      <w:pPr>
+        <w:tabs>
+          <w:tab w:val="num" w:pos="2160"/>
+        </w:tabs>
+        <w:ind w:left="2160" w:hanging="360"/>
+      </w:pPr>
+      <w:rPr>
+        <w:rFonts w:ascii="Symbol" w:hAnsi="Symbol" w:hint="default"/>
+        <w:sz w:val="20"/>
+      </w:rPr>
+    </w:lvl>
+    <w:lvl w:ilvl="3" w:tentative="1">
+      <w:start w:val="1"/>
+      <w:numFmt w:val="bullet"/>
+      <w:lvlText w:val=""/>
+      <w:lvlJc w:val="left"/>
+      <w:pPr>
+        <w:tabs>
+          <w:tab w:val="num" w:pos="2880"/>
+        </w:tabs>
+        <w:ind w:left="2880" w:hanging="360"/>
+      </w:pPr>
+      <w:rPr>
+        <w:rFonts w:ascii="Symbol" w:hAnsi="Symbol" w:hint="default"/>
+        <w:sz w:val="20"/>
+      </w:rPr>
+    </w:lvl>
+    <w:lvl w:ilvl="4" w:tentative="1">
+      <w:start w:val="1"/>
+      <w:numFmt w:val="bullet"/>
+      <w:lvlText w:val=""/>
+      <w:lvlJc w:val="left"/>
+      <w:pPr>
+        <w:tabs>
+          <w:tab w:val="num" w:pos="3600"/>
+        </w:tabs>
+        <w:ind w:left="3600" w:hanging="360"/>
+      </w:pPr>
+      <w:rPr>
+        <w:rFonts w:ascii="Symbol" w:hAnsi="Symbol" w:hint="default"/>
+        <w:sz w:val="20"/>
+      </w:rPr>
+    </w:lvl>
+    <w:lvl w:ilvl="5" w:tentative="1">
+      <w:start w:val="1"/>
+      <w:numFmt w:val="bullet"/>
+      <w:lvlText w:val=""/>
+      <w:lvlJc w:val="left"/>
+      <w:pPr>
+        <w:tabs>
+          <w:tab w:val="num" w:pos="4320"/>
+        </w:tabs>
+        <w:ind w:left="4320" w:hanging="360"/>
+      </w:pPr>
+      <w:rPr>
+        <w:rFonts w:ascii="Symbol" w:hAnsi="Symbol" w:hint="default"/>
+        <w:sz w:val="20"/>
+      </w:rPr>
+    </w:lvl>
+    <w:lvl w:ilvl="6" w:tentative="1">
+      <w:start w:val="1"/>
+      <w:numFmt w:val="bullet"/>
+      <w:lvlText w:val=""/>
+      <w:lvlJc w:val="left"/>
+      <w:pPr>
+        <w:tabs>
+          <w:tab w:val="num" w:pos="5040"/>
+        </w:tabs>
+        <w:ind w:left="5040" w:hanging="360"/>
+      </w:pPr>
+      <w:rPr>
+        <w:rFonts w:ascii="Symbol" w:hAnsi="Symbol" w:hint="default"/>
+        <w:sz w:val="20"/>
+      </w:rPr>
+    </w:lvl>
+    <w:lvl w:ilvl="7" w:tentative="1">
+      <w:start w:val="1"/>
+      <w:numFmt w:val="bullet"/>
+      <w:lvlText w:val=""/>
+      <w:lvlJc w:val="left"/>
+      <w:pPr>
+        <w:tabs>
+          <w:tab w:val="num" w:pos="5760"/>
+        </w:tabs>
+        <w:ind w:left="5760" w:hanging="360"/>
+      </w:pPr>
+      <w:rPr>
+        <w:rFonts w:ascii="Symbol" w:hAnsi="Symbol" w:hint="default"/>
+        <w:sz w:val="20"/>
+      </w:rPr>
+    </w:lvl>
+    <w:lvl w:ilvl="8" w:tentative="1">
+      <w:start w:val="1"/>
+      <w:numFmt w:val="bullet"/>
+      <w:lvlText w:val=""/>
+      <w:lvlJc w:val="left"/>
+      <w:pPr>
+        <w:tabs>
+          <w:tab w:val="num" w:pos="6480"/>
+        </w:tabs>
+        <w:ind w:left="6480" w:hanging="360"/>
+      </w:pPr>
+      <w:rPr>
+        <w:rFonts w:ascii="Symbol" w:hAnsi="Symbol" w:hint="default"/>
+        <w:sz w:val="20"/>
+      </w:rPr>
+    </w:lvl>
+  </w:abstractNum>
+  <w:abstractNum w:abstractNumId="31" w15:restartNumberingAfterBreak="0">
+    <w:nsid w:val="73AF583E"/>
+    <w:multiLevelType w:val="multilevel"/>
+    <w:tmpl w:val="336AB5A0"/>
+    <w:lvl w:ilvl="0">
+      <w:start w:val="1"/>
+      <w:numFmt w:val="bullet"/>
+      <w:lvlText w:val=""/>
+      <w:lvlJc w:val="left"/>
+      <w:pPr>
+        <w:tabs>
+          <w:tab w:val="num" w:pos="720"/>
+        </w:tabs>
+        <w:ind w:left="720" w:hanging="360"/>
+      </w:pPr>
+      <w:rPr>
+        <w:rFonts w:ascii="Symbol" w:hAnsi="Symbol" w:hint="default"/>
+        <w:sz w:val="20"/>
+      </w:rPr>
+    </w:lvl>
+    <w:lvl w:ilvl="1">
+      <w:start w:val="1"/>
+      <w:numFmt w:val="decimal"/>
+      <w:lvlText w:val="%2."/>
+      <w:lvlJc w:val="left"/>
+      <w:pPr>
+        <w:tabs>
+          <w:tab w:val="num" w:pos="1440"/>
+        </w:tabs>
+        <w:ind w:left="1440" w:hanging="360"/>
+      </w:pPr>
+    </w:lvl>
+    <w:lvl w:ilvl="2" w:tentative="1">
+      <w:start w:val="1"/>
+      <w:numFmt w:val="bullet"/>
+      <w:lvlText w:val=""/>
+      <w:lvlJc w:val="left"/>
+      <w:pPr>
+        <w:tabs>
+          <w:tab w:val="num" w:pos="2160"/>
+        </w:tabs>
+        <w:ind w:left="2160" w:hanging="360"/>
+      </w:pPr>
+      <w:rPr>
+        <w:rFonts w:ascii="Symbol" w:hAnsi="Symbol" w:hint="default"/>
+        <w:sz w:val="20"/>
+      </w:rPr>
+    </w:lvl>
+    <w:lvl w:ilvl="3" w:tentative="1">
+      <w:start w:val="1"/>
+      <w:numFmt w:val="bullet"/>
+      <w:lvlText w:val=""/>
+      <w:lvlJc w:val="left"/>
+      <w:pPr>
+        <w:tabs>
+          <w:tab w:val="num" w:pos="2880"/>
+        </w:tabs>
+        <w:ind w:left="2880" w:hanging="360"/>
+      </w:pPr>
+      <w:rPr>
+        <w:rFonts w:ascii="Symbol" w:hAnsi="Symbol" w:hint="default"/>
+        <w:sz w:val="20"/>
+      </w:rPr>
+    </w:lvl>
+    <w:lvl w:ilvl="4" w:tentative="1">
+      <w:start w:val="1"/>
+      <w:numFmt w:val="bullet"/>
+      <w:lvlText w:val=""/>
+      <w:lvlJc w:val="left"/>
+      <w:pPr>
+        <w:tabs>
+          <w:tab w:val="num" w:pos="3600"/>
+        </w:tabs>
+        <w:ind w:left="3600" w:hanging="360"/>
+      </w:pPr>
+      <w:rPr>
+        <w:rFonts w:ascii="Symbol" w:hAnsi="Symbol" w:hint="default"/>
+        <w:sz w:val="20"/>
+      </w:rPr>
+    </w:lvl>
+    <w:lvl w:ilvl="5" w:tentative="1">
+      <w:start w:val="1"/>
+      <w:numFmt w:val="bullet"/>
+      <w:lvlText w:val=""/>
+      <w:lvlJc w:val="left"/>
+      <w:pPr>
+        <w:tabs>
+          <w:tab w:val="num" w:pos="4320"/>
+        </w:tabs>
+        <w:ind w:left="4320" w:hanging="360"/>
+      </w:pPr>
+      <w:rPr>
+        <w:rFonts w:ascii="Symbol" w:hAnsi="Symbol" w:hint="default"/>
+        <w:sz w:val="20"/>
+      </w:rPr>
+    </w:lvl>
+    <w:lvl w:ilvl="6" w:tentative="1">
+      <w:start w:val="1"/>
+      <w:numFmt w:val="bullet"/>
+      <w:lvlText w:val=""/>
+      <w:lvlJc w:val="left"/>
+      <w:pPr>
+        <w:tabs>
+          <w:tab w:val="num" w:pos="5040"/>
+        </w:tabs>
+        <w:ind w:left="5040" w:hanging="360"/>
+      </w:pPr>
+      <w:rPr>
+        <w:rFonts w:ascii="Symbol" w:hAnsi="Symbol" w:hint="default"/>
+        <w:sz w:val="20"/>
+      </w:rPr>
+    </w:lvl>
+    <w:lvl w:ilvl="7" w:tentative="1">
+      <w:start w:val="1"/>
+      <w:numFmt w:val="bullet"/>
+      <w:lvlText w:val=""/>
+      <w:lvlJc w:val="left"/>
+      <w:pPr>
+        <w:tabs>
+          <w:tab w:val="num" w:pos="5760"/>
+        </w:tabs>
+        <w:ind w:left="5760" w:hanging="360"/>
+      </w:pPr>
+      <w:rPr>
+        <w:rFonts w:ascii="Symbol" w:hAnsi="Symbol" w:hint="default"/>
+        <w:sz w:val="20"/>
+      </w:rPr>
+    </w:lvl>
+    <w:lvl w:ilvl="8" w:tentative="1">
+      <w:start w:val="1"/>
+      <w:numFmt w:val="bullet"/>
+      <w:lvlText w:val=""/>
+      <w:lvlJc w:val="left"/>
+      <w:pPr>
+        <w:tabs>
+          <w:tab w:val="num" w:pos="6480"/>
+        </w:tabs>
+        <w:ind w:left="6480" w:hanging="360"/>
+      </w:pPr>
+      <w:rPr>
+        <w:rFonts w:ascii="Symbol" w:hAnsi="Symbol" w:hint="default"/>
+        <w:sz w:val="20"/>
+      </w:rPr>
+    </w:lvl>
+  </w:abstractNum>
+  <w:abstractNum w:abstractNumId="32" w15:restartNumberingAfterBreak="0">
     <w:nsid w:val="7B83239D"/>
     <w:multiLevelType w:val="multilevel"/>
     <w:tmpl w:val="F7CE4D54"/>
@@ -11848,7 +14927,7 @@
       </w:rPr>
     </w:lvl>
   </w:abstractNum>
-  <w:abstractNum w:abstractNumId="28" w15:restartNumberingAfterBreak="0">
+  <w:abstractNum w:abstractNumId="33" w15:restartNumberingAfterBreak="0">
     <w:nsid w:val="7CAD52F7"/>
     <w:multiLevelType w:val="multilevel"/>
     <w:tmpl w:val="4844C838"/>
@@ -11965,88 +15044,103 @@
     <w:abstractNumId w:val="0"/>
   </w:num>
   <w:num w:numId="2" w16cid:durableId="1095515092">
-    <w:abstractNumId w:val="28"/>
+    <w:abstractNumId w:val="33"/>
   </w:num>
   <w:num w:numId="3" w16cid:durableId="1685980699">
-    <w:abstractNumId w:val="26"/>
+    <w:abstractNumId w:val="29"/>
   </w:num>
   <w:num w:numId="4" w16cid:durableId="1642424421">
-    <w:abstractNumId w:val="13"/>
+    <w:abstractNumId w:val="14"/>
   </w:num>
   <w:num w:numId="5" w16cid:durableId="871652371">
-    <w:abstractNumId w:val="14"/>
+    <w:abstractNumId w:val="15"/>
   </w:num>
   <w:num w:numId="6" w16cid:durableId="152574065">
     <w:abstractNumId w:val="5"/>
   </w:num>
   <w:num w:numId="7" w16cid:durableId="1809665043">
-    <w:abstractNumId w:val="19"/>
+    <w:abstractNumId w:val="22"/>
   </w:num>
   <w:num w:numId="8" w16cid:durableId="85539847">
-    <w:abstractNumId w:val="12"/>
+    <w:abstractNumId w:val="13"/>
   </w:num>
   <w:num w:numId="9" w16cid:durableId="1909992907">
     <w:abstractNumId w:val="4"/>
   </w:num>
   <w:num w:numId="10" w16cid:durableId="1976793676">
-    <w:abstractNumId w:val="27"/>
+    <w:abstractNumId w:val="32"/>
   </w:num>
   <w:num w:numId="11" w16cid:durableId="1560284771">
-    <w:abstractNumId w:val="9"/>
+    <w:abstractNumId w:val="10"/>
   </w:num>
   <w:num w:numId="12" w16cid:durableId="1788234374">
+    <w:abstractNumId w:val="8"/>
+  </w:num>
+  <w:num w:numId="13" w16cid:durableId="439910382">
+    <w:abstractNumId w:val="11"/>
+  </w:num>
+  <w:num w:numId="14" w16cid:durableId="220094796">
     <w:abstractNumId w:val="7"/>
   </w:num>
-  <w:num w:numId="13" w16cid:durableId="439910382">
-    <w:abstractNumId w:val="10"/>
-  </w:num>
-  <w:num w:numId="14" w16cid:durableId="220094796">
-    <w:abstractNumId w:val="6"/>
-  </w:num>
   <w:num w:numId="15" w16cid:durableId="1081415116">
-    <w:abstractNumId w:val="21"/>
+    <w:abstractNumId w:val="24"/>
   </w:num>
   <w:num w:numId="16" w16cid:durableId="914120843">
-    <w:abstractNumId w:val="11"/>
+    <w:abstractNumId w:val="12"/>
   </w:num>
   <w:num w:numId="17" w16cid:durableId="1522746502">
     <w:abstractNumId w:val="1"/>
   </w:num>
   <w:num w:numId="18" w16cid:durableId="58404851">
-    <w:abstractNumId w:val="16"/>
+    <w:abstractNumId w:val="17"/>
   </w:num>
   <w:num w:numId="19" w16cid:durableId="1383409678">
-    <w:abstractNumId w:val="18"/>
+    <w:abstractNumId w:val="21"/>
   </w:num>
   <w:num w:numId="20" w16cid:durableId="209615472">
-    <w:abstractNumId w:val="17"/>
+    <w:abstractNumId w:val="20"/>
   </w:num>
   <w:num w:numId="21" w16cid:durableId="1999379974">
-    <w:abstractNumId w:val="24"/>
+    <w:abstractNumId w:val="27"/>
   </w:num>
   <w:num w:numId="22" w16cid:durableId="411659035">
-    <w:abstractNumId w:val="8"/>
+    <w:abstractNumId w:val="9"/>
   </w:num>
   <w:num w:numId="23" w16cid:durableId="2099397295">
-    <w:abstractNumId w:val="15"/>
+    <w:abstractNumId w:val="16"/>
   </w:num>
   <w:num w:numId="24" w16cid:durableId="1138493796">
     <w:abstractNumId w:val="3"/>
   </w:num>
   <w:num w:numId="25" w16cid:durableId="1031496963">
-    <w:abstractNumId w:val="25"/>
+    <w:abstractNumId w:val="28"/>
   </w:num>
   <w:num w:numId="26" w16cid:durableId="1714421965">
-    <w:abstractNumId w:val="23"/>
+    <w:abstractNumId w:val="26"/>
   </w:num>
   <w:num w:numId="27" w16cid:durableId="1757942047">
-    <w:abstractNumId w:val="22"/>
+    <w:abstractNumId w:val="25"/>
   </w:num>
   <w:num w:numId="28" w16cid:durableId="1758751858">
     <w:abstractNumId w:val="2"/>
   </w:num>
   <w:num w:numId="29" w16cid:durableId="783353911">
-    <w:abstractNumId w:val="20"/>
+    <w:abstractNumId w:val="23"/>
+  </w:num>
+  <w:num w:numId="30" w16cid:durableId="1022975581">
+    <w:abstractNumId w:val="18"/>
+  </w:num>
+  <w:num w:numId="31" w16cid:durableId="815030463">
+    <w:abstractNumId w:val="19"/>
+  </w:num>
+  <w:num w:numId="32" w16cid:durableId="590314998">
+    <w:abstractNumId w:val="30"/>
+  </w:num>
+  <w:num w:numId="33" w16cid:durableId="935094875">
+    <w:abstractNumId w:val="31"/>
+  </w:num>
+  <w:num w:numId="34" w16cid:durableId="1399285488">
+    <w:abstractNumId w:val="6"/>
   </w:num>
 </w:numbering>
 </file>

--- a/Downloads/ProjektIO/Projekt IO.docx
+++ b/Downloads/ProjektIO/Projekt IO.docx
@@ -1,6 +1,6 @@
 
 <file path=word/document.xml><?xml version="1.0" encoding="utf-8"?>
-<w:document xmlns:wpc="http://schemas.microsoft.com/office/word/2010/wordprocessingCanvas" xmlns:cx="http://schemas.microsoft.com/office/drawing/2014/chartex" xmlns:cx1="http://schemas.microsoft.com/office/drawing/2015/9/8/chartex" xmlns:cx2="http://schemas.microsoft.com/office/drawing/2015/10/21/chartex" xmlns:cx3="http://schemas.microsoft.com/office/drawing/2016/5/9/chartex" xmlns:cx4="http://schemas.microsoft.com/office/drawing/2016/5/10/chartex" xmlns:cx5="http://schemas.microsoft.com/office/drawing/2016/5/11/chartex" xmlns:cx6="http://schemas.microsoft.com/office/drawing/2016/5/12/chartex" xmlns:cx7="http://schemas.microsoft.com/office/drawing/2016/5/13/chartex" xmlns:cx8="http://schemas.microsoft.com/office/drawing/2016/5/14/chartex" xmlns:mc="http://schemas.openxmlformats.org/markup-compatibility/2006" xmlns:aink="http://schemas.microsoft.com/office/drawing/2016/ink" xmlns:am3d="http://schemas.microsoft.com/office/drawing/2017/model3d" xmlns:o="urn:schemas-microsoft-com:office:office" xmlns:oel="http://schemas.microsoft.com/office/2019/extlst" xmlns:r="http://schemas.openxmlformats.org/officeDocument/2006/relationships" xmlns:m="http://schemas.openxmlformats.org/officeDocument/2006/math" xmlns:v="urn:schemas-microsoft-com:vml" xmlns:wp14="http://schemas.microsoft.com/office/word/2010/wordprocessingDrawing" xmlns:wp="http://schemas.openxmlformats.org/drawingml/2006/wordprocessingDrawing" xmlns:w10="urn:schemas-microsoft-com:office:word" xmlns:w="http://schemas.openxmlformats.org/wordprocessingml/2006/main" xmlns:w14="http://schemas.microsoft.com/office/word/2010/wordml" xmlns:w15="http://schemas.microsoft.com/office/word/2012/wordml" xmlns:w16cex="http://schemas.microsoft.com/office/word/2018/wordml/cex" xmlns:w16cid="http://schemas.microsoft.com/office/word/2016/wordml/cid" xmlns:w16="http://schemas.microsoft.com/office/word/2018/wordml" xmlns:w16du="http://schemas.microsoft.com/office/word/2023/wordml/word16du" xmlns:w16sdtdh="http://schemas.microsoft.com/office/word/2020/wordml/sdtdatahash" xmlns:w16sdtfl="http://schemas.microsoft.com/office/word/2024/wordml/sdtformatlock" xmlns:w16se="http://schemas.microsoft.com/office/word/2015/wordml/symex" xmlns:wpg="http://schemas.microsoft.com/office/word/2010/wordprocessingGroup" xmlns:wpi="http://schemas.microsoft.com/office/word/2010/wordprocessingInk" xmlns:wne="http://schemas.microsoft.com/office/word/2006/wordml" xmlns:wps="http://schemas.microsoft.com/office/word/2010/wordprocessingShape" mc:Ignorable="w14 w15 w16se w16cid w16 w16cex w16sdtdh w16sdtfl w16du wp14">
+<w:document xmlns:wpc="http://schemas.microsoft.com/office/word/2010/wordprocessingCanvas" xmlns:mc="http://schemas.openxmlformats.org/markup-compatibility/2006" xmlns:o="urn:schemas-microsoft-com:office:office" xmlns:r="http://schemas.openxmlformats.org/officeDocument/2006/relationships" xmlns:m="http://schemas.openxmlformats.org/officeDocument/2006/math" xmlns:v="urn:schemas-microsoft-com:vml" xmlns:wp14="http://schemas.microsoft.com/office/word/2010/wordprocessingDrawing" xmlns:wp="http://schemas.openxmlformats.org/drawingml/2006/wordprocessingDrawing" xmlns:w10="urn:schemas-microsoft-com:office:word" xmlns:w="http://schemas.openxmlformats.org/wordprocessingml/2006/main" xmlns:w14="http://schemas.microsoft.com/office/word/2010/wordml" xmlns:w15="http://schemas.microsoft.com/office/word/2012/wordml" xmlns:wpg="http://schemas.microsoft.com/office/word/2010/wordprocessingGroup" xmlns:wpi="http://schemas.microsoft.com/office/word/2010/wordprocessingInk" xmlns:wne="http://schemas.microsoft.com/office/word/2006/wordml" xmlns:wps="http://schemas.microsoft.com/office/word/2010/wordprocessingShape" mc:Ignorable="w14 w15 wp14">
   <w:body>
     <w:p>
       <w:pPr>
@@ -63,7 +63,10 @@
         <w:t>cyfryzacja i automatyzacja procesów operacyjnych strzelnicy</w:t>
       </w:r>
       <w:r>
-        <w:t>, co ma prowadzić do skrócenia czasu obsługi klienta, optymalizacji zarządzania zasobami (broń, amunicja) oraz zwiększenia zaangażowania użytkowników poprzez udostępnienie im ich statystyk treningowych.</w:t>
+        <w:t xml:space="preserve">, co ma prowadzić do skrócenia czasu obsługi klienta, optymalizacji zarządzania zasobami (broń, amunicja) oraz zwiększenia </w:t>
+      </w:r>
+      <w:r>
+        <w:t>zaangażowania użytkowników poprzez udostępnienie im ich statystyk treningowych.</w:t>
       </w:r>
     </w:p>
     <w:p>
@@ -119,7 +122,10 @@
         <w:t>Zarządzanie zasobami (ERP):</w:t>
       </w:r>
       <w:r>
-        <w:t xml:space="preserve"> Ewidencja jednostek broni, monitorowanie stanów amunicji i automatyczne powiadomienia o serwisowaniu.</w:t>
+        <w:t xml:space="preserve"> Ewidencja jednostek broni, monitorowanie stanów amunicji i automatyczne powiadomienia o serwis</w:t>
+      </w:r>
+      <w:r>
+        <w:t>owaniu.</w:t>
       </w:r>
     </w:p>
     <w:p>
@@ -172,7 +178,10 @@
         <w:t>Analityka i bezpieczeństwo:</w:t>
       </w:r>
       <w:r>
-        <w:t xml:space="preserve"> Generowanie obowiązkowych rejestrów strzelań oraz zbieranie danych o postępach (celność, historia wizyt).</w:t>
+        <w:t xml:space="preserve"> Generowanie obowiązkowych rejestrów strzelań oraz zbieranie danych o postępach (celność, historia w</w:t>
+      </w:r>
+      <w:r>
+        <w:t>izyt).</w:t>
       </w:r>
     </w:p>
     <w:p>
@@ -252,7 +261,16 @@
           <w:sz w:val="34"/>
           <w:szCs w:val="34"/>
         </w:rPr>
-        <w:t>2. Przewidywane korzyści z wdrożenia</w:t>
+        <w:t>2. Przewidywane korzyści z wdroż</w:t>
+      </w:r>
+      <w:r>
+        <w:rPr>
+          <w:b/>
+          <w:bCs/>
+          <w:sz w:val="34"/>
+          <w:szCs w:val="34"/>
+        </w:rPr>
+        <w:t>enia</w:t>
       </w:r>
     </w:p>
     <w:p>
@@ -324,7 +342,10 @@
         <w:t>Optymalizacja kosztów serwisu:</w:t>
       </w:r>
       <w:r>
-        <w:t xml:space="preserve"> Wydłużenie żywotności broni dzięki regularnej konserwacji opartej na rzeczywistym przebiegu (liczba wystrzelonych naboi), a nie na "wyczuciu".</w:t>
+        <w:t xml:space="preserve"> Wydłużenie żywotności broni dzięki regularnej konserwacji opartej </w:t>
+      </w:r>
+      <w:r>
+        <w:t>na rzeczywistym przebiegu (liczba wystrzelonych naboi), a nie na "wyczuciu".</w:t>
       </w:r>
     </w:p>
     <w:p>
@@ -386,7 +407,14 @@
           <w:b/>
           <w:bCs/>
         </w:rPr>
-        <w:t>Poprawa bezpieczeństwa:</w:t>
+        <w:t>Poprawa be</w:t>
+      </w:r>
+      <w:r>
+        <w:rPr>
+          <w:b/>
+          <w:bCs/>
+        </w:rPr>
+        <w:t>zpieczeństwa:</w:t>
       </w:r>
       <w:r>
         <w:t xml:space="preserve"> Pewność, że każda broń w rękach klienta jest sprawna i po przeglądzie.</w:t>
@@ -606,7 +634,13 @@
               <w:rPr>
                 <w:color w:val="1F1F1F"/>
               </w:rPr>
-              <w:t>Wydzielone stanowisko lub tor, na którym odbywa się strzelanie. Obiekt rezerwacji w systemie.</w:t>
+              <w:t xml:space="preserve">Wydzielone stanowisko lub tor, na którym odbywa się </w:t>
+            </w:r>
+            <w:r>
+              <w:rPr>
+                <w:color w:val="1F1F1F"/>
+              </w:rPr>
+              <w:t>strzelanie. Obiekt rezerwacji w systemie.</w:t>
             </w:r>
           </w:p>
         </w:tc>
@@ -744,7 +778,13 @@
               <w:rPr>
                 <w:color w:val="1F1F1F"/>
               </w:rPr>
-              <w:t>Próg przebiegu (np. co 500 strzałów), po którym system blokuje broń do czasu potwierdzenia serwisu przez instruktora.</w:t>
+              <w:t xml:space="preserve">Próg przebiegu (np. co 500 strzałów), po którym system blokuje broń do czasu </w:t>
+            </w:r>
+            <w:r>
+              <w:rPr>
+                <w:color w:val="1F1F1F"/>
+              </w:rPr>
+              <w:t>potwierdzenia serwisu przez instruktora.</w:t>
             </w:r>
           </w:p>
         </w:tc>
@@ -882,7 +922,13 @@
               <w:rPr>
                 <w:color w:val="1F1F1F"/>
               </w:rPr>
-              <w:t>Najmniejsza mierzalna część zapasu (sztuka). System operuje na opakowaniach, ale rozlicza sztuki.</w:t>
+              <w:t xml:space="preserve">Najmniejsza mierzalna część zapasu (sztuka). System operuje na opakowaniach, </w:t>
+            </w:r>
+            <w:r>
+              <w:rPr>
+                <w:color w:val="1F1F1F"/>
+              </w:rPr>
+              <w:t>ale rozlicza sztuki.</w:t>
             </w:r>
           </w:p>
         </w:tc>
@@ -1048,7 +1094,13 @@
               <w:rPr>
                 <w:color w:val="1F1F1F"/>
               </w:rPr>
-              <w:t>Procesy rozpoczęcia i zakończenia wizyty, podczas których następuje weryfikacja dokumentów i rozliczenie zużytych zasobów.</w:t>
+              <w:t>Procesy rozpoczęcia i zakończenia wizyty, podczas których następuje wery</w:t>
+            </w:r>
+            <w:r>
+              <w:rPr>
+                <w:color w:val="1F1F1F"/>
+              </w:rPr>
+              <w:t>fikacja dokumentów i rozliczenie zużytych zasobów.</w:t>
             </w:r>
           </w:p>
         </w:tc>
@@ -1077,6 +1129,7 @@
       <w:r>
         <w:rPr>
           <w:noProof/>
+          <w:lang w:val="pl-PL"/>
         </w:rPr>
         <w:drawing>
           <wp:inline distT="114300" distB="114300" distL="114300" distR="114300" wp14:anchorId="54386489" wp14:editId="1275AE32">
@@ -1119,6 +1172,7 @@
       <w:r>
         <w:rPr>
           <w:noProof/>
+          <w:lang w:val="pl-PL"/>
         </w:rPr>
         <w:drawing>
           <wp:inline distT="114300" distB="114300" distL="114300" distR="114300" wp14:anchorId="47A86026" wp14:editId="217D5D2F">
@@ -1161,6 +1215,7 @@
       <w:r>
         <w:rPr>
           <w:noProof/>
+          <w:lang w:val="pl-PL"/>
         </w:rPr>
         <w:lastRenderedPageBreak/>
         <w:drawing>
@@ -1204,6 +1259,7 @@
       <w:r>
         <w:rPr>
           <w:noProof/>
+          <w:lang w:val="pl-PL"/>
         </w:rPr>
         <w:drawing>
           <wp:inline distT="114300" distB="114300" distL="114300" distR="114300" wp14:anchorId="722FC6B0" wp14:editId="2DE63531">
@@ -1246,6 +1302,7 @@
       <w:r>
         <w:rPr>
           <w:noProof/>
+          <w:lang w:val="pl-PL"/>
         </w:rPr>
         <w:lastRenderedPageBreak/>
         <w:drawing>
@@ -1289,6 +1346,7 @@
       <w:r>
         <w:rPr>
           <w:noProof/>
+          <w:lang w:val="pl-PL"/>
         </w:rPr>
         <w:drawing>
           <wp:inline distT="114300" distB="114300" distL="114300" distR="114300" wp14:anchorId="52AD62B6" wp14:editId="60B0D06F">
@@ -1331,6 +1389,7 @@
       <w:r>
         <w:rPr>
           <w:noProof/>
+          <w:lang w:val="pl-PL"/>
         </w:rPr>
         <w:lastRenderedPageBreak/>
         <w:drawing>
@@ -1374,6 +1433,7 @@
       <w:r>
         <w:rPr>
           <w:noProof/>
+          <w:lang w:val="pl-PL"/>
         </w:rPr>
         <w:drawing>
           <wp:inline distT="114300" distB="114300" distL="114300" distR="114300" wp14:anchorId="6945424A" wp14:editId="210CF55D">
@@ -1416,6 +1476,7 @@
       <w:r>
         <w:rPr>
           <w:noProof/>
+          <w:lang w:val="pl-PL"/>
         </w:rPr>
         <w:lastRenderedPageBreak/>
         <w:drawing>
@@ -1459,6 +1520,7 @@
       <w:r>
         <w:rPr>
           <w:noProof/>
+          <w:lang w:val="pl-PL"/>
         </w:rPr>
         <w:drawing>
           <wp:inline distT="114300" distB="114300" distL="114300" distR="114300" wp14:anchorId="099DD603" wp14:editId="0727D522">
@@ -1534,6 +1596,7 @@
       <w:r>
         <w:rPr>
           <w:noProof/>
+          <w:lang w:val="pl-PL"/>
         </w:rPr>
         <w:drawing>
           <wp:inline distT="0" distB="0" distL="0" distR="0" wp14:anchorId="6B260CED" wp14:editId="680481FC">
@@ -3387,6 +3450,7 @@
       <w:r>
         <w:rPr>
           <w:noProof/>
+          <w:lang w:val="pl-PL"/>
         </w:rPr>
         <w:drawing>
           <wp:inline distT="0" distB="0" distL="0" distR="0" wp14:anchorId="62A6F070" wp14:editId="3B5C66BA">
@@ -3578,6 +3642,143 @@
     </w:p>
     <w:p/>
     <w:p/>
+    <w:p>
+      <w:pPr>
+        <w:rPr>
+          <w:b/>
+          <w:bCs/>
+        </w:rPr>
+      </w:pPr>
+    </w:p>
+    <w:p>
+      <w:pPr>
+        <w:rPr>
+          <w:b/>
+          <w:bCs/>
+        </w:rPr>
+      </w:pPr>
+    </w:p>
+    <w:p>
+      <w:pPr>
+        <w:rPr>
+          <w:b/>
+          <w:bCs/>
+        </w:rPr>
+      </w:pPr>
+    </w:p>
+    <w:p>
+      <w:pPr>
+        <w:rPr>
+          <w:b/>
+          <w:bCs/>
+        </w:rPr>
+      </w:pPr>
+    </w:p>
+    <w:p>
+      <w:pPr>
+        <w:rPr>
+          <w:b/>
+          <w:bCs/>
+        </w:rPr>
+      </w:pPr>
+    </w:p>
+    <w:p>
+      <w:pPr>
+        <w:rPr>
+          <w:b/>
+          <w:bCs/>
+        </w:rPr>
+      </w:pPr>
+    </w:p>
+    <w:p>
+      <w:pPr>
+        <w:rPr>
+          <w:b/>
+          <w:bCs/>
+        </w:rPr>
+      </w:pPr>
+    </w:p>
+    <w:p>
+      <w:pPr>
+        <w:rPr>
+          <w:b/>
+          <w:bCs/>
+        </w:rPr>
+      </w:pPr>
+    </w:p>
+    <w:p>
+      <w:pPr>
+        <w:rPr>
+          <w:b/>
+          <w:bCs/>
+        </w:rPr>
+      </w:pPr>
+      <w:r>
+        <w:rPr>
+          <w:b/>
+          <w:bCs/>
+        </w:rPr>
+        <w:lastRenderedPageBreak/>
+        <w:t>Kacper Gołowacz</w:t>
+      </w:r>
+    </w:p>
+    <w:p>
+      <w:pPr>
+        <w:pStyle w:val="Akapitzlist"/>
+        <w:numPr>
+          <w:ilvl w:val="0"/>
+          <w:numId w:val="29"/>
+        </w:numPr>
+      </w:pPr>
+      <w:r>
+        <w:t>Kontrola Użytkowników</w:t>
+      </w:r>
+    </w:p>
+    <w:p/>
+    <w:p/>
+    <w:p>
+      <w:r>
+        <w:rPr>
+          <w:noProof/>
+          <w:lang w:val="pl-PL"/>
+        </w:rPr>
+        <w:drawing>
+          <wp:inline distT="0" distB="0" distL="0" distR="0" wp14:anchorId="3BAA3FDF" wp14:editId="0D611FE9">
+            <wp:extent cx="3990975" cy="4703146"/>
+            <wp:effectExtent l="0" t="0" r="0" b="2540"/>
+            <wp:docPr id="2" name="Obraz 2"/>
+            <wp:cNvGraphicFramePr>
+              <a:graphicFrameLocks xmlns:a="http://schemas.openxmlformats.org/drawingml/2006/main" noChangeAspect="1"/>
+            </wp:cNvGraphicFramePr>
+            <a:graphic xmlns:a="http://schemas.openxmlformats.org/drawingml/2006/main">
+              <a:graphicData uri="http://schemas.openxmlformats.org/drawingml/2006/picture">
+                <pic:pic xmlns:pic="http://schemas.openxmlformats.org/drawingml/2006/picture">
+                  <pic:nvPicPr>
+                    <pic:cNvPr id="1" name=""/>
+                    <pic:cNvPicPr/>
+                  </pic:nvPicPr>
+                  <pic:blipFill>
+                    <a:blip r:embed="rId18"/>
+                    <a:stretch>
+                      <a:fillRect/>
+                    </a:stretch>
+                  </pic:blipFill>
+                  <pic:spPr>
+                    <a:xfrm>
+                      <a:off x="0" y="0"/>
+                      <a:ext cx="4002422" cy="4716636"/>
+                    </a:xfrm>
+                    <a:prstGeom prst="rect">
+                      <a:avLst/>
+                    </a:prstGeom>
+                  </pic:spPr>
+                </pic:pic>
+              </a:graphicData>
+            </a:graphic>
+          </wp:inline>
+        </w:drawing>
+      </w:r>
+    </w:p>
     <w:p/>
     <w:p/>
     <w:p/>
@@ -3587,36 +3788,37 @@
         <w:pStyle w:val="Nagwek2"/>
       </w:pPr>
       <w:r>
+        <w:t>4.</w:t>
+      </w:r>
+      <w:r>
+        <w:t>3</w:t>
+      </w:r>
+      <w:r>
+        <w:t>. Diagramy interakcji z opisem tekstowym komunikatów</w:t>
+      </w:r>
+    </w:p>
+    <w:p>
+      <w:pPr>
+        <w:rPr>
+          <w:b/>
+          <w:bCs/>
+        </w:rPr>
+      </w:pPr>
+      <w:r>
+        <w:rPr>
+          <w:b/>
+          <w:bCs/>
+        </w:rPr>
+        <w:t>Igor Wróblewski</w:t>
+      </w:r>
+    </w:p>
+    <w:p>
+      <w:r>
+        <w:rPr>
+          <w:noProof/>
+          <w:lang w:val="pl-PL"/>
+        </w:rPr>
         <w:lastRenderedPageBreak/>
-        <w:t>4.</w:t>
-      </w:r>
-      <w:r>
-        <w:t>3</w:t>
-      </w:r>
-      <w:r>
-        <w:t>. Diagramy interakcji z opisem tekstowym komunikatów</w:t>
-      </w:r>
-    </w:p>
-    <w:p>
-      <w:pPr>
-        <w:rPr>
-          <w:b/>
-          <w:bCs/>
-        </w:rPr>
-      </w:pPr>
-      <w:r>
-        <w:rPr>
-          <w:b/>
-          <w:bCs/>
-        </w:rPr>
-        <w:t>Igor Wróblewski</w:t>
-      </w:r>
-    </w:p>
-    <w:p>
-      <w:r>
-        <w:rPr>
-          <w:noProof/>
-        </w:rPr>
         <w:drawing>
           <wp:inline distT="0" distB="0" distL="0" distR="0" wp14:anchorId="00E1434D" wp14:editId="6938D168">
             <wp:extent cx="5733415" cy="2947670"/>
@@ -3633,7 +3835,7 @@
                     <pic:cNvPicPr/>
                   </pic:nvPicPr>
                   <pic:blipFill>
-                    <a:blip r:embed="rId18"/>
+                    <a:blip r:embed="rId19"/>
                     <a:stretch>
                       <a:fillRect/>
                     </a:stretch>
@@ -4190,7 +4392,6 @@
           <w:b/>
           <w:bCs/>
         </w:rPr>
-        <w:lastRenderedPageBreak/>
         <w:t>Opis:</w:t>
       </w:r>
       <w:r>
@@ -4284,6 +4485,7 @@
           <w:b/>
           <w:bCs/>
         </w:rPr>
+        <w:lastRenderedPageBreak/>
         <w:t>Typ komunikatu:</w:t>
       </w:r>
       <w:r>
@@ -4686,7 +4888,6 @@
           <w:b/>
           <w:bCs/>
         </w:rPr>
-        <w:lastRenderedPageBreak/>
         <w:t>Wojciech Cimochowski</w:t>
       </w:r>
     </w:p>
@@ -4714,7 +4915,9 @@
       <w:r>
         <w:rPr>
           <w:noProof/>
-        </w:rPr>
+          <w:lang w:val="pl-PL"/>
+        </w:rPr>
+        <w:lastRenderedPageBreak/>
         <w:drawing>
           <wp:inline distT="0" distB="0" distL="0" distR="0" wp14:anchorId="009C8796" wp14:editId="264CA7CC">
             <wp:extent cx="5727700" cy="6203315"/>
@@ -4733,7 +4936,7 @@
                     </pic:cNvPicPr>
                   </pic:nvPicPr>
                   <pic:blipFill>
-                    <a:blip r:embed="rId19">
+                    <a:blip r:embed="rId20">
                       <a:extLst>
                         <a:ext uri="{28A0092B-C50C-407E-A947-70E740481C1C}">
                           <a14:useLocalDpi xmlns:a14="http://schemas.microsoft.com/office/drawing/2010/main" val="0"/>
@@ -4942,458 +5145,963 @@
           <w:bCs/>
           <w:lang w:val="pl-PL"/>
         </w:rPr>
+        <w:t>Komunikat 3:</w:t>
+      </w:r>
+      <w:r>
+        <w:rPr>
+          <w:lang w:val="pl-PL"/>
+        </w:rPr>
+        <w:t> Aktor wywołuje na obiekcie instruktor metodę</w:t>
+      </w:r>
+      <w:r>
+        <w:rPr>
+          <w:lang w:val="pl-PL"/>
+        </w:rPr>
+        <w:br/>
+      </w:r>
+      <w:proofErr w:type="spellStart"/>
+      <w:r>
+        <w:rPr>
+          <w:lang w:val="pl-PL"/>
+        </w:rPr>
+        <w:t>weryfikujDokument</w:t>
+      </w:r>
+      <w:proofErr w:type="spellEnd"/>
+      <w:r>
+        <w:rPr>
+          <w:lang w:val="pl-PL"/>
+        </w:rPr>
+        <w:t>(klient, rodzaj, PESEL).</w:t>
+      </w:r>
+    </w:p>
+    <w:p>
+      <w:pPr>
+        <w:rPr>
+          <w:lang w:val="pl-PL"/>
+        </w:rPr>
+      </w:pPr>
+      <w:r>
+        <w:rPr>
+          <w:lang w:val="pl-PL"/>
+        </w:rPr>
+        <w:t>Weryfikacja przebiega w gałęzi alt:</w:t>
+      </w:r>
+    </w:p>
+    <w:p>
+      <w:pPr>
+        <w:rPr>
+          <w:lang w:val="pl-PL"/>
+        </w:rPr>
+      </w:pPr>
+      <w:r>
+        <w:rPr>
+          <w:b/>
+          <w:bCs/>
+          <w:lang w:val="pl-PL"/>
+        </w:rPr>
+        <w:lastRenderedPageBreak/>
+        <w:t>Gałąź [z błędami]:</w:t>
+      </w:r>
+    </w:p>
+    <w:p>
+      <w:pPr>
+        <w:rPr>
+          <w:lang w:val="pl-PL"/>
+        </w:rPr>
+      </w:pPr>
+      <w:r>
+        <w:rPr>
+          <w:b/>
+          <w:bCs/>
+          <w:lang w:val="pl-PL"/>
+        </w:rPr>
+        <w:t>Komunikat 4:</w:t>
+      </w:r>
+      <w:r>
+        <w:rPr>
+          <w:lang w:val="pl-PL"/>
+        </w:rPr>
+        <w:t> Obiekt instruktor zwraca wartość </w:t>
+      </w:r>
+      <w:proofErr w:type="spellStart"/>
+      <w:r>
+        <w:rPr>
+          <w:lang w:val="pl-PL"/>
+        </w:rPr>
+        <w:t>false</w:t>
+      </w:r>
+      <w:proofErr w:type="spellEnd"/>
+      <w:r>
+        <w:rPr>
+          <w:lang w:val="pl-PL"/>
+        </w:rPr>
+        <w:t>. System informuje o błędach w formularzu; instruktor poprawia dane i pętla się powtarza.</w:t>
+      </w:r>
+    </w:p>
+    <w:p>
+      <w:pPr>
+        <w:rPr>
+          <w:lang w:val="pl-PL"/>
+        </w:rPr>
+      </w:pPr>
+      <w:r>
+        <w:rPr>
+          <w:b/>
+          <w:bCs/>
+          <w:lang w:val="pl-PL"/>
+        </w:rPr>
+        <w:t>Gałąź [poprawne]:</w:t>
+      </w:r>
+    </w:p>
+    <w:p>
+      <w:pPr>
+        <w:rPr>
+          <w:lang w:val="pl-PL"/>
+        </w:rPr>
+      </w:pPr>
+      <w:r>
+        <w:rPr>
+          <w:lang w:val="pl-PL"/>
+        </w:rPr>
+        <w:t>Wewnątrz </w:t>
+      </w:r>
+      <w:proofErr w:type="spellStart"/>
+      <w:r>
+        <w:rPr>
+          <w:lang w:val="pl-PL"/>
+        </w:rPr>
+        <w:t>weryfikujDokument</w:t>
+      </w:r>
+      <w:proofErr w:type="spellEnd"/>
+      <w:r>
+        <w:rPr>
+          <w:lang w:val="pl-PL"/>
+        </w:rPr>
+        <w:t> ustawiany jest atrybut </w:t>
+      </w:r>
+      <w:proofErr w:type="spellStart"/>
+      <w:r>
+        <w:rPr>
+          <w:lang w:val="pl-PL"/>
+        </w:rPr>
+        <w:t>Status_weryfikacji</w:t>
+      </w:r>
+      <w:proofErr w:type="spellEnd"/>
+      <w:r>
+        <w:rPr>
+          <w:lang w:val="pl-PL"/>
+        </w:rPr>
+        <w:t> klienta na </w:t>
+      </w:r>
+      <w:proofErr w:type="spellStart"/>
+      <w:r>
+        <w:rPr>
+          <w:lang w:val="pl-PL"/>
+        </w:rPr>
+        <w:t>true</w:t>
+      </w:r>
+      <w:proofErr w:type="spellEnd"/>
+      <w:r>
+        <w:rPr>
+          <w:lang w:val="pl-PL"/>
+        </w:rPr>
+        <w:t>.</w:t>
+      </w:r>
+    </w:p>
+    <w:p>
+      <w:pPr>
+        <w:rPr>
+          <w:lang w:val="pl-PL"/>
+        </w:rPr>
+      </w:pPr>
+      <w:r>
+        <w:rPr>
+          <w:b/>
+          <w:bCs/>
+          <w:lang w:val="pl-PL"/>
+        </w:rPr>
+        <w:t>Komunikat 5:</w:t>
+      </w:r>
+      <w:r>
+        <w:rPr>
+          <w:lang w:val="pl-PL"/>
+        </w:rPr>
+        <w:t> Obiekt instruktor wywołuje na rezerwacja metodę </w:t>
+      </w:r>
+      <w:proofErr w:type="spellStart"/>
+      <w:r>
+        <w:rPr>
+          <w:lang w:val="pl-PL"/>
+        </w:rPr>
+        <w:t>zmienStatus</w:t>
+      </w:r>
+      <w:proofErr w:type="spellEnd"/>
+      <w:r>
+        <w:rPr>
+          <w:lang w:val="pl-PL"/>
+        </w:rPr>
+        <w:t>("zweryfikowany").</w:t>
+      </w:r>
+    </w:p>
+    <w:p>
+      <w:pPr>
+        <w:rPr>
+          <w:lang w:val="pl-PL"/>
+        </w:rPr>
+      </w:pPr>
+      <w:r>
+        <w:rPr>
+          <w:b/>
+          <w:bCs/>
+          <w:lang w:val="pl-PL"/>
+        </w:rPr>
+        <w:t>Komunikat 6:</w:t>
+      </w:r>
+      <w:r>
+        <w:rPr>
+          <w:lang w:val="pl-PL"/>
+        </w:rPr>
+        <w:t> Obiekt instruktor zwraca wartość </w:t>
+      </w:r>
+      <w:proofErr w:type="spellStart"/>
+      <w:r>
+        <w:rPr>
+          <w:lang w:val="pl-PL"/>
+        </w:rPr>
+        <w:t>true</w:t>
+      </w:r>
+      <w:proofErr w:type="spellEnd"/>
+      <w:r>
+        <w:rPr>
+          <w:lang w:val="pl-PL"/>
+        </w:rPr>
+        <w:t>. Rezerwacja zostaje zweryfikowana; pętla się kończy.</w:t>
+      </w:r>
+    </w:p>
+    <w:p>
+      <w:pPr>
+        <w:rPr>
+          <w:lang w:val="pl-PL"/>
+        </w:rPr>
+      </w:pPr>
+    </w:p>
+    <w:p>
+      <w:pPr>
+        <w:rPr>
+          <w:lang w:val="de-DE"/>
+        </w:rPr>
+      </w:pPr>
+      <w:r>
+        <w:rPr>
+          <w:b/>
+          <w:bCs/>
+          <w:lang w:val="de-DE"/>
+        </w:rPr>
+        <w:t>3. Check-in</w:t>
+      </w:r>
+    </w:p>
+    <w:p>
+      <w:pPr>
+        <w:rPr>
+          <w:lang w:val="de-DE"/>
+        </w:rPr>
+      </w:pPr>
+      <w:r>
+        <w:rPr>
+          <w:lang w:val="de-DE"/>
+        </w:rPr>
+        <w:t xml:space="preserve">Instruktor </w:t>
+      </w:r>
+      <w:proofErr w:type="spellStart"/>
+      <w:r>
+        <w:rPr>
+          <w:lang w:val="de-DE"/>
+        </w:rPr>
+        <w:t>klika</w:t>
+      </w:r>
+      <w:proofErr w:type="spellEnd"/>
+      <w:r>
+        <w:rPr>
+          <w:lang w:val="de-DE"/>
+        </w:rPr>
+        <w:t xml:space="preserve"> </w:t>
+      </w:r>
+      <w:proofErr w:type="spellStart"/>
+      <w:r>
+        <w:rPr>
+          <w:lang w:val="de-DE"/>
+        </w:rPr>
+        <w:t>przycisk</w:t>
+      </w:r>
+      <w:proofErr w:type="spellEnd"/>
+      <w:r>
+        <w:rPr>
+          <w:lang w:val="de-DE"/>
+        </w:rPr>
+        <w:t xml:space="preserve"> „Check-in”.</w:t>
+      </w:r>
+    </w:p>
+    <w:p>
+      <w:pPr>
+        <w:rPr>
+          <w:lang w:val="pl-PL"/>
+        </w:rPr>
+      </w:pPr>
+      <w:r>
+        <w:rPr>
+          <w:b/>
+          <w:bCs/>
+          <w:lang w:val="pl-PL"/>
+        </w:rPr>
+        <w:t>Komunikat 7:</w:t>
+      </w:r>
+      <w:r>
+        <w:rPr>
+          <w:lang w:val="pl-PL"/>
+        </w:rPr>
+        <w:t> Aktor wywołuje na obiekcie instruktor metodę </w:t>
+      </w:r>
+      <w:proofErr w:type="spellStart"/>
+      <w:r>
+        <w:rPr>
+          <w:lang w:val="pl-PL"/>
+        </w:rPr>
+        <w:t>wykonajCheckIn</w:t>
+      </w:r>
+      <w:proofErr w:type="spellEnd"/>
+      <w:r>
+        <w:rPr>
+          <w:lang w:val="pl-PL"/>
+        </w:rPr>
+        <w:t>(rezerwacja).</w:t>
+      </w:r>
+    </w:p>
+    <w:p>
+      <w:pPr>
+        <w:rPr>
+          <w:lang w:val="pl-PL"/>
+        </w:rPr>
+      </w:pPr>
+      <w:r>
+        <w:rPr>
+          <w:b/>
+          <w:bCs/>
+          <w:lang w:val="pl-PL"/>
+        </w:rPr>
+        <w:t>Komunikat 8:</w:t>
+      </w:r>
+      <w:r>
+        <w:rPr>
+          <w:lang w:val="pl-PL"/>
+        </w:rPr>
+        <w:t> Obiekt instruktor tworzy nowy obiekt </w:t>
+      </w:r>
+      <w:proofErr w:type="spellStart"/>
+      <w:r>
+        <w:rPr>
+          <w:lang w:val="pl-PL"/>
+        </w:rPr>
+        <w:t>sesja:SesjaStrzelecka</w:t>
+      </w:r>
+      <w:proofErr w:type="spellEnd"/>
+      <w:r>
+        <w:rPr>
+          <w:lang w:val="pl-PL"/>
+        </w:rPr>
+        <w:t> (&lt;&lt;</w:t>
+      </w:r>
+      <w:proofErr w:type="spellStart"/>
+      <w:r>
+        <w:rPr>
+          <w:lang w:val="pl-PL"/>
+        </w:rPr>
+        <w:t>create</w:t>
+      </w:r>
+      <w:proofErr w:type="spellEnd"/>
+      <w:r>
+        <w:rPr>
+          <w:lang w:val="pl-PL"/>
+        </w:rPr>
+        <w:t>&gt;&gt;).</w:t>
+      </w:r>
+    </w:p>
+    <w:p>
+      <w:pPr>
+        <w:rPr>
+          <w:lang w:val="pl-PL"/>
+        </w:rPr>
+      </w:pPr>
+      <w:r>
+        <w:rPr>
+          <w:b/>
+          <w:bCs/>
+          <w:lang w:val="pl-PL"/>
+        </w:rPr>
+        <w:t>Komunikat 9:</w:t>
+      </w:r>
+      <w:r>
+        <w:rPr>
+          <w:lang w:val="pl-PL"/>
+        </w:rPr>
+        <w:t> Obiekt instruktor wywołuje na rezerwacja metodę </w:t>
+      </w:r>
+      <w:proofErr w:type="spellStart"/>
+      <w:r>
+        <w:rPr>
+          <w:lang w:val="pl-PL"/>
+        </w:rPr>
+        <w:t>zmienStatus</w:t>
+      </w:r>
+      <w:proofErr w:type="spellEnd"/>
+      <w:r>
+        <w:rPr>
+          <w:lang w:val="pl-PL"/>
+        </w:rPr>
+        <w:t>("w trakcie wizyty").</w:t>
+      </w:r>
+    </w:p>
+    <w:p>
+      <w:pPr>
+        <w:rPr>
+          <w:lang w:val="pl-PL"/>
+        </w:rPr>
+      </w:pPr>
+      <w:r>
+        <w:rPr>
+          <w:b/>
+          <w:bCs/>
+          <w:lang w:val="pl-PL"/>
+        </w:rPr>
+        <w:t>Komunikat 10 (zwrot):</w:t>
+      </w:r>
+      <w:r>
+        <w:rPr>
+          <w:lang w:val="pl-PL"/>
+        </w:rPr>
+        <w:t xml:space="preserve"> Obiekt instruktor zwraca utworzony obiekt sesja do aktora. </w:t>
+      </w:r>
+      <w:proofErr w:type="spellStart"/>
+      <w:r>
+        <w:rPr>
+          <w:lang w:val="pl-PL"/>
+        </w:rPr>
+        <w:t>Check</w:t>
+      </w:r>
+      <w:proofErr w:type="spellEnd"/>
+      <w:r>
+        <w:rPr>
+          <w:lang w:val="pl-PL"/>
+        </w:rPr>
+        <w:t>-in zostaje zakończony; rozpoczyna się sesja strzelecka.</w:t>
+      </w:r>
+    </w:p>
+    <w:p/>
+    <w:p/>
+    <w:p>
+      <w:pPr>
+        <w:rPr>
+          <w:b/>
+          <w:bCs/>
+        </w:rPr>
+      </w:pPr>
+      <w:r>
+        <w:rPr>
+          <w:b/>
+          <w:bCs/>
+        </w:rPr>
+        <w:t>Kacper Gołowacz</w:t>
+      </w:r>
+    </w:p>
+    <w:p/>
+    <w:p>
+      <w:r>
+        <w:lastRenderedPageBreak/>
+        <w:drawing>
+          <wp:inline distT="0" distB="0" distL="0" distR="0" wp14:anchorId="6ED49875" wp14:editId="0303B37F">
+            <wp:extent cx="5248894" cy="5831394"/>
+            <wp:effectExtent l="0" t="0" r="9525" b="0"/>
+            <wp:docPr id="12" name="Obraz 12"/>
+            <wp:cNvGraphicFramePr>
+              <a:graphicFrameLocks xmlns:a="http://schemas.openxmlformats.org/drawingml/2006/main" noChangeAspect="1"/>
+            </wp:cNvGraphicFramePr>
+            <a:graphic xmlns:a="http://schemas.openxmlformats.org/drawingml/2006/main">
+              <a:graphicData uri="http://schemas.openxmlformats.org/drawingml/2006/picture">
+                <pic:pic xmlns:pic="http://schemas.openxmlformats.org/drawingml/2006/picture">
+                  <pic:nvPicPr>
+                    <pic:cNvPr id="1" name=""/>
+                    <pic:cNvPicPr/>
+                  </pic:nvPicPr>
+                  <pic:blipFill>
+                    <a:blip r:embed="rId21"/>
+                    <a:stretch>
+                      <a:fillRect/>
+                    </a:stretch>
+                  </pic:blipFill>
+                  <pic:spPr>
+                    <a:xfrm>
+                      <a:off x="0" y="0"/>
+                      <a:ext cx="5308760" cy="5897904"/>
+                    </a:xfrm>
+                    <a:prstGeom prst="rect">
+                      <a:avLst/>
+                    </a:prstGeom>
+                  </pic:spPr>
+                </pic:pic>
+              </a:graphicData>
+            </a:graphic>
+          </wp:inline>
+        </w:drawing>
+      </w:r>
+    </w:p>
+    <w:p/>
+    <w:p/>
+    <w:p>
+      <w:pPr>
+        <w:rPr>
+          <w:b/>
+        </w:rPr>
+      </w:pPr>
+      <w:r>
+        <w:rPr>
+          <w:b/>
+        </w:rPr>
+        <w:t>1. Pobranie listy użytkowników</w:t>
+      </w:r>
+    </w:p>
+    <w:p>
+      <w:r>
+        <w:t>Administrator chce wyświetlić listę użytkowników systemu.</w:t>
+      </w:r>
+    </w:p>
+    <w:p/>
+    <w:p>
+      <w:r>
+        <w:rPr>
+          <w:b/>
+        </w:rPr>
+        <w:t>Komunikat 1:</w:t>
+      </w:r>
+      <w:r>
+        <w:t xml:space="preserve"> Aktor wywołuje na obiekcie </w:t>
+      </w:r>
+      <w:proofErr w:type="spellStart"/>
+      <w:r>
+        <w:t>admin:Administrator</w:t>
+      </w:r>
+      <w:proofErr w:type="spellEnd"/>
+      <w:r>
+        <w:t xml:space="preserve"> met</w:t>
+      </w:r>
+      <w:r>
+        <w:t xml:space="preserve">odę </w:t>
+      </w:r>
+      <w:proofErr w:type="spellStart"/>
+      <w:r>
+        <w:t>pobierzListeUzytkownikow</w:t>
+      </w:r>
+      <w:proofErr w:type="spellEnd"/>
+      <w:r>
+        <w:t>().</w:t>
+      </w:r>
+    </w:p>
+    <w:p>
+      <w:r>
+        <w:rPr>
+          <w:b/>
+        </w:rPr>
+        <w:t>Komunikat 2 (zwrot):</w:t>
+      </w:r>
+      <w:r>
+        <w:t xml:space="preserve"> Obiekt </w:t>
+      </w:r>
+      <w:proofErr w:type="spellStart"/>
+      <w:r>
+        <w:t>admin:Administrator</w:t>
+      </w:r>
+      <w:proofErr w:type="spellEnd"/>
+      <w:r>
+        <w:t xml:space="preserve"> zwraca listę uż</w:t>
+      </w:r>
+      <w:r>
+        <w:t>ytkowników (</w:t>
+      </w:r>
+      <w:proofErr w:type="spellStart"/>
+      <w:r>
+        <w:t>listaUzytkownikow</w:t>
+      </w:r>
+      <w:proofErr w:type="spellEnd"/>
+      <w:r>
+        <w:t>).</w:t>
+      </w:r>
+    </w:p>
+    <w:p>
+      <w:r>
+        <w:t>System wyświetla tabelę z listą wszystkich zarejestrowanych osób.</w:t>
+      </w:r>
+    </w:p>
+    <w:p/>
+    <w:p>
+      <w:r>
+        <w:rPr>
+          <w:b/>
+        </w:rPr>
+        <w:t>2. Filtrowanie listy</w:t>
+      </w:r>
+      <w:r>
+        <w:t xml:space="preserve"> — fragment </w:t>
+      </w:r>
+      <w:proofErr w:type="spellStart"/>
+      <w:r>
+        <w:t>opt</w:t>
+      </w:r>
+      <w:proofErr w:type="spellEnd"/>
+      <w:r>
+        <w:t xml:space="preserve"> [filtr != </w:t>
+      </w:r>
+      <w:proofErr w:type="spellStart"/>
+      <w:r>
+        <w:t>null</w:t>
+      </w:r>
+      <w:proofErr w:type="spellEnd"/>
+      <w:r>
+        <w:t>]</w:t>
+      </w:r>
+    </w:p>
+    <w:p>
+      <w:r>
+        <w:t>Krok opcjonalny, wykonywany tylko wtedy, gdy określono kryteria filtrowania (filtr nie jest pusty).</w:t>
+      </w:r>
+    </w:p>
+    <w:p/>
+    <w:p>
+      <w:pPr>
+        <w:rPr>
+          <w:b/>
+        </w:rPr>
+      </w:pPr>
+    </w:p>
+    <w:p>
+      <w:r>
+        <w:rPr>
+          <w:b/>
+        </w:rPr>
         <w:lastRenderedPageBreak/>
         <w:t>Komunikat 3:</w:t>
       </w:r>
       <w:r>
-        <w:rPr>
-          <w:lang w:val="pl-PL"/>
-        </w:rPr>
-        <w:t> Aktor wywołuje na obiekcie instruktor metodę</w:t>
-      </w:r>
-      <w:r>
-        <w:rPr>
-          <w:lang w:val="pl-PL"/>
-        </w:rPr>
-        <w:br/>
+        <w:t xml:space="preserve"> Aktor wywołuje na obiekcie </w:t>
       </w:r>
       <w:proofErr w:type="spellStart"/>
       <w:r>
-        <w:rPr>
-          <w:lang w:val="pl-PL"/>
-        </w:rPr>
-        <w:t>weryfikujDokument</w:t>
+        <w:t>admin:Administrat</w:t>
+      </w:r>
+      <w:r>
+        <w:t>or</w:t>
       </w:r>
       <w:proofErr w:type="spellEnd"/>
       <w:r>
-        <w:rPr>
-          <w:lang w:val="pl-PL"/>
-        </w:rPr>
-        <w:t>(klient, rodzaj, PESEL).</w:t>
-      </w:r>
-    </w:p>
-    <w:p>
-      <w:pPr>
-        <w:rPr>
-          <w:lang w:val="pl-PL"/>
-        </w:rPr>
-      </w:pPr>
-      <w:r>
-        <w:rPr>
-          <w:lang w:val="pl-PL"/>
-        </w:rPr>
-        <w:t>Weryfikacja przebiega w gałęzi alt:</w:t>
-      </w:r>
-    </w:p>
-    <w:p>
-      <w:pPr>
-        <w:rPr>
-          <w:lang w:val="pl-PL"/>
-        </w:rPr>
-      </w:pPr>
-      <w:r>
-        <w:rPr>
-          <w:b/>
-          <w:bCs/>
-          <w:lang w:val="pl-PL"/>
-        </w:rPr>
-        <w:t>Gałąź [z błędami]:</w:t>
-      </w:r>
-    </w:p>
-    <w:p>
-      <w:pPr>
-        <w:rPr>
-          <w:lang w:val="pl-PL"/>
-        </w:rPr>
-      </w:pPr>
-      <w:r>
-        <w:rPr>
-          <w:b/>
-          <w:bCs/>
-          <w:lang w:val="pl-PL"/>
-        </w:rPr>
-        <w:t>Komunikat 4:</w:t>
-      </w:r>
-      <w:r>
-        <w:rPr>
-          <w:lang w:val="pl-PL"/>
-        </w:rPr>
-        <w:t> Obiekt instruktor zwraca wartość </w:t>
+        <w:t xml:space="preserve"> metodę </w:t>
       </w:r>
       <w:proofErr w:type="spellStart"/>
       <w:r>
-        <w:rPr>
-          <w:lang w:val="pl-PL"/>
-        </w:rPr>
-        <w:t>false</w:t>
+        <w:t>filtrujTabele</w:t>
       </w:r>
       <w:proofErr w:type="spellEnd"/>
       <w:r>
-        <w:rPr>
-          <w:lang w:val="pl-PL"/>
-        </w:rPr>
-        <w:t>. System informuje o błędach w formularzu; instruktor poprawia dane i pętla się powtarza.</w:t>
-      </w:r>
-    </w:p>
-    <w:p>
-      <w:pPr>
-        <w:rPr>
-          <w:lang w:val="pl-PL"/>
-        </w:rPr>
-      </w:pPr>
-      <w:r>
-        <w:rPr>
-          <w:b/>
-          <w:bCs/>
-          <w:lang w:val="pl-PL"/>
-        </w:rPr>
-        <w:t>Gałąź [poprawne]:</w:t>
-      </w:r>
-    </w:p>
-    <w:p>
-      <w:pPr>
-        <w:rPr>
-          <w:lang w:val="pl-PL"/>
-        </w:rPr>
-      </w:pPr>
-      <w:r>
-        <w:rPr>
-          <w:lang w:val="pl-PL"/>
-        </w:rPr>
-        <w:t>Wewnątrz </w:t>
+        <w:t>(filtr).</w:t>
+      </w:r>
+    </w:p>
+    <w:p>
+      <w:r>
+        <w:rPr>
+          <w:b/>
+        </w:rPr>
+        <w:t>Komunikat 4 (zwrot):</w:t>
+      </w:r>
+      <w:r>
+        <w:t xml:space="preserve"> Obiekt </w:t>
       </w:r>
       <w:proofErr w:type="spellStart"/>
       <w:r>
-        <w:rPr>
-          <w:lang w:val="pl-PL"/>
-        </w:rPr>
-        <w:t>weryfikujDokument</w:t>
+        <w:t>admin:Administrator</w:t>
       </w:r>
       <w:proofErr w:type="spellEnd"/>
       <w:r>
-        <w:rPr>
-          <w:lang w:val="pl-PL"/>
-        </w:rPr>
-        <w:t> ustawiany jest atrybut </w:t>
+        <w:t xml:space="preserve"> zwraca przefiltrowa</w:t>
+      </w:r>
+      <w:r>
+        <w:t>ną listę (</w:t>
       </w:r>
       <w:proofErr w:type="spellStart"/>
       <w:r>
-        <w:rPr>
-          <w:lang w:val="pl-PL"/>
-        </w:rPr>
-        <w:t>Status_weryfikacji</w:t>
+        <w:t>przefiltrowanaLista</w:t>
       </w:r>
       <w:proofErr w:type="spellEnd"/>
       <w:r>
-        <w:rPr>
-          <w:lang w:val="pl-PL"/>
-        </w:rPr>
-        <w:t> klienta na </w:t>
+        <w:t>).</w:t>
+      </w:r>
+    </w:p>
+    <w:p>
+      <w:r>
+        <w:t>Administrator przechodzi do edycji konta i modyfikuje uprawnienia.</w:t>
+      </w:r>
+    </w:p>
+    <w:p/>
+    <w:p>
+      <w:r>
+        <w:rPr>
+          <w:b/>
+        </w:rPr>
+        <w:t>3. Zapis lub odrzucenie zmian</w:t>
+      </w:r>
+      <w:r>
+        <w:t xml:space="preserve"> — fragment alt</w:t>
+      </w:r>
+    </w:p>
+    <w:p>
+      <w:r>
+        <w:t>Przebieg procesu zależy od decyzji Administratora w gałęziach alt:</w:t>
+      </w:r>
+    </w:p>
+    <w:p/>
+    <w:p>
+      <w:pPr>
+        <w:rPr>
+          <w:b/>
+        </w:rPr>
+      </w:pPr>
+      <w:r>
+        <w:rPr>
+          <w:b/>
+        </w:rPr>
+        <w:t>Gałąź [Zatwierdzenie zmian]:</w:t>
+      </w:r>
+    </w:p>
+    <w:p>
+      <w:r>
+        <w:rPr>
+          <w:b/>
+        </w:rPr>
+        <w:t>Komunikat 5:</w:t>
+      </w:r>
+      <w:r>
+        <w:t xml:space="preserve"> Aktor wywołuje na obiekcie </w:t>
       </w:r>
       <w:proofErr w:type="spellStart"/>
       <w:r>
-        <w:rPr>
-          <w:lang w:val="pl-PL"/>
-        </w:rPr>
+        <w:t>admin:Administrator</w:t>
+      </w:r>
+      <w:proofErr w:type="spellEnd"/>
+      <w:r>
+        <w:t xml:space="preserve"> metodę </w:t>
+      </w:r>
+      <w:proofErr w:type="spellStart"/>
+      <w:r>
+        <w:t>zatwierdzZmianyKonta</w:t>
+      </w:r>
+      <w:proofErr w:type="spellEnd"/>
+      <w:r>
+        <w:t>(</w:t>
+      </w:r>
+      <w:proofErr w:type="spellStart"/>
+      <w:r>
+        <w:t>wybra</w:t>
+      </w:r>
+      <w:r>
+        <w:t>nyUzytkownik</w:t>
+      </w:r>
+      <w:proofErr w:type="spellEnd"/>
+      <w:r>
+        <w:t>).</w:t>
+      </w:r>
+    </w:p>
+    <w:p>
+      <w:r>
+        <w:rPr>
+          <w:b/>
+        </w:rPr>
+        <w:t>Komunikat 6:</w:t>
+      </w:r>
+      <w:r>
+        <w:t xml:space="preserve"> Obiekt </w:t>
+      </w:r>
+      <w:proofErr w:type="spellStart"/>
+      <w:r>
+        <w:t>admin:Administrator</w:t>
+      </w:r>
+      <w:proofErr w:type="spellEnd"/>
+      <w:r>
+        <w:t xml:space="preserve"> wywołuje na obiekcie </w:t>
+      </w:r>
+      <w:proofErr w:type="spellStart"/>
+      <w:r>
+        <w:t>użytkownik:Użytkownik</w:t>
+      </w:r>
+      <w:proofErr w:type="spellEnd"/>
+      <w:r>
+        <w:t xml:space="preserve"> metodę </w:t>
+      </w:r>
+      <w:proofErr w:type="spellStart"/>
+      <w:r>
+        <w:t>aktualizujStan</w:t>
+      </w:r>
+      <w:proofErr w:type="spellEnd"/>
+      <w:r>
+        <w:t>()</w:t>
+      </w:r>
+      <w:r>
+        <w:t>, aby zapisać nowe uprawnienia.</w:t>
+      </w:r>
+    </w:p>
+    <w:p>
+      <w:r>
+        <w:rPr>
+          <w:b/>
+        </w:rPr>
+        <w:t>Komunikat 7 (zwrot):</w:t>
+      </w:r>
+      <w:r>
+        <w:t xml:space="preserve"> Obiekt </w:t>
+      </w:r>
+      <w:proofErr w:type="spellStart"/>
+      <w:r>
+        <w:t>użytkownik:Użytkownik</w:t>
+      </w:r>
+      <w:proofErr w:type="spellEnd"/>
+      <w:r>
+        <w:t xml:space="preserve"> zwraca potwierdzenie wykonania operacji do obiektu </w:t>
+      </w:r>
+      <w:proofErr w:type="spellStart"/>
+      <w:r>
+        <w:t>admin:Administrator</w:t>
+      </w:r>
+      <w:proofErr w:type="spellEnd"/>
+      <w:r>
+        <w:t>.</w:t>
+      </w:r>
+    </w:p>
+    <w:p>
+      <w:r>
+        <w:rPr>
+          <w:b/>
+        </w:rPr>
+        <w:t>Komunikat 8 (zwrot):</w:t>
+      </w:r>
+      <w:r>
+        <w:t xml:space="preserve"> Obiekt </w:t>
+      </w:r>
+      <w:proofErr w:type="spellStart"/>
+      <w:r>
+        <w:t>admin:Administrator</w:t>
+      </w:r>
+      <w:proofErr w:type="spellEnd"/>
+      <w:r>
+        <w:t xml:space="preserve"> zwraca wartość </w:t>
+      </w:r>
+      <w:proofErr w:type="spellStart"/>
+      <w:r>
         <w:t>true</w:t>
       </w:r>
       <w:proofErr w:type="spellEnd"/>
       <w:r>
-        <w:rPr>
-          <w:lang w:val="pl-PL"/>
-        </w:rPr>
-        <w:t>.</w:t>
-      </w:r>
-    </w:p>
-    <w:p>
-      <w:pPr>
-        <w:rPr>
-          <w:lang w:val="pl-PL"/>
-        </w:rPr>
-      </w:pPr>
-      <w:r>
-        <w:rPr>
-          <w:b/>
-          <w:bCs/>
-          <w:lang w:val="pl-PL"/>
-        </w:rPr>
-        <w:t>Komunikat 5:</w:t>
-      </w:r>
-      <w:r>
-        <w:rPr>
-          <w:lang w:val="pl-PL"/>
-        </w:rPr>
-        <w:t> Obiekt instruktor wywołuje na rezerwacja metodę </w:t>
-      </w:r>
-      <w:proofErr w:type="spellStart"/>
-      <w:r>
-        <w:rPr>
-          <w:lang w:val="pl-PL"/>
-        </w:rPr>
-        <w:t>zmienStatus</w:t>
-      </w:r>
-      <w:proofErr w:type="spellEnd"/>
-      <w:r>
-        <w:rPr>
-          <w:lang w:val="pl-PL"/>
-        </w:rPr>
-        <w:t>("zweryfikowany").</w:t>
-      </w:r>
-    </w:p>
-    <w:p>
-      <w:pPr>
-        <w:rPr>
-          <w:lang w:val="pl-PL"/>
-        </w:rPr>
-      </w:pPr>
-      <w:r>
-        <w:rPr>
-          <w:b/>
-          <w:bCs/>
-          <w:lang w:val="pl-PL"/>
-        </w:rPr>
-        <w:t>Komunikat 6:</w:t>
-      </w:r>
-      <w:r>
-        <w:rPr>
-          <w:lang w:val="pl-PL"/>
-        </w:rPr>
-        <w:t> Obiekt instruktor zwraca wartość </w:t>
-      </w:r>
-      <w:proofErr w:type="spellStart"/>
-      <w:r>
-        <w:rPr>
-          <w:lang w:val="pl-PL"/>
-        </w:rPr>
-        <w:t>true</w:t>
-      </w:r>
-      <w:proofErr w:type="spellEnd"/>
-      <w:r>
-        <w:rPr>
-          <w:lang w:val="pl-PL"/>
-        </w:rPr>
-        <w:t>. Rezerwacja zostaje zweryfikowana; pętla się kończy.</w:t>
-      </w:r>
-    </w:p>
-    <w:p>
-      <w:pPr>
-        <w:rPr>
-          <w:lang w:val="pl-PL"/>
-        </w:rPr>
-      </w:pPr>
-    </w:p>
-    <w:p>
-      <w:pPr>
-        <w:rPr>
-          <w:lang w:val="pl-PL"/>
-        </w:rPr>
-      </w:pPr>
-      <w:r>
-        <w:rPr>
-          <w:b/>
-          <w:bCs/>
-          <w:lang w:val="pl-PL"/>
-        </w:rPr>
-        <w:t xml:space="preserve">3. </w:t>
-      </w:r>
-      <w:proofErr w:type="spellStart"/>
-      <w:r>
-        <w:rPr>
-          <w:b/>
-          <w:bCs/>
-          <w:lang w:val="pl-PL"/>
-        </w:rPr>
-        <w:t>Check</w:t>
-      </w:r>
-      <w:proofErr w:type="spellEnd"/>
-      <w:r>
-        <w:rPr>
-          <w:b/>
-          <w:bCs/>
-          <w:lang w:val="pl-PL"/>
-        </w:rPr>
-        <w:t>-in</w:t>
-      </w:r>
-    </w:p>
-    <w:p>
-      <w:pPr>
-        <w:rPr>
-          <w:lang w:val="pl-PL"/>
-        </w:rPr>
-      </w:pPr>
-      <w:r>
-        <w:rPr>
-          <w:lang w:val="pl-PL"/>
-        </w:rPr>
-        <w:t>Instruktor klika przycisk „</w:t>
-      </w:r>
-      <w:proofErr w:type="spellStart"/>
-      <w:r>
-        <w:rPr>
-          <w:lang w:val="pl-PL"/>
-        </w:rPr>
-        <w:t>Check</w:t>
-      </w:r>
-      <w:proofErr w:type="spellEnd"/>
-      <w:r>
-        <w:rPr>
-          <w:lang w:val="pl-PL"/>
-        </w:rPr>
-        <w:t>-in”.</w:t>
-      </w:r>
-    </w:p>
-    <w:p>
-      <w:pPr>
-        <w:rPr>
-          <w:lang w:val="pl-PL"/>
-        </w:rPr>
-      </w:pPr>
-      <w:r>
-        <w:rPr>
-          <w:b/>
-          <w:bCs/>
-          <w:lang w:val="pl-PL"/>
-        </w:rPr>
-        <w:t>Komunikat 7:</w:t>
-      </w:r>
-      <w:r>
-        <w:rPr>
-          <w:lang w:val="pl-PL"/>
-        </w:rPr>
-        <w:t> Aktor wywołuje na obiekcie instruktor metodę </w:t>
-      </w:r>
-      <w:proofErr w:type="spellStart"/>
-      <w:r>
-        <w:rPr>
-          <w:lang w:val="pl-PL"/>
-        </w:rPr>
-        <w:t>wykonajCheckIn</w:t>
-      </w:r>
-      <w:proofErr w:type="spellEnd"/>
-      <w:r>
-        <w:rPr>
-          <w:lang w:val="pl-PL"/>
-        </w:rPr>
-        <w:t>(rezerwacja).</w:t>
-      </w:r>
-    </w:p>
-    <w:p>
-      <w:pPr>
-        <w:rPr>
-          <w:lang w:val="pl-PL"/>
-        </w:rPr>
-      </w:pPr>
-      <w:r>
-        <w:rPr>
-          <w:b/>
-          <w:bCs/>
-          <w:lang w:val="pl-PL"/>
-        </w:rPr>
-        <w:t>Komunikat 8:</w:t>
-      </w:r>
-      <w:r>
-        <w:rPr>
-          <w:lang w:val="pl-PL"/>
-        </w:rPr>
-        <w:t> Obiekt instruktor tworzy nowy obiekt </w:t>
-      </w:r>
-      <w:proofErr w:type="spellStart"/>
-      <w:r>
-        <w:rPr>
-          <w:lang w:val="pl-PL"/>
-        </w:rPr>
-        <w:t>sesja:SesjaStrzelecka</w:t>
-      </w:r>
-      <w:proofErr w:type="spellEnd"/>
-      <w:r>
-        <w:rPr>
-          <w:lang w:val="pl-PL"/>
-        </w:rPr>
-        <w:t> (&lt;&lt;</w:t>
-      </w:r>
-      <w:proofErr w:type="spellStart"/>
-      <w:r>
-        <w:rPr>
-          <w:lang w:val="pl-PL"/>
-        </w:rPr>
-        <w:t>create</w:t>
-      </w:r>
-      <w:proofErr w:type="spellEnd"/>
-      <w:r>
-        <w:rPr>
-          <w:lang w:val="pl-PL"/>
-        </w:rPr>
-        <w:t>&gt;&gt;).</w:t>
-      </w:r>
-    </w:p>
-    <w:p>
-      <w:pPr>
-        <w:rPr>
-          <w:lang w:val="pl-PL"/>
-        </w:rPr>
-      </w:pPr>
-      <w:r>
-        <w:rPr>
-          <w:b/>
-          <w:bCs/>
-          <w:lang w:val="pl-PL"/>
-        </w:rPr>
-        <w:t>Komunikat 9:</w:t>
-      </w:r>
-      <w:r>
-        <w:rPr>
-          <w:lang w:val="pl-PL"/>
-        </w:rPr>
-        <w:t> Obiekt instruktor wywołuje na rezerwacja metodę </w:t>
-      </w:r>
-      <w:proofErr w:type="spellStart"/>
-      <w:r>
-        <w:rPr>
-          <w:lang w:val="pl-PL"/>
-        </w:rPr>
-        <w:t>zmienStatus</w:t>
-      </w:r>
-      <w:proofErr w:type="spellEnd"/>
-      <w:r>
-        <w:rPr>
-          <w:lang w:val="pl-PL"/>
-        </w:rPr>
-        <w:t>("w trakcie wizyty").</w:t>
-      </w:r>
-    </w:p>
-    <w:p>
-      <w:pPr>
-        <w:rPr>
-          <w:lang w:val="pl-PL"/>
-        </w:rPr>
-      </w:pPr>
-      <w:r>
-        <w:rPr>
-          <w:b/>
-          <w:bCs/>
-          <w:lang w:val="pl-PL"/>
-        </w:rPr>
-        <w:t>Komunikat 10 (zwrot):</w:t>
-      </w:r>
-      <w:r>
-        <w:rPr>
-          <w:lang w:val="pl-PL"/>
-        </w:rPr>
-        <w:t xml:space="preserve"> Obiekt instruktor zwraca utworzony obiekt sesja do aktora. </w:t>
-      </w:r>
-      <w:proofErr w:type="spellStart"/>
-      <w:r>
-        <w:rPr>
-          <w:lang w:val="pl-PL"/>
-        </w:rPr>
-        <w:t>Check</w:t>
-      </w:r>
-      <w:proofErr w:type="spellEnd"/>
-      <w:r>
-        <w:rPr>
-          <w:lang w:val="pl-PL"/>
-        </w:rPr>
-        <w:t>-in zostaje zakończony; rozpoczyna się sesja strzelecka.</w:t>
+        <w:t xml:space="preserve"> do aktora. Zmiany zostały pomyślnie zapisane.</w:t>
+      </w:r>
+    </w:p>
+    <w:p/>
+    <w:p>
+      <w:pPr>
+        <w:rPr>
+          <w:b/>
+        </w:rPr>
+      </w:pPr>
+      <w:r>
+        <w:rPr>
+          <w:b/>
+        </w:rPr>
+        <w:t>Gałąź [Anulowanie]:</w:t>
+      </w:r>
+    </w:p>
+    <w:p>
+      <w:r>
+        <w:t>Administrator rezygnuje z zatwierdzenia zmian. Brak dodatkowych komunikatów – operacja zostaje przerwana, a uprawnienia użytkownika pozostają bez zmian.</w:t>
+      </w:r>
+    </w:p>
+    <w:p/>
+    <w:p/>
+    <w:p/>
+    <w:p/>
+    <w:p/>
+    <w:p/>
+    <w:p/>
+    <w:p/>
+    <w:p/>
+    <w:p/>
+    <w:p/>
+    <w:p/>
+    <w:p/>
+    <w:p/>
+    <w:p/>
+    <w:p/>
+    <w:p/>
+    <w:p>
+      <w:pPr>
+        <w:pStyle w:val="Nagwek2"/>
+      </w:pPr>
+      <w:r>
+        <w:t>5.1.Diagram klas</w:t>
+      </w:r>
+    </w:p>
+    <w:p/>
+    <w:p>
+      <w:r>
+        <w:rPr>
+          <w:noProof/>
+          <w:lang w:val="pl-PL"/>
+        </w:rPr>
+        <w:lastRenderedPageBreak/>
+        <w:drawing>
+          <wp:inline distT="0" distB="0" distL="0" distR="0" wp14:anchorId="7849F836" wp14:editId="293D503A">
+            <wp:extent cx="5733415" cy="3727450"/>
+            <wp:effectExtent l="0" t="0" r="635" b="6350"/>
+            <wp:docPr id="2118031314" name="Obraz 1"/>
+            <wp:cNvGraphicFramePr>
+              <a:graphicFrameLocks xmlns:a="http://schemas.openxmlformats.org/drawingml/2006/main" noChangeAspect="1"/>
+            </wp:cNvGraphicFramePr>
+            <a:graphic xmlns:a="http://schemas.openxmlformats.org/drawingml/2006/main">
+              <a:graphicData uri="http://schemas.openxmlformats.org/drawingml/2006/picture">
+                <pic:pic xmlns:pic="http://schemas.openxmlformats.org/drawingml/2006/picture">
+                  <pic:nvPicPr>
+                    <pic:cNvPr id="2118031314" name=""/>
+                    <pic:cNvPicPr/>
+                  </pic:nvPicPr>
+                  <pic:blipFill>
+                    <a:blip r:embed="rId22"/>
+                    <a:stretch>
+                      <a:fillRect/>
+                    </a:stretch>
+                  </pic:blipFill>
+                  <pic:spPr>
+                    <a:xfrm>
+                      <a:off x="0" y="0"/>
+                      <a:ext cx="5733415" cy="3727450"/>
+                    </a:xfrm>
+                    <a:prstGeom prst="rect">
+                      <a:avLst/>
+                    </a:prstGeom>
+                  </pic:spPr>
+                </pic:pic>
+              </a:graphicData>
+            </a:graphic>
+          </wp:inline>
+        </w:drawing>
+      </w:r>
+    </w:p>
+    <w:p>
+      <w:pPr>
+        <w:pStyle w:val="Nagwek3"/>
+      </w:pPr>
+      <w:r>
+        <w:t>5.2. Uporządkowany alfabetycznie wykaz wszystkich klas</w:t>
       </w:r>
     </w:p>
     <w:p/>
@@ -5415,97 +6123,11 @@
     <w:p/>
     <w:p/>
     <w:p/>
-    <w:p/>
-    <w:p/>
-    <w:p/>
-    <w:p/>
-    <w:p/>
-    <w:p/>
-    <w:p>
-      <w:pPr>
-        <w:pStyle w:val="Nagwek2"/>
-      </w:pPr>
-      <w:r>
-        <w:lastRenderedPageBreak/>
-        <w:t>5.1.Diagram klas</w:t>
-      </w:r>
-    </w:p>
-    <w:p/>
-    <w:p>
-      <w:r>
-        <w:rPr>
-          <w:noProof/>
-        </w:rPr>
-        <w:drawing>
-          <wp:inline distT="0" distB="0" distL="0" distR="0" wp14:anchorId="7849F836" wp14:editId="293D503A">
-            <wp:extent cx="5733415" cy="3727450"/>
-            <wp:effectExtent l="0" t="0" r="635" b="6350"/>
-            <wp:docPr id="2118031314" name="Obraz 1"/>
-            <wp:cNvGraphicFramePr>
-              <a:graphicFrameLocks xmlns:a="http://schemas.openxmlformats.org/drawingml/2006/main" noChangeAspect="1"/>
-            </wp:cNvGraphicFramePr>
-            <a:graphic xmlns:a="http://schemas.openxmlformats.org/drawingml/2006/main">
-              <a:graphicData uri="http://schemas.openxmlformats.org/drawingml/2006/picture">
-                <pic:pic xmlns:pic="http://schemas.openxmlformats.org/drawingml/2006/picture">
-                  <pic:nvPicPr>
-                    <pic:cNvPr id="2118031314" name=""/>
-                    <pic:cNvPicPr/>
-                  </pic:nvPicPr>
-                  <pic:blipFill>
-                    <a:blip r:embed="rId20"/>
-                    <a:stretch>
-                      <a:fillRect/>
-                    </a:stretch>
-                  </pic:blipFill>
-                  <pic:spPr>
-                    <a:xfrm>
-                      <a:off x="0" y="0"/>
-                      <a:ext cx="5733415" cy="3727450"/>
-                    </a:xfrm>
-                    <a:prstGeom prst="rect">
-                      <a:avLst/>
-                    </a:prstGeom>
-                  </pic:spPr>
-                </pic:pic>
-              </a:graphicData>
-            </a:graphic>
-          </wp:inline>
-        </w:drawing>
-      </w:r>
-    </w:p>
     <w:p>
       <w:pPr>
         <w:pStyle w:val="Nagwek3"/>
       </w:pPr>
       <w:r>
-        <w:t>5.2. Uporządkowany alfabetycznie wykaz wszystkich klas</w:t>
-      </w:r>
-    </w:p>
-    <w:p/>
-    <w:p/>
-    <w:p/>
-    <w:p/>
-    <w:p/>
-    <w:p/>
-    <w:p/>
-    <w:p/>
-    <w:p/>
-    <w:p/>
-    <w:p/>
-    <w:p/>
-    <w:p/>
-    <w:p/>
-    <w:p/>
-    <w:p/>
-    <w:p/>
-    <w:p/>
-    <w:p/>
-    <w:p>
-      <w:pPr>
-        <w:pStyle w:val="Nagwek3"/>
-      </w:pPr>
-      <w:r>
-        <w:lastRenderedPageBreak/>
         <w:t>5.3. Diagramy stanów</w:t>
       </w:r>
     </w:p>
@@ -5896,7 +6518,6 @@
           <w:b/>
           <w:bCs/>
         </w:rPr>
-        <w:lastRenderedPageBreak/>
         <w:t>Wojciech Cimochowski</w:t>
       </w:r>
     </w:p>
@@ -5929,7 +6550,9 @@
           <w:b/>
           <w:bCs/>
           <w:noProof/>
-        </w:rPr>
+          <w:lang w:val="pl-PL"/>
+        </w:rPr>
+        <w:lastRenderedPageBreak/>
         <w:drawing>
           <wp:inline distT="0" distB="0" distL="0" distR="0" wp14:anchorId="4B4B123D" wp14:editId="4A3BCBAF">
             <wp:extent cx="5727700" cy="6496050"/>
@@ -5948,7 +6571,7 @@
                     </pic:cNvPicPr>
                   </pic:nvPicPr>
                   <pic:blipFill>
-                    <a:blip r:embed="rId21">
+                    <a:blip r:embed="rId23">
                       <a:extLst>
                         <a:ext uri="{28A0092B-C50C-407E-A947-70E740481C1C}">
                           <a14:useLocalDpi xmlns:a14="http://schemas.microsoft.com/office/drawing/2010/main" val="0"/>
@@ -5991,6 +6614,20 @@
     </w:p>
     <w:p>
       <w:pPr>
+        <w:pStyle w:val="Nagwek2"/>
+      </w:pPr>
+      <w:r>
+        <w:t>6</w:t>
+      </w:r>
+      <w:r>
+        <w:t xml:space="preserve">. </w:t>
+      </w:r>
+      <w:r>
+        <w:t>Wymagania niefunkcjonalne dla bazy danych</w:t>
+      </w:r>
+    </w:p>
+    <w:p>
+      <w:pPr>
         <w:ind w:left="360"/>
         <w:rPr>
           <w:b/>
@@ -6000,6 +6637,285 @@
     </w:p>
     <w:p>
       <w:pPr>
+        <w:pStyle w:val="Nagwek3"/>
+      </w:pPr>
+      <w:r>
+        <w:lastRenderedPageBreak/>
+        <w:t>6</w:t>
+      </w:r>
+      <w:r>
+        <w:t xml:space="preserve">.1. </w:t>
+      </w:r>
+      <w:r>
+        <w:t>Oszacowanie wielkości bazy danych</w:t>
+      </w:r>
+    </w:p>
+    <w:p>
+      <w:pPr>
+        <w:pStyle w:val="Nagwek3"/>
+        <w:rPr>
+          <w:color w:val="auto"/>
+          <w:sz w:val="22"/>
+          <w:szCs w:val="22"/>
+        </w:rPr>
+      </w:pPr>
+      <w:r>
+        <w:rPr>
+          <w:color w:val="auto"/>
+          <w:sz w:val="22"/>
+          <w:szCs w:val="22"/>
+        </w:rPr>
+        <w:t xml:space="preserve">System obsługuje strzelnicę z kilkoma osiami strzeleckimi i nieznaną z góry liczbą klientów dziennie. Najaktywniej zapełnianą tabelą będzie Rezerwacja, ponieważ każda wizyta generuje nowy rekord. Podobnie tabele </w:t>
+      </w:r>
+      <w:proofErr w:type="spellStart"/>
+      <w:r>
+        <w:rPr>
+          <w:color w:val="auto"/>
+          <w:sz w:val="22"/>
+          <w:szCs w:val="22"/>
+        </w:rPr>
+        <w:t>SesjaStrzelecka</w:t>
+      </w:r>
+      <w:proofErr w:type="spellEnd"/>
+      <w:r>
+        <w:rPr>
+          <w:color w:val="auto"/>
+          <w:sz w:val="22"/>
+          <w:szCs w:val="22"/>
+        </w:rPr>
+        <w:t xml:space="preserve"> i </w:t>
+      </w:r>
+      <w:proofErr w:type="spellStart"/>
+      <w:r>
+        <w:rPr>
+          <w:color w:val="auto"/>
+          <w:sz w:val="22"/>
+          <w:szCs w:val="22"/>
+        </w:rPr>
+        <w:t>SzczegolyZuzycia</w:t>
+      </w:r>
+      <w:proofErr w:type="spellEnd"/>
+      <w:r>
+        <w:rPr>
+          <w:color w:val="auto"/>
+          <w:sz w:val="22"/>
+          <w:szCs w:val="22"/>
+        </w:rPr>
+        <w:t xml:space="preserve"> będą regularnie uzupełniane przy każdej odbytej wizyty. Tabele </w:t>
+      </w:r>
+      <w:proofErr w:type="spellStart"/>
+      <w:r>
+        <w:rPr>
+          <w:color w:val="auto"/>
+          <w:sz w:val="22"/>
+          <w:szCs w:val="22"/>
+        </w:rPr>
+        <w:t>EgzemplarzBroni</w:t>
+      </w:r>
+      <w:proofErr w:type="spellEnd"/>
+      <w:r>
+        <w:rPr>
+          <w:color w:val="auto"/>
+          <w:sz w:val="22"/>
+          <w:szCs w:val="22"/>
+        </w:rPr>
+        <w:t xml:space="preserve"> i </w:t>
+      </w:r>
+      <w:proofErr w:type="spellStart"/>
+      <w:r>
+        <w:rPr>
+          <w:color w:val="auto"/>
+          <w:sz w:val="22"/>
+          <w:szCs w:val="22"/>
+        </w:rPr>
+        <w:t>AmunicjaMagazyn</w:t>
+      </w:r>
+      <w:proofErr w:type="spellEnd"/>
+      <w:r>
+        <w:rPr>
+          <w:color w:val="auto"/>
+          <w:sz w:val="22"/>
+          <w:szCs w:val="22"/>
+        </w:rPr>
+        <w:t xml:space="preserve"> będą natomiast małe i stosunkowo statyczne, ponieważ liczba egzemplarzy broni i typów amunicji na strzelnicy zmienia się rzadko. Tabele </w:t>
+      </w:r>
+      <w:proofErr w:type="spellStart"/>
+      <w:r>
+        <w:rPr>
+          <w:color w:val="auto"/>
+          <w:sz w:val="22"/>
+          <w:szCs w:val="22"/>
+        </w:rPr>
+        <w:t>Uzytkownik</w:t>
+      </w:r>
+      <w:proofErr w:type="spellEnd"/>
+      <w:r>
+        <w:rPr>
+          <w:color w:val="auto"/>
+          <w:sz w:val="22"/>
+          <w:szCs w:val="22"/>
+        </w:rPr>
+        <w:t xml:space="preserve"> i Klient będą rosły stopniowo wraz z rejestracją nowych osób.</w:t>
+      </w:r>
+    </w:p>
+    <w:p>
+      <w:pPr>
+        <w:pStyle w:val="Nagwek3"/>
+        <w:rPr>
+          <w:color w:val="auto"/>
+          <w:sz w:val="22"/>
+          <w:szCs w:val="22"/>
+        </w:rPr>
+      </w:pPr>
+      <w:r>
+        <w:rPr>
+          <w:color w:val="auto"/>
+          <w:sz w:val="22"/>
+          <w:szCs w:val="22"/>
+        </w:rPr>
+        <w:t>Biorąc pod uwagę charakter danych tekstowych i liczbowych przechowywanych w systemie oraz dostępną przestrzeń dyskową serwera wynoszącą 4 TB, baza danych nie zbliży się do jej zapełnienia w żadnym przewidywalnym horyzoncie czasowym działania strzelnicy.</w:t>
+      </w:r>
+    </w:p>
+    <w:p>
+      <w:pPr>
+        <w:pStyle w:val="Nagwek3"/>
+      </w:pPr>
+      <w:bookmarkStart w:id="9" w:name="_GoBack"/>
+      <w:bookmarkEnd w:id="9"/>
+      <w:r>
+        <w:t>6.2</w:t>
+      </w:r>
+      <w:r>
+        <w:t xml:space="preserve">. </w:t>
+      </w:r>
+      <w:r>
+        <w:t>Propozycja wymaganych czasów odpowiedzi</w:t>
+      </w:r>
+    </w:p>
+    <w:p/>
+    <w:p>
+      <w:r>
+        <w:rPr>
+          <w:b/>
+        </w:rPr>
+        <w:t>Operacje wykonywane</w:t>
+      </w:r>
+      <w:r>
+        <w:t xml:space="preserve"> przez klienta takie jak składanie rezerwacji i przeglądanie statystyk powinny kończyć się w czasie do 2 sekund.</w:t>
+      </w:r>
+    </w:p>
+    <w:p>
+      <w:r>
+        <w:rPr>
+          <w:b/>
+        </w:rPr>
+        <w:t>Operacje krytyczne</w:t>
+      </w:r>
+      <w:r>
+        <w:t xml:space="preserve"> po stronie instruktora takie jak weryfikacja dokumentu i wykonanie </w:t>
+      </w:r>
+      <w:proofErr w:type="spellStart"/>
+      <w:r>
+        <w:t>check</w:t>
+      </w:r>
+      <w:proofErr w:type="spellEnd"/>
+      <w:r>
+        <w:t>-in powinny być realizowane w czasie do 1 sekundy, ponieważ wykonywane są przy obecności klienta i bezpośrednio wpływają na przepustowość strzelnicy.</w:t>
+      </w:r>
+    </w:p>
+    <w:p>
+      <w:r>
+        <w:rPr>
+          <w:b/>
+        </w:rPr>
+        <w:t>Operacje administracyjne</w:t>
+      </w:r>
+      <w:r>
+        <w:t xml:space="preserve"> takie jak filtrowanie użytkowników i generowanie raportów mogą trwać</w:t>
+      </w:r>
+      <w:r>
+        <w:t xml:space="preserve"> do 5 sekund ze względu na ich okazjonalny</w:t>
+      </w:r>
+      <w:r>
+        <w:t xml:space="preserve"> charakter.</w:t>
+      </w:r>
+    </w:p>
+    <w:p>
+      <w:pPr>
+        <w:pStyle w:val="Nagwek3"/>
+      </w:pPr>
+      <w:r>
+        <w:t>6.3</w:t>
+      </w:r>
+      <w:r>
+        <w:t xml:space="preserve">. </w:t>
+      </w:r>
+      <w:r>
+        <w:t>Oszacowanie ilości i typów potrzebnych stanowisk pracy użytkowników systemu</w:t>
+      </w:r>
+    </w:p>
+    <w:p/>
+    <w:p>
+      <w:pPr>
+        <w:rPr>
+          <w:b/>
+        </w:rPr>
+      </w:pPr>
+      <w:r>
+        <w:rPr>
+          <w:b/>
+        </w:rPr>
+        <w:t>W systemie wyróżnia się trzy typy stanowisk.</w:t>
+      </w:r>
+    </w:p>
+    <w:p>
+      <w:r>
+        <w:rPr>
+          <w:b/>
+        </w:rPr>
+        <w:t>Stanowisko klienta</w:t>
+      </w:r>
+      <w:r>
+        <w:t xml:space="preserve"> nie wymaga żadnego dedykowanego sprzętu. Klient korzysta z własnego urządzenia przez przeglądarkę internetową. Liczba stanowisk jest nieograniczona.</w:t>
+      </w:r>
+    </w:p>
+    <w:p>
+      <w:r>
+        <w:rPr>
+          <w:b/>
+        </w:rPr>
+        <w:t>Stanowisko instruktora</w:t>
+      </w:r>
+      <w:r>
+        <w:t xml:space="preserve"> to tablet lub terminal przy każdej osi strzeleckiej podłączony do sieci LAN. Dla strzelnicy kilkustanowiskowej potrzebne są 2 do 5 urządzeń.</w:t>
+      </w:r>
+    </w:p>
+    <w:p>
+      <w:r>
+        <w:rPr>
+          <w:b/>
+        </w:rPr>
+        <w:t>Stanowisko administratora</w:t>
+      </w:r>
+      <w:r>
+        <w:t xml:space="preserve"> to jeden komputer stacjonarny lub laptop w biurze strzelnicy, z dostępem do sieci lokalnej i serwera bazy danych.</w:t>
+      </w:r>
+    </w:p>
+    <w:p>
+      <w:r>
+        <w:t>Łącznie strzelnica potrzebuje od 3 do 6 fizycznych stanowisk pracy po stronie personelu.</w:t>
+      </w:r>
+    </w:p>
+    <w:p>
+      <w:pPr>
+        <w:rPr>
+          <w:b/>
+          <w:bCs/>
+        </w:rPr>
+      </w:pPr>
+    </w:p>
+    <w:p>
+      <w:pPr>
         <w:ind w:left="360"/>
         <w:rPr>
           <w:b/>
@@ -6033,57 +6949,11 @@
           <w:bCs/>
         </w:rPr>
       </w:pPr>
-    </w:p>
-    <w:p>
-      <w:pPr>
-        <w:ind w:left="360"/>
-        <w:rPr>
-          <w:b/>
-          <w:bCs/>
-        </w:rPr>
-      </w:pPr>
-    </w:p>
-    <w:p>
-      <w:pPr>
-        <w:ind w:left="360"/>
-        <w:rPr>
-          <w:b/>
-          <w:bCs/>
-        </w:rPr>
-      </w:pPr>
-    </w:p>
-    <w:p>
-      <w:pPr>
-        <w:ind w:left="360"/>
-        <w:rPr>
-          <w:b/>
-          <w:bCs/>
-        </w:rPr>
-      </w:pPr>
-    </w:p>
-    <w:p>
-      <w:pPr>
-        <w:ind w:left="360"/>
-        <w:rPr>
-          <w:b/>
-          <w:bCs/>
-        </w:rPr>
-      </w:pPr>
-    </w:p>
-    <w:p>
-      <w:pPr>
-        <w:ind w:left="360"/>
-        <w:rPr>
-          <w:b/>
-          <w:bCs/>
-        </w:rPr>
-      </w:pPr>
-      <w:r>
-        <w:rPr>
-          <w:b/>
-          <w:bCs/>
-        </w:rPr>
-        <w:lastRenderedPageBreak/>
+      <w:r>
+        <w:rPr>
+          <w:b/>
+          <w:bCs/>
+        </w:rPr>
         <w:t>Opis elementów:</w:t>
       </w:r>
     </w:p>
@@ -6269,6 +7139,7 @@
                 <w:bCs/>
                 <w:lang w:val="pl-PL"/>
               </w:rPr>
+              <w:lastRenderedPageBreak/>
               <w:t>WymagaWeryfikacji</w:t>
             </w:r>
             <w:proofErr w:type="spellEnd"/>
@@ -7535,6 +8406,7 @@
       <w:r>
         <w:rPr>
           <w:noProof/>
+          <w:lang w:val="pl-PL"/>
         </w:rPr>
         <w:drawing>
           <wp:inline distT="0" distB="0" distL="0" distR="0" wp14:anchorId="686B21A3" wp14:editId="038ED007">
@@ -7554,7 +8426,7 @@
                     </pic:cNvPicPr>
                   </pic:nvPicPr>
                   <pic:blipFill>
-                    <a:blip r:embed="rId22" cstate="print">
+                    <a:blip r:embed="rId24" cstate="print">
                       <a:extLst>
                         <a:ext uri="{28A0092B-C50C-407E-A947-70E740481C1C}">
                           <a14:useLocalDpi xmlns:a14="http://schemas.microsoft.com/office/drawing/2010/main" val="0"/>
@@ -7807,6 +8679,10 @@
     <w:p/>
     <w:p>
       <w:r>
+        <w:rPr>
+          <w:noProof/>
+          <w:lang w:val="pl-PL"/>
+        </w:rPr>
         <w:drawing>
           <wp:inline distT="0" distB="0" distL="0" distR="0" wp14:anchorId="4FA8950A" wp14:editId="440FAD75">
             <wp:extent cx="5733415" cy="4370705"/>
@@ -7823,7 +8699,7 @@
                     <pic:cNvPicPr/>
                   </pic:nvPicPr>
                   <pic:blipFill>
-                    <a:blip r:embed="rId23"/>
+                    <a:blip r:embed="rId25"/>
                     <a:stretch>
                       <a:fillRect/>
                     </a:stretch>
@@ -10149,7 +11025,7 @@
 </file>
 
 <file path=word/numbering.xml><?xml version="1.0" encoding="utf-8"?>
-<w:numbering xmlns:wpc="http://schemas.microsoft.com/office/word/2010/wordprocessingCanvas" xmlns:cx="http://schemas.microsoft.com/office/drawing/2014/chartex" xmlns:cx1="http://schemas.microsoft.com/office/drawing/2015/9/8/chartex" xmlns:cx2="http://schemas.microsoft.com/office/drawing/2015/10/21/chartex" xmlns:cx3="http://schemas.microsoft.com/office/drawing/2016/5/9/chartex" xmlns:cx4="http://schemas.microsoft.com/office/drawing/2016/5/10/chartex" xmlns:cx5="http://schemas.microsoft.com/office/drawing/2016/5/11/chartex" xmlns:cx6="http://schemas.microsoft.com/office/drawing/2016/5/12/chartex" xmlns:cx7="http://schemas.microsoft.com/office/drawing/2016/5/13/chartex" xmlns:cx8="http://schemas.microsoft.com/office/drawing/2016/5/14/chartex" xmlns:mc="http://schemas.openxmlformats.org/markup-compatibility/2006" xmlns:aink="http://schemas.microsoft.com/office/drawing/2016/ink" xmlns:am3d="http://schemas.microsoft.com/office/drawing/2017/model3d" xmlns:o="urn:schemas-microsoft-com:office:office" xmlns:oel="http://schemas.microsoft.com/office/2019/extlst" xmlns:r="http://schemas.openxmlformats.org/officeDocument/2006/relationships" xmlns:m="http://schemas.openxmlformats.org/officeDocument/2006/math" xmlns:v="urn:schemas-microsoft-com:vml" xmlns:wp14="http://schemas.microsoft.com/office/word/2010/wordprocessingDrawing" xmlns:wp="http://schemas.openxmlformats.org/drawingml/2006/wordprocessingDrawing" xmlns:w10="urn:schemas-microsoft-com:office:word" xmlns:w="http://schemas.openxmlformats.org/wordprocessingml/2006/main" xmlns:w14="http://schemas.microsoft.com/office/word/2010/wordml" xmlns:w15="http://schemas.microsoft.com/office/word/2012/wordml" xmlns:w16cex="http://schemas.microsoft.com/office/word/2018/wordml/cex" xmlns:w16cid="http://schemas.microsoft.com/office/word/2016/wordml/cid" xmlns:w16="http://schemas.microsoft.com/office/word/2018/wordml" xmlns:w16du="http://schemas.microsoft.com/office/word/2023/wordml/word16du" xmlns:w16sdtdh="http://schemas.microsoft.com/office/word/2020/wordml/sdtdatahash" xmlns:w16sdtfl="http://schemas.microsoft.com/office/word/2024/wordml/sdtformatlock" xmlns:w16se="http://schemas.microsoft.com/office/word/2015/wordml/symex" xmlns:wpg="http://schemas.microsoft.com/office/word/2010/wordprocessingGroup" xmlns:wpi="http://schemas.microsoft.com/office/word/2010/wordprocessingInk" xmlns:wne="http://schemas.microsoft.com/office/word/2006/wordml" xmlns:wps="http://schemas.microsoft.com/office/word/2010/wordprocessingShape" mc:Ignorable="w14 w15 w16se w16cid w16 w16cex w16sdtdh w16sdtfl w16du wp14">
+<w:numbering xmlns:wpc="http://schemas.microsoft.com/office/word/2010/wordprocessingCanvas" xmlns:mc="http://schemas.openxmlformats.org/markup-compatibility/2006" xmlns:o="urn:schemas-microsoft-com:office:office" xmlns:r="http://schemas.openxmlformats.org/officeDocument/2006/relationships" xmlns:m="http://schemas.openxmlformats.org/officeDocument/2006/math" xmlns:v="urn:schemas-microsoft-com:vml" xmlns:wp14="http://schemas.microsoft.com/office/word/2010/wordprocessingDrawing" xmlns:wp="http://schemas.openxmlformats.org/drawingml/2006/wordprocessingDrawing" xmlns:w10="urn:schemas-microsoft-com:office:word" xmlns:w="http://schemas.openxmlformats.org/wordprocessingml/2006/main" xmlns:w14="http://schemas.microsoft.com/office/word/2010/wordml" xmlns:w15="http://schemas.microsoft.com/office/word/2012/wordml" xmlns:wpg="http://schemas.microsoft.com/office/word/2010/wordprocessingGroup" xmlns:wpi="http://schemas.microsoft.com/office/word/2010/wordprocessingInk" xmlns:wne="http://schemas.microsoft.com/office/word/2006/wordml" xmlns:wps="http://schemas.microsoft.com/office/word/2010/wordprocessingShape" mc:Ignorable="w14 w15 wp14">
   <w:abstractNum w:abstractNumId="0" w15:restartNumberingAfterBreak="0">
     <w:nsid w:val="02A64850"/>
     <w:multiLevelType w:val="multilevel"/>
@@ -15040,113 +15916,113 @@
       </w:rPr>
     </w:lvl>
   </w:abstractNum>
-  <w:num w:numId="1" w16cid:durableId="887839754">
+  <w:num w:numId="1">
     <w:abstractNumId w:val="0"/>
   </w:num>
-  <w:num w:numId="2" w16cid:durableId="1095515092">
+  <w:num w:numId="2">
     <w:abstractNumId w:val="33"/>
   </w:num>
-  <w:num w:numId="3" w16cid:durableId="1685980699">
+  <w:num w:numId="3">
     <w:abstractNumId w:val="29"/>
   </w:num>
-  <w:num w:numId="4" w16cid:durableId="1642424421">
+  <w:num w:numId="4">
     <w:abstractNumId w:val="14"/>
   </w:num>
-  <w:num w:numId="5" w16cid:durableId="871652371">
+  <w:num w:numId="5">
     <w:abstractNumId w:val="15"/>
   </w:num>
-  <w:num w:numId="6" w16cid:durableId="152574065">
+  <w:num w:numId="6">
     <w:abstractNumId w:val="5"/>
   </w:num>
-  <w:num w:numId="7" w16cid:durableId="1809665043">
+  <w:num w:numId="7">
     <w:abstractNumId w:val="22"/>
   </w:num>
-  <w:num w:numId="8" w16cid:durableId="85539847">
+  <w:num w:numId="8">
     <w:abstractNumId w:val="13"/>
   </w:num>
-  <w:num w:numId="9" w16cid:durableId="1909992907">
+  <w:num w:numId="9">
     <w:abstractNumId w:val="4"/>
   </w:num>
-  <w:num w:numId="10" w16cid:durableId="1976793676">
+  <w:num w:numId="10">
     <w:abstractNumId w:val="32"/>
   </w:num>
-  <w:num w:numId="11" w16cid:durableId="1560284771">
+  <w:num w:numId="11">
     <w:abstractNumId w:val="10"/>
   </w:num>
-  <w:num w:numId="12" w16cid:durableId="1788234374">
+  <w:num w:numId="12">
     <w:abstractNumId w:val="8"/>
   </w:num>
-  <w:num w:numId="13" w16cid:durableId="439910382">
+  <w:num w:numId="13">
     <w:abstractNumId w:val="11"/>
   </w:num>
-  <w:num w:numId="14" w16cid:durableId="220094796">
+  <w:num w:numId="14">
     <w:abstractNumId w:val="7"/>
   </w:num>
-  <w:num w:numId="15" w16cid:durableId="1081415116">
+  <w:num w:numId="15">
     <w:abstractNumId w:val="24"/>
   </w:num>
-  <w:num w:numId="16" w16cid:durableId="914120843">
+  <w:num w:numId="16">
     <w:abstractNumId w:val="12"/>
   </w:num>
-  <w:num w:numId="17" w16cid:durableId="1522746502">
+  <w:num w:numId="17">
     <w:abstractNumId w:val="1"/>
   </w:num>
-  <w:num w:numId="18" w16cid:durableId="58404851">
+  <w:num w:numId="18">
     <w:abstractNumId w:val="17"/>
   </w:num>
-  <w:num w:numId="19" w16cid:durableId="1383409678">
+  <w:num w:numId="19">
     <w:abstractNumId w:val="21"/>
   </w:num>
-  <w:num w:numId="20" w16cid:durableId="209615472">
+  <w:num w:numId="20">
     <w:abstractNumId w:val="20"/>
   </w:num>
-  <w:num w:numId="21" w16cid:durableId="1999379974">
+  <w:num w:numId="21">
     <w:abstractNumId w:val="27"/>
   </w:num>
-  <w:num w:numId="22" w16cid:durableId="411659035">
+  <w:num w:numId="22">
     <w:abstractNumId w:val="9"/>
   </w:num>
-  <w:num w:numId="23" w16cid:durableId="2099397295">
+  <w:num w:numId="23">
     <w:abstractNumId w:val="16"/>
   </w:num>
-  <w:num w:numId="24" w16cid:durableId="1138493796">
+  <w:num w:numId="24">
     <w:abstractNumId w:val="3"/>
   </w:num>
-  <w:num w:numId="25" w16cid:durableId="1031496963">
+  <w:num w:numId="25">
     <w:abstractNumId w:val="28"/>
   </w:num>
-  <w:num w:numId="26" w16cid:durableId="1714421965">
+  <w:num w:numId="26">
     <w:abstractNumId w:val="26"/>
   </w:num>
-  <w:num w:numId="27" w16cid:durableId="1757942047">
+  <w:num w:numId="27">
     <w:abstractNumId w:val="25"/>
   </w:num>
-  <w:num w:numId="28" w16cid:durableId="1758751858">
+  <w:num w:numId="28">
     <w:abstractNumId w:val="2"/>
   </w:num>
-  <w:num w:numId="29" w16cid:durableId="783353911">
+  <w:num w:numId="29">
     <w:abstractNumId w:val="23"/>
   </w:num>
-  <w:num w:numId="30" w16cid:durableId="1022975581">
+  <w:num w:numId="30">
     <w:abstractNumId w:val="18"/>
   </w:num>
-  <w:num w:numId="31" w16cid:durableId="815030463">
+  <w:num w:numId="31">
     <w:abstractNumId w:val="19"/>
   </w:num>
-  <w:num w:numId="32" w16cid:durableId="590314998">
+  <w:num w:numId="32">
     <w:abstractNumId w:val="30"/>
   </w:num>
-  <w:num w:numId="33" w16cid:durableId="935094875">
+  <w:num w:numId="33">
     <w:abstractNumId w:val="31"/>
   </w:num>
-  <w:num w:numId="34" w16cid:durableId="1399285488">
+  <w:num w:numId="34">
     <w:abstractNumId w:val="6"/>
   </w:num>
 </w:numbering>
 </file>
 
 <file path=word/styles.xml><?xml version="1.0" encoding="utf-8"?>
-<w:styles xmlns:mc="http://schemas.openxmlformats.org/markup-compatibility/2006" xmlns:r="http://schemas.openxmlformats.org/officeDocument/2006/relationships" xmlns:w="http://schemas.openxmlformats.org/wordprocessingml/2006/main" xmlns:w14="http://schemas.microsoft.com/office/word/2010/wordml" xmlns:w15="http://schemas.microsoft.com/office/word/2012/wordml" xmlns:w16cex="http://schemas.microsoft.com/office/word/2018/wordml/cex" xmlns:w16cid="http://schemas.microsoft.com/office/word/2016/wordml/cid" xmlns:w16="http://schemas.microsoft.com/office/word/2018/wordml" xmlns:w16du="http://schemas.microsoft.com/office/word/2023/wordml/word16du" xmlns:w16sdtdh="http://schemas.microsoft.com/office/word/2020/wordml/sdtdatahash" xmlns:w16sdtfl="http://schemas.microsoft.com/office/word/2024/wordml/sdtformatlock" xmlns:w16se="http://schemas.microsoft.com/office/word/2015/wordml/symex" mc:Ignorable="w14 w15 w16se w16cid w16 w16cex w16sdtdh w16sdtfl w16du">
+<w:styles xmlns:mc="http://schemas.openxmlformats.org/markup-compatibility/2006" xmlns:r="http://schemas.openxmlformats.org/officeDocument/2006/relationships" xmlns:w="http://schemas.openxmlformats.org/wordprocessingml/2006/main" xmlns:w14="http://schemas.microsoft.com/office/word/2010/wordml" xmlns:w15="http://schemas.microsoft.com/office/word/2012/wordml" mc:Ignorable="w14 w15">
   <w:docDefaults>
     <w:rPrDefault>
       <w:rPr>
@@ -15162,7 +16038,7 @@
       </w:pPr>
     </w:pPrDefault>
   </w:docDefaults>
-  <w:latentStyles w:defLockedState="0" w:defUIPriority="99" w:defSemiHidden="0" w:defUnhideWhenUsed="0" w:defQFormat="0" w:count="376">
+  <w:latentStyles w:defLockedState="0" w:defUIPriority="99" w:defSemiHidden="0" w:defUnhideWhenUsed="0" w:defQFormat="0" w:count="371">
     <w:lsdException w:name="Normal" w:uiPriority="0" w:qFormat="1"/>
     <w:lsdException w:name="heading 1" w:uiPriority="9" w:qFormat="1"/>
     <w:lsdException w:name="heading 2" w:semiHidden="1" w:uiPriority="9" w:unhideWhenUsed="1" w:qFormat="1"/>
@@ -15534,11 +16410,6 @@
     <w:lsdException w:name="List Table 5 Dark Accent 6" w:uiPriority="50"/>
     <w:lsdException w:name="List Table 6 Colorful Accent 6" w:uiPriority="51"/>
     <w:lsdException w:name="List Table 7 Colorful Accent 6" w:uiPriority="52"/>
-    <w:lsdException w:name="Mention" w:semiHidden="1" w:unhideWhenUsed="1"/>
-    <w:lsdException w:name="Smart Hyperlink" w:semiHidden="1" w:unhideWhenUsed="1"/>
-    <w:lsdException w:name="Hashtag" w:semiHidden="1" w:unhideWhenUsed="1"/>
-    <w:lsdException w:name="Unresolved Mention" w:semiHidden="1" w:unhideWhenUsed="1"/>
-    <w:lsdException w:name="Smart Link" w:semiHidden="1" w:unhideWhenUsed="1"/>
   </w:latentStyles>
   <w:style w:type="paragraph" w:default="1" w:styleId="Normalny">
     <w:name w:val="Normal"/>
@@ -15659,6 +16530,7 @@
   <w:style w:type="character" w:default="1" w:styleId="Domylnaczcionkaakapitu">
     <w:name w:val="Default Paragraph Font"/>
     <w:uiPriority w:val="1"/>
+    <w:semiHidden/>
     <w:unhideWhenUsed/>
   </w:style>
   <w:style w:type="table" w:default="1" w:styleId="Standardowy">
@@ -15796,7 +16668,7 @@
       <w:u w:val="single"/>
     </w:rPr>
   </w:style>
-  <w:style w:type="character" w:styleId="Nierozpoznanawzmianka">
+  <w:style w:type="character" w:customStyle="1" w:styleId="UnresolvedMention">
     <w:name w:val="Unresolved Mention"/>
     <w:basedOn w:val="Domylnaczcionkaakapitu"/>
     <w:uiPriority w:val="99"/>

--- a/Downloads/ProjektIO/Projekt IO.docx
+++ b/Downloads/ProjektIO/Projekt IO.docx
@@ -1,6 +1,6 @@
 
 <file path=word/document.xml><?xml version="1.0" encoding="utf-8"?>
-<w:document xmlns:wpc="http://schemas.microsoft.com/office/word/2010/wordprocessingCanvas" xmlns:mc="http://schemas.openxmlformats.org/markup-compatibility/2006" xmlns:o="urn:schemas-microsoft-com:office:office" xmlns:r="http://schemas.openxmlformats.org/officeDocument/2006/relationships" xmlns:m="http://schemas.openxmlformats.org/officeDocument/2006/math" xmlns:v="urn:schemas-microsoft-com:vml" xmlns:wp14="http://schemas.microsoft.com/office/word/2010/wordprocessingDrawing" xmlns:wp="http://schemas.openxmlformats.org/drawingml/2006/wordprocessingDrawing" xmlns:w10="urn:schemas-microsoft-com:office:word" xmlns:w="http://schemas.openxmlformats.org/wordprocessingml/2006/main" xmlns:w14="http://schemas.microsoft.com/office/word/2010/wordml" xmlns:w15="http://schemas.microsoft.com/office/word/2012/wordml" xmlns:wpg="http://schemas.microsoft.com/office/word/2010/wordprocessingGroup" xmlns:wpi="http://schemas.microsoft.com/office/word/2010/wordprocessingInk" xmlns:wne="http://schemas.microsoft.com/office/word/2006/wordml" xmlns:wps="http://schemas.microsoft.com/office/word/2010/wordprocessingShape" mc:Ignorable="w14 w15 wp14">
+<w:document xmlns:wpc="http://schemas.microsoft.com/office/word/2010/wordprocessingCanvas" xmlns:cx="http://schemas.microsoft.com/office/drawing/2014/chartex" xmlns:cx1="http://schemas.microsoft.com/office/drawing/2015/9/8/chartex" xmlns:cx2="http://schemas.microsoft.com/office/drawing/2015/10/21/chartex" xmlns:cx3="http://schemas.microsoft.com/office/drawing/2016/5/9/chartex" xmlns:cx4="http://schemas.microsoft.com/office/drawing/2016/5/10/chartex" xmlns:cx5="http://schemas.microsoft.com/office/drawing/2016/5/11/chartex" xmlns:cx6="http://schemas.microsoft.com/office/drawing/2016/5/12/chartex" xmlns:cx7="http://schemas.microsoft.com/office/drawing/2016/5/13/chartex" xmlns:cx8="http://schemas.microsoft.com/office/drawing/2016/5/14/chartex" xmlns:mc="http://schemas.openxmlformats.org/markup-compatibility/2006" xmlns:aink="http://schemas.microsoft.com/office/drawing/2016/ink" xmlns:am3d="http://schemas.microsoft.com/office/drawing/2017/model3d" xmlns:o="urn:schemas-microsoft-com:office:office" xmlns:oel="http://schemas.microsoft.com/office/2019/extlst" xmlns:r="http://schemas.openxmlformats.org/officeDocument/2006/relationships" xmlns:m="http://schemas.openxmlformats.org/officeDocument/2006/math" xmlns:v="urn:schemas-microsoft-com:vml" xmlns:wp14="http://schemas.microsoft.com/office/word/2010/wordprocessingDrawing" xmlns:wp="http://schemas.openxmlformats.org/drawingml/2006/wordprocessingDrawing" xmlns:w10="urn:schemas-microsoft-com:office:word" xmlns:w="http://schemas.openxmlformats.org/wordprocessingml/2006/main" xmlns:w14="http://schemas.microsoft.com/office/word/2010/wordml" xmlns:w15="http://schemas.microsoft.com/office/word/2012/wordml" xmlns:w16cex="http://schemas.microsoft.com/office/word/2018/wordml/cex" xmlns:w16cid="http://schemas.microsoft.com/office/word/2016/wordml/cid" xmlns:w16="http://schemas.microsoft.com/office/word/2018/wordml" xmlns:w16du="http://schemas.microsoft.com/office/word/2023/wordml/word16du" xmlns:w16sdtdh="http://schemas.microsoft.com/office/word/2020/wordml/sdtdatahash" xmlns:w16sdtfl="http://schemas.microsoft.com/office/word/2024/wordml/sdtformatlock" xmlns:w16se="http://schemas.microsoft.com/office/word/2015/wordml/symex" xmlns:wpg="http://schemas.microsoft.com/office/word/2010/wordprocessingGroup" xmlns:wpi="http://schemas.microsoft.com/office/word/2010/wordprocessingInk" xmlns:wne="http://schemas.microsoft.com/office/word/2006/wordml" xmlns:wps="http://schemas.microsoft.com/office/word/2010/wordprocessingShape" mc:Ignorable="w14 w15 w16se w16cid w16 w16cex w16sdtdh w16sdtfl w16du wp14">
   <w:body>
     <w:p>
       <w:pPr>
@@ -63,10 +63,7 @@
         <w:t>cyfryzacja i automatyzacja procesów operacyjnych strzelnicy</w:t>
       </w:r>
       <w:r>
-        <w:t xml:space="preserve">, co ma prowadzić do skrócenia czasu obsługi klienta, optymalizacji zarządzania zasobami (broń, amunicja) oraz zwiększenia </w:t>
-      </w:r>
-      <w:r>
-        <w:t>zaangażowania użytkowników poprzez udostępnienie im ich statystyk treningowych.</w:t>
+        <w:t>, co ma prowadzić do skrócenia czasu obsługi klienta, optymalizacji zarządzania zasobami (broń, amunicja) oraz zwiększenia zaangażowania użytkowników poprzez udostępnienie im ich statystyk treningowych.</w:t>
       </w:r>
     </w:p>
     <w:p>
@@ -122,10 +119,7 @@
         <w:t>Zarządzanie zasobami (ERP):</w:t>
       </w:r>
       <w:r>
-        <w:t xml:space="preserve"> Ewidencja jednostek broni, monitorowanie stanów amunicji i automatyczne powiadomienia o serwis</w:t>
-      </w:r>
-      <w:r>
-        <w:t>owaniu.</w:t>
+        <w:t xml:space="preserve"> Ewidencja jednostek broni, monitorowanie stanów amunicji i automatyczne powiadomienia o serwisowaniu.</w:t>
       </w:r>
     </w:p>
     <w:p>
@@ -178,10 +172,7 @@
         <w:t>Analityka i bezpieczeństwo:</w:t>
       </w:r>
       <w:r>
-        <w:t xml:space="preserve"> Generowanie obowiązkowych rejestrów strzelań oraz zbieranie danych o postępach (celność, historia w</w:t>
-      </w:r>
-      <w:r>
-        <w:t>izyt).</w:t>
+        <w:t xml:space="preserve"> Generowanie obowiązkowych rejestrów strzelań oraz zbieranie danych o postępach (celność, historia wizyt).</w:t>
       </w:r>
     </w:p>
     <w:p>
@@ -261,16 +252,7 @@
           <w:sz w:val="34"/>
           <w:szCs w:val="34"/>
         </w:rPr>
-        <w:t>2. Przewidywane korzyści z wdroż</w:t>
-      </w:r>
-      <w:r>
-        <w:rPr>
-          <w:b/>
-          <w:bCs/>
-          <w:sz w:val="34"/>
-          <w:szCs w:val="34"/>
-        </w:rPr>
-        <w:t>enia</w:t>
+        <w:t>2. Przewidywane korzyści z wdrożenia</w:t>
       </w:r>
     </w:p>
     <w:p>
@@ -342,10 +324,7 @@
         <w:t>Optymalizacja kosztów serwisu:</w:t>
       </w:r>
       <w:r>
-        <w:t xml:space="preserve"> Wydłużenie żywotności broni dzięki regularnej konserwacji opartej </w:t>
-      </w:r>
-      <w:r>
-        <w:t>na rzeczywistym przebiegu (liczba wystrzelonych naboi), a nie na "wyczuciu".</w:t>
+        <w:t xml:space="preserve"> Wydłużenie żywotności broni dzięki regularnej konserwacji opartej na rzeczywistym przebiegu (liczba wystrzelonych naboi), a nie na "wyczuciu".</w:t>
       </w:r>
     </w:p>
     <w:p>
@@ -407,14 +386,7 @@
           <w:b/>
           <w:bCs/>
         </w:rPr>
-        <w:t>Poprawa be</w:t>
-      </w:r>
-      <w:r>
-        <w:rPr>
-          <w:b/>
-          <w:bCs/>
-        </w:rPr>
-        <w:t>zpieczeństwa:</w:t>
+        <w:t>Poprawa bezpieczeństwa:</w:t>
       </w:r>
       <w:r>
         <w:t xml:space="preserve"> Pewność, że każda broń w rękach klienta jest sprawna i po przeglądzie.</w:t>
@@ -634,13 +606,7 @@
               <w:rPr>
                 <w:color w:val="1F1F1F"/>
               </w:rPr>
-              <w:t xml:space="preserve">Wydzielone stanowisko lub tor, na którym odbywa się </w:t>
-            </w:r>
-            <w:r>
-              <w:rPr>
-                <w:color w:val="1F1F1F"/>
-              </w:rPr>
-              <w:t>strzelanie. Obiekt rezerwacji w systemie.</w:t>
+              <w:t>Wydzielone stanowisko lub tor, na którym odbywa się strzelanie. Obiekt rezerwacji w systemie.</w:t>
             </w:r>
           </w:p>
         </w:tc>
@@ -778,13 +744,7 @@
               <w:rPr>
                 <w:color w:val="1F1F1F"/>
               </w:rPr>
-              <w:t xml:space="preserve">Próg przebiegu (np. co 500 strzałów), po którym system blokuje broń do czasu </w:t>
-            </w:r>
-            <w:r>
-              <w:rPr>
-                <w:color w:val="1F1F1F"/>
-              </w:rPr>
-              <w:t>potwierdzenia serwisu przez instruktora.</w:t>
+              <w:t>Próg przebiegu (np. co 500 strzałów), po którym system blokuje broń do czasu potwierdzenia serwisu przez instruktora.</w:t>
             </w:r>
           </w:p>
         </w:tc>
@@ -922,13 +882,7 @@
               <w:rPr>
                 <w:color w:val="1F1F1F"/>
               </w:rPr>
-              <w:t xml:space="preserve">Najmniejsza mierzalna część zapasu (sztuka). System operuje na opakowaniach, </w:t>
-            </w:r>
-            <w:r>
-              <w:rPr>
-                <w:color w:val="1F1F1F"/>
-              </w:rPr>
-              <w:t>ale rozlicza sztuki.</w:t>
+              <w:t>Najmniejsza mierzalna część zapasu (sztuka). System operuje na opakowaniach, ale rozlicza sztuki.</w:t>
             </w:r>
           </w:p>
         </w:tc>
@@ -1094,13 +1048,7 @@
               <w:rPr>
                 <w:color w:val="1F1F1F"/>
               </w:rPr>
-              <w:t>Procesy rozpoczęcia i zakończenia wizyty, podczas których następuje wery</w:t>
-            </w:r>
-            <w:r>
-              <w:rPr>
-                <w:color w:val="1F1F1F"/>
-              </w:rPr>
-              <w:t>fikacja dokumentów i rozliczenie zużytych zasobów.</w:t>
+              <w:t>Procesy rozpoczęcia i zakończenia wizyty, podczas których następuje weryfikacja dokumentów i rozliczenie zużytych zasobów.</w:t>
             </w:r>
           </w:p>
         </w:tc>
@@ -2021,6 +1969,7 @@
         </w:rPr>
         <w:t xml:space="preserve">Użytkownik (po uprzednim przejściu przez przypadek użycia </w:t>
       </w:r>
+      <w:proofErr w:type="gramStart"/>
       <w:r>
         <w:rPr>
           <w:i/>
@@ -2033,7 +1982,14 @@
         <w:rPr>
           <w:lang w:val="pl-PL"/>
         </w:rPr>
-        <w:t xml:space="preserve"> ) określa datę, godzinę rozpoczęcia oraz godzinę zakończenia. </w:t>
+        <w:t xml:space="preserve"> )</w:t>
+      </w:r>
+      <w:proofErr w:type="gramEnd"/>
+      <w:r>
+        <w:rPr>
+          <w:lang w:val="pl-PL"/>
+        </w:rPr>
+        <w:t xml:space="preserve"> określa datę, godzinę rozpoczęcia oraz godzinę zakończenia. </w:t>
       </w:r>
     </w:p>
     <w:p>
@@ -2278,7 +2234,21 @@
         <w:rPr>
           <w:lang w:val="pl-PL"/>
         </w:rPr>
-        <w:t>c) typowy czas realizacji:  około 2 min.</w:t>
+        <w:t xml:space="preserve">c) typowy czas </w:t>
+      </w:r>
+      <w:proofErr w:type="gramStart"/>
+      <w:r>
+        <w:rPr>
+          <w:lang w:val="pl-PL"/>
+        </w:rPr>
+        <w:t>realizacji:  około</w:t>
+      </w:r>
+      <w:proofErr w:type="gramEnd"/>
+      <w:r>
+        <w:rPr>
+          <w:lang w:val="pl-PL"/>
+        </w:rPr>
+        <w:t xml:space="preserve"> 2 min.</w:t>
       </w:r>
     </w:p>
     <w:p>
@@ -2973,7 +2943,21 @@
         <w:rPr>
           <w:lang w:val="pl-PL"/>
         </w:rPr>
-        <w:t xml:space="preserve">Administrator (w ramach zarządzania biznesem ) odszukuje konkretnego użytkownika na liście. </w:t>
+        <w:t xml:space="preserve">Administrator (w ramach zarządzania </w:t>
+      </w:r>
+      <w:proofErr w:type="gramStart"/>
+      <w:r>
+        <w:rPr>
+          <w:lang w:val="pl-PL"/>
+        </w:rPr>
+        <w:t>biznesem )</w:t>
+      </w:r>
+      <w:proofErr w:type="gramEnd"/>
+      <w:r>
+        <w:rPr>
+          <w:lang w:val="pl-PL"/>
+        </w:rPr>
+        <w:t xml:space="preserve"> odszukuje konkretnego użytkownika na liście. </w:t>
       </w:r>
     </w:p>
     <w:p>
@@ -3244,13 +3228,27 @@
         <w:rPr>
           <w:lang w:val="pl-PL"/>
         </w:rPr>
-        <w:t xml:space="preserve">c) typowy czas realizacji: </w:t>
-      </w:r>
-      <w:r>
-        <w:rPr>
-          <w:lang w:val="pl-PL"/>
-        </w:rPr>
-        <w:t xml:space="preserve"> około </w:t>
+        <w:t xml:space="preserve">c) typowy czas </w:t>
+      </w:r>
+      <w:proofErr w:type="gramStart"/>
+      <w:r>
+        <w:rPr>
+          <w:lang w:val="pl-PL"/>
+        </w:rPr>
+        <w:t xml:space="preserve">realizacji: </w:t>
+      </w:r>
+      <w:r>
+        <w:rPr>
+          <w:lang w:val="pl-PL"/>
+        </w:rPr>
+        <w:t xml:space="preserve"> około</w:t>
+      </w:r>
+      <w:proofErr w:type="gramEnd"/>
+      <w:r>
+        <w:rPr>
+          <w:lang w:val="pl-PL"/>
+        </w:rPr>
+        <w:t xml:space="preserve"> </w:t>
       </w:r>
       <w:r>
         <w:rPr>
@@ -3508,27 +3506,14 @@
       <w:r>
         <w:t xml:space="preserve"> </w:t>
       </w:r>
-      <w:r>
-        <w:fldChar w:fldCharType="begin"/>
-      </w:r>
-      <w:r>
-        <w:instrText xml:space="preserve"> SEQ Figure \* ARABIC </w:instrText>
-      </w:r>
-      <w:r>
-        <w:fldChar w:fldCharType="separate"/>
-      </w:r>
-      <w:r>
-        <w:rPr>
-          <w:noProof/>
-        </w:rPr>
-        <w:t>1</w:t>
-      </w:r>
-      <w:r>
-        <w:rPr>
-          <w:noProof/>
-        </w:rPr>
-        <w:fldChar w:fldCharType="end"/>
-      </w:r>
+      <w:fldSimple w:instr=" SEQ Figure \* ARABIC ">
+        <w:r>
+          <w:rPr>
+            <w:noProof/>
+          </w:rPr>
+          <w:t>1</w:t>
+        </w:r>
+      </w:fldSimple>
       <w:r>
         <w:t xml:space="preserve"> Igor Wróblewski</w:t>
       </w:r>
@@ -5017,6 +5002,7 @@
         <w:t> Aktor wywołuje na obiekcie rezerwacja metodę </w:t>
       </w:r>
       <w:proofErr w:type="spellStart"/>
+      <w:proofErr w:type="gramStart"/>
       <w:r>
         <w:rPr>
           <w:lang w:val="pl-PL"/>
@@ -5028,7 +5014,14 @@
         <w:rPr>
           <w:lang w:val="pl-PL"/>
         </w:rPr>
-        <w:t>().</w:t>
+        <w:t>(</w:t>
+      </w:r>
+      <w:proofErr w:type="gramEnd"/>
+      <w:r>
+        <w:rPr>
+          <w:lang w:val="pl-PL"/>
+        </w:rPr>
+        <w:t>).</w:t>
       </w:r>
     </w:p>
     <w:p>
@@ -5160,6 +5153,7 @@
         <w:br/>
       </w:r>
       <w:proofErr w:type="spellStart"/>
+      <w:proofErr w:type="gramStart"/>
       <w:r>
         <w:rPr>
           <w:lang w:val="pl-PL"/>
@@ -5171,7 +5165,14 @@
         <w:rPr>
           <w:lang w:val="pl-PL"/>
         </w:rPr>
-        <w:t>(klient, rodzaj, PESEL).</w:t>
+        <w:t>(</w:t>
+      </w:r>
+      <w:proofErr w:type="gramEnd"/>
+      <w:r>
+        <w:rPr>
+          <w:lang w:val="pl-PL"/>
+        </w:rPr>
+        <w:t>klient, rodzaj, PESEL).</w:t>
       </w:r>
     </w:p>
     <w:p>
@@ -5497,6 +5498,7 @@
         <w:t> Obiekt instruktor tworzy nowy obiekt </w:t>
       </w:r>
       <w:proofErr w:type="spellStart"/>
+      <w:proofErr w:type="gramStart"/>
       <w:r>
         <w:rPr>
           <w:lang w:val="pl-PL"/>
@@ -5504,6 +5506,7 @@
         <w:t>sesja:SesjaStrzelecka</w:t>
       </w:r>
       <w:proofErr w:type="spellEnd"/>
+      <w:proofErr w:type="gramEnd"/>
       <w:r>
         <w:rPr>
           <w:lang w:val="pl-PL"/>
@@ -5546,6 +5549,7 @@
         <w:t> Obiekt instruktor wywołuje na rezerwacja metodę </w:t>
       </w:r>
       <w:proofErr w:type="spellStart"/>
+      <w:proofErr w:type="gramStart"/>
       <w:r>
         <w:rPr>
           <w:lang w:val="pl-PL"/>
@@ -5557,7 +5561,14 @@
         <w:rPr>
           <w:lang w:val="pl-PL"/>
         </w:rPr>
-        <w:t>("w trakcie wizyty").</w:t>
+        <w:t>(</w:t>
+      </w:r>
+      <w:proofErr w:type="gramEnd"/>
+      <w:r>
+        <w:rPr>
+          <w:lang w:val="pl-PL"/>
+        </w:rPr>
+        <w:t>"w trakcie wizyty").</w:t>
       </w:r>
     </w:p>
     <w:p>
@@ -5615,6 +5626,9 @@
     <w:p/>
     <w:p>
       <w:r>
+        <w:rPr>
+          <w:noProof/>
+        </w:rPr>
         <w:lastRenderedPageBreak/>
         <w:drawing>
           <wp:inline distT="0" distB="0" distL="0" distR="0" wp14:anchorId="6ED49875" wp14:editId="0303B37F">
@@ -5685,10 +5699,12 @@
         <w:t xml:space="preserve"> Aktor wywołuje na obiekcie </w:t>
       </w:r>
       <w:proofErr w:type="spellStart"/>
+      <w:proofErr w:type="gramStart"/>
       <w:r>
         <w:t>admin:Administrator</w:t>
       </w:r>
       <w:proofErr w:type="spellEnd"/>
+      <w:proofErr w:type="gramEnd"/>
       <w:r>
         <w:t xml:space="preserve"> met</w:t>
       </w:r>
@@ -5696,12 +5712,17 @@
         <w:t xml:space="preserve">odę </w:t>
       </w:r>
       <w:proofErr w:type="spellStart"/>
+      <w:proofErr w:type="gramStart"/>
       <w:r>
         <w:t>pobierzListeUzytkownikow</w:t>
       </w:r>
       <w:proofErr w:type="spellEnd"/>
       <w:r>
-        <w:t>().</w:t>
+        <w:t>(</w:t>
+      </w:r>
+      <w:proofErr w:type="gramEnd"/>
+      <w:r>
+        <w:t>).</w:t>
       </w:r>
     </w:p>
     <w:p>
@@ -5715,10 +5736,12 @@
         <w:t xml:space="preserve"> Obiekt </w:t>
       </w:r>
       <w:proofErr w:type="spellStart"/>
+      <w:proofErr w:type="gramStart"/>
       <w:r>
         <w:t>admin:Administrator</w:t>
       </w:r>
       <w:proofErr w:type="spellEnd"/>
+      <w:proofErr w:type="gramEnd"/>
       <w:r>
         <w:t xml:space="preserve"> zwraca listę uż</w:t>
       </w:r>
@@ -5756,7 +5779,15 @@
       </w:r>
       <w:proofErr w:type="spellEnd"/>
       <w:r>
-        <w:t xml:space="preserve"> [filtr != </w:t>
+        <w:t xml:space="preserve"> [</w:t>
+      </w:r>
+      <w:proofErr w:type="gramStart"/>
+      <w:r>
+        <w:t>filtr !</w:t>
+      </w:r>
+      <w:proofErr w:type="gramEnd"/>
+      <w:r>
+        <w:t xml:space="preserve">= </w:t>
       </w:r>
       <w:proofErr w:type="spellStart"/>
       <w:r>
@@ -5792,6 +5823,7 @@
         <w:t xml:space="preserve"> Aktor wywołuje na obiekcie </w:t>
       </w:r>
       <w:proofErr w:type="spellStart"/>
+      <w:proofErr w:type="gramStart"/>
       <w:r>
         <w:t>admin:Administrat</w:t>
       </w:r>
@@ -5799,6 +5831,7 @@
         <w:t>or</w:t>
       </w:r>
       <w:proofErr w:type="spellEnd"/>
+      <w:proofErr w:type="gramEnd"/>
       <w:r>
         <w:t xml:space="preserve"> metodę </w:t>
       </w:r>
@@ -5822,10 +5855,12 @@
         <w:t xml:space="preserve"> Obiekt </w:t>
       </w:r>
       <w:proofErr w:type="spellStart"/>
+      <w:proofErr w:type="gramStart"/>
       <w:r>
         <w:t>admin:Administrator</w:t>
       </w:r>
       <w:proofErr w:type="spellEnd"/>
+      <w:proofErr w:type="gramEnd"/>
       <w:r>
         <w:t xml:space="preserve"> zwraca przefiltrowa</w:t>
       </w:r>
@@ -5888,10 +5923,12 @@
         <w:t xml:space="preserve"> Aktor wywołuje na obiekcie </w:t>
       </w:r>
       <w:proofErr w:type="spellStart"/>
+      <w:proofErr w:type="gramStart"/>
       <w:r>
         <w:t>admin:Administrator</w:t>
       </w:r>
       <w:proofErr w:type="spellEnd"/>
+      <w:proofErr w:type="gramEnd"/>
       <w:r>
         <w:t xml:space="preserve"> metodę </w:t>
       </w:r>
@@ -5926,28 +5963,37 @@
         <w:t xml:space="preserve"> Obiekt </w:t>
       </w:r>
       <w:proofErr w:type="spellStart"/>
+      <w:proofErr w:type="gramStart"/>
       <w:r>
         <w:t>admin:Administrator</w:t>
       </w:r>
       <w:proofErr w:type="spellEnd"/>
+      <w:proofErr w:type="gramEnd"/>
       <w:r>
         <w:t xml:space="preserve"> wywołuje na obiekcie </w:t>
       </w:r>
       <w:proofErr w:type="spellStart"/>
+      <w:proofErr w:type="gramStart"/>
       <w:r>
         <w:t>użytkownik:Użytkownik</w:t>
       </w:r>
       <w:proofErr w:type="spellEnd"/>
+      <w:proofErr w:type="gramEnd"/>
       <w:r>
         <w:t xml:space="preserve"> metodę </w:t>
       </w:r>
       <w:proofErr w:type="spellStart"/>
+      <w:proofErr w:type="gramStart"/>
       <w:r>
         <w:t>aktualizujStan</w:t>
       </w:r>
       <w:proofErr w:type="spellEnd"/>
       <w:r>
-        <w:t>()</w:t>
+        <w:t>(</w:t>
+      </w:r>
+      <w:proofErr w:type="gramEnd"/>
+      <w:r>
+        <w:t>)</w:t>
       </w:r>
       <w:r>
         <w:t>, aby zapisać nowe uprawnienia.</w:t>
@@ -5964,18 +6010,22 @@
         <w:t xml:space="preserve"> Obiekt </w:t>
       </w:r>
       <w:proofErr w:type="spellStart"/>
+      <w:proofErr w:type="gramStart"/>
       <w:r>
         <w:t>użytkownik:Użytkownik</w:t>
       </w:r>
       <w:proofErr w:type="spellEnd"/>
+      <w:proofErr w:type="gramEnd"/>
       <w:r>
         <w:t xml:space="preserve"> zwraca potwierdzenie wykonania operacji do obiektu </w:t>
       </w:r>
       <w:proofErr w:type="spellStart"/>
+      <w:proofErr w:type="gramStart"/>
       <w:r>
         <w:t>admin:Administrator</w:t>
       </w:r>
       <w:proofErr w:type="spellEnd"/>
+      <w:proofErr w:type="gramEnd"/>
       <w:r>
         <w:t>.</w:t>
       </w:r>
@@ -5991,10 +6041,12 @@
         <w:t xml:space="preserve"> Obiekt </w:t>
       </w:r>
       <w:proofErr w:type="spellStart"/>
+      <w:proofErr w:type="gramStart"/>
       <w:r>
         <w:t>admin:Administrator</w:t>
       </w:r>
       <w:proofErr w:type="spellEnd"/>
+      <w:proofErr w:type="gramEnd"/>
       <w:r>
         <w:t xml:space="preserve"> zwraca wartość </w:t>
       </w:r>
@@ -6104,421 +6156,24 @@
         <w:t>5.2. Uporządkowany alfabetycznie wykaz wszystkich klas</w:t>
       </w:r>
     </w:p>
-    <w:p/>
-    <w:p/>
-    <w:p/>
-    <w:p/>
-    <w:p/>
-    <w:p/>
-    <w:p/>
-    <w:p/>
-    <w:p/>
-    <w:p/>
-    <w:p/>
-    <w:p/>
-    <w:p/>
-    <w:p/>
-    <w:p/>
-    <w:p/>
-    <w:p/>
-    <w:p/>
-    <w:p/>
-    <w:p>
-      <w:pPr>
-        <w:pStyle w:val="Nagwek3"/>
-      </w:pPr>
-      <w:r>
-        <w:t>5.3. Diagramy stanów</w:t>
-      </w:r>
-    </w:p>
-    <w:p>
-      <w:pPr>
-        <w:rPr>
-          <w:b/>
-          <w:bCs/>
-        </w:rPr>
-      </w:pPr>
-      <w:r>
-        <w:rPr>
-          <w:b/>
-          <w:bCs/>
-        </w:rPr>
-        <w:t>Igor Wróblewski</w:t>
-      </w:r>
-    </w:p>
-    <w:p>
-      <w:pPr>
-        <w:rPr>
-          <w:b/>
-          <w:bCs/>
-        </w:rPr>
-      </w:pPr>
-    </w:p>
-    <w:p>
-      <w:pPr>
-        <w:rPr>
-          <w:b/>
-          <w:bCs/>
-        </w:rPr>
-      </w:pPr>
-    </w:p>
-    <w:p>
-      <w:pPr>
-        <w:rPr>
-          <w:b/>
-          <w:bCs/>
-        </w:rPr>
-      </w:pPr>
-    </w:p>
-    <w:p>
-      <w:pPr>
-        <w:rPr>
-          <w:b/>
-          <w:bCs/>
-        </w:rPr>
-      </w:pPr>
-    </w:p>
-    <w:p>
-      <w:pPr>
-        <w:rPr>
-          <w:b/>
-          <w:bCs/>
-        </w:rPr>
-      </w:pPr>
-    </w:p>
-    <w:p>
-      <w:pPr>
-        <w:rPr>
-          <w:b/>
-          <w:bCs/>
-        </w:rPr>
-      </w:pPr>
-    </w:p>
-    <w:p>
-      <w:pPr>
-        <w:rPr>
-          <w:b/>
-          <w:bCs/>
-        </w:rPr>
-      </w:pPr>
-    </w:p>
-    <w:p>
-      <w:pPr>
-        <w:rPr>
-          <w:b/>
-          <w:bCs/>
-        </w:rPr>
-      </w:pPr>
-    </w:p>
-    <w:p>
-      <w:pPr>
-        <w:rPr>
-          <w:b/>
-          <w:bCs/>
-        </w:rPr>
-      </w:pPr>
-    </w:p>
-    <w:p>
-      <w:pPr>
-        <w:rPr>
-          <w:b/>
-          <w:bCs/>
-        </w:rPr>
-      </w:pPr>
-    </w:p>
-    <w:p>
-      <w:pPr>
-        <w:rPr>
-          <w:b/>
-          <w:bCs/>
-        </w:rPr>
-      </w:pPr>
-    </w:p>
-    <w:p>
-      <w:pPr>
-        <w:rPr>
-          <w:b/>
-          <w:bCs/>
-        </w:rPr>
-      </w:pPr>
-    </w:p>
-    <w:p>
-      <w:pPr>
-        <w:rPr>
-          <w:b/>
-          <w:bCs/>
-        </w:rPr>
-      </w:pPr>
-    </w:p>
-    <w:p>
-      <w:pPr>
-        <w:rPr>
-          <w:b/>
-          <w:bCs/>
-        </w:rPr>
-      </w:pPr>
-    </w:p>
-    <w:p>
-      <w:pPr>
-        <w:rPr>
-          <w:b/>
-          <w:bCs/>
-        </w:rPr>
-      </w:pPr>
-    </w:p>
-    <w:p>
-      <w:pPr>
-        <w:rPr>
-          <w:b/>
-          <w:bCs/>
-        </w:rPr>
-      </w:pPr>
-    </w:p>
-    <w:p>
-      <w:pPr>
-        <w:rPr>
-          <w:b/>
-          <w:bCs/>
-        </w:rPr>
-      </w:pPr>
-    </w:p>
-    <w:p>
-      <w:pPr>
-        <w:rPr>
-          <w:b/>
-          <w:bCs/>
-        </w:rPr>
-      </w:pPr>
-    </w:p>
-    <w:p>
-      <w:pPr>
-        <w:rPr>
-          <w:b/>
-          <w:bCs/>
-        </w:rPr>
-      </w:pPr>
-    </w:p>
-    <w:p>
-      <w:pPr>
-        <w:rPr>
-          <w:b/>
-          <w:bCs/>
-        </w:rPr>
-      </w:pPr>
-    </w:p>
-    <w:p>
-      <w:pPr>
-        <w:rPr>
-          <w:b/>
-          <w:bCs/>
-        </w:rPr>
-      </w:pPr>
-    </w:p>
-    <w:p>
-      <w:pPr>
-        <w:rPr>
-          <w:b/>
-          <w:bCs/>
-        </w:rPr>
-      </w:pPr>
-    </w:p>
-    <w:p>
-      <w:pPr>
-        <w:rPr>
-          <w:b/>
-          <w:bCs/>
-        </w:rPr>
-      </w:pPr>
-    </w:p>
-    <w:p>
-      <w:pPr>
-        <w:rPr>
-          <w:b/>
-          <w:bCs/>
-        </w:rPr>
-      </w:pPr>
-    </w:p>
-    <w:p>
-      <w:pPr>
-        <w:rPr>
-          <w:b/>
-          <w:bCs/>
-        </w:rPr>
-      </w:pPr>
-    </w:p>
-    <w:p>
-      <w:pPr>
-        <w:rPr>
-          <w:b/>
-          <w:bCs/>
-        </w:rPr>
-      </w:pPr>
-    </w:p>
-    <w:p>
-      <w:pPr>
-        <w:rPr>
-          <w:b/>
-          <w:bCs/>
-        </w:rPr>
-      </w:pPr>
-    </w:p>
-    <w:p>
-      <w:pPr>
-        <w:rPr>
-          <w:b/>
-          <w:bCs/>
-        </w:rPr>
-      </w:pPr>
-    </w:p>
-    <w:p>
-      <w:pPr>
-        <w:rPr>
-          <w:b/>
-          <w:bCs/>
-        </w:rPr>
-      </w:pPr>
-    </w:p>
-    <w:p>
-      <w:pPr>
-        <w:rPr>
-          <w:b/>
-          <w:bCs/>
-        </w:rPr>
-      </w:pPr>
-    </w:p>
-    <w:p>
-      <w:pPr>
-        <w:rPr>
-          <w:b/>
-          <w:bCs/>
-        </w:rPr>
-      </w:pPr>
-    </w:p>
-    <w:p>
-      <w:pPr>
-        <w:rPr>
-          <w:b/>
-          <w:bCs/>
-        </w:rPr>
-      </w:pPr>
-    </w:p>
-    <w:p>
-      <w:pPr>
-        <w:rPr>
-          <w:b/>
-          <w:bCs/>
-        </w:rPr>
-      </w:pPr>
-    </w:p>
-    <w:p>
-      <w:pPr>
-        <w:rPr>
-          <w:b/>
-          <w:bCs/>
-        </w:rPr>
-      </w:pPr>
-    </w:p>
-    <w:p>
-      <w:pPr>
-        <w:rPr>
-          <w:b/>
-          <w:bCs/>
-        </w:rPr>
-      </w:pPr>
-    </w:p>
-    <w:p>
-      <w:pPr>
-        <w:rPr>
-          <w:b/>
-          <w:bCs/>
-        </w:rPr>
-      </w:pPr>
-    </w:p>
-    <w:p>
-      <w:pPr>
-        <w:rPr>
-          <w:b/>
-          <w:bCs/>
-        </w:rPr>
-      </w:pPr>
-    </w:p>
-    <w:p>
-      <w:pPr>
-        <w:rPr>
-          <w:b/>
-          <w:bCs/>
-        </w:rPr>
-      </w:pPr>
-    </w:p>
-    <w:p>
-      <w:pPr>
-        <w:rPr>
-          <w:b/>
-          <w:bCs/>
-        </w:rPr>
-      </w:pPr>
-    </w:p>
-    <w:p>
-      <w:pPr>
-        <w:rPr>
-          <w:b/>
-          <w:bCs/>
-        </w:rPr>
-      </w:pPr>
-    </w:p>
-    <w:p>
-      <w:pPr>
-        <w:rPr>
-          <w:b/>
-          <w:bCs/>
-        </w:rPr>
-      </w:pPr>
-    </w:p>
-    <w:p>
-      <w:pPr>
-        <w:rPr>
-          <w:b/>
-          <w:bCs/>
-        </w:rPr>
-      </w:pPr>
-    </w:p>
-    <w:p>
-      <w:pPr>
-        <w:rPr>
-          <w:b/>
-          <w:bCs/>
-        </w:rPr>
-      </w:pPr>
-    </w:p>
-    <w:p>
-      <w:pPr>
-        <w:rPr>
-          <w:b/>
-          <w:bCs/>
-        </w:rPr>
-      </w:pPr>
-    </w:p>
-    <w:p>
-      <w:pPr>
-        <w:rPr>
-          <w:b/>
-          <w:bCs/>
-        </w:rPr>
-      </w:pPr>
-    </w:p>
-    <w:p>
-      <w:pPr>
-        <w:rPr>
-          <w:b/>
-          <w:bCs/>
-        </w:rPr>
-      </w:pPr>
-      <w:r>
-        <w:rPr>
-          <w:b/>
-          <w:bCs/>
-        </w:rPr>
-        <w:t>Wojciech Cimochowski</w:t>
+    <w:p>
+      <w:pPr>
+        <w:pStyle w:val="Akapitzlist"/>
+        <w:numPr>
+          <w:ilvl w:val="0"/>
+          <w:numId w:val="35"/>
+        </w:numPr>
+        <w:rPr>
+          <w:sz w:val="24"/>
+          <w:szCs w:val="24"/>
+        </w:rPr>
+      </w:pPr>
+      <w:r>
+        <w:rPr>
+          <w:sz w:val="24"/>
+          <w:szCs w:val="24"/>
+        </w:rPr>
+        <w:t>Administrator</w:t>
       </w:r>
     </w:p>
     <w:p>
@@ -6528,6 +6183,2148 @@
           <w:ilvl w:val="0"/>
           <w:numId w:val="29"/>
         </w:numPr>
+      </w:pPr>
+      <w:r>
+        <w:t>Opis:</w:t>
+      </w:r>
+      <w:r>
+        <w:t xml:space="preserve"> </w:t>
+      </w:r>
+      <w:r>
+        <w:t xml:space="preserve">Klasa dziedzicząca po </w:t>
+      </w:r>
+      <w:proofErr w:type="spellStart"/>
+      <w:r>
+        <w:t>Uzytkownik</w:t>
+      </w:r>
+      <w:proofErr w:type="spellEnd"/>
+      <w:r>
+        <w:t>. Reprezentuje pracownika z najwyższymi uprawnieniami, odpowiedzialnego za podgląd i zarządzanie kontami wszystkich osób w systemie.</w:t>
+      </w:r>
+    </w:p>
+    <w:p>
+      <w:pPr>
+        <w:pStyle w:val="Akapitzlist"/>
+        <w:numPr>
+          <w:ilvl w:val="0"/>
+          <w:numId w:val="29"/>
+        </w:numPr>
+      </w:pPr>
+      <w:r>
+        <w:t>Atrybuty:</w:t>
+      </w:r>
+      <w:r>
+        <w:t xml:space="preserve"> Dziedziczy podstawowe atrybuty logowania z klasy nadrzędnej </w:t>
+      </w:r>
+      <w:proofErr w:type="spellStart"/>
+      <w:r>
+        <w:t>Uzytkownik</w:t>
+      </w:r>
+      <w:proofErr w:type="spellEnd"/>
+      <w:r>
+        <w:t>.</w:t>
+      </w:r>
+    </w:p>
+    <w:p>
+      <w:pPr>
+        <w:pStyle w:val="Akapitzlist"/>
+        <w:numPr>
+          <w:ilvl w:val="0"/>
+          <w:numId w:val="29"/>
+        </w:numPr>
+      </w:pPr>
+      <w:r>
+        <w:t>Metody:</w:t>
+      </w:r>
+    </w:p>
+    <w:p>
+      <w:pPr>
+        <w:pStyle w:val="Akapitzlist"/>
+      </w:pPr>
+      <w:r>
+        <w:t>-</w:t>
+      </w:r>
+      <w:r>
+        <w:rPr>
+          <w:rFonts w:ascii="Courier New" w:hAnsi="Courier New" w:cs="Courier New"/>
+          <w:sz w:val="20"/>
+          <w:szCs w:val="20"/>
+        </w:rPr>
+        <w:t xml:space="preserve"> </w:t>
+      </w:r>
+      <w:r>
+        <w:t xml:space="preserve">+ </w:t>
+      </w:r>
+      <w:proofErr w:type="spellStart"/>
+      <w:proofErr w:type="gramStart"/>
+      <w:r>
+        <w:t>pobierzListeUzytkownikow</w:t>
+      </w:r>
+      <w:proofErr w:type="spellEnd"/>
+      <w:r>
+        <w:t>(</w:t>
+      </w:r>
+      <w:proofErr w:type="gramEnd"/>
+      <w:r>
+        <w:t>): List&lt;</w:t>
+      </w:r>
+      <w:proofErr w:type="spellStart"/>
+      <w:r>
+        <w:t>Uzytkownik</w:t>
+      </w:r>
+      <w:proofErr w:type="spellEnd"/>
+      <w:r>
+        <w:t>&gt; – Zwraca pełną listę wszystkich zarejestrowanych kont z bazy danych.</w:t>
+      </w:r>
+    </w:p>
+    <w:p>
+      <w:pPr>
+        <w:pStyle w:val="Akapitzlist"/>
+      </w:pPr>
+      <w:r>
+        <w:t>-</w:t>
+      </w:r>
+      <w:r>
+        <w:rPr>
+          <w:rFonts w:ascii="Courier New" w:hAnsi="Courier New" w:cs="Courier New"/>
+          <w:sz w:val="20"/>
+          <w:szCs w:val="20"/>
+        </w:rPr>
+        <w:t xml:space="preserve"> </w:t>
+      </w:r>
+      <w:r>
+        <w:t xml:space="preserve">+ </w:t>
+      </w:r>
+      <w:proofErr w:type="spellStart"/>
+      <w:r>
+        <w:t>filtrujTabele</w:t>
+      </w:r>
+      <w:proofErr w:type="spellEnd"/>
+      <w:r>
+        <w:t>(filtr): List&lt;</w:t>
+      </w:r>
+      <w:proofErr w:type="spellStart"/>
+      <w:r>
+        <w:t>Uzytkownik</w:t>
+      </w:r>
+      <w:proofErr w:type="spellEnd"/>
+      <w:r>
+        <w:t>&gt; – Pozwala na wyszukiwanie konkretnych osób (np. po nazwisku lub roli) na liście.</w:t>
+      </w:r>
+    </w:p>
+    <w:p>
+      <w:pPr>
+        <w:ind w:left="720"/>
+      </w:pPr>
+      <w:r>
+        <w:t>-</w:t>
+      </w:r>
+      <w:r>
+        <w:rPr>
+          <w:rFonts w:ascii="Courier New" w:hAnsi="Courier New" w:cs="Courier New"/>
+          <w:sz w:val="20"/>
+          <w:szCs w:val="20"/>
+        </w:rPr>
+        <w:t xml:space="preserve"> </w:t>
+      </w:r>
+      <w:r>
+        <w:t xml:space="preserve">+ </w:t>
+      </w:r>
+      <w:proofErr w:type="spellStart"/>
+      <w:r>
+        <w:t>zatwierdzZamianyKonta</w:t>
+      </w:r>
+      <w:proofErr w:type="spellEnd"/>
+      <w:r>
+        <w:t>(</w:t>
+      </w:r>
+      <w:proofErr w:type="spellStart"/>
+      <w:r>
+        <w:t>uzytkownik</w:t>
+      </w:r>
+      <w:proofErr w:type="spellEnd"/>
+      <w:r>
+        <w:t xml:space="preserve">): </w:t>
+      </w:r>
+      <w:proofErr w:type="spellStart"/>
+      <w:r>
+        <w:t>Boolean</w:t>
+      </w:r>
+      <w:proofErr w:type="spellEnd"/>
+      <w:r>
+        <w:t xml:space="preserve"> – Zapisuje w bazie zmodyfikowane dane lub zmienione uprawnienia konkretnego użytkownika.</w:t>
+      </w:r>
+    </w:p>
+    <w:p>
+      <w:pPr>
+        <w:pStyle w:val="Akapitzlist"/>
+        <w:numPr>
+          <w:ilvl w:val="0"/>
+          <w:numId w:val="35"/>
+        </w:numPr>
+        <w:rPr>
+          <w:sz w:val="24"/>
+          <w:szCs w:val="24"/>
+        </w:rPr>
+      </w:pPr>
+      <w:proofErr w:type="spellStart"/>
+      <w:r>
+        <w:rPr>
+          <w:sz w:val="24"/>
+          <w:szCs w:val="24"/>
+        </w:rPr>
+        <w:t>AmunicjaMagazyn</w:t>
+      </w:r>
+      <w:proofErr w:type="spellEnd"/>
+    </w:p>
+    <w:p>
+      <w:pPr>
+        <w:pStyle w:val="Akapitzlist"/>
+        <w:numPr>
+          <w:ilvl w:val="0"/>
+          <w:numId w:val="36"/>
+        </w:numPr>
+      </w:pPr>
+      <w:r>
+        <w:t>Opis: Klasa zarządzająca ewidencją zasobów amunicyjnych dla konkretnego kalibru.</w:t>
+      </w:r>
+    </w:p>
+    <w:p>
+      <w:pPr>
+        <w:pStyle w:val="Akapitzlist"/>
+        <w:numPr>
+          <w:ilvl w:val="0"/>
+          <w:numId w:val="36"/>
+        </w:numPr>
+      </w:pPr>
+      <w:r>
+        <w:t>Atrybuty:</w:t>
+      </w:r>
+    </w:p>
+    <w:p>
+      <w:pPr>
+        <w:ind w:left="360" w:firstLine="360"/>
+      </w:pPr>
+      <w:r>
+        <w:t xml:space="preserve">- </w:t>
+      </w:r>
+      <w:r>
+        <w:t>kaliber: String – Określa rodzaj amunicji (np. 9mm).</w:t>
+      </w:r>
+    </w:p>
+    <w:p>
+      <w:pPr>
+        <w:ind w:left="360" w:firstLine="360"/>
+      </w:pPr>
+      <w:r>
+        <w:t xml:space="preserve">- </w:t>
+      </w:r>
+      <w:proofErr w:type="spellStart"/>
+      <w:r>
+        <w:t>iloscSztuk</w:t>
+      </w:r>
+      <w:proofErr w:type="spellEnd"/>
+      <w:r>
+        <w:t xml:space="preserve">: </w:t>
+      </w:r>
+      <w:proofErr w:type="spellStart"/>
+      <w:r>
+        <w:t>Integer</w:t>
+      </w:r>
+      <w:proofErr w:type="spellEnd"/>
+      <w:r>
+        <w:t xml:space="preserve"> – Wskazuje, ile fizycznie sztuk znajduje się na stanie.</w:t>
+      </w:r>
+    </w:p>
+    <w:p>
+      <w:pPr>
+        <w:pStyle w:val="Akapitzlist"/>
+        <w:numPr>
+          <w:ilvl w:val="0"/>
+          <w:numId w:val="36"/>
+        </w:numPr>
+      </w:pPr>
+      <w:r>
+        <w:t>Metody:</w:t>
+      </w:r>
+    </w:p>
+    <w:p>
+      <w:pPr>
+        <w:pStyle w:val="Akapitzlist"/>
+      </w:pPr>
+      <w:r>
+        <w:t>-</w:t>
+      </w:r>
+      <w:r>
+        <w:t xml:space="preserve"> </w:t>
+      </w:r>
+      <w:r>
+        <w:t xml:space="preserve">+ </w:t>
+      </w:r>
+      <w:proofErr w:type="spellStart"/>
+      <w:proofErr w:type="gramStart"/>
+      <w:r>
+        <w:t>odejmijAmunicje</w:t>
+      </w:r>
+      <w:proofErr w:type="spellEnd"/>
+      <w:r>
+        <w:t>(</w:t>
+      </w:r>
+      <w:proofErr w:type="spellStart"/>
+      <w:proofErr w:type="gramEnd"/>
+      <w:r>
+        <w:t>ilosc</w:t>
+      </w:r>
+      <w:proofErr w:type="spellEnd"/>
+      <w:r>
+        <w:t xml:space="preserve">: </w:t>
+      </w:r>
+      <w:proofErr w:type="spellStart"/>
+      <w:r>
+        <w:t>Integer</w:t>
+      </w:r>
+      <w:proofErr w:type="spellEnd"/>
+      <w:r>
+        <w:t xml:space="preserve">): </w:t>
+      </w:r>
+      <w:proofErr w:type="spellStart"/>
+      <w:r>
+        <w:t>Boolean</w:t>
+      </w:r>
+      <w:proofErr w:type="spellEnd"/>
+      <w:r>
+        <w:t xml:space="preserve"> – Pomniejsza stan magazynowy o liczbę naboi zużytych podczas zakończonej sesji strzeleckiej.</w:t>
+      </w:r>
+    </w:p>
+    <w:p>
+      <w:pPr>
+        <w:pStyle w:val="Akapitzlist"/>
+        <w:numPr>
+          <w:ilvl w:val="0"/>
+          <w:numId w:val="35"/>
+        </w:numPr>
+        <w:rPr>
+          <w:sz w:val="24"/>
+          <w:szCs w:val="24"/>
+        </w:rPr>
+      </w:pPr>
+      <w:proofErr w:type="spellStart"/>
+      <w:r>
+        <w:rPr>
+          <w:sz w:val="24"/>
+          <w:szCs w:val="24"/>
+        </w:rPr>
+        <w:t>EgzemplarzBroni</w:t>
+      </w:r>
+      <w:proofErr w:type="spellEnd"/>
+    </w:p>
+    <w:p>
+      <w:pPr>
+        <w:pStyle w:val="Akapitzlist"/>
+        <w:numPr>
+          <w:ilvl w:val="0"/>
+          <w:numId w:val="37"/>
+        </w:numPr>
+        <w:rPr>
+          <w:lang w:val="pl-PL"/>
+        </w:rPr>
+      </w:pPr>
+      <w:r>
+        <w:t>Opis:</w:t>
+      </w:r>
+      <w:r>
+        <w:t xml:space="preserve"> </w:t>
+      </w:r>
+      <w:proofErr w:type="gramStart"/>
+      <w:r>
+        <w:rPr>
+          <w:lang w:val="pl-PL"/>
+        </w:rPr>
+        <w:t>  Reprezentuje</w:t>
+      </w:r>
+      <w:proofErr w:type="gramEnd"/>
+      <w:r>
+        <w:rPr>
+          <w:lang w:val="pl-PL"/>
+        </w:rPr>
+        <w:t xml:space="preserve"> konkretną, fizyczną sztukę broni przypisaną do placówki strzelnicy.</w:t>
+      </w:r>
+    </w:p>
+    <w:p>
+      <w:pPr>
+        <w:pStyle w:val="Akapitzlist"/>
+        <w:numPr>
+          <w:ilvl w:val="0"/>
+          <w:numId w:val="37"/>
+        </w:numPr>
+      </w:pPr>
+      <w:r>
+        <w:t>Atrybuty:</w:t>
+      </w:r>
+    </w:p>
+    <w:p>
+      <w:pPr>
+        <w:ind w:left="360" w:firstLine="360"/>
+      </w:pPr>
+      <w:r>
+        <w:lastRenderedPageBreak/>
+        <w:t>-</w:t>
+      </w:r>
+      <w:r>
+        <w:rPr>
+          <w:rFonts w:ascii="Courier New" w:hAnsi="Courier New" w:cs="Courier New"/>
+          <w:sz w:val="20"/>
+          <w:szCs w:val="20"/>
+        </w:rPr>
+        <w:t xml:space="preserve"> </w:t>
+      </w:r>
+      <w:proofErr w:type="spellStart"/>
+      <w:r>
+        <w:t>nrSeryjny</w:t>
+      </w:r>
+      <w:proofErr w:type="spellEnd"/>
+      <w:r>
+        <w:t>: String – Unikalny identyfikator wybity na broni.</w:t>
+      </w:r>
+    </w:p>
+    <w:p>
+      <w:pPr>
+        <w:ind w:left="360" w:firstLine="360"/>
+      </w:pPr>
+      <w:r>
+        <w:t>-</w:t>
+      </w:r>
+      <w:r>
+        <w:rPr>
+          <w:rFonts w:ascii="Courier New" w:hAnsi="Courier New" w:cs="Courier New"/>
+          <w:sz w:val="20"/>
+          <w:szCs w:val="20"/>
+        </w:rPr>
+        <w:t xml:space="preserve"> </w:t>
+      </w:r>
+      <w:proofErr w:type="spellStart"/>
+      <w:r>
+        <w:t>aktualnyPrzebieg</w:t>
+      </w:r>
+      <w:proofErr w:type="spellEnd"/>
+      <w:r>
+        <w:t xml:space="preserve">: </w:t>
+      </w:r>
+      <w:proofErr w:type="spellStart"/>
+      <w:r>
+        <w:t>Integer</w:t>
+      </w:r>
+      <w:proofErr w:type="spellEnd"/>
+      <w:r>
+        <w:t xml:space="preserve"> – Sumaryczna liczba wystrzelonych z tej broni naboi.</w:t>
+      </w:r>
+    </w:p>
+    <w:p>
+      <w:pPr>
+        <w:pStyle w:val="Akapitzlist"/>
+        <w:numPr>
+          <w:ilvl w:val="0"/>
+          <w:numId w:val="46"/>
+        </w:numPr>
+      </w:pPr>
+      <w:r>
+        <w:t>Metody:</w:t>
+      </w:r>
+    </w:p>
+    <w:p>
+      <w:pPr>
+        <w:pStyle w:val="Akapitzlist"/>
+      </w:pPr>
+      <w:r>
+        <w:t>-</w:t>
+      </w:r>
+      <w:r>
+        <w:t xml:space="preserve"> </w:t>
+      </w:r>
+      <w:r>
+        <w:t xml:space="preserve">+ </w:t>
+      </w:r>
+      <w:proofErr w:type="spellStart"/>
+      <w:proofErr w:type="gramStart"/>
+      <w:r>
+        <w:t>aktualizujPrzebieg</w:t>
+      </w:r>
+      <w:proofErr w:type="spellEnd"/>
+      <w:r>
+        <w:t>(</w:t>
+      </w:r>
+      <w:proofErr w:type="spellStart"/>
+      <w:proofErr w:type="gramEnd"/>
+      <w:r>
+        <w:t>ilosc</w:t>
+      </w:r>
+      <w:proofErr w:type="spellEnd"/>
+      <w:r>
+        <w:t xml:space="preserve">: </w:t>
+      </w:r>
+      <w:proofErr w:type="spellStart"/>
+      <w:r>
+        <w:t>Integer</w:t>
+      </w:r>
+      <w:proofErr w:type="spellEnd"/>
+      <w:r>
+        <w:t xml:space="preserve">): </w:t>
+      </w:r>
+      <w:proofErr w:type="spellStart"/>
+      <w:r>
+        <w:t>void</w:t>
+      </w:r>
+      <w:proofErr w:type="spellEnd"/>
+      <w:r>
+        <w:t xml:space="preserve"> – Dopisuje nową liczbę oddanych strzałów do ogólnego przebiegu danej jednostki po treningu.</w:t>
+      </w:r>
+    </w:p>
+    <w:p>
+      <w:pPr>
+        <w:pStyle w:val="Akapitzlist"/>
+        <w:numPr>
+          <w:ilvl w:val="0"/>
+          <w:numId w:val="35"/>
+        </w:numPr>
+        <w:rPr>
+          <w:sz w:val="24"/>
+          <w:szCs w:val="24"/>
+        </w:rPr>
+      </w:pPr>
+      <w:r>
+        <w:rPr>
+          <w:sz w:val="24"/>
+          <w:szCs w:val="24"/>
+        </w:rPr>
+        <w:t>Instruktor</w:t>
+      </w:r>
+    </w:p>
+    <w:p>
+      <w:pPr>
+        <w:pStyle w:val="Akapitzlist"/>
+        <w:numPr>
+          <w:ilvl w:val="0"/>
+          <w:numId w:val="38"/>
+        </w:numPr>
+      </w:pPr>
+      <w:r>
+        <w:t>Opis</w:t>
+      </w:r>
+      <w:r>
+        <w:t>:</w:t>
+      </w:r>
+      <w:r>
+        <w:t xml:space="preserve"> Klasa dziedzicząca po </w:t>
+      </w:r>
+      <w:proofErr w:type="spellStart"/>
+      <w:r>
+        <w:t>Uzytkownik</w:t>
+      </w:r>
+      <w:proofErr w:type="spellEnd"/>
+      <w:r>
+        <w:t>. Reprezentuje pracownika obsługi, który ma uprawnienia do prowadzenia strzelania i weryfikacji tożsamości.</w:t>
+      </w:r>
+    </w:p>
+    <w:p>
+      <w:pPr>
+        <w:pStyle w:val="Akapitzlist"/>
+        <w:numPr>
+          <w:ilvl w:val="0"/>
+          <w:numId w:val="38"/>
+        </w:numPr>
+      </w:pPr>
+      <w:r>
+        <w:t>Atrybuty:</w:t>
+      </w:r>
+    </w:p>
+    <w:p>
+      <w:pPr>
+        <w:pStyle w:val="Akapitzlist"/>
+      </w:pPr>
+      <w:r>
+        <w:t>-</w:t>
+      </w:r>
+      <w:r>
+        <w:rPr>
+          <w:rFonts w:ascii="Courier New" w:hAnsi="Courier New" w:cs="Courier New"/>
+          <w:sz w:val="20"/>
+          <w:szCs w:val="20"/>
+        </w:rPr>
+        <w:t xml:space="preserve"> </w:t>
+      </w:r>
+      <w:proofErr w:type="spellStart"/>
+      <w:r>
+        <w:t>NrLegitymacji</w:t>
+      </w:r>
+      <w:proofErr w:type="spellEnd"/>
+      <w:r>
+        <w:t>: string – Zapisany numer uprawnień państwowych/związkowych pracownika.</w:t>
+      </w:r>
+    </w:p>
+    <w:p>
+      <w:pPr>
+        <w:pStyle w:val="Akapitzlist"/>
+        <w:numPr>
+          <w:ilvl w:val="0"/>
+          <w:numId w:val="38"/>
+        </w:numPr>
+      </w:pPr>
+      <w:r>
+        <w:t>Metody:</w:t>
+      </w:r>
+    </w:p>
+    <w:p>
+      <w:pPr>
+        <w:pStyle w:val="Akapitzlist"/>
+      </w:pPr>
+      <w:r>
+        <w:t>-</w:t>
+      </w:r>
+      <w:r>
+        <w:rPr>
+          <w:rFonts w:ascii="Courier New" w:hAnsi="Courier New" w:cs="Courier New"/>
+          <w:sz w:val="20"/>
+          <w:szCs w:val="20"/>
+        </w:rPr>
+        <w:t xml:space="preserve"> </w:t>
+      </w:r>
+      <w:r>
+        <w:t xml:space="preserve">+ </w:t>
+      </w:r>
+      <w:proofErr w:type="spellStart"/>
+      <w:proofErr w:type="gramStart"/>
+      <w:r>
+        <w:t>weryfikujDokument</w:t>
+      </w:r>
+      <w:proofErr w:type="spellEnd"/>
+      <w:r>
+        <w:t>(</w:t>
+      </w:r>
+      <w:proofErr w:type="gramEnd"/>
+      <w:r>
+        <w:t xml:space="preserve">klient: Klient, rodzaj: String, pesel: string): </w:t>
+      </w:r>
+      <w:proofErr w:type="spellStart"/>
+      <w:r>
+        <w:t>Boolean</w:t>
+      </w:r>
+      <w:proofErr w:type="spellEnd"/>
+      <w:r>
+        <w:t xml:space="preserve"> – Waliduje tożsamość klienta, przyjmując jako argumenty konkretne dane z okazanego dokumentu (w tym numer PESEL).</w:t>
+      </w:r>
+    </w:p>
+    <w:p>
+      <w:pPr>
+        <w:pStyle w:val="Akapitzlist"/>
+      </w:pPr>
+      <w:r>
+        <w:t>-</w:t>
+      </w:r>
+      <w:r>
+        <w:rPr>
+          <w:rFonts w:ascii="Courier New" w:hAnsi="Courier New" w:cs="Courier New"/>
+          <w:sz w:val="20"/>
+          <w:szCs w:val="20"/>
+        </w:rPr>
+        <w:t xml:space="preserve"> </w:t>
+      </w:r>
+      <w:r>
+        <w:t xml:space="preserve">+ </w:t>
+      </w:r>
+      <w:proofErr w:type="spellStart"/>
+      <w:proofErr w:type="gramStart"/>
+      <w:r>
+        <w:t>wykonajCheckIn</w:t>
+      </w:r>
+      <w:proofErr w:type="spellEnd"/>
+      <w:r>
+        <w:t>(</w:t>
+      </w:r>
+      <w:proofErr w:type="gramEnd"/>
+      <w:r>
+        <w:t xml:space="preserve">Rezerwacja): </w:t>
+      </w:r>
+      <w:proofErr w:type="spellStart"/>
+      <w:r>
+        <w:t>SesjaStrzelecka</w:t>
+      </w:r>
+      <w:proofErr w:type="spellEnd"/>
+      <w:r>
+        <w:t xml:space="preserve"> – Przekształca oczekującą rezerwację w trwający trening na osi strzeleckiej.</w:t>
+      </w:r>
+    </w:p>
+    <w:p>
+      <w:pPr>
+        <w:pStyle w:val="Akapitzlist"/>
+      </w:pPr>
+      <w:r>
+        <w:t>-</w:t>
+      </w:r>
+      <w:r>
+        <w:rPr>
+          <w:rFonts w:ascii="Courier New" w:hAnsi="Courier New" w:cs="Courier New"/>
+          <w:sz w:val="20"/>
+          <w:szCs w:val="20"/>
+        </w:rPr>
+        <w:t xml:space="preserve"> </w:t>
+      </w:r>
+      <w:r>
+        <w:t xml:space="preserve">+ </w:t>
+      </w:r>
+      <w:proofErr w:type="spellStart"/>
+      <w:proofErr w:type="gramStart"/>
+      <w:r>
+        <w:t>wykonajCheckOut</w:t>
+      </w:r>
+      <w:proofErr w:type="spellEnd"/>
+      <w:r>
+        <w:t>(</w:t>
+      </w:r>
+      <w:proofErr w:type="spellStart"/>
+      <w:proofErr w:type="gramEnd"/>
+      <w:r>
+        <w:t>SesjaStrzelecka</w:t>
+      </w:r>
+      <w:proofErr w:type="spellEnd"/>
+      <w:r>
+        <w:t xml:space="preserve">, wyniki): </w:t>
+      </w:r>
+      <w:proofErr w:type="spellStart"/>
+      <w:r>
+        <w:t>void</w:t>
+      </w:r>
+      <w:proofErr w:type="spellEnd"/>
+      <w:r>
+        <w:t xml:space="preserve"> – Zamyka sesję, przekazując wyniki do rozliczenia kosztów i zasobów.</w:t>
+      </w:r>
+    </w:p>
+    <w:p>
+      <w:pPr>
+        <w:pStyle w:val="Akapitzlist"/>
+        <w:numPr>
+          <w:ilvl w:val="0"/>
+          <w:numId w:val="35"/>
+        </w:numPr>
+        <w:rPr>
+          <w:sz w:val="24"/>
+          <w:szCs w:val="24"/>
+        </w:rPr>
+      </w:pPr>
+      <w:r>
+        <w:rPr>
+          <w:sz w:val="24"/>
+          <w:szCs w:val="24"/>
+        </w:rPr>
+        <w:t>Klient</w:t>
+      </w:r>
+    </w:p>
+    <w:p>
+      <w:pPr>
+        <w:pStyle w:val="Akapitzlist"/>
+        <w:numPr>
+          <w:ilvl w:val="0"/>
+          <w:numId w:val="39"/>
+        </w:numPr>
+      </w:pPr>
+      <w:r>
+        <w:t>Opis:</w:t>
+      </w:r>
+      <w:r>
+        <w:t xml:space="preserve"> Klasa dziedzicząca po </w:t>
+      </w:r>
+      <w:proofErr w:type="spellStart"/>
+      <w:r>
+        <w:t>Uzytkownik</w:t>
+      </w:r>
+      <w:proofErr w:type="spellEnd"/>
+      <w:r>
+        <w:t>. Główny aktor korzystający z usług strzelnicy, dokonujący rezerwacji i budujący swoją historię.</w:t>
+      </w:r>
+    </w:p>
+    <w:p>
+      <w:pPr>
+        <w:pStyle w:val="Akapitzlist"/>
+        <w:numPr>
+          <w:ilvl w:val="0"/>
+          <w:numId w:val="39"/>
+        </w:numPr>
+      </w:pPr>
+      <w:r>
+        <w:t>Atrybuty:</w:t>
+      </w:r>
+    </w:p>
+    <w:p>
+      <w:pPr>
+        <w:pStyle w:val="Akapitzlist"/>
+      </w:pPr>
+      <w:r>
+        <w:t>-</w:t>
+      </w:r>
+      <w:r>
+        <w:rPr>
+          <w:rFonts w:ascii="Courier New" w:hAnsi="Courier New" w:cs="Courier New"/>
+          <w:sz w:val="20"/>
+          <w:szCs w:val="20"/>
+        </w:rPr>
+        <w:t xml:space="preserve"> </w:t>
+      </w:r>
+      <w:proofErr w:type="spellStart"/>
+      <w:r>
+        <w:t>Imie</w:t>
+      </w:r>
+      <w:proofErr w:type="spellEnd"/>
+      <w:r>
+        <w:t>: String – Imię klienta.</w:t>
+      </w:r>
+    </w:p>
+    <w:p>
+      <w:pPr>
+        <w:pStyle w:val="Akapitzlist"/>
+      </w:pPr>
+      <w:r>
+        <w:t>-</w:t>
+      </w:r>
+      <w:r>
+        <w:rPr>
+          <w:rFonts w:ascii="Courier New" w:hAnsi="Courier New" w:cs="Courier New"/>
+          <w:sz w:val="20"/>
+          <w:szCs w:val="20"/>
+        </w:rPr>
+        <w:t xml:space="preserve"> </w:t>
+      </w:r>
+      <w:r>
+        <w:t>Nazwisko: String – Nazwisko klienta.</w:t>
+      </w:r>
+    </w:p>
+    <w:p>
+      <w:pPr>
+        <w:pStyle w:val="Akapitzlist"/>
+      </w:pPr>
+      <w:r>
+        <w:t>-</w:t>
+      </w:r>
+      <w:r>
+        <w:rPr>
+          <w:rFonts w:ascii="Courier New" w:hAnsi="Courier New" w:cs="Courier New"/>
+          <w:sz w:val="20"/>
+          <w:szCs w:val="20"/>
+        </w:rPr>
+        <w:t xml:space="preserve"> </w:t>
+      </w:r>
+      <w:r>
+        <w:t>PESEL: String – Identyfikator używany w prawnie wymaganych rejestrach.</w:t>
+      </w:r>
+    </w:p>
+    <w:p>
+      <w:pPr>
+        <w:pStyle w:val="Akapitzlist"/>
+      </w:pPr>
+      <w:r>
+        <w:t>-</w:t>
+      </w:r>
+      <w:r>
+        <w:rPr>
+          <w:rFonts w:ascii="Courier New" w:hAnsi="Courier New" w:cs="Courier New"/>
+          <w:sz w:val="20"/>
+          <w:szCs w:val="20"/>
+        </w:rPr>
+        <w:t xml:space="preserve"> </w:t>
+      </w:r>
+      <w:proofErr w:type="spellStart"/>
+      <w:r>
+        <w:t>Status_weryfikacji</w:t>
+      </w:r>
+      <w:proofErr w:type="spellEnd"/>
+      <w:r>
+        <w:t xml:space="preserve">: </w:t>
+      </w:r>
+      <w:proofErr w:type="spellStart"/>
+      <w:r>
+        <w:t>Boolean</w:t>
+      </w:r>
+      <w:proofErr w:type="spellEnd"/>
+      <w:r>
+        <w:t xml:space="preserve"> – Flaga informująca, czy instruktor autoryzował tę osobę.</w:t>
+      </w:r>
+    </w:p>
+    <w:p>
+      <w:pPr>
+        <w:pStyle w:val="Akapitzlist"/>
+        <w:numPr>
+          <w:ilvl w:val="0"/>
+          <w:numId w:val="39"/>
+        </w:numPr>
+      </w:pPr>
+      <w:r>
+        <w:t>Metody:</w:t>
+      </w:r>
+    </w:p>
+    <w:p>
+      <w:pPr>
+        <w:pStyle w:val="Akapitzlist"/>
+      </w:pPr>
+      <w:r>
+        <w:t>-</w:t>
+      </w:r>
+      <w:r>
+        <w:rPr>
+          <w:rFonts w:ascii="Courier New" w:hAnsi="Courier New" w:cs="Courier New"/>
+          <w:sz w:val="20"/>
+          <w:szCs w:val="20"/>
+        </w:rPr>
+        <w:t xml:space="preserve"> </w:t>
+      </w:r>
+      <w:proofErr w:type="spellStart"/>
+      <w:proofErr w:type="gramStart"/>
+      <w:r>
+        <w:t>zlozRezerwacja</w:t>
+      </w:r>
+      <w:proofErr w:type="spellEnd"/>
+      <w:r>
+        <w:t>(</w:t>
+      </w:r>
+      <w:proofErr w:type="gramEnd"/>
+      <w:r>
+        <w:t>data, stanowisko): Rezerwacja – Inicjuje proces rezerwowania wolnego toru w wybranym terminie.</w:t>
+      </w:r>
+    </w:p>
+    <w:p>
+      <w:pPr>
+        <w:pStyle w:val="Akapitzlist"/>
+        <w:numPr>
+          <w:ilvl w:val="0"/>
+          <w:numId w:val="35"/>
+        </w:numPr>
+        <w:rPr>
+          <w:sz w:val="24"/>
+          <w:szCs w:val="24"/>
+        </w:rPr>
+      </w:pPr>
+      <w:proofErr w:type="spellStart"/>
+      <w:r>
+        <w:rPr>
+          <w:sz w:val="24"/>
+          <w:szCs w:val="24"/>
+        </w:rPr>
+        <w:t>Placowka</w:t>
+      </w:r>
+      <w:proofErr w:type="spellEnd"/>
+    </w:p>
+    <w:p>
+      <w:pPr>
+        <w:pStyle w:val="Akapitzlist"/>
+        <w:numPr>
+          <w:ilvl w:val="0"/>
+          <w:numId w:val="40"/>
+        </w:numPr>
+      </w:pPr>
+      <w:r>
+        <w:t>Opis:</w:t>
+      </w:r>
+      <w:r>
+        <w:t xml:space="preserve"> Reprezentuje fizyczny budynek (oddział) strzelnicy, agregujący dostępne tory oraz wyposażenie zbrojowni.</w:t>
+      </w:r>
+    </w:p>
+    <w:p>
+      <w:pPr>
+        <w:pStyle w:val="Akapitzlist"/>
+        <w:numPr>
+          <w:ilvl w:val="0"/>
+          <w:numId w:val="40"/>
+        </w:numPr>
+      </w:pPr>
+      <w:r>
+        <w:t>Atrybuty:</w:t>
+      </w:r>
+    </w:p>
+    <w:p>
+      <w:pPr>
+        <w:pStyle w:val="Akapitzlist"/>
+      </w:pPr>
+      <w:r>
+        <w:t>-</w:t>
+      </w:r>
+      <w:r>
+        <w:rPr>
+          <w:rFonts w:ascii="Courier New" w:hAnsi="Courier New" w:cs="Courier New"/>
+          <w:sz w:val="20"/>
+          <w:szCs w:val="20"/>
+        </w:rPr>
+        <w:t xml:space="preserve"> </w:t>
+      </w:r>
+      <w:r>
+        <w:t>nazwa: String – Pełna nazwa ośrodka.</w:t>
+      </w:r>
+    </w:p>
+    <w:p>
+      <w:pPr>
+        <w:pStyle w:val="Akapitzlist"/>
+      </w:pPr>
+      <w:r>
+        <w:t>-</w:t>
+      </w:r>
+      <w:r>
+        <w:rPr>
+          <w:rFonts w:ascii="Courier New" w:hAnsi="Courier New" w:cs="Courier New"/>
+          <w:sz w:val="20"/>
+          <w:szCs w:val="20"/>
+        </w:rPr>
+        <w:t xml:space="preserve"> </w:t>
+      </w:r>
+      <w:r>
+        <w:t>adres: String – Fizyczna lokalizacja obiektu.</w:t>
+      </w:r>
+    </w:p>
+    <w:p>
+      <w:pPr>
+        <w:pStyle w:val="Akapitzlist"/>
+        <w:numPr>
+          <w:ilvl w:val="0"/>
+          <w:numId w:val="40"/>
+        </w:numPr>
+      </w:pPr>
+      <w:r>
+        <w:t>Metody:</w:t>
+      </w:r>
+    </w:p>
+    <w:p>
+      <w:pPr>
+        <w:pStyle w:val="Akapitzlist"/>
+      </w:pPr>
+      <w:r>
+        <w:t>-</w:t>
+      </w:r>
+      <w:r>
+        <w:rPr>
+          <w:rFonts w:ascii="Courier New" w:hAnsi="Courier New" w:cs="Courier New"/>
+          <w:sz w:val="20"/>
+          <w:szCs w:val="20"/>
+        </w:rPr>
+        <w:t xml:space="preserve"> </w:t>
+      </w:r>
+      <w:r>
+        <w:t xml:space="preserve">+ </w:t>
+      </w:r>
+      <w:proofErr w:type="spellStart"/>
+      <w:proofErr w:type="gramStart"/>
+      <w:r>
+        <w:t>dodajDoMagazynu</w:t>
+      </w:r>
+      <w:proofErr w:type="spellEnd"/>
+      <w:r>
+        <w:t>(</w:t>
+      </w:r>
+      <w:proofErr w:type="gramEnd"/>
+      <w:r>
+        <w:t xml:space="preserve">Egzemplarz broni): </w:t>
+      </w:r>
+      <w:proofErr w:type="spellStart"/>
+      <w:r>
+        <w:t>void</w:t>
+      </w:r>
+      <w:proofErr w:type="spellEnd"/>
+      <w:r>
+        <w:t xml:space="preserve"> – Dopisuje nowo zakupioną sztukę uzbrojenia do inwentarza tej konkretnej lokalizacji.</w:t>
+      </w:r>
+    </w:p>
+    <w:p>
+      <w:pPr>
+        <w:pStyle w:val="Akapitzlist"/>
+        <w:numPr>
+          <w:ilvl w:val="0"/>
+          <w:numId w:val="35"/>
+        </w:numPr>
+        <w:rPr>
+          <w:sz w:val="24"/>
+          <w:szCs w:val="24"/>
+        </w:rPr>
+      </w:pPr>
+      <w:r>
+        <w:rPr>
+          <w:sz w:val="24"/>
+          <w:szCs w:val="24"/>
+        </w:rPr>
+        <w:t>Rezerwacja</w:t>
+      </w:r>
+    </w:p>
+    <w:p>
+      <w:pPr>
+        <w:pStyle w:val="Akapitzlist"/>
+        <w:numPr>
+          <w:ilvl w:val="0"/>
+          <w:numId w:val="41"/>
+        </w:numPr>
+      </w:pPr>
+      <w:r>
+        <w:t>Opis:</w:t>
+      </w:r>
+      <w:r>
+        <w:t xml:space="preserve"> Obiekt transakcyjny tworzony przez klienta, wiążący wybrane stanowisko z odpowiednim oknem czasowym.</w:t>
+      </w:r>
+    </w:p>
+    <w:p>
+      <w:pPr>
+        <w:pStyle w:val="Akapitzlist"/>
+        <w:numPr>
+          <w:ilvl w:val="0"/>
+          <w:numId w:val="41"/>
+        </w:numPr>
+      </w:pPr>
+      <w:r>
+        <w:t>Atrybuty:</w:t>
+      </w:r>
+    </w:p>
+    <w:p>
+      <w:pPr>
+        <w:pStyle w:val="Akapitzlist"/>
+        <w:rPr>
+          <w:lang w:val="pl-PL"/>
+        </w:rPr>
+      </w:pPr>
+      <w:r>
+        <w:t>-</w:t>
+      </w:r>
+      <w:r>
+        <w:rPr>
+          <w:rFonts w:ascii="Courier New" w:hAnsi="Courier New" w:cs="Courier New"/>
+          <w:sz w:val="20"/>
+          <w:szCs w:val="20"/>
+        </w:rPr>
+        <w:t xml:space="preserve"> </w:t>
+      </w:r>
+      <w:r>
+        <w:rPr>
+          <w:lang w:val="pl-PL"/>
+        </w:rPr>
+        <w:t xml:space="preserve">data: </w:t>
+      </w:r>
+      <w:proofErr w:type="spellStart"/>
+      <w:r>
+        <w:rPr>
+          <w:lang w:val="pl-PL"/>
+        </w:rPr>
+        <w:t>date</w:t>
+      </w:r>
+      <w:proofErr w:type="spellEnd"/>
+      <w:r>
+        <w:rPr>
+          <w:lang w:val="pl-PL"/>
+        </w:rPr>
+        <w:t xml:space="preserve"> – Zaplanowany dzień wizyty na strzelnicy. </w:t>
+      </w:r>
+    </w:p>
+    <w:p>
+      <w:pPr>
+        <w:pStyle w:val="Akapitzlist"/>
+      </w:pPr>
+      <w:r>
+        <w:t>-</w:t>
+      </w:r>
+      <w:r>
+        <w:rPr>
+          <w:rFonts w:ascii="Courier New" w:hAnsi="Courier New" w:cs="Courier New"/>
+          <w:sz w:val="20"/>
+          <w:szCs w:val="20"/>
+        </w:rPr>
+        <w:t xml:space="preserve"> </w:t>
+      </w:r>
+      <w:r>
+        <w:t>status: string – Obecny etap życia rezerwacji (np. Oczekująca, Potwierdzona).</w:t>
+      </w:r>
+    </w:p>
+    <w:p>
+      <w:pPr>
+        <w:pStyle w:val="Akapitzlist"/>
+        <w:numPr>
+          <w:ilvl w:val="0"/>
+          <w:numId w:val="41"/>
+        </w:numPr>
+      </w:pPr>
+      <w:r>
+        <w:t>Metody:</w:t>
+      </w:r>
+    </w:p>
+    <w:p>
+      <w:pPr>
+        <w:pStyle w:val="Akapitzlist"/>
+      </w:pPr>
+      <w:r>
+        <w:lastRenderedPageBreak/>
+        <w:t>-</w:t>
+      </w:r>
+      <w:r>
+        <w:rPr>
+          <w:rFonts w:ascii="Courier New" w:hAnsi="Courier New" w:cs="Courier New"/>
+          <w:sz w:val="20"/>
+          <w:szCs w:val="20"/>
+        </w:rPr>
+        <w:t xml:space="preserve"> </w:t>
+      </w:r>
+      <w:r>
+        <w:t xml:space="preserve">+ </w:t>
+      </w:r>
+      <w:proofErr w:type="spellStart"/>
+      <w:proofErr w:type="gramStart"/>
+      <w:r>
+        <w:t>pobierzKlienta</w:t>
+      </w:r>
+      <w:proofErr w:type="spellEnd"/>
+      <w:r>
+        <w:t>(</w:t>
+      </w:r>
+      <w:proofErr w:type="gramEnd"/>
+      <w:r>
+        <w:t xml:space="preserve">): </w:t>
+      </w:r>
+      <w:proofErr w:type="spellStart"/>
+      <w:r>
+        <w:t>void</w:t>
+      </w:r>
+      <w:proofErr w:type="spellEnd"/>
+      <w:r>
+        <w:t xml:space="preserve"> – Zwraca dane osoby, która dokonała rezerwacji w celu jej weryfikacji przy stanowisku instruktora.</w:t>
+      </w:r>
+    </w:p>
+    <w:p>
+      <w:pPr>
+        <w:pStyle w:val="Akapitzlist"/>
+      </w:pPr>
+      <w:r>
+        <w:t>-</w:t>
+      </w:r>
+      <w:r>
+        <w:rPr>
+          <w:rFonts w:ascii="Courier New" w:hAnsi="Courier New" w:cs="Courier New"/>
+          <w:sz w:val="20"/>
+          <w:szCs w:val="20"/>
+        </w:rPr>
+        <w:t xml:space="preserve"> </w:t>
+      </w:r>
+      <w:r>
+        <w:t xml:space="preserve">+ </w:t>
+      </w:r>
+      <w:proofErr w:type="spellStart"/>
+      <w:proofErr w:type="gramStart"/>
+      <w:r>
+        <w:t>zmienStatus</w:t>
+      </w:r>
+      <w:proofErr w:type="spellEnd"/>
+      <w:r>
+        <w:t>(</w:t>
+      </w:r>
+      <w:proofErr w:type="gramEnd"/>
+      <w:r>
+        <w:t xml:space="preserve">): </w:t>
+      </w:r>
+      <w:proofErr w:type="spellStart"/>
+      <w:r>
+        <w:t>void</w:t>
+      </w:r>
+      <w:proofErr w:type="spellEnd"/>
+      <w:r>
+        <w:t xml:space="preserve"> – Modyfikuje etap rezerwacji w cyklu życia wizyty (np. przy autoryzacji "</w:t>
+      </w:r>
+      <w:proofErr w:type="spellStart"/>
+      <w:r>
+        <w:t>Check</w:t>
+      </w:r>
+      <w:proofErr w:type="spellEnd"/>
+      <w:r>
+        <w:t>-in").</w:t>
+      </w:r>
+    </w:p>
+    <w:p>
+      <w:pPr>
+        <w:pStyle w:val="Akapitzlist"/>
+        <w:numPr>
+          <w:ilvl w:val="0"/>
+          <w:numId w:val="35"/>
+        </w:numPr>
+        <w:rPr>
+          <w:sz w:val="24"/>
+          <w:szCs w:val="24"/>
+        </w:rPr>
+      </w:pPr>
+      <w:proofErr w:type="spellStart"/>
+      <w:r>
+        <w:rPr>
+          <w:sz w:val="24"/>
+          <w:szCs w:val="24"/>
+        </w:rPr>
+        <w:t>SesjaStrzelecka</w:t>
+      </w:r>
+      <w:proofErr w:type="spellEnd"/>
+    </w:p>
+    <w:p>
+      <w:pPr>
+        <w:pStyle w:val="Akapitzlist"/>
+        <w:numPr>
+          <w:ilvl w:val="0"/>
+          <w:numId w:val="44"/>
+        </w:numPr>
+      </w:pPr>
+      <w:r>
+        <w:t>Opis:</w:t>
+      </w:r>
+      <w:r>
+        <w:t xml:space="preserve"> </w:t>
+      </w:r>
+      <w:r>
+        <w:t xml:space="preserve">Obiekt odpowiadający za fizyczny pobyt klienta na stanowisku strzeleckim, w </w:t>
+      </w:r>
+      <w:proofErr w:type="gramStart"/>
+      <w:r>
+        <w:t>trakcie</w:t>
+      </w:r>
+      <w:proofErr w:type="gramEnd"/>
+      <w:r>
+        <w:t xml:space="preserve"> którego zużywana jest amunicja.</w:t>
+      </w:r>
+    </w:p>
+    <w:p>
+      <w:pPr>
+        <w:pStyle w:val="Akapitzlist"/>
+        <w:numPr>
+          <w:ilvl w:val="0"/>
+          <w:numId w:val="44"/>
+        </w:numPr>
+      </w:pPr>
+      <w:r>
+        <w:t>Atrybuty:</w:t>
+      </w:r>
+    </w:p>
+    <w:p>
+      <w:pPr>
+        <w:pStyle w:val="Akapitzlist"/>
+      </w:pPr>
+      <w:r>
+        <w:t>-</w:t>
+      </w:r>
+      <w:r>
+        <w:rPr>
+          <w:rFonts w:ascii="Courier New" w:hAnsi="Courier New" w:cs="Courier New"/>
+          <w:sz w:val="20"/>
+          <w:szCs w:val="20"/>
+        </w:rPr>
+        <w:t xml:space="preserve"> </w:t>
+      </w:r>
+      <w:proofErr w:type="spellStart"/>
+      <w:r>
+        <w:t>czasRozpoczecia</w:t>
+      </w:r>
+      <w:proofErr w:type="spellEnd"/>
+      <w:r>
+        <w:t xml:space="preserve">: </w:t>
+      </w:r>
+      <w:proofErr w:type="spellStart"/>
+      <w:r>
+        <w:t>DateTime</w:t>
+      </w:r>
+      <w:proofErr w:type="spellEnd"/>
+      <w:r>
+        <w:t xml:space="preserve"> – Rzeczywisty czas wejścia na tor.</w:t>
+      </w:r>
+    </w:p>
+    <w:p>
+      <w:pPr>
+        <w:pStyle w:val="Akapitzlist"/>
+      </w:pPr>
+      <w:r>
+        <w:t>-</w:t>
+      </w:r>
+      <w:r>
+        <w:rPr>
+          <w:rFonts w:ascii="Courier New" w:hAnsi="Courier New" w:cs="Courier New"/>
+          <w:sz w:val="20"/>
+          <w:szCs w:val="20"/>
+        </w:rPr>
+        <w:t xml:space="preserve"> </w:t>
+      </w:r>
+      <w:proofErr w:type="spellStart"/>
+      <w:r>
+        <w:t>czasZakonczenia</w:t>
+      </w:r>
+      <w:proofErr w:type="spellEnd"/>
+      <w:r>
+        <w:t xml:space="preserve">: </w:t>
+      </w:r>
+      <w:proofErr w:type="spellStart"/>
+      <w:r>
+        <w:t>DateTime</w:t>
+      </w:r>
+      <w:proofErr w:type="spellEnd"/>
+      <w:r>
+        <w:t xml:space="preserve"> – Rzeczywisty czas zakończenia treningu.</w:t>
+      </w:r>
+    </w:p>
+    <w:p>
+      <w:pPr>
+        <w:pStyle w:val="Akapitzlist"/>
+        <w:numPr>
+          <w:ilvl w:val="0"/>
+          <w:numId w:val="44"/>
+        </w:numPr>
+      </w:pPr>
+      <w:r>
+        <w:t>Metody:</w:t>
+      </w:r>
+    </w:p>
+    <w:p>
+      <w:pPr>
+        <w:ind w:left="360" w:firstLine="360"/>
+      </w:pPr>
+      <w:r>
+        <w:t>-</w:t>
+      </w:r>
+      <w:r>
+        <w:rPr>
+          <w:rFonts w:ascii="Courier New" w:hAnsi="Courier New" w:cs="Courier New"/>
+          <w:sz w:val="20"/>
+          <w:szCs w:val="20"/>
+        </w:rPr>
+        <w:t xml:space="preserve"> </w:t>
+      </w:r>
+      <w:proofErr w:type="spellStart"/>
+      <w:proofErr w:type="gramStart"/>
+      <w:r>
+        <w:t>podliczSesje</w:t>
+      </w:r>
+      <w:proofErr w:type="spellEnd"/>
+      <w:r>
+        <w:t>(</w:t>
+      </w:r>
+      <w:proofErr w:type="gramEnd"/>
+      <w:r>
+        <w:t xml:space="preserve">): </w:t>
+      </w:r>
+      <w:proofErr w:type="spellStart"/>
+      <w:r>
+        <w:t>void</w:t>
+      </w:r>
+      <w:proofErr w:type="spellEnd"/>
+      <w:r>
+        <w:t xml:space="preserve"> – Agreguje zgromadzone logi o amunicji i podsumowuje całościowe statystyki wizyty.</w:t>
+      </w:r>
+    </w:p>
+    <w:p>
+      <w:pPr>
+        <w:pStyle w:val="Akapitzlist"/>
+        <w:numPr>
+          <w:ilvl w:val="0"/>
+          <w:numId w:val="35"/>
+        </w:numPr>
+        <w:rPr>
+          <w:sz w:val="24"/>
+          <w:szCs w:val="24"/>
+        </w:rPr>
+      </w:pPr>
+      <w:r>
+        <w:rPr>
+          <w:sz w:val="24"/>
+          <w:szCs w:val="24"/>
+        </w:rPr>
+        <w:t>Stanowisko</w:t>
+      </w:r>
+    </w:p>
+    <w:p>
+      <w:pPr>
+        <w:pStyle w:val="Akapitzlist"/>
+        <w:numPr>
+          <w:ilvl w:val="0"/>
+          <w:numId w:val="42"/>
+        </w:numPr>
+      </w:pPr>
+      <w:r>
+        <w:t>Opis:</w:t>
+      </w:r>
+      <w:r>
+        <w:t xml:space="preserve"> Konkretny tor w obrębie placówki, który może zostać wynajęty do ćwiczeń.</w:t>
+      </w:r>
+    </w:p>
+    <w:p>
+      <w:pPr>
+        <w:pStyle w:val="Akapitzlist"/>
+        <w:numPr>
+          <w:ilvl w:val="0"/>
+          <w:numId w:val="42"/>
+        </w:numPr>
+      </w:pPr>
+      <w:r>
+        <w:t>Atrybuty:</w:t>
+      </w:r>
+    </w:p>
+    <w:p>
+      <w:pPr>
+        <w:pStyle w:val="Akapitzlist"/>
+      </w:pPr>
+      <w:r>
+        <w:t>-</w:t>
+      </w:r>
+      <w:r>
+        <w:rPr>
+          <w:rFonts w:ascii="Courier New" w:hAnsi="Courier New" w:cs="Courier New"/>
+          <w:sz w:val="20"/>
+          <w:szCs w:val="20"/>
+        </w:rPr>
+        <w:t xml:space="preserve"> </w:t>
+      </w:r>
+      <w:r>
+        <w:t xml:space="preserve">numer: </w:t>
+      </w:r>
+      <w:proofErr w:type="spellStart"/>
+      <w:r>
+        <w:t>Integer</w:t>
+      </w:r>
+      <w:proofErr w:type="spellEnd"/>
+      <w:r>
+        <w:t xml:space="preserve"> – Identyfikator liczbowy toru na osi (np. 1, 2, 3).</w:t>
+      </w:r>
+    </w:p>
+    <w:p>
+      <w:pPr>
+        <w:pStyle w:val="Akapitzlist"/>
+      </w:pPr>
+      <w:r>
+        <w:t>-</w:t>
+      </w:r>
+      <w:r>
+        <w:rPr>
+          <w:rFonts w:ascii="Courier New" w:hAnsi="Courier New" w:cs="Courier New"/>
+          <w:sz w:val="20"/>
+          <w:szCs w:val="20"/>
+        </w:rPr>
+        <w:t xml:space="preserve"> </w:t>
+      </w:r>
+      <w:proofErr w:type="spellStart"/>
+      <w:r>
+        <w:t>dystansMetry</w:t>
+      </w:r>
+      <w:proofErr w:type="spellEnd"/>
+      <w:r>
+        <w:t xml:space="preserve">: </w:t>
+      </w:r>
+      <w:proofErr w:type="spellStart"/>
+      <w:r>
+        <w:t>Integer</w:t>
+      </w:r>
+      <w:proofErr w:type="spellEnd"/>
+      <w:r>
+        <w:t xml:space="preserve"> – Maksymalna użyteczna odległość toru do tarcz.</w:t>
+      </w:r>
+    </w:p>
+    <w:p>
+      <w:pPr>
+        <w:pStyle w:val="Akapitzlist"/>
+        <w:numPr>
+          <w:ilvl w:val="0"/>
+          <w:numId w:val="42"/>
+        </w:numPr>
+      </w:pPr>
+      <w:r>
+        <w:t>Metody:</w:t>
+      </w:r>
+    </w:p>
+    <w:p>
+      <w:pPr>
+        <w:ind w:left="360" w:firstLine="360"/>
+      </w:pPr>
+      <w:r>
+        <w:t>-</w:t>
+      </w:r>
+      <w:r>
+        <w:rPr>
+          <w:rFonts w:ascii="Courier New" w:hAnsi="Courier New" w:cs="Courier New"/>
+          <w:sz w:val="20"/>
+          <w:szCs w:val="20"/>
+        </w:rPr>
+        <w:t xml:space="preserve"> </w:t>
+      </w:r>
+      <w:r>
+        <w:t xml:space="preserve">+ </w:t>
+      </w:r>
+      <w:proofErr w:type="spellStart"/>
+      <w:proofErr w:type="gramStart"/>
+      <w:r>
+        <w:t>sprawdzDostepnosc</w:t>
+      </w:r>
+      <w:proofErr w:type="spellEnd"/>
+      <w:r>
+        <w:t>(</w:t>
+      </w:r>
+      <w:proofErr w:type="gramEnd"/>
+      <w:r>
+        <w:t xml:space="preserve">): </w:t>
+      </w:r>
+      <w:proofErr w:type="spellStart"/>
+      <w:r>
+        <w:t>Boolean</w:t>
+      </w:r>
+      <w:proofErr w:type="spellEnd"/>
+      <w:r>
+        <w:t xml:space="preserve"> – Weryfikuje w harmonogramie, czy dany tor nie jest już zablokowany przez inną rezerwację.</w:t>
+      </w:r>
+    </w:p>
+    <w:p>
+      <w:pPr>
+        <w:pStyle w:val="Akapitzlist"/>
+        <w:numPr>
+          <w:ilvl w:val="0"/>
+          <w:numId w:val="35"/>
+        </w:numPr>
+        <w:rPr>
+          <w:sz w:val="24"/>
+          <w:szCs w:val="24"/>
+        </w:rPr>
+      </w:pPr>
+      <w:proofErr w:type="spellStart"/>
+      <w:r>
+        <w:rPr>
+          <w:sz w:val="24"/>
+          <w:szCs w:val="24"/>
+        </w:rPr>
+        <w:t>SzczegolyZuzycia</w:t>
+      </w:r>
+      <w:proofErr w:type="spellEnd"/>
+    </w:p>
+    <w:p>
+      <w:pPr>
+        <w:pStyle w:val="Akapitzlist"/>
+        <w:numPr>
+          <w:ilvl w:val="0"/>
+          <w:numId w:val="43"/>
+        </w:numPr>
+      </w:pPr>
+      <w:r>
+        <w:t>Opis:</w:t>
+      </w:r>
+      <w:r>
+        <w:t xml:space="preserve"> Klasa powiązana relacją kompozycji z sesją, zapisująca historyczne punkty odniesienia dla wystrzelonej amunicji.</w:t>
+      </w:r>
+    </w:p>
+    <w:p>
+      <w:pPr>
+        <w:pStyle w:val="Akapitzlist"/>
+        <w:numPr>
+          <w:ilvl w:val="0"/>
+          <w:numId w:val="43"/>
+        </w:numPr>
+      </w:pPr>
+      <w:r>
+        <w:t>Atrybuty:</w:t>
+      </w:r>
+    </w:p>
+    <w:p>
+      <w:pPr>
+        <w:pStyle w:val="Akapitzlist"/>
+      </w:pPr>
+      <w:r>
+        <w:t>-</w:t>
+      </w:r>
+      <w:r>
+        <w:rPr>
+          <w:rFonts w:ascii="Courier New" w:hAnsi="Courier New" w:cs="Courier New"/>
+          <w:sz w:val="20"/>
+          <w:szCs w:val="20"/>
+        </w:rPr>
+        <w:t xml:space="preserve"> </w:t>
+      </w:r>
+      <w:proofErr w:type="spellStart"/>
+      <w:r>
+        <w:t>iloscAmunicji</w:t>
+      </w:r>
+      <w:proofErr w:type="spellEnd"/>
+      <w:r>
+        <w:t xml:space="preserve">: </w:t>
+      </w:r>
+      <w:proofErr w:type="spellStart"/>
+      <w:r>
+        <w:t>Integer</w:t>
+      </w:r>
+      <w:proofErr w:type="spellEnd"/>
+      <w:r>
+        <w:t xml:space="preserve"> – Konkretna wartość wystrzelonych naboi na danym etapie.</w:t>
+      </w:r>
+    </w:p>
+    <w:p>
+      <w:pPr>
+        <w:pStyle w:val="Akapitzlist"/>
+      </w:pPr>
+      <w:r>
+        <w:t>-</w:t>
+      </w:r>
+      <w:r>
+        <w:rPr>
+          <w:rFonts w:ascii="Courier New" w:hAnsi="Courier New" w:cs="Courier New"/>
+          <w:sz w:val="20"/>
+          <w:szCs w:val="20"/>
+        </w:rPr>
+        <w:t xml:space="preserve"> </w:t>
+      </w:r>
+      <w:proofErr w:type="spellStart"/>
+      <w:r>
+        <w:t>celnoscProcent</w:t>
+      </w:r>
+      <w:proofErr w:type="spellEnd"/>
+      <w:r>
+        <w:t xml:space="preserve">: </w:t>
+      </w:r>
+      <w:proofErr w:type="spellStart"/>
+      <w:r>
+        <w:t>Float</w:t>
+      </w:r>
+      <w:proofErr w:type="spellEnd"/>
+      <w:r>
+        <w:t xml:space="preserve"> – Wynik procentowy celności dla danej konfiguracji.</w:t>
+      </w:r>
+    </w:p>
+    <w:p>
+      <w:pPr>
+        <w:pStyle w:val="Akapitzlist"/>
+        <w:numPr>
+          <w:ilvl w:val="0"/>
+          <w:numId w:val="43"/>
+        </w:numPr>
+      </w:pPr>
+      <w:r>
+        <w:t>Metody:</w:t>
+      </w:r>
+    </w:p>
+    <w:p>
+      <w:pPr>
+        <w:ind w:left="360" w:firstLine="360"/>
+      </w:pPr>
+      <w:r>
+        <w:t>-</w:t>
+      </w:r>
+      <w:r>
+        <w:rPr>
+          <w:rFonts w:ascii="Courier New" w:hAnsi="Courier New" w:cs="Courier New"/>
+          <w:sz w:val="20"/>
+          <w:szCs w:val="20"/>
+        </w:rPr>
+        <w:t xml:space="preserve"> </w:t>
+      </w:r>
+      <w:r>
+        <w:t xml:space="preserve">+ </w:t>
+      </w:r>
+      <w:proofErr w:type="spellStart"/>
+      <w:proofErr w:type="gramStart"/>
+      <w:r>
+        <w:t>generujLog</w:t>
+      </w:r>
+      <w:proofErr w:type="spellEnd"/>
+      <w:r>
+        <w:t>(</w:t>
+      </w:r>
+      <w:proofErr w:type="gramEnd"/>
+      <w:r>
+        <w:t xml:space="preserve">): </w:t>
+      </w:r>
+      <w:proofErr w:type="spellStart"/>
+      <w:r>
+        <w:t>void</w:t>
+      </w:r>
+      <w:proofErr w:type="spellEnd"/>
+      <w:r>
+        <w:t xml:space="preserve"> – Tworzy </w:t>
+      </w:r>
+      <w:proofErr w:type="spellStart"/>
+      <w:r>
+        <w:t>niemutowalny</w:t>
+      </w:r>
+      <w:proofErr w:type="spellEnd"/>
+      <w:r>
+        <w:t xml:space="preserve"> wpis techniczny w systemie w celu zaktualizowania ogólnych statystyk przebiegu i zasobów.</w:t>
+      </w:r>
+    </w:p>
+    <w:p>
+      <w:pPr>
+        <w:pStyle w:val="Akapitzlist"/>
+        <w:numPr>
+          <w:ilvl w:val="0"/>
+          <w:numId w:val="35"/>
+        </w:numPr>
+        <w:rPr>
+          <w:sz w:val="24"/>
+          <w:szCs w:val="24"/>
+        </w:rPr>
+      </w:pPr>
+      <w:proofErr w:type="spellStart"/>
+      <w:r>
+        <w:rPr>
+          <w:sz w:val="24"/>
+          <w:szCs w:val="24"/>
+        </w:rPr>
+        <w:t>Uzytkownik</w:t>
+      </w:r>
+      <w:proofErr w:type="spellEnd"/>
+    </w:p>
+    <w:p>
+      <w:pPr>
+        <w:pStyle w:val="Akapitzlist"/>
+        <w:numPr>
+          <w:ilvl w:val="0"/>
+          <w:numId w:val="45"/>
+        </w:numPr>
+      </w:pPr>
+      <w:r>
+        <w:t>Opis:</w:t>
+      </w:r>
+      <w:r>
+        <w:t xml:space="preserve"> Klasa abstrakcyjna będąca fundamentem każdego konta w systemie. Posiada wspólne parametry uwierzytelniające dla wszystkich ról.</w:t>
+      </w:r>
+    </w:p>
+    <w:p>
+      <w:pPr>
+        <w:pStyle w:val="Akapitzlist"/>
+        <w:numPr>
+          <w:ilvl w:val="0"/>
+          <w:numId w:val="45"/>
+        </w:numPr>
+      </w:pPr>
+      <w:r>
+        <w:t>Atrybuty:</w:t>
+      </w:r>
+    </w:p>
+    <w:p>
+      <w:pPr>
+        <w:pStyle w:val="Akapitzlist"/>
+      </w:pPr>
+      <w:r>
+        <w:t>-</w:t>
+      </w:r>
+      <w:r>
+        <w:rPr>
+          <w:rFonts w:ascii="Courier New" w:hAnsi="Courier New" w:cs="Courier New"/>
+          <w:sz w:val="20"/>
+          <w:szCs w:val="20"/>
+        </w:rPr>
+        <w:t xml:space="preserve"> </w:t>
+      </w:r>
+      <w:r>
+        <w:t>id: UUID – Główny klucz sprzęgający w architekturze bazy danych</w:t>
+      </w:r>
+    </w:p>
+    <w:p>
+      <w:pPr>
+        <w:pStyle w:val="Akapitzlist"/>
+      </w:pPr>
+      <w:r>
+        <w:t>-</w:t>
+      </w:r>
+      <w:r>
+        <w:rPr>
+          <w:rFonts w:ascii="Courier New" w:hAnsi="Courier New" w:cs="Courier New"/>
+          <w:sz w:val="20"/>
+          <w:szCs w:val="20"/>
+        </w:rPr>
+        <w:t xml:space="preserve"> </w:t>
+      </w:r>
+      <w:r>
+        <w:t>Email: String – Adres mailowy służący jako login.</w:t>
+      </w:r>
+    </w:p>
+    <w:p>
+      <w:pPr>
+        <w:pStyle w:val="Akapitzlist"/>
+      </w:pPr>
+      <w:r>
+        <w:t>-</w:t>
+      </w:r>
+      <w:r>
+        <w:rPr>
+          <w:rFonts w:ascii="Courier New" w:hAnsi="Courier New" w:cs="Courier New"/>
+          <w:sz w:val="20"/>
+          <w:szCs w:val="20"/>
+        </w:rPr>
+        <w:t xml:space="preserve"> </w:t>
+      </w:r>
+      <w:proofErr w:type="spellStart"/>
+      <w:r>
+        <w:t>Haslo</w:t>
+      </w:r>
+      <w:proofErr w:type="spellEnd"/>
+      <w:r>
+        <w:t>: String – Przechowywany klucz dostępu (szyfrowany).</w:t>
+      </w:r>
+    </w:p>
+    <w:p>
+      <w:pPr>
+        <w:pStyle w:val="Akapitzlist"/>
+        <w:numPr>
+          <w:ilvl w:val="0"/>
+          <w:numId w:val="45"/>
+        </w:numPr>
+      </w:pPr>
+      <w:r>
+        <w:t>Metody</w:t>
+      </w:r>
+    </w:p>
+    <w:p>
+      <w:pPr>
+        <w:ind w:left="360"/>
+      </w:pPr>
+      <w:r>
+        <w:t>-</w:t>
+      </w:r>
+      <w:r>
+        <w:rPr>
+          <w:rFonts w:ascii="Courier New" w:hAnsi="Courier New" w:cs="Courier New"/>
+          <w:sz w:val="20"/>
+          <w:szCs w:val="20"/>
+        </w:rPr>
+        <w:t xml:space="preserve"> </w:t>
+      </w:r>
+      <w:r>
+        <w:t xml:space="preserve">+ </w:t>
+      </w:r>
+      <w:proofErr w:type="gramStart"/>
+      <w:r>
+        <w:t>zaloguj(</w:t>
+      </w:r>
+      <w:proofErr w:type="gramEnd"/>
+      <w:r>
+        <w:t xml:space="preserve">): </w:t>
+      </w:r>
+      <w:proofErr w:type="spellStart"/>
+      <w:r>
+        <w:t>Boolean</w:t>
+      </w:r>
+      <w:proofErr w:type="spellEnd"/>
+      <w:r>
+        <w:t xml:space="preserve"> – Sprawdza poprawność przesłanych danych uwierzytelniających i przyznaje dostęp do odpowiedniego modułu aplikacji.</w:t>
+      </w:r>
+    </w:p>
+    <w:p>
+      <w:pPr>
+        <w:pStyle w:val="Nagwek3"/>
+      </w:pPr>
+      <w:r>
+        <w:t>5.3. Diagramy stanów</w:t>
+      </w:r>
+    </w:p>
+    <w:p>
+      <w:pPr>
+        <w:rPr>
+          <w:b/>
+          <w:bCs/>
+        </w:rPr>
+      </w:pPr>
+      <w:r>
+        <w:rPr>
+          <w:b/>
+          <w:bCs/>
+        </w:rPr>
+        <w:t>Igor Wróblewski</w:t>
+      </w:r>
+    </w:p>
+    <w:p>
+      <w:pPr>
+        <w:pStyle w:val="Akapitzlist"/>
+        <w:numPr>
+          <w:ilvl w:val="0"/>
+          <w:numId w:val="45"/>
+        </w:numPr>
+        <w:rPr>
+          <w:b/>
+          <w:bCs/>
+        </w:rPr>
+      </w:pPr>
+      <w:r>
+        <w:t xml:space="preserve">Diagram stanów dla klasy </w:t>
+      </w:r>
+      <w:proofErr w:type="spellStart"/>
+      <w:r>
+        <w:t>Sesj</w:t>
+      </w:r>
+      <w:r>
+        <w:t>a</w:t>
+      </w:r>
+      <w:r>
+        <w:t>Strzeleck</w:t>
+      </w:r>
+      <w:r>
+        <w:t>a</w:t>
+      </w:r>
+      <w:proofErr w:type="spellEnd"/>
+    </w:p>
+    <w:p>
+      <w:pPr>
+        <w:rPr>
+          <w:b/>
+          <w:bCs/>
+        </w:rPr>
+      </w:pPr>
+    </w:p>
+    <w:p>
+      <w:pPr>
+        <w:rPr>
+          <w:b/>
+          <w:bCs/>
+        </w:rPr>
+      </w:pPr>
+      <w:r>
+        <w:rPr>
+          <w:b/>
+          <w:bCs/>
+        </w:rPr>
+        <w:lastRenderedPageBreak/>
+        <w:drawing>
+          <wp:inline distT="0" distB="0" distL="0" distR="0" wp14:anchorId="77714CCF" wp14:editId="509C9FFA">
+            <wp:extent cx="5425910" cy="6614733"/>
+            <wp:effectExtent l="0" t="0" r="3810" b="0"/>
+            <wp:docPr id="1465358923" name="Obraz 1"/>
+            <wp:cNvGraphicFramePr>
+              <a:graphicFrameLocks xmlns:a="http://schemas.openxmlformats.org/drawingml/2006/main" noChangeAspect="1"/>
+            </wp:cNvGraphicFramePr>
+            <a:graphic xmlns:a="http://schemas.openxmlformats.org/drawingml/2006/main">
+              <a:graphicData uri="http://schemas.openxmlformats.org/drawingml/2006/picture">
+                <pic:pic xmlns:pic="http://schemas.openxmlformats.org/drawingml/2006/picture">
+                  <pic:nvPicPr>
+                    <pic:cNvPr id="1465358923" name=""/>
+                    <pic:cNvPicPr/>
+                  </pic:nvPicPr>
+                  <pic:blipFill>
+                    <a:blip r:embed="rId23"/>
+                    <a:stretch>
+                      <a:fillRect/>
+                    </a:stretch>
+                  </pic:blipFill>
+                  <pic:spPr>
+                    <a:xfrm>
+                      <a:off x="0" y="0"/>
+                      <a:ext cx="5425910" cy="6614733"/>
+                    </a:xfrm>
+                    <a:prstGeom prst="rect">
+                      <a:avLst/>
+                    </a:prstGeom>
+                  </pic:spPr>
+                </pic:pic>
+              </a:graphicData>
+            </a:graphic>
+          </wp:inline>
+        </w:drawing>
+      </w:r>
+    </w:p>
+    <w:p>
+      <w:pPr>
+        <w:rPr>
+          <w:b/>
+          <w:bCs/>
+        </w:rPr>
+      </w:pPr>
+    </w:p>
+    <w:p>
+      <w:pPr>
+        <w:rPr>
+          <w:b/>
+          <w:bCs/>
+        </w:rPr>
+      </w:pPr>
+    </w:p>
+    <w:p>
+      <w:pPr>
+        <w:rPr>
+          <w:b/>
+          <w:bCs/>
+        </w:rPr>
+      </w:pPr>
+    </w:p>
+    <w:p>
+      <w:pPr>
+        <w:rPr>
+          <w:b/>
+          <w:bCs/>
+        </w:rPr>
+      </w:pPr>
+    </w:p>
+    <w:p>
+      <w:pPr>
+        <w:rPr>
+          <w:b/>
+          <w:bCs/>
+        </w:rPr>
+      </w:pPr>
+    </w:p>
+    <w:p>
+      <w:pPr>
+        <w:rPr>
+          <w:b/>
+          <w:bCs/>
+        </w:rPr>
+      </w:pPr>
+    </w:p>
+    <w:p>
+      <w:pPr>
+        <w:rPr>
+          <w:b/>
+          <w:bCs/>
+        </w:rPr>
+      </w:pPr>
+    </w:p>
+    <w:p>
+      <w:pPr>
+        <w:rPr>
+          <w:b/>
+          <w:bCs/>
+        </w:rPr>
+      </w:pPr>
+    </w:p>
+    <w:p>
+      <w:pPr>
+        <w:rPr>
+          <w:b/>
+          <w:bCs/>
+        </w:rPr>
+      </w:pPr>
+    </w:p>
+    <w:p>
+      <w:pPr>
+        <w:rPr>
+          <w:b/>
+          <w:bCs/>
+        </w:rPr>
+      </w:pPr>
+    </w:p>
+    <w:p>
+      <w:pPr>
+        <w:rPr>
+          <w:b/>
+          <w:bCs/>
+        </w:rPr>
+      </w:pPr>
+    </w:p>
+    <w:p>
+      <w:pPr>
+        <w:rPr>
+          <w:b/>
+          <w:bCs/>
+        </w:rPr>
+      </w:pPr>
+    </w:p>
+    <w:p>
+      <w:pPr>
+        <w:rPr>
+          <w:b/>
+          <w:bCs/>
+        </w:rPr>
+      </w:pPr>
+      <w:r>
+        <w:rPr>
+          <w:b/>
+          <w:bCs/>
+        </w:rPr>
+        <w:lastRenderedPageBreak/>
+        <w:t>Wojciech Cimochowski</w:t>
+      </w:r>
+    </w:p>
+    <w:p>
+      <w:pPr>
+        <w:pStyle w:val="Akapitzlist"/>
+        <w:numPr>
+          <w:ilvl w:val="0"/>
+          <w:numId w:val="29"/>
+        </w:numPr>
         <w:rPr>
           <w:b/>
           <w:bCs/>
@@ -6552,7 +8349,6 @@
           <w:noProof/>
           <w:lang w:val="pl-PL"/>
         </w:rPr>
-        <w:lastRenderedPageBreak/>
         <w:drawing>
           <wp:inline distT="0" distB="0" distL="0" distR="0" wp14:anchorId="4B4B123D" wp14:editId="4A3BCBAF">
             <wp:extent cx="5727700" cy="6496050"/>
@@ -6571,7 +8367,7 @@
                     </pic:cNvPicPr>
                   </pic:nvPicPr>
                   <pic:blipFill>
-                    <a:blip r:embed="rId23">
+                    <a:blip r:embed="rId24">
                       <a:extLst>
                         <a:ext uri="{28A0092B-C50C-407E-A947-70E740481C1C}">
                           <a14:useLocalDpi xmlns:a14="http://schemas.microsoft.com/office/drawing/2010/main" val="0"/>
@@ -6617,13 +8413,7 @@
         <w:pStyle w:val="Nagwek2"/>
       </w:pPr>
       <w:r>
-        <w:t>6</w:t>
-      </w:r>
-      <w:r>
-        <w:t xml:space="preserve">. </w:t>
-      </w:r>
-      <w:r>
-        <w:t>Wymagania niefunkcjonalne dla bazy danych</w:t>
+        <w:t>6. Wymagania niefunkcjonalne dla bazy danych</w:t>
       </w:r>
     </w:p>
     <w:p>
@@ -6641,13 +8431,7 @@
       </w:pPr>
       <w:r>
         <w:lastRenderedPageBreak/>
-        <w:t>6</w:t>
-      </w:r>
-      <w:r>
-        <w:t xml:space="preserve">.1. </w:t>
-      </w:r>
-      <w:r>
-        <w:t>Oszacowanie wielkości bazy danych</w:t>
+        <w:t>6.1. Oszacowanie wielkości bazy danych</w:t>
       </w:r>
     </w:p>
     <w:p>
@@ -6780,16 +8564,8 @@
       <w:pPr>
         <w:pStyle w:val="Nagwek3"/>
       </w:pPr>
-      <w:bookmarkStart w:id="9" w:name="_GoBack"/>
-      <w:bookmarkEnd w:id="9"/>
-      <w:r>
-        <w:t>6.2</w:t>
-      </w:r>
-      <w:r>
-        <w:t xml:space="preserve">. </w:t>
-      </w:r>
-      <w:r>
-        <w:t>Propozycja wymaganych czasów odpowiedzi</w:t>
+      <w:r>
+        <w:t>6.2. Propozycja wymaganych czasów odpowiedzi</w:t>
       </w:r>
     </w:p>
     <w:p/>
@@ -6831,13 +8607,7 @@
         <w:t>Operacje administracyjne</w:t>
       </w:r>
       <w:r>
-        <w:t xml:space="preserve"> takie jak filtrowanie użytkowników i generowanie raportów mogą trwać</w:t>
-      </w:r>
-      <w:r>
-        <w:t xml:space="preserve"> do 5 sekund ze względu na ich okazjonalny</w:t>
-      </w:r>
-      <w:r>
-        <w:t xml:space="preserve"> charakter.</w:t>
+        <w:t xml:space="preserve"> takie jak filtrowanie użytkowników i generowanie raportów mogą trwać do 5 sekund ze względu na ich okazjonalny charakter.</w:t>
       </w:r>
     </w:p>
     <w:p>
@@ -6845,10 +8615,7 @@
         <w:pStyle w:val="Nagwek3"/>
       </w:pPr>
       <w:r>
-        <w:t>6.3</w:t>
-      </w:r>
-      <w:r>
-        <w:t xml:space="preserve">. </w:t>
+        <w:t xml:space="preserve">6.3. </w:t>
       </w:r>
       <w:r>
         <w:t>Oszacowanie ilości i typów potrzebnych stanowisk pracy użytkowników systemu</w:t>
@@ -8367,7 +10134,25 @@
           <w:bCs/>
           <w:lang w:val="pl-PL"/>
         </w:rPr>
-        <w:t>Urządzenia klientów [1..*]</w:t>
+        <w:t>Urządzenia klientów [</w:t>
+      </w:r>
+      <w:proofErr w:type="gramStart"/>
+      <w:r>
+        <w:rPr>
+          <w:b/>
+          <w:bCs/>
+          <w:lang w:val="pl-PL"/>
+        </w:rPr>
+        <w:t>1..</w:t>
+      </w:r>
+      <w:proofErr w:type="gramEnd"/>
+      <w:r>
+        <w:rPr>
+          <w:b/>
+          <w:bCs/>
+          <w:lang w:val="pl-PL"/>
+        </w:rPr>
+        <w:t>*]</w:t>
       </w:r>
       <w:r>
         <w:rPr>
@@ -8426,7 +10211,7 @@
                     </pic:cNvPicPr>
                   </pic:nvPicPr>
                   <pic:blipFill>
-                    <a:blip r:embed="rId24" cstate="print">
+                    <a:blip r:embed="rId25" cstate="print">
                       <a:extLst>
                         <a:ext uri="{28A0092B-C50C-407E-A947-70E740481C1C}">
                           <a14:useLocalDpi xmlns:a14="http://schemas.microsoft.com/office/drawing/2010/main" val="0"/>
@@ -8699,7 +10484,7 @@
                     <pic:cNvPicPr/>
                   </pic:nvPicPr>
                   <pic:blipFill>
-                    <a:blip r:embed="rId25"/>
+                    <a:blip r:embed="rId26"/>
                     <a:stretch>
                       <a:fillRect/>
                     </a:stretch>
@@ -11025,7 +12810,7 @@
 </file>
 
 <file path=word/numbering.xml><?xml version="1.0" encoding="utf-8"?>
-<w:numbering xmlns:wpc="http://schemas.microsoft.com/office/word/2010/wordprocessingCanvas" xmlns:mc="http://schemas.openxmlformats.org/markup-compatibility/2006" xmlns:o="urn:schemas-microsoft-com:office:office" xmlns:r="http://schemas.openxmlformats.org/officeDocument/2006/relationships" xmlns:m="http://schemas.openxmlformats.org/officeDocument/2006/math" xmlns:v="urn:schemas-microsoft-com:vml" xmlns:wp14="http://schemas.microsoft.com/office/word/2010/wordprocessingDrawing" xmlns:wp="http://schemas.openxmlformats.org/drawingml/2006/wordprocessingDrawing" xmlns:w10="urn:schemas-microsoft-com:office:word" xmlns:w="http://schemas.openxmlformats.org/wordprocessingml/2006/main" xmlns:w14="http://schemas.microsoft.com/office/word/2010/wordml" xmlns:w15="http://schemas.microsoft.com/office/word/2012/wordml" xmlns:wpg="http://schemas.microsoft.com/office/word/2010/wordprocessingGroup" xmlns:wpi="http://schemas.microsoft.com/office/word/2010/wordprocessingInk" xmlns:wne="http://schemas.microsoft.com/office/word/2006/wordml" xmlns:wps="http://schemas.microsoft.com/office/word/2010/wordprocessingShape" mc:Ignorable="w14 w15 wp14">
+<w:numbering xmlns:wpc="http://schemas.microsoft.com/office/word/2010/wordprocessingCanvas" xmlns:cx="http://schemas.microsoft.com/office/drawing/2014/chartex" xmlns:cx1="http://schemas.microsoft.com/office/drawing/2015/9/8/chartex" xmlns:cx2="http://schemas.microsoft.com/office/drawing/2015/10/21/chartex" xmlns:cx3="http://schemas.microsoft.com/office/drawing/2016/5/9/chartex" xmlns:cx4="http://schemas.microsoft.com/office/drawing/2016/5/10/chartex" xmlns:cx5="http://schemas.microsoft.com/office/drawing/2016/5/11/chartex" xmlns:cx6="http://schemas.microsoft.com/office/drawing/2016/5/12/chartex" xmlns:cx7="http://schemas.microsoft.com/office/drawing/2016/5/13/chartex" xmlns:cx8="http://schemas.microsoft.com/office/drawing/2016/5/14/chartex" xmlns:mc="http://schemas.openxmlformats.org/markup-compatibility/2006" xmlns:aink="http://schemas.microsoft.com/office/drawing/2016/ink" xmlns:am3d="http://schemas.microsoft.com/office/drawing/2017/model3d" xmlns:o="urn:schemas-microsoft-com:office:office" xmlns:oel="http://schemas.microsoft.com/office/2019/extlst" xmlns:r="http://schemas.openxmlformats.org/officeDocument/2006/relationships" xmlns:m="http://schemas.openxmlformats.org/officeDocument/2006/math" xmlns:v="urn:schemas-microsoft-com:vml" xmlns:wp14="http://schemas.microsoft.com/office/word/2010/wordprocessingDrawing" xmlns:wp="http://schemas.openxmlformats.org/drawingml/2006/wordprocessingDrawing" xmlns:w10="urn:schemas-microsoft-com:office:word" xmlns:w="http://schemas.openxmlformats.org/wordprocessingml/2006/main" xmlns:w14="http://schemas.microsoft.com/office/word/2010/wordml" xmlns:w15="http://schemas.microsoft.com/office/word/2012/wordml" xmlns:w16cex="http://schemas.microsoft.com/office/word/2018/wordml/cex" xmlns:w16cid="http://schemas.microsoft.com/office/word/2016/wordml/cid" xmlns:w16="http://schemas.microsoft.com/office/word/2018/wordml" xmlns:w16du="http://schemas.microsoft.com/office/word/2023/wordml/word16du" xmlns:w16sdtdh="http://schemas.microsoft.com/office/word/2020/wordml/sdtdatahash" xmlns:w16sdtfl="http://schemas.microsoft.com/office/word/2024/wordml/sdtformatlock" xmlns:w16se="http://schemas.microsoft.com/office/word/2015/wordml/symex" xmlns:wpg="http://schemas.microsoft.com/office/word/2010/wordprocessingGroup" xmlns:wpi="http://schemas.microsoft.com/office/word/2010/wordprocessingInk" xmlns:wne="http://schemas.microsoft.com/office/word/2006/wordml" xmlns:wps="http://schemas.microsoft.com/office/word/2010/wordprocessingShape" mc:Ignorable="w14 w15 w16se w16cid w16 w16cex w16sdtdh w16sdtfl w16du wp14">
   <w:abstractNum w:abstractNumId="0" w15:restartNumberingAfterBreak="0">
     <w:nsid w:val="02A64850"/>
     <w:multiLevelType w:val="multilevel"/>
@@ -12626,6 +14411,119 @@
     </w:lvl>
   </w:abstractNum>
   <w:abstractNum w:abstractNumId="11" w15:restartNumberingAfterBreak="0">
+    <w:nsid w:val="1A7E0868"/>
+    <w:multiLevelType w:val="hybridMultilevel"/>
+    <w:tmpl w:val="42C6F3C6"/>
+    <w:lvl w:ilvl="0" w:tplc="04150001">
+      <w:start w:val="1"/>
+      <w:numFmt w:val="bullet"/>
+      <w:lvlText w:val=""/>
+      <w:lvlJc w:val="left"/>
+      <w:pPr>
+        <w:ind w:left="720" w:hanging="360"/>
+      </w:pPr>
+      <w:rPr>
+        <w:rFonts w:ascii="Symbol" w:hAnsi="Symbol" w:hint="default"/>
+      </w:rPr>
+    </w:lvl>
+    <w:lvl w:ilvl="1" w:tplc="04150003" w:tentative="1">
+      <w:start w:val="1"/>
+      <w:numFmt w:val="bullet"/>
+      <w:lvlText w:val="o"/>
+      <w:lvlJc w:val="left"/>
+      <w:pPr>
+        <w:ind w:left="1440" w:hanging="360"/>
+      </w:pPr>
+      <w:rPr>
+        <w:rFonts w:ascii="Courier New" w:hAnsi="Courier New" w:cs="Courier New" w:hint="default"/>
+      </w:rPr>
+    </w:lvl>
+    <w:lvl w:ilvl="2" w:tplc="04150005" w:tentative="1">
+      <w:start w:val="1"/>
+      <w:numFmt w:val="bullet"/>
+      <w:lvlText w:val=""/>
+      <w:lvlJc w:val="left"/>
+      <w:pPr>
+        <w:ind w:left="2160" w:hanging="360"/>
+      </w:pPr>
+      <w:rPr>
+        <w:rFonts w:ascii="Wingdings" w:hAnsi="Wingdings" w:hint="default"/>
+      </w:rPr>
+    </w:lvl>
+    <w:lvl w:ilvl="3" w:tplc="04150001" w:tentative="1">
+      <w:start w:val="1"/>
+      <w:numFmt w:val="bullet"/>
+      <w:lvlText w:val=""/>
+      <w:lvlJc w:val="left"/>
+      <w:pPr>
+        <w:ind w:left="2880" w:hanging="360"/>
+      </w:pPr>
+      <w:rPr>
+        <w:rFonts w:ascii="Symbol" w:hAnsi="Symbol" w:hint="default"/>
+      </w:rPr>
+    </w:lvl>
+    <w:lvl w:ilvl="4" w:tplc="04150003" w:tentative="1">
+      <w:start w:val="1"/>
+      <w:numFmt w:val="bullet"/>
+      <w:lvlText w:val="o"/>
+      <w:lvlJc w:val="left"/>
+      <w:pPr>
+        <w:ind w:left="3600" w:hanging="360"/>
+      </w:pPr>
+      <w:rPr>
+        <w:rFonts w:ascii="Courier New" w:hAnsi="Courier New" w:cs="Courier New" w:hint="default"/>
+      </w:rPr>
+    </w:lvl>
+    <w:lvl w:ilvl="5" w:tplc="04150005" w:tentative="1">
+      <w:start w:val="1"/>
+      <w:numFmt w:val="bullet"/>
+      <w:lvlText w:val=""/>
+      <w:lvlJc w:val="left"/>
+      <w:pPr>
+        <w:ind w:left="4320" w:hanging="360"/>
+      </w:pPr>
+      <w:rPr>
+        <w:rFonts w:ascii="Wingdings" w:hAnsi="Wingdings" w:hint="default"/>
+      </w:rPr>
+    </w:lvl>
+    <w:lvl w:ilvl="6" w:tplc="04150001" w:tentative="1">
+      <w:start w:val="1"/>
+      <w:numFmt w:val="bullet"/>
+      <w:lvlText w:val=""/>
+      <w:lvlJc w:val="left"/>
+      <w:pPr>
+        <w:ind w:left="5040" w:hanging="360"/>
+      </w:pPr>
+      <w:rPr>
+        <w:rFonts w:ascii="Symbol" w:hAnsi="Symbol" w:hint="default"/>
+      </w:rPr>
+    </w:lvl>
+    <w:lvl w:ilvl="7" w:tplc="04150003" w:tentative="1">
+      <w:start w:val="1"/>
+      <w:numFmt w:val="bullet"/>
+      <w:lvlText w:val="o"/>
+      <w:lvlJc w:val="left"/>
+      <w:pPr>
+        <w:ind w:left="5760" w:hanging="360"/>
+      </w:pPr>
+      <w:rPr>
+        <w:rFonts w:ascii="Courier New" w:hAnsi="Courier New" w:cs="Courier New" w:hint="default"/>
+      </w:rPr>
+    </w:lvl>
+    <w:lvl w:ilvl="8" w:tplc="04150005" w:tentative="1">
+      <w:start w:val="1"/>
+      <w:numFmt w:val="bullet"/>
+      <w:lvlText w:val=""/>
+      <w:lvlJc w:val="left"/>
+      <w:pPr>
+        <w:ind w:left="6480" w:hanging="360"/>
+      </w:pPr>
+      <w:rPr>
+        <w:rFonts w:ascii="Wingdings" w:hAnsi="Wingdings" w:hint="default"/>
+      </w:rPr>
+    </w:lvl>
+  </w:abstractNum>
+  <w:abstractNum w:abstractNumId="12" w15:restartNumberingAfterBreak="0">
     <w:nsid w:val="1B9016D0"/>
     <w:multiLevelType w:val="multilevel"/>
     <w:tmpl w:val="BE428F12"/>
@@ -12770,7 +14668,120 @@
       </w:rPr>
     </w:lvl>
   </w:abstractNum>
-  <w:abstractNum w:abstractNumId="12" w15:restartNumberingAfterBreak="0">
+  <w:abstractNum w:abstractNumId="13" w15:restartNumberingAfterBreak="0">
+    <w:nsid w:val="24422A22"/>
+    <w:multiLevelType w:val="hybridMultilevel"/>
+    <w:tmpl w:val="42CC0EA0"/>
+    <w:lvl w:ilvl="0" w:tplc="04150001">
+      <w:start w:val="1"/>
+      <w:numFmt w:val="bullet"/>
+      <w:lvlText w:val=""/>
+      <w:lvlJc w:val="left"/>
+      <w:pPr>
+        <w:ind w:left="720" w:hanging="360"/>
+      </w:pPr>
+      <w:rPr>
+        <w:rFonts w:ascii="Symbol" w:hAnsi="Symbol" w:hint="default"/>
+      </w:rPr>
+    </w:lvl>
+    <w:lvl w:ilvl="1" w:tplc="04150003" w:tentative="1">
+      <w:start w:val="1"/>
+      <w:numFmt w:val="bullet"/>
+      <w:lvlText w:val="o"/>
+      <w:lvlJc w:val="left"/>
+      <w:pPr>
+        <w:ind w:left="1440" w:hanging="360"/>
+      </w:pPr>
+      <w:rPr>
+        <w:rFonts w:ascii="Courier New" w:hAnsi="Courier New" w:cs="Courier New" w:hint="default"/>
+      </w:rPr>
+    </w:lvl>
+    <w:lvl w:ilvl="2" w:tplc="04150005" w:tentative="1">
+      <w:start w:val="1"/>
+      <w:numFmt w:val="bullet"/>
+      <w:lvlText w:val=""/>
+      <w:lvlJc w:val="left"/>
+      <w:pPr>
+        <w:ind w:left="2160" w:hanging="360"/>
+      </w:pPr>
+      <w:rPr>
+        <w:rFonts w:ascii="Wingdings" w:hAnsi="Wingdings" w:hint="default"/>
+      </w:rPr>
+    </w:lvl>
+    <w:lvl w:ilvl="3" w:tplc="04150001" w:tentative="1">
+      <w:start w:val="1"/>
+      <w:numFmt w:val="bullet"/>
+      <w:lvlText w:val=""/>
+      <w:lvlJc w:val="left"/>
+      <w:pPr>
+        <w:ind w:left="2880" w:hanging="360"/>
+      </w:pPr>
+      <w:rPr>
+        <w:rFonts w:ascii="Symbol" w:hAnsi="Symbol" w:hint="default"/>
+      </w:rPr>
+    </w:lvl>
+    <w:lvl w:ilvl="4" w:tplc="04150003" w:tentative="1">
+      <w:start w:val="1"/>
+      <w:numFmt w:val="bullet"/>
+      <w:lvlText w:val="o"/>
+      <w:lvlJc w:val="left"/>
+      <w:pPr>
+        <w:ind w:left="3600" w:hanging="360"/>
+      </w:pPr>
+      <w:rPr>
+        <w:rFonts w:ascii="Courier New" w:hAnsi="Courier New" w:cs="Courier New" w:hint="default"/>
+      </w:rPr>
+    </w:lvl>
+    <w:lvl w:ilvl="5" w:tplc="04150005" w:tentative="1">
+      <w:start w:val="1"/>
+      <w:numFmt w:val="bullet"/>
+      <w:lvlText w:val=""/>
+      <w:lvlJc w:val="left"/>
+      <w:pPr>
+        <w:ind w:left="4320" w:hanging="360"/>
+      </w:pPr>
+      <w:rPr>
+        <w:rFonts w:ascii="Wingdings" w:hAnsi="Wingdings" w:hint="default"/>
+      </w:rPr>
+    </w:lvl>
+    <w:lvl w:ilvl="6" w:tplc="04150001" w:tentative="1">
+      <w:start w:val="1"/>
+      <w:numFmt w:val="bullet"/>
+      <w:lvlText w:val=""/>
+      <w:lvlJc w:val="left"/>
+      <w:pPr>
+        <w:ind w:left="5040" w:hanging="360"/>
+      </w:pPr>
+      <w:rPr>
+        <w:rFonts w:ascii="Symbol" w:hAnsi="Symbol" w:hint="default"/>
+      </w:rPr>
+    </w:lvl>
+    <w:lvl w:ilvl="7" w:tplc="04150003" w:tentative="1">
+      <w:start w:val="1"/>
+      <w:numFmt w:val="bullet"/>
+      <w:lvlText w:val="o"/>
+      <w:lvlJc w:val="left"/>
+      <w:pPr>
+        <w:ind w:left="5760" w:hanging="360"/>
+      </w:pPr>
+      <w:rPr>
+        <w:rFonts w:ascii="Courier New" w:hAnsi="Courier New" w:cs="Courier New" w:hint="default"/>
+      </w:rPr>
+    </w:lvl>
+    <w:lvl w:ilvl="8" w:tplc="04150005" w:tentative="1">
+      <w:start w:val="1"/>
+      <w:numFmt w:val="bullet"/>
+      <w:lvlText w:val=""/>
+      <w:lvlJc w:val="left"/>
+      <w:pPr>
+        <w:ind w:left="6480" w:hanging="360"/>
+      </w:pPr>
+      <w:rPr>
+        <w:rFonts w:ascii="Wingdings" w:hAnsi="Wingdings" w:hint="default"/>
+      </w:rPr>
+    </w:lvl>
+  </w:abstractNum>
+  <w:abstractNum w:abstractNumId="14" w15:restartNumberingAfterBreak="0">
     <w:nsid w:val="2C0876D3"/>
     <w:multiLevelType w:val="multilevel"/>
     <w:tmpl w:val="851E5E6A"/>
@@ -12919,7 +14930,7 @@
       </w:rPr>
     </w:lvl>
   </w:abstractNum>
-  <w:abstractNum w:abstractNumId="13" w15:restartNumberingAfterBreak="0">
+  <w:abstractNum w:abstractNumId="15" w15:restartNumberingAfterBreak="0">
     <w:nsid w:val="2CA15019"/>
     <w:multiLevelType w:val="multilevel"/>
     <w:tmpl w:val="1F2AD544"/>
@@ -13068,7 +15079,7 @@
       </w:rPr>
     </w:lvl>
   </w:abstractNum>
-  <w:abstractNum w:abstractNumId="14" w15:restartNumberingAfterBreak="0">
+  <w:abstractNum w:abstractNumId="16" w15:restartNumberingAfterBreak="0">
     <w:nsid w:val="2D751BDF"/>
     <w:multiLevelType w:val="multilevel"/>
     <w:tmpl w:val="FE7A3A3E"/>
@@ -13217,7 +15228,7 @@
       </w:rPr>
     </w:lvl>
   </w:abstractNum>
-  <w:abstractNum w:abstractNumId="15" w15:restartNumberingAfterBreak="0">
+  <w:abstractNum w:abstractNumId="17" w15:restartNumberingAfterBreak="0">
     <w:nsid w:val="2F482656"/>
     <w:multiLevelType w:val="multilevel"/>
     <w:tmpl w:val="E960CF18"/>
@@ -13366,7 +15377,7 @@
       </w:rPr>
     </w:lvl>
   </w:abstractNum>
-  <w:abstractNum w:abstractNumId="16" w15:restartNumberingAfterBreak="0">
+  <w:abstractNum w:abstractNumId="18" w15:restartNumberingAfterBreak="0">
     <w:nsid w:val="36761323"/>
     <w:multiLevelType w:val="multilevel"/>
     <w:tmpl w:val="9B3A65EE"/>
@@ -13515,7 +15526,7 @@
       </w:rPr>
     </w:lvl>
   </w:abstractNum>
-  <w:abstractNum w:abstractNumId="17" w15:restartNumberingAfterBreak="0">
+  <w:abstractNum w:abstractNumId="19" w15:restartNumberingAfterBreak="0">
     <w:nsid w:val="384E59F2"/>
     <w:multiLevelType w:val="multilevel"/>
     <w:tmpl w:val="E6804330"/>
@@ -13660,7 +15671,120 @@
       </w:rPr>
     </w:lvl>
   </w:abstractNum>
-  <w:abstractNum w:abstractNumId="18" w15:restartNumberingAfterBreak="0">
+  <w:abstractNum w:abstractNumId="20" w15:restartNumberingAfterBreak="0">
+    <w:nsid w:val="3E3E122F"/>
+    <w:multiLevelType w:val="hybridMultilevel"/>
+    <w:tmpl w:val="74A2CA80"/>
+    <w:lvl w:ilvl="0" w:tplc="04150001">
+      <w:start w:val="1"/>
+      <w:numFmt w:val="bullet"/>
+      <w:lvlText w:val=""/>
+      <w:lvlJc w:val="left"/>
+      <w:pPr>
+        <w:ind w:left="720" w:hanging="360"/>
+      </w:pPr>
+      <w:rPr>
+        <w:rFonts w:ascii="Symbol" w:hAnsi="Symbol" w:hint="default"/>
+      </w:rPr>
+    </w:lvl>
+    <w:lvl w:ilvl="1" w:tplc="04150003" w:tentative="1">
+      <w:start w:val="1"/>
+      <w:numFmt w:val="bullet"/>
+      <w:lvlText w:val="o"/>
+      <w:lvlJc w:val="left"/>
+      <w:pPr>
+        <w:ind w:left="1440" w:hanging="360"/>
+      </w:pPr>
+      <w:rPr>
+        <w:rFonts w:ascii="Courier New" w:hAnsi="Courier New" w:cs="Courier New" w:hint="default"/>
+      </w:rPr>
+    </w:lvl>
+    <w:lvl w:ilvl="2" w:tplc="04150005" w:tentative="1">
+      <w:start w:val="1"/>
+      <w:numFmt w:val="bullet"/>
+      <w:lvlText w:val=""/>
+      <w:lvlJc w:val="left"/>
+      <w:pPr>
+        <w:ind w:left="2160" w:hanging="360"/>
+      </w:pPr>
+      <w:rPr>
+        <w:rFonts w:ascii="Wingdings" w:hAnsi="Wingdings" w:hint="default"/>
+      </w:rPr>
+    </w:lvl>
+    <w:lvl w:ilvl="3" w:tplc="04150001" w:tentative="1">
+      <w:start w:val="1"/>
+      <w:numFmt w:val="bullet"/>
+      <w:lvlText w:val=""/>
+      <w:lvlJc w:val="left"/>
+      <w:pPr>
+        <w:ind w:left="2880" w:hanging="360"/>
+      </w:pPr>
+      <w:rPr>
+        <w:rFonts w:ascii="Symbol" w:hAnsi="Symbol" w:hint="default"/>
+      </w:rPr>
+    </w:lvl>
+    <w:lvl w:ilvl="4" w:tplc="04150003" w:tentative="1">
+      <w:start w:val="1"/>
+      <w:numFmt w:val="bullet"/>
+      <w:lvlText w:val="o"/>
+      <w:lvlJc w:val="left"/>
+      <w:pPr>
+        <w:ind w:left="3600" w:hanging="360"/>
+      </w:pPr>
+      <w:rPr>
+        <w:rFonts w:ascii="Courier New" w:hAnsi="Courier New" w:cs="Courier New" w:hint="default"/>
+      </w:rPr>
+    </w:lvl>
+    <w:lvl w:ilvl="5" w:tplc="04150005" w:tentative="1">
+      <w:start w:val="1"/>
+      <w:numFmt w:val="bullet"/>
+      <w:lvlText w:val=""/>
+      <w:lvlJc w:val="left"/>
+      <w:pPr>
+        <w:ind w:left="4320" w:hanging="360"/>
+      </w:pPr>
+      <w:rPr>
+        <w:rFonts w:ascii="Wingdings" w:hAnsi="Wingdings" w:hint="default"/>
+      </w:rPr>
+    </w:lvl>
+    <w:lvl w:ilvl="6" w:tplc="04150001" w:tentative="1">
+      <w:start w:val="1"/>
+      <w:numFmt w:val="bullet"/>
+      <w:lvlText w:val=""/>
+      <w:lvlJc w:val="left"/>
+      <w:pPr>
+        <w:ind w:left="5040" w:hanging="360"/>
+      </w:pPr>
+      <w:rPr>
+        <w:rFonts w:ascii="Symbol" w:hAnsi="Symbol" w:hint="default"/>
+      </w:rPr>
+    </w:lvl>
+    <w:lvl w:ilvl="7" w:tplc="04150003" w:tentative="1">
+      <w:start w:val="1"/>
+      <w:numFmt w:val="bullet"/>
+      <w:lvlText w:val="o"/>
+      <w:lvlJc w:val="left"/>
+      <w:pPr>
+        <w:ind w:left="5760" w:hanging="360"/>
+      </w:pPr>
+      <w:rPr>
+        <w:rFonts w:ascii="Courier New" w:hAnsi="Courier New" w:cs="Courier New" w:hint="default"/>
+      </w:rPr>
+    </w:lvl>
+    <w:lvl w:ilvl="8" w:tplc="04150005" w:tentative="1">
+      <w:start w:val="1"/>
+      <w:numFmt w:val="bullet"/>
+      <w:lvlText w:val=""/>
+      <w:lvlJc w:val="left"/>
+      <w:pPr>
+        <w:ind w:left="6480" w:hanging="360"/>
+      </w:pPr>
+      <w:rPr>
+        <w:rFonts w:ascii="Wingdings" w:hAnsi="Wingdings" w:hint="default"/>
+      </w:rPr>
+    </w:lvl>
+  </w:abstractNum>
+  <w:abstractNum w:abstractNumId="21" w15:restartNumberingAfterBreak="0">
     <w:nsid w:val="4282426B"/>
     <w:multiLevelType w:val="multilevel"/>
     <w:tmpl w:val="66D67DB8"/>
@@ -13805,7 +15929,93 @@
       </w:rPr>
     </w:lvl>
   </w:abstractNum>
-  <w:abstractNum w:abstractNumId="19" w15:restartNumberingAfterBreak="0">
+  <w:abstractNum w:abstractNumId="22" w15:restartNumberingAfterBreak="0">
+    <w:nsid w:val="45BC1232"/>
+    <w:multiLevelType w:val="hybridMultilevel"/>
+    <w:tmpl w:val="9ADA21C6"/>
+    <w:lvl w:ilvl="0" w:tplc="0415000F">
+      <w:start w:val="1"/>
+      <w:numFmt w:val="decimal"/>
+      <w:lvlText w:val="%1."/>
+      <w:lvlJc w:val="left"/>
+      <w:pPr>
+        <w:ind w:left="720" w:hanging="360"/>
+      </w:pPr>
+    </w:lvl>
+    <w:lvl w:ilvl="1" w:tplc="04150019" w:tentative="1">
+      <w:start w:val="1"/>
+      <w:numFmt w:val="lowerLetter"/>
+      <w:lvlText w:val="%2."/>
+      <w:lvlJc w:val="left"/>
+      <w:pPr>
+        <w:ind w:left="1440" w:hanging="360"/>
+      </w:pPr>
+    </w:lvl>
+    <w:lvl w:ilvl="2" w:tplc="0415001B" w:tentative="1">
+      <w:start w:val="1"/>
+      <w:numFmt w:val="lowerRoman"/>
+      <w:lvlText w:val="%3."/>
+      <w:lvlJc w:val="right"/>
+      <w:pPr>
+        <w:ind w:left="2160" w:hanging="180"/>
+      </w:pPr>
+    </w:lvl>
+    <w:lvl w:ilvl="3" w:tplc="0415000F" w:tentative="1">
+      <w:start w:val="1"/>
+      <w:numFmt w:val="decimal"/>
+      <w:lvlText w:val="%4."/>
+      <w:lvlJc w:val="left"/>
+      <w:pPr>
+        <w:ind w:left="2880" w:hanging="360"/>
+      </w:pPr>
+    </w:lvl>
+    <w:lvl w:ilvl="4" w:tplc="04150019" w:tentative="1">
+      <w:start w:val="1"/>
+      <w:numFmt w:val="lowerLetter"/>
+      <w:lvlText w:val="%5."/>
+      <w:lvlJc w:val="left"/>
+      <w:pPr>
+        <w:ind w:left="3600" w:hanging="360"/>
+      </w:pPr>
+    </w:lvl>
+    <w:lvl w:ilvl="5" w:tplc="0415001B" w:tentative="1">
+      <w:start w:val="1"/>
+      <w:numFmt w:val="lowerRoman"/>
+      <w:lvlText w:val="%6."/>
+      <w:lvlJc w:val="right"/>
+      <w:pPr>
+        <w:ind w:left="4320" w:hanging="180"/>
+      </w:pPr>
+    </w:lvl>
+    <w:lvl w:ilvl="6" w:tplc="0415000F" w:tentative="1">
+      <w:start w:val="1"/>
+      <w:numFmt w:val="decimal"/>
+      <w:lvlText w:val="%7."/>
+      <w:lvlJc w:val="left"/>
+      <w:pPr>
+        <w:ind w:left="5040" w:hanging="360"/>
+      </w:pPr>
+    </w:lvl>
+    <w:lvl w:ilvl="7" w:tplc="04150019" w:tentative="1">
+      <w:start w:val="1"/>
+      <w:numFmt w:val="lowerLetter"/>
+      <w:lvlText w:val="%8."/>
+      <w:lvlJc w:val="left"/>
+      <w:pPr>
+        <w:ind w:left="5760" w:hanging="360"/>
+      </w:pPr>
+    </w:lvl>
+    <w:lvl w:ilvl="8" w:tplc="0415001B" w:tentative="1">
+      <w:start w:val="1"/>
+      <w:numFmt w:val="lowerRoman"/>
+      <w:lvlText w:val="%9."/>
+      <w:lvlJc w:val="right"/>
+      <w:pPr>
+        <w:ind w:left="6480" w:hanging="180"/>
+      </w:pPr>
+    </w:lvl>
+  </w:abstractNum>
+  <w:abstractNum w:abstractNumId="23" w15:restartNumberingAfterBreak="0">
     <w:nsid w:val="4A6427E9"/>
     <w:multiLevelType w:val="multilevel"/>
     <w:tmpl w:val="A26CB370"/>
@@ -13950,7 +16160,7 @@
       </w:rPr>
     </w:lvl>
   </w:abstractNum>
-  <w:abstractNum w:abstractNumId="20" w15:restartNumberingAfterBreak="0">
+  <w:abstractNum w:abstractNumId="24" w15:restartNumberingAfterBreak="0">
     <w:nsid w:val="50366D62"/>
     <w:multiLevelType w:val="multilevel"/>
     <w:tmpl w:val="4364DAF2"/>
@@ -14099,7 +16309,120 @@
       </w:rPr>
     </w:lvl>
   </w:abstractNum>
-  <w:abstractNum w:abstractNumId="21" w15:restartNumberingAfterBreak="0">
+  <w:abstractNum w:abstractNumId="25" w15:restartNumberingAfterBreak="0">
+    <w:nsid w:val="50FE66BE"/>
+    <w:multiLevelType w:val="hybridMultilevel"/>
+    <w:tmpl w:val="8ED4DD70"/>
+    <w:lvl w:ilvl="0" w:tplc="04150001">
+      <w:start w:val="1"/>
+      <w:numFmt w:val="bullet"/>
+      <w:lvlText w:val=""/>
+      <w:lvlJc w:val="left"/>
+      <w:pPr>
+        <w:ind w:left="720" w:hanging="360"/>
+      </w:pPr>
+      <w:rPr>
+        <w:rFonts w:ascii="Symbol" w:hAnsi="Symbol" w:hint="default"/>
+      </w:rPr>
+    </w:lvl>
+    <w:lvl w:ilvl="1" w:tplc="04150003" w:tentative="1">
+      <w:start w:val="1"/>
+      <w:numFmt w:val="bullet"/>
+      <w:lvlText w:val="o"/>
+      <w:lvlJc w:val="left"/>
+      <w:pPr>
+        <w:ind w:left="1440" w:hanging="360"/>
+      </w:pPr>
+      <w:rPr>
+        <w:rFonts w:ascii="Courier New" w:hAnsi="Courier New" w:cs="Courier New" w:hint="default"/>
+      </w:rPr>
+    </w:lvl>
+    <w:lvl w:ilvl="2" w:tplc="04150005" w:tentative="1">
+      <w:start w:val="1"/>
+      <w:numFmt w:val="bullet"/>
+      <w:lvlText w:val=""/>
+      <w:lvlJc w:val="left"/>
+      <w:pPr>
+        <w:ind w:left="2160" w:hanging="360"/>
+      </w:pPr>
+      <w:rPr>
+        <w:rFonts w:ascii="Wingdings" w:hAnsi="Wingdings" w:hint="default"/>
+      </w:rPr>
+    </w:lvl>
+    <w:lvl w:ilvl="3" w:tplc="04150001" w:tentative="1">
+      <w:start w:val="1"/>
+      <w:numFmt w:val="bullet"/>
+      <w:lvlText w:val=""/>
+      <w:lvlJc w:val="left"/>
+      <w:pPr>
+        <w:ind w:left="2880" w:hanging="360"/>
+      </w:pPr>
+      <w:rPr>
+        <w:rFonts w:ascii="Symbol" w:hAnsi="Symbol" w:hint="default"/>
+      </w:rPr>
+    </w:lvl>
+    <w:lvl w:ilvl="4" w:tplc="04150003" w:tentative="1">
+      <w:start w:val="1"/>
+      <w:numFmt w:val="bullet"/>
+      <w:lvlText w:val="o"/>
+      <w:lvlJc w:val="left"/>
+      <w:pPr>
+        <w:ind w:left="3600" w:hanging="360"/>
+      </w:pPr>
+      <w:rPr>
+        <w:rFonts w:ascii="Courier New" w:hAnsi="Courier New" w:cs="Courier New" w:hint="default"/>
+      </w:rPr>
+    </w:lvl>
+    <w:lvl w:ilvl="5" w:tplc="04150005" w:tentative="1">
+      <w:start w:val="1"/>
+      <w:numFmt w:val="bullet"/>
+      <w:lvlText w:val=""/>
+      <w:lvlJc w:val="left"/>
+      <w:pPr>
+        <w:ind w:left="4320" w:hanging="360"/>
+      </w:pPr>
+      <w:rPr>
+        <w:rFonts w:ascii="Wingdings" w:hAnsi="Wingdings" w:hint="default"/>
+      </w:rPr>
+    </w:lvl>
+    <w:lvl w:ilvl="6" w:tplc="04150001" w:tentative="1">
+      <w:start w:val="1"/>
+      <w:numFmt w:val="bullet"/>
+      <w:lvlText w:val=""/>
+      <w:lvlJc w:val="left"/>
+      <w:pPr>
+        <w:ind w:left="5040" w:hanging="360"/>
+      </w:pPr>
+      <w:rPr>
+        <w:rFonts w:ascii="Symbol" w:hAnsi="Symbol" w:hint="default"/>
+      </w:rPr>
+    </w:lvl>
+    <w:lvl w:ilvl="7" w:tplc="04150003" w:tentative="1">
+      <w:start w:val="1"/>
+      <w:numFmt w:val="bullet"/>
+      <w:lvlText w:val="o"/>
+      <w:lvlJc w:val="left"/>
+      <w:pPr>
+        <w:ind w:left="5760" w:hanging="360"/>
+      </w:pPr>
+      <w:rPr>
+        <w:rFonts w:ascii="Courier New" w:hAnsi="Courier New" w:cs="Courier New" w:hint="default"/>
+      </w:rPr>
+    </w:lvl>
+    <w:lvl w:ilvl="8" w:tplc="04150005" w:tentative="1">
+      <w:start w:val="1"/>
+      <w:numFmt w:val="bullet"/>
+      <w:lvlText w:val=""/>
+      <w:lvlJc w:val="left"/>
+      <w:pPr>
+        <w:ind w:left="6480" w:hanging="360"/>
+      </w:pPr>
+      <w:rPr>
+        <w:rFonts w:ascii="Wingdings" w:hAnsi="Wingdings" w:hint="default"/>
+      </w:rPr>
+    </w:lvl>
+  </w:abstractNum>
+  <w:abstractNum w:abstractNumId="26" w15:restartNumberingAfterBreak="0">
     <w:nsid w:val="51185237"/>
     <w:multiLevelType w:val="multilevel"/>
     <w:tmpl w:val="E6804330"/>
@@ -14244,7 +16567,7 @@
       </w:rPr>
     </w:lvl>
   </w:abstractNum>
-  <w:abstractNum w:abstractNumId="22" w15:restartNumberingAfterBreak="0">
+  <w:abstractNum w:abstractNumId="27" w15:restartNumberingAfterBreak="0">
     <w:nsid w:val="525B3D4A"/>
     <w:multiLevelType w:val="multilevel"/>
     <w:tmpl w:val="1DB86164"/>
@@ -14393,7 +16716,7 @@
       </w:rPr>
     </w:lvl>
   </w:abstractNum>
-  <w:abstractNum w:abstractNumId="23" w15:restartNumberingAfterBreak="0">
+  <w:abstractNum w:abstractNumId="28" w15:restartNumberingAfterBreak="0">
     <w:nsid w:val="569671F2"/>
     <w:multiLevelType w:val="hybridMultilevel"/>
     <w:tmpl w:val="5934BD68"/>
@@ -14506,7 +16829,7 @@
       </w:rPr>
     </w:lvl>
   </w:abstractNum>
-  <w:abstractNum w:abstractNumId="24" w15:restartNumberingAfterBreak="0">
+  <w:abstractNum w:abstractNumId="29" w15:restartNumberingAfterBreak="0">
     <w:nsid w:val="5E332311"/>
     <w:multiLevelType w:val="multilevel"/>
     <w:tmpl w:val="FD56597C"/>
@@ -14655,7 +16978,7 @@
       </w:rPr>
     </w:lvl>
   </w:abstractNum>
-  <w:abstractNum w:abstractNumId="25" w15:restartNumberingAfterBreak="0">
+  <w:abstractNum w:abstractNumId="30" w15:restartNumberingAfterBreak="0">
     <w:nsid w:val="64A67214"/>
     <w:multiLevelType w:val="multilevel"/>
     <w:tmpl w:val="5832EF0A"/>
@@ -14804,7 +17127,7 @@
       </w:rPr>
     </w:lvl>
   </w:abstractNum>
-  <w:abstractNum w:abstractNumId="26" w15:restartNumberingAfterBreak="0">
+  <w:abstractNum w:abstractNumId="31" w15:restartNumberingAfterBreak="0">
     <w:nsid w:val="66C25ECD"/>
     <w:multiLevelType w:val="multilevel"/>
     <w:tmpl w:val="64B00C14"/>
@@ -14953,7 +17276,7 @@
       </w:rPr>
     </w:lvl>
   </w:abstractNum>
-  <w:abstractNum w:abstractNumId="27" w15:restartNumberingAfterBreak="0">
+  <w:abstractNum w:abstractNumId="32" w15:restartNumberingAfterBreak="0">
     <w:nsid w:val="6753371C"/>
     <w:multiLevelType w:val="multilevel"/>
     <w:tmpl w:val="DFB22E06"/>
@@ -15102,7 +17425,120 @@
       </w:rPr>
     </w:lvl>
   </w:abstractNum>
-  <w:abstractNum w:abstractNumId="28" w15:restartNumberingAfterBreak="0">
+  <w:abstractNum w:abstractNumId="33" w15:restartNumberingAfterBreak="0">
+    <w:nsid w:val="676146C4"/>
+    <w:multiLevelType w:val="hybridMultilevel"/>
+    <w:tmpl w:val="FD8EEE00"/>
+    <w:lvl w:ilvl="0" w:tplc="04150001">
+      <w:start w:val="1"/>
+      <w:numFmt w:val="bullet"/>
+      <w:lvlText w:val=""/>
+      <w:lvlJc w:val="left"/>
+      <w:pPr>
+        <w:ind w:left="720" w:hanging="360"/>
+      </w:pPr>
+      <w:rPr>
+        <w:rFonts w:ascii="Symbol" w:hAnsi="Symbol" w:hint="default"/>
+      </w:rPr>
+    </w:lvl>
+    <w:lvl w:ilvl="1" w:tplc="04150003" w:tentative="1">
+      <w:start w:val="1"/>
+      <w:numFmt w:val="bullet"/>
+      <w:lvlText w:val="o"/>
+      <w:lvlJc w:val="left"/>
+      <w:pPr>
+        <w:ind w:left="1440" w:hanging="360"/>
+      </w:pPr>
+      <w:rPr>
+        <w:rFonts w:ascii="Courier New" w:hAnsi="Courier New" w:cs="Courier New" w:hint="default"/>
+      </w:rPr>
+    </w:lvl>
+    <w:lvl w:ilvl="2" w:tplc="04150005" w:tentative="1">
+      <w:start w:val="1"/>
+      <w:numFmt w:val="bullet"/>
+      <w:lvlText w:val=""/>
+      <w:lvlJc w:val="left"/>
+      <w:pPr>
+        <w:ind w:left="2160" w:hanging="360"/>
+      </w:pPr>
+      <w:rPr>
+        <w:rFonts w:ascii="Wingdings" w:hAnsi="Wingdings" w:hint="default"/>
+      </w:rPr>
+    </w:lvl>
+    <w:lvl w:ilvl="3" w:tplc="04150001" w:tentative="1">
+      <w:start w:val="1"/>
+      <w:numFmt w:val="bullet"/>
+      <w:lvlText w:val=""/>
+      <w:lvlJc w:val="left"/>
+      <w:pPr>
+        <w:ind w:left="2880" w:hanging="360"/>
+      </w:pPr>
+      <w:rPr>
+        <w:rFonts w:ascii="Symbol" w:hAnsi="Symbol" w:hint="default"/>
+      </w:rPr>
+    </w:lvl>
+    <w:lvl w:ilvl="4" w:tplc="04150003" w:tentative="1">
+      <w:start w:val="1"/>
+      <w:numFmt w:val="bullet"/>
+      <w:lvlText w:val="o"/>
+      <w:lvlJc w:val="left"/>
+      <w:pPr>
+        <w:ind w:left="3600" w:hanging="360"/>
+      </w:pPr>
+      <w:rPr>
+        <w:rFonts w:ascii="Courier New" w:hAnsi="Courier New" w:cs="Courier New" w:hint="default"/>
+      </w:rPr>
+    </w:lvl>
+    <w:lvl w:ilvl="5" w:tplc="04150005" w:tentative="1">
+      <w:start w:val="1"/>
+      <w:numFmt w:val="bullet"/>
+      <w:lvlText w:val=""/>
+      <w:lvlJc w:val="left"/>
+      <w:pPr>
+        <w:ind w:left="4320" w:hanging="360"/>
+      </w:pPr>
+      <w:rPr>
+        <w:rFonts w:ascii="Wingdings" w:hAnsi="Wingdings" w:hint="default"/>
+      </w:rPr>
+    </w:lvl>
+    <w:lvl w:ilvl="6" w:tplc="04150001" w:tentative="1">
+      <w:start w:val="1"/>
+      <w:numFmt w:val="bullet"/>
+      <w:lvlText w:val=""/>
+      <w:lvlJc w:val="left"/>
+      <w:pPr>
+        <w:ind w:left="5040" w:hanging="360"/>
+      </w:pPr>
+      <w:rPr>
+        <w:rFonts w:ascii="Symbol" w:hAnsi="Symbol" w:hint="default"/>
+      </w:rPr>
+    </w:lvl>
+    <w:lvl w:ilvl="7" w:tplc="04150003" w:tentative="1">
+      <w:start w:val="1"/>
+      <w:numFmt w:val="bullet"/>
+      <w:lvlText w:val="o"/>
+      <w:lvlJc w:val="left"/>
+      <w:pPr>
+        <w:ind w:left="5760" w:hanging="360"/>
+      </w:pPr>
+      <w:rPr>
+        <w:rFonts w:ascii="Courier New" w:hAnsi="Courier New" w:cs="Courier New" w:hint="default"/>
+      </w:rPr>
+    </w:lvl>
+    <w:lvl w:ilvl="8" w:tplc="04150005" w:tentative="1">
+      <w:start w:val="1"/>
+      <w:numFmt w:val="bullet"/>
+      <w:lvlText w:val=""/>
+      <w:lvlJc w:val="left"/>
+      <w:pPr>
+        <w:ind w:left="6480" w:hanging="360"/>
+      </w:pPr>
+      <w:rPr>
+        <w:rFonts w:ascii="Wingdings" w:hAnsi="Wingdings" w:hint="default"/>
+      </w:rPr>
+    </w:lvl>
+  </w:abstractNum>
+  <w:abstractNum w:abstractNumId="34" w15:restartNumberingAfterBreak="0">
     <w:nsid w:val="68780586"/>
     <w:multiLevelType w:val="multilevel"/>
     <w:tmpl w:val="0D98D3BC"/>
@@ -15251,7 +17687,120 @@
       </w:rPr>
     </w:lvl>
   </w:abstractNum>
-  <w:abstractNum w:abstractNumId="29" w15:restartNumberingAfterBreak="0">
+  <w:abstractNum w:abstractNumId="35" w15:restartNumberingAfterBreak="0">
+    <w:nsid w:val="6A911773"/>
+    <w:multiLevelType w:val="hybridMultilevel"/>
+    <w:tmpl w:val="76F86F6E"/>
+    <w:lvl w:ilvl="0" w:tplc="04150001">
+      <w:start w:val="1"/>
+      <w:numFmt w:val="bullet"/>
+      <w:lvlText w:val=""/>
+      <w:lvlJc w:val="left"/>
+      <w:pPr>
+        <w:ind w:left="720" w:hanging="360"/>
+      </w:pPr>
+      <w:rPr>
+        <w:rFonts w:ascii="Symbol" w:hAnsi="Symbol" w:hint="default"/>
+      </w:rPr>
+    </w:lvl>
+    <w:lvl w:ilvl="1" w:tplc="04150003" w:tentative="1">
+      <w:start w:val="1"/>
+      <w:numFmt w:val="bullet"/>
+      <w:lvlText w:val="o"/>
+      <w:lvlJc w:val="left"/>
+      <w:pPr>
+        <w:ind w:left="1440" w:hanging="360"/>
+      </w:pPr>
+      <w:rPr>
+        <w:rFonts w:ascii="Courier New" w:hAnsi="Courier New" w:cs="Courier New" w:hint="default"/>
+      </w:rPr>
+    </w:lvl>
+    <w:lvl w:ilvl="2" w:tplc="04150005" w:tentative="1">
+      <w:start w:val="1"/>
+      <w:numFmt w:val="bullet"/>
+      <w:lvlText w:val=""/>
+      <w:lvlJc w:val="left"/>
+      <w:pPr>
+        <w:ind w:left="2160" w:hanging="360"/>
+      </w:pPr>
+      <w:rPr>
+        <w:rFonts w:ascii="Wingdings" w:hAnsi="Wingdings" w:hint="default"/>
+      </w:rPr>
+    </w:lvl>
+    <w:lvl w:ilvl="3" w:tplc="04150001" w:tentative="1">
+      <w:start w:val="1"/>
+      <w:numFmt w:val="bullet"/>
+      <w:lvlText w:val=""/>
+      <w:lvlJc w:val="left"/>
+      <w:pPr>
+        <w:ind w:left="2880" w:hanging="360"/>
+      </w:pPr>
+      <w:rPr>
+        <w:rFonts w:ascii="Symbol" w:hAnsi="Symbol" w:hint="default"/>
+      </w:rPr>
+    </w:lvl>
+    <w:lvl w:ilvl="4" w:tplc="04150003" w:tentative="1">
+      <w:start w:val="1"/>
+      <w:numFmt w:val="bullet"/>
+      <w:lvlText w:val="o"/>
+      <w:lvlJc w:val="left"/>
+      <w:pPr>
+        <w:ind w:left="3600" w:hanging="360"/>
+      </w:pPr>
+      <w:rPr>
+        <w:rFonts w:ascii="Courier New" w:hAnsi="Courier New" w:cs="Courier New" w:hint="default"/>
+      </w:rPr>
+    </w:lvl>
+    <w:lvl w:ilvl="5" w:tplc="04150005" w:tentative="1">
+      <w:start w:val="1"/>
+      <w:numFmt w:val="bullet"/>
+      <w:lvlText w:val=""/>
+      <w:lvlJc w:val="left"/>
+      <w:pPr>
+        <w:ind w:left="4320" w:hanging="360"/>
+      </w:pPr>
+      <w:rPr>
+        <w:rFonts w:ascii="Wingdings" w:hAnsi="Wingdings" w:hint="default"/>
+      </w:rPr>
+    </w:lvl>
+    <w:lvl w:ilvl="6" w:tplc="04150001" w:tentative="1">
+      <w:start w:val="1"/>
+      <w:numFmt w:val="bullet"/>
+      <w:lvlText w:val=""/>
+      <w:lvlJc w:val="left"/>
+      <w:pPr>
+        <w:ind w:left="5040" w:hanging="360"/>
+      </w:pPr>
+      <w:rPr>
+        <w:rFonts w:ascii="Symbol" w:hAnsi="Symbol" w:hint="default"/>
+      </w:rPr>
+    </w:lvl>
+    <w:lvl w:ilvl="7" w:tplc="04150003" w:tentative="1">
+      <w:start w:val="1"/>
+      <w:numFmt w:val="bullet"/>
+      <w:lvlText w:val="o"/>
+      <w:lvlJc w:val="left"/>
+      <w:pPr>
+        <w:ind w:left="5760" w:hanging="360"/>
+      </w:pPr>
+      <w:rPr>
+        <w:rFonts w:ascii="Courier New" w:hAnsi="Courier New" w:cs="Courier New" w:hint="default"/>
+      </w:rPr>
+    </w:lvl>
+    <w:lvl w:ilvl="8" w:tplc="04150005" w:tentative="1">
+      <w:start w:val="1"/>
+      <w:numFmt w:val="bullet"/>
+      <w:lvlText w:val=""/>
+      <w:lvlJc w:val="left"/>
+      <w:pPr>
+        <w:ind w:left="6480" w:hanging="360"/>
+      </w:pPr>
+      <w:rPr>
+        <w:rFonts w:ascii="Wingdings" w:hAnsi="Wingdings" w:hint="default"/>
+      </w:rPr>
+    </w:lvl>
+  </w:abstractNum>
+  <w:abstractNum w:abstractNumId="36" w15:restartNumberingAfterBreak="0">
     <w:nsid w:val="705C59C3"/>
     <w:multiLevelType w:val="multilevel"/>
     <w:tmpl w:val="A17CC40E"/>
@@ -15364,7 +17913,7 @@
       </w:rPr>
     </w:lvl>
   </w:abstractNum>
-  <w:abstractNum w:abstractNumId="30" w15:restartNumberingAfterBreak="0">
+  <w:abstractNum w:abstractNumId="37" w15:restartNumberingAfterBreak="0">
     <w:nsid w:val="72306529"/>
     <w:multiLevelType w:val="multilevel"/>
     <w:tmpl w:val="56CAF630"/>
@@ -15509,7 +18058,120 @@
       </w:rPr>
     </w:lvl>
   </w:abstractNum>
-  <w:abstractNum w:abstractNumId="31" w15:restartNumberingAfterBreak="0">
+  <w:abstractNum w:abstractNumId="38" w15:restartNumberingAfterBreak="0">
+    <w:nsid w:val="73526B6B"/>
+    <w:multiLevelType w:val="hybridMultilevel"/>
+    <w:tmpl w:val="619AF07C"/>
+    <w:lvl w:ilvl="0" w:tplc="04150001">
+      <w:start w:val="1"/>
+      <w:numFmt w:val="bullet"/>
+      <w:lvlText w:val=""/>
+      <w:lvlJc w:val="left"/>
+      <w:pPr>
+        <w:ind w:left="720" w:hanging="360"/>
+      </w:pPr>
+      <w:rPr>
+        <w:rFonts w:ascii="Symbol" w:hAnsi="Symbol" w:hint="default"/>
+      </w:rPr>
+    </w:lvl>
+    <w:lvl w:ilvl="1" w:tplc="04150003" w:tentative="1">
+      <w:start w:val="1"/>
+      <w:numFmt w:val="bullet"/>
+      <w:lvlText w:val="o"/>
+      <w:lvlJc w:val="left"/>
+      <w:pPr>
+        <w:ind w:left="1440" w:hanging="360"/>
+      </w:pPr>
+      <w:rPr>
+        <w:rFonts w:ascii="Courier New" w:hAnsi="Courier New" w:cs="Courier New" w:hint="default"/>
+      </w:rPr>
+    </w:lvl>
+    <w:lvl w:ilvl="2" w:tplc="04150005" w:tentative="1">
+      <w:start w:val="1"/>
+      <w:numFmt w:val="bullet"/>
+      <w:lvlText w:val=""/>
+      <w:lvlJc w:val="left"/>
+      <w:pPr>
+        <w:ind w:left="2160" w:hanging="360"/>
+      </w:pPr>
+      <w:rPr>
+        <w:rFonts w:ascii="Wingdings" w:hAnsi="Wingdings" w:hint="default"/>
+      </w:rPr>
+    </w:lvl>
+    <w:lvl w:ilvl="3" w:tplc="04150001" w:tentative="1">
+      <w:start w:val="1"/>
+      <w:numFmt w:val="bullet"/>
+      <w:lvlText w:val=""/>
+      <w:lvlJc w:val="left"/>
+      <w:pPr>
+        <w:ind w:left="2880" w:hanging="360"/>
+      </w:pPr>
+      <w:rPr>
+        <w:rFonts w:ascii="Symbol" w:hAnsi="Symbol" w:hint="default"/>
+      </w:rPr>
+    </w:lvl>
+    <w:lvl w:ilvl="4" w:tplc="04150003" w:tentative="1">
+      <w:start w:val="1"/>
+      <w:numFmt w:val="bullet"/>
+      <w:lvlText w:val="o"/>
+      <w:lvlJc w:val="left"/>
+      <w:pPr>
+        <w:ind w:left="3600" w:hanging="360"/>
+      </w:pPr>
+      <w:rPr>
+        <w:rFonts w:ascii="Courier New" w:hAnsi="Courier New" w:cs="Courier New" w:hint="default"/>
+      </w:rPr>
+    </w:lvl>
+    <w:lvl w:ilvl="5" w:tplc="04150005" w:tentative="1">
+      <w:start w:val="1"/>
+      <w:numFmt w:val="bullet"/>
+      <w:lvlText w:val=""/>
+      <w:lvlJc w:val="left"/>
+      <w:pPr>
+        <w:ind w:left="4320" w:hanging="360"/>
+      </w:pPr>
+      <w:rPr>
+        <w:rFonts w:ascii="Wingdings" w:hAnsi="Wingdings" w:hint="default"/>
+      </w:rPr>
+    </w:lvl>
+    <w:lvl w:ilvl="6" w:tplc="04150001" w:tentative="1">
+      <w:start w:val="1"/>
+      <w:numFmt w:val="bullet"/>
+      <w:lvlText w:val=""/>
+      <w:lvlJc w:val="left"/>
+      <w:pPr>
+        <w:ind w:left="5040" w:hanging="360"/>
+      </w:pPr>
+      <w:rPr>
+        <w:rFonts w:ascii="Symbol" w:hAnsi="Symbol" w:hint="default"/>
+      </w:rPr>
+    </w:lvl>
+    <w:lvl w:ilvl="7" w:tplc="04150003" w:tentative="1">
+      <w:start w:val="1"/>
+      <w:numFmt w:val="bullet"/>
+      <w:lvlText w:val="o"/>
+      <w:lvlJc w:val="left"/>
+      <w:pPr>
+        <w:ind w:left="5760" w:hanging="360"/>
+      </w:pPr>
+      <w:rPr>
+        <w:rFonts w:ascii="Courier New" w:hAnsi="Courier New" w:cs="Courier New" w:hint="default"/>
+      </w:rPr>
+    </w:lvl>
+    <w:lvl w:ilvl="8" w:tplc="04150005" w:tentative="1">
+      <w:start w:val="1"/>
+      <w:numFmt w:val="bullet"/>
+      <w:lvlText w:val=""/>
+      <w:lvlJc w:val="left"/>
+      <w:pPr>
+        <w:ind w:left="6480" w:hanging="360"/>
+      </w:pPr>
+      <w:rPr>
+        <w:rFonts w:ascii="Wingdings" w:hAnsi="Wingdings" w:hint="default"/>
+      </w:rPr>
+    </w:lvl>
+  </w:abstractNum>
+  <w:abstractNum w:abstractNumId="39" w15:restartNumberingAfterBreak="0">
     <w:nsid w:val="73AF583E"/>
     <w:multiLevelType w:val="multilevel"/>
     <w:tmpl w:val="336AB5A0"/>
@@ -15654,7 +18316,346 @@
       </w:rPr>
     </w:lvl>
   </w:abstractNum>
-  <w:abstractNum w:abstractNumId="32" w15:restartNumberingAfterBreak="0">
+  <w:abstractNum w:abstractNumId="40" w15:restartNumberingAfterBreak="0">
+    <w:nsid w:val="76F20441"/>
+    <w:multiLevelType w:val="hybridMultilevel"/>
+    <w:tmpl w:val="DFC64418"/>
+    <w:lvl w:ilvl="0" w:tplc="04150001">
+      <w:start w:val="1"/>
+      <w:numFmt w:val="bullet"/>
+      <w:lvlText w:val=""/>
+      <w:lvlJc w:val="left"/>
+      <w:pPr>
+        <w:ind w:left="720" w:hanging="360"/>
+      </w:pPr>
+      <w:rPr>
+        <w:rFonts w:ascii="Symbol" w:hAnsi="Symbol" w:hint="default"/>
+      </w:rPr>
+    </w:lvl>
+    <w:lvl w:ilvl="1" w:tplc="04150003" w:tentative="1">
+      <w:start w:val="1"/>
+      <w:numFmt w:val="bullet"/>
+      <w:lvlText w:val="o"/>
+      <w:lvlJc w:val="left"/>
+      <w:pPr>
+        <w:ind w:left="1440" w:hanging="360"/>
+      </w:pPr>
+      <w:rPr>
+        <w:rFonts w:ascii="Courier New" w:hAnsi="Courier New" w:cs="Courier New" w:hint="default"/>
+      </w:rPr>
+    </w:lvl>
+    <w:lvl w:ilvl="2" w:tplc="04150005" w:tentative="1">
+      <w:start w:val="1"/>
+      <w:numFmt w:val="bullet"/>
+      <w:lvlText w:val=""/>
+      <w:lvlJc w:val="left"/>
+      <w:pPr>
+        <w:ind w:left="2160" w:hanging="360"/>
+      </w:pPr>
+      <w:rPr>
+        <w:rFonts w:ascii="Wingdings" w:hAnsi="Wingdings" w:hint="default"/>
+      </w:rPr>
+    </w:lvl>
+    <w:lvl w:ilvl="3" w:tplc="04150001" w:tentative="1">
+      <w:start w:val="1"/>
+      <w:numFmt w:val="bullet"/>
+      <w:lvlText w:val=""/>
+      <w:lvlJc w:val="left"/>
+      <w:pPr>
+        <w:ind w:left="2880" w:hanging="360"/>
+      </w:pPr>
+      <w:rPr>
+        <w:rFonts w:ascii="Symbol" w:hAnsi="Symbol" w:hint="default"/>
+      </w:rPr>
+    </w:lvl>
+    <w:lvl w:ilvl="4" w:tplc="04150003" w:tentative="1">
+      <w:start w:val="1"/>
+      <w:numFmt w:val="bullet"/>
+      <w:lvlText w:val="o"/>
+      <w:lvlJc w:val="left"/>
+      <w:pPr>
+        <w:ind w:left="3600" w:hanging="360"/>
+      </w:pPr>
+      <w:rPr>
+        <w:rFonts w:ascii="Courier New" w:hAnsi="Courier New" w:cs="Courier New" w:hint="default"/>
+      </w:rPr>
+    </w:lvl>
+    <w:lvl w:ilvl="5" w:tplc="04150005" w:tentative="1">
+      <w:start w:val="1"/>
+      <w:numFmt w:val="bullet"/>
+      <w:lvlText w:val=""/>
+      <w:lvlJc w:val="left"/>
+      <w:pPr>
+        <w:ind w:left="4320" w:hanging="360"/>
+      </w:pPr>
+      <w:rPr>
+        <w:rFonts w:ascii="Wingdings" w:hAnsi="Wingdings" w:hint="default"/>
+      </w:rPr>
+    </w:lvl>
+    <w:lvl w:ilvl="6" w:tplc="04150001" w:tentative="1">
+      <w:start w:val="1"/>
+      <w:numFmt w:val="bullet"/>
+      <w:lvlText w:val=""/>
+      <w:lvlJc w:val="left"/>
+      <w:pPr>
+        <w:ind w:left="5040" w:hanging="360"/>
+      </w:pPr>
+      <w:rPr>
+        <w:rFonts w:ascii="Symbol" w:hAnsi="Symbol" w:hint="default"/>
+      </w:rPr>
+    </w:lvl>
+    <w:lvl w:ilvl="7" w:tplc="04150003" w:tentative="1">
+      <w:start w:val="1"/>
+      <w:numFmt w:val="bullet"/>
+      <w:lvlText w:val="o"/>
+      <w:lvlJc w:val="left"/>
+      <w:pPr>
+        <w:ind w:left="5760" w:hanging="360"/>
+      </w:pPr>
+      <w:rPr>
+        <w:rFonts w:ascii="Courier New" w:hAnsi="Courier New" w:cs="Courier New" w:hint="default"/>
+      </w:rPr>
+    </w:lvl>
+    <w:lvl w:ilvl="8" w:tplc="04150005" w:tentative="1">
+      <w:start w:val="1"/>
+      <w:numFmt w:val="bullet"/>
+      <w:lvlText w:val=""/>
+      <w:lvlJc w:val="left"/>
+      <w:pPr>
+        <w:ind w:left="6480" w:hanging="360"/>
+      </w:pPr>
+      <w:rPr>
+        <w:rFonts w:ascii="Wingdings" w:hAnsi="Wingdings" w:hint="default"/>
+      </w:rPr>
+    </w:lvl>
+  </w:abstractNum>
+  <w:abstractNum w:abstractNumId="41" w15:restartNumberingAfterBreak="0">
+    <w:nsid w:val="77892199"/>
+    <w:multiLevelType w:val="hybridMultilevel"/>
+    <w:tmpl w:val="415CD81C"/>
+    <w:lvl w:ilvl="0" w:tplc="04150001">
+      <w:start w:val="1"/>
+      <w:numFmt w:val="bullet"/>
+      <w:lvlText w:val=""/>
+      <w:lvlJc w:val="left"/>
+      <w:pPr>
+        <w:ind w:left="720" w:hanging="360"/>
+      </w:pPr>
+      <w:rPr>
+        <w:rFonts w:ascii="Symbol" w:hAnsi="Symbol" w:hint="default"/>
+      </w:rPr>
+    </w:lvl>
+    <w:lvl w:ilvl="1" w:tplc="04150003" w:tentative="1">
+      <w:start w:val="1"/>
+      <w:numFmt w:val="bullet"/>
+      <w:lvlText w:val="o"/>
+      <w:lvlJc w:val="left"/>
+      <w:pPr>
+        <w:ind w:left="1440" w:hanging="360"/>
+      </w:pPr>
+      <w:rPr>
+        <w:rFonts w:ascii="Courier New" w:hAnsi="Courier New" w:cs="Courier New" w:hint="default"/>
+      </w:rPr>
+    </w:lvl>
+    <w:lvl w:ilvl="2" w:tplc="04150005" w:tentative="1">
+      <w:start w:val="1"/>
+      <w:numFmt w:val="bullet"/>
+      <w:lvlText w:val=""/>
+      <w:lvlJc w:val="left"/>
+      <w:pPr>
+        <w:ind w:left="2160" w:hanging="360"/>
+      </w:pPr>
+      <w:rPr>
+        <w:rFonts w:ascii="Wingdings" w:hAnsi="Wingdings" w:hint="default"/>
+      </w:rPr>
+    </w:lvl>
+    <w:lvl w:ilvl="3" w:tplc="04150001" w:tentative="1">
+      <w:start w:val="1"/>
+      <w:numFmt w:val="bullet"/>
+      <w:lvlText w:val=""/>
+      <w:lvlJc w:val="left"/>
+      <w:pPr>
+        <w:ind w:left="2880" w:hanging="360"/>
+      </w:pPr>
+      <w:rPr>
+        <w:rFonts w:ascii="Symbol" w:hAnsi="Symbol" w:hint="default"/>
+      </w:rPr>
+    </w:lvl>
+    <w:lvl w:ilvl="4" w:tplc="04150003" w:tentative="1">
+      <w:start w:val="1"/>
+      <w:numFmt w:val="bullet"/>
+      <w:lvlText w:val="o"/>
+      <w:lvlJc w:val="left"/>
+      <w:pPr>
+        <w:ind w:left="3600" w:hanging="360"/>
+      </w:pPr>
+      <w:rPr>
+        <w:rFonts w:ascii="Courier New" w:hAnsi="Courier New" w:cs="Courier New" w:hint="default"/>
+      </w:rPr>
+    </w:lvl>
+    <w:lvl w:ilvl="5" w:tplc="04150005" w:tentative="1">
+      <w:start w:val="1"/>
+      <w:numFmt w:val="bullet"/>
+      <w:lvlText w:val=""/>
+      <w:lvlJc w:val="left"/>
+      <w:pPr>
+        <w:ind w:left="4320" w:hanging="360"/>
+      </w:pPr>
+      <w:rPr>
+        <w:rFonts w:ascii="Wingdings" w:hAnsi="Wingdings" w:hint="default"/>
+      </w:rPr>
+    </w:lvl>
+    <w:lvl w:ilvl="6" w:tplc="04150001" w:tentative="1">
+      <w:start w:val="1"/>
+      <w:numFmt w:val="bullet"/>
+      <w:lvlText w:val=""/>
+      <w:lvlJc w:val="left"/>
+      <w:pPr>
+        <w:ind w:left="5040" w:hanging="360"/>
+      </w:pPr>
+      <w:rPr>
+        <w:rFonts w:ascii="Symbol" w:hAnsi="Symbol" w:hint="default"/>
+      </w:rPr>
+    </w:lvl>
+    <w:lvl w:ilvl="7" w:tplc="04150003" w:tentative="1">
+      <w:start w:val="1"/>
+      <w:numFmt w:val="bullet"/>
+      <w:lvlText w:val="o"/>
+      <w:lvlJc w:val="left"/>
+      <w:pPr>
+        <w:ind w:left="5760" w:hanging="360"/>
+      </w:pPr>
+      <w:rPr>
+        <w:rFonts w:ascii="Courier New" w:hAnsi="Courier New" w:cs="Courier New" w:hint="default"/>
+      </w:rPr>
+    </w:lvl>
+    <w:lvl w:ilvl="8" w:tplc="04150005" w:tentative="1">
+      <w:start w:val="1"/>
+      <w:numFmt w:val="bullet"/>
+      <w:lvlText w:val=""/>
+      <w:lvlJc w:val="left"/>
+      <w:pPr>
+        <w:ind w:left="6480" w:hanging="360"/>
+      </w:pPr>
+      <w:rPr>
+        <w:rFonts w:ascii="Wingdings" w:hAnsi="Wingdings" w:hint="default"/>
+      </w:rPr>
+    </w:lvl>
+  </w:abstractNum>
+  <w:abstractNum w:abstractNumId="42" w15:restartNumberingAfterBreak="0">
+    <w:nsid w:val="7814747F"/>
+    <w:multiLevelType w:val="hybridMultilevel"/>
+    <w:tmpl w:val="0CD21780"/>
+    <w:lvl w:ilvl="0" w:tplc="04150001">
+      <w:start w:val="1"/>
+      <w:numFmt w:val="bullet"/>
+      <w:lvlText w:val=""/>
+      <w:lvlJc w:val="left"/>
+      <w:pPr>
+        <w:ind w:left="720" w:hanging="360"/>
+      </w:pPr>
+      <w:rPr>
+        <w:rFonts w:ascii="Symbol" w:hAnsi="Symbol" w:hint="default"/>
+      </w:rPr>
+    </w:lvl>
+    <w:lvl w:ilvl="1" w:tplc="04150003" w:tentative="1">
+      <w:start w:val="1"/>
+      <w:numFmt w:val="bullet"/>
+      <w:lvlText w:val="o"/>
+      <w:lvlJc w:val="left"/>
+      <w:pPr>
+        <w:ind w:left="1440" w:hanging="360"/>
+      </w:pPr>
+      <w:rPr>
+        <w:rFonts w:ascii="Courier New" w:hAnsi="Courier New" w:cs="Courier New" w:hint="default"/>
+      </w:rPr>
+    </w:lvl>
+    <w:lvl w:ilvl="2" w:tplc="04150005" w:tentative="1">
+      <w:start w:val="1"/>
+      <w:numFmt w:val="bullet"/>
+      <w:lvlText w:val=""/>
+      <w:lvlJc w:val="left"/>
+      <w:pPr>
+        <w:ind w:left="2160" w:hanging="360"/>
+      </w:pPr>
+      <w:rPr>
+        <w:rFonts w:ascii="Wingdings" w:hAnsi="Wingdings" w:hint="default"/>
+      </w:rPr>
+    </w:lvl>
+    <w:lvl w:ilvl="3" w:tplc="04150001" w:tentative="1">
+      <w:start w:val="1"/>
+      <w:numFmt w:val="bullet"/>
+      <w:lvlText w:val=""/>
+      <w:lvlJc w:val="left"/>
+      <w:pPr>
+        <w:ind w:left="2880" w:hanging="360"/>
+      </w:pPr>
+      <w:rPr>
+        <w:rFonts w:ascii="Symbol" w:hAnsi="Symbol" w:hint="default"/>
+      </w:rPr>
+    </w:lvl>
+    <w:lvl w:ilvl="4" w:tplc="04150003" w:tentative="1">
+      <w:start w:val="1"/>
+      <w:numFmt w:val="bullet"/>
+      <w:lvlText w:val="o"/>
+      <w:lvlJc w:val="left"/>
+      <w:pPr>
+        <w:ind w:left="3600" w:hanging="360"/>
+      </w:pPr>
+      <w:rPr>
+        <w:rFonts w:ascii="Courier New" w:hAnsi="Courier New" w:cs="Courier New" w:hint="default"/>
+      </w:rPr>
+    </w:lvl>
+    <w:lvl w:ilvl="5" w:tplc="04150005" w:tentative="1">
+      <w:start w:val="1"/>
+      <w:numFmt w:val="bullet"/>
+      <w:lvlText w:val=""/>
+      <w:lvlJc w:val="left"/>
+      <w:pPr>
+        <w:ind w:left="4320" w:hanging="360"/>
+      </w:pPr>
+      <w:rPr>
+        <w:rFonts w:ascii="Wingdings" w:hAnsi="Wingdings" w:hint="default"/>
+      </w:rPr>
+    </w:lvl>
+    <w:lvl w:ilvl="6" w:tplc="04150001" w:tentative="1">
+      <w:start w:val="1"/>
+      <w:numFmt w:val="bullet"/>
+      <w:lvlText w:val=""/>
+      <w:lvlJc w:val="left"/>
+      <w:pPr>
+        <w:ind w:left="5040" w:hanging="360"/>
+      </w:pPr>
+      <w:rPr>
+        <w:rFonts w:ascii="Symbol" w:hAnsi="Symbol" w:hint="default"/>
+      </w:rPr>
+    </w:lvl>
+    <w:lvl w:ilvl="7" w:tplc="04150003" w:tentative="1">
+      <w:start w:val="1"/>
+      <w:numFmt w:val="bullet"/>
+      <w:lvlText w:val="o"/>
+      <w:lvlJc w:val="left"/>
+      <w:pPr>
+        <w:ind w:left="5760" w:hanging="360"/>
+      </w:pPr>
+      <w:rPr>
+        <w:rFonts w:ascii="Courier New" w:hAnsi="Courier New" w:cs="Courier New" w:hint="default"/>
+      </w:rPr>
+    </w:lvl>
+    <w:lvl w:ilvl="8" w:tplc="04150005" w:tentative="1">
+      <w:start w:val="1"/>
+      <w:numFmt w:val="bullet"/>
+      <w:lvlText w:val=""/>
+      <w:lvlJc w:val="left"/>
+      <w:pPr>
+        <w:ind w:left="6480" w:hanging="360"/>
+      </w:pPr>
+      <w:rPr>
+        <w:rFonts w:ascii="Wingdings" w:hAnsi="Wingdings" w:hint="default"/>
+      </w:rPr>
+    </w:lvl>
+  </w:abstractNum>
+  <w:abstractNum w:abstractNumId="43" w15:restartNumberingAfterBreak="0">
     <w:nsid w:val="7B83239D"/>
     <w:multiLevelType w:val="multilevel"/>
     <w:tmpl w:val="F7CE4D54"/>
@@ -15803,7 +18804,7 @@
       </w:rPr>
     </w:lvl>
   </w:abstractNum>
-  <w:abstractNum w:abstractNumId="33" w15:restartNumberingAfterBreak="0">
+  <w:abstractNum w:abstractNumId="44" w15:restartNumberingAfterBreak="0">
     <w:nsid w:val="7CAD52F7"/>
     <w:multiLevelType w:val="multilevel"/>
     <w:tmpl w:val="4844C838"/>
@@ -15916,113 +18917,262 @@
       </w:rPr>
     </w:lvl>
   </w:abstractNum>
-  <w:num w:numId="1">
+  <w:abstractNum w:abstractNumId="45" w15:restartNumberingAfterBreak="0">
+    <w:nsid w:val="7E9272B1"/>
+    <w:multiLevelType w:val="hybridMultilevel"/>
+    <w:tmpl w:val="9C96C5F4"/>
+    <w:lvl w:ilvl="0" w:tplc="04150001">
+      <w:start w:val="1"/>
+      <w:numFmt w:val="bullet"/>
+      <w:lvlText w:val=""/>
+      <w:lvlJc w:val="left"/>
+      <w:pPr>
+        <w:ind w:left="720" w:hanging="360"/>
+      </w:pPr>
+      <w:rPr>
+        <w:rFonts w:ascii="Symbol" w:hAnsi="Symbol" w:hint="default"/>
+      </w:rPr>
+    </w:lvl>
+    <w:lvl w:ilvl="1" w:tplc="04150003" w:tentative="1">
+      <w:start w:val="1"/>
+      <w:numFmt w:val="bullet"/>
+      <w:lvlText w:val="o"/>
+      <w:lvlJc w:val="left"/>
+      <w:pPr>
+        <w:ind w:left="1440" w:hanging="360"/>
+      </w:pPr>
+      <w:rPr>
+        <w:rFonts w:ascii="Courier New" w:hAnsi="Courier New" w:cs="Courier New" w:hint="default"/>
+      </w:rPr>
+    </w:lvl>
+    <w:lvl w:ilvl="2" w:tplc="04150005" w:tentative="1">
+      <w:start w:val="1"/>
+      <w:numFmt w:val="bullet"/>
+      <w:lvlText w:val=""/>
+      <w:lvlJc w:val="left"/>
+      <w:pPr>
+        <w:ind w:left="2160" w:hanging="360"/>
+      </w:pPr>
+      <w:rPr>
+        <w:rFonts w:ascii="Wingdings" w:hAnsi="Wingdings" w:hint="default"/>
+      </w:rPr>
+    </w:lvl>
+    <w:lvl w:ilvl="3" w:tplc="04150001" w:tentative="1">
+      <w:start w:val="1"/>
+      <w:numFmt w:val="bullet"/>
+      <w:lvlText w:val=""/>
+      <w:lvlJc w:val="left"/>
+      <w:pPr>
+        <w:ind w:left="2880" w:hanging="360"/>
+      </w:pPr>
+      <w:rPr>
+        <w:rFonts w:ascii="Symbol" w:hAnsi="Symbol" w:hint="default"/>
+      </w:rPr>
+    </w:lvl>
+    <w:lvl w:ilvl="4" w:tplc="04150003" w:tentative="1">
+      <w:start w:val="1"/>
+      <w:numFmt w:val="bullet"/>
+      <w:lvlText w:val="o"/>
+      <w:lvlJc w:val="left"/>
+      <w:pPr>
+        <w:ind w:left="3600" w:hanging="360"/>
+      </w:pPr>
+      <w:rPr>
+        <w:rFonts w:ascii="Courier New" w:hAnsi="Courier New" w:cs="Courier New" w:hint="default"/>
+      </w:rPr>
+    </w:lvl>
+    <w:lvl w:ilvl="5" w:tplc="04150005" w:tentative="1">
+      <w:start w:val="1"/>
+      <w:numFmt w:val="bullet"/>
+      <w:lvlText w:val=""/>
+      <w:lvlJc w:val="left"/>
+      <w:pPr>
+        <w:ind w:left="4320" w:hanging="360"/>
+      </w:pPr>
+      <w:rPr>
+        <w:rFonts w:ascii="Wingdings" w:hAnsi="Wingdings" w:hint="default"/>
+      </w:rPr>
+    </w:lvl>
+    <w:lvl w:ilvl="6" w:tplc="04150001" w:tentative="1">
+      <w:start w:val="1"/>
+      <w:numFmt w:val="bullet"/>
+      <w:lvlText w:val=""/>
+      <w:lvlJc w:val="left"/>
+      <w:pPr>
+        <w:ind w:left="5040" w:hanging="360"/>
+      </w:pPr>
+      <w:rPr>
+        <w:rFonts w:ascii="Symbol" w:hAnsi="Symbol" w:hint="default"/>
+      </w:rPr>
+    </w:lvl>
+    <w:lvl w:ilvl="7" w:tplc="04150003" w:tentative="1">
+      <w:start w:val="1"/>
+      <w:numFmt w:val="bullet"/>
+      <w:lvlText w:val="o"/>
+      <w:lvlJc w:val="left"/>
+      <w:pPr>
+        <w:ind w:left="5760" w:hanging="360"/>
+      </w:pPr>
+      <w:rPr>
+        <w:rFonts w:ascii="Courier New" w:hAnsi="Courier New" w:cs="Courier New" w:hint="default"/>
+      </w:rPr>
+    </w:lvl>
+    <w:lvl w:ilvl="8" w:tplc="04150005" w:tentative="1">
+      <w:start w:val="1"/>
+      <w:numFmt w:val="bullet"/>
+      <w:lvlText w:val=""/>
+      <w:lvlJc w:val="left"/>
+      <w:pPr>
+        <w:ind w:left="6480" w:hanging="360"/>
+      </w:pPr>
+      <w:rPr>
+        <w:rFonts w:ascii="Wingdings" w:hAnsi="Wingdings" w:hint="default"/>
+      </w:rPr>
+    </w:lvl>
+  </w:abstractNum>
+  <w:num w:numId="1" w16cid:durableId="507016916">
     <w:abstractNumId w:val="0"/>
   </w:num>
-  <w:num w:numId="2">
+  <w:num w:numId="2" w16cid:durableId="1070813485">
+    <w:abstractNumId w:val="44"/>
+  </w:num>
+  <w:num w:numId="3" w16cid:durableId="1550722633">
+    <w:abstractNumId w:val="36"/>
+  </w:num>
+  <w:num w:numId="4" w16cid:durableId="1442989708">
+    <w:abstractNumId w:val="16"/>
+  </w:num>
+  <w:num w:numId="5" w16cid:durableId="1335306881">
+    <w:abstractNumId w:val="17"/>
+  </w:num>
+  <w:num w:numId="6" w16cid:durableId="286552306">
+    <w:abstractNumId w:val="5"/>
+  </w:num>
+  <w:num w:numId="7" w16cid:durableId="337004360">
+    <w:abstractNumId w:val="27"/>
+  </w:num>
+  <w:num w:numId="8" w16cid:durableId="1620604125">
+    <w:abstractNumId w:val="15"/>
+  </w:num>
+  <w:num w:numId="9" w16cid:durableId="967780656">
+    <w:abstractNumId w:val="4"/>
+  </w:num>
+  <w:num w:numId="10" w16cid:durableId="399210135">
+    <w:abstractNumId w:val="43"/>
+  </w:num>
+  <w:num w:numId="11" w16cid:durableId="1886524090">
+    <w:abstractNumId w:val="10"/>
+  </w:num>
+  <w:num w:numId="12" w16cid:durableId="1120338991">
+    <w:abstractNumId w:val="8"/>
+  </w:num>
+  <w:num w:numId="13" w16cid:durableId="1857309560">
+    <w:abstractNumId w:val="12"/>
+  </w:num>
+  <w:num w:numId="14" w16cid:durableId="1850899988">
+    <w:abstractNumId w:val="7"/>
+  </w:num>
+  <w:num w:numId="15" w16cid:durableId="532496826">
+    <w:abstractNumId w:val="29"/>
+  </w:num>
+  <w:num w:numId="16" w16cid:durableId="50272109">
+    <w:abstractNumId w:val="14"/>
+  </w:num>
+  <w:num w:numId="17" w16cid:durableId="221261720">
+    <w:abstractNumId w:val="1"/>
+  </w:num>
+  <w:num w:numId="18" w16cid:durableId="561915529">
+    <w:abstractNumId w:val="19"/>
+  </w:num>
+  <w:num w:numId="19" w16cid:durableId="642856018">
+    <w:abstractNumId w:val="26"/>
+  </w:num>
+  <w:num w:numId="20" w16cid:durableId="427166430">
+    <w:abstractNumId w:val="24"/>
+  </w:num>
+  <w:num w:numId="21" w16cid:durableId="1392266474">
+    <w:abstractNumId w:val="32"/>
+  </w:num>
+  <w:num w:numId="22" w16cid:durableId="1474983795">
+    <w:abstractNumId w:val="9"/>
+  </w:num>
+  <w:num w:numId="23" w16cid:durableId="929696319">
+    <w:abstractNumId w:val="18"/>
+  </w:num>
+  <w:num w:numId="24" w16cid:durableId="552691330">
+    <w:abstractNumId w:val="3"/>
+  </w:num>
+  <w:num w:numId="25" w16cid:durableId="271665964">
+    <w:abstractNumId w:val="34"/>
+  </w:num>
+  <w:num w:numId="26" w16cid:durableId="720983393">
+    <w:abstractNumId w:val="31"/>
+  </w:num>
+  <w:num w:numId="27" w16cid:durableId="518934315">
+    <w:abstractNumId w:val="30"/>
+  </w:num>
+  <w:num w:numId="28" w16cid:durableId="1968317669">
+    <w:abstractNumId w:val="2"/>
+  </w:num>
+  <w:num w:numId="29" w16cid:durableId="610825150">
+    <w:abstractNumId w:val="28"/>
+  </w:num>
+  <w:num w:numId="30" w16cid:durableId="1882786714">
+    <w:abstractNumId w:val="21"/>
+  </w:num>
+  <w:num w:numId="31" w16cid:durableId="1765031456">
+    <w:abstractNumId w:val="23"/>
+  </w:num>
+  <w:num w:numId="32" w16cid:durableId="545920456">
+    <w:abstractNumId w:val="37"/>
+  </w:num>
+  <w:num w:numId="33" w16cid:durableId="191849348">
+    <w:abstractNumId w:val="39"/>
+  </w:num>
+  <w:num w:numId="34" w16cid:durableId="739641830">
+    <w:abstractNumId w:val="6"/>
+  </w:num>
+  <w:num w:numId="35" w16cid:durableId="1233851307">
+    <w:abstractNumId w:val="22"/>
+  </w:num>
+  <w:num w:numId="36" w16cid:durableId="125902906">
+    <w:abstractNumId w:val="41"/>
+  </w:num>
+  <w:num w:numId="37" w16cid:durableId="1007437590">
+    <w:abstractNumId w:val="25"/>
+  </w:num>
+  <w:num w:numId="38" w16cid:durableId="598223763">
+    <w:abstractNumId w:val="38"/>
+  </w:num>
+  <w:num w:numId="39" w16cid:durableId="1236432746">
     <w:abstractNumId w:val="33"/>
   </w:num>
-  <w:num w:numId="3">
-    <w:abstractNumId w:val="29"/>
+  <w:num w:numId="40" w16cid:durableId="1943687840">
+    <w:abstractNumId w:val="11"/>
   </w:num>
-  <w:num w:numId="4">
-    <w:abstractNumId w:val="14"/>
+  <w:num w:numId="41" w16cid:durableId="1981764938">
+    <w:abstractNumId w:val="20"/>
   </w:num>
-  <w:num w:numId="5">
-    <w:abstractNumId w:val="15"/>
+  <w:num w:numId="42" w16cid:durableId="359866389">
+    <w:abstractNumId w:val="35"/>
   </w:num>
-  <w:num w:numId="6">
-    <w:abstractNumId w:val="5"/>
+  <w:num w:numId="43" w16cid:durableId="1559167508">
+    <w:abstractNumId w:val="42"/>
   </w:num>
-  <w:num w:numId="7">
-    <w:abstractNumId w:val="22"/>
-  </w:num>
-  <w:num w:numId="8">
+  <w:num w:numId="44" w16cid:durableId="2072533639">
     <w:abstractNumId w:val="13"/>
   </w:num>
-  <w:num w:numId="9">
-    <w:abstractNumId w:val="4"/>
+  <w:num w:numId="45" w16cid:durableId="1923027268">
+    <w:abstractNumId w:val="45"/>
   </w:num>
-  <w:num w:numId="10">
-    <w:abstractNumId w:val="32"/>
-  </w:num>
-  <w:num w:numId="11">
-    <w:abstractNumId w:val="10"/>
-  </w:num>
-  <w:num w:numId="12">
-    <w:abstractNumId w:val="8"/>
-  </w:num>
-  <w:num w:numId="13">
-    <w:abstractNumId w:val="11"/>
-  </w:num>
-  <w:num w:numId="14">
-    <w:abstractNumId w:val="7"/>
-  </w:num>
-  <w:num w:numId="15">
-    <w:abstractNumId w:val="24"/>
-  </w:num>
-  <w:num w:numId="16">
-    <w:abstractNumId w:val="12"/>
-  </w:num>
-  <w:num w:numId="17">
-    <w:abstractNumId w:val="1"/>
-  </w:num>
-  <w:num w:numId="18">
-    <w:abstractNumId w:val="17"/>
-  </w:num>
-  <w:num w:numId="19">
-    <w:abstractNumId w:val="21"/>
-  </w:num>
-  <w:num w:numId="20">
-    <w:abstractNumId w:val="20"/>
-  </w:num>
-  <w:num w:numId="21">
-    <w:abstractNumId w:val="27"/>
-  </w:num>
-  <w:num w:numId="22">
-    <w:abstractNumId w:val="9"/>
-  </w:num>
-  <w:num w:numId="23">
-    <w:abstractNumId w:val="16"/>
-  </w:num>
-  <w:num w:numId="24">
-    <w:abstractNumId w:val="3"/>
-  </w:num>
-  <w:num w:numId="25">
-    <w:abstractNumId w:val="28"/>
-  </w:num>
-  <w:num w:numId="26">
-    <w:abstractNumId w:val="26"/>
-  </w:num>
-  <w:num w:numId="27">
-    <w:abstractNumId w:val="25"/>
-  </w:num>
-  <w:num w:numId="28">
-    <w:abstractNumId w:val="2"/>
-  </w:num>
-  <w:num w:numId="29">
-    <w:abstractNumId w:val="23"/>
-  </w:num>
-  <w:num w:numId="30">
-    <w:abstractNumId w:val="18"/>
-  </w:num>
-  <w:num w:numId="31">
-    <w:abstractNumId w:val="19"/>
-  </w:num>
-  <w:num w:numId="32">
-    <w:abstractNumId w:val="30"/>
-  </w:num>
-  <w:num w:numId="33">
-    <w:abstractNumId w:val="31"/>
-  </w:num>
-  <w:num w:numId="34">
-    <w:abstractNumId w:val="6"/>
+  <w:num w:numId="46" w16cid:durableId="1912426433">
+    <w:abstractNumId w:val="40"/>
   </w:num>
 </w:numbering>
 </file>
 
 <file path=word/styles.xml><?xml version="1.0" encoding="utf-8"?>
-<w:styles xmlns:mc="http://schemas.openxmlformats.org/markup-compatibility/2006" xmlns:r="http://schemas.openxmlformats.org/officeDocument/2006/relationships" xmlns:w="http://schemas.openxmlformats.org/wordprocessingml/2006/main" xmlns:w14="http://schemas.microsoft.com/office/word/2010/wordml" xmlns:w15="http://schemas.microsoft.com/office/word/2012/wordml" mc:Ignorable="w14 w15">
+<w:styles xmlns:mc="http://schemas.openxmlformats.org/markup-compatibility/2006" xmlns:r="http://schemas.openxmlformats.org/officeDocument/2006/relationships" xmlns:w="http://schemas.openxmlformats.org/wordprocessingml/2006/main" xmlns:w14="http://schemas.microsoft.com/office/word/2010/wordml" xmlns:w15="http://schemas.microsoft.com/office/word/2012/wordml" xmlns:w16cex="http://schemas.microsoft.com/office/word/2018/wordml/cex" xmlns:w16cid="http://schemas.microsoft.com/office/word/2016/wordml/cid" xmlns:w16="http://schemas.microsoft.com/office/word/2018/wordml" xmlns:w16du="http://schemas.microsoft.com/office/word/2023/wordml/word16du" xmlns:w16sdtdh="http://schemas.microsoft.com/office/word/2020/wordml/sdtdatahash" xmlns:w16sdtfl="http://schemas.microsoft.com/office/word/2024/wordml/sdtformatlock" xmlns:w16se="http://schemas.microsoft.com/office/word/2015/wordml/symex" mc:Ignorable="w14 w15 w16se w16cid w16 w16cex w16sdtdh w16sdtfl w16du">
   <w:docDefaults>
     <w:rPrDefault>
       <w:rPr>
@@ -16038,7 +19188,7 @@
       </w:pPr>
     </w:pPrDefault>
   </w:docDefaults>
-  <w:latentStyles w:defLockedState="0" w:defUIPriority="99" w:defSemiHidden="0" w:defUnhideWhenUsed="0" w:defQFormat="0" w:count="371">
+  <w:latentStyles w:defLockedState="0" w:defUIPriority="99" w:defSemiHidden="0" w:defUnhideWhenUsed="0" w:defQFormat="0" w:count="376">
     <w:lsdException w:name="Normal" w:uiPriority="0" w:qFormat="1"/>
     <w:lsdException w:name="heading 1" w:uiPriority="9" w:qFormat="1"/>
     <w:lsdException w:name="heading 2" w:semiHidden="1" w:uiPriority="9" w:unhideWhenUsed="1" w:qFormat="1"/>
@@ -16410,6 +19560,11 @@
     <w:lsdException w:name="List Table 5 Dark Accent 6" w:uiPriority="50"/>
     <w:lsdException w:name="List Table 6 Colorful Accent 6" w:uiPriority="51"/>
     <w:lsdException w:name="List Table 7 Colorful Accent 6" w:uiPriority="52"/>
+    <w:lsdException w:name="Mention" w:semiHidden="1" w:unhideWhenUsed="1"/>
+    <w:lsdException w:name="Smart Hyperlink" w:semiHidden="1" w:unhideWhenUsed="1"/>
+    <w:lsdException w:name="Hashtag" w:semiHidden="1" w:unhideWhenUsed="1"/>
+    <w:lsdException w:name="Unresolved Mention" w:semiHidden="1" w:unhideWhenUsed="1"/>
+    <w:lsdException w:name="Smart Link" w:semiHidden="1" w:unhideWhenUsed="1"/>
   </w:latentStyles>
   <w:style w:type="paragraph" w:default="1" w:styleId="Normalny">
     <w:name w:val="Normal"/>
@@ -16530,7 +19685,6 @@
   <w:style w:type="character" w:default="1" w:styleId="Domylnaczcionkaakapitu">
     <w:name w:val="Default Paragraph Font"/>
     <w:uiPriority w:val="1"/>
-    <w:semiHidden/>
     <w:unhideWhenUsed/>
   </w:style>
   <w:style w:type="table" w:default="1" w:styleId="Standardowy">
@@ -16668,8 +19822,8 @@
       <w:u w:val="single"/>
     </w:rPr>
   </w:style>
-  <w:style w:type="character" w:customStyle="1" w:styleId="UnresolvedMention">
-    <w:name w:val="Unresolved Mention"/>
+  <w:style w:type="character" w:customStyle="1" w:styleId="Nierozpoznanawzmianka1">
+    <w:name w:val="Nierozpoznana wzmianka1"/>
     <w:basedOn w:val="Domylnaczcionkaakapitu"/>
     <w:uiPriority w:val="99"/>
     <w:semiHidden/>

--- a/Downloads/ProjektIO/Projekt IO.docx
+++ b/Downloads/ProjektIO/Projekt IO.docx
@@ -1093,7 +1093,7 @@
                     <pic:cNvPicPr preferRelativeResize="0"/>
                   </pic:nvPicPr>
                   <pic:blipFill>
-                    <a:blip r:embed="rId5"/>
+                    <a:blip r:embed="rId6"/>
                     <a:srcRect/>
                     <a:stretch>
                       <a:fillRect/>
@@ -1136,7 +1136,7 @@
                     <pic:cNvPicPr preferRelativeResize="0"/>
                   </pic:nvPicPr>
                   <pic:blipFill>
-                    <a:blip r:embed="rId6"/>
+                    <a:blip r:embed="rId7"/>
                     <a:srcRect/>
                     <a:stretch>
                       <a:fillRect/>
@@ -1180,7 +1180,7 @@
                     <pic:cNvPicPr preferRelativeResize="0"/>
                   </pic:nvPicPr>
                   <pic:blipFill>
-                    <a:blip r:embed="rId7"/>
+                    <a:blip r:embed="rId8"/>
                     <a:srcRect/>
                     <a:stretch>
                       <a:fillRect/>
@@ -1223,7 +1223,7 @@
                     <pic:cNvPicPr preferRelativeResize="0"/>
                   </pic:nvPicPr>
                   <pic:blipFill>
-                    <a:blip r:embed="rId8"/>
+                    <a:blip r:embed="rId9"/>
                     <a:srcRect/>
                     <a:stretch>
                       <a:fillRect/>
@@ -1267,7 +1267,7 @@
                     <pic:cNvPicPr preferRelativeResize="0"/>
                   </pic:nvPicPr>
                   <pic:blipFill>
-                    <a:blip r:embed="rId9"/>
+                    <a:blip r:embed="rId10"/>
                     <a:srcRect/>
                     <a:stretch>
                       <a:fillRect/>
@@ -1310,7 +1310,7 @@
                     <pic:cNvPicPr preferRelativeResize="0"/>
                   </pic:nvPicPr>
                   <pic:blipFill>
-                    <a:blip r:embed="rId10"/>
+                    <a:blip r:embed="rId11"/>
                     <a:srcRect/>
                     <a:stretch>
                       <a:fillRect/>
@@ -1354,7 +1354,7 @@
                     <pic:cNvPicPr preferRelativeResize="0"/>
                   </pic:nvPicPr>
                   <pic:blipFill>
-                    <a:blip r:embed="rId11"/>
+                    <a:blip r:embed="rId12"/>
                     <a:srcRect/>
                     <a:stretch>
                       <a:fillRect/>
@@ -1397,7 +1397,7 @@
                     <pic:cNvPicPr preferRelativeResize="0"/>
                   </pic:nvPicPr>
                   <pic:blipFill>
-                    <a:blip r:embed="rId12"/>
+                    <a:blip r:embed="rId13"/>
                     <a:srcRect/>
                     <a:stretch>
                       <a:fillRect/>
@@ -1441,7 +1441,7 @@
                     <pic:cNvPicPr preferRelativeResize="0"/>
                   </pic:nvPicPr>
                   <pic:blipFill>
-                    <a:blip r:embed="rId13"/>
+                    <a:blip r:embed="rId14"/>
                     <a:srcRect/>
                     <a:stretch>
                       <a:fillRect/>
@@ -1484,7 +1484,7 @@
                     <pic:cNvPicPr preferRelativeResize="0"/>
                   </pic:nvPicPr>
                   <pic:blipFill>
-                    <a:blip r:embed="rId14"/>
+                    <a:blip r:embed="rId15"/>
                     <a:srcRect/>
                     <a:stretch>
                       <a:fillRect/>
@@ -1562,7 +1562,7 @@
                     <pic:cNvPicPr/>
                   </pic:nvPicPr>
                   <pic:blipFill>
-                    <a:blip r:embed="rId15"/>
+                    <a:blip r:embed="rId16"/>
                     <a:stretch>
                       <a:fillRect/>
                     </a:stretch>
@@ -3466,7 +3466,7 @@
                     <pic:cNvPicPr/>
                   </pic:nvPicPr>
                   <pic:blipFill>
-                    <a:blip r:embed="rId16">
+                    <a:blip r:embed="rId17">
                       <a:extLst>
                         <a:ext uri="{28A0092B-C50C-407E-A947-70E740481C1C}">
                           <a14:useLocalDpi xmlns:a14="http://schemas.microsoft.com/office/drawing/2010/main"/>
@@ -3506,14 +3506,27 @@
       <w:r>
         <w:t xml:space="preserve"> </w:t>
       </w:r>
-      <w:fldSimple w:instr=" SEQ Figure \* ARABIC ">
-        <w:r>
-          <w:rPr>
-            <w:noProof/>
-          </w:rPr>
-          <w:t>1</w:t>
-        </w:r>
-      </w:fldSimple>
+      <w:r>
+        <w:fldChar w:fldCharType="begin"/>
+      </w:r>
+      <w:r>
+        <w:instrText xml:space="preserve"> SEQ Figure \* ARABIC </w:instrText>
+      </w:r>
+      <w:r>
+        <w:fldChar w:fldCharType="separate"/>
+      </w:r>
+      <w:r>
+        <w:rPr>
+          <w:noProof/>
+        </w:rPr>
+        <w:t>1</w:t>
+      </w:r>
+      <w:r>
+        <w:rPr>
+          <w:noProof/>
+        </w:rPr>
+        <w:fldChar w:fldCharType="end"/>
+      </w:r>
       <w:r>
         <w:t xml:space="preserve"> Igor Wróblewski</w:t>
       </w:r>
@@ -3593,7 +3606,7 @@
                     </pic:cNvPicPr>
                   </pic:nvPicPr>
                   <pic:blipFill>
-                    <a:blip r:embed="rId17">
+                    <a:blip r:embed="rId18">
                       <a:extLst>
                         <a:ext uri="{28A0092B-C50C-407E-A947-70E740481C1C}">
                           <a14:useLocalDpi xmlns:a14="http://schemas.microsoft.com/office/drawing/2010/main" val="0"/>
@@ -3743,7 +3756,7 @@
                     <pic:cNvPicPr/>
                   </pic:nvPicPr>
                   <pic:blipFill>
-                    <a:blip r:embed="rId18"/>
+                    <a:blip r:embed="rId19"/>
                     <a:stretch>
                       <a:fillRect/>
                     </a:stretch>
@@ -3820,7 +3833,7 @@
                     <pic:cNvPicPr/>
                   </pic:nvPicPr>
                   <pic:blipFill>
-                    <a:blip r:embed="rId19"/>
+                    <a:blip r:embed="rId20"/>
                     <a:stretch>
                       <a:fillRect/>
                     </a:stretch>
@@ -4921,7 +4934,7 @@
                     </pic:cNvPicPr>
                   </pic:nvPicPr>
                   <pic:blipFill>
-                    <a:blip r:embed="rId20">
+                    <a:blip r:embed="rId21">
                       <a:extLst>
                         <a:ext uri="{28A0092B-C50C-407E-A947-70E740481C1C}">
                           <a14:useLocalDpi xmlns:a14="http://schemas.microsoft.com/office/drawing/2010/main" val="0"/>
@@ -5646,7 +5659,7 @@
                     <pic:cNvPicPr/>
                   </pic:nvPicPr>
                   <pic:blipFill>
-                    <a:blip r:embed="rId21"/>
+                    <a:blip r:embed="rId22"/>
                     <a:stretch>
                       <a:fillRect/>
                     </a:stretch>
@@ -6127,7 +6140,7 @@
                     <pic:cNvPicPr/>
                   </pic:nvPicPr>
                   <pic:blipFill>
-                    <a:blip r:embed="rId22"/>
+                    <a:blip r:embed="rId23"/>
                     <a:stretch>
                       <a:fillRect/>
                     </a:stretch>
@@ -8185,7 +8198,7 @@
                     <pic:cNvPicPr/>
                   </pic:nvPicPr>
                   <pic:blipFill>
-                    <a:blip r:embed="rId23"/>
+                    <a:blip r:embed="rId24"/>
                     <a:stretch>
                       <a:fillRect/>
                     </a:stretch>
@@ -8367,7 +8380,7 @@
                     </pic:cNvPicPr>
                   </pic:nvPicPr>
                   <pic:blipFill>
-                    <a:blip r:embed="rId24">
+                    <a:blip r:embed="rId25">
                       <a:extLst>
                         <a:ext uri="{28A0092B-C50C-407E-A947-70E740481C1C}">
                           <a14:useLocalDpi xmlns:a14="http://schemas.microsoft.com/office/drawing/2010/main" val="0"/>
@@ -10211,7 +10224,7 @@
                     </pic:cNvPicPr>
                   </pic:nvPicPr>
                   <pic:blipFill>
-                    <a:blip r:embed="rId25" cstate="print">
+                    <a:blip r:embed="rId26" cstate="print">
                       <a:extLst>
                         <a:ext uri="{28A0092B-C50C-407E-A947-70E740481C1C}">
                           <a14:useLocalDpi xmlns:a14="http://schemas.microsoft.com/office/drawing/2010/main" val="0"/>
@@ -10484,7 +10497,7 @@
                     <pic:cNvPicPr/>
                   </pic:nvPicPr>
                   <pic:blipFill>
-                    <a:blip r:embed="rId26"/>
+                    <a:blip r:embed="rId27"/>
                     <a:stretch>
                       <a:fillRect/>
                     </a:stretch>
@@ -12798,7 +12811,677 @@
         <w:t>Uzupełnienie danych w systemie po przywróceniu połączenia</w:t>
       </w:r>
     </w:p>
+    <w:p>
+      <w:pPr>
+        <w:pStyle w:val="Nagwek3"/>
+      </w:pPr>
+      <w:r>
+        <w:lastRenderedPageBreak/>
+        <w:t>10</w:t>
+      </w:r>
+      <w:r>
+        <w:t xml:space="preserve">. </w:t>
+      </w:r>
+      <w:r>
+        <w:t xml:space="preserve">Kosztorys realizacji </w:t>
+      </w:r>
+      <w:r>
+        <w:t>przedsięwzięcia</w:t>
+      </w:r>
+    </w:p>
+    <w:p>
+      <w:pPr>
+        <w:pStyle w:val="Akapitzlist"/>
+        <w:numPr>
+          <w:ilvl w:val="0"/>
+          <w:numId w:val="29"/>
+        </w:numPr>
+        <w:rPr>
+          <w:sz w:val="24"/>
+          <w:szCs w:val="24"/>
+        </w:rPr>
+      </w:pPr>
+      <w:r>
+        <w:rPr>
+          <w:sz w:val="24"/>
+          <w:szCs w:val="24"/>
+        </w:rPr>
+        <w:t>Kosztorys podstawowy</w:t>
+      </w:r>
+    </w:p>
+    <w:tbl>
+      <w:tblPr>
+        <w:tblStyle w:val="Tabela-Siatka"/>
+        <w:tblW w:w="5000" w:type="pct"/>
+        <w:jc w:val="center"/>
+        <w:tblLook w:val="04A0" w:firstRow="1" w:lastRow="0" w:firstColumn="1" w:lastColumn="0" w:noHBand="0" w:noVBand="1"/>
+      </w:tblPr>
+      <w:tblGrid>
+        <w:gridCol w:w="2254"/>
+        <w:gridCol w:w="2255"/>
+        <w:gridCol w:w="2255"/>
+        <w:gridCol w:w="2255"/>
+      </w:tblGrid>
+      <w:tr>
+        <w:trPr>
+          <w:jc w:val="center"/>
+        </w:trPr>
+        <w:tc>
+          <w:tcPr>
+            <w:tcW w:w="1250" w:type="pct"/>
+            <w:vAlign w:val="center"/>
+          </w:tcPr>
+          <w:p>
+            <w:r>
+              <w:rPr>
+                <w:rStyle w:val="Pogrubienie"/>
+              </w:rPr>
+              <w:t>Etap</w:t>
+            </w:r>
+          </w:p>
+        </w:tc>
+        <w:tc>
+          <w:tcPr>
+            <w:tcW w:w="1250" w:type="pct"/>
+            <w:vAlign w:val="center"/>
+          </w:tcPr>
+          <w:p>
+            <w:r>
+              <w:t>Opis prac i</w:t>
+            </w:r>
+            <w:r>
+              <w:t xml:space="preserve"> </w:t>
+            </w:r>
+            <w:r>
+              <w:t>funkcjonalności</w:t>
+            </w:r>
+          </w:p>
+        </w:tc>
+        <w:tc>
+          <w:tcPr>
+            <w:tcW w:w="1250" w:type="pct"/>
+            <w:vAlign w:val="center"/>
+          </w:tcPr>
+          <w:p>
+            <w:r>
+              <w:t>Czas (Rbg)</w:t>
+            </w:r>
+          </w:p>
+        </w:tc>
+        <w:tc>
+          <w:tcPr>
+            <w:tcW w:w="1250" w:type="pct"/>
+            <w:vAlign w:val="center"/>
+          </w:tcPr>
+          <w:p>
+            <w:r>
+              <w:t>Koszt netto (PLN)</w:t>
+            </w:r>
+          </w:p>
+        </w:tc>
+      </w:tr>
+      <w:tr>
+        <w:trPr>
+          <w:jc w:val="center"/>
+        </w:trPr>
+        <w:tc>
+          <w:tcPr>
+            <w:tcW w:w="1250" w:type="pct"/>
+            <w:vAlign w:val="center"/>
+          </w:tcPr>
+          <w:p>
+            <w:r>
+              <w:t>1. Analiza i Projektowanie</w:t>
+            </w:r>
+          </w:p>
+        </w:tc>
+        <w:tc>
+          <w:tcPr>
+            <w:tcW w:w="1250" w:type="pct"/>
+            <w:vAlign w:val="center"/>
+          </w:tcPr>
+          <w:p>
+            <w:r>
+              <w:t>Zebranie wymagań, projekt architektury bazy danych (3NF), makiety UI/UX, diagramy UML.</w:t>
+            </w:r>
+          </w:p>
+        </w:tc>
+        <w:tc>
+          <w:tcPr>
+            <w:tcW w:w="1250" w:type="pct"/>
+            <w:vAlign w:val="center"/>
+          </w:tcPr>
+          <w:p>
+            <w:r>
+              <w:t>40</w:t>
+            </w:r>
+          </w:p>
+        </w:tc>
+        <w:tc>
+          <w:tcPr>
+            <w:tcW w:w="1250" w:type="pct"/>
+            <w:vAlign w:val="center"/>
+          </w:tcPr>
+          <w:p>
+            <w:r>
+              <w:t>6 000 zł</w:t>
+            </w:r>
+          </w:p>
+        </w:tc>
+      </w:tr>
+      <w:tr>
+        <w:trPr>
+          <w:jc w:val="center"/>
+        </w:trPr>
+        <w:tc>
+          <w:tcPr>
+            <w:tcW w:w="1250" w:type="pct"/>
+            <w:vAlign w:val="center"/>
+          </w:tcPr>
+          <w:p>
+            <w:r>
+              <w:t>2. Moduł Rezerwacji i CRM</w:t>
+            </w:r>
+          </w:p>
+        </w:tc>
+        <w:tc>
+          <w:tcPr>
+            <w:tcW w:w="1250" w:type="pct"/>
+            <w:vAlign w:val="center"/>
+          </w:tcPr>
+          <w:p>
+            <w:r>
+              <w:t>Panel klienta, logowanie, kalendarz dostępności osi, zarządzanie profilami, statusy rezerwacji.</w:t>
+            </w:r>
+          </w:p>
+        </w:tc>
+        <w:tc>
+          <w:tcPr>
+            <w:tcW w:w="1250" w:type="pct"/>
+            <w:vAlign w:val="center"/>
+          </w:tcPr>
+          <w:p>
+            <w:r>
+              <w:t>80</w:t>
+            </w:r>
+          </w:p>
+        </w:tc>
+        <w:tc>
+          <w:tcPr>
+            <w:tcW w:w="1250" w:type="pct"/>
+            <w:vAlign w:val="center"/>
+          </w:tcPr>
+          <w:p>
+            <w:r>
+              <w:t>12 000 zł</w:t>
+            </w:r>
+          </w:p>
+        </w:tc>
+      </w:tr>
+      <w:tr>
+        <w:trPr>
+          <w:jc w:val="center"/>
+        </w:trPr>
+        <w:tc>
+          <w:tcPr>
+            <w:tcW w:w="1250" w:type="pct"/>
+            <w:vAlign w:val="center"/>
+          </w:tcPr>
+          <w:p>
+            <w:r>
+              <w:t>3. Moduł Obsługi Wizyt</w:t>
+            </w:r>
+          </w:p>
+        </w:tc>
+        <w:tc>
+          <w:tcPr>
+            <w:tcW w:w="1250" w:type="pct"/>
+            <w:vAlign w:val="center"/>
+          </w:tcPr>
+          <w:p>
+            <w:r>
+              <w:t xml:space="preserve">Interfejs instruktora, weryfikacja tożsamości (PESEL), procesy </w:t>
+            </w:r>
+            <w:proofErr w:type="spellStart"/>
+            <w:r>
+              <w:t>Check</w:t>
+            </w:r>
+            <w:proofErr w:type="spellEnd"/>
+            <w:r>
+              <w:t xml:space="preserve">-in oraz </w:t>
+            </w:r>
+            <w:proofErr w:type="spellStart"/>
+            <w:r>
+              <w:t>Check</w:t>
+            </w:r>
+            <w:proofErr w:type="spellEnd"/>
+            <w:r>
+              <w:t>-out.</w:t>
+            </w:r>
+          </w:p>
+        </w:tc>
+        <w:tc>
+          <w:tcPr>
+            <w:tcW w:w="1250" w:type="pct"/>
+            <w:vAlign w:val="center"/>
+          </w:tcPr>
+          <w:p>
+            <w:r>
+              <w:t>60</w:t>
+            </w:r>
+          </w:p>
+        </w:tc>
+        <w:tc>
+          <w:tcPr>
+            <w:tcW w:w="1250" w:type="pct"/>
+            <w:vAlign w:val="center"/>
+          </w:tcPr>
+          <w:p>
+            <w:r>
+              <w:t>9 000 zł</w:t>
+            </w:r>
+          </w:p>
+        </w:tc>
+      </w:tr>
+      <w:tr>
+        <w:trPr>
+          <w:jc w:val="center"/>
+        </w:trPr>
+        <w:tc>
+          <w:tcPr>
+            <w:tcW w:w="1250" w:type="pct"/>
+            <w:vAlign w:val="center"/>
+          </w:tcPr>
+          <w:p>
+            <w:r>
+              <w:t>4. Moduł Magazynowy</w:t>
+            </w:r>
+          </w:p>
+        </w:tc>
+        <w:tc>
+          <w:tcPr>
+            <w:tcW w:w="1250" w:type="pct"/>
+            <w:vAlign w:val="center"/>
+          </w:tcPr>
+          <w:p>
+            <w:r>
+              <w:t xml:space="preserve">Ewidencja i aktualizacja przebiegu egzemplarzy broni, stany magazynowe amunicji, </w:t>
+            </w:r>
+            <w:proofErr w:type="spellStart"/>
+            <w:r>
+              <w:t>triggery</w:t>
+            </w:r>
+            <w:proofErr w:type="spellEnd"/>
+            <w:r>
+              <w:t xml:space="preserve"> bazy danych.</w:t>
+            </w:r>
+          </w:p>
+        </w:tc>
+        <w:tc>
+          <w:tcPr>
+            <w:tcW w:w="1250" w:type="pct"/>
+            <w:vAlign w:val="center"/>
+          </w:tcPr>
+          <w:p>
+            <w:r>
+              <w:t>70</w:t>
+            </w:r>
+          </w:p>
+        </w:tc>
+        <w:tc>
+          <w:tcPr>
+            <w:tcW w:w="1250" w:type="pct"/>
+            <w:vAlign w:val="center"/>
+          </w:tcPr>
+          <w:p>
+            <w:r>
+              <w:t>10 500 zł</w:t>
+            </w:r>
+          </w:p>
+        </w:tc>
+      </w:tr>
+      <w:tr>
+        <w:trPr>
+          <w:jc w:val="center"/>
+        </w:trPr>
+        <w:tc>
+          <w:tcPr>
+            <w:tcW w:w="1250" w:type="pct"/>
+            <w:vAlign w:val="center"/>
+          </w:tcPr>
+          <w:p>
+            <w:r>
+              <w:t>5. Infrastruktura i Bezpieczeństwo</w:t>
+            </w:r>
+          </w:p>
+        </w:tc>
+        <w:tc>
+          <w:tcPr>
+            <w:tcW w:w="1250" w:type="pct"/>
+            <w:vAlign w:val="center"/>
+          </w:tcPr>
+          <w:p>
+            <w:r>
+              <w:t xml:space="preserve">Konfiguracja serwera aplikacji, wdrożenie bazy </w:t>
+            </w:r>
+            <w:proofErr w:type="spellStart"/>
+            <w:r>
+              <w:t>PostgreSQL</w:t>
+            </w:r>
+            <w:proofErr w:type="spellEnd"/>
+            <w:r>
+              <w:t>, mechanizmy szyfrowania danych wrażliwych.</w:t>
+            </w:r>
+          </w:p>
+        </w:tc>
+        <w:tc>
+          <w:tcPr>
+            <w:tcW w:w="1250" w:type="pct"/>
+            <w:vAlign w:val="center"/>
+          </w:tcPr>
+          <w:p>
+            <w:r>
+              <w:t>30</w:t>
+            </w:r>
+          </w:p>
+        </w:tc>
+        <w:tc>
+          <w:tcPr>
+            <w:tcW w:w="1250" w:type="pct"/>
+            <w:vAlign w:val="center"/>
+          </w:tcPr>
+          <w:p>
+            <w:r>
+              <w:t>4 500 zł</w:t>
+            </w:r>
+          </w:p>
+        </w:tc>
+      </w:tr>
+      <w:tr>
+        <w:trPr>
+          <w:jc w:val="center"/>
+        </w:trPr>
+        <w:tc>
+          <w:tcPr>
+            <w:tcW w:w="1250" w:type="pct"/>
+            <w:vAlign w:val="center"/>
+          </w:tcPr>
+          <w:p>
+            <w:r>
+              <w:t>6. Wdrożenie i Szkolenia</w:t>
+            </w:r>
+          </w:p>
+        </w:tc>
+        <w:tc>
+          <w:tcPr>
+            <w:tcW w:w="1250" w:type="pct"/>
+            <w:vAlign w:val="center"/>
+          </w:tcPr>
+          <w:p>
+            <w:r>
+              <w:t>Instalacja systemu na środowisku produkcyjnym, jednodniowe szkolenie dla instruktorów i administratora.</w:t>
+            </w:r>
+          </w:p>
+        </w:tc>
+        <w:tc>
+          <w:tcPr>
+            <w:tcW w:w="1250" w:type="pct"/>
+            <w:vAlign w:val="center"/>
+          </w:tcPr>
+          <w:p>
+            <w:r>
+              <w:t>16</w:t>
+            </w:r>
+          </w:p>
+        </w:tc>
+        <w:tc>
+          <w:tcPr>
+            <w:tcW w:w="1250" w:type="pct"/>
+            <w:vAlign w:val="center"/>
+          </w:tcPr>
+          <w:p>
+            <w:r>
+              <w:t>2 400 zł</w:t>
+            </w:r>
+          </w:p>
+        </w:tc>
+      </w:tr>
+      <w:tr>
+        <w:trPr>
+          <w:jc w:val="center"/>
+        </w:trPr>
+        <w:tc>
+          <w:tcPr>
+            <w:tcW w:w="1250" w:type="pct"/>
+            <w:vAlign w:val="center"/>
+          </w:tcPr>
+          <w:p>
+            <w:r>
+              <w:t>RAZEM:</w:t>
+            </w:r>
+          </w:p>
+        </w:tc>
+        <w:tc>
+          <w:tcPr>
+            <w:tcW w:w="1250" w:type="pct"/>
+            <w:vAlign w:val="center"/>
+          </w:tcPr>
+          <w:p>
+            <w:r>
+              <w:t>Kompleksowa realizacja systemu w wersji podstawowej</w:t>
+            </w:r>
+          </w:p>
+        </w:tc>
+        <w:tc>
+          <w:tcPr>
+            <w:tcW w:w="1250" w:type="pct"/>
+            <w:vAlign w:val="center"/>
+          </w:tcPr>
+          <w:p>
+            <w:r>
+              <w:t>296</w:t>
+            </w:r>
+          </w:p>
+        </w:tc>
+        <w:tc>
+          <w:tcPr>
+            <w:tcW w:w="1250" w:type="pct"/>
+            <w:vAlign w:val="center"/>
+          </w:tcPr>
+          <w:p>
+            <w:r>
+              <w:t>44 400 zł</w:t>
+            </w:r>
+          </w:p>
+        </w:tc>
+      </w:tr>
+    </w:tbl>
     <w:p/>
+    <w:p>
+      <w:pPr>
+        <w:pStyle w:val="Akapitzlist"/>
+        <w:numPr>
+          <w:ilvl w:val="0"/>
+          <w:numId w:val="29"/>
+        </w:numPr>
+        <w:rPr>
+          <w:sz w:val="24"/>
+          <w:szCs w:val="24"/>
+        </w:rPr>
+      </w:pPr>
+      <w:r>
+        <w:rPr>
+          <w:sz w:val="24"/>
+          <w:szCs w:val="24"/>
+        </w:rPr>
+        <w:t>Koszty utrzymania</w:t>
+      </w:r>
+    </w:p>
+    <w:p>
+      <w:pPr>
+        <w:rPr>
+          <w:sz w:val="24"/>
+          <w:szCs w:val="24"/>
+        </w:rPr>
+      </w:pPr>
+      <w:r>
+        <w:rPr>
+          <w:sz w:val="24"/>
+          <w:szCs w:val="24"/>
+        </w:rPr>
+        <w:t>-</w:t>
+      </w:r>
+      <w:r>
+        <w:rPr>
+          <w:sz w:val="24"/>
+          <w:szCs w:val="24"/>
+        </w:rPr>
+        <w:t>Hosting i infrastruktura chmurowa: 350 zł netto / miesiąc.</w:t>
+      </w:r>
+    </w:p>
+    <w:p>
+      <w:pPr>
+        <w:rPr>
+          <w:sz w:val="24"/>
+          <w:szCs w:val="24"/>
+        </w:rPr>
+      </w:pPr>
+      <w:r>
+        <w:rPr>
+          <w:sz w:val="24"/>
+          <w:szCs w:val="24"/>
+        </w:rPr>
+        <w:t>-</w:t>
+      </w:r>
+      <w:r>
+        <w:rPr>
+          <w:sz w:val="24"/>
+          <w:szCs w:val="24"/>
+        </w:rPr>
+        <w:t>Wsparcie techniczne</w:t>
+      </w:r>
+      <w:r>
+        <w:rPr>
+          <w:b/>
+          <w:bCs/>
+          <w:sz w:val="24"/>
+          <w:szCs w:val="24"/>
+        </w:rPr>
+        <w:t>:</w:t>
+      </w:r>
+      <w:r>
+        <w:rPr>
+          <w:sz w:val="24"/>
+          <w:szCs w:val="24"/>
+        </w:rPr>
+        <w:t xml:space="preserve"> Gwarantowany czas reakcji na błędy krytyczne do 4 godzin– 1 200 zł netto / miesiąc.</w:t>
+      </w:r>
+    </w:p>
+    <w:p>
+      <w:pPr>
+        <w:rPr>
+          <w:sz w:val="24"/>
+          <w:szCs w:val="24"/>
+        </w:rPr>
+      </w:pPr>
+    </w:p>
+    <w:p>
+      <w:pPr>
+        <w:pStyle w:val="Akapitzlist"/>
+        <w:numPr>
+          <w:ilvl w:val="0"/>
+          <w:numId w:val="29"/>
+        </w:numPr>
+        <w:rPr>
+          <w:sz w:val="24"/>
+          <w:szCs w:val="24"/>
+        </w:rPr>
+      </w:pPr>
+      <w:r>
+        <w:rPr>
+          <w:sz w:val="24"/>
+          <w:szCs w:val="24"/>
+        </w:rPr>
+        <w:lastRenderedPageBreak/>
+        <w:t>Warunki płatności</w:t>
+      </w:r>
+    </w:p>
+    <w:p>
+      <w:pPr>
+        <w:ind w:left="360"/>
+        <w:rPr>
+          <w:sz w:val="24"/>
+          <w:szCs w:val="24"/>
+        </w:rPr>
+      </w:pPr>
+      <w:r>
+        <w:rPr>
+          <w:sz w:val="24"/>
+          <w:szCs w:val="24"/>
+        </w:rPr>
+        <w:t>Rozliczenie projektu realizowane jest w modelu stałej ceny, w oparciu o realizację zdefiniowanych etapów prac. Płatność została podzielona na 3 raty:</w:t>
+      </w:r>
+    </w:p>
+    <w:p>
+      <w:pPr>
+        <w:pStyle w:val="Akapitzlist"/>
+        <w:numPr>
+          <w:ilvl w:val="0"/>
+          <w:numId w:val="48"/>
+        </w:numPr>
+        <w:rPr>
+          <w:sz w:val="24"/>
+          <w:szCs w:val="24"/>
+        </w:rPr>
+      </w:pPr>
+      <w:r>
+        <w:rPr>
+          <w:sz w:val="24"/>
+          <w:szCs w:val="24"/>
+        </w:rPr>
+        <w:t>I rata: 30% (13 320 zł) – Zaliczka uruchamiająca projekt, płatna w dniu podpisania umowy.</w:t>
+      </w:r>
+    </w:p>
+    <w:p>
+      <w:pPr>
+        <w:pStyle w:val="Akapitzlist"/>
+        <w:numPr>
+          <w:ilvl w:val="0"/>
+          <w:numId w:val="48"/>
+        </w:numPr>
+        <w:rPr>
+          <w:sz w:val="24"/>
+          <w:szCs w:val="24"/>
+        </w:rPr>
+      </w:pPr>
+      <w:r>
+        <w:rPr>
+          <w:sz w:val="24"/>
+          <w:szCs w:val="24"/>
+        </w:rPr>
+        <w:t>II rata: 40% (17 760 zł) – Płatność po udostępnieniu działającego oprogramowania na środowisku testowym i zakończeniu testów akceptacyjnych.</w:t>
+      </w:r>
+    </w:p>
+    <w:p>
+      <w:pPr>
+        <w:pStyle w:val="Akapitzlist"/>
+        <w:numPr>
+          <w:ilvl w:val="0"/>
+          <w:numId w:val="48"/>
+        </w:numPr>
+        <w:rPr>
+          <w:sz w:val="24"/>
+          <w:szCs w:val="24"/>
+        </w:rPr>
+      </w:pPr>
+      <w:r>
+        <w:rPr>
+          <w:sz w:val="24"/>
+          <w:szCs w:val="24"/>
+        </w:rPr>
+        <w:t>III rata: 30% (13 320 zł) – Płatność końcowa po wdrożeniu systemu na serwer produkcyjny i obustronnym podpisaniu bezusterkowego protokołu zdawczo-odbiorczego.</w:t>
+      </w:r>
+    </w:p>
     <w:sectPr>
       <w:pgSz w:w="11909" w:h="16834"/>
       <w:pgMar w:top="1440" w:right="1440" w:bottom="1440" w:left="1440" w:header="720" w:footer="720" w:gutter="0"/>
@@ -14782,6 +15465,92 @@
     </w:lvl>
   </w:abstractNum>
   <w:abstractNum w:abstractNumId="14" w15:restartNumberingAfterBreak="0">
+    <w:nsid w:val="2A832717"/>
+    <w:multiLevelType w:val="hybridMultilevel"/>
+    <w:tmpl w:val="5FEEC54C"/>
+    <w:lvl w:ilvl="0" w:tplc="FFFFFFFF">
+      <w:start w:val="1"/>
+      <w:numFmt w:val="decimal"/>
+      <w:lvlText w:val="%1."/>
+      <w:lvlJc w:val="left"/>
+      <w:pPr>
+        <w:ind w:left="720" w:hanging="360"/>
+      </w:pPr>
+    </w:lvl>
+    <w:lvl w:ilvl="1" w:tplc="FFFFFFFF" w:tentative="1">
+      <w:start w:val="1"/>
+      <w:numFmt w:val="lowerLetter"/>
+      <w:lvlText w:val="%2."/>
+      <w:lvlJc w:val="left"/>
+      <w:pPr>
+        <w:ind w:left="1440" w:hanging="360"/>
+      </w:pPr>
+    </w:lvl>
+    <w:lvl w:ilvl="2" w:tplc="FFFFFFFF" w:tentative="1">
+      <w:start w:val="1"/>
+      <w:numFmt w:val="lowerRoman"/>
+      <w:lvlText w:val="%3."/>
+      <w:lvlJc w:val="right"/>
+      <w:pPr>
+        <w:ind w:left="2160" w:hanging="180"/>
+      </w:pPr>
+    </w:lvl>
+    <w:lvl w:ilvl="3" w:tplc="FFFFFFFF" w:tentative="1">
+      <w:start w:val="1"/>
+      <w:numFmt w:val="decimal"/>
+      <w:lvlText w:val="%4."/>
+      <w:lvlJc w:val="left"/>
+      <w:pPr>
+        <w:ind w:left="2880" w:hanging="360"/>
+      </w:pPr>
+    </w:lvl>
+    <w:lvl w:ilvl="4" w:tplc="FFFFFFFF" w:tentative="1">
+      <w:start w:val="1"/>
+      <w:numFmt w:val="lowerLetter"/>
+      <w:lvlText w:val="%5."/>
+      <w:lvlJc w:val="left"/>
+      <w:pPr>
+        <w:ind w:left="3600" w:hanging="360"/>
+      </w:pPr>
+    </w:lvl>
+    <w:lvl w:ilvl="5" w:tplc="FFFFFFFF" w:tentative="1">
+      <w:start w:val="1"/>
+      <w:numFmt w:val="lowerRoman"/>
+      <w:lvlText w:val="%6."/>
+      <w:lvlJc w:val="right"/>
+      <w:pPr>
+        <w:ind w:left="4320" w:hanging="180"/>
+      </w:pPr>
+    </w:lvl>
+    <w:lvl w:ilvl="6" w:tplc="FFFFFFFF" w:tentative="1">
+      <w:start w:val="1"/>
+      <w:numFmt w:val="decimal"/>
+      <w:lvlText w:val="%7."/>
+      <w:lvlJc w:val="left"/>
+      <w:pPr>
+        <w:ind w:left="5040" w:hanging="360"/>
+      </w:pPr>
+    </w:lvl>
+    <w:lvl w:ilvl="7" w:tplc="FFFFFFFF" w:tentative="1">
+      <w:start w:val="1"/>
+      <w:numFmt w:val="lowerLetter"/>
+      <w:lvlText w:val="%8."/>
+      <w:lvlJc w:val="left"/>
+      <w:pPr>
+        <w:ind w:left="5760" w:hanging="360"/>
+      </w:pPr>
+    </w:lvl>
+    <w:lvl w:ilvl="8" w:tplc="FFFFFFFF" w:tentative="1">
+      <w:start w:val="1"/>
+      <w:numFmt w:val="lowerRoman"/>
+      <w:lvlText w:val="%9."/>
+      <w:lvlJc w:val="right"/>
+      <w:pPr>
+        <w:ind w:left="6480" w:hanging="180"/>
+      </w:pPr>
+    </w:lvl>
+  </w:abstractNum>
+  <w:abstractNum w:abstractNumId="15" w15:restartNumberingAfterBreak="0">
     <w:nsid w:val="2C0876D3"/>
     <w:multiLevelType w:val="multilevel"/>
     <w:tmpl w:val="851E5E6A"/>
@@ -14930,7 +15699,7 @@
       </w:rPr>
     </w:lvl>
   </w:abstractNum>
-  <w:abstractNum w:abstractNumId="15" w15:restartNumberingAfterBreak="0">
+  <w:abstractNum w:abstractNumId="16" w15:restartNumberingAfterBreak="0">
     <w:nsid w:val="2CA15019"/>
     <w:multiLevelType w:val="multilevel"/>
     <w:tmpl w:val="1F2AD544"/>
@@ -15079,7 +15848,7 @@
       </w:rPr>
     </w:lvl>
   </w:abstractNum>
-  <w:abstractNum w:abstractNumId="16" w15:restartNumberingAfterBreak="0">
+  <w:abstractNum w:abstractNumId="17" w15:restartNumberingAfterBreak="0">
     <w:nsid w:val="2D751BDF"/>
     <w:multiLevelType w:val="multilevel"/>
     <w:tmpl w:val="FE7A3A3E"/>
@@ -15228,7 +15997,7 @@
       </w:rPr>
     </w:lvl>
   </w:abstractNum>
-  <w:abstractNum w:abstractNumId="17" w15:restartNumberingAfterBreak="0">
+  <w:abstractNum w:abstractNumId="18" w15:restartNumberingAfterBreak="0">
     <w:nsid w:val="2F482656"/>
     <w:multiLevelType w:val="multilevel"/>
     <w:tmpl w:val="E960CF18"/>
@@ -15377,7 +16146,7 @@
       </w:rPr>
     </w:lvl>
   </w:abstractNum>
-  <w:abstractNum w:abstractNumId="18" w15:restartNumberingAfterBreak="0">
+  <w:abstractNum w:abstractNumId="19" w15:restartNumberingAfterBreak="0">
     <w:nsid w:val="36761323"/>
     <w:multiLevelType w:val="multilevel"/>
     <w:tmpl w:val="9B3A65EE"/>
@@ -15526,7 +16295,7 @@
       </w:rPr>
     </w:lvl>
   </w:abstractNum>
-  <w:abstractNum w:abstractNumId="19" w15:restartNumberingAfterBreak="0">
+  <w:abstractNum w:abstractNumId="20" w15:restartNumberingAfterBreak="0">
     <w:nsid w:val="384E59F2"/>
     <w:multiLevelType w:val="multilevel"/>
     <w:tmpl w:val="E6804330"/>
@@ -15671,7 +16440,7 @@
       </w:rPr>
     </w:lvl>
   </w:abstractNum>
-  <w:abstractNum w:abstractNumId="20" w15:restartNumberingAfterBreak="0">
+  <w:abstractNum w:abstractNumId="21" w15:restartNumberingAfterBreak="0">
     <w:nsid w:val="3E3E122F"/>
     <w:multiLevelType w:val="hybridMultilevel"/>
     <w:tmpl w:val="74A2CA80"/>
@@ -15784,7 +16553,7 @@
       </w:rPr>
     </w:lvl>
   </w:abstractNum>
-  <w:abstractNum w:abstractNumId="21" w15:restartNumberingAfterBreak="0">
+  <w:abstractNum w:abstractNumId="22" w15:restartNumberingAfterBreak="0">
     <w:nsid w:val="4282426B"/>
     <w:multiLevelType w:val="multilevel"/>
     <w:tmpl w:val="66D67DB8"/>
@@ -15929,10 +16698,10 @@
       </w:rPr>
     </w:lvl>
   </w:abstractNum>
-  <w:abstractNum w:abstractNumId="22" w15:restartNumberingAfterBreak="0">
+  <w:abstractNum w:abstractNumId="23" w15:restartNumberingAfterBreak="0">
     <w:nsid w:val="45BC1232"/>
     <w:multiLevelType w:val="hybridMultilevel"/>
-    <w:tmpl w:val="9ADA21C6"/>
+    <w:tmpl w:val="5FEEC54C"/>
     <w:lvl w:ilvl="0" w:tplc="0415000F">
       <w:start w:val="1"/>
       <w:numFmt w:val="decimal"/>
@@ -16015,7 +16784,7 @@
       </w:pPr>
     </w:lvl>
   </w:abstractNum>
-  <w:abstractNum w:abstractNumId="23" w15:restartNumberingAfterBreak="0">
+  <w:abstractNum w:abstractNumId="24" w15:restartNumberingAfterBreak="0">
     <w:nsid w:val="4A6427E9"/>
     <w:multiLevelType w:val="multilevel"/>
     <w:tmpl w:val="A26CB370"/>
@@ -16160,7 +16929,7 @@
       </w:rPr>
     </w:lvl>
   </w:abstractNum>
-  <w:abstractNum w:abstractNumId="24" w15:restartNumberingAfterBreak="0">
+  <w:abstractNum w:abstractNumId="25" w15:restartNumberingAfterBreak="0">
     <w:nsid w:val="50366D62"/>
     <w:multiLevelType w:val="multilevel"/>
     <w:tmpl w:val="4364DAF2"/>
@@ -16309,7 +17078,7 @@
       </w:rPr>
     </w:lvl>
   </w:abstractNum>
-  <w:abstractNum w:abstractNumId="25" w15:restartNumberingAfterBreak="0">
+  <w:abstractNum w:abstractNumId="26" w15:restartNumberingAfterBreak="0">
     <w:nsid w:val="50FE66BE"/>
     <w:multiLevelType w:val="hybridMultilevel"/>
     <w:tmpl w:val="8ED4DD70"/>
@@ -16422,7 +17191,7 @@
       </w:rPr>
     </w:lvl>
   </w:abstractNum>
-  <w:abstractNum w:abstractNumId="26" w15:restartNumberingAfterBreak="0">
+  <w:abstractNum w:abstractNumId="27" w15:restartNumberingAfterBreak="0">
     <w:nsid w:val="51185237"/>
     <w:multiLevelType w:val="multilevel"/>
     <w:tmpl w:val="E6804330"/>
@@ -16567,7 +17336,7 @@
       </w:rPr>
     </w:lvl>
   </w:abstractNum>
-  <w:abstractNum w:abstractNumId="27" w15:restartNumberingAfterBreak="0">
+  <w:abstractNum w:abstractNumId="28" w15:restartNumberingAfterBreak="0">
     <w:nsid w:val="525B3D4A"/>
     <w:multiLevelType w:val="multilevel"/>
     <w:tmpl w:val="1DB86164"/>
@@ -16716,10 +17485,10 @@
       </w:rPr>
     </w:lvl>
   </w:abstractNum>
-  <w:abstractNum w:abstractNumId="28" w15:restartNumberingAfterBreak="0">
+  <w:abstractNum w:abstractNumId="29" w15:restartNumberingAfterBreak="0">
     <w:nsid w:val="569671F2"/>
     <w:multiLevelType w:val="hybridMultilevel"/>
-    <w:tmpl w:val="5934BD68"/>
+    <w:tmpl w:val="9B8837AE"/>
     <w:lvl w:ilvl="0" w:tplc="04150001">
       <w:start w:val="1"/>
       <w:numFmt w:val="bullet"/>
@@ -16829,7 +17598,7 @@
       </w:rPr>
     </w:lvl>
   </w:abstractNum>
-  <w:abstractNum w:abstractNumId="29" w15:restartNumberingAfterBreak="0">
+  <w:abstractNum w:abstractNumId="30" w15:restartNumberingAfterBreak="0">
     <w:nsid w:val="5E332311"/>
     <w:multiLevelType w:val="multilevel"/>
     <w:tmpl w:val="FD56597C"/>
@@ -16978,7 +17747,7 @@
       </w:rPr>
     </w:lvl>
   </w:abstractNum>
-  <w:abstractNum w:abstractNumId="30" w15:restartNumberingAfterBreak="0">
+  <w:abstractNum w:abstractNumId="31" w15:restartNumberingAfterBreak="0">
     <w:nsid w:val="64A67214"/>
     <w:multiLevelType w:val="multilevel"/>
     <w:tmpl w:val="5832EF0A"/>
@@ -17127,7 +17896,7 @@
       </w:rPr>
     </w:lvl>
   </w:abstractNum>
-  <w:abstractNum w:abstractNumId="31" w15:restartNumberingAfterBreak="0">
+  <w:abstractNum w:abstractNumId="32" w15:restartNumberingAfterBreak="0">
     <w:nsid w:val="66C25ECD"/>
     <w:multiLevelType w:val="multilevel"/>
     <w:tmpl w:val="64B00C14"/>
@@ -17276,7 +18045,7 @@
       </w:rPr>
     </w:lvl>
   </w:abstractNum>
-  <w:abstractNum w:abstractNumId="32" w15:restartNumberingAfterBreak="0">
+  <w:abstractNum w:abstractNumId="33" w15:restartNumberingAfterBreak="0">
     <w:nsid w:val="6753371C"/>
     <w:multiLevelType w:val="multilevel"/>
     <w:tmpl w:val="DFB22E06"/>
@@ -17425,7 +18194,7 @@
       </w:rPr>
     </w:lvl>
   </w:abstractNum>
-  <w:abstractNum w:abstractNumId="33" w15:restartNumberingAfterBreak="0">
+  <w:abstractNum w:abstractNumId="34" w15:restartNumberingAfterBreak="0">
     <w:nsid w:val="676146C4"/>
     <w:multiLevelType w:val="hybridMultilevel"/>
     <w:tmpl w:val="FD8EEE00"/>
@@ -17538,7 +18307,7 @@
       </w:rPr>
     </w:lvl>
   </w:abstractNum>
-  <w:abstractNum w:abstractNumId="34" w15:restartNumberingAfterBreak="0">
+  <w:abstractNum w:abstractNumId="35" w15:restartNumberingAfterBreak="0">
     <w:nsid w:val="68780586"/>
     <w:multiLevelType w:val="multilevel"/>
     <w:tmpl w:val="0D98D3BC"/>
@@ -17687,7 +18456,7 @@
       </w:rPr>
     </w:lvl>
   </w:abstractNum>
-  <w:abstractNum w:abstractNumId="35" w15:restartNumberingAfterBreak="0">
+  <w:abstractNum w:abstractNumId="36" w15:restartNumberingAfterBreak="0">
     <w:nsid w:val="6A911773"/>
     <w:multiLevelType w:val="hybridMultilevel"/>
     <w:tmpl w:val="76F86F6E"/>
@@ -17800,7 +18569,7 @@
       </w:rPr>
     </w:lvl>
   </w:abstractNum>
-  <w:abstractNum w:abstractNumId="36" w15:restartNumberingAfterBreak="0">
+  <w:abstractNum w:abstractNumId="37" w15:restartNumberingAfterBreak="0">
     <w:nsid w:val="705C59C3"/>
     <w:multiLevelType w:val="multilevel"/>
     <w:tmpl w:val="A17CC40E"/>
@@ -17913,7 +18682,7 @@
       </w:rPr>
     </w:lvl>
   </w:abstractNum>
-  <w:abstractNum w:abstractNumId="37" w15:restartNumberingAfterBreak="0">
+  <w:abstractNum w:abstractNumId="38" w15:restartNumberingAfterBreak="0">
     <w:nsid w:val="72306529"/>
     <w:multiLevelType w:val="multilevel"/>
     <w:tmpl w:val="56CAF630"/>
@@ -18058,7 +18827,7 @@
       </w:rPr>
     </w:lvl>
   </w:abstractNum>
-  <w:abstractNum w:abstractNumId="38" w15:restartNumberingAfterBreak="0">
+  <w:abstractNum w:abstractNumId="39" w15:restartNumberingAfterBreak="0">
     <w:nsid w:val="73526B6B"/>
     <w:multiLevelType w:val="hybridMultilevel"/>
     <w:tmpl w:val="619AF07C"/>
@@ -18171,7 +18940,7 @@
       </w:rPr>
     </w:lvl>
   </w:abstractNum>
-  <w:abstractNum w:abstractNumId="39" w15:restartNumberingAfterBreak="0">
+  <w:abstractNum w:abstractNumId="40" w15:restartNumberingAfterBreak="0">
     <w:nsid w:val="73AF583E"/>
     <w:multiLevelType w:val="multilevel"/>
     <w:tmpl w:val="336AB5A0"/>
@@ -18316,7 +19085,7 @@
       </w:rPr>
     </w:lvl>
   </w:abstractNum>
-  <w:abstractNum w:abstractNumId="40" w15:restartNumberingAfterBreak="0">
+  <w:abstractNum w:abstractNumId="41" w15:restartNumberingAfterBreak="0">
     <w:nsid w:val="76F20441"/>
     <w:multiLevelType w:val="hybridMultilevel"/>
     <w:tmpl w:val="DFC64418"/>
@@ -18429,7 +19198,7 @@
       </w:rPr>
     </w:lvl>
   </w:abstractNum>
-  <w:abstractNum w:abstractNumId="41" w15:restartNumberingAfterBreak="0">
+  <w:abstractNum w:abstractNumId="42" w15:restartNumberingAfterBreak="0">
     <w:nsid w:val="77892199"/>
     <w:multiLevelType w:val="hybridMultilevel"/>
     <w:tmpl w:val="415CD81C"/>
@@ -18542,7 +19311,7 @@
       </w:rPr>
     </w:lvl>
   </w:abstractNum>
-  <w:abstractNum w:abstractNumId="42" w15:restartNumberingAfterBreak="0">
+  <w:abstractNum w:abstractNumId="43" w15:restartNumberingAfterBreak="0">
     <w:nsid w:val="7814747F"/>
     <w:multiLevelType w:val="hybridMultilevel"/>
     <w:tmpl w:val="0CD21780"/>
@@ -18655,7 +19424,93 @@
       </w:rPr>
     </w:lvl>
   </w:abstractNum>
-  <w:abstractNum w:abstractNumId="43" w15:restartNumberingAfterBreak="0">
+  <w:abstractNum w:abstractNumId="44" w15:restartNumberingAfterBreak="0">
+    <w:nsid w:val="78CD284A"/>
+    <w:multiLevelType w:val="hybridMultilevel"/>
+    <w:tmpl w:val="91BEA78C"/>
+    <w:lvl w:ilvl="0" w:tplc="FFFFFFFF">
+      <w:start w:val="1"/>
+      <w:numFmt w:val="decimal"/>
+      <w:lvlText w:val="%1."/>
+      <w:lvlJc w:val="left"/>
+      <w:pPr>
+        <w:ind w:left="1080" w:hanging="360"/>
+      </w:pPr>
+    </w:lvl>
+    <w:lvl w:ilvl="1" w:tplc="04150019" w:tentative="1">
+      <w:start w:val="1"/>
+      <w:numFmt w:val="lowerLetter"/>
+      <w:lvlText w:val="%2."/>
+      <w:lvlJc w:val="left"/>
+      <w:pPr>
+        <w:ind w:left="1800" w:hanging="360"/>
+      </w:pPr>
+    </w:lvl>
+    <w:lvl w:ilvl="2" w:tplc="0415001B" w:tentative="1">
+      <w:start w:val="1"/>
+      <w:numFmt w:val="lowerRoman"/>
+      <w:lvlText w:val="%3."/>
+      <w:lvlJc w:val="right"/>
+      <w:pPr>
+        <w:ind w:left="2520" w:hanging="180"/>
+      </w:pPr>
+    </w:lvl>
+    <w:lvl w:ilvl="3" w:tplc="0415000F" w:tentative="1">
+      <w:start w:val="1"/>
+      <w:numFmt w:val="decimal"/>
+      <w:lvlText w:val="%4."/>
+      <w:lvlJc w:val="left"/>
+      <w:pPr>
+        <w:ind w:left="3240" w:hanging="360"/>
+      </w:pPr>
+    </w:lvl>
+    <w:lvl w:ilvl="4" w:tplc="04150019" w:tentative="1">
+      <w:start w:val="1"/>
+      <w:numFmt w:val="lowerLetter"/>
+      <w:lvlText w:val="%5."/>
+      <w:lvlJc w:val="left"/>
+      <w:pPr>
+        <w:ind w:left="3960" w:hanging="360"/>
+      </w:pPr>
+    </w:lvl>
+    <w:lvl w:ilvl="5" w:tplc="0415001B" w:tentative="1">
+      <w:start w:val="1"/>
+      <w:numFmt w:val="lowerRoman"/>
+      <w:lvlText w:val="%6."/>
+      <w:lvlJc w:val="right"/>
+      <w:pPr>
+        <w:ind w:left="4680" w:hanging="180"/>
+      </w:pPr>
+    </w:lvl>
+    <w:lvl w:ilvl="6" w:tplc="0415000F" w:tentative="1">
+      <w:start w:val="1"/>
+      <w:numFmt w:val="decimal"/>
+      <w:lvlText w:val="%7."/>
+      <w:lvlJc w:val="left"/>
+      <w:pPr>
+        <w:ind w:left="5400" w:hanging="360"/>
+      </w:pPr>
+    </w:lvl>
+    <w:lvl w:ilvl="7" w:tplc="04150019" w:tentative="1">
+      <w:start w:val="1"/>
+      <w:numFmt w:val="lowerLetter"/>
+      <w:lvlText w:val="%8."/>
+      <w:lvlJc w:val="left"/>
+      <w:pPr>
+        <w:ind w:left="6120" w:hanging="360"/>
+      </w:pPr>
+    </w:lvl>
+    <w:lvl w:ilvl="8" w:tplc="0415001B" w:tentative="1">
+      <w:start w:val="1"/>
+      <w:numFmt w:val="lowerRoman"/>
+      <w:lvlText w:val="%9."/>
+      <w:lvlJc w:val="right"/>
+      <w:pPr>
+        <w:ind w:left="6840" w:hanging="180"/>
+      </w:pPr>
+    </w:lvl>
+  </w:abstractNum>
+  <w:abstractNum w:abstractNumId="45" w15:restartNumberingAfterBreak="0">
     <w:nsid w:val="7B83239D"/>
     <w:multiLevelType w:val="multilevel"/>
     <w:tmpl w:val="F7CE4D54"/>
@@ -18804,7 +19659,7 @@
       </w:rPr>
     </w:lvl>
   </w:abstractNum>
-  <w:abstractNum w:abstractNumId="44" w15:restartNumberingAfterBreak="0">
+  <w:abstractNum w:abstractNumId="46" w15:restartNumberingAfterBreak="0">
     <w:nsid w:val="7CAD52F7"/>
     <w:multiLevelType w:val="multilevel"/>
     <w:tmpl w:val="4844C838"/>
@@ -18917,7 +19772,7 @@
       </w:rPr>
     </w:lvl>
   </w:abstractNum>
-  <w:abstractNum w:abstractNumId="45" w15:restartNumberingAfterBreak="0">
+  <w:abstractNum w:abstractNumId="47" w15:restartNumberingAfterBreak="0">
     <w:nsid w:val="7E9272B1"/>
     <w:multiLevelType w:val="hybridMultilevel"/>
     <w:tmpl w:val="9C96C5F4"/>
@@ -19034,31 +19889,31 @@
     <w:abstractNumId w:val="0"/>
   </w:num>
   <w:num w:numId="2" w16cid:durableId="1070813485">
-    <w:abstractNumId w:val="44"/>
+    <w:abstractNumId w:val="46"/>
   </w:num>
   <w:num w:numId="3" w16cid:durableId="1550722633">
-    <w:abstractNumId w:val="36"/>
+    <w:abstractNumId w:val="37"/>
   </w:num>
   <w:num w:numId="4" w16cid:durableId="1442989708">
-    <w:abstractNumId w:val="16"/>
+    <w:abstractNumId w:val="17"/>
   </w:num>
   <w:num w:numId="5" w16cid:durableId="1335306881">
-    <w:abstractNumId w:val="17"/>
+    <w:abstractNumId w:val="18"/>
   </w:num>
   <w:num w:numId="6" w16cid:durableId="286552306">
     <w:abstractNumId w:val="5"/>
   </w:num>
   <w:num w:numId="7" w16cid:durableId="337004360">
-    <w:abstractNumId w:val="27"/>
+    <w:abstractNumId w:val="28"/>
   </w:num>
   <w:num w:numId="8" w16cid:durableId="1620604125">
-    <w:abstractNumId w:val="15"/>
+    <w:abstractNumId w:val="16"/>
   </w:num>
   <w:num w:numId="9" w16cid:durableId="967780656">
     <w:abstractNumId w:val="4"/>
   </w:num>
   <w:num w:numId="10" w16cid:durableId="399210135">
-    <w:abstractNumId w:val="43"/>
+    <w:abstractNumId w:val="45"/>
   </w:num>
   <w:num w:numId="11" w16cid:durableId="1886524090">
     <w:abstractNumId w:val="10"/>
@@ -19073,100 +19928,106 @@
     <w:abstractNumId w:val="7"/>
   </w:num>
   <w:num w:numId="15" w16cid:durableId="532496826">
-    <w:abstractNumId w:val="29"/>
+    <w:abstractNumId w:val="30"/>
   </w:num>
   <w:num w:numId="16" w16cid:durableId="50272109">
-    <w:abstractNumId w:val="14"/>
+    <w:abstractNumId w:val="15"/>
   </w:num>
   <w:num w:numId="17" w16cid:durableId="221261720">
     <w:abstractNumId w:val="1"/>
   </w:num>
   <w:num w:numId="18" w16cid:durableId="561915529">
-    <w:abstractNumId w:val="19"/>
+    <w:abstractNumId w:val="20"/>
   </w:num>
   <w:num w:numId="19" w16cid:durableId="642856018">
-    <w:abstractNumId w:val="26"/>
+    <w:abstractNumId w:val="27"/>
   </w:num>
   <w:num w:numId="20" w16cid:durableId="427166430">
-    <w:abstractNumId w:val="24"/>
+    <w:abstractNumId w:val="25"/>
   </w:num>
   <w:num w:numId="21" w16cid:durableId="1392266474">
-    <w:abstractNumId w:val="32"/>
+    <w:abstractNumId w:val="33"/>
   </w:num>
   <w:num w:numId="22" w16cid:durableId="1474983795">
     <w:abstractNumId w:val="9"/>
   </w:num>
   <w:num w:numId="23" w16cid:durableId="929696319">
-    <w:abstractNumId w:val="18"/>
+    <w:abstractNumId w:val="19"/>
   </w:num>
   <w:num w:numId="24" w16cid:durableId="552691330">
     <w:abstractNumId w:val="3"/>
   </w:num>
   <w:num w:numId="25" w16cid:durableId="271665964">
-    <w:abstractNumId w:val="34"/>
+    <w:abstractNumId w:val="35"/>
   </w:num>
   <w:num w:numId="26" w16cid:durableId="720983393">
-    <w:abstractNumId w:val="31"/>
+    <w:abstractNumId w:val="32"/>
   </w:num>
   <w:num w:numId="27" w16cid:durableId="518934315">
-    <w:abstractNumId w:val="30"/>
+    <w:abstractNumId w:val="31"/>
   </w:num>
   <w:num w:numId="28" w16cid:durableId="1968317669">
     <w:abstractNumId w:val="2"/>
   </w:num>
   <w:num w:numId="29" w16cid:durableId="610825150">
-    <w:abstractNumId w:val="28"/>
+    <w:abstractNumId w:val="29"/>
   </w:num>
   <w:num w:numId="30" w16cid:durableId="1882786714">
-    <w:abstractNumId w:val="21"/>
+    <w:abstractNumId w:val="22"/>
   </w:num>
   <w:num w:numId="31" w16cid:durableId="1765031456">
-    <w:abstractNumId w:val="23"/>
+    <w:abstractNumId w:val="24"/>
   </w:num>
   <w:num w:numId="32" w16cid:durableId="545920456">
-    <w:abstractNumId w:val="37"/>
+    <w:abstractNumId w:val="38"/>
   </w:num>
   <w:num w:numId="33" w16cid:durableId="191849348">
-    <w:abstractNumId w:val="39"/>
+    <w:abstractNumId w:val="40"/>
   </w:num>
   <w:num w:numId="34" w16cid:durableId="739641830">
     <w:abstractNumId w:val="6"/>
   </w:num>
   <w:num w:numId="35" w16cid:durableId="1233851307">
-    <w:abstractNumId w:val="22"/>
+    <w:abstractNumId w:val="23"/>
   </w:num>
   <w:num w:numId="36" w16cid:durableId="125902906">
-    <w:abstractNumId w:val="41"/>
+    <w:abstractNumId w:val="42"/>
   </w:num>
   <w:num w:numId="37" w16cid:durableId="1007437590">
-    <w:abstractNumId w:val="25"/>
+    <w:abstractNumId w:val="26"/>
   </w:num>
   <w:num w:numId="38" w16cid:durableId="598223763">
-    <w:abstractNumId w:val="38"/>
+    <w:abstractNumId w:val="39"/>
   </w:num>
   <w:num w:numId="39" w16cid:durableId="1236432746">
-    <w:abstractNumId w:val="33"/>
+    <w:abstractNumId w:val="34"/>
   </w:num>
   <w:num w:numId="40" w16cid:durableId="1943687840">
     <w:abstractNumId w:val="11"/>
   </w:num>
   <w:num w:numId="41" w16cid:durableId="1981764938">
-    <w:abstractNumId w:val="20"/>
+    <w:abstractNumId w:val="21"/>
   </w:num>
   <w:num w:numId="42" w16cid:durableId="359866389">
-    <w:abstractNumId w:val="35"/>
+    <w:abstractNumId w:val="36"/>
   </w:num>
   <w:num w:numId="43" w16cid:durableId="1559167508">
-    <w:abstractNumId w:val="42"/>
+    <w:abstractNumId w:val="43"/>
   </w:num>
   <w:num w:numId="44" w16cid:durableId="2072533639">
     <w:abstractNumId w:val="13"/>
   </w:num>
   <w:num w:numId="45" w16cid:durableId="1923027268">
-    <w:abstractNumId w:val="45"/>
+    <w:abstractNumId w:val="47"/>
   </w:num>
   <w:num w:numId="46" w16cid:durableId="1912426433">
-    <w:abstractNumId w:val="40"/>
+    <w:abstractNumId w:val="41"/>
+  </w:num>
+  <w:num w:numId="47" w16cid:durableId="1480729117">
+    <w:abstractNumId w:val="14"/>
+  </w:num>
+  <w:num w:numId="48" w16cid:durableId="2101489005">
+    <w:abstractNumId w:val="44"/>
   </w:num>
 </w:numbering>
 </file>
@@ -19839,6 +20700,36 @@
     <w:basedOn w:val="Domylnaczcionkaakapitu"/>
     <w:rsid w:val="00BD5004"/>
   </w:style>
+  <w:style w:type="table" w:styleId="Tabela-Siatka">
+    <w:name w:val="Table Grid"/>
+    <w:basedOn w:val="Standardowy"/>
+    <w:uiPriority w:val="39"/>
+    <w:rsid w:val="003B21D5"/>
+    <w:pPr>
+      <w:spacing w:line="240" w:lineRule="auto"/>
+    </w:pPr>
+    <w:tblPr>
+      <w:tblBorders>
+        <w:top w:val="single" w:sz="4" w:space="0" w:color="auto"/>
+        <w:left w:val="single" w:sz="4" w:space="0" w:color="auto"/>
+        <w:bottom w:val="single" w:sz="4" w:space="0" w:color="auto"/>
+        <w:right w:val="single" w:sz="4" w:space="0" w:color="auto"/>
+        <w:insideH w:val="single" w:sz="4" w:space="0" w:color="auto"/>
+        <w:insideV w:val="single" w:sz="4" w:space="0" w:color="auto"/>
+      </w:tblBorders>
+    </w:tblPr>
+  </w:style>
+  <w:style w:type="character" w:styleId="Pogrubienie">
+    <w:name w:val="Strong"/>
+    <w:basedOn w:val="Domylnaczcionkaakapitu"/>
+    <w:uiPriority w:val="22"/>
+    <w:qFormat/>
+    <w:rsid w:val="003B21D5"/>
+    <w:rPr>
+      <w:b/>
+      <w:bCs/>
+    </w:rPr>
+  </w:style>
 </w:styles>
 </file>
 
@@ -20160,4 +21051,16 @@
   </a:objectDefaults>
   <a:extraClrSchemeLst/>
 </a:theme>
+</file>
+
+<file path=customXml/item1.xml><?xml version="1.0" encoding="utf-8"?>
+<b:Sources xmlns:b="http://schemas.openxmlformats.org/officeDocument/2006/bibliography" xmlns="http://schemas.openxmlformats.org/officeDocument/2006/bibliography" SelectedStyle="\APASixthEditionOfficeOnline.xsl" StyleName="APA" Version="6"/>
+</file>
+
+<file path=customXml/itemProps1.xml><?xml version="1.0" encoding="utf-8"?>
+<ds:datastoreItem xmlns:ds="http://schemas.openxmlformats.org/officeDocument/2006/customXml" ds:itemID="{C1DE6096-8DC4-4498-82B7-58901DEA7914}">
+  <ds:schemaRefs>
+    <ds:schemaRef ds:uri="http://schemas.openxmlformats.org/officeDocument/2006/bibliography"/>
+  </ds:schemaRefs>
+</ds:datastoreItem>
 </file>
--- a/Downloads/ProjektIO/Projekt IO.docx
+++ b/Downloads/ProjektIO/Projekt IO.docx
@@ -1055,459 +1055,11 @@
       </w:tr>
     </w:tbl>
     <w:p>
-      <w:pPr>
-        <w:pStyle w:val="Nagwek2"/>
-        <w:spacing w:before="240" w:after="240"/>
-      </w:pPr>
       <w:bookmarkStart w:id="7" w:name="_cts42h3dtku0" w:colFirst="0" w:colLast="0"/>
+      <w:bookmarkStart w:id="8" w:name="_1cz1enrmpf6u" w:colFirst="0" w:colLast="0"/>
       <w:bookmarkEnd w:id="7"/>
-    </w:p>
-    <w:p>
-      <w:pPr>
-        <w:pStyle w:val="Nagwek2"/>
-      </w:pPr>
-      <w:bookmarkStart w:id="8" w:name="_1cz1enrmpf6u" w:colFirst="0" w:colLast="0"/>
       <w:bookmarkEnd w:id="8"/>
-      <w:r>
-        <w:t>4.Interfejs użytkownika</w:t>
-      </w:r>
-    </w:p>
-    <w:p/>
-    <w:p>
-      <w:r>
-        <w:rPr>
-          <w:noProof/>
-          <w:lang w:val="pl-PL"/>
-        </w:rPr>
-        <w:drawing>
-          <wp:inline distT="114300" distB="114300" distL="114300" distR="114300" wp14:anchorId="54386489" wp14:editId="1275AE32">
-            <wp:extent cx="5731200" cy="3517900"/>
-            <wp:effectExtent l="0" t="0" r="0" b="0"/>
-            <wp:docPr id="3" name="image9.png"/>
-            <wp:cNvGraphicFramePr/>
-            <a:graphic xmlns:a="http://schemas.openxmlformats.org/drawingml/2006/main">
-              <a:graphicData uri="http://schemas.openxmlformats.org/drawingml/2006/picture">
-                <pic:pic xmlns:pic="http://schemas.openxmlformats.org/drawingml/2006/picture">
-                  <pic:nvPicPr>
-                    <pic:cNvPr id="0" name="image9.png"/>
-                    <pic:cNvPicPr preferRelativeResize="0"/>
-                  </pic:nvPicPr>
-                  <pic:blipFill>
-                    <a:blip r:embed="rId6"/>
-                    <a:srcRect/>
-                    <a:stretch>
-                      <a:fillRect/>
-                    </a:stretch>
-                  </pic:blipFill>
-                  <pic:spPr>
-                    <a:xfrm>
-                      <a:off x="0" y="0"/>
-                      <a:ext cx="5731200" cy="3517900"/>
-                    </a:xfrm>
-                    <a:prstGeom prst="rect">
-                      <a:avLst/>
-                    </a:prstGeom>
-                    <a:ln/>
-                  </pic:spPr>
-                </pic:pic>
-              </a:graphicData>
-            </a:graphic>
-          </wp:inline>
-        </w:drawing>
-      </w:r>
-    </w:p>
-    <w:p>
-      <w:r>
-        <w:rPr>
-          <w:noProof/>
-          <w:lang w:val="pl-PL"/>
-        </w:rPr>
-        <w:drawing>
-          <wp:inline distT="114300" distB="114300" distL="114300" distR="114300" wp14:anchorId="47A86026" wp14:editId="217D5D2F">
-            <wp:extent cx="5731200" cy="3467100"/>
-            <wp:effectExtent l="0" t="0" r="0" b="0"/>
-            <wp:docPr id="11" name="image11.png"/>
-            <wp:cNvGraphicFramePr/>
-            <a:graphic xmlns:a="http://schemas.openxmlformats.org/drawingml/2006/main">
-              <a:graphicData uri="http://schemas.openxmlformats.org/drawingml/2006/picture">
-                <pic:pic xmlns:pic="http://schemas.openxmlformats.org/drawingml/2006/picture">
-                  <pic:nvPicPr>
-                    <pic:cNvPr id="0" name="image11.png"/>
-                    <pic:cNvPicPr preferRelativeResize="0"/>
-                  </pic:nvPicPr>
-                  <pic:blipFill>
-                    <a:blip r:embed="rId7"/>
-                    <a:srcRect/>
-                    <a:stretch>
-                      <a:fillRect/>
-                    </a:stretch>
-                  </pic:blipFill>
-                  <pic:spPr>
-                    <a:xfrm>
-                      <a:off x="0" y="0"/>
-                      <a:ext cx="5731200" cy="3467100"/>
-                    </a:xfrm>
-                    <a:prstGeom prst="rect">
-                      <a:avLst/>
-                    </a:prstGeom>
-                    <a:ln/>
-                  </pic:spPr>
-                </pic:pic>
-              </a:graphicData>
-            </a:graphic>
-          </wp:inline>
-        </w:drawing>
-      </w:r>
-    </w:p>
-    <w:p>
-      <w:r>
-        <w:rPr>
-          <w:noProof/>
-          <w:lang w:val="pl-PL"/>
-        </w:rPr>
-        <w:lastRenderedPageBreak/>
-        <w:drawing>
-          <wp:inline distT="114300" distB="114300" distL="114300" distR="114300" wp14:anchorId="616CA392" wp14:editId="1FCC0D87">
-            <wp:extent cx="5731200" cy="3479800"/>
-            <wp:effectExtent l="0" t="0" r="0" b="0"/>
-            <wp:docPr id="8" name="image2.png"/>
-            <wp:cNvGraphicFramePr/>
-            <a:graphic xmlns:a="http://schemas.openxmlformats.org/drawingml/2006/main">
-              <a:graphicData uri="http://schemas.openxmlformats.org/drawingml/2006/picture">
-                <pic:pic xmlns:pic="http://schemas.openxmlformats.org/drawingml/2006/picture">
-                  <pic:nvPicPr>
-                    <pic:cNvPr id="0" name="image2.png"/>
-                    <pic:cNvPicPr preferRelativeResize="0"/>
-                  </pic:nvPicPr>
-                  <pic:blipFill>
-                    <a:blip r:embed="rId8"/>
-                    <a:srcRect/>
-                    <a:stretch>
-                      <a:fillRect/>
-                    </a:stretch>
-                  </pic:blipFill>
-                  <pic:spPr>
-                    <a:xfrm>
-                      <a:off x="0" y="0"/>
-                      <a:ext cx="5731200" cy="3479800"/>
-                    </a:xfrm>
-                    <a:prstGeom prst="rect">
-                      <a:avLst/>
-                    </a:prstGeom>
-                    <a:ln/>
-                  </pic:spPr>
-                </pic:pic>
-              </a:graphicData>
-            </a:graphic>
-          </wp:inline>
-        </w:drawing>
-      </w:r>
-    </w:p>
-    <w:p>
-      <w:r>
-        <w:rPr>
-          <w:noProof/>
-          <w:lang w:val="pl-PL"/>
-        </w:rPr>
-        <w:drawing>
-          <wp:inline distT="114300" distB="114300" distL="114300" distR="114300" wp14:anchorId="722FC6B0" wp14:editId="2DE63531">
-            <wp:extent cx="5731200" cy="3467100"/>
-            <wp:effectExtent l="0" t="0" r="0" b="0"/>
-            <wp:docPr id="4" name="image7.png"/>
-            <wp:cNvGraphicFramePr/>
-            <a:graphic xmlns:a="http://schemas.openxmlformats.org/drawingml/2006/main">
-              <a:graphicData uri="http://schemas.openxmlformats.org/drawingml/2006/picture">
-                <pic:pic xmlns:pic="http://schemas.openxmlformats.org/drawingml/2006/picture">
-                  <pic:nvPicPr>
-                    <pic:cNvPr id="0" name="image7.png"/>
-                    <pic:cNvPicPr preferRelativeResize="0"/>
-                  </pic:nvPicPr>
-                  <pic:blipFill>
-                    <a:blip r:embed="rId9"/>
-                    <a:srcRect/>
-                    <a:stretch>
-                      <a:fillRect/>
-                    </a:stretch>
-                  </pic:blipFill>
-                  <pic:spPr>
-                    <a:xfrm>
-                      <a:off x="0" y="0"/>
-                      <a:ext cx="5731200" cy="3467100"/>
-                    </a:xfrm>
-                    <a:prstGeom prst="rect">
-                      <a:avLst/>
-                    </a:prstGeom>
-                    <a:ln/>
-                  </pic:spPr>
-                </pic:pic>
-              </a:graphicData>
-            </a:graphic>
-          </wp:inline>
-        </w:drawing>
-      </w:r>
-    </w:p>
-    <w:p>
-      <w:r>
-        <w:rPr>
-          <w:noProof/>
-          <w:lang w:val="pl-PL"/>
-        </w:rPr>
-        <w:lastRenderedPageBreak/>
-        <w:drawing>
-          <wp:inline distT="114300" distB="114300" distL="114300" distR="114300" wp14:anchorId="739357F6" wp14:editId="76A27D49">
-            <wp:extent cx="5731200" cy="3454400"/>
-            <wp:effectExtent l="0" t="0" r="0" b="0"/>
-            <wp:docPr id="5" name="image5.png"/>
-            <wp:cNvGraphicFramePr/>
-            <a:graphic xmlns:a="http://schemas.openxmlformats.org/drawingml/2006/main">
-              <a:graphicData uri="http://schemas.openxmlformats.org/drawingml/2006/picture">
-                <pic:pic xmlns:pic="http://schemas.openxmlformats.org/drawingml/2006/picture">
-                  <pic:nvPicPr>
-                    <pic:cNvPr id="0" name="image5.png"/>
-                    <pic:cNvPicPr preferRelativeResize="0"/>
-                  </pic:nvPicPr>
-                  <pic:blipFill>
-                    <a:blip r:embed="rId10"/>
-                    <a:srcRect/>
-                    <a:stretch>
-                      <a:fillRect/>
-                    </a:stretch>
-                  </pic:blipFill>
-                  <pic:spPr>
-                    <a:xfrm>
-                      <a:off x="0" y="0"/>
-                      <a:ext cx="5731200" cy="3454400"/>
-                    </a:xfrm>
-                    <a:prstGeom prst="rect">
-                      <a:avLst/>
-                    </a:prstGeom>
-                    <a:ln/>
-                  </pic:spPr>
-                </pic:pic>
-              </a:graphicData>
-            </a:graphic>
-          </wp:inline>
-        </w:drawing>
-      </w:r>
-    </w:p>
-    <w:p>
-      <w:r>
-        <w:rPr>
-          <w:noProof/>
-          <w:lang w:val="pl-PL"/>
-        </w:rPr>
-        <w:drawing>
-          <wp:inline distT="114300" distB="114300" distL="114300" distR="114300" wp14:anchorId="52AD62B6" wp14:editId="60B0D06F">
-            <wp:extent cx="5731200" cy="3479800"/>
-            <wp:effectExtent l="0" t="0" r="0" b="0"/>
-            <wp:docPr id="6" name="image3.png"/>
-            <wp:cNvGraphicFramePr/>
-            <a:graphic xmlns:a="http://schemas.openxmlformats.org/drawingml/2006/main">
-              <a:graphicData uri="http://schemas.openxmlformats.org/drawingml/2006/picture">
-                <pic:pic xmlns:pic="http://schemas.openxmlformats.org/drawingml/2006/picture">
-                  <pic:nvPicPr>
-                    <pic:cNvPr id="0" name="image3.png"/>
-                    <pic:cNvPicPr preferRelativeResize="0"/>
-                  </pic:nvPicPr>
-                  <pic:blipFill>
-                    <a:blip r:embed="rId11"/>
-                    <a:srcRect/>
-                    <a:stretch>
-                      <a:fillRect/>
-                    </a:stretch>
-                  </pic:blipFill>
-                  <pic:spPr>
-                    <a:xfrm>
-                      <a:off x="0" y="0"/>
-                      <a:ext cx="5731200" cy="3479800"/>
-                    </a:xfrm>
-                    <a:prstGeom prst="rect">
-                      <a:avLst/>
-                    </a:prstGeom>
-                    <a:ln/>
-                  </pic:spPr>
-                </pic:pic>
-              </a:graphicData>
-            </a:graphic>
-          </wp:inline>
-        </w:drawing>
-      </w:r>
-    </w:p>
-    <w:p>
-      <w:r>
-        <w:rPr>
-          <w:noProof/>
-          <w:lang w:val="pl-PL"/>
-        </w:rPr>
-        <w:lastRenderedPageBreak/>
-        <w:drawing>
-          <wp:inline distT="114300" distB="114300" distL="114300" distR="114300" wp14:anchorId="7A3916E0" wp14:editId="7B2F866F">
-            <wp:extent cx="5731200" cy="3543300"/>
-            <wp:effectExtent l="0" t="0" r="0" b="0"/>
-            <wp:docPr id="7" name="image10.png"/>
-            <wp:cNvGraphicFramePr/>
-            <a:graphic xmlns:a="http://schemas.openxmlformats.org/drawingml/2006/main">
-              <a:graphicData uri="http://schemas.openxmlformats.org/drawingml/2006/picture">
-                <pic:pic xmlns:pic="http://schemas.openxmlformats.org/drawingml/2006/picture">
-                  <pic:nvPicPr>
-                    <pic:cNvPr id="0" name="image10.png"/>
-                    <pic:cNvPicPr preferRelativeResize="0"/>
-                  </pic:nvPicPr>
-                  <pic:blipFill>
-                    <a:blip r:embed="rId12"/>
-                    <a:srcRect/>
-                    <a:stretch>
-                      <a:fillRect/>
-                    </a:stretch>
-                  </pic:blipFill>
-                  <pic:spPr>
-                    <a:xfrm>
-                      <a:off x="0" y="0"/>
-                      <a:ext cx="5731200" cy="3543300"/>
-                    </a:xfrm>
-                    <a:prstGeom prst="rect">
-                      <a:avLst/>
-                    </a:prstGeom>
-                    <a:ln/>
-                  </pic:spPr>
-                </pic:pic>
-              </a:graphicData>
-            </a:graphic>
-          </wp:inline>
-        </w:drawing>
-      </w:r>
-    </w:p>
-    <w:p>
-      <w:r>
-        <w:rPr>
-          <w:noProof/>
-          <w:lang w:val="pl-PL"/>
-        </w:rPr>
-        <w:drawing>
-          <wp:inline distT="114300" distB="114300" distL="114300" distR="114300" wp14:anchorId="6945424A" wp14:editId="210CF55D">
-            <wp:extent cx="5731200" cy="3517900"/>
-            <wp:effectExtent l="0" t="0" r="0" b="0"/>
-            <wp:docPr id="10" name="image1.png"/>
-            <wp:cNvGraphicFramePr/>
-            <a:graphic xmlns:a="http://schemas.openxmlformats.org/drawingml/2006/main">
-              <a:graphicData uri="http://schemas.openxmlformats.org/drawingml/2006/picture">
-                <pic:pic xmlns:pic="http://schemas.openxmlformats.org/drawingml/2006/picture">
-                  <pic:nvPicPr>
-                    <pic:cNvPr id="0" name="image1.png"/>
-                    <pic:cNvPicPr preferRelativeResize="0"/>
-                  </pic:nvPicPr>
-                  <pic:blipFill>
-                    <a:blip r:embed="rId13"/>
-                    <a:srcRect/>
-                    <a:stretch>
-                      <a:fillRect/>
-                    </a:stretch>
-                  </pic:blipFill>
-                  <pic:spPr>
-                    <a:xfrm>
-                      <a:off x="0" y="0"/>
-                      <a:ext cx="5731200" cy="3517900"/>
-                    </a:xfrm>
-                    <a:prstGeom prst="rect">
-                      <a:avLst/>
-                    </a:prstGeom>
-                    <a:ln/>
-                  </pic:spPr>
-                </pic:pic>
-              </a:graphicData>
-            </a:graphic>
-          </wp:inline>
-        </w:drawing>
-      </w:r>
-    </w:p>
-    <w:p>
-      <w:r>
-        <w:rPr>
-          <w:noProof/>
-          <w:lang w:val="pl-PL"/>
-        </w:rPr>
-        <w:lastRenderedPageBreak/>
-        <w:drawing>
-          <wp:inline distT="114300" distB="114300" distL="114300" distR="114300" wp14:anchorId="092DBA85" wp14:editId="3A59299A">
-            <wp:extent cx="5731200" cy="3467100"/>
-            <wp:effectExtent l="0" t="0" r="0" b="0"/>
-            <wp:docPr id="1" name="image8.png"/>
-            <wp:cNvGraphicFramePr/>
-            <a:graphic xmlns:a="http://schemas.openxmlformats.org/drawingml/2006/main">
-              <a:graphicData uri="http://schemas.openxmlformats.org/drawingml/2006/picture">
-                <pic:pic xmlns:pic="http://schemas.openxmlformats.org/drawingml/2006/picture">
-                  <pic:nvPicPr>
-                    <pic:cNvPr id="0" name="image8.png"/>
-                    <pic:cNvPicPr preferRelativeResize="0"/>
-                  </pic:nvPicPr>
-                  <pic:blipFill>
-                    <a:blip r:embed="rId14"/>
-                    <a:srcRect/>
-                    <a:stretch>
-                      <a:fillRect/>
-                    </a:stretch>
-                  </pic:blipFill>
-                  <pic:spPr>
-                    <a:xfrm>
-                      <a:off x="0" y="0"/>
-                      <a:ext cx="5731200" cy="3467100"/>
-                    </a:xfrm>
-                    <a:prstGeom prst="rect">
-                      <a:avLst/>
-                    </a:prstGeom>
-                    <a:ln/>
-                  </pic:spPr>
-                </pic:pic>
-              </a:graphicData>
-            </a:graphic>
-          </wp:inline>
-        </w:drawing>
-      </w:r>
-    </w:p>
-    <w:p>
-      <w:r>
-        <w:rPr>
-          <w:noProof/>
-          <w:lang w:val="pl-PL"/>
-        </w:rPr>
-        <w:drawing>
-          <wp:inline distT="114300" distB="114300" distL="114300" distR="114300" wp14:anchorId="099DD603" wp14:editId="0727D522">
-            <wp:extent cx="5731200" cy="3492500"/>
-            <wp:effectExtent l="0" t="0" r="0" b="0"/>
-            <wp:docPr id="9" name="image4.png"/>
-            <wp:cNvGraphicFramePr/>
-            <a:graphic xmlns:a="http://schemas.openxmlformats.org/drawingml/2006/main">
-              <a:graphicData uri="http://schemas.openxmlformats.org/drawingml/2006/picture">
-                <pic:pic xmlns:pic="http://schemas.openxmlformats.org/drawingml/2006/picture">
-                  <pic:nvPicPr>
-                    <pic:cNvPr id="0" name="image4.png"/>
-                    <pic:cNvPicPr preferRelativeResize="0"/>
-                  </pic:nvPicPr>
-                  <pic:blipFill>
-                    <a:blip r:embed="rId15"/>
-                    <a:srcRect/>
-                    <a:stretch>
-                      <a:fillRect/>
-                    </a:stretch>
-                  </pic:blipFill>
-                  <pic:spPr>
-                    <a:xfrm>
-                      <a:off x="0" y="0"/>
-                      <a:ext cx="5731200" cy="3492500"/>
-                    </a:xfrm>
-                    <a:prstGeom prst="rect">
-                      <a:avLst/>
-                    </a:prstGeom>
-                    <a:ln/>
-                  </pic:spPr>
-                </pic:pic>
-              </a:graphicData>
-            </a:graphic>
-          </wp:inline>
-        </w:drawing>
-      </w:r>
-    </w:p>
-    <w:p/>
+    </w:p>
     <w:p>
       <w:pPr>
         <w:pStyle w:val="Nagwek2"/>
@@ -1562,7 +1114,7 @@
                     <pic:cNvPicPr/>
                   </pic:nvPicPr>
                   <pic:blipFill>
-                    <a:blip r:embed="rId16"/>
+                    <a:blip r:embed="rId6"/>
                     <a:stretch>
                       <a:fillRect/>
                     </a:stretch>
@@ -3466,7 +3018,7 @@
                     <pic:cNvPicPr/>
                   </pic:nvPicPr>
                   <pic:blipFill>
-                    <a:blip r:embed="rId17">
+                    <a:blip r:embed="rId7">
                       <a:extLst>
                         <a:ext uri="{28A0092B-C50C-407E-A947-70E740481C1C}">
                           <a14:useLocalDpi xmlns:a14="http://schemas.microsoft.com/office/drawing/2010/main"/>
@@ -3606,7 +3158,7 @@
                     </pic:cNvPicPr>
                   </pic:nvPicPr>
                   <pic:blipFill>
-                    <a:blip r:embed="rId18">
+                    <a:blip r:embed="rId8">
                       <a:extLst>
                         <a:ext uri="{28A0092B-C50C-407E-A947-70E740481C1C}">
                           <a14:useLocalDpi xmlns:a14="http://schemas.microsoft.com/office/drawing/2010/main" val="0"/>
@@ -3756,7 +3308,7 @@
                     <pic:cNvPicPr/>
                   </pic:nvPicPr>
                   <pic:blipFill>
-                    <a:blip r:embed="rId19"/>
+                    <a:blip r:embed="rId9"/>
                     <a:stretch>
                       <a:fillRect/>
                     </a:stretch>
@@ -3833,7 +3385,7 @@
                     <pic:cNvPicPr/>
                   </pic:nvPicPr>
                   <pic:blipFill>
-                    <a:blip r:embed="rId20"/>
+                    <a:blip r:embed="rId10"/>
                     <a:stretch>
                       <a:fillRect/>
                     </a:stretch>
@@ -4934,7 +4486,7 @@
                     </pic:cNvPicPr>
                   </pic:nvPicPr>
                   <pic:blipFill>
-                    <a:blip r:embed="rId21">
+                    <a:blip r:embed="rId11">
                       <a:extLst>
                         <a:ext uri="{28A0092B-C50C-407E-A947-70E740481C1C}">
                           <a14:useLocalDpi xmlns:a14="http://schemas.microsoft.com/office/drawing/2010/main" val="0"/>
@@ -5659,7 +5211,7 @@
                     <pic:cNvPicPr/>
                   </pic:nvPicPr>
                   <pic:blipFill>
-                    <a:blip r:embed="rId22"/>
+                    <a:blip r:embed="rId12"/>
                     <a:stretch>
                       <a:fillRect/>
                     </a:stretch>
@@ -6140,7 +5692,7 @@
                     <pic:cNvPicPr/>
                   </pic:nvPicPr>
                   <pic:blipFill>
-                    <a:blip r:embed="rId23"/>
+                    <a:blip r:embed="rId13"/>
                     <a:stretch>
                       <a:fillRect/>
                     </a:stretch>
@@ -8198,7 +7750,7 @@
                     <pic:cNvPicPr/>
                   </pic:nvPicPr>
                   <pic:blipFill>
-                    <a:blip r:embed="rId24"/>
+                    <a:blip r:embed="rId14"/>
                     <a:stretch>
                       <a:fillRect/>
                     </a:stretch>
@@ -8380,7 +7932,7 @@
                     </pic:cNvPicPr>
                   </pic:nvPicPr>
                   <pic:blipFill>
-                    <a:blip r:embed="rId25">
+                    <a:blip r:embed="rId15">
                       <a:extLst>
                         <a:ext uri="{28A0092B-C50C-407E-A947-70E740481C1C}">
                           <a14:useLocalDpi xmlns:a14="http://schemas.microsoft.com/office/drawing/2010/main" val="0"/>
@@ -8404,6 +7956,458 @@
                     <a:ln>
                       <a:noFill/>
                     </a:ln>
+                  </pic:spPr>
+                </pic:pic>
+              </a:graphicData>
+            </a:graphic>
+          </wp:inline>
+        </w:drawing>
+      </w:r>
+    </w:p>
+    <w:p>
+      <w:pPr>
+        <w:pStyle w:val="Nagwek3"/>
+      </w:pPr>
+      <w:r>
+        <w:lastRenderedPageBreak/>
+        <w:t>5.</w:t>
+      </w:r>
+      <w:r>
+        <w:t>4</w:t>
+      </w:r>
+      <w:r>
+        <w:t xml:space="preserve">. </w:t>
+      </w:r>
+      <w:r>
+        <w:t>Propozycje interfejsu użytkownika</w:t>
+      </w:r>
+    </w:p>
+    <w:p>
+      <w:r>
+        <w:rPr>
+          <w:noProof/>
+          <w:lang w:val="pl-PL"/>
+        </w:rPr>
+        <w:drawing>
+          <wp:inline distT="114300" distB="114300" distL="114300" distR="114300" wp14:anchorId="469598E3" wp14:editId="74172357">
+            <wp:extent cx="5731200" cy="3517900"/>
+            <wp:effectExtent l="0" t="0" r="0" b="0"/>
+            <wp:docPr id="623262182" name="image9.png"/>
+            <wp:cNvGraphicFramePr/>
+            <a:graphic xmlns:a="http://schemas.openxmlformats.org/drawingml/2006/main">
+              <a:graphicData uri="http://schemas.openxmlformats.org/drawingml/2006/picture">
+                <pic:pic xmlns:pic="http://schemas.openxmlformats.org/drawingml/2006/picture">
+                  <pic:nvPicPr>
+                    <pic:cNvPr id="0" name="image9.png"/>
+                    <pic:cNvPicPr preferRelativeResize="0"/>
+                  </pic:nvPicPr>
+                  <pic:blipFill>
+                    <a:blip r:embed="rId16"/>
+                    <a:srcRect/>
+                    <a:stretch>
+                      <a:fillRect/>
+                    </a:stretch>
+                  </pic:blipFill>
+                  <pic:spPr>
+                    <a:xfrm>
+                      <a:off x="0" y="0"/>
+                      <a:ext cx="5731200" cy="3517900"/>
+                    </a:xfrm>
+                    <a:prstGeom prst="rect">
+                      <a:avLst/>
+                    </a:prstGeom>
+                    <a:ln/>
+                  </pic:spPr>
+                </pic:pic>
+              </a:graphicData>
+            </a:graphic>
+          </wp:inline>
+        </w:drawing>
+      </w:r>
+    </w:p>
+    <w:p>
+      <w:r>
+        <w:rPr>
+          <w:noProof/>
+          <w:lang w:val="pl-PL"/>
+        </w:rPr>
+        <w:drawing>
+          <wp:inline distT="114300" distB="114300" distL="114300" distR="114300" wp14:anchorId="36B3A982" wp14:editId="257A9F18">
+            <wp:extent cx="5731200" cy="3467100"/>
+            <wp:effectExtent l="0" t="0" r="0" b="0"/>
+            <wp:docPr id="385191733" name="image11.png"/>
+            <wp:cNvGraphicFramePr/>
+            <a:graphic xmlns:a="http://schemas.openxmlformats.org/drawingml/2006/main">
+              <a:graphicData uri="http://schemas.openxmlformats.org/drawingml/2006/picture">
+                <pic:pic xmlns:pic="http://schemas.openxmlformats.org/drawingml/2006/picture">
+                  <pic:nvPicPr>
+                    <pic:cNvPr id="0" name="image11.png"/>
+                    <pic:cNvPicPr preferRelativeResize="0"/>
+                  </pic:nvPicPr>
+                  <pic:blipFill>
+                    <a:blip r:embed="rId17"/>
+                    <a:srcRect/>
+                    <a:stretch>
+                      <a:fillRect/>
+                    </a:stretch>
+                  </pic:blipFill>
+                  <pic:spPr>
+                    <a:xfrm>
+                      <a:off x="0" y="0"/>
+                      <a:ext cx="5731200" cy="3467100"/>
+                    </a:xfrm>
+                    <a:prstGeom prst="rect">
+                      <a:avLst/>
+                    </a:prstGeom>
+                    <a:ln/>
+                  </pic:spPr>
+                </pic:pic>
+              </a:graphicData>
+            </a:graphic>
+          </wp:inline>
+        </w:drawing>
+      </w:r>
+    </w:p>
+    <w:p>
+      <w:r>
+        <w:rPr>
+          <w:noProof/>
+          <w:lang w:val="pl-PL"/>
+        </w:rPr>
+        <w:lastRenderedPageBreak/>
+        <w:drawing>
+          <wp:inline distT="114300" distB="114300" distL="114300" distR="114300" wp14:anchorId="6C361E67" wp14:editId="73394894">
+            <wp:extent cx="5731200" cy="3479800"/>
+            <wp:effectExtent l="0" t="0" r="0" b="0"/>
+            <wp:docPr id="1247311118" name="image2.png"/>
+            <wp:cNvGraphicFramePr/>
+            <a:graphic xmlns:a="http://schemas.openxmlformats.org/drawingml/2006/main">
+              <a:graphicData uri="http://schemas.openxmlformats.org/drawingml/2006/picture">
+                <pic:pic xmlns:pic="http://schemas.openxmlformats.org/drawingml/2006/picture">
+                  <pic:nvPicPr>
+                    <pic:cNvPr id="0" name="image2.png"/>
+                    <pic:cNvPicPr preferRelativeResize="0"/>
+                  </pic:nvPicPr>
+                  <pic:blipFill>
+                    <a:blip r:embed="rId18"/>
+                    <a:srcRect/>
+                    <a:stretch>
+                      <a:fillRect/>
+                    </a:stretch>
+                  </pic:blipFill>
+                  <pic:spPr>
+                    <a:xfrm>
+                      <a:off x="0" y="0"/>
+                      <a:ext cx="5731200" cy="3479800"/>
+                    </a:xfrm>
+                    <a:prstGeom prst="rect">
+                      <a:avLst/>
+                    </a:prstGeom>
+                    <a:ln/>
+                  </pic:spPr>
+                </pic:pic>
+              </a:graphicData>
+            </a:graphic>
+          </wp:inline>
+        </w:drawing>
+      </w:r>
+    </w:p>
+    <w:p>
+      <w:r>
+        <w:rPr>
+          <w:noProof/>
+          <w:lang w:val="pl-PL"/>
+        </w:rPr>
+        <w:drawing>
+          <wp:inline distT="114300" distB="114300" distL="114300" distR="114300" wp14:anchorId="77A25D02" wp14:editId="2AD710AF">
+            <wp:extent cx="5731200" cy="3467100"/>
+            <wp:effectExtent l="0" t="0" r="0" b="0"/>
+            <wp:docPr id="1829441458" name="image7.png"/>
+            <wp:cNvGraphicFramePr/>
+            <a:graphic xmlns:a="http://schemas.openxmlformats.org/drawingml/2006/main">
+              <a:graphicData uri="http://schemas.openxmlformats.org/drawingml/2006/picture">
+                <pic:pic xmlns:pic="http://schemas.openxmlformats.org/drawingml/2006/picture">
+                  <pic:nvPicPr>
+                    <pic:cNvPr id="0" name="image7.png"/>
+                    <pic:cNvPicPr preferRelativeResize="0"/>
+                  </pic:nvPicPr>
+                  <pic:blipFill>
+                    <a:blip r:embed="rId19"/>
+                    <a:srcRect/>
+                    <a:stretch>
+                      <a:fillRect/>
+                    </a:stretch>
+                  </pic:blipFill>
+                  <pic:spPr>
+                    <a:xfrm>
+                      <a:off x="0" y="0"/>
+                      <a:ext cx="5731200" cy="3467100"/>
+                    </a:xfrm>
+                    <a:prstGeom prst="rect">
+                      <a:avLst/>
+                    </a:prstGeom>
+                    <a:ln/>
+                  </pic:spPr>
+                </pic:pic>
+              </a:graphicData>
+            </a:graphic>
+          </wp:inline>
+        </w:drawing>
+      </w:r>
+    </w:p>
+    <w:p>
+      <w:r>
+        <w:rPr>
+          <w:noProof/>
+          <w:lang w:val="pl-PL"/>
+        </w:rPr>
+        <w:lastRenderedPageBreak/>
+        <w:drawing>
+          <wp:inline distT="114300" distB="114300" distL="114300" distR="114300" wp14:anchorId="17A7E643" wp14:editId="1F396645">
+            <wp:extent cx="5731200" cy="3454400"/>
+            <wp:effectExtent l="0" t="0" r="0" b="0"/>
+            <wp:docPr id="120291753" name="image5.png"/>
+            <wp:cNvGraphicFramePr/>
+            <a:graphic xmlns:a="http://schemas.openxmlformats.org/drawingml/2006/main">
+              <a:graphicData uri="http://schemas.openxmlformats.org/drawingml/2006/picture">
+                <pic:pic xmlns:pic="http://schemas.openxmlformats.org/drawingml/2006/picture">
+                  <pic:nvPicPr>
+                    <pic:cNvPr id="0" name="image5.png"/>
+                    <pic:cNvPicPr preferRelativeResize="0"/>
+                  </pic:nvPicPr>
+                  <pic:blipFill>
+                    <a:blip r:embed="rId20"/>
+                    <a:srcRect/>
+                    <a:stretch>
+                      <a:fillRect/>
+                    </a:stretch>
+                  </pic:blipFill>
+                  <pic:spPr>
+                    <a:xfrm>
+                      <a:off x="0" y="0"/>
+                      <a:ext cx="5731200" cy="3454400"/>
+                    </a:xfrm>
+                    <a:prstGeom prst="rect">
+                      <a:avLst/>
+                    </a:prstGeom>
+                    <a:ln/>
+                  </pic:spPr>
+                </pic:pic>
+              </a:graphicData>
+            </a:graphic>
+          </wp:inline>
+        </w:drawing>
+      </w:r>
+    </w:p>
+    <w:p>
+      <w:r>
+        <w:rPr>
+          <w:noProof/>
+          <w:lang w:val="pl-PL"/>
+        </w:rPr>
+        <w:drawing>
+          <wp:inline distT="114300" distB="114300" distL="114300" distR="114300" wp14:anchorId="781514F1" wp14:editId="5BD16460">
+            <wp:extent cx="5731200" cy="3479800"/>
+            <wp:effectExtent l="0" t="0" r="0" b="0"/>
+            <wp:docPr id="1910589559" name="image3.png"/>
+            <wp:cNvGraphicFramePr/>
+            <a:graphic xmlns:a="http://schemas.openxmlformats.org/drawingml/2006/main">
+              <a:graphicData uri="http://schemas.openxmlformats.org/drawingml/2006/picture">
+                <pic:pic xmlns:pic="http://schemas.openxmlformats.org/drawingml/2006/picture">
+                  <pic:nvPicPr>
+                    <pic:cNvPr id="0" name="image3.png"/>
+                    <pic:cNvPicPr preferRelativeResize="0"/>
+                  </pic:nvPicPr>
+                  <pic:blipFill>
+                    <a:blip r:embed="rId21"/>
+                    <a:srcRect/>
+                    <a:stretch>
+                      <a:fillRect/>
+                    </a:stretch>
+                  </pic:blipFill>
+                  <pic:spPr>
+                    <a:xfrm>
+                      <a:off x="0" y="0"/>
+                      <a:ext cx="5731200" cy="3479800"/>
+                    </a:xfrm>
+                    <a:prstGeom prst="rect">
+                      <a:avLst/>
+                    </a:prstGeom>
+                    <a:ln/>
+                  </pic:spPr>
+                </pic:pic>
+              </a:graphicData>
+            </a:graphic>
+          </wp:inline>
+        </w:drawing>
+      </w:r>
+    </w:p>
+    <w:p>
+      <w:r>
+        <w:rPr>
+          <w:noProof/>
+          <w:lang w:val="pl-PL"/>
+        </w:rPr>
+        <w:lastRenderedPageBreak/>
+        <w:drawing>
+          <wp:inline distT="114300" distB="114300" distL="114300" distR="114300" wp14:anchorId="0B04966A" wp14:editId="4A0B0453">
+            <wp:extent cx="5731200" cy="3543300"/>
+            <wp:effectExtent l="0" t="0" r="0" b="0"/>
+            <wp:docPr id="1387582685" name="image10.png"/>
+            <wp:cNvGraphicFramePr/>
+            <a:graphic xmlns:a="http://schemas.openxmlformats.org/drawingml/2006/main">
+              <a:graphicData uri="http://schemas.openxmlformats.org/drawingml/2006/picture">
+                <pic:pic xmlns:pic="http://schemas.openxmlformats.org/drawingml/2006/picture">
+                  <pic:nvPicPr>
+                    <pic:cNvPr id="0" name="image10.png"/>
+                    <pic:cNvPicPr preferRelativeResize="0"/>
+                  </pic:nvPicPr>
+                  <pic:blipFill>
+                    <a:blip r:embed="rId22"/>
+                    <a:srcRect/>
+                    <a:stretch>
+                      <a:fillRect/>
+                    </a:stretch>
+                  </pic:blipFill>
+                  <pic:spPr>
+                    <a:xfrm>
+                      <a:off x="0" y="0"/>
+                      <a:ext cx="5731200" cy="3543300"/>
+                    </a:xfrm>
+                    <a:prstGeom prst="rect">
+                      <a:avLst/>
+                    </a:prstGeom>
+                    <a:ln/>
+                  </pic:spPr>
+                </pic:pic>
+              </a:graphicData>
+            </a:graphic>
+          </wp:inline>
+        </w:drawing>
+      </w:r>
+    </w:p>
+    <w:p>
+      <w:r>
+        <w:rPr>
+          <w:noProof/>
+          <w:lang w:val="pl-PL"/>
+        </w:rPr>
+        <w:drawing>
+          <wp:inline distT="114300" distB="114300" distL="114300" distR="114300" wp14:anchorId="23B1B740" wp14:editId="73CFD695">
+            <wp:extent cx="5731200" cy="3517900"/>
+            <wp:effectExtent l="0" t="0" r="0" b="0"/>
+            <wp:docPr id="301621648" name="image1.png"/>
+            <wp:cNvGraphicFramePr/>
+            <a:graphic xmlns:a="http://schemas.openxmlformats.org/drawingml/2006/main">
+              <a:graphicData uri="http://schemas.openxmlformats.org/drawingml/2006/picture">
+                <pic:pic xmlns:pic="http://schemas.openxmlformats.org/drawingml/2006/picture">
+                  <pic:nvPicPr>
+                    <pic:cNvPr id="0" name="image1.png"/>
+                    <pic:cNvPicPr preferRelativeResize="0"/>
+                  </pic:nvPicPr>
+                  <pic:blipFill>
+                    <a:blip r:embed="rId23"/>
+                    <a:srcRect/>
+                    <a:stretch>
+                      <a:fillRect/>
+                    </a:stretch>
+                  </pic:blipFill>
+                  <pic:spPr>
+                    <a:xfrm>
+                      <a:off x="0" y="0"/>
+                      <a:ext cx="5731200" cy="3517900"/>
+                    </a:xfrm>
+                    <a:prstGeom prst="rect">
+                      <a:avLst/>
+                    </a:prstGeom>
+                    <a:ln/>
+                  </pic:spPr>
+                </pic:pic>
+              </a:graphicData>
+            </a:graphic>
+          </wp:inline>
+        </w:drawing>
+      </w:r>
+    </w:p>
+    <w:p>
+      <w:r>
+        <w:rPr>
+          <w:noProof/>
+          <w:lang w:val="pl-PL"/>
+        </w:rPr>
+        <w:lastRenderedPageBreak/>
+        <w:drawing>
+          <wp:inline distT="114300" distB="114300" distL="114300" distR="114300" wp14:anchorId="07680526" wp14:editId="3C9A2F63">
+            <wp:extent cx="5731200" cy="3467100"/>
+            <wp:effectExtent l="0" t="0" r="0" b="0"/>
+            <wp:docPr id="1393119152" name="image8.png"/>
+            <wp:cNvGraphicFramePr/>
+            <a:graphic xmlns:a="http://schemas.openxmlformats.org/drawingml/2006/main">
+              <a:graphicData uri="http://schemas.openxmlformats.org/drawingml/2006/picture">
+                <pic:pic xmlns:pic="http://schemas.openxmlformats.org/drawingml/2006/picture">
+                  <pic:nvPicPr>
+                    <pic:cNvPr id="0" name="image8.png"/>
+                    <pic:cNvPicPr preferRelativeResize="0"/>
+                  </pic:nvPicPr>
+                  <pic:blipFill>
+                    <a:blip r:embed="rId24"/>
+                    <a:srcRect/>
+                    <a:stretch>
+                      <a:fillRect/>
+                    </a:stretch>
+                  </pic:blipFill>
+                  <pic:spPr>
+                    <a:xfrm>
+                      <a:off x="0" y="0"/>
+                      <a:ext cx="5731200" cy="3467100"/>
+                    </a:xfrm>
+                    <a:prstGeom prst="rect">
+                      <a:avLst/>
+                    </a:prstGeom>
+                    <a:ln/>
+                  </pic:spPr>
+                </pic:pic>
+              </a:graphicData>
+            </a:graphic>
+          </wp:inline>
+        </w:drawing>
+      </w:r>
+    </w:p>
+    <w:p>
+      <w:r>
+        <w:rPr>
+          <w:noProof/>
+          <w:lang w:val="pl-PL"/>
+        </w:rPr>
+        <w:drawing>
+          <wp:inline distT="114300" distB="114300" distL="114300" distR="114300" wp14:anchorId="0218C5BB" wp14:editId="0B664578">
+            <wp:extent cx="5731200" cy="3492500"/>
+            <wp:effectExtent l="0" t="0" r="0" b="0"/>
+            <wp:docPr id="446667263" name="image4.png"/>
+            <wp:cNvGraphicFramePr/>
+            <a:graphic xmlns:a="http://schemas.openxmlformats.org/drawingml/2006/main">
+              <a:graphicData uri="http://schemas.openxmlformats.org/drawingml/2006/picture">
+                <pic:pic xmlns:pic="http://schemas.openxmlformats.org/drawingml/2006/picture">
+                  <pic:nvPicPr>
+                    <pic:cNvPr id="0" name="image4.png"/>
+                    <pic:cNvPicPr preferRelativeResize="0"/>
+                  </pic:nvPicPr>
+                  <pic:blipFill>
+                    <a:blip r:embed="rId25"/>
+                    <a:srcRect/>
+                    <a:stretch>
+                      <a:fillRect/>
+                    </a:stretch>
+                  </pic:blipFill>
+                  <pic:spPr>
+                    <a:xfrm>
+                      <a:off x="0" y="0"/>
+                      <a:ext cx="5731200" cy="3492500"/>
+                    </a:xfrm>
+                    <a:prstGeom prst="rect">
+                      <a:avLst/>
+                    </a:prstGeom>
+                    <a:ln/>
                   </pic:spPr>
                 </pic:pic>
               </a:graphicData>

--- a/Downloads/ProjektIO/Projekt IO.docx
+++ b/Downloads/ProjektIO/Projekt IO.docx
@@ -1,6 +1,6 @@
 
 <file path=word/document.xml><?xml version="1.0" encoding="utf-8"?>
-<w:document xmlns:wpc="http://schemas.microsoft.com/office/word/2010/wordprocessingCanvas" xmlns:cx="http://schemas.microsoft.com/office/drawing/2014/chartex" xmlns:cx1="http://schemas.microsoft.com/office/drawing/2015/9/8/chartex" xmlns:cx2="http://schemas.microsoft.com/office/drawing/2015/10/21/chartex" xmlns:cx3="http://schemas.microsoft.com/office/drawing/2016/5/9/chartex" xmlns:cx4="http://schemas.microsoft.com/office/drawing/2016/5/10/chartex" xmlns:cx5="http://schemas.microsoft.com/office/drawing/2016/5/11/chartex" xmlns:cx6="http://schemas.microsoft.com/office/drawing/2016/5/12/chartex" xmlns:cx7="http://schemas.microsoft.com/office/drawing/2016/5/13/chartex" xmlns:cx8="http://schemas.microsoft.com/office/drawing/2016/5/14/chartex" xmlns:mc="http://schemas.openxmlformats.org/markup-compatibility/2006" xmlns:aink="http://schemas.microsoft.com/office/drawing/2016/ink" xmlns:am3d="http://schemas.microsoft.com/office/drawing/2017/model3d" xmlns:o="urn:schemas-microsoft-com:office:office" xmlns:oel="http://schemas.microsoft.com/office/2019/extlst" xmlns:r="http://schemas.openxmlformats.org/officeDocument/2006/relationships" xmlns:m="http://schemas.openxmlformats.org/officeDocument/2006/math" xmlns:v="urn:schemas-microsoft-com:vml" xmlns:wp14="http://schemas.microsoft.com/office/word/2010/wordprocessingDrawing" xmlns:wp="http://schemas.openxmlformats.org/drawingml/2006/wordprocessingDrawing" xmlns:w10="urn:schemas-microsoft-com:office:word" xmlns:w="http://schemas.openxmlformats.org/wordprocessingml/2006/main" xmlns:w14="http://schemas.microsoft.com/office/word/2010/wordml" xmlns:w15="http://schemas.microsoft.com/office/word/2012/wordml" xmlns:w16cex="http://schemas.microsoft.com/office/word/2018/wordml/cex" xmlns:w16cid="http://schemas.microsoft.com/office/word/2016/wordml/cid" xmlns:w16="http://schemas.microsoft.com/office/word/2018/wordml" xmlns:w16du="http://schemas.microsoft.com/office/word/2023/wordml/word16du" xmlns:w16sdtdh="http://schemas.microsoft.com/office/word/2020/wordml/sdtdatahash" xmlns:w16sdtfl="http://schemas.microsoft.com/office/word/2024/wordml/sdtformatlock" xmlns:w16se="http://schemas.microsoft.com/office/word/2015/wordml/symex" xmlns:wpg="http://schemas.microsoft.com/office/word/2010/wordprocessingGroup" xmlns:wpi="http://schemas.microsoft.com/office/word/2010/wordprocessingInk" xmlns:wne="http://schemas.microsoft.com/office/word/2006/wordml" xmlns:wps="http://schemas.microsoft.com/office/word/2010/wordprocessingShape" mc:Ignorable="w14 w15 w16se w16cid w16 w16cex w16sdtdh w16sdtfl w16du wp14">
+<w:document xmlns:wpc="http://schemas.microsoft.com/office/word/2010/wordprocessingCanvas" xmlns:mc="http://schemas.openxmlformats.org/markup-compatibility/2006" xmlns:o="urn:schemas-microsoft-com:office:office" xmlns:r="http://schemas.openxmlformats.org/officeDocument/2006/relationships" xmlns:m="http://schemas.openxmlformats.org/officeDocument/2006/math" xmlns:v="urn:schemas-microsoft-com:vml" xmlns:wp14="http://schemas.microsoft.com/office/word/2010/wordprocessingDrawing" xmlns:wp="http://schemas.openxmlformats.org/drawingml/2006/wordprocessingDrawing" xmlns:w10="urn:schemas-microsoft-com:office:word" xmlns:w="http://schemas.openxmlformats.org/wordprocessingml/2006/main" xmlns:w14="http://schemas.microsoft.com/office/word/2010/wordml" xmlns:w15="http://schemas.microsoft.com/office/word/2012/wordml" xmlns:wpg="http://schemas.microsoft.com/office/word/2010/wordprocessingGroup" xmlns:wpi="http://schemas.microsoft.com/office/word/2010/wordprocessingInk" xmlns:wne="http://schemas.microsoft.com/office/word/2006/wordml" xmlns:wps="http://schemas.microsoft.com/office/word/2010/wordprocessingShape" mc:Ignorable="w14 w15 wp14">
   <w:body>
     <w:p>
       <w:pPr>
@@ -33,7 +33,7 @@
           <w:noProof/>
           <w:sz w:val="12"/>
           <w:szCs w:val="12"/>
-          <w:lang w:val="pl-PL" w:eastAsia="en-US" w:bidi="ar-SA"/>
+          <w:lang w:val="pl-PL" w:eastAsia="pl-PL" w:bidi="ar-SA"/>
         </w:rPr>
         <w:drawing>
           <wp:anchor distT="0" distB="0" distL="114300" distR="114300" simplePos="0" relativeHeight="251659264" behindDoc="0" locked="0" layoutInCell="1" allowOverlap="1" wp14:anchorId="7DFB708C" wp14:editId="321994CF">
@@ -199,6 +199,7 @@
             <w:listItem w:displayText="Zbiory przybliżone" w:value="Zbiory przybliżone"/>
           </w:comboBox>
         </w:sdtPr>
+        <w:sdtEndPr/>
         <w:sdtContent>
           <w:r>
             <w:rPr>
@@ -324,8 +325,20 @@
           <w:szCs w:val="26"/>
           <w:lang w:val="pl-PL"/>
         </w:rPr>
-        <w:t xml:space="preserve">                                    Wojtek Cimochowski</w:t>
-      </w:r>
+        <w:t xml:space="preserve">                                    Wojtek </w:t>
+      </w:r>
+      <w:proofErr w:type="spellStart"/>
+      <w:r>
+        <w:rPr>
+          <w:rFonts w:ascii="Arial" w:hAnsi="Arial" w:cs="Arial"/>
+          <w:b/>
+          <w:sz w:val="26"/>
+          <w:szCs w:val="26"/>
+          <w:lang w:val="pl-PL"/>
+        </w:rPr>
+        <w:t>Cimochowski</w:t>
+      </w:r>
+      <w:proofErr w:type="spellEnd"/>
     </w:p>
     <w:p>
       <w:pPr>
@@ -473,6 +486,7 @@
             <w:listItem w:displayText="Informatyka i Ekonometria" w:value="Informatyka i Ekonometria"/>
           </w:comboBox>
         </w:sdtPr>
+        <w:sdtEndPr/>
         <w:sdtContent>
           <w:r>
             <w:rPr>
@@ -549,6 +563,7 @@
             <w:listItem w:displayText="PS11" w:value="PS11"/>
           </w:comboBox>
         </w:sdtPr>
+        <w:sdtEndPr/>
         <w:sdtContent>
           <w:r>
             <w:rPr>
@@ -686,7 +701,23 @@
           <w:bCs/>
         </w:rPr>
         <w:lastRenderedPageBreak/>
-        <w:t>Obsługa klienta (CRM/Booking):</w:t>
+        <w:t>Obsługa klienta (CRM/</w:t>
+      </w:r>
+      <w:proofErr w:type="spellStart"/>
+      <w:r>
+        <w:rPr>
+          <w:b/>
+          <w:bCs/>
+        </w:rPr>
+        <w:t>Booking</w:t>
+      </w:r>
+      <w:proofErr w:type="spellEnd"/>
+      <w:r>
+        <w:rPr>
+          <w:b/>
+          <w:bCs/>
+        </w:rPr>
+        <w:t>):</w:t>
       </w:r>
       <w:r>
         <w:t xml:space="preserve"> System rezerwacji online, weryfikacja tożsamości na miejscu oraz panel osobisty strzelca.</w:t>
@@ -760,8 +791,17 @@
           <w:b/>
           <w:bCs/>
         </w:rPr>
-        <w:t>Właściciela/Admina</w:t>
-      </w:r>
+        <w:t>Właściciela/</w:t>
+      </w:r>
+      <w:proofErr w:type="spellStart"/>
+      <w:r>
+        <w:rPr>
+          <w:b/>
+          <w:bCs/>
+        </w:rPr>
+        <w:t>Admina</w:t>
+      </w:r>
+      <w:proofErr w:type="spellEnd"/>
       <w:r>
         <w:t xml:space="preserve"> (zarządzanie biznesem). </w:t>
       </w:r>
@@ -834,7 +874,15 @@
         <w:t>Zwiększenie przepustowości:</w:t>
       </w:r>
       <w:r>
-        <w:t xml:space="preserve"> Skrócenie czasu odprawy klienta (check-in) o np. 40% dzięki wcześniejszej rezerwacji danych w systemie.</w:t>
+        <w:t xml:space="preserve"> Skrócenie czasu odprawy klienta (</w:t>
+      </w:r>
+      <w:proofErr w:type="spellStart"/>
+      <w:r>
+        <w:t>check</w:t>
+      </w:r>
+      <w:proofErr w:type="spellEnd"/>
+      <w:r>
+        <w:t>-in) o np. 40% dzięki wcześniejszej rezerwacji danych w systemie.</w:t>
       </w:r>
     </w:p>
     <w:p>
@@ -965,7 +1013,15 @@
       <w:bookmarkStart w:id="6" w:name="_hev6j5i0hsa8" w:colFirst="0" w:colLast="0"/>
       <w:bookmarkEnd w:id="6"/>
       <w:r>
-        <w:t xml:space="preserve">3. Słownik terminów (Business Glossary) </w:t>
+        <w:t xml:space="preserve">3. Słownik terminów (Business </w:t>
+      </w:r>
+      <w:proofErr w:type="spellStart"/>
+      <w:r>
+        <w:t>Glossary</w:t>
+      </w:r>
+      <w:proofErr w:type="spellEnd"/>
+      <w:r>
+        <w:t xml:space="preserve">) </w:t>
       </w:r>
     </w:p>
     <w:tbl>
@@ -1503,13 +1559,41 @@
                 <w:color w:val="1F1F1F"/>
               </w:rPr>
             </w:pPr>
+            <w:proofErr w:type="spellStart"/>
             <w:r>
               <w:rPr>
                 <w:b/>
                 <w:bCs/>
                 <w:color w:val="1F1F1F"/>
               </w:rPr>
-              <w:t>Check-in / Check-out</w:t>
+              <w:t>Check</w:t>
+            </w:r>
+            <w:proofErr w:type="spellEnd"/>
+            <w:r>
+              <w:rPr>
+                <w:b/>
+                <w:bCs/>
+                <w:color w:val="1F1F1F"/>
+              </w:rPr>
+              <w:t xml:space="preserve">-in / </w:t>
+            </w:r>
+            <w:proofErr w:type="spellStart"/>
+            <w:r>
+              <w:rPr>
+                <w:b/>
+                <w:bCs/>
+                <w:color w:val="1F1F1F"/>
+              </w:rPr>
+              <w:t>Check</w:t>
+            </w:r>
+            <w:proofErr w:type="spellEnd"/>
+            <w:r>
+              <w:rPr>
+                <w:b/>
+                <w:bCs/>
+                <w:color w:val="1F1F1F"/>
+              </w:rPr>
+              <w:t>-out</w:t>
             </w:r>
           </w:p>
         </w:tc>
@@ -1773,7 +1857,21 @@
         <w:rPr>
           <w:lang w:val="pl-PL"/>
         </w:rPr>
-        <w:t>), przeprowadzeniu procesu check-in (</w:t>
+        <w:t xml:space="preserve">), przeprowadzeniu procesu </w:t>
+      </w:r>
+      <w:proofErr w:type="spellStart"/>
+      <w:r>
+        <w:rPr>
+          <w:lang w:val="pl-PL"/>
+        </w:rPr>
+        <w:t>check</w:t>
+      </w:r>
+      <w:proofErr w:type="spellEnd"/>
+      <w:r>
+        <w:rPr>
+          <w:lang w:val="pl-PL"/>
+        </w:rPr>
+        <w:t>-in (</w:t>
       </w:r>
       <w:r>
         <w:rPr>
@@ -2547,7 +2645,21 @@
         <w:rPr>
           <w:lang w:val="pl-PL"/>
         </w:rPr>
-        <w:t>Instruktor inicjuje sesję strzelecką, klikając przycisk "Check-in".</w:t>
+        <w:t>Instruktor inicjuje sesję strzelecką, klikając przycisk "</w:t>
+      </w:r>
+      <w:proofErr w:type="spellStart"/>
+      <w:r>
+        <w:rPr>
+          <w:lang w:val="pl-PL"/>
+        </w:rPr>
+        <w:t>Check</w:t>
+      </w:r>
+      <w:proofErr w:type="spellEnd"/>
+      <w:r>
+        <w:rPr>
+          <w:lang w:val="pl-PL"/>
+        </w:rPr>
+        <w:t>-in".</w:t>
       </w:r>
     </w:p>
     <w:p>
@@ -2903,7 +3015,21 @@
         <w:rPr>
           <w:lang w:val="pl-PL"/>
         </w:rPr>
-        <w:t xml:space="preserve">System wyświetla panel "Użytkownicy" zawierający ogólne statystyki kont (np. Łącznie, Admini, Instruktorzy, Klienci, Zweryfikowani, Do weryfikacji). </w:t>
+        <w:t xml:space="preserve">System wyświetla panel "Użytkownicy" zawierający ogólne statystyki kont (np. Łącznie, </w:t>
+      </w:r>
+      <w:proofErr w:type="spellStart"/>
+      <w:r>
+        <w:rPr>
+          <w:lang w:val="pl-PL"/>
+        </w:rPr>
+        <w:t>Admini</w:t>
+      </w:r>
+      <w:proofErr w:type="spellEnd"/>
+      <w:r>
+        <w:rPr>
+          <w:lang w:val="pl-PL"/>
+        </w:rPr>
+        <w:t xml:space="preserve">, Instruktorzy, Klienci, Zweryfikowani, Do weryfikacji). </w:t>
       </w:r>
     </w:p>
     <w:p>
@@ -3464,17 +3590,44 @@
         <w:pStyle w:val="Legenda"/>
         <w:jc w:val="center"/>
       </w:pPr>
-      <w:r>
-        <w:t xml:space="preserve">Figure </w:t>
-      </w:r>
-      <w:fldSimple w:instr=" SEQ Figure \* ARABIC ">
-        <w:r>
-          <w:rPr>
-            <w:noProof/>
-          </w:rPr>
-          <w:t>1</w:t>
-        </w:r>
-      </w:fldSimple>
+      <w:proofErr w:type="spellStart"/>
+      <w:r>
+        <w:t>Figure</w:t>
+      </w:r>
+      <w:proofErr w:type="spellEnd"/>
+      <w:r>
+        <w:t xml:space="preserve"> </w:t>
+      </w:r>
+      <w:r>
+        <w:rPr>
+          <w:noProof/>
+        </w:rPr>
+        <w:fldChar w:fldCharType="begin"/>
+      </w:r>
+      <w:r>
+        <w:rPr>
+          <w:noProof/>
+        </w:rPr>
+        <w:instrText xml:space="preserve"> SEQ Figure \* ARABIC </w:instrText>
+      </w:r>
+      <w:r>
+        <w:rPr>
+          <w:noProof/>
+        </w:rPr>
+        <w:fldChar w:fldCharType="separate"/>
+      </w:r>
+      <w:r>
+        <w:rPr>
+          <w:noProof/>
+        </w:rPr>
+        <w:t>1</w:t>
+      </w:r>
+      <w:r>
+        <w:rPr>
+          <w:noProof/>
+        </w:rPr>
+        <w:fldChar w:fldCharType="end"/>
+      </w:r>
       <w:r>
         <w:t xml:space="preserve"> Igor Wróblewski</w:t>
       </w:r>
@@ -3505,8 +3658,17 @@
           <w:bCs/>
         </w:rPr>
         <w:lastRenderedPageBreak/>
-        <w:t>Wojciech Cimochowski</w:t>
-      </w:r>
+        <w:t xml:space="preserve">Wojciech </w:t>
+      </w:r>
+      <w:proofErr w:type="spellStart"/>
+      <w:r>
+        <w:rPr>
+          <w:b/>
+          <w:bCs/>
+        </w:rPr>
+        <w:t>Cimochowski</w:t>
+      </w:r>
+      <w:proofErr w:type="spellEnd"/>
     </w:p>
     <w:p>
       <w:pPr>
@@ -3516,8 +3678,13 @@
           <w:numId w:val="29"/>
         </w:numPr>
       </w:pPr>
-      <w:r>
-        <w:t>Potwiedzenie przybycia</w:t>
+      <w:proofErr w:type="spellStart"/>
+      <w:r>
+        <w:t>Potwiedzenie</w:t>
+      </w:r>
+      <w:proofErr w:type="spellEnd"/>
+      <w:r>
+        <w:t xml:space="preserve"> przybycia</w:t>
       </w:r>
     </w:p>
     <w:p>
@@ -3825,7 +3992,23 @@
           <w:rStyle w:val="math-inline"/>
           <w:rFonts w:ascii="Arial" w:hAnsi="Arial" w:cs="Arial"/>
         </w:rPr>
-        <w:t>$\rightarrow$</w:t>
+        <w:t>$\</w:t>
+      </w:r>
+      <w:proofErr w:type="spellStart"/>
+      <w:r>
+        <w:rPr>
+          <w:rStyle w:val="math-inline"/>
+          <w:rFonts w:ascii="Arial" w:hAnsi="Arial" w:cs="Arial"/>
+        </w:rPr>
+        <w:t>rightarrow</w:t>
+      </w:r>
+      <w:proofErr w:type="spellEnd"/>
+      <w:r>
+        <w:rPr>
+          <w:rStyle w:val="math-inline"/>
+          <w:rFonts w:ascii="Arial" w:hAnsi="Arial" w:cs="Arial"/>
+        </w:rPr>
+        <w:t>$</w:t>
       </w:r>
       <w:r>
         <w:rPr>
@@ -3915,7 +4098,23 @@
           <w:rStyle w:val="math-inline"/>
           <w:rFonts w:ascii="Arial" w:hAnsi="Arial" w:cs="Arial"/>
         </w:rPr>
-        <w:t>$\rightarrow$</w:t>
+        <w:t>$\</w:t>
+      </w:r>
+      <w:proofErr w:type="spellStart"/>
+      <w:r>
+        <w:rPr>
+          <w:rStyle w:val="math-inline"/>
+          <w:rFonts w:ascii="Arial" w:hAnsi="Arial" w:cs="Arial"/>
+        </w:rPr>
+        <w:t>rightarrow</w:t>
+      </w:r>
+      <w:proofErr w:type="spellEnd"/>
+      <w:r>
+        <w:rPr>
+          <w:rStyle w:val="math-inline"/>
+          <w:rFonts w:ascii="Arial" w:hAnsi="Arial" w:cs="Arial"/>
+        </w:rPr>
+        <w:t>$</w:t>
       </w:r>
       <w:r>
         <w:rPr>
@@ -3948,7 +4147,21 @@
         <w:rPr>
           <w:rFonts w:ascii="Arial" w:hAnsi="Arial" w:cs="Arial"/>
         </w:rPr>
-        <w:t xml:space="preserve"> Synchroniczny / Tworzący (Create)</w:t>
+        <w:t xml:space="preserve"> Synchroniczny / Tworzący (</w:t>
+      </w:r>
+      <w:proofErr w:type="spellStart"/>
+      <w:r>
+        <w:rPr>
+          <w:rFonts w:ascii="Arial" w:hAnsi="Arial" w:cs="Arial"/>
+        </w:rPr>
+        <w:t>Create</w:t>
+      </w:r>
+      <w:proofErr w:type="spellEnd"/>
+      <w:r>
+        <w:rPr>
+          <w:rFonts w:ascii="Arial" w:hAnsi="Arial" w:cs="Arial"/>
+        </w:rPr>
+        <w:t>)</w:t>
       </w:r>
     </w:p>
     <w:p>
@@ -4005,7 +4218,23 @@
           <w:rStyle w:val="math-inline"/>
           <w:rFonts w:ascii="Arial" w:hAnsi="Arial" w:cs="Arial"/>
         </w:rPr>
-        <w:t>$\rightarrow$</w:t>
+        <w:t>$\</w:t>
+      </w:r>
+      <w:proofErr w:type="spellStart"/>
+      <w:r>
+        <w:rPr>
+          <w:rStyle w:val="math-inline"/>
+          <w:rFonts w:ascii="Arial" w:hAnsi="Arial" w:cs="Arial"/>
+        </w:rPr>
+        <w:t>rightarrow</w:t>
+      </w:r>
+      <w:proofErr w:type="spellEnd"/>
+      <w:r>
+        <w:rPr>
+          <w:rStyle w:val="math-inline"/>
+          <w:rFonts w:ascii="Arial" w:hAnsi="Arial" w:cs="Arial"/>
+        </w:rPr>
+        <w:t>$</w:t>
       </w:r>
       <w:r>
         <w:rPr>
@@ -4095,7 +4324,23 @@
           <w:rStyle w:val="math-inline"/>
           <w:rFonts w:ascii="Arial" w:hAnsi="Arial" w:cs="Arial"/>
         </w:rPr>
-        <w:t>$\rightarrow$</w:t>
+        <w:t>$\</w:t>
+      </w:r>
+      <w:proofErr w:type="spellStart"/>
+      <w:r>
+        <w:rPr>
+          <w:rStyle w:val="math-inline"/>
+          <w:rFonts w:ascii="Arial" w:hAnsi="Arial" w:cs="Arial"/>
+        </w:rPr>
+        <w:t>rightarrow</w:t>
+      </w:r>
+      <w:proofErr w:type="spellEnd"/>
+      <w:r>
+        <w:rPr>
+          <w:rStyle w:val="math-inline"/>
+          <w:rFonts w:ascii="Arial" w:hAnsi="Arial" w:cs="Arial"/>
+        </w:rPr>
+        <w:t>$</w:t>
       </w:r>
       <w:r>
         <w:rPr>
@@ -4185,7 +4430,23 @@
           <w:rStyle w:val="math-inline"/>
           <w:rFonts w:ascii="Arial" w:hAnsi="Arial" w:cs="Arial"/>
         </w:rPr>
-        <w:t>$\rightarrow$</w:t>
+        <w:t>$\</w:t>
+      </w:r>
+      <w:proofErr w:type="spellStart"/>
+      <w:r>
+        <w:rPr>
+          <w:rStyle w:val="math-inline"/>
+          <w:rFonts w:ascii="Arial" w:hAnsi="Arial" w:cs="Arial"/>
+        </w:rPr>
+        <w:t>rightarrow</w:t>
+      </w:r>
+      <w:proofErr w:type="spellEnd"/>
+      <w:r>
+        <w:rPr>
+          <w:rStyle w:val="math-inline"/>
+          <w:rFonts w:ascii="Arial" w:hAnsi="Arial" w:cs="Arial"/>
+        </w:rPr>
+        <w:t>$</w:t>
       </w:r>
       <w:r>
         <w:rPr>
@@ -4245,7 +4506,21 @@
         <w:rPr>
           <w:rFonts w:ascii="Arial" w:hAnsi="Arial" w:cs="Arial"/>
         </w:rPr>
-        <w:t xml:space="preserve"> Serwer przekazuje żądanie zapisu danych do bazy PostgreSQL, aby zaktualizować profil klienta.</w:t>
+        <w:t xml:space="preserve"> Serwer przekazuje żądanie zapisu danych do bazy </w:t>
+      </w:r>
+      <w:proofErr w:type="spellStart"/>
+      <w:r>
+        <w:rPr>
+          <w:rFonts w:ascii="Arial" w:hAnsi="Arial" w:cs="Arial"/>
+        </w:rPr>
+        <w:t>PostgreSQL</w:t>
+      </w:r>
+      <w:proofErr w:type="spellEnd"/>
+      <w:r>
+        <w:rPr>
+          <w:rFonts w:ascii="Arial" w:hAnsi="Arial" w:cs="Arial"/>
+        </w:rPr>
+        <w:t>, aby zaktualizować profil klienta.</w:t>
       </w:r>
     </w:p>
     <w:p>
@@ -4275,7 +4550,23 @@
           <w:rStyle w:val="math-inline"/>
           <w:rFonts w:ascii="Arial" w:hAnsi="Arial" w:cs="Arial"/>
         </w:rPr>
-        <w:t>$\rightarrow$</w:t>
+        <w:t>$\</w:t>
+      </w:r>
+      <w:proofErr w:type="spellStart"/>
+      <w:r>
+        <w:rPr>
+          <w:rStyle w:val="math-inline"/>
+          <w:rFonts w:ascii="Arial" w:hAnsi="Arial" w:cs="Arial"/>
+        </w:rPr>
+        <w:t>rightarrow</w:t>
+      </w:r>
+      <w:proofErr w:type="spellEnd"/>
+      <w:r>
+        <w:rPr>
+          <w:rStyle w:val="math-inline"/>
+          <w:rFonts w:ascii="Arial" w:hAnsi="Arial" w:cs="Arial"/>
+        </w:rPr>
+        <w:t>$</w:t>
       </w:r>
       <w:r>
         <w:rPr>
@@ -4366,7 +4657,23 @@
           <w:rStyle w:val="math-inline"/>
           <w:rFonts w:ascii="Arial" w:hAnsi="Arial" w:cs="Arial"/>
         </w:rPr>
-        <w:t>$\rightarrow$</w:t>
+        <w:t>$\</w:t>
+      </w:r>
+      <w:proofErr w:type="spellStart"/>
+      <w:r>
+        <w:rPr>
+          <w:rStyle w:val="math-inline"/>
+          <w:rFonts w:ascii="Arial" w:hAnsi="Arial" w:cs="Arial"/>
+        </w:rPr>
+        <w:t>rightarrow</w:t>
+      </w:r>
+      <w:proofErr w:type="spellEnd"/>
+      <w:r>
+        <w:rPr>
+          <w:rStyle w:val="math-inline"/>
+          <w:rFonts w:ascii="Arial" w:hAnsi="Arial" w:cs="Arial"/>
+        </w:rPr>
+        <w:t>$</w:t>
       </w:r>
       <w:r>
         <w:rPr>
@@ -4456,7 +4763,23 @@
           <w:rStyle w:val="math-inline"/>
           <w:rFonts w:ascii="Arial" w:hAnsi="Arial" w:cs="Arial"/>
         </w:rPr>
-        <w:t>$\rightarrow$</w:t>
+        <w:t>$\</w:t>
+      </w:r>
+      <w:proofErr w:type="spellStart"/>
+      <w:r>
+        <w:rPr>
+          <w:rStyle w:val="math-inline"/>
+          <w:rFonts w:ascii="Arial" w:hAnsi="Arial" w:cs="Arial"/>
+        </w:rPr>
+        <w:t>rightarrow</w:t>
+      </w:r>
+      <w:proofErr w:type="spellEnd"/>
+      <w:r>
+        <w:rPr>
+          <w:rStyle w:val="math-inline"/>
+          <w:rFonts w:ascii="Arial" w:hAnsi="Arial" w:cs="Arial"/>
+        </w:rPr>
+        <w:t>$</w:t>
       </w:r>
       <w:r>
         <w:rPr>
@@ -4489,7 +4812,21 @@
         <w:rPr>
           <w:rFonts w:ascii="Arial" w:hAnsi="Arial" w:cs="Arial"/>
         </w:rPr>
-        <w:t xml:space="preserve"> Zwrotny / Niszczący (Destroy)</w:t>
+        <w:t xml:space="preserve"> Zwrotny / Niszczący (</w:t>
+      </w:r>
+      <w:proofErr w:type="spellStart"/>
+      <w:r>
+        <w:rPr>
+          <w:rFonts w:ascii="Arial" w:hAnsi="Arial" w:cs="Arial"/>
+        </w:rPr>
+        <w:t>Destroy</w:t>
+      </w:r>
+      <w:proofErr w:type="spellEnd"/>
+      <w:r>
+        <w:rPr>
+          <w:rFonts w:ascii="Arial" w:hAnsi="Arial" w:cs="Arial"/>
+        </w:rPr>
+        <w:t>)</w:t>
       </w:r>
     </w:p>
     <w:p>
@@ -4546,7 +4883,23 @@
           <w:rStyle w:val="math-inline"/>
           <w:rFonts w:ascii="Arial" w:hAnsi="Arial" w:cs="Arial"/>
         </w:rPr>
-        <w:t>$\rightarrow$</w:t>
+        <w:t>$\</w:t>
+      </w:r>
+      <w:proofErr w:type="spellStart"/>
+      <w:r>
+        <w:rPr>
+          <w:rStyle w:val="math-inline"/>
+          <w:rFonts w:ascii="Arial" w:hAnsi="Arial" w:cs="Arial"/>
+        </w:rPr>
+        <w:t>rightarrow</w:t>
+      </w:r>
+      <w:proofErr w:type="spellEnd"/>
+      <w:r>
+        <w:rPr>
+          <w:rStyle w:val="math-inline"/>
+          <w:rFonts w:ascii="Arial" w:hAnsi="Arial" w:cs="Arial"/>
+        </w:rPr>
+        <w:t>$</w:t>
       </w:r>
       <w:r>
         <w:rPr>
@@ -4643,8 +4996,17 @@
           <w:b/>
           <w:bCs/>
         </w:rPr>
-        <w:t>Wojciech Cimochowski</w:t>
-      </w:r>
+        <w:t xml:space="preserve">Wojciech </w:t>
+      </w:r>
+      <w:proofErr w:type="spellStart"/>
+      <w:r>
+        <w:rPr>
+          <w:b/>
+          <w:bCs/>
+        </w:rPr>
+        <w:t>Cimochowski</w:t>
+      </w:r>
+      <w:proofErr w:type="spellEnd"/>
     </w:p>
     <w:p>
       <w:pPr>
@@ -4769,7 +5131,21 @@
         <w:rPr>
           <w:lang w:val="pl-PL"/>
         </w:rPr>
-        <w:t> Aktor wywołuje na obiekcie rezerwacja metodę pobierzKlienta().</w:t>
+        <w:t> Aktor wywołuje na obiekcie rezerwacja metodę </w:t>
+      </w:r>
+      <w:proofErr w:type="spellStart"/>
+      <w:r>
+        <w:rPr>
+          <w:lang w:val="pl-PL"/>
+        </w:rPr>
+        <w:t>pobierzKlienta</w:t>
+      </w:r>
+      <w:proofErr w:type="spellEnd"/>
+      <w:r>
+        <w:rPr>
+          <w:lang w:val="pl-PL"/>
+        </w:rPr>
+        <w:t>().</w:t>
       </w:r>
     </w:p>
     <w:p>
@@ -4831,7 +5207,21 @@
         <w:rPr>
           <w:lang w:val="pl-PL"/>
         </w:rPr>
-        <w:t> — fragment loop [dopóki dane niepoprawne]</w:t>
+        <w:t> — fragment </w:t>
+      </w:r>
+      <w:proofErr w:type="spellStart"/>
+      <w:r>
+        <w:rPr>
+          <w:lang w:val="pl-PL"/>
+        </w:rPr>
+        <w:t>loop</w:t>
+      </w:r>
+      <w:proofErr w:type="spellEnd"/>
+      <w:r>
+        <w:rPr>
+          <w:lang w:val="pl-PL"/>
+        </w:rPr>
+        <w:t xml:space="preserve"> [dopóki dane niepoprawne]</w:t>
       </w:r>
     </w:p>
     <w:p>
@@ -4885,7 +5275,20 @@
           <w:lang w:val="pl-PL"/>
         </w:rPr>
         <w:br/>
-        <w:t>weryfikujDokument(klient, rodzaj, PESEL).</w:t>
+      </w:r>
+      <w:proofErr w:type="spellStart"/>
+      <w:r>
+        <w:rPr>
+          <w:lang w:val="pl-PL"/>
+        </w:rPr>
+        <w:t>weryfikujDokument</w:t>
+      </w:r>
+      <w:proofErr w:type="spellEnd"/>
+      <w:r>
+        <w:rPr>
+          <w:lang w:val="pl-PL"/>
+        </w:rPr>
+        <w:t>(klient, rodzaj, PESEL).</w:t>
       </w:r>
     </w:p>
     <w:p>
@@ -4935,7 +5338,21 @@
         <w:rPr>
           <w:lang w:val="pl-PL"/>
         </w:rPr>
-        <w:t> Obiekt instruktor zwraca wartość false. System informuje o błędach w formularzu; instruktor poprawia dane i pętla się powtarza.</w:t>
+        <w:t> Obiekt instruktor zwraca wartość </w:t>
+      </w:r>
+      <w:proofErr w:type="spellStart"/>
+      <w:r>
+        <w:rPr>
+          <w:lang w:val="pl-PL"/>
+        </w:rPr>
+        <w:t>false</w:t>
+      </w:r>
+      <w:proofErr w:type="spellEnd"/>
+      <w:r>
+        <w:rPr>
+          <w:lang w:val="pl-PL"/>
+        </w:rPr>
+        <w:t>. System informuje o błędach w formularzu; instruktor poprawia dane i pętla się powtarza.</w:t>
       </w:r>
     </w:p>
     <w:p>
@@ -4963,7 +5380,49 @@
         <w:rPr>
           <w:lang w:val="pl-PL"/>
         </w:rPr>
-        <w:t>Wewnątrz weryfikujDokument ustawiany jest atrybut Status_weryfikacji klienta na true.</w:t>
+        <w:t>Wewnątrz </w:t>
+      </w:r>
+      <w:proofErr w:type="spellStart"/>
+      <w:r>
+        <w:rPr>
+          <w:lang w:val="pl-PL"/>
+        </w:rPr>
+        <w:t>weryfikujDokument</w:t>
+      </w:r>
+      <w:proofErr w:type="spellEnd"/>
+      <w:r>
+        <w:rPr>
+          <w:lang w:val="pl-PL"/>
+        </w:rPr>
+        <w:t> ustawiany jest atrybut </w:t>
+      </w:r>
+      <w:proofErr w:type="spellStart"/>
+      <w:r>
+        <w:rPr>
+          <w:lang w:val="pl-PL"/>
+        </w:rPr>
+        <w:t>Status_weryfikacji</w:t>
+      </w:r>
+      <w:proofErr w:type="spellEnd"/>
+      <w:r>
+        <w:rPr>
+          <w:lang w:val="pl-PL"/>
+        </w:rPr>
+        <w:t> klienta na </w:t>
+      </w:r>
+      <w:proofErr w:type="spellStart"/>
+      <w:r>
+        <w:rPr>
+          <w:lang w:val="pl-PL"/>
+        </w:rPr>
+        <w:t>true</w:t>
+      </w:r>
+      <w:proofErr w:type="spellEnd"/>
+      <w:r>
+        <w:rPr>
+          <w:lang w:val="pl-PL"/>
+        </w:rPr>
+        <w:t>.</w:t>
       </w:r>
     </w:p>
     <w:p>
@@ -4984,7 +5443,21 @@
         <w:rPr>
           <w:lang w:val="pl-PL"/>
         </w:rPr>
-        <w:t> Obiekt instruktor wywołuje na rezerwacja metodę zmienStatus("zweryfikowany").</w:t>
+        <w:t> Obiekt instruktor wywołuje na rezerwacja metodę </w:t>
+      </w:r>
+      <w:proofErr w:type="spellStart"/>
+      <w:r>
+        <w:rPr>
+          <w:lang w:val="pl-PL"/>
+        </w:rPr>
+        <w:t>zmienStatus</w:t>
+      </w:r>
+      <w:proofErr w:type="spellEnd"/>
+      <w:r>
+        <w:rPr>
+          <w:lang w:val="pl-PL"/>
+        </w:rPr>
+        <w:t>("zweryfikowany").</w:t>
       </w:r>
     </w:p>
     <w:p>
@@ -5005,7 +5478,21 @@
         <w:rPr>
           <w:lang w:val="pl-PL"/>
         </w:rPr>
-        <w:t> Obiekt instruktor zwraca wartość true. Rezerwacja zostaje zweryfikowana; pętla się kończy.</w:t>
+        <w:t> Obiekt instruktor zwraca wartość </w:t>
+      </w:r>
+      <w:proofErr w:type="spellStart"/>
+      <w:r>
+        <w:rPr>
+          <w:lang w:val="pl-PL"/>
+        </w:rPr>
+        <w:t>true</w:t>
+      </w:r>
+      <w:proofErr w:type="spellEnd"/>
+      <w:r>
+        <w:rPr>
+          <w:lang w:val="pl-PL"/>
+        </w:rPr>
+        <w:t>. Rezerwacja zostaje zweryfikowana; pętla się kończy.</w:t>
       </w:r>
     </w:p>
     <w:p>
@@ -5040,7 +5527,35 @@
         <w:rPr>
           <w:lang w:val="de-DE"/>
         </w:rPr>
-        <w:t>Instruktor klika przycisk „Check-in”.</w:t>
+        <w:t xml:space="preserve">Instruktor </w:t>
+      </w:r>
+      <w:proofErr w:type="spellStart"/>
+      <w:r>
+        <w:rPr>
+          <w:lang w:val="de-DE"/>
+        </w:rPr>
+        <w:t>klika</w:t>
+      </w:r>
+      <w:proofErr w:type="spellEnd"/>
+      <w:r>
+        <w:rPr>
+          <w:lang w:val="de-DE"/>
+        </w:rPr>
+        <w:t xml:space="preserve"> </w:t>
+      </w:r>
+      <w:proofErr w:type="spellStart"/>
+      <w:r>
+        <w:rPr>
+          <w:lang w:val="de-DE"/>
+        </w:rPr>
+        <w:t>przycisk</w:t>
+      </w:r>
+      <w:proofErr w:type="spellEnd"/>
+      <w:r>
+        <w:rPr>
+          <w:lang w:val="de-DE"/>
+        </w:rPr>
+        <w:t xml:space="preserve"> „Check-in”.</w:t>
       </w:r>
     </w:p>
     <w:p>
@@ -5061,7 +5576,21 @@
         <w:rPr>
           <w:lang w:val="pl-PL"/>
         </w:rPr>
-        <w:t> Aktor wywołuje na obiekcie instruktor metodę wykonajCheckIn(rezerwacja).</w:t>
+        <w:t> Aktor wywołuje na obiekcie instruktor metodę </w:t>
+      </w:r>
+      <w:proofErr w:type="spellStart"/>
+      <w:r>
+        <w:rPr>
+          <w:lang w:val="pl-PL"/>
+        </w:rPr>
+        <w:t>wykonajCheckIn</w:t>
+      </w:r>
+      <w:proofErr w:type="spellEnd"/>
+      <w:r>
+        <w:rPr>
+          <w:lang w:val="pl-PL"/>
+        </w:rPr>
+        <w:t>(rezerwacja).</w:t>
       </w:r>
     </w:p>
     <w:p>
@@ -5082,7 +5611,35 @@
         <w:rPr>
           <w:lang w:val="pl-PL"/>
         </w:rPr>
-        <w:t> Obiekt instruktor tworzy nowy obiekt sesja:SesjaStrzelecka (&lt;&lt;create&gt;&gt;).</w:t>
+        <w:t> Obiekt instruktor tworzy nowy obiekt </w:t>
+      </w:r>
+      <w:proofErr w:type="spellStart"/>
+      <w:r>
+        <w:rPr>
+          <w:lang w:val="pl-PL"/>
+        </w:rPr>
+        <w:t>sesja:SesjaStrzelecka</w:t>
+      </w:r>
+      <w:proofErr w:type="spellEnd"/>
+      <w:r>
+        <w:rPr>
+          <w:lang w:val="pl-PL"/>
+        </w:rPr>
+        <w:t> (&lt;&lt;</w:t>
+      </w:r>
+      <w:proofErr w:type="spellStart"/>
+      <w:r>
+        <w:rPr>
+          <w:lang w:val="pl-PL"/>
+        </w:rPr>
+        <w:t>create</w:t>
+      </w:r>
+      <w:proofErr w:type="spellEnd"/>
+      <w:r>
+        <w:rPr>
+          <w:lang w:val="pl-PL"/>
+        </w:rPr>
+        <w:t>&gt;&gt;).</w:t>
       </w:r>
     </w:p>
     <w:p>
@@ -5103,7 +5660,21 @@
         <w:rPr>
           <w:lang w:val="pl-PL"/>
         </w:rPr>
-        <w:t> Obiekt instruktor wywołuje na rezerwacja metodę zmienStatus("w trakcie wizyty").</w:t>
+        <w:t> Obiekt instruktor wywołuje na rezerwacja metodę </w:t>
+      </w:r>
+      <w:proofErr w:type="spellStart"/>
+      <w:r>
+        <w:rPr>
+          <w:lang w:val="pl-PL"/>
+        </w:rPr>
+        <w:t>zmienStatus</w:t>
+      </w:r>
+      <w:proofErr w:type="spellEnd"/>
+      <w:r>
+        <w:rPr>
+          <w:lang w:val="pl-PL"/>
+        </w:rPr>
+        <w:t>("w trakcie wizyty").</w:t>
       </w:r>
     </w:p>
     <w:p>
@@ -5124,7 +5695,21 @@
         <w:rPr>
           <w:lang w:val="pl-PL"/>
         </w:rPr>
-        <w:t> Obiekt instruktor zwraca utworzony obiekt sesja do aktora. Check-in zostaje zakończony; rozpoczyna się sesja strzelecka.</w:t>
+        <w:t xml:space="preserve"> Obiekt instruktor zwraca utworzony obiekt sesja do aktora. </w:t>
+      </w:r>
+      <w:proofErr w:type="spellStart"/>
+      <w:r>
+        <w:rPr>
+          <w:lang w:val="pl-PL"/>
+        </w:rPr>
+        <w:t>Check</w:t>
+      </w:r>
+      <w:proofErr w:type="spellEnd"/>
+      <w:r>
+        <w:rPr>
+          <w:lang w:val="pl-PL"/>
+        </w:rPr>
+        <w:t>-in zostaje zakończony; rozpoczyna się sesja strzelecka.</w:t>
       </w:r>
     </w:p>
     <w:p/>
@@ -5149,6 +5734,7 @@
       <w:r>
         <w:rPr>
           <w:noProof/>
+          <w:lang w:val="pl-PL"/>
         </w:rPr>
         <w:lastRenderedPageBreak/>
         <w:drawing>
@@ -5217,10 +5803,26 @@
         <w:t>Komunikat 1:</w:t>
       </w:r>
       <w:r>
-        <w:t xml:space="preserve"> Aktor wywołuje na obiekcie admin:Administrator met</w:t>
-      </w:r>
-      <w:r>
-        <w:t>odę pobierzListeUzytkownikow().</w:t>
+        <w:t xml:space="preserve"> Aktor wywołuje na obiekcie </w:t>
+      </w:r>
+      <w:proofErr w:type="spellStart"/>
+      <w:r>
+        <w:t>admin:Administrator</w:t>
+      </w:r>
+      <w:proofErr w:type="spellEnd"/>
+      <w:r>
+        <w:t xml:space="preserve"> met</w:t>
+      </w:r>
+      <w:r>
+        <w:t xml:space="preserve">odę </w:t>
+      </w:r>
+      <w:proofErr w:type="spellStart"/>
+      <w:r>
+        <w:t>pobierzListeUzytkownikow</w:t>
+      </w:r>
+      <w:proofErr w:type="spellEnd"/>
+      <w:r>
+        <w:t>().</w:t>
       </w:r>
     </w:p>
     <w:p>
@@ -5231,10 +5833,26 @@
         <w:t>Komunikat 2 (zwrot):</w:t>
       </w:r>
       <w:r>
-        <w:t xml:space="preserve"> Obiekt admin:Administrator zwraca listę uż</w:t>
-      </w:r>
-      <w:r>
-        <w:t>ytkowników (listaUzytkownikow).</w:t>
+        <w:t xml:space="preserve"> Obiekt </w:t>
+      </w:r>
+      <w:proofErr w:type="spellStart"/>
+      <w:r>
+        <w:t>admin:Administrator</w:t>
+      </w:r>
+      <w:proofErr w:type="spellEnd"/>
+      <w:r>
+        <w:t xml:space="preserve"> zwraca listę uż</w:t>
+      </w:r>
+      <w:r>
+        <w:t>ytkowników (</w:t>
+      </w:r>
+      <w:proofErr w:type="spellStart"/>
+      <w:r>
+        <w:t>listaUzytkownikow</w:t>
+      </w:r>
+      <w:proofErr w:type="spellEnd"/>
+      <w:r>
+        <w:t>).</w:t>
       </w:r>
     </w:p>
     <w:p>
@@ -5251,7 +5869,23 @@
         <w:t>2. Filtrowanie listy</w:t>
       </w:r>
       <w:r>
-        <w:t xml:space="preserve"> — fragment opt [filtr != null]</w:t>
+        <w:t xml:space="preserve"> — fragment </w:t>
+      </w:r>
+      <w:proofErr w:type="spellStart"/>
+      <w:r>
+        <w:t>opt</w:t>
+      </w:r>
+      <w:proofErr w:type="spellEnd"/>
+      <w:r>
+        <w:t xml:space="preserve"> [filtr != </w:t>
+      </w:r>
+      <w:proofErr w:type="spellStart"/>
+      <w:r>
+        <w:t>null</w:t>
+      </w:r>
+      <w:proofErr w:type="spellEnd"/>
+      <w:r>
+        <w:t>]</w:t>
       </w:r>
     </w:p>
     <w:p>
@@ -5276,10 +5910,26 @@
         <w:t>Komunikat 3:</w:t>
       </w:r>
       <w:r>
-        <w:t xml:space="preserve"> Aktor wywołuje na obiekcie admin:Administrat</w:t>
-      </w:r>
-      <w:r>
-        <w:t>or metodę filtrujTabele(filtr).</w:t>
+        <w:t xml:space="preserve"> Aktor wywołuje na obiekcie </w:t>
+      </w:r>
+      <w:proofErr w:type="spellStart"/>
+      <w:r>
+        <w:t>admin:Administrat</w:t>
+      </w:r>
+      <w:r>
+        <w:t>or</w:t>
+      </w:r>
+      <w:proofErr w:type="spellEnd"/>
+      <w:r>
+        <w:t xml:space="preserve"> metodę </w:t>
+      </w:r>
+      <w:proofErr w:type="spellStart"/>
+      <w:r>
+        <w:t>filtrujTabele</w:t>
+      </w:r>
+      <w:proofErr w:type="spellEnd"/>
+      <w:r>
+        <w:t>(filtr).</w:t>
       </w:r>
     </w:p>
     <w:p>
@@ -5290,10 +5940,26 @@
         <w:t>Komunikat 4 (zwrot):</w:t>
       </w:r>
       <w:r>
-        <w:t xml:space="preserve"> Obiekt admin:Administrator zwraca przefiltrowa</w:t>
-      </w:r>
-      <w:r>
-        <w:t>ną listę (przefiltrowanaLista).</w:t>
+        <w:t xml:space="preserve"> Obiekt </w:t>
+      </w:r>
+      <w:proofErr w:type="spellStart"/>
+      <w:r>
+        <w:t>admin:Administrator</w:t>
+      </w:r>
+      <w:proofErr w:type="spellEnd"/>
+      <w:r>
+        <w:t xml:space="preserve"> zwraca przefiltrowa</w:t>
+      </w:r>
+      <w:r>
+        <w:t>ną listę (</w:t>
+      </w:r>
+      <w:proofErr w:type="spellStart"/>
+      <w:r>
+        <w:t>przefiltrowanaLista</w:t>
+      </w:r>
+      <w:proofErr w:type="spellEnd"/>
+      <w:r>
+        <w:t>).</w:t>
       </w:r>
     </w:p>
     <w:p>
@@ -5340,10 +6006,34 @@
         <w:t>Komunikat 5:</w:t>
       </w:r>
       <w:r>
-        <w:t xml:space="preserve"> Aktor wywołuje na obiekcie admin:Administrator metodę zatwierdzZmianyKonta(wybra</w:t>
-      </w:r>
-      <w:r>
-        <w:t>nyUzytkownik).</w:t>
+        <w:t xml:space="preserve"> Aktor wywołuje na obiekcie </w:t>
+      </w:r>
+      <w:proofErr w:type="spellStart"/>
+      <w:r>
+        <w:t>admin:Administrator</w:t>
+      </w:r>
+      <w:proofErr w:type="spellEnd"/>
+      <w:r>
+        <w:t xml:space="preserve"> metodę </w:t>
+      </w:r>
+      <w:proofErr w:type="spellStart"/>
+      <w:r>
+        <w:t>zatwierdzZmianyKonta</w:t>
+      </w:r>
+      <w:proofErr w:type="spellEnd"/>
+      <w:r>
+        <w:t>(</w:t>
+      </w:r>
+      <w:proofErr w:type="spellStart"/>
+      <w:r>
+        <w:t>wybra</w:t>
+      </w:r>
+      <w:r>
+        <w:t>nyUzytkownik</w:t>
+      </w:r>
+      <w:proofErr w:type="spellEnd"/>
+      <w:r>
+        <w:t>).</w:t>
       </w:r>
     </w:p>
     <w:p>
@@ -5354,7 +6044,31 @@
         <w:t>Komunikat 6:</w:t>
       </w:r>
       <w:r>
-        <w:t xml:space="preserve"> Obiekt admin:Administrator wywołuje na obiekcie użytkownik:Użytkownik metodę aktualizujStan()</w:t>
+        <w:t xml:space="preserve"> Obiekt </w:t>
+      </w:r>
+      <w:proofErr w:type="spellStart"/>
+      <w:r>
+        <w:t>admin:Administrator</w:t>
+      </w:r>
+      <w:proofErr w:type="spellEnd"/>
+      <w:r>
+        <w:t xml:space="preserve"> wywołuje na obiekcie </w:t>
+      </w:r>
+      <w:proofErr w:type="spellStart"/>
+      <w:r>
+        <w:t>użytkownik:Użytkownik</w:t>
+      </w:r>
+      <w:proofErr w:type="spellEnd"/>
+      <w:r>
+        <w:t xml:space="preserve"> metodę </w:t>
+      </w:r>
+      <w:proofErr w:type="spellStart"/>
+      <w:r>
+        <w:t>aktualizujStan</w:t>
+      </w:r>
+      <w:proofErr w:type="spellEnd"/>
+      <w:r>
+        <w:t>()</w:t>
       </w:r>
       <w:r>
         <w:t>, aby zapisać nowe uprawnienia.</w:t>
@@ -5368,10 +6082,23 @@
         <w:t>Komunikat 7 (zwrot):</w:t>
       </w:r>
       <w:r>
-        <w:t xml:space="preserve"> Obiekt użytkownik:Użytkownik zwraca potwierdzenie wykonania operacji do obiektu </w:t>
-      </w:r>
-      <w:r>
-        <w:t>admin:Administrator.</w:t>
+        <w:t xml:space="preserve"> Obiekt </w:t>
+      </w:r>
+      <w:proofErr w:type="spellStart"/>
+      <w:r>
+        <w:t>użytkownik:Użytkownik</w:t>
+      </w:r>
+      <w:proofErr w:type="spellEnd"/>
+      <w:r>
+        <w:t xml:space="preserve"> zwraca potwierdzenie wykonania operacji do obiektu </w:t>
+      </w:r>
+      <w:proofErr w:type="spellStart"/>
+      <w:r>
+        <w:t>admin:Administrator</w:t>
+      </w:r>
+      <w:proofErr w:type="spellEnd"/>
+      <w:r>
+        <w:t>.</w:t>
       </w:r>
     </w:p>
     <w:p>
@@ -5382,7 +6109,23 @@
         <w:t>Komunikat 8 (zwrot):</w:t>
       </w:r>
       <w:r>
-        <w:t xml:space="preserve"> Obiekt admin:Administrator zwraca wartość true do aktora. Zmiany zostały pomyślnie zapisane.</w:t>
+        <w:t xml:space="preserve"> Obiekt </w:t>
+      </w:r>
+      <w:proofErr w:type="spellStart"/>
+      <w:r>
+        <w:t>admin:Administrator</w:t>
+      </w:r>
+      <w:proofErr w:type="spellEnd"/>
+      <w:r>
+        <w:t xml:space="preserve"> zwraca wartość </w:t>
+      </w:r>
+      <w:proofErr w:type="spellStart"/>
+      <w:r>
+        <w:t>true</w:t>
+      </w:r>
+      <w:proofErr w:type="spellEnd"/>
+      <w:r>
+        <w:t xml:space="preserve"> do aktora. Zmiany zostały pomyślnie zapisane.</w:t>
       </w:r>
     </w:p>
     <w:p/>
@@ -5418,6 +6161,10 @@
     <w:p/>
     <w:p>
       <w:r>
+        <w:rPr>
+          <w:noProof/>
+          <w:lang w:val="pl-PL"/>
+        </w:rPr>
         <w:lastRenderedPageBreak/>
         <w:drawing>
           <wp:inline distT="0" distB="0" distL="0" distR="0" wp14:anchorId="4845213D" wp14:editId="63E5565C">
@@ -5499,7 +6246,15 @@
         <w:t xml:space="preserve"> </w:t>
       </w:r>
       <w:r>
-        <w:t>Klasa dziedzicząca po Uzytkownik. Reprezentuje pracownika z najwyższymi uprawnieniami, odpowiedzialnego za podgląd i zarządzanie kontami wszystkich osób w systemie.</w:t>
+        <w:t xml:space="preserve">Klasa dziedzicząca po </w:t>
+      </w:r>
+      <w:proofErr w:type="spellStart"/>
+      <w:r>
+        <w:t>Uzytkownik</w:t>
+      </w:r>
+      <w:proofErr w:type="spellEnd"/>
+      <w:r>
+        <w:t>. Reprezentuje pracownika z najwyższymi uprawnieniami, odpowiedzialnego za podgląd i zarządzanie kontami wszystkich osób w systemie.</w:t>
       </w:r>
     </w:p>
     <w:p>
@@ -5514,7 +6269,15 @@
         <w:t>Atrybuty:</w:t>
       </w:r>
       <w:r>
-        <w:t xml:space="preserve"> Dziedziczy podstawowe atrybuty logowania z klasy nadrzędnej Uzytkownik.</w:t>
+        <w:t xml:space="preserve"> Dziedziczy podstawowe atrybuty logowania z klasy nadrzędnej </w:t>
+      </w:r>
+      <w:proofErr w:type="spellStart"/>
+      <w:r>
+        <w:t>Uzytkownik</w:t>
+      </w:r>
+      <w:proofErr w:type="spellEnd"/>
+      <w:r>
+        <w:t>.</w:t>
       </w:r>
     </w:p>
     <w:p>
@@ -5545,7 +6308,23 @@
         <w:t xml:space="preserve"> </w:t>
       </w:r>
       <w:r>
-        <w:t>+ pobierzListeUzytkownikow(): List&lt;Uzytkownik&gt; – Zwraca pełną listę wszystkich zarejestrowanych kont z bazy danych.</w:t>
+        <w:t xml:space="preserve">+ </w:t>
+      </w:r>
+      <w:proofErr w:type="spellStart"/>
+      <w:r>
+        <w:t>pobierzListeUzytkownikow</w:t>
+      </w:r>
+      <w:proofErr w:type="spellEnd"/>
+      <w:r>
+        <w:t>(): List&lt;</w:t>
+      </w:r>
+      <w:proofErr w:type="spellStart"/>
+      <w:r>
+        <w:t>Uzytkownik</w:t>
+      </w:r>
+      <w:proofErr w:type="spellEnd"/>
+      <w:r>
+        <w:t>&gt; – Zwraca pełną listę wszystkich zarejestrowanych kont z bazy danych.</w:t>
       </w:r>
     </w:p>
     <w:p>
@@ -5564,7 +6343,23 @@
         <w:t xml:space="preserve"> </w:t>
       </w:r>
       <w:r>
-        <w:t>+ filtrujTabele(filtr): List&lt;Uzytkownik&gt; – Pozwala na wyszukiwanie konkretnych osób (np. po nazwisku lub roli) na liście.</w:t>
+        <w:t xml:space="preserve">+ </w:t>
+      </w:r>
+      <w:proofErr w:type="spellStart"/>
+      <w:r>
+        <w:t>filtrujTabele</w:t>
+      </w:r>
+      <w:proofErr w:type="spellEnd"/>
+      <w:r>
+        <w:t>(filtr): List&lt;</w:t>
+      </w:r>
+      <w:proofErr w:type="spellStart"/>
+      <w:r>
+        <w:t>Uzytkownik</w:t>
+      </w:r>
+      <w:proofErr w:type="spellEnd"/>
+      <w:r>
+        <w:t>&gt; – Pozwala na wyszukiwanie konkretnych osób (np. po nazwisku lub roli) na liście.</w:t>
       </w:r>
     </w:p>
     <w:p>
@@ -5583,7 +6378,31 @@
         <w:t xml:space="preserve"> </w:t>
       </w:r>
       <w:r>
-        <w:t>+ zatwierdzZamianyKonta(uzytkownik): Boolean – Zapisuje w bazie zmodyfikowane dane lub zmienione uprawnienia konkretnego użytkownika.</w:t>
+        <w:t xml:space="preserve">+ </w:t>
+      </w:r>
+      <w:proofErr w:type="spellStart"/>
+      <w:r>
+        <w:t>zatwierdzZamianyKonta</w:t>
+      </w:r>
+      <w:proofErr w:type="spellEnd"/>
+      <w:r>
+        <w:t>(</w:t>
+      </w:r>
+      <w:proofErr w:type="spellStart"/>
+      <w:r>
+        <w:t>uzytkownik</w:t>
+      </w:r>
+      <w:proofErr w:type="spellEnd"/>
+      <w:r>
+        <w:t xml:space="preserve">): </w:t>
+      </w:r>
+      <w:proofErr w:type="spellStart"/>
+      <w:r>
+        <w:t>Boolean</w:t>
+      </w:r>
+      <w:proofErr w:type="spellEnd"/>
+      <w:r>
+        <w:t xml:space="preserve"> – Zapisuje w bazie zmodyfikowane dane lub zmienione uprawnienia konkretnego użytkownika.</w:t>
       </w:r>
     </w:p>
     <w:p>
@@ -5598,6 +6417,7 @@
           <w:szCs w:val="24"/>
         </w:rPr>
       </w:pPr>
+      <w:proofErr w:type="spellStart"/>
       <w:r>
         <w:rPr>
           <w:sz w:val="24"/>
@@ -5605,6 +6425,7 @@
         </w:rPr>
         <w:t>AmunicjaMagazyn</w:t>
       </w:r>
+      <w:proofErr w:type="spellEnd"/>
     </w:p>
     <w:p>
       <w:pPr>
@@ -5648,8 +6469,21 @@
       <w:r>
         <w:t xml:space="preserve">- </w:t>
       </w:r>
-      <w:r>
-        <w:t>iloscSztuk: Integer – Wskazuje, ile fizycznie sztuk znajduje się na stanie.</w:t>
+      <w:proofErr w:type="spellStart"/>
+      <w:r>
+        <w:t>iloscSztuk</w:t>
+      </w:r>
+      <w:proofErr w:type="spellEnd"/>
+      <w:r>
+        <w:t xml:space="preserve">: </w:t>
+      </w:r>
+      <w:proofErr w:type="spellStart"/>
+      <w:r>
+        <w:t>Integer</w:t>
+      </w:r>
+      <w:proofErr w:type="spellEnd"/>
+      <w:r>
+        <w:t xml:space="preserve"> – Wskazuje, ile fizycznie sztuk znajduje się na stanie.</w:t>
       </w:r>
     </w:p>
     <w:p>
@@ -5675,7 +6509,39 @@
         <w:t xml:space="preserve"> </w:t>
       </w:r>
       <w:r>
-        <w:t>+ odejmijAmunicje(ilosc: Integer): Boolean – Pomniejsza stan magazynowy o liczbę naboi zużytych podczas zakończonej sesji strzeleckiej.</w:t>
+        <w:t xml:space="preserve">+ </w:t>
+      </w:r>
+      <w:proofErr w:type="spellStart"/>
+      <w:r>
+        <w:t>odejmijAmunicje</w:t>
+      </w:r>
+      <w:proofErr w:type="spellEnd"/>
+      <w:r>
+        <w:t>(</w:t>
+      </w:r>
+      <w:proofErr w:type="spellStart"/>
+      <w:r>
+        <w:t>ilosc</w:t>
+      </w:r>
+      <w:proofErr w:type="spellEnd"/>
+      <w:r>
+        <w:t xml:space="preserve">: </w:t>
+      </w:r>
+      <w:proofErr w:type="spellStart"/>
+      <w:r>
+        <w:t>Integer</w:t>
+      </w:r>
+      <w:proofErr w:type="spellEnd"/>
+      <w:r>
+        <w:t xml:space="preserve">): </w:t>
+      </w:r>
+      <w:proofErr w:type="spellStart"/>
+      <w:r>
+        <w:t>Boolean</w:t>
+      </w:r>
+      <w:proofErr w:type="spellEnd"/>
+      <w:r>
+        <w:t xml:space="preserve"> – Pomniejsza stan magazynowy o liczbę naboi zużytych podczas zakończonej sesji strzeleckiej.</w:t>
       </w:r>
     </w:p>
     <w:p>
@@ -5690,6 +6556,7 @@
           <w:szCs w:val="24"/>
         </w:rPr>
       </w:pPr>
+      <w:proofErr w:type="spellStart"/>
       <w:r>
         <w:rPr>
           <w:sz w:val="24"/>
@@ -5697,6 +6564,7 @@
         </w:rPr>
         <w:t>EgzemplarzBroni</w:t>
       </w:r>
+      <w:proofErr w:type="spellEnd"/>
     </w:p>
     <w:p>
       <w:pPr>
@@ -5750,8 +6618,13 @@
         </w:rPr>
         <w:t xml:space="preserve"> </w:t>
       </w:r>
-      <w:r>
-        <w:t>nrSeryjny: String – Unikalny identyfikator wybity na broni.</w:t>
+      <w:proofErr w:type="spellStart"/>
+      <w:r>
+        <w:t>nrSeryjny</w:t>
+      </w:r>
+      <w:proofErr w:type="spellEnd"/>
+      <w:r>
+        <w:t>: String – Unikalny identyfikator wybity na broni.</w:t>
       </w:r>
     </w:p>
     <w:p>
@@ -5769,8 +6642,21 @@
         </w:rPr>
         <w:t xml:space="preserve"> </w:t>
       </w:r>
-      <w:r>
-        <w:t>aktualnyPrzebieg: Integer – Sumaryczna liczba wystrzelonych z tej broni naboi.</w:t>
+      <w:proofErr w:type="spellStart"/>
+      <w:r>
+        <w:t>aktualnyPrzebieg</w:t>
+      </w:r>
+      <w:proofErr w:type="spellEnd"/>
+      <w:r>
+        <w:t xml:space="preserve">: </w:t>
+      </w:r>
+      <w:proofErr w:type="spellStart"/>
+      <w:r>
+        <w:t>Integer</w:t>
+      </w:r>
+      <w:proofErr w:type="spellEnd"/>
+      <w:r>
+        <w:t xml:space="preserve"> – Sumaryczna liczba wystrzelonych z tej broni naboi.</w:t>
       </w:r>
     </w:p>
     <w:p>
@@ -5796,7 +6682,39 @@
         <w:t xml:space="preserve"> </w:t>
       </w:r>
       <w:r>
-        <w:t>+ aktualizujPrzebieg(ilosc: Integer): void – Dopisuje nową liczbę oddanych strzałów do ogólnego przebiegu danej jednostki po treningu.</w:t>
+        <w:t xml:space="preserve">+ </w:t>
+      </w:r>
+      <w:proofErr w:type="spellStart"/>
+      <w:r>
+        <w:t>aktualizujPrzebieg</w:t>
+      </w:r>
+      <w:proofErr w:type="spellEnd"/>
+      <w:r>
+        <w:t>(</w:t>
+      </w:r>
+      <w:proofErr w:type="spellStart"/>
+      <w:r>
+        <w:t>ilosc</w:t>
+      </w:r>
+      <w:proofErr w:type="spellEnd"/>
+      <w:r>
+        <w:t xml:space="preserve">: </w:t>
+      </w:r>
+      <w:proofErr w:type="spellStart"/>
+      <w:r>
+        <w:t>Integer</w:t>
+      </w:r>
+      <w:proofErr w:type="spellEnd"/>
+      <w:r>
+        <w:t xml:space="preserve">): </w:t>
+      </w:r>
+      <w:proofErr w:type="spellStart"/>
+      <w:r>
+        <w:t>void</w:t>
+      </w:r>
+      <w:proofErr w:type="spellEnd"/>
+      <w:r>
+        <w:t xml:space="preserve"> – Dopisuje nową liczbę oddanych strzałów do ogólnego przebiegu danej jednostki po treningu.</w:t>
       </w:r>
     </w:p>
     <w:p>
@@ -5834,7 +6752,15 @@
         <w:t>:</w:t>
       </w:r>
       <w:r>
-        <w:t xml:space="preserve"> Klasa dziedzicząca po Uzytkownik. Reprezentuje pracownika obsługi, który ma uprawnienia do prowadzenia strzelania i weryfikacji tożsamości.</w:t>
+        <w:t xml:space="preserve"> Klasa dziedzicząca po </w:t>
+      </w:r>
+      <w:proofErr w:type="spellStart"/>
+      <w:r>
+        <w:t>Uzytkownik</w:t>
+      </w:r>
+      <w:proofErr w:type="spellEnd"/>
+      <w:r>
+        <w:t>. Reprezentuje pracownika obsługi, który ma uprawnienia do prowadzenia strzelania i weryfikacji tożsamości.</w:t>
       </w:r>
     </w:p>
     <w:p>
@@ -5864,8 +6790,13 @@
         </w:rPr>
         <w:t xml:space="preserve"> </w:t>
       </w:r>
-      <w:r>
-        <w:t>NrLegitymacji: string – Zapisany numer uprawnień państwowych/związkowych pracownika.</w:t>
+      <w:proofErr w:type="spellStart"/>
+      <w:r>
+        <w:t>NrLegitymacji</w:t>
+      </w:r>
+      <w:proofErr w:type="spellEnd"/>
+      <w:r>
+        <w:t>: string – Zapisany numer uprawnień państwowych/związkowych pracownika.</w:t>
       </w:r>
     </w:p>
     <w:p>
@@ -5896,7 +6827,23 @@
         <w:t xml:space="preserve"> </w:t>
       </w:r>
       <w:r>
-        <w:t>+ weryfikujDokument(klient: Klient, rodzaj: String, pesel: string): Boolean – Waliduje tożsamość klienta, przyjmując jako argumenty konkretne dane z okazanego dokumentu (w tym numer PESEL).</w:t>
+        <w:t xml:space="preserve">+ </w:t>
+      </w:r>
+      <w:proofErr w:type="spellStart"/>
+      <w:r>
+        <w:t>weryfikujDokument</w:t>
+      </w:r>
+      <w:proofErr w:type="spellEnd"/>
+      <w:r>
+        <w:t xml:space="preserve">(klient: Klient, rodzaj: String, pesel: string): </w:t>
+      </w:r>
+      <w:proofErr w:type="spellStart"/>
+      <w:r>
+        <w:t>Boolean</w:t>
+      </w:r>
+      <w:proofErr w:type="spellEnd"/>
+      <w:r>
+        <w:t xml:space="preserve"> – Waliduje tożsamość klienta, przyjmując jako argumenty konkretne dane z okazanego dokumentu (w tym numer PESEL).</w:t>
       </w:r>
     </w:p>
     <w:p>
@@ -5915,7 +6862,23 @@
         <w:t xml:space="preserve"> </w:t>
       </w:r>
       <w:r>
-        <w:t>+ wykonajCheckIn(Rezerwacja): SesjaStrzelecka – Przekształca oczekującą rezerwację w trwający trening na osi strzeleckiej.</w:t>
+        <w:t xml:space="preserve">+ </w:t>
+      </w:r>
+      <w:proofErr w:type="spellStart"/>
+      <w:r>
+        <w:t>wykonajCheckIn</w:t>
+      </w:r>
+      <w:proofErr w:type="spellEnd"/>
+      <w:r>
+        <w:t xml:space="preserve">(Rezerwacja): </w:t>
+      </w:r>
+      <w:proofErr w:type="spellStart"/>
+      <w:r>
+        <w:t>SesjaStrzelecka</w:t>
+      </w:r>
+      <w:proofErr w:type="spellEnd"/>
+      <w:r>
+        <w:t xml:space="preserve"> – Przekształca oczekującą rezerwację w trwający trening na osi strzeleckiej.</w:t>
       </w:r>
     </w:p>
     <w:p>
@@ -5934,7 +6897,31 @@
         <w:t xml:space="preserve"> </w:t>
       </w:r>
       <w:r>
-        <w:t>+ wykonajCheckOut(SesjaStrzelecka, wyniki): void – Zamyka sesję, przekazując wyniki do rozliczenia kosztów i zasobów.</w:t>
+        <w:t xml:space="preserve">+ </w:t>
+      </w:r>
+      <w:proofErr w:type="spellStart"/>
+      <w:r>
+        <w:t>wykonajCheckOut</w:t>
+      </w:r>
+      <w:proofErr w:type="spellEnd"/>
+      <w:r>
+        <w:t>(</w:t>
+      </w:r>
+      <w:proofErr w:type="spellStart"/>
+      <w:r>
+        <w:t>SesjaStrzelecka</w:t>
+      </w:r>
+      <w:proofErr w:type="spellEnd"/>
+      <w:r>
+        <w:t xml:space="preserve">, wyniki): </w:t>
+      </w:r>
+      <w:proofErr w:type="spellStart"/>
+      <w:r>
+        <w:t>void</w:t>
+      </w:r>
+      <w:proofErr w:type="spellEnd"/>
+      <w:r>
+        <w:t xml:space="preserve"> – Zamyka sesję, przekazując wyniki do rozliczenia kosztów i zasobów.</w:t>
       </w:r>
     </w:p>
     <w:p>
@@ -5969,7 +6956,15 @@
         <w:t>Opis:</w:t>
       </w:r>
       <w:r>
-        <w:t xml:space="preserve"> Klasa dziedzicząca po Uzytkownik. Główny aktor korzystający z usług strzelnicy, dokonujący rezerwacji i budujący swoją historię.</w:t>
+        <w:t xml:space="preserve"> Klasa dziedzicząca po </w:t>
+      </w:r>
+      <w:proofErr w:type="spellStart"/>
+      <w:r>
+        <w:t>Uzytkownik</w:t>
+      </w:r>
+      <w:proofErr w:type="spellEnd"/>
+      <w:r>
+        <w:t>. Główny aktor korzystający z usług strzelnicy, dokonujący rezerwacji i budujący swoją historię.</w:t>
       </w:r>
     </w:p>
     <w:p>
@@ -5999,8 +6994,13 @@
         </w:rPr>
         <w:t xml:space="preserve"> </w:t>
       </w:r>
-      <w:r>
-        <w:t>Imie: String – Imię klienta.</w:t>
+      <w:proofErr w:type="spellStart"/>
+      <w:r>
+        <w:t>Imie</w:t>
+      </w:r>
+      <w:proofErr w:type="spellEnd"/>
+      <w:r>
+        <w:t>: String – Imię klienta.</w:t>
       </w:r>
     </w:p>
     <w:p>
@@ -6056,8 +7056,21 @@
         </w:rPr>
         <w:t xml:space="preserve"> </w:t>
       </w:r>
-      <w:r>
-        <w:t>Status_weryfikacji: Boolean – Flaga informująca, czy instruktor autoryzował tę osobę.</w:t>
+      <w:proofErr w:type="spellStart"/>
+      <w:r>
+        <w:t>Status_weryfikacji</w:t>
+      </w:r>
+      <w:proofErr w:type="spellEnd"/>
+      <w:r>
+        <w:t xml:space="preserve">: </w:t>
+      </w:r>
+      <w:proofErr w:type="spellStart"/>
+      <w:r>
+        <w:t>Boolean</w:t>
+      </w:r>
+      <w:proofErr w:type="spellEnd"/>
+      <w:r>
+        <w:t xml:space="preserve"> – Flaga informująca, czy instruktor autoryzował tę osobę.</w:t>
       </w:r>
     </w:p>
     <w:p>
@@ -6087,8 +7100,13 @@
         </w:rPr>
         <w:t xml:space="preserve"> </w:t>
       </w:r>
-      <w:r>
-        <w:t>zlozRezerwacja(data, stanowisko): Rezerwacja – Inicjuje proces rezerwowania wolnego toru w wybranym terminie.</w:t>
+      <w:proofErr w:type="spellStart"/>
+      <w:r>
+        <w:t>zlozRezerwacja</w:t>
+      </w:r>
+      <w:proofErr w:type="spellEnd"/>
+      <w:r>
+        <w:t>(data, stanowisko): Rezerwacja – Inicjuje proces rezerwowania wolnego toru w wybranym terminie.</w:t>
       </w:r>
     </w:p>
     <w:p>
@@ -6103,6 +7121,7 @@
           <w:szCs w:val="24"/>
         </w:rPr>
       </w:pPr>
+      <w:proofErr w:type="spellStart"/>
       <w:r>
         <w:rPr>
           <w:sz w:val="24"/>
@@ -6110,6 +7129,7 @@
         </w:rPr>
         <w:t>Placowka</w:t>
       </w:r>
+      <w:proofErr w:type="spellEnd"/>
     </w:p>
     <w:p>
       <w:pPr>
@@ -6204,7 +7224,23 @@
         <w:t xml:space="preserve"> </w:t>
       </w:r>
       <w:r>
-        <w:t>+ dodajDoMagazynu(Egzemplarz broni): void – Dopisuje nowo zakupioną sztukę uzbrojenia do inwentarza tej konkretnej lokalizacji.</w:t>
+        <w:t xml:space="preserve">+ </w:t>
+      </w:r>
+      <w:proofErr w:type="spellStart"/>
+      <w:r>
+        <w:t>dodajDoMagazynu</w:t>
+      </w:r>
+      <w:proofErr w:type="spellEnd"/>
+      <w:r>
+        <w:t xml:space="preserve">(Egzemplarz broni): </w:t>
+      </w:r>
+      <w:proofErr w:type="spellStart"/>
+      <w:r>
+        <w:t>void</w:t>
+      </w:r>
+      <w:proofErr w:type="spellEnd"/>
+      <w:r>
+        <w:t xml:space="preserve"> – Dopisuje nowo zakupioną sztukę uzbrojenia do inwentarza tej konkretnej lokalizacji.</w:t>
       </w:r>
     </w:p>
     <w:p>
@@ -6277,7 +7313,21 @@
         <w:rPr>
           <w:lang w:val="pl-PL"/>
         </w:rPr>
-        <w:t xml:space="preserve">data: date – Zaplanowany dzień wizyty na strzelnicy. </w:t>
+        <w:t xml:space="preserve">data: </w:t>
+      </w:r>
+      <w:proofErr w:type="spellStart"/>
+      <w:r>
+        <w:rPr>
+          <w:lang w:val="pl-PL"/>
+        </w:rPr>
+        <w:t>date</w:t>
+      </w:r>
+      <w:proofErr w:type="spellEnd"/>
+      <w:r>
+        <w:rPr>
+          <w:lang w:val="pl-PL"/>
+        </w:rPr>
+        <w:t xml:space="preserve"> – Zaplanowany dzień wizyty na strzelnicy. </w:t>
       </w:r>
     </w:p>
     <w:p>
@@ -6327,7 +7377,23 @@
         <w:t xml:space="preserve"> </w:t>
       </w:r>
       <w:r>
-        <w:t>+ pobierzKlienta(): void – Zwraca dane osoby, która dokonała rezerwacji w celu jej weryfikacji przy stanowisku instruktora.</w:t>
+        <w:t xml:space="preserve">+ </w:t>
+      </w:r>
+      <w:proofErr w:type="spellStart"/>
+      <w:r>
+        <w:t>pobierzKlienta</w:t>
+      </w:r>
+      <w:proofErr w:type="spellEnd"/>
+      <w:r>
+        <w:t xml:space="preserve">(): </w:t>
+      </w:r>
+      <w:proofErr w:type="spellStart"/>
+      <w:r>
+        <w:t>void</w:t>
+      </w:r>
+      <w:proofErr w:type="spellEnd"/>
+      <w:r>
+        <w:t xml:space="preserve"> – Zwraca dane osoby, która dokonała rezerwacji w celu jej weryfikacji przy stanowisku instruktora.</w:t>
       </w:r>
     </w:p>
     <w:p>
@@ -6346,7 +7412,31 @@
         <w:t xml:space="preserve"> </w:t>
       </w:r>
       <w:r>
-        <w:t>+ zmienStatus(): void – Modyfikuje etap rezerwacji w cyklu życia wizyty (np. przy autoryzacji "Check-in").</w:t>
+        <w:t xml:space="preserve">+ </w:t>
+      </w:r>
+      <w:proofErr w:type="spellStart"/>
+      <w:r>
+        <w:t>zmienStatus</w:t>
+      </w:r>
+      <w:proofErr w:type="spellEnd"/>
+      <w:r>
+        <w:t xml:space="preserve">(): </w:t>
+      </w:r>
+      <w:proofErr w:type="spellStart"/>
+      <w:r>
+        <w:t>void</w:t>
+      </w:r>
+      <w:proofErr w:type="spellEnd"/>
+      <w:r>
+        <w:t xml:space="preserve"> – Modyfikuje etap rezerwacji w cyklu życia wizyty (np. przy autoryzacji "</w:t>
+      </w:r>
+      <w:proofErr w:type="spellStart"/>
+      <w:r>
+        <w:t>Check</w:t>
+      </w:r>
+      <w:proofErr w:type="spellEnd"/>
+      <w:r>
+        <w:t>-in").</w:t>
       </w:r>
     </w:p>
     <w:p>
@@ -6361,6 +7451,7 @@
           <w:szCs w:val="24"/>
         </w:rPr>
       </w:pPr>
+      <w:proofErr w:type="spellStart"/>
       <w:r>
         <w:rPr>
           <w:sz w:val="24"/>
@@ -6368,6 +7459,7 @@
         </w:rPr>
         <w:t>SesjaStrzelecka</w:t>
       </w:r>
+      <w:proofErr w:type="spellEnd"/>
     </w:p>
     <w:p>
       <w:pPr>
@@ -6414,8 +7506,21 @@
         </w:rPr>
         <w:t xml:space="preserve"> </w:t>
       </w:r>
-      <w:r>
-        <w:t>czasRozpoczecia: DateTime – Rzeczywisty czas wejścia na tor.</w:t>
+      <w:proofErr w:type="spellStart"/>
+      <w:r>
+        <w:t>czasRozpoczecia</w:t>
+      </w:r>
+      <w:proofErr w:type="spellEnd"/>
+      <w:r>
+        <w:t xml:space="preserve">: </w:t>
+      </w:r>
+      <w:proofErr w:type="spellStart"/>
+      <w:r>
+        <w:t>DateTime</w:t>
+      </w:r>
+      <w:proofErr w:type="spellEnd"/>
+      <w:r>
+        <w:t xml:space="preserve"> – Rzeczywisty czas wejścia na tor.</w:t>
       </w:r>
     </w:p>
     <w:p>
@@ -6433,8 +7538,21 @@
         </w:rPr>
         <w:t xml:space="preserve"> </w:t>
       </w:r>
-      <w:r>
-        <w:t>czasZakonczenia: DateTime – Rzeczywisty czas zakończenia treningu.</w:t>
+      <w:proofErr w:type="spellStart"/>
+      <w:r>
+        <w:t>czasZakonczenia</w:t>
+      </w:r>
+      <w:proofErr w:type="spellEnd"/>
+      <w:r>
+        <w:t xml:space="preserve">: </w:t>
+      </w:r>
+      <w:proofErr w:type="spellStart"/>
+      <w:r>
+        <w:t>DateTime</w:t>
+      </w:r>
+      <w:proofErr w:type="spellEnd"/>
+      <w:r>
+        <w:t xml:space="preserve"> – Rzeczywisty czas zakończenia treningu.</w:t>
       </w:r>
     </w:p>
     <w:p>
@@ -6464,8 +7582,21 @@
         </w:rPr>
         <w:t xml:space="preserve"> </w:t>
       </w:r>
-      <w:r>
-        <w:t>podliczSesje(): void – Agreguje zgromadzone logi o amunicji i podsumowuje całościowe statystyki wizyty.</w:t>
+      <w:proofErr w:type="spellStart"/>
+      <w:r>
+        <w:t>podliczSesje</w:t>
+      </w:r>
+      <w:proofErr w:type="spellEnd"/>
+      <w:r>
+        <w:t xml:space="preserve">(): </w:t>
+      </w:r>
+      <w:proofErr w:type="spellStart"/>
+      <w:r>
+        <w:t>void</w:t>
+      </w:r>
+      <w:proofErr w:type="spellEnd"/>
+      <w:r>
+        <w:t xml:space="preserve"> – Agreguje zgromadzone logi o amunicji i podsumowuje całościowe statystyki wizyty.</w:t>
       </w:r>
     </w:p>
     <w:p>
@@ -6531,7 +7662,15 @@
         <w:t xml:space="preserve"> </w:t>
       </w:r>
       <w:r>
-        <w:t>numer: Integer – Identyfikator liczbowy toru na osi (np. 1, 2, 3).</w:t>
+        <w:t xml:space="preserve">numer: </w:t>
+      </w:r>
+      <w:proofErr w:type="spellStart"/>
+      <w:r>
+        <w:t>Integer</w:t>
+      </w:r>
+      <w:proofErr w:type="spellEnd"/>
+      <w:r>
+        <w:t xml:space="preserve"> – Identyfikator liczbowy toru na osi (np. 1, 2, 3).</w:t>
       </w:r>
     </w:p>
     <w:p>
@@ -6549,8 +7688,21 @@
         </w:rPr>
         <w:t xml:space="preserve"> </w:t>
       </w:r>
-      <w:r>
-        <w:t>dystansMetry: Integer – Maksymalna użyteczna odległość toru do tarcz.</w:t>
+      <w:proofErr w:type="spellStart"/>
+      <w:r>
+        <w:t>dystansMetry</w:t>
+      </w:r>
+      <w:proofErr w:type="spellEnd"/>
+      <w:r>
+        <w:t xml:space="preserve">: </w:t>
+      </w:r>
+      <w:proofErr w:type="spellStart"/>
+      <w:r>
+        <w:t>Integer</w:t>
+      </w:r>
+      <w:proofErr w:type="spellEnd"/>
+      <w:r>
+        <w:t xml:space="preserve"> – Maksymalna użyteczna odległość toru do tarcz.</w:t>
       </w:r>
     </w:p>
     <w:p>
@@ -6581,7 +7733,23 @@
         <w:t xml:space="preserve"> </w:t>
       </w:r>
       <w:r>
-        <w:t>+ sprawdzDostepnosc(): Boolean – Weryfikuje w harmonogramie, czy dany tor nie jest już zablokowany przez inną rezerwację.</w:t>
+        <w:t xml:space="preserve">+ </w:t>
+      </w:r>
+      <w:proofErr w:type="spellStart"/>
+      <w:r>
+        <w:t>sprawdzDostepnosc</w:t>
+      </w:r>
+      <w:proofErr w:type="spellEnd"/>
+      <w:r>
+        <w:t xml:space="preserve">(): </w:t>
+      </w:r>
+      <w:proofErr w:type="spellStart"/>
+      <w:r>
+        <w:t>Boolean</w:t>
+      </w:r>
+      <w:proofErr w:type="spellEnd"/>
+      <w:r>
+        <w:t xml:space="preserve"> – Weryfikuje w harmonogramie, czy dany tor nie jest już zablokowany przez inną rezerwację.</w:t>
       </w:r>
     </w:p>
     <w:p>
@@ -6596,6 +7764,7 @@
           <w:szCs w:val="24"/>
         </w:rPr>
       </w:pPr>
+      <w:proofErr w:type="spellStart"/>
       <w:r>
         <w:rPr>
           <w:sz w:val="24"/>
@@ -6603,6 +7772,7 @@
         </w:rPr>
         <w:t>SzczegolyZuzycia</w:t>
       </w:r>
+      <w:proofErr w:type="spellEnd"/>
     </w:p>
     <w:p>
       <w:pPr>
@@ -6646,8 +7816,21 @@
         </w:rPr>
         <w:t xml:space="preserve"> </w:t>
       </w:r>
-      <w:r>
-        <w:t>iloscAmunicji: Integer – Konkretna wartość wystrzelonych naboi na danym etapie.</w:t>
+      <w:proofErr w:type="spellStart"/>
+      <w:r>
+        <w:t>iloscAmunicji</w:t>
+      </w:r>
+      <w:proofErr w:type="spellEnd"/>
+      <w:r>
+        <w:t xml:space="preserve">: </w:t>
+      </w:r>
+      <w:proofErr w:type="spellStart"/>
+      <w:r>
+        <w:t>Integer</w:t>
+      </w:r>
+      <w:proofErr w:type="spellEnd"/>
+      <w:r>
+        <w:t xml:space="preserve"> – Konkretna wartość wystrzelonych naboi na danym etapie.</w:t>
       </w:r>
     </w:p>
     <w:p>
@@ -6665,8 +7848,21 @@
         </w:rPr>
         <w:t xml:space="preserve"> </w:t>
       </w:r>
-      <w:r>
-        <w:t>celnoscProcent: Float – Wynik procentowy celności dla danej konfiguracji.</w:t>
+      <w:proofErr w:type="spellStart"/>
+      <w:r>
+        <w:t>celnoscProcent</w:t>
+      </w:r>
+      <w:proofErr w:type="spellEnd"/>
+      <w:r>
+        <w:t xml:space="preserve">: </w:t>
+      </w:r>
+      <w:proofErr w:type="spellStart"/>
+      <w:r>
+        <w:t>Float</w:t>
+      </w:r>
+      <w:proofErr w:type="spellEnd"/>
+      <w:r>
+        <w:t xml:space="preserve"> – Wynik procentowy celności dla danej konfiguracji.</w:t>
       </w:r>
     </w:p>
     <w:p>
@@ -6697,7 +7893,31 @@
         <w:t xml:space="preserve"> </w:t>
       </w:r>
       <w:r>
-        <w:t>+ generujLog(): void – Tworzy niemutowalny wpis techniczny w systemie w celu zaktualizowania ogólnych statystyk przebiegu i zasobów.</w:t>
+        <w:t xml:space="preserve">+ </w:t>
+      </w:r>
+      <w:proofErr w:type="spellStart"/>
+      <w:r>
+        <w:t>generujLog</w:t>
+      </w:r>
+      <w:proofErr w:type="spellEnd"/>
+      <w:r>
+        <w:t xml:space="preserve">(): </w:t>
+      </w:r>
+      <w:proofErr w:type="spellStart"/>
+      <w:r>
+        <w:t>void</w:t>
+      </w:r>
+      <w:proofErr w:type="spellEnd"/>
+      <w:r>
+        <w:t xml:space="preserve"> – Tworzy </w:t>
+      </w:r>
+      <w:proofErr w:type="spellStart"/>
+      <w:r>
+        <w:t>niemutowalny</w:t>
+      </w:r>
+      <w:proofErr w:type="spellEnd"/>
+      <w:r>
+        <w:t xml:space="preserve"> wpis techniczny w systemie w celu zaktualizowania ogólnych statystyk przebiegu i zasobów.</w:t>
       </w:r>
     </w:p>
     <w:p>
@@ -6712,6 +7932,7 @@
           <w:szCs w:val="24"/>
         </w:rPr>
       </w:pPr>
+      <w:proofErr w:type="spellStart"/>
       <w:r>
         <w:rPr>
           <w:sz w:val="24"/>
@@ -6719,6 +7940,7 @@
         </w:rPr>
         <w:t>Uzytkownik</w:t>
       </w:r>
+      <w:proofErr w:type="spellEnd"/>
     </w:p>
     <w:p>
       <w:pPr>
@@ -6800,8 +8022,13 @@
         </w:rPr>
         <w:t xml:space="preserve"> </w:t>
       </w:r>
-      <w:r>
-        <w:t>Haslo: String – Przechowywany klucz dostępu (szyfrowany).</w:t>
+      <w:proofErr w:type="spellStart"/>
+      <w:r>
+        <w:t>Haslo</w:t>
+      </w:r>
+      <w:proofErr w:type="spellEnd"/>
+      <w:r>
+        <w:t>: String – Przechowywany klucz dostępu (szyfrowany).</w:t>
       </w:r>
     </w:p>
     <w:p>
@@ -6832,7 +8059,15 @@
         <w:t xml:space="preserve"> </w:t>
       </w:r>
       <w:r>
-        <w:t>+ zaloguj(): Boolean – Sprawdza poprawność przesłanych danych uwierzytelniających i przyznaje dostęp do odpowiedniego modułu aplikacji.</w:t>
+        <w:t xml:space="preserve">+ zaloguj(): </w:t>
+      </w:r>
+      <w:proofErr w:type="spellStart"/>
+      <w:r>
+        <w:t>Boolean</w:t>
+      </w:r>
+      <w:proofErr w:type="spellEnd"/>
+      <w:r>
+        <w:t xml:space="preserve"> – Sprawdza poprawność przesłanych danych uwierzytelniających i przyznaje dostęp do odpowiedniego modułu aplikacji.</w:t>
       </w:r>
     </w:p>
     <w:p>
@@ -6874,6 +8109,7 @@
         <w:lastRenderedPageBreak/>
         <w:t xml:space="preserve">Diagram stanów dla klasy </w:t>
       </w:r>
+      <w:proofErr w:type="spellStart"/>
       <w:r>
         <w:t>Sesj</w:t>
       </w:r>
@@ -6886,6 +8122,7 @@
       <w:r>
         <w:t>a</w:t>
       </w:r>
+      <w:proofErr w:type="spellEnd"/>
     </w:p>
     <w:p>
       <w:pPr>
@@ -6907,6 +8144,7 @@
           <w:b/>
           <w:bCs/>
           <w:noProof/>
+          <w:lang w:val="pl-PL"/>
         </w:rPr>
         <w:drawing>
           <wp:inline distT="0" distB="0" distL="0" distR="0" wp14:anchorId="77714CCF" wp14:editId="509C9FFA">
@@ -7053,8 +8291,17 @@
           <w:b/>
           <w:bCs/>
         </w:rPr>
-        <w:t>Wojciech Cimochowski</w:t>
-      </w:r>
+        <w:t xml:space="preserve">Wojciech </w:t>
+      </w:r>
+      <w:proofErr w:type="spellStart"/>
+      <w:r>
+        <w:rPr>
+          <w:b/>
+          <w:bCs/>
+        </w:rPr>
+        <w:t>Cimochowski</w:t>
+      </w:r>
+      <w:proofErr w:type="spellEnd"/>
     </w:p>
     <w:p>
       <w:pPr>
@@ -7139,10 +8386,100 @@
     </w:p>
     <w:p>
       <w:pPr>
+        <w:rPr>
+          <w:b/>
+          <w:bCs/>
+        </w:rPr>
+      </w:pPr>
+      <w:r>
+        <w:rPr>
+          <w:b/>
+          <w:bCs/>
+        </w:rPr>
+        <w:t>Kacper Gołowacz</w:t>
+      </w:r>
+    </w:p>
+    <w:p>
+      <w:pPr>
+        <w:pStyle w:val="Akapitzlist"/>
+        <w:numPr>
+          <w:ilvl w:val="0"/>
+          <w:numId w:val="29"/>
+        </w:numPr>
+        <w:rPr>
+          <w:bCs/>
+        </w:rPr>
+      </w:pPr>
+      <w:r>
+        <w:rPr>
+          <w:bCs/>
+        </w:rPr>
+        <w:t>Diagram stanów</w:t>
+      </w:r>
+      <w:r>
+        <w:rPr>
+          <w:bCs/>
+        </w:rPr>
+        <w:t xml:space="preserve"> Klienta</w:t>
+      </w:r>
+    </w:p>
+    <w:p>
+      <w:pPr>
+        <w:rPr>
+          <w:b/>
+          <w:bCs/>
+        </w:rPr>
+      </w:pPr>
+      <w:r>
+        <w:rPr>
+          <w:noProof/>
+          <w:lang w:val="pl-PL"/>
+        </w:rPr>
+        <w:lastRenderedPageBreak/>
+        <w:drawing>
+          <wp:inline distT="0" distB="0" distL="0" distR="0" wp14:anchorId="286D5508" wp14:editId="4965F7D0">
+            <wp:extent cx="5733415" cy="4322445"/>
+            <wp:effectExtent l="0" t="0" r="635" b="1905"/>
+            <wp:docPr id="3" name="Obraz 3"/>
+            <wp:cNvGraphicFramePr>
+              <a:graphicFrameLocks xmlns:a="http://schemas.openxmlformats.org/drawingml/2006/main" noChangeAspect="1"/>
+            </wp:cNvGraphicFramePr>
+            <a:graphic xmlns:a="http://schemas.openxmlformats.org/drawingml/2006/main">
+              <a:graphicData uri="http://schemas.openxmlformats.org/drawingml/2006/picture">
+                <pic:pic xmlns:pic="http://schemas.openxmlformats.org/drawingml/2006/picture">
+                  <pic:nvPicPr>
+                    <pic:cNvPr id="1" name=""/>
+                    <pic:cNvPicPr/>
+                  </pic:nvPicPr>
+                  <pic:blipFill>
+                    <a:blip r:embed="rId17"/>
+                    <a:stretch>
+                      <a:fillRect/>
+                    </a:stretch>
+                  </pic:blipFill>
+                  <pic:spPr>
+                    <a:xfrm>
+                      <a:off x="0" y="0"/>
+                      <a:ext cx="5733415" cy="4322445"/>
+                    </a:xfrm>
+                    <a:prstGeom prst="rect">
+                      <a:avLst/>
+                    </a:prstGeom>
+                  </pic:spPr>
+                </pic:pic>
+              </a:graphicData>
+            </a:graphic>
+          </wp:inline>
+        </w:drawing>
+      </w:r>
+      <w:bookmarkStart w:id="9" w:name="_GoBack"/>
+      <w:bookmarkEnd w:id="9"/>
+    </w:p>
+    <w:p>
+      <w:pPr>
         <w:pStyle w:val="Nagwek3"/>
       </w:pPr>
       <w:r>
-        <w:lastRenderedPageBreak/>
         <w:t xml:space="preserve">5.4. </w:t>
       </w:r>
       <w:r>
@@ -7169,7 +8506,7 @@
                     <pic:cNvPicPr preferRelativeResize="0"/>
                   </pic:nvPicPr>
                   <pic:blipFill>
-                    <a:blip r:embed="rId17"/>
+                    <a:blip r:embed="rId18"/>
                     <a:srcRect/>
                     <a:stretch>
                       <a:fillRect/>
@@ -7198,6 +8535,7 @@
           <w:noProof/>
           <w:lang w:val="pl-PL"/>
         </w:rPr>
+        <w:lastRenderedPageBreak/>
         <w:drawing>
           <wp:inline distT="114300" distB="114300" distL="114300" distR="114300" wp14:anchorId="36B3A982" wp14:editId="257A9F18">
             <wp:extent cx="5731200" cy="3467100"/>
@@ -7212,7 +8550,7 @@
                     <pic:cNvPicPr preferRelativeResize="0"/>
                   </pic:nvPicPr>
                   <pic:blipFill>
-                    <a:blip r:embed="rId18"/>
+                    <a:blip r:embed="rId19"/>
                     <a:srcRect/>
                     <a:stretch>
                       <a:fillRect/>
@@ -7241,7 +8579,6 @@
           <w:noProof/>
           <w:lang w:val="pl-PL"/>
         </w:rPr>
-        <w:lastRenderedPageBreak/>
         <w:drawing>
           <wp:inline distT="114300" distB="114300" distL="114300" distR="114300" wp14:anchorId="6C361E67" wp14:editId="73394894">
             <wp:extent cx="5731200" cy="3479800"/>
@@ -7256,7 +8593,7 @@
                     <pic:cNvPicPr preferRelativeResize="0"/>
                   </pic:nvPicPr>
                   <pic:blipFill>
-                    <a:blip r:embed="rId19"/>
+                    <a:blip r:embed="rId20"/>
                     <a:srcRect/>
                     <a:stretch>
                       <a:fillRect/>
@@ -7285,6 +8622,7 @@
           <w:noProof/>
           <w:lang w:val="pl-PL"/>
         </w:rPr>
+        <w:lastRenderedPageBreak/>
         <w:drawing>
           <wp:inline distT="114300" distB="114300" distL="114300" distR="114300" wp14:anchorId="77A25D02" wp14:editId="2AD710AF">
             <wp:extent cx="5731200" cy="3467100"/>
@@ -7299,7 +8637,7 @@
                     <pic:cNvPicPr preferRelativeResize="0"/>
                   </pic:nvPicPr>
                   <pic:blipFill>
-                    <a:blip r:embed="rId20"/>
+                    <a:blip r:embed="rId21"/>
                     <a:srcRect/>
                     <a:stretch>
                       <a:fillRect/>
@@ -7328,7 +8666,6 @@
           <w:noProof/>
           <w:lang w:val="pl-PL"/>
         </w:rPr>
-        <w:lastRenderedPageBreak/>
         <w:drawing>
           <wp:inline distT="114300" distB="114300" distL="114300" distR="114300" wp14:anchorId="17A7E643" wp14:editId="1F396645">
             <wp:extent cx="5731200" cy="3454400"/>
@@ -7343,7 +8680,7 @@
                     <pic:cNvPicPr preferRelativeResize="0"/>
                   </pic:nvPicPr>
                   <pic:blipFill>
-                    <a:blip r:embed="rId21"/>
+                    <a:blip r:embed="rId22"/>
                     <a:srcRect/>
                     <a:stretch>
                       <a:fillRect/>
@@ -7372,6 +8709,7 @@
           <w:noProof/>
           <w:lang w:val="pl-PL"/>
         </w:rPr>
+        <w:lastRenderedPageBreak/>
         <w:drawing>
           <wp:inline distT="114300" distB="114300" distL="114300" distR="114300" wp14:anchorId="781514F1" wp14:editId="5BD16460">
             <wp:extent cx="5731200" cy="3479800"/>
@@ -7386,7 +8724,7 @@
                     <pic:cNvPicPr preferRelativeResize="0"/>
                   </pic:nvPicPr>
                   <pic:blipFill>
-                    <a:blip r:embed="rId22"/>
+                    <a:blip r:embed="rId23"/>
                     <a:srcRect/>
                     <a:stretch>
                       <a:fillRect/>
@@ -7415,7 +8753,6 @@
           <w:noProof/>
           <w:lang w:val="pl-PL"/>
         </w:rPr>
-        <w:lastRenderedPageBreak/>
         <w:drawing>
           <wp:inline distT="114300" distB="114300" distL="114300" distR="114300" wp14:anchorId="0B04966A" wp14:editId="4A0B0453">
             <wp:extent cx="5731200" cy="3543300"/>
@@ -7430,7 +8767,7 @@
                     <pic:cNvPicPr preferRelativeResize="0"/>
                   </pic:nvPicPr>
                   <pic:blipFill>
-                    <a:blip r:embed="rId23"/>
+                    <a:blip r:embed="rId24"/>
                     <a:srcRect/>
                     <a:stretch>
                       <a:fillRect/>
@@ -7459,6 +8796,7 @@
           <w:noProof/>
           <w:lang w:val="pl-PL"/>
         </w:rPr>
+        <w:lastRenderedPageBreak/>
         <w:drawing>
           <wp:inline distT="114300" distB="114300" distL="114300" distR="114300" wp14:anchorId="23B1B740" wp14:editId="73CFD695">
             <wp:extent cx="5731200" cy="3517900"/>
@@ -7473,7 +8811,7 @@
                     <pic:cNvPicPr preferRelativeResize="0"/>
                   </pic:nvPicPr>
                   <pic:blipFill>
-                    <a:blip r:embed="rId24"/>
+                    <a:blip r:embed="rId25"/>
                     <a:srcRect/>
                     <a:stretch>
                       <a:fillRect/>
@@ -7502,7 +8840,6 @@
           <w:noProof/>
           <w:lang w:val="pl-PL"/>
         </w:rPr>
-        <w:lastRenderedPageBreak/>
         <w:drawing>
           <wp:inline distT="114300" distB="114300" distL="114300" distR="114300" wp14:anchorId="07680526" wp14:editId="3C9A2F63">
             <wp:extent cx="5731200" cy="3467100"/>
@@ -7517,7 +8854,7 @@
                     <pic:cNvPicPr preferRelativeResize="0"/>
                   </pic:nvPicPr>
                   <pic:blipFill>
-                    <a:blip r:embed="rId25"/>
+                    <a:blip r:embed="rId26"/>
                     <a:srcRect/>
                     <a:stretch>
                       <a:fillRect/>
@@ -7546,6 +8883,7 @@
           <w:noProof/>
           <w:lang w:val="pl-PL"/>
         </w:rPr>
+        <w:lastRenderedPageBreak/>
         <w:drawing>
           <wp:inline distT="114300" distB="114300" distL="114300" distR="114300" wp14:anchorId="0218C5BB" wp14:editId="0B664578">
             <wp:extent cx="5731200" cy="3492500"/>
@@ -7560,7 +8898,7 @@
                     <pic:cNvPicPr preferRelativeResize="0"/>
                   </pic:nvPicPr>
                   <pic:blipFill>
-                    <a:blip r:embed="rId26"/>
+                    <a:blip r:embed="rId27"/>
                     <a:srcRect/>
                     <a:stretch>
                       <a:fillRect/>
@@ -7614,7 +8952,6 @@
         <w:pStyle w:val="Nagwek3"/>
       </w:pPr>
       <w:r>
-        <w:lastRenderedPageBreak/>
         <w:t>6.1. Oszacowanie wielkości bazy danych</w:t>
       </w:r>
     </w:p>
@@ -7633,24 +8970,114 @@
           <w:sz w:val="22"/>
           <w:szCs w:val="22"/>
         </w:rPr>
-        <w:t>System obsługuje strzelnicę z kilkoma osiami strzeleckimi i nieznaną z góry liczbą klientów dziennie. Najaktywniej zapełnianą tabelą będzie Rezerwacja, ponieważ każda wizyta generuje nowy rekord. Podobnie tabele SesjaStrzelecka i SzczegolyZuzycia będą regularnie uzupełniane przy każdej odbytej wizyty. Tabele EgzemplarzBroni i AmunicjaMagazyn będą natomiast małe i stosunkowo statyczne, ponieważ liczba egzemplarzy broni i typów amunicji na strzelnicy zmienia się rzadko. Tabele Uzytkownik i Klient będą rosły stopniowo wraz z rejestracją nowych osób.</w:t>
-      </w:r>
-    </w:p>
-    <w:p>
-      <w:pPr>
-        <w:pStyle w:val="Nagwek3"/>
+        <w:t xml:space="preserve">System obsługuje strzelnicę z kilkoma osiami strzeleckimi i nieznaną z góry liczbą klientów dziennie. Najaktywniej zapełnianą tabelą będzie Rezerwacja, ponieważ każda wizyta generuje nowy rekord. Podobnie tabele </w:t>
+      </w:r>
+      <w:proofErr w:type="spellStart"/>
+      <w:r>
         <w:rPr>
           <w:color w:val="auto"/>
           <w:sz w:val="22"/>
           <w:szCs w:val="22"/>
         </w:rPr>
-      </w:pPr>
+        <w:t>SesjaStrzelecka</w:t>
+      </w:r>
+      <w:proofErr w:type="spellEnd"/>
       <w:r>
         <w:rPr>
           <w:color w:val="auto"/>
           <w:sz w:val="22"/>
           <w:szCs w:val="22"/>
         </w:rPr>
+        <w:t xml:space="preserve"> i </w:t>
+      </w:r>
+      <w:proofErr w:type="spellStart"/>
+      <w:r>
+        <w:rPr>
+          <w:color w:val="auto"/>
+          <w:sz w:val="22"/>
+          <w:szCs w:val="22"/>
+        </w:rPr>
+        <w:t>SzczegolyZuzycia</w:t>
+      </w:r>
+      <w:proofErr w:type="spellEnd"/>
+      <w:r>
+        <w:rPr>
+          <w:color w:val="auto"/>
+          <w:sz w:val="22"/>
+          <w:szCs w:val="22"/>
+        </w:rPr>
+        <w:t xml:space="preserve"> będą regularnie uzupełniane przy każdej odbytej wizyty. Tabele </w:t>
+      </w:r>
+      <w:proofErr w:type="spellStart"/>
+      <w:r>
+        <w:rPr>
+          <w:color w:val="auto"/>
+          <w:sz w:val="22"/>
+          <w:szCs w:val="22"/>
+        </w:rPr>
+        <w:t>EgzemplarzBroni</w:t>
+      </w:r>
+      <w:proofErr w:type="spellEnd"/>
+      <w:r>
+        <w:rPr>
+          <w:color w:val="auto"/>
+          <w:sz w:val="22"/>
+          <w:szCs w:val="22"/>
+        </w:rPr>
+        <w:t xml:space="preserve"> i </w:t>
+      </w:r>
+      <w:proofErr w:type="spellStart"/>
+      <w:r>
+        <w:rPr>
+          <w:color w:val="auto"/>
+          <w:sz w:val="22"/>
+          <w:szCs w:val="22"/>
+        </w:rPr>
+        <w:t>AmunicjaMagazyn</w:t>
+      </w:r>
+      <w:proofErr w:type="spellEnd"/>
+      <w:r>
+        <w:rPr>
+          <w:color w:val="auto"/>
+          <w:sz w:val="22"/>
+          <w:szCs w:val="22"/>
+        </w:rPr>
+        <w:t xml:space="preserve"> będą natomiast małe i stosunkowo statyczne, ponieważ liczba egzemplarzy broni i typów amunicji na strzelnicy zmienia się rzadko. Tabele </w:t>
+      </w:r>
+      <w:proofErr w:type="spellStart"/>
+      <w:r>
+        <w:rPr>
+          <w:color w:val="auto"/>
+          <w:sz w:val="22"/>
+          <w:szCs w:val="22"/>
+        </w:rPr>
+        <w:t>Uzytkownik</w:t>
+      </w:r>
+      <w:proofErr w:type="spellEnd"/>
+      <w:r>
+        <w:rPr>
+          <w:color w:val="auto"/>
+          <w:sz w:val="22"/>
+          <w:szCs w:val="22"/>
+        </w:rPr>
+        <w:t xml:space="preserve"> i Klient będą rosły stopniowo wraz z rejestracją nowych osób.</w:t>
+      </w:r>
+    </w:p>
+    <w:p>
+      <w:pPr>
+        <w:pStyle w:val="Nagwek3"/>
+        <w:rPr>
+          <w:color w:val="auto"/>
+          <w:sz w:val="22"/>
+          <w:szCs w:val="22"/>
+        </w:rPr>
+      </w:pPr>
+      <w:r>
+        <w:rPr>
+          <w:color w:val="auto"/>
+          <w:sz w:val="22"/>
+          <w:szCs w:val="22"/>
+        </w:rPr>
         <w:t>Biorąc pod uwagę charakter danych tekstowych i liczbowych przechowywanych w systemie oraz dostępną przestrzeń dyskową serwera wynoszącą 4 TB, baza danych nie zbliży się do jej zapełnienia w żadnym przewidywalnym horyzoncie czasowym działania strzelnicy.</w:t>
       </w:r>
     </w:p>
@@ -7682,14 +9109,23 @@
         <w:t>Operacje krytyczne</w:t>
       </w:r>
       <w:r>
-        <w:t xml:space="preserve"> po stronie instruktora takie jak weryfikacja dokumentu i wykonanie check-in powinny być realizowane w czasie do 1 sekundy, ponieważ wykonywane są przy obecności klienta i bezpośrednio wpływają na przepustowość strzelnicy.</w:t>
-      </w:r>
-    </w:p>
-    <w:p>
-      <w:r>
-        <w:rPr>
-          <w:b/>
-        </w:rPr>
+        <w:t xml:space="preserve"> po stronie instruktora takie jak weryfikacja dokumentu i wykonanie </w:t>
+      </w:r>
+      <w:proofErr w:type="spellStart"/>
+      <w:r>
+        <w:t>check</w:t>
+      </w:r>
+      <w:proofErr w:type="spellEnd"/>
+      <w:r>
+        <w:t>-in powinny być realizowane w czasie do 1 sekundy, ponieważ wykonywane są przy obecności klienta i bezpośrednio wpływają na przepustowość strzelnicy.</w:t>
+      </w:r>
+    </w:p>
+    <w:p>
+      <w:r>
+        <w:rPr>
+          <w:b/>
+        </w:rPr>
+        <w:lastRenderedPageBreak/>
         <w:t>Operacje administracyjne</w:t>
       </w:r>
       <w:r>
@@ -7924,6 +9360,7 @@
                 <w:lang w:val="pl-PL"/>
               </w:rPr>
             </w:pPr>
+            <w:proofErr w:type="spellStart"/>
             <w:r>
               <w:rPr>
                 <w:b/>
@@ -7932,6 +9369,7 @@
               </w:rPr>
               <w:t>Oczekujaca</w:t>
             </w:r>
+            <w:proofErr w:type="spellEnd"/>
           </w:p>
         </w:tc>
         <w:tc>
@@ -7983,15 +9421,16 @@
                 <w:lang w:val="pl-PL"/>
               </w:rPr>
             </w:pPr>
+            <w:proofErr w:type="spellStart"/>
             <w:r>
               <w:rPr>
                 <w:b/>
                 <w:bCs/>
                 <w:lang w:val="pl-PL"/>
               </w:rPr>
-              <w:lastRenderedPageBreak/>
               <w:t>WymagaWeryfikacji</w:t>
             </w:r>
+            <w:proofErr w:type="spellEnd"/>
           </w:p>
         </w:tc>
         <w:tc>
@@ -8076,7 +9515,21 @@
               <w:rPr>
                 <w:lang w:val="pl-PL"/>
               </w:rPr>
-              <w:t>Dokument klienta został zweryfikowany poprawnie. Rezerwacja ma status „zweryfikowany” i możliwe jest wykonanie check-in.</w:t>
+              <w:t xml:space="preserve">Dokument klienta został zweryfikowany poprawnie. Rezerwacja ma status „zweryfikowany” i możliwe jest wykonanie </w:t>
+            </w:r>
+            <w:proofErr w:type="spellStart"/>
+            <w:r>
+              <w:rPr>
+                <w:lang w:val="pl-PL"/>
+              </w:rPr>
+              <w:t>check</w:t>
+            </w:r>
+            <w:proofErr w:type="spellEnd"/>
+            <w:r>
+              <w:rPr>
+                <w:lang w:val="pl-PL"/>
+              </w:rPr>
+              <w:t>-in.</w:t>
             </w:r>
           </w:p>
         </w:tc>
@@ -8102,6 +9555,7 @@
                 <w:lang w:val="pl-PL"/>
               </w:rPr>
             </w:pPr>
+            <w:proofErr w:type="spellStart"/>
             <w:r>
               <w:rPr>
                 <w:b/>
@@ -8110,6 +9564,7 @@
               </w:rPr>
               <w:t>WTrakcieWizyty</w:t>
             </w:r>
+            <w:proofErr w:type="spellEnd"/>
           </w:p>
         </w:tc>
         <w:tc>
@@ -8135,7 +9590,21 @@
               <w:rPr>
                 <w:lang w:val="pl-PL"/>
               </w:rPr>
-              <w:t xml:space="preserve">Wykonano check-in. Utworzono sesję strzelecką. Klient przebywa na stanowisku, trwa </w:t>
+              <w:t xml:space="preserve">Wykonano </w:t>
+            </w:r>
+            <w:proofErr w:type="spellStart"/>
+            <w:r>
+              <w:rPr>
+                <w:lang w:val="pl-PL"/>
+              </w:rPr>
+              <w:t>check</w:t>
+            </w:r>
+            <w:proofErr w:type="spellEnd"/>
+            <w:r>
+              <w:rPr>
+                <w:lang w:val="pl-PL"/>
+              </w:rPr>
+              <w:t xml:space="preserve">-in. Utworzono sesję strzelecką. Klient przebywa na stanowisku, trwa </w:t>
             </w:r>
             <w:r>
               <w:rPr>
@@ -8173,6 +9642,7 @@
                 <w:lang w:val="pl-PL"/>
               </w:rPr>
             </w:pPr>
+            <w:proofErr w:type="spellStart"/>
             <w:r>
               <w:rPr>
                 <w:b/>
@@ -8181,6 +9651,7 @@
               </w:rPr>
               <w:t>Zakonczona</w:t>
             </w:r>
+            <w:proofErr w:type="spellEnd"/>
           </w:p>
         </w:tc>
         <w:tc>
@@ -8206,7 +9677,21 @@
               <w:rPr>
                 <w:lang w:val="pl-PL"/>
               </w:rPr>
-              <w:t xml:space="preserve">Wykonano check-out. Sesja strzelecka została rozliczona. Rezerwacja jest zamknięta </w:t>
+              <w:t xml:space="preserve">Wykonano </w:t>
+            </w:r>
+            <w:proofErr w:type="spellStart"/>
+            <w:r>
+              <w:rPr>
+                <w:lang w:val="pl-PL"/>
+              </w:rPr>
+              <w:t>check</w:t>
+            </w:r>
+            <w:proofErr w:type="spellEnd"/>
+            <w:r>
+              <w:rPr>
+                <w:lang w:val="pl-PL"/>
+              </w:rPr>
+              <w:t xml:space="preserve">-out. Sesja strzelecka została rozliczona. Rezerwacja jest zamknięta </w:t>
             </w:r>
             <w:r>
               <w:rPr>
@@ -8525,7 +10010,6 @@
         <w:pStyle w:val="Nagwek2"/>
       </w:pPr>
       <w:r>
-        <w:lastRenderedPageBreak/>
         <w:t>7. Propozycja technologii informatycznych do wykorzystania</w:t>
       </w:r>
     </w:p>
@@ -8689,8 +10173,18 @@
                 <w:sz w:val="21"/>
                 <w:szCs w:val="21"/>
               </w:rPr>
-              <w:t>ASP.NET Core</w:t>
+              <w:t xml:space="preserve">ASP.NET </w:t>
             </w:r>
+            <w:proofErr w:type="spellStart"/>
+            <w:r>
+              <w:rPr>
+                <w:rStyle w:val="font-semibold"/>
+                <w:sz w:val="21"/>
+                <w:szCs w:val="21"/>
+              </w:rPr>
+              <w:t>Core</w:t>
+            </w:r>
+            <w:proofErr w:type="spellEnd"/>
           </w:p>
         </w:tc>
       </w:tr>
@@ -8859,7 +10353,23 @@
                 <w:sz w:val="21"/>
                 <w:szCs w:val="21"/>
               </w:rPr>
-              <w:t>Przeglądarka (Chrome / Firefox)</w:t>
+              <w:t xml:space="preserve">Przeglądarka (Chrome / </w:t>
+            </w:r>
+            <w:proofErr w:type="spellStart"/>
+            <w:r>
+              <w:rPr>
+                <w:sz w:val="21"/>
+                <w:szCs w:val="21"/>
+              </w:rPr>
+              <w:t>Firefox</w:t>
+            </w:r>
+            <w:proofErr w:type="spellEnd"/>
+            <w:r>
+              <w:rPr>
+                <w:sz w:val="21"/>
+                <w:szCs w:val="21"/>
+              </w:rPr>
+              <w:t>)</w:t>
             </w:r>
           </w:p>
         </w:tc>
@@ -9022,7 +10532,42 @@
         <w:rPr>
           <w:lang w:val="pl-PL"/>
         </w:rPr>
-        <w:t>B) hostuje aplikację webową ASP.NET Core, udostępniając interfejsy I</w:t>
+        <w:t xml:space="preserve">B) </w:t>
+      </w:r>
+      <w:proofErr w:type="spellStart"/>
+      <w:r>
+        <w:rPr>
+          <w:lang w:val="pl-PL"/>
+        </w:rPr>
+        <w:t>hostuje</w:t>
+      </w:r>
+      <w:proofErr w:type="spellEnd"/>
+      <w:r>
+        <w:rPr>
+          <w:lang w:val="pl-PL"/>
+        </w:rPr>
+        <w:t xml:space="preserve"> aplikację webową ASP.NET </w:t>
+      </w:r>
+      <w:proofErr w:type="spellStart"/>
+      <w:r>
+        <w:rPr>
+          <w:lang w:val="pl-PL"/>
+        </w:rPr>
+        <w:t>Core</w:t>
+      </w:r>
+      <w:proofErr w:type="spellEnd"/>
+      <w:r>
+        <w:rPr>
+          <w:lang w:val="pl-PL"/>
+        </w:rPr>
+        <w:t>, udostępniając interfejsy </w:t>
+      </w:r>
+      <w:proofErr w:type="spellStart"/>
+      <w:r>
+        <w:rPr>
+          <w:lang w:val="pl-PL"/>
+        </w:rPr>
+        <w:t>I</w:t>
       </w:r>
       <w:r>
         <w:rPr>
@@ -9030,11 +10575,26 @@
         </w:rPr>
         <w:t>Uzytkownik</w:t>
       </w:r>
-      <w:r>
-        <w:rPr>
-          <w:lang w:val="pl-PL"/>
-        </w:rPr>
-        <w:t> i IInstruktor.</w:t>
+      <w:proofErr w:type="spellEnd"/>
+      <w:r>
+        <w:rPr>
+          <w:lang w:val="pl-PL"/>
+        </w:rPr>
+        <w:t> i </w:t>
+      </w:r>
+      <w:proofErr w:type="spellStart"/>
+      <w:r>
+        <w:rPr>
+          <w:lang w:val="pl-PL"/>
+        </w:rPr>
+        <w:t>IInstruktor</w:t>
+      </w:r>
+      <w:proofErr w:type="spellEnd"/>
+      <w:r>
+        <w:rPr>
+          <w:lang w:val="pl-PL"/>
+        </w:rPr>
+        <w:t>.</w:t>
       </w:r>
     </w:p>
     <w:p>
@@ -9126,6 +10686,7 @@
         <w:rPr>
           <w:lang w:val="pl-PL"/>
         </w:rPr>
+        <w:lastRenderedPageBreak/>
         <w:t>7.3. Diagram wdrożenia</w:t>
       </w:r>
     </w:p>
@@ -9153,7 +10714,7 @@
                     </pic:cNvPicPr>
                   </pic:nvPicPr>
                   <pic:blipFill>
-                    <a:blip r:embed="rId27" cstate="print">
+                    <a:blip r:embed="rId28" cstate="print">
                       <a:extLst>
                         <a:ext uri="{28A0092B-C50C-407E-A947-70E740481C1C}">
                           <a14:useLocalDpi xmlns:a14="http://schemas.microsoft.com/office/drawing/2010/main" val="0"/>
@@ -9193,6 +10754,7 @@
           <w:lang w:val="pl-PL"/>
         </w:rPr>
       </w:pPr>
+      <w:proofErr w:type="spellStart"/>
       <w:r>
         <w:rPr>
           <w:b/>
@@ -9203,6 +10765,7 @@
         </w:rPr>
         <w:t>BazaStrzelnicy</w:t>
       </w:r>
+      <w:proofErr w:type="spellEnd"/>
       <w:r>
         <w:rPr>
           <w:sz w:val="20"/>
@@ -9236,6 +10799,7 @@
           <w:lang w:val="pl-PL"/>
         </w:rPr>
       </w:pPr>
+      <w:proofErr w:type="spellStart"/>
       <w:r>
         <w:rPr>
           <w:b/>
@@ -9244,85 +10808,130 @@
           <w:szCs w:val="20"/>
           <w:lang w:val="pl-PL"/>
         </w:rPr>
-        <w:t>IOdczyt / IZapis</w:t>
-      </w:r>
-      <w:r>
-        <w:rPr>
+        <w:t>IOdczyt</w:t>
+      </w:r>
+      <w:proofErr w:type="spellEnd"/>
+      <w:r>
+        <w:rPr>
+          <w:b/>
+          <w:bCs/>
           <w:sz w:val="20"/>
           <w:szCs w:val="20"/>
           <w:lang w:val="pl-PL"/>
         </w:rPr>
-        <w:t xml:space="preserve"> - d</w:t>
-      </w:r>
-      <w:r>
-        <w:rPr>
+        <w:t xml:space="preserve"> / </w:t>
+      </w:r>
+      <w:proofErr w:type="spellStart"/>
+      <w:r>
+        <w:rPr>
+          <w:b/>
+          <w:bCs/>
           <w:sz w:val="20"/>
           <w:szCs w:val="20"/>
           <w:lang w:val="pl-PL"/>
         </w:rPr>
-        <w:t>ostęp do danych</w:t>
-      </w:r>
+        <w:t>IZapis</w:t>
+      </w:r>
+      <w:proofErr w:type="spellEnd"/>
       <w:r>
         <w:rPr>
           <w:sz w:val="20"/>
           <w:szCs w:val="20"/>
           <w:lang w:val="pl-PL"/>
         </w:rPr>
-        <w:t>.</w:t>
-      </w:r>
-    </w:p>
-    <w:p>
-      <w:pPr>
+        <w:t xml:space="preserve"> - d</w:t>
+      </w:r>
+      <w:r>
         <w:rPr>
           <w:sz w:val="20"/>
           <w:szCs w:val="20"/>
           <w:lang w:val="pl-PL"/>
         </w:rPr>
-      </w:pPr>
-      <w:r>
-        <w:rPr>
-          <w:b/>
-          <w:bCs/>
+        <w:t>ostęp do danych</w:t>
+      </w:r>
+      <w:r>
+        <w:rPr>
           <w:sz w:val="20"/>
           <w:szCs w:val="20"/>
           <w:lang w:val="pl-PL"/>
         </w:rPr>
-        <w:t>IUzytkownik</w:t>
-      </w:r>
-      <w:r>
+        <w:t>.</w:t>
+      </w:r>
+    </w:p>
+    <w:p>
+      <w:pPr>
         <w:rPr>
           <w:sz w:val="20"/>
           <w:szCs w:val="20"/>
           <w:lang w:val="pl-PL"/>
         </w:rPr>
-        <w:t xml:space="preserve"> - rezerwacje klienta.</w:t>
-      </w:r>
-    </w:p>
-    <w:p>
-      <w:pPr>
-        <w:rPr>
+      </w:pPr>
+      <w:proofErr w:type="spellStart"/>
+      <w:r>
+        <w:rPr>
+          <w:b/>
+          <w:bCs/>
           <w:sz w:val="20"/>
           <w:szCs w:val="20"/>
           <w:lang w:val="pl-PL"/>
         </w:rPr>
-      </w:pPr>
-      <w:r>
-        <w:rPr>
-          <w:b/>
-          <w:bCs/>
+        <w:t>IUzytkownik</w:t>
+      </w:r>
+      <w:proofErr w:type="spellEnd"/>
+      <w:r>
+        <w:rPr>
           <w:sz w:val="20"/>
           <w:szCs w:val="20"/>
           <w:lang w:val="pl-PL"/>
         </w:rPr>
-        <w:t>IInstruktor</w:t>
-      </w:r>
-      <w:r>
+        <w:t xml:space="preserve"> - rezerwacje klienta.</w:t>
+      </w:r>
+    </w:p>
+    <w:p>
+      <w:pPr>
         <w:rPr>
           <w:sz w:val="20"/>
           <w:szCs w:val="20"/>
           <w:lang w:val="pl-PL"/>
         </w:rPr>
-        <w:t xml:space="preserve"> – Obsługa wizyt, weryfikacja, check-in.</w:t>
+      </w:pPr>
+      <w:proofErr w:type="spellStart"/>
+      <w:r>
+        <w:rPr>
+          <w:b/>
+          <w:bCs/>
+          <w:sz w:val="20"/>
+          <w:szCs w:val="20"/>
+          <w:lang w:val="pl-PL"/>
+        </w:rPr>
+        <w:t>IInstruktor</w:t>
+      </w:r>
+      <w:proofErr w:type="spellEnd"/>
+      <w:r>
+        <w:rPr>
+          <w:sz w:val="20"/>
+          <w:szCs w:val="20"/>
+          <w:lang w:val="pl-PL"/>
+        </w:rPr>
+        <w:t xml:space="preserve"> – Obsługa wizyt, weryfikacja, </w:t>
+      </w:r>
+      <w:proofErr w:type="spellStart"/>
+      <w:r>
+        <w:rPr>
+          <w:sz w:val="20"/>
+          <w:szCs w:val="20"/>
+          <w:lang w:val="pl-PL"/>
+        </w:rPr>
+        <w:t>check</w:t>
+      </w:r>
+      <w:proofErr w:type="spellEnd"/>
+      <w:r>
+        <w:rPr>
+          <w:sz w:val="20"/>
+          <w:szCs w:val="20"/>
+          <w:lang w:val="pl-PL"/>
+        </w:rPr>
+        <w:t>-in.</w:t>
       </w:r>
     </w:p>
     <w:p>
@@ -9330,38 +10939,38 @@
         <w:pStyle w:val="Nagwek3"/>
       </w:pPr>
       <w:r>
+        <w:t xml:space="preserve">8. Propozycja </w:t>
+      </w:r>
+      <w:r>
+        <w:t>planu</w:t>
+      </w:r>
+      <w:r>
+        <w:t xml:space="preserve"> pracy</w:t>
+      </w:r>
+    </w:p>
+    <w:p>
+      <w:r>
+        <w:t>Plan pracy obejmuje 6 etapów realizacji systemu zarządzania strzelnicą w okresie </w:t>
+      </w:r>
+      <w:r>
+        <w:rPr>
+          <w:b/>
+          <w:bCs/>
+        </w:rPr>
+        <w:t>15.06.2026–20.09.2026</w:t>
+      </w:r>
+      <w:r>
+        <w:t xml:space="preserve"> (14 tygodni). Harmonogram przedstawiono w formie diagramu Gantta, w którym jedna kolumna odpowiada jednemu tygodniowi. </w:t>
+      </w:r>
+    </w:p>
+    <w:p/>
+    <w:p>
+      <w:r>
+        <w:rPr>
+          <w:noProof/>
+          <w:lang w:val="pl-PL"/>
+        </w:rPr>
         <w:lastRenderedPageBreak/>
-        <w:t xml:space="preserve">8. Propozycja </w:t>
-      </w:r>
-      <w:r>
-        <w:t>planu</w:t>
-      </w:r>
-      <w:r>
-        <w:t xml:space="preserve"> pracy</w:t>
-      </w:r>
-    </w:p>
-    <w:p>
-      <w:r>
-        <w:t>Plan pracy obejmuje 6 etapów realizacji systemu zarządzania strzelnicą w okresie </w:t>
-      </w:r>
-      <w:r>
-        <w:rPr>
-          <w:b/>
-          <w:bCs/>
-        </w:rPr>
-        <w:t>15.06.2026–20.09.2026</w:t>
-      </w:r>
-      <w:r>
-        <w:t xml:space="preserve"> (14 tygodni). Harmonogram przedstawiono w formie diagramu Gantta, w którym jedna kolumna odpowiada jednemu tygodniowi. </w:t>
-      </w:r>
-    </w:p>
-    <w:p/>
-    <w:p>
-      <w:r>
-        <w:rPr>
-          <w:noProof/>
-          <w:lang w:val="pl-PL"/>
-        </w:rPr>
         <w:drawing>
           <wp:inline distT="0" distB="0" distL="0" distR="0" wp14:anchorId="4FA8950A" wp14:editId="440FAD75">
             <wp:extent cx="5733415" cy="4370705"/>
@@ -9378,7 +10987,7 @@
                     <pic:cNvPicPr/>
                   </pic:nvPicPr>
                   <pic:blipFill>
-                    <a:blip r:embed="rId28"/>
+                    <a:blip r:embed="rId29"/>
                     <a:stretch>
                       <a:fillRect/>
                     </a:stretch>
@@ -9583,8 +11192,16 @@
               <w:rPr>
                 <w:lang w:val="pl-PL"/>
               </w:rPr>
-              <w:t>Programista backend</w:t>
+              <w:t xml:space="preserve">Programista </w:t>
             </w:r>
+            <w:proofErr w:type="spellStart"/>
+            <w:r>
+              <w:rPr>
+                <w:lang w:val="pl-PL"/>
+              </w:rPr>
+              <w:t>backend</w:t>
+            </w:r>
+            <w:proofErr w:type="spellEnd"/>
           </w:p>
         </w:tc>
         <w:tc>
@@ -9609,7 +11226,21 @@
               <w:rPr>
                 <w:lang w:val="pl-PL"/>
               </w:rPr>
-              <w:t>ASP.NET Core, baza danych, moduły domenowe, testy jednostkowe</w:t>
+              <w:t xml:space="preserve">ASP.NET </w:t>
+            </w:r>
+            <w:proofErr w:type="spellStart"/>
+            <w:r>
+              <w:rPr>
+                <w:lang w:val="pl-PL"/>
+              </w:rPr>
+              <w:t>Core</w:t>
+            </w:r>
+            <w:proofErr w:type="spellEnd"/>
+            <w:r>
+              <w:rPr>
+                <w:lang w:val="pl-PL"/>
+              </w:rPr>
+              <w:t>, baza danych, moduły domenowe, testy jednostkowe</w:t>
             </w:r>
           </w:p>
         </w:tc>
@@ -9637,8 +11268,16 @@
               <w:rPr>
                 <w:lang w:val="pl-PL"/>
               </w:rPr>
-              <w:t>Programista frontend</w:t>
+              <w:t xml:space="preserve">Programista </w:t>
             </w:r>
+            <w:proofErr w:type="spellStart"/>
+            <w:r>
+              <w:rPr>
+                <w:lang w:val="pl-PL"/>
+              </w:rPr>
+              <w:t>frontend</w:t>
+            </w:r>
+            <w:proofErr w:type="spellEnd"/>
           </w:p>
         </w:tc>
         <w:tc>
@@ -9739,7 +11378,6 @@
           <w:b/>
           <w:bCs/>
         </w:rPr>
-        <w:lastRenderedPageBreak/>
         <w:t>Etapy pracy</w:t>
       </w:r>
     </w:p>
@@ -9801,6 +11439,7 @@
                 <w:bCs/>
                 <w:lang w:val="pl-PL"/>
               </w:rPr>
+              <w:lastRenderedPageBreak/>
               <w:t>Lp.</w:t>
             </w:r>
           </w:p>
@@ -10086,7 +11725,21 @@
               <w:rPr>
                 <w:lang w:val="pl-PL"/>
               </w:rPr>
-              <w:t>Projekt BazaStrzelnicy (SQL Server), analiza ryzyka, podział zadań</w:t>
+              <w:t>Projekt </w:t>
+            </w:r>
+            <w:proofErr w:type="spellStart"/>
+            <w:r>
+              <w:rPr>
+                <w:lang w:val="pl-PL"/>
+              </w:rPr>
+              <w:t>BazaStrzelnicy</w:t>
+            </w:r>
+            <w:proofErr w:type="spellEnd"/>
+            <w:r>
+              <w:rPr>
+                <w:lang w:val="pl-PL"/>
+              </w:rPr>
+              <w:t> (SQL Server), analiza ryzyka, podział zadań</w:t>
             </w:r>
           </w:p>
         </w:tc>
@@ -10196,7 +11849,21 @@
               <w:rPr>
                 <w:lang w:val="pl-PL"/>
               </w:rPr>
-              <w:t>Aplikacja webowa (ASP.NET Core): moduły użytkowników, rezerwacji, obsługi wizyt, sesji i magazynu; panele klienta i instruktora; konfiguracja serwera</w:t>
+              <w:t xml:space="preserve">Aplikacja webowa (ASP.NET </w:t>
+            </w:r>
+            <w:proofErr w:type="spellStart"/>
+            <w:r>
+              <w:rPr>
+                <w:lang w:val="pl-PL"/>
+              </w:rPr>
+              <w:t>Core</w:t>
+            </w:r>
+            <w:proofErr w:type="spellEnd"/>
+            <w:r>
+              <w:rPr>
+                <w:lang w:val="pl-PL"/>
+              </w:rPr>
+              <w:t>): moduły użytkowników, rezerwacji, obsługi wizyt, sesji i magazynu; panele klienta i instruktora; konfiguracja serwera</w:t>
             </w:r>
           </w:p>
         </w:tc>
@@ -10306,7 +11973,63 @@
               <w:rPr>
                 <w:lang w:val="pl-PL"/>
               </w:rPr>
-              <w:t>Weryfikacja modułów backendu, frontendu i integracji (IKlient, IInstruktor)</w:t>
+              <w:t xml:space="preserve">Weryfikacja modułów </w:t>
+            </w:r>
+            <w:proofErr w:type="spellStart"/>
+            <w:r>
+              <w:rPr>
+                <w:lang w:val="pl-PL"/>
+              </w:rPr>
+              <w:t>backendu</w:t>
+            </w:r>
+            <w:proofErr w:type="spellEnd"/>
+            <w:r>
+              <w:rPr>
+                <w:lang w:val="pl-PL"/>
+              </w:rPr>
+              <w:t xml:space="preserve">, </w:t>
+            </w:r>
+            <w:proofErr w:type="spellStart"/>
+            <w:r>
+              <w:rPr>
+                <w:lang w:val="pl-PL"/>
+              </w:rPr>
+              <w:t>frontendu</w:t>
+            </w:r>
+            <w:proofErr w:type="spellEnd"/>
+            <w:r>
+              <w:rPr>
+                <w:lang w:val="pl-PL"/>
+              </w:rPr>
+              <w:t xml:space="preserve"> i integracji (</w:t>
+            </w:r>
+            <w:proofErr w:type="spellStart"/>
+            <w:r>
+              <w:rPr>
+                <w:lang w:val="pl-PL"/>
+              </w:rPr>
+              <w:t>IKlient</w:t>
+            </w:r>
+            <w:proofErr w:type="spellEnd"/>
+            <w:r>
+              <w:rPr>
+                <w:lang w:val="pl-PL"/>
+              </w:rPr>
+              <w:t>, </w:t>
+            </w:r>
+            <w:proofErr w:type="spellStart"/>
+            <w:r>
+              <w:rPr>
+                <w:lang w:val="pl-PL"/>
+              </w:rPr>
+              <w:t>IInstruktor</w:t>
+            </w:r>
+            <w:proofErr w:type="spellEnd"/>
+            <w:r>
+              <w:rPr>
+                <w:lang w:val="pl-PL"/>
+              </w:rPr>
+              <w:t>)</w:t>
             </w:r>
           </w:p>
         </w:tc>
@@ -10696,11 +12419,19 @@
         </w:rPr>
         <w:t xml:space="preserve">operacji </w:t>
       </w:r>
-      <w:r>
-        <w:rPr>
-          <w:lang w:val="pl-PL"/>
-        </w:rPr>
-        <w:t>check-in do momentu pozytywnej weryfikacji</w:t>
+      <w:proofErr w:type="spellStart"/>
+      <w:r>
+        <w:rPr>
+          <w:lang w:val="pl-PL"/>
+        </w:rPr>
+        <w:t>check</w:t>
+      </w:r>
+      <w:proofErr w:type="spellEnd"/>
+      <w:r>
+        <w:rPr>
+          <w:lang w:val="pl-PL"/>
+        </w:rPr>
+        <w:t>-in do momentu pozytywnej weryfikacji</w:t>
       </w:r>
     </w:p>
     <w:p>
@@ -10748,7 +12479,21 @@
         <w:rPr>
           <w:lang w:val="pl-PL"/>
         </w:rPr>
-        <w:t xml:space="preserve"> check-in klienta</w:t>
+        <w:t xml:space="preserve"> </w:t>
+      </w:r>
+      <w:proofErr w:type="spellStart"/>
+      <w:r>
+        <w:rPr>
+          <w:lang w:val="pl-PL"/>
+        </w:rPr>
+        <w:t>check</w:t>
+      </w:r>
+      <w:proofErr w:type="spellEnd"/>
+      <w:r>
+        <w:rPr>
+          <w:lang w:val="pl-PL"/>
+        </w:rPr>
+        <w:t>-in klienta</w:t>
       </w:r>
     </w:p>
     <w:p>
@@ -10831,7 +12576,6 @@
           <w:bCs/>
           <w:lang w:val="pl-PL"/>
         </w:rPr>
-        <w:lastRenderedPageBreak/>
         <w:t>2. Utrata lub uszkodzenie danych rezerwacji i sesji strzeleckich (awaria bazy SQL Server)</w:t>
       </w:r>
     </w:p>
@@ -10876,6 +12620,7 @@
           <w:bCs/>
           <w:lang w:val="pl-PL"/>
         </w:rPr>
+        <w:lastRenderedPageBreak/>
         <w:t>Stopień szkodliwości:</w:t>
       </w:r>
       <w:r>
@@ -11270,7 +13015,35 @@
         <w:rPr>
           <w:lang w:val="pl-PL"/>
         </w:rPr>
-        <w:t> obowiązkowe podawanie zużycia amunicji przy check-out, powiązanie zużycia z obiektem SesjaStrzelecka, okresowe kontrole magazynowe, walidacja wprowadzanych danych</w:t>
+        <w:t xml:space="preserve"> obowiązkowe podawanie zużycia amunicji przy </w:t>
+      </w:r>
+      <w:proofErr w:type="spellStart"/>
+      <w:r>
+        <w:rPr>
+          <w:lang w:val="pl-PL"/>
+        </w:rPr>
+        <w:t>check</w:t>
+      </w:r>
+      <w:proofErr w:type="spellEnd"/>
+      <w:r>
+        <w:rPr>
+          <w:lang w:val="pl-PL"/>
+        </w:rPr>
+        <w:t>-out, powiązanie zużycia z obiektem </w:t>
+      </w:r>
+      <w:proofErr w:type="spellStart"/>
+      <w:r>
+        <w:rPr>
+          <w:lang w:val="pl-PL"/>
+        </w:rPr>
+        <w:t>SesjaStrzelecka</w:t>
+      </w:r>
+      <w:proofErr w:type="spellEnd"/>
+      <w:r>
+        <w:rPr>
+          <w:lang w:val="pl-PL"/>
+        </w:rPr>
+        <w:t>, okresowe kontrole magazynowe, walidacja wprowadzanych danych</w:t>
       </w:r>
     </w:p>
     <w:p>
@@ -11615,7 +13388,15 @@
           </w:tcPr>
           <w:p>
             <w:r>
-              <w:t>Czas (Rbg)</w:t>
+              <w:t>Czas (</w:t>
+            </w:r>
+            <w:proofErr w:type="spellStart"/>
+            <w:r>
+              <w:t>Rbg</w:t>
+            </w:r>
+            <w:proofErr w:type="spellEnd"/>
+            <w:r>
+              <w:t>)</w:t>
             </w:r>
           </w:p>
         </w:tc>
@@ -11751,7 +13532,23 @@
           </w:tcPr>
           <w:p>
             <w:r>
-              <w:t>Interfejs instruktora, weryfikacja tożsamości (PESEL), procesy Check-in oraz Check-out.</w:t>
+              <w:t xml:space="preserve">Interfejs instruktora, weryfikacja tożsamości (PESEL), procesy </w:t>
+            </w:r>
+            <w:proofErr w:type="spellStart"/>
+            <w:r>
+              <w:t>Check</w:t>
+            </w:r>
+            <w:proofErr w:type="spellEnd"/>
+            <w:r>
+              <w:t xml:space="preserve">-in oraz </w:t>
+            </w:r>
+            <w:proofErr w:type="spellStart"/>
+            <w:r>
+              <w:t>Check</w:t>
+            </w:r>
+            <w:proofErr w:type="spellEnd"/>
+            <w:r>
+              <w:t>-out.</w:t>
             </w:r>
           </w:p>
         </w:tc>
@@ -11800,7 +13597,15 @@
           </w:tcPr>
           <w:p>
             <w:r>
-              <w:t>Ewidencja i aktualizacja przebiegu egzemplarzy broni, stany magazynowe amunicji, triggery bazy danych.</w:t>
+              <w:t xml:space="preserve">Ewidencja i aktualizacja przebiegu egzemplarzy broni, stany magazynowe amunicji, </w:t>
+            </w:r>
+            <w:proofErr w:type="spellStart"/>
+            <w:r>
+              <w:t>triggery</w:t>
+            </w:r>
+            <w:proofErr w:type="spellEnd"/>
+            <w:r>
+              <w:t xml:space="preserve"> bazy danych.</w:t>
             </w:r>
           </w:p>
         </w:tc>
@@ -11849,7 +13654,15 @@
           </w:tcPr>
           <w:p>
             <w:r>
-              <w:t>Konfiguracja serwera aplikacji, wdrożenie bazy PostgreSQL, mechanizmy szyfrowania danych wrażliwych.</w:t>
+              <w:t xml:space="preserve">Konfiguracja serwera aplikacji, wdrożenie bazy </w:t>
+            </w:r>
+            <w:proofErr w:type="spellStart"/>
+            <w:r>
+              <w:t>PostgreSQL</w:t>
+            </w:r>
+            <w:proofErr w:type="spellEnd"/>
+            <w:r>
+              <w:t>, mechanizmy szyfrowania danych wrażliwych.</w:t>
             </w:r>
           </w:p>
         </w:tc>
@@ -12258,7 +14071,7 @@
 </file>
 
 <file path=word/numbering.xml><?xml version="1.0" encoding="utf-8"?>
-<w:numbering xmlns:wpc="http://schemas.microsoft.com/office/word/2010/wordprocessingCanvas" xmlns:cx="http://schemas.microsoft.com/office/drawing/2014/chartex" xmlns:cx1="http://schemas.microsoft.com/office/drawing/2015/9/8/chartex" xmlns:cx2="http://schemas.microsoft.com/office/drawing/2015/10/21/chartex" xmlns:cx3="http://schemas.microsoft.com/office/drawing/2016/5/9/chartex" xmlns:cx4="http://schemas.microsoft.com/office/drawing/2016/5/10/chartex" xmlns:cx5="http://schemas.microsoft.com/office/drawing/2016/5/11/chartex" xmlns:cx6="http://schemas.microsoft.com/office/drawing/2016/5/12/chartex" xmlns:cx7="http://schemas.microsoft.com/office/drawing/2016/5/13/chartex" xmlns:cx8="http://schemas.microsoft.com/office/drawing/2016/5/14/chartex" xmlns:mc="http://schemas.openxmlformats.org/markup-compatibility/2006" xmlns:aink="http://schemas.microsoft.com/office/drawing/2016/ink" xmlns:am3d="http://schemas.microsoft.com/office/drawing/2017/model3d" xmlns:o="urn:schemas-microsoft-com:office:office" xmlns:oel="http://schemas.microsoft.com/office/2019/extlst" xmlns:r="http://schemas.openxmlformats.org/officeDocument/2006/relationships" xmlns:m="http://schemas.openxmlformats.org/officeDocument/2006/math" xmlns:v="urn:schemas-microsoft-com:vml" xmlns:wp14="http://schemas.microsoft.com/office/word/2010/wordprocessingDrawing" xmlns:wp="http://schemas.openxmlformats.org/drawingml/2006/wordprocessingDrawing" xmlns:w10="urn:schemas-microsoft-com:office:word" xmlns:w="http://schemas.openxmlformats.org/wordprocessingml/2006/main" xmlns:w14="http://schemas.microsoft.com/office/word/2010/wordml" xmlns:w15="http://schemas.microsoft.com/office/word/2012/wordml" xmlns:w16cex="http://schemas.microsoft.com/office/word/2018/wordml/cex" xmlns:w16cid="http://schemas.microsoft.com/office/word/2016/wordml/cid" xmlns:w16="http://schemas.microsoft.com/office/word/2018/wordml" xmlns:w16du="http://schemas.microsoft.com/office/word/2023/wordml/word16du" xmlns:w16sdtdh="http://schemas.microsoft.com/office/word/2020/wordml/sdtdatahash" xmlns:w16sdtfl="http://schemas.microsoft.com/office/word/2024/wordml/sdtformatlock" xmlns:w16se="http://schemas.microsoft.com/office/word/2015/wordml/symex" xmlns:wpg="http://schemas.microsoft.com/office/word/2010/wordprocessingGroup" xmlns:wpi="http://schemas.microsoft.com/office/word/2010/wordprocessingInk" xmlns:wne="http://schemas.microsoft.com/office/word/2006/wordml" xmlns:wps="http://schemas.microsoft.com/office/word/2010/wordprocessingShape" mc:Ignorable="w14 w15 w16se w16cid w16 w16cex w16sdtdh w16sdtfl w16du wp14">
+<w:numbering xmlns:wpc="http://schemas.microsoft.com/office/word/2010/wordprocessingCanvas" xmlns:mc="http://schemas.openxmlformats.org/markup-compatibility/2006" xmlns:o="urn:schemas-microsoft-com:office:office" xmlns:r="http://schemas.openxmlformats.org/officeDocument/2006/relationships" xmlns:m="http://schemas.openxmlformats.org/officeDocument/2006/math" xmlns:v="urn:schemas-microsoft-com:vml" xmlns:wp14="http://schemas.microsoft.com/office/word/2010/wordprocessingDrawing" xmlns:wp="http://schemas.openxmlformats.org/drawingml/2006/wordprocessingDrawing" xmlns:w10="urn:schemas-microsoft-com:office:word" xmlns:w="http://schemas.openxmlformats.org/wordprocessingml/2006/main" xmlns:w14="http://schemas.microsoft.com/office/word/2010/wordml" xmlns:w15="http://schemas.microsoft.com/office/word/2012/wordml" xmlns:wpg="http://schemas.microsoft.com/office/word/2010/wordprocessingGroup" xmlns:wpi="http://schemas.microsoft.com/office/word/2010/wordprocessingInk" xmlns:wne="http://schemas.microsoft.com/office/word/2006/wordml" xmlns:wps="http://schemas.microsoft.com/office/word/2010/wordprocessingShape" mc:Ignorable="w14 w15 wp14">
   <w:abstractNum w:abstractNumId="0" w15:restartNumberingAfterBreak="0">
     <w:nsid w:val="02A64850"/>
     <w:multiLevelType w:val="multilevel"/>
@@ -18650,155 +20463,155 @@
       </w:rPr>
     </w:lvl>
   </w:abstractNum>
-  <w:num w:numId="1" w16cid:durableId="507016916">
+  <w:num w:numId="1">
     <w:abstractNumId w:val="0"/>
   </w:num>
-  <w:num w:numId="2" w16cid:durableId="1070813485">
+  <w:num w:numId="2">
     <w:abstractNumId w:val="46"/>
   </w:num>
-  <w:num w:numId="3" w16cid:durableId="1550722633">
+  <w:num w:numId="3">
     <w:abstractNumId w:val="37"/>
   </w:num>
-  <w:num w:numId="4" w16cid:durableId="1442989708">
+  <w:num w:numId="4">
     <w:abstractNumId w:val="17"/>
   </w:num>
-  <w:num w:numId="5" w16cid:durableId="1335306881">
+  <w:num w:numId="5">
     <w:abstractNumId w:val="18"/>
   </w:num>
-  <w:num w:numId="6" w16cid:durableId="286552306">
+  <w:num w:numId="6">
     <w:abstractNumId w:val="5"/>
   </w:num>
-  <w:num w:numId="7" w16cid:durableId="337004360">
+  <w:num w:numId="7">
     <w:abstractNumId w:val="28"/>
   </w:num>
-  <w:num w:numId="8" w16cid:durableId="1620604125">
+  <w:num w:numId="8">
     <w:abstractNumId w:val="16"/>
   </w:num>
-  <w:num w:numId="9" w16cid:durableId="967780656">
+  <w:num w:numId="9">
     <w:abstractNumId w:val="4"/>
   </w:num>
-  <w:num w:numId="10" w16cid:durableId="399210135">
+  <w:num w:numId="10">
     <w:abstractNumId w:val="45"/>
   </w:num>
-  <w:num w:numId="11" w16cid:durableId="1886524090">
+  <w:num w:numId="11">
     <w:abstractNumId w:val="10"/>
   </w:num>
-  <w:num w:numId="12" w16cid:durableId="1120338991">
+  <w:num w:numId="12">
     <w:abstractNumId w:val="8"/>
   </w:num>
-  <w:num w:numId="13" w16cid:durableId="1857309560">
+  <w:num w:numId="13">
     <w:abstractNumId w:val="12"/>
   </w:num>
-  <w:num w:numId="14" w16cid:durableId="1850899988">
+  <w:num w:numId="14">
     <w:abstractNumId w:val="7"/>
   </w:num>
-  <w:num w:numId="15" w16cid:durableId="532496826">
+  <w:num w:numId="15">
     <w:abstractNumId w:val="30"/>
   </w:num>
-  <w:num w:numId="16" w16cid:durableId="50272109">
+  <w:num w:numId="16">
     <w:abstractNumId w:val="15"/>
   </w:num>
-  <w:num w:numId="17" w16cid:durableId="221261720">
+  <w:num w:numId="17">
     <w:abstractNumId w:val="1"/>
   </w:num>
-  <w:num w:numId="18" w16cid:durableId="561915529">
+  <w:num w:numId="18">
     <w:abstractNumId w:val="20"/>
   </w:num>
-  <w:num w:numId="19" w16cid:durableId="642856018">
+  <w:num w:numId="19">
     <w:abstractNumId w:val="27"/>
   </w:num>
-  <w:num w:numId="20" w16cid:durableId="427166430">
+  <w:num w:numId="20">
     <w:abstractNumId w:val="25"/>
   </w:num>
-  <w:num w:numId="21" w16cid:durableId="1392266474">
+  <w:num w:numId="21">
     <w:abstractNumId w:val="33"/>
   </w:num>
-  <w:num w:numId="22" w16cid:durableId="1474983795">
+  <w:num w:numId="22">
     <w:abstractNumId w:val="9"/>
   </w:num>
-  <w:num w:numId="23" w16cid:durableId="929696319">
+  <w:num w:numId="23">
     <w:abstractNumId w:val="19"/>
   </w:num>
-  <w:num w:numId="24" w16cid:durableId="552691330">
+  <w:num w:numId="24">
     <w:abstractNumId w:val="3"/>
   </w:num>
-  <w:num w:numId="25" w16cid:durableId="271665964">
+  <w:num w:numId="25">
     <w:abstractNumId w:val="35"/>
   </w:num>
-  <w:num w:numId="26" w16cid:durableId="720983393">
+  <w:num w:numId="26">
     <w:abstractNumId w:val="32"/>
   </w:num>
-  <w:num w:numId="27" w16cid:durableId="518934315">
+  <w:num w:numId="27">
     <w:abstractNumId w:val="31"/>
   </w:num>
-  <w:num w:numId="28" w16cid:durableId="1968317669">
+  <w:num w:numId="28">
     <w:abstractNumId w:val="2"/>
   </w:num>
-  <w:num w:numId="29" w16cid:durableId="610825150">
+  <w:num w:numId="29">
     <w:abstractNumId w:val="29"/>
   </w:num>
-  <w:num w:numId="30" w16cid:durableId="1882786714">
+  <w:num w:numId="30">
     <w:abstractNumId w:val="22"/>
   </w:num>
-  <w:num w:numId="31" w16cid:durableId="1765031456">
+  <w:num w:numId="31">
     <w:abstractNumId w:val="24"/>
   </w:num>
-  <w:num w:numId="32" w16cid:durableId="545920456">
+  <w:num w:numId="32">
     <w:abstractNumId w:val="38"/>
   </w:num>
-  <w:num w:numId="33" w16cid:durableId="191849348">
+  <w:num w:numId="33">
     <w:abstractNumId w:val="40"/>
   </w:num>
-  <w:num w:numId="34" w16cid:durableId="739641830">
+  <w:num w:numId="34">
     <w:abstractNumId w:val="6"/>
   </w:num>
-  <w:num w:numId="35" w16cid:durableId="1233851307">
+  <w:num w:numId="35">
     <w:abstractNumId w:val="23"/>
   </w:num>
-  <w:num w:numId="36" w16cid:durableId="125902906">
+  <w:num w:numId="36">
     <w:abstractNumId w:val="42"/>
   </w:num>
-  <w:num w:numId="37" w16cid:durableId="1007437590">
+  <w:num w:numId="37">
     <w:abstractNumId w:val="26"/>
   </w:num>
-  <w:num w:numId="38" w16cid:durableId="598223763">
+  <w:num w:numId="38">
     <w:abstractNumId w:val="39"/>
   </w:num>
-  <w:num w:numId="39" w16cid:durableId="1236432746">
+  <w:num w:numId="39">
     <w:abstractNumId w:val="34"/>
   </w:num>
-  <w:num w:numId="40" w16cid:durableId="1943687840">
+  <w:num w:numId="40">
     <w:abstractNumId w:val="11"/>
   </w:num>
-  <w:num w:numId="41" w16cid:durableId="1981764938">
+  <w:num w:numId="41">
     <w:abstractNumId w:val="21"/>
   </w:num>
-  <w:num w:numId="42" w16cid:durableId="359866389">
+  <w:num w:numId="42">
     <w:abstractNumId w:val="36"/>
   </w:num>
-  <w:num w:numId="43" w16cid:durableId="1559167508">
+  <w:num w:numId="43">
     <w:abstractNumId w:val="43"/>
   </w:num>
-  <w:num w:numId="44" w16cid:durableId="2072533639">
+  <w:num w:numId="44">
     <w:abstractNumId w:val="13"/>
   </w:num>
-  <w:num w:numId="45" w16cid:durableId="1923027268">
+  <w:num w:numId="45">
     <w:abstractNumId w:val="47"/>
   </w:num>
-  <w:num w:numId="46" w16cid:durableId="1912426433">
+  <w:num w:numId="46">
     <w:abstractNumId w:val="41"/>
   </w:num>
-  <w:num w:numId="47" w16cid:durableId="1480729117">
+  <w:num w:numId="47">
     <w:abstractNumId w:val="14"/>
   </w:num>
-  <w:num w:numId="48" w16cid:durableId="2101489005">
+  <w:num w:numId="48">
     <w:abstractNumId w:val="44"/>
   </w:num>
 </w:numbering>
 </file>
 
 <file path=word/styles.xml><?xml version="1.0" encoding="utf-8"?>
-<w:styles xmlns:mc="http://schemas.openxmlformats.org/markup-compatibility/2006" xmlns:r="http://schemas.openxmlformats.org/officeDocument/2006/relationships" xmlns:w="http://schemas.openxmlformats.org/wordprocessingml/2006/main" xmlns:w14="http://schemas.microsoft.com/office/word/2010/wordml" xmlns:w15="http://schemas.microsoft.com/office/word/2012/wordml" xmlns:w16cex="http://schemas.microsoft.com/office/word/2018/wordml/cex" xmlns:w16cid="http://schemas.microsoft.com/office/word/2016/wordml/cid" xmlns:w16="http://schemas.microsoft.com/office/word/2018/wordml" xmlns:w16du="http://schemas.microsoft.com/office/word/2023/wordml/word16du" xmlns:w16sdtdh="http://schemas.microsoft.com/office/word/2020/wordml/sdtdatahash" xmlns:w16sdtfl="http://schemas.microsoft.com/office/word/2024/wordml/sdtformatlock" xmlns:w16se="http://schemas.microsoft.com/office/word/2015/wordml/symex" mc:Ignorable="w14 w15 w16se w16cid w16 w16cex w16sdtdh w16sdtfl w16du">
+<w:styles xmlns:mc="http://schemas.openxmlformats.org/markup-compatibility/2006" xmlns:r="http://schemas.openxmlformats.org/officeDocument/2006/relationships" xmlns:w="http://schemas.openxmlformats.org/wordprocessingml/2006/main" xmlns:w14="http://schemas.microsoft.com/office/word/2010/wordml" xmlns:w15="http://schemas.microsoft.com/office/word/2012/wordml" mc:Ignorable="w14 w15">
   <w:docDefaults>
     <w:rPrDefault>
       <w:rPr>
@@ -18814,7 +20627,7 @@
       </w:pPr>
     </w:pPrDefault>
   </w:docDefaults>
-  <w:latentStyles w:defLockedState="0" w:defUIPriority="99" w:defSemiHidden="0" w:defUnhideWhenUsed="0" w:defQFormat="0" w:count="376">
+  <w:latentStyles w:defLockedState="0" w:defUIPriority="99" w:defSemiHidden="0" w:defUnhideWhenUsed="0" w:defQFormat="0" w:count="371">
     <w:lsdException w:name="Normal" w:uiPriority="0" w:qFormat="1"/>
     <w:lsdException w:name="heading 1" w:uiPriority="9" w:qFormat="1"/>
     <w:lsdException w:name="heading 2" w:semiHidden="1" w:uiPriority="9" w:unhideWhenUsed="1" w:qFormat="1"/>
@@ -19186,11 +20999,6 @@
     <w:lsdException w:name="List Table 5 Dark Accent 6" w:uiPriority="50"/>
     <w:lsdException w:name="List Table 6 Colorful Accent 6" w:uiPriority="51"/>
     <w:lsdException w:name="List Table 7 Colorful Accent 6" w:uiPriority="52"/>
-    <w:lsdException w:name="Mention" w:semiHidden="1" w:unhideWhenUsed="1"/>
-    <w:lsdException w:name="Smart Hyperlink" w:semiHidden="1" w:unhideWhenUsed="1"/>
-    <w:lsdException w:name="Hashtag" w:semiHidden="1" w:unhideWhenUsed="1"/>
-    <w:lsdException w:name="Unresolved Mention" w:semiHidden="1" w:unhideWhenUsed="1"/>
-    <w:lsdException w:name="Smart Link" w:semiHidden="1" w:unhideWhenUsed="1"/>
   </w:latentStyles>
   <w:style w:type="paragraph" w:default="1" w:styleId="Normalny">
     <w:name w:val="Normal"/>
@@ -19557,7 +21365,7 @@
 </file>
 
 <file path=word/glossary/document.xml><?xml version="1.0" encoding="utf-8"?>
-<w:glossaryDocument xmlns:wpc="http://schemas.microsoft.com/office/word/2010/wordprocessingCanvas" xmlns:cx="http://schemas.microsoft.com/office/drawing/2014/chartex" xmlns:cx1="http://schemas.microsoft.com/office/drawing/2015/9/8/chartex" xmlns:cx2="http://schemas.microsoft.com/office/drawing/2015/10/21/chartex" xmlns:cx3="http://schemas.microsoft.com/office/drawing/2016/5/9/chartex" xmlns:cx4="http://schemas.microsoft.com/office/drawing/2016/5/10/chartex" xmlns:cx5="http://schemas.microsoft.com/office/drawing/2016/5/11/chartex" xmlns:cx6="http://schemas.microsoft.com/office/drawing/2016/5/12/chartex" xmlns:cx7="http://schemas.microsoft.com/office/drawing/2016/5/13/chartex" xmlns:cx8="http://schemas.microsoft.com/office/drawing/2016/5/14/chartex" xmlns:mc="http://schemas.openxmlformats.org/markup-compatibility/2006" xmlns:aink="http://schemas.microsoft.com/office/drawing/2016/ink" xmlns:am3d="http://schemas.microsoft.com/office/drawing/2017/model3d" xmlns:o="urn:schemas-microsoft-com:office:office" xmlns:oel="http://schemas.microsoft.com/office/2019/extlst" xmlns:r="http://schemas.openxmlformats.org/officeDocument/2006/relationships" xmlns:m="http://schemas.openxmlformats.org/officeDocument/2006/math" xmlns:v="urn:schemas-microsoft-com:vml" xmlns:wp14="http://schemas.microsoft.com/office/word/2010/wordprocessingDrawing" xmlns:wp="http://schemas.openxmlformats.org/drawingml/2006/wordprocessingDrawing" xmlns:w10="urn:schemas-microsoft-com:office:word" xmlns:w="http://schemas.openxmlformats.org/wordprocessingml/2006/main" xmlns:w14="http://schemas.microsoft.com/office/word/2010/wordml" xmlns:w15="http://schemas.microsoft.com/office/word/2012/wordml" xmlns:w16cex="http://schemas.microsoft.com/office/word/2018/wordml/cex" xmlns:w16cid="http://schemas.microsoft.com/office/word/2016/wordml/cid" xmlns:w16="http://schemas.microsoft.com/office/word/2018/wordml" xmlns:w16du="http://schemas.microsoft.com/office/word/2023/wordml/word16du" xmlns:w16sdtdh="http://schemas.microsoft.com/office/word/2020/wordml/sdtdatahash" xmlns:w16sdtfl="http://schemas.microsoft.com/office/word/2024/wordml/sdtformatlock" xmlns:w16se="http://schemas.microsoft.com/office/word/2015/wordml/symex" xmlns:wpg="http://schemas.microsoft.com/office/word/2010/wordprocessingGroup" xmlns:wpi="http://schemas.microsoft.com/office/word/2010/wordprocessingInk" xmlns:wne="http://schemas.microsoft.com/office/word/2006/wordml" xmlns:wps="http://schemas.microsoft.com/office/word/2010/wordprocessingShape" mc:Ignorable="w14 w15 w16se w16cid w16 w16cex w16sdtdh w16sdtfl w16du wp14">
+<w:glossaryDocument xmlns:wpc="http://schemas.microsoft.com/office/word/2010/wordprocessingCanvas" xmlns:mc="http://schemas.openxmlformats.org/markup-compatibility/2006" xmlns:o="urn:schemas-microsoft-com:office:office" xmlns:r="http://schemas.openxmlformats.org/officeDocument/2006/relationships" xmlns:m="http://schemas.openxmlformats.org/officeDocument/2006/math" xmlns:v="urn:schemas-microsoft-com:vml" xmlns:wp14="http://schemas.microsoft.com/office/word/2010/wordprocessingDrawing" xmlns:wp="http://schemas.openxmlformats.org/drawingml/2006/wordprocessingDrawing" xmlns:w10="urn:schemas-microsoft-com:office:word" xmlns:w="http://schemas.openxmlformats.org/wordprocessingml/2006/main" xmlns:w14="http://schemas.microsoft.com/office/word/2010/wordml" xmlns:w15="http://schemas.microsoft.com/office/word/2012/wordml" xmlns:wpg="http://schemas.microsoft.com/office/word/2010/wordprocessingGroup" xmlns:wpi="http://schemas.microsoft.com/office/word/2010/wordprocessingInk" xmlns:wne="http://schemas.microsoft.com/office/word/2006/wordml" xmlns:wps="http://schemas.microsoft.com/office/word/2010/wordprocessingShape" mc:Ignorable="w14 w15 wp14">
   <w:docParts>
     <w:docPart>
       <w:docPartPr>
@@ -19657,10 +21465,10 @@
 </file>
 
 <file path=word/glossary/fontTable.xml><?xml version="1.0" encoding="utf-8"?>
-<w:fonts xmlns:mc="http://schemas.openxmlformats.org/markup-compatibility/2006" xmlns:r="http://schemas.openxmlformats.org/officeDocument/2006/relationships" xmlns:w="http://schemas.openxmlformats.org/wordprocessingml/2006/main" xmlns:w14="http://schemas.microsoft.com/office/word/2010/wordml" xmlns:w15="http://schemas.microsoft.com/office/word/2012/wordml" xmlns:w16cex="http://schemas.microsoft.com/office/word/2018/wordml/cex" xmlns:w16cid="http://schemas.microsoft.com/office/word/2016/wordml/cid" xmlns:w16="http://schemas.microsoft.com/office/word/2018/wordml" xmlns:w16du="http://schemas.microsoft.com/office/word/2023/wordml/word16du" xmlns:w16sdtdh="http://schemas.microsoft.com/office/word/2020/wordml/sdtdatahash" xmlns:w16sdtfl="http://schemas.microsoft.com/office/word/2024/wordml/sdtformatlock" xmlns:w16se="http://schemas.microsoft.com/office/word/2015/wordml/symex" mc:Ignorable="w14 w15 w16se w16cid w16 w16cex w16sdtdh w16sdtfl w16du">
+<w:fonts xmlns:mc="http://schemas.openxmlformats.org/markup-compatibility/2006" xmlns:r="http://schemas.openxmlformats.org/officeDocument/2006/relationships" xmlns:w="http://schemas.openxmlformats.org/wordprocessingml/2006/main" xmlns:w14="http://schemas.microsoft.com/office/word/2010/wordml" xmlns:w15="http://schemas.microsoft.com/office/word/2012/wordml" mc:Ignorable="w14 w15">
   <w:font w:name="Times New Roman">
     <w:panose1 w:val="02020603050405020304"/>
-    <w:charset w:val="00"/>
+    <w:charset w:val="EE"/>
     <w:family w:val="roman"/>
     <w:pitch w:val="variable"/>
     <w:sig w:usb0="E0002EFF" w:usb1="C000785B" w:usb2="00000009" w:usb3="00000000" w:csb0="000001FF" w:csb1="00000000"/>
@@ -19688,7 +21496,7 @@
   </w:font>
   <w:font w:name="Arial">
     <w:panose1 w:val="020B0604020202020204"/>
-    <w:charset w:val="00"/>
+    <w:charset w:val="EE"/>
     <w:family w:val="swiss"/>
     <w:pitch w:val="variable"/>
     <w:sig w:usb0="E0002EFF" w:usb1="C000785B" w:usb2="00000009" w:usb3="00000000" w:csb0="000001FF" w:csb1="00000000"/>
@@ -19700,7 +21508,7 @@
   </w:font>
   <w:font w:name="Tahoma">
     <w:panose1 w:val="020B0604030504040204"/>
-    <w:charset w:val="00"/>
+    <w:charset w:val="EE"/>
     <w:family w:val="swiss"/>
     <w:pitch w:val="variable"/>
     <w:sig w:usb0="E1002EFF" w:usb1="C000605B" w:usb2="00000029" w:usb3="00000000" w:csb0="000101FF" w:csb1="00000000"/>
@@ -19717,25 +21525,20 @@
     <w:charset w:val="EE"/>
     <w:family w:val="swiss"/>
     <w:pitch w:val="variable"/>
-    <w:sig w:usb0="E4002EFF" w:usb1="C200247B" w:usb2="00000009" w:usb3="00000000" w:csb0="000001FF" w:csb1="00000000"/>
+    <w:sig w:usb0="E4002EFF" w:usb1="C000247B" w:usb2="00000009" w:usb3="00000000" w:csb0="000001FF" w:csb1="00000000"/>
   </w:font>
-  <w:font w:name="Aptos">
-    <w:charset w:val="00"/>
+  <w:font w:name="Calibri Light">
+    <w:panose1 w:val="020F0302020204030204"/>
+    <w:charset w:val="EE"/>
     <w:family w:val="swiss"/>
     <w:pitch w:val="variable"/>
-    <w:sig w:usb0="20000287" w:usb1="00000003" w:usb2="00000000" w:usb3="00000000" w:csb0="0000019F" w:csb1="00000000"/>
-  </w:font>
-  <w:font w:name="Aptos Display">
-    <w:charset w:val="00"/>
-    <w:family w:val="swiss"/>
-    <w:pitch w:val="variable"/>
-    <w:sig w:usb0="20000287" w:usb1="00000003" w:usb2="00000000" w:usb3="00000000" w:csb0="0000019F" w:csb1="00000000"/>
+    <w:sig w:usb0="E4002EFF" w:usb1="C000247B" w:usb2="00000009" w:usb3="00000000" w:csb0="000001FF" w:csb1="00000000"/>
   </w:font>
 </w:fonts>
 </file>
 
 <file path=word/glossary/settings.xml><?xml version="1.0" encoding="utf-8"?>
-<w:settings xmlns:mc="http://schemas.openxmlformats.org/markup-compatibility/2006" xmlns:o="urn:schemas-microsoft-com:office:office" xmlns:r="http://schemas.openxmlformats.org/officeDocument/2006/relationships" xmlns:m="http://schemas.openxmlformats.org/officeDocument/2006/math" xmlns:v="urn:schemas-microsoft-com:vml" xmlns:w10="urn:schemas-microsoft-com:office:word" xmlns:w="http://schemas.openxmlformats.org/wordprocessingml/2006/main" xmlns:w14="http://schemas.microsoft.com/office/word/2010/wordml" xmlns:w15="http://schemas.microsoft.com/office/word/2012/wordml" xmlns:w16cex="http://schemas.microsoft.com/office/word/2018/wordml/cex" xmlns:w16cid="http://schemas.microsoft.com/office/word/2016/wordml/cid" xmlns:w16="http://schemas.microsoft.com/office/word/2018/wordml" xmlns:w16du="http://schemas.microsoft.com/office/word/2023/wordml/word16du" xmlns:w16sdtdh="http://schemas.microsoft.com/office/word/2020/wordml/sdtdatahash" xmlns:w16sdtfl="http://schemas.microsoft.com/office/word/2024/wordml/sdtformatlock" xmlns:w16se="http://schemas.microsoft.com/office/word/2015/wordml/symex" xmlns:sl="http://schemas.openxmlformats.org/schemaLibrary/2006/main" mc:Ignorable="w14 w15 w16se w16cid w16 w16cex w16sdtdh w16sdtfl w16du">
+<w:settings xmlns:mc="http://schemas.openxmlformats.org/markup-compatibility/2006" xmlns:o="urn:schemas-microsoft-com:office:office" xmlns:r="http://schemas.openxmlformats.org/officeDocument/2006/relationships" xmlns:m="http://schemas.openxmlformats.org/officeDocument/2006/math" xmlns:v="urn:schemas-microsoft-com:vml" xmlns:w10="urn:schemas-microsoft-com:office:word" xmlns:w="http://schemas.openxmlformats.org/wordprocessingml/2006/main" xmlns:w14="http://schemas.microsoft.com/office/word/2010/wordml" xmlns:w15="http://schemas.microsoft.com/office/word/2012/wordml" xmlns:sl="http://schemas.openxmlformats.org/schemaLibrary/2006/main" mc:Ignorable="w14 w15">
   <w:view w:val="normal"/>
   <w:defaultTabStop w:val="708"/>
   <w:hyphenationZone w:val="425"/>
@@ -19747,7 +21550,6 @@
     <w:compatSetting w:name="enableOpenTypeFeatures" w:uri="http://schemas.microsoft.com/office/word" w:val="1"/>
     <w:compatSetting w:name="doNotFlipMirrorIndents" w:uri="http://schemas.microsoft.com/office/word" w:val="1"/>
     <w:compatSetting w:name="differentiateMultirowTableHeaders" w:uri="http://schemas.microsoft.com/office/word" w:val="1"/>
-    <w:compatSetting w:name="useWord2013TrackBottomHyphenation" w:uri="http://schemas.microsoft.com/office/word" w:val="0"/>
   </w:compat>
   <w:rsids>
     <w:rsidRoot w:val="00353EEB"/>
@@ -19755,6 +21557,7 @@
     <w:rsid w:val="00320AE6"/>
     <w:rsid w:val="00353EEB"/>
     <w:rsid w:val="00565319"/>
+    <w:rsid w:val="006506DB"/>
     <w:rsid w:val="00664E6A"/>
     <w:rsid w:val="009307A9"/>
     <w:rsid w:val="00C027C6"/>
@@ -19782,7 +21585,7 @@
 </file>
 
 <file path=word/glossary/styles.xml><?xml version="1.0" encoding="utf-8"?>
-<w:styles xmlns:mc="http://schemas.openxmlformats.org/markup-compatibility/2006" xmlns:r="http://schemas.openxmlformats.org/officeDocument/2006/relationships" xmlns:w="http://schemas.openxmlformats.org/wordprocessingml/2006/main" xmlns:w14="http://schemas.microsoft.com/office/word/2010/wordml" xmlns:w15="http://schemas.microsoft.com/office/word/2012/wordml" xmlns:w16cex="http://schemas.microsoft.com/office/word/2018/wordml/cex" xmlns:w16cid="http://schemas.microsoft.com/office/word/2016/wordml/cid" xmlns:w16="http://schemas.microsoft.com/office/word/2018/wordml" xmlns:w16du="http://schemas.microsoft.com/office/word/2023/wordml/word16du" xmlns:w16sdtdh="http://schemas.microsoft.com/office/word/2020/wordml/sdtdatahash" xmlns:w16sdtfl="http://schemas.microsoft.com/office/word/2024/wordml/sdtformatlock" xmlns:w16se="http://schemas.microsoft.com/office/word/2015/wordml/symex" mc:Ignorable="w14 w15 w16se w16cid w16 w16cex w16sdtdh w16sdtfl w16du">
+<w:styles xmlns:mc="http://schemas.openxmlformats.org/markup-compatibility/2006" xmlns:r="http://schemas.openxmlformats.org/officeDocument/2006/relationships" xmlns:w="http://schemas.openxmlformats.org/wordprocessingml/2006/main" xmlns:w14="http://schemas.microsoft.com/office/word/2010/wordml" xmlns:w15="http://schemas.microsoft.com/office/word/2012/wordml" mc:Ignorable="w14 w15">
   <w:docDefaults>
     <w:rPrDefault>
       <w:rPr>
@@ -19800,7 +21603,7 @@
       </w:pPr>
     </w:pPrDefault>
   </w:docDefaults>
-  <w:latentStyles w:defLockedState="0" w:defUIPriority="99" w:defSemiHidden="0" w:defUnhideWhenUsed="0" w:defQFormat="0" w:count="376">
+  <w:latentStyles w:defLockedState="0" w:defUIPriority="99" w:defSemiHidden="0" w:defUnhideWhenUsed="0" w:defQFormat="0" w:count="371">
     <w:lsdException w:name="Normal" w:uiPriority="0" w:qFormat="1"/>
     <w:lsdException w:name="heading 1" w:uiPriority="9" w:qFormat="1"/>
     <w:lsdException w:name="heading 2" w:semiHidden="1" w:uiPriority="9" w:unhideWhenUsed="1" w:qFormat="1"/>
@@ -20172,11 +21975,6 @@
     <w:lsdException w:name="List Table 5 Dark Accent 6" w:uiPriority="50"/>
     <w:lsdException w:name="List Table 6 Colorful Accent 6" w:uiPriority="51"/>
     <w:lsdException w:name="List Table 7 Colorful Accent 6" w:uiPriority="52"/>
-    <w:lsdException w:name="Mention" w:semiHidden="1" w:unhideWhenUsed="1"/>
-    <w:lsdException w:name="Smart Hyperlink" w:semiHidden="1" w:unhideWhenUsed="1"/>
-    <w:lsdException w:name="Hashtag" w:semiHidden="1" w:unhideWhenUsed="1"/>
-    <w:lsdException w:name="Unresolved Mention" w:semiHidden="1" w:unhideWhenUsed="1"/>
-    <w:lsdException w:name="Smart Link" w:semiHidden="1" w:unhideWhenUsed="1"/>
   </w:latentStyles>
   <w:style w:type="paragraph" w:default="1" w:styleId="Normalny">
     <w:name w:val="Normal"/>
@@ -20265,7 +22063,7 @@
 </file>
 
 <file path=word/glossary/webSettings.xml><?xml version="1.0" encoding="utf-8"?>
-<w:webSettings xmlns:mc="http://schemas.openxmlformats.org/markup-compatibility/2006" xmlns:r="http://schemas.openxmlformats.org/officeDocument/2006/relationships" xmlns:w="http://schemas.openxmlformats.org/wordprocessingml/2006/main" xmlns:w14="http://schemas.microsoft.com/office/word/2010/wordml" xmlns:w15="http://schemas.microsoft.com/office/word/2012/wordml" xmlns:w16cex="http://schemas.microsoft.com/office/word/2018/wordml/cex" xmlns:w16cid="http://schemas.microsoft.com/office/word/2016/wordml/cid" xmlns:w16="http://schemas.microsoft.com/office/word/2018/wordml" xmlns:w16du="http://schemas.microsoft.com/office/word/2023/wordml/word16du" xmlns:w16sdtdh="http://schemas.microsoft.com/office/word/2020/wordml/sdtdatahash" xmlns:w16sdtfl="http://schemas.microsoft.com/office/word/2024/wordml/sdtformatlock" xmlns:w16se="http://schemas.microsoft.com/office/word/2015/wordml/symex" mc:Ignorable="w14 w15 w16se w16cid w16 w16cex w16sdtdh w16sdtfl w16du">
+<w:webSettings xmlns:mc="http://schemas.openxmlformats.org/markup-compatibility/2006" xmlns:r="http://schemas.openxmlformats.org/officeDocument/2006/relationships" xmlns:w="http://schemas.openxmlformats.org/wordprocessingml/2006/main" xmlns:w14="http://schemas.microsoft.com/office/word/2010/wordml" xmlns:w15="http://schemas.microsoft.com/office/word/2012/wordml" mc:Ignorable="w14 w15">
   <w:optimizeForBrowser/>
   <w:allowPNG/>
 </w:webSettings>
@@ -20596,7 +22394,7 @@
 </file>
 
 <file path=customXml/itemProps1.xml><?xml version="1.0" encoding="utf-8"?>
-<ds:datastoreItem xmlns:ds="http://schemas.openxmlformats.org/officeDocument/2006/customXml" ds:itemID="{C1DE6096-8DC4-4498-82B7-58901DEA7914}">
+<ds:datastoreItem xmlns:ds="http://schemas.openxmlformats.org/officeDocument/2006/customXml" ds:itemID="{7105315F-FE39-4085-9237-32D32AB00E98}">
   <ds:schemaRefs>
     <ds:schemaRef ds:uri="http://schemas.openxmlformats.org/officeDocument/2006/bibliography"/>
   </ds:schemaRefs>

--- a/Downloads/ProjektIO/Projekt IO.docx
+++ b/Downloads/ProjektIO/Projekt IO.docx
@@ -1,6 +1,6 @@
 
 <file path=word/document.xml><?xml version="1.0" encoding="utf-8"?>
-<w:document xmlns:wpc="http://schemas.microsoft.com/office/word/2010/wordprocessingCanvas" xmlns:mc="http://schemas.openxmlformats.org/markup-compatibility/2006" xmlns:o="urn:schemas-microsoft-com:office:office" xmlns:r="http://schemas.openxmlformats.org/officeDocument/2006/relationships" xmlns:m="http://schemas.openxmlformats.org/officeDocument/2006/math" xmlns:v="urn:schemas-microsoft-com:vml" xmlns:wp14="http://schemas.microsoft.com/office/word/2010/wordprocessingDrawing" xmlns:wp="http://schemas.openxmlformats.org/drawingml/2006/wordprocessingDrawing" xmlns:w10="urn:schemas-microsoft-com:office:word" xmlns:w="http://schemas.openxmlformats.org/wordprocessingml/2006/main" xmlns:w14="http://schemas.microsoft.com/office/word/2010/wordml" xmlns:w15="http://schemas.microsoft.com/office/word/2012/wordml" xmlns:wpg="http://schemas.microsoft.com/office/word/2010/wordprocessingGroup" xmlns:wpi="http://schemas.microsoft.com/office/word/2010/wordprocessingInk" xmlns:wne="http://schemas.microsoft.com/office/word/2006/wordml" xmlns:wps="http://schemas.microsoft.com/office/word/2010/wordprocessingShape" mc:Ignorable="w14 w15 wp14">
+<w:document xmlns:wpc="http://schemas.microsoft.com/office/word/2010/wordprocessingCanvas" xmlns:cx="http://schemas.microsoft.com/office/drawing/2014/chartex" xmlns:cx1="http://schemas.microsoft.com/office/drawing/2015/9/8/chartex" xmlns:cx2="http://schemas.microsoft.com/office/drawing/2015/10/21/chartex" xmlns:cx3="http://schemas.microsoft.com/office/drawing/2016/5/9/chartex" xmlns:cx4="http://schemas.microsoft.com/office/drawing/2016/5/10/chartex" xmlns:cx5="http://schemas.microsoft.com/office/drawing/2016/5/11/chartex" xmlns:cx6="http://schemas.microsoft.com/office/drawing/2016/5/12/chartex" xmlns:cx7="http://schemas.microsoft.com/office/drawing/2016/5/13/chartex" xmlns:cx8="http://schemas.microsoft.com/office/drawing/2016/5/14/chartex" xmlns:mc="http://schemas.openxmlformats.org/markup-compatibility/2006" xmlns:aink="http://schemas.microsoft.com/office/drawing/2016/ink" xmlns:am3d="http://schemas.microsoft.com/office/drawing/2017/model3d" xmlns:o="urn:schemas-microsoft-com:office:office" xmlns:oel="http://schemas.microsoft.com/office/2019/extlst" xmlns:r="http://schemas.openxmlformats.org/officeDocument/2006/relationships" xmlns:m="http://schemas.openxmlformats.org/officeDocument/2006/math" xmlns:v="urn:schemas-microsoft-com:vml" xmlns:wp14="http://schemas.microsoft.com/office/word/2010/wordprocessingDrawing" xmlns:wp="http://schemas.openxmlformats.org/drawingml/2006/wordprocessingDrawing" xmlns:w10="urn:schemas-microsoft-com:office:word" xmlns:w="http://schemas.openxmlformats.org/wordprocessingml/2006/main" xmlns:w14="http://schemas.microsoft.com/office/word/2010/wordml" xmlns:w15="http://schemas.microsoft.com/office/word/2012/wordml" xmlns:w16cex="http://schemas.microsoft.com/office/word/2018/wordml/cex" xmlns:w16cid="http://schemas.microsoft.com/office/word/2016/wordml/cid" xmlns:w16="http://schemas.microsoft.com/office/word/2018/wordml" xmlns:w16du="http://schemas.microsoft.com/office/word/2023/wordml/word16du" xmlns:w16sdtdh="http://schemas.microsoft.com/office/word/2020/wordml/sdtdatahash" xmlns:w16sdtfl="http://schemas.microsoft.com/office/word/2024/wordml/sdtformatlock" xmlns:w16se="http://schemas.microsoft.com/office/word/2015/wordml/symex" xmlns:wpg="http://schemas.microsoft.com/office/word/2010/wordprocessingGroup" xmlns:wpi="http://schemas.microsoft.com/office/word/2010/wordprocessingInk" xmlns:wne="http://schemas.microsoft.com/office/word/2006/wordml" xmlns:wps="http://schemas.microsoft.com/office/word/2010/wordprocessingShape" mc:Ignorable="w14 w15 w16se w16cid w16 w16cex w16sdtdh w16sdtfl w16du wp14">
   <w:body>
     <w:p>
       <w:pPr>
@@ -199,7 +199,6 @@
             <w:listItem w:displayText="Zbiory przybliżone" w:value="Zbiory przybliżone"/>
           </w:comboBox>
         </w:sdtPr>
-        <w:sdtEndPr/>
         <w:sdtContent>
           <w:r>
             <w:rPr>
@@ -325,20 +324,8 @@
           <w:szCs w:val="26"/>
           <w:lang w:val="pl-PL"/>
         </w:rPr>
-        <w:t xml:space="preserve">                                    Wojtek </w:t>
-      </w:r>
-      <w:proofErr w:type="spellStart"/>
-      <w:r>
-        <w:rPr>
-          <w:rFonts w:ascii="Arial" w:hAnsi="Arial" w:cs="Arial"/>
-          <w:b/>
-          <w:sz w:val="26"/>
-          <w:szCs w:val="26"/>
-          <w:lang w:val="pl-PL"/>
-        </w:rPr>
-        <w:t>Cimochowski</w:t>
-      </w:r>
-      <w:proofErr w:type="spellEnd"/>
+        <w:t xml:space="preserve">                                    Wojtek Cimochowski</w:t>
+      </w:r>
     </w:p>
     <w:p>
       <w:pPr>
@@ -486,7 +473,6 @@
             <w:listItem w:displayText="Informatyka i Ekonometria" w:value="Informatyka i Ekonometria"/>
           </w:comboBox>
         </w:sdtPr>
-        <w:sdtEndPr/>
         <w:sdtContent>
           <w:r>
             <w:rPr>
@@ -563,7 +549,6 @@
             <w:listItem w:displayText="PS11" w:value="PS11"/>
           </w:comboBox>
         </w:sdtPr>
-        <w:sdtEndPr/>
         <w:sdtContent>
           <w:r>
             <w:rPr>
@@ -701,23 +686,7 @@
           <w:bCs/>
         </w:rPr>
         <w:lastRenderedPageBreak/>
-        <w:t>Obsługa klienta (CRM/</w:t>
-      </w:r>
-      <w:proofErr w:type="spellStart"/>
-      <w:r>
-        <w:rPr>
-          <w:b/>
-          <w:bCs/>
-        </w:rPr>
-        <w:t>Booking</w:t>
-      </w:r>
-      <w:proofErr w:type="spellEnd"/>
-      <w:r>
-        <w:rPr>
-          <w:b/>
-          <w:bCs/>
-        </w:rPr>
-        <w:t>):</w:t>
+        <w:t>Obsługa klienta (CRM/Booking):</w:t>
       </w:r>
       <w:r>
         <w:t xml:space="preserve"> System rezerwacji online, weryfikacja tożsamości na miejscu oraz panel osobisty strzelca.</w:t>
@@ -791,17 +760,8 @@
           <w:b/>
           <w:bCs/>
         </w:rPr>
-        <w:t>Właściciela/</w:t>
-      </w:r>
-      <w:proofErr w:type="spellStart"/>
-      <w:r>
-        <w:rPr>
-          <w:b/>
-          <w:bCs/>
-        </w:rPr>
-        <w:t>Admina</w:t>
-      </w:r>
-      <w:proofErr w:type="spellEnd"/>
+        <w:t>Właściciela/Admina</w:t>
+      </w:r>
       <w:r>
         <w:t xml:space="preserve"> (zarządzanie biznesem). </w:t>
       </w:r>
@@ -874,15 +834,7 @@
         <w:t>Zwiększenie przepustowości:</w:t>
       </w:r>
       <w:r>
-        <w:t xml:space="preserve"> Skrócenie czasu odprawy klienta (</w:t>
-      </w:r>
-      <w:proofErr w:type="spellStart"/>
-      <w:r>
-        <w:t>check</w:t>
-      </w:r>
-      <w:proofErr w:type="spellEnd"/>
-      <w:r>
-        <w:t>-in) o np. 40% dzięki wcześniejszej rezerwacji danych w systemie.</w:t>
+        <w:t xml:space="preserve"> Skrócenie czasu odprawy klienta (check-in) o np. 40% dzięki wcześniejszej rezerwacji danych w systemie.</w:t>
       </w:r>
     </w:p>
     <w:p>
@@ -1013,15 +965,7 @@
       <w:bookmarkStart w:id="6" w:name="_hev6j5i0hsa8" w:colFirst="0" w:colLast="0"/>
       <w:bookmarkEnd w:id="6"/>
       <w:r>
-        <w:t xml:space="preserve">3. Słownik terminów (Business </w:t>
-      </w:r>
-      <w:proofErr w:type="spellStart"/>
-      <w:r>
-        <w:t>Glossary</w:t>
-      </w:r>
-      <w:proofErr w:type="spellEnd"/>
-      <w:r>
-        <w:t xml:space="preserve">) </w:t>
+        <w:t xml:space="preserve">3. Słownik terminów (Business Glossary) </w:t>
       </w:r>
     </w:p>
     <w:tbl>
@@ -1559,41 +1503,13 @@
                 <w:color w:val="1F1F1F"/>
               </w:rPr>
             </w:pPr>
-            <w:proofErr w:type="spellStart"/>
             <w:r>
               <w:rPr>
                 <w:b/>
                 <w:bCs/>
                 <w:color w:val="1F1F1F"/>
               </w:rPr>
-              <w:t>Check</w:t>
-            </w:r>
-            <w:proofErr w:type="spellEnd"/>
-            <w:r>
-              <w:rPr>
-                <w:b/>
-                <w:bCs/>
-                <w:color w:val="1F1F1F"/>
-              </w:rPr>
-              <w:t xml:space="preserve">-in / </w:t>
-            </w:r>
-            <w:proofErr w:type="spellStart"/>
-            <w:r>
-              <w:rPr>
-                <w:b/>
-                <w:bCs/>
-                <w:color w:val="1F1F1F"/>
-              </w:rPr>
-              <w:t>Check</w:t>
-            </w:r>
-            <w:proofErr w:type="spellEnd"/>
-            <w:r>
-              <w:rPr>
-                <w:b/>
-                <w:bCs/>
-                <w:color w:val="1F1F1F"/>
-              </w:rPr>
-              <w:t>-out</w:t>
+              <w:t>Check-in / Check-out</w:t>
             </w:r>
           </w:p>
         </w:tc>
@@ -1670,15 +1586,11 @@
     </w:p>
     <w:p>
       <w:r>
-        <w:rPr>
-          <w:noProof/>
-          <w:lang w:val="pl-PL"/>
-        </w:rPr>
         <w:drawing>
-          <wp:inline distT="0" distB="0" distL="0" distR="0" wp14:anchorId="6B260CED" wp14:editId="680481FC">
-            <wp:extent cx="5733415" cy="3772535"/>
-            <wp:effectExtent l="0" t="0" r="635" b="0"/>
-            <wp:docPr id="818353761" name="Obraz 1"/>
+          <wp:inline distT="0" distB="0" distL="0" distR="0" wp14:anchorId="0C6C239C" wp14:editId="5CBD8BE3">
+            <wp:extent cx="5733415" cy="3825240"/>
+            <wp:effectExtent l="0" t="0" r="635" b="3810"/>
+            <wp:docPr id="764583632" name="Obraz 1"/>
             <wp:cNvGraphicFramePr>
               <a:graphicFrameLocks xmlns:a="http://schemas.openxmlformats.org/drawingml/2006/main" noChangeAspect="1"/>
             </wp:cNvGraphicFramePr>
@@ -1686,7 +1598,7 @@
               <a:graphicData uri="http://schemas.openxmlformats.org/drawingml/2006/picture">
                 <pic:pic xmlns:pic="http://schemas.openxmlformats.org/drawingml/2006/picture">
                   <pic:nvPicPr>
-                    <pic:cNvPr id="818353761" name=""/>
+                    <pic:cNvPr id="764583632" name=""/>
                     <pic:cNvPicPr/>
                   </pic:nvPicPr>
                   <pic:blipFill>
@@ -1698,7 +1610,7 @@
                   <pic:spPr>
                     <a:xfrm>
                       <a:off x="0" y="0"/>
-                      <a:ext cx="5733415" cy="3772535"/>
+                      <a:ext cx="5733415" cy="3825240"/>
                     </a:xfrm>
                     <a:prstGeom prst="rect">
                       <a:avLst/>
@@ -1857,21 +1769,7 @@
         <w:rPr>
           <w:lang w:val="pl-PL"/>
         </w:rPr>
-        <w:t xml:space="preserve">), przeprowadzeniu procesu </w:t>
-      </w:r>
-      <w:proofErr w:type="spellStart"/>
-      <w:r>
-        <w:rPr>
-          <w:lang w:val="pl-PL"/>
-        </w:rPr>
-        <w:t>check</w:t>
-      </w:r>
-      <w:proofErr w:type="spellEnd"/>
-      <w:r>
-        <w:rPr>
-          <w:lang w:val="pl-PL"/>
-        </w:rPr>
-        <w:t>-in (</w:t>
+        <w:t>), przeprowadzeniu procesu check-in (</w:t>
       </w:r>
       <w:r>
         <w:rPr>
@@ -2645,21 +2543,7 @@
         <w:rPr>
           <w:lang w:val="pl-PL"/>
         </w:rPr>
-        <w:t>Instruktor inicjuje sesję strzelecką, klikając przycisk "</w:t>
-      </w:r>
-      <w:proofErr w:type="spellStart"/>
-      <w:r>
-        <w:rPr>
-          <w:lang w:val="pl-PL"/>
-        </w:rPr>
-        <w:t>Check</w:t>
-      </w:r>
-      <w:proofErr w:type="spellEnd"/>
-      <w:r>
-        <w:rPr>
-          <w:lang w:val="pl-PL"/>
-        </w:rPr>
-        <w:t>-in".</w:t>
+        <w:t>Instruktor inicjuje sesję strzelecką, klikając przycisk "Check-in".</w:t>
       </w:r>
     </w:p>
     <w:p>
@@ -3015,21 +2899,7 @@
         <w:rPr>
           <w:lang w:val="pl-PL"/>
         </w:rPr>
-        <w:t xml:space="preserve">System wyświetla panel "Użytkownicy" zawierający ogólne statystyki kont (np. Łącznie, </w:t>
-      </w:r>
-      <w:proofErr w:type="spellStart"/>
-      <w:r>
-        <w:rPr>
-          <w:lang w:val="pl-PL"/>
-        </w:rPr>
-        <w:t>Admini</w:t>
-      </w:r>
-      <w:proofErr w:type="spellEnd"/>
-      <w:r>
-        <w:rPr>
-          <w:lang w:val="pl-PL"/>
-        </w:rPr>
-        <w:t xml:space="preserve">, Instruktorzy, Klienci, Zweryfikowani, Do weryfikacji). </w:t>
+        <w:t xml:space="preserve">System wyświetla panel "Użytkownicy" zawierający ogólne statystyki kont (np. Łącznie, Admini, Instruktorzy, Klienci, Zweryfikowani, Do weryfikacji). </w:t>
       </w:r>
     </w:p>
     <w:p>
@@ -3590,13 +3460,8 @@
         <w:pStyle w:val="Legenda"/>
         <w:jc w:val="center"/>
       </w:pPr>
-      <w:proofErr w:type="spellStart"/>
-      <w:r>
-        <w:t>Figure</w:t>
-      </w:r>
-      <w:proofErr w:type="spellEnd"/>
-      <w:r>
-        <w:t xml:space="preserve"> </w:t>
+      <w:r>
+        <w:t xml:space="preserve">Figure </w:t>
       </w:r>
       <w:r>
         <w:rPr>
@@ -3658,17 +3523,8 @@
           <w:bCs/>
         </w:rPr>
         <w:lastRenderedPageBreak/>
-        <w:t xml:space="preserve">Wojciech </w:t>
-      </w:r>
-      <w:proofErr w:type="spellStart"/>
-      <w:r>
-        <w:rPr>
-          <w:b/>
-          <w:bCs/>
-        </w:rPr>
-        <w:t>Cimochowski</w:t>
-      </w:r>
-      <w:proofErr w:type="spellEnd"/>
+        <w:t>Wojciech Cimochowski</w:t>
+      </w:r>
     </w:p>
     <w:p>
       <w:pPr>
@@ -3678,13 +3534,8 @@
           <w:numId w:val="29"/>
         </w:numPr>
       </w:pPr>
-      <w:proofErr w:type="spellStart"/>
-      <w:r>
-        <w:t>Potwiedzenie</w:t>
-      </w:r>
-      <w:proofErr w:type="spellEnd"/>
-      <w:r>
-        <w:t xml:space="preserve"> przybycia</w:t>
+      <w:r>
+        <w:t>Potwiedzenie przybycia</w:t>
       </w:r>
     </w:p>
     <w:p>
@@ -3992,23 +3843,7 @@
           <w:rStyle w:val="math-inline"/>
           <w:rFonts w:ascii="Arial" w:hAnsi="Arial" w:cs="Arial"/>
         </w:rPr>
-        <w:t>$\</w:t>
-      </w:r>
-      <w:proofErr w:type="spellStart"/>
-      <w:r>
-        <w:rPr>
-          <w:rStyle w:val="math-inline"/>
-          <w:rFonts w:ascii="Arial" w:hAnsi="Arial" w:cs="Arial"/>
-        </w:rPr>
-        <w:t>rightarrow</w:t>
-      </w:r>
-      <w:proofErr w:type="spellEnd"/>
-      <w:r>
-        <w:rPr>
-          <w:rStyle w:val="math-inline"/>
-          <w:rFonts w:ascii="Arial" w:hAnsi="Arial" w:cs="Arial"/>
-        </w:rPr>
-        <w:t>$</w:t>
+        <w:t>$\rightarrow$</w:t>
       </w:r>
       <w:r>
         <w:rPr>
@@ -4098,23 +3933,7 @@
           <w:rStyle w:val="math-inline"/>
           <w:rFonts w:ascii="Arial" w:hAnsi="Arial" w:cs="Arial"/>
         </w:rPr>
-        <w:t>$\</w:t>
-      </w:r>
-      <w:proofErr w:type="spellStart"/>
-      <w:r>
-        <w:rPr>
-          <w:rStyle w:val="math-inline"/>
-          <w:rFonts w:ascii="Arial" w:hAnsi="Arial" w:cs="Arial"/>
-        </w:rPr>
-        <w:t>rightarrow</w:t>
-      </w:r>
-      <w:proofErr w:type="spellEnd"/>
-      <w:r>
-        <w:rPr>
-          <w:rStyle w:val="math-inline"/>
-          <w:rFonts w:ascii="Arial" w:hAnsi="Arial" w:cs="Arial"/>
-        </w:rPr>
-        <w:t>$</w:t>
+        <w:t>$\rightarrow$</w:t>
       </w:r>
       <w:r>
         <w:rPr>
@@ -4147,21 +3966,7 @@
         <w:rPr>
           <w:rFonts w:ascii="Arial" w:hAnsi="Arial" w:cs="Arial"/>
         </w:rPr>
-        <w:t xml:space="preserve"> Synchroniczny / Tworzący (</w:t>
-      </w:r>
-      <w:proofErr w:type="spellStart"/>
-      <w:r>
-        <w:rPr>
-          <w:rFonts w:ascii="Arial" w:hAnsi="Arial" w:cs="Arial"/>
-        </w:rPr>
-        <w:t>Create</w:t>
-      </w:r>
-      <w:proofErr w:type="spellEnd"/>
-      <w:r>
-        <w:rPr>
-          <w:rFonts w:ascii="Arial" w:hAnsi="Arial" w:cs="Arial"/>
-        </w:rPr>
-        <w:t>)</w:t>
+        <w:t xml:space="preserve"> Synchroniczny / Tworzący (Create)</w:t>
       </w:r>
     </w:p>
     <w:p>
@@ -4218,23 +4023,7 @@
           <w:rStyle w:val="math-inline"/>
           <w:rFonts w:ascii="Arial" w:hAnsi="Arial" w:cs="Arial"/>
         </w:rPr>
-        <w:t>$\</w:t>
-      </w:r>
-      <w:proofErr w:type="spellStart"/>
-      <w:r>
-        <w:rPr>
-          <w:rStyle w:val="math-inline"/>
-          <w:rFonts w:ascii="Arial" w:hAnsi="Arial" w:cs="Arial"/>
-        </w:rPr>
-        <w:t>rightarrow</w:t>
-      </w:r>
-      <w:proofErr w:type="spellEnd"/>
-      <w:r>
-        <w:rPr>
-          <w:rStyle w:val="math-inline"/>
-          <w:rFonts w:ascii="Arial" w:hAnsi="Arial" w:cs="Arial"/>
-        </w:rPr>
-        <w:t>$</w:t>
+        <w:t>$\rightarrow$</w:t>
       </w:r>
       <w:r>
         <w:rPr>
@@ -4324,23 +4113,7 @@
           <w:rStyle w:val="math-inline"/>
           <w:rFonts w:ascii="Arial" w:hAnsi="Arial" w:cs="Arial"/>
         </w:rPr>
-        <w:t>$\</w:t>
-      </w:r>
-      <w:proofErr w:type="spellStart"/>
-      <w:r>
-        <w:rPr>
-          <w:rStyle w:val="math-inline"/>
-          <w:rFonts w:ascii="Arial" w:hAnsi="Arial" w:cs="Arial"/>
-        </w:rPr>
-        <w:t>rightarrow</w:t>
-      </w:r>
-      <w:proofErr w:type="spellEnd"/>
-      <w:r>
-        <w:rPr>
-          <w:rStyle w:val="math-inline"/>
-          <w:rFonts w:ascii="Arial" w:hAnsi="Arial" w:cs="Arial"/>
-        </w:rPr>
-        <w:t>$</w:t>
+        <w:t>$\rightarrow$</w:t>
       </w:r>
       <w:r>
         <w:rPr>
@@ -4430,23 +4203,7 @@
           <w:rStyle w:val="math-inline"/>
           <w:rFonts w:ascii="Arial" w:hAnsi="Arial" w:cs="Arial"/>
         </w:rPr>
-        <w:t>$\</w:t>
-      </w:r>
-      <w:proofErr w:type="spellStart"/>
-      <w:r>
-        <w:rPr>
-          <w:rStyle w:val="math-inline"/>
-          <w:rFonts w:ascii="Arial" w:hAnsi="Arial" w:cs="Arial"/>
-        </w:rPr>
-        <w:t>rightarrow</w:t>
-      </w:r>
-      <w:proofErr w:type="spellEnd"/>
-      <w:r>
-        <w:rPr>
-          <w:rStyle w:val="math-inline"/>
-          <w:rFonts w:ascii="Arial" w:hAnsi="Arial" w:cs="Arial"/>
-        </w:rPr>
-        <w:t>$</w:t>
+        <w:t>$\rightarrow$</w:t>
       </w:r>
       <w:r>
         <w:rPr>
@@ -4506,21 +4263,7 @@
         <w:rPr>
           <w:rFonts w:ascii="Arial" w:hAnsi="Arial" w:cs="Arial"/>
         </w:rPr>
-        <w:t xml:space="preserve"> Serwer przekazuje żądanie zapisu danych do bazy </w:t>
-      </w:r>
-      <w:proofErr w:type="spellStart"/>
-      <w:r>
-        <w:rPr>
-          <w:rFonts w:ascii="Arial" w:hAnsi="Arial" w:cs="Arial"/>
-        </w:rPr>
-        <w:t>PostgreSQL</w:t>
-      </w:r>
-      <w:proofErr w:type="spellEnd"/>
-      <w:r>
-        <w:rPr>
-          <w:rFonts w:ascii="Arial" w:hAnsi="Arial" w:cs="Arial"/>
-        </w:rPr>
-        <w:t>, aby zaktualizować profil klienta.</w:t>
+        <w:t xml:space="preserve"> Serwer przekazuje żądanie zapisu danych do bazy PostgreSQL, aby zaktualizować profil klienta.</w:t>
       </w:r>
     </w:p>
     <w:p>
@@ -4550,23 +4293,7 @@
           <w:rStyle w:val="math-inline"/>
           <w:rFonts w:ascii="Arial" w:hAnsi="Arial" w:cs="Arial"/>
         </w:rPr>
-        <w:t>$\</w:t>
-      </w:r>
-      <w:proofErr w:type="spellStart"/>
-      <w:r>
-        <w:rPr>
-          <w:rStyle w:val="math-inline"/>
-          <w:rFonts w:ascii="Arial" w:hAnsi="Arial" w:cs="Arial"/>
-        </w:rPr>
-        <w:t>rightarrow</w:t>
-      </w:r>
-      <w:proofErr w:type="spellEnd"/>
-      <w:r>
-        <w:rPr>
-          <w:rStyle w:val="math-inline"/>
-          <w:rFonts w:ascii="Arial" w:hAnsi="Arial" w:cs="Arial"/>
-        </w:rPr>
-        <w:t>$</w:t>
+        <w:t>$\rightarrow$</w:t>
       </w:r>
       <w:r>
         <w:rPr>
@@ -4657,23 +4384,7 @@
           <w:rStyle w:val="math-inline"/>
           <w:rFonts w:ascii="Arial" w:hAnsi="Arial" w:cs="Arial"/>
         </w:rPr>
-        <w:t>$\</w:t>
-      </w:r>
-      <w:proofErr w:type="spellStart"/>
-      <w:r>
-        <w:rPr>
-          <w:rStyle w:val="math-inline"/>
-          <w:rFonts w:ascii="Arial" w:hAnsi="Arial" w:cs="Arial"/>
-        </w:rPr>
-        <w:t>rightarrow</w:t>
-      </w:r>
-      <w:proofErr w:type="spellEnd"/>
-      <w:r>
-        <w:rPr>
-          <w:rStyle w:val="math-inline"/>
-          <w:rFonts w:ascii="Arial" w:hAnsi="Arial" w:cs="Arial"/>
-        </w:rPr>
-        <w:t>$</w:t>
+        <w:t>$\rightarrow$</w:t>
       </w:r>
       <w:r>
         <w:rPr>
@@ -4763,23 +4474,7 @@
           <w:rStyle w:val="math-inline"/>
           <w:rFonts w:ascii="Arial" w:hAnsi="Arial" w:cs="Arial"/>
         </w:rPr>
-        <w:t>$\</w:t>
-      </w:r>
-      <w:proofErr w:type="spellStart"/>
-      <w:r>
-        <w:rPr>
-          <w:rStyle w:val="math-inline"/>
-          <w:rFonts w:ascii="Arial" w:hAnsi="Arial" w:cs="Arial"/>
-        </w:rPr>
-        <w:t>rightarrow</w:t>
-      </w:r>
-      <w:proofErr w:type="spellEnd"/>
-      <w:r>
-        <w:rPr>
-          <w:rStyle w:val="math-inline"/>
-          <w:rFonts w:ascii="Arial" w:hAnsi="Arial" w:cs="Arial"/>
-        </w:rPr>
-        <w:t>$</w:t>
+        <w:t>$\rightarrow$</w:t>
       </w:r>
       <w:r>
         <w:rPr>
@@ -4812,21 +4507,7 @@
         <w:rPr>
           <w:rFonts w:ascii="Arial" w:hAnsi="Arial" w:cs="Arial"/>
         </w:rPr>
-        <w:t xml:space="preserve"> Zwrotny / Niszczący (</w:t>
-      </w:r>
-      <w:proofErr w:type="spellStart"/>
-      <w:r>
-        <w:rPr>
-          <w:rFonts w:ascii="Arial" w:hAnsi="Arial" w:cs="Arial"/>
-        </w:rPr>
-        <w:t>Destroy</w:t>
-      </w:r>
-      <w:proofErr w:type="spellEnd"/>
-      <w:r>
-        <w:rPr>
-          <w:rFonts w:ascii="Arial" w:hAnsi="Arial" w:cs="Arial"/>
-        </w:rPr>
-        <w:t>)</w:t>
+        <w:t xml:space="preserve"> Zwrotny / Niszczący (Destroy)</w:t>
       </w:r>
     </w:p>
     <w:p>
@@ -4883,23 +4564,7 @@
           <w:rStyle w:val="math-inline"/>
           <w:rFonts w:ascii="Arial" w:hAnsi="Arial" w:cs="Arial"/>
         </w:rPr>
-        <w:t>$\</w:t>
-      </w:r>
-      <w:proofErr w:type="spellStart"/>
-      <w:r>
-        <w:rPr>
-          <w:rStyle w:val="math-inline"/>
-          <w:rFonts w:ascii="Arial" w:hAnsi="Arial" w:cs="Arial"/>
-        </w:rPr>
-        <w:t>rightarrow</w:t>
-      </w:r>
-      <w:proofErr w:type="spellEnd"/>
-      <w:r>
-        <w:rPr>
-          <w:rStyle w:val="math-inline"/>
-          <w:rFonts w:ascii="Arial" w:hAnsi="Arial" w:cs="Arial"/>
-        </w:rPr>
-        <w:t>$</w:t>
+        <w:t>$\rightarrow$</w:t>
       </w:r>
       <w:r>
         <w:rPr>
@@ -4996,17 +4661,8 @@
           <w:b/>
           <w:bCs/>
         </w:rPr>
-        <w:t xml:space="preserve">Wojciech </w:t>
-      </w:r>
-      <w:proofErr w:type="spellStart"/>
-      <w:r>
-        <w:rPr>
-          <w:b/>
-          <w:bCs/>
-        </w:rPr>
-        <w:t>Cimochowski</w:t>
-      </w:r>
-      <w:proofErr w:type="spellEnd"/>
+        <w:t>Wojciech Cimochowski</w:t>
+      </w:r>
     </w:p>
     <w:p>
       <w:pPr>
@@ -5131,21 +4787,7 @@
         <w:rPr>
           <w:lang w:val="pl-PL"/>
         </w:rPr>
-        <w:t> Aktor wywołuje na obiekcie rezerwacja metodę </w:t>
-      </w:r>
-      <w:proofErr w:type="spellStart"/>
-      <w:r>
-        <w:rPr>
-          <w:lang w:val="pl-PL"/>
-        </w:rPr>
-        <w:t>pobierzKlienta</w:t>
-      </w:r>
-      <w:proofErr w:type="spellEnd"/>
-      <w:r>
-        <w:rPr>
-          <w:lang w:val="pl-PL"/>
-        </w:rPr>
-        <w:t>().</w:t>
+        <w:t> Aktor wywołuje na obiekcie rezerwacja metodę pobierzKlienta().</w:t>
       </w:r>
     </w:p>
     <w:p>
@@ -5207,21 +4849,7 @@
         <w:rPr>
           <w:lang w:val="pl-PL"/>
         </w:rPr>
-        <w:t> — fragment </w:t>
-      </w:r>
-      <w:proofErr w:type="spellStart"/>
-      <w:r>
-        <w:rPr>
-          <w:lang w:val="pl-PL"/>
-        </w:rPr>
-        <w:t>loop</w:t>
-      </w:r>
-      <w:proofErr w:type="spellEnd"/>
-      <w:r>
-        <w:rPr>
-          <w:lang w:val="pl-PL"/>
-        </w:rPr>
-        <w:t xml:space="preserve"> [dopóki dane niepoprawne]</w:t>
+        <w:t> — fragment loop [dopóki dane niepoprawne]</w:t>
       </w:r>
     </w:p>
     <w:p>
@@ -5275,20 +4903,7 @@
           <w:lang w:val="pl-PL"/>
         </w:rPr>
         <w:br/>
-      </w:r>
-      <w:proofErr w:type="spellStart"/>
-      <w:r>
-        <w:rPr>
-          <w:lang w:val="pl-PL"/>
-        </w:rPr>
-        <w:t>weryfikujDokument</w:t>
-      </w:r>
-      <w:proofErr w:type="spellEnd"/>
-      <w:r>
-        <w:rPr>
-          <w:lang w:val="pl-PL"/>
-        </w:rPr>
-        <w:t>(klient, rodzaj, PESEL).</w:t>
+        <w:t>weryfikujDokument(klient, rodzaj, PESEL).</w:t>
       </w:r>
     </w:p>
     <w:p>
@@ -5338,21 +4953,7 @@
         <w:rPr>
           <w:lang w:val="pl-PL"/>
         </w:rPr>
-        <w:t> Obiekt instruktor zwraca wartość </w:t>
-      </w:r>
-      <w:proofErr w:type="spellStart"/>
-      <w:r>
-        <w:rPr>
-          <w:lang w:val="pl-PL"/>
-        </w:rPr>
-        <w:t>false</w:t>
-      </w:r>
-      <w:proofErr w:type="spellEnd"/>
-      <w:r>
-        <w:rPr>
-          <w:lang w:val="pl-PL"/>
-        </w:rPr>
-        <w:t>. System informuje o błędach w formularzu; instruktor poprawia dane i pętla się powtarza.</w:t>
+        <w:t> Obiekt instruktor zwraca wartość false. System informuje o błędach w formularzu; instruktor poprawia dane i pętla się powtarza.</w:t>
       </w:r>
     </w:p>
     <w:p>
@@ -5380,49 +4981,7 @@
         <w:rPr>
           <w:lang w:val="pl-PL"/>
         </w:rPr>
-        <w:t>Wewnątrz </w:t>
-      </w:r>
-      <w:proofErr w:type="spellStart"/>
-      <w:r>
-        <w:rPr>
-          <w:lang w:val="pl-PL"/>
-        </w:rPr>
-        <w:t>weryfikujDokument</w:t>
-      </w:r>
-      <w:proofErr w:type="spellEnd"/>
-      <w:r>
-        <w:rPr>
-          <w:lang w:val="pl-PL"/>
-        </w:rPr>
-        <w:t> ustawiany jest atrybut </w:t>
-      </w:r>
-      <w:proofErr w:type="spellStart"/>
-      <w:r>
-        <w:rPr>
-          <w:lang w:val="pl-PL"/>
-        </w:rPr>
-        <w:t>Status_weryfikacji</w:t>
-      </w:r>
-      <w:proofErr w:type="spellEnd"/>
-      <w:r>
-        <w:rPr>
-          <w:lang w:val="pl-PL"/>
-        </w:rPr>
-        <w:t> klienta na </w:t>
-      </w:r>
-      <w:proofErr w:type="spellStart"/>
-      <w:r>
-        <w:rPr>
-          <w:lang w:val="pl-PL"/>
-        </w:rPr>
-        <w:t>true</w:t>
-      </w:r>
-      <w:proofErr w:type="spellEnd"/>
-      <w:r>
-        <w:rPr>
-          <w:lang w:val="pl-PL"/>
-        </w:rPr>
-        <w:t>.</w:t>
+        <w:t>Wewnątrz weryfikujDokument ustawiany jest atrybut Status_weryfikacji klienta na true.</w:t>
       </w:r>
     </w:p>
     <w:p>
@@ -5443,21 +5002,7 @@
         <w:rPr>
           <w:lang w:val="pl-PL"/>
         </w:rPr>
-        <w:t> Obiekt instruktor wywołuje na rezerwacja metodę </w:t>
-      </w:r>
-      <w:proofErr w:type="spellStart"/>
-      <w:r>
-        <w:rPr>
-          <w:lang w:val="pl-PL"/>
-        </w:rPr>
-        <w:t>zmienStatus</w:t>
-      </w:r>
-      <w:proofErr w:type="spellEnd"/>
-      <w:r>
-        <w:rPr>
-          <w:lang w:val="pl-PL"/>
-        </w:rPr>
-        <w:t>("zweryfikowany").</w:t>
+        <w:t> Obiekt instruktor wywołuje na rezerwacja metodę zmienStatus("zweryfikowany").</w:t>
       </w:r>
     </w:p>
     <w:p>
@@ -5478,21 +5023,7 @@
         <w:rPr>
           <w:lang w:val="pl-PL"/>
         </w:rPr>
-        <w:t> Obiekt instruktor zwraca wartość </w:t>
-      </w:r>
-      <w:proofErr w:type="spellStart"/>
-      <w:r>
-        <w:rPr>
-          <w:lang w:val="pl-PL"/>
-        </w:rPr>
-        <w:t>true</w:t>
-      </w:r>
-      <w:proofErr w:type="spellEnd"/>
-      <w:r>
-        <w:rPr>
-          <w:lang w:val="pl-PL"/>
-        </w:rPr>
-        <w:t>. Rezerwacja zostaje zweryfikowana; pętla się kończy.</w:t>
+        <w:t> Obiekt instruktor zwraca wartość true. Rezerwacja zostaje zweryfikowana; pętla się kończy.</w:t>
       </w:r>
     </w:p>
     <w:p>
@@ -5527,35 +5058,7 @@
         <w:rPr>
           <w:lang w:val="de-DE"/>
         </w:rPr>
-        <w:t xml:space="preserve">Instruktor </w:t>
-      </w:r>
-      <w:proofErr w:type="spellStart"/>
-      <w:r>
-        <w:rPr>
-          <w:lang w:val="de-DE"/>
-        </w:rPr>
-        <w:t>klika</w:t>
-      </w:r>
-      <w:proofErr w:type="spellEnd"/>
-      <w:r>
-        <w:rPr>
-          <w:lang w:val="de-DE"/>
-        </w:rPr>
-        <w:t xml:space="preserve"> </w:t>
-      </w:r>
-      <w:proofErr w:type="spellStart"/>
-      <w:r>
-        <w:rPr>
-          <w:lang w:val="de-DE"/>
-        </w:rPr>
-        <w:t>przycisk</w:t>
-      </w:r>
-      <w:proofErr w:type="spellEnd"/>
-      <w:r>
-        <w:rPr>
-          <w:lang w:val="de-DE"/>
-        </w:rPr>
-        <w:t xml:space="preserve"> „Check-in”.</w:t>
+        <w:t>Instruktor klika przycisk „Check-in”.</w:t>
       </w:r>
     </w:p>
     <w:p>
@@ -5576,21 +5079,7 @@
         <w:rPr>
           <w:lang w:val="pl-PL"/>
         </w:rPr>
-        <w:t> Aktor wywołuje na obiekcie instruktor metodę </w:t>
-      </w:r>
-      <w:proofErr w:type="spellStart"/>
-      <w:r>
-        <w:rPr>
-          <w:lang w:val="pl-PL"/>
-        </w:rPr>
-        <w:t>wykonajCheckIn</w:t>
-      </w:r>
-      <w:proofErr w:type="spellEnd"/>
-      <w:r>
-        <w:rPr>
-          <w:lang w:val="pl-PL"/>
-        </w:rPr>
-        <w:t>(rezerwacja).</w:t>
+        <w:t> Aktor wywołuje na obiekcie instruktor metodę wykonajCheckIn(rezerwacja).</w:t>
       </w:r>
     </w:p>
     <w:p>
@@ -5611,35 +5100,7 @@
         <w:rPr>
           <w:lang w:val="pl-PL"/>
         </w:rPr>
-        <w:t> Obiekt instruktor tworzy nowy obiekt </w:t>
-      </w:r>
-      <w:proofErr w:type="spellStart"/>
-      <w:r>
-        <w:rPr>
-          <w:lang w:val="pl-PL"/>
-        </w:rPr>
-        <w:t>sesja:SesjaStrzelecka</w:t>
-      </w:r>
-      <w:proofErr w:type="spellEnd"/>
-      <w:r>
-        <w:rPr>
-          <w:lang w:val="pl-PL"/>
-        </w:rPr>
-        <w:t> (&lt;&lt;</w:t>
-      </w:r>
-      <w:proofErr w:type="spellStart"/>
-      <w:r>
-        <w:rPr>
-          <w:lang w:val="pl-PL"/>
-        </w:rPr>
-        <w:t>create</w:t>
-      </w:r>
-      <w:proofErr w:type="spellEnd"/>
-      <w:r>
-        <w:rPr>
-          <w:lang w:val="pl-PL"/>
-        </w:rPr>
-        <w:t>&gt;&gt;).</w:t>
+        <w:t> Obiekt instruktor tworzy nowy obiekt sesja:SesjaStrzelecka (&lt;&lt;create&gt;&gt;).</w:t>
       </w:r>
     </w:p>
     <w:p>
@@ -5660,21 +5121,7 @@
         <w:rPr>
           <w:lang w:val="pl-PL"/>
         </w:rPr>
-        <w:t> Obiekt instruktor wywołuje na rezerwacja metodę </w:t>
-      </w:r>
-      <w:proofErr w:type="spellStart"/>
-      <w:r>
-        <w:rPr>
-          <w:lang w:val="pl-PL"/>
-        </w:rPr>
-        <w:t>zmienStatus</w:t>
-      </w:r>
-      <w:proofErr w:type="spellEnd"/>
-      <w:r>
-        <w:rPr>
-          <w:lang w:val="pl-PL"/>
-        </w:rPr>
-        <w:t>("w trakcie wizyty").</w:t>
+        <w:t> Obiekt instruktor wywołuje na rezerwacja metodę zmienStatus("w trakcie wizyty").</w:t>
       </w:r>
     </w:p>
     <w:p>
@@ -5695,21 +5142,7 @@
         <w:rPr>
           <w:lang w:val="pl-PL"/>
         </w:rPr>
-        <w:t xml:space="preserve"> Obiekt instruktor zwraca utworzony obiekt sesja do aktora. </w:t>
-      </w:r>
-      <w:proofErr w:type="spellStart"/>
-      <w:r>
-        <w:rPr>
-          <w:lang w:val="pl-PL"/>
-        </w:rPr>
-        <w:t>Check</w:t>
-      </w:r>
-      <w:proofErr w:type="spellEnd"/>
-      <w:r>
-        <w:rPr>
-          <w:lang w:val="pl-PL"/>
-        </w:rPr>
-        <w:t>-in zostaje zakończony; rozpoczyna się sesja strzelecka.</w:t>
+        <w:t> Obiekt instruktor zwraca utworzony obiekt sesja do aktora. Check-in zostaje zakończony; rozpoczyna się sesja strzelecka.</w:t>
       </w:r>
     </w:p>
     <w:p/>
@@ -5803,26 +5236,10 @@
         <w:t>Komunikat 1:</w:t>
       </w:r>
       <w:r>
-        <w:t xml:space="preserve"> Aktor wywołuje na obiekcie </w:t>
-      </w:r>
-      <w:proofErr w:type="spellStart"/>
-      <w:r>
-        <w:t>admin:Administrator</w:t>
-      </w:r>
-      <w:proofErr w:type="spellEnd"/>
-      <w:r>
-        <w:t xml:space="preserve"> met</w:t>
-      </w:r>
-      <w:r>
-        <w:t xml:space="preserve">odę </w:t>
-      </w:r>
-      <w:proofErr w:type="spellStart"/>
-      <w:r>
-        <w:t>pobierzListeUzytkownikow</w:t>
-      </w:r>
-      <w:proofErr w:type="spellEnd"/>
-      <w:r>
-        <w:t>().</w:t>
+        <w:t xml:space="preserve"> Aktor wywołuje na obiekcie admin:Administrator met</w:t>
+      </w:r>
+      <w:r>
+        <w:t>odę pobierzListeUzytkownikow().</w:t>
       </w:r>
     </w:p>
     <w:p>
@@ -5833,26 +5250,10 @@
         <w:t>Komunikat 2 (zwrot):</w:t>
       </w:r>
       <w:r>
-        <w:t xml:space="preserve"> Obiekt </w:t>
-      </w:r>
-      <w:proofErr w:type="spellStart"/>
-      <w:r>
-        <w:t>admin:Administrator</w:t>
-      </w:r>
-      <w:proofErr w:type="spellEnd"/>
-      <w:r>
-        <w:t xml:space="preserve"> zwraca listę uż</w:t>
-      </w:r>
-      <w:r>
-        <w:t>ytkowników (</w:t>
-      </w:r>
-      <w:proofErr w:type="spellStart"/>
-      <w:r>
-        <w:t>listaUzytkownikow</w:t>
-      </w:r>
-      <w:proofErr w:type="spellEnd"/>
-      <w:r>
-        <w:t>).</w:t>
+        <w:t xml:space="preserve"> Obiekt admin:Administrator zwraca listę uż</w:t>
+      </w:r>
+      <w:r>
+        <w:t>ytkowników (listaUzytkownikow).</w:t>
       </w:r>
     </w:p>
     <w:p>
@@ -5869,23 +5270,7 @@
         <w:t>2. Filtrowanie listy</w:t>
       </w:r>
       <w:r>
-        <w:t xml:space="preserve"> — fragment </w:t>
-      </w:r>
-      <w:proofErr w:type="spellStart"/>
-      <w:r>
-        <w:t>opt</w:t>
-      </w:r>
-      <w:proofErr w:type="spellEnd"/>
-      <w:r>
-        <w:t xml:space="preserve"> [filtr != </w:t>
-      </w:r>
-      <w:proofErr w:type="spellStart"/>
-      <w:r>
-        <w:t>null</w:t>
-      </w:r>
-      <w:proofErr w:type="spellEnd"/>
-      <w:r>
-        <w:t>]</w:t>
+        <w:t xml:space="preserve"> — fragment opt [filtr != null]</w:t>
       </w:r>
     </w:p>
     <w:p>
@@ -5910,26 +5295,10 @@
         <w:t>Komunikat 3:</w:t>
       </w:r>
       <w:r>
-        <w:t xml:space="preserve"> Aktor wywołuje na obiekcie </w:t>
-      </w:r>
-      <w:proofErr w:type="spellStart"/>
-      <w:r>
-        <w:t>admin:Administrat</w:t>
-      </w:r>
-      <w:r>
-        <w:t>or</w:t>
-      </w:r>
-      <w:proofErr w:type="spellEnd"/>
-      <w:r>
-        <w:t xml:space="preserve"> metodę </w:t>
-      </w:r>
-      <w:proofErr w:type="spellStart"/>
-      <w:r>
-        <w:t>filtrujTabele</w:t>
-      </w:r>
-      <w:proofErr w:type="spellEnd"/>
-      <w:r>
-        <w:t>(filtr).</w:t>
+        <w:t xml:space="preserve"> Aktor wywołuje na obiekcie admin:Administrat</w:t>
+      </w:r>
+      <w:r>
+        <w:t>or metodę filtrujTabele(filtr).</w:t>
       </w:r>
     </w:p>
     <w:p>
@@ -5940,26 +5309,10 @@
         <w:t>Komunikat 4 (zwrot):</w:t>
       </w:r>
       <w:r>
-        <w:t xml:space="preserve"> Obiekt </w:t>
-      </w:r>
-      <w:proofErr w:type="spellStart"/>
-      <w:r>
-        <w:t>admin:Administrator</w:t>
-      </w:r>
-      <w:proofErr w:type="spellEnd"/>
-      <w:r>
-        <w:t xml:space="preserve"> zwraca przefiltrowa</w:t>
-      </w:r>
-      <w:r>
-        <w:t>ną listę (</w:t>
-      </w:r>
-      <w:proofErr w:type="spellStart"/>
-      <w:r>
-        <w:t>przefiltrowanaLista</w:t>
-      </w:r>
-      <w:proofErr w:type="spellEnd"/>
-      <w:r>
-        <w:t>).</w:t>
+        <w:t xml:space="preserve"> Obiekt admin:Administrator zwraca przefiltrowa</w:t>
+      </w:r>
+      <w:r>
+        <w:t>ną listę (przefiltrowanaLista).</w:t>
       </w:r>
     </w:p>
     <w:p>
@@ -6006,34 +5359,10 @@
         <w:t>Komunikat 5:</w:t>
       </w:r>
       <w:r>
-        <w:t xml:space="preserve"> Aktor wywołuje na obiekcie </w:t>
-      </w:r>
-      <w:proofErr w:type="spellStart"/>
-      <w:r>
-        <w:t>admin:Administrator</w:t>
-      </w:r>
-      <w:proofErr w:type="spellEnd"/>
-      <w:r>
-        <w:t xml:space="preserve"> metodę </w:t>
-      </w:r>
-      <w:proofErr w:type="spellStart"/>
-      <w:r>
-        <w:t>zatwierdzZmianyKonta</w:t>
-      </w:r>
-      <w:proofErr w:type="spellEnd"/>
-      <w:r>
-        <w:t>(</w:t>
-      </w:r>
-      <w:proofErr w:type="spellStart"/>
-      <w:r>
-        <w:t>wybra</w:t>
-      </w:r>
-      <w:r>
-        <w:t>nyUzytkownik</w:t>
-      </w:r>
-      <w:proofErr w:type="spellEnd"/>
-      <w:r>
-        <w:t>).</w:t>
+        <w:t xml:space="preserve"> Aktor wywołuje na obiekcie admin:Administrator metodę zatwierdzZmianyKonta(wybra</w:t>
+      </w:r>
+      <w:r>
+        <w:t>nyUzytkownik).</w:t>
       </w:r>
     </w:p>
     <w:p>
@@ -6044,31 +5373,7 @@
         <w:t>Komunikat 6:</w:t>
       </w:r>
       <w:r>
-        <w:t xml:space="preserve"> Obiekt </w:t>
-      </w:r>
-      <w:proofErr w:type="spellStart"/>
-      <w:r>
-        <w:t>admin:Administrator</w:t>
-      </w:r>
-      <w:proofErr w:type="spellEnd"/>
-      <w:r>
-        <w:t xml:space="preserve"> wywołuje na obiekcie </w:t>
-      </w:r>
-      <w:proofErr w:type="spellStart"/>
-      <w:r>
-        <w:t>użytkownik:Użytkownik</w:t>
-      </w:r>
-      <w:proofErr w:type="spellEnd"/>
-      <w:r>
-        <w:t xml:space="preserve"> metodę </w:t>
-      </w:r>
-      <w:proofErr w:type="spellStart"/>
-      <w:r>
-        <w:t>aktualizujStan</w:t>
-      </w:r>
-      <w:proofErr w:type="spellEnd"/>
-      <w:r>
-        <w:t>()</w:t>
+        <w:t xml:space="preserve"> Obiekt admin:Administrator wywołuje na obiekcie użytkownik:Użytkownik metodę aktualizujStan()</w:t>
       </w:r>
       <w:r>
         <w:t>, aby zapisać nowe uprawnienia.</w:t>
@@ -6082,23 +5387,10 @@
         <w:t>Komunikat 7 (zwrot):</w:t>
       </w:r>
       <w:r>
-        <w:t xml:space="preserve"> Obiekt </w:t>
-      </w:r>
-      <w:proofErr w:type="spellStart"/>
-      <w:r>
-        <w:t>użytkownik:Użytkownik</w:t>
-      </w:r>
-      <w:proofErr w:type="spellEnd"/>
-      <w:r>
-        <w:t xml:space="preserve"> zwraca potwierdzenie wykonania operacji do obiektu </w:t>
-      </w:r>
-      <w:proofErr w:type="spellStart"/>
-      <w:r>
-        <w:t>admin:Administrator</w:t>
-      </w:r>
-      <w:proofErr w:type="spellEnd"/>
-      <w:r>
-        <w:t>.</w:t>
+        <w:t xml:space="preserve"> Obiekt użytkownik:Użytkownik zwraca potwierdzenie wykonania operacji do obiektu </w:t>
+      </w:r>
+      <w:r>
+        <w:t>admin:Administrator.</w:t>
       </w:r>
     </w:p>
     <w:p>
@@ -6109,23 +5401,7 @@
         <w:t>Komunikat 8 (zwrot):</w:t>
       </w:r>
       <w:r>
-        <w:t xml:space="preserve"> Obiekt </w:t>
-      </w:r>
-      <w:proofErr w:type="spellStart"/>
-      <w:r>
-        <w:t>admin:Administrator</w:t>
-      </w:r>
-      <w:proofErr w:type="spellEnd"/>
-      <w:r>
-        <w:t xml:space="preserve"> zwraca wartość </w:t>
-      </w:r>
-      <w:proofErr w:type="spellStart"/>
-      <w:r>
-        <w:t>true</w:t>
-      </w:r>
-      <w:proofErr w:type="spellEnd"/>
-      <w:r>
-        <w:t xml:space="preserve"> do aktora. Zmiany zostały pomyślnie zapisane.</w:t>
+        <w:t xml:space="preserve"> Obiekt admin:Administrator zwraca wartość true do aktora. Zmiany zostały pomyślnie zapisane.</w:t>
       </w:r>
     </w:p>
     <w:p/>
@@ -6246,15 +5522,7 @@
         <w:t xml:space="preserve"> </w:t>
       </w:r>
       <w:r>
-        <w:t xml:space="preserve">Klasa dziedzicząca po </w:t>
-      </w:r>
-      <w:proofErr w:type="spellStart"/>
-      <w:r>
-        <w:t>Uzytkownik</w:t>
-      </w:r>
-      <w:proofErr w:type="spellEnd"/>
-      <w:r>
-        <w:t>. Reprezentuje pracownika z najwyższymi uprawnieniami, odpowiedzialnego za podgląd i zarządzanie kontami wszystkich osób w systemie.</w:t>
+        <w:t>Klasa dziedzicząca po Uzytkownik. Reprezentuje pracownika z najwyższymi uprawnieniami, odpowiedzialnego za podgląd i zarządzanie kontami wszystkich osób w systemie.</w:t>
       </w:r>
     </w:p>
     <w:p>
@@ -6269,15 +5537,7 @@
         <w:t>Atrybuty:</w:t>
       </w:r>
       <w:r>
-        <w:t xml:space="preserve"> Dziedziczy podstawowe atrybuty logowania z klasy nadrzędnej </w:t>
-      </w:r>
-      <w:proofErr w:type="spellStart"/>
-      <w:r>
-        <w:t>Uzytkownik</w:t>
-      </w:r>
-      <w:proofErr w:type="spellEnd"/>
-      <w:r>
-        <w:t>.</w:t>
+        <w:t xml:space="preserve"> Dziedziczy podstawowe atrybuty logowania z klasy nadrzędnej Uzytkownik.</w:t>
       </w:r>
     </w:p>
     <w:p>
@@ -6308,23 +5568,7 @@
         <w:t xml:space="preserve"> </w:t>
       </w:r>
       <w:r>
-        <w:t xml:space="preserve">+ </w:t>
-      </w:r>
-      <w:proofErr w:type="spellStart"/>
-      <w:r>
-        <w:t>pobierzListeUzytkownikow</w:t>
-      </w:r>
-      <w:proofErr w:type="spellEnd"/>
-      <w:r>
-        <w:t>(): List&lt;</w:t>
-      </w:r>
-      <w:proofErr w:type="spellStart"/>
-      <w:r>
-        <w:t>Uzytkownik</w:t>
-      </w:r>
-      <w:proofErr w:type="spellEnd"/>
-      <w:r>
-        <w:t>&gt; – Zwraca pełną listę wszystkich zarejestrowanych kont z bazy danych.</w:t>
+        <w:t>+ pobierzListeUzytkownikow(): List&lt;Uzytkownik&gt; – Zwraca pełną listę wszystkich zarejestrowanych kont z bazy danych.</w:t>
       </w:r>
     </w:p>
     <w:p>
@@ -6343,23 +5587,7 @@
         <w:t xml:space="preserve"> </w:t>
       </w:r>
       <w:r>
-        <w:t xml:space="preserve">+ </w:t>
-      </w:r>
-      <w:proofErr w:type="spellStart"/>
-      <w:r>
-        <w:t>filtrujTabele</w:t>
-      </w:r>
-      <w:proofErr w:type="spellEnd"/>
-      <w:r>
-        <w:t>(filtr): List&lt;</w:t>
-      </w:r>
-      <w:proofErr w:type="spellStart"/>
-      <w:r>
-        <w:t>Uzytkownik</w:t>
-      </w:r>
-      <w:proofErr w:type="spellEnd"/>
-      <w:r>
-        <w:t>&gt; – Pozwala na wyszukiwanie konkretnych osób (np. po nazwisku lub roli) na liście.</w:t>
+        <w:t>+ filtrujTabele(filtr): List&lt;Uzytkownik&gt; – Pozwala na wyszukiwanie konkretnych osób (np. po nazwisku lub roli) na liście.</w:t>
       </w:r>
     </w:p>
     <w:p>
@@ -6378,31 +5606,7 @@
         <w:t xml:space="preserve"> </w:t>
       </w:r>
       <w:r>
-        <w:t xml:space="preserve">+ </w:t>
-      </w:r>
-      <w:proofErr w:type="spellStart"/>
-      <w:r>
-        <w:t>zatwierdzZamianyKonta</w:t>
-      </w:r>
-      <w:proofErr w:type="spellEnd"/>
-      <w:r>
-        <w:t>(</w:t>
-      </w:r>
-      <w:proofErr w:type="spellStart"/>
-      <w:r>
-        <w:t>uzytkownik</w:t>
-      </w:r>
-      <w:proofErr w:type="spellEnd"/>
-      <w:r>
-        <w:t xml:space="preserve">): </w:t>
-      </w:r>
-      <w:proofErr w:type="spellStart"/>
-      <w:r>
-        <w:t>Boolean</w:t>
-      </w:r>
-      <w:proofErr w:type="spellEnd"/>
-      <w:r>
-        <w:t xml:space="preserve"> – Zapisuje w bazie zmodyfikowane dane lub zmienione uprawnienia konkretnego użytkownika.</w:t>
+        <w:t>+ zatwierdzZamianyKonta(uzytkownik): Boolean – Zapisuje w bazie zmodyfikowane dane lub zmienione uprawnienia konkretnego użytkownika.</w:t>
       </w:r>
     </w:p>
     <w:p>
@@ -6417,7 +5621,6 @@
           <w:szCs w:val="24"/>
         </w:rPr>
       </w:pPr>
-      <w:proofErr w:type="spellStart"/>
       <w:r>
         <w:rPr>
           <w:sz w:val="24"/>
@@ -6425,7 +5628,6 @@
         </w:rPr>
         <w:t>AmunicjaMagazyn</w:t>
       </w:r>
-      <w:proofErr w:type="spellEnd"/>
     </w:p>
     <w:p>
       <w:pPr>
@@ -6469,21 +5671,8 @@
       <w:r>
         <w:t xml:space="preserve">- </w:t>
       </w:r>
-      <w:proofErr w:type="spellStart"/>
-      <w:r>
-        <w:t>iloscSztuk</w:t>
-      </w:r>
-      <w:proofErr w:type="spellEnd"/>
-      <w:r>
-        <w:t xml:space="preserve">: </w:t>
-      </w:r>
-      <w:proofErr w:type="spellStart"/>
-      <w:r>
-        <w:t>Integer</w:t>
-      </w:r>
-      <w:proofErr w:type="spellEnd"/>
-      <w:r>
-        <w:t xml:space="preserve"> – Wskazuje, ile fizycznie sztuk znajduje się na stanie.</w:t>
+      <w:r>
+        <w:t>iloscSztuk: Integer – Wskazuje, ile fizycznie sztuk znajduje się na stanie.</w:t>
       </w:r>
     </w:p>
     <w:p>
@@ -6509,39 +5698,7 @@
         <w:t xml:space="preserve"> </w:t>
       </w:r>
       <w:r>
-        <w:t xml:space="preserve">+ </w:t>
-      </w:r>
-      <w:proofErr w:type="spellStart"/>
-      <w:r>
-        <w:t>odejmijAmunicje</w:t>
-      </w:r>
-      <w:proofErr w:type="spellEnd"/>
-      <w:r>
-        <w:t>(</w:t>
-      </w:r>
-      <w:proofErr w:type="spellStart"/>
-      <w:r>
-        <w:t>ilosc</w:t>
-      </w:r>
-      <w:proofErr w:type="spellEnd"/>
-      <w:r>
-        <w:t xml:space="preserve">: </w:t>
-      </w:r>
-      <w:proofErr w:type="spellStart"/>
-      <w:r>
-        <w:t>Integer</w:t>
-      </w:r>
-      <w:proofErr w:type="spellEnd"/>
-      <w:r>
-        <w:t xml:space="preserve">): </w:t>
-      </w:r>
-      <w:proofErr w:type="spellStart"/>
-      <w:r>
-        <w:t>Boolean</w:t>
-      </w:r>
-      <w:proofErr w:type="spellEnd"/>
-      <w:r>
-        <w:t xml:space="preserve"> – Pomniejsza stan magazynowy o liczbę naboi zużytych podczas zakończonej sesji strzeleckiej.</w:t>
+        <w:t>+ odejmijAmunicje(ilosc: Integer): Boolean – Pomniejsza stan magazynowy o liczbę naboi zużytych podczas zakończonej sesji strzeleckiej.</w:t>
       </w:r>
     </w:p>
     <w:p>
@@ -6556,7 +5713,6 @@
           <w:szCs w:val="24"/>
         </w:rPr>
       </w:pPr>
-      <w:proofErr w:type="spellStart"/>
       <w:r>
         <w:rPr>
           <w:sz w:val="24"/>
@@ -6564,7 +5720,6 @@
         </w:rPr>
         <w:t>EgzemplarzBroni</w:t>
       </w:r>
-      <w:proofErr w:type="spellEnd"/>
     </w:p>
     <w:p>
       <w:pPr>
@@ -6618,13 +5773,8 @@
         </w:rPr>
         <w:t xml:space="preserve"> </w:t>
       </w:r>
-      <w:proofErr w:type="spellStart"/>
-      <w:r>
-        <w:t>nrSeryjny</w:t>
-      </w:r>
-      <w:proofErr w:type="spellEnd"/>
-      <w:r>
-        <w:t>: String – Unikalny identyfikator wybity na broni.</w:t>
+      <w:r>
+        <w:t>nrSeryjny: String – Unikalny identyfikator wybity na broni.</w:t>
       </w:r>
     </w:p>
     <w:p>
@@ -6642,21 +5792,8 @@
         </w:rPr>
         <w:t xml:space="preserve"> </w:t>
       </w:r>
-      <w:proofErr w:type="spellStart"/>
-      <w:r>
-        <w:t>aktualnyPrzebieg</w:t>
-      </w:r>
-      <w:proofErr w:type="spellEnd"/>
-      <w:r>
-        <w:t xml:space="preserve">: </w:t>
-      </w:r>
-      <w:proofErr w:type="spellStart"/>
-      <w:r>
-        <w:t>Integer</w:t>
-      </w:r>
-      <w:proofErr w:type="spellEnd"/>
-      <w:r>
-        <w:t xml:space="preserve"> – Sumaryczna liczba wystrzelonych z tej broni naboi.</w:t>
+      <w:r>
+        <w:t>aktualnyPrzebieg: Integer – Sumaryczna liczba wystrzelonych z tej broni naboi.</w:t>
       </w:r>
     </w:p>
     <w:p>
@@ -6682,39 +5819,7 @@
         <w:t xml:space="preserve"> </w:t>
       </w:r>
       <w:r>
-        <w:t xml:space="preserve">+ </w:t>
-      </w:r>
-      <w:proofErr w:type="spellStart"/>
-      <w:r>
-        <w:t>aktualizujPrzebieg</w:t>
-      </w:r>
-      <w:proofErr w:type="spellEnd"/>
-      <w:r>
-        <w:t>(</w:t>
-      </w:r>
-      <w:proofErr w:type="spellStart"/>
-      <w:r>
-        <w:t>ilosc</w:t>
-      </w:r>
-      <w:proofErr w:type="spellEnd"/>
-      <w:r>
-        <w:t xml:space="preserve">: </w:t>
-      </w:r>
-      <w:proofErr w:type="spellStart"/>
-      <w:r>
-        <w:t>Integer</w:t>
-      </w:r>
-      <w:proofErr w:type="spellEnd"/>
-      <w:r>
-        <w:t xml:space="preserve">): </w:t>
-      </w:r>
-      <w:proofErr w:type="spellStart"/>
-      <w:r>
-        <w:t>void</w:t>
-      </w:r>
-      <w:proofErr w:type="spellEnd"/>
-      <w:r>
-        <w:t xml:space="preserve"> – Dopisuje nową liczbę oddanych strzałów do ogólnego przebiegu danej jednostki po treningu.</w:t>
+        <w:t>+ aktualizujPrzebieg(ilosc: Integer): void – Dopisuje nową liczbę oddanych strzałów do ogólnego przebiegu danej jednostki po treningu.</w:t>
       </w:r>
     </w:p>
     <w:p>
@@ -6752,15 +5857,7 @@
         <w:t>:</w:t>
       </w:r>
       <w:r>
-        <w:t xml:space="preserve"> Klasa dziedzicząca po </w:t>
-      </w:r>
-      <w:proofErr w:type="spellStart"/>
-      <w:r>
-        <w:t>Uzytkownik</w:t>
-      </w:r>
-      <w:proofErr w:type="spellEnd"/>
-      <w:r>
-        <w:t>. Reprezentuje pracownika obsługi, który ma uprawnienia do prowadzenia strzelania i weryfikacji tożsamości.</w:t>
+        <w:t xml:space="preserve"> Klasa dziedzicząca po Uzytkownik. Reprezentuje pracownika obsługi, który ma uprawnienia do prowadzenia strzelania i weryfikacji tożsamości.</w:t>
       </w:r>
     </w:p>
     <w:p>
@@ -6790,13 +5887,8 @@
         </w:rPr>
         <w:t xml:space="preserve"> </w:t>
       </w:r>
-      <w:proofErr w:type="spellStart"/>
-      <w:r>
-        <w:t>NrLegitymacji</w:t>
-      </w:r>
-      <w:proofErr w:type="spellEnd"/>
-      <w:r>
-        <w:t>: string – Zapisany numer uprawnień państwowych/związkowych pracownika.</w:t>
+      <w:r>
+        <w:t>NrLegitymacji: string – Zapisany numer uprawnień państwowych/związkowych pracownika.</w:t>
       </w:r>
     </w:p>
     <w:p>
@@ -6827,23 +5919,7 @@
         <w:t xml:space="preserve"> </w:t>
       </w:r>
       <w:r>
-        <w:t xml:space="preserve">+ </w:t>
-      </w:r>
-      <w:proofErr w:type="spellStart"/>
-      <w:r>
-        <w:t>weryfikujDokument</w:t>
-      </w:r>
-      <w:proofErr w:type="spellEnd"/>
-      <w:r>
-        <w:t xml:space="preserve">(klient: Klient, rodzaj: String, pesel: string): </w:t>
-      </w:r>
-      <w:proofErr w:type="spellStart"/>
-      <w:r>
-        <w:t>Boolean</w:t>
-      </w:r>
-      <w:proofErr w:type="spellEnd"/>
-      <w:r>
-        <w:t xml:space="preserve"> – Waliduje tożsamość klienta, przyjmując jako argumenty konkretne dane z okazanego dokumentu (w tym numer PESEL).</w:t>
+        <w:t>+ weryfikujDokument(klient: Klient, rodzaj: String, pesel: string): Boolean – Waliduje tożsamość klienta, przyjmując jako argumenty konkretne dane z okazanego dokumentu (w tym numer PESEL).</w:t>
       </w:r>
     </w:p>
     <w:p>
@@ -6862,23 +5938,7 @@
         <w:t xml:space="preserve"> </w:t>
       </w:r>
       <w:r>
-        <w:t xml:space="preserve">+ </w:t>
-      </w:r>
-      <w:proofErr w:type="spellStart"/>
-      <w:r>
-        <w:t>wykonajCheckIn</w:t>
-      </w:r>
-      <w:proofErr w:type="spellEnd"/>
-      <w:r>
-        <w:t xml:space="preserve">(Rezerwacja): </w:t>
-      </w:r>
-      <w:proofErr w:type="spellStart"/>
-      <w:r>
-        <w:t>SesjaStrzelecka</w:t>
-      </w:r>
-      <w:proofErr w:type="spellEnd"/>
-      <w:r>
-        <w:t xml:space="preserve"> – Przekształca oczekującą rezerwację w trwający trening na osi strzeleckiej.</w:t>
+        <w:t>+ wykonajCheckIn(Rezerwacja): SesjaStrzelecka – Przekształca oczekującą rezerwację w trwający trening na osi strzeleckiej.</w:t>
       </w:r>
     </w:p>
     <w:p>
@@ -6897,31 +5957,7 @@
         <w:t xml:space="preserve"> </w:t>
       </w:r>
       <w:r>
-        <w:t xml:space="preserve">+ </w:t>
-      </w:r>
-      <w:proofErr w:type="spellStart"/>
-      <w:r>
-        <w:t>wykonajCheckOut</w:t>
-      </w:r>
-      <w:proofErr w:type="spellEnd"/>
-      <w:r>
-        <w:t>(</w:t>
-      </w:r>
-      <w:proofErr w:type="spellStart"/>
-      <w:r>
-        <w:t>SesjaStrzelecka</w:t>
-      </w:r>
-      <w:proofErr w:type="spellEnd"/>
-      <w:r>
-        <w:t xml:space="preserve">, wyniki): </w:t>
-      </w:r>
-      <w:proofErr w:type="spellStart"/>
-      <w:r>
-        <w:t>void</w:t>
-      </w:r>
-      <w:proofErr w:type="spellEnd"/>
-      <w:r>
-        <w:t xml:space="preserve"> – Zamyka sesję, przekazując wyniki do rozliczenia kosztów i zasobów.</w:t>
+        <w:t>+ wykonajCheckOut(SesjaStrzelecka, wyniki): void – Zamyka sesję, przekazując wyniki do rozliczenia kosztów i zasobów.</w:t>
       </w:r>
     </w:p>
     <w:p>
@@ -6956,15 +5992,7 @@
         <w:t>Opis:</w:t>
       </w:r>
       <w:r>
-        <w:t xml:space="preserve"> Klasa dziedzicząca po </w:t>
-      </w:r>
-      <w:proofErr w:type="spellStart"/>
-      <w:r>
-        <w:t>Uzytkownik</w:t>
-      </w:r>
-      <w:proofErr w:type="spellEnd"/>
-      <w:r>
-        <w:t>. Główny aktor korzystający z usług strzelnicy, dokonujący rezerwacji i budujący swoją historię.</w:t>
+        <w:t xml:space="preserve"> Klasa dziedzicząca po Uzytkownik. Główny aktor korzystający z usług strzelnicy, dokonujący rezerwacji i budujący swoją historię.</w:t>
       </w:r>
     </w:p>
     <w:p>
@@ -6994,13 +6022,8 @@
         </w:rPr>
         <w:t xml:space="preserve"> </w:t>
       </w:r>
-      <w:proofErr w:type="spellStart"/>
-      <w:r>
-        <w:t>Imie</w:t>
-      </w:r>
-      <w:proofErr w:type="spellEnd"/>
-      <w:r>
-        <w:t>: String – Imię klienta.</w:t>
+      <w:r>
+        <w:t>Imie: String – Imię klienta.</w:t>
       </w:r>
     </w:p>
     <w:p>
@@ -7056,21 +6079,8 @@
         </w:rPr>
         <w:t xml:space="preserve"> </w:t>
       </w:r>
-      <w:proofErr w:type="spellStart"/>
-      <w:r>
-        <w:t>Status_weryfikacji</w:t>
-      </w:r>
-      <w:proofErr w:type="spellEnd"/>
-      <w:r>
-        <w:t xml:space="preserve">: </w:t>
-      </w:r>
-      <w:proofErr w:type="spellStart"/>
-      <w:r>
-        <w:t>Boolean</w:t>
-      </w:r>
-      <w:proofErr w:type="spellEnd"/>
-      <w:r>
-        <w:t xml:space="preserve"> – Flaga informująca, czy instruktor autoryzował tę osobę.</w:t>
+      <w:r>
+        <w:t>Status_weryfikacji: Boolean – Flaga informująca, czy instruktor autoryzował tę osobę.</w:t>
       </w:r>
     </w:p>
     <w:p>
@@ -7100,13 +6110,8 @@
         </w:rPr>
         <w:t xml:space="preserve"> </w:t>
       </w:r>
-      <w:proofErr w:type="spellStart"/>
-      <w:r>
-        <w:t>zlozRezerwacja</w:t>
-      </w:r>
-      <w:proofErr w:type="spellEnd"/>
-      <w:r>
-        <w:t>(data, stanowisko): Rezerwacja – Inicjuje proces rezerwowania wolnego toru w wybranym terminie.</w:t>
+      <w:r>
+        <w:t>zlozRezerwacja(data, stanowisko): Rezerwacja – Inicjuje proces rezerwowania wolnego toru w wybranym terminie.</w:t>
       </w:r>
     </w:p>
     <w:p>
@@ -7121,7 +6126,6 @@
           <w:szCs w:val="24"/>
         </w:rPr>
       </w:pPr>
-      <w:proofErr w:type="spellStart"/>
       <w:r>
         <w:rPr>
           <w:sz w:val="24"/>
@@ -7129,7 +6133,6 @@
         </w:rPr>
         <w:t>Placowka</w:t>
       </w:r>
-      <w:proofErr w:type="spellEnd"/>
     </w:p>
     <w:p>
       <w:pPr>
@@ -7224,23 +6227,7 @@
         <w:t xml:space="preserve"> </w:t>
       </w:r>
       <w:r>
-        <w:t xml:space="preserve">+ </w:t>
-      </w:r>
-      <w:proofErr w:type="spellStart"/>
-      <w:r>
-        <w:t>dodajDoMagazynu</w:t>
-      </w:r>
-      <w:proofErr w:type="spellEnd"/>
-      <w:r>
-        <w:t xml:space="preserve">(Egzemplarz broni): </w:t>
-      </w:r>
-      <w:proofErr w:type="spellStart"/>
-      <w:r>
-        <w:t>void</w:t>
-      </w:r>
-      <w:proofErr w:type="spellEnd"/>
-      <w:r>
-        <w:t xml:space="preserve"> – Dopisuje nowo zakupioną sztukę uzbrojenia do inwentarza tej konkretnej lokalizacji.</w:t>
+        <w:t>+ dodajDoMagazynu(Egzemplarz broni): void – Dopisuje nowo zakupioną sztukę uzbrojenia do inwentarza tej konkretnej lokalizacji.</w:t>
       </w:r>
     </w:p>
     <w:p>
@@ -7313,21 +6300,7 @@
         <w:rPr>
           <w:lang w:val="pl-PL"/>
         </w:rPr>
-        <w:t xml:space="preserve">data: </w:t>
-      </w:r>
-      <w:proofErr w:type="spellStart"/>
-      <w:r>
-        <w:rPr>
-          <w:lang w:val="pl-PL"/>
-        </w:rPr>
-        <w:t>date</w:t>
-      </w:r>
-      <w:proofErr w:type="spellEnd"/>
-      <w:r>
-        <w:rPr>
-          <w:lang w:val="pl-PL"/>
-        </w:rPr>
-        <w:t xml:space="preserve"> – Zaplanowany dzień wizyty na strzelnicy. </w:t>
+        <w:t xml:space="preserve">data: date – Zaplanowany dzień wizyty na strzelnicy. </w:t>
       </w:r>
     </w:p>
     <w:p>
@@ -7377,23 +6350,7 @@
         <w:t xml:space="preserve"> </w:t>
       </w:r>
       <w:r>
-        <w:t xml:space="preserve">+ </w:t>
-      </w:r>
-      <w:proofErr w:type="spellStart"/>
-      <w:r>
-        <w:t>pobierzKlienta</w:t>
-      </w:r>
-      <w:proofErr w:type="spellEnd"/>
-      <w:r>
-        <w:t xml:space="preserve">(): </w:t>
-      </w:r>
-      <w:proofErr w:type="spellStart"/>
-      <w:r>
-        <w:t>void</w:t>
-      </w:r>
-      <w:proofErr w:type="spellEnd"/>
-      <w:r>
-        <w:t xml:space="preserve"> – Zwraca dane osoby, która dokonała rezerwacji w celu jej weryfikacji przy stanowisku instruktora.</w:t>
+        <w:t>+ pobierzKlienta(): void – Zwraca dane osoby, która dokonała rezerwacji w celu jej weryfikacji przy stanowisku instruktora.</w:t>
       </w:r>
     </w:p>
     <w:p>
@@ -7412,31 +6369,7 @@
         <w:t xml:space="preserve"> </w:t>
       </w:r>
       <w:r>
-        <w:t xml:space="preserve">+ </w:t>
-      </w:r>
-      <w:proofErr w:type="spellStart"/>
-      <w:r>
-        <w:t>zmienStatus</w:t>
-      </w:r>
-      <w:proofErr w:type="spellEnd"/>
-      <w:r>
-        <w:t xml:space="preserve">(): </w:t>
-      </w:r>
-      <w:proofErr w:type="spellStart"/>
-      <w:r>
-        <w:t>void</w:t>
-      </w:r>
-      <w:proofErr w:type="spellEnd"/>
-      <w:r>
-        <w:t xml:space="preserve"> – Modyfikuje etap rezerwacji w cyklu życia wizyty (np. przy autoryzacji "</w:t>
-      </w:r>
-      <w:proofErr w:type="spellStart"/>
-      <w:r>
-        <w:t>Check</w:t>
-      </w:r>
-      <w:proofErr w:type="spellEnd"/>
-      <w:r>
-        <w:t>-in").</w:t>
+        <w:t>+ zmienStatus(): void – Modyfikuje etap rezerwacji w cyklu życia wizyty (np. przy autoryzacji "Check-in").</w:t>
       </w:r>
     </w:p>
     <w:p>
@@ -7451,7 +6384,6 @@
           <w:szCs w:val="24"/>
         </w:rPr>
       </w:pPr>
-      <w:proofErr w:type="spellStart"/>
       <w:r>
         <w:rPr>
           <w:sz w:val="24"/>
@@ -7459,7 +6391,6 @@
         </w:rPr>
         <w:t>SesjaStrzelecka</w:t>
       </w:r>
-      <w:proofErr w:type="spellEnd"/>
     </w:p>
     <w:p>
       <w:pPr>
@@ -7506,21 +6437,8 @@
         </w:rPr>
         <w:t xml:space="preserve"> </w:t>
       </w:r>
-      <w:proofErr w:type="spellStart"/>
-      <w:r>
-        <w:t>czasRozpoczecia</w:t>
-      </w:r>
-      <w:proofErr w:type="spellEnd"/>
-      <w:r>
-        <w:t xml:space="preserve">: </w:t>
-      </w:r>
-      <w:proofErr w:type="spellStart"/>
-      <w:r>
-        <w:t>DateTime</w:t>
-      </w:r>
-      <w:proofErr w:type="spellEnd"/>
-      <w:r>
-        <w:t xml:space="preserve"> – Rzeczywisty czas wejścia na tor.</w:t>
+      <w:r>
+        <w:t>czasRozpoczecia: DateTime – Rzeczywisty czas wejścia na tor.</w:t>
       </w:r>
     </w:p>
     <w:p>
@@ -7538,21 +6456,8 @@
         </w:rPr>
         <w:t xml:space="preserve"> </w:t>
       </w:r>
-      <w:proofErr w:type="spellStart"/>
-      <w:r>
-        <w:t>czasZakonczenia</w:t>
-      </w:r>
-      <w:proofErr w:type="spellEnd"/>
-      <w:r>
-        <w:t xml:space="preserve">: </w:t>
-      </w:r>
-      <w:proofErr w:type="spellStart"/>
-      <w:r>
-        <w:t>DateTime</w:t>
-      </w:r>
-      <w:proofErr w:type="spellEnd"/>
-      <w:r>
-        <w:t xml:space="preserve"> – Rzeczywisty czas zakończenia treningu.</w:t>
+      <w:r>
+        <w:t>czasZakonczenia: DateTime – Rzeczywisty czas zakończenia treningu.</w:t>
       </w:r>
     </w:p>
     <w:p>
@@ -7582,21 +6487,8 @@
         </w:rPr>
         <w:t xml:space="preserve"> </w:t>
       </w:r>
-      <w:proofErr w:type="spellStart"/>
-      <w:r>
-        <w:t>podliczSesje</w:t>
-      </w:r>
-      <w:proofErr w:type="spellEnd"/>
-      <w:r>
-        <w:t xml:space="preserve">(): </w:t>
-      </w:r>
-      <w:proofErr w:type="spellStart"/>
-      <w:r>
-        <w:t>void</w:t>
-      </w:r>
-      <w:proofErr w:type="spellEnd"/>
-      <w:r>
-        <w:t xml:space="preserve"> – Agreguje zgromadzone logi o amunicji i podsumowuje całościowe statystyki wizyty.</w:t>
+      <w:r>
+        <w:t>podliczSesje(): void – Agreguje zgromadzone logi o amunicji i podsumowuje całościowe statystyki wizyty.</w:t>
       </w:r>
     </w:p>
     <w:p>
@@ -7662,15 +6554,7 @@
         <w:t xml:space="preserve"> </w:t>
       </w:r>
       <w:r>
-        <w:t xml:space="preserve">numer: </w:t>
-      </w:r>
-      <w:proofErr w:type="spellStart"/>
-      <w:r>
-        <w:t>Integer</w:t>
-      </w:r>
-      <w:proofErr w:type="spellEnd"/>
-      <w:r>
-        <w:t xml:space="preserve"> – Identyfikator liczbowy toru na osi (np. 1, 2, 3).</w:t>
+        <w:t>numer: Integer – Identyfikator liczbowy toru na osi (np. 1, 2, 3).</w:t>
       </w:r>
     </w:p>
     <w:p>
@@ -7688,21 +6572,8 @@
         </w:rPr>
         <w:t xml:space="preserve"> </w:t>
       </w:r>
-      <w:proofErr w:type="spellStart"/>
-      <w:r>
-        <w:t>dystansMetry</w:t>
-      </w:r>
-      <w:proofErr w:type="spellEnd"/>
-      <w:r>
-        <w:t xml:space="preserve">: </w:t>
-      </w:r>
-      <w:proofErr w:type="spellStart"/>
-      <w:r>
-        <w:t>Integer</w:t>
-      </w:r>
-      <w:proofErr w:type="spellEnd"/>
-      <w:r>
-        <w:t xml:space="preserve"> – Maksymalna użyteczna odległość toru do tarcz.</w:t>
+      <w:r>
+        <w:t>dystansMetry: Integer – Maksymalna użyteczna odległość toru do tarcz.</w:t>
       </w:r>
     </w:p>
     <w:p>
@@ -7733,23 +6604,7 @@
         <w:t xml:space="preserve"> </w:t>
       </w:r>
       <w:r>
-        <w:t xml:space="preserve">+ </w:t>
-      </w:r>
-      <w:proofErr w:type="spellStart"/>
-      <w:r>
-        <w:t>sprawdzDostepnosc</w:t>
-      </w:r>
-      <w:proofErr w:type="spellEnd"/>
-      <w:r>
-        <w:t xml:space="preserve">(): </w:t>
-      </w:r>
-      <w:proofErr w:type="spellStart"/>
-      <w:r>
-        <w:t>Boolean</w:t>
-      </w:r>
-      <w:proofErr w:type="spellEnd"/>
-      <w:r>
-        <w:t xml:space="preserve"> – Weryfikuje w harmonogramie, czy dany tor nie jest już zablokowany przez inną rezerwację.</w:t>
+        <w:t>+ sprawdzDostepnosc(): Boolean – Weryfikuje w harmonogramie, czy dany tor nie jest już zablokowany przez inną rezerwację.</w:t>
       </w:r>
     </w:p>
     <w:p>
@@ -7764,7 +6619,6 @@
           <w:szCs w:val="24"/>
         </w:rPr>
       </w:pPr>
-      <w:proofErr w:type="spellStart"/>
       <w:r>
         <w:rPr>
           <w:sz w:val="24"/>
@@ -7772,7 +6626,6 @@
         </w:rPr>
         <w:t>SzczegolyZuzycia</w:t>
       </w:r>
-      <w:proofErr w:type="spellEnd"/>
     </w:p>
     <w:p>
       <w:pPr>
@@ -7816,21 +6669,8 @@
         </w:rPr>
         <w:t xml:space="preserve"> </w:t>
       </w:r>
-      <w:proofErr w:type="spellStart"/>
-      <w:r>
-        <w:t>iloscAmunicji</w:t>
-      </w:r>
-      <w:proofErr w:type="spellEnd"/>
-      <w:r>
-        <w:t xml:space="preserve">: </w:t>
-      </w:r>
-      <w:proofErr w:type="spellStart"/>
-      <w:r>
-        <w:t>Integer</w:t>
-      </w:r>
-      <w:proofErr w:type="spellEnd"/>
-      <w:r>
-        <w:t xml:space="preserve"> – Konkretna wartość wystrzelonych naboi na danym etapie.</w:t>
+      <w:r>
+        <w:t>iloscAmunicji: Integer – Konkretna wartość wystrzelonych naboi na danym etapie.</w:t>
       </w:r>
     </w:p>
     <w:p>
@@ -7848,21 +6688,8 @@
         </w:rPr>
         <w:t xml:space="preserve"> </w:t>
       </w:r>
-      <w:proofErr w:type="spellStart"/>
-      <w:r>
-        <w:t>celnoscProcent</w:t>
-      </w:r>
-      <w:proofErr w:type="spellEnd"/>
-      <w:r>
-        <w:t xml:space="preserve">: </w:t>
-      </w:r>
-      <w:proofErr w:type="spellStart"/>
-      <w:r>
-        <w:t>Float</w:t>
-      </w:r>
-      <w:proofErr w:type="spellEnd"/>
-      <w:r>
-        <w:t xml:space="preserve"> – Wynik procentowy celności dla danej konfiguracji.</w:t>
+      <w:r>
+        <w:t>celnoscProcent: Float – Wynik procentowy celności dla danej konfiguracji.</w:t>
       </w:r>
     </w:p>
     <w:p>
@@ -7893,31 +6720,7 @@
         <w:t xml:space="preserve"> </w:t>
       </w:r>
       <w:r>
-        <w:t xml:space="preserve">+ </w:t>
-      </w:r>
-      <w:proofErr w:type="spellStart"/>
-      <w:r>
-        <w:t>generujLog</w:t>
-      </w:r>
-      <w:proofErr w:type="spellEnd"/>
-      <w:r>
-        <w:t xml:space="preserve">(): </w:t>
-      </w:r>
-      <w:proofErr w:type="spellStart"/>
-      <w:r>
-        <w:t>void</w:t>
-      </w:r>
-      <w:proofErr w:type="spellEnd"/>
-      <w:r>
-        <w:t xml:space="preserve"> – Tworzy </w:t>
-      </w:r>
-      <w:proofErr w:type="spellStart"/>
-      <w:r>
-        <w:t>niemutowalny</w:t>
-      </w:r>
-      <w:proofErr w:type="spellEnd"/>
-      <w:r>
-        <w:t xml:space="preserve"> wpis techniczny w systemie w celu zaktualizowania ogólnych statystyk przebiegu i zasobów.</w:t>
+        <w:t>+ generujLog(): void – Tworzy niemutowalny wpis techniczny w systemie w celu zaktualizowania ogólnych statystyk przebiegu i zasobów.</w:t>
       </w:r>
     </w:p>
     <w:p>
@@ -7932,7 +6735,6 @@
           <w:szCs w:val="24"/>
         </w:rPr>
       </w:pPr>
-      <w:proofErr w:type="spellStart"/>
       <w:r>
         <w:rPr>
           <w:sz w:val="24"/>
@@ -7940,7 +6742,6 @@
         </w:rPr>
         <w:t>Uzytkownik</w:t>
       </w:r>
-      <w:proofErr w:type="spellEnd"/>
     </w:p>
     <w:p>
       <w:pPr>
@@ -8022,13 +6823,8 @@
         </w:rPr>
         <w:t xml:space="preserve"> </w:t>
       </w:r>
-      <w:proofErr w:type="spellStart"/>
-      <w:r>
-        <w:t>Haslo</w:t>
-      </w:r>
-      <w:proofErr w:type="spellEnd"/>
-      <w:r>
-        <w:t>: String – Przechowywany klucz dostępu (szyfrowany).</w:t>
+      <w:r>
+        <w:t>Haslo: String – Przechowywany klucz dostępu (szyfrowany).</w:t>
       </w:r>
     </w:p>
     <w:p>
@@ -8059,15 +6855,7 @@
         <w:t xml:space="preserve"> </w:t>
       </w:r>
       <w:r>
-        <w:t xml:space="preserve">+ zaloguj(): </w:t>
-      </w:r>
-      <w:proofErr w:type="spellStart"/>
-      <w:r>
-        <w:t>Boolean</w:t>
-      </w:r>
-      <w:proofErr w:type="spellEnd"/>
-      <w:r>
-        <w:t xml:space="preserve"> – Sprawdza poprawność przesłanych danych uwierzytelniających i przyznaje dostęp do odpowiedniego modułu aplikacji.</w:t>
+        <w:t>+ zaloguj(): Boolean – Sprawdza poprawność przesłanych danych uwierzytelniających i przyznaje dostęp do odpowiedniego modułu aplikacji.</w:t>
       </w:r>
     </w:p>
     <w:p>
@@ -8109,7 +6897,6 @@
         <w:lastRenderedPageBreak/>
         <w:t xml:space="preserve">Diagram stanów dla klasy </w:t>
       </w:r>
-      <w:proofErr w:type="spellStart"/>
       <w:r>
         <w:t>Sesj</w:t>
       </w:r>
@@ -8122,7 +6909,6 @@
       <w:r>
         <w:t>a</w:t>
       </w:r>
-      <w:proofErr w:type="spellEnd"/>
     </w:p>
     <w:p>
       <w:pPr>
@@ -8291,17 +7077,8 @@
           <w:b/>
           <w:bCs/>
         </w:rPr>
-        <w:t xml:space="preserve">Wojciech </w:t>
-      </w:r>
-      <w:proofErr w:type="spellStart"/>
-      <w:r>
-        <w:rPr>
-          <w:b/>
-          <w:bCs/>
-        </w:rPr>
-        <w:t>Cimochowski</w:t>
-      </w:r>
-      <w:proofErr w:type="spellEnd"/>
+        <w:t>Wojciech Cimochowski</w:t>
+      </w:r>
     </w:p>
     <w:p>
       <w:pPr>
@@ -8472,8 +7249,6 @@
           </wp:inline>
         </w:drawing>
       </w:r>
-      <w:bookmarkStart w:id="9" w:name="_GoBack"/>
-      <w:bookmarkEnd w:id="9"/>
     </w:p>
     <w:p>
       <w:pPr>
@@ -8970,120 +7745,30 @@
           <w:sz w:val="22"/>
           <w:szCs w:val="22"/>
         </w:rPr>
-        <w:t xml:space="preserve">System obsługuje strzelnicę z kilkoma osiami strzeleckimi i nieznaną z góry liczbą klientów dziennie. Najaktywniej zapełnianą tabelą będzie Rezerwacja, ponieważ każda wizyta generuje nowy rekord. Podobnie tabele </w:t>
-      </w:r>
-      <w:proofErr w:type="spellStart"/>
-      <w:r>
+        <w:t>System obsługuje strzelnicę z kilkoma osiami strzeleckimi i nieznaną z góry liczbą klientów dziennie. Najaktywniej zapełnianą tabelą będzie Rezerwacja, ponieważ każda wizyta generuje nowy rekord. Podobnie tabele SesjaStrzelecka i SzczegolyZuzycia będą regularnie uzupełniane przy każdej odbytej wizyty. Tabele EgzemplarzBroni i AmunicjaMagazyn będą natomiast małe i stosunkowo statyczne, ponieważ liczba egzemplarzy broni i typów amunicji na strzelnicy zmienia się rzadko. Tabele Uzytkownik i Klient będą rosły stopniowo wraz z rejestracją nowych osób.</w:t>
+      </w:r>
+    </w:p>
+    <w:p>
+      <w:pPr>
+        <w:pStyle w:val="Nagwek3"/>
         <w:rPr>
           <w:color w:val="auto"/>
           <w:sz w:val="22"/>
           <w:szCs w:val="22"/>
         </w:rPr>
-        <w:t>SesjaStrzelecka</w:t>
-      </w:r>
-      <w:proofErr w:type="spellEnd"/>
+      </w:pPr>
       <w:r>
         <w:rPr>
           <w:color w:val="auto"/>
           <w:sz w:val="22"/>
           <w:szCs w:val="22"/>
         </w:rPr>
-        <w:t xml:space="preserve"> i </w:t>
-      </w:r>
-      <w:proofErr w:type="spellStart"/>
-      <w:r>
-        <w:rPr>
-          <w:color w:val="auto"/>
-          <w:sz w:val="22"/>
-          <w:szCs w:val="22"/>
-        </w:rPr>
-        <w:t>SzczegolyZuzycia</w:t>
-      </w:r>
-      <w:proofErr w:type="spellEnd"/>
-      <w:r>
-        <w:rPr>
-          <w:color w:val="auto"/>
-          <w:sz w:val="22"/>
-          <w:szCs w:val="22"/>
-        </w:rPr>
-        <w:t xml:space="preserve"> będą regularnie uzupełniane przy każdej odbytej wizyty. Tabele </w:t>
-      </w:r>
-      <w:proofErr w:type="spellStart"/>
-      <w:r>
-        <w:rPr>
-          <w:color w:val="auto"/>
-          <w:sz w:val="22"/>
-          <w:szCs w:val="22"/>
-        </w:rPr>
-        <w:t>EgzemplarzBroni</w:t>
-      </w:r>
-      <w:proofErr w:type="spellEnd"/>
-      <w:r>
-        <w:rPr>
-          <w:color w:val="auto"/>
-          <w:sz w:val="22"/>
-          <w:szCs w:val="22"/>
-        </w:rPr>
-        <w:t xml:space="preserve"> i </w:t>
-      </w:r>
-      <w:proofErr w:type="spellStart"/>
-      <w:r>
-        <w:rPr>
-          <w:color w:val="auto"/>
-          <w:sz w:val="22"/>
-          <w:szCs w:val="22"/>
-        </w:rPr>
-        <w:t>AmunicjaMagazyn</w:t>
-      </w:r>
-      <w:proofErr w:type="spellEnd"/>
-      <w:r>
-        <w:rPr>
-          <w:color w:val="auto"/>
-          <w:sz w:val="22"/>
-          <w:szCs w:val="22"/>
-        </w:rPr>
-        <w:t xml:space="preserve"> będą natomiast małe i stosunkowo statyczne, ponieważ liczba egzemplarzy broni i typów amunicji na strzelnicy zmienia się rzadko. Tabele </w:t>
-      </w:r>
-      <w:proofErr w:type="spellStart"/>
-      <w:r>
-        <w:rPr>
-          <w:color w:val="auto"/>
-          <w:sz w:val="22"/>
-          <w:szCs w:val="22"/>
-        </w:rPr>
-        <w:t>Uzytkownik</w:t>
-      </w:r>
-      <w:proofErr w:type="spellEnd"/>
-      <w:r>
-        <w:rPr>
-          <w:color w:val="auto"/>
-          <w:sz w:val="22"/>
-          <w:szCs w:val="22"/>
-        </w:rPr>
-        <w:t xml:space="preserve"> i Klient będą rosły stopniowo wraz z rejestracją nowych osób.</w:t>
+        <w:t>Biorąc pod uwagę charakter danych tekstowych i liczbowych przechowywanych w systemie oraz dostępną przestrzeń dyskową serwera wynoszącą 4 TB, baza danych nie zbliży się do jej zapełnienia w żadnym przewidywalnym horyzoncie czasowym działania strzelnicy.</w:t>
       </w:r>
     </w:p>
     <w:p>
       <w:pPr>
         <w:pStyle w:val="Nagwek3"/>
-        <w:rPr>
-          <w:color w:val="auto"/>
-          <w:sz w:val="22"/>
-          <w:szCs w:val="22"/>
-        </w:rPr>
-      </w:pPr>
-      <w:r>
-        <w:rPr>
-          <w:color w:val="auto"/>
-          <w:sz w:val="22"/>
-          <w:szCs w:val="22"/>
-        </w:rPr>
-        <w:t>Biorąc pod uwagę charakter danych tekstowych i liczbowych przechowywanych w systemie oraz dostępną przestrzeń dyskową serwera wynoszącą 4 TB, baza danych nie zbliży się do jej zapełnienia w żadnym przewidywalnym horyzoncie czasowym działania strzelnicy.</w:t>
-      </w:r>
-    </w:p>
-    <w:p>
-      <w:pPr>
-        <w:pStyle w:val="Nagwek3"/>
       </w:pPr>
       <w:r>
         <w:t>6.2. Propozycja wymaganych czasów odpowiedzi</w:t>
@@ -9109,15 +7794,7 @@
         <w:t>Operacje krytyczne</w:t>
       </w:r>
       <w:r>
-        <w:t xml:space="preserve"> po stronie instruktora takie jak weryfikacja dokumentu i wykonanie </w:t>
-      </w:r>
-      <w:proofErr w:type="spellStart"/>
-      <w:r>
-        <w:t>check</w:t>
-      </w:r>
-      <w:proofErr w:type="spellEnd"/>
-      <w:r>
-        <w:t>-in powinny być realizowane w czasie do 1 sekundy, ponieważ wykonywane są przy obecności klienta i bezpośrednio wpływają na przepustowość strzelnicy.</w:t>
+        <w:t xml:space="preserve"> po stronie instruktora takie jak weryfikacja dokumentu i wykonanie check-in powinny być realizowane w czasie do 1 sekundy, ponieważ wykonywane są przy obecności klienta i bezpośrednio wpływają na przepustowość strzelnicy.</w:t>
       </w:r>
     </w:p>
     <w:p>
@@ -9360,7 +8037,6 @@
                 <w:lang w:val="pl-PL"/>
               </w:rPr>
             </w:pPr>
-            <w:proofErr w:type="spellStart"/>
             <w:r>
               <w:rPr>
                 <w:b/>
@@ -9369,7 +8045,6 @@
               </w:rPr>
               <w:t>Oczekujaca</w:t>
             </w:r>
-            <w:proofErr w:type="spellEnd"/>
           </w:p>
         </w:tc>
         <w:tc>
@@ -9421,7 +8096,6 @@
                 <w:lang w:val="pl-PL"/>
               </w:rPr>
             </w:pPr>
-            <w:proofErr w:type="spellStart"/>
             <w:r>
               <w:rPr>
                 <w:b/>
@@ -9430,7 +8104,6 @@
               </w:rPr>
               <w:t>WymagaWeryfikacji</w:t>
             </w:r>
-            <w:proofErr w:type="spellEnd"/>
           </w:p>
         </w:tc>
         <w:tc>
@@ -9515,21 +8188,7 @@
               <w:rPr>
                 <w:lang w:val="pl-PL"/>
               </w:rPr>
-              <w:t xml:space="preserve">Dokument klienta został zweryfikowany poprawnie. Rezerwacja ma status „zweryfikowany” i możliwe jest wykonanie </w:t>
-            </w:r>
-            <w:proofErr w:type="spellStart"/>
-            <w:r>
-              <w:rPr>
-                <w:lang w:val="pl-PL"/>
-              </w:rPr>
-              <w:t>check</w:t>
-            </w:r>
-            <w:proofErr w:type="spellEnd"/>
-            <w:r>
-              <w:rPr>
-                <w:lang w:val="pl-PL"/>
-              </w:rPr>
-              <w:t>-in.</w:t>
+              <w:t>Dokument klienta został zweryfikowany poprawnie. Rezerwacja ma status „zweryfikowany” i możliwe jest wykonanie check-in.</w:t>
             </w:r>
           </w:p>
         </w:tc>
@@ -9555,7 +8214,6 @@
                 <w:lang w:val="pl-PL"/>
               </w:rPr>
             </w:pPr>
-            <w:proofErr w:type="spellStart"/>
             <w:r>
               <w:rPr>
                 <w:b/>
@@ -9564,7 +8222,6 @@
               </w:rPr>
               <w:t>WTrakcieWizyty</w:t>
             </w:r>
-            <w:proofErr w:type="spellEnd"/>
           </w:p>
         </w:tc>
         <w:tc>
@@ -9590,21 +8247,7 @@
               <w:rPr>
                 <w:lang w:val="pl-PL"/>
               </w:rPr>
-              <w:t xml:space="preserve">Wykonano </w:t>
-            </w:r>
-            <w:proofErr w:type="spellStart"/>
-            <w:r>
-              <w:rPr>
-                <w:lang w:val="pl-PL"/>
-              </w:rPr>
-              <w:t>check</w:t>
-            </w:r>
-            <w:proofErr w:type="spellEnd"/>
-            <w:r>
-              <w:rPr>
-                <w:lang w:val="pl-PL"/>
-              </w:rPr>
-              <w:t xml:space="preserve">-in. Utworzono sesję strzelecką. Klient przebywa na stanowisku, trwa </w:t>
+              <w:t xml:space="preserve">Wykonano check-in. Utworzono sesję strzelecką. Klient przebywa na stanowisku, trwa </w:t>
             </w:r>
             <w:r>
               <w:rPr>
@@ -9642,7 +8285,6 @@
                 <w:lang w:val="pl-PL"/>
               </w:rPr>
             </w:pPr>
-            <w:proofErr w:type="spellStart"/>
             <w:r>
               <w:rPr>
                 <w:b/>
@@ -9651,7 +8293,6 @@
               </w:rPr>
               <w:t>Zakonczona</w:t>
             </w:r>
-            <w:proofErr w:type="spellEnd"/>
           </w:p>
         </w:tc>
         <w:tc>
@@ -9677,21 +8318,7 @@
               <w:rPr>
                 <w:lang w:val="pl-PL"/>
               </w:rPr>
-              <w:t xml:space="preserve">Wykonano </w:t>
-            </w:r>
-            <w:proofErr w:type="spellStart"/>
-            <w:r>
-              <w:rPr>
-                <w:lang w:val="pl-PL"/>
-              </w:rPr>
-              <w:t>check</w:t>
-            </w:r>
-            <w:proofErr w:type="spellEnd"/>
-            <w:r>
-              <w:rPr>
-                <w:lang w:val="pl-PL"/>
-              </w:rPr>
-              <w:t xml:space="preserve">-out. Sesja strzelecka została rozliczona. Rezerwacja jest zamknięta </w:t>
+              <w:t xml:space="preserve">Wykonano check-out. Sesja strzelecka została rozliczona. Rezerwacja jest zamknięta </w:t>
             </w:r>
             <w:r>
               <w:rPr>
@@ -10173,18 +8800,8 @@
                 <w:sz w:val="21"/>
                 <w:szCs w:val="21"/>
               </w:rPr>
-              <w:t xml:space="preserve">ASP.NET </w:t>
+              <w:t>ASP.NET Core</w:t>
             </w:r>
-            <w:proofErr w:type="spellStart"/>
-            <w:r>
-              <w:rPr>
-                <w:rStyle w:val="font-semibold"/>
-                <w:sz w:val="21"/>
-                <w:szCs w:val="21"/>
-              </w:rPr>
-              <w:t>Core</w:t>
-            </w:r>
-            <w:proofErr w:type="spellEnd"/>
           </w:p>
         </w:tc>
       </w:tr>
@@ -10353,23 +8970,7 @@
                 <w:sz w:val="21"/>
                 <w:szCs w:val="21"/>
               </w:rPr>
-              <w:t xml:space="preserve">Przeglądarka (Chrome / </w:t>
-            </w:r>
-            <w:proofErr w:type="spellStart"/>
-            <w:r>
-              <w:rPr>
-                <w:sz w:val="21"/>
-                <w:szCs w:val="21"/>
-              </w:rPr>
-              <w:t>Firefox</w:t>
-            </w:r>
-            <w:proofErr w:type="spellEnd"/>
-            <w:r>
-              <w:rPr>
-                <w:sz w:val="21"/>
-                <w:szCs w:val="21"/>
-              </w:rPr>
-              <w:t>)</w:t>
+              <w:t>Przeglądarka (Chrome / Firefox)</w:t>
             </w:r>
           </w:p>
         </w:tc>
@@ -10532,42 +9133,7 @@
         <w:rPr>
           <w:lang w:val="pl-PL"/>
         </w:rPr>
-        <w:t xml:space="preserve">B) </w:t>
-      </w:r>
-      <w:proofErr w:type="spellStart"/>
-      <w:r>
-        <w:rPr>
-          <w:lang w:val="pl-PL"/>
-        </w:rPr>
-        <w:t>hostuje</w:t>
-      </w:r>
-      <w:proofErr w:type="spellEnd"/>
-      <w:r>
-        <w:rPr>
-          <w:lang w:val="pl-PL"/>
-        </w:rPr>
-        <w:t xml:space="preserve"> aplikację webową ASP.NET </w:t>
-      </w:r>
-      <w:proofErr w:type="spellStart"/>
-      <w:r>
-        <w:rPr>
-          <w:lang w:val="pl-PL"/>
-        </w:rPr>
-        <w:t>Core</w:t>
-      </w:r>
-      <w:proofErr w:type="spellEnd"/>
-      <w:r>
-        <w:rPr>
-          <w:lang w:val="pl-PL"/>
-        </w:rPr>
-        <w:t>, udostępniając interfejsy </w:t>
-      </w:r>
-      <w:proofErr w:type="spellStart"/>
-      <w:r>
-        <w:rPr>
-          <w:lang w:val="pl-PL"/>
-        </w:rPr>
-        <w:t>I</w:t>
+        <w:t>B) hostuje aplikację webową ASP.NET Core, udostępniając interfejsy I</w:t>
       </w:r>
       <w:r>
         <w:rPr>
@@ -10575,26 +9141,11 @@
         </w:rPr>
         <w:t>Uzytkownik</w:t>
       </w:r>
-      <w:proofErr w:type="spellEnd"/>
-      <w:r>
-        <w:rPr>
-          <w:lang w:val="pl-PL"/>
-        </w:rPr>
-        <w:t> i </w:t>
-      </w:r>
-      <w:proofErr w:type="spellStart"/>
-      <w:r>
-        <w:rPr>
-          <w:lang w:val="pl-PL"/>
-        </w:rPr>
-        <w:t>IInstruktor</w:t>
-      </w:r>
-      <w:proofErr w:type="spellEnd"/>
-      <w:r>
-        <w:rPr>
-          <w:lang w:val="pl-PL"/>
-        </w:rPr>
-        <w:t>.</w:t>
+      <w:r>
+        <w:rPr>
+          <w:lang w:val="pl-PL"/>
+        </w:rPr>
+        <w:t> i IInstruktor.</w:t>
       </w:r>
     </w:p>
     <w:p>
@@ -10754,7 +9305,6 @@
           <w:lang w:val="pl-PL"/>
         </w:rPr>
       </w:pPr>
-      <w:proofErr w:type="spellStart"/>
       <w:r>
         <w:rPr>
           <w:b/>
@@ -10765,7 +9315,6 @@
         </w:rPr>
         <w:t>BazaStrzelnicy</w:t>
       </w:r>
-      <w:proofErr w:type="spellEnd"/>
       <w:r>
         <w:rPr>
           <w:sz w:val="20"/>
@@ -10799,7 +9348,6 @@
           <w:lang w:val="pl-PL"/>
         </w:rPr>
       </w:pPr>
-      <w:proofErr w:type="spellStart"/>
       <w:r>
         <w:rPr>
           <w:b/>
@@ -10808,130 +9356,85 @@
           <w:szCs w:val="20"/>
           <w:lang w:val="pl-PL"/>
         </w:rPr>
-        <w:t>IOdczyt</w:t>
-      </w:r>
-      <w:proofErr w:type="spellEnd"/>
-      <w:r>
-        <w:rPr>
-          <w:b/>
-          <w:bCs/>
+        <w:t>IOdczyt / IZapis</w:t>
+      </w:r>
+      <w:r>
+        <w:rPr>
           <w:sz w:val="20"/>
           <w:szCs w:val="20"/>
           <w:lang w:val="pl-PL"/>
         </w:rPr>
-        <w:t xml:space="preserve"> / </w:t>
-      </w:r>
-      <w:proofErr w:type="spellStart"/>
-      <w:r>
-        <w:rPr>
-          <w:b/>
-          <w:bCs/>
+        <w:t xml:space="preserve"> - d</w:t>
+      </w:r>
+      <w:r>
+        <w:rPr>
           <w:sz w:val="20"/>
           <w:szCs w:val="20"/>
           <w:lang w:val="pl-PL"/>
         </w:rPr>
-        <w:t>IZapis</w:t>
-      </w:r>
-      <w:proofErr w:type="spellEnd"/>
+        <w:t>ostęp do danych</w:t>
+      </w:r>
       <w:r>
         <w:rPr>
           <w:sz w:val="20"/>
           <w:szCs w:val="20"/>
           <w:lang w:val="pl-PL"/>
         </w:rPr>
-        <w:t xml:space="preserve"> - d</w:t>
-      </w:r>
-      <w:r>
+        <w:t>.</w:t>
+      </w:r>
+    </w:p>
+    <w:p>
+      <w:pPr>
         <w:rPr>
           <w:sz w:val="20"/>
           <w:szCs w:val="20"/>
           <w:lang w:val="pl-PL"/>
         </w:rPr>
-        <w:t>ostęp do danych</w:t>
-      </w:r>
-      <w:r>
-        <w:rPr>
+      </w:pPr>
+      <w:r>
+        <w:rPr>
+          <w:b/>
+          <w:bCs/>
           <w:sz w:val="20"/>
           <w:szCs w:val="20"/>
           <w:lang w:val="pl-PL"/>
         </w:rPr>
-        <w:t>.</w:t>
-      </w:r>
-    </w:p>
-    <w:p>
-      <w:pPr>
+        <w:t>IUzytkownik</w:t>
+      </w:r>
+      <w:r>
         <w:rPr>
           <w:sz w:val="20"/>
           <w:szCs w:val="20"/>
           <w:lang w:val="pl-PL"/>
         </w:rPr>
-      </w:pPr>
-      <w:proofErr w:type="spellStart"/>
-      <w:r>
-        <w:rPr>
-          <w:b/>
-          <w:bCs/>
+        <w:t xml:space="preserve"> - rezerwacje klienta.</w:t>
+      </w:r>
+    </w:p>
+    <w:p>
+      <w:pPr>
+        <w:rPr>
           <w:sz w:val="20"/>
           <w:szCs w:val="20"/>
           <w:lang w:val="pl-PL"/>
         </w:rPr>
-        <w:t>IUzytkownik</w:t>
-      </w:r>
-      <w:proofErr w:type="spellEnd"/>
-      <w:r>
-        <w:rPr>
+      </w:pPr>
+      <w:r>
+        <w:rPr>
+          <w:b/>
+          <w:bCs/>
           <w:sz w:val="20"/>
           <w:szCs w:val="20"/>
           <w:lang w:val="pl-PL"/>
         </w:rPr>
-        <w:t xml:space="preserve"> - rezerwacje klienta.</w:t>
-      </w:r>
-    </w:p>
-    <w:p>
-      <w:pPr>
+        <w:t>IInstruktor</w:t>
+      </w:r>
+      <w:r>
         <w:rPr>
           <w:sz w:val="20"/>
           <w:szCs w:val="20"/>
           <w:lang w:val="pl-PL"/>
         </w:rPr>
-      </w:pPr>
-      <w:proofErr w:type="spellStart"/>
-      <w:r>
-        <w:rPr>
-          <w:b/>
-          <w:bCs/>
-          <w:sz w:val="20"/>
-          <w:szCs w:val="20"/>
-          <w:lang w:val="pl-PL"/>
-        </w:rPr>
-        <w:t>IInstruktor</w:t>
-      </w:r>
-      <w:proofErr w:type="spellEnd"/>
-      <w:r>
-        <w:rPr>
-          <w:sz w:val="20"/>
-          <w:szCs w:val="20"/>
-          <w:lang w:val="pl-PL"/>
-        </w:rPr>
-        <w:t xml:space="preserve"> – Obsługa wizyt, weryfikacja, </w:t>
-      </w:r>
-      <w:proofErr w:type="spellStart"/>
-      <w:r>
-        <w:rPr>
-          <w:sz w:val="20"/>
-          <w:szCs w:val="20"/>
-          <w:lang w:val="pl-PL"/>
-        </w:rPr>
-        <w:t>check</w:t>
-      </w:r>
-      <w:proofErr w:type="spellEnd"/>
-      <w:r>
-        <w:rPr>
-          <w:sz w:val="20"/>
-          <w:szCs w:val="20"/>
-          <w:lang w:val="pl-PL"/>
-        </w:rPr>
-        <w:t>-in.</w:t>
+        <w:t xml:space="preserve"> – Obsługa wizyt, weryfikacja, check-in.</w:t>
       </w:r>
     </w:p>
     <w:p>
@@ -11192,16 +9695,8 @@
               <w:rPr>
                 <w:lang w:val="pl-PL"/>
               </w:rPr>
-              <w:t xml:space="preserve">Programista </w:t>
+              <w:t>Programista backend</w:t>
             </w:r>
-            <w:proofErr w:type="spellStart"/>
-            <w:r>
-              <w:rPr>
-                <w:lang w:val="pl-PL"/>
-              </w:rPr>
-              <w:t>backend</w:t>
-            </w:r>
-            <w:proofErr w:type="spellEnd"/>
           </w:p>
         </w:tc>
         <w:tc>
@@ -11226,21 +9721,7 @@
               <w:rPr>
                 <w:lang w:val="pl-PL"/>
               </w:rPr>
-              <w:t xml:space="preserve">ASP.NET </w:t>
-            </w:r>
-            <w:proofErr w:type="spellStart"/>
-            <w:r>
-              <w:rPr>
-                <w:lang w:val="pl-PL"/>
-              </w:rPr>
-              <w:t>Core</w:t>
-            </w:r>
-            <w:proofErr w:type="spellEnd"/>
-            <w:r>
-              <w:rPr>
-                <w:lang w:val="pl-PL"/>
-              </w:rPr>
-              <w:t>, baza danych, moduły domenowe, testy jednostkowe</w:t>
+              <w:t>ASP.NET Core, baza danych, moduły domenowe, testy jednostkowe</w:t>
             </w:r>
           </w:p>
         </w:tc>
@@ -11268,16 +9749,8 @@
               <w:rPr>
                 <w:lang w:val="pl-PL"/>
               </w:rPr>
-              <w:t xml:space="preserve">Programista </w:t>
+              <w:t>Programista frontend</w:t>
             </w:r>
-            <w:proofErr w:type="spellStart"/>
-            <w:r>
-              <w:rPr>
-                <w:lang w:val="pl-PL"/>
-              </w:rPr>
-              <w:t>frontend</w:t>
-            </w:r>
-            <w:proofErr w:type="spellEnd"/>
           </w:p>
         </w:tc>
         <w:tc>
@@ -11725,21 +10198,7 @@
               <w:rPr>
                 <w:lang w:val="pl-PL"/>
               </w:rPr>
-              <w:t>Projekt </w:t>
-            </w:r>
-            <w:proofErr w:type="spellStart"/>
-            <w:r>
-              <w:rPr>
-                <w:lang w:val="pl-PL"/>
-              </w:rPr>
-              <w:t>BazaStrzelnicy</w:t>
-            </w:r>
-            <w:proofErr w:type="spellEnd"/>
-            <w:r>
-              <w:rPr>
-                <w:lang w:val="pl-PL"/>
-              </w:rPr>
-              <w:t> (SQL Server), analiza ryzyka, podział zadań</w:t>
+              <w:t>Projekt BazaStrzelnicy (SQL Server), analiza ryzyka, podział zadań</w:t>
             </w:r>
           </w:p>
         </w:tc>
@@ -11849,21 +10308,7 @@
               <w:rPr>
                 <w:lang w:val="pl-PL"/>
               </w:rPr>
-              <w:t xml:space="preserve">Aplikacja webowa (ASP.NET </w:t>
-            </w:r>
-            <w:proofErr w:type="spellStart"/>
-            <w:r>
-              <w:rPr>
-                <w:lang w:val="pl-PL"/>
-              </w:rPr>
-              <w:t>Core</w:t>
-            </w:r>
-            <w:proofErr w:type="spellEnd"/>
-            <w:r>
-              <w:rPr>
-                <w:lang w:val="pl-PL"/>
-              </w:rPr>
-              <w:t>): moduły użytkowników, rezerwacji, obsługi wizyt, sesji i magazynu; panele klienta i instruktora; konfiguracja serwera</w:t>
+              <w:t>Aplikacja webowa (ASP.NET Core): moduły użytkowników, rezerwacji, obsługi wizyt, sesji i magazynu; panele klienta i instruktora; konfiguracja serwera</w:t>
             </w:r>
           </w:p>
         </w:tc>
@@ -11973,63 +10418,7 @@
               <w:rPr>
                 <w:lang w:val="pl-PL"/>
               </w:rPr>
-              <w:t xml:space="preserve">Weryfikacja modułów </w:t>
-            </w:r>
-            <w:proofErr w:type="spellStart"/>
-            <w:r>
-              <w:rPr>
-                <w:lang w:val="pl-PL"/>
-              </w:rPr>
-              <w:t>backendu</w:t>
-            </w:r>
-            <w:proofErr w:type="spellEnd"/>
-            <w:r>
-              <w:rPr>
-                <w:lang w:val="pl-PL"/>
-              </w:rPr>
-              <w:t xml:space="preserve">, </w:t>
-            </w:r>
-            <w:proofErr w:type="spellStart"/>
-            <w:r>
-              <w:rPr>
-                <w:lang w:val="pl-PL"/>
-              </w:rPr>
-              <w:t>frontendu</w:t>
-            </w:r>
-            <w:proofErr w:type="spellEnd"/>
-            <w:r>
-              <w:rPr>
-                <w:lang w:val="pl-PL"/>
-              </w:rPr>
-              <w:t xml:space="preserve"> i integracji (</w:t>
-            </w:r>
-            <w:proofErr w:type="spellStart"/>
-            <w:r>
-              <w:rPr>
-                <w:lang w:val="pl-PL"/>
-              </w:rPr>
-              <w:t>IKlient</w:t>
-            </w:r>
-            <w:proofErr w:type="spellEnd"/>
-            <w:r>
-              <w:rPr>
-                <w:lang w:val="pl-PL"/>
-              </w:rPr>
-              <w:t>, </w:t>
-            </w:r>
-            <w:proofErr w:type="spellStart"/>
-            <w:r>
-              <w:rPr>
-                <w:lang w:val="pl-PL"/>
-              </w:rPr>
-              <w:t>IInstruktor</w:t>
-            </w:r>
-            <w:proofErr w:type="spellEnd"/>
-            <w:r>
-              <w:rPr>
-                <w:lang w:val="pl-PL"/>
-              </w:rPr>
-              <w:t>)</w:t>
+              <w:t>Weryfikacja modułów backendu, frontendu i integracji (IKlient, IInstruktor)</w:t>
             </w:r>
           </w:p>
         </w:tc>
@@ -12419,19 +10808,11 @@
         </w:rPr>
         <w:t xml:space="preserve">operacji </w:t>
       </w:r>
-      <w:proofErr w:type="spellStart"/>
-      <w:r>
-        <w:rPr>
-          <w:lang w:val="pl-PL"/>
-        </w:rPr>
-        <w:t>check</w:t>
-      </w:r>
-      <w:proofErr w:type="spellEnd"/>
-      <w:r>
-        <w:rPr>
-          <w:lang w:val="pl-PL"/>
-        </w:rPr>
-        <w:t>-in do momentu pozytywnej weryfikacji</w:t>
+      <w:r>
+        <w:rPr>
+          <w:lang w:val="pl-PL"/>
+        </w:rPr>
+        <w:t>check-in do momentu pozytywnej weryfikacji</w:t>
       </w:r>
     </w:p>
     <w:p>
@@ -12479,21 +10860,7 @@
         <w:rPr>
           <w:lang w:val="pl-PL"/>
         </w:rPr>
-        <w:t xml:space="preserve"> </w:t>
-      </w:r>
-      <w:proofErr w:type="spellStart"/>
-      <w:r>
-        <w:rPr>
-          <w:lang w:val="pl-PL"/>
-        </w:rPr>
-        <w:t>check</w:t>
-      </w:r>
-      <w:proofErr w:type="spellEnd"/>
-      <w:r>
-        <w:rPr>
-          <w:lang w:val="pl-PL"/>
-        </w:rPr>
-        <w:t>-in klienta</w:t>
+        <w:t xml:space="preserve"> check-in klienta</w:t>
       </w:r>
     </w:p>
     <w:p>
@@ -13015,35 +11382,7 @@
         <w:rPr>
           <w:lang w:val="pl-PL"/>
         </w:rPr>
-        <w:t xml:space="preserve"> obowiązkowe podawanie zużycia amunicji przy </w:t>
-      </w:r>
-      <w:proofErr w:type="spellStart"/>
-      <w:r>
-        <w:rPr>
-          <w:lang w:val="pl-PL"/>
-        </w:rPr>
-        <w:t>check</w:t>
-      </w:r>
-      <w:proofErr w:type="spellEnd"/>
-      <w:r>
-        <w:rPr>
-          <w:lang w:val="pl-PL"/>
-        </w:rPr>
-        <w:t>-out, powiązanie zużycia z obiektem </w:t>
-      </w:r>
-      <w:proofErr w:type="spellStart"/>
-      <w:r>
-        <w:rPr>
-          <w:lang w:val="pl-PL"/>
-        </w:rPr>
-        <w:t>SesjaStrzelecka</w:t>
-      </w:r>
-      <w:proofErr w:type="spellEnd"/>
-      <w:r>
-        <w:rPr>
-          <w:lang w:val="pl-PL"/>
-        </w:rPr>
-        <w:t>, okresowe kontrole magazynowe, walidacja wprowadzanych danych</w:t>
+        <w:t> obowiązkowe podawanie zużycia amunicji przy check-out, powiązanie zużycia z obiektem SesjaStrzelecka, okresowe kontrole magazynowe, walidacja wprowadzanych danych</w:t>
       </w:r>
     </w:p>
     <w:p>
@@ -13388,15 +11727,7 @@
           </w:tcPr>
           <w:p>
             <w:r>
-              <w:t>Czas (</w:t>
-            </w:r>
-            <w:proofErr w:type="spellStart"/>
-            <w:r>
-              <w:t>Rbg</w:t>
-            </w:r>
-            <w:proofErr w:type="spellEnd"/>
-            <w:r>
-              <w:t>)</w:t>
+              <w:t>Czas (Rbg)</w:t>
             </w:r>
           </w:p>
         </w:tc>
@@ -13532,23 +11863,7 @@
           </w:tcPr>
           <w:p>
             <w:r>
-              <w:t xml:space="preserve">Interfejs instruktora, weryfikacja tożsamości (PESEL), procesy </w:t>
-            </w:r>
-            <w:proofErr w:type="spellStart"/>
-            <w:r>
-              <w:t>Check</w:t>
-            </w:r>
-            <w:proofErr w:type="spellEnd"/>
-            <w:r>
-              <w:t xml:space="preserve">-in oraz </w:t>
-            </w:r>
-            <w:proofErr w:type="spellStart"/>
-            <w:r>
-              <w:t>Check</w:t>
-            </w:r>
-            <w:proofErr w:type="spellEnd"/>
-            <w:r>
-              <w:t>-out.</w:t>
+              <w:t>Interfejs instruktora, weryfikacja tożsamości (PESEL), procesy Check-in oraz Check-out.</w:t>
             </w:r>
           </w:p>
         </w:tc>
@@ -13597,15 +11912,7 @@
           </w:tcPr>
           <w:p>
             <w:r>
-              <w:t xml:space="preserve">Ewidencja i aktualizacja przebiegu egzemplarzy broni, stany magazynowe amunicji, </w:t>
-            </w:r>
-            <w:proofErr w:type="spellStart"/>
-            <w:r>
-              <w:t>triggery</w:t>
-            </w:r>
-            <w:proofErr w:type="spellEnd"/>
-            <w:r>
-              <w:t xml:space="preserve"> bazy danych.</w:t>
+              <w:t>Ewidencja i aktualizacja przebiegu egzemplarzy broni, stany magazynowe amunicji, triggery bazy danych.</w:t>
             </w:r>
           </w:p>
         </w:tc>
@@ -13654,15 +11961,7 @@
           </w:tcPr>
           <w:p>
             <w:r>
-              <w:t xml:space="preserve">Konfiguracja serwera aplikacji, wdrożenie bazy </w:t>
-            </w:r>
-            <w:proofErr w:type="spellStart"/>
-            <w:r>
-              <w:t>PostgreSQL</w:t>
-            </w:r>
-            <w:proofErr w:type="spellEnd"/>
-            <w:r>
-              <w:t>, mechanizmy szyfrowania danych wrażliwych.</w:t>
+              <w:t>Konfiguracja serwera aplikacji, wdrożenie bazy PostgreSQL, mechanizmy szyfrowania danych wrażliwych.</w:t>
             </w:r>
           </w:p>
         </w:tc>
@@ -14071,7 +12370,7 @@
 </file>
 
 <file path=word/numbering.xml><?xml version="1.0" encoding="utf-8"?>
-<w:numbering xmlns:wpc="http://schemas.microsoft.com/office/word/2010/wordprocessingCanvas" xmlns:mc="http://schemas.openxmlformats.org/markup-compatibility/2006" xmlns:o="urn:schemas-microsoft-com:office:office" xmlns:r="http://schemas.openxmlformats.org/officeDocument/2006/relationships" xmlns:m="http://schemas.openxmlformats.org/officeDocument/2006/math" xmlns:v="urn:schemas-microsoft-com:vml" xmlns:wp14="http://schemas.microsoft.com/office/word/2010/wordprocessingDrawing" xmlns:wp="http://schemas.openxmlformats.org/drawingml/2006/wordprocessingDrawing" xmlns:w10="urn:schemas-microsoft-com:office:word" xmlns:w="http://schemas.openxmlformats.org/wordprocessingml/2006/main" xmlns:w14="http://schemas.microsoft.com/office/word/2010/wordml" xmlns:w15="http://schemas.microsoft.com/office/word/2012/wordml" xmlns:wpg="http://schemas.microsoft.com/office/word/2010/wordprocessingGroup" xmlns:wpi="http://schemas.microsoft.com/office/word/2010/wordprocessingInk" xmlns:wne="http://schemas.microsoft.com/office/word/2006/wordml" xmlns:wps="http://schemas.microsoft.com/office/word/2010/wordprocessingShape" mc:Ignorable="w14 w15 wp14">
+<w:numbering xmlns:wpc="http://schemas.microsoft.com/office/word/2010/wordprocessingCanvas" xmlns:cx="http://schemas.microsoft.com/office/drawing/2014/chartex" xmlns:cx1="http://schemas.microsoft.com/office/drawing/2015/9/8/chartex" xmlns:cx2="http://schemas.microsoft.com/office/drawing/2015/10/21/chartex" xmlns:cx3="http://schemas.microsoft.com/office/drawing/2016/5/9/chartex" xmlns:cx4="http://schemas.microsoft.com/office/drawing/2016/5/10/chartex" xmlns:cx5="http://schemas.microsoft.com/office/drawing/2016/5/11/chartex" xmlns:cx6="http://schemas.microsoft.com/office/drawing/2016/5/12/chartex" xmlns:cx7="http://schemas.microsoft.com/office/drawing/2016/5/13/chartex" xmlns:cx8="http://schemas.microsoft.com/office/drawing/2016/5/14/chartex" xmlns:mc="http://schemas.openxmlformats.org/markup-compatibility/2006" xmlns:aink="http://schemas.microsoft.com/office/drawing/2016/ink" xmlns:am3d="http://schemas.microsoft.com/office/drawing/2017/model3d" xmlns:o="urn:schemas-microsoft-com:office:office" xmlns:oel="http://schemas.microsoft.com/office/2019/extlst" xmlns:r="http://schemas.openxmlformats.org/officeDocument/2006/relationships" xmlns:m="http://schemas.openxmlformats.org/officeDocument/2006/math" xmlns:v="urn:schemas-microsoft-com:vml" xmlns:wp14="http://schemas.microsoft.com/office/word/2010/wordprocessingDrawing" xmlns:wp="http://schemas.openxmlformats.org/drawingml/2006/wordprocessingDrawing" xmlns:w10="urn:schemas-microsoft-com:office:word" xmlns:w="http://schemas.openxmlformats.org/wordprocessingml/2006/main" xmlns:w14="http://schemas.microsoft.com/office/word/2010/wordml" xmlns:w15="http://schemas.microsoft.com/office/word/2012/wordml" xmlns:w16cex="http://schemas.microsoft.com/office/word/2018/wordml/cex" xmlns:w16cid="http://schemas.microsoft.com/office/word/2016/wordml/cid" xmlns:w16="http://schemas.microsoft.com/office/word/2018/wordml" xmlns:w16du="http://schemas.microsoft.com/office/word/2023/wordml/word16du" xmlns:w16sdtdh="http://schemas.microsoft.com/office/word/2020/wordml/sdtdatahash" xmlns:w16sdtfl="http://schemas.microsoft.com/office/word/2024/wordml/sdtformatlock" xmlns:w16se="http://schemas.microsoft.com/office/word/2015/wordml/symex" xmlns:wpg="http://schemas.microsoft.com/office/word/2010/wordprocessingGroup" xmlns:wpi="http://schemas.microsoft.com/office/word/2010/wordprocessingInk" xmlns:wne="http://schemas.microsoft.com/office/word/2006/wordml" xmlns:wps="http://schemas.microsoft.com/office/word/2010/wordprocessingShape" mc:Ignorable="w14 w15 w16se w16cid w16 w16cex w16sdtdh w16sdtfl w16du wp14">
   <w:abstractNum w:abstractNumId="0" w15:restartNumberingAfterBreak="0">
     <w:nsid w:val="02A64850"/>
     <w:multiLevelType w:val="multilevel"/>
@@ -20463,155 +18762,155 @@
       </w:rPr>
     </w:lvl>
   </w:abstractNum>
-  <w:num w:numId="1">
+  <w:num w:numId="1" w16cid:durableId="1294874061">
     <w:abstractNumId w:val="0"/>
   </w:num>
-  <w:num w:numId="2">
+  <w:num w:numId="2" w16cid:durableId="2049643592">
     <w:abstractNumId w:val="46"/>
   </w:num>
-  <w:num w:numId="3">
+  <w:num w:numId="3" w16cid:durableId="1268074232">
     <w:abstractNumId w:val="37"/>
   </w:num>
-  <w:num w:numId="4">
+  <w:num w:numId="4" w16cid:durableId="597906714">
     <w:abstractNumId w:val="17"/>
   </w:num>
-  <w:num w:numId="5">
+  <w:num w:numId="5" w16cid:durableId="2014648632">
     <w:abstractNumId w:val="18"/>
   </w:num>
-  <w:num w:numId="6">
+  <w:num w:numId="6" w16cid:durableId="726413930">
     <w:abstractNumId w:val="5"/>
   </w:num>
-  <w:num w:numId="7">
+  <w:num w:numId="7" w16cid:durableId="124473803">
     <w:abstractNumId w:val="28"/>
   </w:num>
-  <w:num w:numId="8">
+  <w:num w:numId="8" w16cid:durableId="312492535">
     <w:abstractNumId w:val="16"/>
   </w:num>
-  <w:num w:numId="9">
+  <w:num w:numId="9" w16cid:durableId="863976782">
     <w:abstractNumId w:val="4"/>
   </w:num>
-  <w:num w:numId="10">
+  <w:num w:numId="10" w16cid:durableId="442195422">
     <w:abstractNumId w:val="45"/>
   </w:num>
-  <w:num w:numId="11">
+  <w:num w:numId="11" w16cid:durableId="1776972351">
     <w:abstractNumId w:val="10"/>
   </w:num>
-  <w:num w:numId="12">
+  <w:num w:numId="12" w16cid:durableId="235167909">
     <w:abstractNumId w:val="8"/>
   </w:num>
-  <w:num w:numId="13">
+  <w:num w:numId="13" w16cid:durableId="1351443698">
     <w:abstractNumId w:val="12"/>
   </w:num>
-  <w:num w:numId="14">
+  <w:num w:numId="14" w16cid:durableId="763065300">
     <w:abstractNumId w:val="7"/>
   </w:num>
-  <w:num w:numId="15">
+  <w:num w:numId="15" w16cid:durableId="895969445">
     <w:abstractNumId w:val="30"/>
   </w:num>
-  <w:num w:numId="16">
+  <w:num w:numId="16" w16cid:durableId="705180605">
     <w:abstractNumId w:val="15"/>
   </w:num>
-  <w:num w:numId="17">
+  <w:num w:numId="17" w16cid:durableId="1744720534">
     <w:abstractNumId w:val="1"/>
   </w:num>
-  <w:num w:numId="18">
+  <w:num w:numId="18" w16cid:durableId="1247956473">
     <w:abstractNumId w:val="20"/>
   </w:num>
-  <w:num w:numId="19">
+  <w:num w:numId="19" w16cid:durableId="625814294">
     <w:abstractNumId w:val="27"/>
   </w:num>
-  <w:num w:numId="20">
+  <w:num w:numId="20" w16cid:durableId="1212964281">
     <w:abstractNumId w:val="25"/>
   </w:num>
-  <w:num w:numId="21">
+  <w:num w:numId="21" w16cid:durableId="634339861">
     <w:abstractNumId w:val="33"/>
   </w:num>
-  <w:num w:numId="22">
+  <w:num w:numId="22" w16cid:durableId="899825750">
     <w:abstractNumId w:val="9"/>
   </w:num>
-  <w:num w:numId="23">
+  <w:num w:numId="23" w16cid:durableId="329795844">
     <w:abstractNumId w:val="19"/>
   </w:num>
-  <w:num w:numId="24">
+  <w:num w:numId="24" w16cid:durableId="253441252">
     <w:abstractNumId w:val="3"/>
   </w:num>
-  <w:num w:numId="25">
+  <w:num w:numId="25" w16cid:durableId="419301944">
     <w:abstractNumId w:val="35"/>
   </w:num>
-  <w:num w:numId="26">
+  <w:num w:numId="26" w16cid:durableId="700083498">
     <w:abstractNumId w:val="32"/>
   </w:num>
-  <w:num w:numId="27">
+  <w:num w:numId="27" w16cid:durableId="1601377776">
     <w:abstractNumId w:val="31"/>
   </w:num>
-  <w:num w:numId="28">
+  <w:num w:numId="28" w16cid:durableId="738404125">
     <w:abstractNumId w:val="2"/>
   </w:num>
-  <w:num w:numId="29">
+  <w:num w:numId="29" w16cid:durableId="1373455190">
     <w:abstractNumId w:val="29"/>
   </w:num>
-  <w:num w:numId="30">
+  <w:num w:numId="30" w16cid:durableId="1868173167">
     <w:abstractNumId w:val="22"/>
   </w:num>
-  <w:num w:numId="31">
+  <w:num w:numId="31" w16cid:durableId="1846284911">
     <w:abstractNumId w:val="24"/>
   </w:num>
-  <w:num w:numId="32">
+  <w:num w:numId="32" w16cid:durableId="416288277">
     <w:abstractNumId w:val="38"/>
   </w:num>
-  <w:num w:numId="33">
+  <w:num w:numId="33" w16cid:durableId="624042789">
     <w:abstractNumId w:val="40"/>
   </w:num>
-  <w:num w:numId="34">
+  <w:num w:numId="34" w16cid:durableId="627903362">
     <w:abstractNumId w:val="6"/>
   </w:num>
-  <w:num w:numId="35">
+  <w:num w:numId="35" w16cid:durableId="1489321227">
     <w:abstractNumId w:val="23"/>
   </w:num>
-  <w:num w:numId="36">
+  <w:num w:numId="36" w16cid:durableId="503014435">
     <w:abstractNumId w:val="42"/>
   </w:num>
-  <w:num w:numId="37">
+  <w:num w:numId="37" w16cid:durableId="1022780703">
     <w:abstractNumId w:val="26"/>
   </w:num>
-  <w:num w:numId="38">
+  <w:num w:numId="38" w16cid:durableId="539393619">
     <w:abstractNumId w:val="39"/>
   </w:num>
-  <w:num w:numId="39">
+  <w:num w:numId="39" w16cid:durableId="30156968">
     <w:abstractNumId w:val="34"/>
   </w:num>
-  <w:num w:numId="40">
+  <w:num w:numId="40" w16cid:durableId="1666937038">
     <w:abstractNumId w:val="11"/>
   </w:num>
-  <w:num w:numId="41">
+  <w:num w:numId="41" w16cid:durableId="1497722300">
     <w:abstractNumId w:val="21"/>
   </w:num>
-  <w:num w:numId="42">
+  <w:num w:numId="42" w16cid:durableId="1806579168">
     <w:abstractNumId w:val="36"/>
   </w:num>
-  <w:num w:numId="43">
+  <w:num w:numId="43" w16cid:durableId="1084062682">
     <w:abstractNumId w:val="43"/>
   </w:num>
-  <w:num w:numId="44">
+  <w:num w:numId="44" w16cid:durableId="941035353">
     <w:abstractNumId w:val="13"/>
   </w:num>
-  <w:num w:numId="45">
+  <w:num w:numId="45" w16cid:durableId="794324996">
     <w:abstractNumId w:val="47"/>
   </w:num>
-  <w:num w:numId="46">
+  <w:num w:numId="46" w16cid:durableId="846823121">
     <w:abstractNumId w:val="41"/>
   </w:num>
-  <w:num w:numId="47">
+  <w:num w:numId="47" w16cid:durableId="233707924">
     <w:abstractNumId w:val="14"/>
   </w:num>
-  <w:num w:numId="48">
+  <w:num w:numId="48" w16cid:durableId="1508472367">
     <w:abstractNumId w:val="44"/>
   </w:num>
 </w:numbering>
 </file>
 
 <file path=word/styles.xml><?xml version="1.0" encoding="utf-8"?>
-<w:styles xmlns:mc="http://schemas.openxmlformats.org/markup-compatibility/2006" xmlns:r="http://schemas.openxmlformats.org/officeDocument/2006/relationships" xmlns:w="http://schemas.openxmlformats.org/wordprocessingml/2006/main" xmlns:w14="http://schemas.microsoft.com/office/word/2010/wordml" xmlns:w15="http://schemas.microsoft.com/office/word/2012/wordml" mc:Ignorable="w14 w15">
+<w:styles xmlns:mc="http://schemas.openxmlformats.org/markup-compatibility/2006" xmlns:r="http://schemas.openxmlformats.org/officeDocument/2006/relationships" xmlns:w="http://schemas.openxmlformats.org/wordprocessingml/2006/main" xmlns:w14="http://schemas.microsoft.com/office/word/2010/wordml" xmlns:w15="http://schemas.microsoft.com/office/word/2012/wordml" xmlns:w16cex="http://schemas.microsoft.com/office/word/2018/wordml/cex" xmlns:w16cid="http://schemas.microsoft.com/office/word/2016/wordml/cid" xmlns:w16="http://schemas.microsoft.com/office/word/2018/wordml" xmlns:w16du="http://schemas.microsoft.com/office/word/2023/wordml/word16du" xmlns:w16sdtdh="http://schemas.microsoft.com/office/word/2020/wordml/sdtdatahash" xmlns:w16sdtfl="http://schemas.microsoft.com/office/word/2024/wordml/sdtformatlock" xmlns:w16se="http://schemas.microsoft.com/office/word/2015/wordml/symex" mc:Ignorable="w14 w15 w16se w16cid w16 w16cex w16sdtdh w16sdtfl w16du">
   <w:docDefaults>
     <w:rPrDefault>
       <w:rPr>
@@ -20627,7 +18926,7 @@
       </w:pPr>
     </w:pPrDefault>
   </w:docDefaults>
-  <w:latentStyles w:defLockedState="0" w:defUIPriority="99" w:defSemiHidden="0" w:defUnhideWhenUsed="0" w:defQFormat="0" w:count="371">
+  <w:latentStyles w:defLockedState="0" w:defUIPriority="99" w:defSemiHidden="0" w:defUnhideWhenUsed="0" w:defQFormat="0" w:count="376">
     <w:lsdException w:name="Normal" w:uiPriority="0" w:qFormat="1"/>
     <w:lsdException w:name="heading 1" w:uiPriority="9" w:qFormat="1"/>
     <w:lsdException w:name="heading 2" w:semiHidden="1" w:uiPriority="9" w:unhideWhenUsed="1" w:qFormat="1"/>
@@ -20999,6 +19298,11 @@
     <w:lsdException w:name="List Table 5 Dark Accent 6" w:uiPriority="50"/>
     <w:lsdException w:name="List Table 6 Colorful Accent 6" w:uiPriority="51"/>
     <w:lsdException w:name="List Table 7 Colorful Accent 6" w:uiPriority="52"/>
+    <w:lsdException w:name="Mention" w:semiHidden="1" w:unhideWhenUsed="1"/>
+    <w:lsdException w:name="Smart Hyperlink" w:semiHidden="1" w:unhideWhenUsed="1"/>
+    <w:lsdException w:name="Hashtag" w:semiHidden="1" w:unhideWhenUsed="1"/>
+    <w:lsdException w:name="Unresolved Mention" w:semiHidden="1" w:unhideWhenUsed="1"/>
+    <w:lsdException w:name="Smart Link" w:semiHidden="1" w:unhideWhenUsed="1"/>
   </w:latentStyles>
   <w:style w:type="paragraph" w:default="1" w:styleId="Normalny">
     <w:name w:val="Normal"/>
@@ -21365,7 +19669,7 @@
 </file>
 
 <file path=word/glossary/document.xml><?xml version="1.0" encoding="utf-8"?>
-<w:glossaryDocument xmlns:wpc="http://schemas.microsoft.com/office/word/2010/wordprocessingCanvas" xmlns:mc="http://schemas.openxmlformats.org/markup-compatibility/2006" xmlns:o="urn:schemas-microsoft-com:office:office" xmlns:r="http://schemas.openxmlformats.org/officeDocument/2006/relationships" xmlns:m="http://schemas.openxmlformats.org/officeDocument/2006/math" xmlns:v="urn:schemas-microsoft-com:vml" xmlns:wp14="http://schemas.microsoft.com/office/word/2010/wordprocessingDrawing" xmlns:wp="http://schemas.openxmlformats.org/drawingml/2006/wordprocessingDrawing" xmlns:w10="urn:schemas-microsoft-com:office:word" xmlns:w="http://schemas.openxmlformats.org/wordprocessingml/2006/main" xmlns:w14="http://schemas.microsoft.com/office/word/2010/wordml" xmlns:w15="http://schemas.microsoft.com/office/word/2012/wordml" xmlns:wpg="http://schemas.microsoft.com/office/word/2010/wordprocessingGroup" xmlns:wpi="http://schemas.microsoft.com/office/word/2010/wordprocessingInk" xmlns:wne="http://schemas.microsoft.com/office/word/2006/wordml" xmlns:wps="http://schemas.microsoft.com/office/word/2010/wordprocessingShape" mc:Ignorable="w14 w15 wp14">
+<w:glossaryDocument xmlns:wpc="http://schemas.microsoft.com/office/word/2010/wordprocessingCanvas" xmlns:cx="http://schemas.microsoft.com/office/drawing/2014/chartex" xmlns:cx1="http://schemas.microsoft.com/office/drawing/2015/9/8/chartex" xmlns:cx2="http://schemas.microsoft.com/office/drawing/2015/10/21/chartex" xmlns:cx3="http://schemas.microsoft.com/office/drawing/2016/5/9/chartex" xmlns:cx4="http://schemas.microsoft.com/office/drawing/2016/5/10/chartex" xmlns:cx5="http://schemas.microsoft.com/office/drawing/2016/5/11/chartex" xmlns:cx6="http://schemas.microsoft.com/office/drawing/2016/5/12/chartex" xmlns:cx7="http://schemas.microsoft.com/office/drawing/2016/5/13/chartex" xmlns:cx8="http://schemas.microsoft.com/office/drawing/2016/5/14/chartex" xmlns:mc="http://schemas.openxmlformats.org/markup-compatibility/2006" xmlns:aink="http://schemas.microsoft.com/office/drawing/2016/ink" xmlns:am3d="http://schemas.microsoft.com/office/drawing/2017/model3d" xmlns:o="urn:schemas-microsoft-com:office:office" xmlns:oel="http://schemas.microsoft.com/office/2019/extlst" xmlns:r="http://schemas.openxmlformats.org/officeDocument/2006/relationships" xmlns:m="http://schemas.openxmlformats.org/officeDocument/2006/math" xmlns:v="urn:schemas-microsoft-com:vml" xmlns:wp14="http://schemas.microsoft.com/office/word/2010/wordprocessingDrawing" xmlns:wp="http://schemas.openxmlformats.org/drawingml/2006/wordprocessingDrawing" xmlns:w10="urn:schemas-microsoft-com:office:word" xmlns:w="http://schemas.openxmlformats.org/wordprocessingml/2006/main" xmlns:w14="http://schemas.microsoft.com/office/word/2010/wordml" xmlns:w15="http://schemas.microsoft.com/office/word/2012/wordml" xmlns:w16cex="http://schemas.microsoft.com/office/word/2018/wordml/cex" xmlns:w16cid="http://schemas.microsoft.com/office/word/2016/wordml/cid" xmlns:w16="http://schemas.microsoft.com/office/word/2018/wordml" xmlns:w16du="http://schemas.microsoft.com/office/word/2023/wordml/word16du" xmlns:w16sdtdh="http://schemas.microsoft.com/office/word/2020/wordml/sdtdatahash" xmlns:w16sdtfl="http://schemas.microsoft.com/office/word/2024/wordml/sdtformatlock" xmlns:w16se="http://schemas.microsoft.com/office/word/2015/wordml/symex" xmlns:wpg="http://schemas.microsoft.com/office/word/2010/wordprocessingGroup" xmlns:wpi="http://schemas.microsoft.com/office/word/2010/wordprocessingInk" xmlns:wne="http://schemas.microsoft.com/office/word/2006/wordml" xmlns:wps="http://schemas.microsoft.com/office/word/2010/wordprocessingShape" mc:Ignorable="w14 w15 w16se w16cid w16 w16cex w16sdtdh w16sdtfl w16du wp14">
   <w:docParts>
     <w:docPart>
       <w:docPartPr>
@@ -21465,10 +19769,10 @@
 </file>
 
 <file path=word/glossary/fontTable.xml><?xml version="1.0" encoding="utf-8"?>
-<w:fonts xmlns:mc="http://schemas.openxmlformats.org/markup-compatibility/2006" xmlns:r="http://schemas.openxmlformats.org/officeDocument/2006/relationships" xmlns:w="http://schemas.openxmlformats.org/wordprocessingml/2006/main" xmlns:w14="http://schemas.microsoft.com/office/word/2010/wordml" xmlns:w15="http://schemas.microsoft.com/office/word/2012/wordml" mc:Ignorable="w14 w15">
+<w:fonts xmlns:mc="http://schemas.openxmlformats.org/markup-compatibility/2006" xmlns:r="http://schemas.openxmlformats.org/officeDocument/2006/relationships" xmlns:w="http://schemas.openxmlformats.org/wordprocessingml/2006/main" xmlns:w14="http://schemas.microsoft.com/office/word/2010/wordml" xmlns:w15="http://schemas.microsoft.com/office/word/2012/wordml" xmlns:w16cex="http://schemas.microsoft.com/office/word/2018/wordml/cex" xmlns:w16cid="http://schemas.microsoft.com/office/word/2016/wordml/cid" xmlns:w16="http://schemas.microsoft.com/office/word/2018/wordml" xmlns:w16du="http://schemas.microsoft.com/office/word/2023/wordml/word16du" xmlns:w16sdtdh="http://schemas.microsoft.com/office/word/2020/wordml/sdtdatahash" xmlns:w16sdtfl="http://schemas.microsoft.com/office/word/2024/wordml/sdtformatlock" xmlns:w16se="http://schemas.microsoft.com/office/word/2015/wordml/symex" mc:Ignorable="w14 w15 w16se w16cid w16 w16cex w16sdtdh w16sdtfl w16du">
   <w:font w:name="Times New Roman">
     <w:panose1 w:val="02020603050405020304"/>
-    <w:charset w:val="EE"/>
+    <w:charset w:val="00"/>
     <w:family w:val="roman"/>
     <w:pitch w:val="variable"/>
     <w:sig w:usb0="E0002EFF" w:usb1="C000785B" w:usb2="00000009" w:usb3="00000000" w:csb0="000001FF" w:csb1="00000000"/>
@@ -21496,7 +19800,7 @@
   </w:font>
   <w:font w:name="Arial">
     <w:panose1 w:val="020B0604020202020204"/>
-    <w:charset w:val="EE"/>
+    <w:charset w:val="00"/>
     <w:family w:val="swiss"/>
     <w:pitch w:val="variable"/>
     <w:sig w:usb0="E0002EFF" w:usb1="C000785B" w:usb2="00000009" w:usb3="00000000" w:csb0="000001FF" w:csb1="00000000"/>
@@ -21525,20 +19829,25 @@
     <w:charset w:val="EE"/>
     <w:family w:val="swiss"/>
     <w:pitch w:val="variable"/>
-    <w:sig w:usb0="E4002EFF" w:usb1="C000247B" w:usb2="00000009" w:usb3="00000000" w:csb0="000001FF" w:csb1="00000000"/>
+    <w:sig w:usb0="E4002EFF" w:usb1="C200247B" w:usb2="00000009" w:usb3="00000000" w:csb0="000001FF" w:csb1="00000000"/>
   </w:font>
-  <w:font w:name="Calibri Light">
-    <w:panose1 w:val="020F0302020204030204"/>
-    <w:charset w:val="EE"/>
+  <w:font w:name="Aptos">
+    <w:charset w:val="00"/>
     <w:family w:val="swiss"/>
     <w:pitch w:val="variable"/>
-    <w:sig w:usb0="E4002EFF" w:usb1="C000247B" w:usb2="00000009" w:usb3="00000000" w:csb0="000001FF" w:csb1="00000000"/>
+    <w:sig w:usb0="20000287" w:usb1="00000003" w:usb2="00000000" w:usb3="00000000" w:csb0="0000019F" w:csb1="00000000"/>
+  </w:font>
+  <w:font w:name="Aptos Display">
+    <w:charset w:val="00"/>
+    <w:family w:val="swiss"/>
+    <w:pitch w:val="variable"/>
+    <w:sig w:usb0="20000287" w:usb1="00000003" w:usb2="00000000" w:usb3="00000000" w:csb0="0000019F" w:csb1="00000000"/>
   </w:font>
 </w:fonts>
 </file>
 
 <file path=word/glossary/settings.xml><?xml version="1.0" encoding="utf-8"?>
-<w:settings xmlns:mc="http://schemas.openxmlformats.org/markup-compatibility/2006" xmlns:o="urn:schemas-microsoft-com:office:office" xmlns:r="http://schemas.openxmlformats.org/officeDocument/2006/relationships" xmlns:m="http://schemas.openxmlformats.org/officeDocument/2006/math" xmlns:v="urn:schemas-microsoft-com:vml" xmlns:w10="urn:schemas-microsoft-com:office:word" xmlns:w="http://schemas.openxmlformats.org/wordprocessingml/2006/main" xmlns:w14="http://schemas.microsoft.com/office/word/2010/wordml" xmlns:w15="http://schemas.microsoft.com/office/word/2012/wordml" xmlns:sl="http://schemas.openxmlformats.org/schemaLibrary/2006/main" mc:Ignorable="w14 w15">
+<w:settings xmlns:mc="http://schemas.openxmlformats.org/markup-compatibility/2006" xmlns:o="urn:schemas-microsoft-com:office:office" xmlns:r="http://schemas.openxmlformats.org/officeDocument/2006/relationships" xmlns:m="http://schemas.openxmlformats.org/officeDocument/2006/math" xmlns:v="urn:schemas-microsoft-com:vml" xmlns:w10="urn:schemas-microsoft-com:office:word" xmlns:w="http://schemas.openxmlformats.org/wordprocessingml/2006/main" xmlns:w14="http://schemas.microsoft.com/office/word/2010/wordml" xmlns:w15="http://schemas.microsoft.com/office/word/2012/wordml" xmlns:w16cex="http://schemas.microsoft.com/office/word/2018/wordml/cex" xmlns:w16cid="http://schemas.microsoft.com/office/word/2016/wordml/cid" xmlns:w16="http://schemas.microsoft.com/office/word/2018/wordml" xmlns:w16du="http://schemas.microsoft.com/office/word/2023/wordml/word16du" xmlns:w16sdtdh="http://schemas.microsoft.com/office/word/2020/wordml/sdtdatahash" xmlns:w16sdtfl="http://schemas.microsoft.com/office/word/2024/wordml/sdtformatlock" xmlns:w16se="http://schemas.microsoft.com/office/word/2015/wordml/symex" xmlns:sl="http://schemas.openxmlformats.org/schemaLibrary/2006/main" mc:Ignorable="w14 w15 w16se w16cid w16 w16cex w16sdtdh w16sdtfl w16du">
   <w:view w:val="normal"/>
   <w:defaultTabStop w:val="708"/>
   <w:hyphenationZone w:val="425"/>
@@ -21550,9 +19859,11 @@
     <w:compatSetting w:name="enableOpenTypeFeatures" w:uri="http://schemas.microsoft.com/office/word" w:val="1"/>
     <w:compatSetting w:name="doNotFlipMirrorIndents" w:uri="http://schemas.microsoft.com/office/word" w:val="1"/>
     <w:compatSetting w:name="differentiateMultirowTableHeaders" w:uri="http://schemas.microsoft.com/office/word" w:val="1"/>
+    <w:compatSetting w:name="useWord2013TrackBottomHyphenation" w:uri="http://schemas.microsoft.com/office/word" w:val="1"/>
   </w:compat>
   <w:rsids>
     <w:rsidRoot w:val="00353EEB"/>
+    <w:rsid w:val="000675BB"/>
     <w:rsid w:val="001B29CD"/>
     <w:rsid w:val="00320AE6"/>
     <w:rsid w:val="00353EEB"/>
@@ -21562,6 +19873,7 @@
     <w:rsid w:val="009307A9"/>
     <w:rsid w:val="00C027C6"/>
     <w:rsid w:val="00D14333"/>
+    <w:rsid w:val="00F03CE9"/>
   </w:rsids>
   <m:mathPr>
     <m:mathFont m:val="Cambria Math"/>
@@ -21585,7 +19897,7 @@
 </file>
 
 <file path=word/glossary/styles.xml><?xml version="1.0" encoding="utf-8"?>
-<w:styles xmlns:mc="http://schemas.openxmlformats.org/markup-compatibility/2006" xmlns:r="http://schemas.openxmlformats.org/officeDocument/2006/relationships" xmlns:w="http://schemas.openxmlformats.org/wordprocessingml/2006/main" xmlns:w14="http://schemas.microsoft.com/office/word/2010/wordml" xmlns:w15="http://schemas.microsoft.com/office/word/2012/wordml" mc:Ignorable="w14 w15">
+<w:styles xmlns:mc="http://schemas.openxmlformats.org/markup-compatibility/2006" xmlns:r="http://schemas.openxmlformats.org/officeDocument/2006/relationships" xmlns:w="http://schemas.openxmlformats.org/wordprocessingml/2006/main" xmlns:w14="http://schemas.microsoft.com/office/word/2010/wordml" xmlns:w15="http://schemas.microsoft.com/office/word/2012/wordml" xmlns:w16cex="http://schemas.microsoft.com/office/word/2018/wordml/cex" xmlns:w16cid="http://schemas.microsoft.com/office/word/2016/wordml/cid" xmlns:w16="http://schemas.microsoft.com/office/word/2018/wordml" xmlns:w16du="http://schemas.microsoft.com/office/word/2023/wordml/word16du" xmlns:w16sdtdh="http://schemas.microsoft.com/office/word/2020/wordml/sdtdatahash" xmlns:w16sdtfl="http://schemas.microsoft.com/office/word/2024/wordml/sdtformatlock" xmlns:w16se="http://schemas.microsoft.com/office/word/2015/wordml/symex" mc:Ignorable="w14 w15 w16se w16cid w16 w16cex w16sdtdh w16sdtfl w16du">
   <w:docDefaults>
     <w:rPrDefault>
       <w:rPr>
@@ -21603,7 +19915,7 @@
       </w:pPr>
     </w:pPrDefault>
   </w:docDefaults>
-  <w:latentStyles w:defLockedState="0" w:defUIPriority="99" w:defSemiHidden="0" w:defUnhideWhenUsed="0" w:defQFormat="0" w:count="371">
+  <w:latentStyles w:defLockedState="0" w:defUIPriority="99" w:defSemiHidden="0" w:defUnhideWhenUsed="0" w:defQFormat="0" w:count="376">
     <w:lsdException w:name="Normal" w:uiPriority="0" w:qFormat="1"/>
     <w:lsdException w:name="heading 1" w:uiPriority="9" w:qFormat="1"/>
     <w:lsdException w:name="heading 2" w:semiHidden="1" w:uiPriority="9" w:unhideWhenUsed="1" w:qFormat="1"/>
@@ -21975,6 +20287,11 @@
     <w:lsdException w:name="List Table 5 Dark Accent 6" w:uiPriority="50"/>
     <w:lsdException w:name="List Table 6 Colorful Accent 6" w:uiPriority="51"/>
     <w:lsdException w:name="List Table 7 Colorful Accent 6" w:uiPriority="52"/>
+    <w:lsdException w:name="Mention" w:semiHidden="1" w:unhideWhenUsed="1"/>
+    <w:lsdException w:name="Smart Hyperlink" w:semiHidden="1" w:unhideWhenUsed="1"/>
+    <w:lsdException w:name="Hashtag" w:semiHidden="1" w:unhideWhenUsed="1"/>
+    <w:lsdException w:name="Unresolved Mention" w:semiHidden="1" w:unhideWhenUsed="1"/>
+    <w:lsdException w:name="Smart Link" w:semiHidden="1" w:unhideWhenUsed="1"/>
   </w:latentStyles>
   <w:style w:type="paragraph" w:default="1" w:styleId="Normalny">
     <w:name w:val="Normal"/>
@@ -22063,7 +20380,7 @@
 </file>
 
 <file path=word/glossary/webSettings.xml><?xml version="1.0" encoding="utf-8"?>
-<w:webSettings xmlns:mc="http://schemas.openxmlformats.org/markup-compatibility/2006" xmlns:r="http://schemas.openxmlformats.org/officeDocument/2006/relationships" xmlns:w="http://schemas.openxmlformats.org/wordprocessingml/2006/main" xmlns:w14="http://schemas.microsoft.com/office/word/2010/wordml" xmlns:w15="http://schemas.microsoft.com/office/word/2012/wordml" mc:Ignorable="w14 w15">
+<w:webSettings xmlns:mc="http://schemas.openxmlformats.org/markup-compatibility/2006" xmlns:r="http://schemas.openxmlformats.org/officeDocument/2006/relationships" xmlns:w="http://schemas.openxmlformats.org/wordprocessingml/2006/main" xmlns:w14="http://schemas.microsoft.com/office/word/2010/wordml" xmlns:w15="http://schemas.microsoft.com/office/word/2012/wordml" xmlns:w16cex="http://schemas.microsoft.com/office/word/2018/wordml/cex" xmlns:w16cid="http://schemas.microsoft.com/office/word/2016/wordml/cid" xmlns:w16="http://schemas.microsoft.com/office/word/2018/wordml" xmlns:w16du="http://schemas.microsoft.com/office/word/2023/wordml/word16du" xmlns:w16sdtdh="http://schemas.microsoft.com/office/word/2020/wordml/sdtdatahash" xmlns:w16sdtfl="http://schemas.microsoft.com/office/word/2024/wordml/sdtformatlock" xmlns:w16se="http://schemas.microsoft.com/office/word/2015/wordml/symex" mc:Ignorable="w14 w15 w16se w16cid w16 w16cex w16sdtdh w16sdtfl w16du">
   <w:optimizeForBrowser/>
   <w:allowPNG/>
 </w:webSettings>

--- a/Downloads/ProjektIO/Projekt IO.docx
+++ b/Downloads/ProjektIO/Projekt IO.docx
@@ -291,17 +291,6 @@
         </w:rPr>
         <w:t xml:space="preserve">Wykonujący Projekt: </w:t>
       </w:r>
-      <w:r>
-        <w:rPr>
-          <w:rFonts w:ascii="Arial" w:hAnsi="Arial" w:cs="Arial"/>
-          <w:b/>
-          <w:bCs/>
-          <w:sz w:val="28"/>
-          <w:szCs w:val="28"/>
-          <w:lang w:val="pl-PL"/>
-        </w:rPr>
-        <w:t>Igor Wróblewski</w:t>
-      </w:r>
     </w:p>
     <w:p>
       <w:pPr>
@@ -310,9 +299,8 @@
         <w:ind w:left="2268" w:hanging="2268"/>
         <w:rPr>
           <w:rFonts w:ascii="Arial" w:hAnsi="Arial" w:cs="Arial"/>
-          <w:b/>
-          <w:sz w:val="26"/>
-          <w:szCs w:val="26"/>
+          <w:i/>
+          <w:iCs/>
           <w:lang w:val="pl-PL"/>
         </w:rPr>
       </w:pPr>
@@ -320,11 +308,12 @@
         <w:rPr>
           <w:rFonts w:ascii="Arial" w:hAnsi="Arial" w:cs="Arial"/>
           <w:b/>
-          <w:sz w:val="26"/>
-          <w:szCs w:val="26"/>
-          <w:lang w:val="pl-PL"/>
-        </w:rPr>
-        <w:t xml:space="preserve">                                    Wojtek Cimochowski</w:t>
+          <w:bCs/>
+          <w:i/>
+          <w:iCs/>
+          <w:lang w:val="pl-PL"/>
+        </w:rPr>
+        <w:t>Igor Wróblewski</w:t>
       </w:r>
     </w:p>
     <w:p>
@@ -335,44 +324,40 @@
         <w:rPr>
           <w:rFonts w:ascii="Arial" w:hAnsi="Arial" w:cs="Arial"/>
           <w:b/>
-          <w:bCs/>
-          <w:sz w:val="26"/>
-          <w:szCs w:val="26"/>
-          <w:lang w:val="pl-PL"/>
-        </w:rPr>
-      </w:pPr>
-      <w:r>
-        <w:rPr>
-          <w:rFonts w:ascii="Arial" w:hAnsi="Arial" w:cs="Arial"/>
           <w:i/>
           <w:iCs/>
-          <w:sz w:val="26"/>
-          <w:szCs w:val="26"/>
-          <w:lang w:val="pl-PL"/>
-        </w:rPr>
-        <w:tab/>
-      </w:r>
+          <w:lang w:val="pl-PL"/>
+        </w:rPr>
+      </w:pPr>
       <w:r>
         <w:rPr>
           <w:rFonts w:ascii="Arial" w:hAnsi="Arial" w:cs="Arial"/>
+          <w:b/>
           <w:i/>
           <w:iCs/>
-          <w:sz w:val="26"/>
-          <w:szCs w:val="26"/>
-          <w:lang w:val="pl-PL"/>
-        </w:rPr>
-        <w:t xml:space="preserve">     </w:t>
+          <w:lang w:val="pl-PL"/>
+        </w:rPr>
+        <w:t>Woj</w:t>
       </w:r>
       <w:r>
         <w:rPr>
           <w:rFonts w:ascii="Arial" w:hAnsi="Arial" w:cs="Arial"/>
           <w:b/>
-          <w:bCs/>
-          <w:sz w:val="26"/>
-          <w:szCs w:val="26"/>
-          <w:lang w:val="pl-PL"/>
-        </w:rPr>
-        <w:t>Kacper Gołowacz</w:t>
+          <w:i/>
+          <w:iCs/>
+          <w:lang w:val="pl-PL"/>
+        </w:rPr>
+        <w:t>ciech</w:t>
+      </w:r>
+      <w:r>
+        <w:rPr>
+          <w:rFonts w:ascii="Arial" w:hAnsi="Arial" w:cs="Arial"/>
+          <w:b/>
+          <w:i/>
+          <w:iCs/>
+          <w:lang w:val="pl-PL"/>
+        </w:rPr>
+        <w:t xml:space="preserve"> Cimochowski</w:t>
       </w:r>
     </w:p>
     <w:p>
@@ -384,17 +369,55 @@
           <w:rFonts w:ascii="Arial" w:hAnsi="Arial" w:cs="Arial"/>
           <w:b/>
           <w:bCs/>
-          <w:sz w:val="26"/>
-          <w:szCs w:val="26"/>
-          <w:lang w:val="pl-PL"/>
-        </w:rPr>
-      </w:pPr>
+          <w:i/>
+          <w:iCs/>
+          <w:lang w:val="pl-PL"/>
+        </w:rPr>
+      </w:pPr>
+      <w:r>
+        <w:rPr>
+          <w:rFonts w:ascii="Arial" w:hAnsi="Arial" w:cs="Arial"/>
+          <w:b/>
+          <w:bCs/>
+          <w:i/>
+          <w:iCs/>
+          <w:lang w:val="pl-PL"/>
+        </w:rPr>
+        <w:t xml:space="preserve">Kacper </w:t>
+      </w:r>
+      <w:proofErr w:type="spellStart"/>
+      <w:r>
+        <w:rPr>
+          <w:rFonts w:ascii="Arial" w:hAnsi="Arial" w:cs="Arial"/>
+          <w:b/>
+          <w:bCs/>
+          <w:i/>
+          <w:iCs/>
+          <w:lang w:val="pl-PL"/>
+        </w:rPr>
+        <w:t>Gołowacz</w:t>
+      </w:r>
+      <w:proofErr w:type="spellEnd"/>
     </w:p>
     <w:p>
       <w:pPr>
         <w:pStyle w:val="Standard"/>
         <w:spacing w:line="360" w:lineRule="auto"/>
         <w:ind w:left="2268" w:hanging="2268"/>
+        <w:rPr>
+          <w:rFonts w:ascii="Arial" w:hAnsi="Arial" w:cs="Arial"/>
+          <w:b/>
+          <w:bCs/>
+          <w:sz w:val="26"/>
+          <w:szCs w:val="26"/>
+          <w:lang w:val="pl-PL"/>
+        </w:rPr>
+      </w:pPr>
+    </w:p>
+    <w:p>
+      <w:pPr>
+        <w:pStyle w:val="Standard"/>
+        <w:spacing w:line="360" w:lineRule="auto"/>
         <w:rPr>
           <w:rFonts w:ascii="Arial" w:hAnsi="Arial" w:cs="Arial"/>
           <w:b/>
@@ -563,9 +586,170 @@
     </w:p>
     <w:p>
       <w:pPr>
-        <w:jc w:val="center"/>
-      </w:pPr>
-    </w:p>
+        <w:pStyle w:val="Standard"/>
+        <w:spacing w:line="360" w:lineRule="auto"/>
+        <w:ind w:left="2268" w:hanging="2268"/>
+        <w:rPr>
+          <w:rFonts w:ascii="Arial" w:hAnsi="Arial" w:cs="Arial"/>
+          <w:b/>
+          <w:bCs/>
+          <w:sz w:val="26"/>
+          <w:szCs w:val="26"/>
+          <w:lang w:val="pl-PL"/>
+        </w:rPr>
+      </w:pPr>
+      <w:r>
+        <w:rPr>
+          <w:rFonts w:ascii="Arial" w:hAnsi="Arial" w:cs="Arial"/>
+          <w:b/>
+          <w:bCs/>
+          <w:sz w:val="26"/>
+          <w:szCs w:val="26"/>
+          <w:lang w:val="pl-PL"/>
+        </w:rPr>
+        <w:t>Podział pracy:</w:t>
+      </w:r>
+    </w:p>
+    <w:p>
+      <w:pPr>
+        <w:pStyle w:val="Standard"/>
+        <w:spacing w:line="360" w:lineRule="auto"/>
+        <w:ind w:left="2268" w:hanging="2268"/>
+        <w:rPr>
+          <w:rFonts w:ascii="Arial" w:hAnsi="Arial" w:cs="Arial"/>
+          <w:i/>
+          <w:iCs/>
+          <w:sz w:val="28"/>
+          <w:szCs w:val="28"/>
+          <w:lang w:val="pl-PL"/>
+        </w:rPr>
+      </w:pPr>
+      <w:r>
+        <w:rPr>
+          <w:rFonts w:ascii="Arial" w:hAnsi="Arial" w:cs="Arial"/>
+          <w:b/>
+          <w:bCs/>
+          <w:i/>
+          <w:iCs/>
+          <w:sz w:val="28"/>
+          <w:szCs w:val="28"/>
+          <w:lang w:val="pl-PL"/>
+        </w:rPr>
+        <w:t>Igor Wróblewski</w:t>
+      </w:r>
+      <w:r>
+        <w:rPr>
+          <w:rFonts w:ascii="Arial" w:hAnsi="Arial" w:cs="Arial"/>
+          <w:b/>
+          <w:bCs/>
+          <w:i/>
+          <w:iCs/>
+          <w:sz w:val="28"/>
+          <w:szCs w:val="28"/>
+          <w:lang w:val="pl-PL"/>
+        </w:rPr>
+        <w:t xml:space="preserve"> – 34%</w:t>
+      </w:r>
+    </w:p>
+    <w:p>
+      <w:pPr>
+        <w:pStyle w:val="Standard"/>
+        <w:spacing w:line="360" w:lineRule="auto"/>
+        <w:ind w:left="2268" w:hanging="2268"/>
+        <w:rPr>
+          <w:rFonts w:ascii="Arial" w:hAnsi="Arial" w:cs="Arial"/>
+          <w:b/>
+          <w:i/>
+          <w:iCs/>
+          <w:sz w:val="26"/>
+          <w:szCs w:val="26"/>
+          <w:lang w:val="pl-PL"/>
+        </w:rPr>
+      </w:pPr>
+      <w:r>
+        <w:rPr>
+          <w:rFonts w:ascii="Arial" w:hAnsi="Arial" w:cs="Arial"/>
+          <w:b/>
+          <w:i/>
+          <w:iCs/>
+          <w:sz w:val="26"/>
+          <w:szCs w:val="26"/>
+          <w:lang w:val="pl-PL"/>
+        </w:rPr>
+        <w:t>Wojciech Cimochowski</w:t>
+      </w:r>
+      <w:r>
+        <w:rPr>
+          <w:rFonts w:ascii="Arial" w:hAnsi="Arial" w:cs="Arial"/>
+          <w:b/>
+          <w:i/>
+          <w:iCs/>
+          <w:sz w:val="26"/>
+          <w:szCs w:val="26"/>
+          <w:lang w:val="pl-PL"/>
+        </w:rPr>
+        <w:t xml:space="preserve"> – 34% </w:t>
+      </w:r>
+    </w:p>
+    <w:p>
+      <w:pPr>
+        <w:pStyle w:val="Standard"/>
+        <w:spacing w:line="360" w:lineRule="auto"/>
+        <w:ind w:left="2268" w:hanging="2268"/>
+        <w:rPr>
+          <w:rFonts w:ascii="Arial" w:hAnsi="Arial" w:cs="Arial"/>
+          <w:b/>
+          <w:bCs/>
+          <w:i/>
+          <w:iCs/>
+          <w:sz w:val="26"/>
+          <w:szCs w:val="26"/>
+          <w:lang w:val="pl-PL"/>
+        </w:rPr>
+      </w:pPr>
+      <w:r>
+        <w:rPr>
+          <w:rFonts w:ascii="Arial" w:hAnsi="Arial" w:cs="Arial"/>
+          <w:b/>
+          <w:bCs/>
+          <w:i/>
+          <w:iCs/>
+          <w:sz w:val="26"/>
+          <w:szCs w:val="26"/>
+          <w:lang w:val="pl-PL"/>
+        </w:rPr>
+        <w:t xml:space="preserve">Kacper </w:t>
+      </w:r>
+      <w:proofErr w:type="spellStart"/>
+      <w:r>
+        <w:rPr>
+          <w:rFonts w:ascii="Arial" w:hAnsi="Arial" w:cs="Arial"/>
+          <w:b/>
+          <w:bCs/>
+          <w:i/>
+          <w:iCs/>
+          <w:sz w:val="26"/>
+          <w:szCs w:val="26"/>
+          <w:lang w:val="pl-PL"/>
+        </w:rPr>
+        <w:t>Gołowacz</w:t>
+      </w:r>
+      <w:proofErr w:type="spellEnd"/>
+      <w:r>
+        <w:rPr>
+          <w:rFonts w:ascii="Arial" w:hAnsi="Arial" w:cs="Arial"/>
+          <w:b/>
+          <w:bCs/>
+          <w:i/>
+          <w:iCs/>
+          <w:sz w:val="26"/>
+          <w:szCs w:val="26"/>
+          <w:lang w:val="pl-PL"/>
+        </w:rPr>
+        <w:t xml:space="preserve"> – 34%</w:t>
+      </w:r>
+    </w:p>
+    <w:p/>
     <w:p>
       <w:pPr>
         <w:pStyle w:val="Nagwek2"/>
@@ -643,6 +827,7 @@
           <w:sz w:val="26"/>
           <w:szCs w:val="26"/>
         </w:rPr>
+        <w:lastRenderedPageBreak/>
         <w:t>Zakres systemu</w:t>
       </w:r>
     </w:p>
@@ -685,8 +870,23 @@
           <w:b/>
           <w:bCs/>
         </w:rPr>
-        <w:lastRenderedPageBreak/>
-        <w:t>Obsługa klienta (CRM/Booking):</w:t>
+        <w:t>Obsługa klienta (CRM/</w:t>
+      </w:r>
+      <w:proofErr w:type="spellStart"/>
+      <w:r>
+        <w:rPr>
+          <w:b/>
+          <w:bCs/>
+        </w:rPr>
+        <w:t>Booking</w:t>
+      </w:r>
+      <w:proofErr w:type="spellEnd"/>
+      <w:r>
+        <w:rPr>
+          <w:b/>
+          <w:bCs/>
+        </w:rPr>
+        <w:t>):</w:t>
       </w:r>
       <w:r>
         <w:t xml:space="preserve"> System rezerwacji online, weryfikacja tożsamości na miejscu oraz panel osobisty strzelca.</w:t>
@@ -834,7 +1034,15 @@
         <w:t>Zwiększenie przepustowości:</w:t>
       </w:r>
       <w:r>
-        <w:t xml:space="preserve"> Skrócenie czasu odprawy klienta (check-in) o np. 40% dzięki wcześniejszej rezerwacji danych w systemie.</w:t>
+        <w:t xml:space="preserve"> Skrócenie czasu odprawy klienta (</w:t>
+      </w:r>
+      <w:proofErr w:type="spellStart"/>
+      <w:r>
+        <w:t>check</w:t>
+      </w:r>
+      <w:proofErr w:type="spellEnd"/>
+      <w:r>
+        <w:t>-in) o np. 40% dzięki wcześniejszej rezerwacji danych w systemie.</w:t>
       </w:r>
     </w:p>
     <w:p>
@@ -959,13 +1167,32 @@
     </w:p>
     <w:p>
       <w:pPr>
+        <w:spacing w:after="240"/>
+      </w:pPr>
+    </w:p>
+    <w:p>
+      <w:pPr>
+        <w:spacing w:after="240"/>
+      </w:pPr>
+    </w:p>
+    <w:p>
+      <w:pPr>
         <w:pStyle w:val="Nagwek2"/>
         <w:spacing w:before="240" w:after="240"/>
       </w:pPr>
       <w:bookmarkStart w:id="6" w:name="_hev6j5i0hsa8" w:colFirst="0" w:colLast="0"/>
       <w:bookmarkEnd w:id="6"/>
       <w:r>
-        <w:t xml:space="preserve">3. Słownik terminów (Business Glossary) </w:t>
+        <w:lastRenderedPageBreak/>
+        <w:t xml:space="preserve">3. Słownik terminów (Business </w:t>
+      </w:r>
+      <w:proofErr w:type="spellStart"/>
+      <w:r>
+        <w:t>Glossary</w:t>
+      </w:r>
+      <w:proofErr w:type="spellEnd"/>
+      <w:r>
+        <w:t xml:space="preserve">) </w:t>
       </w:r>
     </w:p>
     <w:tbl>
@@ -1163,7 +1390,6 @@
                 <w:bCs/>
                 <w:color w:val="1F1F1F"/>
               </w:rPr>
-              <w:lastRenderedPageBreak/>
               <w:t>Przebieg broni</w:t>
             </w:r>
           </w:p>
@@ -1503,13 +1729,41 @@
                 <w:color w:val="1F1F1F"/>
               </w:rPr>
             </w:pPr>
+            <w:proofErr w:type="spellStart"/>
             <w:r>
               <w:rPr>
                 <w:b/>
                 <w:bCs/>
                 <w:color w:val="1F1F1F"/>
               </w:rPr>
-              <w:t>Check-in / Check-out</w:t>
+              <w:t>Check</w:t>
+            </w:r>
+            <w:proofErr w:type="spellEnd"/>
+            <w:r>
+              <w:rPr>
+                <w:b/>
+                <w:bCs/>
+                <w:color w:val="1F1F1F"/>
+              </w:rPr>
+              <w:t xml:space="preserve">-in / </w:t>
+            </w:r>
+            <w:proofErr w:type="spellStart"/>
+            <w:r>
+              <w:rPr>
+                <w:b/>
+                <w:bCs/>
+                <w:color w:val="1F1F1F"/>
+              </w:rPr>
+              <w:t>Check</w:t>
+            </w:r>
+            <w:proofErr w:type="spellEnd"/>
+            <w:r>
+              <w:rPr>
+                <w:b/>
+                <w:bCs/>
+                <w:color w:val="1F1F1F"/>
+              </w:rPr>
+              <w:t>-out</w:t>
             </w:r>
           </w:p>
         </w:tc>
@@ -1586,6 +1840,9 @@
     </w:p>
     <w:p>
       <w:r>
+        <w:rPr>
+          <w:noProof/>
+        </w:rPr>
         <w:drawing>
           <wp:inline distT="0" distB="0" distL="0" distR="0" wp14:anchorId="0C6C239C" wp14:editId="5CBD8BE3">
             <wp:extent cx="5733415" cy="3825240"/>
@@ -1769,7 +2026,21 @@
         <w:rPr>
           <w:lang w:val="pl-PL"/>
         </w:rPr>
-        <w:t>), przeprowadzeniu procesu check-in (</w:t>
+        <w:t xml:space="preserve">), przeprowadzeniu procesu </w:t>
+      </w:r>
+      <w:proofErr w:type="spellStart"/>
+      <w:r>
+        <w:rPr>
+          <w:lang w:val="pl-PL"/>
+        </w:rPr>
+        <w:t>check</w:t>
+      </w:r>
+      <w:proofErr w:type="spellEnd"/>
+      <w:r>
+        <w:rPr>
+          <w:lang w:val="pl-PL"/>
+        </w:rPr>
+        <w:t>-in (</w:t>
       </w:r>
       <w:r>
         <w:rPr>
@@ -2543,7 +2814,21 @@
         <w:rPr>
           <w:lang w:val="pl-PL"/>
         </w:rPr>
-        <w:t>Instruktor inicjuje sesję strzelecką, klikając przycisk "Check-in".</w:t>
+        <w:t>Instruktor inicjuje sesję strzelecką, klikając przycisk "</w:t>
+      </w:r>
+      <w:proofErr w:type="spellStart"/>
+      <w:r>
+        <w:rPr>
+          <w:lang w:val="pl-PL"/>
+        </w:rPr>
+        <w:t>Check</w:t>
+      </w:r>
+      <w:proofErr w:type="spellEnd"/>
+      <w:r>
+        <w:rPr>
+          <w:lang w:val="pl-PL"/>
+        </w:rPr>
+        <w:t>-in".</w:t>
       </w:r>
     </w:p>
     <w:p>
@@ -2825,6 +3110,15 @@
     </w:p>
     <w:p>
       <w:pPr>
+        <w:rPr>
+          <w:b/>
+          <w:bCs/>
+          <w:lang w:val="pl-PL"/>
+        </w:rPr>
+      </w:pPr>
+    </w:p>
+    <w:p>
+      <w:pPr>
         <w:pStyle w:val="Nagwek3"/>
         <w:rPr>
           <w:lang w:val="pl-PL"/>
@@ -2834,6 +3128,7 @@
         <w:rPr>
           <w:lang w:val="pl-PL"/>
         </w:rPr>
+        <w:lastRenderedPageBreak/>
         <w:t>Opis przypadku użycia "kontrola użytkowników"</w:t>
       </w:r>
     </w:p>
@@ -2866,7 +3161,6 @@
         <w:rPr>
           <w:lang w:val="pl-PL"/>
         </w:rPr>
-        <w:lastRenderedPageBreak/>
         <w:t xml:space="preserve">Administrator </w:t>
       </w:r>
     </w:p>
@@ -3460,8 +3754,13 @@
         <w:pStyle w:val="Legenda"/>
         <w:jc w:val="center"/>
       </w:pPr>
-      <w:r>
-        <w:t xml:space="preserve">Figure </w:t>
+      <w:proofErr w:type="spellStart"/>
+      <w:r>
+        <w:t>Figure</w:t>
+      </w:r>
+      <w:proofErr w:type="spellEnd"/>
+      <w:r>
+        <w:t xml:space="preserve"> </w:t>
       </w:r>
       <w:r>
         <w:rPr>
@@ -3534,8 +3833,13 @@
           <w:numId w:val="29"/>
         </w:numPr>
       </w:pPr>
-      <w:r>
-        <w:t>Potwiedzenie przybycia</w:t>
+      <w:proofErr w:type="spellStart"/>
+      <w:r>
+        <w:t>Potwiedzenie</w:t>
+      </w:r>
+      <w:proofErr w:type="spellEnd"/>
+      <w:r>
+        <w:t xml:space="preserve"> przybycia</w:t>
       </w:r>
     </w:p>
     <w:p>
@@ -3550,10 +3854,10 @@
           <w:lang w:val="pl-PL"/>
         </w:rPr>
         <w:drawing>
-          <wp:inline distT="0" distB="0" distL="0" distR="0" wp14:anchorId="6FA5D7EA" wp14:editId="289433A6">
-            <wp:extent cx="5733415" cy="6621780"/>
-            <wp:effectExtent l="0" t="0" r="635" b="7620"/>
-            <wp:docPr id="1283055645" name="Obraz 2"/>
+          <wp:inline distT="0" distB="0" distL="0" distR="0" wp14:anchorId="37F7FE08" wp14:editId="484B8510">
+            <wp:extent cx="5727700" cy="5986780"/>
+            <wp:effectExtent l="0" t="0" r="6350" b="0"/>
+            <wp:docPr id="543360618" name="Obraz 2"/>
             <wp:cNvGraphicFramePr>
               <a:graphicFrameLocks xmlns:a="http://schemas.openxmlformats.org/drawingml/2006/main" noChangeAspect="1"/>
             </wp:cNvGraphicFramePr>
@@ -3561,7 +3865,7 @@
               <a:graphicData uri="http://schemas.openxmlformats.org/drawingml/2006/picture">
                 <pic:pic xmlns:pic="http://schemas.openxmlformats.org/drawingml/2006/picture">
                   <pic:nvPicPr>
-                    <pic:cNvPr id="0" name="Picture 6"/>
+                    <pic:cNvPr id="0" name="Picture 2"/>
                     <pic:cNvPicPr>
                       <a:picLocks noChangeAspect="1" noChangeArrowheads="1"/>
                     </pic:cNvPicPr>
@@ -3582,7 +3886,7 @@
                   <pic:spPr bwMode="auto">
                     <a:xfrm>
                       <a:off x="0" y="0"/>
-                      <a:ext cx="5733415" cy="6621780"/>
+                      <a:ext cx="5727700" cy="5986780"/>
                     </a:xfrm>
                     <a:prstGeom prst="rect">
                       <a:avLst/>
@@ -3672,14 +3976,47 @@
           <w:bCs/>
         </w:rPr>
       </w:pPr>
+    </w:p>
+    <w:p>
+      <w:pPr>
+        <w:rPr>
+          <w:b/>
+          <w:bCs/>
+        </w:rPr>
+      </w:pPr>
+    </w:p>
+    <w:p>
+      <w:pPr>
+        <w:rPr>
+          <w:b/>
+          <w:bCs/>
+        </w:rPr>
+      </w:pPr>
+    </w:p>
+    <w:p>
+      <w:pPr>
+        <w:rPr>
+          <w:b/>
+          <w:bCs/>
+        </w:rPr>
+      </w:pPr>
       <w:r>
         <w:rPr>
           <w:b/>
           <w:bCs/>
         </w:rPr>
         <w:lastRenderedPageBreak/>
-        <w:t>Kacper Gołowacz</w:t>
-      </w:r>
+        <w:t xml:space="preserve">Kacper </w:t>
+      </w:r>
+      <w:proofErr w:type="spellStart"/>
+      <w:r>
+        <w:rPr>
+          <w:b/>
+          <w:bCs/>
+        </w:rPr>
+        <w:t>Gołowacz</w:t>
+      </w:r>
+      <w:proofErr w:type="spellEnd"/>
     </w:p>
     <w:p>
       <w:pPr>
@@ -3742,11 +4079,23 @@
     <w:p/>
     <w:p/>
     <w:p/>
+    <w:p/>
+    <w:p/>
+    <w:p/>
+    <w:p/>
+    <w:p/>
+    <w:p/>
+    <w:p/>
+    <w:p/>
+    <w:p/>
+    <w:p/>
+    <w:p/>
     <w:p>
       <w:pPr>
         <w:pStyle w:val="Nagwek2"/>
       </w:pPr>
       <w:r>
+        <w:lastRenderedPageBreak/>
         <w:t>4.</w:t>
       </w:r>
       <w:r>
@@ -3777,7 +4126,6 @@
           <w:noProof/>
           <w:lang w:val="pl-PL"/>
         </w:rPr>
-        <w:lastRenderedPageBreak/>
         <w:drawing>
           <wp:inline distT="0" distB="0" distL="0" distR="0" wp14:anchorId="00E1434D" wp14:editId="6938D168">
             <wp:extent cx="5733415" cy="2947670"/>
@@ -3843,7 +4191,23 @@
           <w:rStyle w:val="math-inline"/>
           <w:rFonts w:ascii="Arial" w:hAnsi="Arial" w:cs="Arial"/>
         </w:rPr>
-        <w:t>$\rightarrow$</w:t>
+        <w:t>$\</w:t>
+      </w:r>
+      <w:proofErr w:type="spellStart"/>
+      <w:r>
+        <w:rPr>
+          <w:rStyle w:val="math-inline"/>
+          <w:rFonts w:ascii="Arial" w:hAnsi="Arial" w:cs="Arial"/>
+        </w:rPr>
+        <w:t>rightarrow</w:t>
+      </w:r>
+      <w:proofErr w:type="spellEnd"/>
+      <w:r>
+        <w:rPr>
+          <w:rStyle w:val="math-inline"/>
+          <w:rFonts w:ascii="Arial" w:hAnsi="Arial" w:cs="Arial"/>
+        </w:rPr>
+        <w:t>$</w:t>
       </w:r>
       <w:r>
         <w:rPr>
@@ -3933,7 +4297,23 @@
           <w:rStyle w:val="math-inline"/>
           <w:rFonts w:ascii="Arial" w:hAnsi="Arial" w:cs="Arial"/>
         </w:rPr>
-        <w:t>$\rightarrow$</w:t>
+        <w:t>$\</w:t>
+      </w:r>
+      <w:proofErr w:type="spellStart"/>
+      <w:r>
+        <w:rPr>
+          <w:rStyle w:val="math-inline"/>
+          <w:rFonts w:ascii="Arial" w:hAnsi="Arial" w:cs="Arial"/>
+        </w:rPr>
+        <w:t>rightarrow</w:t>
+      </w:r>
+      <w:proofErr w:type="spellEnd"/>
+      <w:r>
+        <w:rPr>
+          <w:rStyle w:val="math-inline"/>
+          <w:rFonts w:ascii="Arial" w:hAnsi="Arial" w:cs="Arial"/>
+        </w:rPr>
+        <w:t>$</w:t>
       </w:r>
       <w:r>
         <w:rPr>
@@ -3966,7 +4346,21 @@
         <w:rPr>
           <w:rFonts w:ascii="Arial" w:hAnsi="Arial" w:cs="Arial"/>
         </w:rPr>
-        <w:t xml:space="preserve"> Synchroniczny / Tworzący (Create)</w:t>
+        <w:t xml:space="preserve"> Synchroniczny / Tworzący (</w:t>
+      </w:r>
+      <w:proofErr w:type="spellStart"/>
+      <w:r>
+        <w:rPr>
+          <w:rFonts w:ascii="Arial" w:hAnsi="Arial" w:cs="Arial"/>
+        </w:rPr>
+        <w:t>Create</w:t>
+      </w:r>
+      <w:proofErr w:type="spellEnd"/>
+      <w:r>
+        <w:rPr>
+          <w:rFonts w:ascii="Arial" w:hAnsi="Arial" w:cs="Arial"/>
+        </w:rPr>
+        <w:t>)</w:t>
       </w:r>
     </w:p>
     <w:p>
@@ -4023,7 +4417,23 @@
           <w:rStyle w:val="math-inline"/>
           <w:rFonts w:ascii="Arial" w:hAnsi="Arial" w:cs="Arial"/>
         </w:rPr>
-        <w:t>$\rightarrow$</w:t>
+        <w:t>$\</w:t>
+      </w:r>
+      <w:proofErr w:type="spellStart"/>
+      <w:r>
+        <w:rPr>
+          <w:rStyle w:val="math-inline"/>
+          <w:rFonts w:ascii="Arial" w:hAnsi="Arial" w:cs="Arial"/>
+        </w:rPr>
+        <w:t>rightarrow</w:t>
+      </w:r>
+      <w:proofErr w:type="spellEnd"/>
+      <w:r>
+        <w:rPr>
+          <w:rStyle w:val="math-inline"/>
+          <w:rFonts w:ascii="Arial" w:hAnsi="Arial" w:cs="Arial"/>
+        </w:rPr>
+        <w:t>$</w:t>
       </w:r>
       <w:r>
         <w:rPr>
@@ -4113,7 +4523,23 @@
           <w:rStyle w:val="math-inline"/>
           <w:rFonts w:ascii="Arial" w:hAnsi="Arial" w:cs="Arial"/>
         </w:rPr>
-        <w:t>$\rightarrow$</w:t>
+        <w:t>$\</w:t>
+      </w:r>
+      <w:proofErr w:type="spellStart"/>
+      <w:r>
+        <w:rPr>
+          <w:rStyle w:val="math-inline"/>
+          <w:rFonts w:ascii="Arial" w:hAnsi="Arial" w:cs="Arial"/>
+        </w:rPr>
+        <w:t>rightarrow</w:t>
+      </w:r>
+      <w:proofErr w:type="spellEnd"/>
+      <w:r>
+        <w:rPr>
+          <w:rStyle w:val="math-inline"/>
+          <w:rFonts w:ascii="Arial" w:hAnsi="Arial" w:cs="Arial"/>
+        </w:rPr>
+        <w:t>$</w:t>
       </w:r>
       <w:r>
         <w:rPr>
@@ -4203,7 +4629,23 @@
           <w:rStyle w:val="math-inline"/>
           <w:rFonts w:ascii="Arial" w:hAnsi="Arial" w:cs="Arial"/>
         </w:rPr>
-        <w:t>$\rightarrow$</w:t>
+        <w:t>$\</w:t>
+      </w:r>
+      <w:proofErr w:type="spellStart"/>
+      <w:r>
+        <w:rPr>
+          <w:rStyle w:val="math-inline"/>
+          <w:rFonts w:ascii="Arial" w:hAnsi="Arial" w:cs="Arial"/>
+        </w:rPr>
+        <w:t>rightarrow</w:t>
+      </w:r>
+      <w:proofErr w:type="spellEnd"/>
+      <w:r>
+        <w:rPr>
+          <w:rStyle w:val="math-inline"/>
+          <w:rFonts w:ascii="Arial" w:hAnsi="Arial" w:cs="Arial"/>
+        </w:rPr>
+        <w:t>$</w:t>
       </w:r>
       <w:r>
         <w:rPr>
@@ -4257,13 +4699,28 @@
           <w:b/>
           <w:bCs/>
         </w:rPr>
+        <w:lastRenderedPageBreak/>
         <w:t>Opis:</w:t>
       </w:r>
       <w:r>
         <w:rPr>
           <w:rFonts w:ascii="Arial" w:hAnsi="Arial" w:cs="Arial"/>
         </w:rPr>
-        <w:t xml:space="preserve"> Serwer przekazuje żądanie zapisu danych do bazy PostgreSQL, aby zaktualizować profil klienta.</w:t>
+        <w:t xml:space="preserve"> Serwer przekazuje żądanie zapisu danych do bazy </w:t>
+      </w:r>
+      <w:proofErr w:type="spellStart"/>
+      <w:r>
+        <w:rPr>
+          <w:rFonts w:ascii="Arial" w:hAnsi="Arial" w:cs="Arial"/>
+        </w:rPr>
+        <w:t>PostgreSQL</w:t>
+      </w:r>
+      <w:proofErr w:type="spellEnd"/>
+      <w:r>
+        <w:rPr>
+          <w:rFonts w:ascii="Arial" w:hAnsi="Arial" w:cs="Arial"/>
+        </w:rPr>
+        <w:t>, aby zaktualizować profil klienta.</w:t>
       </w:r>
     </w:p>
     <w:p>
@@ -4293,7 +4750,23 @@
           <w:rStyle w:val="math-inline"/>
           <w:rFonts w:ascii="Arial" w:hAnsi="Arial" w:cs="Arial"/>
         </w:rPr>
-        <w:t>$\rightarrow$</w:t>
+        <w:t>$\</w:t>
+      </w:r>
+      <w:proofErr w:type="spellStart"/>
+      <w:r>
+        <w:rPr>
+          <w:rStyle w:val="math-inline"/>
+          <w:rFonts w:ascii="Arial" w:hAnsi="Arial" w:cs="Arial"/>
+        </w:rPr>
+        <w:t>rightarrow</w:t>
+      </w:r>
+      <w:proofErr w:type="spellEnd"/>
+      <w:r>
+        <w:rPr>
+          <w:rStyle w:val="math-inline"/>
+          <w:rFonts w:ascii="Arial" w:hAnsi="Arial" w:cs="Arial"/>
+        </w:rPr>
+        <w:t>$</w:t>
       </w:r>
       <w:r>
         <w:rPr>
@@ -4320,7 +4793,6 @@
           <w:b/>
           <w:bCs/>
         </w:rPr>
-        <w:lastRenderedPageBreak/>
         <w:t>Typ komunikatu:</w:t>
       </w:r>
       <w:r>
@@ -4384,7 +4856,23 @@
           <w:rStyle w:val="math-inline"/>
           <w:rFonts w:ascii="Arial" w:hAnsi="Arial" w:cs="Arial"/>
         </w:rPr>
-        <w:t>$\rightarrow$</w:t>
+        <w:t>$\</w:t>
+      </w:r>
+      <w:proofErr w:type="spellStart"/>
+      <w:r>
+        <w:rPr>
+          <w:rStyle w:val="math-inline"/>
+          <w:rFonts w:ascii="Arial" w:hAnsi="Arial" w:cs="Arial"/>
+        </w:rPr>
+        <w:t>rightarrow</w:t>
+      </w:r>
+      <w:proofErr w:type="spellEnd"/>
+      <w:r>
+        <w:rPr>
+          <w:rStyle w:val="math-inline"/>
+          <w:rFonts w:ascii="Arial" w:hAnsi="Arial" w:cs="Arial"/>
+        </w:rPr>
+        <w:t>$</w:t>
       </w:r>
       <w:r>
         <w:rPr>
@@ -4474,7 +4962,23 @@
           <w:rStyle w:val="math-inline"/>
           <w:rFonts w:ascii="Arial" w:hAnsi="Arial" w:cs="Arial"/>
         </w:rPr>
-        <w:t>$\rightarrow$</w:t>
+        <w:t>$\</w:t>
+      </w:r>
+      <w:proofErr w:type="spellStart"/>
+      <w:r>
+        <w:rPr>
+          <w:rStyle w:val="math-inline"/>
+          <w:rFonts w:ascii="Arial" w:hAnsi="Arial" w:cs="Arial"/>
+        </w:rPr>
+        <w:t>rightarrow</w:t>
+      </w:r>
+      <w:proofErr w:type="spellEnd"/>
+      <w:r>
+        <w:rPr>
+          <w:rStyle w:val="math-inline"/>
+          <w:rFonts w:ascii="Arial" w:hAnsi="Arial" w:cs="Arial"/>
+        </w:rPr>
+        <w:t>$</w:t>
       </w:r>
       <w:r>
         <w:rPr>
@@ -4507,7 +5011,21 @@
         <w:rPr>
           <w:rFonts w:ascii="Arial" w:hAnsi="Arial" w:cs="Arial"/>
         </w:rPr>
-        <w:t xml:space="preserve"> Zwrotny / Niszczący (Destroy)</w:t>
+        <w:t xml:space="preserve"> Zwrotny / Niszczący (</w:t>
+      </w:r>
+      <w:proofErr w:type="spellStart"/>
+      <w:r>
+        <w:rPr>
+          <w:rFonts w:ascii="Arial" w:hAnsi="Arial" w:cs="Arial"/>
+        </w:rPr>
+        <w:t>Destroy</w:t>
+      </w:r>
+      <w:proofErr w:type="spellEnd"/>
+      <w:r>
+        <w:rPr>
+          <w:rFonts w:ascii="Arial" w:hAnsi="Arial" w:cs="Arial"/>
+        </w:rPr>
+        <w:t>)</w:t>
       </w:r>
     </w:p>
     <w:p>
@@ -4564,7 +5082,23 @@
           <w:rStyle w:val="math-inline"/>
           <w:rFonts w:ascii="Arial" w:hAnsi="Arial" w:cs="Arial"/>
         </w:rPr>
-        <w:t>$\rightarrow$</w:t>
+        <w:t>$\</w:t>
+      </w:r>
+      <w:proofErr w:type="spellStart"/>
+      <w:r>
+        <w:rPr>
+          <w:rStyle w:val="math-inline"/>
+          <w:rFonts w:ascii="Arial" w:hAnsi="Arial" w:cs="Arial"/>
+        </w:rPr>
+        <w:t>rightarrow</w:t>
+      </w:r>
+      <w:proofErr w:type="spellEnd"/>
+      <w:r>
+        <w:rPr>
+          <w:rStyle w:val="math-inline"/>
+          <w:rFonts w:ascii="Arial" w:hAnsi="Arial" w:cs="Arial"/>
+        </w:rPr>
+        <w:t>$</w:t>
       </w:r>
       <w:r>
         <w:rPr>
@@ -4661,6 +5195,7 @@
           <w:b/>
           <w:bCs/>
         </w:rPr>
+        <w:lastRenderedPageBreak/>
         <w:t>Wojciech Cimochowski</w:t>
       </w:r>
     </w:p>
@@ -4690,7 +5225,6 @@
           <w:noProof/>
           <w:lang w:val="pl-PL"/>
         </w:rPr>
-        <w:lastRenderedPageBreak/>
         <w:drawing>
           <wp:inline distT="0" distB="0" distL="0" distR="0" wp14:anchorId="009C8796" wp14:editId="264CA7CC">
             <wp:extent cx="5727700" cy="6203315"/>
@@ -4787,7 +5321,21 @@
         <w:rPr>
           <w:lang w:val="pl-PL"/>
         </w:rPr>
-        <w:t> Aktor wywołuje na obiekcie rezerwacja metodę pobierzKlienta().</w:t>
+        <w:t> Aktor wywołuje na obiekcie rezerwacja metodę </w:t>
+      </w:r>
+      <w:proofErr w:type="spellStart"/>
+      <w:r>
+        <w:rPr>
+          <w:lang w:val="pl-PL"/>
+        </w:rPr>
+        <w:t>pobierzKlienta</w:t>
+      </w:r>
+      <w:proofErr w:type="spellEnd"/>
+      <w:r>
+        <w:rPr>
+          <w:lang w:val="pl-PL"/>
+        </w:rPr>
+        <w:t>().</w:t>
       </w:r>
     </w:p>
     <w:p>
@@ -4849,7 +5397,21 @@
         <w:rPr>
           <w:lang w:val="pl-PL"/>
         </w:rPr>
-        <w:t> — fragment loop [dopóki dane niepoprawne]</w:t>
+        <w:t> — fragment </w:t>
+      </w:r>
+      <w:proofErr w:type="spellStart"/>
+      <w:r>
+        <w:rPr>
+          <w:lang w:val="pl-PL"/>
+        </w:rPr>
+        <w:t>loop</w:t>
+      </w:r>
+      <w:proofErr w:type="spellEnd"/>
+      <w:r>
+        <w:rPr>
+          <w:lang w:val="pl-PL"/>
+        </w:rPr>
+        <w:t xml:space="preserve"> [dopóki dane niepoprawne]</w:t>
       </w:r>
     </w:p>
     <w:p>
@@ -4890,6 +5452,7 @@
           <w:bCs/>
           <w:lang w:val="pl-PL"/>
         </w:rPr>
+        <w:lastRenderedPageBreak/>
         <w:t>Komunikat 3:</w:t>
       </w:r>
       <w:r>
@@ -4903,7 +5466,20 @@
           <w:lang w:val="pl-PL"/>
         </w:rPr>
         <w:br/>
-        <w:t>weryfikujDokument(klient, rodzaj, PESEL).</w:t>
+      </w:r>
+      <w:proofErr w:type="spellStart"/>
+      <w:r>
+        <w:rPr>
+          <w:lang w:val="pl-PL"/>
+        </w:rPr>
+        <w:t>weryfikujDokument</w:t>
+      </w:r>
+      <w:proofErr w:type="spellEnd"/>
+      <w:r>
+        <w:rPr>
+          <w:lang w:val="pl-PL"/>
+        </w:rPr>
+        <w:t>(klient, rodzaj, PESEL).</w:t>
       </w:r>
     </w:p>
     <w:p>
@@ -4931,7 +5507,6 @@
           <w:bCs/>
           <w:lang w:val="pl-PL"/>
         </w:rPr>
-        <w:lastRenderedPageBreak/>
         <w:t>Gałąź [z błędami]:</w:t>
       </w:r>
     </w:p>
@@ -4953,7 +5528,21 @@
         <w:rPr>
           <w:lang w:val="pl-PL"/>
         </w:rPr>
-        <w:t> Obiekt instruktor zwraca wartość false. System informuje o błędach w formularzu; instruktor poprawia dane i pętla się powtarza.</w:t>
+        <w:t> Obiekt instruktor zwraca wartość </w:t>
+      </w:r>
+      <w:proofErr w:type="spellStart"/>
+      <w:r>
+        <w:rPr>
+          <w:lang w:val="pl-PL"/>
+        </w:rPr>
+        <w:t>false</w:t>
+      </w:r>
+      <w:proofErr w:type="spellEnd"/>
+      <w:r>
+        <w:rPr>
+          <w:lang w:val="pl-PL"/>
+        </w:rPr>
+        <w:t>. System informuje o błędach w formularzu; instruktor poprawia dane i pętla się powtarza.</w:t>
       </w:r>
     </w:p>
     <w:p>
@@ -4981,7 +5570,49 @@
         <w:rPr>
           <w:lang w:val="pl-PL"/>
         </w:rPr>
-        <w:t>Wewnątrz weryfikujDokument ustawiany jest atrybut Status_weryfikacji klienta na true.</w:t>
+        <w:t>Wewnątrz </w:t>
+      </w:r>
+      <w:proofErr w:type="spellStart"/>
+      <w:r>
+        <w:rPr>
+          <w:lang w:val="pl-PL"/>
+        </w:rPr>
+        <w:t>weryfikujDokument</w:t>
+      </w:r>
+      <w:proofErr w:type="spellEnd"/>
+      <w:r>
+        <w:rPr>
+          <w:lang w:val="pl-PL"/>
+        </w:rPr>
+        <w:t> ustawiany jest atrybut </w:t>
+      </w:r>
+      <w:proofErr w:type="spellStart"/>
+      <w:r>
+        <w:rPr>
+          <w:lang w:val="pl-PL"/>
+        </w:rPr>
+        <w:t>Status_weryfikacji</w:t>
+      </w:r>
+      <w:proofErr w:type="spellEnd"/>
+      <w:r>
+        <w:rPr>
+          <w:lang w:val="pl-PL"/>
+        </w:rPr>
+        <w:t> klienta na </w:t>
+      </w:r>
+      <w:proofErr w:type="spellStart"/>
+      <w:r>
+        <w:rPr>
+          <w:lang w:val="pl-PL"/>
+        </w:rPr>
+        <w:t>true</w:t>
+      </w:r>
+      <w:proofErr w:type="spellEnd"/>
+      <w:r>
+        <w:rPr>
+          <w:lang w:val="pl-PL"/>
+        </w:rPr>
+        <w:t>.</w:t>
       </w:r>
     </w:p>
     <w:p>
@@ -5002,7 +5633,21 @@
         <w:rPr>
           <w:lang w:val="pl-PL"/>
         </w:rPr>
-        <w:t> Obiekt instruktor wywołuje na rezerwacja metodę zmienStatus("zweryfikowany").</w:t>
+        <w:t> Obiekt instruktor wywołuje na rezerwacja metodę </w:t>
+      </w:r>
+      <w:proofErr w:type="spellStart"/>
+      <w:r>
+        <w:rPr>
+          <w:lang w:val="pl-PL"/>
+        </w:rPr>
+        <w:t>zmienStatus</w:t>
+      </w:r>
+      <w:proofErr w:type="spellEnd"/>
+      <w:r>
+        <w:rPr>
+          <w:lang w:val="pl-PL"/>
+        </w:rPr>
+        <w:t>("zweryfikowany").</w:t>
       </w:r>
     </w:p>
     <w:p>
@@ -5023,7 +5668,21 @@
         <w:rPr>
           <w:lang w:val="pl-PL"/>
         </w:rPr>
-        <w:t> Obiekt instruktor zwraca wartość true. Rezerwacja zostaje zweryfikowana; pętla się kończy.</w:t>
+        <w:t> Obiekt instruktor zwraca wartość </w:t>
+      </w:r>
+      <w:proofErr w:type="spellStart"/>
+      <w:r>
+        <w:rPr>
+          <w:lang w:val="pl-PL"/>
+        </w:rPr>
+        <w:t>true</w:t>
+      </w:r>
+      <w:proofErr w:type="spellEnd"/>
+      <w:r>
+        <w:rPr>
+          <w:lang w:val="pl-PL"/>
+        </w:rPr>
+        <w:t>. Rezerwacja zostaje zweryfikowana; pętla się kończy.</w:t>
       </w:r>
     </w:p>
     <w:p>
@@ -5058,7 +5717,35 @@
         <w:rPr>
           <w:lang w:val="de-DE"/>
         </w:rPr>
-        <w:t>Instruktor klika przycisk „Check-in”.</w:t>
+        <w:t xml:space="preserve">Instruktor </w:t>
+      </w:r>
+      <w:proofErr w:type="spellStart"/>
+      <w:r>
+        <w:rPr>
+          <w:lang w:val="de-DE"/>
+        </w:rPr>
+        <w:t>klika</w:t>
+      </w:r>
+      <w:proofErr w:type="spellEnd"/>
+      <w:r>
+        <w:rPr>
+          <w:lang w:val="de-DE"/>
+        </w:rPr>
+        <w:t xml:space="preserve"> </w:t>
+      </w:r>
+      <w:proofErr w:type="spellStart"/>
+      <w:r>
+        <w:rPr>
+          <w:lang w:val="de-DE"/>
+        </w:rPr>
+        <w:t>przycisk</w:t>
+      </w:r>
+      <w:proofErr w:type="spellEnd"/>
+      <w:r>
+        <w:rPr>
+          <w:lang w:val="de-DE"/>
+        </w:rPr>
+        <w:t xml:space="preserve"> „Check-in”.</w:t>
       </w:r>
     </w:p>
     <w:p>
@@ -5079,7 +5766,21 @@
         <w:rPr>
           <w:lang w:val="pl-PL"/>
         </w:rPr>
-        <w:t> Aktor wywołuje na obiekcie instruktor metodę wykonajCheckIn(rezerwacja).</w:t>
+        <w:t> Aktor wywołuje na obiekcie instruktor metodę </w:t>
+      </w:r>
+      <w:proofErr w:type="spellStart"/>
+      <w:r>
+        <w:rPr>
+          <w:lang w:val="pl-PL"/>
+        </w:rPr>
+        <w:t>wykonajCheckIn</w:t>
+      </w:r>
+      <w:proofErr w:type="spellEnd"/>
+      <w:r>
+        <w:rPr>
+          <w:lang w:val="pl-PL"/>
+        </w:rPr>
+        <w:t>(rezerwacja).</w:t>
       </w:r>
     </w:p>
     <w:p>
@@ -5100,7 +5801,35 @@
         <w:rPr>
           <w:lang w:val="pl-PL"/>
         </w:rPr>
-        <w:t> Obiekt instruktor tworzy nowy obiekt sesja:SesjaStrzelecka (&lt;&lt;create&gt;&gt;).</w:t>
+        <w:t> Obiekt instruktor tworzy nowy obiekt </w:t>
+      </w:r>
+      <w:proofErr w:type="spellStart"/>
+      <w:r>
+        <w:rPr>
+          <w:lang w:val="pl-PL"/>
+        </w:rPr>
+        <w:t>sesja:SesjaStrzelecka</w:t>
+      </w:r>
+      <w:proofErr w:type="spellEnd"/>
+      <w:r>
+        <w:rPr>
+          <w:lang w:val="pl-PL"/>
+        </w:rPr>
+        <w:t> (&lt;&lt;</w:t>
+      </w:r>
+      <w:proofErr w:type="spellStart"/>
+      <w:r>
+        <w:rPr>
+          <w:lang w:val="pl-PL"/>
+        </w:rPr>
+        <w:t>create</w:t>
+      </w:r>
+      <w:proofErr w:type="spellEnd"/>
+      <w:r>
+        <w:rPr>
+          <w:lang w:val="pl-PL"/>
+        </w:rPr>
+        <w:t>&gt;&gt;).</w:t>
       </w:r>
     </w:p>
     <w:p>
@@ -5121,7 +5850,21 @@
         <w:rPr>
           <w:lang w:val="pl-PL"/>
         </w:rPr>
-        <w:t> Obiekt instruktor wywołuje na rezerwacja metodę zmienStatus("w trakcie wizyty").</w:t>
+        <w:t> Obiekt instruktor wywołuje na rezerwacja metodę </w:t>
+      </w:r>
+      <w:proofErr w:type="spellStart"/>
+      <w:r>
+        <w:rPr>
+          <w:lang w:val="pl-PL"/>
+        </w:rPr>
+        <w:t>zmienStatus</w:t>
+      </w:r>
+      <w:proofErr w:type="spellEnd"/>
+      <w:r>
+        <w:rPr>
+          <w:lang w:val="pl-PL"/>
+        </w:rPr>
+        <w:t>("w trakcie wizyty").</w:t>
       </w:r>
     </w:p>
     <w:p>
@@ -5142,34 +5885,82 @@
         <w:rPr>
           <w:lang w:val="pl-PL"/>
         </w:rPr>
-        <w:t> Obiekt instruktor zwraca utworzony obiekt sesja do aktora. Check-in zostaje zakończony; rozpoczyna się sesja strzelecka.</w:t>
+        <w:t xml:space="preserve"> Obiekt instruktor zwraca utworzony obiekt sesja do aktora. </w:t>
+      </w:r>
+      <w:proofErr w:type="spellStart"/>
+      <w:r>
+        <w:rPr>
+          <w:lang w:val="pl-PL"/>
+        </w:rPr>
+        <w:t>Check</w:t>
+      </w:r>
+      <w:proofErr w:type="spellEnd"/>
+      <w:r>
+        <w:rPr>
+          <w:lang w:val="pl-PL"/>
+        </w:rPr>
+        <w:t>-in zostaje zakończony; rozpoczyna się sesja strzelecka.</w:t>
       </w:r>
     </w:p>
     <w:p/>
     <w:p/>
-    <w:p>
-      <w:pPr>
-        <w:rPr>
-          <w:b/>
-          <w:bCs/>
-        </w:rPr>
-      </w:pPr>
-      <w:r>
-        <w:rPr>
-          <w:b/>
-          <w:bCs/>
-        </w:rPr>
-        <w:t>Kacper Gołowacz</w:t>
-      </w:r>
-    </w:p>
     <w:p/>
+    <w:p/>
+    <w:p/>
+    <w:p/>
+    <w:p/>
+    <w:p/>
+    <w:p/>
+    <w:p/>
+    <w:p/>
+    <w:p/>
+    <w:p/>
+    <w:p/>
+    <w:p/>
+    <w:p/>
+    <w:p/>
+    <w:p/>
+    <w:p/>
+    <w:p/>
+    <w:p/>
+    <w:p/>
+    <w:p/>
+    <w:p/>
+    <w:p/>
+    <w:p/>
+    <w:p/>
+    <w:p>
+      <w:pPr>
+        <w:rPr>
+          <w:b/>
+          <w:bCs/>
+        </w:rPr>
+      </w:pPr>
+      <w:r>
+        <w:rPr>
+          <w:b/>
+          <w:bCs/>
+        </w:rPr>
+        <w:lastRenderedPageBreak/>
+        <w:t xml:space="preserve">Kacper </w:t>
+      </w:r>
+      <w:proofErr w:type="spellStart"/>
+      <w:r>
+        <w:rPr>
+          <w:b/>
+          <w:bCs/>
+        </w:rPr>
+        <w:t>Gołowacz</w:t>
+      </w:r>
+      <w:proofErr w:type="spellEnd"/>
+    </w:p>
+    <w:p/>
     <w:p>
       <w:r>
         <w:rPr>
           <w:noProof/>
           <w:lang w:val="pl-PL"/>
         </w:rPr>
-        <w:lastRenderedPageBreak/>
         <w:drawing>
           <wp:inline distT="0" distB="0" distL="0" distR="0" wp14:anchorId="6ED49875" wp14:editId="0303B37F">
             <wp:extent cx="5248894" cy="5831394"/>
@@ -5236,10 +6027,26 @@
         <w:t>Komunikat 1:</w:t>
       </w:r>
       <w:r>
-        <w:t xml:space="preserve"> Aktor wywołuje na obiekcie admin:Administrator met</w:t>
-      </w:r>
-      <w:r>
-        <w:t>odę pobierzListeUzytkownikow().</w:t>
+        <w:t xml:space="preserve"> Aktor wywołuje na obiekcie </w:t>
+      </w:r>
+      <w:proofErr w:type="spellStart"/>
+      <w:r>
+        <w:t>admin:Administrator</w:t>
+      </w:r>
+      <w:proofErr w:type="spellEnd"/>
+      <w:r>
+        <w:t xml:space="preserve"> met</w:t>
+      </w:r>
+      <w:r>
+        <w:t xml:space="preserve">odę </w:t>
+      </w:r>
+      <w:proofErr w:type="spellStart"/>
+      <w:r>
+        <w:t>pobierzListeUzytkownikow</w:t>
+      </w:r>
+      <w:proofErr w:type="spellEnd"/>
+      <w:r>
+        <w:t>().</w:t>
       </w:r>
     </w:p>
     <w:p>
@@ -5250,10 +6057,26 @@
         <w:t>Komunikat 2 (zwrot):</w:t>
       </w:r>
       <w:r>
-        <w:t xml:space="preserve"> Obiekt admin:Administrator zwraca listę uż</w:t>
-      </w:r>
-      <w:r>
-        <w:t>ytkowników (listaUzytkownikow).</w:t>
+        <w:t xml:space="preserve"> Obiekt </w:t>
+      </w:r>
+      <w:proofErr w:type="spellStart"/>
+      <w:r>
+        <w:t>admin:Administrator</w:t>
+      </w:r>
+      <w:proofErr w:type="spellEnd"/>
+      <w:r>
+        <w:t xml:space="preserve"> zwraca listę uż</w:t>
+      </w:r>
+      <w:r>
+        <w:t>ytkowników (</w:t>
+      </w:r>
+      <w:proofErr w:type="spellStart"/>
+      <w:r>
+        <w:t>listaUzytkownikow</w:t>
+      </w:r>
+      <w:proofErr w:type="spellEnd"/>
+      <w:r>
+        <w:t>).</w:t>
       </w:r>
     </w:p>
     <w:p>
@@ -5270,7 +6093,23 @@
         <w:t>2. Filtrowanie listy</w:t>
       </w:r>
       <w:r>
-        <w:t xml:space="preserve"> — fragment opt [filtr != null]</w:t>
+        <w:t xml:space="preserve"> — fragment </w:t>
+      </w:r>
+      <w:proofErr w:type="spellStart"/>
+      <w:r>
+        <w:t>opt</w:t>
+      </w:r>
+      <w:proofErr w:type="spellEnd"/>
+      <w:r>
+        <w:t xml:space="preserve"> [filtr != </w:t>
+      </w:r>
+      <w:proofErr w:type="spellStart"/>
+      <w:r>
+        <w:t>null</w:t>
+      </w:r>
+      <w:proofErr w:type="spellEnd"/>
+      <w:r>
+        <w:t>]</w:t>
       </w:r>
     </w:p>
     <w:p>
@@ -5291,14 +6130,29 @@
         <w:rPr>
           <w:b/>
         </w:rPr>
-        <w:lastRenderedPageBreak/>
         <w:t>Komunikat 3:</w:t>
       </w:r>
       <w:r>
-        <w:t xml:space="preserve"> Aktor wywołuje na obiekcie admin:Administrat</w:t>
-      </w:r>
-      <w:r>
-        <w:t>or metodę filtrujTabele(filtr).</w:t>
+        <w:t xml:space="preserve"> Aktor wywołuje na obiekcie </w:t>
+      </w:r>
+      <w:proofErr w:type="spellStart"/>
+      <w:r>
+        <w:t>admin:Administrat</w:t>
+      </w:r>
+      <w:r>
+        <w:t>or</w:t>
+      </w:r>
+      <w:proofErr w:type="spellEnd"/>
+      <w:r>
+        <w:t xml:space="preserve"> metodę </w:t>
+      </w:r>
+      <w:proofErr w:type="spellStart"/>
+      <w:r>
+        <w:t>filtrujTabele</w:t>
+      </w:r>
+      <w:proofErr w:type="spellEnd"/>
+      <w:r>
+        <w:t>(filtr).</w:t>
       </w:r>
     </w:p>
     <w:p>
@@ -5309,10 +6163,26 @@
         <w:t>Komunikat 4 (zwrot):</w:t>
       </w:r>
       <w:r>
-        <w:t xml:space="preserve"> Obiekt admin:Administrator zwraca przefiltrowa</w:t>
-      </w:r>
-      <w:r>
-        <w:t>ną listę (przefiltrowanaLista).</w:t>
+        <w:t xml:space="preserve"> Obiekt </w:t>
+      </w:r>
+      <w:proofErr w:type="spellStart"/>
+      <w:r>
+        <w:t>admin:Administrator</w:t>
+      </w:r>
+      <w:proofErr w:type="spellEnd"/>
+      <w:r>
+        <w:t xml:space="preserve"> zwraca przefiltrowa</w:t>
+      </w:r>
+      <w:r>
+        <w:t>ną listę (</w:t>
+      </w:r>
+      <w:proofErr w:type="spellStart"/>
+      <w:r>
+        <w:t>przefiltrowanaLista</w:t>
+      </w:r>
+      <w:proofErr w:type="spellEnd"/>
+      <w:r>
+        <w:t>).</w:t>
       </w:r>
     </w:p>
     <w:p>
@@ -5359,10 +6229,34 @@
         <w:t>Komunikat 5:</w:t>
       </w:r>
       <w:r>
-        <w:t xml:space="preserve"> Aktor wywołuje na obiekcie admin:Administrator metodę zatwierdzZmianyKonta(wybra</w:t>
-      </w:r>
-      <w:r>
-        <w:t>nyUzytkownik).</w:t>
+        <w:t xml:space="preserve"> Aktor wywołuje na obiekcie </w:t>
+      </w:r>
+      <w:proofErr w:type="spellStart"/>
+      <w:r>
+        <w:t>admin:Administrator</w:t>
+      </w:r>
+      <w:proofErr w:type="spellEnd"/>
+      <w:r>
+        <w:t xml:space="preserve"> metodę </w:t>
+      </w:r>
+      <w:proofErr w:type="spellStart"/>
+      <w:r>
+        <w:t>zatwierdzZmianyKonta</w:t>
+      </w:r>
+      <w:proofErr w:type="spellEnd"/>
+      <w:r>
+        <w:t>(</w:t>
+      </w:r>
+      <w:proofErr w:type="spellStart"/>
+      <w:r>
+        <w:t>wybra</w:t>
+      </w:r>
+      <w:r>
+        <w:t>nyUzytkownik</w:t>
+      </w:r>
+      <w:proofErr w:type="spellEnd"/>
+      <w:r>
+        <w:t>).</w:t>
       </w:r>
     </w:p>
     <w:p>
@@ -5373,7 +6267,31 @@
         <w:t>Komunikat 6:</w:t>
       </w:r>
       <w:r>
-        <w:t xml:space="preserve"> Obiekt admin:Administrator wywołuje na obiekcie użytkownik:Użytkownik metodę aktualizujStan()</w:t>
+        <w:t xml:space="preserve"> Obiekt </w:t>
+      </w:r>
+      <w:proofErr w:type="spellStart"/>
+      <w:r>
+        <w:t>admin:Administrator</w:t>
+      </w:r>
+      <w:proofErr w:type="spellEnd"/>
+      <w:r>
+        <w:t xml:space="preserve"> wywołuje na obiekcie </w:t>
+      </w:r>
+      <w:proofErr w:type="spellStart"/>
+      <w:r>
+        <w:t>użytkownik:Użytkownik</w:t>
+      </w:r>
+      <w:proofErr w:type="spellEnd"/>
+      <w:r>
+        <w:t xml:space="preserve"> metodę </w:t>
+      </w:r>
+      <w:proofErr w:type="spellStart"/>
+      <w:r>
+        <w:t>aktualizujStan</w:t>
+      </w:r>
+      <w:proofErr w:type="spellEnd"/>
+      <w:r>
+        <w:t>()</w:t>
       </w:r>
       <w:r>
         <w:t>, aby zapisać nowe uprawnienia.</w:t>
@@ -5387,10 +6305,23 @@
         <w:t>Komunikat 7 (zwrot):</w:t>
       </w:r>
       <w:r>
-        <w:t xml:space="preserve"> Obiekt użytkownik:Użytkownik zwraca potwierdzenie wykonania operacji do obiektu </w:t>
-      </w:r>
-      <w:r>
-        <w:t>admin:Administrator.</w:t>
+        <w:t xml:space="preserve"> Obiekt </w:t>
+      </w:r>
+      <w:proofErr w:type="spellStart"/>
+      <w:r>
+        <w:t>użytkownik:Użytkownik</w:t>
+      </w:r>
+      <w:proofErr w:type="spellEnd"/>
+      <w:r>
+        <w:t xml:space="preserve"> zwraca potwierdzenie wykonania operacji do obiektu </w:t>
+      </w:r>
+      <w:proofErr w:type="spellStart"/>
+      <w:r>
+        <w:t>admin:Administrator</w:t>
+      </w:r>
+      <w:proofErr w:type="spellEnd"/>
+      <w:r>
+        <w:t>.</w:t>
       </w:r>
     </w:p>
     <w:p>
@@ -5401,7 +6332,23 @@
         <w:t>Komunikat 8 (zwrot):</w:t>
       </w:r>
       <w:r>
-        <w:t xml:space="preserve"> Obiekt admin:Administrator zwraca wartość true do aktora. Zmiany zostały pomyślnie zapisane.</w:t>
+        <w:t xml:space="preserve"> Obiekt </w:t>
+      </w:r>
+      <w:proofErr w:type="spellStart"/>
+      <w:r>
+        <w:t>admin:Administrator</w:t>
+      </w:r>
+      <w:proofErr w:type="spellEnd"/>
+      <w:r>
+        <w:t xml:space="preserve"> zwraca wartość </w:t>
+      </w:r>
+      <w:proofErr w:type="spellStart"/>
+      <w:r>
+        <w:t>true</w:t>
+      </w:r>
+      <w:proofErr w:type="spellEnd"/>
+      <w:r>
+        <w:t xml:space="preserve"> do aktora. Zmiany zostały pomyślnie zapisane.</w:t>
       </w:r>
     </w:p>
     <w:p/>
@@ -5425,23 +6372,437 @@
     </w:p>
     <w:p/>
     <w:p/>
+    <w:p>
+      <w:pPr>
+        <w:pStyle w:val="Nagwek2"/>
+      </w:pPr>
+      <w:r>
+        <w:lastRenderedPageBreak/>
+        <w:t>5.0. Diagram pakietów – proponowana architektura systemu</w:t>
+      </w:r>
+    </w:p>
+    <w:p>
+      <w:r>
+        <w:rPr>
+          <w:noProof/>
+        </w:rPr>
+        <w:drawing>
+          <wp:inline distT="0" distB="0" distL="0" distR="0" wp14:anchorId="01A65595" wp14:editId="4CC555FA">
+            <wp:extent cx="5725160" cy="4169410"/>
+            <wp:effectExtent l="0" t="0" r="8890" b="2540"/>
+            <wp:docPr id="1578474584" name="Obraz 1"/>
+            <wp:cNvGraphicFramePr>
+              <a:graphicFrameLocks xmlns:a="http://schemas.openxmlformats.org/drawingml/2006/main" noChangeAspect="1"/>
+            </wp:cNvGraphicFramePr>
+            <a:graphic xmlns:a="http://schemas.openxmlformats.org/drawingml/2006/main">
+              <a:graphicData uri="http://schemas.openxmlformats.org/drawingml/2006/picture">
+                <pic:pic xmlns:pic="http://schemas.openxmlformats.org/drawingml/2006/picture">
+                  <pic:nvPicPr>
+                    <pic:cNvPr id="0" name="Picture 1"/>
+                    <pic:cNvPicPr>
+                      <a:picLocks noChangeAspect="1" noChangeArrowheads="1"/>
+                    </pic:cNvPicPr>
+                  </pic:nvPicPr>
+                  <pic:blipFill>
+                    <a:blip r:embed="rId14">
+                      <a:extLst>
+                        <a:ext uri="{28A0092B-C50C-407E-A947-70E740481C1C}">
+                          <a14:useLocalDpi xmlns:a14="http://schemas.microsoft.com/office/drawing/2010/main" val="0"/>
+                        </a:ext>
+                      </a:extLst>
+                    </a:blip>
+                    <a:srcRect/>
+                    <a:stretch>
+                      <a:fillRect/>
+                    </a:stretch>
+                  </pic:blipFill>
+                  <pic:spPr bwMode="auto">
+                    <a:xfrm>
+                      <a:off x="0" y="0"/>
+                      <a:ext cx="5725160" cy="4169410"/>
+                    </a:xfrm>
+                    <a:prstGeom prst="rect">
+                      <a:avLst/>
+                    </a:prstGeom>
+                    <a:noFill/>
+                    <a:ln>
+                      <a:noFill/>
+                    </a:ln>
+                  </pic:spPr>
+                </pic:pic>
+              </a:graphicData>
+            </a:graphic>
+          </wp:inline>
+        </w:drawing>
+      </w:r>
+    </w:p>
+    <w:p>
+      <w:pPr>
+        <w:rPr>
+          <w:b/>
+          <w:bCs/>
+          <w:lang w:val="pl-PL"/>
+        </w:rPr>
+      </w:pPr>
+      <w:r>
+        <w:rPr>
+          <w:b/>
+          <w:bCs/>
+          <w:lang w:val="pl-PL"/>
+        </w:rPr>
+        <w:t>Przeznaczenie diagramu</w:t>
+      </w:r>
+    </w:p>
+    <w:p>
+      <w:pPr>
+        <w:rPr>
+          <w:lang w:val="pl-PL"/>
+        </w:rPr>
+      </w:pPr>
+      <w:r>
+        <w:rPr>
+          <w:lang w:val="pl-PL"/>
+        </w:rPr>
+        <w:t>Diagram pakietów przedstawia </w:t>
+      </w:r>
+      <w:r>
+        <w:rPr>
+          <w:b/>
+          <w:bCs/>
+          <w:lang w:val="pl-PL"/>
+        </w:rPr>
+        <w:t>logiczną strukturę systemu zarządzania strzelnicą</w:t>
+      </w:r>
+      <w:r>
+        <w:rPr>
+          <w:lang w:val="pl-PL"/>
+        </w:rPr>
+        <w:t> oraz </w:t>
+      </w:r>
+      <w:r>
+        <w:rPr>
+          <w:b/>
+          <w:bCs/>
+          <w:lang w:val="pl-PL"/>
+        </w:rPr>
+        <w:t>zależności między jego modułami</w:t>
+      </w:r>
+      <w:r>
+        <w:rPr>
+          <w:lang w:val="pl-PL"/>
+        </w:rPr>
+        <w:t>. Pakiety grupują powiązane elementy systemu (klasy, komponenty) według odpowiedzialności. Diagram uzupełnia diagram klas (co modelujemy) oraz diagram wdrożenia (gdzie elementy działają fizycznie).</w:t>
+      </w:r>
+    </w:p>
+    <w:p>
+      <w:pPr>
+        <w:rPr>
+          <w:lang w:val="pl-PL"/>
+        </w:rPr>
+      </w:pPr>
+    </w:p>
+    <w:p>
+      <w:pPr>
+        <w:rPr>
+          <w:b/>
+          <w:bCs/>
+          <w:lang w:val="pl-PL"/>
+        </w:rPr>
+      </w:pPr>
+      <w:r>
+        <w:rPr>
+          <w:b/>
+          <w:bCs/>
+          <w:lang w:val="pl-PL"/>
+        </w:rPr>
+        <w:t>Pakiet prezentacja</w:t>
+      </w:r>
+    </w:p>
+    <w:p>
+      <w:pPr>
+        <w:rPr>
+          <w:lang w:val="pl-PL"/>
+        </w:rPr>
+      </w:pPr>
+      <w:r>
+        <w:rPr>
+          <w:lang w:val="pl-PL"/>
+        </w:rPr>
+        <w:t>Warstwa odpowiedzialna za </w:t>
+      </w:r>
+      <w:r>
+        <w:rPr>
+          <w:b/>
+          <w:bCs/>
+          <w:lang w:val="pl-PL"/>
+        </w:rPr>
+        <w:t>interakcję z użytkownikiem</w:t>
+      </w:r>
+      <w:r>
+        <w:rPr>
+          <w:lang w:val="pl-PL"/>
+        </w:rPr>
+        <w:t> w przeglądarce internetowej.</w:t>
+      </w:r>
+      <w:r>
+        <w:rPr>
+          <w:lang w:val="pl-PL"/>
+        </w:rPr>
+        <w:t xml:space="preserve"> </w:t>
+      </w:r>
+      <w:r>
+        <w:t>Warstwa prezentacji </w:t>
+      </w:r>
+      <w:r>
+        <w:rPr>
+          <w:b/>
+          <w:bCs/>
+        </w:rPr>
+        <w:t>nie zawiera logiki biznesowej</w:t>
+      </w:r>
+      <w:r>
+        <w:t> </w:t>
+      </w:r>
+      <w:r>
+        <w:t>-</w:t>
+      </w:r>
+      <w:r>
+        <w:t xml:space="preserve"> przekazuje żądania do warstwy aplikacji.</w:t>
+      </w:r>
+    </w:p>
+    <w:p>
+      <w:pPr>
+        <w:rPr>
+          <w:lang w:val="pl-PL"/>
+        </w:rPr>
+      </w:pPr>
+    </w:p>
+    <w:p>
+      <w:pPr>
+        <w:rPr>
+          <w:b/>
+          <w:bCs/>
+          <w:lang w:val="pl-PL"/>
+        </w:rPr>
+      </w:pPr>
+      <w:r>
+        <w:rPr>
+          <w:b/>
+          <w:bCs/>
+          <w:lang w:val="pl-PL"/>
+        </w:rPr>
+        <w:t>Pakiet aplikacja</w:t>
+      </w:r>
+    </w:p>
+    <w:p>
+      <w:pPr>
+        <w:rPr>
+          <w:lang w:val="pl-PL"/>
+        </w:rPr>
+      </w:pPr>
+      <w:r>
+        <w:rPr>
+          <w:lang w:val="pl-PL"/>
+        </w:rPr>
+        <w:t>Warstwa </w:t>
+      </w:r>
+      <w:r>
+        <w:rPr>
+          <w:b/>
+          <w:bCs/>
+          <w:lang w:val="pl-PL"/>
+        </w:rPr>
+        <w:t>logiki systemu</w:t>
+      </w:r>
+      <w:r>
+        <w:rPr>
+          <w:lang w:val="pl-PL"/>
+        </w:rPr>
+        <w:t>, hostowana na serwerze aplikacyjnym.</w:t>
+      </w:r>
+      <w:r>
+        <w:rPr>
+          <w:rFonts w:ascii="Segoe UI" w:hAnsi="Segoe UI" w:cs="Segoe UI"/>
+          <w:sz w:val="21"/>
+          <w:szCs w:val="21"/>
+          <w:shd w:val="clear" w:color="auto" w:fill="F8F8F8"/>
+        </w:rPr>
+        <w:t xml:space="preserve"> </w:t>
+      </w:r>
+      <w:r>
+        <w:t>Koordynuje operacje między interfejsem użytkownika a modelem domenowym i bazą danych.</w:t>
+      </w:r>
+    </w:p>
+    <w:p>
+      <w:pPr>
+        <w:rPr>
+          <w:lang w:val="pl-PL"/>
+        </w:rPr>
+      </w:pPr>
+    </w:p>
+    <w:p>
+      <w:pPr>
+        <w:rPr>
+          <w:b/>
+          <w:bCs/>
+          <w:lang w:val="pl-PL"/>
+        </w:rPr>
+      </w:pPr>
+      <w:r>
+        <w:rPr>
+          <w:b/>
+          <w:bCs/>
+          <w:lang w:val="pl-PL"/>
+        </w:rPr>
+        <w:t>Pakiet domena</w:t>
+      </w:r>
+    </w:p>
+    <w:p>
+      <w:pPr>
+        <w:rPr>
+          <w:lang w:val="pl-PL"/>
+        </w:rPr>
+      </w:pPr>
+      <w:r>
+        <w:rPr>
+          <w:lang w:val="pl-PL"/>
+        </w:rPr>
+        <w:t>Warstwa </w:t>
+      </w:r>
+      <w:r>
+        <w:rPr>
+          <w:b/>
+          <w:bCs/>
+          <w:lang w:val="pl-PL"/>
+        </w:rPr>
+        <w:t>modelu biznesowego</w:t>
+      </w:r>
+      <w:r>
+        <w:rPr>
+          <w:lang w:val="pl-PL"/>
+        </w:rPr>
+        <w:t> </w:t>
+      </w:r>
+      <w:r>
+        <w:rPr>
+          <w:lang w:val="pl-PL"/>
+        </w:rPr>
+        <w:t>-</w:t>
+      </w:r>
+      <w:r>
+        <w:rPr>
+          <w:lang w:val="pl-PL"/>
+        </w:rPr>
+        <w:t xml:space="preserve"> klasy domenowe z diagramu klas, opisujące reguły i obiekty strzelnicy.</w:t>
+      </w:r>
+      <w:r>
+        <w:rPr>
+          <w:rFonts w:ascii="Segoe UI" w:hAnsi="Segoe UI" w:cs="Segoe UI"/>
+          <w:sz w:val="21"/>
+          <w:szCs w:val="21"/>
+          <w:shd w:val="clear" w:color="auto" w:fill="F8F8F8"/>
+        </w:rPr>
+        <w:t xml:space="preserve"> </w:t>
+      </w:r>
+      <w:r>
+        <w:t>Pakiet domena jest </w:t>
+      </w:r>
+      <w:r>
+        <w:rPr>
+          <w:b/>
+          <w:bCs/>
+        </w:rPr>
+        <w:t>niezależny od warstwy prezentacji</w:t>
+      </w:r>
+      <w:r>
+        <w:t> </w:t>
+      </w:r>
+      <w:r>
+        <w:t>-</w:t>
+      </w:r>
+      <w:r>
+        <w:t xml:space="preserve"> opisuje logikę biznesową, nie sposób wyświetlania danych.</w:t>
+      </w:r>
+    </w:p>
+    <w:p>
+      <w:pPr>
+        <w:rPr>
+          <w:lang w:val="pl-PL"/>
+        </w:rPr>
+      </w:pPr>
+    </w:p>
+    <w:p>
+      <w:pPr>
+        <w:rPr>
+          <w:b/>
+          <w:bCs/>
+          <w:lang w:val="pl-PL"/>
+        </w:rPr>
+      </w:pPr>
+      <w:r>
+        <w:rPr>
+          <w:b/>
+          <w:bCs/>
+          <w:lang w:val="pl-PL"/>
+        </w:rPr>
+        <w:t>Pakiet dane</w:t>
+      </w:r>
+    </w:p>
+    <w:p>
+      <w:pPr>
+        <w:rPr>
+          <w:lang w:val="pl-PL"/>
+        </w:rPr>
+      </w:pPr>
+      <w:r>
+        <w:rPr>
+          <w:lang w:val="pl-PL"/>
+        </w:rPr>
+        <w:t>Warstwa </w:t>
+      </w:r>
+      <w:r>
+        <w:rPr>
+          <w:b/>
+          <w:bCs/>
+          <w:lang w:val="pl-PL"/>
+        </w:rPr>
+        <w:t>trwałego przechowywania danych</w:t>
+      </w:r>
+      <w:r>
+        <w:rPr>
+          <w:lang w:val="pl-PL"/>
+        </w:rPr>
+        <w:t>.</w:t>
+      </w:r>
+      <w:r>
+        <w:rPr>
+          <w:rFonts w:ascii="Segoe UI" w:hAnsi="Segoe UI" w:cs="Segoe UI"/>
+          <w:sz w:val="21"/>
+          <w:szCs w:val="21"/>
+          <w:shd w:val="clear" w:color="auto" w:fill="F8F8F8"/>
+        </w:rPr>
+        <w:t xml:space="preserve"> </w:t>
+      </w:r>
+      <w:r>
+        <w:t>Obiekty z pakietu domena są mapowane na tabele w bazie danych.</w:t>
+      </w:r>
+    </w:p>
+    <w:p>
+      <w:pPr>
+        <w:pStyle w:val="Nagwek2"/>
+      </w:pPr>
+      <w:r>
+        <w:lastRenderedPageBreak/>
+        <w:t>5.1.Diagram klas</w:t>
+      </w:r>
+    </w:p>
     <w:p/>
     <w:p>
-      <w:pPr>
-        <w:pStyle w:val="Nagwek2"/>
-      </w:pPr>
-      <w:r>
-        <w:t>5.1.Diagram klas</w:t>
-      </w:r>
-    </w:p>
-    <w:p/>
-    <w:p>
       <w:r>
         <w:rPr>
           <w:noProof/>
           <w:lang w:val="pl-PL"/>
         </w:rPr>
-        <w:lastRenderedPageBreak/>
         <w:drawing>
           <wp:inline distT="0" distB="0" distL="0" distR="0" wp14:anchorId="4845213D" wp14:editId="63E5565C">
             <wp:extent cx="5733415" cy="4048125"/>
@@ -5458,7 +6819,7 @@
                     <pic:cNvPicPr/>
                   </pic:nvPicPr>
                   <pic:blipFill>
-                    <a:blip r:embed="rId14"/>
+                    <a:blip r:embed="rId15"/>
                     <a:stretch>
                       <a:fillRect/>
                     </a:stretch>
@@ -5522,7 +6883,15 @@
         <w:t xml:space="preserve"> </w:t>
       </w:r>
       <w:r>
-        <w:t>Klasa dziedzicząca po Uzytkownik. Reprezentuje pracownika z najwyższymi uprawnieniami, odpowiedzialnego za podgląd i zarządzanie kontami wszystkich osób w systemie.</w:t>
+        <w:t xml:space="preserve">Klasa dziedzicząca po </w:t>
+      </w:r>
+      <w:proofErr w:type="spellStart"/>
+      <w:r>
+        <w:t>Uzytkownik</w:t>
+      </w:r>
+      <w:proofErr w:type="spellEnd"/>
+      <w:r>
+        <w:t>. Reprezentuje pracownika z najwyższymi uprawnieniami, odpowiedzialnego za podgląd i zarządzanie kontami wszystkich osób w systemie.</w:t>
       </w:r>
     </w:p>
     <w:p>
@@ -5537,7 +6906,15 @@
         <w:t>Atrybuty:</w:t>
       </w:r>
       <w:r>
-        <w:t xml:space="preserve"> Dziedziczy podstawowe atrybuty logowania z klasy nadrzędnej Uzytkownik.</w:t>
+        <w:t xml:space="preserve"> Dziedziczy podstawowe atrybuty logowania z klasy nadrzędnej </w:t>
+      </w:r>
+      <w:proofErr w:type="spellStart"/>
+      <w:r>
+        <w:t>Uzytkownik</w:t>
+      </w:r>
+      <w:proofErr w:type="spellEnd"/>
+      <w:r>
+        <w:t>.</w:t>
       </w:r>
     </w:p>
     <w:p>
@@ -5568,7 +6945,23 @@
         <w:t xml:space="preserve"> </w:t>
       </w:r>
       <w:r>
-        <w:t>+ pobierzListeUzytkownikow(): List&lt;Uzytkownik&gt; – Zwraca pełną listę wszystkich zarejestrowanych kont z bazy danych.</w:t>
+        <w:t xml:space="preserve">+ </w:t>
+      </w:r>
+      <w:proofErr w:type="spellStart"/>
+      <w:r>
+        <w:t>pobierzListeUzytkownikow</w:t>
+      </w:r>
+      <w:proofErr w:type="spellEnd"/>
+      <w:r>
+        <w:t>(): List&lt;</w:t>
+      </w:r>
+      <w:proofErr w:type="spellStart"/>
+      <w:r>
+        <w:t>Uzytkownik</w:t>
+      </w:r>
+      <w:proofErr w:type="spellEnd"/>
+      <w:r>
+        <w:t>&gt; – Zwraca pełną listę wszystkich zarejestrowanych kont z bazy danych.</w:t>
       </w:r>
     </w:p>
     <w:p>
@@ -5587,7 +6980,23 @@
         <w:t xml:space="preserve"> </w:t>
       </w:r>
       <w:r>
-        <w:t>+ filtrujTabele(filtr): List&lt;Uzytkownik&gt; – Pozwala na wyszukiwanie konkretnych osób (np. po nazwisku lub roli) na liście.</w:t>
+        <w:t xml:space="preserve">+ </w:t>
+      </w:r>
+      <w:proofErr w:type="spellStart"/>
+      <w:r>
+        <w:t>filtrujTabele</w:t>
+      </w:r>
+      <w:proofErr w:type="spellEnd"/>
+      <w:r>
+        <w:t>(filtr): List&lt;</w:t>
+      </w:r>
+      <w:proofErr w:type="spellStart"/>
+      <w:r>
+        <w:t>Uzytkownik</w:t>
+      </w:r>
+      <w:proofErr w:type="spellEnd"/>
+      <w:r>
+        <w:t>&gt; – Pozwala na wyszukiwanie konkretnych osób (np. po nazwisku lub roli) na liście.</w:t>
       </w:r>
     </w:p>
     <w:p>
@@ -5606,7 +7015,31 @@
         <w:t xml:space="preserve"> </w:t>
       </w:r>
       <w:r>
-        <w:t>+ zatwierdzZamianyKonta(uzytkownik): Boolean – Zapisuje w bazie zmodyfikowane dane lub zmienione uprawnienia konkretnego użytkownika.</w:t>
+        <w:t xml:space="preserve">+ </w:t>
+      </w:r>
+      <w:proofErr w:type="spellStart"/>
+      <w:r>
+        <w:t>zatwierdzZamianyKonta</w:t>
+      </w:r>
+      <w:proofErr w:type="spellEnd"/>
+      <w:r>
+        <w:t>(</w:t>
+      </w:r>
+      <w:proofErr w:type="spellStart"/>
+      <w:r>
+        <w:t>uzytkownik</w:t>
+      </w:r>
+      <w:proofErr w:type="spellEnd"/>
+      <w:r>
+        <w:t xml:space="preserve">): </w:t>
+      </w:r>
+      <w:proofErr w:type="spellStart"/>
+      <w:r>
+        <w:t>Boolean</w:t>
+      </w:r>
+      <w:proofErr w:type="spellEnd"/>
+      <w:r>
+        <w:t xml:space="preserve"> – Zapisuje w bazie zmodyfikowane dane lub zmienione uprawnienia konkretnego użytkownika.</w:t>
       </w:r>
     </w:p>
     <w:p>
@@ -5621,6 +7054,7 @@
           <w:szCs w:val="24"/>
         </w:rPr>
       </w:pPr>
+      <w:proofErr w:type="spellStart"/>
       <w:r>
         <w:rPr>
           <w:sz w:val="24"/>
@@ -5628,6 +7062,7 @@
         </w:rPr>
         <w:t>AmunicjaMagazyn</w:t>
       </w:r>
+      <w:proofErr w:type="spellEnd"/>
     </w:p>
     <w:p>
       <w:pPr>
@@ -5671,8 +7106,21 @@
       <w:r>
         <w:t xml:space="preserve">- </w:t>
       </w:r>
-      <w:r>
-        <w:t>iloscSztuk: Integer – Wskazuje, ile fizycznie sztuk znajduje się na stanie.</w:t>
+      <w:proofErr w:type="spellStart"/>
+      <w:r>
+        <w:t>iloscSztuk</w:t>
+      </w:r>
+      <w:proofErr w:type="spellEnd"/>
+      <w:r>
+        <w:t xml:space="preserve">: </w:t>
+      </w:r>
+      <w:proofErr w:type="spellStart"/>
+      <w:r>
+        <w:t>Integer</w:t>
+      </w:r>
+      <w:proofErr w:type="spellEnd"/>
+      <w:r>
+        <w:t xml:space="preserve"> – Wskazuje, ile fizycznie sztuk znajduje się na stanie.</w:t>
       </w:r>
     </w:p>
     <w:p>
@@ -5692,13 +7140,46 @@
         <w:pStyle w:val="Akapitzlist"/>
       </w:pPr>
       <w:r>
+        <w:lastRenderedPageBreak/>
         <w:t>-</w:t>
       </w:r>
       <w:r>
         <w:t xml:space="preserve"> </w:t>
       </w:r>
       <w:r>
-        <w:t>+ odejmijAmunicje(ilosc: Integer): Boolean – Pomniejsza stan magazynowy o liczbę naboi zużytych podczas zakończonej sesji strzeleckiej.</w:t>
+        <w:t xml:space="preserve">+ </w:t>
+      </w:r>
+      <w:proofErr w:type="spellStart"/>
+      <w:r>
+        <w:t>odejmijAmunicje</w:t>
+      </w:r>
+      <w:proofErr w:type="spellEnd"/>
+      <w:r>
+        <w:t>(</w:t>
+      </w:r>
+      <w:proofErr w:type="spellStart"/>
+      <w:r>
+        <w:t>ilosc</w:t>
+      </w:r>
+      <w:proofErr w:type="spellEnd"/>
+      <w:r>
+        <w:t xml:space="preserve">: </w:t>
+      </w:r>
+      <w:proofErr w:type="spellStart"/>
+      <w:r>
+        <w:t>Integer</w:t>
+      </w:r>
+      <w:proofErr w:type="spellEnd"/>
+      <w:r>
+        <w:t xml:space="preserve">): </w:t>
+      </w:r>
+      <w:proofErr w:type="spellStart"/>
+      <w:r>
+        <w:t>Boolean</w:t>
+      </w:r>
+      <w:proofErr w:type="spellEnd"/>
+      <w:r>
+        <w:t xml:space="preserve"> – Pomniejsza stan magazynowy o liczbę naboi zużytych podczas zakończonej sesji strzeleckiej.</w:t>
       </w:r>
     </w:p>
     <w:p>
@@ -5713,6 +7194,7 @@
           <w:szCs w:val="24"/>
         </w:rPr>
       </w:pPr>
+      <w:proofErr w:type="spellStart"/>
       <w:r>
         <w:rPr>
           <w:sz w:val="24"/>
@@ -5720,6 +7202,7 @@
         </w:rPr>
         <w:t>EgzemplarzBroni</w:t>
       </w:r>
+      <w:proofErr w:type="spellEnd"/>
     </w:p>
     <w:p>
       <w:pPr>
@@ -5733,7 +7216,6 @@
         </w:rPr>
       </w:pPr>
       <w:r>
-        <w:lastRenderedPageBreak/>
         <w:t>Opis:</w:t>
       </w:r>
       <w:r>
@@ -5773,8 +7255,13 @@
         </w:rPr>
         <w:t xml:space="preserve"> </w:t>
       </w:r>
-      <w:r>
-        <w:t>nrSeryjny: String – Unikalny identyfikator wybity na broni.</w:t>
+      <w:proofErr w:type="spellStart"/>
+      <w:r>
+        <w:t>nrSeryjny</w:t>
+      </w:r>
+      <w:proofErr w:type="spellEnd"/>
+      <w:r>
+        <w:t>: String – Unikalny identyfikator wybity na broni.</w:t>
       </w:r>
     </w:p>
     <w:p>
@@ -5792,8 +7279,21 @@
         </w:rPr>
         <w:t xml:space="preserve"> </w:t>
       </w:r>
-      <w:r>
-        <w:t>aktualnyPrzebieg: Integer – Sumaryczna liczba wystrzelonych z tej broni naboi.</w:t>
+      <w:proofErr w:type="spellStart"/>
+      <w:r>
+        <w:t>aktualnyPrzebieg</w:t>
+      </w:r>
+      <w:proofErr w:type="spellEnd"/>
+      <w:r>
+        <w:t xml:space="preserve">: </w:t>
+      </w:r>
+      <w:proofErr w:type="spellStart"/>
+      <w:r>
+        <w:t>Integer</w:t>
+      </w:r>
+      <w:proofErr w:type="spellEnd"/>
+      <w:r>
+        <w:t xml:space="preserve"> – Sumaryczna liczba wystrzelonych z tej broni naboi.</w:t>
       </w:r>
     </w:p>
     <w:p>
@@ -5819,7 +7319,39 @@
         <w:t xml:space="preserve"> </w:t>
       </w:r>
       <w:r>
-        <w:t>+ aktualizujPrzebieg(ilosc: Integer): void – Dopisuje nową liczbę oddanych strzałów do ogólnego przebiegu danej jednostki po treningu.</w:t>
+        <w:t xml:space="preserve">+ </w:t>
+      </w:r>
+      <w:proofErr w:type="spellStart"/>
+      <w:r>
+        <w:t>aktualizujPrzebieg</w:t>
+      </w:r>
+      <w:proofErr w:type="spellEnd"/>
+      <w:r>
+        <w:t>(</w:t>
+      </w:r>
+      <w:proofErr w:type="spellStart"/>
+      <w:r>
+        <w:t>ilosc</w:t>
+      </w:r>
+      <w:proofErr w:type="spellEnd"/>
+      <w:r>
+        <w:t xml:space="preserve">: </w:t>
+      </w:r>
+      <w:proofErr w:type="spellStart"/>
+      <w:r>
+        <w:t>Integer</w:t>
+      </w:r>
+      <w:proofErr w:type="spellEnd"/>
+      <w:r>
+        <w:t xml:space="preserve">): </w:t>
+      </w:r>
+      <w:proofErr w:type="spellStart"/>
+      <w:r>
+        <w:t>void</w:t>
+      </w:r>
+      <w:proofErr w:type="spellEnd"/>
+      <w:r>
+        <w:t xml:space="preserve"> – Dopisuje nową liczbę oddanych strzałów do ogólnego przebiegu danej jednostki po treningu.</w:t>
       </w:r>
     </w:p>
     <w:p>
@@ -5857,7 +7389,15 @@
         <w:t>:</w:t>
       </w:r>
       <w:r>
-        <w:t xml:space="preserve"> Klasa dziedzicząca po Uzytkownik. Reprezentuje pracownika obsługi, który ma uprawnienia do prowadzenia strzelania i weryfikacji tożsamości.</w:t>
+        <w:t xml:space="preserve"> Klasa dziedzicząca po </w:t>
+      </w:r>
+      <w:proofErr w:type="spellStart"/>
+      <w:r>
+        <w:t>Uzytkownik</w:t>
+      </w:r>
+      <w:proofErr w:type="spellEnd"/>
+      <w:r>
+        <w:t>. Reprezentuje pracownika obsługi, który ma uprawnienia do prowadzenia strzelania i weryfikacji tożsamości.</w:t>
       </w:r>
     </w:p>
     <w:p>
@@ -5887,8 +7427,13 @@
         </w:rPr>
         <w:t xml:space="preserve"> </w:t>
       </w:r>
-      <w:r>
-        <w:t>NrLegitymacji: string – Zapisany numer uprawnień państwowych/związkowych pracownika.</w:t>
+      <w:proofErr w:type="spellStart"/>
+      <w:r>
+        <w:t>NrLegitymacji</w:t>
+      </w:r>
+      <w:proofErr w:type="spellEnd"/>
+      <w:r>
+        <w:t>: string – Zapisany numer uprawnień państwowych/związkowych pracownika.</w:t>
       </w:r>
     </w:p>
     <w:p>
@@ -5919,7 +7464,23 @@
         <w:t xml:space="preserve"> </w:t>
       </w:r>
       <w:r>
-        <w:t>+ weryfikujDokument(klient: Klient, rodzaj: String, pesel: string): Boolean – Waliduje tożsamość klienta, przyjmując jako argumenty konkretne dane z okazanego dokumentu (w tym numer PESEL).</w:t>
+        <w:t xml:space="preserve">+ </w:t>
+      </w:r>
+      <w:proofErr w:type="spellStart"/>
+      <w:r>
+        <w:t>weryfikujDokument</w:t>
+      </w:r>
+      <w:proofErr w:type="spellEnd"/>
+      <w:r>
+        <w:t xml:space="preserve">(klient: Klient, rodzaj: String, pesel: string): </w:t>
+      </w:r>
+      <w:proofErr w:type="spellStart"/>
+      <w:r>
+        <w:t>Boolean</w:t>
+      </w:r>
+      <w:proofErr w:type="spellEnd"/>
+      <w:r>
+        <w:t xml:space="preserve"> – Waliduje tożsamość klienta, przyjmując jako argumenty konkretne dane z okazanego dokumentu (w tym numer PESEL).</w:t>
       </w:r>
     </w:p>
     <w:p>
@@ -5938,7 +7499,23 @@
         <w:t xml:space="preserve"> </w:t>
       </w:r>
       <w:r>
-        <w:t>+ wykonajCheckIn(Rezerwacja): SesjaStrzelecka – Przekształca oczekującą rezerwację w trwający trening na osi strzeleckiej.</w:t>
+        <w:t xml:space="preserve">+ </w:t>
+      </w:r>
+      <w:proofErr w:type="spellStart"/>
+      <w:r>
+        <w:t>wykonajCheckIn</w:t>
+      </w:r>
+      <w:proofErr w:type="spellEnd"/>
+      <w:r>
+        <w:t xml:space="preserve">(Rezerwacja): </w:t>
+      </w:r>
+      <w:proofErr w:type="spellStart"/>
+      <w:r>
+        <w:t>SesjaStrzelecka</w:t>
+      </w:r>
+      <w:proofErr w:type="spellEnd"/>
+      <w:r>
+        <w:t xml:space="preserve"> – Przekształca oczekującą rezerwację w trwający trening na osi strzeleckiej.</w:t>
       </w:r>
     </w:p>
     <w:p>
@@ -5957,7 +7534,31 @@
         <w:t xml:space="preserve"> </w:t>
       </w:r>
       <w:r>
-        <w:t>+ wykonajCheckOut(SesjaStrzelecka, wyniki): void – Zamyka sesję, przekazując wyniki do rozliczenia kosztów i zasobów.</w:t>
+        <w:t xml:space="preserve">+ </w:t>
+      </w:r>
+      <w:proofErr w:type="spellStart"/>
+      <w:r>
+        <w:t>wykonajCheckOut</w:t>
+      </w:r>
+      <w:proofErr w:type="spellEnd"/>
+      <w:r>
+        <w:t>(</w:t>
+      </w:r>
+      <w:proofErr w:type="spellStart"/>
+      <w:r>
+        <w:t>SesjaStrzelecka</w:t>
+      </w:r>
+      <w:proofErr w:type="spellEnd"/>
+      <w:r>
+        <w:t xml:space="preserve">, wyniki): </w:t>
+      </w:r>
+      <w:proofErr w:type="spellStart"/>
+      <w:r>
+        <w:t>void</w:t>
+      </w:r>
+      <w:proofErr w:type="spellEnd"/>
+      <w:r>
+        <w:t xml:space="preserve"> – Zamyka sesję, przekazując wyniki do rozliczenia kosztów i zasobów.</w:t>
       </w:r>
     </w:p>
     <w:p>
@@ -5992,7 +7593,15 @@
         <w:t>Opis:</w:t>
       </w:r>
       <w:r>
-        <w:t xml:space="preserve"> Klasa dziedzicząca po Uzytkownik. Główny aktor korzystający z usług strzelnicy, dokonujący rezerwacji i budujący swoją historię.</w:t>
+        <w:t xml:space="preserve"> Klasa dziedzicząca po </w:t>
+      </w:r>
+      <w:proofErr w:type="spellStart"/>
+      <w:r>
+        <w:t>Uzytkownik</w:t>
+      </w:r>
+      <w:proofErr w:type="spellEnd"/>
+      <w:r>
+        <w:t>. Główny aktor korzystający z usług strzelnicy, dokonujący rezerwacji i budujący swoją historię.</w:t>
       </w:r>
     </w:p>
     <w:p>
@@ -6022,8 +7631,13 @@
         </w:rPr>
         <w:t xml:space="preserve"> </w:t>
       </w:r>
-      <w:r>
-        <w:t>Imie: String – Imię klienta.</w:t>
+      <w:proofErr w:type="spellStart"/>
+      <w:r>
+        <w:t>Imie</w:t>
+      </w:r>
+      <w:proofErr w:type="spellEnd"/>
+      <w:r>
+        <w:t>: String – Imię klienta.</w:t>
       </w:r>
     </w:p>
     <w:p>
@@ -6079,8 +7693,21 @@
         </w:rPr>
         <w:t xml:space="preserve"> </w:t>
       </w:r>
-      <w:r>
-        <w:t>Status_weryfikacji: Boolean – Flaga informująca, czy instruktor autoryzował tę osobę.</w:t>
+      <w:proofErr w:type="spellStart"/>
+      <w:r>
+        <w:t>Status_weryfikacji</w:t>
+      </w:r>
+      <w:proofErr w:type="spellEnd"/>
+      <w:r>
+        <w:t xml:space="preserve">: </w:t>
+      </w:r>
+      <w:proofErr w:type="spellStart"/>
+      <w:r>
+        <w:t>Boolean</w:t>
+      </w:r>
+      <w:proofErr w:type="spellEnd"/>
+      <w:r>
+        <w:t xml:space="preserve"> – Flaga informująca, czy instruktor autoryzował tę osobę.</w:t>
       </w:r>
     </w:p>
     <w:p>
@@ -6110,8 +7737,13 @@
         </w:rPr>
         <w:t xml:space="preserve"> </w:t>
       </w:r>
-      <w:r>
-        <w:t>zlozRezerwacja(data, stanowisko): Rezerwacja – Inicjuje proces rezerwowania wolnego toru w wybranym terminie.</w:t>
+      <w:proofErr w:type="spellStart"/>
+      <w:r>
+        <w:t>zlozRezerwacja</w:t>
+      </w:r>
+      <w:proofErr w:type="spellEnd"/>
+      <w:r>
+        <w:t>(data, stanowisko): Rezerwacja – Inicjuje proces rezerwowania wolnego toru w wybranym terminie.</w:t>
       </w:r>
     </w:p>
     <w:p>
@@ -6126,6 +7758,7 @@
           <w:szCs w:val="24"/>
         </w:rPr>
       </w:pPr>
+      <w:proofErr w:type="spellStart"/>
       <w:r>
         <w:rPr>
           <w:sz w:val="24"/>
@@ -6133,6 +7766,7 @@
         </w:rPr>
         <w:t>Placowka</w:t>
       </w:r>
+      <w:proofErr w:type="spellEnd"/>
     </w:p>
     <w:p>
       <w:pPr>
@@ -6227,7 +7861,23 @@
         <w:t xml:space="preserve"> </w:t>
       </w:r>
       <w:r>
-        <w:t>+ dodajDoMagazynu(Egzemplarz broni): void – Dopisuje nowo zakupioną sztukę uzbrojenia do inwentarza tej konkretnej lokalizacji.</w:t>
+        <w:t xml:space="preserve">+ </w:t>
+      </w:r>
+      <w:proofErr w:type="spellStart"/>
+      <w:r>
+        <w:t>dodajDoMagazynu</w:t>
+      </w:r>
+      <w:proofErr w:type="spellEnd"/>
+      <w:r>
+        <w:t xml:space="preserve">(Egzemplarz broni): </w:t>
+      </w:r>
+      <w:proofErr w:type="spellStart"/>
+      <w:r>
+        <w:t>void</w:t>
+      </w:r>
+      <w:proofErr w:type="spellEnd"/>
+      <w:r>
+        <w:t xml:space="preserve"> – Dopisuje nowo zakupioną sztukę uzbrojenia do inwentarza tej konkretnej lokalizacji.</w:t>
       </w:r>
     </w:p>
     <w:p>
@@ -6259,6 +7909,7 @@
         </w:numPr>
       </w:pPr>
       <w:r>
+        <w:lastRenderedPageBreak/>
         <w:t>Opis:</w:t>
       </w:r>
       <w:r>
@@ -6285,7 +7936,6 @@
         </w:rPr>
       </w:pPr>
       <w:r>
-        <w:lastRenderedPageBreak/>
         <w:t>-</w:t>
       </w:r>
       <w:r>
@@ -6300,7 +7950,21 @@
         <w:rPr>
           <w:lang w:val="pl-PL"/>
         </w:rPr>
-        <w:t xml:space="preserve">data: date – Zaplanowany dzień wizyty na strzelnicy. </w:t>
+        <w:t xml:space="preserve">data: </w:t>
+      </w:r>
+      <w:proofErr w:type="spellStart"/>
+      <w:r>
+        <w:rPr>
+          <w:lang w:val="pl-PL"/>
+        </w:rPr>
+        <w:t>date</w:t>
+      </w:r>
+      <w:proofErr w:type="spellEnd"/>
+      <w:r>
+        <w:rPr>
+          <w:lang w:val="pl-PL"/>
+        </w:rPr>
+        <w:t xml:space="preserve"> – Zaplanowany dzień wizyty na strzelnicy. </w:t>
       </w:r>
     </w:p>
     <w:p>
@@ -6350,7 +8014,23 @@
         <w:t xml:space="preserve"> </w:t>
       </w:r>
       <w:r>
-        <w:t>+ pobierzKlienta(): void – Zwraca dane osoby, która dokonała rezerwacji w celu jej weryfikacji przy stanowisku instruktora.</w:t>
+        <w:t xml:space="preserve">+ </w:t>
+      </w:r>
+      <w:proofErr w:type="spellStart"/>
+      <w:r>
+        <w:t>pobierzKlienta</w:t>
+      </w:r>
+      <w:proofErr w:type="spellEnd"/>
+      <w:r>
+        <w:t xml:space="preserve">(): </w:t>
+      </w:r>
+      <w:proofErr w:type="spellStart"/>
+      <w:r>
+        <w:t>void</w:t>
+      </w:r>
+      <w:proofErr w:type="spellEnd"/>
+      <w:r>
+        <w:t xml:space="preserve"> – Zwraca dane osoby, która dokonała rezerwacji w celu jej weryfikacji przy stanowisku instruktora.</w:t>
       </w:r>
     </w:p>
     <w:p>
@@ -6369,7 +8049,31 @@
         <w:t xml:space="preserve"> </w:t>
       </w:r>
       <w:r>
-        <w:t>+ zmienStatus(): void – Modyfikuje etap rezerwacji w cyklu życia wizyty (np. przy autoryzacji "Check-in").</w:t>
+        <w:t xml:space="preserve">+ </w:t>
+      </w:r>
+      <w:proofErr w:type="spellStart"/>
+      <w:r>
+        <w:t>zmienStatus</w:t>
+      </w:r>
+      <w:proofErr w:type="spellEnd"/>
+      <w:r>
+        <w:t xml:space="preserve">(): </w:t>
+      </w:r>
+      <w:proofErr w:type="spellStart"/>
+      <w:r>
+        <w:t>void</w:t>
+      </w:r>
+      <w:proofErr w:type="spellEnd"/>
+      <w:r>
+        <w:t xml:space="preserve"> – Modyfikuje etap rezerwacji w cyklu życia wizyty (np. przy autoryzacji "</w:t>
+      </w:r>
+      <w:proofErr w:type="spellStart"/>
+      <w:r>
+        <w:t>Check</w:t>
+      </w:r>
+      <w:proofErr w:type="spellEnd"/>
+      <w:r>
+        <w:t>-in").</w:t>
       </w:r>
     </w:p>
     <w:p>
@@ -6384,6 +8088,7 @@
           <w:szCs w:val="24"/>
         </w:rPr>
       </w:pPr>
+      <w:proofErr w:type="spellStart"/>
       <w:r>
         <w:rPr>
           <w:sz w:val="24"/>
@@ -6391,6 +8096,7 @@
         </w:rPr>
         <w:t>SesjaStrzelecka</w:t>
       </w:r>
+      <w:proofErr w:type="spellEnd"/>
     </w:p>
     <w:p>
       <w:pPr>
@@ -6437,8 +8143,21 @@
         </w:rPr>
         <w:t xml:space="preserve"> </w:t>
       </w:r>
-      <w:r>
-        <w:t>czasRozpoczecia: DateTime – Rzeczywisty czas wejścia na tor.</w:t>
+      <w:proofErr w:type="spellStart"/>
+      <w:r>
+        <w:t>czasRozpoczecia</w:t>
+      </w:r>
+      <w:proofErr w:type="spellEnd"/>
+      <w:r>
+        <w:t xml:space="preserve">: </w:t>
+      </w:r>
+      <w:proofErr w:type="spellStart"/>
+      <w:r>
+        <w:t>DateTime</w:t>
+      </w:r>
+      <w:proofErr w:type="spellEnd"/>
+      <w:r>
+        <w:t xml:space="preserve"> – Rzeczywisty czas wejścia na tor.</w:t>
       </w:r>
     </w:p>
     <w:p>
@@ -6456,8 +8175,21 @@
         </w:rPr>
         <w:t xml:space="preserve"> </w:t>
       </w:r>
-      <w:r>
-        <w:t>czasZakonczenia: DateTime – Rzeczywisty czas zakończenia treningu.</w:t>
+      <w:proofErr w:type="spellStart"/>
+      <w:r>
+        <w:t>czasZakonczenia</w:t>
+      </w:r>
+      <w:proofErr w:type="spellEnd"/>
+      <w:r>
+        <w:t xml:space="preserve">: </w:t>
+      </w:r>
+      <w:proofErr w:type="spellStart"/>
+      <w:r>
+        <w:t>DateTime</w:t>
+      </w:r>
+      <w:proofErr w:type="spellEnd"/>
+      <w:r>
+        <w:t xml:space="preserve"> – Rzeczywisty czas zakończenia treningu.</w:t>
       </w:r>
     </w:p>
     <w:p>
@@ -6487,8 +8219,21 @@
         </w:rPr>
         <w:t xml:space="preserve"> </w:t>
       </w:r>
-      <w:r>
-        <w:t>podliczSesje(): void – Agreguje zgromadzone logi o amunicji i podsumowuje całościowe statystyki wizyty.</w:t>
+      <w:proofErr w:type="spellStart"/>
+      <w:r>
+        <w:t>podliczSesje</w:t>
+      </w:r>
+      <w:proofErr w:type="spellEnd"/>
+      <w:r>
+        <w:t xml:space="preserve">(): </w:t>
+      </w:r>
+      <w:proofErr w:type="spellStart"/>
+      <w:r>
+        <w:t>void</w:t>
+      </w:r>
+      <w:proofErr w:type="spellEnd"/>
+      <w:r>
+        <w:t xml:space="preserve"> – Agreguje zgromadzone logi o amunicji i podsumowuje całościowe statystyki wizyty.</w:t>
       </w:r>
     </w:p>
     <w:p>
@@ -6554,7 +8299,15 @@
         <w:t xml:space="preserve"> </w:t>
       </w:r>
       <w:r>
-        <w:t>numer: Integer – Identyfikator liczbowy toru na osi (np. 1, 2, 3).</w:t>
+        <w:t xml:space="preserve">numer: </w:t>
+      </w:r>
+      <w:proofErr w:type="spellStart"/>
+      <w:r>
+        <w:t>Integer</w:t>
+      </w:r>
+      <w:proofErr w:type="spellEnd"/>
+      <w:r>
+        <w:t xml:space="preserve"> – Identyfikator liczbowy toru na osi (np. 1, 2, 3).</w:t>
       </w:r>
     </w:p>
     <w:p>
@@ -6572,8 +8325,21 @@
         </w:rPr>
         <w:t xml:space="preserve"> </w:t>
       </w:r>
-      <w:r>
-        <w:t>dystansMetry: Integer – Maksymalna użyteczna odległość toru do tarcz.</w:t>
+      <w:proofErr w:type="spellStart"/>
+      <w:r>
+        <w:t>dystansMetry</w:t>
+      </w:r>
+      <w:proofErr w:type="spellEnd"/>
+      <w:r>
+        <w:t xml:space="preserve">: </w:t>
+      </w:r>
+      <w:proofErr w:type="spellStart"/>
+      <w:r>
+        <w:t>Integer</w:t>
+      </w:r>
+      <w:proofErr w:type="spellEnd"/>
+      <w:r>
+        <w:t xml:space="preserve"> – Maksymalna użyteczna odległość toru do tarcz.</w:t>
       </w:r>
     </w:p>
     <w:p>
@@ -6604,7 +8370,23 @@
         <w:t xml:space="preserve"> </w:t>
       </w:r>
       <w:r>
-        <w:t>+ sprawdzDostepnosc(): Boolean – Weryfikuje w harmonogramie, czy dany tor nie jest już zablokowany przez inną rezerwację.</w:t>
+        <w:t xml:space="preserve">+ </w:t>
+      </w:r>
+      <w:proofErr w:type="spellStart"/>
+      <w:r>
+        <w:t>sprawdzDostepnosc</w:t>
+      </w:r>
+      <w:proofErr w:type="spellEnd"/>
+      <w:r>
+        <w:t xml:space="preserve">(): </w:t>
+      </w:r>
+      <w:proofErr w:type="spellStart"/>
+      <w:r>
+        <w:t>Boolean</w:t>
+      </w:r>
+      <w:proofErr w:type="spellEnd"/>
+      <w:r>
+        <w:t xml:space="preserve"> – Weryfikuje w harmonogramie, czy dany tor nie jest już zablokowany przez inną rezerwację.</w:t>
       </w:r>
     </w:p>
     <w:p>
@@ -6619,6 +8401,7 @@
           <w:szCs w:val="24"/>
         </w:rPr>
       </w:pPr>
+      <w:proofErr w:type="spellStart"/>
       <w:r>
         <w:rPr>
           <w:sz w:val="24"/>
@@ -6626,6 +8409,7 @@
         </w:rPr>
         <w:t>SzczegolyZuzycia</w:t>
       </w:r>
+      <w:proofErr w:type="spellEnd"/>
     </w:p>
     <w:p>
       <w:pPr>
@@ -6669,8 +8453,21 @@
         </w:rPr>
         <w:t xml:space="preserve"> </w:t>
       </w:r>
-      <w:r>
-        <w:t>iloscAmunicji: Integer – Konkretna wartość wystrzelonych naboi na danym etapie.</w:t>
+      <w:proofErr w:type="spellStart"/>
+      <w:r>
+        <w:t>iloscAmunicji</w:t>
+      </w:r>
+      <w:proofErr w:type="spellEnd"/>
+      <w:r>
+        <w:t xml:space="preserve">: </w:t>
+      </w:r>
+      <w:proofErr w:type="spellStart"/>
+      <w:r>
+        <w:t>Integer</w:t>
+      </w:r>
+      <w:proofErr w:type="spellEnd"/>
+      <w:r>
+        <w:t xml:space="preserve"> – Konkretna wartość wystrzelonych naboi na danym etapie.</w:t>
       </w:r>
     </w:p>
     <w:p>
@@ -6688,8 +8485,21 @@
         </w:rPr>
         <w:t xml:space="preserve"> </w:t>
       </w:r>
-      <w:r>
-        <w:t>celnoscProcent: Float – Wynik procentowy celności dla danej konfiguracji.</w:t>
+      <w:proofErr w:type="spellStart"/>
+      <w:r>
+        <w:t>celnoscProcent</w:t>
+      </w:r>
+      <w:proofErr w:type="spellEnd"/>
+      <w:r>
+        <w:t xml:space="preserve">: </w:t>
+      </w:r>
+      <w:proofErr w:type="spellStart"/>
+      <w:r>
+        <w:t>Float</w:t>
+      </w:r>
+      <w:proofErr w:type="spellEnd"/>
+      <w:r>
+        <w:t xml:space="preserve"> – Wynik procentowy celności dla danej konfiguracji.</w:t>
       </w:r>
     </w:p>
     <w:p>
@@ -6720,7 +8530,31 @@
         <w:t xml:space="preserve"> </w:t>
       </w:r>
       <w:r>
-        <w:t>+ generujLog(): void – Tworzy niemutowalny wpis techniczny w systemie w celu zaktualizowania ogólnych statystyk przebiegu i zasobów.</w:t>
+        <w:t xml:space="preserve">+ </w:t>
+      </w:r>
+      <w:proofErr w:type="spellStart"/>
+      <w:r>
+        <w:t>generujLog</w:t>
+      </w:r>
+      <w:proofErr w:type="spellEnd"/>
+      <w:r>
+        <w:t xml:space="preserve">(): </w:t>
+      </w:r>
+      <w:proofErr w:type="spellStart"/>
+      <w:r>
+        <w:t>void</w:t>
+      </w:r>
+      <w:proofErr w:type="spellEnd"/>
+      <w:r>
+        <w:t xml:space="preserve"> – Tworzy </w:t>
+      </w:r>
+      <w:proofErr w:type="spellStart"/>
+      <w:r>
+        <w:t>niemutowalny</w:t>
+      </w:r>
+      <w:proofErr w:type="spellEnd"/>
+      <w:r>
+        <w:t xml:space="preserve"> wpis techniczny w systemie w celu zaktualizowania ogólnych statystyk przebiegu i zasobów.</w:t>
       </w:r>
     </w:p>
     <w:p>
@@ -6735,6 +8569,7 @@
           <w:szCs w:val="24"/>
         </w:rPr>
       </w:pPr>
+      <w:proofErr w:type="spellStart"/>
       <w:r>
         <w:rPr>
           <w:sz w:val="24"/>
@@ -6742,6 +8577,7 @@
         </w:rPr>
         <w:t>Uzytkownik</w:t>
       </w:r>
+      <w:proofErr w:type="spellEnd"/>
     </w:p>
     <w:p>
       <w:pPr>
@@ -6823,8 +8659,13 @@
         </w:rPr>
         <w:t xml:space="preserve"> </w:t>
       </w:r>
-      <w:r>
-        <w:t>Haslo: String – Przechowywany klucz dostępu (szyfrowany).</w:t>
+      <w:proofErr w:type="spellStart"/>
+      <w:r>
+        <w:t>Haslo</w:t>
+      </w:r>
+      <w:proofErr w:type="spellEnd"/>
+      <w:r>
+        <w:t>: String – Przechowywany klucz dostępu (szyfrowany).</w:t>
       </w:r>
     </w:p>
     <w:p>
@@ -6855,7 +8696,15 @@
         <w:t xml:space="preserve"> </w:t>
       </w:r>
       <w:r>
-        <w:t>+ zaloguj(): Boolean – Sprawdza poprawność przesłanych danych uwierzytelniających i przyznaje dostęp do odpowiedniego modułu aplikacji.</w:t>
+        <w:t xml:space="preserve">+ zaloguj(): </w:t>
+      </w:r>
+      <w:proofErr w:type="spellStart"/>
+      <w:r>
+        <w:t>Boolean</w:t>
+      </w:r>
+      <w:proofErr w:type="spellEnd"/>
+      <w:r>
+        <w:t xml:space="preserve"> – Sprawdza poprawność przesłanych danych uwierzytelniających i przyznaje dostęp do odpowiedniego modułu aplikacji.</w:t>
       </w:r>
     </w:p>
     <w:p>
@@ -6863,6 +8712,7 @@
         <w:pStyle w:val="Nagwek3"/>
       </w:pPr>
       <w:r>
+        <w:lastRenderedPageBreak/>
         <w:t>5.3. Diagramy stanów</w:t>
       </w:r>
     </w:p>
@@ -6894,9 +8744,9 @@
         </w:rPr>
       </w:pPr>
       <w:r>
-        <w:lastRenderedPageBreak/>
         <w:t xml:space="preserve">Diagram stanów dla klasy </w:t>
       </w:r>
+      <w:proofErr w:type="spellStart"/>
       <w:r>
         <w:t>Sesj</w:t>
       </w:r>
@@ -6909,6 +8759,7 @@
       <w:r>
         <w:t>a</w:t>
       </w:r>
+      <w:proofErr w:type="spellEnd"/>
     </w:p>
     <w:p>
       <w:pPr>
@@ -6948,7 +8799,7 @@
                     <pic:cNvPicPr/>
                   </pic:nvPicPr>
                   <pic:blipFill>
-                    <a:blip r:embed="rId15"/>
+                    <a:blip r:embed="rId16"/>
                     <a:stretch>
                       <a:fillRect/>
                     </a:stretch>
@@ -7129,7 +8980,7 @@
                     </pic:cNvPicPr>
                   </pic:nvPicPr>
                   <pic:blipFill>
-                    <a:blip r:embed="rId16">
+                    <a:blip r:embed="rId17">
                       <a:extLst>
                         <a:ext uri="{28A0092B-C50C-407E-A947-70E740481C1C}">
                           <a14:useLocalDpi xmlns:a14="http://schemas.microsoft.com/office/drawing/2010/main" val="0"/>
@@ -7173,8 +9024,17 @@
           <w:b/>
           <w:bCs/>
         </w:rPr>
-        <w:t>Kacper Gołowacz</w:t>
-      </w:r>
+        <w:t xml:space="preserve">Kacper </w:t>
+      </w:r>
+      <w:proofErr w:type="spellStart"/>
+      <w:r>
+        <w:rPr>
+          <w:b/>
+          <w:bCs/>
+        </w:rPr>
+        <w:t>Gołowacz</w:t>
+      </w:r>
+      <w:proofErr w:type="spellEnd"/>
     </w:p>
     <w:p>
       <w:pPr>
@@ -7229,7 +9089,7 @@
                     <pic:cNvPicPr/>
                   </pic:nvPicPr>
                   <pic:blipFill>
-                    <a:blip r:embed="rId17"/>
+                    <a:blip r:embed="rId18"/>
                     <a:stretch>
                       <a:fillRect/>
                     </a:stretch>
@@ -7281,7 +9141,7 @@
                     <pic:cNvPicPr preferRelativeResize="0"/>
                   </pic:nvPicPr>
                   <pic:blipFill>
-                    <a:blip r:embed="rId18"/>
+                    <a:blip r:embed="rId19"/>
                     <a:srcRect/>
                     <a:stretch>
                       <a:fillRect/>
@@ -7325,7 +9185,7 @@
                     <pic:cNvPicPr preferRelativeResize="0"/>
                   </pic:nvPicPr>
                   <pic:blipFill>
-                    <a:blip r:embed="rId19"/>
+                    <a:blip r:embed="rId20"/>
                     <a:srcRect/>
                     <a:stretch>
                       <a:fillRect/>
@@ -7368,7 +9228,7 @@
                     <pic:cNvPicPr preferRelativeResize="0"/>
                   </pic:nvPicPr>
                   <pic:blipFill>
-                    <a:blip r:embed="rId20"/>
+                    <a:blip r:embed="rId21"/>
                     <a:srcRect/>
                     <a:stretch>
                       <a:fillRect/>
@@ -7412,7 +9272,7 @@
                     <pic:cNvPicPr preferRelativeResize="0"/>
                   </pic:nvPicPr>
                   <pic:blipFill>
-                    <a:blip r:embed="rId21"/>
+                    <a:blip r:embed="rId22"/>
                     <a:srcRect/>
                     <a:stretch>
                       <a:fillRect/>
@@ -7455,7 +9315,7 @@
                     <pic:cNvPicPr preferRelativeResize="0"/>
                   </pic:nvPicPr>
                   <pic:blipFill>
-                    <a:blip r:embed="rId22"/>
+                    <a:blip r:embed="rId23"/>
                     <a:srcRect/>
                     <a:stretch>
                       <a:fillRect/>
@@ -7499,7 +9359,7 @@
                     <pic:cNvPicPr preferRelativeResize="0"/>
                   </pic:nvPicPr>
                   <pic:blipFill>
-                    <a:blip r:embed="rId23"/>
+                    <a:blip r:embed="rId24"/>
                     <a:srcRect/>
                     <a:stretch>
                       <a:fillRect/>
@@ -7542,7 +9402,7 @@
                     <pic:cNvPicPr preferRelativeResize="0"/>
                   </pic:nvPicPr>
                   <pic:blipFill>
-                    <a:blip r:embed="rId24"/>
+                    <a:blip r:embed="rId25"/>
                     <a:srcRect/>
                     <a:stretch>
                       <a:fillRect/>
@@ -7586,7 +9446,7 @@
                     <pic:cNvPicPr preferRelativeResize="0"/>
                   </pic:nvPicPr>
                   <pic:blipFill>
-                    <a:blip r:embed="rId25"/>
+                    <a:blip r:embed="rId26"/>
                     <a:srcRect/>
                     <a:stretch>
                       <a:fillRect/>
@@ -7629,7 +9489,7 @@
                     <pic:cNvPicPr preferRelativeResize="0"/>
                   </pic:nvPicPr>
                   <pic:blipFill>
-                    <a:blip r:embed="rId26"/>
+                    <a:blip r:embed="rId27"/>
                     <a:srcRect/>
                     <a:stretch>
                       <a:fillRect/>
@@ -7673,7 +9533,7 @@
                     <pic:cNvPicPr preferRelativeResize="0"/>
                   </pic:nvPicPr>
                   <pic:blipFill>
-                    <a:blip r:embed="rId27"/>
+                    <a:blip r:embed="rId28"/>
                     <a:srcRect/>
                     <a:stretch>
                       <a:fillRect/>
@@ -7745,24 +9605,114 @@
           <w:sz w:val="22"/>
           <w:szCs w:val="22"/>
         </w:rPr>
-        <w:t>System obsługuje strzelnicę z kilkoma osiami strzeleckimi i nieznaną z góry liczbą klientów dziennie. Najaktywniej zapełnianą tabelą będzie Rezerwacja, ponieważ każda wizyta generuje nowy rekord. Podobnie tabele SesjaStrzelecka i SzczegolyZuzycia będą regularnie uzupełniane przy każdej odbytej wizyty. Tabele EgzemplarzBroni i AmunicjaMagazyn będą natomiast małe i stosunkowo statyczne, ponieważ liczba egzemplarzy broni i typów amunicji na strzelnicy zmienia się rzadko. Tabele Uzytkownik i Klient będą rosły stopniowo wraz z rejestracją nowych osób.</w:t>
-      </w:r>
-    </w:p>
-    <w:p>
-      <w:pPr>
-        <w:pStyle w:val="Nagwek3"/>
+        <w:t xml:space="preserve">System obsługuje strzelnicę z kilkoma osiami strzeleckimi i nieznaną z góry liczbą klientów dziennie. Najaktywniej zapełnianą tabelą będzie Rezerwacja, ponieważ każda wizyta generuje nowy rekord. Podobnie tabele </w:t>
+      </w:r>
+      <w:proofErr w:type="spellStart"/>
+      <w:r>
         <w:rPr>
           <w:color w:val="auto"/>
           <w:sz w:val="22"/>
           <w:szCs w:val="22"/>
         </w:rPr>
-      </w:pPr>
+        <w:t>SesjaStrzelecka</w:t>
+      </w:r>
+      <w:proofErr w:type="spellEnd"/>
       <w:r>
         <w:rPr>
           <w:color w:val="auto"/>
           <w:sz w:val="22"/>
           <w:szCs w:val="22"/>
         </w:rPr>
+        <w:t xml:space="preserve"> i </w:t>
+      </w:r>
+      <w:proofErr w:type="spellStart"/>
+      <w:r>
+        <w:rPr>
+          <w:color w:val="auto"/>
+          <w:sz w:val="22"/>
+          <w:szCs w:val="22"/>
+        </w:rPr>
+        <w:t>SzczegolyZuzycia</w:t>
+      </w:r>
+      <w:proofErr w:type="spellEnd"/>
+      <w:r>
+        <w:rPr>
+          <w:color w:val="auto"/>
+          <w:sz w:val="22"/>
+          <w:szCs w:val="22"/>
+        </w:rPr>
+        <w:t xml:space="preserve"> będą regularnie uzupełniane przy każdej odbytej wizyty. Tabele </w:t>
+      </w:r>
+      <w:proofErr w:type="spellStart"/>
+      <w:r>
+        <w:rPr>
+          <w:color w:val="auto"/>
+          <w:sz w:val="22"/>
+          <w:szCs w:val="22"/>
+        </w:rPr>
+        <w:t>EgzemplarzBroni</w:t>
+      </w:r>
+      <w:proofErr w:type="spellEnd"/>
+      <w:r>
+        <w:rPr>
+          <w:color w:val="auto"/>
+          <w:sz w:val="22"/>
+          <w:szCs w:val="22"/>
+        </w:rPr>
+        <w:t xml:space="preserve"> i </w:t>
+      </w:r>
+      <w:proofErr w:type="spellStart"/>
+      <w:r>
+        <w:rPr>
+          <w:color w:val="auto"/>
+          <w:sz w:val="22"/>
+          <w:szCs w:val="22"/>
+        </w:rPr>
+        <w:t>AmunicjaMagazyn</w:t>
+      </w:r>
+      <w:proofErr w:type="spellEnd"/>
+      <w:r>
+        <w:rPr>
+          <w:color w:val="auto"/>
+          <w:sz w:val="22"/>
+          <w:szCs w:val="22"/>
+        </w:rPr>
+        <w:t xml:space="preserve"> będą natomiast małe i stosunkowo statyczne, ponieważ liczba egzemplarzy broni i typów amunicji na strzelnicy zmienia się rzadko. Tabele </w:t>
+      </w:r>
+      <w:proofErr w:type="spellStart"/>
+      <w:r>
+        <w:rPr>
+          <w:color w:val="auto"/>
+          <w:sz w:val="22"/>
+          <w:szCs w:val="22"/>
+        </w:rPr>
+        <w:t>Uzytkownik</w:t>
+      </w:r>
+      <w:proofErr w:type="spellEnd"/>
+      <w:r>
+        <w:rPr>
+          <w:color w:val="auto"/>
+          <w:sz w:val="22"/>
+          <w:szCs w:val="22"/>
+        </w:rPr>
+        <w:t xml:space="preserve"> i Klient będą rosły stopniowo wraz z rejestracją nowych osób.</w:t>
+      </w:r>
+    </w:p>
+    <w:p>
+      <w:pPr>
+        <w:pStyle w:val="Nagwek3"/>
+        <w:rPr>
+          <w:color w:val="auto"/>
+          <w:sz w:val="22"/>
+          <w:szCs w:val="22"/>
+        </w:rPr>
+      </w:pPr>
+      <w:r>
+        <w:rPr>
+          <w:color w:val="auto"/>
+          <w:sz w:val="22"/>
+          <w:szCs w:val="22"/>
+        </w:rPr>
         <w:t>Biorąc pod uwagę charakter danych tekstowych i liczbowych przechowywanych w systemie oraz dostępną przestrzeń dyskową serwera wynoszącą 4 TB, baza danych nie zbliży się do jej zapełnienia w żadnym przewidywalnym horyzoncie czasowym działania strzelnicy.</w:t>
       </w:r>
     </w:p>
@@ -7794,7 +9744,15 @@
         <w:t>Operacje krytyczne</w:t>
       </w:r>
       <w:r>
-        <w:t xml:space="preserve"> po stronie instruktora takie jak weryfikacja dokumentu i wykonanie check-in powinny być realizowane w czasie do 1 sekundy, ponieważ wykonywane są przy obecności klienta i bezpośrednio wpływają na przepustowość strzelnicy.</w:t>
+        <w:t xml:space="preserve"> po stronie instruktora takie jak weryfikacja dokumentu i wykonanie </w:t>
+      </w:r>
+      <w:proofErr w:type="spellStart"/>
+      <w:r>
+        <w:t>check</w:t>
+      </w:r>
+      <w:proofErr w:type="spellEnd"/>
+      <w:r>
+        <w:t>-in powinny być realizowane w czasie do 1 sekundy, ponieważ wykonywane są przy obecności klienta i bezpośrednio wpływają na przepustowość strzelnicy.</w:t>
       </w:r>
     </w:p>
     <w:p>
@@ -8037,6 +9995,7 @@
                 <w:lang w:val="pl-PL"/>
               </w:rPr>
             </w:pPr>
+            <w:proofErr w:type="spellStart"/>
             <w:r>
               <w:rPr>
                 <w:b/>
@@ -8045,6 +10004,7 @@
               </w:rPr>
               <w:t>Oczekujaca</w:t>
             </w:r>
+            <w:proofErr w:type="spellEnd"/>
           </w:p>
         </w:tc>
         <w:tc>
@@ -8096,6 +10056,7 @@
                 <w:lang w:val="pl-PL"/>
               </w:rPr>
             </w:pPr>
+            <w:proofErr w:type="spellStart"/>
             <w:r>
               <w:rPr>
                 <w:b/>
@@ -8104,6 +10065,7 @@
               </w:rPr>
               <w:t>WymagaWeryfikacji</w:t>
             </w:r>
+            <w:proofErr w:type="spellEnd"/>
           </w:p>
         </w:tc>
         <w:tc>
@@ -8188,7 +10150,21 @@
               <w:rPr>
                 <w:lang w:val="pl-PL"/>
               </w:rPr>
-              <w:t>Dokument klienta został zweryfikowany poprawnie. Rezerwacja ma status „zweryfikowany” i możliwe jest wykonanie check-in.</w:t>
+              <w:t xml:space="preserve">Dokument klienta został zweryfikowany poprawnie. Rezerwacja ma status „zweryfikowany” i możliwe jest wykonanie </w:t>
+            </w:r>
+            <w:proofErr w:type="spellStart"/>
+            <w:r>
+              <w:rPr>
+                <w:lang w:val="pl-PL"/>
+              </w:rPr>
+              <w:t>check</w:t>
+            </w:r>
+            <w:proofErr w:type="spellEnd"/>
+            <w:r>
+              <w:rPr>
+                <w:lang w:val="pl-PL"/>
+              </w:rPr>
+              <w:t>-in.</w:t>
             </w:r>
           </w:p>
         </w:tc>
@@ -8214,6 +10190,7 @@
                 <w:lang w:val="pl-PL"/>
               </w:rPr>
             </w:pPr>
+            <w:proofErr w:type="spellStart"/>
             <w:r>
               <w:rPr>
                 <w:b/>
@@ -8222,6 +10199,7 @@
               </w:rPr>
               <w:t>WTrakcieWizyty</w:t>
             </w:r>
+            <w:proofErr w:type="spellEnd"/>
           </w:p>
         </w:tc>
         <w:tc>
@@ -8247,7 +10225,21 @@
               <w:rPr>
                 <w:lang w:val="pl-PL"/>
               </w:rPr>
-              <w:t xml:space="preserve">Wykonano check-in. Utworzono sesję strzelecką. Klient przebywa na stanowisku, trwa </w:t>
+              <w:t xml:space="preserve">Wykonano </w:t>
+            </w:r>
+            <w:proofErr w:type="spellStart"/>
+            <w:r>
+              <w:rPr>
+                <w:lang w:val="pl-PL"/>
+              </w:rPr>
+              <w:t>check</w:t>
+            </w:r>
+            <w:proofErr w:type="spellEnd"/>
+            <w:r>
+              <w:rPr>
+                <w:lang w:val="pl-PL"/>
+              </w:rPr>
+              <w:t xml:space="preserve">-in. Utworzono sesję strzelecką. Klient przebywa na stanowisku, trwa </w:t>
             </w:r>
             <w:r>
               <w:rPr>
@@ -8285,6 +10277,7 @@
                 <w:lang w:val="pl-PL"/>
               </w:rPr>
             </w:pPr>
+            <w:proofErr w:type="spellStart"/>
             <w:r>
               <w:rPr>
                 <w:b/>
@@ -8293,6 +10286,7 @@
               </w:rPr>
               <w:t>Zakonczona</w:t>
             </w:r>
+            <w:proofErr w:type="spellEnd"/>
           </w:p>
         </w:tc>
         <w:tc>
@@ -8318,7 +10312,21 @@
               <w:rPr>
                 <w:lang w:val="pl-PL"/>
               </w:rPr>
-              <w:t xml:space="preserve">Wykonano check-out. Sesja strzelecka została rozliczona. Rezerwacja jest zamknięta </w:t>
+              <w:t xml:space="preserve">Wykonano </w:t>
+            </w:r>
+            <w:proofErr w:type="spellStart"/>
+            <w:r>
+              <w:rPr>
+                <w:lang w:val="pl-PL"/>
+              </w:rPr>
+              <w:t>check</w:t>
+            </w:r>
+            <w:proofErr w:type="spellEnd"/>
+            <w:r>
+              <w:rPr>
+                <w:lang w:val="pl-PL"/>
+              </w:rPr>
+              <w:t xml:space="preserve">-out. Sesja strzelecka została rozliczona. Rezerwacja jest zamknięta </w:t>
             </w:r>
             <w:r>
               <w:rPr>
@@ -8481,162 +10489,10 @@
     </w:p>
     <w:p>
       <w:pPr>
-        <w:ind w:left="360"/>
-        <w:rPr>
-          <w:b/>
-          <w:bCs/>
-        </w:rPr>
-      </w:pPr>
-    </w:p>
-    <w:p>
-      <w:pPr>
-        <w:ind w:left="360"/>
-        <w:rPr>
-          <w:b/>
-          <w:bCs/>
-        </w:rPr>
-      </w:pPr>
-    </w:p>
-    <w:p>
-      <w:pPr>
-        <w:ind w:left="360"/>
-        <w:rPr>
-          <w:b/>
-          <w:bCs/>
-        </w:rPr>
-      </w:pPr>
-    </w:p>
-    <w:p>
-      <w:pPr>
-        <w:ind w:left="360"/>
-        <w:rPr>
-          <w:b/>
-          <w:bCs/>
-        </w:rPr>
-      </w:pPr>
-    </w:p>
-    <w:p>
-      <w:pPr>
-        <w:ind w:left="360"/>
-        <w:rPr>
-          <w:b/>
-          <w:bCs/>
-        </w:rPr>
-      </w:pPr>
-    </w:p>
-    <w:p>
-      <w:pPr>
-        <w:ind w:left="360"/>
-        <w:rPr>
-          <w:b/>
-          <w:bCs/>
-        </w:rPr>
-      </w:pPr>
-    </w:p>
-    <w:p>
-      <w:pPr>
-        <w:ind w:left="360"/>
-        <w:rPr>
-          <w:b/>
-          <w:bCs/>
-        </w:rPr>
-      </w:pPr>
-    </w:p>
-    <w:p>
-      <w:pPr>
-        <w:ind w:left="360"/>
-        <w:rPr>
-          <w:b/>
-          <w:bCs/>
-        </w:rPr>
-      </w:pPr>
-    </w:p>
-    <w:p>
-      <w:pPr>
-        <w:ind w:left="360"/>
-        <w:rPr>
-          <w:b/>
-          <w:bCs/>
-        </w:rPr>
-      </w:pPr>
-    </w:p>
-    <w:p>
-      <w:pPr>
-        <w:ind w:left="360"/>
-        <w:rPr>
-          <w:b/>
-          <w:bCs/>
-        </w:rPr>
-      </w:pPr>
-    </w:p>
-    <w:p>
-      <w:pPr>
-        <w:ind w:left="360"/>
-        <w:rPr>
-          <w:b/>
-          <w:bCs/>
-        </w:rPr>
-      </w:pPr>
-    </w:p>
-    <w:p>
-      <w:pPr>
-        <w:ind w:left="360"/>
-        <w:rPr>
-          <w:b/>
-          <w:bCs/>
-        </w:rPr>
-      </w:pPr>
-    </w:p>
-    <w:p>
-      <w:pPr>
-        <w:ind w:left="360"/>
-        <w:rPr>
-          <w:b/>
-          <w:bCs/>
-        </w:rPr>
-      </w:pPr>
-    </w:p>
-    <w:p>
-      <w:pPr>
-        <w:ind w:left="360"/>
-        <w:rPr>
-          <w:b/>
-          <w:bCs/>
-        </w:rPr>
-      </w:pPr>
-    </w:p>
-    <w:p>
-      <w:pPr>
-        <w:ind w:left="360"/>
-        <w:rPr>
-          <w:b/>
-          <w:bCs/>
-        </w:rPr>
-      </w:pPr>
-    </w:p>
-    <w:p>
-      <w:pPr>
-        <w:ind w:left="360"/>
-        <w:rPr>
-          <w:b/>
-          <w:bCs/>
-        </w:rPr>
-      </w:pPr>
-    </w:p>
-    <w:p>
-      <w:pPr>
-        <w:ind w:left="360"/>
-        <w:rPr>
-          <w:b/>
-          <w:bCs/>
-        </w:rPr>
-      </w:pPr>
-    </w:p>
-    <w:p>
-      <w:pPr>
         <w:pStyle w:val="Nagwek2"/>
       </w:pPr>
       <w:r>
+        <w:lastRenderedPageBreak/>
         <w:t>7. Propozycja technologii informatycznych do wykorzystania</w:t>
       </w:r>
     </w:p>
@@ -8800,8 +10656,18 @@
                 <w:sz w:val="21"/>
                 <w:szCs w:val="21"/>
               </w:rPr>
-              <w:t>ASP.NET Core</w:t>
+              <w:t xml:space="preserve">ASP.NET </w:t>
             </w:r>
+            <w:proofErr w:type="spellStart"/>
+            <w:r>
+              <w:rPr>
+                <w:rStyle w:val="font-semibold"/>
+                <w:sz w:val="21"/>
+                <w:szCs w:val="21"/>
+              </w:rPr>
+              <w:t>Core</w:t>
+            </w:r>
+            <w:proofErr w:type="spellEnd"/>
           </w:p>
         </w:tc>
       </w:tr>
@@ -8970,7 +10836,23 @@
                 <w:sz w:val="21"/>
                 <w:szCs w:val="21"/>
               </w:rPr>
-              <w:t>Przeglądarka (Chrome / Firefox)</w:t>
+              <w:t xml:space="preserve">Przeglądarka (Chrome / </w:t>
+            </w:r>
+            <w:proofErr w:type="spellStart"/>
+            <w:r>
+              <w:rPr>
+                <w:sz w:val="21"/>
+                <w:szCs w:val="21"/>
+              </w:rPr>
+              <w:t>Firefox</w:t>
+            </w:r>
+            <w:proofErr w:type="spellEnd"/>
+            <w:r>
+              <w:rPr>
+                <w:sz w:val="21"/>
+                <w:szCs w:val="21"/>
+              </w:rPr>
+              <w:t>)</w:t>
             </w:r>
           </w:p>
         </w:tc>
@@ -9133,7 +11015,42 @@
         <w:rPr>
           <w:lang w:val="pl-PL"/>
         </w:rPr>
-        <w:t>B) hostuje aplikację webową ASP.NET Core, udostępniając interfejsy I</w:t>
+        <w:t xml:space="preserve">B) </w:t>
+      </w:r>
+      <w:proofErr w:type="spellStart"/>
+      <w:r>
+        <w:rPr>
+          <w:lang w:val="pl-PL"/>
+        </w:rPr>
+        <w:t>hostuje</w:t>
+      </w:r>
+      <w:proofErr w:type="spellEnd"/>
+      <w:r>
+        <w:rPr>
+          <w:lang w:val="pl-PL"/>
+        </w:rPr>
+        <w:t xml:space="preserve"> aplikację webową ASP.NET </w:t>
+      </w:r>
+      <w:proofErr w:type="spellStart"/>
+      <w:r>
+        <w:rPr>
+          <w:lang w:val="pl-PL"/>
+        </w:rPr>
+        <w:t>Core</w:t>
+      </w:r>
+      <w:proofErr w:type="spellEnd"/>
+      <w:r>
+        <w:rPr>
+          <w:lang w:val="pl-PL"/>
+        </w:rPr>
+        <w:t>, udostępniając interfejsy </w:t>
+      </w:r>
+      <w:proofErr w:type="spellStart"/>
+      <w:r>
+        <w:rPr>
+          <w:lang w:val="pl-PL"/>
+        </w:rPr>
+        <w:t>I</w:t>
       </w:r>
       <w:r>
         <w:rPr>
@@ -9141,11 +11058,26 @@
         </w:rPr>
         <w:t>Uzytkownik</w:t>
       </w:r>
-      <w:r>
-        <w:rPr>
-          <w:lang w:val="pl-PL"/>
-        </w:rPr>
-        <w:t> i IInstruktor.</w:t>
+      <w:proofErr w:type="spellEnd"/>
+      <w:r>
+        <w:rPr>
+          <w:lang w:val="pl-PL"/>
+        </w:rPr>
+        <w:t> i </w:t>
+      </w:r>
+      <w:proofErr w:type="spellStart"/>
+      <w:r>
+        <w:rPr>
+          <w:lang w:val="pl-PL"/>
+        </w:rPr>
+        <w:t>IInstruktor</w:t>
+      </w:r>
+      <w:proofErr w:type="spellEnd"/>
+      <w:r>
+        <w:rPr>
+          <w:lang w:val="pl-PL"/>
+        </w:rPr>
+        <w:t>.</w:t>
       </w:r>
     </w:p>
     <w:p>
@@ -9237,7 +11169,6 @@
         <w:rPr>
           <w:lang w:val="pl-PL"/>
         </w:rPr>
-        <w:lastRenderedPageBreak/>
         <w:t>7.3. Diagram wdrożenia</w:t>
       </w:r>
     </w:p>
@@ -9265,7 +11196,7 @@
                     </pic:cNvPicPr>
                   </pic:nvPicPr>
                   <pic:blipFill>
-                    <a:blip r:embed="rId28" cstate="print">
+                    <a:blip r:embed="rId29" cstate="print">
                       <a:extLst>
                         <a:ext uri="{28A0092B-C50C-407E-A947-70E740481C1C}">
                           <a14:useLocalDpi xmlns:a14="http://schemas.microsoft.com/office/drawing/2010/main" val="0"/>
@@ -9305,6 +11236,7 @@
           <w:lang w:val="pl-PL"/>
         </w:rPr>
       </w:pPr>
+      <w:proofErr w:type="spellStart"/>
       <w:r>
         <w:rPr>
           <w:b/>
@@ -9315,6 +11247,7 @@
         </w:rPr>
         <w:t>BazaStrzelnicy</w:t>
       </w:r>
+      <w:proofErr w:type="spellEnd"/>
       <w:r>
         <w:rPr>
           <w:sz w:val="20"/>
@@ -9348,6 +11281,7 @@
           <w:lang w:val="pl-PL"/>
         </w:rPr>
       </w:pPr>
+      <w:proofErr w:type="spellStart"/>
       <w:r>
         <w:rPr>
           <w:b/>
@@ -9356,85 +11290,130 @@
           <w:szCs w:val="20"/>
           <w:lang w:val="pl-PL"/>
         </w:rPr>
-        <w:t>IOdczyt / IZapis</w:t>
-      </w:r>
-      <w:r>
-        <w:rPr>
+        <w:t>IOdczyt</w:t>
+      </w:r>
+      <w:proofErr w:type="spellEnd"/>
+      <w:r>
+        <w:rPr>
+          <w:b/>
+          <w:bCs/>
           <w:sz w:val="20"/>
           <w:szCs w:val="20"/>
           <w:lang w:val="pl-PL"/>
         </w:rPr>
-        <w:t xml:space="preserve"> - d</w:t>
-      </w:r>
-      <w:r>
-        <w:rPr>
+        <w:t xml:space="preserve"> / </w:t>
+      </w:r>
+      <w:proofErr w:type="spellStart"/>
+      <w:r>
+        <w:rPr>
+          <w:b/>
+          <w:bCs/>
           <w:sz w:val="20"/>
           <w:szCs w:val="20"/>
           <w:lang w:val="pl-PL"/>
         </w:rPr>
-        <w:t>ostęp do danych</w:t>
-      </w:r>
+        <w:t>IZapis</w:t>
+      </w:r>
+      <w:proofErr w:type="spellEnd"/>
       <w:r>
         <w:rPr>
           <w:sz w:val="20"/>
           <w:szCs w:val="20"/>
           <w:lang w:val="pl-PL"/>
         </w:rPr>
-        <w:t>.</w:t>
-      </w:r>
-    </w:p>
-    <w:p>
-      <w:pPr>
+        <w:t xml:space="preserve"> - d</w:t>
+      </w:r>
+      <w:r>
         <w:rPr>
           <w:sz w:val="20"/>
           <w:szCs w:val="20"/>
           <w:lang w:val="pl-PL"/>
         </w:rPr>
-      </w:pPr>
-      <w:r>
-        <w:rPr>
-          <w:b/>
-          <w:bCs/>
+        <w:t>ostęp do danych</w:t>
+      </w:r>
+      <w:r>
+        <w:rPr>
           <w:sz w:val="20"/>
           <w:szCs w:val="20"/>
           <w:lang w:val="pl-PL"/>
         </w:rPr>
-        <w:t>IUzytkownik</w:t>
-      </w:r>
-      <w:r>
+        <w:t>.</w:t>
+      </w:r>
+    </w:p>
+    <w:p>
+      <w:pPr>
         <w:rPr>
           <w:sz w:val="20"/>
           <w:szCs w:val="20"/>
           <w:lang w:val="pl-PL"/>
         </w:rPr>
-        <w:t xml:space="preserve"> - rezerwacje klienta.</w:t>
-      </w:r>
-    </w:p>
-    <w:p>
-      <w:pPr>
-        <w:rPr>
+      </w:pPr>
+      <w:proofErr w:type="spellStart"/>
+      <w:r>
+        <w:rPr>
+          <w:b/>
+          <w:bCs/>
           <w:sz w:val="20"/>
           <w:szCs w:val="20"/>
           <w:lang w:val="pl-PL"/>
         </w:rPr>
-      </w:pPr>
-      <w:r>
-        <w:rPr>
-          <w:b/>
-          <w:bCs/>
+        <w:t>IUzytkownik</w:t>
+      </w:r>
+      <w:proofErr w:type="spellEnd"/>
+      <w:r>
+        <w:rPr>
           <w:sz w:val="20"/>
           <w:szCs w:val="20"/>
           <w:lang w:val="pl-PL"/>
         </w:rPr>
-        <w:t>IInstruktor</w:t>
-      </w:r>
-      <w:r>
+        <w:t xml:space="preserve"> - rezerwacje klienta.</w:t>
+      </w:r>
+    </w:p>
+    <w:p>
+      <w:pPr>
         <w:rPr>
           <w:sz w:val="20"/>
           <w:szCs w:val="20"/>
           <w:lang w:val="pl-PL"/>
         </w:rPr>
-        <w:t xml:space="preserve"> – Obsługa wizyt, weryfikacja, check-in.</w:t>
+      </w:pPr>
+      <w:proofErr w:type="spellStart"/>
+      <w:r>
+        <w:rPr>
+          <w:b/>
+          <w:bCs/>
+          <w:sz w:val="20"/>
+          <w:szCs w:val="20"/>
+          <w:lang w:val="pl-PL"/>
+        </w:rPr>
+        <w:t>IInstruktor</w:t>
+      </w:r>
+      <w:proofErr w:type="spellEnd"/>
+      <w:r>
+        <w:rPr>
+          <w:sz w:val="20"/>
+          <w:szCs w:val="20"/>
+          <w:lang w:val="pl-PL"/>
+        </w:rPr>
+        <w:t xml:space="preserve"> – Obsługa wizyt, weryfikacja, </w:t>
+      </w:r>
+      <w:proofErr w:type="spellStart"/>
+      <w:r>
+        <w:rPr>
+          <w:sz w:val="20"/>
+          <w:szCs w:val="20"/>
+          <w:lang w:val="pl-PL"/>
+        </w:rPr>
+        <w:t>check</w:t>
+      </w:r>
+      <w:proofErr w:type="spellEnd"/>
+      <w:r>
+        <w:rPr>
+          <w:sz w:val="20"/>
+          <w:szCs w:val="20"/>
+          <w:lang w:val="pl-PL"/>
+        </w:rPr>
+        <w:t>-in.</w:t>
       </w:r>
     </w:p>
     <w:p>
@@ -9442,6 +11421,7 @@
         <w:pStyle w:val="Nagwek3"/>
       </w:pPr>
       <w:r>
+        <w:lastRenderedPageBreak/>
         <w:t xml:space="preserve">8. Propozycja </w:t>
       </w:r>
       <w:r>
@@ -9473,7 +11453,6 @@
           <w:noProof/>
           <w:lang w:val="pl-PL"/>
         </w:rPr>
-        <w:lastRenderedPageBreak/>
         <w:drawing>
           <wp:inline distT="0" distB="0" distL="0" distR="0" wp14:anchorId="4FA8950A" wp14:editId="440FAD75">
             <wp:extent cx="5733415" cy="4370705"/>
@@ -9490,7 +11469,7 @@
                     <pic:cNvPicPr/>
                   </pic:nvPicPr>
                   <pic:blipFill>
-                    <a:blip r:embed="rId29"/>
+                    <a:blip r:embed="rId30"/>
                     <a:stretch>
                       <a:fillRect/>
                     </a:stretch>
@@ -9695,8 +11674,16 @@
               <w:rPr>
                 <w:lang w:val="pl-PL"/>
               </w:rPr>
-              <w:t>Programista backend</w:t>
+              <w:t xml:space="preserve">Programista </w:t>
             </w:r>
+            <w:proofErr w:type="spellStart"/>
+            <w:r>
+              <w:rPr>
+                <w:lang w:val="pl-PL"/>
+              </w:rPr>
+              <w:t>backend</w:t>
+            </w:r>
+            <w:proofErr w:type="spellEnd"/>
           </w:p>
         </w:tc>
         <w:tc>
@@ -9721,7 +11708,21 @@
               <w:rPr>
                 <w:lang w:val="pl-PL"/>
               </w:rPr>
-              <w:t>ASP.NET Core, baza danych, moduły domenowe, testy jednostkowe</w:t>
+              <w:t xml:space="preserve">ASP.NET </w:t>
+            </w:r>
+            <w:proofErr w:type="spellStart"/>
+            <w:r>
+              <w:rPr>
+                <w:lang w:val="pl-PL"/>
+              </w:rPr>
+              <w:t>Core</w:t>
+            </w:r>
+            <w:proofErr w:type="spellEnd"/>
+            <w:r>
+              <w:rPr>
+                <w:lang w:val="pl-PL"/>
+              </w:rPr>
+              <w:t>, baza danych, moduły domenowe, testy jednostkowe</w:t>
             </w:r>
           </w:p>
         </w:tc>
@@ -9749,8 +11750,16 @@
               <w:rPr>
                 <w:lang w:val="pl-PL"/>
               </w:rPr>
-              <w:t>Programista frontend</w:t>
+              <w:t xml:space="preserve">Programista </w:t>
             </w:r>
+            <w:proofErr w:type="spellStart"/>
+            <w:r>
+              <w:rPr>
+                <w:lang w:val="pl-PL"/>
+              </w:rPr>
+              <w:t>frontend</w:t>
+            </w:r>
+            <w:proofErr w:type="spellEnd"/>
           </w:p>
         </w:tc>
         <w:tc>
@@ -9839,6 +11848,12 @@
     <w:p/>
     <w:p/>
     <w:p/>
+    <w:p/>
+    <w:p/>
+    <w:p/>
+    <w:p/>
+    <w:p/>
+    <w:p/>
     <w:p>
       <w:pPr>
         <w:rPr>
@@ -9912,7 +11927,6 @@
                 <w:bCs/>
                 <w:lang w:val="pl-PL"/>
               </w:rPr>
-              <w:lastRenderedPageBreak/>
               <w:t>Lp.</w:t>
             </w:r>
           </w:p>
@@ -10198,7 +12212,21 @@
               <w:rPr>
                 <w:lang w:val="pl-PL"/>
               </w:rPr>
-              <w:t>Projekt BazaStrzelnicy (SQL Server), analiza ryzyka, podział zadań</w:t>
+              <w:t>Projekt </w:t>
+            </w:r>
+            <w:proofErr w:type="spellStart"/>
+            <w:r>
+              <w:rPr>
+                <w:lang w:val="pl-PL"/>
+              </w:rPr>
+              <w:t>BazaStrzelnicy</w:t>
+            </w:r>
+            <w:proofErr w:type="spellEnd"/>
+            <w:r>
+              <w:rPr>
+                <w:lang w:val="pl-PL"/>
+              </w:rPr>
+              <w:t> (SQL Server), analiza ryzyka, podział zadań</w:t>
             </w:r>
           </w:p>
         </w:tc>
@@ -10308,7 +12336,21 @@
               <w:rPr>
                 <w:lang w:val="pl-PL"/>
               </w:rPr>
-              <w:t>Aplikacja webowa (ASP.NET Core): moduły użytkowników, rezerwacji, obsługi wizyt, sesji i magazynu; panele klienta i instruktora; konfiguracja serwera</w:t>
+              <w:t xml:space="preserve">Aplikacja webowa (ASP.NET </w:t>
+            </w:r>
+            <w:proofErr w:type="spellStart"/>
+            <w:r>
+              <w:rPr>
+                <w:lang w:val="pl-PL"/>
+              </w:rPr>
+              <w:t>Core</w:t>
+            </w:r>
+            <w:proofErr w:type="spellEnd"/>
+            <w:r>
+              <w:rPr>
+                <w:lang w:val="pl-PL"/>
+              </w:rPr>
+              <w:t>): moduły użytkowników, rezerwacji, obsługi wizyt, sesji i magazynu; panele klienta i instruktora; konfiguracja serwera</w:t>
             </w:r>
           </w:p>
         </w:tc>
@@ -10418,7 +12460,63 @@
               <w:rPr>
                 <w:lang w:val="pl-PL"/>
               </w:rPr>
-              <w:t>Weryfikacja modułów backendu, frontendu i integracji (IKlient, IInstruktor)</w:t>
+              <w:t xml:space="preserve">Weryfikacja modułów </w:t>
+            </w:r>
+            <w:proofErr w:type="spellStart"/>
+            <w:r>
+              <w:rPr>
+                <w:lang w:val="pl-PL"/>
+              </w:rPr>
+              <w:t>backendu</w:t>
+            </w:r>
+            <w:proofErr w:type="spellEnd"/>
+            <w:r>
+              <w:rPr>
+                <w:lang w:val="pl-PL"/>
+              </w:rPr>
+              <w:t xml:space="preserve">, </w:t>
+            </w:r>
+            <w:proofErr w:type="spellStart"/>
+            <w:r>
+              <w:rPr>
+                <w:lang w:val="pl-PL"/>
+              </w:rPr>
+              <w:t>frontendu</w:t>
+            </w:r>
+            <w:proofErr w:type="spellEnd"/>
+            <w:r>
+              <w:rPr>
+                <w:lang w:val="pl-PL"/>
+              </w:rPr>
+              <w:t xml:space="preserve"> i integracji (</w:t>
+            </w:r>
+            <w:proofErr w:type="spellStart"/>
+            <w:r>
+              <w:rPr>
+                <w:lang w:val="pl-PL"/>
+              </w:rPr>
+              <w:t>IKlient</w:t>
+            </w:r>
+            <w:proofErr w:type="spellEnd"/>
+            <w:r>
+              <w:rPr>
+                <w:lang w:val="pl-PL"/>
+              </w:rPr>
+              <w:t>, </w:t>
+            </w:r>
+            <w:proofErr w:type="spellStart"/>
+            <w:r>
+              <w:rPr>
+                <w:lang w:val="pl-PL"/>
+              </w:rPr>
+              <w:t>IInstruktor</w:t>
+            </w:r>
+            <w:proofErr w:type="spellEnd"/>
+            <w:r>
+              <w:rPr>
+                <w:lang w:val="pl-PL"/>
+              </w:rPr>
+              <w:t>)</w:t>
             </w:r>
           </w:p>
         </w:tc>
@@ -10808,11 +12906,19 @@
         </w:rPr>
         <w:t xml:space="preserve">operacji </w:t>
       </w:r>
-      <w:r>
-        <w:rPr>
-          <w:lang w:val="pl-PL"/>
-        </w:rPr>
-        <w:t>check-in do momentu pozytywnej weryfikacji</w:t>
+      <w:proofErr w:type="spellStart"/>
+      <w:r>
+        <w:rPr>
+          <w:lang w:val="pl-PL"/>
+        </w:rPr>
+        <w:t>check</w:t>
+      </w:r>
+      <w:proofErr w:type="spellEnd"/>
+      <w:r>
+        <w:rPr>
+          <w:lang w:val="pl-PL"/>
+        </w:rPr>
+        <w:t>-in do momentu pozytywnej weryfikacji</w:t>
       </w:r>
     </w:p>
     <w:p>
@@ -10860,7 +12966,21 @@
         <w:rPr>
           <w:lang w:val="pl-PL"/>
         </w:rPr>
-        <w:t xml:space="preserve"> check-in klienta</w:t>
+        <w:t xml:space="preserve"> </w:t>
+      </w:r>
+      <w:proofErr w:type="spellStart"/>
+      <w:r>
+        <w:rPr>
+          <w:lang w:val="pl-PL"/>
+        </w:rPr>
+        <w:t>check</w:t>
+      </w:r>
+      <w:proofErr w:type="spellEnd"/>
+      <w:r>
+        <w:rPr>
+          <w:lang w:val="pl-PL"/>
+        </w:rPr>
+        <w:t>-in klienta</w:t>
       </w:r>
     </w:p>
     <w:p>
@@ -10877,6 +12997,7 @@
         <w:rPr>
           <w:lang w:val="pl-PL"/>
         </w:rPr>
+        <w:lastRenderedPageBreak/>
         <w:t>Ponowna weryfikacja dokumentu przez instruktora</w:t>
       </w:r>
     </w:p>
@@ -10987,7 +13108,6 @@
           <w:bCs/>
           <w:lang w:val="pl-PL"/>
         </w:rPr>
-        <w:lastRenderedPageBreak/>
         <w:t>Stopień szkodliwości:</w:t>
       </w:r>
       <w:r>
@@ -11382,7 +13502,35 @@
         <w:rPr>
           <w:lang w:val="pl-PL"/>
         </w:rPr>
-        <w:t> obowiązkowe podawanie zużycia amunicji przy check-out, powiązanie zużycia z obiektem SesjaStrzelecka, okresowe kontrole magazynowe, walidacja wprowadzanych danych</w:t>
+        <w:t xml:space="preserve"> obowiązkowe podawanie zużycia amunicji przy </w:t>
+      </w:r>
+      <w:proofErr w:type="spellStart"/>
+      <w:r>
+        <w:rPr>
+          <w:lang w:val="pl-PL"/>
+        </w:rPr>
+        <w:t>check</w:t>
+      </w:r>
+      <w:proofErr w:type="spellEnd"/>
+      <w:r>
+        <w:rPr>
+          <w:lang w:val="pl-PL"/>
+        </w:rPr>
+        <w:t>-out, powiązanie zużycia z obiektem </w:t>
+      </w:r>
+      <w:proofErr w:type="spellStart"/>
+      <w:r>
+        <w:rPr>
+          <w:lang w:val="pl-PL"/>
+        </w:rPr>
+        <w:t>SesjaStrzelecka</w:t>
+      </w:r>
+      <w:proofErr w:type="spellEnd"/>
+      <w:r>
+        <w:rPr>
+          <w:lang w:val="pl-PL"/>
+        </w:rPr>
+        <w:t>, okresowe kontrole magazynowe, walidacja wprowadzanych danych</w:t>
       </w:r>
     </w:p>
     <w:p>
@@ -11561,6 +13709,7 @@
           <w:bCs/>
           <w:lang w:val="pl-PL"/>
         </w:rPr>
+        <w:lastRenderedPageBreak/>
         <w:t>Propozycja metod zapobiegania:</w:t>
       </w:r>
       <w:r>
@@ -11645,7 +13794,6 @@
         <w:pStyle w:val="Nagwek3"/>
       </w:pPr>
       <w:r>
-        <w:lastRenderedPageBreak/>
         <w:t xml:space="preserve">10. Kosztorys realizacji </w:t>
       </w:r>
       <w:r>
@@ -11727,7 +13875,15 @@
           </w:tcPr>
           <w:p>
             <w:r>
-              <w:t>Czas (Rbg)</w:t>
+              <w:t>Czas (</w:t>
+            </w:r>
+            <w:proofErr w:type="spellStart"/>
+            <w:r>
+              <w:t>Rbg</w:t>
+            </w:r>
+            <w:proofErr w:type="spellEnd"/>
+            <w:r>
+              <w:t>)</w:t>
             </w:r>
           </w:p>
         </w:tc>
@@ -11863,7 +14019,23 @@
           </w:tcPr>
           <w:p>
             <w:r>
-              <w:t>Interfejs instruktora, weryfikacja tożsamości (PESEL), procesy Check-in oraz Check-out.</w:t>
+              <w:t xml:space="preserve">Interfejs instruktora, weryfikacja tożsamości (PESEL), procesy </w:t>
+            </w:r>
+            <w:proofErr w:type="spellStart"/>
+            <w:r>
+              <w:t>Check</w:t>
+            </w:r>
+            <w:proofErr w:type="spellEnd"/>
+            <w:r>
+              <w:t xml:space="preserve">-in oraz </w:t>
+            </w:r>
+            <w:proofErr w:type="spellStart"/>
+            <w:r>
+              <w:t>Check</w:t>
+            </w:r>
+            <w:proofErr w:type="spellEnd"/>
+            <w:r>
+              <w:t>-out.</w:t>
             </w:r>
           </w:p>
         </w:tc>
@@ -11912,7 +14084,15 @@
           </w:tcPr>
           <w:p>
             <w:r>
-              <w:t>Ewidencja i aktualizacja przebiegu egzemplarzy broni, stany magazynowe amunicji, triggery bazy danych.</w:t>
+              <w:t xml:space="preserve">Ewidencja i aktualizacja przebiegu egzemplarzy broni, stany magazynowe amunicji, </w:t>
+            </w:r>
+            <w:proofErr w:type="spellStart"/>
+            <w:r>
+              <w:t>triggery</w:t>
+            </w:r>
+            <w:proofErr w:type="spellEnd"/>
+            <w:r>
+              <w:t xml:space="preserve"> bazy danych.</w:t>
             </w:r>
           </w:p>
         </w:tc>
@@ -11961,7 +14141,15 @@
           </w:tcPr>
           <w:p>
             <w:r>
-              <w:t>Konfiguracja serwera aplikacji, wdrożenie bazy PostgreSQL, mechanizmy szyfrowania danych wrażliwych.</w:t>
+              <w:t xml:space="preserve">Konfiguracja serwera aplikacji, wdrożenie bazy </w:t>
+            </w:r>
+            <w:proofErr w:type="spellStart"/>
+            <w:r>
+              <w:t>PostgreSQL</w:t>
+            </w:r>
+            <w:proofErr w:type="spellEnd"/>
+            <w:r>
+              <w:t>, mechanizmy szyfrowania danych wrażliwych.</w:t>
             </w:r>
           </w:p>
         </w:tc>
@@ -12048,6 +14236,7 @@
           </w:tcPr>
           <w:p>
             <w:r>
+              <w:lastRenderedPageBreak/>
               <w:t>RAZEM:</w:t>
             </w:r>
           </w:p>
@@ -12193,7 +14382,6 @@
           <w:sz w:val="24"/>
           <w:szCs w:val="24"/>
         </w:rPr>
-        <w:lastRenderedPageBreak/>
         <w:t>Warunki płatności</w:t>
       </w:r>
     </w:p>
@@ -19423,7 +21611,6 @@
   <w:style w:type="character" w:default="1" w:styleId="Domylnaczcionkaakapitu">
     <w:name w:val="Default Paragraph Font"/>
     <w:uiPriority w:val="1"/>
-    <w:semiHidden/>
     <w:unhideWhenUsed/>
   </w:style>
   <w:style w:type="table" w:default="1" w:styleId="Standardowy">
@@ -19786,7 +21973,7 @@
   </w:font>
   <w:font w:name="Courier New">
     <w:panose1 w:val="02070309020205020404"/>
-    <w:charset w:val="EE"/>
+    <w:charset w:val="00"/>
     <w:family w:val="modern"/>
     <w:pitch w:val="fixed"/>
     <w:sig w:usb0="E0002EFF" w:usb1="C0007843" w:usb2="00000009" w:usb3="00000000" w:csb0="000001FF" w:csb1="00000000"/>
@@ -19823,6 +22010,13 @@
     <w:family w:val="roman"/>
     <w:pitch w:val="variable"/>
     <w:sig w:usb0="E00006FF" w:usb1="420024FF" w:usb2="02000000" w:usb3="00000000" w:csb0="0000019F" w:csb1="00000000"/>
+  </w:font>
+  <w:font w:name="Segoe UI">
+    <w:panose1 w:val="020B0502040204020203"/>
+    <w:charset w:val="00"/>
+    <w:family w:val="swiss"/>
+    <w:pitch w:val="variable"/>
+    <w:sig w:usb0="E4002EFF" w:usb1="C000E47F" w:usb2="00000009" w:usb3="00000000" w:csb0="000001FF" w:csb1="00000000"/>
   </w:font>
   <w:font w:name="Calibri">
     <w:panose1 w:val="020F0502020204030204"/>
@@ -19871,8 +22065,10 @@
     <w:rsid w:val="006506DB"/>
     <w:rsid w:val="00664E6A"/>
     <w:rsid w:val="009307A9"/>
+    <w:rsid w:val="009B089A"/>
     <w:rsid w:val="00C027C6"/>
     <w:rsid w:val="00D14333"/>
+    <w:rsid w:val="00D971FE"/>
     <w:rsid w:val="00F03CE9"/>
   </w:rsids>
   <m:mathPr>

--- a/Downloads/ProjektIO/Projekt IO.docx
+++ b/Downloads/ProjektIO/Projekt IO.docx
@@ -383,21 +383,8 @@
           <w:iCs/>
           <w:lang w:val="pl-PL"/>
         </w:rPr>
-        <w:t xml:space="preserve">Kacper </w:t>
-      </w:r>
-      <w:proofErr w:type="spellStart"/>
-      <w:r>
-        <w:rPr>
-          <w:rFonts w:ascii="Arial" w:hAnsi="Arial" w:cs="Arial"/>
-          <w:b/>
-          <w:bCs/>
-          <w:i/>
-          <w:iCs/>
-          <w:lang w:val="pl-PL"/>
-        </w:rPr>
-        <w:t>Gołowacz</w:t>
-      </w:r>
-      <w:proofErr w:type="spellEnd"/>
+        <w:t>Kacper Gołowacz</w:t>
+      </w:r>
     </w:p>
     <w:p>
       <w:pPr>
@@ -688,40 +675,38 @@
           <w:szCs w:val="26"/>
           <w:lang w:val="pl-PL"/>
         </w:rPr>
-        <w:t xml:space="preserve"> – 34% </w:t>
-      </w:r>
-    </w:p>
-    <w:p>
-      <w:pPr>
-        <w:pStyle w:val="Standard"/>
-        <w:spacing w:line="360" w:lineRule="auto"/>
-        <w:ind w:left="2268" w:hanging="2268"/>
+        <w:t xml:space="preserve"> – 3</w:t>
+      </w:r>
+      <w:r>
         <w:rPr>
           <w:rFonts w:ascii="Arial" w:hAnsi="Arial" w:cs="Arial"/>
           <w:b/>
-          <w:bCs/>
           <w:i/>
           <w:iCs/>
           <w:sz w:val="26"/>
           <w:szCs w:val="26"/>
           <w:lang w:val="pl-PL"/>
         </w:rPr>
-      </w:pPr>
+        <w:t>3</w:t>
+      </w:r>
       <w:r>
         <w:rPr>
           <w:rFonts w:ascii="Arial" w:hAnsi="Arial" w:cs="Arial"/>
           <w:b/>
-          <w:bCs/>
           <w:i/>
           <w:iCs/>
           <w:sz w:val="26"/>
           <w:szCs w:val="26"/>
           <w:lang w:val="pl-PL"/>
         </w:rPr>
-        <w:t xml:space="preserve">Kacper </w:t>
-      </w:r>
-      <w:proofErr w:type="spellStart"/>
-      <w:r>
+        <w:t xml:space="preserve">% </w:t>
+      </w:r>
+    </w:p>
+    <w:p>
+      <w:pPr>
+        <w:pStyle w:val="Standard"/>
+        <w:spacing w:line="360" w:lineRule="auto"/>
+        <w:ind w:left="2268" w:hanging="2268"/>
         <w:rPr>
           <w:rFonts w:ascii="Arial" w:hAnsi="Arial" w:cs="Arial"/>
           <w:b/>
@@ -732,9 +717,7 @@
           <w:szCs w:val="26"/>
           <w:lang w:val="pl-PL"/>
         </w:rPr>
-        <w:t>Gołowacz</w:t>
-      </w:r>
-      <w:proofErr w:type="spellEnd"/>
+      </w:pPr>
       <w:r>
         <w:rPr>
           <w:rFonts w:ascii="Arial" w:hAnsi="Arial" w:cs="Arial"/>
@@ -746,7 +729,46 @@
           <w:szCs w:val="26"/>
           <w:lang w:val="pl-PL"/>
         </w:rPr>
-        <w:t xml:space="preserve"> – 34%</w:t>
+        <w:t>Kacper Gołowacz</w:t>
+      </w:r>
+      <w:r>
+        <w:rPr>
+          <w:rFonts w:ascii="Arial" w:hAnsi="Arial" w:cs="Arial"/>
+          <w:b/>
+          <w:bCs/>
+          <w:i/>
+          <w:iCs/>
+          <w:sz w:val="26"/>
+          <w:szCs w:val="26"/>
+          <w:lang w:val="pl-PL"/>
+        </w:rPr>
+        <w:t xml:space="preserve"> – 3</w:t>
+      </w:r>
+      <w:r>
+        <w:rPr>
+          <w:rFonts w:ascii="Arial" w:hAnsi="Arial" w:cs="Arial"/>
+          <w:b/>
+          <w:bCs/>
+          <w:i/>
+          <w:iCs/>
+          <w:sz w:val="26"/>
+          <w:szCs w:val="26"/>
+          <w:lang w:val="pl-PL"/>
+        </w:rPr>
+        <w:t>3</w:t>
+      </w:r>
+      <w:r>
+        <w:rPr>
+          <w:rFonts w:ascii="Arial" w:hAnsi="Arial" w:cs="Arial"/>
+          <w:b/>
+          <w:bCs/>
+          <w:i/>
+          <w:iCs/>
+          <w:sz w:val="26"/>
+          <w:szCs w:val="26"/>
+          <w:lang w:val="pl-PL"/>
+        </w:rPr>
+        <w:t>%</w:t>
       </w:r>
     </w:p>
     <w:p/>
@@ -870,23 +892,7 @@
           <w:b/>
           <w:bCs/>
         </w:rPr>
-        <w:t>Obsługa klienta (CRM/</w:t>
-      </w:r>
-      <w:proofErr w:type="spellStart"/>
-      <w:r>
-        <w:rPr>
-          <w:b/>
-          <w:bCs/>
-        </w:rPr>
-        <w:t>Booking</w:t>
-      </w:r>
-      <w:proofErr w:type="spellEnd"/>
-      <w:r>
-        <w:rPr>
-          <w:b/>
-          <w:bCs/>
-        </w:rPr>
-        <w:t>):</w:t>
+        <w:t>Obsługa klienta (CRM/Booking):</w:t>
       </w:r>
       <w:r>
         <w:t xml:space="preserve"> System rezerwacji online, weryfikacja tożsamości na miejscu oraz panel osobisty strzelca.</w:t>
@@ -1034,15 +1040,7 @@
         <w:t>Zwiększenie przepustowości:</w:t>
       </w:r>
       <w:r>
-        <w:t xml:space="preserve"> Skrócenie czasu odprawy klienta (</w:t>
-      </w:r>
-      <w:proofErr w:type="spellStart"/>
-      <w:r>
-        <w:t>check</w:t>
-      </w:r>
-      <w:proofErr w:type="spellEnd"/>
-      <w:r>
-        <w:t>-in) o np. 40% dzięki wcześniejszej rezerwacji danych w systemie.</w:t>
+        <w:t xml:space="preserve"> Skrócenie czasu odprawy klienta (check-in) o np. 40% dzięki wcześniejszej rezerwacji danych w systemie.</w:t>
       </w:r>
     </w:p>
     <w:p>
@@ -1184,15 +1182,7 @@
       <w:bookmarkEnd w:id="6"/>
       <w:r>
         <w:lastRenderedPageBreak/>
-        <w:t xml:space="preserve">3. Słownik terminów (Business </w:t>
-      </w:r>
-      <w:proofErr w:type="spellStart"/>
-      <w:r>
-        <w:t>Glossary</w:t>
-      </w:r>
-      <w:proofErr w:type="spellEnd"/>
-      <w:r>
-        <w:t xml:space="preserve">) </w:t>
+        <w:t xml:space="preserve">3. Słownik terminów (Business Glossary) </w:t>
       </w:r>
     </w:p>
     <w:tbl>
@@ -1729,41 +1719,13 @@
                 <w:color w:val="1F1F1F"/>
               </w:rPr>
             </w:pPr>
-            <w:proofErr w:type="spellStart"/>
             <w:r>
               <w:rPr>
                 <w:b/>
                 <w:bCs/>
                 <w:color w:val="1F1F1F"/>
               </w:rPr>
-              <w:t>Check</w:t>
-            </w:r>
-            <w:proofErr w:type="spellEnd"/>
-            <w:r>
-              <w:rPr>
-                <w:b/>
-                <w:bCs/>
-                <w:color w:val="1F1F1F"/>
-              </w:rPr>
-              <w:t xml:space="preserve">-in / </w:t>
-            </w:r>
-            <w:proofErr w:type="spellStart"/>
-            <w:r>
-              <w:rPr>
-                <w:b/>
-                <w:bCs/>
-                <w:color w:val="1F1F1F"/>
-              </w:rPr>
-              <w:t>Check</w:t>
-            </w:r>
-            <w:proofErr w:type="spellEnd"/>
-            <w:r>
-              <w:rPr>
-                <w:b/>
-                <w:bCs/>
-                <w:color w:val="1F1F1F"/>
-              </w:rPr>
-              <w:t>-out</w:t>
+              <w:t>Check-in / Check-out</w:t>
             </w:r>
           </w:p>
         </w:tc>
@@ -2026,21 +1988,7 @@
         <w:rPr>
           <w:lang w:val="pl-PL"/>
         </w:rPr>
-        <w:t xml:space="preserve">), przeprowadzeniu procesu </w:t>
-      </w:r>
-      <w:proofErr w:type="spellStart"/>
-      <w:r>
-        <w:rPr>
-          <w:lang w:val="pl-PL"/>
-        </w:rPr>
-        <w:t>check</w:t>
-      </w:r>
-      <w:proofErr w:type="spellEnd"/>
-      <w:r>
-        <w:rPr>
-          <w:lang w:val="pl-PL"/>
-        </w:rPr>
-        <w:t>-in (</w:t>
+        <w:t>), przeprowadzeniu procesu check-in (</w:t>
       </w:r>
       <w:r>
         <w:rPr>
@@ -2814,21 +2762,7 @@
         <w:rPr>
           <w:lang w:val="pl-PL"/>
         </w:rPr>
-        <w:t>Instruktor inicjuje sesję strzelecką, klikając przycisk "</w:t>
-      </w:r>
-      <w:proofErr w:type="spellStart"/>
-      <w:r>
-        <w:rPr>
-          <w:lang w:val="pl-PL"/>
-        </w:rPr>
-        <w:t>Check</w:t>
-      </w:r>
-      <w:proofErr w:type="spellEnd"/>
-      <w:r>
-        <w:rPr>
-          <w:lang w:val="pl-PL"/>
-        </w:rPr>
-        <w:t>-in".</w:t>
+        <w:t>Instruktor inicjuje sesję strzelecką, klikając przycisk "Check-in".</w:t>
       </w:r>
     </w:p>
     <w:p>
@@ -3754,13 +3688,8 @@
         <w:pStyle w:val="Legenda"/>
         <w:jc w:val="center"/>
       </w:pPr>
-      <w:proofErr w:type="spellStart"/>
-      <w:r>
-        <w:t>Figure</w:t>
-      </w:r>
-      <w:proofErr w:type="spellEnd"/>
-      <w:r>
-        <w:t xml:space="preserve"> </w:t>
+      <w:r>
+        <w:t xml:space="preserve">Figure </w:t>
       </w:r>
       <w:r>
         <w:rPr>
@@ -3833,13 +3762,8 @@
           <w:numId w:val="29"/>
         </w:numPr>
       </w:pPr>
-      <w:proofErr w:type="spellStart"/>
-      <w:r>
-        <w:t>Potwiedzenie</w:t>
-      </w:r>
-      <w:proofErr w:type="spellEnd"/>
-      <w:r>
-        <w:t xml:space="preserve"> przybycia</w:t>
+      <w:r>
+        <w:t>Potwiedzenie przybycia</w:t>
       </w:r>
     </w:p>
     <w:p>
@@ -4006,17 +3930,8 @@
           <w:bCs/>
         </w:rPr>
         <w:lastRenderedPageBreak/>
-        <w:t xml:space="preserve">Kacper </w:t>
-      </w:r>
-      <w:proofErr w:type="spellStart"/>
-      <w:r>
-        <w:rPr>
-          <w:b/>
-          <w:bCs/>
-        </w:rPr>
-        <w:t>Gołowacz</w:t>
-      </w:r>
-      <w:proofErr w:type="spellEnd"/>
+        <w:t>Kacper Gołowacz</w:t>
+      </w:r>
     </w:p>
     <w:p>
       <w:pPr>
@@ -4191,23 +4106,7 @@
           <w:rStyle w:val="math-inline"/>
           <w:rFonts w:ascii="Arial" w:hAnsi="Arial" w:cs="Arial"/>
         </w:rPr>
-        <w:t>$\</w:t>
-      </w:r>
-      <w:proofErr w:type="spellStart"/>
-      <w:r>
-        <w:rPr>
-          <w:rStyle w:val="math-inline"/>
-          <w:rFonts w:ascii="Arial" w:hAnsi="Arial" w:cs="Arial"/>
-        </w:rPr>
-        <w:t>rightarrow</w:t>
-      </w:r>
-      <w:proofErr w:type="spellEnd"/>
-      <w:r>
-        <w:rPr>
-          <w:rStyle w:val="math-inline"/>
-          <w:rFonts w:ascii="Arial" w:hAnsi="Arial" w:cs="Arial"/>
-        </w:rPr>
-        <w:t>$</w:t>
+        <w:t>$\rightarrow$</w:t>
       </w:r>
       <w:r>
         <w:rPr>
@@ -4297,23 +4196,7 @@
           <w:rStyle w:val="math-inline"/>
           <w:rFonts w:ascii="Arial" w:hAnsi="Arial" w:cs="Arial"/>
         </w:rPr>
-        <w:t>$\</w:t>
-      </w:r>
-      <w:proofErr w:type="spellStart"/>
-      <w:r>
-        <w:rPr>
-          <w:rStyle w:val="math-inline"/>
-          <w:rFonts w:ascii="Arial" w:hAnsi="Arial" w:cs="Arial"/>
-        </w:rPr>
-        <w:t>rightarrow</w:t>
-      </w:r>
-      <w:proofErr w:type="spellEnd"/>
-      <w:r>
-        <w:rPr>
-          <w:rStyle w:val="math-inline"/>
-          <w:rFonts w:ascii="Arial" w:hAnsi="Arial" w:cs="Arial"/>
-        </w:rPr>
-        <w:t>$</w:t>
+        <w:t>$\rightarrow$</w:t>
       </w:r>
       <w:r>
         <w:rPr>
@@ -4346,21 +4229,7 @@
         <w:rPr>
           <w:rFonts w:ascii="Arial" w:hAnsi="Arial" w:cs="Arial"/>
         </w:rPr>
-        <w:t xml:space="preserve"> Synchroniczny / Tworzący (</w:t>
-      </w:r>
-      <w:proofErr w:type="spellStart"/>
-      <w:r>
-        <w:rPr>
-          <w:rFonts w:ascii="Arial" w:hAnsi="Arial" w:cs="Arial"/>
-        </w:rPr>
-        <w:t>Create</w:t>
-      </w:r>
-      <w:proofErr w:type="spellEnd"/>
-      <w:r>
-        <w:rPr>
-          <w:rFonts w:ascii="Arial" w:hAnsi="Arial" w:cs="Arial"/>
-        </w:rPr>
-        <w:t>)</w:t>
+        <w:t xml:space="preserve"> Synchroniczny / Tworzący (Create)</w:t>
       </w:r>
     </w:p>
     <w:p>
@@ -4417,23 +4286,7 @@
           <w:rStyle w:val="math-inline"/>
           <w:rFonts w:ascii="Arial" w:hAnsi="Arial" w:cs="Arial"/>
         </w:rPr>
-        <w:t>$\</w:t>
-      </w:r>
-      <w:proofErr w:type="spellStart"/>
-      <w:r>
-        <w:rPr>
-          <w:rStyle w:val="math-inline"/>
-          <w:rFonts w:ascii="Arial" w:hAnsi="Arial" w:cs="Arial"/>
-        </w:rPr>
-        <w:t>rightarrow</w:t>
-      </w:r>
-      <w:proofErr w:type="spellEnd"/>
-      <w:r>
-        <w:rPr>
-          <w:rStyle w:val="math-inline"/>
-          <w:rFonts w:ascii="Arial" w:hAnsi="Arial" w:cs="Arial"/>
-        </w:rPr>
-        <w:t>$</w:t>
+        <w:t>$\rightarrow$</w:t>
       </w:r>
       <w:r>
         <w:rPr>
@@ -4523,23 +4376,7 @@
           <w:rStyle w:val="math-inline"/>
           <w:rFonts w:ascii="Arial" w:hAnsi="Arial" w:cs="Arial"/>
         </w:rPr>
-        <w:t>$\</w:t>
-      </w:r>
-      <w:proofErr w:type="spellStart"/>
-      <w:r>
-        <w:rPr>
-          <w:rStyle w:val="math-inline"/>
-          <w:rFonts w:ascii="Arial" w:hAnsi="Arial" w:cs="Arial"/>
-        </w:rPr>
-        <w:t>rightarrow</w:t>
-      </w:r>
-      <w:proofErr w:type="spellEnd"/>
-      <w:r>
-        <w:rPr>
-          <w:rStyle w:val="math-inline"/>
-          <w:rFonts w:ascii="Arial" w:hAnsi="Arial" w:cs="Arial"/>
-        </w:rPr>
-        <w:t>$</w:t>
+        <w:t>$\rightarrow$</w:t>
       </w:r>
       <w:r>
         <w:rPr>
@@ -4629,23 +4466,7 @@
           <w:rStyle w:val="math-inline"/>
           <w:rFonts w:ascii="Arial" w:hAnsi="Arial" w:cs="Arial"/>
         </w:rPr>
-        <w:t>$\</w:t>
-      </w:r>
-      <w:proofErr w:type="spellStart"/>
-      <w:r>
-        <w:rPr>
-          <w:rStyle w:val="math-inline"/>
-          <w:rFonts w:ascii="Arial" w:hAnsi="Arial" w:cs="Arial"/>
-        </w:rPr>
-        <w:t>rightarrow</w:t>
-      </w:r>
-      <w:proofErr w:type="spellEnd"/>
-      <w:r>
-        <w:rPr>
-          <w:rStyle w:val="math-inline"/>
-          <w:rFonts w:ascii="Arial" w:hAnsi="Arial" w:cs="Arial"/>
-        </w:rPr>
-        <w:t>$</w:t>
+        <w:t>$\rightarrow$</w:t>
       </w:r>
       <w:r>
         <w:rPr>
@@ -4706,21 +4527,7 @@
         <w:rPr>
           <w:rFonts w:ascii="Arial" w:hAnsi="Arial" w:cs="Arial"/>
         </w:rPr>
-        <w:t xml:space="preserve"> Serwer przekazuje żądanie zapisu danych do bazy </w:t>
-      </w:r>
-      <w:proofErr w:type="spellStart"/>
-      <w:r>
-        <w:rPr>
-          <w:rFonts w:ascii="Arial" w:hAnsi="Arial" w:cs="Arial"/>
-        </w:rPr>
-        <w:t>PostgreSQL</w:t>
-      </w:r>
-      <w:proofErr w:type="spellEnd"/>
-      <w:r>
-        <w:rPr>
-          <w:rFonts w:ascii="Arial" w:hAnsi="Arial" w:cs="Arial"/>
-        </w:rPr>
-        <w:t>, aby zaktualizować profil klienta.</w:t>
+        <w:t xml:space="preserve"> Serwer przekazuje żądanie zapisu danych do bazy PostgreSQL, aby zaktualizować profil klienta.</w:t>
       </w:r>
     </w:p>
     <w:p>
@@ -4750,23 +4557,7 @@
           <w:rStyle w:val="math-inline"/>
           <w:rFonts w:ascii="Arial" w:hAnsi="Arial" w:cs="Arial"/>
         </w:rPr>
-        <w:t>$\</w:t>
-      </w:r>
-      <w:proofErr w:type="spellStart"/>
-      <w:r>
-        <w:rPr>
-          <w:rStyle w:val="math-inline"/>
-          <w:rFonts w:ascii="Arial" w:hAnsi="Arial" w:cs="Arial"/>
-        </w:rPr>
-        <w:t>rightarrow</w:t>
-      </w:r>
-      <w:proofErr w:type="spellEnd"/>
-      <w:r>
-        <w:rPr>
-          <w:rStyle w:val="math-inline"/>
-          <w:rFonts w:ascii="Arial" w:hAnsi="Arial" w:cs="Arial"/>
-        </w:rPr>
-        <w:t>$</w:t>
+        <w:t>$\rightarrow$</w:t>
       </w:r>
       <w:r>
         <w:rPr>
@@ -4856,23 +4647,7 @@
           <w:rStyle w:val="math-inline"/>
           <w:rFonts w:ascii="Arial" w:hAnsi="Arial" w:cs="Arial"/>
         </w:rPr>
-        <w:t>$\</w:t>
-      </w:r>
-      <w:proofErr w:type="spellStart"/>
-      <w:r>
-        <w:rPr>
-          <w:rStyle w:val="math-inline"/>
-          <w:rFonts w:ascii="Arial" w:hAnsi="Arial" w:cs="Arial"/>
-        </w:rPr>
-        <w:t>rightarrow</w:t>
-      </w:r>
-      <w:proofErr w:type="spellEnd"/>
-      <w:r>
-        <w:rPr>
-          <w:rStyle w:val="math-inline"/>
-          <w:rFonts w:ascii="Arial" w:hAnsi="Arial" w:cs="Arial"/>
-        </w:rPr>
-        <w:t>$</w:t>
+        <w:t>$\rightarrow$</w:t>
       </w:r>
       <w:r>
         <w:rPr>
@@ -4962,23 +4737,7 @@
           <w:rStyle w:val="math-inline"/>
           <w:rFonts w:ascii="Arial" w:hAnsi="Arial" w:cs="Arial"/>
         </w:rPr>
-        <w:t>$\</w:t>
-      </w:r>
-      <w:proofErr w:type="spellStart"/>
-      <w:r>
-        <w:rPr>
-          <w:rStyle w:val="math-inline"/>
-          <w:rFonts w:ascii="Arial" w:hAnsi="Arial" w:cs="Arial"/>
-        </w:rPr>
-        <w:t>rightarrow</w:t>
-      </w:r>
-      <w:proofErr w:type="spellEnd"/>
-      <w:r>
-        <w:rPr>
-          <w:rStyle w:val="math-inline"/>
-          <w:rFonts w:ascii="Arial" w:hAnsi="Arial" w:cs="Arial"/>
-        </w:rPr>
-        <w:t>$</w:t>
+        <w:t>$\rightarrow$</w:t>
       </w:r>
       <w:r>
         <w:rPr>
@@ -5011,21 +4770,7 @@
         <w:rPr>
           <w:rFonts w:ascii="Arial" w:hAnsi="Arial" w:cs="Arial"/>
         </w:rPr>
-        <w:t xml:space="preserve"> Zwrotny / Niszczący (</w:t>
-      </w:r>
-      <w:proofErr w:type="spellStart"/>
-      <w:r>
-        <w:rPr>
-          <w:rFonts w:ascii="Arial" w:hAnsi="Arial" w:cs="Arial"/>
-        </w:rPr>
-        <w:t>Destroy</w:t>
-      </w:r>
-      <w:proofErr w:type="spellEnd"/>
-      <w:r>
-        <w:rPr>
-          <w:rFonts w:ascii="Arial" w:hAnsi="Arial" w:cs="Arial"/>
-        </w:rPr>
-        <w:t>)</w:t>
+        <w:t xml:space="preserve"> Zwrotny / Niszczący (Destroy)</w:t>
       </w:r>
     </w:p>
     <w:p>
@@ -5082,23 +4827,7 @@
           <w:rStyle w:val="math-inline"/>
           <w:rFonts w:ascii="Arial" w:hAnsi="Arial" w:cs="Arial"/>
         </w:rPr>
-        <w:t>$\</w:t>
-      </w:r>
-      <w:proofErr w:type="spellStart"/>
-      <w:r>
-        <w:rPr>
-          <w:rStyle w:val="math-inline"/>
-          <w:rFonts w:ascii="Arial" w:hAnsi="Arial" w:cs="Arial"/>
-        </w:rPr>
-        <w:t>rightarrow</w:t>
-      </w:r>
-      <w:proofErr w:type="spellEnd"/>
-      <w:r>
-        <w:rPr>
-          <w:rStyle w:val="math-inline"/>
-          <w:rFonts w:ascii="Arial" w:hAnsi="Arial" w:cs="Arial"/>
-        </w:rPr>
-        <w:t>$</w:t>
+        <w:t>$\rightarrow$</w:t>
       </w:r>
       <w:r>
         <w:rPr>
@@ -5321,21 +5050,7 @@
         <w:rPr>
           <w:lang w:val="pl-PL"/>
         </w:rPr>
-        <w:t> Aktor wywołuje na obiekcie rezerwacja metodę </w:t>
-      </w:r>
-      <w:proofErr w:type="spellStart"/>
-      <w:r>
-        <w:rPr>
-          <w:lang w:val="pl-PL"/>
-        </w:rPr>
-        <w:t>pobierzKlienta</w:t>
-      </w:r>
-      <w:proofErr w:type="spellEnd"/>
-      <w:r>
-        <w:rPr>
-          <w:lang w:val="pl-PL"/>
-        </w:rPr>
-        <w:t>().</w:t>
+        <w:t> Aktor wywołuje na obiekcie rezerwacja metodę pobierzKlienta().</w:t>
       </w:r>
     </w:p>
     <w:p>
@@ -5397,21 +5112,7 @@
         <w:rPr>
           <w:lang w:val="pl-PL"/>
         </w:rPr>
-        <w:t> — fragment </w:t>
-      </w:r>
-      <w:proofErr w:type="spellStart"/>
-      <w:r>
-        <w:rPr>
-          <w:lang w:val="pl-PL"/>
-        </w:rPr>
-        <w:t>loop</w:t>
-      </w:r>
-      <w:proofErr w:type="spellEnd"/>
-      <w:r>
-        <w:rPr>
-          <w:lang w:val="pl-PL"/>
-        </w:rPr>
-        <w:t xml:space="preserve"> [dopóki dane niepoprawne]</w:t>
+        <w:t> — fragment loop [dopóki dane niepoprawne]</w:t>
       </w:r>
     </w:p>
     <w:p>
@@ -5466,20 +5167,7 @@
           <w:lang w:val="pl-PL"/>
         </w:rPr>
         <w:br/>
-      </w:r>
-      <w:proofErr w:type="spellStart"/>
-      <w:r>
-        <w:rPr>
-          <w:lang w:val="pl-PL"/>
-        </w:rPr>
-        <w:t>weryfikujDokument</w:t>
-      </w:r>
-      <w:proofErr w:type="spellEnd"/>
-      <w:r>
-        <w:rPr>
-          <w:lang w:val="pl-PL"/>
-        </w:rPr>
-        <w:t>(klient, rodzaj, PESEL).</w:t>
+        <w:t>weryfikujDokument(klient, rodzaj, PESEL).</w:t>
       </w:r>
     </w:p>
     <w:p>
@@ -5528,21 +5216,7 @@
         <w:rPr>
           <w:lang w:val="pl-PL"/>
         </w:rPr>
-        <w:t> Obiekt instruktor zwraca wartość </w:t>
-      </w:r>
-      <w:proofErr w:type="spellStart"/>
-      <w:r>
-        <w:rPr>
-          <w:lang w:val="pl-PL"/>
-        </w:rPr>
-        <w:t>false</w:t>
-      </w:r>
-      <w:proofErr w:type="spellEnd"/>
-      <w:r>
-        <w:rPr>
-          <w:lang w:val="pl-PL"/>
-        </w:rPr>
-        <w:t>. System informuje o błędach w formularzu; instruktor poprawia dane i pętla się powtarza.</w:t>
+        <w:t> Obiekt instruktor zwraca wartość false. System informuje o błędach w formularzu; instruktor poprawia dane i pętla się powtarza.</w:t>
       </w:r>
     </w:p>
     <w:p>
@@ -5570,49 +5244,7 @@
         <w:rPr>
           <w:lang w:val="pl-PL"/>
         </w:rPr>
-        <w:t>Wewnątrz </w:t>
-      </w:r>
-      <w:proofErr w:type="spellStart"/>
-      <w:r>
-        <w:rPr>
-          <w:lang w:val="pl-PL"/>
-        </w:rPr>
-        <w:t>weryfikujDokument</w:t>
-      </w:r>
-      <w:proofErr w:type="spellEnd"/>
-      <w:r>
-        <w:rPr>
-          <w:lang w:val="pl-PL"/>
-        </w:rPr>
-        <w:t> ustawiany jest atrybut </w:t>
-      </w:r>
-      <w:proofErr w:type="spellStart"/>
-      <w:r>
-        <w:rPr>
-          <w:lang w:val="pl-PL"/>
-        </w:rPr>
-        <w:t>Status_weryfikacji</w:t>
-      </w:r>
-      <w:proofErr w:type="spellEnd"/>
-      <w:r>
-        <w:rPr>
-          <w:lang w:val="pl-PL"/>
-        </w:rPr>
-        <w:t> klienta na </w:t>
-      </w:r>
-      <w:proofErr w:type="spellStart"/>
-      <w:r>
-        <w:rPr>
-          <w:lang w:val="pl-PL"/>
-        </w:rPr>
-        <w:t>true</w:t>
-      </w:r>
-      <w:proofErr w:type="spellEnd"/>
-      <w:r>
-        <w:rPr>
-          <w:lang w:val="pl-PL"/>
-        </w:rPr>
-        <w:t>.</w:t>
+        <w:t>Wewnątrz weryfikujDokument ustawiany jest atrybut Status_weryfikacji klienta na true.</w:t>
       </w:r>
     </w:p>
     <w:p>
@@ -5633,21 +5265,7 @@
         <w:rPr>
           <w:lang w:val="pl-PL"/>
         </w:rPr>
-        <w:t> Obiekt instruktor wywołuje na rezerwacja metodę </w:t>
-      </w:r>
-      <w:proofErr w:type="spellStart"/>
-      <w:r>
-        <w:rPr>
-          <w:lang w:val="pl-PL"/>
-        </w:rPr>
-        <w:t>zmienStatus</w:t>
-      </w:r>
-      <w:proofErr w:type="spellEnd"/>
-      <w:r>
-        <w:rPr>
-          <w:lang w:val="pl-PL"/>
-        </w:rPr>
-        <w:t>("zweryfikowany").</w:t>
+        <w:t> Obiekt instruktor wywołuje na rezerwacja metodę zmienStatus("zweryfikowany").</w:t>
       </w:r>
     </w:p>
     <w:p>
@@ -5668,21 +5286,7 @@
         <w:rPr>
           <w:lang w:val="pl-PL"/>
         </w:rPr>
-        <w:t> Obiekt instruktor zwraca wartość </w:t>
-      </w:r>
-      <w:proofErr w:type="spellStart"/>
-      <w:r>
-        <w:rPr>
-          <w:lang w:val="pl-PL"/>
-        </w:rPr>
-        <w:t>true</w:t>
-      </w:r>
-      <w:proofErr w:type="spellEnd"/>
-      <w:r>
-        <w:rPr>
-          <w:lang w:val="pl-PL"/>
-        </w:rPr>
-        <w:t>. Rezerwacja zostaje zweryfikowana; pętla się kończy.</w:t>
+        <w:t> Obiekt instruktor zwraca wartość true. Rezerwacja zostaje zweryfikowana; pętla się kończy.</w:t>
       </w:r>
     </w:p>
     <w:p>
@@ -5717,35 +5321,7 @@
         <w:rPr>
           <w:lang w:val="de-DE"/>
         </w:rPr>
-        <w:t xml:space="preserve">Instruktor </w:t>
-      </w:r>
-      <w:proofErr w:type="spellStart"/>
-      <w:r>
-        <w:rPr>
-          <w:lang w:val="de-DE"/>
-        </w:rPr>
-        <w:t>klika</w:t>
-      </w:r>
-      <w:proofErr w:type="spellEnd"/>
-      <w:r>
-        <w:rPr>
-          <w:lang w:val="de-DE"/>
-        </w:rPr>
-        <w:t xml:space="preserve"> </w:t>
-      </w:r>
-      <w:proofErr w:type="spellStart"/>
-      <w:r>
-        <w:rPr>
-          <w:lang w:val="de-DE"/>
-        </w:rPr>
-        <w:t>przycisk</w:t>
-      </w:r>
-      <w:proofErr w:type="spellEnd"/>
-      <w:r>
-        <w:rPr>
-          <w:lang w:val="de-DE"/>
-        </w:rPr>
-        <w:t xml:space="preserve"> „Check-in”.</w:t>
+        <w:t>Instruktor klika przycisk „Check-in”.</w:t>
       </w:r>
     </w:p>
     <w:p>
@@ -5766,21 +5342,7 @@
         <w:rPr>
           <w:lang w:val="pl-PL"/>
         </w:rPr>
-        <w:t> Aktor wywołuje na obiekcie instruktor metodę </w:t>
-      </w:r>
-      <w:proofErr w:type="spellStart"/>
-      <w:r>
-        <w:rPr>
-          <w:lang w:val="pl-PL"/>
-        </w:rPr>
-        <w:t>wykonajCheckIn</w:t>
-      </w:r>
-      <w:proofErr w:type="spellEnd"/>
-      <w:r>
-        <w:rPr>
-          <w:lang w:val="pl-PL"/>
-        </w:rPr>
-        <w:t>(rezerwacja).</w:t>
+        <w:t> Aktor wywołuje na obiekcie instruktor metodę wykonajCheckIn(rezerwacja).</w:t>
       </w:r>
     </w:p>
     <w:p>
@@ -5801,35 +5363,7 @@
         <w:rPr>
           <w:lang w:val="pl-PL"/>
         </w:rPr>
-        <w:t> Obiekt instruktor tworzy nowy obiekt </w:t>
-      </w:r>
-      <w:proofErr w:type="spellStart"/>
-      <w:r>
-        <w:rPr>
-          <w:lang w:val="pl-PL"/>
-        </w:rPr>
-        <w:t>sesja:SesjaStrzelecka</w:t>
-      </w:r>
-      <w:proofErr w:type="spellEnd"/>
-      <w:r>
-        <w:rPr>
-          <w:lang w:val="pl-PL"/>
-        </w:rPr>
-        <w:t> (&lt;&lt;</w:t>
-      </w:r>
-      <w:proofErr w:type="spellStart"/>
-      <w:r>
-        <w:rPr>
-          <w:lang w:val="pl-PL"/>
-        </w:rPr>
-        <w:t>create</w:t>
-      </w:r>
-      <w:proofErr w:type="spellEnd"/>
-      <w:r>
-        <w:rPr>
-          <w:lang w:val="pl-PL"/>
-        </w:rPr>
-        <w:t>&gt;&gt;).</w:t>
+        <w:t> Obiekt instruktor tworzy nowy obiekt sesja:SesjaStrzelecka (&lt;&lt;create&gt;&gt;).</w:t>
       </w:r>
     </w:p>
     <w:p>
@@ -5850,21 +5384,7 @@
         <w:rPr>
           <w:lang w:val="pl-PL"/>
         </w:rPr>
-        <w:t> Obiekt instruktor wywołuje na rezerwacja metodę </w:t>
-      </w:r>
-      <w:proofErr w:type="spellStart"/>
-      <w:r>
-        <w:rPr>
-          <w:lang w:val="pl-PL"/>
-        </w:rPr>
-        <w:t>zmienStatus</w:t>
-      </w:r>
-      <w:proofErr w:type="spellEnd"/>
-      <w:r>
-        <w:rPr>
-          <w:lang w:val="pl-PL"/>
-        </w:rPr>
-        <w:t>("w trakcie wizyty").</w:t>
+        <w:t> Obiekt instruktor wywołuje na rezerwacja metodę zmienStatus("w trakcie wizyty").</w:t>
       </w:r>
     </w:p>
     <w:p>
@@ -5885,21 +5405,7 @@
         <w:rPr>
           <w:lang w:val="pl-PL"/>
         </w:rPr>
-        <w:t xml:space="preserve"> Obiekt instruktor zwraca utworzony obiekt sesja do aktora. </w:t>
-      </w:r>
-      <w:proofErr w:type="spellStart"/>
-      <w:r>
-        <w:rPr>
-          <w:lang w:val="pl-PL"/>
-        </w:rPr>
-        <w:t>Check</w:t>
-      </w:r>
-      <w:proofErr w:type="spellEnd"/>
-      <w:r>
-        <w:rPr>
-          <w:lang w:val="pl-PL"/>
-        </w:rPr>
-        <w:t>-in zostaje zakończony; rozpoczyna się sesja strzelecka.</w:t>
+        <w:t> Obiekt instruktor zwraca utworzony obiekt sesja do aktora. Check-in zostaje zakończony; rozpoczyna się sesja strzelecka.</w:t>
       </w:r>
     </w:p>
     <w:p/>
@@ -5942,17 +5448,8 @@
           <w:bCs/>
         </w:rPr>
         <w:lastRenderedPageBreak/>
-        <w:t xml:space="preserve">Kacper </w:t>
-      </w:r>
-      <w:proofErr w:type="spellStart"/>
-      <w:r>
-        <w:rPr>
-          <w:b/>
-          <w:bCs/>
-        </w:rPr>
-        <w:t>Gołowacz</w:t>
-      </w:r>
-      <w:proofErr w:type="spellEnd"/>
+        <w:t>Kacper Gołowacz</w:t>
+      </w:r>
     </w:p>
     <w:p/>
     <w:p>
@@ -6027,26 +5524,10 @@
         <w:t>Komunikat 1:</w:t>
       </w:r>
       <w:r>
-        <w:t xml:space="preserve"> Aktor wywołuje na obiekcie </w:t>
-      </w:r>
-      <w:proofErr w:type="spellStart"/>
-      <w:r>
-        <w:t>admin:Administrator</w:t>
-      </w:r>
-      <w:proofErr w:type="spellEnd"/>
-      <w:r>
-        <w:t xml:space="preserve"> met</w:t>
-      </w:r>
-      <w:r>
-        <w:t xml:space="preserve">odę </w:t>
-      </w:r>
-      <w:proofErr w:type="spellStart"/>
-      <w:r>
-        <w:t>pobierzListeUzytkownikow</w:t>
-      </w:r>
-      <w:proofErr w:type="spellEnd"/>
-      <w:r>
-        <w:t>().</w:t>
+        <w:t xml:space="preserve"> Aktor wywołuje na obiekcie admin:Administrator met</w:t>
+      </w:r>
+      <w:r>
+        <w:t>odę pobierzListeUzytkownikow().</w:t>
       </w:r>
     </w:p>
     <w:p>
@@ -6057,26 +5538,10 @@
         <w:t>Komunikat 2 (zwrot):</w:t>
       </w:r>
       <w:r>
-        <w:t xml:space="preserve"> Obiekt </w:t>
-      </w:r>
-      <w:proofErr w:type="spellStart"/>
-      <w:r>
-        <w:t>admin:Administrator</w:t>
-      </w:r>
-      <w:proofErr w:type="spellEnd"/>
-      <w:r>
-        <w:t xml:space="preserve"> zwraca listę uż</w:t>
-      </w:r>
-      <w:r>
-        <w:t>ytkowników (</w:t>
-      </w:r>
-      <w:proofErr w:type="spellStart"/>
-      <w:r>
-        <w:t>listaUzytkownikow</w:t>
-      </w:r>
-      <w:proofErr w:type="spellEnd"/>
-      <w:r>
-        <w:t>).</w:t>
+        <w:t xml:space="preserve"> Obiekt admin:Administrator zwraca listę uż</w:t>
+      </w:r>
+      <w:r>
+        <w:t>ytkowników (listaUzytkownikow).</w:t>
       </w:r>
     </w:p>
     <w:p>
@@ -6093,23 +5558,7 @@
         <w:t>2. Filtrowanie listy</w:t>
       </w:r>
       <w:r>
-        <w:t xml:space="preserve"> — fragment </w:t>
-      </w:r>
-      <w:proofErr w:type="spellStart"/>
-      <w:r>
-        <w:t>opt</w:t>
-      </w:r>
-      <w:proofErr w:type="spellEnd"/>
-      <w:r>
-        <w:t xml:space="preserve"> [filtr != </w:t>
-      </w:r>
-      <w:proofErr w:type="spellStart"/>
-      <w:r>
-        <w:t>null</w:t>
-      </w:r>
-      <w:proofErr w:type="spellEnd"/>
-      <w:r>
-        <w:t>]</w:t>
+        <w:t xml:space="preserve"> — fragment opt [filtr != null]</w:t>
       </w:r>
     </w:p>
     <w:p>
@@ -6133,26 +5582,10 @@
         <w:t>Komunikat 3:</w:t>
       </w:r>
       <w:r>
-        <w:t xml:space="preserve"> Aktor wywołuje na obiekcie </w:t>
-      </w:r>
-      <w:proofErr w:type="spellStart"/>
-      <w:r>
-        <w:t>admin:Administrat</w:t>
-      </w:r>
-      <w:r>
-        <w:t>or</w:t>
-      </w:r>
-      <w:proofErr w:type="spellEnd"/>
-      <w:r>
-        <w:t xml:space="preserve"> metodę </w:t>
-      </w:r>
-      <w:proofErr w:type="spellStart"/>
-      <w:r>
-        <w:t>filtrujTabele</w:t>
-      </w:r>
-      <w:proofErr w:type="spellEnd"/>
-      <w:r>
-        <w:t>(filtr).</w:t>
+        <w:t xml:space="preserve"> Aktor wywołuje na obiekcie admin:Administrat</w:t>
+      </w:r>
+      <w:r>
+        <w:t>or metodę filtrujTabele(filtr).</w:t>
       </w:r>
     </w:p>
     <w:p>
@@ -6163,26 +5596,10 @@
         <w:t>Komunikat 4 (zwrot):</w:t>
       </w:r>
       <w:r>
-        <w:t xml:space="preserve"> Obiekt </w:t>
-      </w:r>
-      <w:proofErr w:type="spellStart"/>
-      <w:r>
-        <w:t>admin:Administrator</w:t>
-      </w:r>
-      <w:proofErr w:type="spellEnd"/>
-      <w:r>
-        <w:t xml:space="preserve"> zwraca przefiltrowa</w:t>
-      </w:r>
-      <w:r>
-        <w:t>ną listę (</w:t>
-      </w:r>
-      <w:proofErr w:type="spellStart"/>
-      <w:r>
-        <w:t>przefiltrowanaLista</w:t>
-      </w:r>
-      <w:proofErr w:type="spellEnd"/>
-      <w:r>
-        <w:t>).</w:t>
+        <w:t xml:space="preserve"> Obiekt admin:Administrator zwraca przefiltrowa</w:t>
+      </w:r>
+      <w:r>
+        <w:t>ną listę (przefiltrowanaLista).</w:t>
       </w:r>
     </w:p>
     <w:p>
@@ -6229,34 +5646,10 @@
         <w:t>Komunikat 5:</w:t>
       </w:r>
       <w:r>
-        <w:t xml:space="preserve"> Aktor wywołuje na obiekcie </w:t>
-      </w:r>
-      <w:proofErr w:type="spellStart"/>
-      <w:r>
-        <w:t>admin:Administrator</w:t>
-      </w:r>
-      <w:proofErr w:type="spellEnd"/>
-      <w:r>
-        <w:t xml:space="preserve"> metodę </w:t>
-      </w:r>
-      <w:proofErr w:type="spellStart"/>
-      <w:r>
-        <w:t>zatwierdzZmianyKonta</w:t>
-      </w:r>
-      <w:proofErr w:type="spellEnd"/>
-      <w:r>
-        <w:t>(</w:t>
-      </w:r>
-      <w:proofErr w:type="spellStart"/>
-      <w:r>
-        <w:t>wybra</w:t>
-      </w:r>
-      <w:r>
-        <w:t>nyUzytkownik</w:t>
-      </w:r>
-      <w:proofErr w:type="spellEnd"/>
-      <w:r>
-        <w:t>).</w:t>
+        <w:t xml:space="preserve"> Aktor wywołuje na obiekcie admin:Administrator metodę zatwierdzZmianyKonta(wybra</w:t>
+      </w:r>
+      <w:r>
+        <w:t>nyUzytkownik).</w:t>
       </w:r>
     </w:p>
     <w:p>
@@ -6267,31 +5660,7 @@
         <w:t>Komunikat 6:</w:t>
       </w:r>
       <w:r>
-        <w:t xml:space="preserve"> Obiekt </w:t>
-      </w:r>
-      <w:proofErr w:type="spellStart"/>
-      <w:r>
-        <w:t>admin:Administrator</w:t>
-      </w:r>
-      <w:proofErr w:type="spellEnd"/>
-      <w:r>
-        <w:t xml:space="preserve"> wywołuje na obiekcie </w:t>
-      </w:r>
-      <w:proofErr w:type="spellStart"/>
-      <w:r>
-        <w:t>użytkownik:Użytkownik</w:t>
-      </w:r>
-      <w:proofErr w:type="spellEnd"/>
-      <w:r>
-        <w:t xml:space="preserve"> metodę </w:t>
-      </w:r>
-      <w:proofErr w:type="spellStart"/>
-      <w:r>
-        <w:t>aktualizujStan</w:t>
-      </w:r>
-      <w:proofErr w:type="spellEnd"/>
-      <w:r>
-        <w:t>()</w:t>
+        <w:t xml:space="preserve"> Obiekt admin:Administrator wywołuje na obiekcie użytkownik:Użytkownik metodę aktualizujStan()</w:t>
       </w:r>
       <w:r>
         <w:t>, aby zapisać nowe uprawnienia.</w:t>
@@ -6305,23 +5674,10 @@
         <w:t>Komunikat 7 (zwrot):</w:t>
       </w:r>
       <w:r>
-        <w:t xml:space="preserve"> Obiekt </w:t>
-      </w:r>
-      <w:proofErr w:type="spellStart"/>
-      <w:r>
-        <w:t>użytkownik:Użytkownik</w:t>
-      </w:r>
-      <w:proofErr w:type="spellEnd"/>
-      <w:r>
-        <w:t xml:space="preserve"> zwraca potwierdzenie wykonania operacji do obiektu </w:t>
-      </w:r>
-      <w:proofErr w:type="spellStart"/>
-      <w:r>
-        <w:t>admin:Administrator</w:t>
-      </w:r>
-      <w:proofErr w:type="spellEnd"/>
-      <w:r>
-        <w:t>.</w:t>
+        <w:t xml:space="preserve"> Obiekt użytkownik:Użytkownik zwraca potwierdzenie wykonania operacji do obiektu </w:t>
+      </w:r>
+      <w:r>
+        <w:t>admin:Administrator.</w:t>
       </w:r>
     </w:p>
     <w:p>
@@ -6332,23 +5688,7 @@
         <w:t>Komunikat 8 (zwrot):</w:t>
       </w:r>
       <w:r>
-        <w:t xml:space="preserve"> Obiekt </w:t>
-      </w:r>
-      <w:proofErr w:type="spellStart"/>
-      <w:r>
-        <w:t>admin:Administrator</w:t>
-      </w:r>
-      <w:proofErr w:type="spellEnd"/>
-      <w:r>
-        <w:t xml:space="preserve"> zwraca wartość </w:t>
-      </w:r>
-      <w:proofErr w:type="spellStart"/>
-      <w:r>
-        <w:t>true</w:t>
-      </w:r>
-      <w:proofErr w:type="spellEnd"/>
-      <w:r>
-        <w:t xml:space="preserve"> do aktora. Zmiany zostały pomyślnie zapisane.</w:t>
+        <w:t xml:space="preserve"> Obiekt admin:Administrator zwraca wartość true do aktora. Zmiany zostały pomyślnie zapisane.</w:t>
       </w:r>
     </w:p>
     <w:p/>
@@ -6883,15 +6223,7 @@
         <w:t xml:space="preserve"> </w:t>
       </w:r>
       <w:r>
-        <w:t xml:space="preserve">Klasa dziedzicząca po </w:t>
-      </w:r>
-      <w:proofErr w:type="spellStart"/>
-      <w:r>
-        <w:t>Uzytkownik</w:t>
-      </w:r>
-      <w:proofErr w:type="spellEnd"/>
-      <w:r>
-        <w:t>. Reprezentuje pracownika z najwyższymi uprawnieniami, odpowiedzialnego za podgląd i zarządzanie kontami wszystkich osób w systemie.</w:t>
+        <w:t>Klasa dziedzicząca po Uzytkownik. Reprezentuje pracownika z najwyższymi uprawnieniami, odpowiedzialnego za podgląd i zarządzanie kontami wszystkich osób w systemie.</w:t>
       </w:r>
     </w:p>
     <w:p>
@@ -6906,15 +6238,7 @@
         <w:t>Atrybuty:</w:t>
       </w:r>
       <w:r>
-        <w:t xml:space="preserve"> Dziedziczy podstawowe atrybuty logowania z klasy nadrzędnej </w:t>
-      </w:r>
-      <w:proofErr w:type="spellStart"/>
-      <w:r>
-        <w:t>Uzytkownik</w:t>
-      </w:r>
-      <w:proofErr w:type="spellEnd"/>
-      <w:r>
-        <w:t>.</w:t>
+        <w:t xml:space="preserve"> Dziedziczy podstawowe atrybuty logowania z klasy nadrzędnej Uzytkownik.</w:t>
       </w:r>
     </w:p>
     <w:p>
@@ -6945,23 +6269,7 @@
         <w:t xml:space="preserve"> </w:t>
       </w:r>
       <w:r>
-        <w:t xml:space="preserve">+ </w:t>
-      </w:r>
-      <w:proofErr w:type="spellStart"/>
-      <w:r>
-        <w:t>pobierzListeUzytkownikow</w:t>
-      </w:r>
-      <w:proofErr w:type="spellEnd"/>
-      <w:r>
-        <w:t>(): List&lt;</w:t>
-      </w:r>
-      <w:proofErr w:type="spellStart"/>
-      <w:r>
-        <w:t>Uzytkownik</w:t>
-      </w:r>
-      <w:proofErr w:type="spellEnd"/>
-      <w:r>
-        <w:t>&gt; – Zwraca pełną listę wszystkich zarejestrowanych kont z bazy danych.</w:t>
+        <w:t>+ pobierzListeUzytkownikow(): List&lt;Uzytkownik&gt; – Zwraca pełną listę wszystkich zarejestrowanych kont z bazy danych.</w:t>
       </w:r>
     </w:p>
     <w:p>
@@ -6980,23 +6288,7 @@
         <w:t xml:space="preserve"> </w:t>
       </w:r>
       <w:r>
-        <w:t xml:space="preserve">+ </w:t>
-      </w:r>
-      <w:proofErr w:type="spellStart"/>
-      <w:r>
-        <w:t>filtrujTabele</w:t>
-      </w:r>
-      <w:proofErr w:type="spellEnd"/>
-      <w:r>
-        <w:t>(filtr): List&lt;</w:t>
-      </w:r>
-      <w:proofErr w:type="spellStart"/>
-      <w:r>
-        <w:t>Uzytkownik</w:t>
-      </w:r>
-      <w:proofErr w:type="spellEnd"/>
-      <w:r>
-        <w:t>&gt; – Pozwala na wyszukiwanie konkretnych osób (np. po nazwisku lub roli) na liście.</w:t>
+        <w:t>+ filtrujTabele(filtr): List&lt;Uzytkownik&gt; – Pozwala na wyszukiwanie konkretnych osób (np. po nazwisku lub roli) na liście.</w:t>
       </w:r>
     </w:p>
     <w:p>
@@ -7015,31 +6307,7 @@
         <w:t xml:space="preserve"> </w:t>
       </w:r>
       <w:r>
-        <w:t xml:space="preserve">+ </w:t>
-      </w:r>
-      <w:proofErr w:type="spellStart"/>
-      <w:r>
-        <w:t>zatwierdzZamianyKonta</w:t>
-      </w:r>
-      <w:proofErr w:type="spellEnd"/>
-      <w:r>
-        <w:t>(</w:t>
-      </w:r>
-      <w:proofErr w:type="spellStart"/>
-      <w:r>
-        <w:t>uzytkownik</w:t>
-      </w:r>
-      <w:proofErr w:type="spellEnd"/>
-      <w:r>
-        <w:t xml:space="preserve">): </w:t>
-      </w:r>
-      <w:proofErr w:type="spellStart"/>
-      <w:r>
-        <w:t>Boolean</w:t>
-      </w:r>
-      <w:proofErr w:type="spellEnd"/>
-      <w:r>
-        <w:t xml:space="preserve"> – Zapisuje w bazie zmodyfikowane dane lub zmienione uprawnienia konkretnego użytkownika.</w:t>
+        <w:t>+ zatwierdzZamianyKonta(uzytkownik): Boolean – Zapisuje w bazie zmodyfikowane dane lub zmienione uprawnienia konkretnego użytkownika.</w:t>
       </w:r>
     </w:p>
     <w:p>
@@ -7054,7 +6322,6 @@
           <w:szCs w:val="24"/>
         </w:rPr>
       </w:pPr>
-      <w:proofErr w:type="spellStart"/>
       <w:r>
         <w:rPr>
           <w:sz w:val="24"/>
@@ -7062,7 +6329,6 @@
         </w:rPr>
         <w:t>AmunicjaMagazyn</w:t>
       </w:r>
-      <w:proofErr w:type="spellEnd"/>
     </w:p>
     <w:p>
       <w:pPr>
@@ -7106,21 +6372,8 @@
       <w:r>
         <w:t xml:space="preserve">- </w:t>
       </w:r>
-      <w:proofErr w:type="spellStart"/>
-      <w:r>
-        <w:t>iloscSztuk</w:t>
-      </w:r>
-      <w:proofErr w:type="spellEnd"/>
-      <w:r>
-        <w:t xml:space="preserve">: </w:t>
-      </w:r>
-      <w:proofErr w:type="spellStart"/>
-      <w:r>
-        <w:t>Integer</w:t>
-      </w:r>
-      <w:proofErr w:type="spellEnd"/>
-      <w:r>
-        <w:t xml:space="preserve"> – Wskazuje, ile fizycznie sztuk znajduje się na stanie.</w:t>
+      <w:r>
+        <w:t>iloscSztuk: Integer – Wskazuje, ile fizycznie sztuk znajduje się na stanie.</w:t>
       </w:r>
     </w:p>
     <w:p>
@@ -7147,39 +6400,7 @@
         <w:t xml:space="preserve"> </w:t>
       </w:r>
       <w:r>
-        <w:t xml:space="preserve">+ </w:t>
-      </w:r>
-      <w:proofErr w:type="spellStart"/>
-      <w:r>
-        <w:t>odejmijAmunicje</w:t>
-      </w:r>
-      <w:proofErr w:type="spellEnd"/>
-      <w:r>
-        <w:t>(</w:t>
-      </w:r>
-      <w:proofErr w:type="spellStart"/>
-      <w:r>
-        <w:t>ilosc</w:t>
-      </w:r>
-      <w:proofErr w:type="spellEnd"/>
-      <w:r>
-        <w:t xml:space="preserve">: </w:t>
-      </w:r>
-      <w:proofErr w:type="spellStart"/>
-      <w:r>
-        <w:t>Integer</w:t>
-      </w:r>
-      <w:proofErr w:type="spellEnd"/>
-      <w:r>
-        <w:t xml:space="preserve">): </w:t>
-      </w:r>
-      <w:proofErr w:type="spellStart"/>
-      <w:r>
-        <w:t>Boolean</w:t>
-      </w:r>
-      <w:proofErr w:type="spellEnd"/>
-      <w:r>
-        <w:t xml:space="preserve"> – Pomniejsza stan magazynowy o liczbę naboi zużytych podczas zakończonej sesji strzeleckiej.</w:t>
+        <w:t>+ odejmijAmunicje(ilosc: Integer): Boolean – Pomniejsza stan magazynowy o liczbę naboi zużytych podczas zakończonej sesji strzeleckiej.</w:t>
       </w:r>
     </w:p>
     <w:p>
@@ -7194,7 +6415,6 @@
           <w:szCs w:val="24"/>
         </w:rPr>
       </w:pPr>
-      <w:proofErr w:type="spellStart"/>
       <w:r>
         <w:rPr>
           <w:sz w:val="24"/>
@@ -7202,7 +6422,6 @@
         </w:rPr>
         <w:t>EgzemplarzBroni</w:t>
       </w:r>
-      <w:proofErr w:type="spellEnd"/>
     </w:p>
     <w:p>
       <w:pPr>
@@ -7255,13 +6474,8 @@
         </w:rPr>
         <w:t xml:space="preserve"> </w:t>
       </w:r>
-      <w:proofErr w:type="spellStart"/>
-      <w:r>
-        <w:t>nrSeryjny</w:t>
-      </w:r>
-      <w:proofErr w:type="spellEnd"/>
-      <w:r>
-        <w:t>: String – Unikalny identyfikator wybity na broni.</w:t>
+      <w:r>
+        <w:t>nrSeryjny: String – Unikalny identyfikator wybity na broni.</w:t>
       </w:r>
     </w:p>
     <w:p>
@@ -7279,21 +6493,8 @@
         </w:rPr>
         <w:t xml:space="preserve"> </w:t>
       </w:r>
-      <w:proofErr w:type="spellStart"/>
-      <w:r>
-        <w:t>aktualnyPrzebieg</w:t>
-      </w:r>
-      <w:proofErr w:type="spellEnd"/>
-      <w:r>
-        <w:t xml:space="preserve">: </w:t>
-      </w:r>
-      <w:proofErr w:type="spellStart"/>
-      <w:r>
-        <w:t>Integer</w:t>
-      </w:r>
-      <w:proofErr w:type="spellEnd"/>
-      <w:r>
-        <w:t xml:space="preserve"> – Sumaryczna liczba wystrzelonych z tej broni naboi.</w:t>
+      <w:r>
+        <w:t>aktualnyPrzebieg: Integer – Sumaryczna liczba wystrzelonych z tej broni naboi.</w:t>
       </w:r>
     </w:p>
     <w:p>
@@ -7319,39 +6520,7 @@
         <w:t xml:space="preserve"> </w:t>
       </w:r>
       <w:r>
-        <w:t xml:space="preserve">+ </w:t>
-      </w:r>
-      <w:proofErr w:type="spellStart"/>
-      <w:r>
-        <w:t>aktualizujPrzebieg</w:t>
-      </w:r>
-      <w:proofErr w:type="spellEnd"/>
-      <w:r>
-        <w:t>(</w:t>
-      </w:r>
-      <w:proofErr w:type="spellStart"/>
-      <w:r>
-        <w:t>ilosc</w:t>
-      </w:r>
-      <w:proofErr w:type="spellEnd"/>
-      <w:r>
-        <w:t xml:space="preserve">: </w:t>
-      </w:r>
-      <w:proofErr w:type="spellStart"/>
-      <w:r>
-        <w:t>Integer</w:t>
-      </w:r>
-      <w:proofErr w:type="spellEnd"/>
-      <w:r>
-        <w:t xml:space="preserve">): </w:t>
-      </w:r>
-      <w:proofErr w:type="spellStart"/>
-      <w:r>
-        <w:t>void</w:t>
-      </w:r>
-      <w:proofErr w:type="spellEnd"/>
-      <w:r>
-        <w:t xml:space="preserve"> – Dopisuje nową liczbę oddanych strzałów do ogólnego przebiegu danej jednostki po treningu.</w:t>
+        <w:t>+ aktualizujPrzebieg(ilosc: Integer): void – Dopisuje nową liczbę oddanych strzałów do ogólnego przebiegu danej jednostki po treningu.</w:t>
       </w:r>
     </w:p>
     <w:p>
@@ -7389,15 +6558,7 @@
         <w:t>:</w:t>
       </w:r>
       <w:r>
-        <w:t xml:space="preserve"> Klasa dziedzicząca po </w:t>
-      </w:r>
-      <w:proofErr w:type="spellStart"/>
-      <w:r>
-        <w:t>Uzytkownik</w:t>
-      </w:r>
-      <w:proofErr w:type="spellEnd"/>
-      <w:r>
-        <w:t>. Reprezentuje pracownika obsługi, który ma uprawnienia do prowadzenia strzelania i weryfikacji tożsamości.</w:t>
+        <w:t xml:space="preserve"> Klasa dziedzicząca po Uzytkownik. Reprezentuje pracownika obsługi, który ma uprawnienia do prowadzenia strzelania i weryfikacji tożsamości.</w:t>
       </w:r>
     </w:p>
     <w:p>
@@ -7427,13 +6588,8 @@
         </w:rPr>
         <w:t xml:space="preserve"> </w:t>
       </w:r>
-      <w:proofErr w:type="spellStart"/>
-      <w:r>
-        <w:t>NrLegitymacji</w:t>
-      </w:r>
-      <w:proofErr w:type="spellEnd"/>
-      <w:r>
-        <w:t>: string – Zapisany numer uprawnień państwowych/związkowych pracownika.</w:t>
+      <w:r>
+        <w:t>NrLegitymacji: string – Zapisany numer uprawnień państwowych/związkowych pracownika.</w:t>
       </w:r>
     </w:p>
     <w:p>
@@ -7464,23 +6620,7 @@
         <w:t xml:space="preserve"> </w:t>
       </w:r>
       <w:r>
-        <w:t xml:space="preserve">+ </w:t>
-      </w:r>
-      <w:proofErr w:type="spellStart"/>
-      <w:r>
-        <w:t>weryfikujDokument</w:t>
-      </w:r>
-      <w:proofErr w:type="spellEnd"/>
-      <w:r>
-        <w:t xml:space="preserve">(klient: Klient, rodzaj: String, pesel: string): </w:t>
-      </w:r>
-      <w:proofErr w:type="spellStart"/>
-      <w:r>
-        <w:t>Boolean</w:t>
-      </w:r>
-      <w:proofErr w:type="spellEnd"/>
-      <w:r>
-        <w:t xml:space="preserve"> – Waliduje tożsamość klienta, przyjmując jako argumenty konkretne dane z okazanego dokumentu (w tym numer PESEL).</w:t>
+        <w:t>+ weryfikujDokument(klient: Klient, rodzaj: String, pesel: string): Boolean – Waliduje tożsamość klienta, przyjmując jako argumenty konkretne dane z okazanego dokumentu (w tym numer PESEL).</w:t>
       </w:r>
     </w:p>
     <w:p>
@@ -7499,23 +6639,7 @@
         <w:t xml:space="preserve"> </w:t>
       </w:r>
       <w:r>
-        <w:t xml:space="preserve">+ </w:t>
-      </w:r>
-      <w:proofErr w:type="spellStart"/>
-      <w:r>
-        <w:t>wykonajCheckIn</w:t>
-      </w:r>
-      <w:proofErr w:type="spellEnd"/>
-      <w:r>
-        <w:t xml:space="preserve">(Rezerwacja): </w:t>
-      </w:r>
-      <w:proofErr w:type="spellStart"/>
-      <w:r>
-        <w:t>SesjaStrzelecka</w:t>
-      </w:r>
-      <w:proofErr w:type="spellEnd"/>
-      <w:r>
-        <w:t xml:space="preserve"> – Przekształca oczekującą rezerwację w trwający trening na osi strzeleckiej.</w:t>
+        <w:t>+ wykonajCheckIn(Rezerwacja): SesjaStrzelecka – Przekształca oczekującą rezerwację w trwający trening na osi strzeleckiej.</w:t>
       </w:r>
     </w:p>
     <w:p>
@@ -7534,31 +6658,7 @@
         <w:t xml:space="preserve"> </w:t>
       </w:r>
       <w:r>
-        <w:t xml:space="preserve">+ </w:t>
-      </w:r>
-      <w:proofErr w:type="spellStart"/>
-      <w:r>
-        <w:t>wykonajCheckOut</w:t>
-      </w:r>
-      <w:proofErr w:type="spellEnd"/>
-      <w:r>
-        <w:t>(</w:t>
-      </w:r>
-      <w:proofErr w:type="spellStart"/>
-      <w:r>
-        <w:t>SesjaStrzelecka</w:t>
-      </w:r>
-      <w:proofErr w:type="spellEnd"/>
-      <w:r>
-        <w:t xml:space="preserve">, wyniki): </w:t>
-      </w:r>
-      <w:proofErr w:type="spellStart"/>
-      <w:r>
-        <w:t>void</w:t>
-      </w:r>
-      <w:proofErr w:type="spellEnd"/>
-      <w:r>
-        <w:t xml:space="preserve"> – Zamyka sesję, przekazując wyniki do rozliczenia kosztów i zasobów.</w:t>
+        <w:t>+ wykonajCheckOut(SesjaStrzelecka, wyniki): void – Zamyka sesję, przekazując wyniki do rozliczenia kosztów i zasobów.</w:t>
       </w:r>
     </w:p>
     <w:p>
@@ -7593,15 +6693,7 @@
         <w:t>Opis:</w:t>
       </w:r>
       <w:r>
-        <w:t xml:space="preserve"> Klasa dziedzicząca po </w:t>
-      </w:r>
-      <w:proofErr w:type="spellStart"/>
-      <w:r>
-        <w:t>Uzytkownik</w:t>
-      </w:r>
-      <w:proofErr w:type="spellEnd"/>
-      <w:r>
-        <w:t>. Główny aktor korzystający z usług strzelnicy, dokonujący rezerwacji i budujący swoją historię.</w:t>
+        <w:t xml:space="preserve"> Klasa dziedzicząca po Uzytkownik. Główny aktor korzystający z usług strzelnicy, dokonujący rezerwacji i budujący swoją historię.</w:t>
       </w:r>
     </w:p>
     <w:p>
@@ -7631,13 +6723,8 @@
         </w:rPr>
         <w:t xml:space="preserve"> </w:t>
       </w:r>
-      <w:proofErr w:type="spellStart"/>
-      <w:r>
-        <w:t>Imie</w:t>
-      </w:r>
-      <w:proofErr w:type="spellEnd"/>
-      <w:r>
-        <w:t>: String – Imię klienta.</w:t>
+      <w:r>
+        <w:t>Imie: String – Imię klienta.</w:t>
       </w:r>
     </w:p>
     <w:p>
@@ -7693,21 +6780,8 @@
         </w:rPr>
         <w:t xml:space="preserve"> </w:t>
       </w:r>
-      <w:proofErr w:type="spellStart"/>
-      <w:r>
-        <w:t>Status_weryfikacji</w:t>
-      </w:r>
-      <w:proofErr w:type="spellEnd"/>
-      <w:r>
-        <w:t xml:space="preserve">: </w:t>
-      </w:r>
-      <w:proofErr w:type="spellStart"/>
-      <w:r>
-        <w:t>Boolean</w:t>
-      </w:r>
-      <w:proofErr w:type="spellEnd"/>
-      <w:r>
-        <w:t xml:space="preserve"> – Flaga informująca, czy instruktor autoryzował tę osobę.</w:t>
+      <w:r>
+        <w:t>Status_weryfikacji: Boolean – Flaga informująca, czy instruktor autoryzował tę osobę.</w:t>
       </w:r>
     </w:p>
     <w:p>
@@ -7737,13 +6811,8 @@
         </w:rPr>
         <w:t xml:space="preserve"> </w:t>
       </w:r>
-      <w:proofErr w:type="spellStart"/>
-      <w:r>
-        <w:t>zlozRezerwacja</w:t>
-      </w:r>
-      <w:proofErr w:type="spellEnd"/>
-      <w:r>
-        <w:t>(data, stanowisko): Rezerwacja – Inicjuje proces rezerwowania wolnego toru w wybranym terminie.</w:t>
+      <w:r>
+        <w:t>zlozRezerwacja(data, stanowisko): Rezerwacja – Inicjuje proces rezerwowania wolnego toru w wybranym terminie.</w:t>
       </w:r>
     </w:p>
     <w:p>
@@ -7758,7 +6827,6 @@
           <w:szCs w:val="24"/>
         </w:rPr>
       </w:pPr>
-      <w:proofErr w:type="spellStart"/>
       <w:r>
         <w:rPr>
           <w:sz w:val="24"/>
@@ -7766,7 +6834,6 @@
         </w:rPr>
         <w:t>Placowka</w:t>
       </w:r>
-      <w:proofErr w:type="spellEnd"/>
     </w:p>
     <w:p>
       <w:pPr>
@@ -7861,23 +6928,7 @@
         <w:t xml:space="preserve"> </w:t>
       </w:r>
       <w:r>
-        <w:t xml:space="preserve">+ </w:t>
-      </w:r>
-      <w:proofErr w:type="spellStart"/>
-      <w:r>
-        <w:t>dodajDoMagazynu</w:t>
-      </w:r>
-      <w:proofErr w:type="spellEnd"/>
-      <w:r>
-        <w:t xml:space="preserve">(Egzemplarz broni): </w:t>
-      </w:r>
-      <w:proofErr w:type="spellStart"/>
-      <w:r>
-        <w:t>void</w:t>
-      </w:r>
-      <w:proofErr w:type="spellEnd"/>
-      <w:r>
-        <w:t xml:space="preserve"> – Dopisuje nowo zakupioną sztukę uzbrojenia do inwentarza tej konkretnej lokalizacji.</w:t>
+        <w:t>+ dodajDoMagazynu(Egzemplarz broni): void – Dopisuje nowo zakupioną sztukę uzbrojenia do inwentarza tej konkretnej lokalizacji.</w:t>
       </w:r>
     </w:p>
     <w:p>
@@ -7950,21 +7001,7 @@
         <w:rPr>
           <w:lang w:val="pl-PL"/>
         </w:rPr>
-        <w:t xml:space="preserve">data: </w:t>
-      </w:r>
-      <w:proofErr w:type="spellStart"/>
-      <w:r>
-        <w:rPr>
-          <w:lang w:val="pl-PL"/>
-        </w:rPr>
-        <w:t>date</w:t>
-      </w:r>
-      <w:proofErr w:type="spellEnd"/>
-      <w:r>
-        <w:rPr>
-          <w:lang w:val="pl-PL"/>
-        </w:rPr>
-        <w:t xml:space="preserve"> – Zaplanowany dzień wizyty na strzelnicy. </w:t>
+        <w:t xml:space="preserve">data: date – Zaplanowany dzień wizyty na strzelnicy. </w:t>
       </w:r>
     </w:p>
     <w:p>
@@ -8014,23 +7051,7 @@
         <w:t xml:space="preserve"> </w:t>
       </w:r>
       <w:r>
-        <w:t xml:space="preserve">+ </w:t>
-      </w:r>
-      <w:proofErr w:type="spellStart"/>
-      <w:r>
-        <w:t>pobierzKlienta</w:t>
-      </w:r>
-      <w:proofErr w:type="spellEnd"/>
-      <w:r>
-        <w:t xml:space="preserve">(): </w:t>
-      </w:r>
-      <w:proofErr w:type="spellStart"/>
-      <w:r>
-        <w:t>void</w:t>
-      </w:r>
-      <w:proofErr w:type="spellEnd"/>
-      <w:r>
-        <w:t xml:space="preserve"> – Zwraca dane osoby, która dokonała rezerwacji w celu jej weryfikacji przy stanowisku instruktora.</w:t>
+        <w:t>+ pobierzKlienta(): void – Zwraca dane osoby, która dokonała rezerwacji w celu jej weryfikacji przy stanowisku instruktora.</w:t>
       </w:r>
     </w:p>
     <w:p>
@@ -8049,31 +7070,7 @@
         <w:t xml:space="preserve"> </w:t>
       </w:r>
       <w:r>
-        <w:t xml:space="preserve">+ </w:t>
-      </w:r>
-      <w:proofErr w:type="spellStart"/>
-      <w:r>
-        <w:t>zmienStatus</w:t>
-      </w:r>
-      <w:proofErr w:type="spellEnd"/>
-      <w:r>
-        <w:t xml:space="preserve">(): </w:t>
-      </w:r>
-      <w:proofErr w:type="spellStart"/>
-      <w:r>
-        <w:t>void</w:t>
-      </w:r>
-      <w:proofErr w:type="spellEnd"/>
-      <w:r>
-        <w:t xml:space="preserve"> – Modyfikuje etap rezerwacji w cyklu życia wizyty (np. przy autoryzacji "</w:t>
-      </w:r>
-      <w:proofErr w:type="spellStart"/>
-      <w:r>
-        <w:t>Check</w:t>
-      </w:r>
-      <w:proofErr w:type="spellEnd"/>
-      <w:r>
-        <w:t>-in").</w:t>
+        <w:t>+ zmienStatus(): void – Modyfikuje etap rezerwacji w cyklu życia wizyty (np. przy autoryzacji "Check-in").</w:t>
       </w:r>
     </w:p>
     <w:p>
@@ -8088,7 +7085,6 @@
           <w:szCs w:val="24"/>
         </w:rPr>
       </w:pPr>
-      <w:proofErr w:type="spellStart"/>
       <w:r>
         <w:rPr>
           <w:sz w:val="24"/>
@@ -8096,7 +7092,6 @@
         </w:rPr>
         <w:t>SesjaStrzelecka</w:t>
       </w:r>
-      <w:proofErr w:type="spellEnd"/>
     </w:p>
     <w:p>
       <w:pPr>
@@ -8143,21 +7138,8 @@
         </w:rPr>
         <w:t xml:space="preserve"> </w:t>
       </w:r>
-      <w:proofErr w:type="spellStart"/>
-      <w:r>
-        <w:t>czasRozpoczecia</w:t>
-      </w:r>
-      <w:proofErr w:type="spellEnd"/>
-      <w:r>
-        <w:t xml:space="preserve">: </w:t>
-      </w:r>
-      <w:proofErr w:type="spellStart"/>
-      <w:r>
-        <w:t>DateTime</w:t>
-      </w:r>
-      <w:proofErr w:type="spellEnd"/>
-      <w:r>
-        <w:t xml:space="preserve"> – Rzeczywisty czas wejścia na tor.</w:t>
+      <w:r>
+        <w:t>czasRozpoczecia: DateTime – Rzeczywisty czas wejścia na tor.</w:t>
       </w:r>
     </w:p>
     <w:p>
@@ -8175,21 +7157,8 @@
         </w:rPr>
         <w:t xml:space="preserve"> </w:t>
       </w:r>
-      <w:proofErr w:type="spellStart"/>
-      <w:r>
-        <w:t>czasZakonczenia</w:t>
-      </w:r>
-      <w:proofErr w:type="spellEnd"/>
-      <w:r>
-        <w:t xml:space="preserve">: </w:t>
-      </w:r>
-      <w:proofErr w:type="spellStart"/>
-      <w:r>
-        <w:t>DateTime</w:t>
-      </w:r>
-      <w:proofErr w:type="spellEnd"/>
-      <w:r>
-        <w:t xml:space="preserve"> – Rzeczywisty czas zakończenia treningu.</w:t>
+      <w:r>
+        <w:t>czasZakonczenia: DateTime – Rzeczywisty czas zakończenia treningu.</w:t>
       </w:r>
     </w:p>
     <w:p>
@@ -8219,21 +7188,8 @@
         </w:rPr>
         <w:t xml:space="preserve"> </w:t>
       </w:r>
-      <w:proofErr w:type="spellStart"/>
-      <w:r>
-        <w:t>podliczSesje</w:t>
-      </w:r>
-      <w:proofErr w:type="spellEnd"/>
-      <w:r>
-        <w:t xml:space="preserve">(): </w:t>
-      </w:r>
-      <w:proofErr w:type="spellStart"/>
-      <w:r>
-        <w:t>void</w:t>
-      </w:r>
-      <w:proofErr w:type="spellEnd"/>
-      <w:r>
-        <w:t xml:space="preserve"> – Agreguje zgromadzone logi o amunicji i podsumowuje całościowe statystyki wizyty.</w:t>
+      <w:r>
+        <w:t>podliczSesje(): void – Agreguje zgromadzone logi o amunicji i podsumowuje całościowe statystyki wizyty.</w:t>
       </w:r>
     </w:p>
     <w:p>
@@ -8299,15 +7255,7 @@
         <w:t xml:space="preserve"> </w:t>
       </w:r>
       <w:r>
-        <w:t xml:space="preserve">numer: </w:t>
-      </w:r>
-      <w:proofErr w:type="spellStart"/>
-      <w:r>
-        <w:t>Integer</w:t>
-      </w:r>
-      <w:proofErr w:type="spellEnd"/>
-      <w:r>
-        <w:t xml:space="preserve"> – Identyfikator liczbowy toru na osi (np. 1, 2, 3).</w:t>
+        <w:t>numer: Integer – Identyfikator liczbowy toru na osi (np. 1, 2, 3).</w:t>
       </w:r>
     </w:p>
     <w:p>
@@ -8325,21 +7273,8 @@
         </w:rPr>
         <w:t xml:space="preserve"> </w:t>
       </w:r>
-      <w:proofErr w:type="spellStart"/>
-      <w:r>
-        <w:t>dystansMetry</w:t>
-      </w:r>
-      <w:proofErr w:type="spellEnd"/>
-      <w:r>
-        <w:t xml:space="preserve">: </w:t>
-      </w:r>
-      <w:proofErr w:type="spellStart"/>
-      <w:r>
-        <w:t>Integer</w:t>
-      </w:r>
-      <w:proofErr w:type="spellEnd"/>
-      <w:r>
-        <w:t xml:space="preserve"> – Maksymalna użyteczna odległość toru do tarcz.</w:t>
+      <w:r>
+        <w:t>dystansMetry: Integer – Maksymalna użyteczna odległość toru do tarcz.</w:t>
       </w:r>
     </w:p>
     <w:p>
@@ -8370,23 +7305,7 @@
         <w:t xml:space="preserve"> </w:t>
       </w:r>
       <w:r>
-        <w:t xml:space="preserve">+ </w:t>
-      </w:r>
-      <w:proofErr w:type="spellStart"/>
-      <w:r>
-        <w:t>sprawdzDostepnosc</w:t>
-      </w:r>
-      <w:proofErr w:type="spellEnd"/>
-      <w:r>
-        <w:t xml:space="preserve">(): </w:t>
-      </w:r>
-      <w:proofErr w:type="spellStart"/>
-      <w:r>
-        <w:t>Boolean</w:t>
-      </w:r>
-      <w:proofErr w:type="spellEnd"/>
-      <w:r>
-        <w:t xml:space="preserve"> – Weryfikuje w harmonogramie, czy dany tor nie jest już zablokowany przez inną rezerwację.</w:t>
+        <w:t>+ sprawdzDostepnosc(): Boolean – Weryfikuje w harmonogramie, czy dany tor nie jest już zablokowany przez inną rezerwację.</w:t>
       </w:r>
     </w:p>
     <w:p>
@@ -8401,7 +7320,6 @@
           <w:szCs w:val="24"/>
         </w:rPr>
       </w:pPr>
-      <w:proofErr w:type="spellStart"/>
       <w:r>
         <w:rPr>
           <w:sz w:val="24"/>
@@ -8409,7 +7327,6 @@
         </w:rPr>
         <w:t>SzczegolyZuzycia</w:t>
       </w:r>
-      <w:proofErr w:type="spellEnd"/>
     </w:p>
     <w:p>
       <w:pPr>
@@ -8453,21 +7370,8 @@
         </w:rPr>
         <w:t xml:space="preserve"> </w:t>
       </w:r>
-      <w:proofErr w:type="spellStart"/>
-      <w:r>
-        <w:t>iloscAmunicji</w:t>
-      </w:r>
-      <w:proofErr w:type="spellEnd"/>
-      <w:r>
-        <w:t xml:space="preserve">: </w:t>
-      </w:r>
-      <w:proofErr w:type="spellStart"/>
-      <w:r>
-        <w:t>Integer</w:t>
-      </w:r>
-      <w:proofErr w:type="spellEnd"/>
-      <w:r>
-        <w:t xml:space="preserve"> – Konkretna wartość wystrzelonych naboi na danym etapie.</w:t>
+      <w:r>
+        <w:t>iloscAmunicji: Integer – Konkretna wartość wystrzelonych naboi na danym etapie.</w:t>
       </w:r>
     </w:p>
     <w:p>
@@ -8485,21 +7389,8 @@
         </w:rPr>
         <w:t xml:space="preserve"> </w:t>
       </w:r>
-      <w:proofErr w:type="spellStart"/>
-      <w:r>
-        <w:t>celnoscProcent</w:t>
-      </w:r>
-      <w:proofErr w:type="spellEnd"/>
-      <w:r>
-        <w:t xml:space="preserve">: </w:t>
-      </w:r>
-      <w:proofErr w:type="spellStart"/>
-      <w:r>
-        <w:t>Float</w:t>
-      </w:r>
-      <w:proofErr w:type="spellEnd"/>
-      <w:r>
-        <w:t xml:space="preserve"> – Wynik procentowy celności dla danej konfiguracji.</w:t>
+      <w:r>
+        <w:t>celnoscProcent: Float – Wynik procentowy celności dla danej konfiguracji.</w:t>
       </w:r>
     </w:p>
     <w:p>
@@ -8530,31 +7421,7 @@
         <w:t xml:space="preserve"> </w:t>
       </w:r>
       <w:r>
-        <w:t xml:space="preserve">+ </w:t>
-      </w:r>
-      <w:proofErr w:type="spellStart"/>
-      <w:r>
-        <w:t>generujLog</w:t>
-      </w:r>
-      <w:proofErr w:type="spellEnd"/>
-      <w:r>
-        <w:t xml:space="preserve">(): </w:t>
-      </w:r>
-      <w:proofErr w:type="spellStart"/>
-      <w:r>
-        <w:t>void</w:t>
-      </w:r>
-      <w:proofErr w:type="spellEnd"/>
-      <w:r>
-        <w:t xml:space="preserve"> – Tworzy </w:t>
-      </w:r>
-      <w:proofErr w:type="spellStart"/>
-      <w:r>
-        <w:t>niemutowalny</w:t>
-      </w:r>
-      <w:proofErr w:type="spellEnd"/>
-      <w:r>
-        <w:t xml:space="preserve"> wpis techniczny w systemie w celu zaktualizowania ogólnych statystyk przebiegu i zasobów.</w:t>
+        <w:t>+ generujLog(): void – Tworzy niemutowalny wpis techniczny w systemie w celu zaktualizowania ogólnych statystyk przebiegu i zasobów.</w:t>
       </w:r>
     </w:p>
     <w:p>
@@ -8569,7 +7436,6 @@
           <w:szCs w:val="24"/>
         </w:rPr>
       </w:pPr>
-      <w:proofErr w:type="spellStart"/>
       <w:r>
         <w:rPr>
           <w:sz w:val="24"/>
@@ -8577,7 +7443,6 @@
         </w:rPr>
         <w:t>Uzytkownik</w:t>
       </w:r>
-      <w:proofErr w:type="spellEnd"/>
     </w:p>
     <w:p>
       <w:pPr>
@@ -8659,13 +7524,8 @@
         </w:rPr>
         <w:t xml:space="preserve"> </w:t>
       </w:r>
-      <w:proofErr w:type="spellStart"/>
-      <w:r>
-        <w:t>Haslo</w:t>
-      </w:r>
-      <w:proofErr w:type="spellEnd"/>
-      <w:r>
-        <w:t>: String – Przechowywany klucz dostępu (szyfrowany).</w:t>
+      <w:r>
+        <w:t>Haslo: String – Przechowywany klucz dostępu (szyfrowany).</w:t>
       </w:r>
     </w:p>
     <w:p>
@@ -8696,15 +7556,7 @@
         <w:t xml:space="preserve"> </w:t>
       </w:r>
       <w:r>
-        <w:t xml:space="preserve">+ zaloguj(): </w:t>
-      </w:r>
-      <w:proofErr w:type="spellStart"/>
-      <w:r>
-        <w:t>Boolean</w:t>
-      </w:r>
-      <w:proofErr w:type="spellEnd"/>
-      <w:r>
-        <w:t xml:space="preserve"> – Sprawdza poprawność przesłanych danych uwierzytelniających i przyznaje dostęp do odpowiedniego modułu aplikacji.</w:t>
+        <w:t>+ zaloguj(): Boolean – Sprawdza poprawność przesłanych danych uwierzytelniających i przyznaje dostęp do odpowiedniego modułu aplikacji.</w:t>
       </w:r>
     </w:p>
     <w:p>
@@ -8746,7 +7598,6 @@
       <w:r>
         <w:t xml:space="preserve">Diagram stanów dla klasy </w:t>
       </w:r>
-      <w:proofErr w:type="spellStart"/>
       <w:r>
         <w:t>Sesj</w:t>
       </w:r>
@@ -8759,7 +7610,6 @@
       <w:r>
         <w:t>a</w:t>
       </w:r>
-      <w:proofErr w:type="spellEnd"/>
     </w:p>
     <w:p>
       <w:pPr>
@@ -9024,17 +7874,8 @@
           <w:b/>
           <w:bCs/>
         </w:rPr>
-        <w:t xml:space="preserve">Kacper </w:t>
-      </w:r>
-      <w:proofErr w:type="spellStart"/>
-      <w:r>
-        <w:rPr>
-          <w:b/>
-          <w:bCs/>
-        </w:rPr>
-        <w:t>Gołowacz</w:t>
-      </w:r>
-      <w:proofErr w:type="spellEnd"/>
+        <w:t>Kacper Gołowacz</w:t>
+      </w:r>
     </w:p>
     <w:p>
       <w:pPr>
@@ -9605,120 +8446,30 @@
           <w:sz w:val="22"/>
           <w:szCs w:val="22"/>
         </w:rPr>
-        <w:t xml:space="preserve">System obsługuje strzelnicę z kilkoma osiami strzeleckimi i nieznaną z góry liczbą klientów dziennie. Najaktywniej zapełnianą tabelą będzie Rezerwacja, ponieważ każda wizyta generuje nowy rekord. Podobnie tabele </w:t>
-      </w:r>
-      <w:proofErr w:type="spellStart"/>
-      <w:r>
+        <w:t>System obsługuje strzelnicę z kilkoma osiami strzeleckimi i nieznaną z góry liczbą klientów dziennie. Najaktywniej zapełnianą tabelą będzie Rezerwacja, ponieważ każda wizyta generuje nowy rekord. Podobnie tabele SesjaStrzelecka i SzczegolyZuzycia będą regularnie uzupełniane przy każdej odbytej wizyty. Tabele EgzemplarzBroni i AmunicjaMagazyn będą natomiast małe i stosunkowo statyczne, ponieważ liczba egzemplarzy broni i typów amunicji na strzelnicy zmienia się rzadko. Tabele Uzytkownik i Klient będą rosły stopniowo wraz z rejestracją nowych osób.</w:t>
+      </w:r>
+    </w:p>
+    <w:p>
+      <w:pPr>
+        <w:pStyle w:val="Nagwek3"/>
         <w:rPr>
           <w:color w:val="auto"/>
           <w:sz w:val="22"/>
           <w:szCs w:val="22"/>
         </w:rPr>
-        <w:t>SesjaStrzelecka</w:t>
-      </w:r>
-      <w:proofErr w:type="spellEnd"/>
+      </w:pPr>
       <w:r>
         <w:rPr>
           <w:color w:val="auto"/>
           <w:sz w:val="22"/>
           <w:szCs w:val="22"/>
         </w:rPr>
-        <w:t xml:space="preserve"> i </w:t>
-      </w:r>
-      <w:proofErr w:type="spellStart"/>
-      <w:r>
-        <w:rPr>
-          <w:color w:val="auto"/>
-          <w:sz w:val="22"/>
-          <w:szCs w:val="22"/>
-        </w:rPr>
-        <w:t>SzczegolyZuzycia</w:t>
-      </w:r>
-      <w:proofErr w:type="spellEnd"/>
-      <w:r>
-        <w:rPr>
-          <w:color w:val="auto"/>
-          <w:sz w:val="22"/>
-          <w:szCs w:val="22"/>
-        </w:rPr>
-        <w:t xml:space="preserve"> będą regularnie uzupełniane przy każdej odbytej wizyty. Tabele </w:t>
-      </w:r>
-      <w:proofErr w:type="spellStart"/>
-      <w:r>
-        <w:rPr>
-          <w:color w:val="auto"/>
-          <w:sz w:val="22"/>
-          <w:szCs w:val="22"/>
-        </w:rPr>
-        <w:t>EgzemplarzBroni</w:t>
-      </w:r>
-      <w:proofErr w:type="spellEnd"/>
-      <w:r>
-        <w:rPr>
-          <w:color w:val="auto"/>
-          <w:sz w:val="22"/>
-          <w:szCs w:val="22"/>
-        </w:rPr>
-        <w:t xml:space="preserve"> i </w:t>
-      </w:r>
-      <w:proofErr w:type="spellStart"/>
-      <w:r>
-        <w:rPr>
-          <w:color w:val="auto"/>
-          <w:sz w:val="22"/>
-          <w:szCs w:val="22"/>
-        </w:rPr>
-        <w:t>AmunicjaMagazyn</w:t>
-      </w:r>
-      <w:proofErr w:type="spellEnd"/>
-      <w:r>
-        <w:rPr>
-          <w:color w:val="auto"/>
-          <w:sz w:val="22"/>
-          <w:szCs w:val="22"/>
-        </w:rPr>
-        <w:t xml:space="preserve"> będą natomiast małe i stosunkowo statyczne, ponieważ liczba egzemplarzy broni i typów amunicji na strzelnicy zmienia się rzadko. Tabele </w:t>
-      </w:r>
-      <w:proofErr w:type="spellStart"/>
-      <w:r>
-        <w:rPr>
-          <w:color w:val="auto"/>
-          <w:sz w:val="22"/>
-          <w:szCs w:val="22"/>
-        </w:rPr>
-        <w:t>Uzytkownik</w:t>
-      </w:r>
-      <w:proofErr w:type="spellEnd"/>
-      <w:r>
-        <w:rPr>
-          <w:color w:val="auto"/>
-          <w:sz w:val="22"/>
-          <w:szCs w:val="22"/>
-        </w:rPr>
-        <w:t xml:space="preserve"> i Klient będą rosły stopniowo wraz z rejestracją nowych osób.</w:t>
+        <w:t>Biorąc pod uwagę charakter danych tekstowych i liczbowych przechowywanych w systemie oraz dostępną przestrzeń dyskową serwera wynoszącą 4 TB, baza danych nie zbliży się do jej zapełnienia w żadnym przewidywalnym horyzoncie czasowym działania strzelnicy.</w:t>
       </w:r>
     </w:p>
     <w:p>
       <w:pPr>
         <w:pStyle w:val="Nagwek3"/>
-        <w:rPr>
-          <w:color w:val="auto"/>
-          <w:sz w:val="22"/>
-          <w:szCs w:val="22"/>
-        </w:rPr>
-      </w:pPr>
-      <w:r>
-        <w:rPr>
-          <w:color w:val="auto"/>
-          <w:sz w:val="22"/>
-          <w:szCs w:val="22"/>
-        </w:rPr>
-        <w:t>Biorąc pod uwagę charakter danych tekstowych i liczbowych przechowywanych w systemie oraz dostępną przestrzeń dyskową serwera wynoszącą 4 TB, baza danych nie zbliży się do jej zapełnienia w żadnym przewidywalnym horyzoncie czasowym działania strzelnicy.</w:t>
-      </w:r>
-    </w:p>
-    <w:p>
-      <w:pPr>
-        <w:pStyle w:val="Nagwek3"/>
       </w:pPr>
       <w:r>
         <w:t>6.2. Propozycja wymaganych czasów odpowiedzi</w:t>
@@ -9744,15 +8495,7 @@
         <w:t>Operacje krytyczne</w:t>
       </w:r>
       <w:r>
-        <w:t xml:space="preserve"> po stronie instruktora takie jak weryfikacja dokumentu i wykonanie </w:t>
-      </w:r>
-      <w:proofErr w:type="spellStart"/>
-      <w:r>
-        <w:t>check</w:t>
-      </w:r>
-      <w:proofErr w:type="spellEnd"/>
-      <w:r>
-        <w:t>-in powinny być realizowane w czasie do 1 sekundy, ponieważ wykonywane są przy obecności klienta i bezpośrednio wpływają na przepustowość strzelnicy.</w:t>
+        <w:t xml:space="preserve"> po stronie instruktora takie jak weryfikacja dokumentu i wykonanie check-in powinny być realizowane w czasie do 1 sekundy, ponieważ wykonywane są przy obecności klienta i bezpośrednio wpływają na przepustowość strzelnicy.</w:t>
       </w:r>
     </w:p>
     <w:p>
@@ -9995,7 +8738,6 @@
                 <w:lang w:val="pl-PL"/>
               </w:rPr>
             </w:pPr>
-            <w:proofErr w:type="spellStart"/>
             <w:r>
               <w:rPr>
                 <w:b/>
@@ -10004,7 +8746,6 @@
               </w:rPr>
               <w:t>Oczekujaca</w:t>
             </w:r>
-            <w:proofErr w:type="spellEnd"/>
           </w:p>
         </w:tc>
         <w:tc>
@@ -10056,7 +8797,6 @@
                 <w:lang w:val="pl-PL"/>
               </w:rPr>
             </w:pPr>
-            <w:proofErr w:type="spellStart"/>
             <w:r>
               <w:rPr>
                 <w:b/>
@@ -10065,7 +8805,6 @@
               </w:rPr>
               <w:t>WymagaWeryfikacji</w:t>
             </w:r>
-            <w:proofErr w:type="spellEnd"/>
           </w:p>
         </w:tc>
         <w:tc>
@@ -10150,21 +8889,7 @@
               <w:rPr>
                 <w:lang w:val="pl-PL"/>
               </w:rPr>
-              <w:t xml:space="preserve">Dokument klienta został zweryfikowany poprawnie. Rezerwacja ma status „zweryfikowany” i możliwe jest wykonanie </w:t>
-            </w:r>
-            <w:proofErr w:type="spellStart"/>
-            <w:r>
-              <w:rPr>
-                <w:lang w:val="pl-PL"/>
-              </w:rPr>
-              <w:t>check</w:t>
-            </w:r>
-            <w:proofErr w:type="spellEnd"/>
-            <w:r>
-              <w:rPr>
-                <w:lang w:val="pl-PL"/>
-              </w:rPr>
-              <w:t>-in.</w:t>
+              <w:t>Dokument klienta został zweryfikowany poprawnie. Rezerwacja ma status „zweryfikowany” i możliwe jest wykonanie check-in.</w:t>
             </w:r>
           </w:p>
         </w:tc>
@@ -10190,7 +8915,6 @@
                 <w:lang w:val="pl-PL"/>
               </w:rPr>
             </w:pPr>
-            <w:proofErr w:type="spellStart"/>
             <w:r>
               <w:rPr>
                 <w:b/>
@@ -10199,7 +8923,6 @@
               </w:rPr>
               <w:t>WTrakcieWizyty</w:t>
             </w:r>
-            <w:proofErr w:type="spellEnd"/>
           </w:p>
         </w:tc>
         <w:tc>
@@ -10225,21 +8948,7 @@
               <w:rPr>
                 <w:lang w:val="pl-PL"/>
               </w:rPr>
-              <w:t xml:space="preserve">Wykonano </w:t>
-            </w:r>
-            <w:proofErr w:type="spellStart"/>
-            <w:r>
-              <w:rPr>
-                <w:lang w:val="pl-PL"/>
-              </w:rPr>
-              <w:t>check</w:t>
-            </w:r>
-            <w:proofErr w:type="spellEnd"/>
-            <w:r>
-              <w:rPr>
-                <w:lang w:val="pl-PL"/>
-              </w:rPr>
-              <w:t xml:space="preserve">-in. Utworzono sesję strzelecką. Klient przebywa na stanowisku, trwa </w:t>
+              <w:t xml:space="preserve">Wykonano check-in. Utworzono sesję strzelecką. Klient przebywa na stanowisku, trwa </w:t>
             </w:r>
             <w:r>
               <w:rPr>
@@ -10277,7 +8986,6 @@
                 <w:lang w:val="pl-PL"/>
               </w:rPr>
             </w:pPr>
-            <w:proofErr w:type="spellStart"/>
             <w:r>
               <w:rPr>
                 <w:b/>
@@ -10286,7 +8994,6 @@
               </w:rPr>
               <w:t>Zakonczona</w:t>
             </w:r>
-            <w:proofErr w:type="spellEnd"/>
           </w:p>
         </w:tc>
         <w:tc>
@@ -10312,21 +9019,7 @@
               <w:rPr>
                 <w:lang w:val="pl-PL"/>
               </w:rPr>
-              <w:t xml:space="preserve">Wykonano </w:t>
-            </w:r>
-            <w:proofErr w:type="spellStart"/>
-            <w:r>
-              <w:rPr>
-                <w:lang w:val="pl-PL"/>
-              </w:rPr>
-              <w:t>check</w:t>
-            </w:r>
-            <w:proofErr w:type="spellEnd"/>
-            <w:r>
-              <w:rPr>
-                <w:lang w:val="pl-PL"/>
-              </w:rPr>
-              <w:t xml:space="preserve">-out. Sesja strzelecka została rozliczona. Rezerwacja jest zamknięta </w:t>
+              <w:t xml:space="preserve">Wykonano check-out. Sesja strzelecka została rozliczona. Rezerwacja jest zamknięta </w:t>
             </w:r>
             <w:r>
               <w:rPr>
@@ -10656,18 +9349,8 @@
                 <w:sz w:val="21"/>
                 <w:szCs w:val="21"/>
               </w:rPr>
-              <w:t xml:space="preserve">ASP.NET </w:t>
+              <w:t>ASP.NET Core</w:t>
             </w:r>
-            <w:proofErr w:type="spellStart"/>
-            <w:r>
-              <w:rPr>
-                <w:rStyle w:val="font-semibold"/>
-                <w:sz w:val="21"/>
-                <w:szCs w:val="21"/>
-              </w:rPr>
-              <w:t>Core</w:t>
-            </w:r>
-            <w:proofErr w:type="spellEnd"/>
           </w:p>
         </w:tc>
       </w:tr>
@@ -10836,23 +9519,7 @@
                 <w:sz w:val="21"/>
                 <w:szCs w:val="21"/>
               </w:rPr>
-              <w:t xml:space="preserve">Przeglądarka (Chrome / </w:t>
-            </w:r>
-            <w:proofErr w:type="spellStart"/>
-            <w:r>
-              <w:rPr>
-                <w:sz w:val="21"/>
-                <w:szCs w:val="21"/>
-              </w:rPr>
-              <w:t>Firefox</w:t>
-            </w:r>
-            <w:proofErr w:type="spellEnd"/>
-            <w:r>
-              <w:rPr>
-                <w:sz w:val="21"/>
-                <w:szCs w:val="21"/>
-              </w:rPr>
-              <w:t>)</w:t>
+              <w:t>Przeglądarka (Chrome / Firefox)</w:t>
             </w:r>
           </w:p>
         </w:tc>
@@ -11015,42 +9682,7 @@
         <w:rPr>
           <w:lang w:val="pl-PL"/>
         </w:rPr>
-        <w:t xml:space="preserve">B) </w:t>
-      </w:r>
-      <w:proofErr w:type="spellStart"/>
-      <w:r>
-        <w:rPr>
-          <w:lang w:val="pl-PL"/>
-        </w:rPr>
-        <w:t>hostuje</w:t>
-      </w:r>
-      <w:proofErr w:type="spellEnd"/>
-      <w:r>
-        <w:rPr>
-          <w:lang w:val="pl-PL"/>
-        </w:rPr>
-        <w:t xml:space="preserve"> aplikację webową ASP.NET </w:t>
-      </w:r>
-      <w:proofErr w:type="spellStart"/>
-      <w:r>
-        <w:rPr>
-          <w:lang w:val="pl-PL"/>
-        </w:rPr>
-        <w:t>Core</w:t>
-      </w:r>
-      <w:proofErr w:type="spellEnd"/>
-      <w:r>
-        <w:rPr>
-          <w:lang w:val="pl-PL"/>
-        </w:rPr>
-        <w:t>, udostępniając interfejsy </w:t>
-      </w:r>
-      <w:proofErr w:type="spellStart"/>
-      <w:r>
-        <w:rPr>
-          <w:lang w:val="pl-PL"/>
-        </w:rPr>
-        <w:t>I</w:t>
+        <w:t>B) hostuje aplikację webową ASP.NET Core, udostępniając interfejsy I</w:t>
       </w:r>
       <w:r>
         <w:rPr>
@@ -11058,26 +9690,11 @@
         </w:rPr>
         <w:t>Uzytkownik</w:t>
       </w:r>
-      <w:proofErr w:type="spellEnd"/>
-      <w:r>
-        <w:rPr>
-          <w:lang w:val="pl-PL"/>
-        </w:rPr>
-        <w:t> i </w:t>
-      </w:r>
-      <w:proofErr w:type="spellStart"/>
-      <w:r>
-        <w:rPr>
-          <w:lang w:val="pl-PL"/>
-        </w:rPr>
-        <w:t>IInstruktor</w:t>
-      </w:r>
-      <w:proofErr w:type="spellEnd"/>
-      <w:r>
-        <w:rPr>
-          <w:lang w:val="pl-PL"/>
-        </w:rPr>
-        <w:t>.</w:t>
+      <w:r>
+        <w:rPr>
+          <w:lang w:val="pl-PL"/>
+        </w:rPr>
+        <w:t> i IInstruktor.</w:t>
       </w:r>
     </w:p>
     <w:p>
@@ -11236,7 +9853,6 @@
           <w:lang w:val="pl-PL"/>
         </w:rPr>
       </w:pPr>
-      <w:proofErr w:type="spellStart"/>
       <w:r>
         <w:rPr>
           <w:b/>
@@ -11247,7 +9863,6 @@
         </w:rPr>
         <w:t>BazaStrzelnicy</w:t>
       </w:r>
-      <w:proofErr w:type="spellEnd"/>
       <w:r>
         <w:rPr>
           <w:sz w:val="20"/>
@@ -11281,7 +9896,6 @@
           <w:lang w:val="pl-PL"/>
         </w:rPr>
       </w:pPr>
-      <w:proofErr w:type="spellStart"/>
       <w:r>
         <w:rPr>
           <w:b/>
@@ -11290,130 +9904,85 @@
           <w:szCs w:val="20"/>
           <w:lang w:val="pl-PL"/>
         </w:rPr>
-        <w:t>IOdczyt</w:t>
-      </w:r>
-      <w:proofErr w:type="spellEnd"/>
-      <w:r>
-        <w:rPr>
-          <w:b/>
-          <w:bCs/>
+        <w:t>IOdczyt / IZapis</w:t>
+      </w:r>
+      <w:r>
+        <w:rPr>
           <w:sz w:val="20"/>
           <w:szCs w:val="20"/>
           <w:lang w:val="pl-PL"/>
         </w:rPr>
-        <w:t xml:space="preserve"> / </w:t>
-      </w:r>
-      <w:proofErr w:type="spellStart"/>
-      <w:r>
-        <w:rPr>
-          <w:b/>
-          <w:bCs/>
+        <w:t xml:space="preserve"> - d</w:t>
+      </w:r>
+      <w:r>
+        <w:rPr>
           <w:sz w:val="20"/>
           <w:szCs w:val="20"/>
           <w:lang w:val="pl-PL"/>
         </w:rPr>
-        <w:t>IZapis</w:t>
-      </w:r>
-      <w:proofErr w:type="spellEnd"/>
+        <w:t>ostęp do danych</w:t>
+      </w:r>
       <w:r>
         <w:rPr>
           <w:sz w:val="20"/>
           <w:szCs w:val="20"/>
           <w:lang w:val="pl-PL"/>
         </w:rPr>
-        <w:t xml:space="preserve"> - d</w:t>
-      </w:r>
-      <w:r>
+        <w:t>.</w:t>
+      </w:r>
+    </w:p>
+    <w:p>
+      <w:pPr>
         <w:rPr>
           <w:sz w:val="20"/>
           <w:szCs w:val="20"/>
           <w:lang w:val="pl-PL"/>
         </w:rPr>
-        <w:t>ostęp do danych</w:t>
-      </w:r>
-      <w:r>
-        <w:rPr>
+      </w:pPr>
+      <w:r>
+        <w:rPr>
+          <w:b/>
+          <w:bCs/>
           <w:sz w:val="20"/>
           <w:szCs w:val="20"/>
           <w:lang w:val="pl-PL"/>
         </w:rPr>
-        <w:t>.</w:t>
-      </w:r>
-    </w:p>
-    <w:p>
-      <w:pPr>
+        <w:t>IUzytkownik</w:t>
+      </w:r>
+      <w:r>
         <w:rPr>
           <w:sz w:val="20"/>
           <w:szCs w:val="20"/>
           <w:lang w:val="pl-PL"/>
         </w:rPr>
-      </w:pPr>
-      <w:proofErr w:type="spellStart"/>
-      <w:r>
-        <w:rPr>
-          <w:b/>
-          <w:bCs/>
+        <w:t xml:space="preserve"> - rezerwacje klienta.</w:t>
+      </w:r>
+    </w:p>
+    <w:p>
+      <w:pPr>
+        <w:rPr>
           <w:sz w:val="20"/>
           <w:szCs w:val="20"/>
           <w:lang w:val="pl-PL"/>
         </w:rPr>
-        <w:t>IUzytkownik</w:t>
-      </w:r>
-      <w:proofErr w:type="spellEnd"/>
-      <w:r>
-        <w:rPr>
+      </w:pPr>
+      <w:r>
+        <w:rPr>
+          <w:b/>
+          <w:bCs/>
           <w:sz w:val="20"/>
           <w:szCs w:val="20"/>
           <w:lang w:val="pl-PL"/>
         </w:rPr>
-        <w:t xml:space="preserve"> - rezerwacje klienta.</w:t>
-      </w:r>
-    </w:p>
-    <w:p>
-      <w:pPr>
+        <w:t>IInstruktor</w:t>
+      </w:r>
+      <w:r>
         <w:rPr>
           <w:sz w:val="20"/>
           <w:szCs w:val="20"/>
           <w:lang w:val="pl-PL"/>
         </w:rPr>
-      </w:pPr>
-      <w:proofErr w:type="spellStart"/>
-      <w:r>
-        <w:rPr>
-          <w:b/>
-          <w:bCs/>
-          <w:sz w:val="20"/>
-          <w:szCs w:val="20"/>
-          <w:lang w:val="pl-PL"/>
-        </w:rPr>
-        <w:t>IInstruktor</w:t>
-      </w:r>
-      <w:proofErr w:type="spellEnd"/>
-      <w:r>
-        <w:rPr>
-          <w:sz w:val="20"/>
-          <w:szCs w:val="20"/>
-          <w:lang w:val="pl-PL"/>
-        </w:rPr>
-        <w:t xml:space="preserve"> – Obsługa wizyt, weryfikacja, </w:t>
-      </w:r>
-      <w:proofErr w:type="spellStart"/>
-      <w:r>
-        <w:rPr>
-          <w:sz w:val="20"/>
-          <w:szCs w:val="20"/>
-          <w:lang w:val="pl-PL"/>
-        </w:rPr>
-        <w:t>check</w:t>
-      </w:r>
-      <w:proofErr w:type="spellEnd"/>
-      <w:r>
-        <w:rPr>
-          <w:sz w:val="20"/>
-          <w:szCs w:val="20"/>
-          <w:lang w:val="pl-PL"/>
-        </w:rPr>
-        <w:t>-in.</w:t>
+        <w:t xml:space="preserve"> – Obsługa wizyt, weryfikacja, check-in.</w:t>
       </w:r>
     </w:p>
     <w:p>
@@ -11674,16 +10243,8 @@
               <w:rPr>
                 <w:lang w:val="pl-PL"/>
               </w:rPr>
-              <w:t xml:space="preserve">Programista </w:t>
+              <w:t>Programista backend</w:t>
             </w:r>
-            <w:proofErr w:type="spellStart"/>
-            <w:r>
-              <w:rPr>
-                <w:lang w:val="pl-PL"/>
-              </w:rPr>
-              <w:t>backend</w:t>
-            </w:r>
-            <w:proofErr w:type="spellEnd"/>
           </w:p>
         </w:tc>
         <w:tc>
@@ -11708,21 +10269,7 @@
               <w:rPr>
                 <w:lang w:val="pl-PL"/>
               </w:rPr>
-              <w:t xml:space="preserve">ASP.NET </w:t>
-            </w:r>
-            <w:proofErr w:type="spellStart"/>
-            <w:r>
-              <w:rPr>
-                <w:lang w:val="pl-PL"/>
-              </w:rPr>
-              <w:t>Core</w:t>
-            </w:r>
-            <w:proofErr w:type="spellEnd"/>
-            <w:r>
-              <w:rPr>
-                <w:lang w:val="pl-PL"/>
-              </w:rPr>
-              <w:t>, baza danych, moduły domenowe, testy jednostkowe</w:t>
+              <w:t>ASP.NET Core, baza danych, moduły domenowe, testy jednostkowe</w:t>
             </w:r>
           </w:p>
         </w:tc>
@@ -11750,16 +10297,8 @@
               <w:rPr>
                 <w:lang w:val="pl-PL"/>
               </w:rPr>
-              <w:t xml:space="preserve">Programista </w:t>
+              <w:t>Programista frontend</w:t>
             </w:r>
-            <w:proofErr w:type="spellStart"/>
-            <w:r>
-              <w:rPr>
-                <w:lang w:val="pl-PL"/>
-              </w:rPr>
-              <w:t>frontend</w:t>
-            </w:r>
-            <w:proofErr w:type="spellEnd"/>
           </w:p>
         </w:tc>
         <w:tc>
@@ -12212,21 +10751,7 @@
               <w:rPr>
                 <w:lang w:val="pl-PL"/>
               </w:rPr>
-              <w:t>Projekt </w:t>
-            </w:r>
-            <w:proofErr w:type="spellStart"/>
-            <w:r>
-              <w:rPr>
-                <w:lang w:val="pl-PL"/>
-              </w:rPr>
-              <w:t>BazaStrzelnicy</w:t>
-            </w:r>
-            <w:proofErr w:type="spellEnd"/>
-            <w:r>
-              <w:rPr>
-                <w:lang w:val="pl-PL"/>
-              </w:rPr>
-              <w:t> (SQL Server), analiza ryzyka, podział zadań</w:t>
+              <w:t>Projekt BazaStrzelnicy (SQL Server), analiza ryzyka, podział zadań</w:t>
             </w:r>
           </w:p>
         </w:tc>
@@ -12336,21 +10861,7 @@
               <w:rPr>
                 <w:lang w:val="pl-PL"/>
               </w:rPr>
-              <w:t xml:space="preserve">Aplikacja webowa (ASP.NET </w:t>
-            </w:r>
-            <w:proofErr w:type="spellStart"/>
-            <w:r>
-              <w:rPr>
-                <w:lang w:val="pl-PL"/>
-              </w:rPr>
-              <w:t>Core</w:t>
-            </w:r>
-            <w:proofErr w:type="spellEnd"/>
-            <w:r>
-              <w:rPr>
-                <w:lang w:val="pl-PL"/>
-              </w:rPr>
-              <w:t>): moduły użytkowników, rezerwacji, obsługi wizyt, sesji i magazynu; panele klienta i instruktora; konfiguracja serwera</w:t>
+              <w:t>Aplikacja webowa (ASP.NET Core): moduły użytkowników, rezerwacji, obsługi wizyt, sesji i magazynu; panele klienta i instruktora; konfiguracja serwera</w:t>
             </w:r>
           </w:p>
         </w:tc>
@@ -12460,63 +10971,7 @@
               <w:rPr>
                 <w:lang w:val="pl-PL"/>
               </w:rPr>
-              <w:t xml:space="preserve">Weryfikacja modułów </w:t>
-            </w:r>
-            <w:proofErr w:type="spellStart"/>
-            <w:r>
-              <w:rPr>
-                <w:lang w:val="pl-PL"/>
-              </w:rPr>
-              <w:t>backendu</w:t>
-            </w:r>
-            <w:proofErr w:type="spellEnd"/>
-            <w:r>
-              <w:rPr>
-                <w:lang w:val="pl-PL"/>
-              </w:rPr>
-              <w:t xml:space="preserve">, </w:t>
-            </w:r>
-            <w:proofErr w:type="spellStart"/>
-            <w:r>
-              <w:rPr>
-                <w:lang w:val="pl-PL"/>
-              </w:rPr>
-              <w:t>frontendu</w:t>
-            </w:r>
-            <w:proofErr w:type="spellEnd"/>
-            <w:r>
-              <w:rPr>
-                <w:lang w:val="pl-PL"/>
-              </w:rPr>
-              <w:t xml:space="preserve"> i integracji (</w:t>
-            </w:r>
-            <w:proofErr w:type="spellStart"/>
-            <w:r>
-              <w:rPr>
-                <w:lang w:val="pl-PL"/>
-              </w:rPr>
-              <w:t>IKlient</w:t>
-            </w:r>
-            <w:proofErr w:type="spellEnd"/>
-            <w:r>
-              <w:rPr>
-                <w:lang w:val="pl-PL"/>
-              </w:rPr>
-              <w:t>, </w:t>
-            </w:r>
-            <w:proofErr w:type="spellStart"/>
-            <w:r>
-              <w:rPr>
-                <w:lang w:val="pl-PL"/>
-              </w:rPr>
-              <w:t>IInstruktor</w:t>
-            </w:r>
-            <w:proofErr w:type="spellEnd"/>
-            <w:r>
-              <w:rPr>
-                <w:lang w:val="pl-PL"/>
-              </w:rPr>
-              <w:t>)</w:t>
+              <w:t>Weryfikacja modułów backendu, frontendu i integracji (IKlient, IInstruktor)</w:t>
             </w:r>
           </w:p>
         </w:tc>
@@ -12906,19 +11361,11 @@
         </w:rPr>
         <w:t xml:space="preserve">operacji </w:t>
       </w:r>
-      <w:proofErr w:type="spellStart"/>
-      <w:r>
-        <w:rPr>
-          <w:lang w:val="pl-PL"/>
-        </w:rPr>
-        <w:t>check</w:t>
-      </w:r>
-      <w:proofErr w:type="spellEnd"/>
-      <w:r>
-        <w:rPr>
-          <w:lang w:val="pl-PL"/>
-        </w:rPr>
-        <w:t>-in do momentu pozytywnej weryfikacji</w:t>
+      <w:r>
+        <w:rPr>
+          <w:lang w:val="pl-PL"/>
+        </w:rPr>
+        <w:t>check-in do momentu pozytywnej weryfikacji</w:t>
       </w:r>
     </w:p>
     <w:p>
@@ -12966,21 +11413,7 @@
         <w:rPr>
           <w:lang w:val="pl-PL"/>
         </w:rPr>
-        <w:t xml:space="preserve"> </w:t>
-      </w:r>
-      <w:proofErr w:type="spellStart"/>
-      <w:r>
-        <w:rPr>
-          <w:lang w:val="pl-PL"/>
-        </w:rPr>
-        <w:t>check</w:t>
-      </w:r>
-      <w:proofErr w:type="spellEnd"/>
-      <w:r>
-        <w:rPr>
-          <w:lang w:val="pl-PL"/>
-        </w:rPr>
-        <w:t>-in klienta</w:t>
+        <w:t xml:space="preserve"> check-in klienta</w:t>
       </w:r>
     </w:p>
     <w:p>
@@ -13502,35 +11935,7 @@
         <w:rPr>
           <w:lang w:val="pl-PL"/>
         </w:rPr>
-        <w:t xml:space="preserve"> obowiązkowe podawanie zużycia amunicji przy </w:t>
-      </w:r>
-      <w:proofErr w:type="spellStart"/>
-      <w:r>
-        <w:rPr>
-          <w:lang w:val="pl-PL"/>
-        </w:rPr>
-        <w:t>check</w:t>
-      </w:r>
-      <w:proofErr w:type="spellEnd"/>
-      <w:r>
-        <w:rPr>
-          <w:lang w:val="pl-PL"/>
-        </w:rPr>
-        <w:t>-out, powiązanie zużycia z obiektem </w:t>
-      </w:r>
-      <w:proofErr w:type="spellStart"/>
-      <w:r>
-        <w:rPr>
-          <w:lang w:val="pl-PL"/>
-        </w:rPr>
-        <w:t>SesjaStrzelecka</w:t>
-      </w:r>
-      <w:proofErr w:type="spellEnd"/>
-      <w:r>
-        <w:rPr>
-          <w:lang w:val="pl-PL"/>
-        </w:rPr>
-        <w:t>, okresowe kontrole magazynowe, walidacja wprowadzanych danych</w:t>
+        <w:t> obowiązkowe podawanie zużycia amunicji przy check-out, powiązanie zużycia z obiektem SesjaStrzelecka, okresowe kontrole magazynowe, walidacja wprowadzanych danych</w:t>
       </w:r>
     </w:p>
     <w:p>
@@ -13875,15 +12280,7 @@
           </w:tcPr>
           <w:p>
             <w:r>
-              <w:t>Czas (</w:t>
-            </w:r>
-            <w:proofErr w:type="spellStart"/>
-            <w:r>
-              <w:t>Rbg</w:t>
-            </w:r>
-            <w:proofErr w:type="spellEnd"/>
-            <w:r>
-              <w:t>)</w:t>
+              <w:t>Czas (Rbg)</w:t>
             </w:r>
           </w:p>
         </w:tc>
@@ -14019,23 +12416,7 @@
           </w:tcPr>
           <w:p>
             <w:r>
-              <w:t xml:space="preserve">Interfejs instruktora, weryfikacja tożsamości (PESEL), procesy </w:t>
-            </w:r>
-            <w:proofErr w:type="spellStart"/>
-            <w:r>
-              <w:t>Check</w:t>
-            </w:r>
-            <w:proofErr w:type="spellEnd"/>
-            <w:r>
-              <w:t xml:space="preserve">-in oraz </w:t>
-            </w:r>
-            <w:proofErr w:type="spellStart"/>
-            <w:r>
-              <w:t>Check</w:t>
-            </w:r>
-            <w:proofErr w:type="spellEnd"/>
-            <w:r>
-              <w:t>-out.</w:t>
+              <w:t>Interfejs instruktora, weryfikacja tożsamości (PESEL), procesy Check-in oraz Check-out.</w:t>
             </w:r>
           </w:p>
         </w:tc>
@@ -14084,15 +12465,7 @@
           </w:tcPr>
           <w:p>
             <w:r>
-              <w:t xml:space="preserve">Ewidencja i aktualizacja przebiegu egzemplarzy broni, stany magazynowe amunicji, </w:t>
-            </w:r>
-            <w:proofErr w:type="spellStart"/>
-            <w:r>
-              <w:t>triggery</w:t>
-            </w:r>
-            <w:proofErr w:type="spellEnd"/>
-            <w:r>
-              <w:t xml:space="preserve"> bazy danych.</w:t>
+              <w:t>Ewidencja i aktualizacja przebiegu egzemplarzy broni, stany magazynowe amunicji, triggery bazy danych.</w:t>
             </w:r>
           </w:p>
         </w:tc>
@@ -14141,15 +12514,7 @@
           </w:tcPr>
           <w:p>
             <w:r>
-              <w:t xml:space="preserve">Konfiguracja serwera aplikacji, wdrożenie bazy </w:t>
-            </w:r>
-            <w:proofErr w:type="spellStart"/>
-            <w:r>
-              <w:t>PostgreSQL</w:t>
-            </w:r>
-            <w:proofErr w:type="spellEnd"/>
-            <w:r>
-              <w:t>, mechanizmy szyfrowania danych wrażliwych.</w:t>
+              <w:t>Konfiguracja serwera aplikacji, wdrożenie bazy PostgreSQL, mechanizmy szyfrowania danych wrażliwych.</w:t>
             </w:r>
           </w:p>
         </w:tc>
@@ -22065,7 +20430,7 @@
     <w:rsid w:val="006506DB"/>
     <w:rsid w:val="00664E6A"/>
     <w:rsid w:val="009307A9"/>
-    <w:rsid w:val="009B089A"/>
+    <w:rsid w:val="00B27CF7"/>
     <w:rsid w:val="00C027C6"/>
     <w:rsid w:val="00D14333"/>
     <w:rsid w:val="00D971FE"/>

--- a/Downloads/ProjektIO/Projekt IO.docx
+++ b/Downloads/ProjektIO/Projekt IO.docx
@@ -771,7 +771,6 @@
         <w:t>%</w:t>
       </w:r>
     </w:p>
-    <w:p/>
     <w:p>
       <w:pPr>
         <w:pStyle w:val="Nagwek2"/>
@@ -19976,6 +19975,7 @@
   <w:style w:type="character" w:default="1" w:styleId="Domylnaczcionkaakapitu">
     <w:name w:val="Default Paragraph Font"/>
     <w:uiPriority w:val="1"/>
+    <w:semiHidden/>
     <w:unhideWhenUsed/>
   </w:style>
   <w:style w:type="table" w:default="1" w:styleId="Standardowy">
@@ -20435,6 +20435,8 @@
     <w:rsid w:val="00D14333"/>
     <w:rsid w:val="00D971FE"/>
     <w:rsid w:val="00F03CE9"/>
+    <w:rsid w:val="00F33D96"/>
+    <w:rsid w:val="00F877B2"/>
   </w:rsids>
   <m:mathPr>
     <m:mathFont m:val="Cambria Math"/>

--- a/Downloads/ProjektIO/Projekt IO.docx
+++ b/Downloads/ProjektIO/Projekt IO.docx
@@ -315,6 +315,17 @@
         </w:rPr>
         <w:t>Igor Wróblewski</w:t>
       </w:r>
+      <w:r>
+        <w:rPr>
+          <w:rFonts w:ascii="Arial" w:hAnsi="Arial" w:cs="Arial"/>
+          <w:b/>
+          <w:bCs/>
+          <w:i/>
+          <w:iCs/>
+          <w:lang w:val="pl-PL"/>
+        </w:rPr>
+        <w:t xml:space="preserve"> – 34%</w:t>
+      </w:r>
     </w:p>
     <w:p>
       <w:pPr>
@@ -357,7 +368,29 @@
           <w:iCs/>
           <w:lang w:val="pl-PL"/>
         </w:rPr>
-        <w:t xml:space="preserve"> Cimochowski</w:t>
+        <w:t xml:space="preserve"> </w:t>
+      </w:r>
+      <w:proofErr w:type="spellStart"/>
+      <w:r>
+        <w:rPr>
+          <w:rFonts w:ascii="Arial" w:hAnsi="Arial" w:cs="Arial"/>
+          <w:b/>
+          <w:i/>
+          <w:iCs/>
+          <w:lang w:val="pl-PL"/>
+        </w:rPr>
+        <w:t>Cimochowski</w:t>
+      </w:r>
+      <w:proofErr w:type="spellEnd"/>
+      <w:r>
+        <w:rPr>
+          <w:rFonts w:ascii="Arial" w:hAnsi="Arial" w:cs="Arial"/>
+          <w:b/>
+          <w:i/>
+          <w:iCs/>
+          <w:lang w:val="pl-PL"/>
+        </w:rPr>
+        <w:t xml:space="preserve"> – 33%</w:t>
       </w:r>
     </w:p>
     <w:p>
@@ -383,7 +416,31 @@
           <w:iCs/>
           <w:lang w:val="pl-PL"/>
         </w:rPr>
-        <w:t>Kacper Gołowacz</w:t>
+        <w:t xml:space="preserve">Kacper </w:t>
+      </w:r>
+      <w:proofErr w:type="spellStart"/>
+      <w:r>
+        <w:rPr>
+          <w:rFonts w:ascii="Arial" w:hAnsi="Arial" w:cs="Arial"/>
+          <w:b/>
+          <w:bCs/>
+          <w:i/>
+          <w:iCs/>
+          <w:lang w:val="pl-PL"/>
+        </w:rPr>
+        <w:t>Gołowacz</w:t>
+      </w:r>
+      <w:proofErr w:type="spellEnd"/>
+      <w:r>
+        <w:rPr>
+          <w:rFonts w:ascii="Arial" w:hAnsi="Arial" w:cs="Arial"/>
+          <w:b/>
+          <w:bCs/>
+          <w:i/>
+          <w:iCs/>
+          <w:lang w:val="pl-PL"/>
+        </w:rPr>
+        <w:t xml:space="preserve"> – 33%</w:t>
       </w:r>
     </w:p>
     <w:p>
@@ -663,8 +720,9 @@
           <w:szCs w:val="26"/>
           <w:lang w:val="pl-PL"/>
         </w:rPr>
-        <w:t>Wojciech Cimochowski</w:t>
-      </w:r>
+        <w:t xml:space="preserve">Wojciech </w:t>
+      </w:r>
+      <w:proofErr w:type="spellStart"/>
       <w:r>
         <w:rPr>
           <w:rFonts w:ascii="Arial" w:hAnsi="Arial" w:cs="Arial"/>
@@ -675,8 +733,9 @@
           <w:szCs w:val="26"/>
           <w:lang w:val="pl-PL"/>
         </w:rPr>
-        <w:t xml:space="preserve"> – 3</w:t>
-      </w:r>
+        <w:t>Cimochowski</w:t>
+      </w:r>
+      <w:proofErr w:type="spellEnd"/>
       <w:r>
         <w:rPr>
           <w:rFonts w:ascii="Arial" w:hAnsi="Arial" w:cs="Arial"/>
@@ -687,7 +746,7 @@
           <w:szCs w:val="26"/>
           <w:lang w:val="pl-PL"/>
         </w:rPr>
-        <w:t>3</w:t>
+        <w:t xml:space="preserve"> – 3</w:t>
       </w:r>
       <w:r>
         <w:rPr>
@@ -699,26 +758,26 @@
           <w:szCs w:val="26"/>
           <w:lang w:val="pl-PL"/>
         </w:rPr>
-        <w:t xml:space="preserve">% </w:t>
-      </w:r>
-    </w:p>
-    <w:p>
-      <w:pPr>
-        <w:pStyle w:val="Standard"/>
-        <w:spacing w:line="360" w:lineRule="auto"/>
-        <w:ind w:left="2268" w:hanging="2268"/>
+        <w:t>3</w:t>
+      </w:r>
+      <w:r>
         <w:rPr>
           <w:rFonts w:ascii="Arial" w:hAnsi="Arial" w:cs="Arial"/>
           <w:b/>
-          <w:bCs/>
           <w:i/>
           <w:iCs/>
           <w:sz w:val="26"/>
           <w:szCs w:val="26"/>
           <w:lang w:val="pl-PL"/>
         </w:rPr>
-      </w:pPr>
-      <w:r>
+        <w:t xml:space="preserve">% </w:t>
+      </w:r>
+    </w:p>
+    <w:p>
+      <w:pPr>
+        <w:pStyle w:val="Standard"/>
+        <w:spacing w:line="360" w:lineRule="auto"/>
+        <w:ind w:left="2268" w:hanging="2268"/>
         <w:rPr>
           <w:rFonts w:ascii="Arial" w:hAnsi="Arial" w:cs="Arial"/>
           <w:b/>
@@ -729,8 +788,35 @@
           <w:szCs w:val="26"/>
           <w:lang w:val="pl-PL"/>
         </w:rPr>
-        <w:t>Kacper Gołowacz</w:t>
-      </w:r>
+      </w:pPr>
+      <w:r>
+        <w:rPr>
+          <w:rFonts w:ascii="Arial" w:hAnsi="Arial" w:cs="Arial"/>
+          <w:b/>
+          <w:bCs/>
+          <w:i/>
+          <w:iCs/>
+          <w:sz w:val="26"/>
+          <w:szCs w:val="26"/>
+          <w:lang w:val="pl-PL"/>
+        </w:rPr>
+        <w:t xml:space="preserve">Kacper </w:t>
+      </w:r>
+      <w:proofErr w:type="spellStart"/>
+      <w:r>
+        <w:rPr>
+          <w:rFonts w:ascii="Arial" w:hAnsi="Arial" w:cs="Arial"/>
+          <w:b/>
+          <w:bCs/>
+          <w:i/>
+          <w:iCs/>
+          <w:sz w:val="26"/>
+          <w:szCs w:val="26"/>
+          <w:lang w:val="pl-PL"/>
+        </w:rPr>
+        <w:t>Gołowacz</w:t>
+      </w:r>
+      <w:proofErr w:type="spellEnd"/>
       <w:r>
         <w:rPr>
           <w:rFonts w:ascii="Arial" w:hAnsi="Arial" w:cs="Arial"/>
@@ -891,7 +977,23 @@
           <w:b/>
           <w:bCs/>
         </w:rPr>
-        <w:t>Obsługa klienta (CRM/Booking):</w:t>
+        <w:t>Obsługa klienta (CRM/</w:t>
+      </w:r>
+      <w:proofErr w:type="spellStart"/>
+      <w:r>
+        <w:rPr>
+          <w:b/>
+          <w:bCs/>
+        </w:rPr>
+        <w:t>Booking</w:t>
+      </w:r>
+      <w:proofErr w:type="spellEnd"/>
+      <w:r>
+        <w:rPr>
+          <w:b/>
+          <w:bCs/>
+        </w:rPr>
+        <w:t>):</w:t>
       </w:r>
       <w:r>
         <w:t xml:space="preserve"> System rezerwacji online, weryfikacja tożsamości na miejscu oraz panel osobisty strzelca.</w:t>
@@ -1039,7 +1141,15 @@
         <w:t>Zwiększenie przepustowości:</w:t>
       </w:r>
       <w:r>
-        <w:t xml:space="preserve"> Skrócenie czasu odprawy klienta (check-in) o np. 40% dzięki wcześniejszej rezerwacji danych w systemie.</w:t>
+        <w:t xml:space="preserve"> Skrócenie czasu odprawy klienta (</w:t>
+      </w:r>
+      <w:proofErr w:type="spellStart"/>
+      <w:r>
+        <w:t>check</w:t>
+      </w:r>
+      <w:proofErr w:type="spellEnd"/>
+      <w:r>
+        <w:t>-in) o np. 40% dzięki wcześniejszej rezerwacji danych w systemie.</w:t>
       </w:r>
     </w:p>
     <w:p>
@@ -1181,7 +1291,15 @@
       <w:bookmarkEnd w:id="6"/>
       <w:r>
         <w:lastRenderedPageBreak/>
-        <w:t xml:space="preserve">3. Słownik terminów (Business Glossary) </w:t>
+        <w:t xml:space="preserve">3. Słownik terminów (Business </w:t>
+      </w:r>
+      <w:proofErr w:type="spellStart"/>
+      <w:r>
+        <w:t>Glossary</w:t>
+      </w:r>
+      <w:proofErr w:type="spellEnd"/>
+      <w:r>
+        <w:t xml:space="preserve">) </w:t>
       </w:r>
     </w:p>
     <w:tbl>
@@ -1718,13 +1836,41 @@
                 <w:color w:val="1F1F1F"/>
               </w:rPr>
             </w:pPr>
+            <w:proofErr w:type="spellStart"/>
             <w:r>
               <w:rPr>
                 <w:b/>
                 <w:bCs/>
                 <w:color w:val="1F1F1F"/>
               </w:rPr>
-              <w:t>Check-in / Check-out</w:t>
+              <w:t>Check</w:t>
+            </w:r>
+            <w:proofErr w:type="spellEnd"/>
+            <w:r>
+              <w:rPr>
+                <w:b/>
+                <w:bCs/>
+                <w:color w:val="1F1F1F"/>
+              </w:rPr>
+              <w:t xml:space="preserve">-in / </w:t>
+            </w:r>
+            <w:proofErr w:type="spellStart"/>
+            <w:r>
+              <w:rPr>
+                <w:b/>
+                <w:bCs/>
+                <w:color w:val="1F1F1F"/>
+              </w:rPr>
+              <w:t>Check</w:t>
+            </w:r>
+            <w:proofErr w:type="spellEnd"/>
+            <w:r>
+              <w:rPr>
+                <w:b/>
+                <w:bCs/>
+                <w:color w:val="1F1F1F"/>
+              </w:rPr>
+              <w:t>-out</w:t>
             </w:r>
           </w:p>
         </w:tc>
@@ -1987,7 +2133,21 @@
         <w:rPr>
           <w:lang w:val="pl-PL"/>
         </w:rPr>
-        <w:t>), przeprowadzeniu procesu check-in (</w:t>
+        <w:t xml:space="preserve">), przeprowadzeniu procesu </w:t>
+      </w:r>
+      <w:proofErr w:type="spellStart"/>
+      <w:r>
+        <w:rPr>
+          <w:lang w:val="pl-PL"/>
+        </w:rPr>
+        <w:t>check</w:t>
+      </w:r>
+      <w:proofErr w:type="spellEnd"/>
+      <w:r>
+        <w:rPr>
+          <w:lang w:val="pl-PL"/>
+        </w:rPr>
+        <w:t>-in (</w:t>
       </w:r>
       <w:r>
         <w:rPr>
@@ -2761,7 +2921,21 @@
         <w:rPr>
           <w:lang w:val="pl-PL"/>
         </w:rPr>
-        <w:t>Instruktor inicjuje sesję strzelecką, klikając przycisk "Check-in".</w:t>
+        <w:t>Instruktor inicjuje sesję strzelecką, klikając przycisk "</w:t>
+      </w:r>
+      <w:proofErr w:type="spellStart"/>
+      <w:r>
+        <w:rPr>
+          <w:lang w:val="pl-PL"/>
+        </w:rPr>
+        <w:t>Check</w:t>
+      </w:r>
+      <w:proofErr w:type="spellEnd"/>
+      <w:r>
+        <w:rPr>
+          <w:lang w:val="pl-PL"/>
+        </w:rPr>
+        <w:t>-in".</w:t>
       </w:r>
     </w:p>
     <w:p>
@@ -3687,8 +3861,13 @@
         <w:pStyle w:val="Legenda"/>
         <w:jc w:val="center"/>
       </w:pPr>
-      <w:r>
-        <w:t xml:space="preserve">Figure </w:t>
+      <w:proofErr w:type="spellStart"/>
+      <w:r>
+        <w:t>Figure</w:t>
+      </w:r>
+      <w:proofErr w:type="spellEnd"/>
+      <w:r>
+        <w:t xml:space="preserve"> </w:t>
       </w:r>
       <w:r>
         <w:rPr>
@@ -3750,8 +3929,17 @@
           <w:bCs/>
         </w:rPr>
         <w:lastRenderedPageBreak/>
-        <w:t>Wojciech Cimochowski</w:t>
-      </w:r>
+        <w:t xml:space="preserve">Wojciech </w:t>
+      </w:r>
+      <w:proofErr w:type="spellStart"/>
+      <w:r>
+        <w:rPr>
+          <w:b/>
+          <w:bCs/>
+        </w:rPr>
+        <w:t>Cimochowski</w:t>
+      </w:r>
+      <w:proofErr w:type="spellEnd"/>
     </w:p>
     <w:p>
       <w:pPr>
@@ -3761,8 +3949,13 @@
           <w:numId w:val="29"/>
         </w:numPr>
       </w:pPr>
-      <w:r>
-        <w:t>Potwiedzenie przybycia</w:t>
+      <w:proofErr w:type="spellStart"/>
+      <w:r>
+        <w:t>Potwiedzenie</w:t>
+      </w:r>
+      <w:proofErr w:type="spellEnd"/>
+      <w:r>
+        <w:t xml:space="preserve"> przybycia</w:t>
       </w:r>
     </w:p>
     <w:p>
@@ -3929,8 +4122,17 @@
           <w:bCs/>
         </w:rPr>
         <w:lastRenderedPageBreak/>
-        <w:t>Kacper Gołowacz</w:t>
-      </w:r>
+        <w:t xml:space="preserve">Kacper </w:t>
+      </w:r>
+      <w:proofErr w:type="spellStart"/>
+      <w:r>
+        <w:rPr>
+          <w:b/>
+          <w:bCs/>
+        </w:rPr>
+        <w:t>Gołowacz</w:t>
+      </w:r>
+      <w:proofErr w:type="spellEnd"/>
     </w:p>
     <w:p>
       <w:pPr>
@@ -4105,7 +4307,23 @@
           <w:rStyle w:val="math-inline"/>
           <w:rFonts w:ascii="Arial" w:hAnsi="Arial" w:cs="Arial"/>
         </w:rPr>
-        <w:t>$\rightarrow$</w:t>
+        <w:t>$\</w:t>
+      </w:r>
+      <w:proofErr w:type="spellStart"/>
+      <w:r>
+        <w:rPr>
+          <w:rStyle w:val="math-inline"/>
+          <w:rFonts w:ascii="Arial" w:hAnsi="Arial" w:cs="Arial"/>
+        </w:rPr>
+        <w:t>rightarrow</w:t>
+      </w:r>
+      <w:proofErr w:type="spellEnd"/>
+      <w:r>
+        <w:rPr>
+          <w:rStyle w:val="math-inline"/>
+          <w:rFonts w:ascii="Arial" w:hAnsi="Arial" w:cs="Arial"/>
+        </w:rPr>
+        <w:t>$</w:t>
       </w:r>
       <w:r>
         <w:rPr>
@@ -4195,7 +4413,23 @@
           <w:rStyle w:val="math-inline"/>
           <w:rFonts w:ascii="Arial" w:hAnsi="Arial" w:cs="Arial"/>
         </w:rPr>
-        <w:t>$\rightarrow$</w:t>
+        <w:t>$\</w:t>
+      </w:r>
+      <w:proofErr w:type="spellStart"/>
+      <w:r>
+        <w:rPr>
+          <w:rStyle w:val="math-inline"/>
+          <w:rFonts w:ascii="Arial" w:hAnsi="Arial" w:cs="Arial"/>
+        </w:rPr>
+        <w:t>rightarrow</w:t>
+      </w:r>
+      <w:proofErr w:type="spellEnd"/>
+      <w:r>
+        <w:rPr>
+          <w:rStyle w:val="math-inline"/>
+          <w:rFonts w:ascii="Arial" w:hAnsi="Arial" w:cs="Arial"/>
+        </w:rPr>
+        <w:t>$</w:t>
       </w:r>
       <w:r>
         <w:rPr>
@@ -4228,7 +4462,21 @@
         <w:rPr>
           <w:rFonts w:ascii="Arial" w:hAnsi="Arial" w:cs="Arial"/>
         </w:rPr>
-        <w:t xml:space="preserve"> Synchroniczny / Tworzący (Create)</w:t>
+        <w:t xml:space="preserve"> Synchroniczny / Tworzący (</w:t>
+      </w:r>
+      <w:proofErr w:type="spellStart"/>
+      <w:r>
+        <w:rPr>
+          <w:rFonts w:ascii="Arial" w:hAnsi="Arial" w:cs="Arial"/>
+        </w:rPr>
+        <w:t>Create</w:t>
+      </w:r>
+      <w:proofErr w:type="spellEnd"/>
+      <w:r>
+        <w:rPr>
+          <w:rFonts w:ascii="Arial" w:hAnsi="Arial" w:cs="Arial"/>
+        </w:rPr>
+        <w:t>)</w:t>
       </w:r>
     </w:p>
     <w:p>
@@ -4285,7 +4533,23 @@
           <w:rStyle w:val="math-inline"/>
           <w:rFonts w:ascii="Arial" w:hAnsi="Arial" w:cs="Arial"/>
         </w:rPr>
-        <w:t>$\rightarrow$</w:t>
+        <w:t>$\</w:t>
+      </w:r>
+      <w:proofErr w:type="spellStart"/>
+      <w:r>
+        <w:rPr>
+          <w:rStyle w:val="math-inline"/>
+          <w:rFonts w:ascii="Arial" w:hAnsi="Arial" w:cs="Arial"/>
+        </w:rPr>
+        <w:t>rightarrow</w:t>
+      </w:r>
+      <w:proofErr w:type="spellEnd"/>
+      <w:r>
+        <w:rPr>
+          <w:rStyle w:val="math-inline"/>
+          <w:rFonts w:ascii="Arial" w:hAnsi="Arial" w:cs="Arial"/>
+        </w:rPr>
+        <w:t>$</w:t>
       </w:r>
       <w:r>
         <w:rPr>
@@ -4375,7 +4639,23 @@
           <w:rStyle w:val="math-inline"/>
           <w:rFonts w:ascii="Arial" w:hAnsi="Arial" w:cs="Arial"/>
         </w:rPr>
-        <w:t>$\rightarrow$</w:t>
+        <w:t>$\</w:t>
+      </w:r>
+      <w:proofErr w:type="spellStart"/>
+      <w:r>
+        <w:rPr>
+          <w:rStyle w:val="math-inline"/>
+          <w:rFonts w:ascii="Arial" w:hAnsi="Arial" w:cs="Arial"/>
+        </w:rPr>
+        <w:t>rightarrow</w:t>
+      </w:r>
+      <w:proofErr w:type="spellEnd"/>
+      <w:r>
+        <w:rPr>
+          <w:rStyle w:val="math-inline"/>
+          <w:rFonts w:ascii="Arial" w:hAnsi="Arial" w:cs="Arial"/>
+        </w:rPr>
+        <w:t>$</w:t>
       </w:r>
       <w:r>
         <w:rPr>
@@ -4465,7 +4745,23 @@
           <w:rStyle w:val="math-inline"/>
           <w:rFonts w:ascii="Arial" w:hAnsi="Arial" w:cs="Arial"/>
         </w:rPr>
-        <w:t>$\rightarrow$</w:t>
+        <w:t>$\</w:t>
+      </w:r>
+      <w:proofErr w:type="spellStart"/>
+      <w:r>
+        <w:rPr>
+          <w:rStyle w:val="math-inline"/>
+          <w:rFonts w:ascii="Arial" w:hAnsi="Arial" w:cs="Arial"/>
+        </w:rPr>
+        <w:t>rightarrow</w:t>
+      </w:r>
+      <w:proofErr w:type="spellEnd"/>
+      <w:r>
+        <w:rPr>
+          <w:rStyle w:val="math-inline"/>
+          <w:rFonts w:ascii="Arial" w:hAnsi="Arial" w:cs="Arial"/>
+        </w:rPr>
+        <w:t>$</w:t>
       </w:r>
       <w:r>
         <w:rPr>
@@ -4526,7 +4822,21 @@
         <w:rPr>
           <w:rFonts w:ascii="Arial" w:hAnsi="Arial" w:cs="Arial"/>
         </w:rPr>
-        <w:t xml:space="preserve"> Serwer przekazuje żądanie zapisu danych do bazy PostgreSQL, aby zaktualizować profil klienta.</w:t>
+        <w:t xml:space="preserve"> Serwer przekazuje żądanie zapisu danych do bazy </w:t>
+      </w:r>
+      <w:proofErr w:type="spellStart"/>
+      <w:r>
+        <w:rPr>
+          <w:rFonts w:ascii="Arial" w:hAnsi="Arial" w:cs="Arial"/>
+        </w:rPr>
+        <w:t>PostgreSQL</w:t>
+      </w:r>
+      <w:proofErr w:type="spellEnd"/>
+      <w:r>
+        <w:rPr>
+          <w:rFonts w:ascii="Arial" w:hAnsi="Arial" w:cs="Arial"/>
+        </w:rPr>
+        <w:t>, aby zaktualizować profil klienta.</w:t>
       </w:r>
     </w:p>
     <w:p>
@@ -4556,7 +4866,23 @@
           <w:rStyle w:val="math-inline"/>
           <w:rFonts w:ascii="Arial" w:hAnsi="Arial" w:cs="Arial"/>
         </w:rPr>
-        <w:t>$\rightarrow$</w:t>
+        <w:t>$\</w:t>
+      </w:r>
+      <w:proofErr w:type="spellStart"/>
+      <w:r>
+        <w:rPr>
+          <w:rStyle w:val="math-inline"/>
+          <w:rFonts w:ascii="Arial" w:hAnsi="Arial" w:cs="Arial"/>
+        </w:rPr>
+        <w:t>rightarrow</w:t>
+      </w:r>
+      <w:proofErr w:type="spellEnd"/>
+      <w:r>
+        <w:rPr>
+          <w:rStyle w:val="math-inline"/>
+          <w:rFonts w:ascii="Arial" w:hAnsi="Arial" w:cs="Arial"/>
+        </w:rPr>
+        <w:t>$</w:t>
       </w:r>
       <w:r>
         <w:rPr>
@@ -4646,7 +4972,23 @@
           <w:rStyle w:val="math-inline"/>
           <w:rFonts w:ascii="Arial" w:hAnsi="Arial" w:cs="Arial"/>
         </w:rPr>
-        <w:t>$\rightarrow$</w:t>
+        <w:t>$\</w:t>
+      </w:r>
+      <w:proofErr w:type="spellStart"/>
+      <w:r>
+        <w:rPr>
+          <w:rStyle w:val="math-inline"/>
+          <w:rFonts w:ascii="Arial" w:hAnsi="Arial" w:cs="Arial"/>
+        </w:rPr>
+        <w:t>rightarrow</w:t>
+      </w:r>
+      <w:proofErr w:type="spellEnd"/>
+      <w:r>
+        <w:rPr>
+          <w:rStyle w:val="math-inline"/>
+          <w:rFonts w:ascii="Arial" w:hAnsi="Arial" w:cs="Arial"/>
+        </w:rPr>
+        <w:t>$</w:t>
       </w:r>
       <w:r>
         <w:rPr>
@@ -4736,7 +5078,23 @@
           <w:rStyle w:val="math-inline"/>
           <w:rFonts w:ascii="Arial" w:hAnsi="Arial" w:cs="Arial"/>
         </w:rPr>
-        <w:t>$\rightarrow$</w:t>
+        <w:t>$\</w:t>
+      </w:r>
+      <w:proofErr w:type="spellStart"/>
+      <w:r>
+        <w:rPr>
+          <w:rStyle w:val="math-inline"/>
+          <w:rFonts w:ascii="Arial" w:hAnsi="Arial" w:cs="Arial"/>
+        </w:rPr>
+        <w:t>rightarrow</w:t>
+      </w:r>
+      <w:proofErr w:type="spellEnd"/>
+      <w:r>
+        <w:rPr>
+          <w:rStyle w:val="math-inline"/>
+          <w:rFonts w:ascii="Arial" w:hAnsi="Arial" w:cs="Arial"/>
+        </w:rPr>
+        <w:t>$</w:t>
       </w:r>
       <w:r>
         <w:rPr>
@@ -4769,7 +5127,21 @@
         <w:rPr>
           <w:rFonts w:ascii="Arial" w:hAnsi="Arial" w:cs="Arial"/>
         </w:rPr>
-        <w:t xml:space="preserve"> Zwrotny / Niszczący (Destroy)</w:t>
+        <w:t xml:space="preserve"> Zwrotny / Niszczący (</w:t>
+      </w:r>
+      <w:proofErr w:type="spellStart"/>
+      <w:r>
+        <w:rPr>
+          <w:rFonts w:ascii="Arial" w:hAnsi="Arial" w:cs="Arial"/>
+        </w:rPr>
+        <w:t>Destroy</w:t>
+      </w:r>
+      <w:proofErr w:type="spellEnd"/>
+      <w:r>
+        <w:rPr>
+          <w:rFonts w:ascii="Arial" w:hAnsi="Arial" w:cs="Arial"/>
+        </w:rPr>
+        <w:t>)</w:t>
       </w:r>
     </w:p>
     <w:p>
@@ -4826,7 +5198,23 @@
           <w:rStyle w:val="math-inline"/>
           <w:rFonts w:ascii="Arial" w:hAnsi="Arial" w:cs="Arial"/>
         </w:rPr>
-        <w:t>$\rightarrow$</w:t>
+        <w:t>$\</w:t>
+      </w:r>
+      <w:proofErr w:type="spellStart"/>
+      <w:r>
+        <w:rPr>
+          <w:rStyle w:val="math-inline"/>
+          <w:rFonts w:ascii="Arial" w:hAnsi="Arial" w:cs="Arial"/>
+        </w:rPr>
+        <w:t>rightarrow</w:t>
+      </w:r>
+      <w:proofErr w:type="spellEnd"/>
+      <w:r>
+        <w:rPr>
+          <w:rStyle w:val="math-inline"/>
+          <w:rFonts w:ascii="Arial" w:hAnsi="Arial" w:cs="Arial"/>
+        </w:rPr>
+        <w:t>$</w:t>
       </w:r>
       <w:r>
         <w:rPr>
@@ -4924,8 +5312,17 @@
           <w:bCs/>
         </w:rPr>
         <w:lastRenderedPageBreak/>
-        <w:t>Wojciech Cimochowski</w:t>
-      </w:r>
+        <w:t xml:space="preserve">Wojciech </w:t>
+      </w:r>
+      <w:proofErr w:type="spellStart"/>
+      <w:r>
+        <w:rPr>
+          <w:b/>
+          <w:bCs/>
+        </w:rPr>
+        <w:t>Cimochowski</w:t>
+      </w:r>
+      <w:proofErr w:type="spellEnd"/>
     </w:p>
     <w:p>
       <w:pPr>
@@ -5049,7 +5446,21 @@
         <w:rPr>
           <w:lang w:val="pl-PL"/>
         </w:rPr>
-        <w:t> Aktor wywołuje na obiekcie rezerwacja metodę pobierzKlienta().</w:t>
+        <w:t> Aktor wywołuje na obiekcie rezerwacja metodę </w:t>
+      </w:r>
+      <w:proofErr w:type="spellStart"/>
+      <w:r>
+        <w:rPr>
+          <w:lang w:val="pl-PL"/>
+        </w:rPr>
+        <w:t>pobierzKlienta</w:t>
+      </w:r>
+      <w:proofErr w:type="spellEnd"/>
+      <w:r>
+        <w:rPr>
+          <w:lang w:val="pl-PL"/>
+        </w:rPr>
+        <w:t>().</w:t>
       </w:r>
     </w:p>
     <w:p>
@@ -5111,7 +5522,21 @@
         <w:rPr>
           <w:lang w:val="pl-PL"/>
         </w:rPr>
-        <w:t> — fragment loop [dopóki dane niepoprawne]</w:t>
+        <w:t> — fragment </w:t>
+      </w:r>
+      <w:proofErr w:type="spellStart"/>
+      <w:r>
+        <w:rPr>
+          <w:lang w:val="pl-PL"/>
+        </w:rPr>
+        <w:t>loop</w:t>
+      </w:r>
+      <w:proofErr w:type="spellEnd"/>
+      <w:r>
+        <w:rPr>
+          <w:lang w:val="pl-PL"/>
+        </w:rPr>
+        <w:t xml:space="preserve"> [dopóki dane niepoprawne]</w:t>
       </w:r>
     </w:p>
     <w:p>
@@ -5166,7 +5591,20 @@
           <w:lang w:val="pl-PL"/>
         </w:rPr>
         <w:br/>
-        <w:t>weryfikujDokument(klient, rodzaj, PESEL).</w:t>
+      </w:r>
+      <w:proofErr w:type="spellStart"/>
+      <w:r>
+        <w:rPr>
+          <w:lang w:val="pl-PL"/>
+        </w:rPr>
+        <w:t>weryfikujDokument</w:t>
+      </w:r>
+      <w:proofErr w:type="spellEnd"/>
+      <w:r>
+        <w:rPr>
+          <w:lang w:val="pl-PL"/>
+        </w:rPr>
+        <w:t>(klient, rodzaj, PESEL).</w:t>
       </w:r>
     </w:p>
     <w:p>
@@ -5215,7 +5653,21 @@
         <w:rPr>
           <w:lang w:val="pl-PL"/>
         </w:rPr>
-        <w:t> Obiekt instruktor zwraca wartość false. System informuje o błędach w formularzu; instruktor poprawia dane i pętla się powtarza.</w:t>
+        <w:t> Obiekt instruktor zwraca wartość </w:t>
+      </w:r>
+      <w:proofErr w:type="spellStart"/>
+      <w:r>
+        <w:rPr>
+          <w:lang w:val="pl-PL"/>
+        </w:rPr>
+        <w:t>false</w:t>
+      </w:r>
+      <w:proofErr w:type="spellEnd"/>
+      <w:r>
+        <w:rPr>
+          <w:lang w:val="pl-PL"/>
+        </w:rPr>
+        <w:t>. System informuje o błędach w formularzu; instruktor poprawia dane i pętla się powtarza.</w:t>
       </w:r>
     </w:p>
     <w:p>
@@ -5243,7 +5695,49 @@
         <w:rPr>
           <w:lang w:val="pl-PL"/>
         </w:rPr>
-        <w:t>Wewnątrz weryfikujDokument ustawiany jest atrybut Status_weryfikacji klienta na true.</w:t>
+        <w:t>Wewnątrz </w:t>
+      </w:r>
+      <w:proofErr w:type="spellStart"/>
+      <w:r>
+        <w:rPr>
+          <w:lang w:val="pl-PL"/>
+        </w:rPr>
+        <w:t>weryfikujDokument</w:t>
+      </w:r>
+      <w:proofErr w:type="spellEnd"/>
+      <w:r>
+        <w:rPr>
+          <w:lang w:val="pl-PL"/>
+        </w:rPr>
+        <w:t> ustawiany jest atrybut </w:t>
+      </w:r>
+      <w:proofErr w:type="spellStart"/>
+      <w:r>
+        <w:rPr>
+          <w:lang w:val="pl-PL"/>
+        </w:rPr>
+        <w:t>Status_weryfikacji</w:t>
+      </w:r>
+      <w:proofErr w:type="spellEnd"/>
+      <w:r>
+        <w:rPr>
+          <w:lang w:val="pl-PL"/>
+        </w:rPr>
+        <w:t> klienta na </w:t>
+      </w:r>
+      <w:proofErr w:type="spellStart"/>
+      <w:r>
+        <w:rPr>
+          <w:lang w:val="pl-PL"/>
+        </w:rPr>
+        <w:t>true</w:t>
+      </w:r>
+      <w:proofErr w:type="spellEnd"/>
+      <w:r>
+        <w:rPr>
+          <w:lang w:val="pl-PL"/>
+        </w:rPr>
+        <w:t>.</w:t>
       </w:r>
     </w:p>
     <w:p>
@@ -5264,7 +5758,21 @@
         <w:rPr>
           <w:lang w:val="pl-PL"/>
         </w:rPr>
-        <w:t> Obiekt instruktor wywołuje na rezerwacja metodę zmienStatus("zweryfikowany").</w:t>
+        <w:t> Obiekt instruktor wywołuje na rezerwacja metodę </w:t>
+      </w:r>
+      <w:proofErr w:type="spellStart"/>
+      <w:r>
+        <w:rPr>
+          <w:lang w:val="pl-PL"/>
+        </w:rPr>
+        <w:t>zmienStatus</w:t>
+      </w:r>
+      <w:proofErr w:type="spellEnd"/>
+      <w:r>
+        <w:rPr>
+          <w:lang w:val="pl-PL"/>
+        </w:rPr>
+        <w:t>("zweryfikowany").</w:t>
       </w:r>
     </w:p>
     <w:p>
@@ -5285,7 +5793,21 @@
         <w:rPr>
           <w:lang w:val="pl-PL"/>
         </w:rPr>
-        <w:t> Obiekt instruktor zwraca wartość true. Rezerwacja zostaje zweryfikowana; pętla się kończy.</w:t>
+        <w:t> Obiekt instruktor zwraca wartość </w:t>
+      </w:r>
+      <w:proofErr w:type="spellStart"/>
+      <w:r>
+        <w:rPr>
+          <w:lang w:val="pl-PL"/>
+        </w:rPr>
+        <w:t>true</w:t>
+      </w:r>
+      <w:proofErr w:type="spellEnd"/>
+      <w:r>
+        <w:rPr>
+          <w:lang w:val="pl-PL"/>
+        </w:rPr>
+        <w:t>. Rezerwacja zostaje zweryfikowana; pętla się kończy.</w:t>
       </w:r>
     </w:p>
     <w:p>
@@ -5320,7 +5842,35 @@
         <w:rPr>
           <w:lang w:val="de-DE"/>
         </w:rPr>
-        <w:t>Instruktor klika przycisk „Check-in”.</w:t>
+        <w:t xml:space="preserve">Instruktor </w:t>
+      </w:r>
+      <w:proofErr w:type="spellStart"/>
+      <w:r>
+        <w:rPr>
+          <w:lang w:val="de-DE"/>
+        </w:rPr>
+        <w:t>klika</w:t>
+      </w:r>
+      <w:proofErr w:type="spellEnd"/>
+      <w:r>
+        <w:rPr>
+          <w:lang w:val="de-DE"/>
+        </w:rPr>
+        <w:t xml:space="preserve"> </w:t>
+      </w:r>
+      <w:proofErr w:type="spellStart"/>
+      <w:r>
+        <w:rPr>
+          <w:lang w:val="de-DE"/>
+        </w:rPr>
+        <w:t>przycisk</w:t>
+      </w:r>
+      <w:proofErr w:type="spellEnd"/>
+      <w:r>
+        <w:rPr>
+          <w:lang w:val="de-DE"/>
+        </w:rPr>
+        <w:t xml:space="preserve"> „Check-in”.</w:t>
       </w:r>
     </w:p>
     <w:p>
@@ -5341,7 +5891,21 @@
         <w:rPr>
           <w:lang w:val="pl-PL"/>
         </w:rPr>
-        <w:t> Aktor wywołuje na obiekcie instruktor metodę wykonajCheckIn(rezerwacja).</w:t>
+        <w:t> Aktor wywołuje na obiekcie instruktor metodę </w:t>
+      </w:r>
+      <w:proofErr w:type="spellStart"/>
+      <w:r>
+        <w:rPr>
+          <w:lang w:val="pl-PL"/>
+        </w:rPr>
+        <w:t>wykonajCheckIn</w:t>
+      </w:r>
+      <w:proofErr w:type="spellEnd"/>
+      <w:r>
+        <w:rPr>
+          <w:lang w:val="pl-PL"/>
+        </w:rPr>
+        <w:t>(rezerwacja).</w:t>
       </w:r>
     </w:p>
     <w:p>
@@ -5362,7 +5926,35 @@
         <w:rPr>
           <w:lang w:val="pl-PL"/>
         </w:rPr>
-        <w:t> Obiekt instruktor tworzy nowy obiekt sesja:SesjaStrzelecka (&lt;&lt;create&gt;&gt;).</w:t>
+        <w:t> Obiekt instruktor tworzy nowy obiekt </w:t>
+      </w:r>
+      <w:proofErr w:type="spellStart"/>
+      <w:r>
+        <w:rPr>
+          <w:lang w:val="pl-PL"/>
+        </w:rPr>
+        <w:t>sesja:SesjaStrzelecka</w:t>
+      </w:r>
+      <w:proofErr w:type="spellEnd"/>
+      <w:r>
+        <w:rPr>
+          <w:lang w:val="pl-PL"/>
+        </w:rPr>
+        <w:t> (&lt;&lt;</w:t>
+      </w:r>
+      <w:proofErr w:type="spellStart"/>
+      <w:r>
+        <w:rPr>
+          <w:lang w:val="pl-PL"/>
+        </w:rPr>
+        <w:t>create</w:t>
+      </w:r>
+      <w:proofErr w:type="spellEnd"/>
+      <w:r>
+        <w:rPr>
+          <w:lang w:val="pl-PL"/>
+        </w:rPr>
+        <w:t>&gt;&gt;).</w:t>
       </w:r>
     </w:p>
     <w:p>
@@ -5383,7 +5975,21 @@
         <w:rPr>
           <w:lang w:val="pl-PL"/>
         </w:rPr>
-        <w:t> Obiekt instruktor wywołuje na rezerwacja metodę zmienStatus("w trakcie wizyty").</w:t>
+        <w:t> Obiekt instruktor wywołuje na rezerwacja metodę </w:t>
+      </w:r>
+      <w:proofErr w:type="spellStart"/>
+      <w:r>
+        <w:rPr>
+          <w:lang w:val="pl-PL"/>
+        </w:rPr>
+        <w:t>zmienStatus</w:t>
+      </w:r>
+      <w:proofErr w:type="spellEnd"/>
+      <w:r>
+        <w:rPr>
+          <w:lang w:val="pl-PL"/>
+        </w:rPr>
+        <w:t>("w trakcie wizyty").</w:t>
       </w:r>
     </w:p>
     <w:p>
@@ -5404,7 +6010,21 @@
         <w:rPr>
           <w:lang w:val="pl-PL"/>
         </w:rPr>
-        <w:t> Obiekt instruktor zwraca utworzony obiekt sesja do aktora. Check-in zostaje zakończony; rozpoczyna się sesja strzelecka.</w:t>
+        <w:t xml:space="preserve"> Obiekt instruktor zwraca utworzony obiekt sesja do aktora. </w:t>
+      </w:r>
+      <w:proofErr w:type="spellStart"/>
+      <w:r>
+        <w:rPr>
+          <w:lang w:val="pl-PL"/>
+        </w:rPr>
+        <w:t>Check</w:t>
+      </w:r>
+      <w:proofErr w:type="spellEnd"/>
+      <w:r>
+        <w:rPr>
+          <w:lang w:val="pl-PL"/>
+        </w:rPr>
+        <w:t>-in zostaje zakończony; rozpoczyna się sesja strzelecka.</w:t>
       </w:r>
     </w:p>
     <w:p/>
@@ -5447,8 +6067,17 @@
           <w:bCs/>
         </w:rPr>
         <w:lastRenderedPageBreak/>
-        <w:t>Kacper Gołowacz</w:t>
-      </w:r>
+        <w:t xml:space="preserve">Kacper </w:t>
+      </w:r>
+      <w:proofErr w:type="spellStart"/>
+      <w:r>
+        <w:rPr>
+          <w:b/>
+          <w:bCs/>
+        </w:rPr>
+        <w:t>Gołowacz</w:t>
+      </w:r>
+      <w:proofErr w:type="spellEnd"/>
     </w:p>
     <w:p/>
     <w:p>
@@ -5523,10 +6152,26 @@
         <w:t>Komunikat 1:</w:t>
       </w:r>
       <w:r>
-        <w:t xml:space="preserve"> Aktor wywołuje na obiekcie admin:Administrator met</w:t>
-      </w:r>
-      <w:r>
-        <w:t>odę pobierzListeUzytkownikow().</w:t>
+        <w:t xml:space="preserve"> Aktor wywołuje na obiekcie </w:t>
+      </w:r>
+      <w:proofErr w:type="spellStart"/>
+      <w:r>
+        <w:t>admin:Administrator</w:t>
+      </w:r>
+      <w:proofErr w:type="spellEnd"/>
+      <w:r>
+        <w:t xml:space="preserve"> met</w:t>
+      </w:r>
+      <w:r>
+        <w:t xml:space="preserve">odę </w:t>
+      </w:r>
+      <w:proofErr w:type="spellStart"/>
+      <w:r>
+        <w:t>pobierzListeUzytkownikow</w:t>
+      </w:r>
+      <w:proofErr w:type="spellEnd"/>
+      <w:r>
+        <w:t>().</w:t>
       </w:r>
     </w:p>
     <w:p>
@@ -5537,10 +6182,26 @@
         <w:t>Komunikat 2 (zwrot):</w:t>
       </w:r>
       <w:r>
-        <w:t xml:space="preserve"> Obiekt admin:Administrator zwraca listę uż</w:t>
-      </w:r>
-      <w:r>
-        <w:t>ytkowników (listaUzytkownikow).</w:t>
+        <w:t xml:space="preserve"> Obiekt </w:t>
+      </w:r>
+      <w:proofErr w:type="spellStart"/>
+      <w:r>
+        <w:t>admin:Administrator</w:t>
+      </w:r>
+      <w:proofErr w:type="spellEnd"/>
+      <w:r>
+        <w:t xml:space="preserve"> zwraca listę uż</w:t>
+      </w:r>
+      <w:r>
+        <w:t>ytkowników (</w:t>
+      </w:r>
+      <w:proofErr w:type="spellStart"/>
+      <w:r>
+        <w:t>listaUzytkownikow</w:t>
+      </w:r>
+      <w:proofErr w:type="spellEnd"/>
+      <w:r>
+        <w:t>).</w:t>
       </w:r>
     </w:p>
     <w:p>
@@ -5557,7 +6218,23 @@
         <w:t>2. Filtrowanie listy</w:t>
       </w:r>
       <w:r>
-        <w:t xml:space="preserve"> — fragment opt [filtr != null]</w:t>
+        <w:t xml:space="preserve"> — fragment </w:t>
+      </w:r>
+      <w:proofErr w:type="spellStart"/>
+      <w:r>
+        <w:t>opt</w:t>
+      </w:r>
+      <w:proofErr w:type="spellEnd"/>
+      <w:r>
+        <w:t xml:space="preserve"> [filtr != </w:t>
+      </w:r>
+      <w:proofErr w:type="spellStart"/>
+      <w:r>
+        <w:t>null</w:t>
+      </w:r>
+      <w:proofErr w:type="spellEnd"/>
+      <w:r>
+        <w:t>]</w:t>
       </w:r>
     </w:p>
     <w:p>
@@ -5581,10 +6258,26 @@
         <w:t>Komunikat 3:</w:t>
       </w:r>
       <w:r>
-        <w:t xml:space="preserve"> Aktor wywołuje na obiekcie admin:Administrat</w:t>
-      </w:r>
-      <w:r>
-        <w:t>or metodę filtrujTabele(filtr).</w:t>
+        <w:t xml:space="preserve"> Aktor wywołuje na obiekcie </w:t>
+      </w:r>
+      <w:proofErr w:type="spellStart"/>
+      <w:r>
+        <w:t>admin:Administrat</w:t>
+      </w:r>
+      <w:r>
+        <w:t>or</w:t>
+      </w:r>
+      <w:proofErr w:type="spellEnd"/>
+      <w:r>
+        <w:t xml:space="preserve"> metodę </w:t>
+      </w:r>
+      <w:proofErr w:type="spellStart"/>
+      <w:r>
+        <w:t>filtrujTabele</w:t>
+      </w:r>
+      <w:proofErr w:type="spellEnd"/>
+      <w:r>
+        <w:t>(filtr).</w:t>
       </w:r>
     </w:p>
     <w:p>
@@ -5595,10 +6288,26 @@
         <w:t>Komunikat 4 (zwrot):</w:t>
       </w:r>
       <w:r>
-        <w:t xml:space="preserve"> Obiekt admin:Administrator zwraca przefiltrowa</w:t>
-      </w:r>
-      <w:r>
-        <w:t>ną listę (przefiltrowanaLista).</w:t>
+        <w:t xml:space="preserve"> Obiekt </w:t>
+      </w:r>
+      <w:proofErr w:type="spellStart"/>
+      <w:r>
+        <w:t>admin:Administrator</w:t>
+      </w:r>
+      <w:proofErr w:type="spellEnd"/>
+      <w:r>
+        <w:t xml:space="preserve"> zwraca przefiltrowa</w:t>
+      </w:r>
+      <w:r>
+        <w:t>ną listę (</w:t>
+      </w:r>
+      <w:proofErr w:type="spellStart"/>
+      <w:r>
+        <w:t>przefiltrowanaLista</w:t>
+      </w:r>
+      <w:proofErr w:type="spellEnd"/>
+      <w:r>
+        <w:t>).</w:t>
       </w:r>
     </w:p>
     <w:p>
@@ -5645,10 +6354,34 @@
         <w:t>Komunikat 5:</w:t>
       </w:r>
       <w:r>
-        <w:t xml:space="preserve"> Aktor wywołuje na obiekcie admin:Administrator metodę zatwierdzZmianyKonta(wybra</w:t>
-      </w:r>
-      <w:r>
-        <w:t>nyUzytkownik).</w:t>
+        <w:t xml:space="preserve"> Aktor wywołuje na obiekcie </w:t>
+      </w:r>
+      <w:proofErr w:type="spellStart"/>
+      <w:r>
+        <w:t>admin:Administrator</w:t>
+      </w:r>
+      <w:proofErr w:type="spellEnd"/>
+      <w:r>
+        <w:t xml:space="preserve"> metodę </w:t>
+      </w:r>
+      <w:proofErr w:type="spellStart"/>
+      <w:r>
+        <w:t>zatwierdzZmianyKonta</w:t>
+      </w:r>
+      <w:proofErr w:type="spellEnd"/>
+      <w:r>
+        <w:t>(</w:t>
+      </w:r>
+      <w:proofErr w:type="spellStart"/>
+      <w:r>
+        <w:t>wybra</w:t>
+      </w:r>
+      <w:r>
+        <w:t>nyUzytkownik</w:t>
+      </w:r>
+      <w:proofErr w:type="spellEnd"/>
+      <w:r>
+        <w:t>).</w:t>
       </w:r>
     </w:p>
     <w:p>
@@ -5659,7 +6392,31 @@
         <w:t>Komunikat 6:</w:t>
       </w:r>
       <w:r>
-        <w:t xml:space="preserve"> Obiekt admin:Administrator wywołuje na obiekcie użytkownik:Użytkownik metodę aktualizujStan()</w:t>
+        <w:t xml:space="preserve"> Obiekt </w:t>
+      </w:r>
+      <w:proofErr w:type="spellStart"/>
+      <w:r>
+        <w:t>admin:Administrator</w:t>
+      </w:r>
+      <w:proofErr w:type="spellEnd"/>
+      <w:r>
+        <w:t xml:space="preserve"> wywołuje na obiekcie </w:t>
+      </w:r>
+      <w:proofErr w:type="spellStart"/>
+      <w:r>
+        <w:t>użytkownik:Użytkownik</w:t>
+      </w:r>
+      <w:proofErr w:type="spellEnd"/>
+      <w:r>
+        <w:t xml:space="preserve"> metodę </w:t>
+      </w:r>
+      <w:proofErr w:type="spellStart"/>
+      <w:r>
+        <w:t>aktualizujStan</w:t>
+      </w:r>
+      <w:proofErr w:type="spellEnd"/>
+      <w:r>
+        <w:t>()</w:t>
       </w:r>
       <w:r>
         <w:t>, aby zapisać nowe uprawnienia.</w:t>
@@ -5673,10 +6430,23 @@
         <w:t>Komunikat 7 (zwrot):</w:t>
       </w:r>
       <w:r>
-        <w:t xml:space="preserve"> Obiekt użytkownik:Użytkownik zwraca potwierdzenie wykonania operacji do obiektu </w:t>
-      </w:r>
-      <w:r>
-        <w:t>admin:Administrator.</w:t>
+        <w:t xml:space="preserve"> Obiekt </w:t>
+      </w:r>
+      <w:proofErr w:type="spellStart"/>
+      <w:r>
+        <w:t>użytkownik:Użytkownik</w:t>
+      </w:r>
+      <w:proofErr w:type="spellEnd"/>
+      <w:r>
+        <w:t xml:space="preserve"> zwraca potwierdzenie wykonania operacji do obiektu </w:t>
+      </w:r>
+      <w:proofErr w:type="spellStart"/>
+      <w:r>
+        <w:t>admin:Administrator</w:t>
+      </w:r>
+      <w:proofErr w:type="spellEnd"/>
+      <w:r>
+        <w:t>.</w:t>
       </w:r>
     </w:p>
     <w:p>
@@ -5687,7 +6457,23 @@
         <w:t>Komunikat 8 (zwrot):</w:t>
       </w:r>
       <w:r>
-        <w:t xml:space="preserve"> Obiekt admin:Administrator zwraca wartość true do aktora. Zmiany zostały pomyślnie zapisane.</w:t>
+        <w:t xml:space="preserve"> Obiekt </w:t>
+      </w:r>
+      <w:proofErr w:type="spellStart"/>
+      <w:r>
+        <w:t>admin:Administrator</w:t>
+      </w:r>
+      <w:proofErr w:type="spellEnd"/>
+      <w:r>
+        <w:t xml:space="preserve"> zwraca wartość </w:t>
+      </w:r>
+      <w:proofErr w:type="spellStart"/>
+      <w:r>
+        <w:t>true</w:t>
+      </w:r>
+      <w:proofErr w:type="spellEnd"/>
+      <w:r>
+        <w:t xml:space="preserve"> do aktora. Zmiany zostały pomyślnie zapisane.</w:t>
       </w:r>
     </w:p>
     <w:p/>
@@ -6222,7 +7008,15 @@
         <w:t xml:space="preserve"> </w:t>
       </w:r>
       <w:r>
-        <w:t>Klasa dziedzicząca po Uzytkownik. Reprezentuje pracownika z najwyższymi uprawnieniami, odpowiedzialnego za podgląd i zarządzanie kontami wszystkich osób w systemie.</w:t>
+        <w:t xml:space="preserve">Klasa dziedzicząca po </w:t>
+      </w:r>
+      <w:proofErr w:type="spellStart"/>
+      <w:r>
+        <w:t>Uzytkownik</w:t>
+      </w:r>
+      <w:proofErr w:type="spellEnd"/>
+      <w:r>
+        <w:t>. Reprezentuje pracownika z najwyższymi uprawnieniami, odpowiedzialnego za podgląd i zarządzanie kontami wszystkich osób w systemie.</w:t>
       </w:r>
     </w:p>
     <w:p>
@@ -6237,7 +7031,15 @@
         <w:t>Atrybuty:</w:t>
       </w:r>
       <w:r>
-        <w:t xml:space="preserve"> Dziedziczy podstawowe atrybuty logowania z klasy nadrzędnej Uzytkownik.</w:t>
+        <w:t xml:space="preserve"> Dziedziczy podstawowe atrybuty logowania z klasy nadrzędnej </w:t>
+      </w:r>
+      <w:proofErr w:type="spellStart"/>
+      <w:r>
+        <w:t>Uzytkownik</w:t>
+      </w:r>
+      <w:proofErr w:type="spellEnd"/>
+      <w:r>
+        <w:t>.</w:t>
       </w:r>
     </w:p>
     <w:p>
@@ -6268,7 +7070,23 @@
         <w:t xml:space="preserve"> </w:t>
       </w:r>
       <w:r>
-        <w:t>+ pobierzListeUzytkownikow(): List&lt;Uzytkownik&gt; – Zwraca pełną listę wszystkich zarejestrowanych kont z bazy danych.</w:t>
+        <w:t xml:space="preserve">+ </w:t>
+      </w:r>
+      <w:proofErr w:type="spellStart"/>
+      <w:r>
+        <w:t>pobierzListeUzytkownikow</w:t>
+      </w:r>
+      <w:proofErr w:type="spellEnd"/>
+      <w:r>
+        <w:t>(): List&lt;</w:t>
+      </w:r>
+      <w:proofErr w:type="spellStart"/>
+      <w:r>
+        <w:t>Uzytkownik</w:t>
+      </w:r>
+      <w:proofErr w:type="spellEnd"/>
+      <w:r>
+        <w:t>&gt; – Zwraca pełną listę wszystkich zarejestrowanych kont z bazy danych.</w:t>
       </w:r>
     </w:p>
     <w:p>
@@ -6287,7 +7105,23 @@
         <w:t xml:space="preserve"> </w:t>
       </w:r>
       <w:r>
-        <w:t>+ filtrujTabele(filtr): List&lt;Uzytkownik&gt; – Pozwala na wyszukiwanie konkretnych osób (np. po nazwisku lub roli) na liście.</w:t>
+        <w:t xml:space="preserve">+ </w:t>
+      </w:r>
+      <w:proofErr w:type="spellStart"/>
+      <w:r>
+        <w:t>filtrujTabele</w:t>
+      </w:r>
+      <w:proofErr w:type="spellEnd"/>
+      <w:r>
+        <w:t>(filtr): List&lt;</w:t>
+      </w:r>
+      <w:proofErr w:type="spellStart"/>
+      <w:r>
+        <w:t>Uzytkownik</w:t>
+      </w:r>
+      <w:proofErr w:type="spellEnd"/>
+      <w:r>
+        <w:t>&gt; – Pozwala na wyszukiwanie konkretnych osób (np. po nazwisku lub roli) na liście.</w:t>
       </w:r>
     </w:p>
     <w:p>
@@ -6306,7 +7140,31 @@
         <w:t xml:space="preserve"> </w:t>
       </w:r>
       <w:r>
-        <w:t>+ zatwierdzZamianyKonta(uzytkownik): Boolean – Zapisuje w bazie zmodyfikowane dane lub zmienione uprawnienia konkretnego użytkownika.</w:t>
+        <w:t xml:space="preserve">+ </w:t>
+      </w:r>
+      <w:proofErr w:type="spellStart"/>
+      <w:r>
+        <w:t>zatwierdzZamianyKonta</w:t>
+      </w:r>
+      <w:proofErr w:type="spellEnd"/>
+      <w:r>
+        <w:t>(</w:t>
+      </w:r>
+      <w:proofErr w:type="spellStart"/>
+      <w:r>
+        <w:t>uzytkownik</w:t>
+      </w:r>
+      <w:proofErr w:type="spellEnd"/>
+      <w:r>
+        <w:t xml:space="preserve">): </w:t>
+      </w:r>
+      <w:proofErr w:type="spellStart"/>
+      <w:r>
+        <w:t>Boolean</w:t>
+      </w:r>
+      <w:proofErr w:type="spellEnd"/>
+      <w:r>
+        <w:t xml:space="preserve"> – Zapisuje w bazie zmodyfikowane dane lub zmienione uprawnienia konkretnego użytkownika.</w:t>
       </w:r>
     </w:p>
     <w:p>
@@ -6321,6 +7179,7 @@
           <w:szCs w:val="24"/>
         </w:rPr>
       </w:pPr>
+      <w:proofErr w:type="spellStart"/>
       <w:r>
         <w:rPr>
           <w:sz w:val="24"/>
@@ -6328,6 +7187,7 @@
         </w:rPr>
         <w:t>AmunicjaMagazyn</w:t>
       </w:r>
+      <w:proofErr w:type="spellEnd"/>
     </w:p>
     <w:p>
       <w:pPr>
@@ -6371,8 +7231,21 @@
       <w:r>
         <w:t xml:space="preserve">- </w:t>
       </w:r>
-      <w:r>
-        <w:t>iloscSztuk: Integer – Wskazuje, ile fizycznie sztuk znajduje się na stanie.</w:t>
+      <w:proofErr w:type="spellStart"/>
+      <w:r>
+        <w:t>iloscSztuk</w:t>
+      </w:r>
+      <w:proofErr w:type="spellEnd"/>
+      <w:r>
+        <w:t xml:space="preserve">: </w:t>
+      </w:r>
+      <w:proofErr w:type="spellStart"/>
+      <w:r>
+        <w:t>Integer</w:t>
+      </w:r>
+      <w:proofErr w:type="spellEnd"/>
+      <w:r>
+        <w:t xml:space="preserve"> – Wskazuje, ile fizycznie sztuk znajduje się na stanie.</w:t>
       </w:r>
     </w:p>
     <w:p>
@@ -6399,7 +7272,39 @@
         <w:t xml:space="preserve"> </w:t>
       </w:r>
       <w:r>
-        <w:t>+ odejmijAmunicje(ilosc: Integer): Boolean – Pomniejsza stan magazynowy o liczbę naboi zużytych podczas zakończonej sesji strzeleckiej.</w:t>
+        <w:t xml:space="preserve">+ </w:t>
+      </w:r>
+      <w:proofErr w:type="spellStart"/>
+      <w:r>
+        <w:t>odejmijAmunicje</w:t>
+      </w:r>
+      <w:proofErr w:type="spellEnd"/>
+      <w:r>
+        <w:t>(</w:t>
+      </w:r>
+      <w:proofErr w:type="spellStart"/>
+      <w:r>
+        <w:t>ilosc</w:t>
+      </w:r>
+      <w:proofErr w:type="spellEnd"/>
+      <w:r>
+        <w:t xml:space="preserve">: </w:t>
+      </w:r>
+      <w:proofErr w:type="spellStart"/>
+      <w:r>
+        <w:t>Integer</w:t>
+      </w:r>
+      <w:proofErr w:type="spellEnd"/>
+      <w:r>
+        <w:t xml:space="preserve">): </w:t>
+      </w:r>
+      <w:proofErr w:type="spellStart"/>
+      <w:r>
+        <w:t>Boolean</w:t>
+      </w:r>
+      <w:proofErr w:type="spellEnd"/>
+      <w:r>
+        <w:t xml:space="preserve"> – Pomniejsza stan magazynowy o liczbę naboi zużytych podczas zakończonej sesji strzeleckiej.</w:t>
       </w:r>
     </w:p>
     <w:p>
@@ -6414,6 +7319,7 @@
           <w:szCs w:val="24"/>
         </w:rPr>
       </w:pPr>
+      <w:proofErr w:type="spellStart"/>
       <w:r>
         <w:rPr>
           <w:sz w:val="24"/>
@@ -6421,6 +7327,7 @@
         </w:rPr>
         <w:t>EgzemplarzBroni</w:t>
       </w:r>
+      <w:proofErr w:type="spellEnd"/>
     </w:p>
     <w:p>
       <w:pPr>
@@ -6473,8 +7380,13 @@
         </w:rPr>
         <w:t xml:space="preserve"> </w:t>
       </w:r>
-      <w:r>
-        <w:t>nrSeryjny: String – Unikalny identyfikator wybity na broni.</w:t>
+      <w:proofErr w:type="spellStart"/>
+      <w:r>
+        <w:t>nrSeryjny</w:t>
+      </w:r>
+      <w:proofErr w:type="spellEnd"/>
+      <w:r>
+        <w:t>: String – Unikalny identyfikator wybity na broni.</w:t>
       </w:r>
     </w:p>
     <w:p>
@@ -6492,8 +7404,21 @@
         </w:rPr>
         <w:t xml:space="preserve"> </w:t>
       </w:r>
-      <w:r>
-        <w:t>aktualnyPrzebieg: Integer – Sumaryczna liczba wystrzelonych z tej broni naboi.</w:t>
+      <w:proofErr w:type="spellStart"/>
+      <w:r>
+        <w:t>aktualnyPrzebieg</w:t>
+      </w:r>
+      <w:proofErr w:type="spellEnd"/>
+      <w:r>
+        <w:t xml:space="preserve">: </w:t>
+      </w:r>
+      <w:proofErr w:type="spellStart"/>
+      <w:r>
+        <w:t>Integer</w:t>
+      </w:r>
+      <w:proofErr w:type="spellEnd"/>
+      <w:r>
+        <w:t xml:space="preserve"> – Sumaryczna liczba wystrzelonych z tej broni naboi.</w:t>
       </w:r>
     </w:p>
     <w:p>
@@ -6519,7 +7444,39 @@
         <w:t xml:space="preserve"> </w:t>
       </w:r>
       <w:r>
-        <w:t>+ aktualizujPrzebieg(ilosc: Integer): void – Dopisuje nową liczbę oddanych strzałów do ogólnego przebiegu danej jednostki po treningu.</w:t>
+        <w:t xml:space="preserve">+ </w:t>
+      </w:r>
+      <w:proofErr w:type="spellStart"/>
+      <w:r>
+        <w:t>aktualizujPrzebieg</w:t>
+      </w:r>
+      <w:proofErr w:type="spellEnd"/>
+      <w:r>
+        <w:t>(</w:t>
+      </w:r>
+      <w:proofErr w:type="spellStart"/>
+      <w:r>
+        <w:t>ilosc</w:t>
+      </w:r>
+      <w:proofErr w:type="spellEnd"/>
+      <w:r>
+        <w:t xml:space="preserve">: </w:t>
+      </w:r>
+      <w:proofErr w:type="spellStart"/>
+      <w:r>
+        <w:t>Integer</w:t>
+      </w:r>
+      <w:proofErr w:type="spellEnd"/>
+      <w:r>
+        <w:t xml:space="preserve">): </w:t>
+      </w:r>
+      <w:proofErr w:type="spellStart"/>
+      <w:r>
+        <w:t>void</w:t>
+      </w:r>
+      <w:proofErr w:type="spellEnd"/>
+      <w:r>
+        <w:t xml:space="preserve"> – Dopisuje nową liczbę oddanych strzałów do ogólnego przebiegu danej jednostki po treningu.</w:t>
       </w:r>
     </w:p>
     <w:p>
@@ -6557,7 +7514,15 @@
         <w:t>:</w:t>
       </w:r>
       <w:r>
-        <w:t xml:space="preserve"> Klasa dziedzicząca po Uzytkownik. Reprezentuje pracownika obsługi, który ma uprawnienia do prowadzenia strzelania i weryfikacji tożsamości.</w:t>
+        <w:t xml:space="preserve"> Klasa dziedzicząca po </w:t>
+      </w:r>
+      <w:proofErr w:type="spellStart"/>
+      <w:r>
+        <w:t>Uzytkownik</w:t>
+      </w:r>
+      <w:proofErr w:type="spellEnd"/>
+      <w:r>
+        <w:t>. Reprezentuje pracownika obsługi, który ma uprawnienia do prowadzenia strzelania i weryfikacji tożsamości.</w:t>
       </w:r>
     </w:p>
     <w:p>
@@ -6587,8 +7552,13 @@
         </w:rPr>
         <w:t xml:space="preserve"> </w:t>
       </w:r>
-      <w:r>
-        <w:t>NrLegitymacji: string – Zapisany numer uprawnień państwowych/związkowych pracownika.</w:t>
+      <w:proofErr w:type="spellStart"/>
+      <w:r>
+        <w:t>NrLegitymacji</w:t>
+      </w:r>
+      <w:proofErr w:type="spellEnd"/>
+      <w:r>
+        <w:t>: string – Zapisany numer uprawnień państwowych/związkowych pracownika.</w:t>
       </w:r>
     </w:p>
     <w:p>
@@ -6619,7 +7589,23 @@
         <w:t xml:space="preserve"> </w:t>
       </w:r>
       <w:r>
-        <w:t>+ weryfikujDokument(klient: Klient, rodzaj: String, pesel: string): Boolean – Waliduje tożsamość klienta, przyjmując jako argumenty konkretne dane z okazanego dokumentu (w tym numer PESEL).</w:t>
+        <w:t xml:space="preserve">+ </w:t>
+      </w:r>
+      <w:proofErr w:type="spellStart"/>
+      <w:r>
+        <w:t>weryfikujDokument</w:t>
+      </w:r>
+      <w:proofErr w:type="spellEnd"/>
+      <w:r>
+        <w:t xml:space="preserve">(klient: Klient, rodzaj: String, pesel: string): </w:t>
+      </w:r>
+      <w:proofErr w:type="spellStart"/>
+      <w:r>
+        <w:t>Boolean</w:t>
+      </w:r>
+      <w:proofErr w:type="spellEnd"/>
+      <w:r>
+        <w:t xml:space="preserve"> – Waliduje tożsamość klienta, przyjmując jako argumenty konkretne dane z okazanego dokumentu (w tym numer PESEL).</w:t>
       </w:r>
     </w:p>
     <w:p>
@@ -6638,7 +7624,23 @@
         <w:t xml:space="preserve"> </w:t>
       </w:r>
       <w:r>
-        <w:t>+ wykonajCheckIn(Rezerwacja): SesjaStrzelecka – Przekształca oczekującą rezerwację w trwający trening na osi strzeleckiej.</w:t>
+        <w:t xml:space="preserve">+ </w:t>
+      </w:r>
+      <w:proofErr w:type="spellStart"/>
+      <w:r>
+        <w:t>wykonajCheckIn</w:t>
+      </w:r>
+      <w:proofErr w:type="spellEnd"/>
+      <w:r>
+        <w:t xml:space="preserve">(Rezerwacja): </w:t>
+      </w:r>
+      <w:proofErr w:type="spellStart"/>
+      <w:r>
+        <w:t>SesjaStrzelecka</w:t>
+      </w:r>
+      <w:proofErr w:type="spellEnd"/>
+      <w:r>
+        <w:t xml:space="preserve"> – Przekształca oczekującą rezerwację w trwający trening na osi strzeleckiej.</w:t>
       </w:r>
     </w:p>
     <w:p>
@@ -6657,7 +7659,31 @@
         <w:t xml:space="preserve"> </w:t>
       </w:r>
       <w:r>
-        <w:t>+ wykonajCheckOut(SesjaStrzelecka, wyniki): void – Zamyka sesję, przekazując wyniki do rozliczenia kosztów i zasobów.</w:t>
+        <w:t xml:space="preserve">+ </w:t>
+      </w:r>
+      <w:proofErr w:type="spellStart"/>
+      <w:r>
+        <w:t>wykonajCheckOut</w:t>
+      </w:r>
+      <w:proofErr w:type="spellEnd"/>
+      <w:r>
+        <w:t>(</w:t>
+      </w:r>
+      <w:proofErr w:type="spellStart"/>
+      <w:r>
+        <w:t>SesjaStrzelecka</w:t>
+      </w:r>
+      <w:proofErr w:type="spellEnd"/>
+      <w:r>
+        <w:t xml:space="preserve">, wyniki): </w:t>
+      </w:r>
+      <w:proofErr w:type="spellStart"/>
+      <w:r>
+        <w:t>void</w:t>
+      </w:r>
+      <w:proofErr w:type="spellEnd"/>
+      <w:r>
+        <w:t xml:space="preserve"> – Zamyka sesję, przekazując wyniki do rozliczenia kosztów i zasobów.</w:t>
       </w:r>
     </w:p>
     <w:p>
@@ -6692,7 +7718,15 @@
         <w:t>Opis:</w:t>
       </w:r>
       <w:r>
-        <w:t xml:space="preserve"> Klasa dziedzicząca po Uzytkownik. Główny aktor korzystający z usług strzelnicy, dokonujący rezerwacji i budujący swoją historię.</w:t>
+        <w:t xml:space="preserve"> Klasa dziedzicząca po </w:t>
+      </w:r>
+      <w:proofErr w:type="spellStart"/>
+      <w:r>
+        <w:t>Uzytkownik</w:t>
+      </w:r>
+      <w:proofErr w:type="spellEnd"/>
+      <w:r>
+        <w:t>. Główny aktor korzystający z usług strzelnicy, dokonujący rezerwacji i budujący swoją historię.</w:t>
       </w:r>
     </w:p>
     <w:p>
@@ -6722,8 +7756,13 @@
         </w:rPr>
         <w:t xml:space="preserve"> </w:t>
       </w:r>
-      <w:r>
-        <w:t>Imie: String – Imię klienta.</w:t>
+      <w:proofErr w:type="spellStart"/>
+      <w:r>
+        <w:t>Imie</w:t>
+      </w:r>
+      <w:proofErr w:type="spellEnd"/>
+      <w:r>
+        <w:t>: String – Imię klienta.</w:t>
       </w:r>
     </w:p>
     <w:p>
@@ -6779,8 +7818,21 @@
         </w:rPr>
         <w:t xml:space="preserve"> </w:t>
       </w:r>
-      <w:r>
-        <w:t>Status_weryfikacji: Boolean – Flaga informująca, czy instruktor autoryzował tę osobę.</w:t>
+      <w:proofErr w:type="spellStart"/>
+      <w:r>
+        <w:t>Status_weryfikacji</w:t>
+      </w:r>
+      <w:proofErr w:type="spellEnd"/>
+      <w:r>
+        <w:t xml:space="preserve">: </w:t>
+      </w:r>
+      <w:proofErr w:type="spellStart"/>
+      <w:r>
+        <w:t>Boolean</w:t>
+      </w:r>
+      <w:proofErr w:type="spellEnd"/>
+      <w:r>
+        <w:t xml:space="preserve"> – Flaga informująca, czy instruktor autoryzował tę osobę.</w:t>
       </w:r>
     </w:p>
     <w:p>
@@ -6810,8 +7862,13 @@
         </w:rPr>
         <w:t xml:space="preserve"> </w:t>
       </w:r>
-      <w:r>
-        <w:t>zlozRezerwacja(data, stanowisko): Rezerwacja – Inicjuje proces rezerwowania wolnego toru w wybranym terminie.</w:t>
+      <w:proofErr w:type="spellStart"/>
+      <w:r>
+        <w:t>zlozRezerwacja</w:t>
+      </w:r>
+      <w:proofErr w:type="spellEnd"/>
+      <w:r>
+        <w:t>(data, stanowisko): Rezerwacja – Inicjuje proces rezerwowania wolnego toru w wybranym terminie.</w:t>
       </w:r>
     </w:p>
     <w:p>
@@ -6826,6 +7883,7 @@
           <w:szCs w:val="24"/>
         </w:rPr>
       </w:pPr>
+      <w:proofErr w:type="spellStart"/>
       <w:r>
         <w:rPr>
           <w:sz w:val="24"/>
@@ -6833,6 +7891,7 @@
         </w:rPr>
         <w:t>Placowka</w:t>
       </w:r>
+      <w:proofErr w:type="spellEnd"/>
     </w:p>
     <w:p>
       <w:pPr>
@@ -6927,7 +7986,23 @@
         <w:t xml:space="preserve"> </w:t>
       </w:r>
       <w:r>
-        <w:t>+ dodajDoMagazynu(Egzemplarz broni): void – Dopisuje nowo zakupioną sztukę uzbrojenia do inwentarza tej konkretnej lokalizacji.</w:t>
+        <w:t xml:space="preserve">+ </w:t>
+      </w:r>
+      <w:proofErr w:type="spellStart"/>
+      <w:r>
+        <w:t>dodajDoMagazynu</w:t>
+      </w:r>
+      <w:proofErr w:type="spellEnd"/>
+      <w:r>
+        <w:t xml:space="preserve">(Egzemplarz broni): </w:t>
+      </w:r>
+      <w:proofErr w:type="spellStart"/>
+      <w:r>
+        <w:t>void</w:t>
+      </w:r>
+      <w:proofErr w:type="spellEnd"/>
+      <w:r>
+        <w:t xml:space="preserve"> – Dopisuje nowo zakupioną sztukę uzbrojenia do inwentarza tej konkretnej lokalizacji.</w:t>
       </w:r>
     </w:p>
     <w:p>
@@ -7000,7 +8075,21 @@
         <w:rPr>
           <w:lang w:val="pl-PL"/>
         </w:rPr>
-        <w:t xml:space="preserve">data: date – Zaplanowany dzień wizyty na strzelnicy. </w:t>
+        <w:t xml:space="preserve">data: </w:t>
+      </w:r>
+      <w:proofErr w:type="spellStart"/>
+      <w:r>
+        <w:rPr>
+          <w:lang w:val="pl-PL"/>
+        </w:rPr>
+        <w:t>date</w:t>
+      </w:r>
+      <w:proofErr w:type="spellEnd"/>
+      <w:r>
+        <w:rPr>
+          <w:lang w:val="pl-PL"/>
+        </w:rPr>
+        <w:t xml:space="preserve"> – Zaplanowany dzień wizyty na strzelnicy. </w:t>
       </w:r>
     </w:p>
     <w:p>
@@ -7050,7 +8139,23 @@
         <w:t xml:space="preserve"> </w:t>
       </w:r>
       <w:r>
-        <w:t>+ pobierzKlienta(): void – Zwraca dane osoby, która dokonała rezerwacji w celu jej weryfikacji przy stanowisku instruktora.</w:t>
+        <w:t xml:space="preserve">+ </w:t>
+      </w:r>
+      <w:proofErr w:type="spellStart"/>
+      <w:r>
+        <w:t>pobierzKlienta</w:t>
+      </w:r>
+      <w:proofErr w:type="spellEnd"/>
+      <w:r>
+        <w:t xml:space="preserve">(): </w:t>
+      </w:r>
+      <w:proofErr w:type="spellStart"/>
+      <w:r>
+        <w:t>void</w:t>
+      </w:r>
+      <w:proofErr w:type="spellEnd"/>
+      <w:r>
+        <w:t xml:space="preserve"> – Zwraca dane osoby, która dokonała rezerwacji w celu jej weryfikacji przy stanowisku instruktora.</w:t>
       </w:r>
     </w:p>
     <w:p>
@@ -7069,7 +8174,31 @@
         <w:t xml:space="preserve"> </w:t>
       </w:r>
       <w:r>
-        <w:t>+ zmienStatus(): void – Modyfikuje etap rezerwacji w cyklu życia wizyty (np. przy autoryzacji "Check-in").</w:t>
+        <w:t xml:space="preserve">+ </w:t>
+      </w:r>
+      <w:proofErr w:type="spellStart"/>
+      <w:r>
+        <w:t>zmienStatus</w:t>
+      </w:r>
+      <w:proofErr w:type="spellEnd"/>
+      <w:r>
+        <w:t xml:space="preserve">(): </w:t>
+      </w:r>
+      <w:proofErr w:type="spellStart"/>
+      <w:r>
+        <w:t>void</w:t>
+      </w:r>
+      <w:proofErr w:type="spellEnd"/>
+      <w:r>
+        <w:t xml:space="preserve"> – Modyfikuje etap rezerwacji w cyklu życia wizyty (np. przy autoryzacji "</w:t>
+      </w:r>
+      <w:proofErr w:type="spellStart"/>
+      <w:r>
+        <w:t>Check</w:t>
+      </w:r>
+      <w:proofErr w:type="spellEnd"/>
+      <w:r>
+        <w:t>-in").</w:t>
       </w:r>
     </w:p>
     <w:p>
@@ -7084,6 +8213,7 @@
           <w:szCs w:val="24"/>
         </w:rPr>
       </w:pPr>
+      <w:proofErr w:type="spellStart"/>
       <w:r>
         <w:rPr>
           <w:sz w:val="24"/>
@@ -7091,6 +8221,7 @@
         </w:rPr>
         <w:t>SesjaStrzelecka</w:t>
       </w:r>
+      <w:proofErr w:type="spellEnd"/>
     </w:p>
     <w:p>
       <w:pPr>
@@ -7137,8 +8268,21 @@
         </w:rPr>
         <w:t xml:space="preserve"> </w:t>
       </w:r>
-      <w:r>
-        <w:t>czasRozpoczecia: DateTime – Rzeczywisty czas wejścia na tor.</w:t>
+      <w:proofErr w:type="spellStart"/>
+      <w:r>
+        <w:t>czasRozpoczecia</w:t>
+      </w:r>
+      <w:proofErr w:type="spellEnd"/>
+      <w:r>
+        <w:t xml:space="preserve">: </w:t>
+      </w:r>
+      <w:proofErr w:type="spellStart"/>
+      <w:r>
+        <w:t>DateTime</w:t>
+      </w:r>
+      <w:proofErr w:type="spellEnd"/>
+      <w:r>
+        <w:t xml:space="preserve"> – Rzeczywisty czas wejścia na tor.</w:t>
       </w:r>
     </w:p>
     <w:p>
@@ -7156,8 +8300,21 @@
         </w:rPr>
         <w:t xml:space="preserve"> </w:t>
       </w:r>
-      <w:r>
-        <w:t>czasZakonczenia: DateTime – Rzeczywisty czas zakończenia treningu.</w:t>
+      <w:proofErr w:type="spellStart"/>
+      <w:r>
+        <w:t>czasZakonczenia</w:t>
+      </w:r>
+      <w:proofErr w:type="spellEnd"/>
+      <w:r>
+        <w:t xml:space="preserve">: </w:t>
+      </w:r>
+      <w:proofErr w:type="spellStart"/>
+      <w:r>
+        <w:t>DateTime</w:t>
+      </w:r>
+      <w:proofErr w:type="spellEnd"/>
+      <w:r>
+        <w:t xml:space="preserve"> – Rzeczywisty czas zakończenia treningu.</w:t>
       </w:r>
     </w:p>
     <w:p>
@@ -7187,8 +8344,21 @@
         </w:rPr>
         <w:t xml:space="preserve"> </w:t>
       </w:r>
-      <w:r>
-        <w:t>podliczSesje(): void – Agreguje zgromadzone logi o amunicji i podsumowuje całościowe statystyki wizyty.</w:t>
+      <w:proofErr w:type="spellStart"/>
+      <w:r>
+        <w:t>podliczSesje</w:t>
+      </w:r>
+      <w:proofErr w:type="spellEnd"/>
+      <w:r>
+        <w:t xml:space="preserve">(): </w:t>
+      </w:r>
+      <w:proofErr w:type="spellStart"/>
+      <w:r>
+        <w:t>void</w:t>
+      </w:r>
+      <w:proofErr w:type="spellEnd"/>
+      <w:r>
+        <w:t xml:space="preserve"> – Agreguje zgromadzone logi o amunicji i podsumowuje całościowe statystyki wizyty.</w:t>
       </w:r>
     </w:p>
     <w:p>
@@ -7254,7 +8424,15 @@
         <w:t xml:space="preserve"> </w:t>
       </w:r>
       <w:r>
-        <w:t>numer: Integer – Identyfikator liczbowy toru na osi (np. 1, 2, 3).</w:t>
+        <w:t xml:space="preserve">numer: </w:t>
+      </w:r>
+      <w:proofErr w:type="spellStart"/>
+      <w:r>
+        <w:t>Integer</w:t>
+      </w:r>
+      <w:proofErr w:type="spellEnd"/>
+      <w:r>
+        <w:t xml:space="preserve"> – Identyfikator liczbowy toru na osi (np. 1, 2, 3).</w:t>
       </w:r>
     </w:p>
     <w:p>
@@ -7272,8 +8450,21 @@
         </w:rPr>
         <w:t xml:space="preserve"> </w:t>
       </w:r>
-      <w:r>
-        <w:t>dystansMetry: Integer – Maksymalna użyteczna odległość toru do tarcz.</w:t>
+      <w:proofErr w:type="spellStart"/>
+      <w:r>
+        <w:t>dystansMetry</w:t>
+      </w:r>
+      <w:proofErr w:type="spellEnd"/>
+      <w:r>
+        <w:t xml:space="preserve">: </w:t>
+      </w:r>
+      <w:proofErr w:type="spellStart"/>
+      <w:r>
+        <w:t>Integer</w:t>
+      </w:r>
+      <w:proofErr w:type="spellEnd"/>
+      <w:r>
+        <w:t xml:space="preserve"> – Maksymalna użyteczna odległość toru do tarcz.</w:t>
       </w:r>
     </w:p>
     <w:p>
@@ -7304,7 +8495,23 @@
         <w:t xml:space="preserve"> </w:t>
       </w:r>
       <w:r>
-        <w:t>+ sprawdzDostepnosc(): Boolean – Weryfikuje w harmonogramie, czy dany tor nie jest już zablokowany przez inną rezerwację.</w:t>
+        <w:t xml:space="preserve">+ </w:t>
+      </w:r>
+      <w:proofErr w:type="spellStart"/>
+      <w:r>
+        <w:t>sprawdzDostepnosc</w:t>
+      </w:r>
+      <w:proofErr w:type="spellEnd"/>
+      <w:r>
+        <w:t xml:space="preserve">(): </w:t>
+      </w:r>
+      <w:proofErr w:type="spellStart"/>
+      <w:r>
+        <w:t>Boolean</w:t>
+      </w:r>
+      <w:proofErr w:type="spellEnd"/>
+      <w:r>
+        <w:t xml:space="preserve"> – Weryfikuje w harmonogramie, czy dany tor nie jest już zablokowany przez inną rezerwację.</w:t>
       </w:r>
     </w:p>
     <w:p>
@@ -7319,6 +8526,7 @@
           <w:szCs w:val="24"/>
         </w:rPr>
       </w:pPr>
+      <w:proofErr w:type="spellStart"/>
       <w:r>
         <w:rPr>
           <w:sz w:val="24"/>
@@ -7326,6 +8534,7 @@
         </w:rPr>
         <w:t>SzczegolyZuzycia</w:t>
       </w:r>
+      <w:proofErr w:type="spellEnd"/>
     </w:p>
     <w:p>
       <w:pPr>
@@ -7369,8 +8578,21 @@
         </w:rPr>
         <w:t xml:space="preserve"> </w:t>
       </w:r>
-      <w:r>
-        <w:t>iloscAmunicji: Integer – Konkretna wartość wystrzelonych naboi na danym etapie.</w:t>
+      <w:proofErr w:type="spellStart"/>
+      <w:r>
+        <w:t>iloscAmunicji</w:t>
+      </w:r>
+      <w:proofErr w:type="spellEnd"/>
+      <w:r>
+        <w:t xml:space="preserve">: </w:t>
+      </w:r>
+      <w:proofErr w:type="spellStart"/>
+      <w:r>
+        <w:t>Integer</w:t>
+      </w:r>
+      <w:proofErr w:type="spellEnd"/>
+      <w:r>
+        <w:t xml:space="preserve"> – Konkretna wartość wystrzelonych naboi na danym etapie.</w:t>
       </w:r>
     </w:p>
     <w:p>
@@ -7388,8 +8610,21 @@
         </w:rPr>
         <w:t xml:space="preserve"> </w:t>
       </w:r>
-      <w:r>
-        <w:t>celnoscProcent: Float – Wynik procentowy celności dla danej konfiguracji.</w:t>
+      <w:proofErr w:type="spellStart"/>
+      <w:r>
+        <w:t>celnoscProcent</w:t>
+      </w:r>
+      <w:proofErr w:type="spellEnd"/>
+      <w:r>
+        <w:t xml:space="preserve">: </w:t>
+      </w:r>
+      <w:proofErr w:type="spellStart"/>
+      <w:r>
+        <w:t>Float</w:t>
+      </w:r>
+      <w:proofErr w:type="spellEnd"/>
+      <w:r>
+        <w:t xml:space="preserve"> – Wynik procentowy celności dla danej konfiguracji.</w:t>
       </w:r>
     </w:p>
     <w:p>
@@ -7420,7 +8655,31 @@
         <w:t xml:space="preserve"> </w:t>
       </w:r>
       <w:r>
-        <w:t>+ generujLog(): void – Tworzy niemutowalny wpis techniczny w systemie w celu zaktualizowania ogólnych statystyk przebiegu i zasobów.</w:t>
+        <w:t xml:space="preserve">+ </w:t>
+      </w:r>
+      <w:proofErr w:type="spellStart"/>
+      <w:r>
+        <w:t>generujLog</w:t>
+      </w:r>
+      <w:proofErr w:type="spellEnd"/>
+      <w:r>
+        <w:t xml:space="preserve">(): </w:t>
+      </w:r>
+      <w:proofErr w:type="spellStart"/>
+      <w:r>
+        <w:t>void</w:t>
+      </w:r>
+      <w:proofErr w:type="spellEnd"/>
+      <w:r>
+        <w:t xml:space="preserve"> – Tworzy </w:t>
+      </w:r>
+      <w:proofErr w:type="spellStart"/>
+      <w:r>
+        <w:t>niemutowalny</w:t>
+      </w:r>
+      <w:proofErr w:type="spellEnd"/>
+      <w:r>
+        <w:t xml:space="preserve"> wpis techniczny w systemie w celu zaktualizowania ogólnych statystyk przebiegu i zasobów.</w:t>
       </w:r>
     </w:p>
     <w:p>
@@ -7435,6 +8694,7 @@
           <w:szCs w:val="24"/>
         </w:rPr>
       </w:pPr>
+      <w:proofErr w:type="spellStart"/>
       <w:r>
         <w:rPr>
           <w:sz w:val="24"/>
@@ -7442,6 +8702,7 @@
         </w:rPr>
         <w:t>Uzytkownik</w:t>
       </w:r>
+      <w:proofErr w:type="spellEnd"/>
     </w:p>
     <w:p>
       <w:pPr>
@@ -7523,8 +8784,13 @@
         </w:rPr>
         <w:t xml:space="preserve"> </w:t>
       </w:r>
-      <w:r>
-        <w:t>Haslo: String – Przechowywany klucz dostępu (szyfrowany).</w:t>
+      <w:proofErr w:type="spellStart"/>
+      <w:r>
+        <w:t>Haslo</w:t>
+      </w:r>
+      <w:proofErr w:type="spellEnd"/>
+      <w:r>
+        <w:t>: String – Przechowywany klucz dostępu (szyfrowany).</w:t>
       </w:r>
     </w:p>
     <w:p>
@@ -7555,7 +8821,15 @@
         <w:t xml:space="preserve"> </w:t>
       </w:r>
       <w:r>
-        <w:t>+ zaloguj(): Boolean – Sprawdza poprawność przesłanych danych uwierzytelniających i przyznaje dostęp do odpowiedniego modułu aplikacji.</w:t>
+        <w:t xml:space="preserve">+ zaloguj(): </w:t>
+      </w:r>
+      <w:proofErr w:type="spellStart"/>
+      <w:r>
+        <w:t>Boolean</w:t>
+      </w:r>
+      <w:proofErr w:type="spellEnd"/>
+      <w:r>
+        <w:t xml:space="preserve"> – Sprawdza poprawność przesłanych danych uwierzytelniających i przyznaje dostęp do odpowiedniego modułu aplikacji.</w:t>
       </w:r>
     </w:p>
     <w:p>
@@ -7597,6 +8871,7 @@
       <w:r>
         <w:t xml:space="preserve">Diagram stanów dla klasy </w:t>
       </w:r>
+      <w:proofErr w:type="spellStart"/>
       <w:r>
         <w:t>Sesj</w:t>
       </w:r>
@@ -7609,6 +8884,7 @@
       <w:r>
         <w:t>a</w:t>
       </w:r>
+      <w:proofErr w:type="spellEnd"/>
     </w:p>
     <w:p>
       <w:pPr>
@@ -7777,8 +9053,17 @@
           <w:b/>
           <w:bCs/>
         </w:rPr>
-        <w:t>Wojciech Cimochowski</w:t>
-      </w:r>
+        <w:t xml:space="preserve">Wojciech </w:t>
+      </w:r>
+      <w:proofErr w:type="spellStart"/>
+      <w:r>
+        <w:rPr>
+          <w:b/>
+          <w:bCs/>
+        </w:rPr>
+        <w:t>Cimochowski</w:t>
+      </w:r>
+      <w:proofErr w:type="spellEnd"/>
     </w:p>
     <w:p>
       <w:pPr>
@@ -7873,8 +9158,17 @@
           <w:b/>
           <w:bCs/>
         </w:rPr>
-        <w:t>Kacper Gołowacz</w:t>
-      </w:r>
+        <w:t xml:space="preserve">Kacper </w:t>
+      </w:r>
+      <w:proofErr w:type="spellStart"/>
+      <w:r>
+        <w:rPr>
+          <w:b/>
+          <w:bCs/>
+        </w:rPr>
+        <w:t>Gołowacz</w:t>
+      </w:r>
+      <w:proofErr w:type="spellEnd"/>
     </w:p>
     <w:p>
       <w:pPr>
@@ -8445,24 +9739,114 @@
           <w:sz w:val="22"/>
           <w:szCs w:val="22"/>
         </w:rPr>
-        <w:t>System obsługuje strzelnicę z kilkoma osiami strzeleckimi i nieznaną z góry liczbą klientów dziennie. Najaktywniej zapełnianą tabelą będzie Rezerwacja, ponieważ każda wizyta generuje nowy rekord. Podobnie tabele SesjaStrzelecka i SzczegolyZuzycia będą regularnie uzupełniane przy każdej odbytej wizyty. Tabele EgzemplarzBroni i AmunicjaMagazyn będą natomiast małe i stosunkowo statyczne, ponieważ liczba egzemplarzy broni i typów amunicji na strzelnicy zmienia się rzadko. Tabele Uzytkownik i Klient będą rosły stopniowo wraz z rejestracją nowych osób.</w:t>
-      </w:r>
-    </w:p>
-    <w:p>
-      <w:pPr>
-        <w:pStyle w:val="Nagwek3"/>
+        <w:t xml:space="preserve">System obsługuje strzelnicę z kilkoma osiami strzeleckimi i nieznaną z góry liczbą klientów dziennie. Najaktywniej zapełnianą tabelą będzie Rezerwacja, ponieważ każda wizyta generuje nowy rekord. Podobnie tabele </w:t>
+      </w:r>
+      <w:proofErr w:type="spellStart"/>
+      <w:r>
         <w:rPr>
           <w:color w:val="auto"/>
           <w:sz w:val="22"/>
           <w:szCs w:val="22"/>
         </w:rPr>
-      </w:pPr>
+        <w:t>SesjaStrzelecka</w:t>
+      </w:r>
+      <w:proofErr w:type="spellEnd"/>
       <w:r>
         <w:rPr>
           <w:color w:val="auto"/>
           <w:sz w:val="22"/>
           <w:szCs w:val="22"/>
         </w:rPr>
+        <w:t xml:space="preserve"> i </w:t>
+      </w:r>
+      <w:proofErr w:type="spellStart"/>
+      <w:r>
+        <w:rPr>
+          <w:color w:val="auto"/>
+          <w:sz w:val="22"/>
+          <w:szCs w:val="22"/>
+        </w:rPr>
+        <w:t>SzczegolyZuzycia</w:t>
+      </w:r>
+      <w:proofErr w:type="spellEnd"/>
+      <w:r>
+        <w:rPr>
+          <w:color w:val="auto"/>
+          <w:sz w:val="22"/>
+          <w:szCs w:val="22"/>
+        </w:rPr>
+        <w:t xml:space="preserve"> będą regularnie uzupełniane przy każdej odbytej wizyty. Tabele </w:t>
+      </w:r>
+      <w:proofErr w:type="spellStart"/>
+      <w:r>
+        <w:rPr>
+          <w:color w:val="auto"/>
+          <w:sz w:val="22"/>
+          <w:szCs w:val="22"/>
+        </w:rPr>
+        <w:t>EgzemplarzBroni</w:t>
+      </w:r>
+      <w:proofErr w:type="spellEnd"/>
+      <w:r>
+        <w:rPr>
+          <w:color w:val="auto"/>
+          <w:sz w:val="22"/>
+          <w:szCs w:val="22"/>
+        </w:rPr>
+        <w:t xml:space="preserve"> i </w:t>
+      </w:r>
+      <w:proofErr w:type="spellStart"/>
+      <w:r>
+        <w:rPr>
+          <w:color w:val="auto"/>
+          <w:sz w:val="22"/>
+          <w:szCs w:val="22"/>
+        </w:rPr>
+        <w:t>AmunicjaMagazyn</w:t>
+      </w:r>
+      <w:proofErr w:type="spellEnd"/>
+      <w:r>
+        <w:rPr>
+          <w:color w:val="auto"/>
+          <w:sz w:val="22"/>
+          <w:szCs w:val="22"/>
+        </w:rPr>
+        <w:t xml:space="preserve"> będą natomiast małe i stosunkowo statyczne, ponieważ liczba egzemplarzy broni i typów amunicji na strzelnicy zmienia się rzadko. Tabele </w:t>
+      </w:r>
+      <w:proofErr w:type="spellStart"/>
+      <w:r>
+        <w:rPr>
+          <w:color w:val="auto"/>
+          <w:sz w:val="22"/>
+          <w:szCs w:val="22"/>
+        </w:rPr>
+        <w:t>Uzytkownik</w:t>
+      </w:r>
+      <w:proofErr w:type="spellEnd"/>
+      <w:r>
+        <w:rPr>
+          <w:color w:val="auto"/>
+          <w:sz w:val="22"/>
+          <w:szCs w:val="22"/>
+        </w:rPr>
+        <w:t xml:space="preserve"> i Klient będą rosły stopniowo wraz z rejestracją nowych osób.</w:t>
+      </w:r>
+    </w:p>
+    <w:p>
+      <w:pPr>
+        <w:pStyle w:val="Nagwek3"/>
+        <w:rPr>
+          <w:color w:val="auto"/>
+          <w:sz w:val="22"/>
+          <w:szCs w:val="22"/>
+        </w:rPr>
+      </w:pPr>
+      <w:r>
+        <w:rPr>
+          <w:color w:val="auto"/>
+          <w:sz w:val="22"/>
+          <w:szCs w:val="22"/>
+        </w:rPr>
         <w:t>Biorąc pod uwagę charakter danych tekstowych i liczbowych przechowywanych w systemie oraz dostępną przestrzeń dyskową serwera wynoszącą 4 TB, baza danych nie zbliży się do jej zapełnienia w żadnym przewidywalnym horyzoncie czasowym działania strzelnicy.</w:t>
       </w:r>
     </w:p>
@@ -8494,7 +9878,15 @@
         <w:t>Operacje krytyczne</w:t>
       </w:r>
       <w:r>
-        <w:t xml:space="preserve"> po stronie instruktora takie jak weryfikacja dokumentu i wykonanie check-in powinny być realizowane w czasie do 1 sekundy, ponieważ wykonywane są przy obecności klienta i bezpośrednio wpływają na przepustowość strzelnicy.</w:t>
+        <w:t xml:space="preserve"> po stronie instruktora takie jak weryfikacja dokumentu i wykonanie </w:t>
+      </w:r>
+      <w:proofErr w:type="spellStart"/>
+      <w:r>
+        <w:t>check</w:t>
+      </w:r>
+      <w:proofErr w:type="spellEnd"/>
+      <w:r>
+        <w:t>-in powinny być realizowane w czasie do 1 sekundy, ponieważ wykonywane są przy obecności klienta i bezpośrednio wpływają na przepustowość strzelnicy.</w:t>
       </w:r>
     </w:p>
     <w:p>
@@ -8737,6 +10129,7 @@
                 <w:lang w:val="pl-PL"/>
               </w:rPr>
             </w:pPr>
+            <w:proofErr w:type="spellStart"/>
             <w:r>
               <w:rPr>
                 <w:b/>
@@ -8745,6 +10138,7 @@
               </w:rPr>
               <w:t>Oczekujaca</w:t>
             </w:r>
+            <w:proofErr w:type="spellEnd"/>
           </w:p>
         </w:tc>
         <w:tc>
@@ -8796,6 +10190,7 @@
                 <w:lang w:val="pl-PL"/>
               </w:rPr>
             </w:pPr>
+            <w:proofErr w:type="spellStart"/>
             <w:r>
               <w:rPr>
                 <w:b/>
@@ -8804,6 +10199,7 @@
               </w:rPr>
               <w:t>WymagaWeryfikacji</w:t>
             </w:r>
+            <w:proofErr w:type="spellEnd"/>
           </w:p>
         </w:tc>
         <w:tc>
@@ -8888,7 +10284,21 @@
               <w:rPr>
                 <w:lang w:val="pl-PL"/>
               </w:rPr>
-              <w:t>Dokument klienta został zweryfikowany poprawnie. Rezerwacja ma status „zweryfikowany” i możliwe jest wykonanie check-in.</w:t>
+              <w:t xml:space="preserve">Dokument klienta został zweryfikowany poprawnie. Rezerwacja ma status „zweryfikowany” i możliwe jest wykonanie </w:t>
+            </w:r>
+            <w:proofErr w:type="spellStart"/>
+            <w:r>
+              <w:rPr>
+                <w:lang w:val="pl-PL"/>
+              </w:rPr>
+              <w:t>check</w:t>
+            </w:r>
+            <w:proofErr w:type="spellEnd"/>
+            <w:r>
+              <w:rPr>
+                <w:lang w:val="pl-PL"/>
+              </w:rPr>
+              <w:t>-in.</w:t>
             </w:r>
           </w:p>
         </w:tc>
@@ -8914,6 +10324,7 @@
                 <w:lang w:val="pl-PL"/>
               </w:rPr>
             </w:pPr>
+            <w:proofErr w:type="spellStart"/>
             <w:r>
               <w:rPr>
                 <w:b/>
@@ -8922,6 +10333,7 @@
               </w:rPr>
               <w:t>WTrakcieWizyty</w:t>
             </w:r>
+            <w:proofErr w:type="spellEnd"/>
           </w:p>
         </w:tc>
         <w:tc>
@@ -8947,7 +10359,21 @@
               <w:rPr>
                 <w:lang w:val="pl-PL"/>
               </w:rPr>
-              <w:t xml:space="preserve">Wykonano check-in. Utworzono sesję strzelecką. Klient przebywa na stanowisku, trwa </w:t>
+              <w:t xml:space="preserve">Wykonano </w:t>
+            </w:r>
+            <w:proofErr w:type="spellStart"/>
+            <w:r>
+              <w:rPr>
+                <w:lang w:val="pl-PL"/>
+              </w:rPr>
+              <w:t>check</w:t>
+            </w:r>
+            <w:proofErr w:type="spellEnd"/>
+            <w:r>
+              <w:rPr>
+                <w:lang w:val="pl-PL"/>
+              </w:rPr>
+              <w:t xml:space="preserve">-in. Utworzono sesję strzelecką. Klient przebywa na stanowisku, trwa </w:t>
             </w:r>
             <w:r>
               <w:rPr>
@@ -8985,6 +10411,7 @@
                 <w:lang w:val="pl-PL"/>
               </w:rPr>
             </w:pPr>
+            <w:proofErr w:type="spellStart"/>
             <w:r>
               <w:rPr>
                 <w:b/>
@@ -8993,6 +10420,7 @@
               </w:rPr>
               <w:t>Zakonczona</w:t>
             </w:r>
+            <w:proofErr w:type="spellEnd"/>
           </w:p>
         </w:tc>
         <w:tc>
@@ -9018,7 +10446,21 @@
               <w:rPr>
                 <w:lang w:val="pl-PL"/>
               </w:rPr>
-              <w:t xml:space="preserve">Wykonano check-out. Sesja strzelecka została rozliczona. Rezerwacja jest zamknięta </w:t>
+              <w:t xml:space="preserve">Wykonano </w:t>
+            </w:r>
+            <w:proofErr w:type="spellStart"/>
+            <w:r>
+              <w:rPr>
+                <w:lang w:val="pl-PL"/>
+              </w:rPr>
+              <w:t>check</w:t>
+            </w:r>
+            <w:proofErr w:type="spellEnd"/>
+            <w:r>
+              <w:rPr>
+                <w:lang w:val="pl-PL"/>
+              </w:rPr>
+              <w:t xml:space="preserve">-out. Sesja strzelecka została rozliczona. Rezerwacja jest zamknięta </w:t>
             </w:r>
             <w:r>
               <w:rPr>
@@ -9348,8 +10790,18 @@
                 <w:sz w:val="21"/>
                 <w:szCs w:val="21"/>
               </w:rPr>
-              <w:t>ASP.NET Core</w:t>
+              <w:t xml:space="preserve">ASP.NET </w:t>
             </w:r>
+            <w:proofErr w:type="spellStart"/>
+            <w:r>
+              <w:rPr>
+                <w:rStyle w:val="font-semibold"/>
+                <w:sz w:val="21"/>
+                <w:szCs w:val="21"/>
+              </w:rPr>
+              <w:t>Core</w:t>
+            </w:r>
+            <w:proofErr w:type="spellEnd"/>
           </w:p>
         </w:tc>
       </w:tr>
@@ -9518,7 +10970,23 @@
                 <w:sz w:val="21"/>
                 <w:szCs w:val="21"/>
               </w:rPr>
-              <w:t>Przeglądarka (Chrome / Firefox)</w:t>
+              <w:t xml:space="preserve">Przeglądarka (Chrome / </w:t>
+            </w:r>
+            <w:proofErr w:type="spellStart"/>
+            <w:r>
+              <w:rPr>
+                <w:sz w:val="21"/>
+                <w:szCs w:val="21"/>
+              </w:rPr>
+              <w:t>Firefox</w:t>
+            </w:r>
+            <w:proofErr w:type="spellEnd"/>
+            <w:r>
+              <w:rPr>
+                <w:sz w:val="21"/>
+                <w:szCs w:val="21"/>
+              </w:rPr>
+              <w:t>)</w:t>
             </w:r>
           </w:p>
         </w:tc>
@@ -9681,7 +11149,42 @@
         <w:rPr>
           <w:lang w:val="pl-PL"/>
         </w:rPr>
-        <w:t>B) hostuje aplikację webową ASP.NET Core, udostępniając interfejsy I</w:t>
+        <w:t xml:space="preserve">B) </w:t>
+      </w:r>
+      <w:proofErr w:type="spellStart"/>
+      <w:r>
+        <w:rPr>
+          <w:lang w:val="pl-PL"/>
+        </w:rPr>
+        <w:t>hostuje</w:t>
+      </w:r>
+      <w:proofErr w:type="spellEnd"/>
+      <w:r>
+        <w:rPr>
+          <w:lang w:val="pl-PL"/>
+        </w:rPr>
+        <w:t xml:space="preserve"> aplikację webową ASP.NET </w:t>
+      </w:r>
+      <w:proofErr w:type="spellStart"/>
+      <w:r>
+        <w:rPr>
+          <w:lang w:val="pl-PL"/>
+        </w:rPr>
+        <w:t>Core</w:t>
+      </w:r>
+      <w:proofErr w:type="spellEnd"/>
+      <w:r>
+        <w:rPr>
+          <w:lang w:val="pl-PL"/>
+        </w:rPr>
+        <w:t>, udostępniając interfejsy </w:t>
+      </w:r>
+      <w:proofErr w:type="spellStart"/>
+      <w:r>
+        <w:rPr>
+          <w:lang w:val="pl-PL"/>
+        </w:rPr>
+        <w:t>I</w:t>
       </w:r>
       <w:r>
         <w:rPr>
@@ -9689,11 +11192,26 @@
         </w:rPr>
         <w:t>Uzytkownik</w:t>
       </w:r>
-      <w:r>
-        <w:rPr>
-          <w:lang w:val="pl-PL"/>
-        </w:rPr>
-        <w:t> i IInstruktor.</w:t>
+      <w:proofErr w:type="spellEnd"/>
+      <w:r>
+        <w:rPr>
+          <w:lang w:val="pl-PL"/>
+        </w:rPr>
+        <w:t> i </w:t>
+      </w:r>
+      <w:proofErr w:type="spellStart"/>
+      <w:r>
+        <w:rPr>
+          <w:lang w:val="pl-PL"/>
+        </w:rPr>
+        <w:t>IInstruktor</w:t>
+      </w:r>
+      <w:proofErr w:type="spellEnd"/>
+      <w:r>
+        <w:rPr>
+          <w:lang w:val="pl-PL"/>
+        </w:rPr>
+        <w:t>.</w:t>
       </w:r>
     </w:p>
     <w:p>
@@ -9852,6 +11370,7 @@
           <w:lang w:val="pl-PL"/>
         </w:rPr>
       </w:pPr>
+      <w:proofErr w:type="spellStart"/>
       <w:r>
         <w:rPr>
           <w:b/>
@@ -9862,6 +11381,7 @@
         </w:rPr>
         <w:t>BazaStrzelnicy</w:t>
       </w:r>
+      <w:proofErr w:type="spellEnd"/>
       <w:r>
         <w:rPr>
           <w:sz w:val="20"/>
@@ -9895,6 +11415,7 @@
           <w:lang w:val="pl-PL"/>
         </w:rPr>
       </w:pPr>
+      <w:proofErr w:type="spellStart"/>
       <w:r>
         <w:rPr>
           <w:b/>
@@ -9903,85 +11424,130 @@
           <w:szCs w:val="20"/>
           <w:lang w:val="pl-PL"/>
         </w:rPr>
-        <w:t>IOdczyt / IZapis</w:t>
-      </w:r>
-      <w:r>
-        <w:rPr>
+        <w:t>IOdczyt</w:t>
+      </w:r>
+      <w:proofErr w:type="spellEnd"/>
+      <w:r>
+        <w:rPr>
+          <w:b/>
+          <w:bCs/>
           <w:sz w:val="20"/>
           <w:szCs w:val="20"/>
           <w:lang w:val="pl-PL"/>
         </w:rPr>
-        <w:t xml:space="preserve"> - d</w:t>
-      </w:r>
-      <w:r>
-        <w:rPr>
+        <w:t xml:space="preserve"> / </w:t>
+      </w:r>
+      <w:proofErr w:type="spellStart"/>
+      <w:r>
+        <w:rPr>
+          <w:b/>
+          <w:bCs/>
           <w:sz w:val="20"/>
           <w:szCs w:val="20"/>
           <w:lang w:val="pl-PL"/>
         </w:rPr>
-        <w:t>ostęp do danych</w:t>
-      </w:r>
+        <w:t>IZapis</w:t>
+      </w:r>
+      <w:proofErr w:type="spellEnd"/>
       <w:r>
         <w:rPr>
           <w:sz w:val="20"/>
           <w:szCs w:val="20"/>
           <w:lang w:val="pl-PL"/>
         </w:rPr>
-        <w:t>.</w:t>
-      </w:r>
-    </w:p>
-    <w:p>
-      <w:pPr>
+        <w:t xml:space="preserve"> - d</w:t>
+      </w:r>
+      <w:r>
         <w:rPr>
           <w:sz w:val="20"/>
           <w:szCs w:val="20"/>
           <w:lang w:val="pl-PL"/>
         </w:rPr>
-      </w:pPr>
-      <w:r>
-        <w:rPr>
-          <w:b/>
-          <w:bCs/>
+        <w:t>ostęp do danych</w:t>
+      </w:r>
+      <w:r>
+        <w:rPr>
           <w:sz w:val="20"/>
           <w:szCs w:val="20"/>
           <w:lang w:val="pl-PL"/>
         </w:rPr>
-        <w:t>IUzytkownik</w:t>
-      </w:r>
-      <w:r>
+        <w:t>.</w:t>
+      </w:r>
+    </w:p>
+    <w:p>
+      <w:pPr>
         <w:rPr>
           <w:sz w:val="20"/>
           <w:szCs w:val="20"/>
           <w:lang w:val="pl-PL"/>
         </w:rPr>
-        <w:t xml:space="preserve"> - rezerwacje klienta.</w:t>
-      </w:r>
-    </w:p>
-    <w:p>
-      <w:pPr>
-        <w:rPr>
+      </w:pPr>
+      <w:proofErr w:type="spellStart"/>
+      <w:r>
+        <w:rPr>
+          <w:b/>
+          <w:bCs/>
           <w:sz w:val="20"/>
           <w:szCs w:val="20"/>
           <w:lang w:val="pl-PL"/>
         </w:rPr>
-      </w:pPr>
-      <w:r>
-        <w:rPr>
-          <w:b/>
-          <w:bCs/>
+        <w:t>IUzytkownik</w:t>
+      </w:r>
+      <w:proofErr w:type="spellEnd"/>
+      <w:r>
+        <w:rPr>
           <w:sz w:val="20"/>
           <w:szCs w:val="20"/>
           <w:lang w:val="pl-PL"/>
         </w:rPr>
-        <w:t>IInstruktor</w:t>
-      </w:r>
-      <w:r>
+        <w:t xml:space="preserve"> - rezerwacje klienta.</w:t>
+      </w:r>
+    </w:p>
+    <w:p>
+      <w:pPr>
         <w:rPr>
           <w:sz w:val="20"/>
           <w:szCs w:val="20"/>
           <w:lang w:val="pl-PL"/>
         </w:rPr>
-        <w:t xml:space="preserve"> – Obsługa wizyt, weryfikacja, check-in.</w:t>
+      </w:pPr>
+      <w:proofErr w:type="spellStart"/>
+      <w:r>
+        <w:rPr>
+          <w:b/>
+          <w:bCs/>
+          <w:sz w:val="20"/>
+          <w:szCs w:val="20"/>
+          <w:lang w:val="pl-PL"/>
+        </w:rPr>
+        <w:t>IInstruktor</w:t>
+      </w:r>
+      <w:proofErr w:type="spellEnd"/>
+      <w:r>
+        <w:rPr>
+          <w:sz w:val="20"/>
+          <w:szCs w:val="20"/>
+          <w:lang w:val="pl-PL"/>
+        </w:rPr>
+        <w:t xml:space="preserve"> – Obsługa wizyt, weryfikacja, </w:t>
+      </w:r>
+      <w:proofErr w:type="spellStart"/>
+      <w:r>
+        <w:rPr>
+          <w:sz w:val="20"/>
+          <w:szCs w:val="20"/>
+          <w:lang w:val="pl-PL"/>
+        </w:rPr>
+        <w:t>check</w:t>
+      </w:r>
+      <w:proofErr w:type="spellEnd"/>
+      <w:r>
+        <w:rPr>
+          <w:sz w:val="20"/>
+          <w:szCs w:val="20"/>
+          <w:lang w:val="pl-PL"/>
+        </w:rPr>
+        <w:t>-in.</w:t>
       </w:r>
     </w:p>
     <w:p>
@@ -10242,8 +11808,16 @@
               <w:rPr>
                 <w:lang w:val="pl-PL"/>
               </w:rPr>
-              <w:t>Programista backend</w:t>
+              <w:t xml:space="preserve">Programista </w:t>
             </w:r>
+            <w:proofErr w:type="spellStart"/>
+            <w:r>
+              <w:rPr>
+                <w:lang w:val="pl-PL"/>
+              </w:rPr>
+              <w:t>backend</w:t>
+            </w:r>
+            <w:proofErr w:type="spellEnd"/>
           </w:p>
         </w:tc>
         <w:tc>
@@ -10268,7 +11842,21 @@
               <w:rPr>
                 <w:lang w:val="pl-PL"/>
               </w:rPr>
-              <w:t>ASP.NET Core, baza danych, moduły domenowe, testy jednostkowe</w:t>
+              <w:t xml:space="preserve">ASP.NET </w:t>
+            </w:r>
+            <w:proofErr w:type="spellStart"/>
+            <w:r>
+              <w:rPr>
+                <w:lang w:val="pl-PL"/>
+              </w:rPr>
+              <w:t>Core</w:t>
+            </w:r>
+            <w:proofErr w:type="spellEnd"/>
+            <w:r>
+              <w:rPr>
+                <w:lang w:val="pl-PL"/>
+              </w:rPr>
+              <w:t>, baza danych, moduły domenowe, testy jednostkowe</w:t>
             </w:r>
           </w:p>
         </w:tc>
@@ -10296,8 +11884,16 @@
               <w:rPr>
                 <w:lang w:val="pl-PL"/>
               </w:rPr>
-              <w:t>Programista frontend</w:t>
+              <w:t xml:space="preserve">Programista </w:t>
             </w:r>
+            <w:proofErr w:type="spellStart"/>
+            <w:r>
+              <w:rPr>
+                <w:lang w:val="pl-PL"/>
+              </w:rPr>
+              <w:t>frontend</w:t>
+            </w:r>
+            <w:proofErr w:type="spellEnd"/>
           </w:p>
         </w:tc>
         <w:tc>
@@ -10750,7 +12346,21 @@
               <w:rPr>
                 <w:lang w:val="pl-PL"/>
               </w:rPr>
-              <w:t>Projekt BazaStrzelnicy (SQL Server), analiza ryzyka, podział zadań</w:t>
+              <w:t>Projekt </w:t>
+            </w:r>
+            <w:proofErr w:type="spellStart"/>
+            <w:r>
+              <w:rPr>
+                <w:lang w:val="pl-PL"/>
+              </w:rPr>
+              <w:t>BazaStrzelnicy</w:t>
+            </w:r>
+            <w:proofErr w:type="spellEnd"/>
+            <w:r>
+              <w:rPr>
+                <w:lang w:val="pl-PL"/>
+              </w:rPr>
+              <w:t> (SQL Server), analiza ryzyka, podział zadań</w:t>
             </w:r>
           </w:p>
         </w:tc>
@@ -10860,7 +12470,21 @@
               <w:rPr>
                 <w:lang w:val="pl-PL"/>
               </w:rPr>
-              <w:t>Aplikacja webowa (ASP.NET Core): moduły użytkowników, rezerwacji, obsługi wizyt, sesji i magazynu; panele klienta i instruktora; konfiguracja serwera</w:t>
+              <w:t xml:space="preserve">Aplikacja webowa (ASP.NET </w:t>
+            </w:r>
+            <w:proofErr w:type="spellStart"/>
+            <w:r>
+              <w:rPr>
+                <w:lang w:val="pl-PL"/>
+              </w:rPr>
+              <w:t>Core</w:t>
+            </w:r>
+            <w:proofErr w:type="spellEnd"/>
+            <w:r>
+              <w:rPr>
+                <w:lang w:val="pl-PL"/>
+              </w:rPr>
+              <w:t>): moduły użytkowników, rezerwacji, obsługi wizyt, sesji i magazynu; panele klienta i instruktora; konfiguracja serwera</w:t>
             </w:r>
           </w:p>
         </w:tc>
@@ -10970,7 +12594,63 @@
               <w:rPr>
                 <w:lang w:val="pl-PL"/>
               </w:rPr>
-              <w:t>Weryfikacja modułów backendu, frontendu i integracji (IKlient, IInstruktor)</w:t>
+              <w:t xml:space="preserve">Weryfikacja modułów </w:t>
+            </w:r>
+            <w:proofErr w:type="spellStart"/>
+            <w:r>
+              <w:rPr>
+                <w:lang w:val="pl-PL"/>
+              </w:rPr>
+              <w:t>backendu</w:t>
+            </w:r>
+            <w:proofErr w:type="spellEnd"/>
+            <w:r>
+              <w:rPr>
+                <w:lang w:val="pl-PL"/>
+              </w:rPr>
+              <w:t xml:space="preserve">, </w:t>
+            </w:r>
+            <w:proofErr w:type="spellStart"/>
+            <w:r>
+              <w:rPr>
+                <w:lang w:val="pl-PL"/>
+              </w:rPr>
+              <w:t>frontendu</w:t>
+            </w:r>
+            <w:proofErr w:type="spellEnd"/>
+            <w:r>
+              <w:rPr>
+                <w:lang w:val="pl-PL"/>
+              </w:rPr>
+              <w:t xml:space="preserve"> i integracji (</w:t>
+            </w:r>
+            <w:proofErr w:type="spellStart"/>
+            <w:r>
+              <w:rPr>
+                <w:lang w:val="pl-PL"/>
+              </w:rPr>
+              <w:t>IKlient</w:t>
+            </w:r>
+            <w:proofErr w:type="spellEnd"/>
+            <w:r>
+              <w:rPr>
+                <w:lang w:val="pl-PL"/>
+              </w:rPr>
+              <w:t>, </w:t>
+            </w:r>
+            <w:proofErr w:type="spellStart"/>
+            <w:r>
+              <w:rPr>
+                <w:lang w:val="pl-PL"/>
+              </w:rPr>
+              <w:t>IInstruktor</w:t>
+            </w:r>
+            <w:proofErr w:type="spellEnd"/>
+            <w:r>
+              <w:rPr>
+                <w:lang w:val="pl-PL"/>
+              </w:rPr>
+              <w:t>)</w:t>
             </w:r>
           </w:p>
         </w:tc>
@@ -11360,11 +13040,19 @@
         </w:rPr>
         <w:t xml:space="preserve">operacji </w:t>
       </w:r>
-      <w:r>
-        <w:rPr>
-          <w:lang w:val="pl-PL"/>
-        </w:rPr>
-        <w:t>check-in do momentu pozytywnej weryfikacji</w:t>
+      <w:proofErr w:type="spellStart"/>
+      <w:r>
+        <w:rPr>
+          <w:lang w:val="pl-PL"/>
+        </w:rPr>
+        <w:t>check</w:t>
+      </w:r>
+      <w:proofErr w:type="spellEnd"/>
+      <w:r>
+        <w:rPr>
+          <w:lang w:val="pl-PL"/>
+        </w:rPr>
+        <w:t>-in do momentu pozytywnej weryfikacji</w:t>
       </w:r>
     </w:p>
     <w:p>
@@ -11412,7 +13100,21 @@
         <w:rPr>
           <w:lang w:val="pl-PL"/>
         </w:rPr>
-        <w:t xml:space="preserve"> check-in klienta</w:t>
+        <w:t xml:space="preserve"> </w:t>
+      </w:r>
+      <w:proofErr w:type="spellStart"/>
+      <w:r>
+        <w:rPr>
+          <w:lang w:val="pl-PL"/>
+        </w:rPr>
+        <w:t>check</w:t>
+      </w:r>
+      <w:proofErr w:type="spellEnd"/>
+      <w:r>
+        <w:rPr>
+          <w:lang w:val="pl-PL"/>
+        </w:rPr>
+        <w:t>-in klienta</w:t>
       </w:r>
     </w:p>
     <w:p>
@@ -11934,7 +13636,35 @@
         <w:rPr>
           <w:lang w:val="pl-PL"/>
         </w:rPr>
-        <w:t> obowiązkowe podawanie zużycia amunicji przy check-out, powiązanie zużycia z obiektem SesjaStrzelecka, okresowe kontrole magazynowe, walidacja wprowadzanych danych</w:t>
+        <w:t xml:space="preserve"> obowiązkowe podawanie zużycia amunicji przy </w:t>
+      </w:r>
+      <w:proofErr w:type="spellStart"/>
+      <w:r>
+        <w:rPr>
+          <w:lang w:val="pl-PL"/>
+        </w:rPr>
+        <w:t>check</w:t>
+      </w:r>
+      <w:proofErr w:type="spellEnd"/>
+      <w:r>
+        <w:rPr>
+          <w:lang w:val="pl-PL"/>
+        </w:rPr>
+        <w:t>-out, powiązanie zużycia z obiektem </w:t>
+      </w:r>
+      <w:proofErr w:type="spellStart"/>
+      <w:r>
+        <w:rPr>
+          <w:lang w:val="pl-PL"/>
+        </w:rPr>
+        <w:t>SesjaStrzelecka</w:t>
+      </w:r>
+      <w:proofErr w:type="spellEnd"/>
+      <w:r>
+        <w:rPr>
+          <w:lang w:val="pl-PL"/>
+        </w:rPr>
+        <w:t>, okresowe kontrole magazynowe, walidacja wprowadzanych danych</w:t>
       </w:r>
     </w:p>
     <w:p>
@@ -12279,7 +14009,15 @@
           </w:tcPr>
           <w:p>
             <w:r>
-              <w:t>Czas (Rbg)</w:t>
+              <w:t>Czas (</w:t>
+            </w:r>
+            <w:proofErr w:type="spellStart"/>
+            <w:r>
+              <w:t>Rbg</w:t>
+            </w:r>
+            <w:proofErr w:type="spellEnd"/>
+            <w:r>
+              <w:t>)</w:t>
             </w:r>
           </w:p>
         </w:tc>
@@ -12415,7 +14153,23 @@
           </w:tcPr>
           <w:p>
             <w:r>
-              <w:t>Interfejs instruktora, weryfikacja tożsamości (PESEL), procesy Check-in oraz Check-out.</w:t>
+              <w:t xml:space="preserve">Interfejs instruktora, weryfikacja tożsamości (PESEL), procesy </w:t>
+            </w:r>
+            <w:proofErr w:type="spellStart"/>
+            <w:r>
+              <w:t>Check</w:t>
+            </w:r>
+            <w:proofErr w:type="spellEnd"/>
+            <w:r>
+              <w:t xml:space="preserve">-in oraz </w:t>
+            </w:r>
+            <w:proofErr w:type="spellStart"/>
+            <w:r>
+              <w:t>Check</w:t>
+            </w:r>
+            <w:proofErr w:type="spellEnd"/>
+            <w:r>
+              <w:t>-out.</w:t>
             </w:r>
           </w:p>
         </w:tc>
@@ -12464,7 +14218,15 @@
           </w:tcPr>
           <w:p>
             <w:r>
-              <w:t>Ewidencja i aktualizacja przebiegu egzemplarzy broni, stany magazynowe amunicji, triggery bazy danych.</w:t>
+              <w:t xml:space="preserve">Ewidencja i aktualizacja przebiegu egzemplarzy broni, stany magazynowe amunicji, </w:t>
+            </w:r>
+            <w:proofErr w:type="spellStart"/>
+            <w:r>
+              <w:t>triggery</w:t>
+            </w:r>
+            <w:proofErr w:type="spellEnd"/>
+            <w:r>
+              <w:t xml:space="preserve"> bazy danych.</w:t>
             </w:r>
           </w:p>
         </w:tc>
@@ -12513,7 +14275,15 @@
           </w:tcPr>
           <w:p>
             <w:r>
-              <w:t>Konfiguracja serwera aplikacji, wdrożenie bazy PostgreSQL, mechanizmy szyfrowania danych wrażliwych.</w:t>
+              <w:t xml:space="preserve">Konfiguracja serwera aplikacji, wdrożenie bazy </w:t>
+            </w:r>
+            <w:proofErr w:type="spellStart"/>
+            <w:r>
+              <w:t>PostgreSQL</w:t>
+            </w:r>
+            <w:proofErr w:type="spellEnd"/>
+            <w:r>
+              <w:t>, mechanizmy szyfrowania danych wrażliwych.</w:t>
             </w:r>
           </w:p>
         </w:tc>
@@ -20423,6 +22193,7 @@
   <w:rsids>
     <w:rsidRoot w:val="00353EEB"/>
     <w:rsid w:val="000675BB"/>
+    <w:rsid w:val="00112E9E"/>
     <w:rsid w:val="001B29CD"/>
     <w:rsid w:val="00320AE6"/>
     <w:rsid w:val="00353EEB"/>
@@ -20430,6 +22201,7 @@
     <w:rsid w:val="006506DB"/>
     <w:rsid w:val="00664E6A"/>
     <w:rsid w:val="009307A9"/>
+    <w:rsid w:val="00950272"/>
     <w:rsid w:val="00B27CF7"/>
     <w:rsid w:val="00C027C6"/>
     <w:rsid w:val="00D14333"/>

--- a/Downloads/ProjektIO/Projekt IO.docx
+++ b/Downloads/ProjektIO/Projekt IO.docx
@@ -324,7 +324,29 @@
           <w:iCs/>
           <w:lang w:val="pl-PL"/>
         </w:rPr>
-        <w:t xml:space="preserve"> – 34%</w:t>
+        <w:t xml:space="preserve"> – 3</w:t>
+      </w:r>
+      <w:r>
+        <w:rPr>
+          <w:rFonts w:ascii="Arial" w:hAnsi="Arial" w:cs="Arial"/>
+          <w:b/>
+          <w:bCs/>
+          <w:i/>
+          <w:iCs/>
+          <w:lang w:val="pl-PL"/>
+        </w:rPr>
+        <w:t>7</w:t>
+      </w:r>
+      <w:r>
+        <w:rPr>
+          <w:rFonts w:ascii="Arial" w:hAnsi="Arial" w:cs="Arial"/>
+          <w:b/>
+          <w:bCs/>
+          <w:i/>
+          <w:iCs/>
+          <w:lang w:val="pl-PL"/>
+        </w:rPr>
+        <w:t>%</w:t>
       </w:r>
     </w:p>
     <w:p>
@@ -368,20 +390,8 @@
           <w:iCs/>
           <w:lang w:val="pl-PL"/>
         </w:rPr>
-        <w:t xml:space="preserve"> </w:t>
-      </w:r>
-      <w:proofErr w:type="spellStart"/>
-      <w:r>
-        <w:rPr>
-          <w:rFonts w:ascii="Arial" w:hAnsi="Arial" w:cs="Arial"/>
-          <w:b/>
-          <w:i/>
-          <w:iCs/>
-          <w:lang w:val="pl-PL"/>
-        </w:rPr>
-        <w:t>Cimochowski</w:t>
-      </w:r>
-      <w:proofErr w:type="spellEnd"/>
+        <w:t xml:space="preserve"> Cimochowski</w:t>
+      </w:r>
       <w:r>
         <w:rPr>
           <w:rFonts w:ascii="Arial" w:hAnsi="Arial" w:cs="Arial"/>
@@ -416,9 +426,8 @@
           <w:iCs/>
           <w:lang w:val="pl-PL"/>
         </w:rPr>
-        <w:t xml:space="preserve">Kacper </w:t>
-      </w:r>
-      <w:proofErr w:type="spellStart"/>
+        <w:t>Kacper Gołowacz</w:t>
+      </w:r>
       <w:r>
         <w:rPr>
           <w:rFonts w:ascii="Arial" w:hAnsi="Arial" w:cs="Arial"/>
@@ -428,9 +437,8 @@
           <w:iCs/>
           <w:lang w:val="pl-PL"/>
         </w:rPr>
-        <w:t>Gołowacz</w:t>
-      </w:r>
-      <w:proofErr w:type="spellEnd"/>
+        <w:t xml:space="preserve"> – 3</w:t>
+      </w:r>
       <w:r>
         <w:rPr>
           <w:rFonts w:ascii="Arial" w:hAnsi="Arial" w:cs="Arial"/>
@@ -440,7 +448,18 @@
           <w:iCs/>
           <w:lang w:val="pl-PL"/>
         </w:rPr>
-        <w:t xml:space="preserve"> – 33%</w:t>
+        <w:t>0</w:t>
+      </w:r>
+      <w:r>
+        <w:rPr>
+          <w:rFonts w:ascii="Arial" w:hAnsi="Arial" w:cs="Arial"/>
+          <w:b/>
+          <w:bCs/>
+          <w:i/>
+          <w:iCs/>
+          <w:lang w:val="pl-PL"/>
+        </w:rPr>
+        <w:t>%</w:t>
       </w:r>
     </w:p>
     <w:p>
@@ -720,9 +739,8 @@
           <w:szCs w:val="26"/>
           <w:lang w:val="pl-PL"/>
         </w:rPr>
-        <w:t xml:space="preserve">Wojciech </w:t>
-      </w:r>
-      <w:proofErr w:type="spellStart"/>
+        <w:t>Wojciech Cimochowski</w:t>
+      </w:r>
       <w:r>
         <w:rPr>
           <w:rFonts w:ascii="Arial" w:hAnsi="Arial" w:cs="Arial"/>
@@ -733,9 +751,8 @@
           <w:szCs w:val="26"/>
           <w:lang w:val="pl-PL"/>
         </w:rPr>
-        <w:t>Cimochowski</w:t>
-      </w:r>
-      <w:proofErr w:type="spellEnd"/>
+        <w:t xml:space="preserve"> – 3</w:t>
+      </w:r>
       <w:r>
         <w:rPr>
           <w:rFonts w:ascii="Arial" w:hAnsi="Arial" w:cs="Arial"/>
@@ -746,7 +763,7 @@
           <w:szCs w:val="26"/>
           <w:lang w:val="pl-PL"/>
         </w:rPr>
-        <w:t xml:space="preserve"> – 3</w:t>
+        <w:t>3</w:t>
       </w:r>
       <w:r>
         <w:rPr>
@@ -758,26 +775,26 @@
           <w:szCs w:val="26"/>
           <w:lang w:val="pl-PL"/>
         </w:rPr>
-        <w:t>3</w:t>
-      </w:r>
-      <w:r>
+        <w:t xml:space="preserve">% </w:t>
+      </w:r>
+    </w:p>
+    <w:p>
+      <w:pPr>
+        <w:pStyle w:val="Standard"/>
+        <w:spacing w:line="360" w:lineRule="auto"/>
+        <w:ind w:left="2268" w:hanging="2268"/>
         <w:rPr>
           <w:rFonts w:ascii="Arial" w:hAnsi="Arial" w:cs="Arial"/>
           <w:b/>
+          <w:bCs/>
           <w:i/>
           <w:iCs/>
           <w:sz w:val="26"/>
           <w:szCs w:val="26"/>
           <w:lang w:val="pl-PL"/>
         </w:rPr>
-        <w:t xml:space="preserve">% </w:t>
-      </w:r>
-    </w:p>
-    <w:p>
-      <w:pPr>
-        <w:pStyle w:val="Standard"/>
-        <w:spacing w:line="360" w:lineRule="auto"/>
-        <w:ind w:left="2268" w:hanging="2268"/>
+      </w:pPr>
+      <w:r>
         <w:rPr>
           <w:rFonts w:ascii="Arial" w:hAnsi="Arial" w:cs="Arial"/>
           <w:b/>
@@ -788,35 +805,8 @@
           <w:szCs w:val="26"/>
           <w:lang w:val="pl-PL"/>
         </w:rPr>
-      </w:pPr>
-      <w:r>
-        <w:rPr>
-          <w:rFonts w:ascii="Arial" w:hAnsi="Arial" w:cs="Arial"/>
-          <w:b/>
-          <w:bCs/>
-          <w:i/>
-          <w:iCs/>
-          <w:sz w:val="26"/>
-          <w:szCs w:val="26"/>
-          <w:lang w:val="pl-PL"/>
-        </w:rPr>
-        <w:t xml:space="preserve">Kacper </w:t>
-      </w:r>
-      <w:proofErr w:type="spellStart"/>
-      <w:r>
-        <w:rPr>
-          <w:rFonts w:ascii="Arial" w:hAnsi="Arial" w:cs="Arial"/>
-          <w:b/>
-          <w:bCs/>
-          <w:i/>
-          <w:iCs/>
-          <w:sz w:val="26"/>
-          <w:szCs w:val="26"/>
-          <w:lang w:val="pl-PL"/>
-        </w:rPr>
-        <w:t>Gołowacz</w:t>
-      </w:r>
-      <w:proofErr w:type="spellEnd"/>
+        <w:t>Kacper Gołowacz</w:t>
+      </w:r>
       <w:r>
         <w:rPr>
           <w:rFonts w:ascii="Arial" w:hAnsi="Arial" w:cs="Arial"/>
@@ -977,23 +967,7 @@
           <w:b/>
           <w:bCs/>
         </w:rPr>
-        <w:t>Obsługa klienta (CRM/</w:t>
-      </w:r>
-      <w:proofErr w:type="spellStart"/>
-      <w:r>
-        <w:rPr>
-          <w:b/>
-          <w:bCs/>
-        </w:rPr>
-        <w:t>Booking</w:t>
-      </w:r>
-      <w:proofErr w:type="spellEnd"/>
-      <w:r>
-        <w:rPr>
-          <w:b/>
-          <w:bCs/>
-        </w:rPr>
-        <w:t>):</w:t>
+        <w:t>Obsługa klienta (CRM/Booking):</w:t>
       </w:r>
       <w:r>
         <w:t xml:space="preserve"> System rezerwacji online, weryfikacja tożsamości na miejscu oraz panel osobisty strzelca.</w:t>
@@ -1141,15 +1115,7 @@
         <w:t>Zwiększenie przepustowości:</w:t>
       </w:r>
       <w:r>
-        <w:t xml:space="preserve"> Skrócenie czasu odprawy klienta (</w:t>
-      </w:r>
-      <w:proofErr w:type="spellStart"/>
-      <w:r>
-        <w:t>check</w:t>
-      </w:r>
-      <w:proofErr w:type="spellEnd"/>
-      <w:r>
-        <w:t>-in) o np. 40% dzięki wcześniejszej rezerwacji danych w systemie.</w:t>
+        <w:t xml:space="preserve"> Skrócenie czasu odprawy klienta (check-in) o np. 40% dzięki wcześniejszej rezerwacji danych w systemie.</w:t>
       </w:r>
     </w:p>
     <w:p>
@@ -1291,15 +1257,7 @@
       <w:bookmarkEnd w:id="6"/>
       <w:r>
         <w:lastRenderedPageBreak/>
-        <w:t xml:space="preserve">3. Słownik terminów (Business </w:t>
-      </w:r>
-      <w:proofErr w:type="spellStart"/>
-      <w:r>
-        <w:t>Glossary</w:t>
-      </w:r>
-      <w:proofErr w:type="spellEnd"/>
-      <w:r>
-        <w:t xml:space="preserve">) </w:t>
+        <w:t xml:space="preserve">3. Słownik terminów (Business Glossary) </w:t>
       </w:r>
     </w:p>
     <w:tbl>
@@ -1836,41 +1794,13 @@
                 <w:color w:val="1F1F1F"/>
               </w:rPr>
             </w:pPr>
-            <w:proofErr w:type="spellStart"/>
             <w:r>
               <w:rPr>
                 <w:b/>
                 <w:bCs/>
                 <w:color w:val="1F1F1F"/>
               </w:rPr>
-              <w:t>Check</w:t>
-            </w:r>
-            <w:proofErr w:type="spellEnd"/>
-            <w:r>
-              <w:rPr>
-                <w:b/>
-                <w:bCs/>
-                <w:color w:val="1F1F1F"/>
-              </w:rPr>
-              <w:t xml:space="preserve">-in / </w:t>
-            </w:r>
-            <w:proofErr w:type="spellStart"/>
-            <w:r>
-              <w:rPr>
-                <w:b/>
-                <w:bCs/>
-                <w:color w:val="1F1F1F"/>
-              </w:rPr>
-              <w:t>Check</w:t>
-            </w:r>
-            <w:proofErr w:type="spellEnd"/>
-            <w:r>
-              <w:rPr>
-                <w:b/>
-                <w:bCs/>
-                <w:color w:val="1F1F1F"/>
-              </w:rPr>
-              <w:t>-out</w:t>
+              <w:t>Check-in / Check-out</w:t>
             </w:r>
           </w:p>
         </w:tc>
@@ -2133,21 +2063,7 @@
         <w:rPr>
           <w:lang w:val="pl-PL"/>
         </w:rPr>
-        <w:t xml:space="preserve">), przeprowadzeniu procesu </w:t>
-      </w:r>
-      <w:proofErr w:type="spellStart"/>
-      <w:r>
-        <w:rPr>
-          <w:lang w:val="pl-PL"/>
-        </w:rPr>
-        <w:t>check</w:t>
-      </w:r>
-      <w:proofErr w:type="spellEnd"/>
-      <w:r>
-        <w:rPr>
-          <w:lang w:val="pl-PL"/>
-        </w:rPr>
-        <w:t>-in (</w:t>
+        <w:t>), przeprowadzeniu procesu check-in (</w:t>
       </w:r>
       <w:r>
         <w:rPr>
@@ -2921,21 +2837,7 @@
         <w:rPr>
           <w:lang w:val="pl-PL"/>
         </w:rPr>
-        <w:t>Instruktor inicjuje sesję strzelecką, klikając przycisk "</w:t>
-      </w:r>
-      <w:proofErr w:type="spellStart"/>
-      <w:r>
-        <w:rPr>
-          <w:lang w:val="pl-PL"/>
-        </w:rPr>
-        <w:t>Check</w:t>
-      </w:r>
-      <w:proofErr w:type="spellEnd"/>
-      <w:r>
-        <w:rPr>
-          <w:lang w:val="pl-PL"/>
-        </w:rPr>
-        <w:t>-in".</w:t>
+        <w:t>Instruktor inicjuje sesję strzelecką, klikając przycisk "Check-in".</w:t>
       </w:r>
     </w:p>
     <w:p>
@@ -3861,13 +3763,8 @@
         <w:pStyle w:val="Legenda"/>
         <w:jc w:val="center"/>
       </w:pPr>
-      <w:proofErr w:type="spellStart"/>
-      <w:r>
-        <w:t>Figure</w:t>
-      </w:r>
-      <w:proofErr w:type="spellEnd"/>
-      <w:r>
-        <w:t xml:space="preserve"> </w:t>
+      <w:r>
+        <w:t xml:space="preserve">Figure </w:t>
       </w:r>
       <w:r>
         <w:rPr>
@@ -3929,17 +3826,8 @@
           <w:bCs/>
         </w:rPr>
         <w:lastRenderedPageBreak/>
-        <w:t xml:space="preserve">Wojciech </w:t>
-      </w:r>
-      <w:proofErr w:type="spellStart"/>
-      <w:r>
-        <w:rPr>
-          <w:b/>
-          <w:bCs/>
-        </w:rPr>
-        <w:t>Cimochowski</w:t>
-      </w:r>
-      <w:proofErr w:type="spellEnd"/>
+        <w:t>Wojciech Cimochowski</w:t>
+      </w:r>
     </w:p>
     <w:p>
       <w:pPr>
@@ -3949,13 +3837,8 @@
           <w:numId w:val="29"/>
         </w:numPr>
       </w:pPr>
-      <w:proofErr w:type="spellStart"/>
-      <w:r>
-        <w:t>Potwiedzenie</w:t>
-      </w:r>
-      <w:proofErr w:type="spellEnd"/>
-      <w:r>
-        <w:t xml:space="preserve"> przybycia</w:t>
+      <w:r>
+        <w:t>Potwiedzenie przybycia</w:t>
       </w:r>
     </w:p>
     <w:p>
@@ -4122,17 +4005,8 @@
           <w:bCs/>
         </w:rPr>
         <w:lastRenderedPageBreak/>
-        <w:t xml:space="preserve">Kacper </w:t>
-      </w:r>
-      <w:proofErr w:type="spellStart"/>
-      <w:r>
-        <w:rPr>
-          <w:b/>
-          <w:bCs/>
-        </w:rPr>
-        <w:t>Gołowacz</w:t>
-      </w:r>
-      <w:proofErr w:type="spellEnd"/>
+        <w:t>Kacper Gołowacz</w:t>
+      </w:r>
     </w:p>
     <w:p>
       <w:pPr>
@@ -4307,23 +4181,7 @@
           <w:rStyle w:val="math-inline"/>
           <w:rFonts w:ascii="Arial" w:hAnsi="Arial" w:cs="Arial"/>
         </w:rPr>
-        <w:t>$\</w:t>
-      </w:r>
-      <w:proofErr w:type="spellStart"/>
-      <w:r>
-        <w:rPr>
-          <w:rStyle w:val="math-inline"/>
-          <w:rFonts w:ascii="Arial" w:hAnsi="Arial" w:cs="Arial"/>
-        </w:rPr>
-        <w:t>rightarrow</w:t>
-      </w:r>
-      <w:proofErr w:type="spellEnd"/>
-      <w:r>
-        <w:rPr>
-          <w:rStyle w:val="math-inline"/>
-          <w:rFonts w:ascii="Arial" w:hAnsi="Arial" w:cs="Arial"/>
-        </w:rPr>
-        <w:t>$</w:t>
+        <w:t>$\rightarrow$</w:t>
       </w:r>
       <w:r>
         <w:rPr>
@@ -4413,23 +4271,7 @@
           <w:rStyle w:val="math-inline"/>
           <w:rFonts w:ascii="Arial" w:hAnsi="Arial" w:cs="Arial"/>
         </w:rPr>
-        <w:t>$\</w:t>
-      </w:r>
-      <w:proofErr w:type="spellStart"/>
-      <w:r>
-        <w:rPr>
-          <w:rStyle w:val="math-inline"/>
-          <w:rFonts w:ascii="Arial" w:hAnsi="Arial" w:cs="Arial"/>
-        </w:rPr>
-        <w:t>rightarrow</w:t>
-      </w:r>
-      <w:proofErr w:type="spellEnd"/>
-      <w:r>
-        <w:rPr>
-          <w:rStyle w:val="math-inline"/>
-          <w:rFonts w:ascii="Arial" w:hAnsi="Arial" w:cs="Arial"/>
-        </w:rPr>
-        <w:t>$</w:t>
+        <w:t>$\rightarrow$</w:t>
       </w:r>
       <w:r>
         <w:rPr>
@@ -4462,21 +4304,7 @@
         <w:rPr>
           <w:rFonts w:ascii="Arial" w:hAnsi="Arial" w:cs="Arial"/>
         </w:rPr>
-        <w:t xml:space="preserve"> Synchroniczny / Tworzący (</w:t>
-      </w:r>
-      <w:proofErr w:type="spellStart"/>
-      <w:r>
-        <w:rPr>
-          <w:rFonts w:ascii="Arial" w:hAnsi="Arial" w:cs="Arial"/>
-        </w:rPr>
-        <w:t>Create</w:t>
-      </w:r>
-      <w:proofErr w:type="spellEnd"/>
-      <w:r>
-        <w:rPr>
-          <w:rFonts w:ascii="Arial" w:hAnsi="Arial" w:cs="Arial"/>
-        </w:rPr>
-        <w:t>)</w:t>
+        <w:t xml:space="preserve"> Synchroniczny / Tworzący (Create)</w:t>
       </w:r>
     </w:p>
     <w:p>
@@ -4533,23 +4361,7 @@
           <w:rStyle w:val="math-inline"/>
           <w:rFonts w:ascii="Arial" w:hAnsi="Arial" w:cs="Arial"/>
         </w:rPr>
-        <w:t>$\</w:t>
-      </w:r>
-      <w:proofErr w:type="spellStart"/>
-      <w:r>
-        <w:rPr>
-          <w:rStyle w:val="math-inline"/>
-          <w:rFonts w:ascii="Arial" w:hAnsi="Arial" w:cs="Arial"/>
-        </w:rPr>
-        <w:t>rightarrow</w:t>
-      </w:r>
-      <w:proofErr w:type="spellEnd"/>
-      <w:r>
-        <w:rPr>
-          <w:rStyle w:val="math-inline"/>
-          <w:rFonts w:ascii="Arial" w:hAnsi="Arial" w:cs="Arial"/>
-        </w:rPr>
-        <w:t>$</w:t>
+        <w:t>$\rightarrow$</w:t>
       </w:r>
       <w:r>
         <w:rPr>
@@ -4639,23 +4451,7 @@
           <w:rStyle w:val="math-inline"/>
           <w:rFonts w:ascii="Arial" w:hAnsi="Arial" w:cs="Arial"/>
         </w:rPr>
-        <w:t>$\</w:t>
-      </w:r>
-      <w:proofErr w:type="spellStart"/>
-      <w:r>
-        <w:rPr>
-          <w:rStyle w:val="math-inline"/>
-          <w:rFonts w:ascii="Arial" w:hAnsi="Arial" w:cs="Arial"/>
-        </w:rPr>
-        <w:t>rightarrow</w:t>
-      </w:r>
-      <w:proofErr w:type="spellEnd"/>
-      <w:r>
-        <w:rPr>
-          <w:rStyle w:val="math-inline"/>
-          <w:rFonts w:ascii="Arial" w:hAnsi="Arial" w:cs="Arial"/>
-        </w:rPr>
-        <w:t>$</w:t>
+        <w:t>$\rightarrow$</w:t>
       </w:r>
       <w:r>
         <w:rPr>
@@ -4745,23 +4541,7 @@
           <w:rStyle w:val="math-inline"/>
           <w:rFonts w:ascii="Arial" w:hAnsi="Arial" w:cs="Arial"/>
         </w:rPr>
-        <w:t>$\</w:t>
-      </w:r>
-      <w:proofErr w:type="spellStart"/>
-      <w:r>
-        <w:rPr>
-          <w:rStyle w:val="math-inline"/>
-          <w:rFonts w:ascii="Arial" w:hAnsi="Arial" w:cs="Arial"/>
-        </w:rPr>
-        <w:t>rightarrow</w:t>
-      </w:r>
-      <w:proofErr w:type="spellEnd"/>
-      <w:r>
-        <w:rPr>
-          <w:rStyle w:val="math-inline"/>
-          <w:rFonts w:ascii="Arial" w:hAnsi="Arial" w:cs="Arial"/>
-        </w:rPr>
-        <w:t>$</w:t>
+        <w:t>$\rightarrow$</w:t>
       </w:r>
       <w:r>
         <w:rPr>
@@ -4822,21 +4602,7 @@
         <w:rPr>
           <w:rFonts w:ascii="Arial" w:hAnsi="Arial" w:cs="Arial"/>
         </w:rPr>
-        <w:t xml:space="preserve"> Serwer przekazuje żądanie zapisu danych do bazy </w:t>
-      </w:r>
-      <w:proofErr w:type="spellStart"/>
-      <w:r>
-        <w:rPr>
-          <w:rFonts w:ascii="Arial" w:hAnsi="Arial" w:cs="Arial"/>
-        </w:rPr>
-        <w:t>PostgreSQL</w:t>
-      </w:r>
-      <w:proofErr w:type="spellEnd"/>
-      <w:r>
-        <w:rPr>
-          <w:rFonts w:ascii="Arial" w:hAnsi="Arial" w:cs="Arial"/>
-        </w:rPr>
-        <w:t>, aby zaktualizować profil klienta.</w:t>
+        <w:t xml:space="preserve"> Serwer przekazuje żądanie zapisu danych do bazy PostgreSQL, aby zaktualizować profil klienta.</w:t>
       </w:r>
     </w:p>
     <w:p>
@@ -4866,23 +4632,7 @@
           <w:rStyle w:val="math-inline"/>
           <w:rFonts w:ascii="Arial" w:hAnsi="Arial" w:cs="Arial"/>
         </w:rPr>
-        <w:t>$\</w:t>
-      </w:r>
-      <w:proofErr w:type="spellStart"/>
-      <w:r>
-        <w:rPr>
-          <w:rStyle w:val="math-inline"/>
-          <w:rFonts w:ascii="Arial" w:hAnsi="Arial" w:cs="Arial"/>
-        </w:rPr>
-        <w:t>rightarrow</w:t>
-      </w:r>
-      <w:proofErr w:type="spellEnd"/>
-      <w:r>
-        <w:rPr>
-          <w:rStyle w:val="math-inline"/>
-          <w:rFonts w:ascii="Arial" w:hAnsi="Arial" w:cs="Arial"/>
-        </w:rPr>
-        <w:t>$</w:t>
+        <w:t>$\rightarrow$</w:t>
       </w:r>
       <w:r>
         <w:rPr>
@@ -4972,23 +4722,7 @@
           <w:rStyle w:val="math-inline"/>
           <w:rFonts w:ascii="Arial" w:hAnsi="Arial" w:cs="Arial"/>
         </w:rPr>
-        <w:t>$\</w:t>
-      </w:r>
-      <w:proofErr w:type="spellStart"/>
-      <w:r>
-        <w:rPr>
-          <w:rStyle w:val="math-inline"/>
-          <w:rFonts w:ascii="Arial" w:hAnsi="Arial" w:cs="Arial"/>
-        </w:rPr>
-        <w:t>rightarrow</w:t>
-      </w:r>
-      <w:proofErr w:type="spellEnd"/>
-      <w:r>
-        <w:rPr>
-          <w:rStyle w:val="math-inline"/>
-          <w:rFonts w:ascii="Arial" w:hAnsi="Arial" w:cs="Arial"/>
-        </w:rPr>
-        <w:t>$</w:t>
+        <w:t>$\rightarrow$</w:t>
       </w:r>
       <w:r>
         <w:rPr>
@@ -5078,23 +4812,7 @@
           <w:rStyle w:val="math-inline"/>
           <w:rFonts w:ascii="Arial" w:hAnsi="Arial" w:cs="Arial"/>
         </w:rPr>
-        <w:t>$\</w:t>
-      </w:r>
-      <w:proofErr w:type="spellStart"/>
-      <w:r>
-        <w:rPr>
-          <w:rStyle w:val="math-inline"/>
-          <w:rFonts w:ascii="Arial" w:hAnsi="Arial" w:cs="Arial"/>
-        </w:rPr>
-        <w:t>rightarrow</w:t>
-      </w:r>
-      <w:proofErr w:type="spellEnd"/>
-      <w:r>
-        <w:rPr>
-          <w:rStyle w:val="math-inline"/>
-          <w:rFonts w:ascii="Arial" w:hAnsi="Arial" w:cs="Arial"/>
-        </w:rPr>
-        <w:t>$</w:t>
+        <w:t>$\rightarrow$</w:t>
       </w:r>
       <w:r>
         <w:rPr>
@@ -5127,21 +4845,7 @@
         <w:rPr>
           <w:rFonts w:ascii="Arial" w:hAnsi="Arial" w:cs="Arial"/>
         </w:rPr>
-        <w:t xml:space="preserve"> Zwrotny / Niszczący (</w:t>
-      </w:r>
-      <w:proofErr w:type="spellStart"/>
-      <w:r>
-        <w:rPr>
-          <w:rFonts w:ascii="Arial" w:hAnsi="Arial" w:cs="Arial"/>
-        </w:rPr>
-        <w:t>Destroy</w:t>
-      </w:r>
-      <w:proofErr w:type="spellEnd"/>
-      <w:r>
-        <w:rPr>
-          <w:rFonts w:ascii="Arial" w:hAnsi="Arial" w:cs="Arial"/>
-        </w:rPr>
-        <w:t>)</w:t>
+        <w:t xml:space="preserve"> Zwrotny / Niszczący (Destroy)</w:t>
       </w:r>
     </w:p>
     <w:p>
@@ -5198,23 +4902,7 @@
           <w:rStyle w:val="math-inline"/>
           <w:rFonts w:ascii="Arial" w:hAnsi="Arial" w:cs="Arial"/>
         </w:rPr>
-        <w:t>$\</w:t>
-      </w:r>
-      <w:proofErr w:type="spellStart"/>
-      <w:r>
-        <w:rPr>
-          <w:rStyle w:val="math-inline"/>
-          <w:rFonts w:ascii="Arial" w:hAnsi="Arial" w:cs="Arial"/>
-        </w:rPr>
-        <w:t>rightarrow</w:t>
-      </w:r>
-      <w:proofErr w:type="spellEnd"/>
-      <w:r>
-        <w:rPr>
-          <w:rStyle w:val="math-inline"/>
-          <w:rFonts w:ascii="Arial" w:hAnsi="Arial" w:cs="Arial"/>
-        </w:rPr>
-        <w:t>$</w:t>
+        <w:t>$\rightarrow$</w:t>
       </w:r>
       <w:r>
         <w:rPr>
@@ -5312,17 +5000,8 @@
           <w:bCs/>
         </w:rPr>
         <w:lastRenderedPageBreak/>
-        <w:t xml:space="preserve">Wojciech </w:t>
-      </w:r>
-      <w:proofErr w:type="spellStart"/>
-      <w:r>
-        <w:rPr>
-          <w:b/>
-          <w:bCs/>
-        </w:rPr>
-        <w:t>Cimochowski</w:t>
-      </w:r>
-      <w:proofErr w:type="spellEnd"/>
+        <w:t>Wojciech Cimochowski</w:t>
+      </w:r>
     </w:p>
     <w:p>
       <w:pPr>
@@ -5446,21 +5125,7 @@
         <w:rPr>
           <w:lang w:val="pl-PL"/>
         </w:rPr>
-        <w:t> Aktor wywołuje na obiekcie rezerwacja metodę </w:t>
-      </w:r>
-      <w:proofErr w:type="spellStart"/>
-      <w:r>
-        <w:rPr>
-          <w:lang w:val="pl-PL"/>
-        </w:rPr>
-        <w:t>pobierzKlienta</w:t>
-      </w:r>
-      <w:proofErr w:type="spellEnd"/>
-      <w:r>
-        <w:rPr>
-          <w:lang w:val="pl-PL"/>
-        </w:rPr>
-        <w:t>().</w:t>
+        <w:t> Aktor wywołuje na obiekcie rezerwacja metodę pobierzKlienta().</w:t>
       </w:r>
     </w:p>
     <w:p>
@@ -5522,21 +5187,7 @@
         <w:rPr>
           <w:lang w:val="pl-PL"/>
         </w:rPr>
-        <w:t> — fragment </w:t>
-      </w:r>
-      <w:proofErr w:type="spellStart"/>
-      <w:r>
-        <w:rPr>
-          <w:lang w:val="pl-PL"/>
-        </w:rPr>
-        <w:t>loop</w:t>
-      </w:r>
-      <w:proofErr w:type="spellEnd"/>
-      <w:r>
-        <w:rPr>
-          <w:lang w:val="pl-PL"/>
-        </w:rPr>
-        <w:t xml:space="preserve"> [dopóki dane niepoprawne]</w:t>
+        <w:t> — fragment loop [dopóki dane niepoprawne]</w:t>
       </w:r>
     </w:p>
     <w:p>
@@ -5591,20 +5242,7 @@
           <w:lang w:val="pl-PL"/>
         </w:rPr>
         <w:br/>
-      </w:r>
-      <w:proofErr w:type="spellStart"/>
-      <w:r>
-        <w:rPr>
-          <w:lang w:val="pl-PL"/>
-        </w:rPr>
-        <w:t>weryfikujDokument</w:t>
-      </w:r>
-      <w:proofErr w:type="spellEnd"/>
-      <w:r>
-        <w:rPr>
-          <w:lang w:val="pl-PL"/>
-        </w:rPr>
-        <w:t>(klient, rodzaj, PESEL).</w:t>
+        <w:t>weryfikujDokument(klient, rodzaj, PESEL).</w:t>
       </w:r>
     </w:p>
     <w:p>
@@ -5653,21 +5291,7 @@
         <w:rPr>
           <w:lang w:val="pl-PL"/>
         </w:rPr>
-        <w:t> Obiekt instruktor zwraca wartość </w:t>
-      </w:r>
-      <w:proofErr w:type="spellStart"/>
-      <w:r>
-        <w:rPr>
-          <w:lang w:val="pl-PL"/>
-        </w:rPr>
-        <w:t>false</w:t>
-      </w:r>
-      <w:proofErr w:type="spellEnd"/>
-      <w:r>
-        <w:rPr>
-          <w:lang w:val="pl-PL"/>
-        </w:rPr>
-        <w:t>. System informuje o błędach w formularzu; instruktor poprawia dane i pętla się powtarza.</w:t>
+        <w:t> Obiekt instruktor zwraca wartość false. System informuje o błędach w formularzu; instruktor poprawia dane i pętla się powtarza.</w:t>
       </w:r>
     </w:p>
     <w:p>
@@ -5695,49 +5319,7 @@
         <w:rPr>
           <w:lang w:val="pl-PL"/>
         </w:rPr>
-        <w:t>Wewnątrz </w:t>
-      </w:r>
-      <w:proofErr w:type="spellStart"/>
-      <w:r>
-        <w:rPr>
-          <w:lang w:val="pl-PL"/>
-        </w:rPr>
-        <w:t>weryfikujDokument</w:t>
-      </w:r>
-      <w:proofErr w:type="spellEnd"/>
-      <w:r>
-        <w:rPr>
-          <w:lang w:val="pl-PL"/>
-        </w:rPr>
-        <w:t> ustawiany jest atrybut </w:t>
-      </w:r>
-      <w:proofErr w:type="spellStart"/>
-      <w:r>
-        <w:rPr>
-          <w:lang w:val="pl-PL"/>
-        </w:rPr>
-        <w:t>Status_weryfikacji</w:t>
-      </w:r>
-      <w:proofErr w:type="spellEnd"/>
-      <w:r>
-        <w:rPr>
-          <w:lang w:val="pl-PL"/>
-        </w:rPr>
-        <w:t> klienta na </w:t>
-      </w:r>
-      <w:proofErr w:type="spellStart"/>
-      <w:r>
-        <w:rPr>
-          <w:lang w:val="pl-PL"/>
-        </w:rPr>
-        <w:t>true</w:t>
-      </w:r>
-      <w:proofErr w:type="spellEnd"/>
-      <w:r>
-        <w:rPr>
-          <w:lang w:val="pl-PL"/>
-        </w:rPr>
-        <w:t>.</w:t>
+        <w:t>Wewnątrz weryfikujDokument ustawiany jest atrybut Status_weryfikacji klienta na true.</w:t>
       </w:r>
     </w:p>
     <w:p>
@@ -5758,21 +5340,7 @@
         <w:rPr>
           <w:lang w:val="pl-PL"/>
         </w:rPr>
-        <w:t> Obiekt instruktor wywołuje na rezerwacja metodę </w:t>
-      </w:r>
-      <w:proofErr w:type="spellStart"/>
-      <w:r>
-        <w:rPr>
-          <w:lang w:val="pl-PL"/>
-        </w:rPr>
-        <w:t>zmienStatus</w:t>
-      </w:r>
-      <w:proofErr w:type="spellEnd"/>
-      <w:r>
-        <w:rPr>
-          <w:lang w:val="pl-PL"/>
-        </w:rPr>
-        <w:t>("zweryfikowany").</w:t>
+        <w:t> Obiekt instruktor wywołuje na rezerwacja metodę zmienStatus("zweryfikowany").</w:t>
       </w:r>
     </w:p>
     <w:p>
@@ -5793,21 +5361,7 @@
         <w:rPr>
           <w:lang w:val="pl-PL"/>
         </w:rPr>
-        <w:t> Obiekt instruktor zwraca wartość </w:t>
-      </w:r>
-      <w:proofErr w:type="spellStart"/>
-      <w:r>
-        <w:rPr>
-          <w:lang w:val="pl-PL"/>
-        </w:rPr>
-        <w:t>true</w:t>
-      </w:r>
-      <w:proofErr w:type="spellEnd"/>
-      <w:r>
-        <w:rPr>
-          <w:lang w:val="pl-PL"/>
-        </w:rPr>
-        <w:t>. Rezerwacja zostaje zweryfikowana; pętla się kończy.</w:t>
+        <w:t> Obiekt instruktor zwraca wartość true. Rezerwacja zostaje zweryfikowana; pętla się kończy.</w:t>
       </w:r>
     </w:p>
     <w:p>
@@ -5842,35 +5396,7 @@
         <w:rPr>
           <w:lang w:val="de-DE"/>
         </w:rPr>
-        <w:t xml:space="preserve">Instruktor </w:t>
-      </w:r>
-      <w:proofErr w:type="spellStart"/>
-      <w:r>
-        <w:rPr>
-          <w:lang w:val="de-DE"/>
-        </w:rPr>
-        <w:t>klika</w:t>
-      </w:r>
-      <w:proofErr w:type="spellEnd"/>
-      <w:r>
-        <w:rPr>
-          <w:lang w:val="de-DE"/>
-        </w:rPr>
-        <w:t xml:space="preserve"> </w:t>
-      </w:r>
-      <w:proofErr w:type="spellStart"/>
-      <w:r>
-        <w:rPr>
-          <w:lang w:val="de-DE"/>
-        </w:rPr>
-        <w:t>przycisk</w:t>
-      </w:r>
-      <w:proofErr w:type="spellEnd"/>
-      <w:r>
-        <w:rPr>
-          <w:lang w:val="de-DE"/>
-        </w:rPr>
-        <w:t xml:space="preserve"> „Check-in”.</w:t>
+        <w:t>Instruktor klika przycisk „Check-in”.</w:t>
       </w:r>
     </w:p>
     <w:p>
@@ -5891,21 +5417,7 @@
         <w:rPr>
           <w:lang w:val="pl-PL"/>
         </w:rPr>
-        <w:t> Aktor wywołuje na obiekcie instruktor metodę </w:t>
-      </w:r>
-      <w:proofErr w:type="spellStart"/>
-      <w:r>
-        <w:rPr>
-          <w:lang w:val="pl-PL"/>
-        </w:rPr>
-        <w:t>wykonajCheckIn</w:t>
-      </w:r>
-      <w:proofErr w:type="spellEnd"/>
-      <w:r>
-        <w:rPr>
-          <w:lang w:val="pl-PL"/>
-        </w:rPr>
-        <w:t>(rezerwacja).</w:t>
+        <w:t> Aktor wywołuje na obiekcie instruktor metodę wykonajCheckIn(rezerwacja).</w:t>
       </w:r>
     </w:p>
     <w:p>
@@ -5926,35 +5438,7 @@
         <w:rPr>
           <w:lang w:val="pl-PL"/>
         </w:rPr>
-        <w:t> Obiekt instruktor tworzy nowy obiekt </w:t>
-      </w:r>
-      <w:proofErr w:type="spellStart"/>
-      <w:r>
-        <w:rPr>
-          <w:lang w:val="pl-PL"/>
-        </w:rPr>
-        <w:t>sesja:SesjaStrzelecka</w:t>
-      </w:r>
-      <w:proofErr w:type="spellEnd"/>
-      <w:r>
-        <w:rPr>
-          <w:lang w:val="pl-PL"/>
-        </w:rPr>
-        <w:t> (&lt;&lt;</w:t>
-      </w:r>
-      <w:proofErr w:type="spellStart"/>
-      <w:r>
-        <w:rPr>
-          <w:lang w:val="pl-PL"/>
-        </w:rPr>
-        <w:t>create</w:t>
-      </w:r>
-      <w:proofErr w:type="spellEnd"/>
-      <w:r>
-        <w:rPr>
-          <w:lang w:val="pl-PL"/>
-        </w:rPr>
-        <w:t>&gt;&gt;).</w:t>
+        <w:t> Obiekt instruktor tworzy nowy obiekt sesja:SesjaStrzelecka (&lt;&lt;create&gt;&gt;).</w:t>
       </w:r>
     </w:p>
     <w:p>
@@ -5975,21 +5459,7 @@
         <w:rPr>
           <w:lang w:val="pl-PL"/>
         </w:rPr>
-        <w:t> Obiekt instruktor wywołuje na rezerwacja metodę </w:t>
-      </w:r>
-      <w:proofErr w:type="spellStart"/>
-      <w:r>
-        <w:rPr>
-          <w:lang w:val="pl-PL"/>
-        </w:rPr>
-        <w:t>zmienStatus</w:t>
-      </w:r>
-      <w:proofErr w:type="spellEnd"/>
-      <w:r>
-        <w:rPr>
-          <w:lang w:val="pl-PL"/>
-        </w:rPr>
-        <w:t>("w trakcie wizyty").</w:t>
+        <w:t> Obiekt instruktor wywołuje na rezerwacja metodę zmienStatus("w trakcie wizyty").</w:t>
       </w:r>
     </w:p>
     <w:p>
@@ -6010,21 +5480,7 @@
         <w:rPr>
           <w:lang w:val="pl-PL"/>
         </w:rPr>
-        <w:t xml:space="preserve"> Obiekt instruktor zwraca utworzony obiekt sesja do aktora. </w:t>
-      </w:r>
-      <w:proofErr w:type="spellStart"/>
-      <w:r>
-        <w:rPr>
-          <w:lang w:val="pl-PL"/>
-        </w:rPr>
-        <w:t>Check</w:t>
-      </w:r>
-      <w:proofErr w:type="spellEnd"/>
-      <w:r>
-        <w:rPr>
-          <w:lang w:val="pl-PL"/>
-        </w:rPr>
-        <w:t>-in zostaje zakończony; rozpoczyna się sesja strzelecka.</w:t>
+        <w:t> Obiekt instruktor zwraca utworzony obiekt sesja do aktora. Check-in zostaje zakończony; rozpoczyna się sesja strzelecka.</w:t>
       </w:r>
     </w:p>
     <w:p/>
@@ -6067,17 +5523,8 @@
           <w:bCs/>
         </w:rPr>
         <w:lastRenderedPageBreak/>
-        <w:t xml:space="preserve">Kacper </w:t>
-      </w:r>
-      <w:proofErr w:type="spellStart"/>
-      <w:r>
-        <w:rPr>
-          <w:b/>
-          <w:bCs/>
-        </w:rPr>
-        <w:t>Gołowacz</w:t>
-      </w:r>
-      <w:proofErr w:type="spellEnd"/>
+        <w:t>Kacper Gołowacz</w:t>
+      </w:r>
     </w:p>
     <w:p/>
     <w:p>
@@ -6152,26 +5599,10 @@
         <w:t>Komunikat 1:</w:t>
       </w:r>
       <w:r>
-        <w:t xml:space="preserve"> Aktor wywołuje na obiekcie </w:t>
-      </w:r>
-      <w:proofErr w:type="spellStart"/>
-      <w:r>
-        <w:t>admin:Administrator</w:t>
-      </w:r>
-      <w:proofErr w:type="spellEnd"/>
-      <w:r>
-        <w:t xml:space="preserve"> met</w:t>
-      </w:r>
-      <w:r>
-        <w:t xml:space="preserve">odę </w:t>
-      </w:r>
-      <w:proofErr w:type="spellStart"/>
-      <w:r>
-        <w:t>pobierzListeUzytkownikow</w:t>
-      </w:r>
-      <w:proofErr w:type="spellEnd"/>
-      <w:r>
-        <w:t>().</w:t>
+        <w:t xml:space="preserve"> Aktor wywołuje na obiekcie admin:Administrator met</w:t>
+      </w:r>
+      <w:r>
+        <w:t>odę pobierzListeUzytkownikow().</w:t>
       </w:r>
     </w:p>
     <w:p>
@@ -6182,26 +5613,10 @@
         <w:t>Komunikat 2 (zwrot):</w:t>
       </w:r>
       <w:r>
-        <w:t xml:space="preserve"> Obiekt </w:t>
-      </w:r>
-      <w:proofErr w:type="spellStart"/>
-      <w:r>
-        <w:t>admin:Administrator</w:t>
-      </w:r>
-      <w:proofErr w:type="spellEnd"/>
-      <w:r>
-        <w:t xml:space="preserve"> zwraca listę uż</w:t>
-      </w:r>
-      <w:r>
-        <w:t>ytkowników (</w:t>
-      </w:r>
-      <w:proofErr w:type="spellStart"/>
-      <w:r>
-        <w:t>listaUzytkownikow</w:t>
-      </w:r>
-      <w:proofErr w:type="spellEnd"/>
-      <w:r>
-        <w:t>).</w:t>
+        <w:t xml:space="preserve"> Obiekt admin:Administrator zwraca listę uż</w:t>
+      </w:r>
+      <w:r>
+        <w:t>ytkowników (listaUzytkownikow).</w:t>
       </w:r>
     </w:p>
     <w:p>
@@ -6218,23 +5633,7 @@
         <w:t>2. Filtrowanie listy</w:t>
       </w:r>
       <w:r>
-        <w:t xml:space="preserve"> — fragment </w:t>
-      </w:r>
-      <w:proofErr w:type="spellStart"/>
-      <w:r>
-        <w:t>opt</w:t>
-      </w:r>
-      <w:proofErr w:type="spellEnd"/>
-      <w:r>
-        <w:t xml:space="preserve"> [filtr != </w:t>
-      </w:r>
-      <w:proofErr w:type="spellStart"/>
-      <w:r>
-        <w:t>null</w:t>
-      </w:r>
-      <w:proofErr w:type="spellEnd"/>
-      <w:r>
-        <w:t>]</w:t>
+        <w:t xml:space="preserve"> — fragment opt [filtr != null]</w:t>
       </w:r>
     </w:p>
     <w:p>
@@ -6258,26 +5657,10 @@
         <w:t>Komunikat 3:</w:t>
       </w:r>
       <w:r>
-        <w:t xml:space="preserve"> Aktor wywołuje na obiekcie </w:t>
-      </w:r>
-      <w:proofErr w:type="spellStart"/>
-      <w:r>
-        <w:t>admin:Administrat</w:t>
-      </w:r>
-      <w:r>
-        <w:t>or</w:t>
-      </w:r>
-      <w:proofErr w:type="spellEnd"/>
-      <w:r>
-        <w:t xml:space="preserve"> metodę </w:t>
-      </w:r>
-      <w:proofErr w:type="spellStart"/>
-      <w:r>
-        <w:t>filtrujTabele</w:t>
-      </w:r>
-      <w:proofErr w:type="spellEnd"/>
-      <w:r>
-        <w:t>(filtr).</w:t>
+        <w:t xml:space="preserve"> Aktor wywołuje na obiekcie admin:Administrat</w:t>
+      </w:r>
+      <w:r>
+        <w:t>or metodę filtrujTabele(filtr).</w:t>
       </w:r>
     </w:p>
     <w:p>
@@ -6288,26 +5671,10 @@
         <w:t>Komunikat 4 (zwrot):</w:t>
       </w:r>
       <w:r>
-        <w:t xml:space="preserve"> Obiekt </w:t>
-      </w:r>
-      <w:proofErr w:type="spellStart"/>
-      <w:r>
-        <w:t>admin:Administrator</w:t>
-      </w:r>
-      <w:proofErr w:type="spellEnd"/>
-      <w:r>
-        <w:t xml:space="preserve"> zwraca przefiltrowa</w:t>
-      </w:r>
-      <w:r>
-        <w:t>ną listę (</w:t>
-      </w:r>
-      <w:proofErr w:type="spellStart"/>
-      <w:r>
-        <w:t>przefiltrowanaLista</w:t>
-      </w:r>
-      <w:proofErr w:type="spellEnd"/>
-      <w:r>
-        <w:t>).</w:t>
+        <w:t xml:space="preserve"> Obiekt admin:Administrator zwraca przefiltrowa</w:t>
+      </w:r>
+      <w:r>
+        <w:t>ną listę (przefiltrowanaLista).</w:t>
       </w:r>
     </w:p>
     <w:p>
@@ -6354,34 +5721,10 @@
         <w:t>Komunikat 5:</w:t>
       </w:r>
       <w:r>
-        <w:t xml:space="preserve"> Aktor wywołuje na obiekcie </w:t>
-      </w:r>
-      <w:proofErr w:type="spellStart"/>
-      <w:r>
-        <w:t>admin:Administrator</w:t>
-      </w:r>
-      <w:proofErr w:type="spellEnd"/>
-      <w:r>
-        <w:t xml:space="preserve"> metodę </w:t>
-      </w:r>
-      <w:proofErr w:type="spellStart"/>
-      <w:r>
-        <w:t>zatwierdzZmianyKonta</w:t>
-      </w:r>
-      <w:proofErr w:type="spellEnd"/>
-      <w:r>
-        <w:t>(</w:t>
-      </w:r>
-      <w:proofErr w:type="spellStart"/>
-      <w:r>
-        <w:t>wybra</w:t>
-      </w:r>
-      <w:r>
-        <w:t>nyUzytkownik</w:t>
-      </w:r>
-      <w:proofErr w:type="spellEnd"/>
-      <w:r>
-        <w:t>).</w:t>
+        <w:t xml:space="preserve"> Aktor wywołuje na obiekcie admin:Administrator metodę zatwierdzZmianyKonta(wybra</w:t>
+      </w:r>
+      <w:r>
+        <w:t>nyUzytkownik).</w:t>
       </w:r>
     </w:p>
     <w:p>
@@ -6392,31 +5735,7 @@
         <w:t>Komunikat 6:</w:t>
       </w:r>
       <w:r>
-        <w:t xml:space="preserve"> Obiekt </w:t>
-      </w:r>
-      <w:proofErr w:type="spellStart"/>
-      <w:r>
-        <w:t>admin:Administrator</w:t>
-      </w:r>
-      <w:proofErr w:type="spellEnd"/>
-      <w:r>
-        <w:t xml:space="preserve"> wywołuje na obiekcie </w:t>
-      </w:r>
-      <w:proofErr w:type="spellStart"/>
-      <w:r>
-        <w:t>użytkownik:Użytkownik</w:t>
-      </w:r>
-      <w:proofErr w:type="spellEnd"/>
-      <w:r>
-        <w:t xml:space="preserve"> metodę </w:t>
-      </w:r>
-      <w:proofErr w:type="spellStart"/>
-      <w:r>
-        <w:t>aktualizujStan</w:t>
-      </w:r>
-      <w:proofErr w:type="spellEnd"/>
-      <w:r>
-        <w:t>()</w:t>
+        <w:t xml:space="preserve"> Obiekt admin:Administrator wywołuje na obiekcie użytkownik:Użytkownik metodę aktualizujStan()</w:t>
       </w:r>
       <w:r>
         <w:t>, aby zapisać nowe uprawnienia.</w:t>
@@ -6430,23 +5749,10 @@
         <w:t>Komunikat 7 (zwrot):</w:t>
       </w:r>
       <w:r>
-        <w:t xml:space="preserve"> Obiekt </w:t>
-      </w:r>
-      <w:proofErr w:type="spellStart"/>
-      <w:r>
-        <w:t>użytkownik:Użytkownik</w:t>
-      </w:r>
-      <w:proofErr w:type="spellEnd"/>
-      <w:r>
-        <w:t xml:space="preserve"> zwraca potwierdzenie wykonania operacji do obiektu </w:t>
-      </w:r>
-      <w:proofErr w:type="spellStart"/>
-      <w:r>
-        <w:t>admin:Administrator</w:t>
-      </w:r>
-      <w:proofErr w:type="spellEnd"/>
-      <w:r>
-        <w:t>.</w:t>
+        <w:t xml:space="preserve"> Obiekt użytkownik:Użytkownik zwraca potwierdzenie wykonania operacji do obiektu </w:t>
+      </w:r>
+      <w:r>
+        <w:t>admin:Administrator.</w:t>
       </w:r>
     </w:p>
     <w:p>
@@ -6457,23 +5763,7 @@
         <w:t>Komunikat 8 (zwrot):</w:t>
       </w:r>
       <w:r>
-        <w:t xml:space="preserve"> Obiekt </w:t>
-      </w:r>
-      <w:proofErr w:type="spellStart"/>
-      <w:r>
-        <w:t>admin:Administrator</w:t>
-      </w:r>
-      <w:proofErr w:type="spellEnd"/>
-      <w:r>
-        <w:t xml:space="preserve"> zwraca wartość </w:t>
-      </w:r>
-      <w:proofErr w:type="spellStart"/>
-      <w:r>
-        <w:t>true</w:t>
-      </w:r>
-      <w:proofErr w:type="spellEnd"/>
-      <w:r>
-        <w:t xml:space="preserve"> do aktora. Zmiany zostały pomyślnie zapisane.</w:t>
+        <w:t xml:space="preserve"> Obiekt admin:Administrator zwraca wartość true do aktora. Zmiany zostały pomyślnie zapisane.</w:t>
       </w:r>
     </w:p>
     <w:p/>
@@ -7008,15 +6298,7 @@
         <w:t xml:space="preserve"> </w:t>
       </w:r>
       <w:r>
-        <w:t xml:space="preserve">Klasa dziedzicząca po </w:t>
-      </w:r>
-      <w:proofErr w:type="spellStart"/>
-      <w:r>
-        <w:t>Uzytkownik</w:t>
-      </w:r>
-      <w:proofErr w:type="spellEnd"/>
-      <w:r>
-        <w:t>. Reprezentuje pracownika z najwyższymi uprawnieniami, odpowiedzialnego za podgląd i zarządzanie kontami wszystkich osób w systemie.</w:t>
+        <w:t>Klasa dziedzicząca po Uzytkownik. Reprezentuje pracownika z najwyższymi uprawnieniami, odpowiedzialnego za podgląd i zarządzanie kontami wszystkich osób w systemie.</w:t>
       </w:r>
     </w:p>
     <w:p>
@@ -7031,15 +6313,7 @@
         <w:t>Atrybuty:</w:t>
       </w:r>
       <w:r>
-        <w:t xml:space="preserve"> Dziedziczy podstawowe atrybuty logowania z klasy nadrzędnej </w:t>
-      </w:r>
-      <w:proofErr w:type="spellStart"/>
-      <w:r>
-        <w:t>Uzytkownik</w:t>
-      </w:r>
-      <w:proofErr w:type="spellEnd"/>
-      <w:r>
-        <w:t>.</w:t>
+        <w:t xml:space="preserve"> Dziedziczy podstawowe atrybuty logowania z klasy nadrzędnej Uzytkownik.</w:t>
       </w:r>
     </w:p>
     <w:p>
@@ -7070,23 +6344,7 @@
         <w:t xml:space="preserve"> </w:t>
       </w:r>
       <w:r>
-        <w:t xml:space="preserve">+ </w:t>
-      </w:r>
-      <w:proofErr w:type="spellStart"/>
-      <w:r>
-        <w:t>pobierzListeUzytkownikow</w:t>
-      </w:r>
-      <w:proofErr w:type="spellEnd"/>
-      <w:r>
-        <w:t>(): List&lt;</w:t>
-      </w:r>
-      <w:proofErr w:type="spellStart"/>
-      <w:r>
-        <w:t>Uzytkownik</w:t>
-      </w:r>
-      <w:proofErr w:type="spellEnd"/>
-      <w:r>
-        <w:t>&gt; – Zwraca pełną listę wszystkich zarejestrowanych kont z bazy danych.</w:t>
+        <w:t>+ pobierzListeUzytkownikow(): List&lt;Uzytkownik&gt; – Zwraca pełną listę wszystkich zarejestrowanych kont z bazy danych.</w:t>
       </w:r>
     </w:p>
     <w:p>
@@ -7105,23 +6363,7 @@
         <w:t xml:space="preserve"> </w:t>
       </w:r>
       <w:r>
-        <w:t xml:space="preserve">+ </w:t>
-      </w:r>
-      <w:proofErr w:type="spellStart"/>
-      <w:r>
-        <w:t>filtrujTabele</w:t>
-      </w:r>
-      <w:proofErr w:type="spellEnd"/>
-      <w:r>
-        <w:t>(filtr): List&lt;</w:t>
-      </w:r>
-      <w:proofErr w:type="spellStart"/>
-      <w:r>
-        <w:t>Uzytkownik</w:t>
-      </w:r>
-      <w:proofErr w:type="spellEnd"/>
-      <w:r>
-        <w:t>&gt; – Pozwala na wyszukiwanie konkretnych osób (np. po nazwisku lub roli) na liście.</w:t>
+        <w:t>+ filtrujTabele(filtr): List&lt;Uzytkownik&gt; – Pozwala na wyszukiwanie konkretnych osób (np. po nazwisku lub roli) na liście.</w:t>
       </w:r>
     </w:p>
     <w:p>
@@ -7140,31 +6382,7 @@
         <w:t xml:space="preserve"> </w:t>
       </w:r>
       <w:r>
-        <w:t xml:space="preserve">+ </w:t>
-      </w:r>
-      <w:proofErr w:type="spellStart"/>
-      <w:r>
-        <w:t>zatwierdzZamianyKonta</w:t>
-      </w:r>
-      <w:proofErr w:type="spellEnd"/>
-      <w:r>
-        <w:t>(</w:t>
-      </w:r>
-      <w:proofErr w:type="spellStart"/>
-      <w:r>
-        <w:t>uzytkownik</w:t>
-      </w:r>
-      <w:proofErr w:type="spellEnd"/>
-      <w:r>
-        <w:t xml:space="preserve">): </w:t>
-      </w:r>
-      <w:proofErr w:type="spellStart"/>
-      <w:r>
-        <w:t>Boolean</w:t>
-      </w:r>
-      <w:proofErr w:type="spellEnd"/>
-      <w:r>
-        <w:t xml:space="preserve"> – Zapisuje w bazie zmodyfikowane dane lub zmienione uprawnienia konkretnego użytkownika.</w:t>
+        <w:t>+ zatwierdzZamianyKonta(uzytkownik): Boolean – Zapisuje w bazie zmodyfikowane dane lub zmienione uprawnienia konkretnego użytkownika.</w:t>
       </w:r>
     </w:p>
     <w:p>
@@ -7179,7 +6397,6 @@
           <w:szCs w:val="24"/>
         </w:rPr>
       </w:pPr>
-      <w:proofErr w:type="spellStart"/>
       <w:r>
         <w:rPr>
           <w:sz w:val="24"/>
@@ -7187,7 +6404,6 @@
         </w:rPr>
         <w:t>AmunicjaMagazyn</w:t>
       </w:r>
-      <w:proofErr w:type="spellEnd"/>
     </w:p>
     <w:p>
       <w:pPr>
@@ -7231,21 +6447,8 @@
       <w:r>
         <w:t xml:space="preserve">- </w:t>
       </w:r>
-      <w:proofErr w:type="spellStart"/>
-      <w:r>
-        <w:t>iloscSztuk</w:t>
-      </w:r>
-      <w:proofErr w:type="spellEnd"/>
-      <w:r>
-        <w:t xml:space="preserve">: </w:t>
-      </w:r>
-      <w:proofErr w:type="spellStart"/>
-      <w:r>
-        <w:t>Integer</w:t>
-      </w:r>
-      <w:proofErr w:type="spellEnd"/>
-      <w:r>
-        <w:t xml:space="preserve"> – Wskazuje, ile fizycznie sztuk znajduje się na stanie.</w:t>
+      <w:r>
+        <w:t>iloscSztuk: Integer – Wskazuje, ile fizycznie sztuk znajduje się na stanie.</w:t>
       </w:r>
     </w:p>
     <w:p>
@@ -7272,39 +6475,7 @@
         <w:t xml:space="preserve"> </w:t>
       </w:r>
       <w:r>
-        <w:t xml:space="preserve">+ </w:t>
-      </w:r>
-      <w:proofErr w:type="spellStart"/>
-      <w:r>
-        <w:t>odejmijAmunicje</w:t>
-      </w:r>
-      <w:proofErr w:type="spellEnd"/>
-      <w:r>
-        <w:t>(</w:t>
-      </w:r>
-      <w:proofErr w:type="spellStart"/>
-      <w:r>
-        <w:t>ilosc</w:t>
-      </w:r>
-      <w:proofErr w:type="spellEnd"/>
-      <w:r>
-        <w:t xml:space="preserve">: </w:t>
-      </w:r>
-      <w:proofErr w:type="spellStart"/>
-      <w:r>
-        <w:t>Integer</w:t>
-      </w:r>
-      <w:proofErr w:type="spellEnd"/>
-      <w:r>
-        <w:t xml:space="preserve">): </w:t>
-      </w:r>
-      <w:proofErr w:type="spellStart"/>
-      <w:r>
-        <w:t>Boolean</w:t>
-      </w:r>
-      <w:proofErr w:type="spellEnd"/>
-      <w:r>
-        <w:t xml:space="preserve"> – Pomniejsza stan magazynowy o liczbę naboi zużytych podczas zakończonej sesji strzeleckiej.</w:t>
+        <w:t>+ odejmijAmunicje(ilosc: Integer): Boolean – Pomniejsza stan magazynowy o liczbę naboi zużytych podczas zakończonej sesji strzeleckiej.</w:t>
       </w:r>
     </w:p>
     <w:p>
@@ -7319,7 +6490,6 @@
           <w:szCs w:val="24"/>
         </w:rPr>
       </w:pPr>
-      <w:proofErr w:type="spellStart"/>
       <w:r>
         <w:rPr>
           <w:sz w:val="24"/>
@@ -7327,7 +6497,6 @@
         </w:rPr>
         <w:t>EgzemplarzBroni</w:t>
       </w:r>
-      <w:proofErr w:type="spellEnd"/>
     </w:p>
     <w:p>
       <w:pPr>
@@ -7380,13 +6549,8 @@
         </w:rPr>
         <w:t xml:space="preserve"> </w:t>
       </w:r>
-      <w:proofErr w:type="spellStart"/>
-      <w:r>
-        <w:t>nrSeryjny</w:t>
-      </w:r>
-      <w:proofErr w:type="spellEnd"/>
-      <w:r>
-        <w:t>: String – Unikalny identyfikator wybity na broni.</w:t>
+      <w:r>
+        <w:t>nrSeryjny: String – Unikalny identyfikator wybity na broni.</w:t>
       </w:r>
     </w:p>
     <w:p>
@@ -7404,21 +6568,8 @@
         </w:rPr>
         <w:t xml:space="preserve"> </w:t>
       </w:r>
-      <w:proofErr w:type="spellStart"/>
-      <w:r>
-        <w:t>aktualnyPrzebieg</w:t>
-      </w:r>
-      <w:proofErr w:type="spellEnd"/>
-      <w:r>
-        <w:t xml:space="preserve">: </w:t>
-      </w:r>
-      <w:proofErr w:type="spellStart"/>
-      <w:r>
-        <w:t>Integer</w:t>
-      </w:r>
-      <w:proofErr w:type="spellEnd"/>
-      <w:r>
-        <w:t xml:space="preserve"> – Sumaryczna liczba wystrzelonych z tej broni naboi.</w:t>
+      <w:r>
+        <w:t>aktualnyPrzebieg: Integer – Sumaryczna liczba wystrzelonych z tej broni naboi.</w:t>
       </w:r>
     </w:p>
     <w:p>
@@ -7444,39 +6595,7 @@
         <w:t xml:space="preserve"> </w:t>
       </w:r>
       <w:r>
-        <w:t xml:space="preserve">+ </w:t>
-      </w:r>
-      <w:proofErr w:type="spellStart"/>
-      <w:r>
-        <w:t>aktualizujPrzebieg</w:t>
-      </w:r>
-      <w:proofErr w:type="spellEnd"/>
-      <w:r>
-        <w:t>(</w:t>
-      </w:r>
-      <w:proofErr w:type="spellStart"/>
-      <w:r>
-        <w:t>ilosc</w:t>
-      </w:r>
-      <w:proofErr w:type="spellEnd"/>
-      <w:r>
-        <w:t xml:space="preserve">: </w:t>
-      </w:r>
-      <w:proofErr w:type="spellStart"/>
-      <w:r>
-        <w:t>Integer</w:t>
-      </w:r>
-      <w:proofErr w:type="spellEnd"/>
-      <w:r>
-        <w:t xml:space="preserve">): </w:t>
-      </w:r>
-      <w:proofErr w:type="spellStart"/>
-      <w:r>
-        <w:t>void</w:t>
-      </w:r>
-      <w:proofErr w:type="spellEnd"/>
-      <w:r>
-        <w:t xml:space="preserve"> – Dopisuje nową liczbę oddanych strzałów do ogólnego przebiegu danej jednostki po treningu.</w:t>
+        <w:t>+ aktualizujPrzebieg(ilosc: Integer): void – Dopisuje nową liczbę oddanych strzałów do ogólnego przebiegu danej jednostki po treningu.</w:t>
       </w:r>
     </w:p>
     <w:p>
@@ -7514,15 +6633,7 @@
         <w:t>:</w:t>
       </w:r>
       <w:r>
-        <w:t xml:space="preserve"> Klasa dziedzicząca po </w:t>
-      </w:r>
-      <w:proofErr w:type="spellStart"/>
-      <w:r>
-        <w:t>Uzytkownik</w:t>
-      </w:r>
-      <w:proofErr w:type="spellEnd"/>
-      <w:r>
-        <w:t>. Reprezentuje pracownika obsługi, który ma uprawnienia do prowadzenia strzelania i weryfikacji tożsamości.</w:t>
+        <w:t xml:space="preserve"> Klasa dziedzicząca po Uzytkownik. Reprezentuje pracownika obsługi, który ma uprawnienia do prowadzenia strzelania i weryfikacji tożsamości.</w:t>
       </w:r>
     </w:p>
     <w:p>
@@ -7552,13 +6663,8 @@
         </w:rPr>
         <w:t xml:space="preserve"> </w:t>
       </w:r>
-      <w:proofErr w:type="spellStart"/>
-      <w:r>
-        <w:t>NrLegitymacji</w:t>
-      </w:r>
-      <w:proofErr w:type="spellEnd"/>
-      <w:r>
-        <w:t>: string – Zapisany numer uprawnień państwowych/związkowych pracownika.</w:t>
+      <w:r>
+        <w:t>NrLegitymacji: string – Zapisany numer uprawnień państwowych/związkowych pracownika.</w:t>
       </w:r>
     </w:p>
     <w:p>
@@ -7589,23 +6695,7 @@
         <w:t xml:space="preserve"> </w:t>
       </w:r>
       <w:r>
-        <w:t xml:space="preserve">+ </w:t>
-      </w:r>
-      <w:proofErr w:type="spellStart"/>
-      <w:r>
-        <w:t>weryfikujDokument</w:t>
-      </w:r>
-      <w:proofErr w:type="spellEnd"/>
-      <w:r>
-        <w:t xml:space="preserve">(klient: Klient, rodzaj: String, pesel: string): </w:t>
-      </w:r>
-      <w:proofErr w:type="spellStart"/>
-      <w:r>
-        <w:t>Boolean</w:t>
-      </w:r>
-      <w:proofErr w:type="spellEnd"/>
-      <w:r>
-        <w:t xml:space="preserve"> – Waliduje tożsamość klienta, przyjmując jako argumenty konkretne dane z okazanego dokumentu (w tym numer PESEL).</w:t>
+        <w:t>+ weryfikujDokument(klient: Klient, rodzaj: String, pesel: string): Boolean – Waliduje tożsamość klienta, przyjmując jako argumenty konkretne dane z okazanego dokumentu (w tym numer PESEL).</w:t>
       </w:r>
     </w:p>
     <w:p>
@@ -7624,23 +6714,7 @@
         <w:t xml:space="preserve"> </w:t>
       </w:r>
       <w:r>
-        <w:t xml:space="preserve">+ </w:t>
-      </w:r>
-      <w:proofErr w:type="spellStart"/>
-      <w:r>
-        <w:t>wykonajCheckIn</w:t>
-      </w:r>
-      <w:proofErr w:type="spellEnd"/>
-      <w:r>
-        <w:t xml:space="preserve">(Rezerwacja): </w:t>
-      </w:r>
-      <w:proofErr w:type="spellStart"/>
-      <w:r>
-        <w:t>SesjaStrzelecka</w:t>
-      </w:r>
-      <w:proofErr w:type="spellEnd"/>
-      <w:r>
-        <w:t xml:space="preserve"> – Przekształca oczekującą rezerwację w trwający trening na osi strzeleckiej.</w:t>
+        <w:t>+ wykonajCheckIn(Rezerwacja): SesjaStrzelecka – Przekształca oczekującą rezerwację w trwający trening na osi strzeleckiej.</w:t>
       </w:r>
     </w:p>
     <w:p>
@@ -7659,31 +6733,7 @@
         <w:t xml:space="preserve"> </w:t>
       </w:r>
       <w:r>
-        <w:t xml:space="preserve">+ </w:t>
-      </w:r>
-      <w:proofErr w:type="spellStart"/>
-      <w:r>
-        <w:t>wykonajCheckOut</w:t>
-      </w:r>
-      <w:proofErr w:type="spellEnd"/>
-      <w:r>
-        <w:t>(</w:t>
-      </w:r>
-      <w:proofErr w:type="spellStart"/>
-      <w:r>
-        <w:t>SesjaStrzelecka</w:t>
-      </w:r>
-      <w:proofErr w:type="spellEnd"/>
-      <w:r>
-        <w:t xml:space="preserve">, wyniki): </w:t>
-      </w:r>
-      <w:proofErr w:type="spellStart"/>
-      <w:r>
-        <w:t>void</w:t>
-      </w:r>
-      <w:proofErr w:type="spellEnd"/>
-      <w:r>
-        <w:t xml:space="preserve"> – Zamyka sesję, przekazując wyniki do rozliczenia kosztów i zasobów.</w:t>
+        <w:t>+ wykonajCheckOut(SesjaStrzelecka, wyniki): void – Zamyka sesję, przekazując wyniki do rozliczenia kosztów i zasobów.</w:t>
       </w:r>
     </w:p>
     <w:p>
@@ -7718,15 +6768,7 @@
         <w:t>Opis:</w:t>
       </w:r>
       <w:r>
-        <w:t xml:space="preserve"> Klasa dziedzicząca po </w:t>
-      </w:r>
-      <w:proofErr w:type="spellStart"/>
-      <w:r>
-        <w:t>Uzytkownik</w:t>
-      </w:r>
-      <w:proofErr w:type="spellEnd"/>
-      <w:r>
-        <w:t>. Główny aktor korzystający z usług strzelnicy, dokonujący rezerwacji i budujący swoją historię.</w:t>
+        <w:t xml:space="preserve"> Klasa dziedzicząca po Uzytkownik. Główny aktor korzystający z usług strzelnicy, dokonujący rezerwacji i budujący swoją historię.</w:t>
       </w:r>
     </w:p>
     <w:p>
@@ -7756,13 +6798,8 @@
         </w:rPr>
         <w:t xml:space="preserve"> </w:t>
       </w:r>
-      <w:proofErr w:type="spellStart"/>
-      <w:r>
-        <w:t>Imie</w:t>
-      </w:r>
-      <w:proofErr w:type="spellEnd"/>
-      <w:r>
-        <w:t>: String – Imię klienta.</w:t>
+      <w:r>
+        <w:t>Imie: String – Imię klienta.</w:t>
       </w:r>
     </w:p>
     <w:p>
@@ -7818,21 +6855,8 @@
         </w:rPr>
         <w:t xml:space="preserve"> </w:t>
       </w:r>
-      <w:proofErr w:type="spellStart"/>
-      <w:r>
-        <w:t>Status_weryfikacji</w:t>
-      </w:r>
-      <w:proofErr w:type="spellEnd"/>
-      <w:r>
-        <w:t xml:space="preserve">: </w:t>
-      </w:r>
-      <w:proofErr w:type="spellStart"/>
-      <w:r>
-        <w:t>Boolean</w:t>
-      </w:r>
-      <w:proofErr w:type="spellEnd"/>
-      <w:r>
-        <w:t xml:space="preserve"> – Flaga informująca, czy instruktor autoryzował tę osobę.</w:t>
+      <w:r>
+        <w:t>Status_weryfikacji: Boolean – Flaga informująca, czy instruktor autoryzował tę osobę.</w:t>
       </w:r>
     </w:p>
     <w:p>
@@ -7862,13 +6886,8 @@
         </w:rPr>
         <w:t xml:space="preserve"> </w:t>
       </w:r>
-      <w:proofErr w:type="spellStart"/>
-      <w:r>
-        <w:t>zlozRezerwacja</w:t>
-      </w:r>
-      <w:proofErr w:type="spellEnd"/>
-      <w:r>
-        <w:t>(data, stanowisko): Rezerwacja – Inicjuje proces rezerwowania wolnego toru w wybranym terminie.</w:t>
+      <w:r>
+        <w:t>zlozRezerwacja(data, stanowisko): Rezerwacja – Inicjuje proces rezerwowania wolnego toru w wybranym terminie.</w:t>
       </w:r>
     </w:p>
     <w:p>
@@ -7883,7 +6902,6 @@
           <w:szCs w:val="24"/>
         </w:rPr>
       </w:pPr>
-      <w:proofErr w:type="spellStart"/>
       <w:r>
         <w:rPr>
           <w:sz w:val="24"/>
@@ -7891,7 +6909,6 @@
         </w:rPr>
         <w:t>Placowka</w:t>
       </w:r>
-      <w:proofErr w:type="spellEnd"/>
     </w:p>
     <w:p>
       <w:pPr>
@@ -7986,23 +7003,7 @@
         <w:t xml:space="preserve"> </w:t>
       </w:r>
       <w:r>
-        <w:t xml:space="preserve">+ </w:t>
-      </w:r>
-      <w:proofErr w:type="spellStart"/>
-      <w:r>
-        <w:t>dodajDoMagazynu</w:t>
-      </w:r>
-      <w:proofErr w:type="spellEnd"/>
-      <w:r>
-        <w:t xml:space="preserve">(Egzemplarz broni): </w:t>
-      </w:r>
-      <w:proofErr w:type="spellStart"/>
-      <w:r>
-        <w:t>void</w:t>
-      </w:r>
-      <w:proofErr w:type="spellEnd"/>
-      <w:r>
-        <w:t xml:space="preserve"> – Dopisuje nowo zakupioną sztukę uzbrojenia do inwentarza tej konkretnej lokalizacji.</w:t>
+        <w:t>+ dodajDoMagazynu(Egzemplarz broni): void – Dopisuje nowo zakupioną sztukę uzbrojenia do inwentarza tej konkretnej lokalizacji.</w:t>
       </w:r>
     </w:p>
     <w:p>
@@ -8075,21 +7076,7 @@
         <w:rPr>
           <w:lang w:val="pl-PL"/>
         </w:rPr>
-        <w:t xml:space="preserve">data: </w:t>
-      </w:r>
-      <w:proofErr w:type="spellStart"/>
-      <w:r>
-        <w:rPr>
-          <w:lang w:val="pl-PL"/>
-        </w:rPr>
-        <w:t>date</w:t>
-      </w:r>
-      <w:proofErr w:type="spellEnd"/>
-      <w:r>
-        <w:rPr>
-          <w:lang w:val="pl-PL"/>
-        </w:rPr>
-        <w:t xml:space="preserve"> – Zaplanowany dzień wizyty na strzelnicy. </w:t>
+        <w:t xml:space="preserve">data: date – Zaplanowany dzień wizyty na strzelnicy. </w:t>
       </w:r>
     </w:p>
     <w:p>
@@ -8139,23 +7126,7 @@
         <w:t xml:space="preserve"> </w:t>
       </w:r>
       <w:r>
-        <w:t xml:space="preserve">+ </w:t>
-      </w:r>
-      <w:proofErr w:type="spellStart"/>
-      <w:r>
-        <w:t>pobierzKlienta</w:t>
-      </w:r>
-      <w:proofErr w:type="spellEnd"/>
-      <w:r>
-        <w:t xml:space="preserve">(): </w:t>
-      </w:r>
-      <w:proofErr w:type="spellStart"/>
-      <w:r>
-        <w:t>void</w:t>
-      </w:r>
-      <w:proofErr w:type="spellEnd"/>
-      <w:r>
-        <w:t xml:space="preserve"> – Zwraca dane osoby, która dokonała rezerwacji w celu jej weryfikacji przy stanowisku instruktora.</w:t>
+        <w:t>+ pobierzKlienta(): void – Zwraca dane osoby, która dokonała rezerwacji w celu jej weryfikacji przy stanowisku instruktora.</w:t>
       </w:r>
     </w:p>
     <w:p>
@@ -8174,31 +7145,7 @@
         <w:t xml:space="preserve"> </w:t>
       </w:r>
       <w:r>
-        <w:t xml:space="preserve">+ </w:t>
-      </w:r>
-      <w:proofErr w:type="spellStart"/>
-      <w:r>
-        <w:t>zmienStatus</w:t>
-      </w:r>
-      <w:proofErr w:type="spellEnd"/>
-      <w:r>
-        <w:t xml:space="preserve">(): </w:t>
-      </w:r>
-      <w:proofErr w:type="spellStart"/>
-      <w:r>
-        <w:t>void</w:t>
-      </w:r>
-      <w:proofErr w:type="spellEnd"/>
-      <w:r>
-        <w:t xml:space="preserve"> – Modyfikuje etap rezerwacji w cyklu życia wizyty (np. przy autoryzacji "</w:t>
-      </w:r>
-      <w:proofErr w:type="spellStart"/>
-      <w:r>
-        <w:t>Check</w:t>
-      </w:r>
-      <w:proofErr w:type="spellEnd"/>
-      <w:r>
-        <w:t>-in").</w:t>
+        <w:t>+ zmienStatus(): void – Modyfikuje etap rezerwacji w cyklu życia wizyty (np. przy autoryzacji "Check-in").</w:t>
       </w:r>
     </w:p>
     <w:p>
@@ -8213,7 +7160,6 @@
           <w:szCs w:val="24"/>
         </w:rPr>
       </w:pPr>
-      <w:proofErr w:type="spellStart"/>
       <w:r>
         <w:rPr>
           <w:sz w:val="24"/>
@@ -8221,7 +7167,6 @@
         </w:rPr>
         <w:t>SesjaStrzelecka</w:t>
       </w:r>
-      <w:proofErr w:type="spellEnd"/>
     </w:p>
     <w:p>
       <w:pPr>
@@ -8268,21 +7213,8 @@
         </w:rPr>
         <w:t xml:space="preserve"> </w:t>
       </w:r>
-      <w:proofErr w:type="spellStart"/>
-      <w:r>
-        <w:t>czasRozpoczecia</w:t>
-      </w:r>
-      <w:proofErr w:type="spellEnd"/>
-      <w:r>
-        <w:t xml:space="preserve">: </w:t>
-      </w:r>
-      <w:proofErr w:type="spellStart"/>
-      <w:r>
-        <w:t>DateTime</w:t>
-      </w:r>
-      <w:proofErr w:type="spellEnd"/>
-      <w:r>
-        <w:t xml:space="preserve"> – Rzeczywisty czas wejścia na tor.</w:t>
+      <w:r>
+        <w:t>czasRozpoczecia: DateTime – Rzeczywisty czas wejścia na tor.</w:t>
       </w:r>
     </w:p>
     <w:p>
@@ -8300,21 +7232,8 @@
         </w:rPr>
         <w:t xml:space="preserve"> </w:t>
       </w:r>
-      <w:proofErr w:type="spellStart"/>
-      <w:r>
-        <w:t>czasZakonczenia</w:t>
-      </w:r>
-      <w:proofErr w:type="spellEnd"/>
-      <w:r>
-        <w:t xml:space="preserve">: </w:t>
-      </w:r>
-      <w:proofErr w:type="spellStart"/>
-      <w:r>
-        <w:t>DateTime</w:t>
-      </w:r>
-      <w:proofErr w:type="spellEnd"/>
-      <w:r>
-        <w:t xml:space="preserve"> – Rzeczywisty czas zakończenia treningu.</w:t>
+      <w:r>
+        <w:t>czasZakonczenia: DateTime – Rzeczywisty czas zakończenia treningu.</w:t>
       </w:r>
     </w:p>
     <w:p>
@@ -8344,21 +7263,8 @@
         </w:rPr>
         <w:t xml:space="preserve"> </w:t>
       </w:r>
-      <w:proofErr w:type="spellStart"/>
-      <w:r>
-        <w:t>podliczSesje</w:t>
-      </w:r>
-      <w:proofErr w:type="spellEnd"/>
-      <w:r>
-        <w:t xml:space="preserve">(): </w:t>
-      </w:r>
-      <w:proofErr w:type="spellStart"/>
-      <w:r>
-        <w:t>void</w:t>
-      </w:r>
-      <w:proofErr w:type="spellEnd"/>
-      <w:r>
-        <w:t xml:space="preserve"> – Agreguje zgromadzone logi o amunicji i podsumowuje całościowe statystyki wizyty.</w:t>
+      <w:r>
+        <w:t>podliczSesje(): void – Agreguje zgromadzone logi o amunicji i podsumowuje całościowe statystyki wizyty.</w:t>
       </w:r>
     </w:p>
     <w:p>
@@ -8424,15 +7330,7 @@
         <w:t xml:space="preserve"> </w:t>
       </w:r>
       <w:r>
-        <w:t xml:space="preserve">numer: </w:t>
-      </w:r>
-      <w:proofErr w:type="spellStart"/>
-      <w:r>
-        <w:t>Integer</w:t>
-      </w:r>
-      <w:proofErr w:type="spellEnd"/>
-      <w:r>
-        <w:t xml:space="preserve"> – Identyfikator liczbowy toru na osi (np. 1, 2, 3).</w:t>
+        <w:t>numer: Integer – Identyfikator liczbowy toru na osi (np. 1, 2, 3).</w:t>
       </w:r>
     </w:p>
     <w:p>
@@ -8450,21 +7348,8 @@
         </w:rPr>
         <w:t xml:space="preserve"> </w:t>
       </w:r>
-      <w:proofErr w:type="spellStart"/>
-      <w:r>
-        <w:t>dystansMetry</w:t>
-      </w:r>
-      <w:proofErr w:type="spellEnd"/>
-      <w:r>
-        <w:t xml:space="preserve">: </w:t>
-      </w:r>
-      <w:proofErr w:type="spellStart"/>
-      <w:r>
-        <w:t>Integer</w:t>
-      </w:r>
-      <w:proofErr w:type="spellEnd"/>
-      <w:r>
-        <w:t xml:space="preserve"> – Maksymalna użyteczna odległość toru do tarcz.</w:t>
+      <w:r>
+        <w:t>dystansMetry: Integer – Maksymalna użyteczna odległość toru do tarcz.</w:t>
       </w:r>
     </w:p>
     <w:p>
@@ -8495,23 +7380,7 @@
         <w:t xml:space="preserve"> </w:t>
       </w:r>
       <w:r>
-        <w:t xml:space="preserve">+ </w:t>
-      </w:r>
-      <w:proofErr w:type="spellStart"/>
-      <w:r>
-        <w:t>sprawdzDostepnosc</w:t>
-      </w:r>
-      <w:proofErr w:type="spellEnd"/>
-      <w:r>
-        <w:t xml:space="preserve">(): </w:t>
-      </w:r>
-      <w:proofErr w:type="spellStart"/>
-      <w:r>
-        <w:t>Boolean</w:t>
-      </w:r>
-      <w:proofErr w:type="spellEnd"/>
-      <w:r>
-        <w:t xml:space="preserve"> – Weryfikuje w harmonogramie, czy dany tor nie jest już zablokowany przez inną rezerwację.</w:t>
+        <w:t>+ sprawdzDostepnosc(): Boolean – Weryfikuje w harmonogramie, czy dany tor nie jest już zablokowany przez inną rezerwację.</w:t>
       </w:r>
     </w:p>
     <w:p>
@@ -8526,7 +7395,6 @@
           <w:szCs w:val="24"/>
         </w:rPr>
       </w:pPr>
-      <w:proofErr w:type="spellStart"/>
       <w:r>
         <w:rPr>
           <w:sz w:val="24"/>
@@ -8534,7 +7402,6 @@
         </w:rPr>
         <w:t>SzczegolyZuzycia</w:t>
       </w:r>
-      <w:proofErr w:type="spellEnd"/>
     </w:p>
     <w:p>
       <w:pPr>
@@ -8578,21 +7445,8 @@
         </w:rPr>
         <w:t xml:space="preserve"> </w:t>
       </w:r>
-      <w:proofErr w:type="spellStart"/>
-      <w:r>
-        <w:t>iloscAmunicji</w:t>
-      </w:r>
-      <w:proofErr w:type="spellEnd"/>
-      <w:r>
-        <w:t xml:space="preserve">: </w:t>
-      </w:r>
-      <w:proofErr w:type="spellStart"/>
-      <w:r>
-        <w:t>Integer</w:t>
-      </w:r>
-      <w:proofErr w:type="spellEnd"/>
-      <w:r>
-        <w:t xml:space="preserve"> – Konkretna wartość wystrzelonych naboi na danym etapie.</w:t>
+      <w:r>
+        <w:t>iloscAmunicji: Integer – Konkretna wartość wystrzelonych naboi na danym etapie.</w:t>
       </w:r>
     </w:p>
     <w:p>
@@ -8610,21 +7464,8 @@
         </w:rPr>
         <w:t xml:space="preserve"> </w:t>
       </w:r>
-      <w:proofErr w:type="spellStart"/>
-      <w:r>
-        <w:t>celnoscProcent</w:t>
-      </w:r>
-      <w:proofErr w:type="spellEnd"/>
-      <w:r>
-        <w:t xml:space="preserve">: </w:t>
-      </w:r>
-      <w:proofErr w:type="spellStart"/>
-      <w:r>
-        <w:t>Float</w:t>
-      </w:r>
-      <w:proofErr w:type="spellEnd"/>
-      <w:r>
-        <w:t xml:space="preserve"> – Wynik procentowy celności dla danej konfiguracji.</w:t>
+      <w:r>
+        <w:t>celnoscProcent: Float – Wynik procentowy celności dla danej konfiguracji.</w:t>
       </w:r>
     </w:p>
     <w:p>
@@ -8655,31 +7496,7 @@
         <w:t xml:space="preserve"> </w:t>
       </w:r>
       <w:r>
-        <w:t xml:space="preserve">+ </w:t>
-      </w:r>
-      <w:proofErr w:type="spellStart"/>
-      <w:r>
-        <w:t>generujLog</w:t>
-      </w:r>
-      <w:proofErr w:type="spellEnd"/>
-      <w:r>
-        <w:t xml:space="preserve">(): </w:t>
-      </w:r>
-      <w:proofErr w:type="spellStart"/>
-      <w:r>
-        <w:t>void</w:t>
-      </w:r>
-      <w:proofErr w:type="spellEnd"/>
-      <w:r>
-        <w:t xml:space="preserve"> – Tworzy </w:t>
-      </w:r>
-      <w:proofErr w:type="spellStart"/>
-      <w:r>
-        <w:t>niemutowalny</w:t>
-      </w:r>
-      <w:proofErr w:type="spellEnd"/>
-      <w:r>
-        <w:t xml:space="preserve"> wpis techniczny w systemie w celu zaktualizowania ogólnych statystyk przebiegu i zasobów.</w:t>
+        <w:t>+ generujLog(): void – Tworzy niemutowalny wpis techniczny w systemie w celu zaktualizowania ogólnych statystyk przebiegu i zasobów.</w:t>
       </w:r>
     </w:p>
     <w:p>
@@ -8694,7 +7511,6 @@
           <w:szCs w:val="24"/>
         </w:rPr>
       </w:pPr>
-      <w:proofErr w:type="spellStart"/>
       <w:r>
         <w:rPr>
           <w:sz w:val="24"/>
@@ -8702,7 +7518,6 @@
         </w:rPr>
         <w:t>Uzytkownik</w:t>
       </w:r>
-      <w:proofErr w:type="spellEnd"/>
     </w:p>
     <w:p>
       <w:pPr>
@@ -8784,13 +7599,8 @@
         </w:rPr>
         <w:t xml:space="preserve"> </w:t>
       </w:r>
-      <w:proofErr w:type="spellStart"/>
-      <w:r>
-        <w:t>Haslo</w:t>
-      </w:r>
-      <w:proofErr w:type="spellEnd"/>
-      <w:r>
-        <w:t>: String – Przechowywany klucz dostępu (szyfrowany).</w:t>
+      <w:r>
+        <w:t>Haslo: String – Przechowywany klucz dostępu (szyfrowany).</w:t>
       </w:r>
     </w:p>
     <w:p>
@@ -8821,15 +7631,7 @@
         <w:t xml:space="preserve"> </w:t>
       </w:r>
       <w:r>
-        <w:t xml:space="preserve">+ zaloguj(): </w:t>
-      </w:r>
-      <w:proofErr w:type="spellStart"/>
-      <w:r>
-        <w:t>Boolean</w:t>
-      </w:r>
-      <w:proofErr w:type="spellEnd"/>
-      <w:r>
-        <w:t xml:space="preserve"> – Sprawdza poprawność przesłanych danych uwierzytelniających i przyznaje dostęp do odpowiedniego modułu aplikacji.</w:t>
+        <w:t>+ zaloguj(): Boolean – Sprawdza poprawność przesłanych danych uwierzytelniających i przyznaje dostęp do odpowiedniego modułu aplikacji.</w:t>
       </w:r>
     </w:p>
     <w:p>
@@ -8871,7 +7673,6 @@
       <w:r>
         <w:t xml:space="preserve">Diagram stanów dla klasy </w:t>
       </w:r>
-      <w:proofErr w:type="spellStart"/>
       <w:r>
         <w:t>Sesj</w:t>
       </w:r>
@@ -8884,7 +7685,6 @@
       <w:r>
         <w:t>a</w:t>
       </w:r>
-      <w:proofErr w:type="spellEnd"/>
     </w:p>
     <w:p>
       <w:pPr>
@@ -9053,17 +7853,8 @@
           <w:b/>
           <w:bCs/>
         </w:rPr>
-        <w:t xml:space="preserve">Wojciech </w:t>
-      </w:r>
-      <w:proofErr w:type="spellStart"/>
-      <w:r>
-        <w:rPr>
-          <w:b/>
-          <w:bCs/>
-        </w:rPr>
-        <w:t>Cimochowski</w:t>
-      </w:r>
-      <w:proofErr w:type="spellEnd"/>
+        <w:t>Wojciech Cimochowski</w:t>
+      </w:r>
     </w:p>
     <w:p>
       <w:pPr>
@@ -9158,17 +7949,8 @@
           <w:b/>
           <w:bCs/>
         </w:rPr>
-        <w:t xml:space="preserve">Kacper </w:t>
-      </w:r>
-      <w:proofErr w:type="spellStart"/>
-      <w:r>
-        <w:rPr>
-          <w:b/>
-          <w:bCs/>
-        </w:rPr>
-        <w:t>Gołowacz</w:t>
-      </w:r>
-      <w:proofErr w:type="spellEnd"/>
+        <w:t>Kacper Gołowacz</w:t>
+      </w:r>
     </w:p>
     <w:p>
       <w:pPr>
@@ -9739,120 +8521,30 @@
           <w:sz w:val="22"/>
           <w:szCs w:val="22"/>
         </w:rPr>
-        <w:t xml:space="preserve">System obsługuje strzelnicę z kilkoma osiami strzeleckimi i nieznaną z góry liczbą klientów dziennie. Najaktywniej zapełnianą tabelą będzie Rezerwacja, ponieważ każda wizyta generuje nowy rekord. Podobnie tabele </w:t>
-      </w:r>
-      <w:proofErr w:type="spellStart"/>
-      <w:r>
+        <w:t>System obsługuje strzelnicę z kilkoma osiami strzeleckimi i nieznaną z góry liczbą klientów dziennie. Najaktywniej zapełnianą tabelą będzie Rezerwacja, ponieważ każda wizyta generuje nowy rekord. Podobnie tabele SesjaStrzelecka i SzczegolyZuzycia będą regularnie uzupełniane przy każdej odbytej wizyty. Tabele EgzemplarzBroni i AmunicjaMagazyn będą natomiast małe i stosunkowo statyczne, ponieważ liczba egzemplarzy broni i typów amunicji na strzelnicy zmienia się rzadko. Tabele Uzytkownik i Klient będą rosły stopniowo wraz z rejestracją nowych osób.</w:t>
+      </w:r>
+    </w:p>
+    <w:p>
+      <w:pPr>
+        <w:pStyle w:val="Nagwek3"/>
         <w:rPr>
           <w:color w:val="auto"/>
           <w:sz w:val="22"/>
           <w:szCs w:val="22"/>
         </w:rPr>
-        <w:t>SesjaStrzelecka</w:t>
-      </w:r>
-      <w:proofErr w:type="spellEnd"/>
+      </w:pPr>
       <w:r>
         <w:rPr>
           <w:color w:val="auto"/>
           <w:sz w:val="22"/>
           <w:szCs w:val="22"/>
         </w:rPr>
-        <w:t xml:space="preserve"> i </w:t>
-      </w:r>
-      <w:proofErr w:type="spellStart"/>
-      <w:r>
-        <w:rPr>
-          <w:color w:val="auto"/>
-          <w:sz w:val="22"/>
-          <w:szCs w:val="22"/>
-        </w:rPr>
-        <w:t>SzczegolyZuzycia</w:t>
-      </w:r>
-      <w:proofErr w:type="spellEnd"/>
-      <w:r>
-        <w:rPr>
-          <w:color w:val="auto"/>
-          <w:sz w:val="22"/>
-          <w:szCs w:val="22"/>
-        </w:rPr>
-        <w:t xml:space="preserve"> będą regularnie uzupełniane przy każdej odbytej wizyty. Tabele </w:t>
-      </w:r>
-      <w:proofErr w:type="spellStart"/>
-      <w:r>
-        <w:rPr>
-          <w:color w:val="auto"/>
-          <w:sz w:val="22"/>
-          <w:szCs w:val="22"/>
-        </w:rPr>
-        <w:t>EgzemplarzBroni</w:t>
-      </w:r>
-      <w:proofErr w:type="spellEnd"/>
-      <w:r>
-        <w:rPr>
-          <w:color w:val="auto"/>
-          <w:sz w:val="22"/>
-          <w:szCs w:val="22"/>
-        </w:rPr>
-        <w:t xml:space="preserve"> i </w:t>
-      </w:r>
-      <w:proofErr w:type="spellStart"/>
-      <w:r>
-        <w:rPr>
-          <w:color w:val="auto"/>
-          <w:sz w:val="22"/>
-          <w:szCs w:val="22"/>
-        </w:rPr>
-        <w:t>AmunicjaMagazyn</w:t>
-      </w:r>
-      <w:proofErr w:type="spellEnd"/>
-      <w:r>
-        <w:rPr>
-          <w:color w:val="auto"/>
-          <w:sz w:val="22"/>
-          <w:szCs w:val="22"/>
-        </w:rPr>
-        <w:t xml:space="preserve"> będą natomiast małe i stosunkowo statyczne, ponieważ liczba egzemplarzy broni i typów amunicji na strzelnicy zmienia się rzadko. Tabele </w:t>
-      </w:r>
-      <w:proofErr w:type="spellStart"/>
-      <w:r>
-        <w:rPr>
-          <w:color w:val="auto"/>
-          <w:sz w:val="22"/>
-          <w:szCs w:val="22"/>
-        </w:rPr>
-        <w:t>Uzytkownik</w:t>
-      </w:r>
-      <w:proofErr w:type="spellEnd"/>
-      <w:r>
-        <w:rPr>
-          <w:color w:val="auto"/>
-          <w:sz w:val="22"/>
-          <w:szCs w:val="22"/>
-        </w:rPr>
-        <w:t xml:space="preserve"> i Klient będą rosły stopniowo wraz z rejestracją nowych osób.</w:t>
+        <w:t>Biorąc pod uwagę charakter danych tekstowych i liczbowych przechowywanych w systemie oraz dostępną przestrzeń dyskową serwera wynoszącą 4 TB, baza danych nie zbliży się do jej zapełnienia w żadnym przewidywalnym horyzoncie czasowym działania strzelnicy.</w:t>
       </w:r>
     </w:p>
     <w:p>
       <w:pPr>
         <w:pStyle w:val="Nagwek3"/>
-        <w:rPr>
-          <w:color w:val="auto"/>
-          <w:sz w:val="22"/>
-          <w:szCs w:val="22"/>
-        </w:rPr>
-      </w:pPr>
-      <w:r>
-        <w:rPr>
-          <w:color w:val="auto"/>
-          <w:sz w:val="22"/>
-          <w:szCs w:val="22"/>
-        </w:rPr>
-        <w:t>Biorąc pod uwagę charakter danych tekstowych i liczbowych przechowywanych w systemie oraz dostępną przestrzeń dyskową serwera wynoszącą 4 TB, baza danych nie zbliży się do jej zapełnienia w żadnym przewidywalnym horyzoncie czasowym działania strzelnicy.</w:t>
-      </w:r>
-    </w:p>
-    <w:p>
-      <w:pPr>
-        <w:pStyle w:val="Nagwek3"/>
       </w:pPr>
       <w:r>
         <w:t>6.2. Propozycja wymaganych czasów odpowiedzi</w:t>
@@ -9878,15 +8570,7 @@
         <w:t>Operacje krytyczne</w:t>
       </w:r>
       <w:r>
-        <w:t xml:space="preserve"> po stronie instruktora takie jak weryfikacja dokumentu i wykonanie </w:t>
-      </w:r>
-      <w:proofErr w:type="spellStart"/>
-      <w:r>
-        <w:t>check</w:t>
-      </w:r>
-      <w:proofErr w:type="spellEnd"/>
-      <w:r>
-        <w:t>-in powinny być realizowane w czasie do 1 sekundy, ponieważ wykonywane są przy obecności klienta i bezpośrednio wpływają na przepustowość strzelnicy.</w:t>
+        <w:t xml:space="preserve"> po stronie instruktora takie jak weryfikacja dokumentu i wykonanie check-in powinny być realizowane w czasie do 1 sekundy, ponieważ wykonywane są przy obecności klienta i bezpośrednio wpływają na przepustowość strzelnicy.</w:t>
       </w:r>
     </w:p>
     <w:p>
@@ -10129,7 +8813,6 @@
                 <w:lang w:val="pl-PL"/>
               </w:rPr>
             </w:pPr>
-            <w:proofErr w:type="spellStart"/>
             <w:r>
               <w:rPr>
                 <w:b/>
@@ -10138,7 +8821,6 @@
               </w:rPr>
               <w:t>Oczekujaca</w:t>
             </w:r>
-            <w:proofErr w:type="spellEnd"/>
           </w:p>
         </w:tc>
         <w:tc>
@@ -10190,7 +8872,6 @@
                 <w:lang w:val="pl-PL"/>
               </w:rPr>
             </w:pPr>
-            <w:proofErr w:type="spellStart"/>
             <w:r>
               <w:rPr>
                 <w:b/>
@@ -10199,7 +8880,6 @@
               </w:rPr>
               <w:t>WymagaWeryfikacji</w:t>
             </w:r>
-            <w:proofErr w:type="spellEnd"/>
           </w:p>
         </w:tc>
         <w:tc>
@@ -10284,21 +8964,7 @@
               <w:rPr>
                 <w:lang w:val="pl-PL"/>
               </w:rPr>
-              <w:t xml:space="preserve">Dokument klienta został zweryfikowany poprawnie. Rezerwacja ma status „zweryfikowany” i możliwe jest wykonanie </w:t>
-            </w:r>
-            <w:proofErr w:type="spellStart"/>
-            <w:r>
-              <w:rPr>
-                <w:lang w:val="pl-PL"/>
-              </w:rPr>
-              <w:t>check</w:t>
-            </w:r>
-            <w:proofErr w:type="spellEnd"/>
-            <w:r>
-              <w:rPr>
-                <w:lang w:val="pl-PL"/>
-              </w:rPr>
-              <w:t>-in.</w:t>
+              <w:t>Dokument klienta został zweryfikowany poprawnie. Rezerwacja ma status „zweryfikowany” i możliwe jest wykonanie check-in.</w:t>
             </w:r>
           </w:p>
         </w:tc>
@@ -10324,7 +8990,6 @@
                 <w:lang w:val="pl-PL"/>
               </w:rPr>
             </w:pPr>
-            <w:proofErr w:type="spellStart"/>
             <w:r>
               <w:rPr>
                 <w:b/>
@@ -10333,7 +8998,6 @@
               </w:rPr>
               <w:t>WTrakcieWizyty</w:t>
             </w:r>
-            <w:proofErr w:type="spellEnd"/>
           </w:p>
         </w:tc>
         <w:tc>
@@ -10359,21 +9023,7 @@
               <w:rPr>
                 <w:lang w:val="pl-PL"/>
               </w:rPr>
-              <w:t xml:space="preserve">Wykonano </w:t>
-            </w:r>
-            <w:proofErr w:type="spellStart"/>
-            <w:r>
-              <w:rPr>
-                <w:lang w:val="pl-PL"/>
-              </w:rPr>
-              <w:t>check</w:t>
-            </w:r>
-            <w:proofErr w:type="spellEnd"/>
-            <w:r>
-              <w:rPr>
-                <w:lang w:val="pl-PL"/>
-              </w:rPr>
-              <w:t xml:space="preserve">-in. Utworzono sesję strzelecką. Klient przebywa na stanowisku, trwa </w:t>
+              <w:t xml:space="preserve">Wykonano check-in. Utworzono sesję strzelecką. Klient przebywa na stanowisku, trwa </w:t>
             </w:r>
             <w:r>
               <w:rPr>
@@ -10411,7 +9061,6 @@
                 <w:lang w:val="pl-PL"/>
               </w:rPr>
             </w:pPr>
-            <w:proofErr w:type="spellStart"/>
             <w:r>
               <w:rPr>
                 <w:b/>
@@ -10420,7 +9069,6 @@
               </w:rPr>
               <w:t>Zakonczona</w:t>
             </w:r>
-            <w:proofErr w:type="spellEnd"/>
           </w:p>
         </w:tc>
         <w:tc>
@@ -10446,21 +9094,7 @@
               <w:rPr>
                 <w:lang w:val="pl-PL"/>
               </w:rPr>
-              <w:t xml:space="preserve">Wykonano </w:t>
-            </w:r>
-            <w:proofErr w:type="spellStart"/>
-            <w:r>
-              <w:rPr>
-                <w:lang w:val="pl-PL"/>
-              </w:rPr>
-              <w:t>check</w:t>
-            </w:r>
-            <w:proofErr w:type="spellEnd"/>
-            <w:r>
-              <w:rPr>
-                <w:lang w:val="pl-PL"/>
-              </w:rPr>
-              <w:t xml:space="preserve">-out. Sesja strzelecka została rozliczona. Rezerwacja jest zamknięta </w:t>
+              <w:t xml:space="preserve">Wykonano check-out. Sesja strzelecka została rozliczona. Rezerwacja jest zamknięta </w:t>
             </w:r>
             <w:r>
               <w:rPr>
@@ -10790,18 +9424,8 @@
                 <w:sz w:val="21"/>
                 <w:szCs w:val="21"/>
               </w:rPr>
-              <w:t xml:space="preserve">ASP.NET </w:t>
+              <w:t>ASP.NET Core</w:t>
             </w:r>
-            <w:proofErr w:type="spellStart"/>
-            <w:r>
-              <w:rPr>
-                <w:rStyle w:val="font-semibold"/>
-                <w:sz w:val="21"/>
-                <w:szCs w:val="21"/>
-              </w:rPr>
-              <w:t>Core</w:t>
-            </w:r>
-            <w:proofErr w:type="spellEnd"/>
           </w:p>
         </w:tc>
       </w:tr>
@@ -10970,23 +9594,7 @@
                 <w:sz w:val="21"/>
                 <w:szCs w:val="21"/>
               </w:rPr>
-              <w:t xml:space="preserve">Przeglądarka (Chrome / </w:t>
-            </w:r>
-            <w:proofErr w:type="spellStart"/>
-            <w:r>
-              <w:rPr>
-                <w:sz w:val="21"/>
-                <w:szCs w:val="21"/>
-              </w:rPr>
-              <w:t>Firefox</w:t>
-            </w:r>
-            <w:proofErr w:type="spellEnd"/>
-            <w:r>
-              <w:rPr>
-                <w:sz w:val="21"/>
-                <w:szCs w:val="21"/>
-              </w:rPr>
-              <w:t>)</w:t>
+              <w:t>Przeglądarka (Chrome / Firefox)</w:t>
             </w:r>
           </w:p>
         </w:tc>
@@ -11149,42 +9757,7 @@
         <w:rPr>
           <w:lang w:val="pl-PL"/>
         </w:rPr>
-        <w:t xml:space="preserve">B) </w:t>
-      </w:r>
-      <w:proofErr w:type="spellStart"/>
-      <w:r>
-        <w:rPr>
-          <w:lang w:val="pl-PL"/>
-        </w:rPr>
-        <w:t>hostuje</w:t>
-      </w:r>
-      <w:proofErr w:type="spellEnd"/>
-      <w:r>
-        <w:rPr>
-          <w:lang w:val="pl-PL"/>
-        </w:rPr>
-        <w:t xml:space="preserve"> aplikację webową ASP.NET </w:t>
-      </w:r>
-      <w:proofErr w:type="spellStart"/>
-      <w:r>
-        <w:rPr>
-          <w:lang w:val="pl-PL"/>
-        </w:rPr>
-        <w:t>Core</w:t>
-      </w:r>
-      <w:proofErr w:type="spellEnd"/>
-      <w:r>
-        <w:rPr>
-          <w:lang w:val="pl-PL"/>
-        </w:rPr>
-        <w:t>, udostępniając interfejsy </w:t>
-      </w:r>
-      <w:proofErr w:type="spellStart"/>
-      <w:r>
-        <w:rPr>
-          <w:lang w:val="pl-PL"/>
-        </w:rPr>
-        <w:t>I</w:t>
+        <w:t>B) hostuje aplikację webową ASP.NET Core, udostępniając interfejsy I</w:t>
       </w:r>
       <w:r>
         <w:rPr>
@@ -11192,26 +9765,11 @@
         </w:rPr>
         <w:t>Uzytkownik</w:t>
       </w:r>
-      <w:proofErr w:type="spellEnd"/>
-      <w:r>
-        <w:rPr>
-          <w:lang w:val="pl-PL"/>
-        </w:rPr>
-        <w:t> i </w:t>
-      </w:r>
-      <w:proofErr w:type="spellStart"/>
-      <w:r>
-        <w:rPr>
-          <w:lang w:val="pl-PL"/>
-        </w:rPr>
-        <w:t>IInstruktor</w:t>
-      </w:r>
-      <w:proofErr w:type="spellEnd"/>
-      <w:r>
-        <w:rPr>
-          <w:lang w:val="pl-PL"/>
-        </w:rPr>
-        <w:t>.</w:t>
+      <w:r>
+        <w:rPr>
+          <w:lang w:val="pl-PL"/>
+        </w:rPr>
+        <w:t> i IInstruktor.</w:t>
       </w:r>
     </w:p>
     <w:p>
@@ -11370,7 +9928,6 @@
           <w:lang w:val="pl-PL"/>
         </w:rPr>
       </w:pPr>
-      <w:proofErr w:type="spellStart"/>
       <w:r>
         <w:rPr>
           <w:b/>
@@ -11381,7 +9938,6 @@
         </w:rPr>
         <w:t>BazaStrzelnicy</w:t>
       </w:r>
-      <w:proofErr w:type="spellEnd"/>
       <w:r>
         <w:rPr>
           <w:sz w:val="20"/>
@@ -11415,7 +9971,6 @@
           <w:lang w:val="pl-PL"/>
         </w:rPr>
       </w:pPr>
-      <w:proofErr w:type="spellStart"/>
       <w:r>
         <w:rPr>
           <w:b/>
@@ -11424,130 +9979,85 @@
           <w:szCs w:val="20"/>
           <w:lang w:val="pl-PL"/>
         </w:rPr>
-        <w:t>IOdczyt</w:t>
-      </w:r>
-      <w:proofErr w:type="spellEnd"/>
-      <w:r>
-        <w:rPr>
-          <w:b/>
-          <w:bCs/>
+        <w:t>IOdczyt / IZapis</w:t>
+      </w:r>
+      <w:r>
+        <w:rPr>
           <w:sz w:val="20"/>
           <w:szCs w:val="20"/>
           <w:lang w:val="pl-PL"/>
         </w:rPr>
-        <w:t xml:space="preserve"> / </w:t>
-      </w:r>
-      <w:proofErr w:type="spellStart"/>
-      <w:r>
-        <w:rPr>
-          <w:b/>
-          <w:bCs/>
+        <w:t xml:space="preserve"> - d</w:t>
+      </w:r>
+      <w:r>
+        <w:rPr>
           <w:sz w:val="20"/>
           <w:szCs w:val="20"/>
           <w:lang w:val="pl-PL"/>
         </w:rPr>
-        <w:t>IZapis</w:t>
-      </w:r>
-      <w:proofErr w:type="spellEnd"/>
+        <w:t>ostęp do danych</w:t>
+      </w:r>
       <w:r>
         <w:rPr>
           <w:sz w:val="20"/>
           <w:szCs w:val="20"/>
           <w:lang w:val="pl-PL"/>
         </w:rPr>
-        <w:t xml:space="preserve"> - d</w:t>
-      </w:r>
-      <w:r>
+        <w:t>.</w:t>
+      </w:r>
+    </w:p>
+    <w:p>
+      <w:pPr>
         <w:rPr>
           <w:sz w:val="20"/>
           <w:szCs w:val="20"/>
           <w:lang w:val="pl-PL"/>
         </w:rPr>
-        <w:t>ostęp do danych</w:t>
-      </w:r>
-      <w:r>
-        <w:rPr>
+      </w:pPr>
+      <w:r>
+        <w:rPr>
+          <w:b/>
+          <w:bCs/>
           <w:sz w:val="20"/>
           <w:szCs w:val="20"/>
           <w:lang w:val="pl-PL"/>
         </w:rPr>
-        <w:t>.</w:t>
-      </w:r>
-    </w:p>
-    <w:p>
-      <w:pPr>
+        <w:t>IUzytkownik</w:t>
+      </w:r>
+      <w:r>
         <w:rPr>
           <w:sz w:val="20"/>
           <w:szCs w:val="20"/>
           <w:lang w:val="pl-PL"/>
         </w:rPr>
-      </w:pPr>
-      <w:proofErr w:type="spellStart"/>
-      <w:r>
-        <w:rPr>
-          <w:b/>
-          <w:bCs/>
+        <w:t xml:space="preserve"> - rezerwacje klienta.</w:t>
+      </w:r>
+    </w:p>
+    <w:p>
+      <w:pPr>
+        <w:rPr>
           <w:sz w:val="20"/>
           <w:szCs w:val="20"/>
           <w:lang w:val="pl-PL"/>
         </w:rPr>
-        <w:t>IUzytkownik</w:t>
-      </w:r>
-      <w:proofErr w:type="spellEnd"/>
-      <w:r>
-        <w:rPr>
+      </w:pPr>
+      <w:r>
+        <w:rPr>
+          <w:b/>
+          <w:bCs/>
           <w:sz w:val="20"/>
           <w:szCs w:val="20"/>
           <w:lang w:val="pl-PL"/>
         </w:rPr>
-        <w:t xml:space="preserve"> - rezerwacje klienta.</w:t>
-      </w:r>
-    </w:p>
-    <w:p>
-      <w:pPr>
+        <w:t>IInstruktor</w:t>
+      </w:r>
+      <w:r>
         <w:rPr>
           <w:sz w:val="20"/>
           <w:szCs w:val="20"/>
           <w:lang w:val="pl-PL"/>
         </w:rPr>
-      </w:pPr>
-      <w:proofErr w:type="spellStart"/>
-      <w:r>
-        <w:rPr>
-          <w:b/>
-          <w:bCs/>
-          <w:sz w:val="20"/>
-          <w:szCs w:val="20"/>
-          <w:lang w:val="pl-PL"/>
-        </w:rPr>
-        <w:t>IInstruktor</w:t>
-      </w:r>
-      <w:proofErr w:type="spellEnd"/>
-      <w:r>
-        <w:rPr>
-          <w:sz w:val="20"/>
-          <w:szCs w:val="20"/>
-          <w:lang w:val="pl-PL"/>
-        </w:rPr>
-        <w:t xml:space="preserve"> – Obsługa wizyt, weryfikacja, </w:t>
-      </w:r>
-      <w:proofErr w:type="spellStart"/>
-      <w:r>
-        <w:rPr>
-          <w:sz w:val="20"/>
-          <w:szCs w:val="20"/>
-          <w:lang w:val="pl-PL"/>
-        </w:rPr>
-        <w:t>check</w:t>
-      </w:r>
-      <w:proofErr w:type="spellEnd"/>
-      <w:r>
-        <w:rPr>
-          <w:sz w:val="20"/>
-          <w:szCs w:val="20"/>
-          <w:lang w:val="pl-PL"/>
-        </w:rPr>
-        <w:t>-in.</w:t>
+        <w:t xml:space="preserve"> – Obsługa wizyt, weryfikacja, check-in.</w:t>
       </w:r>
     </w:p>
     <w:p>
@@ -11808,16 +10318,8 @@
               <w:rPr>
                 <w:lang w:val="pl-PL"/>
               </w:rPr>
-              <w:t xml:space="preserve">Programista </w:t>
+              <w:t>Programista backend</w:t>
             </w:r>
-            <w:proofErr w:type="spellStart"/>
-            <w:r>
-              <w:rPr>
-                <w:lang w:val="pl-PL"/>
-              </w:rPr>
-              <w:t>backend</w:t>
-            </w:r>
-            <w:proofErr w:type="spellEnd"/>
           </w:p>
         </w:tc>
         <w:tc>
@@ -11842,21 +10344,7 @@
               <w:rPr>
                 <w:lang w:val="pl-PL"/>
               </w:rPr>
-              <w:t xml:space="preserve">ASP.NET </w:t>
-            </w:r>
-            <w:proofErr w:type="spellStart"/>
-            <w:r>
-              <w:rPr>
-                <w:lang w:val="pl-PL"/>
-              </w:rPr>
-              <w:t>Core</w:t>
-            </w:r>
-            <w:proofErr w:type="spellEnd"/>
-            <w:r>
-              <w:rPr>
-                <w:lang w:val="pl-PL"/>
-              </w:rPr>
-              <w:t>, baza danych, moduły domenowe, testy jednostkowe</w:t>
+              <w:t>ASP.NET Core, baza danych, moduły domenowe, testy jednostkowe</w:t>
             </w:r>
           </w:p>
         </w:tc>
@@ -11884,16 +10372,8 @@
               <w:rPr>
                 <w:lang w:val="pl-PL"/>
               </w:rPr>
-              <w:t xml:space="preserve">Programista </w:t>
+              <w:t>Programista frontend</w:t>
             </w:r>
-            <w:proofErr w:type="spellStart"/>
-            <w:r>
-              <w:rPr>
-                <w:lang w:val="pl-PL"/>
-              </w:rPr>
-              <w:t>frontend</w:t>
-            </w:r>
-            <w:proofErr w:type="spellEnd"/>
           </w:p>
         </w:tc>
         <w:tc>
@@ -12346,21 +10826,7 @@
               <w:rPr>
                 <w:lang w:val="pl-PL"/>
               </w:rPr>
-              <w:t>Projekt </w:t>
-            </w:r>
-            <w:proofErr w:type="spellStart"/>
-            <w:r>
-              <w:rPr>
-                <w:lang w:val="pl-PL"/>
-              </w:rPr>
-              <w:t>BazaStrzelnicy</w:t>
-            </w:r>
-            <w:proofErr w:type="spellEnd"/>
-            <w:r>
-              <w:rPr>
-                <w:lang w:val="pl-PL"/>
-              </w:rPr>
-              <w:t> (SQL Server), analiza ryzyka, podział zadań</w:t>
+              <w:t>Projekt BazaStrzelnicy (SQL Server), analiza ryzyka, podział zadań</w:t>
             </w:r>
           </w:p>
         </w:tc>
@@ -12470,21 +10936,7 @@
               <w:rPr>
                 <w:lang w:val="pl-PL"/>
               </w:rPr>
-              <w:t xml:space="preserve">Aplikacja webowa (ASP.NET </w:t>
-            </w:r>
-            <w:proofErr w:type="spellStart"/>
-            <w:r>
-              <w:rPr>
-                <w:lang w:val="pl-PL"/>
-              </w:rPr>
-              <w:t>Core</w:t>
-            </w:r>
-            <w:proofErr w:type="spellEnd"/>
-            <w:r>
-              <w:rPr>
-                <w:lang w:val="pl-PL"/>
-              </w:rPr>
-              <w:t>): moduły użytkowników, rezerwacji, obsługi wizyt, sesji i magazynu; panele klienta i instruktora; konfiguracja serwera</w:t>
+              <w:t>Aplikacja webowa (ASP.NET Core): moduły użytkowników, rezerwacji, obsługi wizyt, sesji i magazynu; panele klienta i instruktora; konfiguracja serwera</w:t>
             </w:r>
           </w:p>
         </w:tc>
@@ -12594,63 +11046,7 @@
               <w:rPr>
                 <w:lang w:val="pl-PL"/>
               </w:rPr>
-              <w:t xml:space="preserve">Weryfikacja modułów </w:t>
-            </w:r>
-            <w:proofErr w:type="spellStart"/>
-            <w:r>
-              <w:rPr>
-                <w:lang w:val="pl-PL"/>
-              </w:rPr>
-              <w:t>backendu</w:t>
-            </w:r>
-            <w:proofErr w:type="spellEnd"/>
-            <w:r>
-              <w:rPr>
-                <w:lang w:val="pl-PL"/>
-              </w:rPr>
-              <w:t xml:space="preserve">, </w:t>
-            </w:r>
-            <w:proofErr w:type="spellStart"/>
-            <w:r>
-              <w:rPr>
-                <w:lang w:val="pl-PL"/>
-              </w:rPr>
-              <w:t>frontendu</w:t>
-            </w:r>
-            <w:proofErr w:type="spellEnd"/>
-            <w:r>
-              <w:rPr>
-                <w:lang w:val="pl-PL"/>
-              </w:rPr>
-              <w:t xml:space="preserve"> i integracji (</w:t>
-            </w:r>
-            <w:proofErr w:type="spellStart"/>
-            <w:r>
-              <w:rPr>
-                <w:lang w:val="pl-PL"/>
-              </w:rPr>
-              <w:t>IKlient</w:t>
-            </w:r>
-            <w:proofErr w:type="spellEnd"/>
-            <w:r>
-              <w:rPr>
-                <w:lang w:val="pl-PL"/>
-              </w:rPr>
-              <w:t>, </w:t>
-            </w:r>
-            <w:proofErr w:type="spellStart"/>
-            <w:r>
-              <w:rPr>
-                <w:lang w:val="pl-PL"/>
-              </w:rPr>
-              <w:t>IInstruktor</w:t>
-            </w:r>
-            <w:proofErr w:type="spellEnd"/>
-            <w:r>
-              <w:rPr>
-                <w:lang w:val="pl-PL"/>
-              </w:rPr>
-              <w:t>)</w:t>
+              <w:t>Weryfikacja modułów backendu, frontendu i integracji (IKlient, IInstruktor)</w:t>
             </w:r>
           </w:p>
         </w:tc>
@@ -13040,19 +11436,11 @@
         </w:rPr>
         <w:t xml:space="preserve">operacji </w:t>
       </w:r>
-      <w:proofErr w:type="spellStart"/>
-      <w:r>
-        <w:rPr>
-          <w:lang w:val="pl-PL"/>
-        </w:rPr>
-        <w:t>check</w:t>
-      </w:r>
-      <w:proofErr w:type="spellEnd"/>
-      <w:r>
-        <w:rPr>
-          <w:lang w:val="pl-PL"/>
-        </w:rPr>
-        <w:t>-in do momentu pozytywnej weryfikacji</w:t>
+      <w:r>
+        <w:rPr>
+          <w:lang w:val="pl-PL"/>
+        </w:rPr>
+        <w:t>check-in do momentu pozytywnej weryfikacji</w:t>
       </w:r>
     </w:p>
     <w:p>
@@ -13100,21 +11488,7 @@
         <w:rPr>
           <w:lang w:val="pl-PL"/>
         </w:rPr>
-        <w:t xml:space="preserve"> </w:t>
-      </w:r>
-      <w:proofErr w:type="spellStart"/>
-      <w:r>
-        <w:rPr>
-          <w:lang w:val="pl-PL"/>
-        </w:rPr>
-        <w:t>check</w:t>
-      </w:r>
-      <w:proofErr w:type="spellEnd"/>
-      <w:r>
-        <w:rPr>
-          <w:lang w:val="pl-PL"/>
-        </w:rPr>
-        <w:t>-in klienta</w:t>
+        <w:t xml:space="preserve"> check-in klienta</w:t>
       </w:r>
     </w:p>
     <w:p>
@@ -13636,35 +12010,7 @@
         <w:rPr>
           <w:lang w:val="pl-PL"/>
         </w:rPr>
-        <w:t xml:space="preserve"> obowiązkowe podawanie zużycia amunicji przy </w:t>
-      </w:r>
-      <w:proofErr w:type="spellStart"/>
-      <w:r>
-        <w:rPr>
-          <w:lang w:val="pl-PL"/>
-        </w:rPr>
-        <w:t>check</w:t>
-      </w:r>
-      <w:proofErr w:type="spellEnd"/>
-      <w:r>
-        <w:rPr>
-          <w:lang w:val="pl-PL"/>
-        </w:rPr>
-        <w:t>-out, powiązanie zużycia z obiektem </w:t>
-      </w:r>
-      <w:proofErr w:type="spellStart"/>
-      <w:r>
-        <w:rPr>
-          <w:lang w:val="pl-PL"/>
-        </w:rPr>
-        <w:t>SesjaStrzelecka</w:t>
-      </w:r>
-      <w:proofErr w:type="spellEnd"/>
-      <w:r>
-        <w:rPr>
-          <w:lang w:val="pl-PL"/>
-        </w:rPr>
-        <w:t>, okresowe kontrole magazynowe, walidacja wprowadzanych danych</w:t>
+        <w:t> obowiązkowe podawanie zużycia amunicji przy check-out, powiązanie zużycia z obiektem SesjaStrzelecka, okresowe kontrole magazynowe, walidacja wprowadzanych danych</w:t>
       </w:r>
     </w:p>
     <w:p>
@@ -14009,15 +12355,7 @@
           </w:tcPr>
           <w:p>
             <w:r>
-              <w:t>Czas (</w:t>
-            </w:r>
-            <w:proofErr w:type="spellStart"/>
-            <w:r>
-              <w:t>Rbg</w:t>
-            </w:r>
-            <w:proofErr w:type="spellEnd"/>
-            <w:r>
-              <w:t>)</w:t>
+              <w:t>Czas (Rbg)</w:t>
             </w:r>
           </w:p>
         </w:tc>
@@ -14153,23 +12491,7 @@
           </w:tcPr>
           <w:p>
             <w:r>
-              <w:t xml:space="preserve">Interfejs instruktora, weryfikacja tożsamości (PESEL), procesy </w:t>
-            </w:r>
-            <w:proofErr w:type="spellStart"/>
-            <w:r>
-              <w:t>Check</w:t>
-            </w:r>
-            <w:proofErr w:type="spellEnd"/>
-            <w:r>
-              <w:t xml:space="preserve">-in oraz </w:t>
-            </w:r>
-            <w:proofErr w:type="spellStart"/>
-            <w:r>
-              <w:t>Check</w:t>
-            </w:r>
-            <w:proofErr w:type="spellEnd"/>
-            <w:r>
-              <w:t>-out.</w:t>
+              <w:t>Interfejs instruktora, weryfikacja tożsamości (PESEL), procesy Check-in oraz Check-out.</w:t>
             </w:r>
           </w:p>
         </w:tc>
@@ -14218,15 +12540,7 @@
           </w:tcPr>
           <w:p>
             <w:r>
-              <w:t xml:space="preserve">Ewidencja i aktualizacja przebiegu egzemplarzy broni, stany magazynowe amunicji, </w:t>
-            </w:r>
-            <w:proofErr w:type="spellStart"/>
-            <w:r>
-              <w:t>triggery</w:t>
-            </w:r>
-            <w:proofErr w:type="spellEnd"/>
-            <w:r>
-              <w:t xml:space="preserve"> bazy danych.</w:t>
+              <w:t>Ewidencja i aktualizacja przebiegu egzemplarzy broni, stany magazynowe amunicji, triggery bazy danych.</w:t>
             </w:r>
           </w:p>
         </w:tc>
@@ -14275,15 +12589,7 @@
           </w:tcPr>
           <w:p>
             <w:r>
-              <w:t xml:space="preserve">Konfiguracja serwera aplikacji, wdrożenie bazy </w:t>
-            </w:r>
-            <w:proofErr w:type="spellStart"/>
-            <w:r>
-              <w:t>PostgreSQL</w:t>
-            </w:r>
-            <w:proofErr w:type="spellEnd"/>
-            <w:r>
-              <w:t>, mechanizmy szyfrowania danych wrażliwych.</w:t>
+              <w:t>Konfiguracja serwera aplikacji, wdrożenie bazy PostgreSQL, mechanizmy szyfrowania danych wrażliwych.</w:t>
             </w:r>
           </w:p>
         </w:tc>
@@ -22198,6 +20504,7 @@
     <w:rsid w:val="00320AE6"/>
     <w:rsid w:val="00353EEB"/>
     <w:rsid w:val="00565319"/>
+    <w:rsid w:val="005816B8"/>
     <w:rsid w:val="006506DB"/>
     <w:rsid w:val="00664E6A"/>
     <w:rsid w:val="009307A9"/>
@@ -22206,6 +20513,7 @@
     <w:rsid w:val="00C027C6"/>
     <w:rsid w:val="00D14333"/>
     <w:rsid w:val="00D971FE"/>
+    <w:rsid w:val="00EB371D"/>
     <w:rsid w:val="00F03CE9"/>
     <w:rsid w:val="00F33D96"/>
     <w:rsid w:val="00F877B2"/>

--- a/Downloads/ProjektIO/Projekt IO.docx
+++ b/Downloads/ProjektIO/Projekt IO.docx
@@ -1,6 +1,6 @@
 
 <file path=word/document.xml><?xml version="1.0" encoding="utf-8"?>
-<w:document xmlns:wpc="http://schemas.microsoft.com/office/word/2010/wordprocessingCanvas" xmlns:cx="http://schemas.microsoft.com/office/drawing/2014/chartex" xmlns:cx1="http://schemas.microsoft.com/office/drawing/2015/9/8/chartex" xmlns:cx2="http://schemas.microsoft.com/office/drawing/2015/10/21/chartex" xmlns:cx3="http://schemas.microsoft.com/office/drawing/2016/5/9/chartex" xmlns:cx4="http://schemas.microsoft.com/office/drawing/2016/5/10/chartex" xmlns:cx5="http://schemas.microsoft.com/office/drawing/2016/5/11/chartex" xmlns:cx6="http://schemas.microsoft.com/office/drawing/2016/5/12/chartex" xmlns:cx7="http://schemas.microsoft.com/office/drawing/2016/5/13/chartex" xmlns:cx8="http://schemas.microsoft.com/office/drawing/2016/5/14/chartex" xmlns:mc="http://schemas.openxmlformats.org/markup-compatibility/2006" xmlns:aink="http://schemas.microsoft.com/office/drawing/2016/ink" xmlns:am3d="http://schemas.microsoft.com/office/drawing/2017/model3d" xmlns:o="urn:schemas-microsoft-com:office:office" xmlns:oel="http://schemas.microsoft.com/office/2019/extlst" xmlns:r="http://schemas.openxmlformats.org/officeDocument/2006/relationships" xmlns:m="http://schemas.openxmlformats.org/officeDocument/2006/math" xmlns:v="urn:schemas-microsoft-com:vml" xmlns:wp14="http://schemas.microsoft.com/office/word/2010/wordprocessingDrawing" xmlns:wp="http://schemas.openxmlformats.org/drawingml/2006/wordprocessingDrawing" xmlns:w10="urn:schemas-microsoft-com:office:word" xmlns:w="http://schemas.openxmlformats.org/wordprocessingml/2006/main" xmlns:w14="http://schemas.microsoft.com/office/word/2010/wordml" xmlns:w15="http://schemas.microsoft.com/office/word/2012/wordml" xmlns:w16cex="http://schemas.microsoft.com/office/word/2018/wordml/cex" xmlns:w16cid="http://schemas.microsoft.com/office/word/2016/wordml/cid" xmlns:w16="http://schemas.microsoft.com/office/word/2018/wordml" xmlns:w16du="http://schemas.microsoft.com/office/word/2023/wordml/word16du" xmlns:w16sdtdh="http://schemas.microsoft.com/office/word/2020/wordml/sdtdatahash" xmlns:w16sdtfl="http://schemas.microsoft.com/office/word/2024/wordml/sdtformatlock" xmlns:w16se="http://schemas.microsoft.com/office/word/2015/wordml/symex" xmlns:wpg="http://schemas.microsoft.com/office/word/2010/wordprocessingGroup" xmlns:wpi="http://schemas.microsoft.com/office/word/2010/wordprocessingInk" xmlns:wne="http://schemas.microsoft.com/office/word/2006/wordml" xmlns:wps="http://schemas.microsoft.com/office/word/2010/wordprocessingShape" mc:Ignorable="w14 w15 w16se w16cid w16 w16cex w16sdtdh w16sdtfl w16du wp14">
+<w:document xmlns:wpc="http://schemas.microsoft.com/office/word/2010/wordprocessingCanvas" xmlns:mc="http://schemas.openxmlformats.org/markup-compatibility/2006" xmlns:o="urn:schemas-microsoft-com:office:office" xmlns:r="http://schemas.openxmlformats.org/officeDocument/2006/relationships" xmlns:m="http://schemas.openxmlformats.org/officeDocument/2006/math" xmlns:v="urn:schemas-microsoft-com:vml" xmlns:wp14="http://schemas.microsoft.com/office/word/2010/wordprocessingDrawing" xmlns:wp="http://schemas.openxmlformats.org/drawingml/2006/wordprocessingDrawing" xmlns:w10="urn:schemas-microsoft-com:office:word" xmlns:w="http://schemas.openxmlformats.org/wordprocessingml/2006/main" xmlns:w14="http://schemas.microsoft.com/office/word/2010/wordml" xmlns:w15="http://schemas.microsoft.com/office/word/2012/wordml" xmlns:wpg="http://schemas.microsoft.com/office/word/2010/wordprocessingGroup" xmlns:wpi="http://schemas.microsoft.com/office/word/2010/wordprocessingInk" xmlns:wne="http://schemas.microsoft.com/office/word/2006/wordml" xmlns:wps="http://schemas.microsoft.com/office/word/2010/wordprocessingShape" mc:Ignorable="w14 w15 wp14">
   <w:body>
     <w:p>
       <w:pPr>
@@ -199,6 +199,7 @@
             <w:listItem w:displayText="Zbiory przybliżone" w:value="Zbiory przybliżone"/>
           </w:comboBox>
         </w:sdtPr>
+        <w:sdtEndPr/>
         <w:sdtContent>
           <w:r>
             <w:rPr>
@@ -390,8 +391,20 @@
           <w:iCs/>
           <w:lang w:val="pl-PL"/>
         </w:rPr>
-        <w:t xml:space="preserve"> Cimochowski</w:t>
-      </w:r>
+        <w:t xml:space="preserve"> </w:t>
+      </w:r>
+      <w:proofErr w:type="spellStart"/>
+      <w:r>
+        <w:rPr>
+          <w:rFonts w:ascii="Arial" w:hAnsi="Arial" w:cs="Arial"/>
+          <w:b/>
+          <w:i/>
+          <w:iCs/>
+          <w:lang w:val="pl-PL"/>
+        </w:rPr>
+        <w:t>Cimochowski</w:t>
+      </w:r>
+      <w:proofErr w:type="spellEnd"/>
       <w:r>
         <w:rPr>
           <w:rFonts w:ascii="Arial" w:hAnsi="Arial" w:cs="Arial"/>
@@ -559,6 +572,7 @@
             <w:listItem w:displayText="Informatyka i Ekonometria" w:value="Informatyka i Ekonometria"/>
           </w:comboBox>
         </w:sdtPr>
+        <w:sdtEndPr/>
         <w:sdtContent>
           <w:r>
             <w:rPr>
@@ -635,6 +649,7 @@
             <w:listItem w:displayText="PS11" w:value="PS11"/>
           </w:comboBox>
         </w:sdtPr>
+        <w:sdtEndPr/>
         <w:sdtContent>
           <w:r>
             <w:rPr>
@@ -739,8 +754,22 @@
           <w:szCs w:val="26"/>
           <w:lang w:val="pl-PL"/>
         </w:rPr>
-        <w:t>Wojciech Cimochowski</w:t>
-      </w:r>
+        <w:t xml:space="preserve">Wojciech </w:t>
+      </w:r>
+      <w:proofErr w:type="spellStart"/>
+      <w:r>
+        <w:rPr>
+          <w:rFonts w:ascii="Arial" w:hAnsi="Arial" w:cs="Arial"/>
+          <w:b/>
+          <w:i/>
+          <w:iCs/>
+          <w:sz w:val="26"/>
+          <w:szCs w:val="26"/>
+          <w:lang w:val="pl-PL"/>
+        </w:rPr>
+        <w:t>Cimochowski</w:t>
+      </w:r>
+      <w:proofErr w:type="spellEnd"/>
       <w:r>
         <w:rPr>
           <w:rFonts w:ascii="Arial" w:hAnsi="Arial" w:cs="Arial"/>
@@ -967,7 +996,23 @@
           <w:b/>
           <w:bCs/>
         </w:rPr>
-        <w:t>Obsługa klienta (CRM/Booking):</w:t>
+        <w:t>Obsługa klienta (CRM/</w:t>
+      </w:r>
+      <w:proofErr w:type="spellStart"/>
+      <w:r>
+        <w:rPr>
+          <w:b/>
+          <w:bCs/>
+        </w:rPr>
+        <w:t>Booking</w:t>
+      </w:r>
+      <w:proofErr w:type="spellEnd"/>
+      <w:r>
+        <w:rPr>
+          <w:b/>
+          <w:bCs/>
+        </w:rPr>
+        <w:t>):</w:t>
       </w:r>
       <w:r>
         <w:t xml:space="preserve"> System rezerwacji online, weryfikacja tożsamości na miejscu oraz panel osobisty strzelca.</w:t>
@@ -1041,8 +1086,17 @@
           <w:b/>
           <w:bCs/>
         </w:rPr>
-        <w:t>Właściciela/Admina</w:t>
-      </w:r>
+        <w:t>Właściciela/</w:t>
+      </w:r>
+      <w:proofErr w:type="spellStart"/>
+      <w:r>
+        <w:rPr>
+          <w:b/>
+          <w:bCs/>
+        </w:rPr>
+        <w:t>Admina</w:t>
+      </w:r>
+      <w:proofErr w:type="spellEnd"/>
       <w:r>
         <w:t xml:space="preserve"> (zarządzanie biznesem). </w:t>
       </w:r>
@@ -1115,7 +1169,15 @@
         <w:t>Zwiększenie przepustowości:</w:t>
       </w:r>
       <w:r>
-        <w:t xml:space="preserve"> Skrócenie czasu odprawy klienta (check-in) o np. 40% dzięki wcześniejszej rezerwacji danych w systemie.</w:t>
+        <w:t xml:space="preserve"> Skrócenie czasu odprawy klienta (</w:t>
+      </w:r>
+      <w:proofErr w:type="spellStart"/>
+      <w:r>
+        <w:t>check</w:t>
+      </w:r>
+      <w:proofErr w:type="spellEnd"/>
+      <w:r>
+        <w:t>-in) o np. 40% dzięki wcześniejszej rezerwacji danych w systemie.</w:t>
       </w:r>
     </w:p>
     <w:p>
@@ -1257,7 +1319,15 @@
       <w:bookmarkEnd w:id="6"/>
       <w:r>
         <w:lastRenderedPageBreak/>
-        <w:t xml:space="preserve">3. Słownik terminów (Business Glossary) </w:t>
+        <w:t xml:space="preserve">3. Słownik terminów (Business </w:t>
+      </w:r>
+      <w:proofErr w:type="spellStart"/>
+      <w:r>
+        <w:t>Glossary</w:t>
+      </w:r>
+      <w:proofErr w:type="spellEnd"/>
+      <w:r>
+        <w:t xml:space="preserve">) </w:t>
       </w:r>
     </w:p>
     <w:tbl>
@@ -1794,13 +1864,41 @@
                 <w:color w:val="1F1F1F"/>
               </w:rPr>
             </w:pPr>
+            <w:proofErr w:type="spellStart"/>
             <w:r>
               <w:rPr>
                 <w:b/>
                 <w:bCs/>
                 <w:color w:val="1F1F1F"/>
               </w:rPr>
-              <w:t>Check-in / Check-out</w:t>
+              <w:t>Check</w:t>
+            </w:r>
+            <w:proofErr w:type="spellEnd"/>
+            <w:r>
+              <w:rPr>
+                <w:b/>
+                <w:bCs/>
+                <w:color w:val="1F1F1F"/>
+              </w:rPr>
+              <w:t xml:space="preserve">-in / </w:t>
+            </w:r>
+            <w:proofErr w:type="spellStart"/>
+            <w:r>
+              <w:rPr>
+                <w:b/>
+                <w:bCs/>
+                <w:color w:val="1F1F1F"/>
+              </w:rPr>
+              <w:t>Check</w:t>
+            </w:r>
+            <w:proofErr w:type="spellEnd"/>
+            <w:r>
+              <w:rPr>
+                <w:b/>
+                <w:bCs/>
+                <w:color w:val="1F1F1F"/>
+              </w:rPr>
+              <w:t>-out</w:t>
             </w:r>
           </w:p>
         </w:tc>
@@ -1879,6 +1977,7 @@
       <w:r>
         <w:rPr>
           <w:noProof/>
+          <w:lang w:val="pl-PL"/>
         </w:rPr>
         <w:drawing>
           <wp:inline distT="0" distB="0" distL="0" distR="0" wp14:anchorId="0C6C239C" wp14:editId="5CBD8BE3">
@@ -2063,7 +2162,21 @@
         <w:rPr>
           <w:lang w:val="pl-PL"/>
         </w:rPr>
-        <w:t>), przeprowadzeniu procesu check-in (</w:t>
+        <w:t xml:space="preserve">), przeprowadzeniu procesu </w:t>
+      </w:r>
+      <w:proofErr w:type="spellStart"/>
+      <w:r>
+        <w:rPr>
+          <w:lang w:val="pl-PL"/>
+        </w:rPr>
+        <w:t>check</w:t>
+      </w:r>
+      <w:proofErr w:type="spellEnd"/>
+      <w:r>
+        <w:rPr>
+          <w:lang w:val="pl-PL"/>
+        </w:rPr>
+        <w:t>-in (</w:t>
       </w:r>
       <w:r>
         <w:rPr>
@@ -2837,7 +2950,21 @@
         <w:rPr>
           <w:lang w:val="pl-PL"/>
         </w:rPr>
-        <w:t>Instruktor inicjuje sesję strzelecką, klikając przycisk "Check-in".</w:t>
+        <w:t>Instruktor inicjuje sesję strzelecką, klikając przycisk "</w:t>
+      </w:r>
+      <w:proofErr w:type="spellStart"/>
+      <w:r>
+        <w:rPr>
+          <w:lang w:val="pl-PL"/>
+        </w:rPr>
+        <w:t>Check</w:t>
+      </w:r>
+      <w:proofErr w:type="spellEnd"/>
+      <w:r>
+        <w:rPr>
+          <w:lang w:val="pl-PL"/>
+        </w:rPr>
+        <w:t>-in".</w:t>
       </w:r>
     </w:p>
     <w:p>
@@ -3202,7 +3329,21 @@
         <w:rPr>
           <w:lang w:val="pl-PL"/>
         </w:rPr>
-        <w:t xml:space="preserve">System wyświetla panel "Użytkownicy" zawierający ogólne statystyki kont (np. Łącznie, Admini, Instruktorzy, Klienci, Zweryfikowani, Do weryfikacji). </w:t>
+        <w:t xml:space="preserve">System wyświetla panel "Użytkownicy" zawierający ogólne statystyki kont (np. Łącznie, </w:t>
+      </w:r>
+      <w:proofErr w:type="spellStart"/>
+      <w:r>
+        <w:rPr>
+          <w:lang w:val="pl-PL"/>
+        </w:rPr>
+        <w:t>Admini</w:t>
+      </w:r>
+      <w:proofErr w:type="spellEnd"/>
+      <w:r>
+        <w:rPr>
+          <w:lang w:val="pl-PL"/>
+        </w:rPr>
+        <w:t xml:space="preserve">, Instruktorzy, Klienci, Zweryfikowani, Do weryfikacji). </w:t>
       </w:r>
     </w:p>
     <w:p>
@@ -3763,8 +3904,13 @@
         <w:pStyle w:val="Legenda"/>
         <w:jc w:val="center"/>
       </w:pPr>
-      <w:r>
-        <w:t xml:space="preserve">Figure </w:t>
+      <w:proofErr w:type="spellStart"/>
+      <w:r>
+        <w:t>Figure</w:t>
+      </w:r>
+      <w:proofErr w:type="spellEnd"/>
+      <w:r>
+        <w:t xml:space="preserve"> </w:t>
       </w:r>
       <w:r>
         <w:rPr>
@@ -3826,8 +3972,17 @@
           <w:bCs/>
         </w:rPr>
         <w:lastRenderedPageBreak/>
-        <w:t>Wojciech Cimochowski</w:t>
-      </w:r>
+        <w:t xml:space="preserve">Wojciech </w:t>
+      </w:r>
+      <w:proofErr w:type="spellStart"/>
+      <w:r>
+        <w:rPr>
+          <w:b/>
+          <w:bCs/>
+        </w:rPr>
+        <w:t>Cimochowski</w:t>
+      </w:r>
+      <w:proofErr w:type="spellEnd"/>
     </w:p>
     <w:p>
       <w:pPr>
@@ -3837,8 +3992,13 @@
           <w:numId w:val="29"/>
         </w:numPr>
       </w:pPr>
-      <w:r>
-        <w:t>Potwiedzenie przybycia</w:t>
+      <w:proofErr w:type="spellStart"/>
+      <w:r>
+        <w:t>Potwiedzenie</w:t>
+      </w:r>
+      <w:proofErr w:type="spellEnd"/>
+      <w:r>
+        <w:t xml:space="preserve"> przybycia</w:t>
       </w:r>
     </w:p>
     <w:p>
@@ -4029,10 +4189,10 @@
           <w:lang w:val="pl-PL"/>
         </w:rPr>
         <w:drawing>
-          <wp:inline distT="0" distB="0" distL="0" distR="0" wp14:anchorId="3BAA3FDF" wp14:editId="0D611FE9">
-            <wp:extent cx="3990975" cy="4703146"/>
-            <wp:effectExtent l="0" t="0" r="0" b="2540"/>
-            <wp:docPr id="2" name="Obraz 2"/>
+          <wp:inline distT="0" distB="0" distL="0" distR="0" wp14:anchorId="13197E1E" wp14:editId="54080FFA">
+            <wp:extent cx="4267200" cy="5008344"/>
+            <wp:effectExtent l="0" t="0" r="0" b="1905"/>
+            <wp:docPr id="4" name="Obraz 4"/>
             <wp:cNvGraphicFramePr>
               <a:graphicFrameLocks xmlns:a="http://schemas.openxmlformats.org/drawingml/2006/main" noChangeAspect="1"/>
             </wp:cNvGraphicFramePr>
@@ -4052,7 +4212,7 @@
                   <pic:spPr>
                     <a:xfrm>
                       <a:off x="0" y="0"/>
-                      <a:ext cx="4002422" cy="4716636"/>
+                      <a:ext cx="4319512" cy="5069741"/>
                     </a:xfrm>
                     <a:prstGeom prst="rect">
                       <a:avLst/>
@@ -4181,7 +4341,23 @@
           <w:rStyle w:val="math-inline"/>
           <w:rFonts w:ascii="Arial" w:hAnsi="Arial" w:cs="Arial"/>
         </w:rPr>
-        <w:t>$\rightarrow$</w:t>
+        <w:t>$\</w:t>
+      </w:r>
+      <w:proofErr w:type="spellStart"/>
+      <w:r>
+        <w:rPr>
+          <w:rStyle w:val="math-inline"/>
+          <w:rFonts w:ascii="Arial" w:hAnsi="Arial" w:cs="Arial"/>
+        </w:rPr>
+        <w:t>rightarrow</w:t>
+      </w:r>
+      <w:proofErr w:type="spellEnd"/>
+      <w:r>
+        <w:rPr>
+          <w:rStyle w:val="math-inline"/>
+          <w:rFonts w:ascii="Arial" w:hAnsi="Arial" w:cs="Arial"/>
+        </w:rPr>
+        <w:t>$</w:t>
       </w:r>
       <w:r>
         <w:rPr>
@@ -4271,7 +4447,23 @@
           <w:rStyle w:val="math-inline"/>
           <w:rFonts w:ascii="Arial" w:hAnsi="Arial" w:cs="Arial"/>
         </w:rPr>
-        <w:t>$\rightarrow$</w:t>
+        <w:t>$\</w:t>
+      </w:r>
+      <w:proofErr w:type="spellStart"/>
+      <w:r>
+        <w:rPr>
+          <w:rStyle w:val="math-inline"/>
+          <w:rFonts w:ascii="Arial" w:hAnsi="Arial" w:cs="Arial"/>
+        </w:rPr>
+        <w:t>rightarrow</w:t>
+      </w:r>
+      <w:proofErr w:type="spellEnd"/>
+      <w:r>
+        <w:rPr>
+          <w:rStyle w:val="math-inline"/>
+          <w:rFonts w:ascii="Arial" w:hAnsi="Arial" w:cs="Arial"/>
+        </w:rPr>
+        <w:t>$</w:t>
       </w:r>
       <w:r>
         <w:rPr>
@@ -4304,7 +4496,21 @@
         <w:rPr>
           <w:rFonts w:ascii="Arial" w:hAnsi="Arial" w:cs="Arial"/>
         </w:rPr>
-        <w:t xml:space="preserve"> Synchroniczny / Tworzący (Create)</w:t>
+        <w:t xml:space="preserve"> Synchroniczny / Tworzący (</w:t>
+      </w:r>
+      <w:proofErr w:type="spellStart"/>
+      <w:r>
+        <w:rPr>
+          <w:rFonts w:ascii="Arial" w:hAnsi="Arial" w:cs="Arial"/>
+        </w:rPr>
+        <w:t>Create</w:t>
+      </w:r>
+      <w:proofErr w:type="spellEnd"/>
+      <w:r>
+        <w:rPr>
+          <w:rFonts w:ascii="Arial" w:hAnsi="Arial" w:cs="Arial"/>
+        </w:rPr>
+        <w:t>)</w:t>
       </w:r>
     </w:p>
     <w:p>
@@ -4361,7 +4567,23 @@
           <w:rStyle w:val="math-inline"/>
           <w:rFonts w:ascii="Arial" w:hAnsi="Arial" w:cs="Arial"/>
         </w:rPr>
-        <w:t>$\rightarrow$</w:t>
+        <w:t>$\</w:t>
+      </w:r>
+      <w:proofErr w:type="spellStart"/>
+      <w:r>
+        <w:rPr>
+          <w:rStyle w:val="math-inline"/>
+          <w:rFonts w:ascii="Arial" w:hAnsi="Arial" w:cs="Arial"/>
+        </w:rPr>
+        <w:t>rightarrow</w:t>
+      </w:r>
+      <w:proofErr w:type="spellEnd"/>
+      <w:r>
+        <w:rPr>
+          <w:rStyle w:val="math-inline"/>
+          <w:rFonts w:ascii="Arial" w:hAnsi="Arial" w:cs="Arial"/>
+        </w:rPr>
+        <w:t>$</w:t>
       </w:r>
       <w:r>
         <w:rPr>
@@ -4451,7 +4673,23 @@
           <w:rStyle w:val="math-inline"/>
           <w:rFonts w:ascii="Arial" w:hAnsi="Arial" w:cs="Arial"/>
         </w:rPr>
-        <w:t>$\rightarrow$</w:t>
+        <w:t>$\</w:t>
+      </w:r>
+      <w:proofErr w:type="spellStart"/>
+      <w:r>
+        <w:rPr>
+          <w:rStyle w:val="math-inline"/>
+          <w:rFonts w:ascii="Arial" w:hAnsi="Arial" w:cs="Arial"/>
+        </w:rPr>
+        <w:t>rightarrow</w:t>
+      </w:r>
+      <w:proofErr w:type="spellEnd"/>
+      <w:r>
+        <w:rPr>
+          <w:rStyle w:val="math-inline"/>
+          <w:rFonts w:ascii="Arial" w:hAnsi="Arial" w:cs="Arial"/>
+        </w:rPr>
+        <w:t>$</w:t>
       </w:r>
       <w:r>
         <w:rPr>
@@ -4541,7 +4779,23 @@
           <w:rStyle w:val="math-inline"/>
           <w:rFonts w:ascii="Arial" w:hAnsi="Arial" w:cs="Arial"/>
         </w:rPr>
-        <w:t>$\rightarrow$</w:t>
+        <w:t>$\</w:t>
+      </w:r>
+      <w:proofErr w:type="spellStart"/>
+      <w:r>
+        <w:rPr>
+          <w:rStyle w:val="math-inline"/>
+          <w:rFonts w:ascii="Arial" w:hAnsi="Arial" w:cs="Arial"/>
+        </w:rPr>
+        <w:t>rightarrow</w:t>
+      </w:r>
+      <w:proofErr w:type="spellEnd"/>
+      <w:r>
+        <w:rPr>
+          <w:rStyle w:val="math-inline"/>
+          <w:rFonts w:ascii="Arial" w:hAnsi="Arial" w:cs="Arial"/>
+        </w:rPr>
+        <w:t>$</w:t>
       </w:r>
       <w:r>
         <w:rPr>
@@ -4602,7 +4856,21 @@
         <w:rPr>
           <w:rFonts w:ascii="Arial" w:hAnsi="Arial" w:cs="Arial"/>
         </w:rPr>
-        <w:t xml:space="preserve"> Serwer przekazuje żądanie zapisu danych do bazy PostgreSQL, aby zaktualizować profil klienta.</w:t>
+        <w:t xml:space="preserve"> Serwer przekazuje żądanie zapisu danych do bazy </w:t>
+      </w:r>
+      <w:proofErr w:type="spellStart"/>
+      <w:r>
+        <w:rPr>
+          <w:rFonts w:ascii="Arial" w:hAnsi="Arial" w:cs="Arial"/>
+        </w:rPr>
+        <w:t>PostgreSQL</w:t>
+      </w:r>
+      <w:proofErr w:type="spellEnd"/>
+      <w:r>
+        <w:rPr>
+          <w:rFonts w:ascii="Arial" w:hAnsi="Arial" w:cs="Arial"/>
+        </w:rPr>
+        <w:t>, aby zaktualizować profil klienta.</w:t>
       </w:r>
     </w:p>
     <w:p>
@@ -4632,7 +4900,23 @@
           <w:rStyle w:val="math-inline"/>
           <w:rFonts w:ascii="Arial" w:hAnsi="Arial" w:cs="Arial"/>
         </w:rPr>
-        <w:t>$\rightarrow$</w:t>
+        <w:t>$\</w:t>
+      </w:r>
+      <w:proofErr w:type="spellStart"/>
+      <w:r>
+        <w:rPr>
+          <w:rStyle w:val="math-inline"/>
+          <w:rFonts w:ascii="Arial" w:hAnsi="Arial" w:cs="Arial"/>
+        </w:rPr>
+        <w:t>rightarrow</w:t>
+      </w:r>
+      <w:proofErr w:type="spellEnd"/>
+      <w:r>
+        <w:rPr>
+          <w:rStyle w:val="math-inline"/>
+          <w:rFonts w:ascii="Arial" w:hAnsi="Arial" w:cs="Arial"/>
+        </w:rPr>
+        <w:t>$</w:t>
       </w:r>
       <w:r>
         <w:rPr>
@@ -4722,7 +5006,23 @@
           <w:rStyle w:val="math-inline"/>
           <w:rFonts w:ascii="Arial" w:hAnsi="Arial" w:cs="Arial"/>
         </w:rPr>
-        <w:t>$\rightarrow$</w:t>
+        <w:t>$\</w:t>
+      </w:r>
+      <w:proofErr w:type="spellStart"/>
+      <w:r>
+        <w:rPr>
+          <w:rStyle w:val="math-inline"/>
+          <w:rFonts w:ascii="Arial" w:hAnsi="Arial" w:cs="Arial"/>
+        </w:rPr>
+        <w:t>rightarrow</w:t>
+      </w:r>
+      <w:proofErr w:type="spellEnd"/>
+      <w:r>
+        <w:rPr>
+          <w:rStyle w:val="math-inline"/>
+          <w:rFonts w:ascii="Arial" w:hAnsi="Arial" w:cs="Arial"/>
+        </w:rPr>
+        <w:t>$</w:t>
       </w:r>
       <w:r>
         <w:rPr>
@@ -4812,7 +5112,23 @@
           <w:rStyle w:val="math-inline"/>
           <w:rFonts w:ascii="Arial" w:hAnsi="Arial" w:cs="Arial"/>
         </w:rPr>
-        <w:t>$\rightarrow$</w:t>
+        <w:t>$\</w:t>
+      </w:r>
+      <w:proofErr w:type="spellStart"/>
+      <w:r>
+        <w:rPr>
+          <w:rStyle w:val="math-inline"/>
+          <w:rFonts w:ascii="Arial" w:hAnsi="Arial" w:cs="Arial"/>
+        </w:rPr>
+        <w:t>rightarrow</w:t>
+      </w:r>
+      <w:proofErr w:type="spellEnd"/>
+      <w:r>
+        <w:rPr>
+          <w:rStyle w:val="math-inline"/>
+          <w:rFonts w:ascii="Arial" w:hAnsi="Arial" w:cs="Arial"/>
+        </w:rPr>
+        <w:t>$</w:t>
       </w:r>
       <w:r>
         <w:rPr>
@@ -4845,7 +5161,21 @@
         <w:rPr>
           <w:rFonts w:ascii="Arial" w:hAnsi="Arial" w:cs="Arial"/>
         </w:rPr>
-        <w:t xml:space="preserve"> Zwrotny / Niszczący (Destroy)</w:t>
+        <w:t xml:space="preserve"> Zwrotny / Niszczący (</w:t>
+      </w:r>
+      <w:proofErr w:type="spellStart"/>
+      <w:r>
+        <w:rPr>
+          <w:rFonts w:ascii="Arial" w:hAnsi="Arial" w:cs="Arial"/>
+        </w:rPr>
+        <w:t>Destroy</w:t>
+      </w:r>
+      <w:proofErr w:type="spellEnd"/>
+      <w:r>
+        <w:rPr>
+          <w:rFonts w:ascii="Arial" w:hAnsi="Arial" w:cs="Arial"/>
+        </w:rPr>
+        <w:t>)</w:t>
       </w:r>
     </w:p>
     <w:p>
@@ -4902,7 +5232,23 @@
           <w:rStyle w:val="math-inline"/>
           <w:rFonts w:ascii="Arial" w:hAnsi="Arial" w:cs="Arial"/>
         </w:rPr>
-        <w:t>$\rightarrow$</w:t>
+        <w:t>$\</w:t>
+      </w:r>
+      <w:proofErr w:type="spellStart"/>
+      <w:r>
+        <w:rPr>
+          <w:rStyle w:val="math-inline"/>
+          <w:rFonts w:ascii="Arial" w:hAnsi="Arial" w:cs="Arial"/>
+        </w:rPr>
+        <w:t>rightarrow</w:t>
+      </w:r>
+      <w:proofErr w:type="spellEnd"/>
+      <w:r>
+        <w:rPr>
+          <w:rStyle w:val="math-inline"/>
+          <w:rFonts w:ascii="Arial" w:hAnsi="Arial" w:cs="Arial"/>
+        </w:rPr>
+        <w:t>$</w:t>
       </w:r>
       <w:r>
         <w:rPr>
@@ -5000,8 +5346,17 @@
           <w:bCs/>
         </w:rPr>
         <w:lastRenderedPageBreak/>
-        <w:t>Wojciech Cimochowski</w:t>
-      </w:r>
+        <w:t xml:space="preserve">Wojciech </w:t>
+      </w:r>
+      <w:proofErr w:type="spellStart"/>
+      <w:r>
+        <w:rPr>
+          <w:b/>
+          <w:bCs/>
+        </w:rPr>
+        <w:t>Cimochowski</w:t>
+      </w:r>
+      <w:proofErr w:type="spellEnd"/>
     </w:p>
     <w:p>
       <w:pPr>
@@ -5125,7 +5480,21 @@
         <w:rPr>
           <w:lang w:val="pl-PL"/>
         </w:rPr>
-        <w:t> Aktor wywołuje na obiekcie rezerwacja metodę pobierzKlienta().</w:t>
+        <w:t> Aktor wywołuje na obiekcie rezerwacja metodę </w:t>
+      </w:r>
+      <w:proofErr w:type="spellStart"/>
+      <w:r>
+        <w:rPr>
+          <w:lang w:val="pl-PL"/>
+        </w:rPr>
+        <w:t>pobierzKlienta</w:t>
+      </w:r>
+      <w:proofErr w:type="spellEnd"/>
+      <w:r>
+        <w:rPr>
+          <w:lang w:val="pl-PL"/>
+        </w:rPr>
+        <w:t>().</w:t>
       </w:r>
     </w:p>
     <w:p>
@@ -5187,7 +5556,21 @@
         <w:rPr>
           <w:lang w:val="pl-PL"/>
         </w:rPr>
-        <w:t> — fragment loop [dopóki dane niepoprawne]</w:t>
+        <w:t> — fragment </w:t>
+      </w:r>
+      <w:proofErr w:type="spellStart"/>
+      <w:r>
+        <w:rPr>
+          <w:lang w:val="pl-PL"/>
+        </w:rPr>
+        <w:t>loop</w:t>
+      </w:r>
+      <w:proofErr w:type="spellEnd"/>
+      <w:r>
+        <w:rPr>
+          <w:lang w:val="pl-PL"/>
+        </w:rPr>
+        <w:t xml:space="preserve"> [dopóki dane niepoprawne]</w:t>
       </w:r>
     </w:p>
     <w:p>
@@ -5242,7 +5625,20 @@
           <w:lang w:val="pl-PL"/>
         </w:rPr>
         <w:br/>
-        <w:t>weryfikujDokument(klient, rodzaj, PESEL).</w:t>
+      </w:r>
+      <w:proofErr w:type="spellStart"/>
+      <w:r>
+        <w:rPr>
+          <w:lang w:val="pl-PL"/>
+        </w:rPr>
+        <w:t>weryfikujDokument</w:t>
+      </w:r>
+      <w:proofErr w:type="spellEnd"/>
+      <w:r>
+        <w:rPr>
+          <w:lang w:val="pl-PL"/>
+        </w:rPr>
+        <w:t>(klient, rodzaj, PESEL).</w:t>
       </w:r>
     </w:p>
     <w:p>
@@ -5291,7 +5687,21 @@
         <w:rPr>
           <w:lang w:val="pl-PL"/>
         </w:rPr>
-        <w:t> Obiekt instruktor zwraca wartość false. System informuje o błędach w formularzu; instruktor poprawia dane i pętla się powtarza.</w:t>
+        <w:t> Obiekt instruktor zwraca wartość </w:t>
+      </w:r>
+      <w:proofErr w:type="spellStart"/>
+      <w:r>
+        <w:rPr>
+          <w:lang w:val="pl-PL"/>
+        </w:rPr>
+        <w:t>false</w:t>
+      </w:r>
+      <w:proofErr w:type="spellEnd"/>
+      <w:r>
+        <w:rPr>
+          <w:lang w:val="pl-PL"/>
+        </w:rPr>
+        <w:t>. System informuje o błędach w formularzu; instruktor poprawia dane i pętla się powtarza.</w:t>
       </w:r>
     </w:p>
     <w:p>
@@ -5319,7 +5729,49 @@
         <w:rPr>
           <w:lang w:val="pl-PL"/>
         </w:rPr>
-        <w:t>Wewnątrz weryfikujDokument ustawiany jest atrybut Status_weryfikacji klienta na true.</w:t>
+        <w:t>Wewnątrz </w:t>
+      </w:r>
+      <w:proofErr w:type="spellStart"/>
+      <w:r>
+        <w:rPr>
+          <w:lang w:val="pl-PL"/>
+        </w:rPr>
+        <w:t>weryfikujDokument</w:t>
+      </w:r>
+      <w:proofErr w:type="spellEnd"/>
+      <w:r>
+        <w:rPr>
+          <w:lang w:val="pl-PL"/>
+        </w:rPr>
+        <w:t> ustawiany jest atrybut </w:t>
+      </w:r>
+      <w:proofErr w:type="spellStart"/>
+      <w:r>
+        <w:rPr>
+          <w:lang w:val="pl-PL"/>
+        </w:rPr>
+        <w:t>Status_weryfikacji</w:t>
+      </w:r>
+      <w:proofErr w:type="spellEnd"/>
+      <w:r>
+        <w:rPr>
+          <w:lang w:val="pl-PL"/>
+        </w:rPr>
+        <w:t> klienta na </w:t>
+      </w:r>
+      <w:proofErr w:type="spellStart"/>
+      <w:r>
+        <w:rPr>
+          <w:lang w:val="pl-PL"/>
+        </w:rPr>
+        <w:t>true</w:t>
+      </w:r>
+      <w:proofErr w:type="spellEnd"/>
+      <w:r>
+        <w:rPr>
+          <w:lang w:val="pl-PL"/>
+        </w:rPr>
+        <w:t>.</w:t>
       </w:r>
     </w:p>
     <w:p>
@@ -5340,7 +5792,21 @@
         <w:rPr>
           <w:lang w:val="pl-PL"/>
         </w:rPr>
-        <w:t> Obiekt instruktor wywołuje na rezerwacja metodę zmienStatus("zweryfikowany").</w:t>
+        <w:t> Obiekt instruktor wywołuje na rezerwacja metodę </w:t>
+      </w:r>
+      <w:proofErr w:type="spellStart"/>
+      <w:r>
+        <w:rPr>
+          <w:lang w:val="pl-PL"/>
+        </w:rPr>
+        <w:t>zmienStatus</w:t>
+      </w:r>
+      <w:proofErr w:type="spellEnd"/>
+      <w:r>
+        <w:rPr>
+          <w:lang w:val="pl-PL"/>
+        </w:rPr>
+        <w:t>("zweryfikowany").</w:t>
       </w:r>
     </w:p>
     <w:p>
@@ -5361,7 +5827,21 @@
         <w:rPr>
           <w:lang w:val="pl-PL"/>
         </w:rPr>
-        <w:t> Obiekt instruktor zwraca wartość true. Rezerwacja zostaje zweryfikowana; pętla się kończy.</w:t>
+        <w:t> Obiekt instruktor zwraca wartość </w:t>
+      </w:r>
+      <w:proofErr w:type="spellStart"/>
+      <w:r>
+        <w:rPr>
+          <w:lang w:val="pl-PL"/>
+        </w:rPr>
+        <w:t>true</w:t>
+      </w:r>
+      <w:proofErr w:type="spellEnd"/>
+      <w:r>
+        <w:rPr>
+          <w:lang w:val="pl-PL"/>
+        </w:rPr>
+        <w:t>. Rezerwacja zostaje zweryfikowana; pętla się kończy.</w:t>
       </w:r>
     </w:p>
     <w:p>
@@ -5396,7 +5876,35 @@
         <w:rPr>
           <w:lang w:val="de-DE"/>
         </w:rPr>
-        <w:t>Instruktor klika przycisk „Check-in”.</w:t>
+        <w:t xml:space="preserve">Instruktor </w:t>
+      </w:r>
+      <w:proofErr w:type="spellStart"/>
+      <w:r>
+        <w:rPr>
+          <w:lang w:val="de-DE"/>
+        </w:rPr>
+        <w:t>klika</w:t>
+      </w:r>
+      <w:proofErr w:type="spellEnd"/>
+      <w:r>
+        <w:rPr>
+          <w:lang w:val="de-DE"/>
+        </w:rPr>
+        <w:t xml:space="preserve"> </w:t>
+      </w:r>
+      <w:proofErr w:type="spellStart"/>
+      <w:r>
+        <w:rPr>
+          <w:lang w:val="de-DE"/>
+        </w:rPr>
+        <w:t>przycisk</w:t>
+      </w:r>
+      <w:proofErr w:type="spellEnd"/>
+      <w:r>
+        <w:rPr>
+          <w:lang w:val="de-DE"/>
+        </w:rPr>
+        <w:t xml:space="preserve"> „Check-in”.</w:t>
       </w:r>
     </w:p>
     <w:p>
@@ -5417,7 +5925,21 @@
         <w:rPr>
           <w:lang w:val="pl-PL"/>
         </w:rPr>
-        <w:t> Aktor wywołuje na obiekcie instruktor metodę wykonajCheckIn(rezerwacja).</w:t>
+        <w:t> Aktor wywołuje na obiekcie instruktor metodę </w:t>
+      </w:r>
+      <w:proofErr w:type="spellStart"/>
+      <w:r>
+        <w:rPr>
+          <w:lang w:val="pl-PL"/>
+        </w:rPr>
+        <w:t>wykonajCheckIn</w:t>
+      </w:r>
+      <w:proofErr w:type="spellEnd"/>
+      <w:r>
+        <w:rPr>
+          <w:lang w:val="pl-PL"/>
+        </w:rPr>
+        <w:t>(rezerwacja).</w:t>
       </w:r>
     </w:p>
     <w:p>
@@ -5438,7 +5960,35 @@
         <w:rPr>
           <w:lang w:val="pl-PL"/>
         </w:rPr>
-        <w:t> Obiekt instruktor tworzy nowy obiekt sesja:SesjaStrzelecka (&lt;&lt;create&gt;&gt;).</w:t>
+        <w:t> Obiekt instruktor tworzy nowy obiekt </w:t>
+      </w:r>
+      <w:proofErr w:type="spellStart"/>
+      <w:r>
+        <w:rPr>
+          <w:lang w:val="pl-PL"/>
+        </w:rPr>
+        <w:t>sesja:SesjaStrzelecka</w:t>
+      </w:r>
+      <w:proofErr w:type="spellEnd"/>
+      <w:r>
+        <w:rPr>
+          <w:lang w:val="pl-PL"/>
+        </w:rPr>
+        <w:t> (&lt;&lt;</w:t>
+      </w:r>
+      <w:proofErr w:type="spellStart"/>
+      <w:r>
+        <w:rPr>
+          <w:lang w:val="pl-PL"/>
+        </w:rPr>
+        <w:t>create</w:t>
+      </w:r>
+      <w:proofErr w:type="spellEnd"/>
+      <w:r>
+        <w:rPr>
+          <w:lang w:val="pl-PL"/>
+        </w:rPr>
+        <w:t>&gt;&gt;).</w:t>
       </w:r>
     </w:p>
     <w:p>
@@ -5459,7 +6009,21 @@
         <w:rPr>
           <w:lang w:val="pl-PL"/>
         </w:rPr>
-        <w:t> Obiekt instruktor wywołuje na rezerwacja metodę zmienStatus("w trakcie wizyty").</w:t>
+        <w:t> Obiekt instruktor wywołuje na rezerwacja metodę </w:t>
+      </w:r>
+      <w:proofErr w:type="spellStart"/>
+      <w:r>
+        <w:rPr>
+          <w:lang w:val="pl-PL"/>
+        </w:rPr>
+        <w:t>zmienStatus</w:t>
+      </w:r>
+      <w:proofErr w:type="spellEnd"/>
+      <w:r>
+        <w:rPr>
+          <w:lang w:val="pl-PL"/>
+        </w:rPr>
+        <w:t>("w trakcie wizyty").</w:t>
       </w:r>
     </w:p>
     <w:p>
@@ -5480,7 +6044,21 @@
         <w:rPr>
           <w:lang w:val="pl-PL"/>
         </w:rPr>
-        <w:t> Obiekt instruktor zwraca utworzony obiekt sesja do aktora. Check-in zostaje zakończony; rozpoczyna się sesja strzelecka.</w:t>
+        <w:t xml:space="preserve"> Obiekt instruktor zwraca utworzony obiekt sesja do aktora. </w:t>
+      </w:r>
+      <w:proofErr w:type="spellStart"/>
+      <w:r>
+        <w:rPr>
+          <w:lang w:val="pl-PL"/>
+        </w:rPr>
+        <w:t>Check</w:t>
+      </w:r>
+      <w:proofErr w:type="spellEnd"/>
+      <w:r>
+        <w:rPr>
+          <w:lang w:val="pl-PL"/>
+        </w:rPr>
+        <w:t>-in zostaje zakończony; rozpoczyna się sesja strzelecka.</w:t>
       </w:r>
     </w:p>
     <w:p/>
@@ -5599,10 +6177,26 @@
         <w:t>Komunikat 1:</w:t>
       </w:r>
       <w:r>
-        <w:t xml:space="preserve"> Aktor wywołuje na obiekcie admin:Administrator met</w:t>
-      </w:r>
-      <w:r>
-        <w:t>odę pobierzListeUzytkownikow().</w:t>
+        <w:t xml:space="preserve"> Aktor wywołuje na obiekcie </w:t>
+      </w:r>
+      <w:proofErr w:type="spellStart"/>
+      <w:r>
+        <w:t>admin:Administrator</w:t>
+      </w:r>
+      <w:proofErr w:type="spellEnd"/>
+      <w:r>
+        <w:t xml:space="preserve"> met</w:t>
+      </w:r>
+      <w:r>
+        <w:t xml:space="preserve">odę </w:t>
+      </w:r>
+      <w:proofErr w:type="spellStart"/>
+      <w:r>
+        <w:t>pobierzListeUzytkownikow</w:t>
+      </w:r>
+      <w:proofErr w:type="spellEnd"/>
+      <w:r>
+        <w:t>().</w:t>
       </w:r>
     </w:p>
     <w:p>
@@ -5613,10 +6207,26 @@
         <w:t>Komunikat 2 (zwrot):</w:t>
       </w:r>
       <w:r>
-        <w:t xml:space="preserve"> Obiekt admin:Administrator zwraca listę uż</w:t>
-      </w:r>
-      <w:r>
-        <w:t>ytkowników (listaUzytkownikow).</w:t>
+        <w:t xml:space="preserve"> Obiekt </w:t>
+      </w:r>
+      <w:proofErr w:type="spellStart"/>
+      <w:r>
+        <w:t>admin:Administrator</w:t>
+      </w:r>
+      <w:proofErr w:type="spellEnd"/>
+      <w:r>
+        <w:t xml:space="preserve"> zwraca listę uż</w:t>
+      </w:r>
+      <w:r>
+        <w:t>ytkowników (</w:t>
+      </w:r>
+      <w:proofErr w:type="spellStart"/>
+      <w:r>
+        <w:t>listaUzytkownikow</w:t>
+      </w:r>
+      <w:proofErr w:type="spellEnd"/>
+      <w:r>
+        <w:t>).</w:t>
       </w:r>
     </w:p>
     <w:p>
@@ -5633,7 +6243,23 @@
         <w:t>2. Filtrowanie listy</w:t>
       </w:r>
       <w:r>
-        <w:t xml:space="preserve"> — fragment opt [filtr != null]</w:t>
+        <w:t xml:space="preserve"> — fragment </w:t>
+      </w:r>
+      <w:proofErr w:type="spellStart"/>
+      <w:r>
+        <w:t>opt</w:t>
+      </w:r>
+      <w:proofErr w:type="spellEnd"/>
+      <w:r>
+        <w:t xml:space="preserve"> [filtr != </w:t>
+      </w:r>
+      <w:proofErr w:type="spellStart"/>
+      <w:r>
+        <w:t>null</w:t>
+      </w:r>
+      <w:proofErr w:type="spellEnd"/>
+      <w:r>
+        <w:t>]</w:t>
       </w:r>
     </w:p>
     <w:p>
@@ -5657,10 +6283,26 @@
         <w:t>Komunikat 3:</w:t>
       </w:r>
       <w:r>
-        <w:t xml:space="preserve"> Aktor wywołuje na obiekcie admin:Administrat</w:t>
-      </w:r>
-      <w:r>
-        <w:t>or metodę filtrujTabele(filtr).</w:t>
+        <w:t xml:space="preserve"> Aktor wywołuje na obiekcie </w:t>
+      </w:r>
+      <w:proofErr w:type="spellStart"/>
+      <w:r>
+        <w:t>admin:Administrat</w:t>
+      </w:r>
+      <w:r>
+        <w:t>or</w:t>
+      </w:r>
+      <w:proofErr w:type="spellEnd"/>
+      <w:r>
+        <w:t xml:space="preserve"> metodę </w:t>
+      </w:r>
+      <w:proofErr w:type="spellStart"/>
+      <w:r>
+        <w:t>filtrujTabele</w:t>
+      </w:r>
+      <w:proofErr w:type="spellEnd"/>
+      <w:r>
+        <w:t>(filtr).</w:t>
       </w:r>
     </w:p>
     <w:p>
@@ -5671,10 +6313,26 @@
         <w:t>Komunikat 4 (zwrot):</w:t>
       </w:r>
       <w:r>
-        <w:t xml:space="preserve"> Obiekt admin:Administrator zwraca przefiltrowa</w:t>
-      </w:r>
-      <w:r>
-        <w:t>ną listę (przefiltrowanaLista).</w:t>
+        <w:t xml:space="preserve"> Obiekt </w:t>
+      </w:r>
+      <w:proofErr w:type="spellStart"/>
+      <w:r>
+        <w:t>admin:Administrator</w:t>
+      </w:r>
+      <w:proofErr w:type="spellEnd"/>
+      <w:r>
+        <w:t xml:space="preserve"> zwraca przefiltrowa</w:t>
+      </w:r>
+      <w:r>
+        <w:t>ną listę (</w:t>
+      </w:r>
+      <w:proofErr w:type="spellStart"/>
+      <w:r>
+        <w:t>przefiltrowanaLista</w:t>
+      </w:r>
+      <w:proofErr w:type="spellEnd"/>
+      <w:r>
+        <w:t>).</w:t>
       </w:r>
     </w:p>
     <w:p>
@@ -5721,10 +6379,34 @@
         <w:t>Komunikat 5:</w:t>
       </w:r>
       <w:r>
-        <w:t xml:space="preserve"> Aktor wywołuje na obiekcie admin:Administrator metodę zatwierdzZmianyKonta(wybra</w:t>
-      </w:r>
-      <w:r>
-        <w:t>nyUzytkownik).</w:t>
+        <w:t xml:space="preserve"> Aktor wywołuje na obiekcie </w:t>
+      </w:r>
+      <w:proofErr w:type="spellStart"/>
+      <w:r>
+        <w:t>admin:Administrator</w:t>
+      </w:r>
+      <w:proofErr w:type="spellEnd"/>
+      <w:r>
+        <w:t xml:space="preserve"> metodę </w:t>
+      </w:r>
+      <w:proofErr w:type="spellStart"/>
+      <w:r>
+        <w:t>zatwierdzZmianyKonta</w:t>
+      </w:r>
+      <w:proofErr w:type="spellEnd"/>
+      <w:r>
+        <w:t>(</w:t>
+      </w:r>
+      <w:proofErr w:type="spellStart"/>
+      <w:r>
+        <w:t>wybra</w:t>
+      </w:r>
+      <w:r>
+        <w:t>nyUzytkownik</w:t>
+      </w:r>
+      <w:proofErr w:type="spellEnd"/>
+      <w:r>
+        <w:t>).</w:t>
       </w:r>
     </w:p>
     <w:p>
@@ -5735,7 +6417,31 @@
         <w:t>Komunikat 6:</w:t>
       </w:r>
       <w:r>
-        <w:t xml:space="preserve"> Obiekt admin:Administrator wywołuje na obiekcie użytkownik:Użytkownik metodę aktualizujStan()</w:t>
+        <w:t xml:space="preserve"> Obiekt </w:t>
+      </w:r>
+      <w:proofErr w:type="spellStart"/>
+      <w:r>
+        <w:t>admin:Administrator</w:t>
+      </w:r>
+      <w:proofErr w:type="spellEnd"/>
+      <w:r>
+        <w:t xml:space="preserve"> wywołuje na obiekcie </w:t>
+      </w:r>
+      <w:proofErr w:type="spellStart"/>
+      <w:r>
+        <w:t>użytkownik:Użytkownik</w:t>
+      </w:r>
+      <w:proofErr w:type="spellEnd"/>
+      <w:r>
+        <w:t xml:space="preserve"> metodę </w:t>
+      </w:r>
+      <w:proofErr w:type="spellStart"/>
+      <w:r>
+        <w:t>aktualizujStan</w:t>
+      </w:r>
+      <w:proofErr w:type="spellEnd"/>
+      <w:r>
+        <w:t>()</w:t>
       </w:r>
       <w:r>
         <w:t>, aby zapisać nowe uprawnienia.</w:t>
@@ -5749,10 +6455,23 @@
         <w:t>Komunikat 7 (zwrot):</w:t>
       </w:r>
       <w:r>
-        <w:t xml:space="preserve"> Obiekt użytkownik:Użytkownik zwraca potwierdzenie wykonania operacji do obiektu </w:t>
-      </w:r>
-      <w:r>
-        <w:t>admin:Administrator.</w:t>
+        <w:t xml:space="preserve"> Obiekt </w:t>
+      </w:r>
+      <w:proofErr w:type="spellStart"/>
+      <w:r>
+        <w:t>użytkownik:Użytkownik</w:t>
+      </w:r>
+      <w:proofErr w:type="spellEnd"/>
+      <w:r>
+        <w:t xml:space="preserve"> zwraca potwierdzenie wykonania operacji do obiektu </w:t>
+      </w:r>
+      <w:proofErr w:type="spellStart"/>
+      <w:r>
+        <w:t>admin:Administrator</w:t>
+      </w:r>
+      <w:proofErr w:type="spellEnd"/>
+      <w:r>
+        <w:t>.</w:t>
       </w:r>
     </w:p>
     <w:p>
@@ -5763,7 +6482,23 @@
         <w:t>Komunikat 8 (zwrot):</w:t>
       </w:r>
       <w:r>
-        <w:t xml:space="preserve"> Obiekt admin:Administrator zwraca wartość true do aktora. Zmiany zostały pomyślnie zapisane.</w:t>
+        <w:t xml:space="preserve"> Obiekt </w:t>
+      </w:r>
+      <w:proofErr w:type="spellStart"/>
+      <w:r>
+        <w:t>admin:Administrator</w:t>
+      </w:r>
+      <w:proofErr w:type="spellEnd"/>
+      <w:r>
+        <w:t xml:space="preserve"> zwraca wartość </w:t>
+      </w:r>
+      <w:proofErr w:type="spellStart"/>
+      <w:r>
+        <w:t>true</w:t>
+      </w:r>
+      <w:proofErr w:type="spellEnd"/>
+      <w:r>
+        <w:t xml:space="preserve"> do aktora. Zmiany zostały pomyślnie zapisane.</w:t>
       </w:r>
     </w:p>
     <w:p/>
@@ -5800,6 +6535,7 @@
       <w:r>
         <w:rPr>
           <w:noProof/>
+          <w:lang w:val="pl-PL"/>
         </w:rPr>
         <w:drawing>
           <wp:inline distT="0" distB="0" distL="0" distR="0" wp14:anchorId="01A65595" wp14:editId="4CC555FA">
@@ -6298,7 +7034,15 @@
         <w:t xml:space="preserve"> </w:t>
       </w:r>
       <w:r>
-        <w:t>Klasa dziedzicząca po Uzytkownik. Reprezentuje pracownika z najwyższymi uprawnieniami, odpowiedzialnego za podgląd i zarządzanie kontami wszystkich osób w systemie.</w:t>
+        <w:t xml:space="preserve">Klasa dziedzicząca po </w:t>
+      </w:r>
+      <w:proofErr w:type="spellStart"/>
+      <w:r>
+        <w:t>Uzytkownik</w:t>
+      </w:r>
+      <w:proofErr w:type="spellEnd"/>
+      <w:r>
+        <w:t>. Reprezentuje pracownika z najwyższymi uprawnieniami, odpowiedzialnego za podgląd i zarządzanie kontami wszystkich osób w systemie.</w:t>
       </w:r>
     </w:p>
     <w:p>
@@ -6313,7 +7057,15 @@
         <w:t>Atrybuty:</w:t>
       </w:r>
       <w:r>
-        <w:t xml:space="preserve"> Dziedziczy podstawowe atrybuty logowania z klasy nadrzędnej Uzytkownik.</w:t>
+        <w:t xml:space="preserve"> Dziedziczy podstawowe atrybuty logowania z klasy nadrzędnej </w:t>
+      </w:r>
+      <w:proofErr w:type="spellStart"/>
+      <w:r>
+        <w:t>Uzytkownik</w:t>
+      </w:r>
+      <w:proofErr w:type="spellEnd"/>
+      <w:r>
+        <w:t>.</w:t>
       </w:r>
     </w:p>
     <w:p>
@@ -6344,7 +7096,23 @@
         <w:t xml:space="preserve"> </w:t>
       </w:r>
       <w:r>
-        <w:t>+ pobierzListeUzytkownikow(): List&lt;Uzytkownik&gt; – Zwraca pełną listę wszystkich zarejestrowanych kont z bazy danych.</w:t>
+        <w:t xml:space="preserve">+ </w:t>
+      </w:r>
+      <w:proofErr w:type="spellStart"/>
+      <w:r>
+        <w:t>pobierzListeUzytkownikow</w:t>
+      </w:r>
+      <w:proofErr w:type="spellEnd"/>
+      <w:r>
+        <w:t>(): List&lt;</w:t>
+      </w:r>
+      <w:proofErr w:type="spellStart"/>
+      <w:r>
+        <w:t>Uzytkownik</w:t>
+      </w:r>
+      <w:proofErr w:type="spellEnd"/>
+      <w:r>
+        <w:t>&gt; – Zwraca pełną listę wszystkich zarejestrowanych kont z bazy danych.</w:t>
       </w:r>
     </w:p>
     <w:p>
@@ -6363,7 +7131,23 @@
         <w:t xml:space="preserve"> </w:t>
       </w:r>
       <w:r>
-        <w:t>+ filtrujTabele(filtr): List&lt;Uzytkownik&gt; – Pozwala na wyszukiwanie konkretnych osób (np. po nazwisku lub roli) na liście.</w:t>
+        <w:t xml:space="preserve">+ </w:t>
+      </w:r>
+      <w:proofErr w:type="spellStart"/>
+      <w:r>
+        <w:t>filtrujTabele</w:t>
+      </w:r>
+      <w:proofErr w:type="spellEnd"/>
+      <w:r>
+        <w:t>(filtr): List&lt;</w:t>
+      </w:r>
+      <w:proofErr w:type="spellStart"/>
+      <w:r>
+        <w:t>Uzytkownik</w:t>
+      </w:r>
+      <w:proofErr w:type="spellEnd"/>
+      <w:r>
+        <w:t>&gt; – Pozwala na wyszukiwanie konkretnych osób (np. po nazwisku lub roli) na liście.</w:t>
       </w:r>
     </w:p>
     <w:p>
@@ -6382,7 +7166,31 @@
         <w:t xml:space="preserve"> </w:t>
       </w:r>
       <w:r>
-        <w:t>+ zatwierdzZamianyKonta(uzytkownik): Boolean – Zapisuje w bazie zmodyfikowane dane lub zmienione uprawnienia konkretnego użytkownika.</w:t>
+        <w:t xml:space="preserve">+ </w:t>
+      </w:r>
+      <w:proofErr w:type="spellStart"/>
+      <w:r>
+        <w:t>zatwierdzZamianyKonta</w:t>
+      </w:r>
+      <w:proofErr w:type="spellEnd"/>
+      <w:r>
+        <w:t>(</w:t>
+      </w:r>
+      <w:proofErr w:type="spellStart"/>
+      <w:r>
+        <w:t>uzytkownik</w:t>
+      </w:r>
+      <w:proofErr w:type="spellEnd"/>
+      <w:r>
+        <w:t xml:space="preserve">): </w:t>
+      </w:r>
+      <w:proofErr w:type="spellStart"/>
+      <w:r>
+        <w:t>Boolean</w:t>
+      </w:r>
+      <w:proofErr w:type="spellEnd"/>
+      <w:r>
+        <w:t xml:space="preserve"> – Zapisuje w bazie zmodyfikowane dane lub zmienione uprawnienia konkretnego użytkownika.</w:t>
       </w:r>
     </w:p>
     <w:p>
@@ -6397,6 +7205,7 @@
           <w:szCs w:val="24"/>
         </w:rPr>
       </w:pPr>
+      <w:proofErr w:type="spellStart"/>
       <w:r>
         <w:rPr>
           <w:sz w:val="24"/>
@@ -6404,6 +7213,7 @@
         </w:rPr>
         <w:t>AmunicjaMagazyn</w:t>
       </w:r>
+      <w:proofErr w:type="spellEnd"/>
     </w:p>
     <w:p>
       <w:pPr>
@@ -6447,8 +7257,21 @@
       <w:r>
         <w:t xml:space="preserve">- </w:t>
       </w:r>
-      <w:r>
-        <w:t>iloscSztuk: Integer – Wskazuje, ile fizycznie sztuk znajduje się na stanie.</w:t>
+      <w:proofErr w:type="spellStart"/>
+      <w:r>
+        <w:t>iloscSztuk</w:t>
+      </w:r>
+      <w:proofErr w:type="spellEnd"/>
+      <w:r>
+        <w:t xml:space="preserve">: </w:t>
+      </w:r>
+      <w:proofErr w:type="spellStart"/>
+      <w:r>
+        <w:t>Integer</w:t>
+      </w:r>
+      <w:proofErr w:type="spellEnd"/>
+      <w:r>
+        <w:t xml:space="preserve"> – Wskazuje, ile fizycznie sztuk znajduje się na stanie.</w:t>
       </w:r>
     </w:p>
     <w:p>
@@ -6475,7 +7298,39 @@
         <w:t xml:space="preserve"> </w:t>
       </w:r>
       <w:r>
-        <w:t>+ odejmijAmunicje(ilosc: Integer): Boolean – Pomniejsza stan magazynowy o liczbę naboi zużytych podczas zakończonej sesji strzeleckiej.</w:t>
+        <w:t xml:space="preserve">+ </w:t>
+      </w:r>
+      <w:proofErr w:type="spellStart"/>
+      <w:r>
+        <w:t>odejmijAmunicje</w:t>
+      </w:r>
+      <w:proofErr w:type="spellEnd"/>
+      <w:r>
+        <w:t>(</w:t>
+      </w:r>
+      <w:proofErr w:type="spellStart"/>
+      <w:r>
+        <w:t>ilosc</w:t>
+      </w:r>
+      <w:proofErr w:type="spellEnd"/>
+      <w:r>
+        <w:t xml:space="preserve">: </w:t>
+      </w:r>
+      <w:proofErr w:type="spellStart"/>
+      <w:r>
+        <w:t>Integer</w:t>
+      </w:r>
+      <w:proofErr w:type="spellEnd"/>
+      <w:r>
+        <w:t xml:space="preserve">): </w:t>
+      </w:r>
+      <w:proofErr w:type="spellStart"/>
+      <w:r>
+        <w:t>Boolean</w:t>
+      </w:r>
+      <w:proofErr w:type="spellEnd"/>
+      <w:r>
+        <w:t xml:space="preserve"> – Pomniejsza stan magazynowy o liczbę naboi zużytych podczas zakończonej sesji strzeleckiej.</w:t>
       </w:r>
     </w:p>
     <w:p>
@@ -6490,6 +7345,7 @@
           <w:szCs w:val="24"/>
         </w:rPr>
       </w:pPr>
+      <w:proofErr w:type="spellStart"/>
       <w:r>
         <w:rPr>
           <w:sz w:val="24"/>
@@ -6497,6 +7353,7 @@
         </w:rPr>
         <w:t>EgzemplarzBroni</w:t>
       </w:r>
+      <w:proofErr w:type="spellEnd"/>
     </w:p>
     <w:p>
       <w:pPr>
@@ -6549,8 +7406,13 @@
         </w:rPr>
         <w:t xml:space="preserve"> </w:t>
       </w:r>
-      <w:r>
-        <w:t>nrSeryjny: String – Unikalny identyfikator wybity na broni.</w:t>
+      <w:proofErr w:type="spellStart"/>
+      <w:r>
+        <w:t>nrSeryjny</w:t>
+      </w:r>
+      <w:proofErr w:type="spellEnd"/>
+      <w:r>
+        <w:t>: String – Unikalny identyfikator wybity na broni.</w:t>
       </w:r>
     </w:p>
     <w:p>
@@ -6568,8 +7430,21 @@
         </w:rPr>
         <w:t xml:space="preserve"> </w:t>
       </w:r>
-      <w:r>
-        <w:t>aktualnyPrzebieg: Integer – Sumaryczna liczba wystrzelonych z tej broni naboi.</w:t>
+      <w:proofErr w:type="spellStart"/>
+      <w:r>
+        <w:t>aktualnyPrzebieg</w:t>
+      </w:r>
+      <w:proofErr w:type="spellEnd"/>
+      <w:r>
+        <w:t xml:space="preserve">: </w:t>
+      </w:r>
+      <w:proofErr w:type="spellStart"/>
+      <w:r>
+        <w:t>Integer</w:t>
+      </w:r>
+      <w:proofErr w:type="spellEnd"/>
+      <w:r>
+        <w:t xml:space="preserve"> – Sumaryczna liczba wystrzelonych z tej broni naboi.</w:t>
       </w:r>
     </w:p>
     <w:p>
@@ -6595,7 +7470,39 @@
         <w:t xml:space="preserve"> </w:t>
       </w:r>
       <w:r>
-        <w:t>+ aktualizujPrzebieg(ilosc: Integer): void – Dopisuje nową liczbę oddanych strzałów do ogólnego przebiegu danej jednostki po treningu.</w:t>
+        <w:t xml:space="preserve">+ </w:t>
+      </w:r>
+      <w:proofErr w:type="spellStart"/>
+      <w:r>
+        <w:t>aktualizujPrzebieg</w:t>
+      </w:r>
+      <w:proofErr w:type="spellEnd"/>
+      <w:r>
+        <w:t>(</w:t>
+      </w:r>
+      <w:proofErr w:type="spellStart"/>
+      <w:r>
+        <w:t>ilosc</w:t>
+      </w:r>
+      <w:proofErr w:type="spellEnd"/>
+      <w:r>
+        <w:t xml:space="preserve">: </w:t>
+      </w:r>
+      <w:proofErr w:type="spellStart"/>
+      <w:r>
+        <w:t>Integer</w:t>
+      </w:r>
+      <w:proofErr w:type="spellEnd"/>
+      <w:r>
+        <w:t xml:space="preserve">): </w:t>
+      </w:r>
+      <w:proofErr w:type="spellStart"/>
+      <w:r>
+        <w:t>void</w:t>
+      </w:r>
+      <w:proofErr w:type="spellEnd"/>
+      <w:r>
+        <w:t xml:space="preserve"> – Dopisuje nową liczbę oddanych strzałów do ogólnego przebiegu danej jednostki po treningu.</w:t>
       </w:r>
     </w:p>
     <w:p>
@@ -6633,7 +7540,15 @@
         <w:t>:</w:t>
       </w:r>
       <w:r>
-        <w:t xml:space="preserve"> Klasa dziedzicząca po Uzytkownik. Reprezentuje pracownika obsługi, który ma uprawnienia do prowadzenia strzelania i weryfikacji tożsamości.</w:t>
+        <w:t xml:space="preserve"> Klasa dziedzicząca po </w:t>
+      </w:r>
+      <w:proofErr w:type="spellStart"/>
+      <w:r>
+        <w:t>Uzytkownik</w:t>
+      </w:r>
+      <w:proofErr w:type="spellEnd"/>
+      <w:r>
+        <w:t>. Reprezentuje pracownika obsługi, który ma uprawnienia do prowadzenia strzelania i weryfikacji tożsamości.</w:t>
       </w:r>
     </w:p>
     <w:p>
@@ -6663,8 +7578,13 @@
         </w:rPr>
         <w:t xml:space="preserve"> </w:t>
       </w:r>
-      <w:r>
-        <w:t>NrLegitymacji: string – Zapisany numer uprawnień państwowych/związkowych pracownika.</w:t>
+      <w:proofErr w:type="spellStart"/>
+      <w:r>
+        <w:t>NrLegitymacji</w:t>
+      </w:r>
+      <w:proofErr w:type="spellEnd"/>
+      <w:r>
+        <w:t>: string – Zapisany numer uprawnień państwowych/związkowych pracownika.</w:t>
       </w:r>
     </w:p>
     <w:p>
@@ -6695,7 +7615,23 @@
         <w:t xml:space="preserve"> </w:t>
       </w:r>
       <w:r>
-        <w:t>+ weryfikujDokument(klient: Klient, rodzaj: String, pesel: string): Boolean – Waliduje tożsamość klienta, przyjmując jako argumenty konkretne dane z okazanego dokumentu (w tym numer PESEL).</w:t>
+        <w:t xml:space="preserve">+ </w:t>
+      </w:r>
+      <w:proofErr w:type="spellStart"/>
+      <w:r>
+        <w:t>weryfikujDokument</w:t>
+      </w:r>
+      <w:proofErr w:type="spellEnd"/>
+      <w:r>
+        <w:t xml:space="preserve">(klient: Klient, rodzaj: String, pesel: string): </w:t>
+      </w:r>
+      <w:proofErr w:type="spellStart"/>
+      <w:r>
+        <w:t>Boolean</w:t>
+      </w:r>
+      <w:proofErr w:type="spellEnd"/>
+      <w:r>
+        <w:t xml:space="preserve"> – Waliduje tożsamość klienta, przyjmując jako argumenty konkretne dane z okazanego dokumentu (w tym numer PESEL).</w:t>
       </w:r>
     </w:p>
     <w:p>
@@ -6714,7 +7650,23 @@
         <w:t xml:space="preserve"> </w:t>
       </w:r>
       <w:r>
-        <w:t>+ wykonajCheckIn(Rezerwacja): SesjaStrzelecka – Przekształca oczekującą rezerwację w trwający trening na osi strzeleckiej.</w:t>
+        <w:t xml:space="preserve">+ </w:t>
+      </w:r>
+      <w:proofErr w:type="spellStart"/>
+      <w:r>
+        <w:t>wykonajCheckIn</w:t>
+      </w:r>
+      <w:proofErr w:type="spellEnd"/>
+      <w:r>
+        <w:t xml:space="preserve">(Rezerwacja): </w:t>
+      </w:r>
+      <w:proofErr w:type="spellStart"/>
+      <w:r>
+        <w:t>SesjaStrzelecka</w:t>
+      </w:r>
+      <w:proofErr w:type="spellEnd"/>
+      <w:r>
+        <w:t xml:space="preserve"> – Przekształca oczekującą rezerwację w trwający trening na osi strzeleckiej.</w:t>
       </w:r>
     </w:p>
     <w:p>
@@ -6733,7 +7685,31 @@
         <w:t xml:space="preserve"> </w:t>
       </w:r>
       <w:r>
-        <w:t>+ wykonajCheckOut(SesjaStrzelecka, wyniki): void – Zamyka sesję, przekazując wyniki do rozliczenia kosztów i zasobów.</w:t>
+        <w:t xml:space="preserve">+ </w:t>
+      </w:r>
+      <w:proofErr w:type="spellStart"/>
+      <w:r>
+        <w:t>wykonajCheckOut</w:t>
+      </w:r>
+      <w:proofErr w:type="spellEnd"/>
+      <w:r>
+        <w:t>(</w:t>
+      </w:r>
+      <w:proofErr w:type="spellStart"/>
+      <w:r>
+        <w:t>SesjaStrzelecka</w:t>
+      </w:r>
+      <w:proofErr w:type="spellEnd"/>
+      <w:r>
+        <w:t xml:space="preserve">, wyniki): </w:t>
+      </w:r>
+      <w:proofErr w:type="spellStart"/>
+      <w:r>
+        <w:t>void</w:t>
+      </w:r>
+      <w:proofErr w:type="spellEnd"/>
+      <w:r>
+        <w:t xml:space="preserve"> – Zamyka sesję, przekazując wyniki do rozliczenia kosztów i zasobów.</w:t>
       </w:r>
     </w:p>
     <w:p>
@@ -6768,7 +7744,15 @@
         <w:t>Opis:</w:t>
       </w:r>
       <w:r>
-        <w:t xml:space="preserve"> Klasa dziedzicząca po Uzytkownik. Główny aktor korzystający z usług strzelnicy, dokonujący rezerwacji i budujący swoją historię.</w:t>
+        <w:t xml:space="preserve"> Klasa dziedzicząca po </w:t>
+      </w:r>
+      <w:proofErr w:type="spellStart"/>
+      <w:r>
+        <w:t>Uzytkownik</w:t>
+      </w:r>
+      <w:proofErr w:type="spellEnd"/>
+      <w:r>
+        <w:t>. Główny aktor korzystający z usług strzelnicy, dokonujący rezerwacji i budujący swoją historię.</w:t>
       </w:r>
     </w:p>
     <w:p>
@@ -6798,8 +7782,13 @@
         </w:rPr>
         <w:t xml:space="preserve"> </w:t>
       </w:r>
-      <w:r>
-        <w:t>Imie: String – Imię klienta.</w:t>
+      <w:proofErr w:type="spellStart"/>
+      <w:r>
+        <w:t>Imie</w:t>
+      </w:r>
+      <w:proofErr w:type="spellEnd"/>
+      <w:r>
+        <w:t>: String – Imię klienta.</w:t>
       </w:r>
     </w:p>
     <w:p>
@@ -6855,8 +7844,21 @@
         </w:rPr>
         <w:t xml:space="preserve"> </w:t>
       </w:r>
-      <w:r>
-        <w:t>Status_weryfikacji: Boolean – Flaga informująca, czy instruktor autoryzował tę osobę.</w:t>
+      <w:proofErr w:type="spellStart"/>
+      <w:r>
+        <w:t>Status_weryfikacji</w:t>
+      </w:r>
+      <w:proofErr w:type="spellEnd"/>
+      <w:r>
+        <w:t xml:space="preserve">: </w:t>
+      </w:r>
+      <w:proofErr w:type="spellStart"/>
+      <w:r>
+        <w:t>Boolean</w:t>
+      </w:r>
+      <w:proofErr w:type="spellEnd"/>
+      <w:r>
+        <w:t xml:space="preserve"> – Flaga informująca, czy instruktor autoryzował tę osobę.</w:t>
       </w:r>
     </w:p>
     <w:p>
@@ -6886,8 +7888,13 @@
         </w:rPr>
         <w:t xml:space="preserve"> </w:t>
       </w:r>
-      <w:r>
-        <w:t>zlozRezerwacja(data, stanowisko): Rezerwacja – Inicjuje proces rezerwowania wolnego toru w wybranym terminie.</w:t>
+      <w:proofErr w:type="spellStart"/>
+      <w:r>
+        <w:t>zlozRezerwacja</w:t>
+      </w:r>
+      <w:proofErr w:type="spellEnd"/>
+      <w:r>
+        <w:t>(data, stanowisko): Rezerwacja – Inicjuje proces rezerwowania wolnego toru w wybranym terminie.</w:t>
       </w:r>
     </w:p>
     <w:p>
@@ -6902,6 +7909,7 @@
           <w:szCs w:val="24"/>
         </w:rPr>
       </w:pPr>
+      <w:proofErr w:type="spellStart"/>
       <w:r>
         <w:rPr>
           <w:sz w:val="24"/>
@@ -6909,6 +7917,7 @@
         </w:rPr>
         <w:t>Placowka</w:t>
       </w:r>
+      <w:proofErr w:type="spellEnd"/>
     </w:p>
     <w:p>
       <w:pPr>
@@ -7003,7 +8012,23 @@
         <w:t xml:space="preserve"> </w:t>
       </w:r>
       <w:r>
-        <w:t>+ dodajDoMagazynu(Egzemplarz broni): void – Dopisuje nowo zakupioną sztukę uzbrojenia do inwentarza tej konkretnej lokalizacji.</w:t>
+        <w:t xml:space="preserve">+ </w:t>
+      </w:r>
+      <w:proofErr w:type="spellStart"/>
+      <w:r>
+        <w:t>dodajDoMagazynu</w:t>
+      </w:r>
+      <w:proofErr w:type="spellEnd"/>
+      <w:r>
+        <w:t xml:space="preserve">(Egzemplarz broni): </w:t>
+      </w:r>
+      <w:proofErr w:type="spellStart"/>
+      <w:r>
+        <w:t>void</w:t>
+      </w:r>
+      <w:proofErr w:type="spellEnd"/>
+      <w:r>
+        <w:t xml:space="preserve"> – Dopisuje nowo zakupioną sztukę uzbrojenia do inwentarza tej konkretnej lokalizacji.</w:t>
       </w:r>
     </w:p>
     <w:p>
@@ -7076,7 +8101,21 @@
         <w:rPr>
           <w:lang w:val="pl-PL"/>
         </w:rPr>
-        <w:t xml:space="preserve">data: date – Zaplanowany dzień wizyty na strzelnicy. </w:t>
+        <w:t xml:space="preserve">data: </w:t>
+      </w:r>
+      <w:proofErr w:type="spellStart"/>
+      <w:r>
+        <w:rPr>
+          <w:lang w:val="pl-PL"/>
+        </w:rPr>
+        <w:t>date</w:t>
+      </w:r>
+      <w:proofErr w:type="spellEnd"/>
+      <w:r>
+        <w:rPr>
+          <w:lang w:val="pl-PL"/>
+        </w:rPr>
+        <w:t xml:space="preserve"> – Zaplanowany dzień wizyty na strzelnicy. </w:t>
       </w:r>
     </w:p>
     <w:p>
@@ -7126,7 +8165,23 @@
         <w:t xml:space="preserve"> </w:t>
       </w:r>
       <w:r>
-        <w:t>+ pobierzKlienta(): void – Zwraca dane osoby, która dokonała rezerwacji w celu jej weryfikacji przy stanowisku instruktora.</w:t>
+        <w:t xml:space="preserve">+ </w:t>
+      </w:r>
+      <w:proofErr w:type="spellStart"/>
+      <w:r>
+        <w:t>pobierzKlienta</w:t>
+      </w:r>
+      <w:proofErr w:type="spellEnd"/>
+      <w:r>
+        <w:t xml:space="preserve">(): </w:t>
+      </w:r>
+      <w:proofErr w:type="spellStart"/>
+      <w:r>
+        <w:t>void</w:t>
+      </w:r>
+      <w:proofErr w:type="spellEnd"/>
+      <w:r>
+        <w:t xml:space="preserve"> – Zwraca dane osoby, która dokonała rezerwacji w celu jej weryfikacji przy stanowisku instruktora.</w:t>
       </w:r>
     </w:p>
     <w:p>
@@ -7145,7 +8200,31 @@
         <w:t xml:space="preserve"> </w:t>
       </w:r>
       <w:r>
-        <w:t>+ zmienStatus(): void – Modyfikuje etap rezerwacji w cyklu życia wizyty (np. przy autoryzacji "Check-in").</w:t>
+        <w:t xml:space="preserve">+ </w:t>
+      </w:r>
+      <w:proofErr w:type="spellStart"/>
+      <w:r>
+        <w:t>zmienStatus</w:t>
+      </w:r>
+      <w:proofErr w:type="spellEnd"/>
+      <w:r>
+        <w:t xml:space="preserve">(): </w:t>
+      </w:r>
+      <w:proofErr w:type="spellStart"/>
+      <w:r>
+        <w:t>void</w:t>
+      </w:r>
+      <w:proofErr w:type="spellEnd"/>
+      <w:r>
+        <w:t xml:space="preserve"> – Modyfikuje etap rezerwacji w cyklu życia wizyty (np. przy autoryzacji "</w:t>
+      </w:r>
+      <w:proofErr w:type="spellStart"/>
+      <w:r>
+        <w:t>Check</w:t>
+      </w:r>
+      <w:proofErr w:type="spellEnd"/>
+      <w:r>
+        <w:t>-in").</w:t>
       </w:r>
     </w:p>
     <w:p>
@@ -7160,6 +8239,7 @@
           <w:szCs w:val="24"/>
         </w:rPr>
       </w:pPr>
+      <w:proofErr w:type="spellStart"/>
       <w:r>
         <w:rPr>
           <w:sz w:val="24"/>
@@ -7167,6 +8247,7 @@
         </w:rPr>
         <w:t>SesjaStrzelecka</w:t>
       </w:r>
+      <w:proofErr w:type="spellEnd"/>
     </w:p>
     <w:p>
       <w:pPr>
@@ -7213,8 +8294,21 @@
         </w:rPr>
         <w:t xml:space="preserve"> </w:t>
       </w:r>
-      <w:r>
-        <w:t>czasRozpoczecia: DateTime – Rzeczywisty czas wejścia na tor.</w:t>
+      <w:proofErr w:type="spellStart"/>
+      <w:r>
+        <w:t>czasRozpoczecia</w:t>
+      </w:r>
+      <w:proofErr w:type="spellEnd"/>
+      <w:r>
+        <w:t xml:space="preserve">: </w:t>
+      </w:r>
+      <w:proofErr w:type="spellStart"/>
+      <w:r>
+        <w:t>DateTime</w:t>
+      </w:r>
+      <w:proofErr w:type="spellEnd"/>
+      <w:r>
+        <w:t xml:space="preserve"> – Rzeczywisty czas wejścia na tor.</w:t>
       </w:r>
     </w:p>
     <w:p>
@@ -7232,8 +8326,21 @@
         </w:rPr>
         <w:t xml:space="preserve"> </w:t>
       </w:r>
-      <w:r>
-        <w:t>czasZakonczenia: DateTime – Rzeczywisty czas zakończenia treningu.</w:t>
+      <w:proofErr w:type="spellStart"/>
+      <w:r>
+        <w:t>czasZakonczenia</w:t>
+      </w:r>
+      <w:proofErr w:type="spellEnd"/>
+      <w:r>
+        <w:t xml:space="preserve">: </w:t>
+      </w:r>
+      <w:proofErr w:type="spellStart"/>
+      <w:r>
+        <w:t>DateTime</w:t>
+      </w:r>
+      <w:proofErr w:type="spellEnd"/>
+      <w:r>
+        <w:t xml:space="preserve"> – Rzeczywisty czas zakończenia treningu.</w:t>
       </w:r>
     </w:p>
     <w:p>
@@ -7263,8 +8370,21 @@
         </w:rPr>
         <w:t xml:space="preserve"> </w:t>
       </w:r>
-      <w:r>
-        <w:t>podliczSesje(): void – Agreguje zgromadzone logi o amunicji i podsumowuje całościowe statystyki wizyty.</w:t>
+      <w:proofErr w:type="spellStart"/>
+      <w:r>
+        <w:t>podliczSesje</w:t>
+      </w:r>
+      <w:proofErr w:type="spellEnd"/>
+      <w:r>
+        <w:t xml:space="preserve">(): </w:t>
+      </w:r>
+      <w:proofErr w:type="spellStart"/>
+      <w:r>
+        <w:t>void</w:t>
+      </w:r>
+      <w:proofErr w:type="spellEnd"/>
+      <w:r>
+        <w:t xml:space="preserve"> – Agreguje zgromadzone logi o amunicji i podsumowuje całościowe statystyki wizyty.</w:t>
       </w:r>
     </w:p>
     <w:p>
@@ -7330,7 +8450,15 @@
         <w:t xml:space="preserve"> </w:t>
       </w:r>
       <w:r>
-        <w:t>numer: Integer – Identyfikator liczbowy toru na osi (np. 1, 2, 3).</w:t>
+        <w:t xml:space="preserve">numer: </w:t>
+      </w:r>
+      <w:proofErr w:type="spellStart"/>
+      <w:r>
+        <w:t>Integer</w:t>
+      </w:r>
+      <w:proofErr w:type="spellEnd"/>
+      <w:r>
+        <w:t xml:space="preserve"> – Identyfikator liczbowy toru na osi (np. 1, 2, 3).</w:t>
       </w:r>
     </w:p>
     <w:p>
@@ -7348,8 +8476,21 @@
         </w:rPr>
         <w:t xml:space="preserve"> </w:t>
       </w:r>
-      <w:r>
-        <w:t>dystansMetry: Integer – Maksymalna użyteczna odległość toru do tarcz.</w:t>
+      <w:proofErr w:type="spellStart"/>
+      <w:r>
+        <w:t>dystansMetry</w:t>
+      </w:r>
+      <w:proofErr w:type="spellEnd"/>
+      <w:r>
+        <w:t xml:space="preserve">: </w:t>
+      </w:r>
+      <w:proofErr w:type="spellStart"/>
+      <w:r>
+        <w:t>Integer</w:t>
+      </w:r>
+      <w:proofErr w:type="spellEnd"/>
+      <w:r>
+        <w:t xml:space="preserve"> – Maksymalna użyteczna odległość toru do tarcz.</w:t>
       </w:r>
     </w:p>
     <w:p>
@@ -7380,7 +8521,23 @@
         <w:t xml:space="preserve"> </w:t>
       </w:r>
       <w:r>
-        <w:t>+ sprawdzDostepnosc(): Boolean – Weryfikuje w harmonogramie, czy dany tor nie jest już zablokowany przez inną rezerwację.</w:t>
+        <w:t xml:space="preserve">+ </w:t>
+      </w:r>
+      <w:proofErr w:type="spellStart"/>
+      <w:r>
+        <w:t>sprawdzDostepnosc</w:t>
+      </w:r>
+      <w:proofErr w:type="spellEnd"/>
+      <w:r>
+        <w:t xml:space="preserve">(): </w:t>
+      </w:r>
+      <w:proofErr w:type="spellStart"/>
+      <w:r>
+        <w:t>Boolean</w:t>
+      </w:r>
+      <w:proofErr w:type="spellEnd"/>
+      <w:r>
+        <w:t xml:space="preserve"> – Weryfikuje w harmonogramie, czy dany tor nie jest już zablokowany przez inną rezerwację.</w:t>
       </w:r>
     </w:p>
     <w:p>
@@ -7395,6 +8552,7 @@
           <w:szCs w:val="24"/>
         </w:rPr>
       </w:pPr>
+      <w:proofErr w:type="spellStart"/>
       <w:r>
         <w:rPr>
           <w:sz w:val="24"/>
@@ -7402,6 +8560,7 @@
         </w:rPr>
         <w:t>SzczegolyZuzycia</w:t>
       </w:r>
+      <w:proofErr w:type="spellEnd"/>
     </w:p>
     <w:p>
       <w:pPr>
@@ -7445,8 +8604,21 @@
         </w:rPr>
         <w:t xml:space="preserve"> </w:t>
       </w:r>
-      <w:r>
-        <w:t>iloscAmunicji: Integer – Konkretna wartość wystrzelonych naboi na danym etapie.</w:t>
+      <w:proofErr w:type="spellStart"/>
+      <w:r>
+        <w:t>iloscAmunicji</w:t>
+      </w:r>
+      <w:proofErr w:type="spellEnd"/>
+      <w:r>
+        <w:t xml:space="preserve">: </w:t>
+      </w:r>
+      <w:proofErr w:type="spellStart"/>
+      <w:r>
+        <w:t>Integer</w:t>
+      </w:r>
+      <w:proofErr w:type="spellEnd"/>
+      <w:r>
+        <w:t xml:space="preserve"> – Konkretna wartość wystrzelonych naboi na danym etapie.</w:t>
       </w:r>
     </w:p>
     <w:p>
@@ -7464,8 +8636,21 @@
         </w:rPr>
         <w:t xml:space="preserve"> </w:t>
       </w:r>
-      <w:r>
-        <w:t>celnoscProcent: Float – Wynik procentowy celności dla danej konfiguracji.</w:t>
+      <w:proofErr w:type="spellStart"/>
+      <w:r>
+        <w:t>celnoscProcent</w:t>
+      </w:r>
+      <w:proofErr w:type="spellEnd"/>
+      <w:r>
+        <w:t xml:space="preserve">: </w:t>
+      </w:r>
+      <w:proofErr w:type="spellStart"/>
+      <w:r>
+        <w:t>Float</w:t>
+      </w:r>
+      <w:proofErr w:type="spellEnd"/>
+      <w:r>
+        <w:t xml:space="preserve"> – Wynik procentowy celności dla danej konfiguracji.</w:t>
       </w:r>
     </w:p>
     <w:p>
@@ -7496,7 +8681,31 @@
         <w:t xml:space="preserve"> </w:t>
       </w:r>
       <w:r>
-        <w:t>+ generujLog(): void – Tworzy niemutowalny wpis techniczny w systemie w celu zaktualizowania ogólnych statystyk przebiegu i zasobów.</w:t>
+        <w:t xml:space="preserve">+ </w:t>
+      </w:r>
+      <w:proofErr w:type="spellStart"/>
+      <w:r>
+        <w:t>generujLog</w:t>
+      </w:r>
+      <w:proofErr w:type="spellEnd"/>
+      <w:r>
+        <w:t xml:space="preserve">(): </w:t>
+      </w:r>
+      <w:proofErr w:type="spellStart"/>
+      <w:r>
+        <w:t>void</w:t>
+      </w:r>
+      <w:proofErr w:type="spellEnd"/>
+      <w:r>
+        <w:t xml:space="preserve"> – Tworzy </w:t>
+      </w:r>
+      <w:proofErr w:type="spellStart"/>
+      <w:r>
+        <w:t>niemutowalny</w:t>
+      </w:r>
+      <w:proofErr w:type="spellEnd"/>
+      <w:r>
+        <w:t xml:space="preserve"> wpis techniczny w systemie w celu zaktualizowania ogólnych statystyk przebiegu i zasobów.</w:t>
       </w:r>
     </w:p>
     <w:p>
@@ -7511,6 +8720,7 @@
           <w:szCs w:val="24"/>
         </w:rPr>
       </w:pPr>
+      <w:proofErr w:type="spellStart"/>
       <w:r>
         <w:rPr>
           <w:sz w:val="24"/>
@@ -7518,6 +8728,7 @@
         </w:rPr>
         <w:t>Uzytkownik</w:t>
       </w:r>
+      <w:proofErr w:type="spellEnd"/>
     </w:p>
     <w:p>
       <w:pPr>
@@ -7599,8 +8810,13 @@
         </w:rPr>
         <w:t xml:space="preserve"> </w:t>
       </w:r>
-      <w:r>
-        <w:t>Haslo: String – Przechowywany klucz dostępu (szyfrowany).</w:t>
+      <w:proofErr w:type="spellStart"/>
+      <w:r>
+        <w:t>Haslo</w:t>
+      </w:r>
+      <w:proofErr w:type="spellEnd"/>
+      <w:r>
+        <w:t>: String – Przechowywany klucz dostępu (szyfrowany).</w:t>
       </w:r>
     </w:p>
     <w:p>
@@ -7631,7 +8847,15 @@
         <w:t xml:space="preserve"> </w:t>
       </w:r>
       <w:r>
-        <w:t>+ zaloguj(): Boolean – Sprawdza poprawność przesłanych danych uwierzytelniających i przyznaje dostęp do odpowiedniego modułu aplikacji.</w:t>
+        <w:t xml:space="preserve">+ zaloguj(): </w:t>
+      </w:r>
+      <w:proofErr w:type="spellStart"/>
+      <w:r>
+        <w:t>Boolean</w:t>
+      </w:r>
+      <w:proofErr w:type="spellEnd"/>
+      <w:r>
+        <w:t xml:space="preserve"> – Sprawdza poprawność przesłanych danych uwierzytelniających i przyznaje dostęp do odpowiedniego modułu aplikacji.</w:t>
       </w:r>
     </w:p>
     <w:p>
@@ -7673,6 +8897,7 @@
       <w:r>
         <w:t xml:space="preserve">Diagram stanów dla klasy </w:t>
       </w:r>
+      <w:proofErr w:type="spellStart"/>
       <w:r>
         <w:t>Sesj</w:t>
       </w:r>
@@ -7685,6 +8910,7 @@
       <w:r>
         <w:t>a</w:t>
       </w:r>
+      <w:proofErr w:type="spellEnd"/>
     </w:p>
     <w:p>
       <w:pPr>
@@ -7853,8 +9079,17 @@
           <w:b/>
           <w:bCs/>
         </w:rPr>
-        <w:t>Wojciech Cimochowski</w:t>
-      </w:r>
+        <w:t xml:space="preserve">Wojciech </w:t>
+      </w:r>
+      <w:proofErr w:type="spellStart"/>
+      <w:r>
+        <w:rPr>
+          <w:b/>
+          <w:bCs/>
+        </w:rPr>
+        <w:t>Cimochowski</w:t>
+      </w:r>
+      <w:proofErr w:type="spellEnd"/>
     </w:p>
     <w:p>
       <w:pPr>
@@ -7990,10 +9225,10 @@
         </w:rPr>
         <w:lastRenderedPageBreak/>
         <w:drawing>
-          <wp:inline distT="0" distB="0" distL="0" distR="0" wp14:anchorId="286D5508" wp14:editId="4965F7D0">
-            <wp:extent cx="5733415" cy="4322445"/>
-            <wp:effectExtent l="0" t="0" r="635" b="1905"/>
-            <wp:docPr id="3" name="Obraz 3"/>
+          <wp:inline distT="0" distB="0" distL="0" distR="0" wp14:anchorId="7D13C7D6" wp14:editId="5D64DC04">
+            <wp:extent cx="5733415" cy="3396282"/>
+            <wp:effectExtent l="0" t="0" r="635" b="0"/>
+            <wp:docPr id="2" name="Obraz 2"/>
             <wp:cNvGraphicFramePr>
               <a:graphicFrameLocks xmlns:a="http://schemas.openxmlformats.org/drawingml/2006/main" noChangeAspect="1"/>
             </wp:cNvGraphicFramePr>
@@ -8013,7 +9248,7 @@
                   <pic:spPr>
                     <a:xfrm>
                       <a:off x="0" y="0"/>
-                      <a:ext cx="5733415" cy="4322445"/>
+                      <a:ext cx="5733415" cy="3396282"/>
                     </a:xfrm>
                     <a:prstGeom prst="rect">
                       <a:avLst/>
@@ -8025,6 +9260,8 @@
           </wp:inline>
         </w:drawing>
       </w:r>
+      <w:bookmarkStart w:id="9" w:name="_GoBack"/>
+      <w:bookmarkEnd w:id="9"/>
     </w:p>
     <w:p>
       <w:pPr>
@@ -8521,24 +9758,114 @@
           <w:sz w:val="22"/>
           <w:szCs w:val="22"/>
         </w:rPr>
-        <w:t>System obsługuje strzelnicę z kilkoma osiami strzeleckimi i nieznaną z góry liczbą klientów dziennie. Najaktywniej zapełnianą tabelą będzie Rezerwacja, ponieważ każda wizyta generuje nowy rekord. Podobnie tabele SesjaStrzelecka i SzczegolyZuzycia będą regularnie uzupełniane przy każdej odbytej wizyty. Tabele EgzemplarzBroni i AmunicjaMagazyn będą natomiast małe i stosunkowo statyczne, ponieważ liczba egzemplarzy broni i typów amunicji na strzelnicy zmienia się rzadko. Tabele Uzytkownik i Klient będą rosły stopniowo wraz z rejestracją nowych osób.</w:t>
-      </w:r>
-    </w:p>
-    <w:p>
-      <w:pPr>
-        <w:pStyle w:val="Nagwek3"/>
+        <w:t xml:space="preserve">System obsługuje strzelnicę z kilkoma osiami strzeleckimi i nieznaną z góry liczbą klientów dziennie. Najaktywniej zapełnianą tabelą będzie Rezerwacja, ponieważ każda wizyta generuje nowy rekord. Podobnie tabele </w:t>
+      </w:r>
+      <w:proofErr w:type="spellStart"/>
+      <w:r>
         <w:rPr>
           <w:color w:val="auto"/>
           <w:sz w:val="22"/>
           <w:szCs w:val="22"/>
         </w:rPr>
-      </w:pPr>
+        <w:t>SesjaStrzelecka</w:t>
+      </w:r>
+      <w:proofErr w:type="spellEnd"/>
       <w:r>
         <w:rPr>
           <w:color w:val="auto"/>
           <w:sz w:val="22"/>
           <w:szCs w:val="22"/>
         </w:rPr>
+        <w:t xml:space="preserve"> i </w:t>
+      </w:r>
+      <w:proofErr w:type="spellStart"/>
+      <w:r>
+        <w:rPr>
+          <w:color w:val="auto"/>
+          <w:sz w:val="22"/>
+          <w:szCs w:val="22"/>
+        </w:rPr>
+        <w:t>SzczegolyZuzycia</w:t>
+      </w:r>
+      <w:proofErr w:type="spellEnd"/>
+      <w:r>
+        <w:rPr>
+          <w:color w:val="auto"/>
+          <w:sz w:val="22"/>
+          <w:szCs w:val="22"/>
+        </w:rPr>
+        <w:t xml:space="preserve"> będą regularnie uzupełniane przy każdej odbytej wizyty. Tabele </w:t>
+      </w:r>
+      <w:proofErr w:type="spellStart"/>
+      <w:r>
+        <w:rPr>
+          <w:color w:val="auto"/>
+          <w:sz w:val="22"/>
+          <w:szCs w:val="22"/>
+        </w:rPr>
+        <w:t>EgzemplarzBroni</w:t>
+      </w:r>
+      <w:proofErr w:type="spellEnd"/>
+      <w:r>
+        <w:rPr>
+          <w:color w:val="auto"/>
+          <w:sz w:val="22"/>
+          <w:szCs w:val="22"/>
+        </w:rPr>
+        <w:t xml:space="preserve"> i </w:t>
+      </w:r>
+      <w:proofErr w:type="spellStart"/>
+      <w:r>
+        <w:rPr>
+          <w:color w:val="auto"/>
+          <w:sz w:val="22"/>
+          <w:szCs w:val="22"/>
+        </w:rPr>
+        <w:t>AmunicjaMagazyn</w:t>
+      </w:r>
+      <w:proofErr w:type="spellEnd"/>
+      <w:r>
+        <w:rPr>
+          <w:color w:val="auto"/>
+          <w:sz w:val="22"/>
+          <w:szCs w:val="22"/>
+        </w:rPr>
+        <w:t xml:space="preserve"> będą natomiast małe i stosunkowo statyczne, ponieważ liczba egzemplarzy broni i typów amunicji na strzelnicy zmienia się rzadko. Tabele </w:t>
+      </w:r>
+      <w:proofErr w:type="spellStart"/>
+      <w:r>
+        <w:rPr>
+          <w:color w:val="auto"/>
+          <w:sz w:val="22"/>
+          <w:szCs w:val="22"/>
+        </w:rPr>
+        <w:t>Uzytkownik</w:t>
+      </w:r>
+      <w:proofErr w:type="spellEnd"/>
+      <w:r>
+        <w:rPr>
+          <w:color w:val="auto"/>
+          <w:sz w:val="22"/>
+          <w:szCs w:val="22"/>
+        </w:rPr>
+        <w:t xml:space="preserve"> i Klient będą rosły stopniowo wraz z rejestracją nowych osób.</w:t>
+      </w:r>
+    </w:p>
+    <w:p>
+      <w:pPr>
+        <w:pStyle w:val="Nagwek3"/>
+        <w:rPr>
+          <w:color w:val="auto"/>
+          <w:sz w:val="22"/>
+          <w:szCs w:val="22"/>
+        </w:rPr>
+      </w:pPr>
+      <w:r>
+        <w:rPr>
+          <w:color w:val="auto"/>
+          <w:sz w:val="22"/>
+          <w:szCs w:val="22"/>
+        </w:rPr>
         <w:t>Biorąc pod uwagę charakter danych tekstowych i liczbowych przechowywanych w systemie oraz dostępną przestrzeń dyskową serwera wynoszącą 4 TB, baza danych nie zbliży się do jej zapełnienia w żadnym przewidywalnym horyzoncie czasowym działania strzelnicy.</w:t>
       </w:r>
     </w:p>
@@ -8570,7 +9897,15 @@
         <w:t>Operacje krytyczne</w:t>
       </w:r>
       <w:r>
-        <w:t xml:space="preserve"> po stronie instruktora takie jak weryfikacja dokumentu i wykonanie check-in powinny być realizowane w czasie do 1 sekundy, ponieważ wykonywane są przy obecności klienta i bezpośrednio wpływają na przepustowość strzelnicy.</w:t>
+        <w:t xml:space="preserve"> po stronie instruktora takie jak weryfikacja dokumentu i wykonanie </w:t>
+      </w:r>
+      <w:proofErr w:type="spellStart"/>
+      <w:r>
+        <w:t>check</w:t>
+      </w:r>
+      <w:proofErr w:type="spellEnd"/>
+      <w:r>
+        <w:t>-in powinny być realizowane w czasie do 1 sekundy, ponieważ wykonywane są przy obecności klienta i bezpośrednio wpływają na przepustowość strzelnicy.</w:t>
       </w:r>
     </w:p>
     <w:p>
@@ -8813,6 +10148,7 @@
                 <w:lang w:val="pl-PL"/>
               </w:rPr>
             </w:pPr>
+            <w:proofErr w:type="spellStart"/>
             <w:r>
               <w:rPr>
                 <w:b/>
@@ -8821,6 +10157,7 @@
               </w:rPr>
               <w:t>Oczekujaca</w:t>
             </w:r>
+            <w:proofErr w:type="spellEnd"/>
           </w:p>
         </w:tc>
         <w:tc>
@@ -8872,6 +10209,7 @@
                 <w:lang w:val="pl-PL"/>
               </w:rPr>
             </w:pPr>
+            <w:proofErr w:type="spellStart"/>
             <w:r>
               <w:rPr>
                 <w:b/>
@@ -8880,6 +10218,7 @@
               </w:rPr>
               <w:t>WymagaWeryfikacji</w:t>
             </w:r>
+            <w:proofErr w:type="spellEnd"/>
           </w:p>
         </w:tc>
         <w:tc>
@@ -8964,7 +10303,21 @@
               <w:rPr>
                 <w:lang w:val="pl-PL"/>
               </w:rPr>
-              <w:t>Dokument klienta został zweryfikowany poprawnie. Rezerwacja ma status „zweryfikowany” i możliwe jest wykonanie check-in.</w:t>
+              <w:t xml:space="preserve">Dokument klienta został zweryfikowany poprawnie. Rezerwacja ma status „zweryfikowany” i możliwe jest wykonanie </w:t>
+            </w:r>
+            <w:proofErr w:type="spellStart"/>
+            <w:r>
+              <w:rPr>
+                <w:lang w:val="pl-PL"/>
+              </w:rPr>
+              <w:t>check</w:t>
+            </w:r>
+            <w:proofErr w:type="spellEnd"/>
+            <w:r>
+              <w:rPr>
+                <w:lang w:val="pl-PL"/>
+              </w:rPr>
+              <w:t>-in.</w:t>
             </w:r>
           </w:p>
         </w:tc>
@@ -8990,6 +10343,7 @@
                 <w:lang w:val="pl-PL"/>
               </w:rPr>
             </w:pPr>
+            <w:proofErr w:type="spellStart"/>
             <w:r>
               <w:rPr>
                 <w:b/>
@@ -8998,6 +10352,7 @@
               </w:rPr>
               <w:t>WTrakcieWizyty</w:t>
             </w:r>
+            <w:proofErr w:type="spellEnd"/>
           </w:p>
         </w:tc>
         <w:tc>
@@ -9023,7 +10378,21 @@
               <w:rPr>
                 <w:lang w:val="pl-PL"/>
               </w:rPr>
-              <w:t xml:space="preserve">Wykonano check-in. Utworzono sesję strzelecką. Klient przebywa na stanowisku, trwa </w:t>
+              <w:t xml:space="preserve">Wykonano </w:t>
+            </w:r>
+            <w:proofErr w:type="spellStart"/>
+            <w:r>
+              <w:rPr>
+                <w:lang w:val="pl-PL"/>
+              </w:rPr>
+              <w:t>check</w:t>
+            </w:r>
+            <w:proofErr w:type="spellEnd"/>
+            <w:r>
+              <w:rPr>
+                <w:lang w:val="pl-PL"/>
+              </w:rPr>
+              <w:t xml:space="preserve">-in. Utworzono sesję strzelecką. Klient przebywa na stanowisku, trwa </w:t>
             </w:r>
             <w:r>
               <w:rPr>
@@ -9061,6 +10430,7 @@
                 <w:lang w:val="pl-PL"/>
               </w:rPr>
             </w:pPr>
+            <w:proofErr w:type="spellStart"/>
             <w:r>
               <w:rPr>
                 <w:b/>
@@ -9069,6 +10439,7 @@
               </w:rPr>
               <w:t>Zakonczona</w:t>
             </w:r>
+            <w:proofErr w:type="spellEnd"/>
           </w:p>
         </w:tc>
         <w:tc>
@@ -9094,7 +10465,21 @@
               <w:rPr>
                 <w:lang w:val="pl-PL"/>
               </w:rPr>
-              <w:t xml:space="preserve">Wykonano check-out. Sesja strzelecka została rozliczona. Rezerwacja jest zamknięta </w:t>
+              <w:t xml:space="preserve">Wykonano </w:t>
+            </w:r>
+            <w:proofErr w:type="spellStart"/>
+            <w:r>
+              <w:rPr>
+                <w:lang w:val="pl-PL"/>
+              </w:rPr>
+              <w:t>check</w:t>
+            </w:r>
+            <w:proofErr w:type="spellEnd"/>
+            <w:r>
+              <w:rPr>
+                <w:lang w:val="pl-PL"/>
+              </w:rPr>
+              <w:t xml:space="preserve">-out. Sesja strzelecka została rozliczona. Rezerwacja jest zamknięta </w:t>
             </w:r>
             <w:r>
               <w:rPr>
@@ -9424,8 +10809,18 @@
                 <w:sz w:val="21"/>
                 <w:szCs w:val="21"/>
               </w:rPr>
-              <w:t>ASP.NET Core</w:t>
+              <w:t xml:space="preserve">ASP.NET </w:t>
             </w:r>
+            <w:proofErr w:type="spellStart"/>
+            <w:r>
+              <w:rPr>
+                <w:rStyle w:val="font-semibold"/>
+                <w:sz w:val="21"/>
+                <w:szCs w:val="21"/>
+              </w:rPr>
+              <w:t>Core</w:t>
+            </w:r>
+            <w:proofErr w:type="spellEnd"/>
           </w:p>
         </w:tc>
       </w:tr>
@@ -9594,7 +10989,23 @@
                 <w:sz w:val="21"/>
                 <w:szCs w:val="21"/>
               </w:rPr>
-              <w:t>Przeglądarka (Chrome / Firefox)</w:t>
+              <w:t xml:space="preserve">Przeglądarka (Chrome / </w:t>
+            </w:r>
+            <w:proofErr w:type="spellStart"/>
+            <w:r>
+              <w:rPr>
+                <w:sz w:val="21"/>
+                <w:szCs w:val="21"/>
+              </w:rPr>
+              <w:t>Firefox</w:t>
+            </w:r>
+            <w:proofErr w:type="spellEnd"/>
+            <w:r>
+              <w:rPr>
+                <w:sz w:val="21"/>
+                <w:szCs w:val="21"/>
+              </w:rPr>
+              <w:t>)</w:t>
             </w:r>
           </w:p>
         </w:tc>
@@ -9757,7 +11168,42 @@
         <w:rPr>
           <w:lang w:val="pl-PL"/>
         </w:rPr>
-        <w:t>B) hostuje aplikację webową ASP.NET Core, udostępniając interfejsy I</w:t>
+        <w:t xml:space="preserve">B) </w:t>
+      </w:r>
+      <w:proofErr w:type="spellStart"/>
+      <w:r>
+        <w:rPr>
+          <w:lang w:val="pl-PL"/>
+        </w:rPr>
+        <w:t>hostuje</w:t>
+      </w:r>
+      <w:proofErr w:type="spellEnd"/>
+      <w:r>
+        <w:rPr>
+          <w:lang w:val="pl-PL"/>
+        </w:rPr>
+        <w:t xml:space="preserve"> aplikację webową ASP.NET </w:t>
+      </w:r>
+      <w:proofErr w:type="spellStart"/>
+      <w:r>
+        <w:rPr>
+          <w:lang w:val="pl-PL"/>
+        </w:rPr>
+        <w:t>Core</w:t>
+      </w:r>
+      <w:proofErr w:type="spellEnd"/>
+      <w:r>
+        <w:rPr>
+          <w:lang w:val="pl-PL"/>
+        </w:rPr>
+        <w:t>, udostępniając interfejsy </w:t>
+      </w:r>
+      <w:proofErr w:type="spellStart"/>
+      <w:r>
+        <w:rPr>
+          <w:lang w:val="pl-PL"/>
+        </w:rPr>
+        <w:t>I</w:t>
       </w:r>
       <w:r>
         <w:rPr>
@@ -9765,11 +11211,26 @@
         </w:rPr>
         <w:t>Uzytkownik</w:t>
       </w:r>
-      <w:r>
-        <w:rPr>
-          <w:lang w:val="pl-PL"/>
-        </w:rPr>
-        <w:t> i IInstruktor.</w:t>
+      <w:proofErr w:type="spellEnd"/>
+      <w:r>
+        <w:rPr>
+          <w:lang w:val="pl-PL"/>
+        </w:rPr>
+        <w:t> i </w:t>
+      </w:r>
+      <w:proofErr w:type="spellStart"/>
+      <w:r>
+        <w:rPr>
+          <w:lang w:val="pl-PL"/>
+        </w:rPr>
+        <w:t>IInstruktor</w:t>
+      </w:r>
+      <w:proofErr w:type="spellEnd"/>
+      <w:r>
+        <w:rPr>
+          <w:lang w:val="pl-PL"/>
+        </w:rPr>
+        <w:t>.</w:t>
       </w:r>
     </w:p>
     <w:p>
@@ -9928,6 +11389,7 @@
           <w:lang w:val="pl-PL"/>
         </w:rPr>
       </w:pPr>
+      <w:proofErr w:type="spellStart"/>
       <w:r>
         <w:rPr>
           <w:b/>
@@ -9938,6 +11400,7 @@
         </w:rPr>
         <w:t>BazaStrzelnicy</w:t>
       </w:r>
+      <w:proofErr w:type="spellEnd"/>
       <w:r>
         <w:rPr>
           <w:sz w:val="20"/>
@@ -9971,6 +11434,7 @@
           <w:lang w:val="pl-PL"/>
         </w:rPr>
       </w:pPr>
+      <w:proofErr w:type="spellStart"/>
       <w:r>
         <w:rPr>
           <w:b/>
@@ -9979,85 +11443,130 @@
           <w:szCs w:val="20"/>
           <w:lang w:val="pl-PL"/>
         </w:rPr>
-        <w:t>IOdczyt / IZapis</w:t>
-      </w:r>
-      <w:r>
-        <w:rPr>
+        <w:t>IOdczyt</w:t>
+      </w:r>
+      <w:proofErr w:type="spellEnd"/>
+      <w:r>
+        <w:rPr>
+          <w:b/>
+          <w:bCs/>
           <w:sz w:val="20"/>
           <w:szCs w:val="20"/>
           <w:lang w:val="pl-PL"/>
         </w:rPr>
-        <w:t xml:space="preserve"> - d</w:t>
-      </w:r>
-      <w:r>
-        <w:rPr>
+        <w:t xml:space="preserve"> / </w:t>
+      </w:r>
+      <w:proofErr w:type="spellStart"/>
+      <w:r>
+        <w:rPr>
+          <w:b/>
+          <w:bCs/>
           <w:sz w:val="20"/>
           <w:szCs w:val="20"/>
           <w:lang w:val="pl-PL"/>
         </w:rPr>
-        <w:t>ostęp do danych</w:t>
-      </w:r>
+        <w:t>IZapis</w:t>
+      </w:r>
+      <w:proofErr w:type="spellEnd"/>
       <w:r>
         <w:rPr>
           <w:sz w:val="20"/>
           <w:szCs w:val="20"/>
           <w:lang w:val="pl-PL"/>
         </w:rPr>
-        <w:t>.</w:t>
-      </w:r>
-    </w:p>
-    <w:p>
-      <w:pPr>
+        <w:t xml:space="preserve"> - d</w:t>
+      </w:r>
+      <w:r>
         <w:rPr>
           <w:sz w:val="20"/>
           <w:szCs w:val="20"/>
           <w:lang w:val="pl-PL"/>
         </w:rPr>
-      </w:pPr>
-      <w:r>
-        <w:rPr>
-          <w:b/>
-          <w:bCs/>
+        <w:t>ostęp do danych</w:t>
+      </w:r>
+      <w:r>
+        <w:rPr>
           <w:sz w:val="20"/>
           <w:szCs w:val="20"/>
           <w:lang w:val="pl-PL"/>
         </w:rPr>
-        <w:t>IUzytkownik</w:t>
-      </w:r>
-      <w:r>
+        <w:t>.</w:t>
+      </w:r>
+    </w:p>
+    <w:p>
+      <w:pPr>
         <w:rPr>
           <w:sz w:val="20"/>
           <w:szCs w:val="20"/>
           <w:lang w:val="pl-PL"/>
         </w:rPr>
-        <w:t xml:space="preserve"> - rezerwacje klienta.</w:t>
-      </w:r>
-    </w:p>
-    <w:p>
-      <w:pPr>
-        <w:rPr>
+      </w:pPr>
+      <w:proofErr w:type="spellStart"/>
+      <w:r>
+        <w:rPr>
+          <w:b/>
+          <w:bCs/>
           <w:sz w:val="20"/>
           <w:szCs w:val="20"/>
           <w:lang w:val="pl-PL"/>
         </w:rPr>
-      </w:pPr>
-      <w:r>
-        <w:rPr>
-          <w:b/>
-          <w:bCs/>
+        <w:t>IUzytkownik</w:t>
+      </w:r>
+      <w:proofErr w:type="spellEnd"/>
+      <w:r>
+        <w:rPr>
           <w:sz w:val="20"/>
           <w:szCs w:val="20"/>
           <w:lang w:val="pl-PL"/>
         </w:rPr>
-        <w:t>IInstruktor</w:t>
-      </w:r>
-      <w:r>
+        <w:t xml:space="preserve"> - rezerwacje klienta.</w:t>
+      </w:r>
+    </w:p>
+    <w:p>
+      <w:pPr>
         <w:rPr>
           <w:sz w:val="20"/>
           <w:szCs w:val="20"/>
           <w:lang w:val="pl-PL"/>
         </w:rPr>
-        <w:t xml:space="preserve"> – Obsługa wizyt, weryfikacja, check-in.</w:t>
+      </w:pPr>
+      <w:proofErr w:type="spellStart"/>
+      <w:r>
+        <w:rPr>
+          <w:b/>
+          <w:bCs/>
+          <w:sz w:val="20"/>
+          <w:szCs w:val="20"/>
+          <w:lang w:val="pl-PL"/>
+        </w:rPr>
+        <w:t>IInstruktor</w:t>
+      </w:r>
+      <w:proofErr w:type="spellEnd"/>
+      <w:r>
+        <w:rPr>
+          <w:sz w:val="20"/>
+          <w:szCs w:val="20"/>
+          <w:lang w:val="pl-PL"/>
+        </w:rPr>
+        <w:t xml:space="preserve"> – Obsługa wizyt, weryfikacja, </w:t>
+      </w:r>
+      <w:proofErr w:type="spellStart"/>
+      <w:r>
+        <w:rPr>
+          <w:sz w:val="20"/>
+          <w:szCs w:val="20"/>
+          <w:lang w:val="pl-PL"/>
+        </w:rPr>
+        <w:t>check</w:t>
+      </w:r>
+      <w:proofErr w:type="spellEnd"/>
+      <w:r>
+        <w:rPr>
+          <w:sz w:val="20"/>
+          <w:szCs w:val="20"/>
+          <w:lang w:val="pl-PL"/>
+        </w:rPr>
+        <w:t>-in.</w:t>
       </w:r>
     </w:p>
     <w:p>
@@ -10318,8 +11827,16 @@
               <w:rPr>
                 <w:lang w:val="pl-PL"/>
               </w:rPr>
-              <w:t>Programista backend</w:t>
+              <w:t xml:space="preserve">Programista </w:t>
             </w:r>
+            <w:proofErr w:type="spellStart"/>
+            <w:r>
+              <w:rPr>
+                <w:lang w:val="pl-PL"/>
+              </w:rPr>
+              <w:t>backend</w:t>
+            </w:r>
+            <w:proofErr w:type="spellEnd"/>
           </w:p>
         </w:tc>
         <w:tc>
@@ -10344,7 +11861,21 @@
               <w:rPr>
                 <w:lang w:val="pl-PL"/>
               </w:rPr>
-              <w:t>ASP.NET Core, baza danych, moduły domenowe, testy jednostkowe</w:t>
+              <w:t xml:space="preserve">ASP.NET </w:t>
+            </w:r>
+            <w:proofErr w:type="spellStart"/>
+            <w:r>
+              <w:rPr>
+                <w:lang w:val="pl-PL"/>
+              </w:rPr>
+              <w:t>Core</w:t>
+            </w:r>
+            <w:proofErr w:type="spellEnd"/>
+            <w:r>
+              <w:rPr>
+                <w:lang w:val="pl-PL"/>
+              </w:rPr>
+              <w:t>, baza danych, moduły domenowe, testy jednostkowe</w:t>
             </w:r>
           </w:p>
         </w:tc>
@@ -10372,8 +11903,16 @@
               <w:rPr>
                 <w:lang w:val="pl-PL"/>
               </w:rPr>
-              <w:t>Programista frontend</w:t>
+              <w:t xml:space="preserve">Programista </w:t>
             </w:r>
+            <w:proofErr w:type="spellStart"/>
+            <w:r>
+              <w:rPr>
+                <w:lang w:val="pl-PL"/>
+              </w:rPr>
+              <w:t>frontend</w:t>
+            </w:r>
+            <w:proofErr w:type="spellEnd"/>
           </w:p>
         </w:tc>
         <w:tc>
@@ -10826,7 +12365,21 @@
               <w:rPr>
                 <w:lang w:val="pl-PL"/>
               </w:rPr>
-              <w:t>Projekt BazaStrzelnicy (SQL Server), analiza ryzyka, podział zadań</w:t>
+              <w:t>Projekt </w:t>
+            </w:r>
+            <w:proofErr w:type="spellStart"/>
+            <w:r>
+              <w:rPr>
+                <w:lang w:val="pl-PL"/>
+              </w:rPr>
+              <w:t>BazaStrzelnicy</w:t>
+            </w:r>
+            <w:proofErr w:type="spellEnd"/>
+            <w:r>
+              <w:rPr>
+                <w:lang w:val="pl-PL"/>
+              </w:rPr>
+              <w:t> (SQL Server), analiza ryzyka, podział zadań</w:t>
             </w:r>
           </w:p>
         </w:tc>
@@ -10936,7 +12489,21 @@
               <w:rPr>
                 <w:lang w:val="pl-PL"/>
               </w:rPr>
-              <w:t>Aplikacja webowa (ASP.NET Core): moduły użytkowników, rezerwacji, obsługi wizyt, sesji i magazynu; panele klienta i instruktora; konfiguracja serwera</w:t>
+              <w:t xml:space="preserve">Aplikacja webowa (ASP.NET </w:t>
+            </w:r>
+            <w:proofErr w:type="spellStart"/>
+            <w:r>
+              <w:rPr>
+                <w:lang w:val="pl-PL"/>
+              </w:rPr>
+              <w:t>Core</w:t>
+            </w:r>
+            <w:proofErr w:type="spellEnd"/>
+            <w:r>
+              <w:rPr>
+                <w:lang w:val="pl-PL"/>
+              </w:rPr>
+              <w:t>): moduły użytkowników, rezerwacji, obsługi wizyt, sesji i magazynu; panele klienta i instruktora; konfiguracja serwera</w:t>
             </w:r>
           </w:p>
         </w:tc>
@@ -11046,7 +12613,63 @@
               <w:rPr>
                 <w:lang w:val="pl-PL"/>
               </w:rPr>
-              <w:t>Weryfikacja modułów backendu, frontendu i integracji (IKlient, IInstruktor)</w:t>
+              <w:t xml:space="preserve">Weryfikacja modułów </w:t>
+            </w:r>
+            <w:proofErr w:type="spellStart"/>
+            <w:r>
+              <w:rPr>
+                <w:lang w:val="pl-PL"/>
+              </w:rPr>
+              <w:t>backendu</w:t>
+            </w:r>
+            <w:proofErr w:type="spellEnd"/>
+            <w:r>
+              <w:rPr>
+                <w:lang w:val="pl-PL"/>
+              </w:rPr>
+              <w:t xml:space="preserve">, </w:t>
+            </w:r>
+            <w:proofErr w:type="spellStart"/>
+            <w:r>
+              <w:rPr>
+                <w:lang w:val="pl-PL"/>
+              </w:rPr>
+              <w:t>frontendu</w:t>
+            </w:r>
+            <w:proofErr w:type="spellEnd"/>
+            <w:r>
+              <w:rPr>
+                <w:lang w:val="pl-PL"/>
+              </w:rPr>
+              <w:t xml:space="preserve"> i integracji (</w:t>
+            </w:r>
+            <w:proofErr w:type="spellStart"/>
+            <w:r>
+              <w:rPr>
+                <w:lang w:val="pl-PL"/>
+              </w:rPr>
+              <w:t>IKlient</w:t>
+            </w:r>
+            <w:proofErr w:type="spellEnd"/>
+            <w:r>
+              <w:rPr>
+                <w:lang w:val="pl-PL"/>
+              </w:rPr>
+              <w:t>, </w:t>
+            </w:r>
+            <w:proofErr w:type="spellStart"/>
+            <w:r>
+              <w:rPr>
+                <w:lang w:val="pl-PL"/>
+              </w:rPr>
+              <w:t>IInstruktor</w:t>
+            </w:r>
+            <w:proofErr w:type="spellEnd"/>
+            <w:r>
+              <w:rPr>
+                <w:lang w:val="pl-PL"/>
+              </w:rPr>
+              <w:t>)</w:t>
             </w:r>
           </w:p>
         </w:tc>
@@ -11436,11 +13059,19 @@
         </w:rPr>
         <w:t xml:space="preserve">operacji </w:t>
       </w:r>
-      <w:r>
-        <w:rPr>
-          <w:lang w:val="pl-PL"/>
-        </w:rPr>
-        <w:t>check-in do momentu pozytywnej weryfikacji</w:t>
+      <w:proofErr w:type="spellStart"/>
+      <w:r>
+        <w:rPr>
+          <w:lang w:val="pl-PL"/>
+        </w:rPr>
+        <w:t>check</w:t>
+      </w:r>
+      <w:proofErr w:type="spellEnd"/>
+      <w:r>
+        <w:rPr>
+          <w:lang w:val="pl-PL"/>
+        </w:rPr>
+        <w:t>-in do momentu pozytywnej weryfikacji</w:t>
       </w:r>
     </w:p>
     <w:p>
@@ -11488,7 +13119,21 @@
         <w:rPr>
           <w:lang w:val="pl-PL"/>
         </w:rPr>
-        <w:t xml:space="preserve"> check-in klienta</w:t>
+        <w:t xml:space="preserve"> </w:t>
+      </w:r>
+      <w:proofErr w:type="spellStart"/>
+      <w:r>
+        <w:rPr>
+          <w:lang w:val="pl-PL"/>
+        </w:rPr>
+        <w:t>check</w:t>
+      </w:r>
+      <w:proofErr w:type="spellEnd"/>
+      <w:r>
+        <w:rPr>
+          <w:lang w:val="pl-PL"/>
+        </w:rPr>
+        <w:t>-in klienta</w:t>
       </w:r>
     </w:p>
     <w:p>
@@ -12010,7 +13655,35 @@
         <w:rPr>
           <w:lang w:val="pl-PL"/>
         </w:rPr>
-        <w:t> obowiązkowe podawanie zużycia amunicji przy check-out, powiązanie zużycia z obiektem SesjaStrzelecka, okresowe kontrole magazynowe, walidacja wprowadzanych danych</w:t>
+        <w:t xml:space="preserve"> obowiązkowe podawanie zużycia amunicji przy </w:t>
+      </w:r>
+      <w:proofErr w:type="spellStart"/>
+      <w:r>
+        <w:rPr>
+          <w:lang w:val="pl-PL"/>
+        </w:rPr>
+        <w:t>check</w:t>
+      </w:r>
+      <w:proofErr w:type="spellEnd"/>
+      <w:r>
+        <w:rPr>
+          <w:lang w:val="pl-PL"/>
+        </w:rPr>
+        <w:t>-out, powiązanie zużycia z obiektem </w:t>
+      </w:r>
+      <w:proofErr w:type="spellStart"/>
+      <w:r>
+        <w:rPr>
+          <w:lang w:val="pl-PL"/>
+        </w:rPr>
+        <w:t>SesjaStrzelecka</w:t>
+      </w:r>
+      <w:proofErr w:type="spellEnd"/>
+      <w:r>
+        <w:rPr>
+          <w:lang w:val="pl-PL"/>
+        </w:rPr>
+        <w:t>, okresowe kontrole magazynowe, walidacja wprowadzanych danych</w:t>
       </w:r>
     </w:p>
     <w:p>
@@ -12355,7 +14028,15 @@
           </w:tcPr>
           <w:p>
             <w:r>
-              <w:t>Czas (Rbg)</w:t>
+              <w:t>Czas (</w:t>
+            </w:r>
+            <w:proofErr w:type="spellStart"/>
+            <w:r>
+              <w:t>Rbg</w:t>
+            </w:r>
+            <w:proofErr w:type="spellEnd"/>
+            <w:r>
+              <w:t>)</w:t>
             </w:r>
           </w:p>
         </w:tc>
@@ -12491,7 +14172,23 @@
           </w:tcPr>
           <w:p>
             <w:r>
-              <w:t>Interfejs instruktora, weryfikacja tożsamości (PESEL), procesy Check-in oraz Check-out.</w:t>
+              <w:t xml:space="preserve">Interfejs instruktora, weryfikacja tożsamości (PESEL), procesy </w:t>
+            </w:r>
+            <w:proofErr w:type="spellStart"/>
+            <w:r>
+              <w:t>Check</w:t>
+            </w:r>
+            <w:proofErr w:type="spellEnd"/>
+            <w:r>
+              <w:t xml:space="preserve">-in oraz </w:t>
+            </w:r>
+            <w:proofErr w:type="spellStart"/>
+            <w:r>
+              <w:t>Check</w:t>
+            </w:r>
+            <w:proofErr w:type="spellEnd"/>
+            <w:r>
+              <w:t>-out.</w:t>
             </w:r>
           </w:p>
         </w:tc>
@@ -12540,7 +14237,15 @@
           </w:tcPr>
           <w:p>
             <w:r>
-              <w:t>Ewidencja i aktualizacja przebiegu egzemplarzy broni, stany magazynowe amunicji, triggery bazy danych.</w:t>
+              <w:t xml:space="preserve">Ewidencja i aktualizacja przebiegu egzemplarzy broni, stany magazynowe amunicji, </w:t>
+            </w:r>
+            <w:proofErr w:type="spellStart"/>
+            <w:r>
+              <w:t>triggery</w:t>
+            </w:r>
+            <w:proofErr w:type="spellEnd"/>
+            <w:r>
+              <w:t xml:space="preserve"> bazy danych.</w:t>
             </w:r>
           </w:p>
         </w:tc>
@@ -12589,7 +14294,15 @@
           </w:tcPr>
           <w:p>
             <w:r>
-              <w:t>Konfiguracja serwera aplikacji, wdrożenie bazy PostgreSQL, mechanizmy szyfrowania danych wrażliwych.</w:t>
+              <w:t xml:space="preserve">Konfiguracja serwera aplikacji, wdrożenie bazy </w:t>
+            </w:r>
+            <w:proofErr w:type="spellStart"/>
+            <w:r>
+              <w:t>PostgreSQL</w:t>
+            </w:r>
+            <w:proofErr w:type="spellEnd"/>
+            <w:r>
+              <w:t>, mechanizmy szyfrowania danych wrażliwych.</w:t>
             </w:r>
           </w:p>
         </w:tc>
@@ -12998,7 +14711,7 @@
 </file>
 
 <file path=word/numbering.xml><?xml version="1.0" encoding="utf-8"?>
-<w:numbering xmlns:wpc="http://schemas.microsoft.com/office/word/2010/wordprocessingCanvas" xmlns:cx="http://schemas.microsoft.com/office/drawing/2014/chartex" xmlns:cx1="http://schemas.microsoft.com/office/drawing/2015/9/8/chartex" xmlns:cx2="http://schemas.microsoft.com/office/drawing/2015/10/21/chartex" xmlns:cx3="http://schemas.microsoft.com/office/drawing/2016/5/9/chartex" xmlns:cx4="http://schemas.microsoft.com/office/drawing/2016/5/10/chartex" xmlns:cx5="http://schemas.microsoft.com/office/drawing/2016/5/11/chartex" xmlns:cx6="http://schemas.microsoft.com/office/drawing/2016/5/12/chartex" xmlns:cx7="http://schemas.microsoft.com/office/drawing/2016/5/13/chartex" xmlns:cx8="http://schemas.microsoft.com/office/drawing/2016/5/14/chartex" xmlns:mc="http://schemas.openxmlformats.org/markup-compatibility/2006" xmlns:aink="http://schemas.microsoft.com/office/drawing/2016/ink" xmlns:am3d="http://schemas.microsoft.com/office/drawing/2017/model3d" xmlns:o="urn:schemas-microsoft-com:office:office" xmlns:oel="http://schemas.microsoft.com/office/2019/extlst" xmlns:r="http://schemas.openxmlformats.org/officeDocument/2006/relationships" xmlns:m="http://schemas.openxmlformats.org/officeDocument/2006/math" xmlns:v="urn:schemas-microsoft-com:vml" xmlns:wp14="http://schemas.microsoft.com/office/word/2010/wordprocessingDrawing" xmlns:wp="http://schemas.openxmlformats.org/drawingml/2006/wordprocessingDrawing" xmlns:w10="urn:schemas-microsoft-com:office:word" xmlns:w="http://schemas.openxmlformats.org/wordprocessingml/2006/main" xmlns:w14="http://schemas.microsoft.com/office/word/2010/wordml" xmlns:w15="http://schemas.microsoft.com/office/word/2012/wordml" xmlns:w16cex="http://schemas.microsoft.com/office/word/2018/wordml/cex" xmlns:w16cid="http://schemas.microsoft.com/office/word/2016/wordml/cid" xmlns:w16="http://schemas.microsoft.com/office/word/2018/wordml" xmlns:w16du="http://schemas.microsoft.com/office/word/2023/wordml/word16du" xmlns:w16sdtdh="http://schemas.microsoft.com/office/word/2020/wordml/sdtdatahash" xmlns:w16sdtfl="http://schemas.microsoft.com/office/word/2024/wordml/sdtformatlock" xmlns:w16se="http://schemas.microsoft.com/office/word/2015/wordml/symex" xmlns:wpg="http://schemas.microsoft.com/office/word/2010/wordprocessingGroup" xmlns:wpi="http://schemas.microsoft.com/office/word/2010/wordprocessingInk" xmlns:wne="http://schemas.microsoft.com/office/word/2006/wordml" xmlns:wps="http://schemas.microsoft.com/office/word/2010/wordprocessingShape" mc:Ignorable="w14 w15 w16se w16cid w16 w16cex w16sdtdh w16sdtfl w16du wp14">
+<w:numbering xmlns:wpc="http://schemas.microsoft.com/office/word/2010/wordprocessingCanvas" xmlns:mc="http://schemas.openxmlformats.org/markup-compatibility/2006" xmlns:o="urn:schemas-microsoft-com:office:office" xmlns:r="http://schemas.openxmlformats.org/officeDocument/2006/relationships" xmlns:m="http://schemas.openxmlformats.org/officeDocument/2006/math" xmlns:v="urn:schemas-microsoft-com:vml" xmlns:wp14="http://schemas.microsoft.com/office/word/2010/wordprocessingDrawing" xmlns:wp="http://schemas.openxmlformats.org/drawingml/2006/wordprocessingDrawing" xmlns:w10="urn:schemas-microsoft-com:office:word" xmlns:w="http://schemas.openxmlformats.org/wordprocessingml/2006/main" xmlns:w14="http://schemas.microsoft.com/office/word/2010/wordml" xmlns:w15="http://schemas.microsoft.com/office/word/2012/wordml" xmlns:wpg="http://schemas.microsoft.com/office/word/2010/wordprocessingGroup" xmlns:wpi="http://schemas.microsoft.com/office/word/2010/wordprocessingInk" xmlns:wne="http://schemas.microsoft.com/office/word/2006/wordml" xmlns:wps="http://schemas.microsoft.com/office/word/2010/wordprocessingShape" mc:Ignorable="w14 w15 wp14">
   <w:abstractNum w:abstractNumId="0" w15:restartNumberingAfterBreak="0">
     <w:nsid w:val="02A64850"/>
     <w:multiLevelType w:val="multilevel"/>
@@ -19390,155 +21103,155 @@
       </w:rPr>
     </w:lvl>
   </w:abstractNum>
-  <w:num w:numId="1" w16cid:durableId="1294874061">
+  <w:num w:numId="1">
     <w:abstractNumId w:val="0"/>
   </w:num>
-  <w:num w:numId="2" w16cid:durableId="2049643592">
+  <w:num w:numId="2">
     <w:abstractNumId w:val="46"/>
   </w:num>
-  <w:num w:numId="3" w16cid:durableId="1268074232">
+  <w:num w:numId="3">
     <w:abstractNumId w:val="37"/>
   </w:num>
-  <w:num w:numId="4" w16cid:durableId="597906714">
+  <w:num w:numId="4">
     <w:abstractNumId w:val="17"/>
   </w:num>
-  <w:num w:numId="5" w16cid:durableId="2014648632">
+  <w:num w:numId="5">
     <w:abstractNumId w:val="18"/>
   </w:num>
-  <w:num w:numId="6" w16cid:durableId="726413930">
+  <w:num w:numId="6">
     <w:abstractNumId w:val="5"/>
   </w:num>
-  <w:num w:numId="7" w16cid:durableId="124473803">
+  <w:num w:numId="7">
     <w:abstractNumId w:val="28"/>
   </w:num>
-  <w:num w:numId="8" w16cid:durableId="312492535">
+  <w:num w:numId="8">
     <w:abstractNumId w:val="16"/>
   </w:num>
-  <w:num w:numId="9" w16cid:durableId="863976782">
+  <w:num w:numId="9">
     <w:abstractNumId w:val="4"/>
   </w:num>
-  <w:num w:numId="10" w16cid:durableId="442195422">
+  <w:num w:numId="10">
     <w:abstractNumId w:val="45"/>
   </w:num>
-  <w:num w:numId="11" w16cid:durableId="1776972351">
+  <w:num w:numId="11">
     <w:abstractNumId w:val="10"/>
   </w:num>
-  <w:num w:numId="12" w16cid:durableId="235167909">
+  <w:num w:numId="12">
     <w:abstractNumId w:val="8"/>
   </w:num>
-  <w:num w:numId="13" w16cid:durableId="1351443698">
+  <w:num w:numId="13">
     <w:abstractNumId w:val="12"/>
   </w:num>
-  <w:num w:numId="14" w16cid:durableId="763065300">
+  <w:num w:numId="14">
     <w:abstractNumId w:val="7"/>
   </w:num>
-  <w:num w:numId="15" w16cid:durableId="895969445">
+  <w:num w:numId="15">
     <w:abstractNumId w:val="30"/>
   </w:num>
-  <w:num w:numId="16" w16cid:durableId="705180605">
+  <w:num w:numId="16">
     <w:abstractNumId w:val="15"/>
   </w:num>
-  <w:num w:numId="17" w16cid:durableId="1744720534">
+  <w:num w:numId="17">
     <w:abstractNumId w:val="1"/>
   </w:num>
-  <w:num w:numId="18" w16cid:durableId="1247956473">
+  <w:num w:numId="18">
     <w:abstractNumId w:val="20"/>
   </w:num>
-  <w:num w:numId="19" w16cid:durableId="625814294">
+  <w:num w:numId="19">
     <w:abstractNumId w:val="27"/>
   </w:num>
-  <w:num w:numId="20" w16cid:durableId="1212964281">
+  <w:num w:numId="20">
     <w:abstractNumId w:val="25"/>
   </w:num>
-  <w:num w:numId="21" w16cid:durableId="634339861">
+  <w:num w:numId="21">
     <w:abstractNumId w:val="33"/>
   </w:num>
-  <w:num w:numId="22" w16cid:durableId="899825750">
+  <w:num w:numId="22">
     <w:abstractNumId w:val="9"/>
   </w:num>
-  <w:num w:numId="23" w16cid:durableId="329795844">
+  <w:num w:numId="23">
     <w:abstractNumId w:val="19"/>
   </w:num>
-  <w:num w:numId="24" w16cid:durableId="253441252">
+  <w:num w:numId="24">
     <w:abstractNumId w:val="3"/>
   </w:num>
-  <w:num w:numId="25" w16cid:durableId="419301944">
+  <w:num w:numId="25">
     <w:abstractNumId w:val="35"/>
   </w:num>
-  <w:num w:numId="26" w16cid:durableId="700083498">
+  <w:num w:numId="26">
     <w:abstractNumId w:val="32"/>
   </w:num>
-  <w:num w:numId="27" w16cid:durableId="1601377776">
+  <w:num w:numId="27">
     <w:abstractNumId w:val="31"/>
   </w:num>
-  <w:num w:numId="28" w16cid:durableId="738404125">
+  <w:num w:numId="28">
     <w:abstractNumId w:val="2"/>
   </w:num>
-  <w:num w:numId="29" w16cid:durableId="1373455190">
+  <w:num w:numId="29">
     <w:abstractNumId w:val="29"/>
   </w:num>
-  <w:num w:numId="30" w16cid:durableId="1868173167">
+  <w:num w:numId="30">
     <w:abstractNumId w:val="22"/>
   </w:num>
-  <w:num w:numId="31" w16cid:durableId="1846284911">
+  <w:num w:numId="31">
     <w:abstractNumId w:val="24"/>
   </w:num>
-  <w:num w:numId="32" w16cid:durableId="416288277">
+  <w:num w:numId="32">
     <w:abstractNumId w:val="38"/>
   </w:num>
-  <w:num w:numId="33" w16cid:durableId="624042789">
+  <w:num w:numId="33">
     <w:abstractNumId w:val="40"/>
   </w:num>
-  <w:num w:numId="34" w16cid:durableId="627903362">
+  <w:num w:numId="34">
     <w:abstractNumId w:val="6"/>
   </w:num>
-  <w:num w:numId="35" w16cid:durableId="1489321227">
+  <w:num w:numId="35">
     <w:abstractNumId w:val="23"/>
   </w:num>
-  <w:num w:numId="36" w16cid:durableId="503014435">
+  <w:num w:numId="36">
     <w:abstractNumId w:val="42"/>
   </w:num>
-  <w:num w:numId="37" w16cid:durableId="1022780703">
+  <w:num w:numId="37">
     <w:abstractNumId w:val="26"/>
   </w:num>
-  <w:num w:numId="38" w16cid:durableId="539393619">
+  <w:num w:numId="38">
     <w:abstractNumId w:val="39"/>
   </w:num>
-  <w:num w:numId="39" w16cid:durableId="30156968">
+  <w:num w:numId="39">
     <w:abstractNumId w:val="34"/>
   </w:num>
-  <w:num w:numId="40" w16cid:durableId="1666937038">
+  <w:num w:numId="40">
     <w:abstractNumId w:val="11"/>
   </w:num>
-  <w:num w:numId="41" w16cid:durableId="1497722300">
+  <w:num w:numId="41">
     <w:abstractNumId w:val="21"/>
   </w:num>
-  <w:num w:numId="42" w16cid:durableId="1806579168">
+  <w:num w:numId="42">
     <w:abstractNumId w:val="36"/>
   </w:num>
-  <w:num w:numId="43" w16cid:durableId="1084062682">
+  <w:num w:numId="43">
     <w:abstractNumId w:val="43"/>
   </w:num>
-  <w:num w:numId="44" w16cid:durableId="941035353">
+  <w:num w:numId="44">
     <w:abstractNumId w:val="13"/>
   </w:num>
-  <w:num w:numId="45" w16cid:durableId="794324996">
+  <w:num w:numId="45">
     <w:abstractNumId w:val="47"/>
   </w:num>
-  <w:num w:numId="46" w16cid:durableId="846823121">
+  <w:num w:numId="46">
     <w:abstractNumId w:val="41"/>
   </w:num>
-  <w:num w:numId="47" w16cid:durableId="233707924">
+  <w:num w:numId="47">
     <w:abstractNumId w:val="14"/>
   </w:num>
-  <w:num w:numId="48" w16cid:durableId="1508472367">
+  <w:num w:numId="48">
     <w:abstractNumId w:val="44"/>
   </w:num>
 </w:numbering>
 </file>
 
 <file path=word/styles.xml><?xml version="1.0" encoding="utf-8"?>
-<w:styles xmlns:mc="http://schemas.openxmlformats.org/markup-compatibility/2006" xmlns:r="http://schemas.openxmlformats.org/officeDocument/2006/relationships" xmlns:w="http://schemas.openxmlformats.org/wordprocessingml/2006/main" xmlns:w14="http://schemas.microsoft.com/office/word/2010/wordml" xmlns:w15="http://schemas.microsoft.com/office/word/2012/wordml" xmlns:w16cex="http://schemas.microsoft.com/office/word/2018/wordml/cex" xmlns:w16cid="http://schemas.microsoft.com/office/word/2016/wordml/cid" xmlns:w16="http://schemas.microsoft.com/office/word/2018/wordml" xmlns:w16du="http://schemas.microsoft.com/office/word/2023/wordml/word16du" xmlns:w16sdtdh="http://schemas.microsoft.com/office/word/2020/wordml/sdtdatahash" xmlns:w16sdtfl="http://schemas.microsoft.com/office/word/2024/wordml/sdtformatlock" xmlns:w16se="http://schemas.microsoft.com/office/word/2015/wordml/symex" mc:Ignorable="w14 w15 w16se w16cid w16 w16cex w16sdtdh w16sdtfl w16du">
+<w:styles xmlns:mc="http://schemas.openxmlformats.org/markup-compatibility/2006" xmlns:r="http://schemas.openxmlformats.org/officeDocument/2006/relationships" xmlns:w="http://schemas.openxmlformats.org/wordprocessingml/2006/main" xmlns:w14="http://schemas.microsoft.com/office/word/2010/wordml" xmlns:w15="http://schemas.microsoft.com/office/word/2012/wordml" mc:Ignorable="w14 w15">
   <w:docDefaults>
     <w:rPrDefault>
       <w:rPr>
@@ -19554,7 +21267,7 @@
       </w:pPr>
     </w:pPrDefault>
   </w:docDefaults>
-  <w:latentStyles w:defLockedState="0" w:defUIPriority="99" w:defSemiHidden="0" w:defUnhideWhenUsed="0" w:defQFormat="0" w:count="376">
+  <w:latentStyles w:defLockedState="0" w:defUIPriority="99" w:defSemiHidden="0" w:defUnhideWhenUsed="0" w:defQFormat="0" w:count="371">
     <w:lsdException w:name="Normal" w:uiPriority="0" w:qFormat="1"/>
     <w:lsdException w:name="heading 1" w:uiPriority="9" w:qFormat="1"/>
     <w:lsdException w:name="heading 2" w:semiHidden="1" w:uiPriority="9" w:unhideWhenUsed="1" w:qFormat="1"/>
@@ -19926,11 +21639,6 @@
     <w:lsdException w:name="List Table 5 Dark Accent 6" w:uiPriority="50"/>
     <w:lsdException w:name="List Table 6 Colorful Accent 6" w:uiPriority="51"/>
     <w:lsdException w:name="List Table 7 Colorful Accent 6" w:uiPriority="52"/>
-    <w:lsdException w:name="Mention" w:semiHidden="1" w:unhideWhenUsed="1"/>
-    <w:lsdException w:name="Smart Hyperlink" w:semiHidden="1" w:unhideWhenUsed="1"/>
-    <w:lsdException w:name="Hashtag" w:semiHidden="1" w:unhideWhenUsed="1"/>
-    <w:lsdException w:name="Unresolved Mention" w:semiHidden="1" w:unhideWhenUsed="1"/>
-    <w:lsdException w:name="Smart Link" w:semiHidden="1" w:unhideWhenUsed="1"/>
   </w:latentStyles>
   <w:style w:type="paragraph" w:default="1" w:styleId="Normalny">
     <w:name w:val="Normal"/>
@@ -20297,7 +22005,7 @@
 </file>
 
 <file path=word/glossary/document.xml><?xml version="1.0" encoding="utf-8"?>
-<w:glossaryDocument xmlns:wpc="http://schemas.microsoft.com/office/word/2010/wordprocessingCanvas" xmlns:cx="http://schemas.microsoft.com/office/drawing/2014/chartex" xmlns:cx1="http://schemas.microsoft.com/office/drawing/2015/9/8/chartex" xmlns:cx2="http://schemas.microsoft.com/office/drawing/2015/10/21/chartex" xmlns:cx3="http://schemas.microsoft.com/office/drawing/2016/5/9/chartex" xmlns:cx4="http://schemas.microsoft.com/office/drawing/2016/5/10/chartex" xmlns:cx5="http://schemas.microsoft.com/office/drawing/2016/5/11/chartex" xmlns:cx6="http://schemas.microsoft.com/office/drawing/2016/5/12/chartex" xmlns:cx7="http://schemas.microsoft.com/office/drawing/2016/5/13/chartex" xmlns:cx8="http://schemas.microsoft.com/office/drawing/2016/5/14/chartex" xmlns:mc="http://schemas.openxmlformats.org/markup-compatibility/2006" xmlns:aink="http://schemas.microsoft.com/office/drawing/2016/ink" xmlns:am3d="http://schemas.microsoft.com/office/drawing/2017/model3d" xmlns:o="urn:schemas-microsoft-com:office:office" xmlns:oel="http://schemas.microsoft.com/office/2019/extlst" xmlns:r="http://schemas.openxmlformats.org/officeDocument/2006/relationships" xmlns:m="http://schemas.openxmlformats.org/officeDocument/2006/math" xmlns:v="urn:schemas-microsoft-com:vml" xmlns:wp14="http://schemas.microsoft.com/office/word/2010/wordprocessingDrawing" xmlns:wp="http://schemas.openxmlformats.org/drawingml/2006/wordprocessingDrawing" xmlns:w10="urn:schemas-microsoft-com:office:word" xmlns:w="http://schemas.openxmlformats.org/wordprocessingml/2006/main" xmlns:w14="http://schemas.microsoft.com/office/word/2010/wordml" xmlns:w15="http://schemas.microsoft.com/office/word/2012/wordml" xmlns:w16cex="http://schemas.microsoft.com/office/word/2018/wordml/cex" xmlns:w16cid="http://schemas.microsoft.com/office/word/2016/wordml/cid" xmlns:w16="http://schemas.microsoft.com/office/word/2018/wordml" xmlns:w16du="http://schemas.microsoft.com/office/word/2023/wordml/word16du" xmlns:w16sdtdh="http://schemas.microsoft.com/office/word/2020/wordml/sdtdatahash" xmlns:w16sdtfl="http://schemas.microsoft.com/office/word/2024/wordml/sdtformatlock" xmlns:w16se="http://schemas.microsoft.com/office/word/2015/wordml/symex" xmlns:wpg="http://schemas.microsoft.com/office/word/2010/wordprocessingGroup" xmlns:wpi="http://schemas.microsoft.com/office/word/2010/wordprocessingInk" xmlns:wne="http://schemas.microsoft.com/office/word/2006/wordml" xmlns:wps="http://schemas.microsoft.com/office/word/2010/wordprocessingShape" mc:Ignorable="w14 w15 w16se w16cid w16 w16cex w16sdtdh w16sdtfl w16du wp14">
+<w:glossaryDocument xmlns:wpc="http://schemas.microsoft.com/office/word/2010/wordprocessingCanvas" xmlns:mc="http://schemas.openxmlformats.org/markup-compatibility/2006" xmlns:o="urn:schemas-microsoft-com:office:office" xmlns:r="http://schemas.openxmlformats.org/officeDocument/2006/relationships" xmlns:m="http://schemas.openxmlformats.org/officeDocument/2006/math" xmlns:v="urn:schemas-microsoft-com:vml" xmlns:wp14="http://schemas.microsoft.com/office/word/2010/wordprocessingDrawing" xmlns:wp="http://schemas.openxmlformats.org/drawingml/2006/wordprocessingDrawing" xmlns:w10="urn:schemas-microsoft-com:office:word" xmlns:w="http://schemas.openxmlformats.org/wordprocessingml/2006/main" xmlns:w14="http://schemas.microsoft.com/office/word/2010/wordml" xmlns:w15="http://schemas.microsoft.com/office/word/2012/wordml" xmlns:wpg="http://schemas.microsoft.com/office/word/2010/wordprocessingGroup" xmlns:wpi="http://schemas.microsoft.com/office/word/2010/wordprocessingInk" xmlns:wne="http://schemas.microsoft.com/office/word/2006/wordml" xmlns:wps="http://schemas.microsoft.com/office/word/2010/wordprocessingShape" mc:Ignorable="w14 w15 wp14">
   <w:docParts>
     <w:docPart>
       <w:docPartPr>
@@ -20397,10 +22105,10 @@
 </file>
 
 <file path=word/glossary/fontTable.xml><?xml version="1.0" encoding="utf-8"?>
-<w:fonts xmlns:mc="http://schemas.openxmlformats.org/markup-compatibility/2006" xmlns:r="http://schemas.openxmlformats.org/officeDocument/2006/relationships" xmlns:w="http://schemas.openxmlformats.org/wordprocessingml/2006/main" xmlns:w14="http://schemas.microsoft.com/office/word/2010/wordml" xmlns:w15="http://schemas.microsoft.com/office/word/2012/wordml" xmlns:w16cex="http://schemas.microsoft.com/office/word/2018/wordml/cex" xmlns:w16cid="http://schemas.microsoft.com/office/word/2016/wordml/cid" xmlns:w16="http://schemas.microsoft.com/office/word/2018/wordml" xmlns:w16du="http://schemas.microsoft.com/office/word/2023/wordml/word16du" xmlns:w16sdtdh="http://schemas.microsoft.com/office/word/2020/wordml/sdtdatahash" xmlns:w16sdtfl="http://schemas.microsoft.com/office/word/2024/wordml/sdtformatlock" xmlns:w16se="http://schemas.microsoft.com/office/word/2015/wordml/symex" mc:Ignorable="w14 w15 w16se w16cid w16 w16cex w16sdtdh w16sdtfl w16du">
+<w:fonts xmlns:mc="http://schemas.openxmlformats.org/markup-compatibility/2006" xmlns:r="http://schemas.openxmlformats.org/officeDocument/2006/relationships" xmlns:w="http://schemas.openxmlformats.org/wordprocessingml/2006/main" xmlns:w14="http://schemas.microsoft.com/office/word/2010/wordml" xmlns:w15="http://schemas.microsoft.com/office/word/2012/wordml" mc:Ignorable="w14 w15">
   <w:font w:name="Times New Roman">
     <w:panose1 w:val="02020603050405020304"/>
-    <w:charset w:val="00"/>
+    <w:charset w:val="EE"/>
     <w:family w:val="roman"/>
     <w:pitch w:val="variable"/>
     <w:sig w:usb0="E0002EFF" w:usb1="C000785B" w:usb2="00000009" w:usb3="00000000" w:csb0="000001FF" w:csb1="00000000"/>
@@ -20414,7 +22122,7 @@
   </w:font>
   <w:font w:name="Courier New">
     <w:panose1 w:val="02070309020205020404"/>
-    <w:charset w:val="00"/>
+    <w:charset w:val="EE"/>
     <w:family w:val="modern"/>
     <w:pitch w:val="fixed"/>
     <w:sig w:usb0="E0002EFF" w:usb1="C0007843" w:usb2="00000009" w:usb3="00000000" w:csb0="000001FF" w:csb1="00000000"/>
@@ -20428,7 +22136,7 @@
   </w:font>
   <w:font w:name="Arial">
     <w:panose1 w:val="020B0604020202020204"/>
-    <w:charset w:val="00"/>
+    <w:charset w:val="EE"/>
     <w:family w:val="swiss"/>
     <w:pitch w:val="variable"/>
     <w:sig w:usb0="E0002EFF" w:usb1="C000785B" w:usb2="00000009" w:usb3="00000000" w:csb0="000001FF" w:csb1="00000000"/>
@@ -20454,7 +22162,7 @@
   </w:font>
   <w:font w:name="Segoe UI">
     <w:panose1 w:val="020B0502040204020203"/>
-    <w:charset w:val="00"/>
+    <w:charset w:val="EE"/>
     <w:family w:val="swiss"/>
     <w:pitch w:val="variable"/>
     <w:sig w:usb0="E4002EFF" w:usb1="C000E47F" w:usb2="00000009" w:usb3="00000000" w:csb0="000001FF" w:csb1="00000000"/>
@@ -20464,25 +22172,20 @@
     <w:charset w:val="EE"/>
     <w:family w:val="swiss"/>
     <w:pitch w:val="variable"/>
-    <w:sig w:usb0="E4002EFF" w:usb1="C200247B" w:usb2="00000009" w:usb3="00000000" w:csb0="000001FF" w:csb1="00000000"/>
+    <w:sig w:usb0="E4002EFF" w:usb1="C000247B" w:usb2="00000009" w:usb3="00000000" w:csb0="000001FF" w:csb1="00000000"/>
   </w:font>
-  <w:font w:name="Aptos">
-    <w:charset w:val="00"/>
+  <w:font w:name="Calibri Light">
+    <w:panose1 w:val="020F0302020204030204"/>
+    <w:charset w:val="EE"/>
     <w:family w:val="swiss"/>
     <w:pitch w:val="variable"/>
-    <w:sig w:usb0="20000287" w:usb1="00000003" w:usb2="00000000" w:usb3="00000000" w:csb0="0000019F" w:csb1="00000000"/>
-  </w:font>
-  <w:font w:name="Aptos Display">
-    <w:charset w:val="00"/>
-    <w:family w:val="swiss"/>
-    <w:pitch w:val="variable"/>
-    <w:sig w:usb0="20000287" w:usb1="00000003" w:usb2="00000000" w:usb3="00000000" w:csb0="0000019F" w:csb1="00000000"/>
+    <w:sig w:usb0="E4002EFF" w:usb1="C000247B" w:usb2="00000009" w:usb3="00000000" w:csb0="000001FF" w:csb1="00000000"/>
   </w:font>
 </w:fonts>
 </file>
 
 <file path=word/glossary/settings.xml><?xml version="1.0" encoding="utf-8"?>
-<w:settings xmlns:mc="http://schemas.openxmlformats.org/markup-compatibility/2006" xmlns:o="urn:schemas-microsoft-com:office:office" xmlns:r="http://schemas.openxmlformats.org/officeDocument/2006/relationships" xmlns:m="http://schemas.openxmlformats.org/officeDocument/2006/math" xmlns:v="urn:schemas-microsoft-com:vml" xmlns:w10="urn:schemas-microsoft-com:office:word" xmlns:w="http://schemas.openxmlformats.org/wordprocessingml/2006/main" xmlns:w14="http://schemas.microsoft.com/office/word/2010/wordml" xmlns:w15="http://schemas.microsoft.com/office/word/2012/wordml" xmlns:w16cex="http://schemas.microsoft.com/office/word/2018/wordml/cex" xmlns:w16cid="http://schemas.microsoft.com/office/word/2016/wordml/cid" xmlns:w16="http://schemas.microsoft.com/office/word/2018/wordml" xmlns:w16du="http://schemas.microsoft.com/office/word/2023/wordml/word16du" xmlns:w16sdtdh="http://schemas.microsoft.com/office/word/2020/wordml/sdtdatahash" xmlns:w16sdtfl="http://schemas.microsoft.com/office/word/2024/wordml/sdtformatlock" xmlns:w16se="http://schemas.microsoft.com/office/word/2015/wordml/symex" xmlns:sl="http://schemas.openxmlformats.org/schemaLibrary/2006/main" mc:Ignorable="w14 w15 w16se w16cid w16 w16cex w16sdtdh w16sdtfl w16du">
+<w:settings xmlns:mc="http://schemas.openxmlformats.org/markup-compatibility/2006" xmlns:o="urn:schemas-microsoft-com:office:office" xmlns:r="http://schemas.openxmlformats.org/officeDocument/2006/relationships" xmlns:m="http://schemas.openxmlformats.org/officeDocument/2006/math" xmlns:v="urn:schemas-microsoft-com:vml" xmlns:w10="urn:schemas-microsoft-com:office:word" xmlns:w="http://schemas.openxmlformats.org/wordprocessingml/2006/main" xmlns:w14="http://schemas.microsoft.com/office/word/2010/wordml" xmlns:w15="http://schemas.microsoft.com/office/word/2012/wordml" xmlns:sl="http://schemas.openxmlformats.org/schemaLibrary/2006/main" mc:Ignorable="w14 w15">
   <w:view w:val="normal"/>
   <w:defaultTabStop w:val="708"/>
   <w:hyphenationZone w:val="425"/>
@@ -20494,11 +22197,11 @@
     <w:compatSetting w:name="enableOpenTypeFeatures" w:uri="http://schemas.microsoft.com/office/word" w:val="1"/>
     <w:compatSetting w:name="doNotFlipMirrorIndents" w:uri="http://schemas.microsoft.com/office/word" w:val="1"/>
     <w:compatSetting w:name="differentiateMultirowTableHeaders" w:uri="http://schemas.microsoft.com/office/word" w:val="1"/>
-    <w:compatSetting w:name="useWord2013TrackBottomHyphenation" w:uri="http://schemas.microsoft.com/office/word" w:val="1"/>
   </w:compat>
   <w:rsids>
     <w:rsidRoot w:val="00353EEB"/>
     <w:rsid w:val="000675BB"/>
+    <w:rsid w:val="000F2C3B"/>
     <w:rsid w:val="00112E9E"/>
     <w:rsid w:val="001B29CD"/>
     <w:rsid w:val="00320AE6"/>
@@ -20540,7 +22243,7 @@
 </file>
 
 <file path=word/glossary/styles.xml><?xml version="1.0" encoding="utf-8"?>
-<w:styles xmlns:mc="http://schemas.openxmlformats.org/markup-compatibility/2006" xmlns:r="http://schemas.openxmlformats.org/officeDocument/2006/relationships" xmlns:w="http://schemas.openxmlformats.org/wordprocessingml/2006/main" xmlns:w14="http://schemas.microsoft.com/office/word/2010/wordml" xmlns:w15="http://schemas.microsoft.com/office/word/2012/wordml" xmlns:w16cex="http://schemas.microsoft.com/office/word/2018/wordml/cex" xmlns:w16cid="http://schemas.microsoft.com/office/word/2016/wordml/cid" xmlns:w16="http://schemas.microsoft.com/office/word/2018/wordml" xmlns:w16du="http://schemas.microsoft.com/office/word/2023/wordml/word16du" xmlns:w16sdtdh="http://schemas.microsoft.com/office/word/2020/wordml/sdtdatahash" xmlns:w16sdtfl="http://schemas.microsoft.com/office/word/2024/wordml/sdtformatlock" xmlns:w16se="http://schemas.microsoft.com/office/word/2015/wordml/symex" mc:Ignorable="w14 w15 w16se w16cid w16 w16cex w16sdtdh w16sdtfl w16du">
+<w:styles xmlns:mc="http://schemas.openxmlformats.org/markup-compatibility/2006" xmlns:r="http://schemas.openxmlformats.org/officeDocument/2006/relationships" xmlns:w="http://schemas.openxmlformats.org/wordprocessingml/2006/main" xmlns:w14="http://schemas.microsoft.com/office/word/2010/wordml" xmlns:w15="http://schemas.microsoft.com/office/word/2012/wordml" mc:Ignorable="w14 w15">
   <w:docDefaults>
     <w:rPrDefault>
       <w:rPr>
@@ -20558,7 +22261,7 @@
       </w:pPr>
     </w:pPrDefault>
   </w:docDefaults>
-  <w:latentStyles w:defLockedState="0" w:defUIPriority="99" w:defSemiHidden="0" w:defUnhideWhenUsed="0" w:defQFormat="0" w:count="376">
+  <w:latentStyles w:defLockedState="0" w:defUIPriority="99" w:defSemiHidden="0" w:defUnhideWhenUsed="0" w:defQFormat="0" w:count="371">
     <w:lsdException w:name="Normal" w:uiPriority="0" w:qFormat="1"/>
     <w:lsdException w:name="heading 1" w:uiPriority="9" w:qFormat="1"/>
     <w:lsdException w:name="heading 2" w:semiHidden="1" w:uiPriority="9" w:unhideWhenUsed="1" w:qFormat="1"/>
@@ -20930,11 +22633,6 @@
     <w:lsdException w:name="List Table 5 Dark Accent 6" w:uiPriority="50"/>
     <w:lsdException w:name="List Table 6 Colorful Accent 6" w:uiPriority="51"/>
     <w:lsdException w:name="List Table 7 Colorful Accent 6" w:uiPriority="52"/>
-    <w:lsdException w:name="Mention" w:semiHidden="1" w:unhideWhenUsed="1"/>
-    <w:lsdException w:name="Smart Hyperlink" w:semiHidden="1" w:unhideWhenUsed="1"/>
-    <w:lsdException w:name="Hashtag" w:semiHidden="1" w:unhideWhenUsed="1"/>
-    <w:lsdException w:name="Unresolved Mention" w:semiHidden="1" w:unhideWhenUsed="1"/>
-    <w:lsdException w:name="Smart Link" w:semiHidden="1" w:unhideWhenUsed="1"/>
   </w:latentStyles>
   <w:style w:type="paragraph" w:default="1" w:styleId="Normalny">
     <w:name w:val="Normal"/>
@@ -21023,7 +22721,7 @@
 </file>
 
 <file path=word/glossary/webSettings.xml><?xml version="1.0" encoding="utf-8"?>
-<w:webSettings xmlns:mc="http://schemas.openxmlformats.org/markup-compatibility/2006" xmlns:r="http://schemas.openxmlformats.org/officeDocument/2006/relationships" xmlns:w="http://schemas.openxmlformats.org/wordprocessingml/2006/main" xmlns:w14="http://schemas.microsoft.com/office/word/2010/wordml" xmlns:w15="http://schemas.microsoft.com/office/word/2012/wordml" xmlns:w16cex="http://schemas.microsoft.com/office/word/2018/wordml/cex" xmlns:w16cid="http://schemas.microsoft.com/office/word/2016/wordml/cid" xmlns:w16="http://schemas.microsoft.com/office/word/2018/wordml" xmlns:w16du="http://schemas.microsoft.com/office/word/2023/wordml/word16du" xmlns:w16sdtdh="http://schemas.microsoft.com/office/word/2020/wordml/sdtdatahash" xmlns:w16sdtfl="http://schemas.microsoft.com/office/word/2024/wordml/sdtformatlock" xmlns:w16se="http://schemas.microsoft.com/office/word/2015/wordml/symex" mc:Ignorable="w14 w15 w16se w16cid w16 w16cex w16sdtdh w16sdtfl w16du">
+<w:webSettings xmlns:mc="http://schemas.openxmlformats.org/markup-compatibility/2006" xmlns:r="http://schemas.openxmlformats.org/officeDocument/2006/relationships" xmlns:w="http://schemas.openxmlformats.org/wordprocessingml/2006/main" xmlns:w14="http://schemas.microsoft.com/office/word/2010/wordml" xmlns:w15="http://schemas.microsoft.com/office/word/2012/wordml" mc:Ignorable="w14 w15">
   <w:optimizeForBrowser/>
   <w:allowPNG/>
 </w:webSettings>
@@ -21354,7 +23052,7 @@
 </file>
 
 <file path=customXml/itemProps1.xml><?xml version="1.0" encoding="utf-8"?>
-<ds:datastoreItem xmlns:ds="http://schemas.openxmlformats.org/officeDocument/2006/customXml" ds:itemID="{7105315F-FE39-4085-9237-32D32AB00E98}">
+<ds:datastoreItem xmlns:ds="http://schemas.openxmlformats.org/officeDocument/2006/customXml" ds:itemID="{018532E0-F853-414C-A487-BC7210264F8C}">
   <ds:schemaRefs>
     <ds:schemaRef ds:uri="http://schemas.openxmlformats.org/officeDocument/2006/bibliography"/>
   </ds:schemaRefs>

--- a/Downloads/ProjektIO/Projekt IO.docx
+++ b/Downloads/ProjektIO/Projekt IO.docx
@@ -316,39 +316,6 @@
         </w:rPr>
         <w:t>Igor Wróblewski</w:t>
       </w:r>
-      <w:r>
-        <w:rPr>
-          <w:rFonts w:ascii="Arial" w:hAnsi="Arial" w:cs="Arial"/>
-          <w:b/>
-          <w:bCs/>
-          <w:i/>
-          <w:iCs/>
-          <w:lang w:val="pl-PL"/>
-        </w:rPr>
-        <w:t xml:space="preserve"> – 3</w:t>
-      </w:r>
-      <w:r>
-        <w:rPr>
-          <w:rFonts w:ascii="Arial" w:hAnsi="Arial" w:cs="Arial"/>
-          <w:b/>
-          <w:bCs/>
-          <w:i/>
-          <w:iCs/>
-          <w:lang w:val="pl-PL"/>
-        </w:rPr>
-        <w:t>7</w:t>
-      </w:r>
-      <w:r>
-        <w:rPr>
-          <w:rFonts w:ascii="Arial" w:hAnsi="Arial" w:cs="Arial"/>
-          <w:b/>
-          <w:bCs/>
-          <w:i/>
-          <w:iCs/>
-          <w:lang w:val="pl-PL"/>
-        </w:rPr>
-        <w:t>%</w:t>
-      </w:r>
     </w:p>
     <w:p>
       <w:pPr>
@@ -405,16 +372,6 @@
         <w:t>Cimochowski</w:t>
       </w:r>
       <w:proofErr w:type="spellEnd"/>
-      <w:r>
-        <w:rPr>
-          <w:rFonts w:ascii="Arial" w:hAnsi="Arial" w:cs="Arial"/>
-          <w:b/>
-          <w:i/>
-          <w:iCs/>
-          <w:lang w:val="pl-PL"/>
-        </w:rPr>
-        <w:t xml:space="preserve"> – 33%</w:t>
-      </w:r>
     </w:p>
     <w:p>
       <w:pPr>
@@ -441,39 +398,8 @@
         </w:rPr>
         <w:t>Kacper Gołowacz</w:t>
       </w:r>
-      <w:r>
-        <w:rPr>
-          <w:rFonts w:ascii="Arial" w:hAnsi="Arial" w:cs="Arial"/>
-          <w:b/>
-          <w:bCs/>
-          <w:i/>
-          <w:iCs/>
-          <w:lang w:val="pl-PL"/>
-        </w:rPr>
-        <w:t xml:space="preserve"> – 3</w:t>
-      </w:r>
-      <w:r>
-        <w:rPr>
-          <w:rFonts w:ascii="Arial" w:hAnsi="Arial" w:cs="Arial"/>
-          <w:b/>
-          <w:bCs/>
-          <w:i/>
-          <w:iCs/>
-          <w:lang w:val="pl-PL"/>
-        </w:rPr>
-        <w:t>0</w:t>
-      </w:r>
-      <w:r>
-        <w:rPr>
-          <w:rFonts w:ascii="Arial" w:hAnsi="Arial" w:cs="Arial"/>
-          <w:b/>
-          <w:bCs/>
-          <w:i/>
-          <w:iCs/>
-          <w:lang w:val="pl-PL"/>
-        </w:rPr>
-        <w:t>%</w:t>
-      </w:r>
+      <w:bookmarkStart w:id="0" w:name="_GoBack"/>
+      <w:bookmarkEnd w:id="0"/>
     </w:p>
     <w:p>
       <w:pPr>
@@ -726,7 +652,20 @@
           <w:szCs w:val="28"/>
           <w:lang w:val="pl-PL"/>
         </w:rPr>
-        <w:t xml:space="preserve"> – 34%</w:t>
+        <w:t xml:space="preserve"> – 37</w:t>
+      </w:r>
+      <w:r>
+        <w:rPr>
+          <w:rFonts w:ascii="Arial" w:hAnsi="Arial" w:cs="Arial"/>
+          <w:b/>
+          <w:bCs/>
+          <w:i/>
+          <w:iCs/>
+          <w:sz w:val="28"/>
+          <w:szCs w:val="28"/>
+          <w:lang w:val="pl-PL"/>
+        </w:rPr>
+        <w:t>%</w:t>
       </w:r>
     </w:p>
     <w:p>
@@ -860,7 +799,7 @@
           <w:szCs w:val="26"/>
           <w:lang w:val="pl-PL"/>
         </w:rPr>
-        <w:t>3</w:t>
+        <w:t>0</w:t>
       </w:r>
       <w:r>
         <w:rPr>
@@ -941,10 +880,10 @@
           <w:szCs w:val="26"/>
         </w:rPr>
       </w:pPr>
-      <w:bookmarkStart w:id="0" w:name="_pi2c812ikv4c" w:colFirst="0" w:colLast="0"/>
-      <w:bookmarkStart w:id="1" w:name="_xn7v3pcdbd1p" w:colFirst="0" w:colLast="0"/>
-      <w:bookmarkEnd w:id="0"/>
+      <w:bookmarkStart w:id="1" w:name="_pi2c812ikv4c" w:colFirst="0" w:colLast="0"/>
+      <w:bookmarkStart w:id="2" w:name="_xn7v3pcdbd1p" w:colFirst="0" w:colLast="0"/>
       <w:bookmarkEnd w:id="1"/>
+      <w:bookmarkEnd w:id="2"/>
       <w:r>
         <w:rPr>
           <w:b/>
@@ -1051,8 +990,8 @@
           <w:szCs w:val="26"/>
         </w:rPr>
       </w:pPr>
-      <w:bookmarkStart w:id="2" w:name="_kw3qfs4blvtt" w:colFirst="0" w:colLast="0"/>
-      <w:bookmarkEnd w:id="2"/>
+      <w:bookmarkStart w:id="3" w:name="_kw3qfs4blvtt" w:colFirst="0" w:colLast="0"/>
+      <w:bookmarkEnd w:id="3"/>
       <w:r>
         <w:rPr>
           <w:b/>
@@ -1114,8 +1053,8 @@
           <w:szCs w:val="34"/>
         </w:rPr>
       </w:pPr>
-      <w:bookmarkStart w:id="3" w:name="_fanm5vcgg4zd" w:colFirst="0" w:colLast="0"/>
-      <w:bookmarkEnd w:id="3"/>
+      <w:bookmarkStart w:id="4" w:name="_fanm5vcgg4zd" w:colFirst="0" w:colLast="0"/>
+      <w:bookmarkEnd w:id="4"/>
       <w:r>
         <w:rPr>
           <w:b/>
@@ -1140,8 +1079,8 @@
           <w:szCs w:val="26"/>
         </w:rPr>
       </w:pPr>
-      <w:bookmarkStart w:id="4" w:name="_25uwo9o5o2fq" w:colFirst="0" w:colLast="0"/>
-      <w:bookmarkEnd w:id="4"/>
+      <w:bookmarkStart w:id="5" w:name="_25uwo9o5o2fq" w:colFirst="0" w:colLast="0"/>
+      <w:bookmarkEnd w:id="5"/>
       <w:r>
         <w:rPr>
           <w:b/>
@@ -1231,8 +1170,8 @@
           <w:szCs w:val="26"/>
         </w:rPr>
       </w:pPr>
-      <w:bookmarkStart w:id="5" w:name="_chphprtmquhu" w:colFirst="0" w:colLast="0"/>
-      <w:bookmarkEnd w:id="5"/>
+      <w:bookmarkStart w:id="6" w:name="_chphprtmquhu" w:colFirst="0" w:colLast="0"/>
+      <w:bookmarkEnd w:id="6"/>
       <w:r>
         <w:rPr>
           <w:b/>
@@ -1315,8 +1254,8 @@
         <w:pStyle w:val="Nagwek2"/>
         <w:spacing w:before="240" w:after="240"/>
       </w:pPr>
-      <w:bookmarkStart w:id="6" w:name="_hev6j5i0hsa8" w:colFirst="0" w:colLast="0"/>
-      <w:bookmarkEnd w:id="6"/>
+      <w:bookmarkStart w:id="7" w:name="_hev6j5i0hsa8" w:colFirst="0" w:colLast="0"/>
+      <w:bookmarkEnd w:id="7"/>
       <w:r>
         <w:lastRenderedPageBreak/>
         <w:t xml:space="preserve">3. Słownik terminów (Business </w:t>
@@ -1936,10 +1875,10 @@
       </w:tr>
     </w:tbl>
     <w:p>
-      <w:bookmarkStart w:id="7" w:name="_cts42h3dtku0" w:colFirst="0" w:colLast="0"/>
-      <w:bookmarkStart w:id="8" w:name="_1cz1enrmpf6u" w:colFirst="0" w:colLast="0"/>
-      <w:bookmarkEnd w:id="7"/>
+      <w:bookmarkStart w:id="8" w:name="_cts42h3dtku0" w:colFirst="0" w:colLast="0"/>
+      <w:bookmarkStart w:id="9" w:name="_1cz1enrmpf6u" w:colFirst="0" w:colLast="0"/>
       <w:bookmarkEnd w:id="8"/>
+      <w:bookmarkEnd w:id="9"/>
     </w:p>
     <w:p>
       <w:pPr>
@@ -9260,8 +9199,6 @@
           </wp:inline>
         </w:drawing>
       </w:r>
-      <w:bookmarkStart w:id="9" w:name="_GoBack"/>
-      <w:bookmarkEnd w:id="9"/>
     </w:p>
     <w:p>
       <w:pPr>
@@ -22219,6 +22156,7 @@
     <w:rsid w:val="00EB371D"/>
     <w:rsid w:val="00F03CE9"/>
     <w:rsid w:val="00F33D96"/>
+    <w:rsid w:val="00F34D22"/>
     <w:rsid w:val="00F877B2"/>
   </w:rsids>
   <m:mathPr>
@@ -23052,7 +22990,7 @@
 </file>
 
 <file path=customXml/itemProps1.xml><?xml version="1.0" encoding="utf-8"?>
-<ds:datastoreItem xmlns:ds="http://schemas.openxmlformats.org/officeDocument/2006/customXml" ds:itemID="{018532E0-F853-414C-A487-BC7210264F8C}">
+<ds:datastoreItem xmlns:ds="http://schemas.openxmlformats.org/officeDocument/2006/customXml" ds:itemID="{721F283B-74D2-4485-A1A1-A26CB7442B86}">
   <ds:schemaRefs>
     <ds:schemaRef ds:uri="http://schemas.openxmlformats.org/officeDocument/2006/bibliography"/>
   </ds:schemaRefs>
